--- a/Kapitel 3/Anlagen_neu/Anlage 3.A Notationen V1.docx
+++ b/Kapitel 3/Anlagen_neu/Anlage 3.A Notationen V1.docx
@@ -19669,7 +19669,22 @@
         <w:pStyle w:val="Aufzhlung"/>
       </w:pPr>
       <w:r>
-        <w:t>Operator o steht für einen Lernschritt:</w:t>
+        <w:t>Operator</w:t>
+      </w:r>
+      <w:r>
+        <w:t xml:space="preserve"> </w:t>
+      </w:r>
+      <w:r>
+        <w:rPr>
+          <w:rFonts w:ascii="Cambria Math" w:hAnsi="Cambria Math" w:cs="Cambria Math"/>
+        </w:rPr>
+        <w:t>𝒪</w:t>
+      </w:r>
+      <w:r>
+        <w:t xml:space="preserve"> </w:t>
+      </w:r>
+      <w:r>
+        <w:t>steht für einen Lernschritt:</w:t>
       </w:r>
       <w:r>
         <w:br/>
@@ -22433,7 +22448,7 @@
       </w:pPr>
       <w:r>
         <w:pict w14:anchorId="2370C3EE">
-          <v:rect id="_x0000_i1125" style="width:0;height:1.5pt" o:hralign="center" o:hrstd="t" o:hr="t" fillcolor="#a0a0a0" stroked="f"/>
+          <v:rect id="_x0000_i1086" style="width:0;height:1.5pt" o:hralign="center" o:hrstd="t" o:hr="t" fillcolor="#a0a0a0" stroked="f"/>
         </w:pict>
       </w:r>
     </w:p>
@@ -22715,7 +22730,7 @@
       </w:pPr>
       <w:r>
         <w:pict w14:anchorId="22D67A1E">
-          <v:rect id="_x0000_i1128" style="width:0;height:1.5pt" o:hralign="center" o:hrstd="t" o:hr="t" fillcolor="#a0a0a0" stroked="f"/>
+          <v:rect id="_x0000_i1087" style="width:0;height:1.5pt" o:hralign="center" o:hrstd="t" o:hr="t" fillcolor="#a0a0a0" stroked="f"/>
         </w:pict>
       </w:r>
     </w:p>
@@ -23045,7 +23060,7 @@
           <w:rFonts w:ascii="Times New Roman" w:hAnsi="Times New Roman"/>
         </w:rPr>
         <w:pict w14:anchorId="5E4738F0">
-          <v:rect id="_x0000_i1086" style="width:0;height:1.5pt" o:hralign="center" o:hrstd="t" o:hr="t" fillcolor="#a0a0a0" stroked="f"/>
+          <v:rect id="_x0000_i1088" style="width:0;height:1.5pt" o:hralign="center" o:hrstd="t" o:hr="t" fillcolor="#a0a0a0" stroked="f"/>
         </w:pict>
       </w:r>
     </w:p>
@@ -23434,7 +23449,7 @@
           <w:rFonts w:ascii="Times New Roman" w:hAnsi="Times New Roman"/>
         </w:rPr>
         <w:pict w14:anchorId="0F38F9AB">
-          <v:rect id="_x0000_i1087" style="width:0;height:1.5pt" o:hralign="center" o:hrstd="t" o:hr="t" fillcolor="#a0a0a0" stroked="f"/>
+          <v:rect id="_x0000_i1089" style="width:0;height:1.5pt" o:hralign="center" o:hrstd="t" o:hr="t" fillcolor="#a0a0a0" stroked="f"/>
         </w:pict>
       </w:r>
     </w:p>
@@ -23965,7 +23980,7 @@
           <w:rFonts w:ascii="Times New Roman" w:hAnsi="Times New Roman"/>
         </w:rPr>
         <w:pict w14:anchorId="4978C771">
-          <v:rect id="_x0000_i1088" style="width:0;height:1.5pt" o:hralign="center" o:hrstd="t" o:hr="t" fillcolor="#a0a0a0" stroked="f"/>
+          <v:rect id="_x0000_i1090" style="width:0;height:1.5pt" o:hralign="center" o:hrstd="t" o:hr="t" fillcolor="#a0a0a0" stroked="f"/>
         </w:pict>
       </w:r>
     </w:p>
@@ -24334,7 +24349,7 @@
         </w:rPr>
         <w:lastRenderedPageBreak/>
         <w:pict w14:anchorId="6CB0A13D">
-          <v:rect id="_x0000_i1089" style="width:0;height:1.5pt" o:hralign="center" o:hrstd="t" o:hr="t" fillcolor="#a0a0a0" stroked="f"/>
+          <v:rect id="_x0000_i1091" style="width:0;height:1.5pt" o:hralign="center" o:hrstd="t" o:hr="t" fillcolor="#a0a0a0" stroked="f"/>
         </w:pict>
       </w:r>
     </w:p>
@@ -25187,7 +25202,7 @@
           <w:rFonts w:ascii="Times New Roman" w:hAnsi="Times New Roman"/>
         </w:rPr>
         <w:pict w14:anchorId="4460640C">
-          <v:rect id="_x0000_i1090" style="width:0;height:1.5pt" o:hralign="center" o:hrstd="t" o:hr="t" fillcolor="#a0a0a0" stroked="f"/>
+          <v:rect id="_x0000_i1092" style="width:0;height:1.5pt" o:hralign="center" o:hrstd="t" o:hr="t" fillcolor="#a0a0a0" stroked="f"/>
         </w:pict>
       </w:r>
     </w:p>
@@ -25295,7 +25310,7 @@
     <w:p>
       <w:r>
         <w:pict w14:anchorId="503738EC">
-          <v:rect id="_x0000_i1091" style="width:0;height:1.5pt" o:hralign="center" o:hrstd="t" o:hr="t" fillcolor="#a0a0a0" stroked="f"/>
+          <v:rect id="_x0000_i1093" style="width:0;height:1.5pt" o:hralign="center" o:hrstd="t" o:hr="t" fillcolor="#a0a0a0" stroked="f"/>
         </w:pict>
       </w:r>
     </w:p>
@@ -25421,7 +25436,7 @@
           <w:rFonts w:ascii="Times New Roman" w:hAnsi="Times New Roman"/>
         </w:rPr>
         <w:pict w14:anchorId="718F9A36">
-          <v:rect id="_x0000_i1092" style="width:0;height:1.5pt" o:hralign="center" o:hrstd="t" o:hr="t" fillcolor="#a0a0a0" stroked="f"/>
+          <v:rect id="_x0000_i1094" style="width:0;height:1.5pt" o:hralign="center" o:hrstd="t" o:hr="t" fillcolor="#a0a0a0" stroked="f"/>
         </w:pict>
       </w:r>
     </w:p>
@@ -25619,7 +25634,7 @@
           <w:rFonts w:ascii="Times New Roman" w:hAnsi="Times New Roman"/>
         </w:rPr>
         <w:pict w14:anchorId="2D1BF9B6">
-          <v:rect id="_x0000_i1093" style="width:0;height:1.5pt" o:hralign="center" o:hrstd="t" o:hr="t" fillcolor="#a0a0a0" stroked="f"/>
+          <v:rect id="_x0000_i1095" style="width:0;height:1.5pt" o:hralign="center" o:hrstd="t" o:hr="t" fillcolor="#a0a0a0" stroked="f"/>
         </w:pict>
       </w:r>
     </w:p>
@@ -25815,7 +25830,7 @@
           <w:rFonts w:ascii="Times New Roman" w:hAnsi="Times New Roman"/>
         </w:rPr>
         <w:pict w14:anchorId="25478AC5">
-          <v:rect id="_x0000_i1094" style="width:0;height:1.5pt" o:hralign="center" o:hrstd="t" o:hr="t" fillcolor="#a0a0a0" stroked="f"/>
+          <v:rect id="_x0000_i1096" style="width:0;height:1.5pt" o:hralign="center" o:hrstd="t" o:hr="t" fillcolor="#a0a0a0" stroked="f"/>
         </w:pict>
       </w:r>
     </w:p>
@@ -26029,7 +26044,7 @@
           <w:rFonts w:ascii="Times New Roman" w:hAnsi="Times New Roman"/>
         </w:rPr>
         <w:pict w14:anchorId="44A35E44">
-          <v:rect id="_x0000_i1095" style="width:0;height:1.5pt" o:hralign="center" o:hrstd="t" o:hr="t" fillcolor="#a0a0a0" stroked="f"/>
+          <v:rect id="_x0000_i1097" style="width:0;height:1.5pt" o:hralign="center" o:hrstd="t" o:hr="t" fillcolor="#a0a0a0" stroked="f"/>
         </w:pict>
       </w:r>
     </w:p>
@@ -26126,7 +26141,7 @@
           <w:rFonts w:ascii="Times New Roman" w:hAnsi="Times New Roman"/>
         </w:rPr>
         <w:pict w14:anchorId="4A64211B">
-          <v:rect id="_x0000_i1096" style="width:0;height:1.5pt" o:hralign="center" o:hrstd="t" o:hr="t" fillcolor="#a0a0a0" stroked="f"/>
+          <v:rect id="_x0000_i1098" style="width:0;height:1.5pt" o:hralign="center" o:hrstd="t" o:hr="t" fillcolor="#a0a0a0" stroked="f"/>
         </w:pict>
       </w:r>
     </w:p>
@@ -26222,7 +26237,7 @@
           <w:rFonts w:ascii="Times New Roman" w:hAnsi="Times New Roman"/>
         </w:rPr>
         <w:pict w14:anchorId="7E56F0CE">
-          <v:rect id="_x0000_i1097" style="width:0;height:1.5pt" o:hralign="center" o:hrstd="t" o:hr="t" fillcolor="#a0a0a0" stroked="f"/>
+          <v:rect id="_x0000_i1099" style="width:0;height:1.5pt" o:hralign="center" o:hrstd="t" o:hr="t" fillcolor="#a0a0a0" stroked="f"/>
         </w:pict>
       </w:r>
     </w:p>
@@ -26309,7 +26324,7 @@
           <w:rFonts w:ascii="Times New Roman" w:hAnsi="Times New Roman"/>
         </w:rPr>
         <w:pict w14:anchorId="742286CB">
-          <v:rect id="_x0000_i1098" style="width:0;height:1.5pt" o:hralign="center" o:hrstd="t" o:hr="t" fillcolor="#a0a0a0" stroked="f"/>
+          <v:rect id="_x0000_i1100" style="width:0;height:1.5pt" o:hralign="center" o:hrstd="t" o:hr="t" fillcolor="#a0a0a0" stroked="f"/>
         </w:pict>
       </w:r>
     </w:p>
@@ -26612,7 +26627,7 @@
           <w:rFonts w:ascii="Times New Roman" w:hAnsi="Times New Roman"/>
         </w:rPr>
         <w:pict w14:anchorId="7A2A8600">
-          <v:rect id="_x0000_i1099" style="width:0;height:1.5pt" o:hralign="center" o:hrstd="t" o:hr="t" fillcolor="#a0a0a0" stroked="f"/>
+          <v:rect id="_x0000_i1101" style="width:0;height:1.5pt" o:hralign="center" o:hrstd="t" o:hr="t" fillcolor="#a0a0a0" stroked="f"/>
         </w:pict>
       </w:r>
     </w:p>
@@ -26880,7 +26895,7 @@
           <w:rFonts w:ascii="Times New Roman" w:hAnsi="Times New Roman"/>
         </w:rPr>
         <w:pict w14:anchorId="23C07970">
-          <v:rect id="_x0000_i1100" style="width:0;height:1.5pt" o:hralign="center" o:hrstd="t" o:hr="t" fillcolor="#a0a0a0" stroked="f"/>
+          <v:rect id="_x0000_i1102" style="width:0;height:1.5pt" o:hralign="center" o:hrstd="t" o:hr="t" fillcolor="#a0a0a0" stroked="f"/>
         </w:pict>
       </w:r>
     </w:p>
@@ -27069,7 +27084,7 @@
           <w:rFonts w:ascii="Times New Roman" w:hAnsi="Times New Roman"/>
         </w:rPr>
         <w:pict w14:anchorId="49ECAFAD">
-          <v:rect id="_x0000_i1101" style="width:0;height:1.5pt" o:hralign="center" o:hrstd="t" o:hr="t" fillcolor="#a0a0a0" stroked="f"/>
+          <v:rect id="_x0000_i1103" style="width:0;height:1.5pt" o:hralign="center" o:hrstd="t" o:hr="t" fillcolor="#a0a0a0" stroked="f"/>
         </w:pict>
       </w:r>
     </w:p>
@@ -27344,7 +27359,7 @@
           <w:rFonts w:ascii="Times New Roman" w:hAnsi="Times New Roman"/>
         </w:rPr>
         <w:pict w14:anchorId="13B4DA96">
-          <v:rect id="_x0000_i1102" style="width:0;height:1.5pt" o:hralign="center" o:hrstd="t" o:hr="t" fillcolor="#a0a0a0" stroked="f"/>
+          <v:rect id="_x0000_i1104" style="width:0;height:1.5pt" o:hralign="center" o:hrstd="t" o:hr="t" fillcolor="#a0a0a0" stroked="f"/>
         </w:pict>
       </w:r>
     </w:p>
@@ -27482,7 +27497,7 @@
           <w:rFonts w:ascii="Times New Roman" w:hAnsi="Times New Roman"/>
         </w:rPr>
         <w:pict w14:anchorId="34BAE19B">
-          <v:rect id="_x0000_i1103" style="width:0;height:1.5pt" o:hralign="center" o:hrstd="t" o:hr="t" fillcolor="#a0a0a0" stroked="f"/>
+          <v:rect id="_x0000_i1105" style="width:0;height:1.5pt" o:hralign="center" o:hrstd="t" o:hr="t" fillcolor="#a0a0a0" stroked="f"/>
         </w:pict>
       </w:r>
     </w:p>
@@ -27826,7 +27841,7 @@
           <w:rFonts w:ascii="Times New Roman" w:hAnsi="Times New Roman"/>
         </w:rPr>
         <w:pict w14:anchorId="19F2EF27">
-          <v:rect id="_x0000_i1104" style="width:0;height:1.5pt" o:hralign="center" o:hrstd="t" o:hr="t" fillcolor="#a0a0a0" stroked="f"/>
+          <v:rect id="_x0000_i1106" style="width:0;height:1.5pt" o:hralign="center" o:hrstd="t" o:hr="t" fillcolor="#a0a0a0" stroked="f"/>
         </w:pict>
       </w:r>
     </w:p>
@@ -28008,7 +28023,7 @@
           <w:rFonts w:ascii="Times New Roman" w:hAnsi="Times New Roman"/>
         </w:rPr>
         <w:pict w14:anchorId="70DEDD11">
-          <v:rect id="_x0000_i1105" style="width:0;height:1.5pt" o:hralign="center" o:hrstd="t" o:hr="t" fillcolor="#a0a0a0" stroked="f"/>
+          <v:rect id="_x0000_i1107" style="width:0;height:1.5pt" o:hralign="center" o:hrstd="t" o:hr="t" fillcolor="#a0a0a0" stroked="f"/>
         </w:pict>
       </w:r>
     </w:p>
@@ -28325,7 +28340,7 @@
           <w:rFonts w:ascii="Times New Roman" w:hAnsi="Times New Roman"/>
         </w:rPr>
         <w:pict w14:anchorId="5541CFCD">
-          <v:rect id="_x0000_i1106" style="width:0;height:1.5pt" o:hralign="center" o:hrstd="t" o:hr="t" fillcolor="#a0a0a0" stroked="f"/>
+          <v:rect id="_x0000_i1108" style="width:0;height:1.5pt" o:hralign="center" o:hrstd="t" o:hr="t" fillcolor="#a0a0a0" stroked="f"/>
         </w:pict>
       </w:r>
     </w:p>
@@ -28493,7 +28508,7 @@
       </w:pPr>
       <w:r>
         <w:pict w14:anchorId="166CD1BD">
-          <v:rect id="_x0000_i1107" style="width:0;height:1.5pt" o:hralign="center" o:hrstd="t" o:hr="t" fillcolor="#a0a0a0" stroked="f"/>
+          <v:rect id="_x0000_i1109" style="width:0;height:1.5pt" o:hralign="center" o:hrstd="t" o:hr="t" fillcolor="#a0a0a0" stroked="f"/>
         </w:pict>
       </w:r>
     </w:p>
@@ -28707,7 +28722,7 @@
           <w:rFonts w:ascii="Times New Roman" w:hAnsi="Times New Roman"/>
         </w:rPr>
         <w:pict w14:anchorId="5177A67B">
-          <v:rect id="_x0000_i1108" style="width:0;height:1.5pt" o:hralign="center" o:hrstd="t" o:hr="t" fillcolor="#a0a0a0" stroked="f"/>
+          <v:rect id="_x0000_i1110" style="width:0;height:1.5pt" o:hralign="center" o:hrstd="t" o:hr="t" fillcolor="#a0a0a0" stroked="f"/>
         </w:pict>
       </w:r>
     </w:p>
@@ -28904,7 +28919,7 @@
           <w:rFonts w:ascii="Times New Roman" w:hAnsi="Times New Roman"/>
         </w:rPr>
         <w:pict w14:anchorId="091DDBD0">
-          <v:rect id="_x0000_i1109" style="width:0;height:1.5pt" o:hralign="center" o:hrstd="t" o:hr="t" fillcolor="#a0a0a0" stroked="f"/>
+          <v:rect id="_x0000_i1111" style="width:0;height:1.5pt" o:hralign="center" o:hrstd="t" o:hr="t" fillcolor="#a0a0a0" stroked="f"/>
         </w:pict>
       </w:r>
     </w:p>
@@ -29201,7 +29216,7 @@
           <w:rFonts w:ascii="Times New Roman" w:hAnsi="Times New Roman"/>
         </w:rPr>
         <w:pict w14:anchorId="2381FF3C">
-          <v:rect id="_x0000_i1110" style="width:0;height:1.5pt" o:hralign="center" o:hrstd="t" o:hr="t" fillcolor="#a0a0a0" stroked="f"/>
+          <v:rect id="_x0000_i1112" style="width:0;height:1.5pt" o:hralign="center" o:hrstd="t" o:hr="t" fillcolor="#a0a0a0" stroked="f"/>
         </w:pict>
       </w:r>
     </w:p>
@@ -29377,7 +29392,7 @@
           <w:rFonts w:ascii="Times New Roman" w:hAnsi="Times New Roman"/>
         </w:rPr>
         <w:pict w14:anchorId="1CAE638C">
-          <v:rect id="_x0000_i1111" style="width:0;height:1.5pt" o:hralign="center" o:hrstd="t" o:hr="t" fillcolor="#a0a0a0" stroked="f"/>
+          <v:rect id="_x0000_i1113" style="width:0;height:1.5pt" o:hralign="center" o:hrstd="t" o:hr="t" fillcolor="#a0a0a0" stroked="f"/>
         </w:pict>
       </w:r>
     </w:p>
@@ -29758,7 +29773,7 @@
           <w:rFonts w:ascii="Times New Roman" w:hAnsi="Times New Roman"/>
         </w:rPr>
         <w:pict w14:anchorId="626BA1AA">
-          <v:rect id="_x0000_i1112" style="width:0;height:1.5pt" o:hralign="center" o:hrstd="t" o:hr="t" fillcolor="#a0a0a0" stroked="f"/>
+          <v:rect id="_x0000_i1114" style="width:0;height:1.5pt" o:hralign="center" o:hrstd="t" o:hr="t" fillcolor="#a0a0a0" stroked="f"/>
         </w:pict>
       </w:r>
     </w:p>
@@ -30020,7 +30035,7 @@
           <w:rFonts w:ascii="Times New Roman" w:hAnsi="Times New Roman"/>
         </w:rPr>
         <w:pict w14:anchorId="70D6043B">
-          <v:rect id="_x0000_i1113" style="width:0;height:1.5pt" o:hralign="center" o:hrstd="t" o:hr="t" fillcolor="#a0a0a0" stroked="f"/>
+          <v:rect id="_x0000_i1115" style="width:0;height:1.5pt" o:hralign="center" o:hrstd="t" o:hr="t" fillcolor="#a0a0a0" stroked="f"/>
         </w:pict>
       </w:r>
     </w:p>
@@ -30367,7 +30382,7 @@
           <w:rFonts w:ascii="Times New Roman" w:hAnsi="Times New Roman"/>
         </w:rPr>
         <w:pict w14:anchorId="6033459F">
-          <v:rect id="_x0000_i1114" style="width:0;height:1.5pt" o:hralign="center" o:hrstd="t" o:hr="t" fillcolor="#a0a0a0" stroked="f"/>
+          <v:rect id="_x0000_i1116" style="width:0;height:1.5pt" o:hralign="center" o:hrstd="t" o:hr="t" fillcolor="#a0a0a0" stroked="f"/>
         </w:pict>
       </w:r>
     </w:p>
@@ -30609,7 +30624,7 @@
           <w:rFonts w:ascii="Times New Roman" w:hAnsi="Times New Roman"/>
         </w:rPr>
         <w:pict w14:anchorId="4961E892">
-          <v:rect id="_x0000_i1115" style="width:0;height:1.5pt" o:hralign="center" o:hrstd="t" o:hr="t" fillcolor="#a0a0a0" stroked="f"/>
+          <v:rect id="_x0000_i1117" style="width:0;height:1.5pt" o:hralign="center" o:hrstd="t" o:hr="t" fillcolor="#a0a0a0" stroked="f"/>
         </w:pict>
       </w:r>
     </w:p>
@@ -30960,7 +30975,7 @@
           <w:rFonts w:ascii="Times New Roman" w:hAnsi="Times New Roman"/>
         </w:rPr>
         <w:pict w14:anchorId="4B6C3781">
-          <v:rect id="_x0000_i1116" style="width:0;height:1.5pt" o:hralign="center" o:hrstd="t" o:hr="t" fillcolor="#a0a0a0" stroked="f"/>
+          <v:rect id="_x0000_i1118" style="width:0;height:1.5pt" o:hralign="center" o:hrstd="t" o:hr="t" fillcolor="#a0a0a0" stroked="f"/>
         </w:pict>
       </w:r>
     </w:p>
@@ -31228,7 +31243,7 @@
           <w:rFonts w:ascii="Times New Roman" w:hAnsi="Times New Roman"/>
         </w:rPr>
         <w:pict w14:anchorId="73D205EF">
-          <v:rect id="_x0000_i1117" style="width:0;height:1.5pt" o:hralign="center" o:hrstd="t" o:hr="t" fillcolor="#a0a0a0" stroked="f"/>
+          <v:rect id="_x0000_i1119" style="width:0;height:1.5pt" o:hralign="center" o:hrstd="t" o:hr="t" fillcolor="#a0a0a0" stroked="f"/>
         </w:pict>
       </w:r>
     </w:p>
@@ -31536,7 +31551,7 @@
           <w:rFonts w:ascii="Times New Roman" w:hAnsi="Times New Roman"/>
         </w:rPr>
         <w:pict w14:anchorId="0E299F99">
-          <v:rect id="_x0000_i1118" style="width:0;height:1.5pt" o:hralign="center" o:hrstd="t" o:hr="t" fillcolor="#a0a0a0" stroked="f"/>
+          <v:rect id="_x0000_i1120" style="width:0;height:1.5pt" o:hralign="center" o:hrstd="t" o:hr="t" fillcolor="#a0a0a0" stroked="f"/>
         </w:pict>
       </w:r>
     </w:p>
@@ -31608,7 +31623,22 @@
         <w:t>E</w:t>
       </w:r>
       <w:r>
-        <w:t xml:space="preserve"> ist ein epistemischer Operator, der die funktionalen Operationen des Systems O auf S </w:t>
+        <w:t xml:space="preserve"> ist ein epistemischer Operator, der die funktionalen Operationen des Systems</w:t>
+      </w:r>
+      <w:r>
+        <w:t xml:space="preserve"> </w:t>
+      </w:r>
+      <w:r>
+        <w:rPr>
+          <w:rFonts w:ascii="Cambria Math" w:hAnsi="Cambria Math" w:cs="Cambria Math"/>
+        </w:rPr>
+        <w:t>𝒪</w:t>
+      </w:r>
+      <w:r>
+        <w:t xml:space="preserve"> </w:t>
+      </w:r>
+      <w:r>
+        <w:t xml:space="preserve">auf S </w:t>
       </w:r>
       <w:r>
         <w:rPr>
@@ -31749,7 +31779,7 @@
       </w:pPr>
       <w:r>
         <w:pict w14:anchorId="3DECCEFE">
-          <v:rect id="_x0000_i1119" style="width:0;height:1.5pt" o:hralign="center" o:hrstd="t" o:hr="t" fillcolor="#a0a0a0" stroked="f"/>
+          <v:rect id="_x0000_i1121" style="width:0;height:1.5pt" o:hralign="center" o:hrstd="t" o:hr="t" fillcolor="#a0a0a0" stroked="f"/>
         </w:pict>
       </w:r>
     </w:p>
@@ -32451,7 +32481,7 @@
       </w:pPr>
       <w:r>
         <w:pict w14:anchorId="62DFA010">
-          <v:rect id="_x0000_i1120" style="width:0;height:1.5pt" o:hralign="center" o:hrstd="t" o:hr="t" fillcolor="#a0a0a0" stroked="f"/>
+          <v:rect id="_x0000_i1122" style="width:0;height:1.5pt" o:hralign="center" o:hrstd="t" o:hr="t" fillcolor="#a0a0a0" stroked="f"/>
         </w:pict>
       </w:r>
     </w:p>
@@ -32790,7 +32820,7 @@
       </w:pPr>
       <w:r>
         <w:pict w14:anchorId="7CDA621B">
-          <v:rect id="_x0000_i1121" style="width:0;height:1.5pt" o:hralign="center" o:hrstd="t" o:hr="t" fillcolor="#a0a0a0" stroked="f"/>
+          <v:rect id="_x0000_i1123" style="width:0;height:1.5pt" o:hralign="center" o:hrstd="t" o:hr="t" fillcolor="#a0a0a0" stroked="f"/>
         </w:pict>
       </w:r>
     </w:p>
@@ -33660,7 +33690,7 @@
       </w:pPr>
       <w:r>
         <w:pict w14:anchorId="40CEEA89">
-          <v:rect id="_x0000_i1122" style="width:0;height:1.5pt" o:hralign="center" o:hrstd="t" o:hr="t" fillcolor="#a0a0a0" stroked="f"/>
+          <v:rect id="_x0000_i1124" style="width:0;height:1.5pt" o:hralign="center" o:hrstd="t" o:hr="t" fillcolor="#a0a0a0" stroked="f"/>
         </w:pict>
       </w:r>
     </w:p>
@@ -34216,7 +34246,7 @@
       </w:pPr>
       <w:r>
         <w:pict w14:anchorId="23AEC2B2">
-          <v:rect id="_x0000_i1123" style="width:0;height:1.5pt" o:hralign="center" o:hrstd="t" o:hr="t" fillcolor="#a0a0a0" stroked="f"/>
+          <v:rect id="_x0000_i1125" style="width:0;height:1.5pt" o:hralign="center" o:hrstd="t" o:hr="t" fillcolor="#a0a0a0" stroked="f"/>
         </w:pict>
       </w:r>
     </w:p>
@@ -34287,1337 +34317,700 @@
       </w:r>
     </w:p>
     <w:p>
-      <w:pPr>
-        <w:spacing w:before="100" w:beforeAutospacing="1" w:after="100" w:afterAutospacing="1"/>
-        <w:rPr>
-          <w:rFonts w:ascii="Times New Roman" w:hAnsi="Times New Roman"/>
-        </w:rPr>
-      </w:pPr>
-      <w:r>
-        <w:rPr>
-          <w:rFonts w:ascii="Times New Roman" w:hAnsi="Times New Roman"/>
-        </w:rPr>
+      <w:r>
         <w:t>Die Abbildung</w:t>
       </w:r>
     </w:p>
     <w:p>
-      <w:pPr>
-        <w:spacing w:after="0"/>
-        <w:rPr>
-          <w:rFonts w:ascii="Times New Roman" w:hAnsi="Times New Roman"/>
-        </w:rPr>
-      </w:pPr>
-      <w:r>
-        <w:rPr>
-          <w:rFonts w:ascii="Times New Roman" w:hAnsi="Times New Roman"/>
-        </w:rPr>
-        <w:t>M:S→(</w:t>
-      </w:r>
-      <w:proofErr w:type="gramStart"/>
-      <w:r>
-        <w:rPr>
-          <w:rFonts w:ascii="Times New Roman" w:hAnsi="Times New Roman"/>
-        </w:rPr>
-        <w:t>X,d</w:t>
-      </w:r>
-      <w:proofErr w:type="gramEnd"/>
-      <w:r>
-        <w:rPr>
-          <w:rFonts w:ascii="Times New Roman" w:hAnsi="Times New Roman"/>
-        </w:rPr>
-        <w:t>)M : S \</w:t>
+      <m:oMathPara>
+        <m:oMath>
+          <m:r>
+            <w:rPr>
+              <w:rFonts w:ascii="Cambria Math" w:hAnsi="Cambria Math"/>
+            </w:rPr>
+            <m:t>M</m:t>
+          </m:r>
+          <m:r>
+            <m:rPr>
+              <m:sty m:val="p"/>
+            </m:rPr>
+            <w:rPr>
+              <w:rFonts w:ascii="Cambria Math" w:hAnsi="Cambria Math"/>
+            </w:rPr>
+            <m:t>:</m:t>
+          </m:r>
+          <m:r>
+            <w:rPr>
+              <w:rFonts w:ascii="Cambria Math" w:hAnsi="Cambria Math"/>
+            </w:rPr>
+            <m:t>S</m:t>
+          </m:r>
+          <m:r>
+            <m:rPr>
+              <m:sty m:val="p"/>
+            </m:rPr>
+            <w:rPr>
+              <w:rFonts w:ascii="Cambria Math" w:hAnsi="Cambria Math"/>
+            </w:rPr>
+            <m:t>→(</m:t>
+          </m:r>
+          <m:r>
+            <w:rPr>
+              <w:rFonts w:ascii="Cambria Math" w:hAnsi="Cambria Math"/>
+            </w:rPr>
+            <m:t>X</m:t>
+          </m:r>
+          <m:r>
+            <m:rPr>
+              <m:sty m:val="p"/>
+            </m:rPr>
+            <w:rPr>
+              <w:rFonts w:ascii="Cambria Math" w:hAnsi="Cambria Math"/>
+            </w:rPr>
+            <m:t>,</m:t>
+          </m:r>
+          <m:r>
+            <w:rPr>
+              <w:rFonts w:ascii="Cambria Math" w:hAnsi="Cambria Math"/>
+            </w:rPr>
+            <m:t>d</m:t>
+          </m:r>
+          <m:r>
+            <m:rPr>
+              <m:sty m:val="p"/>
+            </m:rPr>
+            <w:rPr>
+              <w:rFonts w:ascii="Cambria Math" w:hAnsi="Cambria Math"/>
+            </w:rPr>
+            <m:t>)</m:t>
+          </m:r>
+        </m:oMath>
+      </m:oMathPara>
+    </w:p>
+    <w:p>
+      <w:r>
+        <w:t xml:space="preserve">bedeutet, dass jedem Element </w:t>
       </w:r>
       <w:proofErr w:type="spellStart"/>
       <w:r>
-        <w:rPr>
-          <w:rFonts w:ascii="Times New Roman" w:hAnsi="Times New Roman"/>
-        </w:rPr>
-        <w:t>rightarrow</w:t>
+        <w:t>s</w:t>
+      </w:r>
+      <w:r>
+        <w:rPr>
+          <w:rFonts w:ascii="Cambria Math" w:hAnsi="Cambria Math" w:cs="Cambria Math"/>
+        </w:rPr>
+        <w:t>∈</w:t>
+      </w:r>
+      <w:r>
+        <w:t>S</w:t>
       </w:r>
       <w:proofErr w:type="spellEnd"/>
       <w:r>
-        <w:rPr>
-          <w:rFonts w:ascii="Times New Roman" w:hAnsi="Times New Roman"/>
-        </w:rPr>
-        <w:t xml:space="preserve"> (</w:t>
-      </w:r>
-      <w:proofErr w:type="spellStart"/>
-      <w:r>
-        <w:rPr>
-          <w:rFonts w:ascii="Times New Roman" w:hAnsi="Times New Roman"/>
-        </w:rPr>
-        <w:t>X,d</w:t>
-      </w:r>
-      <w:proofErr w:type="spellEnd"/>
-      <w:r>
-        <w:rPr>
-          <w:rFonts w:ascii="Times New Roman" w:hAnsi="Times New Roman"/>
-        </w:rPr>
-        <w:t>)M:S→(</w:t>
-      </w:r>
-      <w:proofErr w:type="spellStart"/>
-      <w:r>
-        <w:rPr>
-          <w:rFonts w:ascii="Times New Roman" w:hAnsi="Times New Roman"/>
-        </w:rPr>
-        <w:t>X,d</w:t>
-      </w:r>
-      <w:proofErr w:type="spellEnd"/>
-      <w:r>
-        <w:rPr>
-          <w:rFonts w:ascii="Times New Roman" w:hAnsi="Times New Roman"/>
-        </w:rPr>
-        <w:t xml:space="preserve">) </w:t>
-      </w:r>
-    </w:p>
-    <w:p>
-      <w:pPr>
-        <w:spacing w:before="100" w:beforeAutospacing="1" w:after="100" w:afterAutospacing="1"/>
-        <w:rPr>
-          <w:rFonts w:ascii="Times New Roman" w:hAnsi="Times New Roman"/>
-        </w:rPr>
-      </w:pPr>
-      <w:r>
-        <w:rPr>
-          <w:rFonts w:ascii="Times New Roman" w:hAnsi="Times New Roman"/>
-        </w:rPr>
-        <w:t xml:space="preserve">bedeutet, dass jedem Element </w:t>
-      </w:r>
-      <w:proofErr w:type="spellStart"/>
-      <w:r>
-        <w:rPr>
-          <w:rFonts w:ascii="Times New Roman" w:hAnsi="Times New Roman"/>
-        </w:rPr>
-        <w:t>s</w:t>
-      </w:r>
-      <w:r>
-        <w:rPr>
-          <w:rFonts w:ascii="Cambria Math" w:hAnsi="Cambria Math" w:cs="Cambria Math"/>
-        </w:rPr>
-        <w:t>∈</w:t>
-      </w:r>
-      <w:r>
-        <w:rPr>
-          <w:rFonts w:ascii="Times New Roman" w:hAnsi="Times New Roman"/>
-        </w:rPr>
-        <w:t>Ss</w:t>
-      </w:r>
-      <w:proofErr w:type="spellEnd"/>
-      <w:r>
-        <w:rPr>
-          <w:rFonts w:ascii="Times New Roman" w:hAnsi="Times New Roman"/>
-        </w:rPr>
-        <w:t xml:space="preserve"> \in </w:t>
-      </w:r>
-      <w:proofErr w:type="spellStart"/>
-      <w:r>
-        <w:rPr>
-          <w:rFonts w:ascii="Times New Roman" w:hAnsi="Times New Roman"/>
-        </w:rPr>
-        <w:t>Ss</w:t>
-      </w:r>
-      <w:r>
-        <w:rPr>
-          <w:rFonts w:ascii="Cambria Math" w:hAnsi="Cambria Math" w:cs="Cambria Math"/>
-        </w:rPr>
-        <w:t>∈</w:t>
-      </w:r>
-      <w:r>
-        <w:rPr>
-          <w:rFonts w:ascii="Times New Roman" w:hAnsi="Times New Roman"/>
-        </w:rPr>
-        <w:t>S</w:t>
-      </w:r>
-      <w:proofErr w:type="spellEnd"/>
-      <w:r>
-        <w:rPr>
-          <w:rFonts w:ascii="Times New Roman" w:hAnsi="Times New Roman"/>
-        </w:rPr>
         <w:t xml:space="preserve"> ein Punkt im metrischen Raum (</w:t>
       </w:r>
       <w:proofErr w:type="spellStart"/>
       <w:proofErr w:type="gramStart"/>
       <w:r>
-        <w:rPr>
-          <w:rFonts w:ascii="Times New Roman" w:hAnsi="Times New Roman"/>
-        </w:rPr>
         <w:t>X,d</w:t>
       </w:r>
       <w:proofErr w:type="spellEnd"/>
       <w:proofErr w:type="gramEnd"/>
       <w:r>
-        <w:rPr>
-          <w:rFonts w:ascii="Times New Roman" w:hAnsi="Times New Roman"/>
-        </w:rPr>
-        <w:t>)(</w:t>
-      </w:r>
-      <w:proofErr w:type="spellStart"/>
-      <w:r>
-        <w:rPr>
-          <w:rFonts w:ascii="Times New Roman" w:hAnsi="Times New Roman"/>
-        </w:rPr>
-        <w:t>X,d</w:t>
-      </w:r>
-      <w:proofErr w:type="spellEnd"/>
-      <w:r>
-        <w:rPr>
-          <w:rFonts w:ascii="Times New Roman" w:hAnsi="Times New Roman"/>
-        </w:rPr>
-        <w:t>)(</w:t>
-      </w:r>
-      <w:proofErr w:type="spellStart"/>
-      <w:r>
-        <w:rPr>
-          <w:rFonts w:ascii="Times New Roman" w:hAnsi="Times New Roman"/>
-        </w:rPr>
-        <w:t>X,d</w:t>
-      </w:r>
-      <w:proofErr w:type="spellEnd"/>
-      <w:r>
-        <w:rPr>
-          <w:rFonts w:ascii="Times New Roman" w:hAnsi="Times New Roman"/>
-        </w:rPr>
         <w:t>) zugeordnet wird.</w:t>
       </w:r>
     </w:p>
     <w:p>
       <w:pPr>
+        <w:pStyle w:val="Aufzhlung"/>
+      </w:pPr>
+      <w:r>
+        <w:rPr>
+          <w:b/>
+          <w:bCs/>
+        </w:rPr>
+        <w:t>S</w:t>
+      </w:r>
+      <w:r>
+        <w:t xml:space="preserve"> ist der funktionale oder semantische Zustand-/Symbolraum (Kapitel 3).</w:t>
+      </w:r>
+    </w:p>
+    <w:p>
+      <w:pPr>
+        <w:pStyle w:val="Aufzhlung"/>
+      </w:pPr>
+      <w:r>
+        <w:rPr>
+          <w:b/>
+          <w:bCs/>
+        </w:rPr>
+        <w:t>X</w:t>
+      </w:r>
+      <w:r>
+        <w:t xml:space="preserve"> ist ein metrischer Raum, also eine Struktur, in der Abstände definiert sind.</w:t>
+      </w:r>
+    </w:p>
+    <w:p>
+      <w:pPr>
+        <w:pStyle w:val="Aufzhlung"/>
+      </w:pPr>
+      <w:r>
+        <w:rPr>
+          <w:b/>
+          <w:bCs/>
+        </w:rPr>
+        <w:t>d</w:t>
+      </w:r>
+      <w:r>
+        <w:t xml:space="preserve"> ist eine </w:t>
+      </w:r>
+      <w:r>
+        <w:rPr>
+          <w:b/>
+          <w:bCs/>
+        </w:rPr>
+        <w:t>Metrik</w:t>
+      </w:r>
+      <w:r>
+        <w:t>, die Abstände zwischen Punkten in X misst.</w:t>
+      </w:r>
+    </w:p>
+    <w:p>
+      <w:r>
+        <w:t>Damit wird ein Mapping von abstrakten funktionalen Zuständen zu geometrisch messbaren Repräsentationen beschrieben.</w:t>
+      </w:r>
+    </w:p>
+    <w:p>
+      <w:r>
+        <w:t>Im Kontext von Kapitel 3 ist M der Schritt, der abstrakte Operationen oder Bedeutungszustände räumlich/geometrisch interpretierbar macht.</w:t>
+      </w:r>
+    </w:p>
+    <w:p>
+      <w:pPr>
+        <w:pStyle w:val="Aufzhlung"/>
         <w:numPr>
           <w:ilvl w:val="0"/>
-          <w:numId w:val="148"/>
+          <w:numId w:val="0"/>
         </w:numPr>
-        <w:spacing w:before="100" w:beforeAutospacing="1" w:after="100" w:afterAutospacing="1"/>
-        <w:rPr>
-          <w:rFonts w:ascii="Times New Roman" w:hAnsi="Times New Roman"/>
-        </w:rPr>
-      </w:pPr>
-      <w:r>
-        <w:rPr>
-          <w:rFonts w:ascii="Times New Roman" w:hAnsi="Times New Roman"/>
+      </w:pPr>
+      <w:r>
+        <w:pict w14:anchorId="6B228BF5">
+          <v:rect id="_x0000_i1127" style="width:0;height:1.5pt" o:hralign="center" o:hrstd="t" o:hr="t" fillcolor="#a0a0a0" stroked="f"/>
+        </w:pict>
+      </w:r>
+    </w:p>
+    <w:p>
+      <w:pPr>
+        <w:pStyle w:val="berschrift2"/>
+      </w:pPr>
+      <w:r>
+        <w:t>Interpretation</w:t>
+      </w:r>
+    </w:p>
+    <w:p>
+      <w:r>
+        <w:t>In Kapitel 3 wird dargestellt, dass funktionale Zustände, Operationen und Bedeutungsprozesse in einen metrischen Raum eingebettet werden können, um:</w:t>
+      </w:r>
+    </w:p>
+    <w:p>
+      <w:pPr>
+        <w:pStyle w:val="Aufzhlung"/>
+      </w:pPr>
+      <w:r>
+        <w:t>Ähnlichkeit, Nähe, Distanz und Struktur messbar zu machen,</w:t>
+      </w:r>
+    </w:p>
+    <w:p>
+      <w:pPr>
+        <w:pStyle w:val="Aufzhlung"/>
+      </w:pPr>
+      <w:r>
+        <w:t>Geometrisierung von Bedeutung zu ermöglichen,</w:t>
+      </w:r>
+    </w:p>
+    <w:p>
+      <w:pPr>
+        <w:pStyle w:val="Aufzhlung"/>
+      </w:pPr>
+      <w:r>
+        <w:t>Stabilität und Attraktoren im Bedeutungsraum sichtbar zu machen,</w:t>
+      </w:r>
+    </w:p>
+    <w:p>
+      <w:pPr>
+        <w:pStyle w:val="Aufzhlung"/>
+      </w:pPr>
+      <w:r>
+        <w:t>funktionale Repräsentationen (S) in dynamische metrische Landschaften (</w:t>
+      </w:r>
+      <w:proofErr w:type="spellStart"/>
+      <w:proofErr w:type="gramStart"/>
+      <w:r>
+        <w:t>X,d</w:t>
+      </w:r>
+      <w:proofErr w:type="spellEnd"/>
+      <w:proofErr w:type="gramEnd"/>
+      <w:r>
+        <w:t>) zu transformieren.</w:t>
+      </w:r>
+    </w:p>
+    <w:p>
+      <w:r>
+        <w:t>Damit bedeutet die Abbildung M:</w:t>
+      </w:r>
+    </w:p>
+    <w:p>
+      <w:r>
+        <w:t>M ist eine Bedeutungs- oder Strukturabbildung, die</w:t>
+      </w:r>
+    </w:p>
+    <w:p>
+      <w:pPr>
+        <w:pStyle w:val="Aufzhlung"/>
+      </w:pPr>
+      <w:r>
+        <w:t>funktionale Elemente s</w:t>
+      </w:r>
+      <w:r>
+        <w:br/>
+        <w:t>→ in metrisch interpretierbare Zustände M(s) überführt,</w:t>
+      </w:r>
+    </w:p>
+    <w:p>
+      <w:pPr>
+        <w:pStyle w:val="Aufzhlung"/>
+      </w:pPr>
+      <w:r>
+        <w:t xml:space="preserve">semantische Prozesse in </w:t>
+      </w:r>
+      <w:r>
+        <w:rPr>
           <w:b/>
           <w:bCs/>
         </w:rPr>
-        <w:t>S</w:t>
-      </w:r>
-      <w:r>
-        <w:rPr>
-          <w:rFonts w:ascii="Times New Roman" w:hAnsi="Times New Roman"/>
-        </w:rPr>
-        <w:t xml:space="preserve"> ist der funktionale oder semantische Zustand-/Symbolraum (Kapitel 3).</w:t>
-      </w:r>
-    </w:p>
-    <w:p>
-      <w:pPr>
+        <w:t>räumliche Nähebeziehungen</w:t>
+      </w:r>
+      <w:r>
+        <w:t xml:space="preserve"> übersetzt,</w:t>
+      </w:r>
+    </w:p>
+    <w:p>
+      <w:pPr>
+        <w:pStyle w:val="Aufzhlung"/>
+      </w:pPr>
+      <w:r>
+        <w:t>Distanz als „semantische oder funktionale Differenz“ operationalisiert.</w:t>
+      </w:r>
+    </w:p>
+    <w:p>
+      <w:r>
+        <w:t>Kurz:</w:t>
+      </w:r>
+    </w:p>
+    <w:p>
+      <w:r>
+        <w:t>M transformiert funktionale Zustände in beobachtbare, messbare geometrische Struktur.</w:t>
+      </w:r>
+    </w:p>
+    <w:p>
+      <w:pPr>
+        <w:pStyle w:val="Aufzhlung"/>
         <w:numPr>
           <w:ilvl w:val="0"/>
-          <w:numId w:val="148"/>
+          <w:numId w:val="0"/>
         </w:numPr>
-        <w:spacing w:before="100" w:beforeAutospacing="1" w:after="100" w:afterAutospacing="1"/>
-        <w:rPr>
-          <w:rFonts w:ascii="Times New Roman" w:hAnsi="Times New Roman"/>
-        </w:rPr>
-      </w:pPr>
-      <w:r>
-        <w:rPr>
-          <w:rFonts w:ascii="Times New Roman" w:hAnsi="Times New Roman"/>
+      </w:pPr>
+      <w:r>
+        <w:pict w14:anchorId="2FF86D6B">
+          <v:rect id="_x0000_i1128" style="width:0;height:1.5pt" o:hralign="center" o:hrstd="t" o:hr="t" fillcolor="#a0a0a0" stroked="f"/>
+        </w:pict>
+      </w:r>
+    </w:p>
+    <w:p>
+      <w:pPr>
+        <w:pStyle w:val="berschrift2"/>
+      </w:pPr>
+      <w:r>
+        <w:t>Beispiel für die Bedeutung</w:t>
+      </w:r>
+    </w:p>
+    <w:p>
+      <w:pPr>
+        <w:pStyle w:val="berschrift4"/>
+      </w:pPr>
+      <w:r>
+        <w:t>Didaktisches Szenario: Lernstände als Punkte im Bedeutungsraum</w:t>
+      </w:r>
+    </w:p>
+    <w:p>
+      <w:r>
+        <w:t>Lehrende wollen den Entwicklungsstand ihrer Lernenden hinsichtlich geometrischer Grundbegriffe erfassen.</w:t>
+      </w:r>
+    </w:p>
+    <w:p>
+      <w:pPr>
+        <w:pStyle w:val="Aufzhlung"/>
+      </w:pPr>
+      <w:r>
+        <w:rPr>
           <w:b/>
           <w:bCs/>
         </w:rPr>
+        <w:lastRenderedPageBreak/>
+        <w:t>S</w:t>
+      </w:r>
+      <w:r>
+        <w:t xml:space="preserve"> = Menge der Lernenden-Zustände</w:t>
+      </w:r>
+      <w:r>
+        <w:br/>
+        <w:t xml:space="preserve">z.B. </w:t>
+      </w:r>
+      <w:proofErr w:type="gramStart"/>
+      <w:r>
+        <w:t>{ versteht</w:t>
+      </w:r>
+      <w:proofErr w:type="gramEnd"/>
+      <w:r>
+        <w:t xml:space="preserve"> Strecke, versteht Winkel, versteht Kongruenz, … }</w:t>
+      </w:r>
+    </w:p>
+    <w:p>
+      <w:pPr>
+        <w:pStyle w:val="Aufzhlung"/>
+      </w:pPr>
+      <w:r>
+        <w:rPr>
+          <w:b/>
+          <w:bCs/>
+        </w:rPr>
+        <w:t>M</w:t>
+      </w:r>
+      <w:r>
+        <w:t xml:space="preserve"> ordnet jedem </w:t>
+      </w:r>
+      <w:proofErr w:type="spellStart"/>
+      <w:r>
+        <w:t>Lernendenzustand</w:t>
+      </w:r>
+      <w:proofErr w:type="spellEnd"/>
+      <w:r>
+        <w:t xml:space="preserve"> einen Punkt im metrischen Raum zu:</w:t>
+      </w:r>
+    </w:p>
+    <w:p>
+      <w:pPr>
+        <w:spacing w:after="0"/>
+        <w:rPr>
+          <w:rFonts w:ascii="Times New Roman" w:hAnsi="Times New Roman"/>
+        </w:rPr>
+      </w:pPr>
+      <m:oMathPara>
+        <m:oMath>
+          <m:r>
+            <w:rPr>
+              <w:rFonts w:ascii="Cambria Math" w:hAnsi="Cambria Math"/>
+            </w:rPr>
+            <m:t>M(s)</m:t>
+          </m:r>
+          <m:r>
+            <w:rPr>
+              <w:rFonts w:ascii="Cambria Math" w:hAnsi="Cambria Math" w:cs="Cambria Math"/>
+            </w:rPr>
+            <m:t>∈</m:t>
+          </m:r>
+          <m:r>
+            <w:rPr>
+              <w:rFonts w:ascii="Cambria Math" w:hAnsi="Cambria Math"/>
+            </w:rPr>
+            <m:t>(X,d)</m:t>
+          </m:r>
+        </m:oMath>
+      </m:oMathPara>
+    </w:p>
+    <w:p>
+      <w:pPr>
+        <w:spacing w:after="0"/>
+        <w:rPr>
+          <w:rFonts w:ascii="Times New Roman" w:hAnsi="Times New Roman"/>
+        </w:rPr>
+      </w:pPr>
+    </w:p>
+    <w:p>
+      <w:r>
+        <w:rPr>
+          <w:b/>
+          <w:bCs/>
+        </w:rPr>
         <w:t>X</w:t>
       </w:r>
       <w:r>
-        <w:rPr>
-          <w:rFonts w:ascii="Times New Roman" w:hAnsi="Times New Roman"/>
-        </w:rPr>
-        <w:t xml:space="preserve"> ist ein metrischer Raum, also eine Struktur, in der Abstände definiert sind.</w:t>
-      </w:r>
-    </w:p>
-    <w:p>
-      <w:pPr>
+        <w:t xml:space="preserve"> ist ein semantisch definierter Lernraum,</w:t>
+      </w:r>
+      <w:r>
+        <w:t xml:space="preserve"> </w:t>
+      </w:r>
+      <w:r>
+        <w:t>z.B. ein 2D-Raum, in dem die Achsen „Abstraktionsgrad“ und „Begriffsflexibilität“ sind.</w:t>
+      </w:r>
+    </w:p>
+    <w:p>
+      <w:pPr>
+        <w:pStyle w:val="Aufzhlung"/>
+      </w:pPr>
+      <w:r>
+        <w:rPr>
+          <w:b/>
+          <w:bCs/>
+        </w:rPr>
+        <w:t>d</w:t>
+      </w:r>
+      <w:r>
+        <w:t xml:space="preserve"> misst die Distanz zwischen Lernenden hinsichtlich ihres Begriffsverständnisses.</w:t>
+      </w:r>
+    </w:p>
+    <w:p>
+      <w:r>
+        <w:t>Didaktischer Nutzen:</w:t>
+      </w:r>
+    </w:p>
+    <w:p>
+      <w:pPr>
+        <w:pStyle w:val="Zahlenliste"/>
         <w:numPr>
           <w:ilvl w:val="0"/>
-          <w:numId w:val="148"/>
+          <w:numId w:val="173"/>
         </w:numPr>
-        <w:spacing w:before="100" w:beforeAutospacing="1" w:after="100" w:afterAutospacing="1"/>
-        <w:rPr>
-          <w:rFonts w:ascii="Times New Roman" w:hAnsi="Times New Roman"/>
-        </w:rPr>
-      </w:pPr>
-      <w:r>
-        <w:rPr>
-          <w:rFonts w:ascii="Times New Roman" w:hAnsi="Times New Roman"/>
+      </w:pPr>
+      <w:r>
+        <w:rPr>
           <w:b/>
           <w:bCs/>
         </w:rPr>
-        <w:t>d</w:t>
-      </w:r>
-      <w:r>
-        <w:rPr>
-          <w:rFonts w:ascii="Times New Roman" w:hAnsi="Times New Roman"/>
-        </w:rPr>
-        <w:t xml:space="preserve"> ist eine </w:t>
-      </w:r>
-      <w:r>
-        <w:rPr>
-          <w:rFonts w:ascii="Times New Roman" w:hAnsi="Times New Roman"/>
+        <w:t>Visualisierung von Verständnis:</w:t>
+      </w:r>
+      <w:r>
+        <w:br/>
+        <w:t>Lernende, deren Punkte nahe beieinander liegen, haben ähnlich entwickelte Begriffe.</w:t>
+      </w:r>
+    </w:p>
+    <w:p>
+      <w:pPr>
+        <w:pStyle w:val="Zahlenliste"/>
+        <w:numPr>
+          <w:ilvl w:val="0"/>
+          <w:numId w:val="173"/>
+        </w:numPr>
+      </w:pPr>
+      <w:r>
+        <w:rPr>
           <w:b/>
           <w:bCs/>
         </w:rPr>
-        <w:t>Metrik</w:t>
-      </w:r>
-      <w:r>
-        <w:rPr>
-          <w:rFonts w:ascii="Times New Roman" w:hAnsi="Times New Roman"/>
-        </w:rPr>
-        <w:t>, die Abstände zwischen Punkten in XXX misst.</w:t>
-      </w:r>
-    </w:p>
-    <w:p>
-      <w:pPr>
-        <w:spacing w:before="100" w:beforeAutospacing="1" w:after="100" w:afterAutospacing="1"/>
-        <w:rPr>
-          <w:rFonts w:ascii="Times New Roman" w:hAnsi="Times New Roman"/>
-        </w:rPr>
-      </w:pPr>
-      <w:r>
-        <w:rPr>
-          <w:rFonts w:ascii="Times New Roman" w:hAnsi="Times New Roman"/>
-        </w:rPr>
-        <w:t xml:space="preserve">Damit wird ein </w:t>
-      </w:r>
-      <w:r>
-        <w:rPr>
-          <w:rFonts w:ascii="Times New Roman" w:hAnsi="Times New Roman"/>
+        <w:t>Diagnostik:</w:t>
+      </w:r>
+      <w:r>
+        <w:br/>
+        <w:t>Große Distanz zeigt Missverständnisse oder fehlende Grundlagen.</w:t>
+      </w:r>
+    </w:p>
+    <w:p>
+      <w:pPr>
+        <w:pStyle w:val="Zahlenliste"/>
+        <w:numPr>
+          <w:ilvl w:val="0"/>
+          <w:numId w:val="173"/>
+        </w:numPr>
+      </w:pPr>
+      <w:r>
+        <w:rPr>
           <w:b/>
           <w:bCs/>
         </w:rPr>
-        <w:t>Mapping von abstrakten funktionalen Zuständen zu geometrisch messbaren Repräsentationen</w:t>
-      </w:r>
-      <w:r>
-        <w:rPr>
-          <w:rFonts w:ascii="Times New Roman" w:hAnsi="Times New Roman"/>
-        </w:rPr>
-        <w:t xml:space="preserve"> beschrieben.</w:t>
-      </w:r>
-    </w:p>
-    <w:p>
-      <w:pPr>
-        <w:spacing w:before="100" w:beforeAutospacing="1" w:after="100" w:afterAutospacing="1"/>
-        <w:rPr>
-          <w:rFonts w:ascii="Times New Roman" w:hAnsi="Times New Roman"/>
-        </w:rPr>
-      </w:pPr>
-      <w:r>
-        <w:rPr>
-          <w:rFonts w:ascii="Times New Roman" w:hAnsi="Times New Roman"/>
-        </w:rPr>
-        <w:t xml:space="preserve">Im Kontext von Kapitel 3 ist M der Schritt, der abstrakte Operationen oder Bedeutungszustände </w:t>
-      </w:r>
-      <w:r>
-        <w:rPr>
-          <w:rFonts w:ascii="Times New Roman" w:hAnsi="Times New Roman"/>
+        <w:t>Adaptive Förderung:</w:t>
+      </w:r>
+      <w:r>
+        <w:br/>
+        <w:t>Lernwege können geometrisch geplant werden:</w:t>
+      </w:r>
+      <w:r>
+        <w:br/>
+        <w:t>Von M(s₀) → M(s</w:t>
+      </w:r>
+      <w:r>
+        <w:rPr>
+          <w:vertAlign w:val="subscript"/>
+        </w:rPr>
+        <w:t>*</w:t>
+      </w:r>
+      <w:r>
+        <w:t>) über minimalen „semantischen Abstand“.</w:t>
+      </w:r>
+    </w:p>
+    <w:p>
+      <w:pPr>
+        <w:pStyle w:val="Zahlenliste"/>
+        <w:numPr>
+          <w:ilvl w:val="0"/>
+          <w:numId w:val="173"/>
+        </w:numPr>
+      </w:pPr>
+      <w:r>
+        <w:rPr>
           <w:b/>
           <w:bCs/>
         </w:rPr>
-        <w:t>räumlich/geometrisch interpretierbar macht</w:t>
-      </w:r>
-      <w:r>
-        <w:rPr>
-          <w:rFonts w:ascii="Times New Roman" w:hAnsi="Times New Roman"/>
-        </w:rPr>
-        <w:t>.</w:t>
-      </w:r>
-    </w:p>
-    <w:p>
-      <w:pPr>
-        <w:pStyle w:val="StandardWeb"/>
-        <w:tabs>
-          <w:tab w:val="left" w:pos="7088"/>
-        </w:tabs>
-        <w:spacing w:before="360" w:after="360"/>
-      </w:pPr>
-    </w:p>
-    <w:p>
-      <w:pPr>
-        <w:pStyle w:val="berschrift2"/>
-      </w:pPr>
-      <w:r>
-        <w:t>Interpretation</w:t>
-      </w:r>
-    </w:p>
-    <w:p>
-      <w:pPr>
-        <w:spacing w:before="100" w:beforeAutospacing="1" w:after="100" w:afterAutospacing="1"/>
-        <w:rPr>
-          <w:rFonts w:ascii="Times New Roman" w:hAnsi="Times New Roman"/>
-        </w:rPr>
-      </w:pPr>
-      <w:r>
-        <w:rPr>
-          <w:rFonts w:ascii="Times New Roman" w:hAnsi="Times New Roman"/>
-        </w:rPr>
-        <w:t>In Kapitel 3 wird dargestellt, dass funktionale Zustände, Operationen und Bedeutungsprozesse in einen metrischen Raum eingebettet werden können, um:</w:t>
-      </w:r>
-    </w:p>
-    <w:p>
-      <w:pPr>
+        <w:t>Reflexion &amp; Metakognition:</w:t>
+      </w:r>
+      <w:r>
+        <w:br/>
+        <w:t>Lernende erkennen ihren eigenen semantischen Fortschritt in einem „Raum“.</w:t>
+      </w:r>
+    </w:p>
+    <w:p>
+      <w:r>
+        <w:t>So wird aus einer abstrakten Struktur S ein anschaulicher, metrisch analysierbarer Bedeutungsraum (Kapitel-3-Prinzip).</w:t>
+      </w:r>
+    </w:p>
+    <w:p>
+      <w:pPr>
+        <w:pStyle w:val="Aufzhlung"/>
         <w:numPr>
           <w:ilvl w:val="0"/>
-          <w:numId w:val="149"/>
+          <w:numId w:val="0"/>
         </w:numPr>
-        <w:spacing w:before="100" w:beforeAutospacing="1" w:after="100" w:afterAutospacing="1"/>
+      </w:pPr>
+      <w:r>
+        <w:pict w14:anchorId="32AF7A06">
+          <v:rect id="_x0000_i1129" style="width:0;height:1.5pt" o:hralign="center" o:hrstd="t" o:hr="t" fillcolor="#a0a0a0" stroked="f"/>
+        </w:pict>
+      </w:r>
+    </w:p>
+    <w:p>
+      <w:pPr>
+        <w:pStyle w:val="berschrift2"/>
+      </w:pPr>
+      <w:r>
+        <w:t>Zusammenfassung</w:t>
+      </w:r>
+    </w:p>
+    <w:p>
+      <w:pPr>
         <w:rPr>
           <w:rFonts w:ascii="Times New Roman" w:hAnsi="Times New Roman"/>
         </w:rPr>
       </w:pPr>
+      <m:oMath>
+        <m:r>
+          <m:rPr>
+            <m:sty m:val="p"/>
+          </m:rPr>
+          <w:rPr>
+            <w:rFonts w:ascii="Cambria Math" w:hAnsi="Cambria Math"/>
+          </w:rPr>
+          <m:t>M : S → (X,d)</m:t>
+        </m:r>
+      </m:oMath>
       <w:r>
         <w:rPr>
           <w:rFonts w:ascii="Times New Roman" w:hAnsi="Times New Roman"/>
+        </w:rPr>
+        <w:t xml:space="preserve"> bedeutet:</w:t>
+      </w:r>
+    </w:p>
+    <w:p>
+      <w:pPr>
+        <w:pStyle w:val="Aufzhlung"/>
+      </w:pPr>
+      <w:r>
+        <w:t xml:space="preserve">M ordnet abstrakte funktionale oder semantische Zustände </w:t>
+      </w:r>
+      <w:proofErr w:type="spellStart"/>
+      <w:r>
+        <w:t>s</w:t>
+      </w:r>
+      <w:r>
+        <w:rPr>
+          <w:rFonts w:ascii="Cambria Math" w:hAnsi="Cambria Math" w:cs="Cambria Math"/>
+        </w:rPr>
+        <w:t>∈</w:t>
+      </w:r>
+      <w:r>
+        <w:t>S</w:t>
+      </w:r>
+      <w:proofErr w:type="spellEnd"/>
+      <w:r>
+        <w:t xml:space="preserve"> einem Punkt in einem metrischen Raum zu.</w:t>
+      </w:r>
+    </w:p>
+    <w:p>
+      <w:pPr>
+        <w:pStyle w:val="Aufzhlung"/>
+      </w:pPr>
+      <w:r>
+        <w:t xml:space="preserve">Dadurch werden funktionale Bedeutungsprozesse </w:t>
+      </w:r>
+      <w:r>
+        <w:rPr>
           <w:b/>
           <w:bCs/>
         </w:rPr>
-        <w:t>Ähnlichkeit, Nähe, Distanz und Struktur</w:t>
-      </w:r>
-      <w:r>
-        <w:rPr>
-          <w:rFonts w:ascii="Times New Roman" w:hAnsi="Times New Roman"/>
-        </w:rPr>
-        <w:t xml:space="preserve"> messbar zu machen,</w:t>
-      </w:r>
-    </w:p>
-    <w:p>
-      <w:pPr>
-        <w:numPr>
-          <w:ilvl w:val="0"/>
-          <w:numId w:val="149"/>
-        </w:numPr>
-        <w:spacing w:before="100" w:beforeAutospacing="1" w:after="100" w:afterAutospacing="1"/>
-        <w:rPr>
-          <w:rFonts w:ascii="Times New Roman" w:hAnsi="Times New Roman"/>
-        </w:rPr>
-      </w:pPr>
-      <w:r>
-        <w:rPr>
-          <w:rFonts w:ascii="Times New Roman" w:hAnsi="Times New Roman"/>
+        <w:t>geometrisch interpretierbar</w:t>
+      </w:r>
+      <w:r>
+        <w:t>.</w:t>
+      </w:r>
+    </w:p>
+    <w:p>
+      <w:pPr>
+        <w:pStyle w:val="Aufzhlung"/>
+      </w:pPr>
+      <w:r>
+        <w:t xml:space="preserve">Die Metrik d erlaubt, </w:t>
+      </w:r>
+      <w:r>
+        <w:rPr>
           <w:b/>
           <w:bCs/>
         </w:rPr>
-        <w:t>Geometrisierung von Bedeutung</w:t>
-      </w:r>
-      <w:r>
-        <w:rPr>
-          <w:rFonts w:ascii="Times New Roman" w:hAnsi="Times New Roman"/>
-        </w:rPr>
-        <w:t xml:space="preserve"> zu ermöglichen,</w:t>
-      </w:r>
-    </w:p>
-    <w:p>
-      <w:pPr>
-        <w:numPr>
-          <w:ilvl w:val="0"/>
-          <w:numId w:val="149"/>
-        </w:numPr>
-        <w:spacing w:before="100" w:beforeAutospacing="1" w:after="100" w:afterAutospacing="1"/>
-        <w:rPr>
-          <w:rFonts w:ascii="Times New Roman" w:hAnsi="Times New Roman"/>
-        </w:rPr>
-      </w:pPr>
-      <w:r>
-        <w:rPr>
-          <w:rFonts w:ascii="Times New Roman" w:hAnsi="Times New Roman"/>
+        <w:t>Unterschiede, Ähnlichkeiten, Entwicklungsdynamiken und Attraktoren</w:t>
+      </w:r>
+      <w:r>
+        <w:t xml:space="preserve"> quantitativ zu analysieren.</w:t>
+      </w:r>
+    </w:p>
+    <w:p>
+      <w:pPr>
+        <w:pStyle w:val="Aufzhlung"/>
+      </w:pPr>
+      <w:r>
+        <w:t xml:space="preserve">Didaktisch ermöglicht M die </w:t>
+      </w:r>
+      <w:r>
+        <w:rPr>
           <w:b/>
           <w:bCs/>
         </w:rPr>
-        <w:t>Stabilität und Attraktoren</w:t>
-      </w:r>
-      <w:r>
+        <w:t>räumliche Visualisierung von Kompetenz- oder Bedeutungsstrukturen</w:t>
+      </w:r>
+      <w:r>
+        <w:t>, was Diagnose, Planung und Reflexion fördert.</w:t>
+      </w:r>
+    </w:p>
+    <w:p>
+      <w:pPr>
+        <w:spacing w:after="0"/>
         <w:rPr>
           <w:rFonts w:ascii="Times New Roman" w:hAnsi="Times New Roman"/>
         </w:rPr>
-        <w:t xml:space="preserve"> im Bedeutungsraum sichtbar zu machen,</w:t>
-      </w:r>
-    </w:p>
-    <w:p>
-      <w:pPr>
-        <w:numPr>
-          <w:ilvl w:val="0"/>
-          <w:numId w:val="149"/>
-        </w:numPr>
-        <w:spacing w:before="100" w:beforeAutospacing="1" w:after="100" w:afterAutospacing="1"/>
+      </w:pPr>
+      <w:r>
         <w:rPr>
           <w:rFonts w:ascii="Times New Roman" w:hAnsi="Times New Roman"/>
         </w:rPr>
-      </w:pPr>
-      <w:r>
-        <w:rPr>
-          <w:rFonts w:ascii="Times New Roman" w:hAnsi="Times New Roman"/>
-        </w:rPr>
-        <w:t xml:space="preserve">funktionale Repräsentationen (S) in </w:t>
-      </w:r>
-      <w:r>
-        <w:rPr>
-          <w:rFonts w:ascii="Times New Roman" w:hAnsi="Times New Roman"/>
-          <w:b/>
-          <w:bCs/>
-        </w:rPr>
-        <w:t>dynamische metrische Landschaften</w:t>
-      </w:r>
-      <w:r>
-        <w:rPr>
-          <w:rFonts w:ascii="Times New Roman" w:hAnsi="Times New Roman"/>
-        </w:rPr>
-        <w:t xml:space="preserve"> (</w:t>
-      </w:r>
-      <w:proofErr w:type="spellStart"/>
-      <w:proofErr w:type="gramStart"/>
-      <w:r>
-        <w:rPr>
-          <w:rFonts w:ascii="Times New Roman" w:hAnsi="Times New Roman"/>
-        </w:rPr>
-        <w:t>X,d</w:t>
-      </w:r>
-      <w:proofErr w:type="spellEnd"/>
-      <w:proofErr w:type="gramEnd"/>
-      <w:r>
-        <w:rPr>
-          <w:rFonts w:ascii="Times New Roman" w:hAnsi="Times New Roman"/>
-        </w:rPr>
-        <w:t>) zu transformieren.</w:t>
-      </w:r>
-    </w:p>
-    <w:p>
-      <w:pPr>
-        <w:spacing w:before="100" w:beforeAutospacing="1" w:after="100" w:afterAutospacing="1"/>
-        <w:rPr>
-          <w:rFonts w:ascii="Times New Roman" w:hAnsi="Times New Roman"/>
-        </w:rPr>
-      </w:pPr>
-      <w:r>
-        <w:rPr>
-          <w:rFonts w:ascii="Times New Roman" w:hAnsi="Times New Roman"/>
-        </w:rPr>
-        <w:t>Damit bedeutet die Abbildung M:</w:t>
-      </w:r>
-    </w:p>
-    <w:p>
-      <w:pPr>
-        <w:spacing w:before="100" w:beforeAutospacing="1" w:after="100" w:afterAutospacing="1"/>
-        <w:outlineLvl w:val="2"/>
-        <w:rPr>
-          <w:rFonts w:ascii="Times New Roman" w:hAnsi="Times New Roman"/>
-          <w:b/>
-          <w:bCs/>
-          <w:sz w:val="27"/>
-          <w:szCs w:val="27"/>
-        </w:rPr>
-      </w:pPr>
-      <w:r>
-        <w:rPr>
-          <w:rFonts w:ascii="Times New Roman" w:hAnsi="Times New Roman"/>
-          <w:b/>
-          <w:bCs/>
-          <w:sz w:val="27"/>
-          <w:szCs w:val="27"/>
-        </w:rPr>
-        <w:t>M ist eine Bedeutungs- oder Strukturabbildung, die</w:t>
-      </w:r>
-    </w:p>
-    <w:p>
-      <w:pPr>
-        <w:numPr>
-          <w:ilvl w:val="0"/>
-          <w:numId w:val="150"/>
-        </w:numPr>
-        <w:spacing w:before="100" w:beforeAutospacing="1" w:after="100" w:afterAutospacing="1"/>
-        <w:rPr>
-          <w:rFonts w:ascii="Times New Roman" w:hAnsi="Times New Roman"/>
-        </w:rPr>
-      </w:pPr>
-      <w:r>
-        <w:rPr>
-          <w:rFonts w:ascii="Times New Roman" w:hAnsi="Times New Roman"/>
-        </w:rPr>
-        <w:t xml:space="preserve">funktionale Elemente </w:t>
-      </w:r>
-      <w:proofErr w:type="spellStart"/>
-      <w:r>
-        <w:rPr>
-          <w:rFonts w:ascii="Times New Roman" w:hAnsi="Times New Roman"/>
-        </w:rPr>
-        <w:t>sss</w:t>
-      </w:r>
-      <w:proofErr w:type="spellEnd"/>
-      <w:r>
-        <w:rPr>
-          <w:rFonts w:ascii="Times New Roman" w:hAnsi="Times New Roman"/>
-        </w:rPr>
-        <w:br/>
-        <w:t>→ in metrisch interpretierbare Zustände M(s)M(s)M(s) überführt,</w:t>
-      </w:r>
-    </w:p>
-    <w:p>
-      <w:pPr>
-        <w:numPr>
-          <w:ilvl w:val="0"/>
-          <w:numId w:val="150"/>
-        </w:numPr>
-        <w:spacing w:before="100" w:beforeAutospacing="1" w:after="100" w:afterAutospacing="1"/>
-        <w:rPr>
-          <w:rFonts w:ascii="Times New Roman" w:hAnsi="Times New Roman"/>
-        </w:rPr>
-      </w:pPr>
-      <w:r>
-        <w:rPr>
-          <w:rFonts w:ascii="Times New Roman" w:hAnsi="Times New Roman"/>
-        </w:rPr>
-        <w:t xml:space="preserve">semantische Prozesse in </w:t>
-      </w:r>
-      <w:r>
-        <w:rPr>
-          <w:rFonts w:ascii="Times New Roman" w:hAnsi="Times New Roman"/>
-          <w:b/>
-          <w:bCs/>
-        </w:rPr>
-        <w:t>räumliche Nähebeziehungen</w:t>
-      </w:r>
-      <w:r>
-        <w:rPr>
-          <w:rFonts w:ascii="Times New Roman" w:hAnsi="Times New Roman"/>
-        </w:rPr>
-        <w:t xml:space="preserve"> übersetzt,</w:t>
-      </w:r>
-    </w:p>
-    <w:p>
-      <w:pPr>
-        <w:numPr>
-          <w:ilvl w:val="0"/>
-          <w:numId w:val="150"/>
-        </w:numPr>
-        <w:spacing w:before="100" w:beforeAutospacing="1" w:after="100" w:afterAutospacing="1"/>
-        <w:rPr>
-          <w:rFonts w:ascii="Times New Roman" w:hAnsi="Times New Roman"/>
-        </w:rPr>
-      </w:pPr>
-      <w:r>
-        <w:rPr>
-          <w:rFonts w:ascii="Times New Roman" w:hAnsi="Times New Roman"/>
-        </w:rPr>
-        <w:t>Distanz als „semantische oder funktionale Differenz“ operationalisiert.</w:t>
-      </w:r>
-    </w:p>
-    <w:p>
-      <w:pPr>
-        <w:spacing w:before="100" w:beforeAutospacing="1" w:after="100" w:afterAutospacing="1"/>
-        <w:rPr>
-          <w:rFonts w:ascii="Times New Roman" w:hAnsi="Times New Roman"/>
-        </w:rPr>
-      </w:pPr>
-      <w:r>
-        <w:rPr>
-          <w:rFonts w:ascii="Times New Roman" w:hAnsi="Times New Roman"/>
-        </w:rPr>
-        <w:t>Kurz:</w:t>
-      </w:r>
-      <w:r>
-        <w:rPr>
-          <w:rFonts w:ascii="Times New Roman" w:hAnsi="Times New Roman"/>
-        </w:rPr>
-        <w:br/>
-      </w:r>
-      <w:r>
-        <w:rPr>
-          <w:rFonts w:ascii="Times New Roman" w:hAnsi="Times New Roman"/>
-          <w:b/>
-          <w:bCs/>
-        </w:rPr>
-        <w:t>M transformiert funktionale Zustände in beobachtbare, messbare geometrische Struktur.</w:t>
-      </w:r>
-    </w:p>
-    <w:p>
-      <w:pPr>
-        <w:pStyle w:val="StandardWeb"/>
-        <w:tabs>
-          <w:tab w:val="left" w:pos="7088"/>
-        </w:tabs>
-        <w:spacing w:before="360" w:after="360"/>
-      </w:pPr>
-    </w:p>
-    <w:p>
-      <w:pPr>
-        <w:pStyle w:val="berschrift2"/>
-      </w:pPr>
-      <w:r>
-        <w:t>Beispiel für die Bedeutung</w:t>
-      </w:r>
-    </w:p>
-    <w:p>
-      <w:pPr>
-        <w:spacing w:before="100" w:beforeAutospacing="1" w:after="100" w:afterAutospacing="1"/>
-        <w:outlineLvl w:val="2"/>
-        <w:rPr>
-          <w:rFonts w:ascii="Times New Roman" w:hAnsi="Times New Roman"/>
-          <w:b/>
-          <w:bCs/>
-          <w:sz w:val="27"/>
-          <w:szCs w:val="27"/>
-        </w:rPr>
-      </w:pPr>
-      <w:r>
-        <w:rPr>
-          <w:rFonts w:ascii="Times New Roman" w:hAnsi="Times New Roman"/>
-          <w:b/>
-          <w:bCs/>
-          <w:sz w:val="27"/>
-          <w:szCs w:val="27"/>
-        </w:rPr>
-        <w:t>Didaktisches Szenario: Lernstände als Punkte im Bedeutungsraum</w:t>
-      </w:r>
-    </w:p>
-    <w:p>
-      <w:pPr>
-        <w:spacing w:before="100" w:beforeAutospacing="1" w:after="100" w:afterAutospacing="1"/>
-        <w:rPr>
-          <w:rFonts w:ascii="Times New Roman" w:hAnsi="Times New Roman"/>
-        </w:rPr>
-      </w:pPr>
-      <w:r>
-        <w:rPr>
-          <w:rFonts w:ascii="Times New Roman" w:hAnsi="Times New Roman"/>
-        </w:rPr>
-        <w:lastRenderedPageBreak/>
-        <w:t>Lehrende wollen den Entwicklungsstand ihrer Lernenden hinsichtlich geometrischer Grundbegriffe erfassen.</w:t>
-      </w:r>
-    </w:p>
-    <w:p>
-      <w:pPr>
-        <w:numPr>
-          <w:ilvl w:val="0"/>
-          <w:numId w:val="151"/>
-        </w:numPr>
-        <w:spacing w:before="100" w:beforeAutospacing="1" w:after="100" w:afterAutospacing="1"/>
-        <w:rPr>
-          <w:rFonts w:ascii="Times New Roman" w:hAnsi="Times New Roman"/>
-        </w:rPr>
-      </w:pPr>
-      <w:r>
-        <w:rPr>
-          <w:rFonts w:ascii="Times New Roman" w:hAnsi="Times New Roman"/>
-          <w:b/>
-          <w:bCs/>
-        </w:rPr>
-        <w:t>S</w:t>
-      </w:r>
-      <w:r>
-        <w:rPr>
-          <w:rFonts w:ascii="Times New Roman" w:hAnsi="Times New Roman"/>
-        </w:rPr>
-        <w:t xml:space="preserve"> = Menge der Lernenden-Zustände</w:t>
-      </w:r>
-      <w:r>
-        <w:rPr>
-          <w:rFonts w:ascii="Times New Roman" w:hAnsi="Times New Roman"/>
-        </w:rPr>
-        <w:br/>
-        <w:t xml:space="preserve">z.B. </w:t>
-      </w:r>
-      <w:proofErr w:type="gramStart"/>
-      <w:r>
-        <w:rPr>
-          <w:rFonts w:ascii="Times New Roman" w:hAnsi="Times New Roman"/>
-        </w:rPr>
-        <w:t>{ versteht</w:t>
-      </w:r>
-      <w:proofErr w:type="gramEnd"/>
-      <w:r>
-        <w:rPr>
-          <w:rFonts w:ascii="Times New Roman" w:hAnsi="Times New Roman"/>
-        </w:rPr>
-        <w:t xml:space="preserve"> Strecke, versteht Winkel, versteht Kongruenz, … }</w:t>
-      </w:r>
-    </w:p>
-    <w:p>
-      <w:pPr>
-        <w:numPr>
-          <w:ilvl w:val="0"/>
-          <w:numId w:val="151"/>
-        </w:numPr>
-        <w:spacing w:before="100" w:beforeAutospacing="1" w:after="100" w:afterAutospacing="1"/>
-        <w:rPr>
-          <w:rFonts w:ascii="Times New Roman" w:hAnsi="Times New Roman"/>
-        </w:rPr>
-      </w:pPr>
-      <w:r>
-        <w:rPr>
-          <w:rFonts w:ascii="Times New Roman" w:hAnsi="Times New Roman"/>
-          <w:b/>
-          <w:bCs/>
-        </w:rPr>
-        <w:t>M</w:t>
-      </w:r>
-      <w:r>
-        <w:rPr>
-          <w:rFonts w:ascii="Times New Roman" w:hAnsi="Times New Roman"/>
-        </w:rPr>
-        <w:t xml:space="preserve"> ordnet jedem </w:t>
-      </w:r>
-      <w:proofErr w:type="spellStart"/>
-      <w:r>
-        <w:rPr>
-          <w:rFonts w:ascii="Times New Roman" w:hAnsi="Times New Roman"/>
-        </w:rPr>
-        <w:t>Lernendenzustand</w:t>
-      </w:r>
-      <w:proofErr w:type="spellEnd"/>
-      <w:r>
-        <w:rPr>
-          <w:rFonts w:ascii="Times New Roman" w:hAnsi="Times New Roman"/>
-        </w:rPr>
-        <w:t xml:space="preserve"> einen Punkt im metrischen Raum zu:</w:t>
-      </w:r>
-    </w:p>
-    <w:p>
-      <w:pPr>
-        <w:spacing w:after="0"/>
-        <w:rPr>
-          <w:rFonts w:ascii="Times New Roman" w:hAnsi="Times New Roman"/>
-        </w:rPr>
-      </w:pPr>
-      <w:r>
-        <w:rPr>
-          <w:rFonts w:ascii="Times New Roman" w:hAnsi="Times New Roman"/>
-        </w:rPr>
-        <w:t>M(s)</w:t>
-      </w:r>
-      <w:r>
-        <w:rPr>
-          <w:rFonts w:ascii="Cambria Math" w:hAnsi="Cambria Math" w:cs="Cambria Math"/>
-        </w:rPr>
-        <w:t>∈</w:t>
-      </w:r>
-      <w:r>
-        <w:rPr>
-          <w:rFonts w:ascii="Times New Roman" w:hAnsi="Times New Roman"/>
-        </w:rPr>
-        <w:t>(</w:t>
-      </w:r>
-      <w:proofErr w:type="spellStart"/>
-      <w:proofErr w:type="gramStart"/>
-      <w:r>
-        <w:rPr>
-          <w:rFonts w:ascii="Times New Roman" w:hAnsi="Times New Roman"/>
-        </w:rPr>
-        <w:t>X,d</w:t>
-      </w:r>
-      <w:proofErr w:type="spellEnd"/>
-      <w:proofErr w:type="gramEnd"/>
-      <w:r>
-        <w:rPr>
-          <w:rFonts w:ascii="Times New Roman" w:hAnsi="Times New Roman"/>
-        </w:rPr>
-        <w:t>)M(s) \in (</w:t>
-      </w:r>
-      <w:proofErr w:type="spellStart"/>
-      <w:r>
-        <w:rPr>
-          <w:rFonts w:ascii="Times New Roman" w:hAnsi="Times New Roman"/>
-        </w:rPr>
-        <w:t>X,d</w:t>
-      </w:r>
-      <w:proofErr w:type="spellEnd"/>
-      <w:r>
-        <w:rPr>
-          <w:rFonts w:ascii="Times New Roman" w:hAnsi="Times New Roman"/>
-        </w:rPr>
-        <w:t>)M(s)</w:t>
-      </w:r>
-      <w:r>
-        <w:rPr>
-          <w:rFonts w:ascii="Cambria Math" w:hAnsi="Cambria Math" w:cs="Cambria Math"/>
-        </w:rPr>
-        <w:t>∈</w:t>
-      </w:r>
-      <w:r>
-        <w:rPr>
-          <w:rFonts w:ascii="Times New Roman" w:hAnsi="Times New Roman"/>
-        </w:rPr>
-        <w:t>(</w:t>
-      </w:r>
-      <w:proofErr w:type="spellStart"/>
-      <w:r>
-        <w:rPr>
-          <w:rFonts w:ascii="Times New Roman" w:hAnsi="Times New Roman"/>
-        </w:rPr>
-        <w:t>X,d</w:t>
-      </w:r>
-      <w:proofErr w:type="spellEnd"/>
-      <w:r>
-        <w:rPr>
-          <w:rFonts w:ascii="Times New Roman" w:hAnsi="Times New Roman"/>
-        </w:rPr>
-        <w:t xml:space="preserve">) </w:t>
-      </w:r>
-    </w:p>
-    <w:p>
-      <w:pPr>
-        <w:numPr>
-          <w:ilvl w:val="0"/>
-          <w:numId w:val="152"/>
-        </w:numPr>
-        <w:spacing w:before="100" w:beforeAutospacing="1" w:after="100" w:afterAutospacing="1"/>
-        <w:rPr>
-          <w:rFonts w:ascii="Times New Roman" w:hAnsi="Times New Roman"/>
-        </w:rPr>
-      </w:pPr>
-      <w:r>
-        <w:rPr>
-          <w:rFonts w:ascii="Times New Roman" w:hAnsi="Times New Roman"/>
-          <w:b/>
-          <w:bCs/>
-        </w:rPr>
-        <w:t>X</w:t>
-      </w:r>
-      <w:r>
-        <w:rPr>
-          <w:rFonts w:ascii="Times New Roman" w:hAnsi="Times New Roman"/>
-        </w:rPr>
-        <w:t xml:space="preserve"> ist ein semantisch definierter Lernraum,</w:t>
-      </w:r>
-      <w:r>
-        <w:rPr>
-          <w:rFonts w:ascii="Times New Roman" w:hAnsi="Times New Roman"/>
-        </w:rPr>
-        <w:br/>
-        <w:t>z.B. ein 2D-Raum, in dem die Achsen „Abstraktionsgrad“ und „Begriffsflexibilität“ sind.</w:t>
-      </w:r>
-    </w:p>
-    <w:p>
-      <w:pPr>
-        <w:numPr>
-          <w:ilvl w:val="0"/>
-          <w:numId w:val="152"/>
-        </w:numPr>
-        <w:spacing w:before="100" w:beforeAutospacing="1" w:after="100" w:afterAutospacing="1"/>
-        <w:rPr>
-          <w:rFonts w:ascii="Times New Roman" w:hAnsi="Times New Roman"/>
-        </w:rPr>
-      </w:pPr>
-      <w:r>
-        <w:rPr>
-          <w:rFonts w:ascii="Times New Roman" w:hAnsi="Times New Roman"/>
-          <w:b/>
-          <w:bCs/>
-        </w:rPr>
-        <w:t>d</w:t>
-      </w:r>
-      <w:r>
-        <w:rPr>
-          <w:rFonts w:ascii="Times New Roman" w:hAnsi="Times New Roman"/>
-        </w:rPr>
-        <w:t xml:space="preserve"> misst die Distanz zwischen Lernenden hinsichtlich ihres Begriffsverständnisses.</w:t>
-      </w:r>
-    </w:p>
-    <w:p>
-      <w:pPr>
-        <w:spacing w:before="100" w:beforeAutospacing="1" w:after="100" w:afterAutospacing="1"/>
-        <w:rPr>
-          <w:rFonts w:ascii="Times New Roman" w:hAnsi="Times New Roman"/>
-        </w:rPr>
-      </w:pPr>
-      <w:r>
-        <w:rPr>
-          <w:rFonts w:ascii="Times New Roman" w:hAnsi="Times New Roman"/>
-          <w:b/>
-          <w:bCs/>
-        </w:rPr>
-        <w:t>Didaktischer Nutzen:</w:t>
-      </w:r>
-    </w:p>
-    <w:p>
-      <w:pPr>
-        <w:numPr>
-          <w:ilvl w:val="0"/>
-          <w:numId w:val="153"/>
-        </w:numPr>
-        <w:spacing w:before="100" w:beforeAutospacing="1" w:after="100" w:afterAutospacing="1"/>
-        <w:rPr>
-          <w:rFonts w:ascii="Times New Roman" w:hAnsi="Times New Roman"/>
-        </w:rPr>
-      </w:pPr>
-      <w:r>
-        <w:rPr>
-          <w:rFonts w:ascii="Times New Roman" w:hAnsi="Times New Roman"/>
-          <w:b/>
-          <w:bCs/>
-        </w:rPr>
-        <w:t>Visualisierung von Verständnis:</w:t>
-      </w:r>
-      <w:r>
-        <w:rPr>
-          <w:rFonts w:ascii="Times New Roman" w:hAnsi="Times New Roman"/>
-        </w:rPr>
-        <w:br/>
-        <w:t>Lernende, deren Punkte nahe beieinander liegen, haben ähnlich entwickelte Begriffe.</w:t>
-      </w:r>
-    </w:p>
-    <w:p>
-      <w:pPr>
-        <w:numPr>
-          <w:ilvl w:val="0"/>
-          <w:numId w:val="153"/>
-        </w:numPr>
-        <w:spacing w:before="100" w:beforeAutospacing="1" w:after="100" w:afterAutospacing="1"/>
-        <w:rPr>
-          <w:rFonts w:ascii="Times New Roman" w:hAnsi="Times New Roman"/>
-        </w:rPr>
-      </w:pPr>
-      <w:r>
-        <w:rPr>
-          <w:rFonts w:ascii="Times New Roman" w:hAnsi="Times New Roman"/>
-          <w:b/>
-          <w:bCs/>
-        </w:rPr>
-        <w:t>Diagnostik:</w:t>
-      </w:r>
-      <w:r>
-        <w:rPr>
-          <w:rFonts w:ascii="Times New Roman" w:hAnsi="Times New Roman"/>
-        </w:rPr>
-        <w:br/>
-        <w:t>Große Distanz zeigt Missverständnisse oder fehlende Grundlagen.</w:t>
-      </w:r>
-    </w:p>
-    <w:p>
-      <w:pPr>
-        <w:numPr>
-          <w:ilvl w:val="0"/>
-          <w:numId w:val="153"/>
-        </w:numPr>
-        <w:spacing w:before="100" w:beforeAutospacing="1" w:after="100" w:afterAutospacing="1"/>
-        <w:rPr>
-          <w:rFonts w:ascii="Times New Roman" w:hAnsi="Times New Roman"/>
-        </w:rPr>
-      </w:pPr>
-      <w:r>
-        <w:rPr>
-          <w:rFonts w:ascii="Times New Roman" w:hAnsi="Times New Roman"/>
-          <w:b/>
-          <w:bCs/>
-        </w:rPr>
-        <w:t>Adaptive Förderung:</w:t>
-      </w:r>
-      <w:r>
-        <w:rPr>
-          <w:rFonts w:ascii="Times New Roman" w:hAnsi="Times New Roman"/>
-        </w:rPr>
-        <w:br/>
-        <w:t>Lernwege können geometrisch geplant werden:</w:t>
-      </w:r>
-      <w:r>
-        <w:rPr>
-          <w:rFonts w:ascii="Times New Roman" w:hAnsi="Times New Roman"/>
-        </w:rPr>
-        <w:br/>
-        <w:t>Von M(s₀) → M(s*) über minimalen „semantischen Abstand“.</w:t>
-      </w:r>
-    </w:p>
-    <w:p>
-      <w:pPr>
-        <w:numPr>
-          <w:ilvl w:val="0"/>
-          <w:numId w:val="153"/>
-        </w:numPr>
-        <w:spacing w:before="100" w:beforeAutospacing="1" w:after="100" w:afterAutospacing="1"/>
-        <w:rPr>
-          <w:rFonts w:ascii="Times New Roman" w:hAnsi="Times New Roman"/>
-        </w:rPr>
-      </w:pPr>
-      <w:r>
-        <w:rPr>
-          <w:rFonts w:ascii="Times New Roman" w:hAnsi="Times New Roman"/>
-          <w:b/>
-          <w:bCs/>
-        </w:rPr>
-        <w:t>Reflexion &amp; Metakognition:</w:t>
-      </w:r>
-      <w:r>
-        <w:rPr>
-          <w:rFonts w:ascii="Times New Roman" w:hAnsi="Times New Roman"/>
-        </w:rPr>
-        <w:br/>
-        <w:t>Lernende erkennen ihren eigenen semantischen Fortschritt in einem „Raum“.</w:t>
-      </w:r>
-    </w:p>
-    <w:p>
-      <w:pPr>
-        <w:spacing w:before="100" w:beforeAutospacing="1" w:after="100" w:afterAutospacing="1"/>
-        <w:rPr>
-          <w:rFonts w:ascii="Times New Roman" w:hAnsi="Times New Roman"/>
-        </w:rPr>
-      </w:pPr>
-      <w:r>
-        <w:rPr>
-          <w:rFonts w:ascii="Times New Roman" w:hAnsi="Times New Roman"/>
-        </w:rPr>
-        <w:t>So wird aus einer abstrakten Struktur S ein anschaulicher, metrisch analysierbarer Bedeutungsraum (Kapitel-3-Prinzip).</w:t>
-      </w:r>
-    </w:p>
-    <w:p>
-      <w:pPr>
-        <w:pStyle w:val="StandardWeb"/>
-        <w:tabs>
-          <w:tab w:val="left" w:pos="7088"/>
-        </w:tabs>
-        <w:spacing w:before="360" w:after="360"/>
-      </w:pPr>
-    </w:p>
-    <w:p>
-      <w:pPr>
-        <w:pStyle w:val="berschrift2"/>
-      </w:pPr>
-      <w:r>
-        <w:t>Zusammenfassung</w:t>
-      </w:r>
-    </w:p>
-    <w:p>
-      <w:pPr>
-        <w:spacing w:before="100" w:beforeAutospacing="1" w:after="100" w:afterAutospacing="1"/>
-        <w:rPr>
-          <w:rFonts w:ascii="Times New Roman" w:hAnsi="Times New Roman"/>
-        </w:rPr>
-      </w:pPr>
-      <w:proofErr w:type="gramStart"/>
-      <w:r>
-        <w:rPr>
-          <w:rFonts w:ascii="Times New Roman" w:hAnsi="Times New Roman"/>
-          <w:b/>
-          <w:bCs/>
-        </w:rPr>
-        <w:t>M :</w:t>
-      </w:r>
-      <w:proofErr w:type="gramEnd"/>
-      <w:r>
-        <w:rPr>
-          <w:rFonts w:ascii="Times New Roman" w:hAnsi="Times New Roman"/>
-          <w:b/>
-          <w:bCs/>
-        </w:rPr>
-        <w:t xml:space="preserve"> S → (</w:t>
-      </w:r>
-      <w:proofErr w:type="spellStart"/>
-      <w:r>
-        <w:rPr>
-          <w:rFonts w:ascii="Times New Roman" w:hAnsi="Times New Roman"/>
-          <w:b/>
-          <w:bCs/>
-        </w:rPr>
-        <w:t>X,d</w:t>
-      </w:r>
-      <w:proofErr w:type="spellEnd"/>
-      <w:r>
-        <w:rPr>
-          <w:rFonts w:ascii="Times New Roman" w:hAnsi="Times New Roman"/>
-          <w:b/>
-          <w:bCs/>
-        </w:rPr>
-        <w:t>)</w:t>
-      </w:r>
-      <w:r>
-        <w:rPr>
-          <w:rFonts w:ascii="Times New Roman" w:hAnsi="Times New Roman"/>
-        </w:rPr>
-        <w:t xml:space="preserve"> bedeutet:</w:t>
-      </w:r>
-    </w:p>
-    <w:p>
-      <w:pPr>
-        <w:numPr>
-          <w:ilvl w:val="0"/>
-          <w:numId w:val="154"/>
-        </w:numPr>
-        <w:spacing w:before="100" w:beforeAutospacing="1" w:after="100" w:afterAutospacing="1"/>
-        <w:rPr>
-          <w:rFonts w:ascii="Times New Roman" w:hAnsi="Times New Roman"/>
-        </w:rPr>
-      </w:pPr>
-      <w:r>
-        <w:rPr>
-          <w:rFonts w:ascii="Times New Roman" w:hAnsi="Times New Roman"/>
-        </w:rPr>
-        <w:t xml:space="preserve">M ordnet abstrakte funktionale oder semantische Zustände </w:t>
-      </w:r>
-      <w:proofErr w:type="spellStart"/>
-      <w:r>
-        <w:rPr>
-          <w:rFonts w:ascii="Times New Roman" w:hAnsi="Times New Roman"/>
-        </w:rPr>
-        <w:t>s</w:t>
-      </w:r>
-      <w:r>
-        <w:rPr>
-          <w:rFonts w:ascii="Cambria Math" w:hAnsi="Cambria Math" w:cs="Cambria Math"/>
-        </w:rPr>
-        <w:t>∈</w:t>
-      </w:r>
-      <w:r>
-        <w:rPr>
-          <w:rFonts w:ascii="Times New Roman" w:hAnsi="Times New Roman"/>
-        </w:rPr>
-        <w:t>Ss</w:t>
-      </w:r>
-      <w:proofErr w:type="spellEnd"/>
-      <w:r>
-        <w:rPr>
-          <w:rFonts w:ascii="Times New Roman" w:hAnsi="Times New Roman"/>
-        </w:rPr>
-        <w:t xml:space="preserve">\in </w:t>
-      </w:r>
-      <w:proofErr w:type="spellStart"/>
-      <w:r>
-        <w:rPr>
-          <w:rFonts w:ascii="Times New Roman" w:hAnsi="Times New Roman"/>
-        </w:rPr>
-        <w:t>Ss</w:t>
-      </w:r>
-      <w:r>
-        <w:rPr>
-          <w:rFonts w:ascii="Cambria Math" w:hAnsi="Cambria Math" w:cs="Cambria Math"/>
-        </w:rPr>
-        <w:t>∈</w:t>
-      </w:r>
-      <w:r>
-        <w:rPr>
-          <w:rFonts w:ascii="Times New Roman" w:hAnsi="Times New Roman"/>
-        </w:rPr>
-        <w:t>S</w:t>
-      </w:r>
-      <w:proofErr w:type="spellEnd"/>
-      <w:r>
-        <w:rPr>
-          <w:rFonts w:ascii="Times New Roman" w:hAnsi="Times New Roman"/>
-        </w:rPr>
-        <w:t xml:space="preserve"> einem Punkt in einem metrischen Raum zu.</w:t>
-      </w:r>
-    </w:p>
-    <w:p>
-      <w:pPr>
-        <w:numPr>
-          <w:ilvl w:val="0"/>
-          <w:numId w:val="154"/>
-        </w:numPr>
-        <w:spacing w:before="100" w:beforeAutospacing="1" w:after="100" w:afterAutospacing="1"/>
-        <w:rPr>
-          <w:rFonts w:ascii="Times New Roman" w:hAnsi="Times New Roman"/>
-        </w:rPr>
-      </w:pPr>
-      <w:r>
-        <w:rPr>
-          <w:rFonts w:ascii="Times New Roman" w:hAnsi="Times New Roman"/>
-        </w:rPr>
-        <w:t xml:space="preserve">Dadurch werden funktionale Bedeutungsprozesse </w:t>
-      </w:r>
-      <w:r>
-        <w:rPr>
-          <w:rFonts w:ascii="Times New Roman" w:hAnsi="Times New Roman"/>
-          <w:b/>
-          <w:bCs/>
-        </w:rPr>
-        <w:t>geometrisch interpretierbar</w:t>
-      </w:r>
-      <w:r>
-        <w:rPr>
-          <w:rFonts w:ascii="Times New Roman" w:hAnsi="Times New Roman"/>
-        </w:rPr>
-        <w:t>.</w:t>
-      </w:r>
-    </w:p>
-    <w:p>
-      <w:pPr>
-        <w:numPr>
-          <w:ilvl w:val="0"/>
-          <w:numId w:val="154"/>
-        </w:numPr>
-        <w:spacing w:before="100" w:beforeAutospacing="1" w:after="100" w:afterAutospacing="1"/>
-        <w:rPr>
-          <w:rFonts w:ascii="Times New Roman" w:hAnsi="Times New Roman"/>
-        </w:rPr>
-      </w:pPr>
-      <w:r>
-        <w:rPr>
-          <w:rFonts w:ascii="Times New Roman" w:hAnsi="Times New Roman"/>
-        </w:rPr>
-        <w:t xml:space="preserve">Die Metrik d erlaubt, </w:t>
-      </w:r>
-      <w:r>
-        <w:rPr>
-          <w:rFonts w:ascii="Times New Roman" w:hAnsi="Times New Roman"/>
-          <w:b/>
-          <w:bCs/>
-        </w:rPr>
-        <w:t>Unterschiede, Ähnlichkeiten, Entwicklungsdynamiken und Attraktoren</w:t>
-      </w:r>
-      <w:r>
-        <w:rPr>
-          <w:rFonts w:ascii="Times New Roman" w:hAnsi="Times New Roman"/>
-        </w:rPr>
-        <w:t xml:space="preserve"> quantitativ zu analysieren.</w:t>
-      </w:r>
-    </w:p>
-    <w:p>
-      <w:pPr>
-        <w:numPr>
-          <w:ilvl w:val="0"/>
-          <w:numId w:val="154"/>
-        </w:numPr>
-        <w:spacing w:before="100" w:beforeAutospacing="1" w:after="100" w:afterAutospacing="1"/>
-        <w:rPr>
-          <w:rFonts w:ascii="Times New Roman" w:hAnsi="Times New Roman"/>
-        </w:rPr>
-      </w:pPr>
-      <w:r>
-        <w:rPr>
-          <w:rFonts w:ascii="Times New Roman" w:hAnsi="Times New Roman"/>
-        </w:rPr>
-        <w:t xml:space="preserve">Didaktisch ermöglicht M die </w:t>
-      </w:r>
-      <w:r>
-        <w:rPr>
-          <w:rFonts w:ascii="Times New Roman" w:hAnsi="Times New Roman"/>
-          <w:b/>
-          <w:bCs/>
-        </w:rPr>
-        <w:t>räumliche Visualisierung von Kompetenz- oder Bedeutungsstrukturen</w:t>
-      </w:r>
-      <w:r>
-        <w:rPr>
-          <w:rFonts w:ascii="Times New Roman" w:hAnsi="Times New Roman"/>
-        </w:rPr>
-        <w:t>, was Diagnose, Planung und Reflexion fördert.</w:t>
-      </w:r>
-    </w:p>
-    <w:p>
-      <w:pPr>
-        <w:spacing w:after="0"/>
-        <w:rPr>
-          <w:rFonts w:ascii="Times New Roman" w:hAnsi="Times New Roman"/>
-        </w:rPr>
-      </w:pPr>
-      <w:r>
-        <w:rPr>
-          <w:rFonts w:ascii="Times New Roman" w:hAnsi="Times New Roman"/>
-        </w:rPr>
         <w:pict w14:anchorId="19870A21">
-          <v:rect id="_x0000_i1124" style="width:0;height:1.5pt" o:hralign="center" o:hrstd="t" o:hr="t" fillcolor="#a0a0a0" stroked="f"/>
+          <v:rect id="_x0000_i1126" style="width:0;height:1.5pt" o:hralign="center" o:hrstd="t" o:hr="t" fillcolor="#a0a0a0" stroked="f"/>
         </w:pict>
       </w:r>
-    </w:p>
-    <w:p>
-      <w:pPr>
-        <w:pStyle w:val="StandardWeb"/>
-        <w:tabs>
-          <w:tab w:val="left" w:pos="7088"/>
-        </w:tabs>
-        <w:spacing w:before="360" w:after="360"/>
-      </w:pPr>
     </w:p>
     <w:p>
       <w:pPr>
@@ -35741,7 +35134,6 @@
     </w:p>
     <w:p>
       <w:pPr>
-        <w:spacing w:before="100" w:beforeAutospacing="1" w:after="100" w:afterAutospacing="1"/>
         <w:rPr>
           <w:rFonts w:ascii="Times New Roman" w:hAnsi="Times New Roman"/>
         </w:rPr>
@@ -35752,1432 +35144,1136 @@
         </w:rPr>
         <w:t>Die Notation</w:t>
       </w:r>
-    </w:p>
-    <w:p>
-      <w:pPr>
-        <w:spacing w:after="0"/>
+      <w:r>
         <w:rPr>
           <w:rFonts w:ascii="Times New Roman" w:hAnsi="Times New Roman"/>
         </w:rPr>
-      </w:pPr>
+        <w:t xml:space="preserve"> </w:t>
+      </w:r>
+      <m:oMath>
+        <m:r>
+          <w:rPr>
+            <w:rFonts w:ascii="Cambria Math" w:hAnsi="Cambria Math"/>
+          </w:rPr>
+          <m:t>M</m:t>
+        </m:r>
+        <m:r>
+          <m:rPr>
+            <m:sty m:val="p"/>
+          </m:rPr>
+          <w:rPr>
+            <w:rFonts w:ascii="Cambria Math" w:hAnsi="Cambria Math"/>
+          </w:rPr>
+          <m:t>(</m:t>
+        </m:r>
+        <m:r>
+          <w:rPr>
+            <w:rFonts w:ascii="Cambria Math" w:hAnsi="Cambria Math"/>
+          </w:rPr>
+          <m:t>U</m:t>
+        </m:r>
+        <m:r>
+          <m:rPr>
+            <m:sty m:val="p"/>
+          </m:rPr>
+          <w:rPr>
+            <w:rFonts w:ascii="Cambria Math" w:hAnsi="Cambria Math"/>
+          </w:rPr>
+          <m:t>)=</m:t>
+        </m:r>
+        <m:sSub>
+          <m:sSubPr>
+            <m:ctrlPr>
+              <w:rPr>
+                <w:rFonts w:ascii="Cambria Math" w:hAnsi="Cambria Math"/>
+              </w:rPr>
+            </m:ctrlPr>
+          </m:sSubPr>
+          <m:e>
+            <m:r>
+              <w:rPr>
+                <w:rFonts w:ascii="Cambria Math" w:hAnsi="Cambria Math"/>
+              </w:rPr>
+              <m:t>D</m:t>
+            </m:r>
+          </m:e>
+          <m:sub>
+            <m:r>
+              <w:rPr>
+                <w:rFonts w:ascii="Cambria Math" w:hAnsi="Cambria Math"/>
+              </w:rPr>
+              <m:t>ij</m:t>
+            </m:r>
+          </m:sub>
+        </m:sSub>
+        <m:r>
+          <m:rPr>
+            <m:sty m:val="p"/>
+          </m:rPr>
+          <w:rPr>
+            <w:rFonts w:ascii="Cambria Math" w:hAnsi="Cambria Math"/>
+          </w:rPr>
+          <m:t>=</m:t>
+        </m:r>
+        <m:r>
+          <w:rPr>
+            <w:rFonts w:ascii="Cambria Math" w:hAnsi="Cambria Math"/>
+          </w:rPr>
+          <m:t>d</m:t>
+        </m:r>
+        <m:r>
+          <m:rPr>
+            <m:sty m:val="p"/>
+          </m:rPr>
+          <w:rPr>
+            <w:rFonts w:ascii="Cambria Math" w:hAnsi="Cambria Math"/>
+          </w:rPr>
+          <m:t>(</m:t>
+        </m:r>
+        <m:sSub>
+          <m:sSubPr>
+            <m:ctrlPr>
+              <w:rPr>
+                <w:rFonts w:ascii="Cambria Math" w:hAnsi="Cambria Math"/>
+              </w:rPr>
+            </m:ctrlPr>
+          </m:sSubPr>
+          <m:e>
+            <m:r>
+              <w:rPr>
+                <w:rFonts w:ascii="Cambria Math" w:hAnsi="Cambria Math"/>
+              </w:rPr>
+              <m:t>u</m:t>
+            </m:r>
+          </m:e>
+          <m:sub>
+            <m:r>
+              <w:rPr>
+                <w:rFonts w:ascii="Cambria Math" w:hAnsi="Cambria Math"/>
+              </w:rPr>
+              <m:t>i</m:t>
+            </m:r>
+          </m:sub>
+        </m:sSub>
+        <m:r>
+          <m:rPr>
+            <m:sty m:val="p"/>
+          </m:rPr>
+          <w:rPr>
+            <w:rFonts w:ascii="Cambria Math" w:hAnsi="Cambria Math"/>
+          </w:rPr>
+          <m:t>,</m:t>
+        </m:r>
+        <m:sSub>
+          <m:sSubPr>
+            <m:ctrlPr>
+              <w:rPr>
+                <w:rFonts w:ascii="Cambria Math" w:hAnsi="Cambria Math"/>
+              </w:rPr>
+            </m:ctrlPr>
+          </m:sSubPr>
+          <m:e>
+            <m:r>
+              <w:rPr>
+                <w:rFonts w:ascii="Cambria Math" w:hAnsi="Cambria Math"/>
+              </w:rPr>
+              <m:t>u</m:t>
+            </m:r>
+          </m:e>
+          <m:sub>
+            <m:r>
+              <w:rPr>
+                <w:rFonts w:ascii="Cambria Math" w:hAnsi="Cambria Math"/>
+              </w:rPr>
+              <m:t>j</m:t>
+            </m:r>
+          </m:sub>
+        </m:sSub>
+        <m:r>
+          <m:rPr>
+            <m:sty m:val="p"/>
+          </m:rPr>
+          <w:rPr>
+            <w:rFonts w:ascii="Cambria Math" w:hAnsi="Cambria Math"/>
+          </w:rPr>
+          <m:t>)</m:t>
+        </m:r>
+      </m:oMath>
       <w:r>
         <w:rPr>
           <w:rFonts w:ascii="Times New Roman" w:hAnsi="Times New Roman"/>
         </w:rPr>
-        <w:t>M(U)=</w:t>
+        <w:t xml:space="preserve"> </w:t>
+      </w:r>
+      <w:r>
+        <w:rPr>
+          <w:rFonts w:ascii="Times New Roman" w:hAnsi="Times New Roman"/>
+        </w:rPr>
+        <w:t>bedeutet:</w:t>
+      </w:r>
+    </w:p>
+    <w:p>
+      <w:pPr>
+        <w:pStyle w:val="Aufzhlung"/>
+      </w:pPr>
+      <w:r>
+        <w:rPr>
+          <w:b/>
+          <w:bCs/>
+        </w:rPr>
+        <w:t>U</w:t>
+      </w:r>
+      <w:r>
+        <w:t xml:space="preserve"> ist eine Menge von Elementen u</w:t>
+      </w:r>
+      <w:proofErr w:type="gramStart"/>
+      <w:r>
+        <w:rPr>
+          <w:vertAlign w:val="subscript"/>
+        </w:rPr>
+        <w:t>1</w:t>
+      </w:r>
+      <w:r>
+        <w:t>,u</w:t>
+      </w:r>
+      <w:proofErr w:type="gramEnd"/>
+      <w:r>
+        <w:rPr>
+          <w:vertAlign w:val="subscript"/>
+        </w:rPr>
+        <w:t>2</w:t>
+      </w:r>
+      <w:r>
+        <w:t>,…,</w:t>
       </w:r>
       <w:proofErr w:type="spellStart"/>
       <w:r>
-        <w:rPr>
-          <w:rFonts w:ascii="Times New Roman" w:hAnsi="Times New Roman"/>
-        </w:rPr>
-        <w:t>Dij</w:t>
+        <w:t>u</w:t>
+      </w:r>
+      <w:r>
+        <w:rPr>
+          <w:vertAlign w:val="subscript"/>
+        </w:rPr>
+        <w:t>n</w:t>
       </w:r>
       <w:proofErr w:type="spellEnd"/>
       <w:r>
-        <w:rPr>
-          <w:rFonts w:ascii="Times New Roman" w:hAnsi="Times New Roman"/>
-        </w:rPr>
-        <w:t>=d(</w:t>
+        <w:t xml:space="preserve"> </w:t>
+      </w:r>
+      <w:r>
+        <w:t>​ (z. B. funktionale Zustände, Bedeutungsbausteine, Operationsergebnisse, symbolische Einheiten).</w:t>
+      </w:r>
+    </w:p>
+    <w:p>
+      <w:pPr>
+        <w:pStyle w:val="Aufzhlung"/>
+      </w:pPr>
+      <w:r>
+        <w:rPr>
+          <w:b/>
+          <w:bCs/>
+        </w:rPr>
+        <w:t>M(U)</w:t>
+      </w:r>
+      <w:r>
+        <w:t xml:space="preserve"> ist eine Abbildung, die U in eine </w:t>
+      </w:r>
+      <w:r>
+        <w:rPr>
+          <w:b/>
+          <w:bCs/>
+        </w:rPr>
+        <w:t>Distanzmatrix</w:t>
+      </w:r>
+      <w:r>
+        <w:t xml:space="preserve"> überführt.</w:t>
+      </w:r>
+    </w:p>
+    <w:p>
+      <w:pPr>
+        <w:pStyle w:val="Aufzhlung"/>
+      </w:pPr>
+      <w:proofErr w:type="spellStart"/>
+      <w:r>
+        <w:rPr>
+          <w:b/>
+          <w:bCs/>
+        </w:rPr>
+        <w:t>D</w:t>
+      </w:r>
+      <w:r>
+        <w:rPr>
+          <w:b/>
+          <w:bCs/>
+          <w:vertAlign w:val="subscript"/>
+        </w:rPr>
+        <w:t>ij</w:t>
+      </w:r>
+      <w:proofErr w:type="spellEnd"/>
+      <w:r>
+        <w:rPr>
+          <w:b/>
+          <w:bCs/>
+        </w:rPr>
+        <w:t xml:space="preserve"> </w:t>
+      </w:r>
+      <w:r>
+        <w:rPr>
+          <w:b/>
+          <w:bCs/>
+        </w:rPr>
+        <w:t>​</w:t>
+      </w:r>
+      <w:r>
+        <w:t xml:space="preserve"> bezeichnet den Eintrag der Matrix an Position (</w:t>
       </w:r>
       <w:proofErr w:type="spellStart"/>
       <w:proofErr w:type="gramStart"/>
       <w:r>
-        <w:rPr>
-          <w:rFonts w:ascii="Times New Roman" w:hAnsi="Times New Roman"/>
-        </w:rPr>
-        <w:t>ui,uj</w:t>
+        <w:t>i,j</w:t>
       </w:r>
       <w:proofErr w:type="spellEnd"/>
       <w:proofErr w:type="gramEnd"/>
       <w:r>
-        <w:rPr>
-          <w:rFonts w:ascii="Times New Roman" w:hAnsi="Times New Roman"/>
-        </w:rPr>
-        <w:t>)M(U) = D_{</w:t>
+        <w:t>).</w:t>
+      </w:r>
+    </w:p>
+    <w:p>
+      <w:pPr>
+        <w:pStyle w:val="Aufzhlung"/>
+      </w:pPr>
+      <w:r>
+        <w:rPr>
+          <w:b/>
+          <w:bCs/>
+        </w:rPr>
+        <w:t>d(</w:t>
       </w:r>
       <w:proofErr w:type="spellStart"/>
-      <w:r>
-        <w:rPr>
-          <w:rFonts w:ascii="Times New Roman" w:hAnsi="Times New Roman"/>
-        </w:rPr>
-        <w:t>ij</w:t>
+      <w:proofErr w:type="gramStart"/>
+      <w:r>
+        <w:rPr>
+          <w:b/>
+          <w:bCs/>
+        </w:rPr>
+        <w:t>u</w:t>
+      </w:r>
+      <w:r>
+        <w:rPr>
+          <w:b/>
+          <w:bCs/>
+          <w:vertAlign w:val="subscript"/>
+        </w:rPr>
+        <w:t>i</w:t>
+      </w:r>
+      <w:r>
+        <w:rPr>
+          <w:b/>
+          <w:bCs/>
+        </w:rPr>
+        <w:t>,u</w:t>
+      </w:r>
+      <w:r>
+        <w:rPr>
+          <w:b/>
+          <w:bCs/>
+          <w:vertAlign w:val="subscript"/>
+        </w:rPr>
+        <w:t>j</w:t>
       </w:r>
       <w:proofErr w:type="spellEnd"/>
-      <w:r>
-        <w:rPr>
-          <w:rFonts w:ascii="Times New Roman" w:hAnsi="Times New Roman"/>
-        </w:rPr>
-        <w:t>} = d(</w:t>
+      <w:proofErr w:type="gramEnd"/>
+      <w:r>
+        <w:rPr>
+          <w:b/>
+          <w:bCs/>
+        </w:rPr>
+        <w:t>)</w:t>
+      </w:r>
+      <w:r>
+        <w:t xml:space="preserve"> ist die Metrik, die den Abstand zwischen zwei Elementen u</w:t>
+      </w:r>
+      <w:r>
+        <w:rPr>
+          <w:vertAlign w:val="subscript"/>
+        </w:rPr>
+        <w:t>i</w:t>
+      </w:r>
+      <w:r>
+        <w:t xml:space="preserve"> </w:t>
+      </w:r>
+      <w:r>
+        <w:t xml:space="preserve">​ und </w:t>
       </w:r>
       <w:proofErr w:type="spellStart"/>
       <w:r>
-        <w:rPr>
-          <w:rFonts w:ascii="Times New Roman" w:hAnsi="Times New Roman"/>
-        </w:rPr>
-        <w:t>u_i</w:t>
+        <w:t>u</w:t>
+      </w:r>
+      <w:r>
+        <w:rPr>
+          <w:vertAlign w:val="subscript"/>
+        </w:rPr>
+        <w:t>j</w:t>
       </w:r>
       <w:proofErr w:type="spellEnd"/>
       <w:r>
-        <w:rPr>
-          <w:rFonts w:ascii="Times New Roman" w:hAnsi="Times New Roman"/>
-        </w:rPr>
-        <w:t xml:space="preserve">, </w:t>
-      </w:r>
-      <w:proofErr w:type="spellStart"/>
-      <w:r>
-        <w:rPr>
-          <w:rFonts w:ascii="Times New Roman" w:hAnsi="Times New Roman"/>
-        </w:rPr>
-        <w:t>u_j</w:t>
-      </w:r>
-      <w:proofErr w:type="spellEnd"/>
-      <w:r>
-        <w:rPr>
-          <w:rFonts w:ascii="Times New Roman" w:hAnsi="Times New Roman"/>
-        </w:rPr>
-        <w:t>)M(U)=</w:t>
-      </w:r>
-      <w:proofErr w:type="spellStart"/>
-      <w:r>
-        <w:rPr>
-          <w:rFonts w:ascii="Times New Roman" w:hAnsi="Times New Roman"/>
-        </w:rPr>
-        <w:t>Dij</w:t>
-      </w:r>
-      <w:proofErr w:type="spellEnd"/>
-      <w:r>
-        <w:rPr>
-          <w:rFonts w:ascii="Times New Roman" w:hAnsi="Times New Roman"/>
-        </w:rPr>
-        <w:t>​=d(ui​,</w:t>
-      </w:r>
-      <w:proofErr w:type="spellStart"/>
-      <w:r>
-        <w:rPr>
-          <w:rFonts w:ascii="Times New Roman" w:hAnsi="Times New Roman"/>
-        </w:rPr>
-        <w:t>uj</w:t>
-      </w:r>
-      <w:proofErr w:type="spellEnd"/>
-      <w:r>
-        <w:rPr>
-          <w:rFonts w:ascii="Times New Roman" w:hAnsi="Times New Roman"/>
-        </w:rPr>
-        <w:t xml:space="preserve">​) </w:t>
-      </w:r>
-    </w:p>
-    <w:p>
-      <w:pPr>
-        <w:spacing w:before="100" w:beforeAutospacing="1" w:after="100" w:afterAutospacing="1"/>
-        <w:rPr>
-          <w:rFonts w:ascii="Times New Roman" w:hAnsi="Times New Roman"/>
-        </w:rPr>
-      </w:pPr>
-      <w:r>
-        <w:rPr>
-          <w:rFonts w:ascii="Times New Roman" w:hAnsi="Times New Roman"/>
-        </w:rPr>
-        <w:t>bedeutet:</w:t>
-      </w:r>
-    </w:p>
-    <w:p>
-      <w:pPr>
+        <w:t xml:space="preserve"> </w:t>
+      </w:r>
+      <w:r>
+        <w:t>​ bestimmt.</w:t>
+      </w:r>
+    </w:p>
+    <w:p>
+      <w:r>
+        <w:t xml:space="preserve">Damit wird die gesamte Struktur U in einen </w:t>
+      </w:r>
+      <w:r>
+        <w:rPr>
+          <w:b/>
+          <w:bCs/>
+        </w:rPr>
+        <w:t>metrischen Raum eingebettet</w:t>
+      </w:r>
+      <w:r>
+        <w:t>, sodass alle paarweisen Abstände vorhanden sind.</w:t>
+      </w:r>
+    </w:p>
+    <w:p>
+      <w:pPr>
+        <w:rPr>
+          <w:b/>
+          <w:bCs/>
+        </w:rPr>
+      </w:pPr>
+      <w:r>
+        <w:rPr>
+          <w:b/>
+          <w:bCs/>
+        </w:rPr>
+        <w:t>Kurz:</w:t>
+      </w:r>
+    </w:p>
+    <w:p>
+      <w:r>
+        <w:t xml:space="preserve">M(U) erzeugt aus einem Bedeutungs- oder Zustandsraum eine </w:t>
+      </w:r>
+      <w:r>
+        <w:rPr>
+          <w:i/>
+          <w:iCs/>
+        </w:rPr>
+        <w:t>metrische Distanzstruktur</w:t>
+      </w:r>
+      <w:r>
+        <w:t>, die die Beziehungen zwischen allen Elementen in U messbar macht.</w:t>
+      </w:r>
+    </w:p>
+    <w:p>
+      <w:pPr>
+        <w:pStyle w:val="Aufzhlung"/>
         <w:numPr>
           <w:ilvl w:val="0"/>
-          <w:numId w:val="155"/>
+          <w:numId w:val="0"/>
         </w:numPr>
-        <w:spacing w:before="100" w:beforeAutospacing="1" w:after="100" w:afterAutospacing="1"/>
+      </w:pPr>
+      <w:r>
+        <w:pict w14:anchorId="697379B2">
+          <v:rect id="_x0000_i1130" style="width:0;height:1.5pt" o:hralign="center" o:hrstd="t" o:hr="t" fillcolor="#a0a0a0" stroked="f"/>
+        </w:pict>
+      </w:r>
+    </w:p>
+    <w:p>
+      <w:pPr>
+        <w:pStyle w:val="berschrift2"/>
+      </w:pPr>
+      <w:r>
+        <w:t>Interpretation</w:t>
+      </w:r>
+    </w:p>
+    <w:p>
+      <w:r>
+        <w:t>Kapitel 3 beschreibt die funktionale Erzeugung von Struktur:</w:t>
+      </w:r>
+    </w:p>
+    <w:p>
+      <w:pPr>
+        <w:pStyle w:val="Aufzhlung"/>
+      </w:pPr>
+      <w:r>
+        <w:t>Bedeutung, Operation, Relation und emergente Ordnung werden über funktionale Abbildungen erzeugt.</w:t>
+      </w:r>
+    </w:p>
+    <w:p>
+      <w:pPr>
+        <w:pStyle w:val="Aufzhlung"/>
+      </w:pPr>
+      <w:r>
+        <w:t>Nähe, Distanz, Kohärenz und Divergenz im semantischen Raum entstehen durch metrische Beziehungen.</w:t>
+      </w:r>
+    </w:p>
+    <w:p>
+      <w:pPr>
         <w:rPr>
           <w:rFonts w:ascii="Times New Roman" w:hAnsi="Times New Roman"/>
         </w:rPr>
       </w:pPr>
       <w:r>
+        <w:t>Vor diesem Hintergrund bedeutet</w:t>
+      </w:r>
+      <w:r>
         <w:rPr>
           <w:rFonts w:ascii="Times New Roman" w:hAnsi="Times New Roman"/>
+        </w:rPr>
+        <w:t xml:space="preserve"> </w:t>
+      </w:r>
+    </w:p>
+    <w:p>
+      <w:pPr>
+        <w:rPr>
+          <w:rFonts w:ascii="Times New Roman" w:hAnsi="Times New Roman"/>
+        </w:rPr>
+      </w:pPr>
+      <m:oMathPara>
+        <m:oMath>
+          <m:r>
+            <w:rPr>
+              <w:rFonts w:ascii="Cambria Math" w:hAnsi="Cambria Math"/>
+            </w:rPr>
+            <m:t>M</m:t>
+          </m:r>
+          <m:r>
+            <m:rPr>
+              <m:sty m:val="p"/>
+            </m:rPr>
+            <w:rPr>
+              <w:rFonts w:ascii="Cambria Math" w:hAnsi="Cambria Math"/>
+            </w:rPr>
+            <m:t>(</m:t>
+          </m:r>
+          <m:r>
+            <w:rPr>
+              <w:rFonts w:ascii="Cambria Math" w:hAnsi="Cambria Math"/>
+            </w:rPr>
+            <m:t>U</m:t>
+          </m:r>
+          <m:r>
+            <m:rPr>
+              <m:sty m:val="p"/>
+            </m:rPr>
+            <w:rPr>
+              <w:rFonts w:ascii="Cambria Math" w:hAnsi="Cambria Math"/>
+            </w:rPr>
+            <m:t>)=</m:t>
+          </m:r>
+          <m:sSub>
+            <m:sSubPr>
+              <m:ctrlPr>
+                <w:rPr>
+                  <w:rFonts w:ascii="Cambria Math" w:hAnsi="Cambria Math"/>
+                </w:rPr>
+              </m:ctrlPr>
+            </m:sSubPr>
+            <m:e>
+              <m:r>
+                <w:rPr>
+                  <w:rFonts w:ascii="Cambria Math" w:hAnsi="Cambria Math"/>
+                </w:rPr>
+                <m:t>D</m:t>
+              </m:r>
+            </m:e>
+            <m:sub>
+              <m:r>
+                <w:rPr>
+                  <w:rFonts w:ascii="Cambria Math" w:hAnsi="Cambria Math"/>
+                </w:rPr>
+                <m:t>ij</m:t>
+              </m:r>
+            </m:sub>
+          </m:sSub>
+          <m:r>
+            <m:rPr>
+              <m:sty m:val="p"/>
+            </m:rPr>
+            <w:rPr>
+              <w:rFonts w:ascii="Cambria Math" w:hAnsi="Cambria Math"/>
+            </w:rPr>
+            <m:t>=</m:t>
+          </m:r>
+          <m:r>
+            <w:rPr>
+              <w:rFonts w:ascii="Cambria Math" w:hAnsi="Cambria Math"/>
+            </w:rPr>
+            <m:t>d</m:t>
+          </m:r>
+          <m:r>
+            <m:rPr>
+              <m:sty m:val="p"/>
+            </m:rPr>
+            <w:rPr>
+              <w:rFonts w:ascii="Cambria Math" w:hAnsi="Cambria Math"/>
+            </w:rPr>
+            <m:t>(</m:t>
+          </m:r>
+          <m:sSub>
+            <m:sSubPr>
+              <m:ctrlPr>
+                <w:rPr>
+                  <w:rFonts w:ascii="Cambria Math" w:hAnsi="Cambria Math"/>
+                </w:rPr>
+              </m:ctrlPr>
+            </m:sSubPr>
+            <m:e>
+              <m:r>
+                <w:rPr>
+                  <w:rFonts w:ascii="Cambria Math" w:hAnsi="Cambria Math"/>
+                </w:rPr>
+                <m:t>u</m:t>
+              </m:r>
+            </m:e>
+            <m:sub>
+              <m:r>
+                <w:rPr>
+                  <w:rFonts w:ascii="Cambria Math" w:hAnsi="Cambria Math"/>
+                </w:rPr>
+                <m:t>i</m:t>
+              </m:r>
+            </m:sub>
+          </m:sSub>
+          <m:r>
+            <m:rPr>
+              <m:sty m:val="p"/>
+            </m:rPr>
+            <w:rPr>
+              <w:rFonts w:ascii="Cambria Math" w:hAnsi="Cambria Math"/>
+            </w:rPr>
+            <m:t>,</m:t>
+          </m:r>
+          <m:sSub>
+            <m:sSubPr>
+              <m:ctrlPr>
+                <w:rPr>
+                  <w:rFonts w:ascii="Cambria Math" w:hAnsi="Cambria Math"/>
+                </w:rPr>
+              </m:ctrlPr>
+            </m:sSubPr>
+            <m:e>
+              <m:r>
+                <w:rPr>
+                  <w:rFonts w:ascii="Cambria Math" w:hAnsi="Cambria Math"/>
+                </w:rPr>
+                <m:t>u</m:t>
+              </m:r>
+            </m:e>
+            <m:sub>
+              <m:r>
+                <w:rPr>
+                  <w:rFonts w:ascii="Cambria Math" w:hAnsi="Cambria Math"/>
+                </w:rPr>
+                <m:t>j</m:t>
+              </m:r>
+            </m:sub>
+          </m:sSub>
+          <m:r>
+            <m:rPr>
+              <m:sty m:val="p"/>
+            </m:rPr>
+            <w:rPr>
+              <w:rFonts w:ascii="Cambria Math" w:hAnsi="Cambria Math"/>
+            </w:rPr>
+            <m:t>)</m:t>
+          </m:r>
+        </m:oMath>
+      </m:oMathPara>
+    </w:p>
+    <w:p>
+      <w:pPr>
+        <w:pStyle w:val="berschrift4"/>
+      </w:pPr>
+      <w:r>
+        <w:t>Interpretation:</w:t>
+      </w:r>
+    </w:p>
+    <w:p>
+      <w:pPr>
+        <w:pStyle w:val="Aufzhlung"/>
+      </w:pPr>
+      <w:r>
+        <w:t xml:space="preserve">M misst die </w:t>
+      </w:r>
+      <w:r>
+        <w:rPr>
           <w:b/>
           <w:bCs/>
         </w:rPr>
-        <w:t>U</w:t>
-      </w:r>
-      <w:r>
-        <w:rPr>
-          <w:rFonts w:ascii="Times New Roman" w:hAnsi="Times New Roman"/>
-        </w:rPr>
-        <w:t xml:space="preserve"> ist eine Menge von Elementen u</w:t>
-      </w:r>
-      <w:proofErr w:type="gramStart"/>
-      <w:r>
-        <w:rPr>
-          <w:rFonts w:ascii="Times New Roman" w:hAnsi="Times New Roman"/>
-        </w:rPr>
-        <w:t>1,u</w:t>
-      </w:r>
-      <w:proofErr w:type="gramEnd"/>
-      <w:r>
-        <w:rPr>
-          <w:rFonts w:ascii="Times New Roman" w:hAnsi="Times New Roman"/>
-        </w:rPr>
-        <w:t>2,…,unu_1, u_2, \</w:t>
+        <w:t>semantische, funktionale oder operationale Distanz</w:t>
+      </w:r>
+      <w:r>
+        <w:t xml:space="preserve"> zwischen allen Elementen eines funktionalen Raumes U.</w:t>
+      </w:r>
+    </w:p>
+    <w:p>
+      <w:pPr>
+        <w:pStyle w:val="Aufzhlung"/>
+      </w:pPr>
+      <w:r>
+        <w:t xml:space="preserve">Dadurch entsteht eine </w:t>
+      </w:r>
+      <w:r>
+        <w:rPr>
+          <w:b/>
+          <w:bCs/>
+        </w:rPr>
+        <w:t>metrische Signatur</w:t>
+      </w:r>
+      <w:r>
+        <w:t>, die Struktur erkenntlich macht:</w:t>
+      </w:r>
+    </w:p>
+    <w:p>
+      <w:pPr>
+        <w:pStyle w:val="Aufzhlung"/>
+        <w:numPr>
+          <w:ilvl w:val="1"/>
+          <w:numId w:val="1"/>
+        </w:numPr>
+      </w:pPr>
+      <w:r>
+        <w:t>Cluster</w:t>
+      </w:r>
+    </w:p>
+    <w:p>
+      <w:pPr>
+        <w:pStyle w:val="Aufzhlung"/>
+        <w:numPr>
+          <w:ilvl w:val="1"/>
+          <w:numId w:val="1"/>
+        </w:numPr>
+      </w:pPr>
+      <w:r>
+        <w:t>Attraktoren</w:t>
+      </w:r>
+    </w:p>
+    <w:p>
+      <w:pPr>
+        <w:pStyle w:val="Aufzhlung"/>
+        <w:numPr>
+          <w:ilvl w:val="1"/>
+          <w:numId w:val="1"/>
+        </w:numPr>
+      </w:pPr>
+      <w:r>
+        <w:t>Übergänge</w:t>
+      </w:r>
+    </w:p>
+    <w:p>
+      <w:pPr>
+        <w:pStyle w:val="Aufzhlung"/>
+        <w:numPr>
+          <w:ilvl w:val="1"/>
+          <w:numId w:val="1"/>
+        </w:numPr>
+      </w:pPr>
+      <w:r>
+        <w:t>funktionale Kohärenz</w:t>
+      </w:r>
+    </w:p>
+    <w:p>
+      <w:pPr>
+        <w:pStyle w:val="Aufzhlung"/>
+        <w:numPr>
+          <w:ilvl w:val="1"/>
+          <w:numId w:val="1"/>
+        </w:numPr>
+      </w:pPr>
+      <w:r>
+        <w:t>Divergenzen oder Spannungen zwischen Bedeutungen</w:t>
+      </w:r>
+    </w:p>
+    <w:p>
+      <w:pPr>
+        <w:pStyle w:val="Aufzhlung"/>
+      </w:pPr>
+      <w:r>
+        <w:lastRenderedPageBreak/>
+        <w:t xml:space="preserve">Die Matrix </w:t>
       </w:r>
       <w:proofErr w:type="spellStart"/>
       <w:r>
-        <w:rPr>
-          <w:rFonts w:ascii="Times New Roman" w:hAnsi="Times New Roman"/>
-        </w:rPr>
-        <w:t>ldots</w:t>
+        <w:t>D</w:t>
+      </w:r>
+      <w:r>
+        <w:rPr>
+          <w:vertAlign w:val="subscript"/>
+        </w:rPr>
+        <w:t>ij</w:t>
       </w:r>
       <w:proofErr w:type="spellEnd"/>
       <w:r>
-        <w:rPr>
-          <w:rFonts w:ascii="Times New Roman" w:hAnsi="Times New Roman"/>
-        </w:rPr>
-        <w:t>, u_nu1​,u2​,…,</w:t>
-      </w:r>
-      <w:proofErr w:type="spellStart"/>
-      <w:r>
-        <w:rPr>
-          <w:rFonts w:ascii="Times New Roman" w:hAnsi="Times New Roman"/>
-        </w:rPr>
-        <w:t>un</w:t>
-      </w:r>
-      <w:proofErr w:type="spellEnd"/>
-      <w:r>
-        <w:rPr>
-          <w:rFonts w:ascii="Times New Roman" w:hAnsi="Times New Roman"/>
-        </w:rPr>
-        <w:t>​ (z. B. funktionale Zustände, Bedeutungsbausteine, Operationsergebnisse, symbolische Einheiten).</w:t>
-      </w:r>
-    </w:p>
-    <w:p>
-      <w:pPr>
+        <w:t xml:space="preserve"> </w:t>
+      </w:r>
+      <w:r>
+        <w:t xml:space="preserve">​ repräsentiert die </w:t>
+      </w:r>
+      <w:r>
+        <w:rPr>
+          <w:b/>
+          <w:bCs/>
+        </w:rPr>
+        <w:t>geometrische Projektionsform</w:t>
+      </w:r>
+      <w:r>
+        <w:t xml:space="preserve"> eines funktionalen Systems (zentral in Kapitel 3).</w:t>
+      </w:r>
+    </w:p>
+    <w:p>
+      <w:r>
+        <w:t xml:space="preserve">Es ist ein Schritt der </w:t>
+      </w:r>
+      <w:r>
+        <w:rPr>
+          <w:b/>
+          <w:bCs/>
+        </w:rPr>
+        <w:t>Strukturentfaltung</w:t>
+      </w:r>
+      <w:r>
+        <w:t xml:space="preserve"> des FRZK:</w:t>
+      </w:r>
+    </w:p>
+    <w:p>
+      <w:pPr>
+        <w:pStyle w:val="Aufzhlung"/>
+      </w:pPr>
+      <w:r>
+        <w:t>Von Elementen U</w:t>
+      </w:r>
+      <w:r>
+        <w:br/>
+        <w:t>→ zu Relationen</w:t>
+      </w:r>
+      <w:r>
+        <w:br/>
+        <w:t>→ zu metrischen Abständen</w:t>
+      </w:r>
+      <w:r>
+        <w:br/>
+        <w:t>→ zu gestalteten Bedeutungsräumen.</w:t>
+      </w:r>
+    </w:p>
+    <w:p>
+      <w:pPr>
+        <w:pStyle w:val="Aufzhlung"/>
         <w:numPr>
           <w:ilvl w:val="0"/>
-          <w:numId w:val="155"/>
+          <w:numId w:val="0"/>
         </w:numPr>
-        <w:spacing w:before="100" w:beforeAutospacing="1" w:after="100" w:afterAutospacing="1"/>
-        <w:rPr>
-          <w:rFonts w:ascii="Times New Roman" w:hAnsi="Times New Roman"/>
-        </w:rPr>
-      </w:pPr>
-      <w:r>
-        <w:rPr>
-          <w:rFonts w:ascii="Times New Roman" w:hAnsi="Times New Roman"/>
+      </w:pPr>
+      <w:r>
+        <w:pict w14:anchorId="4E966A29">
+          <v:rect id="_x0000_i1131" style="width:0;height:1.5pt" o:hralign="center" o:hrstd="t" o:hr="t" fillcolor="#a0a0a0" stroked="f"/>
+        </w:pict>
+      </w:r>
+    </w:p>
+    <w:p>
+      <w:pPr>
+        <w:pStyle w:val="berschrift2"/>
+      </w:pPr>
+      <w:r>
+        <w:t>Beispiel für die Bedeutung</w:t>
+      </w:r>
+    </w:p>
+    <w:p>
+      <w:pPr>
+        <w:pStyle w:val="berschrift4"/>
+      </w:pPr>
+      <w:proofErr w:type="spellStart"/>
+      <w:r>
+        <w:t>Lernstandsdiagnose</w:t>
+      </w:r>
+      <w:proofErr w:type="spellEnd"/>
+      <w:r>
+        <w:t xml:space="preserve"> über semantische Distanzen</w:t>
+      </w:r>
+    </w:p>
+    <w:p>
+      <w:r>
+        <w:t>Situation:</w:t>
+      </w:r>
+    </w:p>
+    <w:p>
+      <w:r>
+        <w:t xml:space="preserve">Eine Lehrperson untersucht, wie ähnlich oder verschieden die Denk- oder Lösungswege von Schüler*innen beim Thema </w:t>
+      </w:r>
+      <w:r>
+        <w:rPr>
+          <w:i/>
+          <w:iCs/>
+        </w:rPr>
+        <w:t>Winkelbegriff</w:t>
+      </w:r>
+      <w:r>
+        <w:t xml:space="preserve"> sind.</w:t>
+      </w:r>
+    </w:p>
+    <w:p>
+      <w:pPr>
+        <w:pStyle w:val="Aufzhlung"/>
+      </w:pPr>
+      <w:r>
+        <w:rPr>
           <w:b/>
           <w:bCs/>
         </w:rPr>
-        <w:t>M(U)</w:t>
-      </w:r>
-      <w:r>
-        <w:rPr>
-          <w:rFonts w:ascii="Times New Roman" w:hAnsi="Times New Roman"/>
-        </w:rPr>
-        <w:t xml:space="preserve"> ist eine Abbildung, die U in eine </w:t>
-      </w:r>
-      <w:r>
-        <w:rPr>
-          <w:rFonts w:ascii="Times New Roman" w:hAnsi="Times New Roman"/>
-          <w:b/>
-          <w:bCs/>
-        </w:rPr>
-        <w:t>Distanzmatrix</w:t>
-      </w:r>
-      <w:r>
-        <w:rPr>
-          <w:rFonts w:ascii="Times New Roman" w:hAnsi="Times New Roman"/>
-        </w:rPr>
-        <w:t xml:space="preserve"> überführt.</w:t>
-      </w:r>
-    </w:p>
-    <w:p>
-      <w:pPr>
-        <w:numPr>
-          <w:ilvl w:val="0"/>
-          <w:numId w:val="155"/>
-        </w:numPr>
-        <w:spacing w:before="100" w:beforeAutospacing="1" w:after="100" w:afterAutospacing="1"/>
-        <w:rPr>
-          <w:rFonts w:ascii="Times New Roman" w:hAnsi="Times New Roman"/>
-        </w:rPr>
-      </w:pPr>
-      <w:proofErr w:type="spellStart"/>
-      <w:r>
-        <w:rPr>
-          <w:rFonts w:ascii="Times New Roman" w:hAnsi="Times New Roman"/>
-          <w:b/>
-          <w:bCs/>
-        </w:rPr>
-        <w:t>DijD</w:t>
-      </w:r>
-      <w:proofErr w:type="spellEnd"/>
-      <w:r>
-        <w:rPr>
-          <w:rFonts w:ascii="Times New Roman" w:hAnsi="Times New Roman"/>
-          <w:b/>
-          <w:bCs/>
-        </w:rPr>
-        <w:t>_{</w:t>
-      </w:r>
-      <w:proofErr w:type="spellStart"/>
-      <w:r>
-        <w:rPr>
-          <w:rFonts w:ascii="Times New Roman" w:hAnsi="Times New Roman"/>
-          <w:b/>
-          <w:bCs/>
-        </w:rPr>
-        <w:t>ij</w:t>
-      </w:r>
-      <w:proofErr w:type="spellEnd"/>
-      <w:r>
-        <w:rPr>
-          <w:rFonts w:ascii="Times New Roman" w:hAnsi="Times New Roman"/>
-          <w:b/>
-          <w:bCs/>
-        </w:rPr>
-        <w:t>}</w:t>
-      </w:r>
-      <w:proofErr w:type="spellStart"/>
-      <w:r>
-        <w:rPr>
-          <w:rFonts w:ascii="Times New Roman" w:hAnsi="Times New Roman"/>
-          <w:b/>
-          <w:bCs/>
-        </w:rPr>
-        <w:t>Dij</w:t>
-      </w:r>
-      <w:proofErr w:type="spellEnd"/>
-      <w:r>
-        <w:rPr>
-          <w:rFonts w:ascii="Times New Roman" w:hAnsi="Times New Roman"/>
-          <w:b/>
-          <w:bCs/>
-        </w:rPr>
-        <w:t>​</w:t>
-      </w:r>
-      <w:r>
-        <w:rPr>
-          <w:rFonts w:ascii="Times New Roman" w:hAnsi="Times New Roman"/>
-        </w:rPr>
-        <w:t xml:space="preserve"> bezeichnet den Eintrag der Matrix an Position (</w:t>
-      </w:r>
-      <w:proofErr w:type="spellStart"/>
-      <w:proofErr w:type="gramStart"/>
-      <w:r>
-        <w:rPr>
-          <w:rFonts w:ascii="Times New Roman" w:hAnsi="Times New Roman"/>
-        </w:rPr>
-        <w:t>i,j</w:t>
-      </w:r>
-      <w:proofErr w:type="spellEnd"/>
-      <w:proofErr w:type="gramEnd"/>
-      <w:r>
-        <w:rPr>
-          <w:rFonts w:ascii="Times New Roman" w:hAnsi="Times New Roman"/>
-        </w:rPr>
-        <w:t>).</w:t>
-      </w:r>
-    </w:p>
-    <w:p>
-      <w:pPr>
-        <w:numPr>
-          <w:ilvl w:val="0"/>
-          <w:numId w:val="155"/>
-        </w:numPr>
-        <w:spacing w:before="100" w:beforeAutospacing="1" w:after="100" w:afterAutospacing="1"/>
-        <w:rPr>
-          <w:rFonts w:ascii="Times New Roman" w:hAnsi="Times New Roman"/>
-        </w:rPr>
-      </w:pPr>
-      <w:r>
-        <w:rPr>
-          <w:rFonts w:ascii="Times New Roman" w:hAnsi="Times New Roman"/>
-          <w:b/>
-          <w:bCs/>
-        </w:rPr>
-        <w:t>d(</w:t>
-      </w:r>
-      <w:proofErr w:type="spellStart"/>
-      <w:proofErr w:type="gramStart"/>
-      <w:r>
-        <w:rPr>
-          <w:rFonts w:ascii="Times New Roman" w:hAnsi="Times New Roman"/>
-          <w:b/>
-          <w:bCs/>
-        </w:rPr>
-        <w:t>ui,uj</w:t>
-      </w:r>
-      <w:proofErr w:type="spellEnd"/>
-      <w:proofErr w:type="gramEnd"/>
-      <w:r>
-        <w:rPr>
-          <w:rFonts w:ascii="Times New Roman" w:hAnsi="Times New Roman"/>
-          <w:b/>
-          <w:bCs/>
-        </w:rPr>
-        <w:t>)d(</w:t>
-      </w:r>
-      <w:proofErr w:type="spellStart"/>
-      <w:r>
-        <w:rPr>
-          <w:rFonts w:ascii="Times New Roman" w:hAnsi="Times New Roman"/>
-          <w:b/>
-          <w:bCs/>
-        </w:rPr>
-        <w:t>u_i</w:t>
-      </w:r>
-      <w:proofErr w:type="spellEnd"/>
-      <w:r>
-        <w:rPr>
-          <w:rFonts w:ascii="Times New Roman" w:hAnsi="Times New Roman"/>
-          <w:b/>
-          <w:bCs/>
-        </w:rPr>
-        <w:t xml:space="preserve">, </w:t>
-      </w:r>
-      <w:proofErr w:type="spellStart"/>
-      <w:r>
-        <w:rPr>
-          <w:rFonts w:ascii="Times New Roman" w:hAnsi="Times New Roman"/>
-          <w:b/>
-          <w:bCs/>
-        </w:rPr>
-        <w:t>u_j</w:t>
-      </w:r>
-      <w:proofErr w:type="spellEnd"/>
-      <w:r>
-        <w:rPr>
-          <w:rFonts w:ascii="Times New Roman" w:hAnsi="Times New Roman"/>
-          <w:b/>
-          <w:bCs/>
-        </w:rPr>
-        <w:t>)d(ui​,</w:t>
-      </w:r>
-      <w:proofErr w:type="spellStart"/>
-      <w:r>
-        <w:rPr>
-          <w:rFonts w:ascii="Times New Roman" w:hAnsi="Times New Roman"/>
-          <w:b/>
-          <w:bCs/>
-        </w:rPr>
-        <w:t>uj</w:t>
-      </w:r>
-      <w:proofErr w:type="spellEnd"/>
-      <w:r>
-        <w:rPr>
-          <w:rFonts w:ascii="Times New Roman" w:hAnsi="Times New Roman"/>
-          <w:b/>
-          <w:bCs/>
-        </w:rPr>
-        <w:t>​)</w:t>
-      </w:r>
-      <w:r>
-        <w:rPr>
-          <w:rFonts w:ascii="Times New Roman" w:hAnsi="Times New Roman"/>
-        </w:rPr>
-        <w:t xml:space="preserve"> ist die Metrik, die den Abstand zwischen zwei Elementen </w:t>
-      </w:r>
-      <w:proofErr w:type="spellStart"/>
-      <w:r>
-        <w:rPr>
-          <w:rFonts w:ascii="Times New Roman" w:hAnsi="Times New Roman"/>
-        </w:rPr>
-        <w:t>uiu_iui</w:t>
-      </w:r>
-      <w:proofErr w:type="spellEnd"/>
-      <w:r>
-        <w:rPr>
-          <w:rFonts w:ascii="Times New Roman" w:hAnsi="Times New Roman"/>
-        </w:rPr>
-        <w:t xml:space="preserve">​ und </w:t>
-      </w:r>
-      <w:proofErr w:type="spellStart"/>
-      <w:r>
-        <w:rPr>
-          <w:rFonts w:ascii="Times New Roman" w:hAnsi="Times New Roman"/>
-        </w:rPr>
-        <w:t>uju_juj</w:t>
-      </w:r>
-      <w:proofErr w:type="spellEnd"/>
-      <w:r>
-        <w:rPr>
-          <w:rFonts w:ascii="Times New Roman" w:hAnsi="Times New Roman"/>
-        </w:rPr>
-        <w:t>​ bestimmt.</w:t>
-      </w:r>
-    </w:p>
-    <w:p>
-      <w:pPr>
-        <w:spacing w:before="100" w:beforeAutospacing="1" w:after="100" w:afterAutospacing="1"/>
-        <w:rPr>
-          <w:rFonts w:ascii="Times New Roman" w:hAnsi="Times New Roman"/>
-        </w:rPr>
-      </w:pPr>
-      <w:r>
-        <w:rPr>
-          <w:rFonts w:ascii="Times New Roman" w:hAnsi="Times New Roman"/>
-        </w:rPr>
-        <w:t xml:space="preserve">Damit wird die gesamte Struktur U in einen </w:t>
-      </w:r>
-      <w:r>
-        <w:rPr>
-          <w:rFonts w:ascii="Times New Roman" w:hAnsi="Times New Roman"/>
-          <w:b/>
-          <w:bCs/>
-        </w:rPr>
-        <w:t>metrischen Raum eingebettet</w:t>
-      </w:r>
-      <w:r>
-        <w:rPr>
-          <w:rFonts w:ascii="Times New Roman" w:hAnsi="Times New Roman"/>
-        </w:rPr>
-        <w:t>, sodass alle paarweisen Abstände vorhanden sind.</w:t>
-      </w:r>
-    </w:p>
-    <w:p>
-      <w:pPr>
-        <w:spacing w:before="100" w:beforeAutospacing="1" w:after="100" w:afterAutospacing="1"/>
-        <w:rPr>
-          <w:rFonts w:ascii="Times New Roman" w:hAnsi="Times New Roman"/>
-        </w:rPr>
-      </w:pPr>
-      <w:r>
-        <w:rPr>
-          <w:rFonts w:ascii="Times New Roman" w:hAnsi="Times New Roman"/>
-          <w:b/>
-          <w:bCs/>
-        </w:rPr>
-        <w:t>Kurz:</w:t>
-      </w:r>
-      <w:r>
-        <w:rPr>
-          <w:rFonts w:ascii="Times New Roman" w:hAnsi="Times New Roman"/>
-        </w:rPr>
-        <w:br/>
-        <w:t xml:space="preserve">M(U) erzeugt aus einem Bedeutungs- oder Zustandsraum eine </w:t>
-      </w:r>
-      <w:r>
-        <w:rPr>
-          <w:rFonts w:ascii="Times New Roman" w:hAnsi="Times New Roman"/>
-          <w:i/>
-          <w:iCs/>
-        </w:rPr>
-        <w:t>metrische Distanzstruktur</w:t>
-      </w:r>
-      <w:r>
-        <w:rPr>
-          <w:rFonts w:ascii="Times New Roman" w:hAnsi="Times New Roman"/>
-        </w:rPr>
-        <w:t>, die die Beziehungen zwischen allen Elementen in U messbar macht.</w:t>
-      </w:r>
-    </w:p>
-    <w:p>
-      <w:pPr>
-        <w:pStyle w:val="StandardWeb"/>
-        <w:tabs>
-          <w:tab w:val="left" w:pos="7088"/>
-        </w:tabs>
-        <w:spacing w:before="360" w:after="360"/>
-      </w:pPr>
-    </w:p>
-    <w:p>
-      <w:pPr>
-        <w:pStyle w:val="berschrift2"/>
-      </w:pPr>
-      <w:r>
-        <w:t>Interpretation</w:t>
-      </w:r>
-    </w:p>
-    <w:p>
-      <w:pPr>
-        <w:spacing w:before="100" w:beforeAutospacing="1" w:after="100" w:afterAutospacing="1"/>
-        <w:rPr>
-          <w:rFonts w:ascii="Times New Roman" w:hAnsi="Times New Roman"/>
-        </w:rPr>
-      </w:pPr>
-      <w:r>
-        <w:rPr>
-          <w:rFonts w:ascii="Times New Roman" w:hAnsi="Times New Roman"/>
-        </w:rPr>
-        <w:t>Kapitel 3 beschreibt die funktionale Erzeugung von Struktur:</w:t>
-      </w:r>
-    </w:p>
-    <w:p>
-      <w:pPr>
-        <w:numPr>
-          <w:ilvl w:val="0"/>
-          <w:numId w:val="156"/>
-        </w:numPr>
-        <w:spacing w:before="100" w:beforeAutospacing="1" w:after="100" w:afterAutospacing="1"/>
-        <w:rPr>
-          <w:rFonts w:ascii="Times New Roman" w:hAnsi="Times New Roman"/>
-        </w:rPr>
-      </w:pPr>
-      <w:r>
-        <w:rPr>
-          <w:rFonts w:ascii="Times New Roman" w:hAnsi="Times New Roman"/>
-        </w:rPr>
-        <w:t>Bedeutung, Operation, Relation und emergente Ordnung werden über funktionale Abbildungen erzeugt.</w:t>
-      </w:r>
-    </w:p>
-    <w:p>
-      <w:pPr>
-        <w:numPr>
-          <w:ilvl w:val="0"/>
-          <w:numId w:val="156"/>
-        </w:numPr>
-        <w:spacing w:before="100" w:beforeAutospacing="1" w:after="100" w:afterAutospacing="1"/>
-        <w:rPr>
-          <w:rFonts w:ascii="Times New Roman" w:hAnsi="Times New Roman"/>
-        </w:rPr>
-      </w:pPr>
-      <w:r>
-        <w:rPr>
-          <w:rFonts w:ascii="Times New Roman" w:hAnsi="Times New Roman"/>
-        </w:rPr>
-        <w:t>Nähe, Distanz, Kohärenz und Divergenz im semantischen Raum entstehen durch metrische Beziehungen.</w:t>
-      </w:r>
-    </w:p>
-    <w:p>
-      <w:pPr>
-        <w:spacing w:before="100" w:beforeAutospacing="1" w:after="100" w:afterAutospacing="1"/>
-        <w:rPr>
-          <w:rFonts w:ascii="Times New Roman" w:hAnsi="Times New Roman"/>
-        </w:rPr>
-      </w:pPr>
-      <w:r>
-        <w:rPr>
-          <w:rFonts w:ascii="Times New Roman" w:hAnsi="Times New Roman"/>
-        </w:rPr>
-        <w:t>Vor diesem Hintergrund bedeutet</w:t>
-      </w:r>
-    </w:p>
-    <w:p>
-      <w:pPr>
-        <w:spacing w:after="0"/>
-        <w:rPr>
-          <w:rFonts w:ascii="Times New Roman" w:hAnsi="Times New Roman"/>
-        </w:rPr>
-      </w:pPr>
-      <w:r>
-        <w:rPr>
-          <w:rFonts w:ascii="Times New Roman" w:hAnsi="Times New Roman"/>
-        </w:rPr>
-        <w:t>M(U)=</w:t>
-      </w:r>
-      <w:proofErr w:type="spellStart"/>
-      <w:r>
-        <w:rPr>
-          <w:rFonts w:ascii="Times New Roman" w:hAnsi="Times New Roman"/>
-        </w:rPr>
-        <w:t>Dij</w:t>
-      </w:r>
-      <w:proofErr w:type="spellEnd"/>
-      <w:r>
-        <w:rPr>
-          <w:rFonts w:ascii="Times New Roman" w:hAnsi="Times New Roman"/>
-        </w:rPr>
-        <w:t>=d(</w:t>
-      </w:r>
-      <w:proofErr w:type="spellStart"/>
-      <w:proofErr w:type="gramStart"/>
-      <w:r>
-        <w:rPr>
-          <w:rFonts w:ascii="Times New Roman" w:hAnsi="Times New Roman"/>
-        </w:rPr>
-        <w:t>ui,uj</w:t>
-      </w:r>
-      <w:proofErr w:type="spellEnd"/>
-      <w:proofErr w:type="gramEnd"/>
-      <w:r>
-        <w:rPr>
-          <w:rFonts w:ascii="Times New Roman" w:hAnsi="Times New Roman"/>
-        </w:rPr>
-        <w:t>):M(U)=D_{</w:t>
-      </w:r>
-      <w:proofErr w:type="spellStart"/>
-      <w:r>
-        <w:rPr>
-          <w:rFonts w:ascii="Times New Roman" w:hAnsi="Times New Roman"/>
-        </w:rPr>
-        <w:t>ij</w:t>
-      </w:r>
-      <w:proofErr w:type="spellEnd"/>
-      <w:r>
-        <w:rPr>
-          <w:rFonts w:ascii="Times New Roman" w:hAnsi="Times New Roman"/>
-        </w:rPr>
-        <w:t>}=d(</w:t>
-      </w:r>
-      <w:proofErr w:type="spellStart"/>
-      <w:r>
-        <w:rPr>
-          <w:rFonts w:ascii="Times New Roman" w:hAnsi="Times New Roman"/>
-        </w:rPr>
-        <w:t>u_i,u_j</w:t>
-      </w:r>
-      <w:proofErr w:type="spellEnd"/>
-      <w:r>
-        <w:rPr>
-          <w:rFonts w:ascii="Times New Roman" w:hAnsi="Times New Roman"/>
-        </w:rPr>
-        <w:t>):M(U)=</w:t>
-      </w:r>
-      <w:proofErr w:type="spellStart"/>
-      <w:r>
-        <w:rPr>
-          <w:rFonts w:ascii="Times New Roman" w:hAnsi="Times New Roman"/>
-        </w:rPr>
-        <w:t>Dij</w:t>
-      </w:r>
-      <w:proofErr w:type="spellEnd"/>
-      <w:r>
-        <w:rPr>
-          <w:rFonts w:ascii="Times New Roman" w:hAnsi="Times New Roman"/>
-        </w:rPr>
-        <w:t>​=d(ui​,</w:t>
-      </w:r>
-      <w:proofErr w:type="spellStart"/>
-      <w:r>
-        <w:rPr>
-          <w:rFonts w:ascii="Times New Roman" w:hAnsi="Times New Roman"/>
-        </w:rPr>
-        <w:t>uj</w:t>
-      </w:r>
-      <w:proofErr w:type="spellEnd"/>
-      <w:r>
-        <w:rPr>
-          <w:rFonts w:ascii="Times New Roman" w:hAnsi="Times New Roman"/>
-        </w:rPr>
-        <w:t xml:space="preserve">​): </w:t>
-      </w:r>
-    </w:p>
-    <w:p>
-      <w:pPr>
-        <w:spacing w:before="100" w:beforeAutospacing="1" w:after="100" w:afterAutospacing="1"/>
-        <w:outlineLvl w:val="2"/>
-        <w:rPr>
-          <w:rFonts w:ascii="Times New Roman" w:hAnsi="Times New Roman"/>
-          <w:b/>
-          <w:bCs/>
-          <w:sz w:val="27"/>
-          <w:szCs w:val="27"/>
-        </w:rPr>
-      </w:pPr>
-      <w:r>
-        <w:rPr>
-          <w:rFonts w:ascii="Times New Roman" w:hAnsi="Times New Roman"/>
-          <w:b/>
-          <w:bCs/>
-          <w:sz w:val="27"/>
-          <w:szCs w:val="27"/>
-        </w:rPr>
-        <w:t>Interpretation:</w:t>
-      </w:r>
-    </w:p>
-    <w:p>
-      <w:pPr>
-        <w:numPr>
-          <w:ilvl w:val="0"/>
-          <w:numId w:val="157"/>
-        </w:numPr>
-        <w:spacing w:before="100" w:beforeAutospacing="1" w:after="100" w:afterAutospacing="1"/>
-        <w:rPr>
-          <w:rFonts w:ascii="Times New Roman" w:hAnsi="Times New Roman"/>
-        </w:rPr>
-      </w:pPr>
-      <w:r>
-        <w:rPr>
-          <w:rFonts w:ascii="Times New Roman" w:hAnsi="Times New Roman"/>
-        </w:rPr>
-        <w:t xml:space="preserve">M misst die </w:t>
-      </w:r>
-      <w:r>
-        <w:rPr>
-          <w:rFonts w:ascii="Times New Roman" w:hAnsi="Times New Roman"/>
-          <w:b/>
-          <w:bCs/>
-        </w:rPr>
-        <w:t>semantische, funktionale oder operationale Distanz</w:t>
-      </w:r>
-      <w:r>
-        <w:rPr>
-          <w:rFonts w:ascii="Times New Roman" w:hAnsi="Times New Roman"/>
-        </w:rPr>
-        <w:t xml:space="preserve"> zwischen allen Elementen eines funktionalen Raumes U.</w:t>
-      </w:r>
-    </w:p>
-    <w:p>
-      <w:pPr>
-        <w:numPr>
-          <w:ilvl w:val="0"/>
-          <w:numId w:val="157"/>
-        </w:numPr>
-        <w:spacing w:before="100" w:beforeAutospacing="1" w:after="100" w:afterAutospacing="1"/>
-        <w:rPr>
-          <w:rFonts w:ascii="Times New Roman" w:hAnsi="Times New Roman"/>
-        </w:rPr>
-      </w:pPr>
-      <w:r>
-        <w:rPr>
-          <w:rFonts w:ascii="Times New Roman" w:hAnsi="Times New Roman"/>
-        </w:rPr>
-        <w:t xml:space="preserve">Dadurch entsteht eine </w:t>
-      </w:r>
-      <w:r>
-        <w:rPr>
-          <w:rFonts w:ascii="Times New Roman" w:hAnsi="Times New Roman"/>
-          <w:b/>
-          <w:bCs/>
-        </w:rPr>
-        <w:t>metrische Signatur</w:t>
-      </w:r>
-      <w:r>
-        <w:rPr>
-          <w:rFonts w:ascii="Times New Roman" w:hAnsi="Times New Roman"/>
-        </w:rPr>
-        <w:t>, die Struktur erkenntlich macht:</w:t>
-      </w:r>
-    </w:p>
-    <w:p>
-      <w:pPr>
-        <w:numPr>
-          <w:ilvl w:val="1"/>
-          <w:numId w:val="157"/>
-        </w:numPr>
-        <w:spacing w:before="100" w:beforeAutospacing="1" w:after="100" w:afterAutospacing="1"/>
-        <w:rPr>
-          <w:rFonts w:ascii="Times New Roman" w:hAnsi="Times New Roman"/>
-        </w:rPr>
-      </w:pPr>
-      <w:r>
-        <w:rPr>
-          <w:rFonts w:ascii="Times New Roman" w:hAnsi="Times New Roman"/>
-        </w:rPr>
-        <w:t>Cluster</w:t>
-      </w:r>
-    </w:p>
-    <w:p>
-      <w:pPr>
-        <w:numPr>
-          <w:ilvl w:val="1"/>
-          <w:numId w:val="157"/>
-        </w:numPr>
-        <w:spacing w:before="100" w:beforeAutospacing="1" w:after="100" w:afterAutospacing="1"/>
-        <w:rPr>
-          <w:rFonts w:ascii="Times New Roman" w:hAnsi="Times New Roman"/>
-        </w:rPr>
-      </w:pPr>
-      <w:r>
-        <w:rPr>
-          <w:rFonts w:ascii="Times New Roman" w:hAnsi="Times New Roman"/>
-        </w:rPr>
-        <w:lastRenderedPageBreak/>
-        <w:t>Attraktoren</w:t>
-      </w:r>
-    </w:p>
-    <w:p>
-      <w:pPr>
-        <w:numPr>
-          <w:ilvl w:val="1"/>
-          <w:numId w:val="157"/>
-        </w:numPr>
-        <w:spacing w:before="100" w:beforeAutospacing="1" w:after="100" w:afterAutospacing="1"/>
-        <w:rPr>
-          <w:rFonts w:ascii="Times New Roman" w:hAnsi="Times New Roman"/>
-        </w:rPr>
-      </w:pPr>
-      <w:r>
-        <w:rPr>
-          <w:rFonts w:ascii="Times New Roman" w:hAnsi="Times New Roman"/>
-        </w:rPr>
-        <w:t>Übergänge</w:t>
-      </w:r>
-    </w:p>
-    <w:p>
-      <w:pPr>
-        <w:numPr>
-          <w:ilvl w:val="1"/>
-          <w:numId w:val="157"/>
-        </w:numPr>
-        <w:spacing w:before="100" w:beforeAutospacing="1" w:after="100" w:afterAutospacing="1"/>
-        <w:rPr>
-          <w:rFonts w:ascii="Times New Roman" w:hAnsi="Times New Roman"/>
-        </w:rPr>
-      </w:pPr>
-      <w:r>
-        <w:rPr>
-          <w:rFonts w:ascii="Times New Roman" w:hAnsi="Times New Roman"/>
-        </w:rPr>
-        <w:t>funktionale Kohärenz</w:t>
-      </w:r>
-    </w:p>
-    <w:p>
-      <w:pPr>
-        <w:numPr>
-          <w:ilvl w:val="1"/>
-          <w:numId w:val="157"/>
-        </w:numPr>
-        <w:spacing w:before="100" w:beforeAutospacing="1" w:after="100" w:afterAutospacing="1"/>
-        <w:rPr>
-          <w:rFonts w:ascii="Times New Roman" w:hAnsi="Times New Roman"/>
-        </w:rPr>
-      </w:pPr>
-      <w:r>
-        <w:rPr>
-          <w:rFonts w:ascii="Times New Roman" w:hAnsi="Times New Roman"/>
-        </w:rPr>
-        <w:t>Divergenzen oder Spannungen zwischen Bedeutungen</w:t>
-      </w:r>
-    </w:p>
-    <w:p>
-      <w:pPr>
-        <w:numPr>
-          <w:ilvl w:val="0"/>
-          <w:numId w:val="157"/>
-        </w:numPr>
-        <w:spacing w:before="100" w:beforeAutospacing="1" w:after="100" w:afterAutospacing="1"/>
-        <w:rPr>
-          <w:rFonts w:ascii="Times New Roman" w:hAnsi="Times New Roman"/>
-        </w:rPr>
-      </w:pPr>
-      <w:r>
-        <w:rPr>
-          <w:rFonts w:ascii="Times New Roman" w:hAnsi="Times New Roman"/>
-        </w:rPr>
-        <w:t xml:space="preserve">Die Matrix </w:t>
-      </w:r>
-      <w:proofErr w:type="spellStart"/>
-      <w:r>
-        <w:rPr>
-          <w:rFonts w:ascii="Times New Roman" w:hAnsi="Times New Roman"/>
-        </w:rPr>
-        <w:t>DijD</w:t>
-      </w:r>
-      <w:proofErr w:type="spellEnd"/>
-      <w:r>
-        <w:rPr>
-          <w:rFonts w:ascii="Times New Roman" w:hAnsi="Times New Roman"/>
-        </w:rPr>
-        <w:t>_{</w:t>
-      </w:r>
-      <w:proofErr w:type="spellStart"/>
-      <w:r>
-        <w:rPr>
-          <w:rFonts w:ascii="Times New Roman" w:hAnsi="Times New Roman"/>
-        </w:rPr>
-        <w:t>ij</w:t>
-      </w:r>
-      <w:proofErr w:type="spellEnd"/>
-      <w:r>
-        <w:rPr>
-          <w:rFonts w:ascii="Times New Roman" w:hAnsi="Times New Roman"/>
-        </w:rPr>
-        <w:t>}</w:t>
-      </w:r>
-      <w:proofErr w:type="spellStart"/>
-      <w:r>
-        <w:rPr>
-          <w:rFonts w:ascii="Times New Roman" w:hAnsi="Times New Roman"/>
-        </w:rPr>
-        <w:t>Dij</w:t>
-      </w:r>
-      <w:proofErr w:type="spellEnd"/>
-      <w:r>
-        <w:rPr>
-          <w:rFonts w:ascii="Times New Roman" w:hAnsi="Times New Roman"/>
-        </w:rPr>
-        <w:t xml:space="preserve">​ repräsentiert die </w:t>
-      </w:r>
-      <w:r>
-        <w:rPr>
-          <w:rFonts w:ascii="Times New Roman" w:hAnsi="Times New Roman"/>
-          <w:b/>
-          <w:bCs/>
-        </w:rPr>
-        <w:t>geometrische Projektionsform</w:t>
-      </w:r>
-      <w:r>
-        <w:rPr>
-          <w:rFonts w:ascii="Times New Roman" w:hAnsi="Times New Roman"/>
-        </w:rPr>
-        <w:t xml:space="preserve"> eines funktionalen Systems (zentral in Kapitel 3).</w:t>
-      </w:r>
-    </w:p>
-    <w:p>
-      <w:pPr>
-        <w:spacing w:before="100" w:beforeAutospacing="1" w:after="100" w:afterAutospacing="1"/>
-        <w:rPr>
-          <w:rFonts w:ascii="Times New Roman" w:hAnsi="Times New Roman"/>
-        </w:rPr>
-      </w:pPr>
-      <w:r>
-        <w:rPr>
-          <w:rFonts w:ascii="Times New Roman" w:hAnsi="Times New Roman"/>
-        </w:rPr>
-        <w:t xml:space="preserve">Es ist ein Schritt der </w:t>
-      </w:r>
-      <w:r>
-        <w:rPr>
-          <w:rFonts w:ascii="Times New Roman" w:hAnsi="Times New Roman"/>
-          <w:b/>
-          <w:bCs/>
-        </w:rPr>
-        <w:t>Strukturentfaltung</w:t>
-      </w:r>
-      <w:r>
-        <w:rPr>
-          <w:rFonts w:ascii="Times New Roman" w:hAnsi="Times New Roman"/>
-        </w:rPr>
-        <w:t xml:space="preserve"> des FRZK:</w:t>
-      </w:r>
-    </w:p>
-    <w:p>
-      <w:pPr>
-        <w:numPr>
-          <w:ilvl w:val="0"/>
-          <w:numId w:val="158"/>
-        </w:numPr>
-        <w:spacing w:before="100" w:beforeAutospacing="1" w:after="100" w:afterAutospacing="1"/>
-        <w:rPr>
-          <w:rFonts w:ascii="Times New Roman" w:hAnsi="Times New Roman"/>
-        </w:rPr>
-      </w:pPr>
-      <w:r>
-        <w:rPr>
-          <w:rFonts w:ascii="Times New Roman" w:hAnsi="Times New Roman"/>
-        </w:rPr>
-        <w:t>Von Elementen U</w:t>
-      </w:r>
-      <w:r>
-        <w:rPr>
-          <w:rFonts w:ascii="Times New Roman" w:hAnsi="Times New Roman"/>
-        </w:rPr>
-        <w:br/>
-        <w:t>→ zu Relationen</w:t>
-      </w:r>
-      <w:r>
-        <w:rPr>
-          <w:rFonts w:ascii="Times New Roman" w:hAnsi="Times New Roman"/>
-        </w:rPr>
-        <w:br/>
-        <w:t>→ zu metrischen Abständen</w:t>
-      </w:r>
-      <w:r>
-        <w:rPr>
-          <w:rFonts w:ascii="Times New Roman" w:hAnsi="Times New Roman"/>
-        </w:rPr>
-        <w:br/>
-        <w:t>→ zu gestalteten Bedeutungsräumen.</w:t>
-      </w:r>
-    </w:p>
-    <w:p>
-      <w:pPr>
-        <w:pStyle w:val="StandardWeb"/>
-        <w:tabs>
-          <w:tab w:val="left" w:pos="7088"/>
-        </w:tabs>
-        <w:spacing w:before="360" w:after="360"/>
-      </w:pPr>
-    </w:p>
-    <w:p>
-      <w:pPr>
-        <w:pStyle w:val="berschrift2"/>
-      </w:pPr>
-      <w:r>
-        <w:t>Beispiel für die Bedeutung</w:t>
-      </w:r>
-    </w:p>
-    <w:p>
-      <w:pPr>
-        <w:spacing w:before="100" w:beforeAutospacing="1" w:after="100" w:afterAutospacing="1"/>
-        <w:outlineLvl w:val="2"/>
-        <w:rPr>
-          <w:rFonts w:ascii="Times New Roman" w:hAnsi="Times New Roman"/>
-          <w:b/>
-          <w:bCs/>
-          <w:sz w:val="27"/>
-          <w:szCs w:val="27"/>
-        </w:rPr>
-      </w:pPr>
-      <w:proofErr w:type="spellStart"/>
-      <w:r>
-        <w:rPr>
-          <w:rFonts w:ascii="Times New Roman" w:hAnsi="Times New Roman"/>
-          <w:b/>
-          <w:bCs/>
-          <w:sz w:val="27"/>
-          <w:szCs w:val="27"/>
-        </w:rPr>
-        <w:t>Lernstandsdiagnose</w:t>
-      </w:r>
-      <w:proofErr w:type="spellEnd"/>
-      <w:r>
-        <w:rPr>
-          <w:rFonts w:ascii="Times New Roman" w:hAnsi="Times New Roman"/>
-          <w:b/>
-          <w:bCs/>
-          <w:sz w:val="27"/>
-          <w:szCs w:val="27"/>
-        </w:rPr>
-        <w:t xml:space="preserve"> über semantische Distanzen</w:t>
-      </w:r>
-    </w:p>
-    <w:p>
-      <w:pPr>
-        <w:spacing w:before="100" w:beforeAutospacing="1" w:after="100" w:afterAutospacing="1"/>
-        <w:rPr>
-          <w:rFonts w:ascii="Times New Roman" w:hAnsi="Times New Roman"/>
-        </w:rPr>
-      </w:pPr>
-      <w:r>
-        <w:rPr>
-          <w:rFonts w:ascii="Times New Roman" w:hAnsi="Times New Roman"/>
-          <w:b/>
-          <w:bCs/>
-        </w:rPr>
-        <w:t>Situation:</w:t>
-      </w:r>
-      <w:r>
-        <w:rPr>
-          <w:rFonts w:ascii="Times New Roman" w:hAnsi="Times New Roman"/>
-        </w:rPr>
-        <w:br/>
-        <w:t xml:space="preserve">Eine Lehrperson untersucht, wie ähnlich oder verschieden die Denk- oder Lösungswege von Schüler*innen beim Thema </w:t>
-      </w:r>
-      <w:r>
-        <w:rPr>
-          <w:rFonts w:ascii="Times New Roman" w:hAnsi="Times New Roman"/>
-          <w:i/>
-          <w:iCs/>
-        </w:rPr>
-        <w:t>Winkelbegriff</w:t>
-      </w:r>
-      <w:r>
-        <w:rPr>
-          <w:rFonts w:ascii="Times New Roman" w:hAnsi="Times New Roman"/>
-        </w:rPr>
-        <w:t xml:space="preserve"> sind.</w:t>
-      </w:r>
-    </w:p>
-    <w:p>
-      <w:pPr>
-        <w:numPr>
-          <w:ilvl w:val="0"/>
-          <w:numId w:val="159"/>
-        </w:numPr>
-        <w:spacing w:before="100" w:beforeAutospacing="1" w:after="100" w:afterAutospacing="1"/>
-        <w:rPr>
-          <w:rFonts w:ascii="Times New Roman" w:hAnsi="Times New Roman"/>
-        </w:rPr>
-      </w:pPr>
-      <w:r>
-        <w:rPr>
-          <w:rFonts w:ascii="Times New Roman" w:hAnsi="Times New Roman"/>
-          <w:b/>
-          <w:bCs/>
-        </w:rPr>
         <w:t>U</w:t>
       </w:r>
       <w:r>
-        <w:rPr>
-          <w:rFonts w:ascii="Times New Roman" w:hAnsi="Times New Roman"/>
-        </w:rPr>
         <w:t xml:space="preserve"> = {u₁, u₂, u₃, u₄}</w:t>
       </w:r>
       <w:r>
-        <w:rPr>
-          <w:rFonts w:ascii="Times New Roman" w:hAnsi="Times New Roman"/>
-        </w:rPr>
         <w:br/>
         <w:t>(jeweils individuelle Beschreibungen eines Winkels durch Lernende)</w:t>
       </w:r>
     </w:p>
     <w:p>
-      <w:pPr>
-        <w:spacing w:before="100" w:beforeAutospacing="1" w:after="100" w:afterAutospacing="1"/>
+      <w:r>
+        <w:t>Die Lehrperson definiert eine Metrik d, die misst:</w:t>
+      </w:r>
+    </w:p>
+    <w:p>
+      <w:pPr>
+        <w:pStyle w:val="Aufzhlung"/>
+      </w:pPr>
+      <w:r>
+        <w:t>Übereinstimmung der Begriffsverwendung</w:t>
+      </w:r>
+    </w:p>
+    <w:p>
+      <w:pPr>
+        <w:pStyle w:val="Aufzhlung"/>
+      </w:pPr>
+      <w:r>
+        <w:t>Genauigkeit der Sprache</w:t>
+      </w:r>
+    </w:p>
+    <w:p>
+      <w:pPr>
+        <w:pStyle w:val="Aufzhlung"/>
+      </w:pPr>
+      <w:r>
+        <w:t>Kohärenz der Darstellung</w:t>
+      </w:r>
+    </w:p>
+    <w:p>
+      <w:pPr>
+        <w:pStyle w:val="Aufzhlung"/>
+      </w:pPr>
+      <w:r>
+        <w:t>Bezug zu geometrischer Handlung</w:t>
+      </w:r>
+    </w:p>
+    <w:p>
+      <w:r>
+        <w:t>Dann konstruiert sie:</w:t>
+      </w:r>
+    </w:p>
+    <w:p>
+      <w:pPr>
         <w:rPr>
           <w:rFonts w:ascii="Times New Roman" w:hAnsi="Times New Roman"/>
         </w:rPr>
       </w:pPr>
-      <w:r>
-        <w:rPr>
-          <w:rFonts w:ascii="Times New Roman" w:hAnsi="Times New Roman"/>
-        </w:rPr>
-        <w:t>Die Lehrperson definiert eine Metrik d, die misst:</w:t>
-      </w:r>
-    </w:p>
-    <w:p>
-      <w:pPr>
-        <w:numPr>
-          <w:ilvl w:val="0"/>
-          <w:numId w:val="160"/>
-        </w:numPr>
-        <w:spacing w:before="100" w:beforeAutospacing="1" w:after="100" w:afterAutospacing="1"/>
-        <w:rPr>
-          <w:rFonts w:ascii="Times New Roman" w:hAnsi="Times New Roman"/>
-        </w:rPr>
-      </w:pPr>
-      <w:r>
-        <w:rPr>
-          <w:rFonts w:ascii="Times New Roman" w:hAnsi="Times New Roman"/>
-        </w:rPr>
-        <w:t>Übereinstimmung der Begriffsverwendung</w:t>
-      </w:r>
-    </w:p>
-    <w:p>
-      <w:pPr>
-        <w:numPr>
-          <w:ilvl w:val="0"/>
-          <w:numId w:val="160"/>
-        </w:numPr>
-        <w:spacing w:before="100" w:beforeAutospacing="1" w:after="100" w:afterAutospacing="1"/>
-        <w:rPr>
-          <w:rFonts w:ascii="Times New Roman" w:hAnsi="Times New Roman"/>
-        </w:rPr>
-      </w:pPr>
-      <w:r>
-        <w:rPr>
-          <w:rFonts w:ascii="Times New Roman" w:hAnsi="Times New Roman"/>
-        </w:rPr>
-        <w:t>Genauigkeit der Sprache</w:t>
-      </w:r>
-    </w:p>
-    <w:p>
-      <w:pPr>
-        <w:numPr>
-          <w:ilvl w:val="0"/>
-          <w:numId w:val="160"/>
-        </w:numPr>
-        <w:spacing w:before="100" w:beforeAutospacing="1" w:after="100" w:afterAutospacing="1"/>
-        <w:rPr>
-          <w:rFonts w:ascii="Times New Roman" w:hAnsi="Times New Roman"/>
-        </w:rPr>
-      </w:pPr>
-      <w:r>
-        <w:rPr>
-          <w:rFonts w:ascii="Times New Roman" w:hAnsi="Times New Roman"/>
-        </w:rPr>
-        <w:t>Kohärenz der Darstellung</w:t>
-      </w:r>
-    </w:p>
-    <w:p>
-      <w:pPr>
-        <w:numPr>
-          <w:ilvl w:val="0"/>
-          <w:numId w:val="160"/>
-        </w:numPr>
-        <w:spacing w:before="100" w:beforeAutospacing="1" w:after="100" w:afterAutospacing="1"/>
-        <w:rPr>
-          <w:rFonts w:ascii="Times New Roman" w:hAnsi="Times New Roman"/>
-        </w:rPr>
-      </w:pPr>
-      <w:r>
-        <w:rPr>
-          <w:rFonts w:ascii="Times New Roman" w:hAnsi="Times New Roman"/>
-        </w:rPr>
-        <w:t>Bezug zu geometrischer Handlung</w:t>
-      </w:r>
-    </w:p>
-    <w:p>
-      <w:pPr>
-        <w:spacing w:before="100" w:beforeAutospacing="1" w:after="100" w:afterAutospacing="1"/>
-        <w:rPr>
-          <w:rFonts w:ascii="Times New Roman" w:hAnsi="Times New Roman"/>
-        </w:rPr>
-      </w:pPr>
-      <w:r>
-        <w:rPr>
-          <w:rFonts w:ascii="Times New Roman" w:hAnsi="Times New Roman"/>
-        </w:rPr>
-        <w:t>Dann konstruiert sie:</w:t>
-      </w:r>
-    </w:p>
-    <w:p>
-      <w:pPr>
-        <w:spacing w:after="0"/>
-        <w:rPr>
-          <w:rFonts w:ascii="Times New Roman" w:hAnsi="Times New Roman"/>
-        </w:rPr>
-      </w:pPr>
-      <w:r>
-        <w:rPr>
-          <w:rFonts w:ascii="Times New Roman" w:hAnsi="Times New Roman"/>
-        </w:rPr>
-        <w:t>M(U)=</w:t>
-      </w:r>
-      <w:proofErr w:type="spellStart"/>
-      <w:r>
-        <w:rPr>
-          <w:rFonts w:ascii="Times New Roman" w:hAnsi="Times New Roman"/>
-        </w:rPr>
-        <w:t>Dij</w:t>
-      </w:r>
-      <w:proofErr w:type="spellEnd"/>
-      <w:r>
-        <w:rPr>
-          <w:rFonts w:ascii="Times New Roman" w:hAnsi="Times New Roman"/>
-        </w:rPr>
-        <w:t>=d(</w:t>
-      </w:r>
-      <w:proofErr w:type="spellStart"/>
-      <w:proofErr w:type="gramStart"/>
-      <w:r>
-        <w:rPr>
-          <w:rFonts w:ascii="Times New Roman" w:hAnsi="Times New Roman"/>
-        </w:rPr>
-        <w:t>ui,uj</w:t>
-      </w:r>
-      <w:proofErr w:type="spellEnd"/>
-      <w:proofErr w:type="gramEnd"/>
-      <w:r>
-        <w:rPr>
-          <w:rFonts w:ascii="Times New Roman" w:hAnsi="Times New Roman"/>
-        </w:rPr>
-        <w:t>)M(U) = D_{</w:t>
-      </w:r>
-      <w:proofErr w:type="spellStart"/>
-      <w:r>
-        <w:rPr>
-          <w:rFonts w:ascii="Times New Roman" w:hAnsi="Times New Roman"/>
-        </w:rPr>
-        <w:t>ij</w:t>
-      </w:r>
-      <w:proofErr w:type="spellEnd"/>
-      <w:r>
-        <w:rPr>
-          <w:rFonts w:ascii="Times New Roman" w:hAnsi="Times New Roman"/>
-        </w:rPr>
-        <w:t>} = d(</w:t>
-      </w:r>
-      <w:proofErr w:type="spellStart"/>
-      <w:r>
-        <w:rPr>
-          <w:rFonts w:ascii="Times New Roman" w:hAnsi="Times New Roman"/>
-        </w:rPr>
-        <w:t>u_i</w:t>
-      </w:r>
-      <w:proofErr w:type="spellEnd"/>
-      <w:r>
-        <w:rPr>
-          <w:rFonts w:ascii="Times New Roman" w:hAnsi="Times New Roman"/>
-        </w:rPr>
-        <w:t xml:space="preserve">, </w:t>
-      </w:r>
-      <w:proofErr w:type="spellStart"/>
-      <w:r>
-        <w:rPr>
-          <w:rFonts w:ascii="Times New Roman" w:hAnsi="Times New Roman"/>
-        </w:rPr>
-        <w:t>u_j</w:t>
-      </w:r>
-      <w:proofErr w:type="spellEnd"/>
-      <w:r>
-        <w:rPr>
-          <w:rFonts w:ascii="Times New Roman" w:hAnsi="Times New Roman"/>
-        </w:rPr>
-        <w:t>)M(U)=</w:t>
-      </w:r>
-      <w:proofErr w:type="spellStart"/>
-      <w:r>
-        <w:rPr>
-          <w:rFonts w:ascii="Times New Roman" w:hAnsi="Times New Roman"/>
-        </w:rPr>
-        <w:t>Dij</w:t>
-      </w:r>
-      <w:proofErr w:type="spellEnd"/>
-      <w:r>
-        <w:rPr>
-          <w:rFonts w:ascii="Times New Roman" w:hAnsi="Times New Roman"/>
-        </w:rPr>
-        <w:t>​=d(ui​,</w:t>
-      </w:r>
-      <w:proofErr w:type="spellStart"/>
-      <w:r>
-        <w:rPr>
-          <w:rFonts w:ascii="Times New Roman" w:hAnsi="Times New Roman"/>
-        </w:rPr>
-        <w:t>uj</w:t>
-      </w:r>
-      <w:proofErr w:type="spellEnd"/>
-      <w:r>
-        <w:rPr>
-          <w:rFonts w:ascii="Times New Roman" w:hAnsi="Times New Roman"/>
-        </w:rPr>
-        <w:t xml:space="preserve">​) </w:t>
-      </w:r>
-    </w:p>
-    <w:p>
-      <w:pPr>
-        <w:spacing w:before="100" w:beforeAutospacing="1" w:after="100" w:afterAutospacing="1"/>
-        <w:rPr>
-          <w:rFonts w:ascii="Times New Roman" w:hAnsi="Times New Roman"/>
-        </w:rPr>
-      </w:pPr>
-      <w:r>
-        <w:rPr>
-          <w:rFonts w:ascii="Times New Roman" w:hAnsi="Times New Roman"/>
-        </w:rPr>
+      <m:oMathPara>
+        <m:oMath>
+          <m:r>
+            <w:rPr>
+              <w:rFonts w:ascii="Cambria Math" w:hAnsi="Cambria Math"/>
+            </w:rPr>
+            <m:t>M</m:t>
+          </m:r>
+          <m:r>
+            <m:rPr>
+              <m:sty m:val="p"/>
+            </m:rPr>
+            <w:rPr>
+              <w:rFonts w:ascii="Cambria Math" w:hAnsi="Cambria Math"/>
+            </w:rPr>
+            <m:t>(</m:t>
+          </m:r>
+          <m:r>
+            <w:rPr>
+              <w:rFonts w:ascii="Cambria Math" w:hAnsi="Cambria Math"/>
+            </w:rPr>
+            <m:t>U</m:t>
+          </m:r>
+          <m:r>
+            <m:rPr>
+              <m:sty m:val="p"/>
+            </m:rPr>
+            <w:rPr>
+              <w:rFonts w:ascii="Cambria Math" w:hAnsi="Cambria Math"/>
+            </w:rPr>
+            <m:t>)=</m:t>
+          </m:r>
+          <m:sSub>
+            <m:sSubPr>
+              <m:ctrlPr>
+                <w:rPr>
+                  <w:rFonts w:ascii="Cambria Math" w:hAnsi="Cambria Math"/>
+                </w:rPr>
+              </m:ctrlPr>
+            </m:sSubPr>
+            <m:e>
+              <m:r>
+                <w:rPr>
+                  <w:rFonts w:ascii="Cambria Math" w:hAnsi="Cambria Math"/>
+                </w:rPr>
+                <m:t>D</m:t>
+              </m:r>
+            </m:e>
+            <m:sub>
+              <m:r>
+                <w:rPr>
+                  <w:rFonts w:ascii="Cambria Math" w:hAnsi="Cambria Math"/>
+                </w:rPr>
+                <m:t>ij</m:t>
+              </m:r>
+            </m:sub>
+          </m:sSub>
+          <m:r>
+            <m:rPr>
+              <m:sty m:val="p"/>
+            </m:rPr>
+            <w:rPr>
+              <w:rFonts w:ascii="Cambria Math" w:hAnsi="Cambria Math"/>
+            </w:rPr>
+            <m:t>=</m:t>
+          </m:r>
+          <m:r>
+            <w:rPr>
+              <w:rFonts w:ascii="Cambria Math" w:hAnsi="Cambria Math"/>
+            </w:rPr>
+            <m:t>d</m:t>
+          </m:r>
+          <m:r>
+            <m:rPr>
+              <m:sty m:val="p"/>
+            </m:rPr>
+            <w:rPr>
+              <w:rFonts w:ascii="Cambria Math" w:hAnsi="Cambria Math"/>
+            </w:rPr>
+            <m:t>(</m:t>
+          </m:r>
+          <m:sSub>
+            <m:sSubPr>
+              <m:ctrlPr>
+                <w:rPr>
+                  <w:rFonts w:ascii="Cambria Math" w:hAnsi="Cambria Math"/>
+                </w:rPr>
+              </m:ctrlPr>
+            </m:sSubPr>
+            <m:e>
+              <m:r>
+                <w:rPr>
+                  <w:rFonts w:ascii="Cambria Math" w:hAnsi="Cambria Math"/>
+                </w:rPr>
+                <m:t>u</m:t>
+              </m:r>
+            </m:e>
+            <m:sub>
+              <m:r>
+                <w:rPr>
+                  <w:rFonts w:ascii="Cambria Math" w:hAnsi="Cambria Math"/>
+                </w:rPr>
+                <m:t>i</m:t>
+              </m:r>
+            </m:sub>
+          </m:sSub>
+          <m:r>
+            <m:rPr>
+              <m:sty m:val="p"/>
+            </m:rPr>
+            <w:rPr>
+              <w:rFonts w:ascii="Cambria Math" w:hAnsi="Cambria Math"/>
+            </w:rPr>
+            <m:t>,</m:t>
+          </m:r>
+          <m:sSub>
+            <m:sSubPr>
+              <m:ctrlPr>
+                <w:rPr>
+                  <w:rFonts w:ascii="Cambria Math" w:hAnsi="Cambria Math"/>
+                </w:rPr>
+              </m:ctrlPr>
+            </m:sSubPr>
+            <m:e>
+              <m:r>
+                <w:rPr>
+                  <w:rFonts w:ascii="Cambria Math" w:hAnsi="Cambria Math"/>
+                </w:rPr>
+                <m:t>u</m:t>
+              </m:r>
+            </m:e>
+            <m:sub>
+              <m:r>
+                <w:rPr>
+                  <w:rFonts w:ascii="Cambria Math" w:hAnsi="Cambria Math"/>
+                </w:rPr>
+                <m:t>j</m:t>
+              </m:r>
+            </m:sub>
+          </m:sSub>
+          <m:r>
+            <m:rPr>
+              <m:sty m:val="p"/>
+            </m:rPr>
+            <w:rPr>
+              <w:rFonts w:ascii="Cambria Math" w:hAnsi="Cambria Math"/>
+            </w:rPr>
+            <m:t>)</m:t>
+          </m:r>
+        </m:oMath>
+      </m:oMathPara>
+    </w:p>
+    <w:p>
+      <w:r>
         <w:t>→ Das Ergebnis ist eine Distanzmatrix, z. B.:</w:t>
       </w:r>
     </w:p>
     <w:tbl>
       <w:tblPr>
+        <w:tblStyle w:val="Tabellenraster"/>
         <w:tblW w:w="0" w:type="auto"/>
-        <w:tblCellSpacing w:w="15" w:type="dxa"/>
-        <w:tblCellMar>
-          <w:top w:w="15" w:type="dxa"/>
-          <w:left w:w="15" w:type="dxa"/>
-          <w:bottom w:w="15" w:type="dxa"/>
-          <w:right w:w="15" w:type="dxa"/>
-        </w:tblCellMar>
         <w:tblLook w:val="04A0" w:firstRow="1" w:lastRow="0" w:firstColumn="1" w:lastColumn="0" w:noHBand="0" w:noVBand="1"/>
       </w:tblPr>
       <w:tblGrid>
-        <w:gridCol w:w="267"/>
-        <w:gridCol w:w="360"/>
-        <w:gridCol w:w="360"/>
-        <w:gridCol w:w="360"/>
-        <w:gridCol w:w="375"/>
+        <w:gridCol w:w="428"/>
+        <w:gridCol w:w="520"/>
+        <w:gridCol w:w="520"/>
+        <w:gridCol w:w="520"/>
+        <w:gridCol w:w="520"/>
       </w:tblGrid>
       <w:tr>
-        <w:trPr>
-          <w:tblHeader/>
-          <w:tblCellSpacing w:w="15" w:type="dxa"/>
-        </w:trPr>
         <w:tc>
           <w:tcPr>
             <w:tcW w:w="0" w:type="auto"/>
-            <w:vAlign w:val="center"/>
+            <w:hideMark/>
+          </w:tcPr>
+          <w:p/>
+        </w:tc>
+        <w:tc>
+          <w:tcPr>
+            <w:tcW w:w="0" w:type="auto"/>
             <w:hideMark/>
           </w:tcPr>
           <w:p>
             <w:pPr>
-              <w:spacing w:after="0"/>
               <w:rPr>
-                <w:rFonts w:ascii="Times New Roman" w:hAnsi="Times New Roman"/>
-              </w:rPr>
-            </w:pPr>
-          </w:p>
-        </w:tc>
-        <w:tc>
-          <w:tcPr>
-            <w:tcW w:w="0" w:type="auto"/>
-            <w:vAlign w:val="center"/>
-            <w:hideMark/>
-          </w:tcPr>
-          <w:p>
-            <w:pPr>
-              <w:spacing w:after="0"/>
-              <w:jc w:val="center"/>
-              <w:rPr>
-                <w:rFonts w:ascii="Times New Roman" w:hAnsi="Times New Roman"/>
                 <w:b/>
                 <w:bCs/>
               </w:rPr>
             </w:pPr>
             <w:r>
               <w:rPr>
-                <w:rFonts w:ascii="Times New Roman" w:hAnsi="Times New Roman"/>
                 <w:b/>
                 <w:bCs/>
               </w:rPr>
@@ -37188,22 +36284,17 @@
         <w:tc>
           <w:tcPr>
             <w:tcW w:w="0" w:type="auto"/>
-            <w:vAlign w:val="center"/>
             <w:hideMark/>
           </w:tcPr>
           <w:p>
             <w:pPr>
-              <w:spacing w:after="0"/>
-              <w:jc w:val="center"/>
               <w:rPr>
-                <w:rFonts w:ascii="Times New Roman" w:hAnsi="Times New Roman"/>
                 <w:b/>
                 <w:bCs/>
               </w:rPr>
             </w:pPr>
             <w:r>
               <w:rPr>
-                <w:rFonts w:ascii="Times New Roman" w:hAnsi="Times New Roman"/>
                 <w:b/>
                 <w:bCs/>
               </w:rPr>
@@ -37214,22 +36305,17 @@
         <w:tc>
           <w:tcPr>
             <w:tcW w:w="0" w:type="auto"/>
-            <w:vAlign w:val="center"/>
             <w:hideMark/>
           </w:tcPr>
           <w:p>
             <w:pPr>
-              <w:spacing w:after="0"/>
-              <w:jc w:val="center"/>
               <w:rPr>
-                <w:rFonts w:ascii="Times New Roman" w:hAnsi="Times New Roman"/>
                 <w:b/>
                 <w:bCs/>
               </w:rPr>
             </w:pPr>
             <w:r>
               <w:rPr>
-                <w:rFonts w:ascii="Times New Roman" w:hAnsi="Times New Roman"/>
                 <w:b/>
                 <w:bCs/>
               </w:rPr>
@@ -37240,22 +36326,17 @@
         <w:tc>
           <w:tcPr>
             <w:tcW w:w="0" w:type="auto"/>
-            <w:vAlign w:val="center"/>
             <w:hideMark/>
           </w:tcPr>
           <w:p>
             <w:pPr>
-              <w:spacing w:after="0"/>
-              <w:jc w:val="center"/>
               <w:rPr>
-                <w:rFonts w:ascii="Times New Roman" w:hAnsi="Times New Roman"/>
                 <w:b/>
                 <w:bCs/>
               </w:rPr>
             </w:pPr>
             <w:r>
               <w:rPr>
-                <w:rFonts w:ascii="Times New Roman" w:hAnsi="Times New Roman"/>
                 <w:b/>
                 <w:bCs/>
               </w:rPr>
@@ -37265,26 +36346,13 @@
         </w:tc>
       </w:tr>
       <w:tr>
-        <w:trPr>
-          <w:tblCellSpacing w:w="15" w:type="dxa"/>
-        </w:trPr>
         <w:tc>
           <w:tcPr>
             <w:tcW w:w="0" w:type="auto"/>
-            <w:vAlign w:val="center"/>
             <w:hideMark/>
           </w:tcPr>
           <w:p>
-            <w:pPr>
-              <w:spacing w:after="0"/>
-              <w:rPr>
-                <w:rFonts w:ascii="Times New Roman" w:hAnsi="Times New Roman"/>
-              </w:rPr>
-            </w:pPr>
             <w:r>
-              <w:rPr>
-                <w:rFonts w:ascii="Times New Roman" w:hAnsi="Times New Roman"/>
-              </w:rPr>
               <w:t>u₁</w:t>
             </w:r>
           </w:p>
@@ -37292,20 +36360,10 @@
         <w:tc>
           <w:tcPr>
             <w:tcW w:w="0" w:type="auto"/>
-            <w:vAlign w:val="center"/>
             <w:hideMark/>
           </w:tcPr>
           <w:p>
-            <w:pPr>
-              <w:spacing w:after="0"/>
-              <w:rPr>
-                <w:rFonts w:ascii="Times New Roman" w:hAnsi="Times New Roman"/>
-              </w:rPr>
-            </w:pPr>
             <w:r>
-              <w:rPr>
-                <w:rFonts w:ascii="Times New Roman" w:hAnsi="Times New Roman"/>
-              </w:rPr>
               <w:t>0</w:t>
             </w:r>
           </w:p>
@@ -37313,20 +36371,10 @@
         <w:tc>
           <w:tcPr>
             <w:tcW w:w="0" w:type="auto"/>
-            <w:vAlign w:val="center"/>
             <w:hideMark/>
           </w:tcPr>
           <w:p>
-            <w:pPr>
-              <w:spacing w:after="0"/>
-              <w:rPr>
-                <w:rFonts w:ascii="Times New Roman" w:hAnsi="Times New Roman"/>
-              </w:rPr>
-            </w:pPr>
             <w:r>
-              <w:rPr>
-                <w:rFonts w:ascii="Times New Roman" w:hAnsi="Times New Roman"/>
-              </w:rPr>
               <w:t>1.2</w:t>
             </w:r>
           </w:p>
@@ -37334,20 +36382,10 @@
         <w:tc>
           <w:tcPr>
             <w:tcW w:w="0" w:type="auto"/>
-            <w:vAlign w:val="center"/>
             <w:hideMark/>
           </w:tcPr>
           <w:p>
-            <w:pPr>
-              <w:spacing w:after="0"/>
-              <w:rPr>
-                <w:rFonts w:ascii="Times New Roman" w:hAnsi="Times New Roman"/>
-              </w:rPr>
-            </w:pPr>
             <w:r>
-              <w:rPr>
-                <w:rFonts w:ascii="Times New Roman" w:hAnsi="Times New Roman"/>
-              </w:rPr>
               <w:t>0.8</w:t>
             </w:r>
           </w:p>
@@ -37355,46 +36393,23 @@
         <w:tc>
           <w:tcPr>
             <w:tcW w:w="0" w:type="auto"/>
-            <w:vAlign w:val="center"/>
             <w:hideMark/>
           </w:tcPr>
           <w:p>
-            <w:pPr>
-              <w:spacing w:after="0"/>
-              <w:rPr>
-                <w:rFonts w:ascii="Times New Roman" w:hAnsi="Times New Roman"/>
-              </w:rPr>
-            </w:pPr>
             <w:r>
-              <w:rPr>
-                <w:rFonts w:ascii="Times New Roman" w:hAnsi="Times New Roman"/>
-              </w:rPr>
               <w:t>2.5</w:t>
             </w:r>
           </w:p>
         </w:tc>
       </w:tr>
       <w:tr>
-        <w:trPr>
-          <w:tblCellSpacing w:w="15" w:type="dxa"/>
-        </w:trPr>
         <w:tc>
           <w:tcPr>
             <w:tcW w:w="0" w:type="auto"/>
-            <w:vAlign w:val="center"/>
             <w:hideMark/>
           </w:tcPr>
           <w:p>
-            <w:pPr>
-              <w:spacing w:after="0"/>
-              <w:rPr>
-                <w:rFonts w:ascii="Times New Roman" w:hAnsi="Times New Roman"/>
-              </w:rPr>
-            </w:pPr>
             <w:r>
-              <w:rPr>
-                <w:rFonts w:ascii="Times New Roman" w:hAnsi="Times New Roman"/>
-              </w:rPr>
               <w:t>u₂</w:t>
             </w:r>
           </w:p>
@@ -37402,20 +36417,10 @@
         <w:tc>
           <w:tcPr>
             <w:tcW w:w="0" w:type="auto"/>
-            <w:vAlign w:val="center"/>
             <w:hideMark/>
           </w:tcPr>
           <w:p>
-            <w:pPr>
-              <w:spacing w:after="0"/>
-              <w:rPr>
-                <w:rFonts w:ascii="Times New Roman" w:hAnsi="Times New Roman"/>
-              </w:rPr>
-            </w:pPr>
             <w:r>
-              <w:rPr>
-                <w:rFonts w:ascii="Times New Roman" w:hAnsi="Times New Roman"/>
-              </w:rPr>
               <w:t>1.2</w:t>
             </w:r>
           </w:p>
@@ -37423,20 +36428,10 @@
         <w:tc>
           <w:tcPr>
             <w:tcW w:w="0" w:type="auto"/>
-            <w:vAlign w:val="center"/>
             <w:hideMark/>
           </w:tcPr>
           <w:p>
-            <w:pPr>
-              <w:spacing w:after="0"/>
-              <w:rPr>
-                <w:rFonts w:ascii="Times New Roman" w:hAnsi="Times New Roman"/>
-              </w:rPr>
-            </w:pPr>
             <w:r>
-              <w:rPr>
-                <w:rFonts w:ascii="Times New Roman" w:hAnsi="Times New Roman"/>
-              </w:rPr>
               <w:t>0</w:t>
             </w:r>
           </w:p>
@@ -37444,20 +36439,10 @@
         <w:tc>
           <w:tcPr>
             <w:tcW w:w="0" w:type="auto"/>
-            <w:vAlign w:val="center"/>
             <w:hideMark/>
           </w:tcPr>
           <w:p>
-            <w:pPr>
-              <w:spacing w:after="0"/>
-              <w:rPr>
-                <w:rFonts w:ascii="Times New Roman" w:hAnsi="Times New Roman"/>
-              </w:rPr>
-            </w:pPr>
             <w:r>
-              <w:rPr>
-                <w:rFonts w:ascii="Times New Roman" w:hAnsi="Times New Roman"/>
-              </w:rPr>
               <w:t>1.9</w:t>
             </w:r>
           </w:p>
@@ -37465,46 +36450,23 @@
         <w:tc>
           <w:tcPr>
             <w:tcW w:w="0" w:type="auto"/>
-            <w:vAlign w:val="center"/>
             <w:hideMark/>
           </w:tcPr>
           <w:p>
-            <w:pPr>
-              <w:spacing w:after="0"/>
-              <w:rPr>
-                <w:rFonts w:ascii="Times New Roman" w:hAnsi="Times New Roman"/>
-              </w:rPr>
-            </w:pPr>
             <w:r>
-              <w:rPr>
-                <w:rFonts w:ascii="Times New Roman" w:hAnsi="Times New Roman"/>
-              </w:rPr>
               <w:t>3.1</w:t>
             </w:r>
           </w:p>
         </w:tc>
       </w:tr>
       <w:tr>
-        <w:trPr>
-          <w:tblCellSpacing w:w="15" w:type="dxa"/>
-        </w:trPr>
         <w:tc>
           <w:tcPr>
             <w:tcW w:w="0" w:type="auto"/>
-            <w:vAlign w:val="center"/>
             <w:hideMark/>
           </w:tcPr>
           <w:p>
-            <w:pPr>
-              <w:spacing w:after="0"/>
-              <w:rPr>
-                <w:rFonts w:ascii="Times New Roman" w:hAnsi="Times New Roman"/>
-              </w:rPr>
-            </w:pPr>
             <w:r>
-              <w:rPr>
-                <w:rFonts w:ascii="Times New Roman" w:hAnsi="Times New Roman"/>
-              </w:rPr>
               <w:t>u₃</w:t>
             </w:r>
           </w:p>
@@ -37512,20 +36474,10 @@
         <w:tc>
           <w:tcPr>
             <w:tcW w:w="0" w:type="auto"/>
-            <w:vAlign w:val="center"/>
             <w:hideMark/>
           </w:tcPr>
           <w:p>
-            <w:pPr>
-              <w:spacing w:after="0"/>
-              <w:rPr>
-                <w:rFonts w:ascii="Times New Roman" w:hAnsi="Times New Roman"/>
-              </w:rPr>
-            </w:pPr>
             <w:r>
-              <w:rPr>
-                <w:rFonts w:ascii="Times New Roman" w:hAnsi="Times New Roman"/>
-              </w:rPr>
               <w:t>0.8</w:t>
             </w:r>
           </w:p>
@@ -37533,20 +36485,10 @@
         <w:tc>
           <w:tcPr>
             <w:tcW w:w="0" w:type="auto"/>
-            <w:vAlign w:val="center"/>
             <w:hideMark/>
           </w:tcPr>
           <w:p>
-            <w:pPr>
-              <w:spacing w:after="0"/>
-              <w:rPr>
-                <w:rFonts w:ascii="Times New Roman" w:hAnsi="Times New Roman"/>
-              </w:rPr>
-            </w:pPr>
             <w:r>
-              <w:rPr>
-                <w:rFonts w:ascii="Times New Roman" w:hAnsi="Times New Roman"/>
-              </w:rPr>
               <w:t>1.9</w:t>
             </w:r>
           </w:p>
@@ -37554,20 +36496,10 @@
         <w:tc>
           <w:tcPr>
             <w:tcW w:w="0" w:type="auto"/>
-            <w:vAlign w:val="center"/>
             <w:hideMark/>
           </w:tcPr>
           <w:p>
-            <w:pPr>
-              <w:spacing w:after="0"/>
-              <w:rPr>
-                <w:rFonts w:ascii="Times New Roman" w:hAnsi="Times New Roman"/>
-              </w:rPr>
-            </w:pPr>
             <w:r>
-              <w:rPr>
-                <w:rFonts w:ascii="Times New Roman" w:hAnsi="Times New Roman"/>
-              </w:rPr>
               <w:t>0</w:t>
             </w:r>
           </w:p>
@@ -37575,46 +36507,23 @@
         <w:tc>
           <w:tcPr>
             <w:tcW w:w="0" w:type="auto"/>
-            <w:vAlign w:val="center"/>
             <w:hideMark/>
           </w:tcPr>
           <w:p>
-            <w:pPr>
-              <w:spacing w:after="0"/>
-              <w:rPr>
-                <w:rFonts w:ascii="Times New Roman" w:hAnsi="Times New Roman"/>
-              </w:rPr>
-            </w:pPr>
             <w:r>
-              <w:rPr>
-                <w:rFonts w:ascii="Times New Roman" w:hAnsi="Times New Roman"/>
-              </w:rPr>
               <w:t>2.2</w:t>
             </w:r>
           </w:p>
         </w:tc>
       </w:tr>
       <w:tr>
-        <w:trPr>
-          <w:tblCellSpacing w:w="15" w:type="dxa"/>
-        </w:trPr>
         <w:tc>
           <w:tcPr>
             <w:tcW w:w="0" w:type="auto"/>
-            <w:vAlign w:val="center"/>
             <w:hideMark/>
           </w:tcPr>
           <w:p>
-            <w:pPr>
-              <w:spacing w:after="0"/>
-              <w:rPr>
-                <w:rFonts w:ascii="Times New Roman" w:hAnsi="Times New Roman"/>
-              </w:rPr>
-            </w:pPr>
             <w:r>
-              <w:rPr>
-                <w:rFonts w:ascii="Times New Roman" w:hAnsi="Times New Roman"/>
-              </w:rPr>
               <w:t>u₄</w:t>
             </w:r>
           </w:p>
@@ -37622,20 +36531,10 @@
         <w:tc>
           <w:tcPr>
             <w:tcW w:w="0" w:type="auto"/>
-            <w:vAlign w:val="center"/>
             <w:hideMark/>
           </w:tcPr>
           <w:p>
-            <w:pPr>
-              <w:spacing w:after="0"/>
-              <w:rPr>
-                <w:rFonts w:ascii="Times New Roman" w:hAnsi="Times New Roman"/>
-              </w:rPr>
-            </w:pPr>
             <w:r>
-              <w:rPr>
-                <w:rFonts w:ascii="Times New Roman" w:hAnsi="Times New Roman"/>
-              </w:rPr>
               <w:t>2.5</w:t>
             </w:r>
           </w:p>
@@ -37643,20 +36542,10 @@
         <w:tc>
           <w:tcPr>
             <w:tcW w:w="0" w:type="auto"/>
-            <w:vAlign w:val="center"/>
             <w:hideMark/>
           </w:tcPr>
           <w:p>
-            <w:pPr>
-              <w:spacing w:after="0"/>
-              <w:rPr>
-                <w:rFonts w:ascii="Times New Roman" w:hAnsi="Times New Roman"/>
-              </w:rPr>
-            </w:pPr>
             <w:r>
-              <w:rPr>
-                <w:rFonts w:ascii="Times New Roman" w:hAnsi="Times New Roman"/>
-              </w:rPr>
               <w:t>3.1</w:t>
             </w:r>
           </w:p>
@@ -37664,20 +36553,10 @@
         <w:tc>
           <w:tcPr>
             <w:tcW w:w="0" w:type="auto"/>
-            <w:vAlign w:val="center"/>
             <w:hideMark/>
           </w:tcPr>
           <w:p>
-            <w:pPr>
-              <w:spacing w:after="0"/>
-              <w:rPr>
-                <w:rFonts w:ascii="Times New Roman" w:hAnsi="Times New Roman"/>
-              </w:rPr>
-            </w:pPr>
             <w:r>
-              <w:rPr>
-                <w:rFonts w:ascii="Times New Roman" w:hAnsi="Times New Roman"/>
-              </w:rPr>
               <w:t>2.2</w:t>
             </w:r>
           </w:p>
@@ -37685,20 +36564,10 @@
         <w:tc>
           <w:tcPr>
             <w:tcW w:w="0" w:type="auto"/>
-            <w:vAlign w:val="center"/>
             <w:hideMark/>
           </w:tcPr>
           <w:p>
-            <w:pPr>
-              <w:spacing w:after="0"/>
-              <w:rPr>
-                <w:rFonts w:ascii="Times New Roman" w:hAnsi="Times New Roman"/>
-              </w:rPr>
-            </w:pPr>
             <w:r>
-              <w:rPr>
-                <w:rFonts w:ascii="Times New Roman" w:hAnsi="Times New Roman"/>
-              </w:rPr>
               <w:t>0</w:t>
             </w:r>
           </w:p>
@@ -37706,26 +36575,1444 @@
       </w:tr>
     </w:tbl>
     <w:p>
+      <w:r>
+        <w:t>Didaktischer Nutzen:</w:t>
+      </w:r>
+    </w:p>
+    <w:p>
+      <w:pPr>
+        <w:pStyle w:val="Aufzhlung"/>
+      </w:pPr>
+      <w:r>
+        <w:t xml:space="preserve">Lernende mit kleinen Distanzen haben </w:t>
+      </w:r>
+      <w:r>
+        <w:rPr>
+          <w:b/>
+          <w:bCs/>
+        </w:rPr>
+        <w:t>ähnliche mentale Modelle</w:t>
+      </w:r>
+      <w:r>
+        <w:t>.</w:t>
+      </w:r>
+    </w:p>
+    <w:p>
+      <w:pPr>
+        <w:pStyle w:val="Aufzhlung"/>
+      </w:pPr>
+      <w:r>
+        <w:t xml:space="preserve">Große Distanzen markieren </w:t>
+      </w:r>
+      <w:r>
+        <w:rPr>
+          <w:b/>
+          <w:bCs/>
+        </w:rPr>
+        <w:t>Missverständnisse oder alternative Begriffe</w:t>
+      </w:r>
+      <w:r>
+        <w:t>.</w:t>
+      </w:r>
+    </w:p>
+    <w:p>
+      <w:pPr>
+        <w:pStyle w:val="Aufzhlung"/>
+      </w:pPr>
+      <w:r>
+        <w:t>Die Lehrperson kann gezielt Gruppen bilden (Cluster nach Nähe).</w:t>
+      </w:r>
+    </w:p>
+    <w:p>
+      <w:pPr>
+        <w:pStyle w:val="Aufzhlung"/>
+      </w:pPr>
+      <w:r>
+        <w:t xml:space="preserve">Lernprozesse werden als </w:t>
+      </w:r>
+      <w:r>
+        <w:rPr>
+          <w:b/>
+          <w:bCs/>
+        </w:rPr>
+        <w:t>räumliche Entwicklung im Bedeutungsraum</w:t>
+      </w:r>
+      <w:r>
+        <w:t xml:space="preserve"> sichtbar.</w:t>
+      </w:r>
+    </w:p>
+    <w:p>
+      <w:pPr>
+        <w:pStyle w:val="Aufzhlung"/>
+      </w:pPr>
+      <w:r>
+        <w:t>Diese Darstellung unterstützt metakognitive Reflexionen:</w:t>
+      </w:r>
+      <w:r>
+        <w:br/>
+        <w:t>„Warum liege ich in meiner Bedeutung nahe bei u₁, aber weit weg von u₄?“</w:t>
+      </w:r>
+    </w:p>
+    <w:p>
+      <w:r>
+        <w:lastRenderedPageBreak/>
+        <w:t>Damit wird ein Kapitel-3-Prinzip sichtbar:</w:t>
+      </w:r>
+    </w:p>
+    <w:p>
+      <w:r>
+        <w:t>Didaktik nutzt funktionale Räume zur Diagnose und Strukturierung von Lernwegen.</w:t>
+      </w:r>
+    </w:p>
+    <w:p>
+      <w:pPr>
+        <w:pStyle w:val="Aufzhlung"/>
+        <w:numPr>
+          <w:ilvl w:val="0"/>
+          <w:numId w:val="0"/>
+        </w:numPr>
+      </w:pPr>
+      <w:r>
+        <w:pict w14:anchorId="7FA4CB9F">
+          <v:rect id="_x0000_i1134" style="width:0;height:1.5pt" o:hralign="center" o:hrstd="t" o:hr="t" fillcolor="#a0a0a0" stroked="f"/>
+        </w:pict>
+      </w:r>
+    </w:p>
+    <w:p>
+      <w:pPr>
+        <w:pStyle w:val="berschrift2"/>
+      </w:pPr>
+      <w:r>
+        <w:t>Zusammenfassung</w:t>
+      </w:r>
+    </w:p>
+    <w:p>
+      <w:pPr>
+        <w:rPr>
+          <w:rFonts w:ascii="Times New Roman" w:hAnsi="Times New Roman"/>
+        </w:rPr>
+      </w:pPr>
+      <m:oMathPara>
+        <m:oMath>
+          <m:r>
+            <w:rPr>
+              <w:rFonts w:ascii="Cambria Math" w:hAnsi="Cambria Math"/>
+            </w:rPr>
+            <m:t>M</m:t>
+          </m:r>
+          <m:r>
+            <m:rPr>
+              <m:sty m:val="p"/>
+            </m:rPr>
+            <w:rPr>
+              <w:rFonts w:ascii="Cambria Math" w:hAnsi="Cambria Math"/>
+            </w:rPr>
+            <m:t>(</m:t>
+          </m:r>
+          <m:r>
+            <w:rPr>
+              <w:rFonts w:ascii="Cambria Math" w:hAnsi="Cambria Math"/>
+            </w:rPr>
+            <m:t>U</m:t>
+          </m:r>
+          <m:r>
+            <m:rPr>
+              <m:sty m:val="p"/>
+            </m:rPr>
+            <w:rPr>
+              <w:rFonts w:ascii="Cambria Math" w:hAnsi="Cambria Math"/>
+            </w:rPr>
+            <m:t>)=</m:t>
+          </m:r>
+          <m:sSub>
+            <m:sSubPr>
+              <m:ctrlPr>
+                <w:rPr>
+                  <w:rFonts w:ascii="Cambria Math" w:hAnsi="Cambria Math"/>
+                </w:rPr>
+              </m:ctrlPr>
+            </m:sSubPr>
+            <m:e>
+              <m:r>
+                <w:rPr>
+                  <w:rFonts w:ascii="Cambria Math" w:hAnsi="Cambria Math"/>
+                </w:rPr>
+                <m:t>D</m:t>
+              </m:r>
+            </m:e>
+            <m:sub>
+              <m:r>
+                <w:rPr>
+                  <w:rFonts w:ascii="Cambria Math" w:hAnsi="Cambria Math"/>
+                </w:rPr>
+                <m:t>ij</m:t>
+              </m:r>
+            </m:sub>
+          </m:sSub>
+          <m:r>
+            <m:rPr>
+              <m:sty m:val="p"/>
+            </m:rPr>
+            <w:rPr>
+              <w:rFonts w:ascii="Cambria Math" w:hAnsi="Cambria Math"/>
+            </w:rPr>
+            <m:t>=</m:t>
+          </m:r>
+          <m:r>
+            <w:rPr>
+              <w:rFonts w:ascii="Cambria Math" w:hAnsi="Cambria Math"/>
+            </w:rPr>
+            <m:t>d</m:t>
+          </m:r>
+          <m:r>
+            <m:rPr>
+              <m:sty m:val="p"/>
+            </m:rPr>
+            <w:rPr>
+              <w:rFonts w:ascii="Cambria Math" w:hAnsi="Cambria Math"/>
+            </w:rPr>
+            <m:t>(</m:t>
+          </m:r>
+          <m:sSub>
+            <m:sSubPr>
+              <m:ctrlPr>
+                <w:rPr>
+                  <w:rFonts w:ascii="Cambria Math" w:hAnsi="Cambria Math"/>
+                </w:rPr>
+              </m:ctrlPr>
+            </m:sSubPr>
+            <m:e>
+              <m:r>
+                <w:rPr>
+                  <w:rFonts w:ascii="Cambria Math" w:hAnsi="Cambria Math"/>
+                </w:rPr>
+                <m:t>u</m:t>
+              </m:r>
+            </m:e>
+            <m:sub>
+              <m:r>
+                <w:rPr>
+                  <w:rFonts w:ascii="Cambria Math" w:hAnsi="Cambria Math"/>
+                </w:rPr>
+                <m:t>i</m:t>
+              </m:r>
+            </m:sub>
+          </m:sSub>
+          <m:r>
+            <m:rPr>
+              <m:sty m:val="p"/>
+            </m:rPr>
+            <w:rPr>
+              <w:rFonts w:ascii="Cambria Math" w:hAnsi="Cambria Math"/>
+            </w:rPr>
+            <m:t>,</m:t>
+          </m:r>
+          <m:sSub>
+            <m:sSubPr>
+              <m:ctrlPr>
+                <w:rPr>
+                  <w:rFonts w:ascii="Cambria Math" w:hAnsi="Cambria Math"/>
+                </w:rPr>
+              </m:ctrlPr>
+            </m:sSubPr>
+            <m:e>
+              <m:r>
+                <w:rPr>
+                  <w:rFonts w:ascii="Cambria Math" w:hAnsi="Cambria Math"/>
+                </w:rPr>
+                <m:t>u</m:t>
+              </m:r>
+            </m:e>
+            <m:sub>
+              <m:r>
+                <w:rPr>
+                  <w:rFonts w:ascii="Cambria Math" w:hAnsi="Cambria Math"/>
+                </w:rPr>
+                <m:t>j</m:t>
+              </m:r>
+            </m:sub>
+          </m:sSub>
+          <m:r>
+            <m:rPr>
+              <m:sty m:val="p"/>
+            </m:rPr>
+            <w:rPr>
+              <w:rFonts w:ascii="Cambria Math" w:hAnsi="Cambria Math"/>
+            </w:rPr>
+            <m:t>)</m:t>
+          </m:r>
+        </m:oMath>
+      </m:oMathPara>
+    </w:p>
+    <w:p>
+      <w:pPr>
+        <w:pStyle w:val="StandardWeb"/>
+      </w:pPr>
+      <w:r>
+        <w:t>bedeutet:</w:t>
+      </w:r>
+    </w:p>
+    <w:p>
+      <w:pPr>
+        <w:pStyle w:val="Aufzhlung"/>
+      </w:pPr>
+      <w:r>
+        <w:t xml:space="preserve">M bildet eine Menge U funktionaler oder semantischer Elemente in eine </w:t>
+      </w:r>
+      <w:r>
+        <w:rPr>
+          <w:rStyle w:val="Fett"/>
+        </w:rPr>
+        <w:t>metrische Distanzmatrix</w:t>
+      </w:r>
+      <w:r>
+        <w:t xml:space="preserve"> ab.</w:t>
+      </w:r>
+    </w:p>
+    <w:p>
+      <w:pPr>
+        <w:pStyle w:val="Aufzhlung"/>
+      </w:pPr>
+      <w:r>
+        <w:t>Die Matrix zeigt alle paarweisen Distanzen im Bedeutungs- oder Zustandsraum.</w:t>
+      </w:r>
+    </w:p>
+    <w:p>
+      <w:pPr>
+        <w:pStyle w:val="Aufzhlung"/>
+      </w:pPr>
+      <w:r>
+        <w:t xml:space="preserve">Dadurch werden Strukturen wie Clustering, Nähe, Kohärenz, Divergenz und Muster im Raum </w:t>
+      </w:r>
+      <w:r>
+        <w:rPr>
+          <w:rStyle w:val="Fett"/>
+        </w:rPr>
+        <w:t>sichtbar und analysierbar</w:t>
+      </w:r>
+      <w:r>
+        <w:t>.</w:t>
+      </w:r>
+    </w:p>
+    <w:p>
+      <w:pPr>
+        <w:pStyle w:val="Aufzhlung"/>
+      </w:pPr>
+      <w:r>
+        <w:t xml:space="preserve">Didaktisch ermöglicht die Distanzmatrix eine </w:t>
+      </w:r>
+      <w:r>
+        <w:rPr>
+          <w:rStyle w:val="Fett"/>
+        </w:rPr>
+        <w:t>präzise Diagnostik, Visualisierung und Steuerung von Lernprozessen</w:t>
+      </w:r>
+      <w:r>
+        <w:t>.</w:t>
+      </w:r>
+    </w:p>
+    <w:p>
+      <w:pPr>
+        <w:pStyle w:val="Aufzhlung"/>
+      </w:pPr>
+      <w:r>
+        <w:t>Kapitel 3 betont, dass solche metrischen Einbettungen essenziell sind, um funktionale Systeme in geometrischen Räumen darzustellen und emergente Bedeutungsstrukturen zu verstehen.</w:t>
+      </w:r>
+    </w:p>
+    <w:p>
+      <w:pPr>
+        <w:pStyle w:val="Aufzhlung"/>
+        <w:numPr>
+          <w:ilvl w:val="0"/>
+          <w:numId w:val="0"/>
+        </w:numPr>
+      </w:pPr>
+      <w:r>
+        <w:pict w14:anchorId="3042AB28">
+          <v:rect id="_x0000_i1135" style="width:0;height:1.5pt" o:hralign="center" o:hrstd="t" o:hr="t" fillcolor="#a0a0a0" stroked="f"/>
+        </w:pict>
+      </w:r>
+    </w:p>
+    <w:p>
+      <w:pPr>
+        <w:pStyle w:val="berschrift1"/>
+        <w:rPr>
+          <w:i/>
+        </w:rPr>
+      </w:pPr>
+      <w:r>
+        <w:t>(3.2.8.1)</w:t>
+      </w:r>
+    </w:p>
+    <w:p>
+      <w:pPr>
+        <w:pStyle w:val="FormelEinzeln"/>
+      </w:pPr>
+      <m:oMathPara>
+        <m:oMath>
+          <m:sSub>
+            <m:sSubPr>
+              <m:ctrlPr/>
+            </m:sSubPr>
+            <m:e>
+              <m:r>
+                <m:rPr>
+                  <m:sty m:val="p"/>
+                </m:rPr>
+                <m:t>o</m:t>
+              </m:r>
+            </m:e>
+            <m:sub>
+              <m:r>
+                <m:t>i</m:t>
+              </m:r>
+            </m:sub>
+          </m:sSub>
+          <m:r>
+            <m:rPr>
+              <m:sty m:val="p"/>
+            </m:rPr>
+            <m:t>∘</m:t>
+          </m:r>
+          <m:sSub>
+            <m:sSubPr>
+              <m:ctrlPr/>
+            </m:sSubPr>
+            <m:e>
+              <m:r>
+                <m:rPr>
+                  <m:sty m:val="p"/>
+                </m:rPr>
+                <m:t>o</m:t>
+              </m:r>
+            </m:e>
+            <m:sub>
+              <m:r>
+                <m:t>j</m:t>
+              </m:r>
+            </m:sub>
+          </m:sSub>
+          <m:r>
+            <m:rPr>
+              <m:sty m:val="p"/>
+            </m:rPr>
+            <m:t xml:space="preserve">:U→U;wobei </m:t>
+          </m:r>
+          <m:sSub>
+            <m:sSubPr>
+              <m:ctrlPr/>
+            </m:sSubPr>
+            <m:e>
+              <m:r>
+                <m:rPr>
+                  <m:sty m:val="p"/>
+                </m:rPr>
+                <m:t>o</m:t>
+              </m:r>
+            </m:e>
+            <m:sub>
+              <m:r>
+                <m:t>i</m:t>
+              </m:r>
+            </m:sub>
+          </m:sSub>
+          <m:r>
+            <m:rPr>
+              <m:sty m:val="p"/>
+            </m:rPr>
+            <m:t>,</m:t>
+          </m:r>
+          <m:sSub>
+            <m:sSubPr>
+              <m:ctrlPr/>
+            </m:sSubPr>
+            <m:e>
+              <m:r>
+                <m:rPr>
+                  <m:sty m:val="p"/>
+                </m:rPr>
+                <m:t>o</m:t>
+              </m:r>
+            </m:e>
+            <m:sub>
+              <m:r>
+                <m:t>j</m:t>
+              </m:r>
+            </m:sub>
+          </m:sSub>
+          <m:r>
+            <m:rPr>
+              <m:scr m:val="script"/>
+              <m:sty m:val="p"/>
+            </m:rPr>
+            <m:t>∈O</m:t>
+          </m:r>
+        </m:oMath>
+      </m:oMathPara>
+    </w:p>
+    <w:p>
+      <w:pPr>
+        <w:pStyle w:val="berschrift2"/>
+      </w:pPr>
+      <w:r>
+        <w:t>Bedeutung der Notation</w:t>
+      </w:r>
+    </w:p>
+    <w:p>
+      <w:r>
+        <w:t>Die Notation</w:t>
+      </w:r>
+      <w:r>
+        <w:t xml:space="preserve"> </w:t>
+      </w:r>
+      <m:oMath>
+        <m:sSub>
+          <m:sSubPr>
+            <m:ctrlPr>
+              <w:rPr>
+                <w:rFonts w:ascii="Cambria Math" w:hAnsi="Cambria Math"/>
+                <w:i/>
+              </w:rPr>
+            </m:ctrlPr>
+          </m:sSubPr>
+          <m:e>
+            <m:r>
+              <w:rPr>
+                <w:rFonts w:ascii="Cambria Math" w:hAnsi="Cambria Math"/>
+              </w:rPr>
+              <m:t>o</m:t>
+            </m:r>
+          </m:e>
+          <m:sub>
+            <m:r>
+              <w:rPr>
+                <w:rFonts w:ascii="Cambria Math" w:hAnsi="Cambria Math"/>
+              </w:rPr>
+              <m:t>i</m:t>
+            </m:r>
+          </m:sub>
+        </m:sSub>
+        <m:r>
+          <w:rPr>
+            <w:rFonts w:ascii="Cambria Math" w:hAnsi="Cambria Math" w:cs="Cambria Math"/>
+          </w:rPr>
+          <m:t>∘</m:t>
+        </m:r>
+        <m:sSub>
+          <m:sSubPr>
+            <m:ctrlPr>
+              <w:rPr>
+                <w:rFonts w:ascii="Cambria Math" w:hAnsi="Cambria Math"/>
+                <w:i/>
+              </w:rPr>
+            </m:ctrlPr>
+          </m:sSubPr>
+          <m:e>
+            <m:r>
+              <w:rPr>
+                <w:rFonts w:ascii="Cambria Math" w:hAnsi="Cambria Math"/>
+              </w:rPr>
+              <m:t>o</m:t>
+            </m:r>
+          </m:e>
+          <m:sub>
+            <m:r>
+              <w:rPr>
+                <w:rFonts w:ascii="Cambria Math" w:hAnsi="Cambria Math"/>
+              </w:rPr>
+              <m:t>j</m:t>
+            </m:r>
+          </m:sub>
+        </m:sSub>
+        <m:r>
+          <w:rPr>
+            <w:rFonts w:ascii="Cambria Math" w:hAnsi="Cambria Math"/>
+          </w:rPr>
+          <m:t>:U→U</m:t>
+        </m:r>
+      </m:oMath>
+      <w:r>
+        <w:t xml:space="preserve"> bedeutet:</w:t>
+      </w:r>
+    </w:p>
+    <w:p>
+      <w:pPr>
+        <w:pStyle w:val="Aufzhlung"/>
+      </w:pPr>
+      <w:proofErr w:type="spellStart"/>
+      <w:r>
+        <w:t>o</w:t>
+      </w:r>
+      <w:r>
+        <w:rPr>
+          <w:vertAlign w:val="subscript"/>
+        </w:rPr>
+        <w:t>i</w:t>
+      </w:r>
+      <w:proofErr w:type="spellEnd"/>
+      <w:r>
+        <w:t xml:space="preserve"> </w:t>
+      </w:r>
+      <w:r>
+        <w:t xml:space="preserve">​ und </w:t>
+      </w:r>
+      <w:proofErr w:type="spellStart"/>
+      <w:r>
+        <w:t>o</w:t>
+      </w:r>
+      <w:r>
+        <w:rPr>
+          <w:vertAlign w:val="subscript"/>
+        </w:rPr>
+        <w:t>j</w:t>
+      </w:r>
+      <w:proofErr w:type="spellEnd"/>
+      <w:r>
+        <w:t xml:space="preserve"> </w:t>
+      </w:r>
+      <w:r>
+        <w:t xml:space="preserve">​ sind </w:t>
+      </w:r>
+      <w:r>
+        <w:rPr>
+          <w:b/>
+          <w:bCs/>
+        </w:rPr>
+        <w:t>Operationen</w:t>
+      </w:r>
+      <w:r>
+        <w:t xml:space="preserve"> aus der Operationsmenge</w:t>
+      </w:r>
+      <w:r>
+        <w:t xml:space="preserve"> </w:t>
+      </w:r>
+      <w:r>
+        <w:rPr>
+          <w:rFonts w:ascii="Cambria Math" w:hAnsi="Cambria Math" w:cs="Cambria Math"/>
+        </w:rPr>
+        <w:t>𝒪</w:t>
+      </w:r>
+      <w:r>
+        <w:t>,</w:t>
+      </w:r>
+      <w:r>
+        <w:t xml:space="preserve"> die in Kapitel 3 als funktionale Transformationen beschrieben werden.</w:t>
+      </w:r>
+    </w:p>
+    <w:p>
+      <w:pPr>
+        <w:pStyle w:val="Aufzhlung"/>
+      </w:pPr>
+      <w:r>
+        <w:t>Ihre Komposition</w:t>
+      </w:r>
+    </w:p>
+    <w:p>
+      <w:pPr>
+        <w:pStyle w:val="Aufzhlung"/>
+        <w:rPr>
+          <w:rFonts w:eastAsia="Times New Roman" w:cs="Times New Roman"/>
+        </w:rPr>
+      </w:pPr>
+      <m:oMath>
+        <m:sSub>
+          <m:sSubPr>
+            <m:ctrlPr>
+              <w:rPr>
+                <w:rFonts w:ascii="Cambria Math" w:eastAsia="Times New Roman" w:hAnsi="Cambria Math" w:cs="Times New Roman"/>
+                <w:i/>
+              </w:rPr>
+            </m:ctrlPr>
+          </m:sSubPr>
+          <m:e>
+            <m:r>
+              <w:rPr>
+                <w:rFonts w:ascii="Cambria Math" w:hAnsi="Cambria Math"/>
+              </w:rPr>
+              <m:t>o</m:t>
+            </m:r>
+          </m:e>
+          <m:sub>
+            <m:r>
+              <w:rPr>
+                <w:rFonts w:ascii="Cambria Math" w:hAnsi="Cambria Math"/>
+              </w:rPr>
+              <m:t>i</m:t>
+            </m:r>
+          </m:sub>
+        </m:sSub>
+        <m:r>
+          <w:rPr>
+            <w:rFonts w:ascii="Cambria Math" w:hAnsi="Cambria Math" w:cs="Cambria Math"/>
+          </w:rPr>
+          <m:t>∘</m:t>
+        </m:r>
+        <m:sSub>
+          <m:sSubPr>
+            <m:ctrlPr>
+              <w:rPr>
+                <w:rFonts w:ascii="Cambria Math" w:eastAsia="Times New Roman" w:hAnsi="Cambria Math" w:cs="Times New Roman"/>
+                <w:i/>
+              </w:rPr>
+            </m:ctrlPr>
+          </m:sSubPr>
+          <m:e>
+            <m:r>
+              <w:rPr>
+                <w:rFonts w:ascii="Cambria Math" w:hAnsi="Cambria Math"/>
+              </w:rPr>
+              <m:t>o</m:t>
+            </m:r>
+          </m:e>
+          <m:sub>
+            <m:r>
+              <w:rPr>
+                <w:rFonts w:ascii="Cambria Math" w:hAnsi="Cambria Math"/>
+              </w:rPr>
+              <m:t>j</m:t>
+            </m:r>
+          </m:sub>
+        </m:sSub>
+      </m:oMath>
+    </w:p>
+    <w:p>
+      <w:pPr>
+        <w:pStyle w:val="Aufzhlung"/>
+        <w:rPr>
+          <w:rFonts w:eastAsia="Times New Roman" w:cs="Times New Roman"/>
+        </w:rPr>
+      </w:pPr>
+      <w:r>
+        <w:t>ist eine neue Operation, die nacheinander wirkt:</w:t>
+      </w:r>
+    </w:p>
+    <w:p>
+      <w:pPr>
+        <w:pStyle w:val="Aufzhlung"/>
+      </w:pPr>
+      <w:r>
+        <w:t xml:space="preserve">zuerst </w:t>
+      </w:r>
+      <w:proofErr w:type="spellStart"/>
+      <w:r>
+        <w:t>o</w:t>
+      </w:r>
+      <w:r>
+        <w:rPr>
+          <w:vertAlign w:val="subscript"/>
+        </w:rPr>
+        <w:t>j</w:t>
+      </w:r>
+      <w:proofErr w:type="spellEnd"/>
+      <w:r>
+        <w:t xml:space="preserve"> </w:t>
+      </w:r>
+      <w:r>
+        <w:t>​ auf ein Element aus U</w:t>
+      </w:r>
+    </w:p>
+    <w:p>
+      <w:pPr>
+        <w:pStyle w:val="Aufzhlung"/>
+      </w:pPr>
+      <w:r>
+        <w:t xml:space="preserve">dann </w:t>
+      </w:r>
+      <w:proofErr w:type="spellStart"/>
+      <w:r>
+        <w:t>o</w:t>
+      </w:r>
+      <w:r>
+        <w:rPr>
+          <w:vertAlign w:val="subscript"/>
+        </w:rPr>
+        <w:t>i</w:t>
+      </w:r>
+      <w:proofErr w:type="spellEnd"/>
+      <w:r>
+        <w:t xml:space="preserve"> </w:t>
+      </w:r>
+      <w:r>
+        <w:t>​ auf das Ergebnis</w:t>
+      </w:r>
+    </w:p>
+    <w:p>
+      <w:pPr>
+        <w:pStyle w:val="Aufzhlung"/>
+      </w:pPr>
+      <w:r>
+        <w:t>Der gesamte Prozess bildet also:</w:t>
+      </w:r>
+    </w:p>
+    <w:p>
+      <w:pPr>
+        <w:spacing w:beforeAutospacing="1" w:after="0" w:afterAutospacing="1"/>
+        <w:ind w:left="720"/>
+        <w:rPr>
+          <w:rFonts w:ascii="Times New Roman" w:hAnsi="Times New Roman"/>
+        </w:rPr>
+      </w:pPr>
+      <m:oMathPara>
+        <m:oMath>
+          <m:sSub>
+            <m:sSubPr>
+              <m:ctrlPr>
+                <w:rPr>
+                  <w:rFonts w:ascii="Cambria Math" w:hAnsi="Cambria Math"/>
+                  <w:i/>
+                </w:rPr>
+              </m:ctrlPr>
+            </m:sSubPr>
+            <m:e>
+              <m:r>
+                <w:rPr>
+                  <w:rFonts w:ascii="Cambria Math" w:hAnsi="Cambria Math"/>
+                </w:rPr>
+                <m:t>o</m:t>
+              </m:r>
+            </m:e>
+            <m:sub>
+              <m:r>
+                <w:rPr>
+                  <w:rFonts w:ascii="Cambria Math" w:hAnsi="Cambria Math"/>
+                </w:rPr>
+                <m:t>i</m:t>
+              </m:r>
+            </m:sub>
+          </m:sSub>
+          <m:d>
+            <m:dPr>
+              <m:ctrlPr>
+                <w:rPr>
+                  <w:rFonts w:ascii="Cambria Math" w:hAnsi="Cambria Math"/>
+                  <w:i/>
+                </w:rPr>
+              </m:ctrlPr>
+            </m:dPr>
+            <m:e>
+              <m:sSub>
+                <m:sSubPr>
+                  <m:ctrlPr>
+                    <w:rPr>
+                      <w:rFonts w:ascii="Cambria Math" w:hAnsi="Cambria Math"/>
+                      <w:i/>
+                    </w:rPr>
+                  </m:ctrlPr>
+                </m:sSubPr>
+                <m:e>
+                  <m:r>
+                    <w:rPr>
+                      <w:rFonts w:ascii="Cambria Math" w:hAnsi="Cambria Math"/>
+                    </w:rPr>
+                    <m:t>o</m:t>
+                  </m:r>
+                </m:e>
+                <m:sub>
+                  <m:r>
+                    <w:rPr>
+                      <w:rFonts w:ascii="Cambria Math" w:hAnsi="Cambria Math"/>
+                    </w:rPr>
+                    <m:t>j</m:t>
+                  </m:r>
+                </m:sub>
+              </m:sSub>
+              <m:d>
+                <m:dPr>
+                  <m:ctrlPr>
+                    <w:rPr>
+                      <w:rFonts w:ascii="Cambria Math" w:hAnsi="Cambria Math"/>
+                      <w:i/>
+                    </w:rPr>
+                  </m:ctrlPr>
+                </m:dPr>
+                <m:e>
+                  <m:r>
+                    <w:rPr>
+                      <w:rFonts w:ascii="Cambria Math" w:hAnsi="Cambria Math"/>
+                    </w:rPr>
+                    <m:t>u</m:t>
+                  </m:r>
+                </m:e>
+              </m:d>
+            </m:e>
+          </m:d>
+          <m:r>
+            <w:rPr>
+              <w:rFonts w:ascii="Cambria Math" w:hAnsi="Cambria Math" w:cs="Cambria Math"/>
+            </w:rPr>
+            <m:t>∈</m:t>
+          </m:r>
+          <m:r>
+            <w:rPr>
+              <w:rFonts w:ascii="Cambria Math" w:hAnsi="Cambria Math"/>
+            </w:rPr>
+            <m:t>U</m:t>
+          </m:r>
+          <m:r>
+            <w:rPr>
+              <w:rFonts w:ascii="Cambria Math" w:hAnsi="Cambria Math"/>
+            </w:rPr>
+            <m:t xml:space="preserve">  </m:t>
+          </m:r>
+          <m:r>
+            <w:rPr>
+              <w:rFonts w:ascii="Cambria Math" w:hAnsi="Cambria Math"/>
+            </w:rPr>
+            <m:t>f</m:t>
+          </m:r>
+          <m:r>
+            <w:rPr>
+              <w:rFonts w:ascii="Cambria Math" w:hAnsi="Cambria Math"/>
+            </w:rPr>
+            <m:t>ü</m:t>
+          </m:r>
+          <m:r>
+            <w:rPr>
+              <w:rFonts w:ascii="Cambria Math" w:hAnsi="Cambria Math"/>
+            </w:rPr>
+            <m:t>r jedes u</m:t>
+          </m:r>
+          <m:r>
+            <w:rPr>
+              <w:rFonts w:ascii="Cambria Math" w:hAnsi="Cambria Math" w:cs="Cambria Math"/>
+            </w:rPr>
+            <m:t>∈</m:t>
+          </m:r>
+          <m:r>
+            <w:rPr>
+              <w:rFonts w:ascii="Cambria Math" w:hAnsi="Cambria Math"/>
+            </w:rPr>
+            <m:t>U</m:t>
+          </m:r>
+        </m:oMath>
+      </m:oMathPara>
+    </w:p>
+    <w:p>
       <w:pPr>
         <w:spacing w:before="100" w:beforeAutospacing="1" w:after="100" w:afterAutospacing="1"/>
         <w:rPr>
           <w:rFonts w:ascii="Times New Roman" w:hAnsi="Times New Roman"/>
         </w:rPr>
       </w:pPr>
+      <w:r>
+        <w:rPr>
+          <w:rFonts w:ascii="Times New Roman" w:hAnsi="Times New Roman"/>
+        </w:rPr>
+        <w:lastRenderedPageBreak/>
+        <w:t xml:space="preserve">Damit ist </w:t>
+      </w:r>
+      <w:proofErr w:type="spellStart"/>
+      <w:r>
+        <w:rPr>
+          <w:rFonts w:ascii="Times New Roman" w:hAnsi="Times New Roman"/>
+        </w:rPr>
+        <w:t>o</w:t>
+      </w:r>
+      <w:r>
+        <w:rPr>
+          <w:rFonts w:ascii="Times New Roman" w:hAnsi="Times New Roman"/>
+          <w:vertAlign w:val="subscript"/>
+        </w:rPr>
+        <w:t>i</w:t>
+      </w:r>
+      <w:r>
+        <w:rPr>
+          <w:rFonts w:ascii="Cambria Math" w:hAnsi="Cambria Math" w:cs="Cambria Math"/>
+        </w:rPr>
+        <w:t>∘</w:t>
+      </w:r>
+      <w:r>
+        <w:rPr>
+          <w:rFonts w:ascii="Times New Roman" w:hAnsi="Times New Roman"/>
+        </w:rPr>
+        <w:t>o</w:t>
+      </w:r>
+      <w:r>
+        <w:rPr>
+          <w:rFonts w:ascii="Times New Roman" w:hAnsi="Times New Roman"/>
+          <w:vertAlign w:val="subscript"/>
+        </w:rPr>
+        <w:t>j</w:t>
+      </w:r>
+      <w:proofErr w:type="spellEnd"/>
+      <w:r>
+        <w:rPr>
+          <w:rFonts w:ascii="Times New Roman" w:hAnsi="Times New Roman"/>
+        </w:rPr>
+        <w:t xml:space="preserve"> </w:t>
+      </w:r>
+      <w:r>
+        <w:rPr>
+          <w:rFonts w:ascii="Times New Roman" w:hAnsi="Times New Roman"/>
+        </w:rPr>
+        <w:t xml:space="preserve">​ eine </w:t>
+      </w:r>
       <w:r>
         <w:rPr>
           <w:rFonts w:ascii="Times New Roman" w:hAnsi="Times New Roman"/>
           <w:b/>
           <w:bCs/>
         </w:rPr>
-        <w:t>Didaktischer Nutzen:</w:t>
-      </w:r>
-    </w:p>
-    <w:p>
-      <w:pPr>
+        <w:t>komponierte Transformation des funktionalen Raums U</w:t>
+      </w:r>
+      <w:r>
+        <w:rPr>
+          <w:rFonts w:ascii="Times New Roman" w:hAnsi="Times New Roman"/>
+        </w:rPr>
+        <w:t>.</w:t>
+      </w:r>
+    </w:p>
+    <w:p>
+      <w:pPr>
+        <w:pStyle w:val="Aufzhlung"/>
         <w:numPr>
           <w:ilvl w:val="0"/>
-          <w:numId w:val="161"/>
+          <w:numId w:val="0"/>
+        </w:numPr>
+      </w:pPr>
+      <w:r>
+        <w:pict w14:anchorId="3F412FAF">
+          <v:rect id="_x0000_i1182" style="width:0;height:1.5pt" o:hralign="center" o:hrstd="t" o:hr="t" fillcolor="#a0a0a0" stroked="f"/>
+        </w:pict>
+      </w:r>
+    </w:p>
+    <w:p>
+      <w:pPr>
+        <w:pStyle w:val="berschrift2"/>
+      </w:pPr>
+      <w:r>
+        <w:t>Interpretation</w:t>
+      </w:r>
+    </w:p>
+    <w:p>
+      <w:r>
+        <w:t>Kapitel 3 beschreibt:</w:t>
+      </w:r>
+    </w:p>
+    <w:p>
+      <w:pPr>
+        <w:pStyle w:val="Aufzhlung"/>
+      </w:pPr>
+      <w:r>
+        <w:t xml:space="preserve">Operationen als grundlegende </w:t>
+      </w:r>
+      <w:r>
+        <w:rPr>
+          <w:b/>
+          <w:bCs/>
+        </w:rPr>
+        <w:t>Funktionsgeneratoren</w:t>
+      </w:r>
+      <w:r>
+        <w:t xml:space="preserve"> für Struktur, Bedeutung und dynamische Prozesse.</w:t>
+      </w:r>
+    </w:p>
+    <w:p>
+      <w:pPr>
+        <w:pStyle w:val="Aufzhlung"/>
+      </w:pPr>
+      <w:r>
+        <w:t xml:space="preserve">Kompositionen als zentrale Mechanismen der </w:t>
+      </w:r>
+      <w:r>
+        <w:rPr>
+          <w:b/>
+          <w:bCs/>
+        </w:rPr>
+        <w:t>emergenten Ordnungsbildung</w:t>
+      </w:r>
+      <w:r>
+        <w:t>.</w:t>
+      </w:r>
+    </w:p>
+    <w:p>
+      <w:pPr>
+        <w:pStyle w:val="Aufzhlung"/>
+      </w:pPr>
+      <w:r>
+        <w:t>U als funktionaler Zustand-/Bedeutungsraum, der durch Operationen fortlaufend transformiert wird.</w:t>
+      </w:r>
+    </w:p>
+    <w:p>
+      <w:r>
+        <w:t>Vor diesem Hintergrund bedeutet:</w:t>
+      </w:r>
+    </w:p>
+    <w:p>
+      <w:pPr>
+        <w:pStyle w:val="berschrift4"/>
+      </w:pPr>
+      <w:r>
+        <w:t xml:space="preserve">Interpretation der Komposition </w:t>
+      </w:r>
+      <w:proofErr w:type="spellStart"/>
+      <w:r>
+        <w:t>o</w:t>
+      </w:r>
+      <w:r>
+        <w:rPr>
+          <w:vertAlign w:val="subscript"/>
+        </w:rPr>
+        <w:t>i</w:t>
+      </w:r>
+      <w:r>
+        <w:rPr>
+          <w:rFonts w:ascii="Cambria Math" w:hAnsi="Cambria Math" w:cs="Cambria Math"/>
+        </w:rPr>
+        <w:t>∘</w:t>
+      </w:r>
+      <w:r>
+        <w:t>o</w:t>
+      </w:r>
+      <w:r>
+        <w:rPr>
+          <w:vertAlign w:val="subscript"/>
+        </w:rPr>
+        <w:t>j</w:t>
+      </w:r>
+      <w:proofErr w:type="spellEnd"/>
+      <w:r>
+        <w:t xml:space="preserve"> </w:t>
+      </w:r>
+      <w:r>
+        <w:t>​:</w:t>
+      </w:r>
+    </w:p>
+    <w:p>
+      <w:pPr>
+        <w:pStyle w:val="Aufzhlung"/>
+      </w:pPr>
+      <w:r>
+        <w:t xml:space="preserve">Sie ist ein </w:t>
+      </w:r>
+      <w:r>
+        <w:rPr>
+          <w:b/>
+          <w:bCs/>
+        </w:rPr>
+        <w:t>funktionaler Prozess</w:t>
+      </w:r>
+      <w:r>
+        <w:t>, der zwei Transformationen zu einer neuen vereint.</w:t>
+      </w:r>
+    </w:p>
+    <w:p>
+      <w:pPr>
+        <w:pStyle w:val="Aufzhlung"/>
+      </w:pPr>
+      <w:r>
+        <w:t xml:space="preserve">Dadurch entstehen </w:t>
+      </w:r>
+      <w:r>
+        <w:rPr>
+          <w:b/>
+          <w:bCs/>
+        </w:rPr>
+        <w:t>höherstufige Operationen</w:t>
+      </w:r>
+      <w:r>
+        <w:t>, die mehr Struktur erzeugen als die Einzeloperationen.</w:t>
+      </w:r>
+    </w:p>
+    <w:p>
+      <w:pPr>
+        <w:pStyle w:val="Aufzhlung"/>
+      </w:pPr>
+      <w:r>
+        <w:t>Die Komposition kann:</w:t>
+      </w:r>
+    </w:p>
+    <w:p>
+      <w:pPr>
+        <w:pStyle w:val="Aufzhlung"/>
+        <w:numPr>
+          <w:ilvl w:val="1"/>
+          <w:numId w:val="1"/>
+        </w:numPr>
+      </w:pPr>
+      <w:r>
+        <w:t>Bedeutung verstärken oder abschwächen,</w:t>
+      </w:r>
+    </w:p>
+    <w:p>
+      <w:pPr>
+        <w:pStyle w:val="Aufzhlung"/>
+        <w:numPr>
+          <w:ilvl w:val="1"/>
+          <w:numId w:val="1"/>
+        </w:numPr>
+      </w:pPr>
+      <w:r>
+        <w:t>Muster stabilisieren oder destabilisieren,</w:t>
+      </w:r>
+    </w:p>
+    <w:p>
+      <w:pPr>
+        <w:pStyle w:val="Aufzhlung"/>
+        <w:numPr>
+          <w:ilvl w:val="1"/>
+          <w:numId w:val="1"/>
+        </w:numPr>
+      </w:pPr>
+      <w:r>
+        <w:t>neue semantische oder strukturelle Bereiche im Raum U erschließen.</w:t>
+      </w:r>
+    </w:p>
+    <w:p>
+      <w:r>
+        <w:t>In Kapitel 3 ist dies zentral für:</w:t>
+      </w:r>
+    </w:p>
+    <w:p>
+      <w:pPr>
+        <w:pStyle w:val="Aufzhlung"/>
+      </w:pPr>
+      <w:r>
+        <w:t>Kohärenzbildung</w:t>
+      </w:r>
+    </w:p>
+    <w:p>
+      <w:pPr>
+        <w:pStyle w:val="Aufzhlung"/>
+      </w:pPr>
+      <w:r>
+        <w:t>Rekursion und Iteration (FRZK-Prozesse)</w:t>
+      </w:r>
+    </w:p>
+    <w:p>
+      <w:pPr>
+        <w:pStyle w:val="Aufzhlung"/>
+      </w:pPr>
+      <w:r>
+        <w:t>Entstehung komplexer semantischer Felder</w:t>
+      </w:r>
+    </w:p>
+    <w:p>
+      <w:pPr>
+        <w:pStyle w:val="Aufzhlung"/>
+      </w:pPr>
+      <w:r>
+        <w:t>funktionale Raum-Zeit-Transformationen</w:t>
+      </w:r>
+    </w:p>
+    <w:p>
+      <w:r>
+        <w:t>Kurz:</w:t>
+      </w:r>
+    </w:p>
+    <w:p>
+      <w:r>
+        <w:br/>
+        <w:t>Komposition ist der Motor struktureller und semantischer Emergenz.</w:t>
+      </w:r>
+    </w:p>
+    <w:p>
+      <w:pPr>
+        <w:pStyle w:val="Aufzhlung"/>
+        <w:numPr>
+          <w:ilvl w:val="0"/>
+          <w:numId w:val="0"/>
+        </w:numPr>
+      </w:pPr>
+      <w:r>
+        <w:pict w14:anchorId="36BB5C8A">
+          <v:rect id="_x0000_i1183" style="width:0;height:1.5pt" o:hralign="center" o:hrstd="t" o:hr="t" fillcolor="#a0a0a0" stroked="f"/>
+        </w:pict>
+      </w:r>
+    </w:p>
+    <w:p>
+      <w:pPr>
+        <w:pStyle w:val="berschrift2"/>
+      </w:pPr>
+      <w:r>
+        <w:t>Beispiel für die Bedeutung</w:t>
+      </w:r>
+    </w:p>
+    <w:p>
+      <w:pPr>
+        <w:pStyle w:val="berschrift4"/>
+      </w:pPr>
+      <w:r>
+        <w:t>Lernszenario: Geometrische Konstruktionen funktional verstehen</w:t>
+      </w:r>
+    </w:p>
+    <w:p>
+      <w:r>
+        <w:rPr>
+          <w:b/>
+          <w:bCs/>
+        </w:rPr>
+        <w:t>U</w:t>
+      </w:r>
+      <w:r>
+        <w:t xml:space="preserve"> = Menge aller möglichen Schüler*innen-Konstruktionen (Zeichnungen, Objekte, Figuren)</w:t>
+      </w:r>
+    </w:p>
+    <w:p>
+      <w:r>
+        <w:rPr>
+          <w:rFonts w:ascii="Cambria Math" w:hAnsi="Cambria Math" w:cs="Cambria Math"/>
+        </w:rPr>
+        <w:t>𝒪</w:t>
+      </w:r>
+      <w:r>
+        <w:t xml:space="preserve"> = Menge von Operationen im Geometrieunterricht, z. B.:</w:t>
+      </w:r>
+    </w:p>
+    <w:p>
+      <w:pPr>
+        <w:pStyle w:val="Aufzhlung"/>
+      </w:pPr>
+      <w:r>
+        <w:t>o</w:t>
+      </w:r>
+      <w:r>
+        <w:rPr>
+          <w:vertAlign w:val="subscript"/>
+        </w:rPr>
+        <w:t>1</w:t>
+      </w:r>
+      <w:r>
+        <w:t>​: Zeichne eine Strecke zwischen zwei Punkten</w:t>
+      </w:r>
+    </w:p>
+    <w:p>
+      <w:pPr>
+        <w:pStyle w:val="Aufzhlung"/>
+      </w:pPr>
+      <w:r>
+        <w:t>o</w:t>
+      </w:r>
+      <w:r>
+        <w:rPr>
+          <w:vertAlign w:val="subscript"/>
+        </w:rPr>
+        <w:t>2</w:t>
+      </w:r>
+      <w:r>
+        <w:t>​: Errichte eine Senkrechte zur Strecke</w:t>
+      </w:r>
+    </w:p>
+    <w:p>
+      <w:pPr>
+        <w:pStyle w:val="Aufzhlung"/>
+      </w:pPr>
+      <w:r>
+        <w:lastRenderedPageBreak/>
+        <w:t>o</w:t>
+      </w:r>
+      <w:r>
+        <w:rPr>
+          <w:vertAlign w:val="subscript"/>
+        </w:rPr>
+        <w:t>3</w:t>
+      </w:r>
+      <w:r>
+        <w:t>​: Markiere den Mittelpunkt einer Strecke</w:t>
+      </w:r>
+    </w:p>
+    <w:p>
+      <w:pPr>
+        <w:pStyle w:val="Aufzhlung"/>
+      </w:pPr>
+      <w:r>
+        <w:t>o</w:t>
+      </w:r>
+      <w:r>
+        <w:rPr>
+          <w:vertAlign w:val="subscript"/>
+        </w:rPr>
+        <w:t>4</w:t>
+      </w:r>
+      <w:r>
+        <w:t>​: Drehe eine Figur um einen Punkt</w:t>
+      </w:r>
+    </w:p>
+    <w:p>
+      <w:r>
+        <w:t>Nun betrachtet die Lehrkraft die Komposition:</w:t>
+      </w:r>
+    </w:p>
+    <w:p>
+      <m:oMathPara>
+        <m:oMath>
+          <m:sSub>
+            <m:sSubPr>
+              <m:ctrlPr>
+                <w:rPr>
+                  <w:rFonts w:ascii="Cambria Math" w:hAnsi="Cambria Math"/>
+                  <w:i/>
+                </w:rPr>
+              </m:ctrlPr>
+            </m:sSubPr>
+            <m:e>
+              <m:r>
+                <w:rPr>
+                  <w:rFonts w:ascii="Cambria Math" w:hAnsi="Cambria Math"/>
+                </w:rPr>
+                <m:t>o</m:t>
+              </m:r>
+            </m:e>
+            <m:sub>
+              <m:r>
+                <w:rPr>
+                  <w:rFonts w:ascii="Cambria Math" w:hAnsi="Cambria Math"/>
+                </w:rPr>
+                <m:t>3</m:t>
+              </m:r>
+            </m:sub>
+          </m:sSub>
+          <m:r>
+            <w:rPr>
+              <w:rFonts w:ascii="Cambria Math" w:hAnsi="Cambria Math" w:cs="Cambria Math"/>
+            </w:rPr>
+            <m:t>∘</m:t>
+          </m:r>
+          <m:sSub>
+            <m:sSubPr>
+              <m:ctrlPr>
+                <w:rPr>
+                  <w:rFonts w:ascii="Cambria Math" w:hAnsi="Cambria Math"/>
+                  <w:i/>
+                </w:rPr>
+              </m:ctrlPr>
+            </m:sSubPr>
+            <m:e>
+              <m:r>
+                <w:rPr>
+                  <w:rFonts w:ascii="Cambria Math" w:hAnsi="Cambria Math"/>
+                </w:rPr>
+                <m:t>o</m:t>
+              </m:r>
+            </m:e>
+            <m:sub>
+              <m:r>
+                <w:rPr>
+                  <w:rFonts w:ascii="Cambria Math" w:hAnsi="Cambria Math"/>
+                </w:rPr>
+                <m:t>1</m:t>
+              </m:r>
+            </m:sub>
+          </m:sSub>
+          <m:r>
+            <w:rPr>
+              <w:rFonts w:ascii="Cambria Math" w:hAnsi="Cambria Math"/>
+            </w:rPr>
+            <m:t>:U→U</m:t>
+          </m:r>
+        </m:oMath>
+      </m:oMathPara>
+    </w:p>
+    <w:p>
+      <w:r>
+        <w:t>→ Das bedeutet:</w:t>
+      </w:r>
+    </w:p>
+    <w:p>
+      <w:pPr>
+        <w:numPr>
+          <w:ilvl w:val="0"/>
+          <w:numId w:val="168"/>
         </w:numPr>
         <w:spacing w:before="100" w:beforeAutospacing="1" w:after="100" w:afterAutospacing="1"/>
         <w:rPr>
@@ -37736,7 +38023,7 @@
         <w:rPr>
           <w:rFonts w:ascii="Times New Roman" w:hAnsi="Times New Roman"/>
         </w:rPr>
-        <w:t xml:space="preserve">Lernende mit kleinen Distanzen haben </w:t>
+        <w:t xml:space="preserve">Zuerst wird die Operation </w:t>
       </w:r>
       <w:r>
         <w:rPr>
@@ -37744,20 +38031,20 @@
           <w:b/>
           <w:bCs/>
         </w:rPr>
-        <w:t>ähnliche mentale Modelle</w:t>
+        <w:t>Strecke zeichnen</w:t>
       </w:r>
       <w:r>
         <w:rPr>
           <w:rFonts w:ascii="Times New Roman" w:hAnsi="Times New Roman"/>
         </w:rPr>
-        <w:t>.</w:t>
+        <w:t xml:space="preserve"> ausgeführt.</w:t>
       </w:r>
     </w:p>
     <w:p>
       <w:pPr>
         <w:numPr>
           <w:ilvl w:val="0"/>
-          <w:numId w:val="161"/>
+          <w:numId w:val="168"/>
         </w:numPr>
         <w:spacing w:before="100" w:beforeAutospacing="1" w:after="100" w:afterAutospacing="1"/>
         <w:rPr>
@@ -37768,8 +38055,7 @@
         <w:rPr>
           <w:rFonts w:ascii="Times New Roman" w:hAnsi="Times New Roman"/>
         </w:rPr>
-        <w:lastRenderedPageBreak/>
-        <w:t xml:space="preserve">Große Distanzen markieren </w:t>
+        <w:t xml:space="preserve">Danach wird direkt darauf die Operation </w:t>
       </w:r>
       <w:r>
         <w:rPr>
@@ -37777,126 +38063,123 @@
           <w:b/>
           <w:bCs/>
         </w:rPr>
-        <w:t>Missverständnisse oder alternative Begriffe</w:t>
+        <w:t>Mittelpunkt markieren</w:t>
       </w:r>
       <w:r>
         <w:rPr>
           <w:rFonts w:ascii="Times New Roman" w:hAnsi="Times New Roman"/>
         </w:rPr>
+        <w:t xml:space="preserve"> angewendet.</w:t>
+      </w:r>
+    </w:p>
+    <w:p>
+      <w:pPr>
+        <w:pStyle w:val="berschrift4"/>
+      </w:pPr>
+      <w:r>
+        <w:t>Didaktischer Nutzen:</w:t>
+      </w:r>
+    </w:p>
+    <w:p>
+      <w:pPr>
+        <w:pStyle w:val="Aufzhlung"/>
+      </w:pPr>
+      <w:r>
+        <w:t xml:space="preserve">Lernenden wird deutlich, dass </w:t>
+      </w:r>
+      <w:r>
+        <w:rPr>
+          <w:b/>
+          <w:bCs/>
+        </w:rPr>
+        <w:t>Zusammenhänge von Operationen</w:t>
+      </w:r>
+      <w:r>
+        <w:t xml:space="preserve"> eine funktionale Kette bilden.</w:t>
+      </w:r>
+    </w:p>
+    <w:p>
+      <w:pPr>
+        <w:pStyle w:val="Aufzhlung"/>
+      </w:pPr>
+      <w:r>
+        <w:t xml:space="preserve">Sie verstehen Konstruktionen nicht als Einzelschritte, sondern als </w:t>
+      </w:r>
+      <w:r>
+        <w:rPr>
+          <w:b/>
+          <w:bCs/>
+        </w:rPr>
+        <w:t>komponierte Prozesse</w:t>
+      </w:r>
+      <w:r>
         <w:t>.</w:t>
       </w:r>
     </w:p>
     <w:p>
       <w:pPr>
+        <w:pStyle w:val="Aufzhlung"/>
+      </w:pPr>
+      <w:r>
+        <w:t xml:space="preserve">Das fördert </w:t>
+      </w:r>
+      <w:r>
+        <w:rPr>
+          <w:b/>
+          <w:bCs/>
+        </w:rPr>
+        <w:t>metakognitive Kompetenz</w:t>
+      </w:r>
+      <w:r>
+        <w:t>, weil Lernende erkennen:</w:t>
+      </w:r>
+      <w:r>
+        <w:br/>
+        <w:t>„Wenn ich Operationen sinnvoll verknüpfe, entsteht eine neue funktionale Bedeutung.“</w:t>
+      </w:r>
+    </w:p>
+    <w:p>
+      <w:r>
+        <w:t>Beispielhafte Frage der Lehrkraft:</w:t>
+      </w:r>
+    </w:p>
+    <w:p>
+      <w:r>
+        <w:t>„Was passiert, wenn wir nicht nur die Strecke zeichnen, sondern anschließend systematisch den Mittelpunkt bestimmen? Welche Bedeutung gewinnt die Figur dadurch?“</w:t>
+      </w:r>
+    </w:p>
+    <w:p>
+      <w:r>
+        <w:t>→ Komposition von Operationen als Methode des verstehenden, strukturierten Handelns.</w:t>
+      </w:r>
+    </w:p>
+    <w:p>
+      <w:r>
+        <w:t>Dies entspricht exakt dem Kapitel-3-Gedanken:</w:t>
+      </w:r>
+    </w:p>
+    <w:p>
+      <w:r>
+        <w:rPr>
+          <w:b/>
+          <w:bCs/>
+        </w:rPr>
+        <w:t>Bedeutung entsteht durch funktionale, nicht isolierte Schritte.</w:t>
+      </w:r>
+    </w:p>
+    <w:p>
+      <w:pPr>
+        <w:pStyle w:val="Aufzhlung"/>
         <w:numPr>
           <w:ilvl w:val="0"/>
-          <w:numId w:val="161"/>
+          <w:numId w:val="0"/>
         </w:numPr>
-        <w:spacing w:before="100" w:beforeAutospacing="1" w:after="100" w:afterAutospacing="1"/>
-        <w:rPr>
-          <w:rFonts w:ascii="Times New Roman" w:hAnsi="Times New Roman"/>
-        </w:rPr>
-      </w:pPr>
-      <w:r>
-        <w:rPr>
-          <w:rFonts w:ascii="Times New Roman" w:hAnsi="Times New Roman"/>
-        </w:rPr>
-        <w:t>Die Lehrperson kann gezielt Gruppen bilden (Cluster nach Nähe).</w:t>
-      </w:r>
-    </w:p>
-    <w:p>
-      <w:pPr>
-        <w:numPr>
-          <w:ilvl w:val="0"/>
-          <w:numId w:val="161"/>
-        </w:numPr>
-        <w:spacing w:before="100" w:beforeAutospacing="1" w:after="100" w:afterAutospacing="1"/>
-        <w:rPr>
-          <w:rFonts w:ascii="Times New Roman" w:hAnsi="Times New Roman"/>
-        </w:rPr>
-      </w:pPr>
-      <w:r>
-        <w:rPr>
-          <w:rFonts w:ascii="Times New Roman" w:hAnsi="Times New Roman"/>
-        </w:rPr>
-        <w:t xml:space="preserve">Lernprozesse werden als </w:t>
-      </w:r>
-      <w:r>
-        <w:rPr>
-          <w:rFonts w:ascii="Times New Roman" w:hAnsi="Times New Roman"/>
-          <w:b/>
-          <w:bCs/>
-        </w:rPr>
-        <w:t>räumliche Entwicklung im Bedeutungsraum</w:t>
-      </w:r>
-      <w:r>
-        <w:rPr>
-          <w:rFonts w:ascii="Times New Roman" w:hAnsi="Times New Roman"/>
-        </w:rPr>
-        <w:t xml:space="preserve"> sichtbar.</w:t>
-      </w:r>
-    </w:p>
-    <w:p>
-      <w:pPr>
-        <w:numPr>
-          <w:ilvl w:val="0"/>
-          <w:numId w:val="161"/>
-        </w:numPr>
-        <w:spacing w:before="100" w:beforeAutospacing="1" w:after="100" w:afterAutospacing="1"/>
-        <w:rPr>
-          <w:rFonts w:ascii="Times New Roman" w:hAnsi="Times New Roman"/>
-        </w:rPr>
-      </w:pPr>
-      <w:r>
-        <w:rPr>
-          <w:rFonts w:ascii="Times New Roman" w:hAnsi="Times New Roman"/>
-        </w:rPr>
-        <w:t>Diese Darstellung unterstützt metakognitive Reflexionen:</w:t>
-      </w:r>
-      <w:r>
-        <w:rPr>
-          <w:rFonts w:ascii="Times New Roman" w:hAnsi="Times New Roman"/>
-        </w:rPr>
-        <w:br/>
-        <w:t>„Warum liege ich in meiner Bedeutung nahe bei u₁, aber weit weg von u₄?“</w:t>
-      </w:r>
-    </w:p>
-    <w:p>
-      <w:pPr>
-        <w:spacing w:before="100" w:beforeAutospacing="1" w:after="100" w:afterAutospacing="1"/>
-        <w:rPr>
-          <w:rFonts w:ascii="Times New Roman" w:hAnsi="Times New Roman"/>
-        </w:rPr>
-      </w:pPr>
-      <w:r>
-        <w:rPr>
-          <w:rFonts w:ascii="Times New Roman" w:hAnsi="Times New Roman"/>
-        </w:rPr>
-        <w:t>Damit wird ein Kapitel-3-Prinzip sichtbar:</w:t>
-      </w:r>
-      <w:r>
-        <w:rPr>
-          <w:rFonts w:ascii="Times New Roman" w:hAnsi="Times New Roman"/>
-        </w:rPr>
-        <w:br/>
-      </w:r>
-      <w:r>
-        <w:rPr>
-          <w:rFonts w:ascii="Times New Roman" w:hAnsi="Times New Roman"/>
-          <w:b/>
-          <w:bCs/>
-        </w:rPr>
-        <w:t>Didaktik nutzt funktionale Räume zur Diagnose und Strukturierung von Lernwegen.</w:t>
-      </w:r>
-    </w:p>
-    <w:p>
-      <w:pPr>
-        <w:pStyle w:val="StandardWeb"/>
-        <w:tabs>
-          <w:tab w:val="left" w:pos="7088"/>
-        </w:tabs>
-        <w:spacing w:before="360" w:after="360"/>
-      </w:pPr>
+      </w:pPr>
+      <w:r>
+        <w:pict w14:anchorId="0D6DF1A8">
+          <v:rect id="_x0000_i1184" style="width:0;height:1.5pt" o:hralign="center" o:hrstd="t" o:hr="t" fillcolor="#a0a0a0" stroked="f"/>
+        </w:pict>
+      </w:r>
     </w:p>
     <w:p>
       <w:pPr>
@@ -37907,181 +38190,11 @@
       </w:r>
     </w:p>
     <w:p>
-      <w:pPr>
-        <w:pStyle w:val="StandardWeb"/>
-      </w:pPr>
-      <w:r>
-        <w:rPr>
-          <w:rStyle w:val="Fett"/>
-        </w:rPr>
-        <w:t>M(U)=D_{</w:t>
-      </w:r>
-      <w:proofErr w:type="spellStart"/>
-      <w:r>
-        <w:rPr>
-          <w:rStyle w:val="Fett"/>
-        </w:rPr>
-        <w:t>ij</w:t>
-      </w:r>
-      <w:proofErr w:type="spellEnd"/>
-      <w:r>
-        <w:rPr>
-          <w:rStyle w:val="Fett"/>
-        </w:rPr>
-        <w:t>}=d(</w:t>
-      </w:r>
-      <w:proofErr w:type="spellStart"/>
-      <w:r>
-        <w:rPr>
-          <w:rStyle w:val="Fett"/>
-        </w:rPr>
-        <w:t>u_</w:t>
-      </w:r>
-      <w:proofErr w:type="gramStart"/>
-      <w:r>
-        <w:rPr>
-          <w:rStyle w:val="Fett"/>
-        </w:rPr>
-        <w:t>i,u</w:t>
-      </w:r>
-      <w:proofErr w:type="gramEnd"/>
-      <w:r>
-        <w:rPr>
-          <w:rStyle w:val="Fett"/>
-        </w:rPr>
-        <w:t>_j</w:t>
-      </w:r>
-      <w:proofErr w:type="spellEnd"/>
-      <w:r>
-        <w:rPr>
-          <w:rStyle w:val="Fett"/>
-        </w:rPr>
-        <w:t>)</w:t>
-      </w:r>
-      <w:r>
-        <w:t xml:space="preserve"> bedeutet:</w:t>
-      </w:r>
-    </w:p>
-    <w:p>
-      <w:pPr>
-        <w:pStyle w:val="StandardWeb"/>
-        <w:numPr>
-          <w:ilvl w:val="0"/>
-          <w:numId w:val="162"/>
-        </w:numPr>
-      </w:pPr>
-      <w:r>
-        <w:t xml:space="preserve">M bildet eine Menge U funktionaler oder semantischer Elemente in eine </w:t>
-      </w:r>
-      <w:r>
-        <w:rPr>
-          <w:rStyle w:val="Fett"/>
-        </w:rPr>
-        <w:t>metrische Distanzmatrix</w:t>
-      </w:r>
-      <w:r>
-        <w:t xml:space="preserve"> ab.</w:t>
-      </w:r>
-    </w:p>
-    <w:p>
-      <w:pPr>
-        <w:pStyle w:val="StandardWeb"/>
-        <w:numPr>
-          <w:ilvl w:val="0"/>
-          <w:numId w:val="162"/>
-        </w:numPr>
-      </w:pPr>
-      <w:r>
-        <w:t>Die Matrix zeigt alle paarweisen Distanzen im Bedeutungs- oder Zustandsraum.</w:t>
-      </w:r>
-    </w:p>
-    <w:p>
-      <w:pPr>
-        <w:pStyle w:val="StandardWeb"/>
-        <w:numPr>
-          <w:ilvl w:val="0"/>
-          <w:numId w:val="162"/>
-        </w:numPr>
-      </w:pPr>
-      <w:r>
-        <w:t xml:space="preserve">Dadurch werden Strukturen wie Clustering, Nähe, Kohärenz, Divergenz und Muster im Raum </w:t>
-      </w:r>
-      <w:r>
-        <w:rPr>
-          <w:rStyle w:val="Fett"/>
-        </w:rPr>
-        <w:t>sichtbar und analysierbar</w:t>
-      </w:r>
-      <w:r>
-        <w:t>.</w:t>
-      </w:r>
-    </w:p>
-    <w:p>
-      <w:pPr>
-        <w:pStyle w:val="StandardWeb"/>
-        <w:numPr>
-          <w:ilvl w:val="0"/>
-          <w:numId w:val="162"/>
-        </w:numPr>
-      </w:pPr>
-      <w:r>
-        <w:t xml:space="preserve">Didaktisch ermöglicht die Distanzmatrix eine </w:t>
-      </w:r>
-      <w:r>
-        <w:rPr>
-          <w:rStyle w:val="Fett"/>
-        </w:rPr>
-        <w:t>präzise Diagnostik, Visualisierung und Steuerung von Lernprozessen</w:t>
-      </w:r>
-      <w:r>
-        <w:t>.</w:t>
-      </w:r>
-    </w:p>
-    <w:p>
-      <w:pPr>
-        <w:pStyle w:val="StandardWeb"/>
-        <w:numPr>
-          <w:ilvl w:val="0"/>
-          <w:numId w:val="162"/>
-        </w:numPr>
-      </w:pPr>
-      <w:r>
-        <w:t>Kapitel 3 betont, dass solche metrischen Einbettungen essenziell sind, um funktionale Systeme in geometrischen Räumen darzustellen und emergente Bedeutungsstrukturen zu verstehen.</w:t>
-      </w:r>
-    </w:p>
-    <w:p>
-      <w:pPr>
-        <w:pStyle w:val="StandardWeb"/>
-        <w:tabs>
-          <w:tab w:val="left" w:pos="7088"/>
-        </w:tabs>
-        <w:spacing w:before="360" w:after="360"/>
-      </w:pPr>
-    </w:p>
-    <w:p>
-      <w:pPr>
-        <w:pStyle w:val="StandardWeb"/>
-        <w:tabs>
-          <w:tab w:val="left" w:pos="7088"/>
-        </w:tabs>
-        <w:spacing w:before="360" w:after="360"/>
-      </w:pPr>
-    </w:p>
-    <w:p>
-      <w:pPr>
-        <w:pStyle w:val="berschrift1"/>
-        <w:rPr>
-          <w:i/>
-        </w:rPr>
-      </w:pPr>
-      <w:r>
-        <w:t>(3.2.8.1)</w:t>
-      </w:r>
-    </w:p>
-    <w:p>
-      <w:pPr>
-        <w:pStyle w:val="berschrift1"/>
-      </w:pPr>
+      <w:r>
+        <w:t>Die Notation</w:t>
+      </w:r>
+    </w:p>
+    <w:p>
       <m:oMathPara>
         <m:oMath>
           <m:sSub>
@@ -38095,7 +38208,7 @@
             <m:e>
               <m:r>
                 <m:rPr>
-                  <m:sty m:val="b"/>
+                  <m:sty m:val="p"/>
                 </m:rPr>
                 <w:rPr>
                   <w:rFonts w:ascii="Cambria Math" w:hAnsi="Cambria Math"/>
@@ -38105,9 +38218,6 @@
             </m:e>
             <m:sub>
               <m:r>
-                <m:rPr>
-                  <m:sty m:val="bi"/>
-                </m:rPr>
                 <w:rPr>
                   <w:rFonts w:ascii="Cambria Math" w:hAnsi="Cambria Math"/>
                 </w:rPr>
@@ -38117,7 +38227,7 @@
           </m:sSub>
           <m:r>
             <m:rPr>
-              <m:sty m:val="b"/>
+              <m:sty m:val="p"/>
             </m:rPr>
             <w:rPr>
               <w:rFonts w:ascii="Cambria Math" w:hAnsi="Cambria Math"/>
@@ -38135,7 +38245,7 @@
             <m:e>
               <m:r>
                 <m:rPr>
-                  <m:sty m:val="b"/>
+                  <m:sty m:val="p"/>
                 </m:rPr>
                 <w:rPr>
                   <w:rFonts w:ascii="Cambria Math" w:hAnsi="Cambria Math"/>
@@ -38145,9 +38255,6 @@
             </m:e>
             <m:sub>
               <m:r>
-                <m:rPr>
-                  <m:sty m:val="bi"/>
-                </m:rPr>
                 <w:rPr>
                   <w:rFonts w:ascii="Cambria Math" w:hAnsi="Cambria Math"/>
                 </w:rPr>
@@ -38157,7 +38264,7 @@
           </m:sSub>
           <m:r>
             <m:rPr>
-              <m:sty m:val="b"/>
+              <m:sty m:val="p"/>
             </m:rPr>
             <w:rPr>
               <w:rFonts w:ascii="Cambria Math" w:hAnsi="Cambria Math"/>
@@ -38175,7 +38282,7 @@
             <m:e>
               <m:r>
                 <m:rPr>
-                  <m:sty m:val="b"/>
+                  <m:sty m:val="p"/>
                 </m:rPr>
                 <w:rPr>
                   <w:rFonts w:ascii="Cambria Math" w:hAnsi="Cambria Math"/>
@@ -38185,9 +38292,6 @@
             </m:e>
             <m:sub>
               <m:r>
-                <m:rPr>
-                  <m:sty m:val="bi"/>
-                </m:rPr>
                 <w:rPr>
                   <w:rFonts w:ascii="Cambria Math" w:hAnsi="Cambria Math"/>
                 </w:rPr>
@@ -38197,7 +38301,7 @@
           </m:sSub>
           <m:r>
             <m:rPr>
-              <m:sty m:val="b"/>
+              <m:sty m:val="p"/>
             </m:rPr>
             <w:rPr>
               <w:rFonts w:ascii="Cambria Math" w:hAnsi="Cambria Math"/>
@@ -38215,7 +38319,7 @@
             <m:e>
               <m:r>
                 <m:rPr>
-                  <m:sty m:val="b"/>
+                  <m:sty m:val="p"/>
                 </m:rPr>
                 <w:rPr>
                   <w:rFonts w:ascii="Cambria Math" w:hAnsi="Cambria Math"/>
@@ -38225,9 +38329,6 @@
             </m:e>
             <m:sub>
               <m:r>
-                <m:rPr>
-                  <m:sty m:val="bi"/>
-                </m:rPr>
                 <w:rPr>
                   <w:rFonts w:ascii="Cambria Math" w:hAnsi="Cambria Math"/>
                 </w:rPr>
@@ -38238,7 +38339,7 @@
           <m:r>
             <m:rPr>
               <m:scr m:val="script"/>
-              <m:sty m:val="b"/>
+              <m:sty m:val="p"/>
             </m:rPr>
             <w:rPr>
               <w:rFonts w:ascii="Cambria Math" w:hAnsi="Cambria Math"/>
@@ -38249,2025 +38350,7 @@
       </m:oMathPara>
     </w:p>
     <w:p>
-      <w:pPr>
-        <w:pStyle w:val="FormelEinzeln"/>
-      </w:pPr>
-    </w:p>
-    <w:p>
-      <w:pPr>
-        <w:pStyle w:val="berschrift2"/>
-      </w:pPr>
-      <w:r>
-        <w:t>Bedeutung der Notation</w:t>
-      </w:r>
-    </w:p>
-    <w:p>
-      <w:pPr>
-        <w:spacing w:before="100" w:beforeAutospacing="1" w:after="100" w:afterAutospacing="1"/>
-        <w:rPr>
-          <w:rFonts w:ascii="Times New Roman" w:hAnsi="Times New Roman"/>
-        </w:rPr>
-      </w:pPr>
-      <w:r>
-        <w:rPr>
-          <w:rFonts w:ascii="Times New Roman" w:hAnsi="Times New Roman"/>
-        </w:rPr>
-        <w:t>Die Notation</w:t>
-      </w:r>
-    </w:p>
-    <w:p>
-      <w:pPr>
-        <w:spacing w:after="0"/>
-        <w:rPr>
-          <w:rFonts w:ascii="Times New Roman" w:hAnsi="Times New Roman"/>
-        </w:rPr>
-      </w:pPr>
-      <w:proofErr w:type="spellStart"/>
-      <w:r>
-        <w:rPr>
-          <w:rFonts w:ascii="Times New Roman" w:hAnsi="Times New Roman"/>
-        </w:rPr>
-        <w:t>oi</w:t>
-      </w:r>
-      <w:r>
-        <w:rPr>
-          <w:rFonts w:ascii="Cambria Math" w:hAnsi="Cambria Math" w:cs="Cambria Math"/>
-        </w:rPr>
-        <w:t>∘</w:t>
-      </w:r>
-      <w:proofErr w:type="gramStart"/>
-      <w:r>
-        <w:rPr>
-          <w:rFonts w:ascii="Times New Roman" w:hAnsi="Times New Roman"/>
-        </w:rPr>
-        <w:t>oj:U</w:t>
-      </w:r>
-      <w:proofErr w:type="gramEnd"/>
-      <w:r>
-        <w:rPr>
-          <w:rFonts w:ascii="Times New Roman" w:hAnsi="Times New Roman"/>
-        </w:rPr>
-        <w:t>→Uo_i</w:t>
-      </w:r>
-      <w:proofErr w:type="spellEnd"/>
-      <w:r>
-        <w:rPr>
-          <w:rFonts w:ascii="Times New Roman" w:hAnsi="Times New Roman"/>
-        </w:rPr>
-        <w:t xml:space="preserve"> \</w:t>
-      </w:r>
-      <w:proofErr w:type="spellStart"/>
-      <w:r>
-        <w:rPr>
-          <w:rFonts w:ascii="Times New Roman" w:hAnsi="Times New Roman"/>
-        </w:rPr>
-        <w:t>circ</w:t>
-      </w:r>
-      <w:proofErr w:type="spellEnd"/>
-      <w:r>
-        <w:rPr>
-          <w:rFonts w:ascii="Times New Roman" w:hAnsi="Times New Roman"/>
-        </w:rPr>
-        <w:t xml:space="preserve"> </w:t>
-      </w:r>
-      <w:proofErr w:type="spellStart"/>
-      <w:r>
-        <w:rPr>
-          <w:rFonts w:ascii="Times New Roman" w:hAnsi="Times New Roman"/>
-        </w:rPr>
-        <w:t>o_j</w:t>
-      </w:r>
-      <w:proofErr w:type="spellEnd"/>
-      <w:r>
-        <w:rPr>
-          <w:rFonts w:ascii="Times New Roman" w:hAnsi="Times New Roman"/>
-        </w:rPr>
-        <w:t xml:space="preserve"> : U \</w:t>
-      </w:r>
-      <w:proofErr w:type="spellStart"/>
-      <w:r>
-        <w:rPr>
-          <w:rFonts w:ascii="Times New Roman" w:hAnsi="Times New Roman"/>
-        </w:rPr>
-        <w:t>rightarrow</w:t>
-      </w:r>
-      <w:proofErr w:type="spellEnd"/>
-      <w:r>
-        <w:rPr>
-          <w:rFonts w:ascii="Times New Roman" w:hAnsi="Times New Roman"/>
-        </w:rPr>
-        <w:t xml:space="preserve"> </w:t>
-      </w:r>
-      <w:proofErr w:type="spellStart"/>
-      <w:r>
-        <w:rPr>
-          <w:rFonts w:ascii="Times New Roman" w:hAnsi="Times New Roman"/>
-        </w:rPr>
-        <w:t>Uoi</w:t>
-      </w:r>
-      <w:proofErr w:type="spellEnd"/>
-      <w:r>
-        <w:rPr>
-          <w:rFonts w:ascii="Times New Roman" w:hAnsi="Times New Roman"/>
-        </w:rPr>
-        <w:t>​</w:t>
-      </w:r>
-      <w:r>
-        <w:rPr>
-          <w:rFonts w:ascii="Cambria Math" w:hAnsi="Cambria Math" w:cs="Cambria Math"/>
-        </w:rPr>
-        <w:t>∘</w:t>
-      </w:r>
-      <w:proofErr w:type="spellStart"/>
-      <w:r>
-        <w:rPr>
-          <w:rFonts w:ascii="Times New Roman" w:hAnsi="Times New Roman"/>
-        </w:rPr>
-        <w:t>oj</w:t>
-      </w:r>
-      <w:proofErr w:type="spellEnd"/>
-      <w:r>
-        <w:rPr>
-          <w:rFonts w:ascii="Times New Roman" w:hAnsi="Times New Roman"/>
-        </w:rPr>
-        <w:t xml:space="preserve">​:U→U </w:t>
-      </w:r>
-    </w:p>
-    <w:p>
-      <w:pPr>
-        <w:spacing w:before="100" w:beforeAutospacing="1" w:after="100" w:afterAutospacing="1"/>
-        <w:rPr>
-          <w:rFonts w:ascii="Times New Roman" w:hAnsi="Times New Roman"/>
-        </w:rPr>
-      </w:pPr>
-      <w:r>
-        <w:rPr>
-          <w:rFonts w:ascii="Times New Roman" w:hAnsi="Times New Roman"/>
-        </w:rPr>
-        <w:t>bedeutet:</w:t>
-      </w:r>
-    </w:p>
-    <w:p>
-      <w:pPr>
-        <w:numPr>
-          <w:ilvl w:val="0"/>
-          <w:numId w:val="163"/>
-        </w:numPr>
-        <w:spacing w:before="100" w:beforeAutospacing="1" w:after="100" w:afterAutospacing="1"/>
-        <w:rPr>
-          <w:rFonts w:ascii="Times New Roman" w:hAnsi="Times New Roman"/>
-        </w:rPr>
-      </w:pPr>
-      <w:proofErr w:type="spellStart"/>
-      <w:r>
-        <w:rPr>
-          <w:rFonts w:ascii="Times New Roman" w:hAnsi="Times New Roman"/>
-        </w:rPr>
-        <w:t>oio_ioi</w:t>
-      </w:r>
-      <w:proofErr w:type="spellEnd"/>
-      <w:r>
-        <w:rPr>
-          <w:rFonts w:ascii="Times New Roman" w:hAnsi="Times New Roman"/>
-        </w:rPr>
-        <w:t xml:space="preserve">​ und </w:t>
-      </w:r>
-      <w:proofErr w:type="spellStart"/>
-      <w:r>
-        <w:rPr>
-          <w:rFonts w:ascii="Times New Roman" w:hAnsi="Times New Roman"/>
-        </w:rPr>
-        <w:t>ojo_joj</w:t>
-      </w:r>
-      <w:proofErr w:type="spellEnd"/>
-      <w:r>
-        <w:rPr>
-          <w:rFonts w:ascii="Times New Roman" w:hAnsi="Times New Roman"/>
-        </w:rPr>
-        <w:t xml:space="preserve">​ sind </w:t>
-      </w:r>
-      <w:r>
-        <w:rPr>
-          <w:rFonts w:ascii="Times New Roman" w:hAnsi="Times New Roman"/>
-          <w:b/>
-          <w:bCs/>
-        </w:rPr>
-        <w:t>Operationen</w:t>
-      </w:r>
-      <w:r>
-        <w:rPr>
-          <w:rFonts w:ascii="Times New Roman" w:hAnsi="Times New Roman"/>
-        </w:rPr>
-        <w:t xml:space="preserve"> aus der Operationsmenge </w:t>
-      </w:r>
-      <w:r>
-        <w:rPr>
-          <w:rFonts w:ascii="Times New Roman" w:hAnsi="Times New Roman"/>
-          <w:b/>
-          <w:bCs/>
-        </w:rPr>
-        <w:t>O</w:t>
-      </w:r>
-      <w:r>
-        <w:rPr>
-          <w:rFonts w:ascii="Times New Roman" w:hAnsi="Times New Roman"/>
-        </w:rPr>
-        <w:t>, die in Kapitel 3 als funktionale Transformationen beschrieben werden.</w:t>
-      </w:r>
-    </w:p>
-    <w:p>
-      <w:pPr>
-        <w:numPr>
-          <w:ilvl w:val="0"/>
-          <w:numId w:val="163"/>
-        </w:numPr>
-        <w:spacing w:before="100" w:beforeAutospacing="1" w:after="100" w:afterAutospacing="1"/>
-        <w:rPr>
-          <w:rFonts w:ascii="Times New Roman" w:hAnsi="Times New Roman"/>
-        </w:rPr>
-      </w:pPr>
-      <w:r>
-        <w:rPr>
-          <w:rFonts w:ascii="Times New Roman" w:hAnsi="Times New Roman"/>
-        </w:rPr>
-        <w:t>Ihre Komposition</w:t>
-      </w:r>
-    </w:p>
-    <w:p>
-      <w:pPr>
-        <w:spacing w:beforeAutospacing="1" w:after="0" w:afterAutospacing="1"/>
-        <w:ind w:left="720"/>
-        <w:rPr>
-          <w:rFonts w:ascii="Times New Roman" w:hAnsi="Times New Roman"/>
-        </w:rPr>
-      </w:pPr>
-      <w:proofErr w:type="spellStart"/>
-      <w:r>
-        <w:rPr>
-          <w:rFonts w:ascii="Times New Roman" w:hAnsi="Times New Roman"/>
-        </w:rPr>
-        <w:lastRenderedPageBreak/>
-        <w:t>oi</w:t>
-      </w:r>
-      <w:r>
-        <w:rPr>
-          <w:rFonts w:ascii="Cambria Math" w:hAnsi="Cambria Math" w:cs="Cambria Math"/>
-        </w:rPr>
-        <w:t>∘</w:t>
-      </w:r>
-      <w:r>
-        <w:rPr>
-          <w:rFonts w:ascii="Times New Roman" w:hAnsi="Times New Roman"/>
-        </w:rPr>
-        <w:t>ojo_i</w:t>
-      </w:r>
-      <w:proofErr w:type="spellEnd"/>
-      <w:r>
-        <w:rPr>
-          <w:rFonts w:ascii="Times New Roman" w:hAnsi="Times New Roman"/>
-        </w:rPr>
-        <w:t xml:space="preserve"> \</w:t>
-      </w:r>
-      <w:proofErr w:type="spellStart"/>
-      <w:r>
-        <w:rPr>
-          <w:rFonts w:ascii="Times New Roman" w:hAnsi="Times New Roman"/>
-        </w:rPr>
-        <w:t>circ</w:t>
-      </w:r>
-      <w:proofErr w:type="spellEnd"/>
-      <w:r>
-        <w:rPr>
-          <w:rFonts w:ascii="Times New Roman" w:hAnsi="Times New Roman"/>
-        </w:rPr>
-        <w:t xml:space="preserve"> </w:t>
-      </w:r>
-      <w:proofErr w:type="spellStart"/>
-      <w:r>
-        <w:rPr>
-          <w:rFonts w:ascii="Times New Roman" w:hAnsi="Times New Roman"/>
-        </w:rPr>
-        <w:t>o_joi</w:t>
-      </w:r>
-      <w:proofErr w:type="spellEnd"/>
-      <w:r>
-        <w:rPr>
-          <w:rFonts w:ascii="Times New Roman" w:hAnsi="Times New Roman"/>
-        </w:rPr>
-        <w:t>​</w:t>
-      </w:r>
-      <w:r>
-        <w:rPr>
-          <w:rFonts w:ascii="Cambria Math" w:hAnsi="Cambria Math" w:cs="Cambria Math"/>
-        </w:rPr>
-        <w:t>∘</w:t>
-      </w:r>
-      <w:proofErr w:type="spellStart"/>
-      <w:r>
-        <w:rPr>
-          <w:rFonts w:ascii="Times New Roman" w:hAnsi="Times New Roman"/>
-        </w:rPr>
-        <w:t>oj</w:t>
-      </w:r>
-      <w:proofErr w:type="spellEnd"/>
-      <w:r>
-        <w:rPr>
-          <w:rFonts w:ascii="Times New Roman" w:hAnsi="Times New Roman"/>
-        </w:rPr>
-        <w:t xml:space="preserve">​ </w:t>
-      </w:r>
-    </w:p>
-    <w:p>
-      <w:pPr>
-        <w:spacing w:before="100" w:beforeAutospacing="1" w:after="100" w:afterAutospacing="1"/>
-        <w:ind w:left="720"/>
-        <w:rPr>
-          <w:rFonts w:ascii="Times New Roman" w:hAnsi="Times New Roman"/>
-        </w:rPr>
-      </w:pPr>
-      <w:r>
-        <w:rPr>
-          <w:rFonts w:ascii="Times New Roman" w:hAnsi="Times New Roman"/>
-        </w:rPr>
-        <w:t>ist eine neue Operation, die nacheinander wirkt:</w:t>
-      </w:r>
-    </w:p>
-    <w:p>
-      <w:pPr>
-        <w:numPr>
-          <w:ilvl w:val="1"/>
-          <w:numId w:val="163"/>
-        </w:numPr>
-        <w:spacing w:before="100" w:beforeAutospacing="1" w:after="100" w:afterAutospacing="1"/>
-        <w:rPr>
-          <w:rFonts w:ascii="Times New Roman" w:hAnsi="Times New Roman"/>
-        </w:rPr>
-      </w:pPr>
-      <w:r>
-        <w:rPr>
-          <w:rFonts w:ascii="Times New Roman" w:hAnsi="Times New Roman"/>
-        </w:rPr>
-        <w:t xml:space="preserve">zuerst </w:t>
-      </w:r>
-      <w:proofErr w:type="spellStart"/>
-      <w:r>
-        <w:rPr>
-          <w:rFonts w:ascii="Times New Roman" w:hAnsi="Times New Roman"/>
-        </w:rPr>
-        <w:t>ojo_joj</w:t>
-      </w:r>
-      <w:proofErr w:type="spellEnd"/>
-      <w:r>
-        <w:rPr>
-          <w:rFonts w:ascii="Times New Roman" w:hAnsi="Times New Roman"/>
-        </w:rPr>
-        <w:t>​ auf ein Element aus U</w:t>
-      </w:r>
-    </w:p>
-    <w:p>
-      <w:pPr>
-        <w:numPr>
-          <w:ilvl w:val="1"/>
-          <w:numId w:val="163"/>
-        </w:numPr>
-        <w:spacing w:before="100" w:beforeAutospacing="1" w:after="100" w:afterAutospacing="1"/>
-        <w:rPr>
-          <w:rFonts w:ascii="Times New Roman" w:hAnsi="Times New Roman"/>
-        </w:rPr>
-      </w:pPr>
-      <w:r>
-        <w:rPr>
-          <w:rFonts w:ascii="Times New Roman" w:hAnsi="Times New Roman"/>
-        </w:rPr>
-        <w:t xml:space="preserve">dann </w:t>
-      </w:r>
-      <w:proofErr w:type="spellStart"/>
-      <w:r>
-        <w:rPr>
-          <w:rFonts w:ascii="Times New Roman" w:hAnsi="Times New Roman"/>
-        </w:rPr>
-        <w:t>oio_ioi</w:t>
-      </w:r>
-      <w:proofErr w:type="spellEnd"/>
-      <w:r>
-        <w:rPr>
-          <w:rFonts w:ascii="Times New Roman" w:hAnsi="Times New Roman"/>
-        </w:rPr>
-        <w:t>​ auf das Ergebnis</w:t>
-      </w:r>
-    </w:p>
-    <w:p>
-      <w:pPr>
-        <w:numPr>
-          <w:ilvl w:val="0"/>
-          <w:numId w:val="163"/>
-        </w:numPr>
-        <w:spacing w:before="100" w:beforeAutospacing="1" w:after="100" w:afterAutospacing="1"/>
-        <w:rPr>
-          <w:rFonts w:ascii="Times New Roman" w:hAnsi="Times New Roman"/>
-        </w:rPr>
-      </w:pPr>
-      <w:r>
-        <w:rPr>
-          <w:rFonts w:ascii="Times New Roman" w:hAnsi="Times New Roman"/>
-        </w:rPr>
-        <w:t>Der gesamte Prozess bildet also:</w:t>
-      </w:r>
-    </w:p>
-    <w:p>
-      <w:pPr>
-        <w:spacing w:beforeAutospacing="1" w:after="0" w:afterAutospacing="1"/>
-        <w:ind w:left="720"/>
-        <w:rPr>
-          <w:rFonts w:ascii="Times New Roman" w:hAnsi="Times New Roman"/>
-        </w:rPr>
-      </w:pPr>
-      <w:proofErr w:type="spellStart"/>
-      <w:r>
-        <w:rPr>
-          <w:rFonts w:ascii="Times New Roman" w:hAnsi="Times New Roman"/>
-        </w:rPr>
-        <w:t>oi</w:t>
-      </w:r>
-      <w:proofErr w:type="spellEnd"/>
-      <w:r>
-        <w:rPr>
-          <w:rFonts w:ascii="Times New Roman" w:hAnsi="Times New Roman"/>
-        </w:rPr>
-        <w:t>(</w:t>
-      </w:r>
-      <w:proofErr w:type="spellStart"/>
-      <w:r>
-        <w:rPr>
-          <w:rFonts w:ascii="Times New Roman" w:hAnsi="Times New Roman"/>
-        </w:rPr>
-        <w:t>oj</w:t>
-      </w:r>
-      <w:proofErr w:type="spellEnd"/>
-      <w:r>
-        <w:rPr>
-          <w:rFonts w:ascii="Times New Roman" w:hAnsi="Times New Roman"/>
-        </w:rPr>
-        <w:t>(u</w:t>
-      </w:r>
-      <w:proofErr w:type="gramStart"/>
-      <w:r>
-        <w:rPr>
-          <w:rFonts w:ascii="Times New Roman" w:hAnsi="Times New Roman"/>
-        </w:rPr>
-        <w:t>))</w:t>
-      </w:r>
-      <w:r>
-        <w:rPr>
-          <w:rFonts w:ascii="Cambria Math" w:hAnsi="Cambria Math" w:cs="Cambria Math"/>
-        </w:rPr>
-        <w:t>∈</w:t>
-      </w:r>
-      <w:proofErr w:type="spellStart"/>
-      <w:proofErr w:type="gramEnd"/>
-      <w:r>
-        <w:rPr>
-          <w:rFonts w:ascii="Times New Roman" w:hAnsi="Times New Roman"/>
-        </w:rPr>
-        <w:t>Ufu¨r</w:t>
-      </w:r>
-      <w:proofErr w:type="spellEnd"/>
-      <w:r>
-        <w:rPr>
-          <w:rFonts w:ascii="Times New Roman" w:hAnsi="Times New Roman"/>
-        </w:rPr>
-        <w:t> jedes </w:t>
-      </w:r>
-      <w:proofErr w:type="spellStart"/>
-      <w:r>
-        <w:rPr>
-          <w:rFonts w:ascii="Times New Roman" w:hAnsi="Times New Roman"/>
-        </w:rPr>
-        <w:t>u</w:t>
-      </w:r>
-      <w:r>
-        <w:rPr>
-          <w:rFonts w:ascii="Cambria Math" w:hAnsi="Cambria Math" w:cs="Cambria Math"/>
-        </w:rPr>
-        <w:t>∈</w:t>
-      </w:r>
-      <w:r>
-        <w:rPr>
-          <w:rFonts w:ascii="Times New Roman" w:hAnsi="Times New Roman"/>
-        </w:rPr>
-        <w:t>Uo_i</w:t>
-      </w:r>
-      <w:proofErr w:type="spellEnd"/>
-      <w:r>
-        <w:rPr>
-          <w:rFonts w:ascii="Times New Roman" w:hAnsi="Times New Roman"/>
-        </w:rPr>
-        <w:t>(</w:t>
-      </w:r>
-      <w:proofErr w:type="spellStart"/>
-      <w:r>
-        <w:rPr>
-          <w:rFonts w:ascii="Times New Roman" w:hAnsi="Times New Roman"/>
-        </w:rPr>
-        <w:t>o_j</w:t>
-      </w:r>
-      <w:proofErr w:type="spellEnd"/>
-      <w:r>
-        <w:rPr>
-          <w:rFonts w:ascii="Times New Roman" w:hAnsi="Times New Roman"/>
-        </w:rPr>
-        <w:t>(u)) \in U \</w:t>
-      </w:r>
-      <w:proofErr w:type="spellStart"/>
-      <w:r>
-        <w:rPr>
-          <w:rFonts w:ascii="Times New Roman" w:hAnsi="Times New Roman"/>
-        </w:rPr>
-        <w:t>quad</w:t>
-      </w:r>
-      <w:proofErr w:type="spellEnd"/>
-      <w:r>
-        <w:rPr>
-          <w:rFonts w:ascii="Times New Roman" w:hAnsi="Times New Roman"/>
-        </w:rPr>
-        <w:t xml:space="preserve"> \</w:t>
-      </w:r>
-      <w:proofErr w:type="spellStart"/>
-      <w:r>
-        <w:rPr>
-          <w:rFonts w:ascii="Times New Roman" w:hAnsi="Times New Roman"/>
-        </w:rPr>
-        <w:t>text</w:t>
-      </w:r>
-      <w:proofErr w:type="spellEnd"/>
-      <w:r>
-        <w:rPr>
-          <w:rFonts w:ascii="Times New Roman" w:hAnsi="Times New Roman"/>
-        </w:rPr>
-        <w:t xml:space="preserve">{für jedes } u \in </w:t>
-      </w:r>
-      <w:proofErr w:type="spellStart"/>
-      <w:r>
-        <w:rPr>
-          <w:rFonts w:ascii="Times New Roman" w:hAnsi="Times New Roman"/>
-        </w:rPr>
-        <w:t>Uoi</w:t>
-      </w:r>
-      <w:proofErr w:type="spellEnd"/>
-      <w:r>
-        <w:rPr>
-          <w:rFonts w:ascii="Times New Roman" w:hAnsi="Times New Roman"/>
-        </w:rPr>
-        <w:t>​(</w:t>
-      </w:r>
-      <w:proofErr w:type="spellStart"/>
-      <w:r>
-        <w:rPr>
-          <w:rFonts w:ascii="Times New Roman" w:hAnsi="Times New Roman"/>
-        </w:rPr>
-        <w:t>oj</w:t>
-      </w:r>
-      <w:proofErr w:type="spellEnd"/>
-      <w:r>
-        <w:rPr>
-          <w:rFonts w:ascii="Times New Roman" w:hAnsi="Times New Roman"/>
-        </w:rPr>
-        <w:t>​(u))</w:t>
-      </w:r>
-      <w:r>
-        <w:rPr>
-          <w:rFonts w:ascii="Cambria Math" w:hAnsi="Cambria Math" w:cs="Cambria Math"/>
-        </w:rPr>
-        <w:t>∈</w:t>
-      </w:r>
-      <w:proofErr w:type="spellStart"/>
-      <w:r>
-        <w:rPr>
-          <w:rFonts w:ascii="Times New Roman" w:hAnsi="Times New Roman"/>
-        </w:rPr>
-        <w:t>Ufu¨r</w:t>
-      </w:r>
-      <w:proofErr w:type="spellEnd"/>
-      <w:r>
-        <w:rPr>
-          <w:rFonts w:ascii="Times New Roman" w:hAnsi="Times New Roman"/>
-        </w:rPr>
-        <w:t> jedes </w:t>
-      </w:r>
-      <w:proofErr w:type="spellStart"/>
-      <w:r>
-        <w:rPr>
-          <w:rFonts w:ascii="Times New Roman" w:hAnsi="Times New Roman"/>
-        </w:rPr>
-        <w:t>u</w:t>
-      </w:r>
-      <w:r>
-        <w:rPr>
-          <w:rFonts w:ascii="Cambria Math" w:hAnsi="Cambria Math" w:cs="Cambria Math"/>
-        </w:rPr>
-        <w:t>∈</w:t>
-      </w:r>
-      <w:r>
-        <w:rPr>
-          <w:rFonts w:ascii="Times New Roman" w:hAnsi="Times New Roman"/>
-        </w:rPr>
-        <w:t>U</w:t>
-      </w:r>
-      <w:proofErr w:type="spellEnd"/>
-      <w:r>
-        <w:rPr>
-          <w:rFonts w:ascii="Times New Roman" w:hAnsi="Times New Roman"/>
-        </w:rPr>
-        <w:t xml:space="preserve"> </w:t>
-      </w:r>
-    </w:p>
-    <w:p>
-      <w:pPr>
-        <w:spacing w:before="100" w:beforeAutospacing="1" w:after="100" w:afterAutospacing="1"/>
-        <w:rPr>
-          <w:rFonts w:ascii="Times New Roman" w:hAnsi="Times New Roman"/>
-        </w:rPr>
-      </w:pPr>
-      <w:r>
-        <w:rPr>
-          <w:rFonts w:ascii="Times New Roman" w:hAnsi="Times New Roman"/>
-        </w:rPr>
-        <w:t xml:space="preserve">Damit ist </w:t>
-      </w:r>
-      <w:proofErr w:type="spellStart"/>
-      <w:r>
-        <w:rPr>
-          <w:rFonts w:ascii="Times New Roman" w:hAnsi="Times New Roman"/>
-        </w:rPr>
-        <w:t>oi</w:t>
-      </w:r>
-      <w:r>
-        <w:rPr>
-          <w:rFonts w:ascii="Cambria Math" w:hAnsi="Cambria Math" w:cs="Cambria Math"/>
-        </w:rPr>
-        <w:t>∘</w:t>
-      </w:r>
-      <w:r>
-        <w:rPr>
-          <w:rFonts w:ascii="Times New Roman" w:hAnsi="Times New Roman"/>
-        </w:rPr>
-        <w:t>ojo_i</w:t>
-      </w:r>
-      <w:proofErr w:type="spellEnd"/>
-      <w:r>
-        <w:rPr>
-          <w:rFonts w:ascii="Times New Roman" w:hAnsi="Times New Roman"/>
-        </w:rPr>
-        <w:t xml:space="preserve"> \</w:t>
-      </w:r>
-      <w:proofErr w:type="spellStart"/>
-      <w:r>
-        <w:rPr>
-          <w:rFonts w:ascii="Times New Roman" w:hAnsi="Times New Roman"/>
-        </w:rPr>
-        <w:t>circ</w:t>
-      </w:r>
-      <w:proofErr w:type="spellEnd"/>
-      <w:r>
-        <w:rPr>
-          <w:rFonts w:ascii="Times New Roman" w:hAnsi="Times New Roman"/>
-        </w:rPr>
-        <w:t xml:space="preserve"> </w:t>
-      </w:r>
-      <w:proofErr w:type="spellStart"/>
-      <w:r>
-        <w:rPr>
-          <w:rFonts w:ascii="Times New Roman" w:hAnsi="Times New Roman"/>
-        </w:rPr>
-        <w:t>o_joi</w:t>
-      </w:r>
-      <w:proofErr w:type="spellEnd"/>
-      <w:r>
-        <w:rPr>
-          <w:rFonts w:ascii="Times New Roman" w:hAnsi="Times New Roman"/>
-        </w:rPr>
-        <w:t>​</w:t>
-      </w:r>
-      <w:r>
-        <w:rPr>
-          <w:rFonts w:ascii="Cambria Math" w:hAnsi="Cambria Math" w:cs="Cambria Math"/>
-        </w:rPr>
-        <w:t>∘</w:t>
-      </w:r>
-      <w:proofErr w:type="spellStart"/>
-      <w:r>
-        <w:rPr>
-          <w:rFonts w:ascii="Times New Roman" w:hAnsi="Times New Roman"/>
-        </w:rPr>
-        <w:t>oj</w:t>
-      </w:r>
-      <w:proofErr w:type="spellEnd"/>
-      <w:r>
-        <w:rPr>
-          <w:rFonts w:ascii="Times New Roman" w:hAnsi="Times New Roman"/>
-        </w:rPr>
-        <w:t xml:space="preserve">​ eine </w:t>
-      </w:r>
-      <w:r>
-        <w:rPr>
-          <w:rFonts w:ascii="Times New Roman" w:hAnsi="Times New Roman"/>
-          <w:b/>
-          <w:bCs/>
-        </w:rPr>
-        <w:t>komponierte Transformation des funktionalen Raums U</w:t>
-      </w:r>
-      <w:r>
-        <w:rPr>
-          <w:rFonts w:ascii="Times New Roman" w:hAnsi="Times New Roman"/>
-        </w:rPr>
-        <w:t>.</w:t>
-      </w:r>
-    </w:p>
-    <w:p>
-      <w:pPr>
-        <w:pStyle w:val="StandardWeb"/>
-        <w:tabs>
-          <w:tab w:val="left" w:pos="7088"/>
-        </w:tabs>
-        <w:spacing w:before="360" w:after="360"/>
-      </w:pPr>
-    </w:p>
-    <w:p>
-      <w:pPr>
-        <w:pStyle w:val="berschrift2"/>
-      </w:pPr>
-      <w:r>
-        <w:t>Interpretation</w:t>
-      </w:r>
-    </w:p>
-    <w:p>
-      <w:pPr>
-        <w:spacing w:before="100" w:beforeAutospacing="1" w:after="100" w:afterAutospacing="1"/>
-        <w:rPr>
-          <w:rFonts w:ascii="Times New Roman" w:hAnsi="Times New Roman"/>
-        </w:rPr>
-      </w:pPr>
-      <w:r>
-        <w:rPr>
-          <w:rFonts w:ascii="Times New Roman" w:hAnsi="Times New Roman"/>
-        </w:rPr>
-        <w:t>Kapitel 3 beschreibt:</w:t>
-      </w:r>
-    </w:p>
-    <w:p>
-      <w:pPr>
-        <w:numPr>
-          <w:ilvl w:val="0"/>
-          <w:numId w:val="164"/>
-        </w:numPr>
-        <w:spacing w:before="100" w:beforeAutospacing="1" w:after="100" w:afterAutospacing="1"/>
-        <w:rPr>
-          <w:rFonts w:ascii="Times New Roman" w:hAnsi="Times New Roman"/>
-        </w:rPr>
-      </w:pPr>
-      <w:r>
-        <w:rPr>
-          <w:rFonts w:ascii="Times New Roman" w:hAnsi="Times New Roman"/>
-        </w:rPr>
-        <w:t xml:space="preserve">Operationen als grundlegende </w:t>
-      </w:r>
-      <w:r>
-        <w:rPr>
-          <w:rFonts w:ascii="Times New Roman" w:hAnsi="Times New Roman"/>
-          <w:b/>
-          <w:bCs/>
-        </w:rPr>
-        <w:t>Funktionsgeneratoren</w:t>
-      </w:r>
-      <w:r>
-        <w:rPr>
-          <w:rFonts w:ascii="Times New Roman" w:hAnsi="Times New Roman"/>
-        </w:rPr>
-        <w:t xml:space="preserve"> für Struktur, Bedeutung und dynamische Prozesse.</w:t>
-      </w:r>
-    </w:p>
-    <w:p>
-      <w:pPr>
-        <w:numPr>
-          <w:ilvl w:val="0"/>
-          <w:numId w:val="164"/>
-        </w:numPr>
-        <w:spacing w:before="100" w:beforeAutospacing="1" w:after="100" w:afterAutospacing="1"/>
-        <w:rPr>
-          <w:rFonts w:ascii="Times New Roman" w:hAnsi="Times New Roman"/>
-        </w:rPr>
-      </w:pPr>
-      <w:r>
-        <w:rPr>
-          <w:rFonts w:ascii="Times New Roman" w:hAnsi="Times New Roman"/>
-        </w:rPr>
-        <w:t xml:space="preserve">Kompositionen als zentrale Mechanismen der </w:t>
-      </w:r>
-      <w:r>
-        <w:rPr>
-          <w:rFonts w:ascii="Times New Roman" w:hAnsi="Times New Roman"/>
-          <w:b/>
-          <w:bCs/>
-        </w:rPr>
-        <w:t>emergenten Ordnungsbildung</w:t>
-      </w:r>
-      <w:r>
-        <w:rPr>
-          <w:rFonts w:ascii="Times New Roman" w:hAnsi="Times New Roman"/>
-        </w:rPr>
-        <w:t>.</w:t>
-      </w:r>
-    </w:p>
-    <w:p>
-      <w:pPr>
-        <w:numPr>
-          <w:ilvl w:val="0"/>
-          <w:numId w:val="164"/>
-        </w:numPr>
-        <w:spacing w:before="100" w:beforeAutospacing="1" w:after="100" w:afterAutospacing="1"/>
-        <w:rPr>
-          <w:rFonts w:ascii="Times New Roman" w:hAnsi="Times New Roman"/>
-        </w:rPr>
-      </w:pPr>
-      <w:r>
-        <w:rPr>
-          <w:rFonts w:ascii="Times New Roman" w:hAnsi="Times New Roman"/>
-        </w:rPr>
-        <w:t>U als funktionaler Zustand-/Bedeutungsraum, der durch Operationen fortlaufend transformiert wird.</w:t>
-      </w:r>
-    </w:p>
-    <w:p>
-      <w:pPr>
-        <w:spacing w:before="100" w:beforeAutospacing="1" w:after="100" w:afterAutospacing="1"/>
-        <w:rPr>
-          <w:rFonts w:ascii="Times New Roman" w:hAnsi="Times New Roman"/>
-        </w:rPr>
-      </w:pPr>
-      <w:r>
-        <w:rPr>
-          <w:rFonts w:ascii="Times New Roman" w:hAnsi="Times New Roman"/>
-        </w:rPr>
-        <w:t>Vor diesem Hintergrund bedeutet:</w:t>
-      </w:r>
-    </w:p>
-    <w:p>
-      <w:pPr>
-        <w:spacing w:before="100" w:beforeAutospacing="1" w:after="100" w:afterAutospacing="1"/>
-        <w:outlineLvl w:val="2"/>
-        <w:rPr>
-          <w:rFonts w:ascii="Times New Roman" w:hAnsi="Times New Roman"/>
-          <w:b/>
-          <w:bCs/>
-          <w:sz w:val="27"/>
-          <w:szCs w:val="27"/>
-        </w:rPr>
-      </w:pPr>
-      <w:r>
-        <w:rPr>
-          <w:rFonts w:ascii="Times New Roman" w:hAnsi="Times New Roman"/>
-          <w:b/>
-          <w:bCs/>
-          <w:sz w:val="27"/>
-          <w:szCs w:val="27"/>
-        </w:rPr>
-        <w:t xml:space="preserve">Interpretation der Komposition </w:t>
-      </w:r>
-      <w:proofErr w:type="spellStart"/>
-      <w:r>
-        <w:rPr>
-          <w:rFonts w:ascii="Times New Roman" w:hAnsi="Times New Roman"/>
-          <w:b/>
-          <w:bCs/>
-          <w:sz w:val="27"/>
-          <w:szCs w:val="27"/>
-        </w:rPr>
-        <w:t>oi</w:t>
-      </w:r>
-      <w:r>
-        <w:rPr>
-          <w:rFonts w:ascii="Cambria Math" w:hAnsi="Cambria Math" w:cs="Cambria Math"/>
-          <w:b/>
-          <w:bCs/>
-          <w:sz w:val="27"/>
-          <w:szCs w:val="27"/>
-        </w:rPr>
-        <w:t>∘</w:t>
-      </w:r>
-      <w:r>
-        <w:rPr>
-          <w:rFonts w:ascii="Times New Roman" w:hAnsi="Times New Roman"/>
-          <w:b/>
-          <w:bCs/>
-          <w:sz w:val="27"/>
-          <w:szCs w:val="27"/>
-        </w:rPr>
-        <w:t>ojo_i</w:t>
-      </w:r>
-      <w:proofErr w:type="spellEnd"/>
-      <w:r>
-        <w:rPr>
-          <w:rFonts w:ascii="Times New Roman" w:hAnsi="Times New Roman"/>
-          <w:b/>
-          <w:bCs/>
-          <w:sz w:val="27"/>
-          <w:szCs w:val="27"/>
-        </w:rPr>
-        <w:t xml:space="preserve"> \</w:t>
-      </w:r>
-      <w:proofErr w:type="spellStart"/>
-      <w:r>
-        <w:rPr>
-          <w:rFonts w:ascii="Times New Roman" w:hAnsi="Times New Roman"/>
-          <w:b/>
-          <w:bCs/>
-          <w:sz w:val="27"/>
-          <w:szCs w:val="27"/>
-        </w:rPr>
-        <w:t>circ</w:t>
-      </w:r>
-      <w:proofErr w:type="spellEnd"/>
-      <w:r>
-        <w:rPr>
-          <w:rFonts w:ascii="Times New Roman" w:hAnsi="Times New Roman"/>
-          <w:b/>
-          <w:bCs/>
-          <w:sz w:val="27"/>
-          <w:szCs w:val="27"/>
-        </w:rPr>
-        <w:t xml:space="preserve"> </w:t>
-      </w:r>
-      <w:proofErr w:type="spellStart"/>
-      <w:r>
-        <w:rPr>
-          <w:rFonts w:ascii="Times New Roman" w:hAnsi="Times New Roman"/>
-          <w:b/>
-          <w:bCs/>
-          <w:sz w:val="27"/>
-          <w:szCs w:val="27"/>
-        </w:rPr>
-        <w:t>o_joi</w:t>
-      </w:r>
-      <w:proofErr w:type="spellEnd"/>
-      <w:r>
-        <w:rPr>
-          <w:rFonts w:ascii="Times New Roman" w:hAnsi="Times New Roman"/>
-          <w:b/>
-          <w:bCs/>
-          <w:sz w:val="27"/>
-          <w:szCs w:val="27"/>
-        </w:rPr>
-        <w:t>​</w:t>
-      </w:r>
-      <w:r>
-        <w:rPr>
-          <w:rFonts w:ascii="Cambria Math" w:hAnsi="Cambria Math" w:cs="Cambria Math"/>
-          <w:b/>
-          <w:bCs/>
-          <w:sz w:val="27"/>
-          <w:szCs w:val="27"/>
-        </w:rPr>
-        <w:t>∘</w:t>
-      </w:r>
-      <w:proofErr w:type="spellStart"/>
-      <w:r>
-        <w:rPr>
-          <w:rFonts w:ascii="Times New Roman" w:hAnsi="Times New Roman"/>
-          <w:b/>
-          <w:bCs/>
-          <w:sz w:val="27"/>
-          <w:szCs w:val="27"/>
-        </w:rPr>
-        <w:t>oj</w:t>
-      </w:r>
-      <w:proofErr w:type="spellEnd"/>
-      <w:r>
-        <w:rPr>
-          <w:rFonts w:ascii="Times New Roman" w:hAnsi="Times New Roman"/>
-          <w:b/>
-          <w:bCs/>
-          <w:sz w:val="27"/>
-          <w:szCs w:val="27"/>
-        </w:rPr>
-        <w:t>​:</w:t>
-      </w:r>
-    </w:p>
-    <w:p>
-      <w:pPr>
-        <w:numPr>
-          <w:ilvl w:val="0"/>
-          <w:numId w:val="165"/>
-        </w:numPr>
-        <w:spacing w:before="100" w:beforeAutospacing="1" w:after="100" w:afterAutospacing="1"/>
-        <w:rPr>
-          <w:rFonts w:ascii="Times New Roman" w:hAnsi="Times New Roman"/>
-        </w:rPr>
-      </w:pPr>
-      <w:r>
-        <w:rPr>
-          <w:rFonts w:ascii="Times New Roman" w:hAnsi="Times New Roman"/>
-        </w:rPr>
-        <w:t xml:space="preserve">Sie ist ein </w:t>
-      </w:r>
-      <w:r>
-        <w:rPr>
-          <w:rFonts w:ascii="Times New Roman" w:hAnsi="Times New Roman"/>
-          <w:b/>
-          <w:bCs/>
-        </w:rPr>
-        <w:t>funktionaler Prozess</w:t>
-      </w:r>
-      <w:r>
-        <w:rPr>
-          <w:rFonts w:ascii="Times New Roman" w:hAnsi="Times New Roman"/>
-        </w:rPr>
-        <w:t>, der zwei Transformationen zu einer neuen vereint.</w:t>
-      </w:r>
-    </w:p>
-    <w:p>
-      <w:pPr>
-        <w:numPr>
-          <w:ilvl w:val="0"/>
-          <w:numId w:val="165"/>
-        </w:numPr>
-        <w:spacing w:before="100" w:beforeAutospacing="1" w:after="100" w:afterAutospacing="1"/>
-        <w:rPr>
-          <w:rFonts w:ascii="Times New Roman" w:hAnsi="Times New Roman"/>
-        </w:rPr>
-      </w:pPr>
-      <w:r>
-        <w:rPr>
-          <w:rFonts w:ascii="Times New Roman" w:hAnsi="Times New Roman"/>
-        </w:rPr>
-        <w:t xml:space="preserve">Dadurch entstehen </w:t>
-      </w:r>
-      <w:r>
-        <w:rPr>
-          <w:rFonts w:ascii="Times New Roman" w:hAnsi="Times New Roman"/>
-          <w:b/>
-          <w:bCs/>
-        </w:rPr>
-        <w:t>höherstufige Operationen</w:t>
-      </w:r>
-      <w:r>
-        <w:rPr>
-          <w:rFonts w:ascii="Times New Roman" w:hAnsi="Times New Roman"/>
-        </w:rPr>
-        <w:t>, die mehr Struktur erzeugen als die Einzeloperationen.</w:t>
-      </w:r>
-    </w:p>
-    <w:p>
-      <w:pPr>
-        <w:numPr>
-          <w:ilvl w:val="0"/>
-          <w:numId w:val="165"/>
-        </w:numPr>
-        <w:spacing w:before="100" w:beforeAutospacing="1" w:after="100" w:afterAutospacing="1"/>
-        <w:rPr>
-          <w:rFonts w:ascii="Times New Roman" w:hAnsi="Times New Roman"/>
-        </w:rPr>
-      </w:pPr>
-      <w:r>
-        <w:rPr>
-          <w:rFonts w:ascii="Times New Roman" w:hAnsi="Times New Roman"/>
-        </w:rPr>
-        <w:t>Die Komposition kann:</w:t>
-      </w:r>
-    </w:p>
-    <w:p>
-      <w:pPr>
-        <w:numPr>
-          <w:ilvl w:val="1"/>
-          <w:numId w:val="165"/>
-        </w:numPr>
-        <w:spacing w:before="100" w:beforeAutospacing="1" w:after="100" w:afterAutospacing="1"/>
-        <w:rPr>
-          <w:rFonts w:ascii="Times New Roman" w:hAnsi="Times New Roman"/>
-        </w:rPr>
-      </w:pPr>
-      <w:r>
-        <w:rPr>
-          <w:rFonts w:ascii="Times New Roman" w:hAnsi="Times New Roman"/>
-        </w:rPr>
-        <w:t>Bedeutung verstärken oder abschwächen,</w:t>
-      </w:r>
-    </w:p>
-    <w:p>
-      <w:pPr>
-        <w:numPr>
-          <w:ilvl w:val="1"/>
-          <w:numId w:val="165"/>
-        </w:numPr>
-        <w:spacing w:before="100" w:beforeAutospacing="1" w:after="100" w:afterAutospacing="1"/>
-        <w:rPr>
-          <w:rFonts w:ascii="Times New Roman" w:hAnsi="Times New Roman"/>
-        </w:rPr>
-      </w:pPr>
-      <w:r>
-        <w:rPr>
-          <w:rFonts w:ascii="Times New Roman" w:hAnsi="Times New Roman"/>
-        </w:rPr>
-        <w:t>Muster stabilisieren oder destabilisieren,</w:t>
-      </w:r>
-    </w:p>
-    <w:p>
-      <w:pPr>
-        <w:numPr>
-          <w:ilvl w:val="1"/>
-          <w:numId w:val="165"/>
-        </w:numPr>
-        <w:spacing w:before="100" w:beforeAutospacing="1" w:after="100" w:afterAutospacing="1"/>
-        <w:rPr>
-          <w:rFonts w:ascii="Times New Roman" w:hAnsi="Times New Roman"/>
-        </w:rPr>
-      </w:pPr>
-      <w:r>
-        <w:rPr>
-          <w:rFonts w:ascii="Times New Roman" w:hAnsi="Times New Roman"/>
-        </w:rPr>
-        <w:t>neue semantische oder strukturelle Bereiche im Raum U erschließen.</w:t>
-      </w:r>
-    </w:p>
-    <w:p>
-      <w:pPr>
-        <w:spacing w:before="100" w:beforeAutospacing="1" w:after="100" w:afterAutospacing="1"/>
-        <w:rPr>
-          <w:rFonts w:ascii="Times New Roman" w:hAnsi="Times New Roman"/>
-        </w:rPr>
-      </w:pPr>
-      <w:r>
-        <w:rPr>
-          <w:rFonts w:ascii="Times New Roman" w:hAnsi="Times New Roman"/>
-        </w:rPr>
-        <w:t>In Kapitel 3 ist dies zentral für:</w:t>
-      </w:r>
-    </w:p>
-    <w:p>
-      <w:pPr>
-        <w:numPr>
-          <w:ilvl w:val="0"/>
-          <w:numId w:val="166"/>
-        </w:numPr>
-        <w:spacing w:before="100" w:beforeAutospacing="1" w:after="100" w:afterAutospacing="1"/>
-        <w:rPr>
-          <w:rFonts w:ascii="Times New Roman" w:hAnsi="Times New Roman"/>
-        </w:rPr>
-      </w:pPr>
-      <w:r>
-        <w:rPr>
-          <w:rFonts w:ascii="Times New Roman" w:hAnsi="Times New Roman"/>
-          <w:b/>
-          <w:bCs/>
-        </w:rPr>
-        <w:t>Kohärenzbildung</w:t>
-      </w:r>
-    </w:p>
-    <w:p>
-      <w:pPr>
-        <w:numPr>
-          <w:ilvl w:val="0"/>
-          <w:numId w:val="166"/>
-        </w:numPr>
-        <w:spacing w:before="100" w:beforeAutospacing="1" w:after="100" w:afterAutospacing="1"/>
-        <w:rPr>
-          <w:rFonts w:ascii="Times New Roman" w:hAnsi="Times New Roman"/>
-        </w:rPr>
-      </w:pPr>
-      <w:r>
-        <w:rPr>
-          <w:rFonts w:ascii="Times New Roman" w:hAnsi="Times New Roman"/>
-          <w:b/>
-          <w:bCs/>
-        </w:rPr>
-        <w:t>Rekursion und Iteration (FRZK-Prozesse)</w:t>
-      </w:r>
-    </w:p>
-    <w:p>
-      <w:pPr>
-        <w:numPr>
-          <w:ilvl w:val="0"/>
-          <w:numId w:val="166"/>
-        </w:numPr>
-        <w:spacing w:before="100" w:beforeAutospacing="1" w:after="100" w:afterAutospacing="1"/>
-        <w:rPr>
-          <w:rFonts w:ascii="Times New Roman" w:hAnsi="Times New Roman"/>
-        </w:rPr>
-      </w:pPr>
-      <w:r>
-        <w:rPr>
-          <w:rFonts w:ascii="Times New Roman" w:hAnsi="Times New Roman"/>
-          <w:b/>
-          <w:bCs/>
-        </w:rPr>
-        <w:t>Entstehung komplexer semantischer Felder</w:t>
-      </w:r>
-    </w:p>
-    <w:p>
-      <w:pPr>
-        <w:numPr>
-          <w:ilvl w:val="0"/>
-          <w:numId w:val="166"/>
-        </w:numPr>
-        <w:spacing w:before="100" w:beforeAutospacing="1" w:after="100" w:afterAutospacing="1"/>
-        <w:rPr>
-          <w:rFonts w:ascii="Times New Roman" w:hAnsi="Times New Roman"/>
-        </w:rPr>
-      </w:pPr>
-      <w:r>
-        <w:rPr>
-          <w:rFonts w:ascii="Times New Roman" w:hAnsi="Times New Roman"/>
-          <w:b/>
-          <w:bCs/>
-        </w:rPr>
-        <w:t>funktionale Raum-Zeit-Transformationen</w:t>
-      </w:r>
-    </w:p>
-    <w:p>
-      <w:pPr>
-        <w:spacing w:before="100" w:beforeAutospacing="1" w:after="100" w:afterAutospacing="1"/>
-        <w:rPr>
-          <w:rFonts w:ascii="Times New Roman" w:hAnsi="Times New Roman"/>
-        </w:rPr>
-      </w:pPr>
-      <w:r>
-        <w:rPr>
-          <w:rFonts w:ascii="Times New Roman" w:hAnsi="Times New Roman"/>
-        </w:rPr>
-        <w:t>Kurz:</w:t>
-      </w:r>
-      <w:r>
-        <w:rPr>
-          <w:rFonts w:ascii="Times New Roman" w:hAnsi="Times New Roman"/>
-        </w:rPr>
-        <w:br/>
-      </w:r>
-      <w:r>
-        <w:rPr>
-          <w:rFonts w:ascii="Times New Roman" w:hAnsi="Times New Roman"/>
-          <w:b/>
-          <w:bCs/>
-        </w:rPr>
-        <w:t>Komposition ist der Motor struktureller und semantischer Emergenz.</w:t>
-      </w:r>
-    </w:p>
-    <w:p>
-      <w:pPr>
-        <w:pStyle w:val="StandardWeb"/>
-        <w:tabs>
-          <w:tab w:val="left" w:pos="7088"/>
-        </w:tabs>
-        <w:spacing w:before="360" w:after="360"/>
-      </w:pPr>
-    </w:p>
-    <w:p>
-      <w:pPr>
-        <w:pStyle w:val="berschrift2"/>
-      </w:pPr>
-      <w:r>
-        <w:lastRenderedPageBreak/>
-        <w:t>Beispiel für die Bedeutung</w:t>
-      </w:r>
-    </w:p>
-    <w:p>
-      <w:pPr>
-        <w:spacing w:before="100" w:beforeAutospacing="1" w:after="100" w:afterAutospacing="1"/>
-        <w:outlineLvl w:val="2"/>
-        <w:rPr>
-          <w:rFonts w:ascii="Times New Roman" w:hAnsi="Times New Roman"/>
-          <w:b/>
-          <w:bCs/>
-          <w:sz w:val="27"/>
-          <w:szCs w:val="27"/>
-        </w:rPr>
-      </w:pPr>
-      <w:r>
-        <w:rPr>
-          <w:rFonts w:ascii="Times New Roman" w:hAnsi="Times New Roman"/>
-          <w:b/>
-          <w:bCs/>
-          <w:sz w:val="27"/>
-          <w:szCs w:val="27"/>
-        </w:rPr>
-        <w:t>Lernszenario: Geometrische Konstruktionen funktional verstehen</w:t>
-      </w:r>
-    </w:p>
-    <w:p>
-      <w:pPr>
-        <w:spacing w:before="100" w:beforeAutospacing="1" w:after="100" w:afterAutospacing="1"/>
-        <w:rPr>
-          <w:rFonts w:ascii="Times New Roman" w:hAnsi="Times New Roman"/>
-        </w:rPr>
-      </w:pPr>
-      <w:r>
-        <w:rPr>
-          <w:rFonts w:ascii="Times New Roman" w:hAnsi="Times New Roman"/>
-          <w:b/>
-          <w:bCs/>
-        </w:rPr>
-        <w:t>U</w:t>
-      </w:r>
-      <w:r>
-        <w:rPr>
-          <w:rFonts w:ascii="Times New Roman" w:hAnsi="Times New Roman"/>
-        </w:rPr>
-        <w:t xml:space="preserve"> = Menge aller möglichen Schüler*innen-Konstruktionen (Zeichnungen, Objekte, Figuren)</w:t>
-      </w:r>
-    </w:p>
-    <w:p>
-      <w:pPr>
-        <w:spacing w:before="100" w:beforeAutospacing="1" w:after="100" w:afterAutospacing="1"/>
-        <w:rPr>
-          <w:rFonts w:ascii="Times New Roman" w:hAnsi="Times New Roman"/>
-        </w:rPr>
-      </w:pPr>
-      <w:r>
-        <w:rPr>
-          <w:rFonts w:ascii="Times New Roman" w:hAnsi="Times New Roman"/>
-          <w:b/>
-          <w:bCs/>
-        </w:rPr>
-        <w:t>O</w:t>
-      </w:r>
-      <w:r>
-        <w:rPr>
-          <w:rFonts w:ascii="Times New Roman" w:hAnsi="Times New Roman"/>
-        </w:rPr>
-        <w:t xml:space="preserve"> = Menge von Operationen im Geometrieunterricht, z. B.:</w:t>
-      </w:r>
-    </w:p>
-    <w:p>
-      <w:pPr>
-        <w:numPr>
-          <w:ilvl w:val="0"/>
-          <w:numId w:val="167"/>
-        </w:numPr>
-        <w:spacing w:before="100" w:beforeAutospacing="1" w:after="100" w:afterAutospacing="1"/>
-        <w:rPr>
-          <w:rFonts w:ascii="Times New Roman" w:hAnsi="Times New Roman"/>
-        </w:rPr>
-      </w:pPr>
-      <w:r>
-        <w:rPr>
-          <w:rFonts w:ascii="Times New Roman" w:hAnsi="Times New Roman"/>
-        </w:rPr>
-        <w:t>o1o_1o1​: Zeichne eine Strecke zwischen zwei Punkten</w:t>
-      </w:r>
-    </w:p>
-    <w:p>
-      <w:pPr>
-        <w:numPr>
-          <w:ilvl w:val="0"/>
-          <w:numId w:val="167"/>
-        </w:numPr>
-        <w:spacing w:before="100" w:beforeAutospacing="1" w:after="100" w:afterAutospacing="1"/>
-        <w:rPr>
-          <w:rFonts w:ascii="Times New Roman" w:hAnsi="Times New Roman"/>
-        </w:rPr>
-      </w:pPr>
-      <w:r>
-        <w:rPr>
-          <w:rFonts w:ascii="Times New Roman" w:hAnsi="Times New Roman"/>
-        </w:rPr>
-        <w:t>o2o_2o2​: Errichte eine Senkrechte zur Strecke</w:t>
-      </w:r>
-    </w:p>
-    <w:p>
-      <w:pPr>
-        <w:numPr>
-          <w:ilvl w:val="0"/>
-          <w:numId w:val="167"/>
-        </w:numPr>
-        <w:spacing w:before="100" w:beforeAutospacing="1" w:after="100" w:afterAutospacing="1"/>
-        <w:rPr>
-          <w:rFonts w:ascii="Times New Roman" w:hAnsi="Times New Roman"/>
-        </w:rPr>
-      </w:pPr>
-      <w:r>
-        <w:rPr>
-          <w:rFonts w:ascii="Times New Roman" w:hAnsi="Times New Roman"/>
-        </w:rPr>
-        <w:t>o3o_3o3​: Markiere den Mittelpunkt einer Strecke</w:t>
-      </w:r>
-    </w:p>
-    <w:p>
-      <w:pPr>
-        <w:numPr>
-          <w:ilvl w:val="0"/>
-          <w:numId w:val="167"/>
-        </w:numPr>
-        <w:spacing w:before="100" w:beforeAutospacing="1" w:after="100" w:afterAutospacing="1"/>
-        <w:rPr>
-          <w:rFonts w:ascii="Times New Roman" w:hAnsi="Times New Roman"/>
-        </w:rPr>
-      </w:pPr>
-      <w:r>
-        <w:rPr>
-          <w:rFonts w:ascii="Times New Roman" w:hAnsi="Times New Roman"/>
-        </w:rPr>
-        <w:t>o4o_4o4​: Drehe eine Figur um einen Punkt</w:t>
-      </w:r>
-    </w:p>
-    <w:p>
-      <w:pPr>
-        <w:spacing w:before="100" w:beforeAutospacing="1" w:after="100" w:afterAutospacing="1"/>
-        <w:rPr>
-          <w:rFonts w:ascii="Times New Roman" w:hAnsi="Times New Roman"/>
-        </w:rPr>
-      </w:pPr>
-      <w:r>
-        <w:rPr>
-          <w:rFonts w:ascii="Times New Roman" w:hAnsi="Times New Roman"/>
-        </w:rPr>
-        <w:t>Nun betrachtet die Lehrkraft die Komposition:</w:t>
-      </w:r>
-    </w:p>
-    <w:p>
-      <w:pPr>
-        <w:spacing w:after="0"/>
-        <w:rPr>
-          <w:rFonts w:ascii="Times New Roman" w:hAnsi="Times New Roman"/>
-        </w:rPr>
-      </w:pPr>
-      <w:r>
-        <w:rPr>
-          <w:rFonts w:ascii="Times New Roman" w:hAnsi="Times New Roman"/>
-        </w:rPr>
-        <w:t>o3</w:t>
-      </w:r>
-      <w:r>
-        <w:rPr>
-          <w:rFonts w:ascii="Cambria Math" w:hAnsi="Cambria Math" w:cs="Cambria Math"/>
-        </w:rPr>
-        <w:t>∘</w:t>
-      </w:r>
-      <w:r>
-        <w:rPr>
-          <w:rFonts w:ascii="Times New Roman" w:hAnsi="Times New Roman"/>
-        </w:rPr>
-        <w:t>o</w:t>
-      </w:r>
-      <w:proofErr w:type="gramStart"/>
-      <w:r>
-        <w:rPr>
-          <w:rFonts w:ascii="Times New Roman" w:hAnsi="Times New Roman"/>
-        </w:rPr>
-        <w:t>1:U</w:t>
-      </w:r>
-      <w:proofErr w:type="gramEnd"/>
-      <w:r>
-        <w:rPr>
-          <w:rFonts w:ascii="Times New Roman" w:hAnsi="Times New Roman"/>
-        </w:rPr>
-        <w:t>→Uo_3 \</w:t>
-      </w:r>
-      <w:proofErr w:type="spellStart"/>
-      <w:r>
-        <w:rPr>
-          <w:rFonts w:ascii="Times New Roman" w:hAnsi="Times New Roman"/>
-        </w:rPr>
-        <w:t>circ</w:t>
-      </w:r>
-      <w:proofErr w:type="spellEnd"/>
-      <w:r>
-        <w:rPr>
-          <w:rFonts w:ascii="Times New Roman" w:hAnsi="Times New Roman"/>
-        </w:rPr>
-        <w:t xml:space="preserve"> o_1 : U \</w:t>
-      </w:r>
-      <w:proofErr w:type="spellStart"/>
-      <w:r>
-        <w:rPr>
-          <w:rFonts w:ascii="Times New Roman" w:hAnsi="Times New Roman"/>
-        </w:rPr>
-        <w:t>rightarrow</w:t>
-      </w:r>
-      <w:proofErr w:type="spellEnd"/>
-      <w:r>
-        <w:rPr>
-          <w:rFonts w:ascii="Times New Roman" w:hAnsi="Times New Roman"/>
-        </w:rPr>
-        <w:t xml:space="preserve"> Uo3​</w:t>
-      </w:r>
-      <w:r>
-        <w:rPr>
-          <w:rFonts w:ascii="Cambria Math" w:hAnsi="Cambria Math" w:cs="Cambria Math"/>
-        </w:rPr>
-        <w:t>∘</w:t>
-      </w:r>
-      <w:r>
-        <w:rPr>
-          <w:rFonts w:ascii="Times New Roman" w:hAnsi="Times New Roman"/>
-        </w:rPr>
-        <w:t xml:space="preserve">o1​:U→U </w:t>
-      </w:r>
-    </w:p>
-    <w:p>
-      <w:pPr>
-        <w:spacing w:before="100" w:beforeAutospacing="1" w:after="100" w:afterAutospacing="1"/>
-        <w:rPr>
-          <w:rFonts w:ascii="Times New Roman" w:hAnsi="Times New Roman"/>
-        </w:rPr>
-      </w:pPr>
-      <w:r>
-        <w:rPr>
-          <w:rFonts w:ascii="Times New Roman" w:hAnsi="Times New Roman"/>
-        </w:rPr>
-        <w:t>→ Das bedeutet:</w:t>
-      </w:r>
-    </w:p>
-    <w:p>
-      <w:pPr>
-        <w:numPr>
-          <w:ilvl w:val="0"/>
-          <w:numId w:val="168"/>
-        </w:numPr>
-        <w:spacing w:before="100" w:beforeAutospacing="1" w:after="100" w:afterAutospacing="1"/>
-        <w:rPr>
-          <w:rFonts w:ascii="Times New Roman" w:hAnsi="Times New Roman"/>
-        </w:rPr>
-      </w:pPr>
-      <w:r>
-        <w:rPr>
-          <w:rFonts w:ascii="Times New Roman" w:hAnsi="Times New Roman"/>
-        </w:rPr>
-        <w:t xml:space="preserve">Zuerst wird die Operation </w:t>
-      </w:r>
-      <w:r>
-        <w:rPr>
-          <w:rFonts w:ascii="Times New Roman" w:hAnsi="Times New Roman"/>
-          <w:b/>
-          <w:bCs/>
-        </w:rPr>
-        <w:t>Strecke zeichnen</w:t>
-      </w:r>
-      <w:r>
-        <w:rPr>
-          <w:rFonts w:ascii="Times New Roman" w:hAnsi="Times New Roman"/>
-        </w:rPr>
-        <w:t xml:space="preserve"> ausgeführt.</w:t>
-      </w:r>
-    </w:p>
-    <w:p>
-      <w:pPr>
-        <w:numPr>
-          <w:ilvl w:val="0"/>
-          <w:numId w:val="168"/>
-        </w:numPr>
-        <w:spacing w:before="100" w:beforeAutospacing="1" w:after="100" w:afterAutospacing="1"/>
-        <w:rPr>
-          <w:rFonts w:ascii="Times New Roman" w:hAnsi="Times New Roman"/>
-        </w:rPr>
-      </w:pPr>
-      <w:r>
-        <w:rPr>
-          <w:rFonts w:ascii="Times New Roman" w:hAnsi="Times New Roman"/>
-        </w:rPr>
-        <w:t xml:space="preserve">Danach wird direkt darauf die Operation </w:t>
-      </w:r>
-      <w:r>
-        <w:rPr>
-          <w:rFonts w:ascii="Times New Roman" w:hAnsi="Times New Roman"/>
-          <w:b/>
-          <w:bCs/>
-        </w:rPr>
-        <w:t>Mittelpunkt markieren</w:t>
-      </w:r>
-      <w:r>
-        <w:rPr>
-          <w:rFonts w:ascii="Times New Roman" w:hAnsi="Times New Roman"/>
-        </w:rPr>
-        <w:t xml:space="preserve"> angewendet.</w:t>
-      </w:r>
-    </w:p>
-    <w:p>
-      <w:pPr>
-        <w:spacing w:before="100" w:beforeAutospacing="1" w:after="100" w:afterAutospacing="1"/>
-        <w:rPr>
-          <w:rFonts w:ascii="Times New Roman" w:hAnsi="Times New Roman"/>
-        </w:rPr>
-      </w:pPr>
-      <w:r>
-        <w:rPr>
-          <w:rFonts w:ascii="Times New Roman" w:hAnsi="Times New Roman"/>
-          <w:b/>
-          <w:bCs/>
-        </w:rPr>
-        <w:t>Didaktischer Nutzen:</w:t>
-      </w:r>
-    </w:p>
-    <w:p>
-      <w:pPr>
-        <w:numPr>
-          <w:ilvl w:val="0"/>
-          <w:numId w:val="169"/>
-        </w:numPr>
-        <w:spacing w:before="100" w:beforeAutospacing="1" w:after="100" w:afterAutospacing="1"/>
-        <w:rPr>
-          <w:rFonts w:ascii="Times New Roman" w:hAnsi="Times New Roman"/>
-        </w:rPr>
-      </w:pPr>
-      <w:r>
-        <w:rPr>
-          <w:rFonts w:ascii="Times New Roman" w:hAnsi="Times New Roman"/>
-        </w:rPr>
-        <w:t xml:space="preserve">Lernenden wird deutlich, dass </w:t>
-      </w:r>
-      <w:r>
-        <w:rPr>
-          <w:rFonts w:ascii="Times New Roman" w:hAnsi="Times New Roman"/>
-          <w:b/>
-          <w:bCs/>
-        </w:rPr>
-        <w:t>Zusammenhänge von Operationen</w:t>
-      </w:r>
-      <w:r>
-        <w:rPr>
-          <w:rFonts w:ascii="Times New Roman" w:hAnsi="Times New Roman"/>
-        </w:rPr>
-        <w:t xml:space="preserve"> eine funktionale Kette bilden.</w:t>
-      </w:r>
-    </w:p>
-    <w:p>
-      <w:pPr>
-        <w:numPr>
-          <w:ilvl w:val="0"/>
-          <w:numId w:val="169"/>
-        </w:numPr>
-        <w:spacing w:before="100" w:beforeAutospacing="1" w:after="100" w:afterAutospacing="1"/>
-        <w:rPr>
-          <w:rFonts w:ascii="Times New Roman" w:hAnsi="Times New Roman"/>
-        </w:rPr>
-      </w:pPr>
-      <w:r>
-        <w:rPr>
-          <w:rFonts w:ascii="Times New Roman" w:hAnsi="Times New Roman"/>
-        </w:rPr>
-        <w:t xml:space="preserve">Sie verstehen Konstruktionen nicht als Einzelschritte, sondern als </w:t>
-      </w:r>
-      <w:r>
-        <w:rPr>
-          <w:rFonts w:ascii="Times New Roman" w:hAnsi="Times New Roman"/>
-          <w:b/>
-          <w:bCs/>
-        </w:rPr>
-        <w:t>komponierte Prozesse</w:t>
-      </w:r>
-      <w:r>
-        <w:rPr>
-          <w:rFonts w:ascii="Times New Roman" w:hAnsi="Times New Roman"/>
-        </w:rPr>
-        <w:t>.</w:t>
-      </w:r>
-    </w:p>
-    <w:p>
-      <w:pPr>
-        <w:numPr>
-          <w:ilvl w:val="0"/>
-          <w:numId w:val="169"/>
-        </w:numPr>
-        <w:spacing w:before="100" w:beforeAutospacing="1" w:after="100" w:afterAutospacing="1"/>
-        <w:rPr>
-          <w:rFonts w:ascii="Times New Roman" w:hAnsi="Times New Roman"/>
-        </w:rPr>
-      </w:pPr>
-      <w:r>
-        <w:rPr>
-          <w:rFonts w:ascii="Times New Roman" w:hAnsi="Times New Roman"/>
-        </w:rPr>
-        <w:t xml:space="preserve">Das fördert </w:t>
-      </w:r>
-      <w:r>
-        <w:rPr>
-          <w:rFonts w:ascii="Times New Roman" w:hAnsi="Times New Roman"/>
-          <w:b/>
-          <w:bCs/>
-        </w:rPr>
-        <w:t>metakognitive Kompetenz</w:t>
-      </w:r>
-      <w:r>
-        <w:rPr>
-          <w:rFonts w:ascii="Times New Roman" w:hAnsi="Times New Roman"/>
-        </w:rPr>
-        <w:t>, weil Lernende erkennen:</w:t>
-      </w:r>
-      <w:r>
-        <w:rPr>
-          <w:rFonts w:ascii="Times New Roman" w:hAnsi="Times New Roman"/>
-        </w:rPr>
-        <w:br/>
-        <w:t>„Wenn ich Operationen sinnvoll verknüpfe, entsteht eine neue funktionale Bedeutung.“</w:t>
-      </w:r>
-    </w:p>
-    <w:p>
-      <w:pPr>
-        <w:spacing w:before="100" w:beforeAutospacing="1" w:after="100" w:afterAutospacing="1"/>
-        <w:rPr>
-          <w:rFonts w:ascii="Times New Roman" w:hAnsi="Times New Roman"/>
-        </w:rPr>
-      </w:pPr>
-      <w:r>
-        <w:rPr>
-          <w:rFonts w:ascii="Times New Roman" w:hAnsi="Times New Roman"/>
-        </w:rPr>
-        <w:t>Beispielhafte Frage der Lehrkraft:</w:t>
-      </w:r>
-    </w:p>
-    <w:p>
-      <w:pPr>
-        <w:spacing w:beforeAutospacing="1" w:after="100" w:afterAutospacing="1"/>
-        <w:rPr>
-          <w:rFonts w:ascii="Times New Roman" w:hAnsi="Times New Roman"/>
-        </w:rPr>
-      </w:pPr>
-      <w:r>
-        <w:rPr>
-          <w:rFonts w:ascii="Times New Roman" w:hAnsi="Times New Roman"/>
-        </w:rPr>
-        <w:t>„Was passiert, wenn wir nicht nur die Strecke zeichnen, sondern anschließend systematisch den Mittelpunkt bestimmen? Welche Bedeutung gewinnt die Figur dadurch?“</w:t>
-      </w:r>
-    </w:p>
-    <w:p>
-      <w:pPr>
-        <w:spacing w:before="100" w:beforeAutospacing="1" w:after="100" w:afterAutospacing="1"/>
-        <w:rPr>
-          <w:rFonts w:ascii="Times New Roman" w:hAnsi="Times New Roman"/>
-        </w:rPr>
-      </w:pPr>
-      <w:r>
-        <w:rPr>
-          <w:rFonts w:ascii="Times New Roman" w:hAnsi="Times New Roman"/>
-        </w:rPr>
-        <w:t>→ Komposition von Operationen als Methode des verstehenden, strukturierten Handelns.</w:t>
-      </w:r>
-    </w:p>
-    <w:p>
-      <w:pPr>
-        <w:spacing w:before="100" w:beforeAutospacing="1" w:after="100" w:afterAutospacing="1"/>
-        <w:rPr>
-          <w:rFonts w:ascii="Times New Roman" w:hAnsi="Times New Roman"/>
-        </w:rPr>
-      </w:pPr>
-      <w:r>
-        <w:rPr>
-          <w:rFonts w:ascii="Times New Roman" w:hAnsi="Times New Roman"/>
-        </w:rPr>
-        <w:t>Dies entspricht exakt dem Kapitel-3-Gedanken:</w:t>
-      </w:r>
-      <w:r>
-        <w:rPr>
-          <w:rFonts w:ascii="Times New Roman" w:hAnsi="Times New Roman"/>
-        </w:rPr>
-        <w:br/>
-      </w:r>
-      <w:r>
-        <w:rPr>
-          <w:rFonts w:ascii="Times New Roman" w:hAnsi="Times New Roman"/>
-          <w:b/>
-          <w:bCs/>
-        </w:rPr>
-        <w:t>Bedeutung entsteht durch funktionale, nicht isolierte Schritte.</w:t>
-      </w:r>
-    </w:p>
-    <w:p>
-      <w:pPr>
-        <w:pStyle w:val="StandardWeb"/>
-        <w:tabs>
-          <w:tab w:val="left" w:pos="7088"/>
-        </w:tabs>
-        <w:spacing w:before="360" w:after="360"/>
-      </w:pPr>
-    </w:p>
-    <w:p>
-      <w:pPr>
-        <w:pStyle w:val="berschrift2"/>
-      </w:pPr>
-      <w:r>
-        <w:t>Zusammenfassung</w:t>
-      </w:r>
-    </w:p>
-    <w:p>
-      <w:pPr>
-        <w:spacing w:before="100" w:beforeAutospacing="1" w:after="100" w:afterAutospacing="1"/>
-        <w:rPr>
-          <w:rFonts w:ascii="Times New Roman" w:hAnsi="Times New Roman"/>
-        </w:rPr>
-      </w:pPr>
-      <w:r>
-        <w:rPr>
-          <w:rFonts w:ascii="Times New Roman" w:hAnsi="Times New Roman"/>
-        </w:rPr>
-        <w:t>Die Notation</w:t>
-      </w:r>
-    </w:p>
-    <w:p>
-      <w:pPr>
-        <w:spacing w:after="0"/>
-        <w:rPr>
-          <w:rFonts w:ascii="Times New Roman" w:hAnsi="Times New Roman"/>
-        </w:rPr>
-      </w:pPr>
-      <w:proofErr w:type="spellStart"/>
-      <w:r>
-        <w:rPr>
-          <w:rFonts w:ascii="Times New Roman" w:hAnsi="Times New Roman"/>
-        </w:rPr>
-        <w:t>oi</w:t>
-      </w:r>
-      <w:r>
-        <w:rPr>
-          <w:rFonts w:ascii="Cambria Math" w:hAnsi="Cambria Math" w:cs="Cambria Math"/>
-        </w:rPr>
-        <w:t>∘</w:t>
-      </w:r>
-      <w:proofErr w:type="gramStart"/>
-      <w:r>
-        <w:rPr>
-          <w:rFonts w:ascii="Times New Roman" w:hAnsi="Times New Roman"/>
-        </w:rPr>
-        <w:t>oj:U</w:t>
-      </w:r>
-      <w:proofErr w:type="gramEnd"/>
-      <w:r>
-        <w:rPr>
-          <w:rFonts w:ascii="Times New Roman" w:hAnsi="Times New Roman"/>
-        </w:rPr>
-        <w:t>→U,oi,oj</w:t>
-      </w:r>
-      <w:r>
-        <w:rPr>
-          <w:rFonts w:ascii="Cambria Math" w:hAnsi="Cambria Math" w:cs="Cambria Math"/>
-        </w:rPr>
-        <w:t>∈</w:t>
-      </w:r>
-      <w:r>
-        <w:rPr>
-          <w:rFonts w:ascii="Times New Roman" w:hAnsi="Times New Roman"/>
-        </w:rPr>
-        <w:t>Oo_i</w:t>
-      </w:r>
-      <w:proofErr w:type="spellEnd"/>
-      <w:r>
-        <w:rPr>
-          <w:rFonts w:ascii="Times New Roman" w:hAnsi="Times New Roman"/>
-        </w:rPr>
-        <w:t xml:space="preserve"> \</w:t>
-      </w:r>
-      <w:proofErr w:type="spellStart"/>
-      <w:r>
-        <w:rPr>
-          <w:rFonts w:ascii="Times New Roman" w:hAnsi="Times New Roman"/>
-        </w:rPr>
-        <w:t>circ</w:t>
-      </w:r>
-      <w:proofErr w:type="spellEnd"/>
-      <w:r>
-        <w:rPr>
-          <w:rFonts w:ascii="Times New Roman" w:hAnsi="Times New Roman"/>
-        </w:rPr>
-        <w:t xml:space="preserve"> </w:t>
-      </w:r>
-      <w:proofErr w:type="spellStart"/>
-      <w:r>
-        <w:rPr>
-          <w:rFonts w:ascii="Times New Roman" w:hAnsi="Times New Roman"/>
-        </w:rPr>
-        <w:t>o_j</w:t>
-      </w:r>
-      <w:proofErr w:type="spellEnd"/>
-      <w:r>
-        <w:rPr>
-          <w:rFonts w:ascii="Times New Roman" w:hAnsi="Times New Roman"/>
-        </w:rPr>
-        <w:t xml:space="preserve"> : U \</w:t>
-      </w:r>
-      <w:proofErr w:type="spellStart"/>
-      <w:r>
-        <w:rPr>
-          <w:rFonts w:ascii="Times New Roman" w:hAnsi="Times New Roman"/>
-        </w:rPr>
-        <w:t>rightarrow</w:t>
-      </w:r>
-      <w:proofErr w:type="spellEnd"/>
-      <w:r>
-        <w:rPr>
-          <w:rFonts w:ascii="Times New Roman" w:hAnsi="Times New Roman"/>
-        </w:rPr>
-        <w:t xml:space="preserve"> U,\</w:t>
-      </w:r>
-      <w:proofErr w:type="spellStart"/>
-      <w:r>
-        <w:rPr>
-          <w:rFonts w:ascii="Times New Roman" w:hAnsi="Times New Roman"/>
-        </w:rPr>
-        <w:t>quad</w:t>
-      </w:r>
-      <w:proofErr w:type="spellEnd"/>
-      <w:r>
-        <w:rPr>
-          <w:rFonts w:ascii="Times New Roman" w:hAnsi="Times New Roman"/>
-        </w:rPr>
-        <w:t xml:space="preserve"> </w:t>
-      </w:r>
-      <w:proofErr w:type="spellStart"/>
-      <w:r>
-        <w:rPr>
-          <w:rFonts w:ascii="Times New Roman" w:hAnsi="Times New Roman"/>
-        </w:rPr>
-        <w:t>o_i,o_j</w:t>
-      </w:r>
-      <w:proofErr w:type="spellEnd"/>
-      <w:r>
-        <w:rPr>
-          <w:rFonts w:ascii="Times New Roman" w:hAnsi="Times New Roman"/>
-        </w:rPr>
-        <w:t xml:space="preserve"> \in </w:t>
-      </w:r>
-      <w:proofErr w:type="spellStart"/>
-      <w:r>
-        <w:rPr>
-          <w:rFonts w:ascii="Times New Roman" w:hAnsi="Times New Roman"/>
-        </w:rPr>
-        <w:t>Ooi</w:t>
-      </w:r>
-      <w:proofErr w:type="spellEnd"/>
-      <w:r>
-        <w:rPr>
-          <w:rFonts w:ascii="Times New Roman" w:hAnsi="Times New Roman"/>
-        </w:rPr>
-        <w:t>​</w:t>
-      </w:r>
-      <w:r>
-        <w:rPr>
-          <w:rFonts w:ascii="Cambria Math" w:hAnsi="Cambria Math" w:cs="Cambria Math"/>
-        </w:rPr>
-        <w:t>∘</w:t>
-      </w:r>
-      <w:proofErr w:type="spellStart"/>
-      <w:r>
-        <w:rPr>
-          <w:rFonts w:ascii="Times New Roman" w:hAnsi="Times New Roman"/>
-        </w:rPr>
-        <w:t>oj</w:t>
-      </w:r>
-      <w:proofErr w:type="spellEnd"/>
-      <w:r>
-        <w:rPr>
-          <w:rFonts w:ascii="Times New Roman" w:hAnsi="Times New Roman"/>
-        </w:rPr>
-        <w:t>​:</w:t>
-      </w:r>
-      <w:proofErr w:type="spellStart"/>
-      <w:r>
-        <w:rPr>
-          <w:rFonts w:ascii="Times New Roman" w:hAnsi="Times New Roman"/>
-        </w:rPr>
-        <w:t>U→U,oi</w:t>
-      </w:r>
-      <w:proofErr w:type="spellEnd"/>
-      <w:r>
-        <w:rPr>
-          <w:rFonts w:ascii="Times New Roman" w:hAnsi="Times New Roman"/>
-        </w:rPr>
-        <w:t>​,</w:t>
-      </w:r>
-      <w:proofErr w:type="spellStart"/>
-      <w:r>
-        <w:rPr>
-          <w:rFonts w:ascii="Times New Roman" w:hAnsi="Times New Roman"/>
-        </w:rPr>
-        <w:t>oj</w:t>
-      </w:r>
-      <w:proofErr w:type="spellEnd"/>
-      <w:r>
-        <w:rPr>
-          <w:rFonts w:ascii="Times New Roman" w:hAnsi="Times New Roman"/>
-        </w:rPr>
-        <w:t>​</w:t>
-      </w:r>
-      <w:r>
-        <w:rPr>
-          <w:rFonts w:ascii="Cambria Math" w:hAnsi="Cambria Math" w:cs="Cambria Math"/>
-        </w:rPr>
-        <w:t>∈</w:t>
-      </w:r>
-      <w:r>
-        <w:rPr>
-          <w:rFonts w:ascii="Times New Roman" w:hAnsi="Times New Roman"/>
-        </w:rPr>
-        <w:t xml:space="preserve">O </w:t>
-      </w:r>
-    </w:p>
-    <w:p>
-      <w:pPr>
-        <w:spacing w:before="100" w:beforeAutospacing="1" w:after="100" w:afterAutospacing="1"/>
-        <w:rPr>
-          <w:rFonts w:ascii="Times New Roman" w:hAnsi="Times New Roman"/>
-        </w:rPr>
-      </w:pPr>
-      <w:r>
-        <w:rPr>
-          <w:rFonts w:ascii="Times New Roman" w:hAnsi="Times New Roman"/>
-        </w:rPr>
-        <w:lastRenderedPageBreak/>
+      <w:r>
         <w:t>steht für eine komponierte Operation, die:</w:t>
       </w:r>
     </w:p>
@@ -40345,25 +38428,36 @@
     </w:p>
     <w:p>
       <w:pPr>
-        <w:spacing w:before="100" w:beforeAutospacing="1" w:after="100" w:afterAutospacing="1"/>
-        <w:rPr>
-          <w:rFonts w:ascii="Times New Roman" w:hAnsi="Times New Roman"/>
-        </w:rPr>
-      </w:pPr>
-      <w:r>
-        <w:rPr>
-          <w:rFonts w:ascii="Times New Roman" w:hAnsi="Times New Roman"/>
+        <w:rPr>
           <w:b/>
           <w:bCs/>
         </w:rPr>
+      </w:pPr>
+      <w:r>
+        <w:rPr>
+          <w:b/>
+          <w:bCs/>
+        </w:rPr>
         <w:t>Kurz:</w:t>
       </w:r>
-      <w:r>
-        <w:rPr>
-          <w:rFonts w:ascii="Times New Roman" w:hAnsi="Times New Roman"/>
-        </w:rPr>
-        <w:br/>
+    </w:p>
+    <w:p>
+      <w:r>
         <w:t>Die Komposition von Operationen ist der grundlegende Mechanismus, durch den Bedeutungen, Strukturen und Lernprozesse entstehen, wachsen und kohärent werden.</w:t>
+      </w:r>
+    </w:p>
+    <w:p>
+      <w:pPr>
+        <w:pStyle w:val="Aufzhlung"/>
+        <w:numPr>
+          <w:ilvl w:val="0"/>
+          <w:numId w:val="0"/>
+        </w:numPr>
+      </w:pPr>
+      <w:r>
+        <w:pict w14:anchorId="1C61E5E7">
+          <v:rect id="_x0000_i1185" style="width:0;height:1.5pt" o:hralign="center" o:hrstd="t" o:hr="t" fillcolor="#a0a0a0" stroked="f"/>
+        </w:pict>
       </w:r>
     </w:p>
     <w:p>
@@ -64197,6 +62291,36 @@
   <w:num w:numId="172" w16cid:durableId="883179233">
     <w:abstractNumId w:val="1"/>
   </w:num>
+  <w:num w:numId="173" w16cid:durableId="354041097">
+    <w:abstractNumId w:val="16"/>
+    <w:lvlOverride w:ilvl="0">
+      <w:startOverride w:val="1"/>
+    </w:lvlOverride>
+    <w:lvlOverride w:ilvl="1">
+      <w:startOverride w:val="1"/>
+    </w:lvlOverride>
+    <w:lvlOverride w:ilvl="2">
+      <w:startOverride w:val="1"/>
+    </w:lvlOverride>
+    <w:lvlOverride w:ilvl="3">
+      <w:startOverride w:val="1"/>
+    </w:lvlOverride>
+    <w:lvlOverride w:ilvl="4">
+      <w:startOverride w:val="1"/>
+    </w:lvlOverride>
+    <w:lvlOverride w:ilvl="5">
+      <w:startOverride w:val="1"/>
+    </w:lvlOverride>
+    <w:lvlOverride w:ilvl="6">
+      <w:startOverride w:val="1"/>
+    </w:lvlOverride>
+    <w:lvlOverride w:ilvl="7">
+      <w:startOverride w:val="1"/>
+    </w:lvlOverride>
+    <w:lvlOverride w:ilvl="8">
+      <w:startOverride w:val="1"/>
+    </w:lvlOverride>
+  </w:num>
   <w:numIdMacAtCleanup w:val="1"/>
 </w:numbering>
 </file>
@@ -64218,7 +62342,7 @@
     <w:lsdException w:name="heading 2" w:semiHidden="1" w:uiPriority="9" w:unhideWhenUsed="1" w:qFormat="1"/>
     <w:lsdException w:name="heading 3" w:semiHidden="1" w:uiPriority="9" w:unhideWhenUsed="1" w:qFormat="1"/>
     <w:lsdException w:name="heading 4" w:semiHidden="1" w:uiPriority="9" w:unhideWhenUsed="1" w:qFormat="1"/>
-    <w:lsdException w:name="heading 5" w:semiHidden="1" w:uiPriority="9" w:unhideWhenUsed="1" w:qFormat="1"/>
+    <w:lsdException w:name="heading 5" w:semiHidden="1" w:uiPriority="9" w:unhideWhenUsed="1"/>
     <w:lsdException w:name="heading 6" w:semiHidden="1" w:uiPriority="9" w:unhideWhenUsed="1" w:qFormat="1"/>
     <w:lsdException w:name="heading 7" w:semiHidden="1" w:uiPriority="9" w:unhideWhenUsed="1" w:qFormat="1"/>
     <w:lsdException w:name="heading 8" w:semiHidden="1" w:uiPriority="9" w:unhideWhenUsed="1" w:qFormat="1"/>
@@ -64672,20 +62796,18 @@
     <w:next w:val="Standard"/>
     <w:link w:val="berschrift4Zchn"/>
     <w:uiPriority w:val="9"/>
-    <w:semiHidden/>
     <w:unhideWhenUsed/>
     <w:qFormat/>
-    <w:rsid w:val="00A307C9"/>
+    <w:rsid w:val="004448E2"/>
     <w:pPr>
       <w:keepNext/>
       <w:keepLines/>
-      <w:spacing w:before="40" w:after="0"/>
+      <w:spacing w:before="40" w:after="240"/>
       <w:outlineLvl w:val="3"/>
     </w:pPr>
     <w:rPr>
       <w:rFonts w:eastAsia="Calibri" w:cs="Calibri"/>
-      <w:i/>
-      <w:color w:val="2F5496"/>
+      <w:b/>
     </w:rPr>
   </w:style>
   <w:style w:type="paragraph" w:styleId="berschrift5">
@@ -64696,7 +62818,6 @@
     <w:uiPriority w:val="9"/>
     <w:semiHidden/>
     <w:unhideWhenUsed/>
-    <w:qFormat/>
     <w:rsid w:val="00A307C9"/>
     <w:pPr>
       <w:keepNext/>
@@ -64736,7 +62857,6 @@
   <w:style w:type="character" w:default="1" w:styleId="Absatz-Standardschriftart">
     <w:name w:val="Default Paragraph Font"/>
     <w:uiPriority w:val="1"/>
-    <w:semiHidden/>
     <w:unhideWhenUsed/>
   </w:style>
   <w:style w:type="table" w:default="1" w:styleId="NormaleTabelle">
@@ -64828,15 +62948,12 @@
     <w:name w:val="Überschrift 4 Zchn"/>
     <w:link w:val="berschrift4"/>
     <w:uiPriority w:val="9"/>
-    <w:semiHidden/>
-    <w:rsid w:val="00A307C9"/>
+    <w:rsid w:val="004448E2"/>
     <w:rPr>
-      <w:rFonts w:ascii="Calibri" w:eastAsia="Calibri" w:hAnsi="Calibri" w:cs="Calibri"/>
-      <w:i/>
-      <w:color w:val="2F5496"/>
+      <w:rFonts w:cs="Calibri"/>
+      <w:b/>
       <w:sz w:val="24"/>
       <w:szCs w:val="24"/>
-      <w:lang w:eastAsia="de-DE"/>
     </w:rPr>
   </w:style>
   <w:style w:type="character" w:customStyle="1" w:styleId="berschrift5Zchn">

--- a/Kapitel 3/Anlagen_neu/Anlage 3.A Notationen V1.docx
+++ b/Kapitel 3/Anlagen_neu/Anlage 3.A Notationen V1.docx
@@ -42758,10 +42758,19 @@
       </w:r>
       <w:proofErr w:type="spellStart"/>
       <w:r>
-        <w:t>oto_tot</w:t>
+        <w:t>o</w:t>
+      </w:r>
+      <w:r>
+        <w:rPr>
+          <w:vertAlign w:val="subscript"/>
+        </w:rPr>
+        <w:t>t</w:t>
       </w:r>
       <w:proofErr w:type="spellEnd"/>
       <w:r>
+        <w:t xml:space="preserve"> </w:t>
+      </w:r>
+      <w:r>
         <w:t xml:space="preserve">​, der als </w:t>
       </w:r>
       <w:r>
@@ -42776,7 +42785,13 @@
       </w:r>
       <w:proofErr w:type="spellStart"/>
       <w:r>
-        <w:t>oi</w:t>
+        <w:t>o</w:t>
+      </w:r>
+      <w:r>
+        <w:rPr>
+          <w:vertAlign w:val="subscript"/>
+        </w:rPr>
+        <w:t>i</w:t>
       </w:r>
       <w:r>
         <w:rPr>
@@ -42785,28 +42800,11 @@
         <w:t>∈</w:t>
       </w:r>
       <w:r>
-        <w:t>Oo_i</w:t>
+        <w:t>O</w:t>
       </w:r>
       <w:proofErr w:type="spellEnd"/>
       <w:r>
-        <w:t xml:space="preserve"> \in </w:t>
-      </w:r>
-      <w:proofErr w:type="spellStart"/>
-      <w:r>
-        <w:t>Ooi</w:t>
-      </w:r>
-      <w:proofErr w:type="spellEnd"/>
-      <w:r>
-        <w:t>​</w:t>
-      </w:r>
-      <w:r>
-        <w:rPr>
-          <w:rFonts w:ascii="Cambria Math" w:hAnsi="Cambria Math" w:cs="Cambria Math"/>
-        </w:rPr>
-        <w:t>∈</w:t>
-      </w:r>
-      <w:r>
-        <w:t>O entsteht.</w:t>
+        <w:t xml:space="preserve"> entsteht.</w:t>
       </w:r>
     </w:p>
     <w:p>
@@ -42822,7 +42820,16 @@
         </w:numPr>
       </w:pPr>
       <w:r>
-        <w:t xml:space="preserve">OOO sei ein </w:t>
+        <w:rPr>
+          <w:rFonts w:ascii="Cambria Math" w:hAnsi="Cambria Math" w:cs="Cambria Math"/>
+        </w:rPr>
+        <w:t>𝒪</w:t>
+      </w:r>
+      <w:r>
+        <w:t xml:space="preserve"> </w:t>
+      </w:r>
+      <w:r>
+        <w:t xml:space="preserve">sei ein </w:t>
       </w:r>
       <w:proofErr w:type="spellStart"/>
       <w:r>
@@ -42840,50 +42847,53 @@
           <w:numId w:val="33"/>
         </w:numPr>
       </w:pPr>
-      <w:proofErr w:type="spellStart"/>
-      <w:proofErr w:type="gramStart"/>
-      <w:r>
-        <w:t>oi:U</w:t>
-      </w:r>
-      <w:proofErr w:type="gramEnd"/>
-      <w:r>
-        <w:t>→Uo_i</w:t>
-      </w:r>
-      <w:proofErr w:type="spellEnd"/>
-      <w:r>
-        <w:t xml:space="preserve"> : U \</w:t>
-      </w:r>
-      <w:proofErr w:type="spellStart"/>
-      <w:r>
-        <w:t>to</w:t>
-      </w:r>
-      <w:proofErr w:type="spellEnd"/>
-      <w:r>
-        <w:t xml:space="preserve"> </w:t>
-      </w:r>
-      <w:proofErr w:type="spellStart"/>
-      <w:r>
-        <w:t>Uoi</w:t>
-      </w:r>
-      <w:proofErr w:type="spellEnd"/>
-      <w:r>
-        <w:t>​:U→U für alle i=1,…,</w:t>
-      </w:r>
-      <w:proofErr w:type="spellStart"/>
-      <w:r>
-        <w:t>ni</w:t>
-      </w:r>
-      <w:proofErr w:type="spellEnd"/>
-      <w:r>
-        <w:t xml:space="preserve"> = 1,\</w:t>
-      </w:r>
-      <w:proofErr w:type="spellStart"/>
-      <w:r>
-        <w:t>dots,ni</w:t>
-      </w:r>
-      <w:proofErr w:type="spellEnd"/>
-      <w:r>
-        <w:t>=1,…,n,</w:t>
+      <m:oMath>
+        <m:sSub>
+          <m:sSubPr>
+            <m:ctrlPr>
+              <w:rPr>
+                <w:rFonts w:ascii="Cambria Math" w:hAnsi="Cambria Math"/>
+                <w:i/>
+              </w:rPr>
+            </m:ctrlPr>
+          </m:sSubPr>
+          <m:e>
+            <m:r>
+              <w:rPr>
+                <w:rFonts w:ascii="Cambria Math" w:hAnsi="Cambria Math"/>
+              </w:rPr>
+              <m:t>o</m:t>
+            </m:r>
+          </m:e>
+          <m:sub>
+            <m:r>
+              <w:rPr>
+                <w:rFonts w:ascii="Cambria Math" w:hAnsi="Cambria Math"/>
+              </w:rPr>
+              <m:t>i</m:t>
+            </m:r>
+          </m:sub>
+        </m:sSub>
+        <m:r>
+          <w:rPr>
+            <w:rFonts w:ascii="Cambria Math" w:hAnsi="Cambria Math"/>
+          </w:rPr>
+          <m:t>:U→U</m:t>
+        </m:r>
+      </m:oMath>
+      <w:r>
+        <w:t xml:space="preserve"> für alle </w:t>
+      </w:r>
+      <m:oMath>
+        <m:r>
+          <w:rPr>
+            <w:rFonts w:ascii="Cambria Math" w:hAnsi="Cambria Math"/>
+          </w:rPr>
+          <m:t>i=1,…,n</m:t>
+        </m:r>
+      </m:oMath>
+      <w:r>
+        <w:t>,</w:t>
       </w:r>
     </w:p>
     <w:p>
@@ -42900,20 +42910,6 @@
         <w:t>∘</w:t>
       </w:r>
       <w:r>
-        <w:t>\</w:t>
-      </w:r>
-      <w:proofErr w:type="spellStart"/>
-      <w:r>
-        <w:t>circ</w:t>
-      </w:r>
-      <w:proofErr w:type="spellEnd"/>
-      <w:r>
-        <w:rPr>
-          <w:rFonts w:ascii="Cambria Math" w:hAnsi="Cambria Math" w:cs="Cambria Math"/>
-        </w:rPr>
-        <w:t>∘</w:t>
-      </w:r>
-      <w:r>
         <w:t xml:space="preserve"> bezeichnet die funktionale Komposition,</w:t>
       </w:r>
     </w:p>
@@ -42924,208 +42920,165 @@
           <w:numId w:val="33"/>
         </w:numPr>
       </w:pPr>
+      <w:r>
+        <w:t xml:space="preserve">t steht nicht für einen Punkt, sondern für den </w:t>
+      </w:r>
+      <w:r>
+        <w:rPr>
+          <w:b/>
+          <w:bCs/>
+        </w:rPr>
+        <w:t>kumulierten Prozesszustand</w:t>
+      </w:r>
+      <w:r>
+        <w:t xml:space="preserve"> nach n Schritten.</w:t>
+      </w:r>
+    </w:p>
+    <w:p>
+      <w:r>
+        <w:t xml:space="preserve">Die Anwendung auf einen Zustand </w:t>
+      </w:r>
+      <m:oMath>
+        <m:r>
+          <w:rPr>
+            <w:rFonts w:ascii="Cambria Math" w:hAnsi="Cambria Math"/>
+          </w:rPr>
+          <m:t>s</m:t>
+        </m:r>
+        <m:r>
+          <w:rPr>
+            <w:rFonts w:ascii="Cambria Math" w:hAnsi="Cambria Math" w:cs="Cambria Math"/>
+          </w:rPr>
+          <m:t>∈</m:t>
+        </m:r>
+        <m:r>
+          <w:rPr>
+            <w:rFonts w:ascii="Cambria Math" w:hAnsi="Cambria Math"/>
+          </w:rPr>
+          <m:t>U</m:t>
+        </m:r>
+      </m:oMath>
+      <w:r>
+        <w:t xml:space="preserve"> lautet:</w:t>
+      </w:r>
+    </w:p>
+    <w:p>
+      <w:pPr>
+        <w:pStyle w:val="FormelAllein"/>
+      </w:pPr>
+      <m:oMathPara>
+        <m:oMath>
+          <m:sSub>
+            <m:sSubPr>
+              <m:ctrlPr/>
+            </m:sSubPr>
+            <m:e>
+              <m:r>
+                <m:t>o</m:t>
+              </m:r>
+            </m:e>
+            <m:sub>
+              <m:r>
+                <m:t>t</m:t>
+              </m:r>
+            </m:sub>
+          </m:sSub>
+          <m:d>
+            <m:dPr>
+              <m:ctrlPr/>
+            </m:dPr>
+            <m:e>
+              <m:r>
+                <m:t>s</m:t>
+              </m:r>
+            </m:e>
+          </m:d>
+          <m:r>
+            <m:t>=(</m:t>
+          </m:r>
+          <m:sSub>
+            <m:sSubPr>
+              <m:ctrlPr/>
+            </m:sSubPr>
+            <m:e>
+              <m:r>
+                <m:t>o</m:t>
+              </m:r>
+            </m:e>
+            <m:sub>
+              <m:r>
+                <m:t>n</m:t>
+              </m:r>
+            </m:sub>
+          </m:sSub>
+          <m:r>
+            <m:t>∘</m:t>
+          </m:r>
+          <m:sSub>
+            <m:sSubPr>
+              <m:ctrlPr/>
+            </m:sSubPr>
+            <m:e>
+              <m:r>
+                <m:t>o</m:t>
+              </m:r>
+            </m:e>
+            <m:sub>
+              <m:r>
+                <m:t>n-1</m:t>
+              </m:r>
+            </m:sub>
+          </m:sSub>
+          <m:r>
+            <m:t>∘…∘</m:t>
+          </m:r>
+          <m:sSub>
+            <m:sSubPr>
+              <m:ctrlPr/>
+            </m:sSubPr>
+            <m:e>
+              <m:r>
+                <m:t>o</m:t>
+              </m:r>
+            </m:e>
+            <m:sub>
+              <m:r>
+                <m:t>1</m:t>
+              </m:r>
+            </m:sub>
+          </m:sSub>
+          <m:r>
+            <m:t>)(s)</m:t>
+          </m:r>
+        </m:oMath>
+      </m:oMathPara>
+    </w:p>
+    <w:p>
+      <w:pPr>
+        <w:pStyle w:val="berschrift2"/>
+      </w:pPr>
+      <w:r>
+        <w:t>Interpretation</w:t>
+      </w:r>
+    </w:p>
+    <w:p>
+      <w:r>
+        <w:t xml:space="preserve">In der Logik von Kapitel 3 ist </w:t>
+      </w:r>
       <w:proofErr w:type="spellStart"/>
       <w:r>
-        <w:t>ttt</w:t>
+        <w:t>o</w:t>
+      </w:r>
+      <w:r>
+        <w:rPr>
+          <w:vertAlign w:val="subscript"/>
+        </w:rPr>
+        <w:t>t</w:t>
       </w:r>
       <w:proofErr w:type="spellEnd"/>
       <w:r>
-        <w:t xml:space="preserve"> steht nicht für einen Punkt, sondern für den </w:t>
-      </w:r>
-      <w:r>
-        <w:rPr>
-          <w:b/>
-          <w:bCs/>
-        </w:rPr>
-        <w:t>kumulierten Prozesszustand</w:t>
-      </w:r>
-      <w:r>
-        <w:t xml:space="preserve"> nach </w:t>
-      </w:r>
-      <w:proofErr w:type="spellStart"/>
-      <w:r>
-        <w:t>nnn</w:t>
-      </w:r>
-      <w:proofErr w:type="spellEnd"/>
-      <w:r>
-        <w:t xml:space="preserve"> Schritten.</w:t>
-      </w:r>
-    </w:p>
-    <w:p>
-      <w:r>
-        <w:t xml:space="preserve">Die Anwendung auf einen Zustand </w:t>
-      </w:r>
-      <w:proofErr w:type="spellStart"/>
-      <w:r>
-        <w:t>s</w:t>
-      </w:r>
-      <w:r>
-        <w:rPr>
-          <w:rFonts w:ascii="Cambria Math" w:hAnsi="Cambria Math" w:cs="Cambria Math"/>
-        </w:rPr>
-        <w:t>∈</w:t>
-      </w:r>
-      <w:r>
-        <w:t>Us</w:t>
-      </w:r>
-      <w:proofErr w:type="spellEnd"/>
-      <w:r>
-        <w:t xml:space="preserve"> \in </w:t>
-      </w:r>
-      <w:proofErr w:type="spellStart"/>
-      <w:r>
-        <w:t>Us</w:t>
-      </w:r>
-      <w:r>
-        <w:rPr>
-          <w:rFonts w:ascii="Cambria Math" w:hAnsi="Cambria Math" w:cs="Cambria Math"/>
-        </w:rPr>
-        <w:t>∈</w:t>
-      </w:r>
-      <w:r>
-        <w:t>U</w:t>
-      </w:r>
-      <w:proofErr w:type="spellEnd"/>
-      <w:r>
-        <w:t xml:space="preserve"> lautet:</w:t>
-      </w:r>
-    </w:p>
-    <w:p>
-      <w:proofErr w:type="spellStart"/>
-      <w:r>
-        <w:t>ot</w:t>
-      </w:r>
-      <w:proofErr w:type="spellEnd"/>
-      <w:r>
-        <w:t>(</w:t>
-      </w:r>
-      <w:proofErr w:type="gramStart"/>
-      <w:r>
-        <w:t>s)  =</w:t>
-      </w:r>
-      <w:proofErr w:type="gramEnd"/>
-      <w:r>
-        <w:t>  (on</w:t>
-      </w:r>
-      <w:r>
-        <w:rPr>
-          <w:rFonts w:ascii="Cambria Math" w:hAnsi="Cambria Math" w:cs="Cambria Math"/>
-        </w:rPr>
-        <w:t>∘</w:t>
-      </w:r>
-      <w:r>
-        <w:t>on</w:t>
-      </w:r>
-      <w:r>
-        <w:rPr>
-          <w:rFonts w:cs="Calibri"/>
-        </w:rPr>
-        <w:t>−</w:t>
-      </w:r>
-      <w:r>
-        <w:t>1</w:t>
-      </w:r>
-      <w:r>
-        <w:rPr>
-          <w:rFonts w:ascii="Cambria Math" w:hAnsi="Cambria Math" w:cs="Cambria Math"/>
-        </w:rPr>
-        <w:t>∘⋯∘</w:t>
-      </w:r>
-      <w:r>
-        <w:t>o1)(s)</w:t>
-      </w:r>
-      <w:proofErr w:type="spellStart"/>
-      <w:r>
-        <w:t>o_t</w:t>
-      </w:r>
-      <w:proofErr w:type="spellEnd"/>
-      <w:r>
-        <w:t>(s) \;=\; (</w:t>
-      </w:r>
-      <w:proofErr w:type="spellStart"/>
-      <w:r>
-        <w:t>o_n</w:t>
-      </w:r>
-      <w:proofErr w:type="spellEnd"/>
-      <w:r>
-        <w:t xml:space="preserve"> \</w:t>
-      </w:r>
-      <w:proofErr w:type="spellStart"/>
-      <w:r>
-        <w:t>circ</w:t>
-      </w:r>
-      <w:proofErr w:type="spellEnd"/>
-      <w:r>
-        <w:t xml:space="preserve"> o_{n-1} \</w:t>
-      </w:r>
-      <w:proofErr w:type="spellStart"/>
-      <w:r>
-        <w:t>circ</w:t>
-      </w:r>
-      <w:proofErr w:type="spellEnd"/>
-      <w:r>
-        <w:t xml:space="preserve"> \</w:t>
-      </w:r>
-      <w:proofErr w:type="spellStart"/>
-      <w:r>
-        <w:t>dots</w:t>
-      </w:r>
-      <w:proofErr w:type="spellEnd"/>
-      <w:r>
-        <w:t xml:space="preserve"> \</w:t>
-      </w:r>
-      <w:proofErr w:type="spellStart"/>
-      <w:r>
-        <w:t>circ</w:t>
-      </w:r>
-      <w:proofErr w:type="spellEnd"/>
-      <w:r>
-        <w:t xml:space="preserve"> o_1)(s)</w:t>
-      </w:r>
-      <w:proofErr w:type="spellStart"/>
-      <w:r>
-        <w:t>ot</w:t>
-      </w:r>
-      <w:proofErr w:type="spellEnd"/>
-      <w:r>
-        <w:t>​(s)=(on​</w:t>
-      </w:r>
-      <w:r>
-        <w:rPr>
-          <w:rFonts w:ascii="Cambria Math" w:hAnsi="Cambria Math" w:cs="Cambria Math"/>
-        </w:rPr>
-        <w:t>∘</w:t>
-      </w:r>
-      <w:r>
-        <w:t>on−1​</w:t>
-      </w:r>
-      <w:r>
-        <w:rPr>
-          <w:rFonts w:ascii="Cambria Math" w:hAnsi="Cambria Math" w:cs="Cambria Math"/>
-        </w:rPr>
-        <w:t>∘⋯∘</w:t>
-      </w:r>
-      <w:r>
-        <w:t>o1​)(s)</w:t>
-      </w:r>
-    </w:p>
-    <w:p>
-      <w:pPr>
-        <w:pStyle w:val="berschrift2"/>
-      </w:pPr>
-      <w:r>
-        <w:t>Interpretation</w:t>
-      </w:r>
-    </w:p>
-    <w:p>
-      <w:r>
-        <w:t xml:space="preserve">In der Logik von Kapitel 3 ist </w:t>
-      </w:r>
-      <w:proofErr w:type="spellStart"/>
-      <w:r>
-        <w:t>oto_tot</w:t>
-      </w:r>
-      <w:proofErr w:type="spellEnd"/>
+        <w:t xml:space="preserve"> </w:t>
+      </w:r>
       <w:r>
         <w:t xml:space="preserve">​ </w:t>
       </w:r>
@@ -43167,9 +43120,18 @@
       </w:r>
       <w:proofErr w:type="spellStart"/>
       <w:r>
-        <w:t>oio_ioi</w:t>
+        <w:t>o</w:t>
+      </w:r>
+      <w:r>
+        <w:rPr>
+          <w:vertAlign w:val="subscript"/>
+        </w:rPr>
+        <w:t>i</w:t>
       </w:r>
       <w:proofErr w:type="spellEnd"/>
+      <w:r>
+        <w:t xml:space="preserve"> </w:t>
+      </w:r>
       <w:r>
         <w:t xml:space="preserve">​ realisiert eine </w:t>
       </w:r>
@@ -43214,10 +43176,19 @@
       </w:pPr>
       <w:proofErr w:type="spellStart"/>
       <w:r>
-        <w:t>oto_tot</w:t>
+        <w:t>o</w:t>
+      </w:r>
+      <w:r>
+        <w:rPr>
+          <w:vertAlign w:val="subscript"/>
+        </w:rPr>
+        <w:t>t</w:t>
       </w:r>
       <w:proofErr w:type="spellEnd"/>
       <w:r>
+        <w:t xml:space="preserve"> </w:t>
+      </w:r>
+      <w:r>
         <w:t xml:space="preserve">​ repräsentiert den </w:t>
       </w:r>
       <w:r>
@@ -43237,153 +43208,387 @@
       </w:r>
     </w:p>
     <w:p>
+      <w:pPr>
+        <w:pStyle w:val="FormelAllein"/>
+      </w:pPr>
+      <m:oMathPara>
+        <m:oMath>
+          <m:sSub>
+            <m:sSubPr>
+              <m:ctrlPr/>
+            </m:sSubPr>
+            <m:e>
+              <m:r>
+                <m:t>o</m:t>
+              </m:r>
+            </m:e>
+            <m:sub>
+              <m:r>
+                <m:t>t</m:t>
+              </m:r>
+            </m:sub>
+          </m:sSub>
+          <m:r>
+            <m:t>≠</m:t>
+          </m:r>
+          <m:nary>
+            <m:naryPr>
+              <m:chr m:val="∑"/>
+              <m:limLoc m:val="undOvr"/>
+              <m:subHide m:val="1"/>
+              <m:supHide m:val="1"/>
+              <m:ctrlPr/>
+            </m:naryPr>
+            <m:sub/>
+            <m:sup/>
+            <m:e>
+              <m:sSub>
+                <m:sSubPr>
+                  <m:ctrlPr/>
+                </m:sSubPr>
+                <m:e>
+                  <m:r>
+                    <m:t>o</m:t>
+                  </m:r>
+                </m:e>
+                <m:sub>
+                  <m:r>
+                    <m:t>i</m:t>
+                  </m:r>
+                </m:sub>
+              </m:sSub>
+              <m:r>
+                <m:t xml:space="preserve">  </m:t>
+              </m:r>
+              <m:r>
+                <m:t>sondern</m:t>
+              </m:r>
+              <m:r>
+                <m:t xml:space="preserve"> </m:t>
+              </m:r>
+              <m:sSub>
+                <m:sSubPr>
+                  <m:ctrlPr/>
+                </m:sSubPr>
+                <m:e>
+                  <m:r>
+                    <m:t>o</m:t>
+                  </m:r>
+                </m:e>
+                <m:sub>
+                  <m:r>
+                    <m:t>t</m:t>
+                  </m:r>
+                </m:sub>
+              </m:sSub>
+              <m:r>
+                <m:t>​=strukturell erzeugte Koh</m:t>
+              </m:r>
+              <m:r>
+                <m:t>ä</m:t>
+              </m:r>
+              <m:r>
+                <m:t xml:space="preserve">renz </m:t>
+              </m:r>
+            </m:e>
+          </m:nary>
+        </m:oMath>
+      </m:oMathPara>
+    </w:p>
+    <w:p>
+      <w:r>
+        <w:t xml:space="preserve">Im Sinne des FRZK aus Kapitel 3 beschreibt </w:t>
+      </w:r>
       <w:proofErr w:type="spellStart"/>
-      <w:proofErr w:type="gramStart"/>
-      <w:r>
-        <w:t>ot</w:t>
+      <w:r>
+        <w:t>o</w:t>
+      </w:r>
+      <w:r>
+        <w:rPr>
+          <w:vertAlign w:val="subscript"/>
+        </w:rPr>
+        <w:t>t</w:t>
       </w:r>
       <w:proofErr w:type="spellEnd"/>
       <w:r>
-        <w:t>  ≠</w:t>
-      </w:r>
-      <w:proofErr w:type="gramEnd"/>
-      <w:r>
-        <w:t>  ∑</w:t>
-      </w:r>
+        <w:t xml:space="preserve"> </w:t>
+      </w:r>
+      <w:r>
+        <w:t xml:space="preserve">​ die </w:t>
+      </w:r>
+      <w:r>
+        <w:rPr>
+          <w:b/>
+          <w:bCs/>
+        </w:rPr>
+        <w:t>funktionale Stabilisierung einer Prozesskette</w:t>
+      </w:r>
+      <w:r>
+        <w:t>, nicht bloß deren Aneinanderreihung.</w:t>
+      </w:r>
+    </w:p>
+    <w:p/>
+    <w:p>
+      <w:pPr>
+        <w:pStyle w:val="berschrift2"/>
+      </w:pPr>
+      <w:r>
+        <w:t>Beispiel für die Bedeutung</w:t>
+      </w:r>
+    </w:p>
+    <w:p>
+      <w:pPr>
+        <w:rPr>
+          <w:b/>
+          <w:bCs/>
+        </w:rPr>
+      </w:pPr>
+      <w:r>
+        <w:rPr>
+          <w:b/>
+          <w:bCs/>
+        </w:rPr>
+        <w:t>Beispiel: Aufbau eines geometrischen Begriffs (z. B. „Gerade“)</w:t>
+      </w:r>
+    </w:p>
+    <w:p>
+      <w:r>
+        <w:t>Angenommen, ein Lernender entwickelt schrittweise den Begriff der Geraden:</w:t>
+      </w:r>
+    </w:p>
+    <w:p>
+      <w:pPr>
+        <w:pStyle w:val="Aufzhlung"/>
+      </w:pPr>
+      <w:r>
+        <w:t>o</w:t>
+      </w:r>
+      <w:r>
+        <w:rPr>
+          <w:vertAlign w:val="subscript"/>
+        </w:rPr>
+        <w:t>1</w:t>
+      </w:r>
+      <w:r>
+        <w:t>​: sensorische Wahrnehmung (visuelle Linie)</w:t>
+      </w:r>
+    </w:p>
+    <w:p>
+      <w:pPr>
+        <w:pStyle w:val="Aufzhlung"/>
+      </w:pPr>
+      <w:r>
+        <w:t>o</w:t>
+      </w:r>
+      <w:r>
+        <w:rPr>
+          <w:vertAlign w:val="subscript"/>
+        </w:rPr>
+        <w:t>2</w:t>
+      </w:r>
+      <w:r>
+        <w:t>​: motorische Rekonstruktion (Nachzeichnen)</w:t>
+      </w:r>
+    </w:p>
+    <w:p>
+      <w:pPr>
+        <w:pStyle w:val="Aufzhlung"/>
+      </w:pPr>
+      <w:r>
+        <w:lastRenderedPageBreak/>
+        <w:t>o</w:t>
+      </w:r>
+      <w:r>
+        <w:rPr>
+          <w:vertAlign w:val="subscript"/>
+        </w:rPr>
+        <w:t>3</w:t>
+      </w:r>
+      <w:r>
+        <w:t>​: relationale Abstraktion (Vergleich verschiedener Linien)</w:t>
+      </w:r>
+    </w:p>
+    <w:p>
+      <w:pPr>
+        <w:pStyle w:val="Aufzhlung"/>
+      </w:pPr>
+      <w:r>
+        <w:t>o</w:t>
+      </w:r>
+      <w:r>
+        <w:rPr>
+          <w:vertAlign w:val="subscript"/>
+        </w:rPr>
+        <w:t>4</w:t>
+      </w:r>
+      <w:r>
+        <w:t>​: symbolische Fixierung (sprachlich-mathematische Definition)</w:t>
+      </w:r>
+    </w:p>
+    <w:p>
+      <w:r>
+        <w:t>Dann beschreibt</w:t>
+      </w:r>
+    </w:p>
+    <w:p>
+      <w:pPr>
+        <w:pStyle w:val="FormelAllein"/>
+      </w:pPr>
+      <m:oMath>
+        <m:sSub>
+          <m:sSubPr>
+            <m:ctrlPr/>
+          </m:sSubPr>
+          <m:e>
+            <m:r>
+              <m:t>o</m:t>
+            </m:r>
+          </m:e>
+          <m:sub>
+            <m:r>
+              <m:t>t</m:t>
+            </m:r>
+          </m:sub>
+        </m:sSub>
+        <m:r>
+          <m:t>=</m:t>
+        </m:r>
+        <m:sSub>
+          <m:sSubPr>
+            <m:ctrlPr/>
+          </m:sSubPr>
+          <m:e>
+            <m:r>
+              <m:t>o</m:t>
+            </m:r>
+          </m:e>
+          <m:sub>
+            <m:r>
+              <m:t>4</m:t>
+            </m:r>
+          </m:sub>
+        </m:sSub>
+        <m:sSub>
+          <m:sSubPr>
+            <m:ctrlPr/>
+          </m:sSubPr>
+          <m:e>
+            <m:r>
+              <w:rPr>
+                <w:rFonts w:cs="Cambria Math"/>
+              </w:rPr>
+              <m:t>∘</m:t>
+            </m:r>
+            <m:r>
+              <m:t>o</m:t>
+            </m:r>
+          </m:e>
+          <m:sub>
+            <m:r>
+              <m:t>3</m:t>
+            </m:r>
+          </m:sub>
+        </m:sSub>
+        <m:r>
+          <w:rPr>
+            <w:rFonts w:cs="Cambria Math"/>
+          </w:rPr>
+          <m:t>∘</m:t>
+        </m:r>
+        <m:sSub>
+          <m:sSubPr>
+            <m:ctrlPr/>
+          </m:sSubPr>
+          <m:e>
+            <m:r>
+              <m:t>o</m:t>
+            </m:r>
+          </m:e>
+          <m:sub>
+            <m:r>
+              <m:t>2</m:t>
+            </m:r>
+          </m:sub>
+        </m:sSub>
+        <m:r>
+          <w:rPr>
+            <w:rFonts w:cs="Cambria Math"/>
+          </w:rPr>
+          <m:t>∘</m:t>
+        </m:r>
+        <m:sSub>
+          <m:sSubPr>
+            <m:ctrlPr/>
+          </m:sSubPr>
+          <m:e>
+            <m:r>
+              <m:t>o</m:t>
+            </m:r>
+          </m:e>
+          <m:sub>
+            <m:r>
+              <m:t>1</m:t>
+            </m:r>
+          </m:sub>
+        </m:sSub>
+      </m:oMath>
+      <w:r>
+        <w:t xml:space="preserve"> </w:t>
+      </w:r>
+    </w:p>
+    <w:p>
+      <w:r>
+        <w:t xml:space="preserve">nicht nur den Lernweg, sondern den </w:t>
+      </w:r>
+      <w:r>
+        <w:rPr>
+          <w:b/>
+          <w:bCs/>
+        </w:rPr>
+        <w:t>entstandenen Begriffsoperator</w:t>
+      </w:r>
+      <w:r>
+        <w:t>.</w:t>
+      </w:r>
+    </w:p>
+    <w:p>
+      <w:r>
+        <w:t>Wichtig im Sinne von Kapitel 3:</w:t>
+      </w:r>
+    </w:p>
+    <w:p>
+      <w:pPr>
+        <w:pStyle w:val="Aufzhlung"/>
+      </w:pPr>
+      <w:r>
+        <w:t>Der Begriff ist nicht im Anfangszustand enthalten.</w:t>
+      </w:r>
+    </w:p>
+    <w:p>
+      <w:pPr>
+        <w:pStyle w:val="Aufzhlung"/>
+      </w:pPr>
+      <w:r>
+        <w:t>Er entsteht erst durch die gerichtete Komposition der Operatoren.</w:t>
+      </w:r>
+    </w:p>
+    <w:p>
+      <w:pPr>
+        <w:pStyle w:val="Aufzhlung"/>
+      </w:pPr>
       <w:proofErr w:type="spellStart"/>
       <w:r>
-        <w:t>oisondernot</w:t>
+        <w:t>o</w:t>
+      </w:r>
+      <w:r>
+        <w:rPr>
+          <w:vertAlign w:val="subscript"/>
+        </w:rPr>
+        <w:t>t</w:t>
       </w:r>
       <w:proofErr w:type="spellEnd"/>
       <w:r>
-        <w:t>=strukturell erzeugte </w:t>
-      </w:r>
-      <w:proofErr w:type="spellStart"/>
-      <w:r>
-        <w:t>Koha¨renzo_t</w:t>
-      </w:r>
-      <w:proofErr w:type="spellEnd"/>
-      <w:r>
-        <w:t xml:space="preserve"> \;\</w:t>
-      </w:r>
-      <w:proofErr w:type="spellStart"/>
-      <w:r>
-        <w:t>neq</w:t>
-      </w:r>
-      <w:proofErr w:type="spellEnd"/>
-      <w:r>
-        <w:t>\; \</w:t>
-      </w:r>
-      <w:proofErr w:type="spellStart"/>
-      <w:r>
-        <w:t>sum</w:t>
-      </w:r>
-      <w:proofErr w:type="spellEnd"/>
-      <w:r>
-        <w:t xml:space="preserve"> </w:t>
-      </w:r>
-      <w:proofErr w:type="spellStart"/>
-      <w:r>
-        <w:t>o_i</w:t>
-      </w:r>
-      <w:proofErr w:type="spellEnd"/>
-      <w:r>
-        <w:t xml:space="preserve"> \</w:t>
-      </w:r>
-      <w:proofErr w:type="spellStart"/>
-      <w:r>
-        <w:t>qquad</w:t>
-      </w:r>
-      <w:proofErr w:type="spellEnd"/>
-      <w:r>
-        <w:t>\</w:t>
-      </w:r>
-      <w:proofErr w:type="spellStart"/>
-      <w:r>
-        <w:t>text</w:t>
-      </w:r>
-      <w:proofErr w:type="spellEnd"/>
-      <w:r>
-        <w:t>{sondern}\</w:t>
-      </w:r>
-      <w:proofErr w:type="spellStart"/>
-      <w:r>
-        <w:t>qquad</w:t>
-      </w:r>
-      <w:proofErr w:type="spellEnd"/>
-      <w:r>
-        <w:t xml:space="preserve"> </w:t>
-      </w:r>
-      <w:proofErr w:type="spellStart"/>
-      <w:r>
-        <w:t>o_t</w:t>
-      </w:r>
-      <w:proofErr w:type="spellEnd"/>
-      <w:r>
-        <w:t xml:space="preserve"> = \</w:t>
-      </w:r>
-      <w:proofErr w:type="spellStart"/>
-      <w:r>
-        <w:t>text</w:t>
-      </w:r>
-      <w:proofErr w:type="spellEnd"/>
-      <w:r>
-        <w:t>{strukturell erzeugte Kohärenz}</w:t>
-      </w:r>
-      <w:proofErr w:type="spellStart"/>
-      <w:r>
-        <w:t>ot</w:t>
-      </w:r>
-      <w:proofErr w:type="spellEnd"/>
-      <w:r>
-        <w:t>​=∑</w:t>
-      </w:r>
-      <w:proofErr w:type="spellStart"/>
-      <w:r>
-        <w:t>oi</w:t>
-      </w:r>
-      <w:proofErr w:type="spellEnd"/>
-      <w:r>
-        <w:t>​</w:t>
-      </w:r>
-      <w:proofErr w:type="spellStart"/>
-      <w:r>
-        <w:t>sondernot</w:t>
-      </w:r>
-      <w:proofErr w:type="spellEnd"/>
-      <w:r>
-        <w:t>​=strukturell erzeugte </w:t>
-      </w:r>
-      <w:proofErr w:type="spellStart"/>
-      <w:r>
-        <w:t>Koha¨renz</w:t>
-      </w:r>
-      <w:proofErr w:type="spellEnd"/>
-      <w:r>
-        <w:t xml:space="preserve"> </w:t>
-      </w:r>
-    </w:p>
-    <w:p>
-      <w:r>
-        <w:t xml:space="preserve">Im Sinne des FRZK aus Kapitel 3 beschreibt </w:t>
-      </w:r>
-      <w:proofErr w:type="spellStart"/>
-      <w:r>
-        <w:t>oto_tot</w:t>
-      </w:r>
-      <w:proofErr w:type="spellEnd"/>
-      <w:r>
-        <w:t xml:space="preserve">​ die </w:t>
-      </w:r>
-      <w:r>
-        <w:rPr>
-          <w:b/>
-          <w:bCs/>
-        </w:rPr>
-        <w:t>funktionale Stabilisierung einer Prozesskette</w:t>
-      </w:r>
-      <w:r>
-        <w:t>, nicht bloß deren Aneinanderreihung.</w:t>
+        <w:t xml:space="preserve"> wirkt danach selbst wieder als Operator auf neue Situationen (Transfer).</w:t>
       </w:r>
     </w:p>
     <w:p/>
@@ -43392,251 +43597,6 @@
         <w:pStyle w:val="berschrift2"/>
       </w:pPr>
       <w:r>
-        <w:t>Beispiel für die Bedeutung</w:t>
-      </w:r>
-    </w:p>
-    <w:p>
-      <w:pPr>
-        <w:rPr>
-          <w:b/>
-          <w:bCs/>
-        </w:rPr>
-      </w:pPr>
-      <w:r>
-        <w:rPr>
-          <w:b/>
-          <w:bCs/>
-        </w:rPr>
-        <w:t>Beispiel: Aufbau eines geometrischen Begriffs (z. B. „Gerade“)</w:t>
-      </w:r>
-    </w:p>
-    <w:p>
-      <w:r>
-        <w:lastRenderedPageBreak/>
-        <w:t>Angenommen, ein Lernender entwickelt schrittweise den Begriff der Geraden:</w:t>
-      </w:r>
-    </w:p>
-    <w:p>
-      <w:pPr>
-        <w:numPr>
-          <w:ilvl w:val="0"/>
-          <w:numId w:val="35"/>
-        </w:numPr>
-      </w:pPr>
-      <w:r>
-        <w:t>o1o_1o1​: sensorische Wahrnehmung (visuelle Linie)</w:t>
-      </w:r>
-    </w:p>
-    <w:p>
-      <w:pPr>
-        <w:numPr>
-          <w:ilvl w:val="0"/>
-          <w:numId w:val="35"/>
-        </w:numPr>
-      </w:pPr>
-      <w:r>
-        <w:t>o2o_2o2​: motorische Rekonstruktion (Nachzeichnen)</w:t>
-      </w:r>
-    </w:p>
-    <w:p>
-      <w:pPr>
-        <w:numPr>
-          <w:ilvl w:val="0"/>
-          <w:numId w:val="35"/>
-        </w:numPr>
-      </w:pPr>
-      <w:r>
-        <w:t>o3o_3o3​: relationale Abstraktion (Vergleich verschiedener Linien)</w:t>
-      </w:r>
-    </w:p>
-    <w:p>
-      <w:pPr>
-        <w:numPr>
-          <w:ilvl w:val="0"/>
-          <w:numId w:val="35"/>
-        </w:numPr>
-      </w:pPr>
-      <w:r>
-        <w:t>o4o_4o4​: symbolische Fixierung (sprachlich-mathematische Definition)</w:t>
-      </w:r>
-    </w:p>
-    <w:p>
-      <w:r>
-        <w:t>Dann beschreibt</w:t>
-      </w:r>
-    </w:p>
-    <w:p>
-      <w:proofErr w:type="spellStart"/>
-      <w:r>
-        <w:t>ot</w:t>
-      </w:r>
-      <w:proofErr w:type="spellEnd"/>
-      <w:r>
-        <w:t>=o4</w:t>
-      </w:r>
-      <w:r>
-        <w:rPr>
-          <w:rFonts w:ascii="Cambria Math" w:hAnsi="Cambria Math" w:cs="Cambria Math"/>
-        </w:rPr>
-        <w:t>∘</w:t>
-      </w:r>
-      <w:r>
-        <w:t>o3</w:t>
-      </w:r>
-      <w:r>
-        <w:rPr>
-          <w:rFonts w:ascii="Cambria Math" w:hAnsi="Cambria Math" w:cs="Cambria Math"/>
-        </w:rPr>
-        <w:t>∘</w:t>
-      </w:r>
-      <w:r>
-        <w:t>o2</w:t>
-      </w:r>
-      <w:r>
-        <w:rPr>
-          <w:rFonts w:ascii="Cambria Math" w:hAnsi="Cambria Math" w:cs="Cambria Math"/>
-        </w:rPr>
-        <w:t>∘</w:t>
-      </w:r>
-      <w:r>
-        <w:t>o1o_t = o_4 \</w:t>
-      </w:r>
-      <w:proofErr w:type="spellStart"/>
-      <w:r>
-        <w:t>circ</w:t>
-      </w:r>
-      <w:proofErr w:type="spellEnd"/>
-      <w:r>
-        <w:t xml:space="preserve"> o_3 \</w:t>
-      </w:r>
-      <w:proofErr w:type="spellStart"/>
-      <w:r>
-        <w:t>circ</w:t>
-      </w:r>
-      <w:proofErr w:type="spellEnd"/>
-      <w:r>
-        <w:t xml:space="preserve"> o_2 \</w:t>
-      </w:r>
-      <w:proofErr w:type="spellStart"/>
-      <w:r>
-        <w:t>circ</w:t>
-      </w:r>
-      <w:proofErr w:type="spellEnd"/>
-      <w:r>
-        <w:t xml:space="preserve"> o_1ot​=o4​</w:t>
-      </w:r>
-      <w:r>
-        <w:rPr>
-          <w:rFonts w:ascii="Cambria Math" w:hAnsi="Cambria Math" w:cs="Cambria Math"/>
-        </w:rPr>
-        <w:t>∘</w:t>
-      </w:r>
-      <w:r>
-        <w:t>o3​</w:t>
-      </w:r>
-      <w:r>
-        <w:rPr>
-          <w:rFonts w:ascii="Cambria Math" w:hAnsi="Cambria Math" w:cs="Cambria Math"/>
-        </w:rPr>
-        <w:t>∘</w:t>
-      </w:r>
-      <w:r>
-        <w:t>o2​</w:t>
-      </w:r>
-      <w:r>
-        <w:rPr>
-          <w:rFonts w:ascii="Cambria Math" w:hAnsi="Cambria Math" w:cs="Cambria Math"/>
-        </w:rPr>
-        <w:t>∘</w:t>
-      </w:r>
-      <w:r>
-        <w:t xml:space="preserve">o1​ </w:t>
-      </w:r>
-    </w:p>
-    <w:p>
-      <w:r>
-        <w:t xml:space="preserve">nicht nur den Lernweg, sondern den </w:t>
-      </w:r>
-      <w:r>
-        <w:rPr>
-          <w:b/>
-          <w:bCs/>
-        </w:rPr>
-        <w:t>entstandenen Begriffsoperator</w:t>
-      </w:r>
-      <w:r>
-        <w:t>.</w:t>
-      </w:r>
-    </w:p>
-    <w:p>
-      <w:r>
-        <w:t>Wichtig im Sinne von Kapitel 3:</w:t>
-      </w:r>
-    </w:p>
-    <w:p>
-      <w:pPr>
-        <w:numPr>
-          <w:ilvl w:val="0"/>
-          <w:numId w:val="36"/>
-        </w:numPr>
-      </w:pPr>
-      <w:r>
-        <w:t xml:space="preserve">Der Begriff ist </w:t>
-      </w:r>
-      <w:r>
-        <w:rPr>
-          <w:b/>
-          <w:bCs/>
-        </w:rPr>
-        <w:t>nicht im Anfangszustand enthalten</w:t>
-      </w:r>
-      <w:r>
-        <w:t>.</w:t>
-      </w:r>
-    </w:p>
-    <w:p>
-      <w:pPr>
-        <w:numPr>
-          <w:ilvl w:val="0"/>
-          <w:numId w:val="36"/>
-        </w:numPr>
-      </w:pPr>
-      <w:r>
-        <w:t xml:space="preserve">Er entsteht erst durch die </w:t>
-      </w:r>
-      <w:r>
-        <w:rPr>
-          <w:b/>
-          <w:bCs/>
-        </w:rPr>
-        <w:t>gerichtete Komposition der Operatoren</w:t>
-      </w:r>
-      <w:r>
-        <w:t>.</w:t>
-      </w:r>
-    </w:p>
-    <w:p>
-      <w:pPr>
-        <w:numPr>
-          <w:ilvl w:val="0"/>
-          <w:numId w:val="36"/>
-        </w:numPr>
-      </w:pPr>
-      <w:proofErr w:type="spellStart"/>
-      <w:r>
-        <w:t>oto_tot</w:t>
-      </w:r>
-      <w:proofErr w:type="spellEnd"/>
-      <w:r>
-        <w:t>​ wirkt danach selbst wieder als Operator auf neue Situationen (Transfer).</w:t>
-      </w:r>
-    </w:p>
-    <w:p/>
-    <w:p>
-      <w:pPr>
-        <w:pStyle w:val="berschrift2"/>
-      </w:pPr>
-      <w:r>
         <w:t>Zusammenfassung</w:t>
       </w:r>
     </w:p>
@@ -43646,99 +43606,79 @@
       </w:r>
     </w:p>
     <w:p>
-      <w:proofErr w:type="spellStart"/>
-      <w:r>
-        <w:t>ot</w:t>
-      </w:r>
-      <w:proofErr w:type="spellEnd"/>
-      <w:r>
-        <w:t>=on</w:t>
-      </w:r>
-      <w:r>
-        <w:rPr>
-          <w:rFonts w:ascii="Cambria Math" w:hAnsi="Cambria Math" w:cs="Cambria Math"/>
-        </w:rPr>
-        <w:t>∘</w:t>
-      </w:r>
-      <w:r>
-        <w:t>on</w:t>
-      </w:r>
-      <w:r>
-        <w:rPr>
-          <w:rFonts w:cs="Calibri"/>
-        </w:rPr>
-        <w:t>−</w:t>
-      </w:r>
-      <w:r>
-        <w:t>1</w:t>
-      </w:r>
-      <w:r>
-        <w:rPr>
-          <w:rFonts w:ascii="Cambria Math" w:hAnsi="Cambria Math" w:cs="Cambria Math"/>
-        </w:rPr>
-        <w:t>∘⋯∘</w:t>
-      </w:r>
-      <w:r>
-        <w:t xml:space="preserve">o1o_t = </w:t>
-      </w:r>
-      <w:proofErr w:type="spellStart"/>
-      <w:r>
-        <w:t>o_n</w:t>
-      </w:r>
-      <w:proofErr w:type="spellEnd"/>
-      <w:r>
-        <w:t xml:space="preserve"> \</w:t>
-      </w:r>
-      <w:proofErr w:type="spellStart"/>
-      <w:r>
-        <w:t>circ</w:t>
-      </w:r>
-      <w:proofErr w:type="spellEnd"/>
-      <w:r>
-        <w:t xml:space="preserve"> o_{n-1} \</w:t>
-      </w:r>
-      <w:proofErr w:type="spellStart"/>
-      <w:r>
-        <w:t>circ</w:t>
-      </w:r>
-      <w:proofErr w:type="spellEnd"/>
-      <w:r>
-        <w:t xml:space="preserve"> \</w:t>
-      </w:r>
-      <w:proofErr w:type="spellStart"/>
-      <w:r>
-        <w:t>dots</w:t>
-      </w:r>
-      <w:proofErr w:type="spellEnd"/>
-      <w:r>
-        <w:t xml:space="preserve"> \</w:t>
-      </w:r>
-      <w:proofErr w:type="spellStart"/>
-      <w:r>
-        <w:t>circ</w:t>
-      </w:r>
-      <w:proofErr w:type="spellEnd"/>
-      <w:r>
-        <w:t xml:space="preserve"> o_1ot​=on​</w:t>
-      </w:r>
-      <w:r>
-        <w:rPr>
-          <w:rFonts w:ascii="Cambria Math" w:hAnsi="Cambria Math" w:cs="Cambria Math"/>
-        </w:rPr>
-        <w:t>∘</w:t>
-      </w:r>
-      <w:r>
-        <w:t>on−1​</w:t>
-      </w:r>
-      <w:r>
-        <w:rPr>
-          <w:rFonts w:ascii="Cambria Math" w:hAnsi="Cambria Math" w:cs="Cambria Math"/>
-        </w:rPr>
-        <w:t>∘⋯∘</w:t>
-      </w:r>
-      <w:r>
-        <w:t xml:space="preserve">o1​ </w:t>
-      </w:r>
+      <w:pPr>
+        <w:pStyle w:val="FormelAllein"/>
+      </w:pPr>
+      <m:oMathPara>
+        <m:oMath>
+          <m:r>
+            <m:t xml:space="preserve">oₜ = </m:t>
+          </m:r>
+          <m:sSub>
+            <m:sSubPr>
+              <m:ctrlPr/>
+            </m:sSubPr>
+            <m:e>
+              <m:r>
+                <m:t>o</m:t>
+              </m:r>
+            </m:e>
+            <m:sub>
+              <m:r>
+                <m:t>n</m:t>
+              </m:r>
+            </m:sub>
+          </m:sSub>
+          <m:r>
+            <m:t xml:space="preserve"> ∘ </m:t>
+          </m:r>
+          <m:sSub>
+            <m:sSubPr>
+              <m:ctrlPr/>
+            </m:sSubPr>
+            <m:e>
+              <m:r>
+                <m:t>o</m:t>
+              </m:r>
+            </m:e>
+            <m:sub>
+              <m:r>
+                <m:t>n-1</m:t>
+              </m:r>
+            </m:sub>
+          </m:sSub>
+          <m:r>
+            <m:t xml:space="preserve"> ∘ </m:t>
+          </m:r>
+          <m:r>
+            <w:rPr>
+              <w:rFonts w:cs="Calibri"/>
+            </w:rPr>
+            <m:t>…</m:t>
+          </m:r>
+          <m:r>
+            <m:t xml:space="preserve"> ∘ </m:t>
+          </m:r>
+          <m:sSub>
+            <m:sSubPr>
+              <m:ctrlPr/>
+            </m:sSubPr>
+            <m:e>
+              <m:r>
+                <m:t>o</m:t>
+              </m:r>
+            </m:e>
+            <m:sub>
+              <m:r>
+                <m:t>1</m:t>
+              </m:r>
+            </m:sub>
+          </m:sSub>
+          <m:r>
+            <m:t>.</m:t>
+          </m:r>
+        </m:oMath>
+      </m:oMathPara>
     </w:p>
     <w:p>
       <w:r>
@@ -43814,9 +43754,18 @@
       </w:r>
       <w:proofErr w:type="spellStart"/>
       <w:r>
-        <w:t>oto_tot</w:t>
+        <w:t>o</w:t>
+      </w:r>
+      <w:r>
+        <w:rPr>
+          <w:vertAlign w:val="subscript"/>
+        </w:rPr>
+        <w:t>t</w:t>
       </w:r>
       <w:proofErr w:type="spellEnd"/>
+      <w:r>
+        <w:t xml:space="preserve"> </w:t>
+      </w:r>
       <w:r>
         <w:t>​ für:</w:t>
       </w:r>
@@ -43973,7 +43922,6 @@
         <w:pStyle w:val="berschrift2"/>
       </w:pPr>
       <w:r>
-        <w:lastRenderedPageBreak/>
         <w:t>Bedeutung der Notation</w:t>
       </w:r>
     </w:p>
@@ -44162,6 +44110,7 @@
         <w:rPr>
           <w:rFonts w:ascii="Times New Roman" w:hAnsi="Times New Roman"/>
         </w:rPr>
+        <w:lastRenderedPageBreak/>
         <w:t>Für einen Anfangszustand s0</w:t>
       </w:r>
       <w:r>
@@ -44989,7 +44938,6 @@
         <w:rPr>
           <w:rFonts w:ascii="Times New Roman" w:hAnsi="Times New Roman"/>
         </w:rPr>
-        <w:lastRenderedPageBreak/>
         <w:t>o1o_1o1​: Wahrnehmungsfokussierung (Unterscheidung von Form und Hintergrund)</w:t>
       </w:r>
     </w:p>
@@ -45072,6 +45020,7 @@
         <w:rPr>
           <w:rFonts w:ascii="Times New Roman" w:hAnsi="Times New Roman"/>
         </w:rPr>
+        <w:lastRenderedPageBreak/>
         <w:t>s4=(o4</w:t>
       </w:r>
       <w:r>
@@ -45751,84 +45700,84 @@
         <w:pStyle w:val="berschrift2"/>
       </w:pPr>
       <w:r>
+        <w:t>Bedeutung der Notation</w:t>
+      </w:r>
+    </w:p>
+    <w:p>
+      <w:r>
+        <w:t>Damit ist gemeint:</w:t>
+      </w:r>
+    </w:p>
+    <w:p>
+      <w:r>
+        <w:rPr>
+          <w:b/>
+          <w:bCs/>
+        </w:rPr>
+        <w:t>Der</w:t>
+      </w:r>
+      <w:r>
+        <w:rPr>
+          <w:b/>
+          <w:bCs/>
+        </w:rPr>
+        <w:t xml:space="preserve"> Operator o</w:t>
+      </w:r>
+      <w:r>
+        <w:rPr>
+          <w:b/>
+          <w:bCs/>
+          <w:vertAlign w:val="subscript"/>
+        </w:rPr>
+        <w:t>n</w:t>
+      </w:r>
+      <w:r>
+        <w:rPr>
+          <w:b/>
+          <w:bCs/>
+        </w:rPr>
+        <w:t xml:space="preserve"> </w:t>
+      </w:r>
+      <w:r>
+        <w:rPr>
+          <w:b/>
+          <w:bCs/>
+        </w:rPr>
+        <w:t xml:space="preserve">wird </w:t>
+      </w:r>
+      <w:r>
+        <w:rPr>
+          <w:b/>
+          <w:bCs/>
+        </w:rPr>
+        <w:t>durch n-fache Wiederholung der zyklischen Kette „σ → R → M → E“</w:t>
+      </w:r>
+      <w:r>
+        <w:rPr>
+          <w:b/>
+          <w:bCs/>
+        </w:rPr>
+        <w:t xml:space="preserve"> erzeugt</w:t>
+      </w:r>
+      <w:r>
+        <w:rPr>
+          <w:b/>
+          <w:bCs/>
+        </w:rPr>
+        <w:t>.</w:t>
+      </w:r>
+    </w:p>
+    <w:p>
+      <w:r>
+        <w:t>Für mich heißt das konkret:</w:t>
+      </w:r>
+    </w:p>
+    <w:p>
+      <w:pPr>
+        <w:pStyle w:val="Aufzhlung"/>
+      </w:pPr>
+      <w:r>
         <w:lastRenderedPageBreak/>
-        <w:t>Bedeutung der Notation</w:t>
-      </w:r>
-    </w:p>
-    <w:p>
-      <w:r>
-        <w:t>Damit ist gemeint:</w:t>
-      </w:r>
-    </w:p>
-    <w:p>
-      <w:r>
-        <w:rPr>
-          <w:b/>
-          <w:bCs/>
-        </w:rPr>
-        <w:t>Der</w:t>
-      </w:r>
-      <w:r>
-        <w:rPr>
-          <w:b/>
-          <w:bCs/>
-        </w:rPr>
-        <w:t xml:space="preserve"> Operator o</w:t>
-      </w:r>
-      <w:r>
-        <w:rPr>
-          <w:b/>
-          <w:bCs/>
-          <w:vertAlign w:val="subscript"/>
-        </w:rPr>
-        <w:t>n</w:t>
-      </w:r>
-      <w:r>
-        <w:rPr>
-          <w:b/>
-          <w:bCs/>
-        </w:rPr>
-        <w:t xml:space="preserve"> </w:t>
-      </w:r>
-      <w:r>
-        <w:rPr>
-          <w:b/>
-          <w:bCs/>
-        </w:rPr>
-        <w:t xml:space="preserve">wird </w:t>
-      </w:r>
-      <w:r>
-        <w:rPr>
-          <w:b/>
-          <w:bCs/>
-        </w:rPr>
-        <w:t>durch n-fache Wiederholung der zyklischen Kette „σ → R → M → E“</w:t>
-      </w:r>
-      <w:r>
-        <w:rPr>
-          <w:b/>
-          <w:bCs/>
-        </w:rPr>
-        <w:t xml:space="preserve"> erzeugt</w:t>
-      </w:r>
-      <w:r>
-        <w:rPr>
-          <w:b/>
-          <w:bCs/>
-        </w:rPr>
-        <w:t>.</w:t>
-      </w:r>
-    </w:p>
-    <w:p>
-      <w:r>
-        <w:t>Für mich heißt das konkret:</w:t>
-      </w:r>
-    </w:p>
-    <w:p>
-      <w:pPr>
-        <w:pStyle w:val="Aufzhlung"/>
-      </w:pPr>
-      <w:r>
         <w:t>σ, R, M, E sind Elemente der Basis-</w:t>
       </w:r>
       <w:proofErr w:type="spellStart"/>
@@ -46204,7 +46153,6 @@
           <w:b/>
           <w:bCs/>
         </w:rPr>
-        <w:lastRenderedPageBreak/>
         <w:t>R — Relationierung (einmal):</w:t>
       </w:r>
       <w:r>
@@ -46253,6 +46201,7 @@
           <w:b/>
           <w:bCs/>
         </w:rPr>
+        <w:lastRenderedPageBreak/>
         <w:t>E — Emergenz / Erweiterung (einmal):</w:t>
       </w:r>
       <w:r>
@@ -46628,11 +46577,7 @@
         <w:t>Praktische Bedeutung:</w:t>
       </w:r>
       <w:r>
-        <w:t xml:space="preserve"> In der didaktischen Praxis bedeutet das für mich: gezielte, wiederholte Zyklen aus Setzung, Verknüpfung, Reflexion und Integration führen zu </w:t>
-      </w:r>
-      <w:r>
-        <w:lastRenderedPageBreak/>
-        <w:t xml:space="preserve">stabiler Bedeutung – das ist der Kern der </w:t>
+        <w:t xml:space="preserve"> In der didaktischen Praxis bedeutet das für mich: gezielte, wiederholte Zyklen aus Setzung, Verknüpfung, Reflexion und Integration führen zu stabiler Bedeutung – das ist der Kern der </w:t>
       </w:r>
       <w:proofErr w:type="spellStart"/>
       <w:r>
@@ -46669,6 +46614,7 @@
         </w:rPr>
       </w:pPr>
       <w:r>
+        <w:lastRenderedPageBreak/>
         <w:t>(3.4.1.</w:t>
       </w:r>
       <w:r>
@@ -46962,54 +46908,54 @@
         <w:pStyle w:val="Aufzhlung"/>
       </w:pPr>
       <w:r>
+        <w:t xml:space="preserve">φ ist ein </w:t>
+      </w:r>
+      <w:r>
+        <w:rPr>
+          <w:rStyle w:val="Fett"/>
+        </w:rPr>
+        <w:t>Operator höherer Ordnung</w:t>
+      </w:r>
+      <w:r>
+        <w:t>: eine verdichtete Form einer ganzen Prozesskette.</w:t>
+      </w:r>
+    </w:p>
+    <w:p>
+      <w:r>
+        <w:t>Inhaltlich interpretiere ich φ also als:</w:t>
+      </w:r>
+    </w:p>
+    <w:p>
+      <w:pPr>
+        <w:pStyle w:val="Aufzhlung"/>
+      </w:pPr>
+      <w:r>
+        <w:t>einen vollständigen Zyklus der Wahrnehmungs-, Reflexions- und Strukturentwicklung,</w:t>
+      </w:r>
+    </w:p>
+    <w:p>
+      <w:pPr>
+        <w:pStyle w:val="Aufzhlung"/>
+      </w:pPr>
+      <w:r>
+        <w:t xml:space="preserve">ein Werkzeug, mit dem ich aus einem anfänglichen Zustand eine </w:t>
+      </w:r>
+      <w:r>
+        <w:rPr>
+          <w:rStyle w:val="Fett"/>
+        </w:rPr>
+        <w:t>kohärente Struktur</w:t>
+      </w:r>
+      <w:r>
+        <w:t xml:space="preserve"> erzeuge,</w:t>
+      </w:r>
+    </w:p>
+    <w:p>
+      <w:pPr>
+        <w:pStyle w:val="Aufzhlung"/>
+      </w:pPr>
+      <w:r>
         <w:lastRenderedPageBreak/>
-        <w:t xml:space="preserve">φ ist ein </w:t>
-      </w:r>
-      <w:r>
-        <w:rPr>
-          <w:rStyle w:val="Fett"/>
-        </w:rPr>
-        <w:t>Operator höherer Ordnung</w:t>
-      </w:r>
-      <w:r>
-        <w:t>: eine verdichtete Form einer ganzen Prozesskette.</w:t>
-      </w:r>
-    </w:p>
-    <w:p>
-      <w:r>
-        <w:t>Inhaltlich interpretiere ich φ also als:</w:t>
-      </w:r>
-    </w:p>
-    <w:p>
-      <w:pPr>
-        <w:pStyle w:val="Aufzhlung"/>
-      </w:pPr>
-      <w:r>
-        <w:t>einen vollständigen Zyklus der Wahrnehmungs-, Reflexions- und Strukturentwicklung,</w:t>
-      </w:r>
-    </w:p>
-    <w:p>
-      <w:pPr>
-        <w:pStyle w:val="Aufzhlung"/>
-      </w:pPr>
-      <w:r>
-        <w:t xml:space="preserve">ein Werkzeug, mit dem ich aus einem anfänglichen Zustand eine </w:t>
-      </w:r>
-      <w:r>
-        <w:rPr>
-          <w:rStyle w:val="Fett"/>
-        </w:rPr>
-        <w:t>kohärente Struktur</w:t>
-      </w:r>
-      <w:r>
-        <w:t xml:space="preserve"> erzeuge,</w:t>
-      </w:r>
-    </w:p>
-    <w:p>
-      <w:pPr>
-        <w:pStyle w:val="Aufzhlung"/>
-      </w:pPr>
-      <w:r>
         <w:t>eine Art „Bedeutungsmaschine“, die aus Setzungen über Relationen und Reflexionen zu emergenten Modellen führt.</w:t>
       </w:r>
     </w:p>
@@ -47310,7 +47256,6 @@
         <w:pStyle w:val="berschrift4"/>
       </w:pPr>
       <w:r>
-        <w:lastRenderedPageBreak/>
         <w:t>Zusammen:</w:t>
       </w:r>
     </w:p>
@@ -47429,6 +47374,7 @@
         <w:pStyle w:val="berschrift2"/>
       </w:pPr>
       <w:r>
+        <w:lastRenderedPageBreak/>
         <w:t>Zusammenfassung</w:t>
       </w:r>
     </w:p>
@@ -47666,7 +47612,6 @@
         <w:rPr>
           <w:rStyle w:val="Fett"/>
         </w:rPr>
-        <w:lastRenderedPageBreak/>
         <w:t xml:space="preserve">Ich betrachte die Folge von zusammengesetzten Operatoren </w:t>
       </w:r>
       <w:proofErr w:type="spellStart"/>
@@ -48070,6 +48015,7 @@
         <w:pStyle w:val="berschrift2"/>
       </w:pPr>
       <w:r>
+        <w:lastRenderedPageBreak/>
         <w:t>Interpretation</w:t>
       </w:r>
     </w:p>
@@ -48572,7 +48518,6 @@
         <w:pStyle w:val="berschrift2"/>
       </w:pPr>
       <w:r>
-        <w:lastRenderedPageBreak/>
         <w:t>Zusammenfassung</w:t>
       </w:r>
     </w:p>
@@ -48740,6 +48685,7 @@
           <w:b/>
           <w:bCs/>
         </w:rPr>
+        <w:lastRenderedPageBreak/>
         <w:t>Interpretation:</w:t>
       </w:r>
       <w:r>
@@ -49531,6 +49477,7 @@
         <w:pStyle w:val="Aufzhlung"/>
       </w:pPr>
       <w:r>
+        <w:lastRenderedPageBreak/>
         <w:t xml:space="preserve">Der Operator </w:t>
       </w:r>
       <w:r>
@@ -49873,7 +49820,6 @@
         <w:pStyle w:val="berschrift4"/>
       </w:pPr>
       <w:r>
-        <w:lastRenderedPageBreak/>
         <w:t>(3) M – Modifikation / Reflexion</w:t>
       </w:r>
     </w:p>
@@ -49928,6 +49874,7 @@
     </w:p>
     <w:p>
       <w:r>
+        <w:lastRenderedPageBreak/>
         <w:t>Es entsteht ein emergentes Gesamtmodell.</w:t>
       </w:r>
     </w:p>
@@ -50347,7 +50294,6 @@
           <w:b/>
           <w:bCs/>
         </w:rPr>
-        <w:lastRenderedPageBreak/>
         <w:t>Gesamtaussage:</w:t>
       </w:r>
       <w:r>
@@ -50379,6 +50325,7 @@
         </w:rPr>
       </w:pPr>
       <w:r>
+        <w:lastRenderedPageBreak/>
         <w:t>(3.4.1.</w:t>
       </w:r>
       <w:r>
@@ -50954,7 +50901,6 @@
         <w:rPr>
           <w:rStyle w:val="Fett"/>
         </w:rPr>
-        <w:lastRenderedPageBreak/>
         <w:t>Mein gesamtes Modellieren basiert auf Prozessen, nicht auf Objekten.</w:t>
       </w:r>
       <w:r>
@@ -51042,6 +50988,7 @@
         <w:pStyle w:val="Aufzhlung"/>
       </w:pPr>
       <w:r>
+        <w:lastRenderedPageBreak/>
         <w:t>R: Relationen herstellen,</w:t>
       </w:r>
     </w:p>
@@ -51560,6 +51507,7 @@
           <w:b/>
           <w:bCs/>
         </w:rPr>
+        <w:lastRenderedPageBreak/>
         <w:t>Didaktisches Beispiel:</w:t>
       </w:r>
       <w:r>
@@ -52192,7 +52140,6 @@
         <w:pStyle w:val="berschrift2"/>
       </w:pPr>
       <w:r>
-        <w:lastRenderedPageBreak/>
         <w:t>Interpretation</w:t>
       </w:r>
     </w:p>
@@ -52578,6 +52525,7 @@
     </w:p>
     <w:p>
       <w:r>
+        <w:lastRenderedPageBreak/>
         <w:t>Ich starte mit einem anfänglichen Zustand:</w:t>
       </w:r>
     </w:p>
@@ -53030,7 +52978,6 @@
           <w:b/>
           <w:bCs/>
         </w:rPr>
-        <w:lastRenderedPageBreak/>
         <w:t>Bedeutung:</w:t>
       </w:r>
       <w:r>
@@ -53123,6 +53070,7 @@
           <w:b/>
           <w:bCs/>
         </w:rPr>
+        <w:lastRenderedPageBreak/>
         <w:t>Kernaussage:</w:t>
       </w:r>
       <w:r>
@@ -57097,7 +57045,6 @@
   <w:style w:type="character" w:default="1" w:styleId="Absatz-Standardschriftart">
     <w:name w:val="Default Paragraph Font"/>
     <w:uiPriority w:val="1"/>
-    <w:semiHidden/>
     <w:unhideWhenUsed/>
   </w:style>
   <w:style w:type="table" w:default="1" w:styleId="NormaleTabelle">

--- a/Kapitel 3/Anlagen_neu/Anlage 3.A Notationen V1.docx
+++ b/Kapitel 3/Anlagen_neu/Anlage 3.A Notationen V1.docx
@@ -43058,6 +43058,14 @@
         <w:pStyle w:val="berschrift2"/>
       </w:pPr>
       <w:r>
+        <w:rPr>
+          <w:rFonts w:ascii="Times New Roman" w:hAnsi="Times New Roman"/>
+        </w:rPr>
+        <w:pict w14:anchorId="336F7A8E">
+          <v:rect id="_x0000_i1164" style="width:0;height:1.5pt" o:hralign="center" o:hrstd="t" o:hr="t" fillcolor="#a0a0a0" stroked="f"/>
+        </w:pict>
+      </w:r>
+      <w:r>
         <w:t>Interpretation</w:t>
       </w:r>
     </w:p>
@@ -43327,12 +43335,19 @@
         <w:t>, nicht bloß deren Aneinanderreihung.</w:t>
       </w:r>
     </w:p>
-    <w:p/>
     <w:p>
       <w:pPr>
         <w:pStyle w:val="berschrift2"/>
       </w:pPr>
       <w:r>
+        <w:rPr>
+          <w:rFonts w:ascii="Times New Roman" w:hAnsi="Times New Roman"/>
+        </w:rPr>
+        <w:pict w14:anchorId="39DFF25A">
+          <v:rect id="_x0000_i1165" style="width:0;height:1.5pt" o:hralign="center" o:hrstd="t" o:hr="t" fillcolor="#a0a0a0" stroked="f"/>
+        </w:pict>
+      </w:r>
+      <w:r>
         <w:t>Beispiel für die Bedeutung</w:t>
       </w:r>
     </w:p>
@@ -43378,6 +43393,7 @@
         <w:pStyle w:val="Aufzhlung"/>
       </w:pPr>
       <w:r>
+        <w:lastRenderedPageBreak/>
         <w:t>o</w:t>
       </w:r>
       <w:r>
@@ -43395,7 +43411,6 @@
         <w:pStyle w:val="Aufzhlung"/>
       </w:pPr>
       <w:r>
-        <w:lastRenderedPageBreak/>
         <w:t>o</w:t>
       </w:r>
       <w:r>
@@ -43591,7 +43606,16 @@
         <w:t xml:space="preserve"> wirkt danach selbst wieder als Operator auf neue Situationen (Transfer).</w:t>
       </w:r>
     </w:p>
-    <w:p/>
+    <w:p>
+      <w:r>
+        <w:rPr>
+          <w:rFonts w:ascii="Times New Roman" w:hAnsi="Times New Roman"/>
+        </w:rPr>
+        <w:pict w14:anchorId="4D45ADBC">
+          <v:rect id="_x0000_i1166" style="width:0;height:1.5pt" o:hralign="center" o:hrstd="t" o:hr="t" fillcolor="#a0a0a0" stroked="f"/>
+        </w:pict>
+      </w:r>
+    </w:p>
     <w:p>
       <w:pPr>
         <w:pStyle w:val="berschrift2"/>
@@ -43775,10 +43799,16 @@
         <w:t>einen stabilisierten Funktionsmodus, der aus der zeitlichen Verknüpfung elementarer Operationen hervorgeht und selbst wieder handlungs-, erkenntnis- und strukturwirksam wird.</w:t>
       </w:r>
     </w:p>
-    <w:p/>
-    <w:p/>
-    <w:p/>
-    <w:p/>
+    <w:p>
+      <w:r>
+        <w:rPr>
+          <w:rFonts w:ascii="Times New Roman" w:hAnsi="Times New Roman"/>
+        </w:rPr>
+        <w:pict w14:anchorId="421F72CC">
+          <v:rect id="_x0000_i1167" style="width:0;height:1.5pt" o:hralign="center" o:hrstd="t" o:hr="t" fillcolor="#a0a0a0" stroked="f"/>
+        </w:pict>
+      </w:r>
+    </w:p>
     <w:p>
       <w:pPr>
         <w:pStyle w:val="berschrift1"/>
@@ -43926,1271 +43956,919 @@
       </w:r>
     </w:p>
     <w:p>
-      <w:pPr>
-        <w:spacing w:before="100" w:beforeAutospacing="1" w:after="100" w:afterAutospacing="1"/>
+      <w:r>
+        <w:t xml:space="preserve">Gegeben sei ein Zustandsraum S und eine </w:t>
+      </w:r>
+      <w:proofErr w:type="spellStart"/>
+      <w:r>
+        <w:t>Operatorenmenge</w:t>
+      </w:r>
+      <w:proofErr w:type="spellEnd"/>
+    </w:p>
+    <w:p>
+      <w:pPr>
+        <w:spacing w:after="0"/>
         <w:rPr>
           <w:rFonts w:ascii="Times New Roman" w:hAnsi="Times New Roman"/>
         </w:rPr>
       </w:pPr>
-      <w:r>
+      <m:oMathPara>
+        <m:oMath>
+          <m:r>
+            <m:rPr>
+              <m:scr m:val="script"/>
+              <m:sty m:val="p"/>
+            </m:rPr>
+            <w:rPr>
+              <w:rFonts w:ascii="Cambria Math" w:hAnsi="Cambria Math" w:cs="Cambria Math"/>
+            </w:rPr>
+            <m:t>O</m:t>
+          </m:r>
+          <m:r>
+            <w:rPr>
+              <w:rFonts w:ascii="Cambria Math" w:hAnsi="Cambria Math"/>
+            </w:rPr>
+            <m:t>={</m:t>
+          </m:r>
+          <m:sSub>
+            <m:sSubPr>
+              <m:ctrlPr>
+                <w:rPr>
+                  <w:rFonts w:ascii="Cambria Math" w:hAnsi="Cambria Math"/>
+                  <w:i/>
+                </w:rPr>
+              </m:ctrlPr>
+            </m:sSubPr>
+            <m:e>
+              <m:r>
+                <w:rPr>
+                  <w:rFonts w:ascii="Cambria Math" w:hAnsi="Cambria Math"/>
+                </w:rPr>
+                <m:t>o</m:t>
+              </m:r>
+            </m:e>
+            <m:sub>
+              <m:r>
+                <w:rPr>
+                  <w:rFonts w:ascii="Cambria Math" w:hAnsi="Cambria Math"/>
+                </w:rPr>
+                <m:t>i</m:t>
+              </m:r>
+            </m:sub>
+          </m:sSub>
+          <m:r>
+            <w:rPr>
+              <w:rFonts w:ascii="Cambria Math" w:hAnsi="Cambria Math" w:cs="Cambria Math"/>
+            </w:rPr>
+            <m:t>∣</m:t>
+          </m:r>
+          <m:sSub>
+            <m:sSubPr>
+              <m:ctrlPr>
+                <w:rPr>
+                  <w:rFonts w:ascii="Cambria Math" w:hAnsi="Cambria Math"/>
+                  <w:i/>
+                </w:rPr>
+              </m:ctrlPr>
+            </m:sSubPr>
+            <m:e>
+              <m:r>
+                <w:rPr>
+                  <w:rFonts w:ascii="Cambria Math" w:hAnsi="Cambria Math"/>
+                </w:rPr>
+                <m:t>o</m:t>
+              </m:r>
+            </m:e>
+            <m:sub>
+              <m:r>
+                <w:rPr>
+                  <w:rFonts w:ascii="Cambria Math" w:hAnsi="Cambria Math"/>
+                </w:rPr>
+                <m:t>i</m:t>
+              </m:r>
+            </m:sub>
+          </m:sSub>
+          <m:r>
+            <w:rPr>
+              <w:rFonts w:ascii="Cambria Math" w:hAnsi="Cambria Math"/>
+            </w:rPr>
+            <m:t>:S→S</m:t>
+          </m:r>
+          <m:r>
+            <w:rPr>
+              <w:rFonts w:ascii="Cambria Math" w:hAnsi="Cambria Math"/>
+            </w:rPr>
+            <m:t>}</m:t>
+          </m:r>
+          <m:r>
+            <w:rPr>
+              <w:rFonts w:ascii="Cambria Math" w:hAnsi="Cambria Math"/>
+            </w:rPr>
+            <m:t xml:space="preserve"> </m:t>
+          </m:r>
+        </m:oMath>
+      </m:oMathPara>
+    </w:p>
+    <w:p>
+      <w:r>
+        <w:t xml:space="preserve">Für einen Anfangszustand </w:t>
+      </w:r>
+      <m:oMath>
+        <m:sSub>
+          <m:sSubPr>
+            <m:ctrlPr>
+              <w:rPr>
+                <w:rFonts w:ascii="Cambria Math" w:hAnsi="Cambria Math"/>
+                <w:i/>
+              </w:rPr>
+            </m:ctrlPr>
+          </m:sSubPr>
+          <m:e>
+            <m:r>
+              <w:rPr>
+                <w:rFonts w:ascii="Cambria Math" w:hAnsi="Cambria Math"/>
+              </w:rPr>
+              <m:t>s</m:t>
+            </m:r>
+          </m:e>
+          <m:sub>
+            <m:r>
+              <w:rPr>
+                <w:rFonts w:ascii="Cambria Math" w:hAnsi="Cambria Math"/>
+              </w:rPr>
+              <m:t>0</m:t>
+            </m:r>
+          </m:sub>
+        </m:sSub>
+        <m:r>
+          <w:rPr>
+            <w:rFonts w:ascii="Cambria Math" w:hAnsi="Cambria Math" w:cs="Cambria Math"/>
+          </w:rPr>
+          <m:t>∈</m:t>
+        </m:r>
+        <m:r>
+          <w:rPr>
+            <w:rFonts w:ascii="Cambria Math" w:hAnsi="Cambria Math"/>
+          </w:rPr>
+          <m:t>S</m:t>
+        </m:r>
+      </m:oMath>
+      <w:r>
+        <w:t xml:space="preserve"> und eine endliche Folge von Operatoren </w:t>
+      </w:r>
+      <m:oMath>
+        <m:r>
+          <w:rPr>
+            <w:rFonts w:ascii="Cambria Math" w:hAnsi="Cambria Math"/>
+          </w:rPr>
+          <m:t>o1,…,on</m:t>
+        </m:r>
+        <m:r>
+          <w:rPr>
+            <w:rFonts w:ascii="Cambria Math" w:hAnsi="Cambria Math" w:cs="Cambria Math"/>
+          </w:rPr>
+          <m:t>∈</m:t>
+        </m:r>
+        <m:r>
+          <m:rPr>
+            <m:scr m:val="script"/>
+            <m:sty m:val="p"/>
+          </m:rPr>
+          <w:rPr>
+            <w:rFonts w:ascii="Cambria Math" w:hAnsi="Cambria Math" w:cs="Cambria Math"/>
+          </w:rPr>
+          <m:t>O</m:t>
+        </m:r>
+      </m:oMath>
+      <w:r>
+        <w:t xml:space="preserve"> ist der durch die </w:t>
+      </w:r>
+      <w:proofErr w:type="spellStart"/>
+      <w:r>
+        <w:t>Operatorenkaskade</w:t>
+      </w:r>
+      <w:proofErr w:type="spellEnd"/>
+      <w:r>
+        <w:t xml:space="preserve"> erzeugte Zustand </w:t>
+      </w:r>
+      <w:proofErr w:type="spellStart"/>
+      <w:r>
+        <w:t>s</w:t>
+      </w:r>
+      <w:r>
+        <w:rPr>
+          <w:vertAlign w:val="subscript"/>
+        </w:rPr>
+        <w:t>n</w:t>
+      </w:r>
+      <w:proofErr w:type="spellEnd"/>
+      <w:r>
+        <w:t xml:space="preserve"> </w:t>
+      </w:r>
+      <w:r>
+        <w:t>​ definiert als</w:t>
+      </w:r>
+    </w:p>
+    <w:p>
+      <w:pPr>
+        <w:pStyle w:val="FormelAllein"/>
         <w:rPr>
           <w:rFonts w:ascii="Times New Roman" w:hAnsi="Times New Roman"/>
         </w:rPr>
-        <w:t xml:space="preserve">Gegeben sei ein Zustandsraum SSS und eine </w:t>
+      </w:pPr>
+      <m:oMath>
+        <m:sSub>
+          <m:sSubPr>
+            <m:ctrlPr/>
+          </m:sSubPr>
+          <m:e>
+            <m:r>
+              <m:t>s</m:t>
+            </m:r>
+          </m:e>
+          <m:sub>
+            <m:r>
+              <m:t>n</m:t>
+            </m:r>
+          </m:sub>
+        </m:sSub>
+        <m:r>
+          <m:t>  =  (</m:t>
+        </m:r>
+        <m:sSub>
+          <m:sSubPr>
+            <m:ctrlPr/>
+          </m:sSubPr>
+          <m:e>
+            <m:r>
+              <m:t>o</m:t>
+            </m:r>
+          </m:e>
+          <m:sub>
+            <m:r>
+              <m:t>n</m:t>
+            </m:r>
+          </m:sub>
+        </m:sSub>
+        <m:r>
+          <w:rPr>
+            <w:rFonts w:cs="Cambria Math"/>
+          </w:rPr>
+          <m:t>∘</m:t>
+        </m:r>
+        <m:sSub>
+          <m:sSubPr>
+            <m:ctrlPr/>
+          </m:sSubPr>
+          <m:e>
+            <m:r>
+              <m:t>o</m:t>
+            </m:r>
+          </m:e>
+          <m:sub>
+            <m:r>
+              <m:t>n</m:t>
+            </m:r>
+            <m:r>
+              <m:t>-1</m:t>
+            </m:r>
+          </m:sub>
+        </m:sSub>
+        <m:r>
+          <w:rPr>
+            <w:rFonts w:cs="Cambria Math"/>
+          </w:rPr>
+          <m:t>∘⋯∘</m:t>
+        </m:r>
+        <m:sSub>
+          <m:sSubPr>
+            <m:ctrlPr/>
+          </m:sSubPr>
+          <m:e>
+            <m:r>
+              <m:t>o</m:t>
+            </m:r>
+          </m:e>
+          <m:sub>
+            <m:r>
+              <m:t>1</m:t>
+            </m:r>
+          </m:sub>
+        </m:sSub>
+        <m:r>
+          <m:t>)(</m:t>
+        </m:r>
+        <m:sSub>
+          <m:sSubPr>
+            <m:ctrlPr/>
+          </m:sSubPr>
+          <m:e>
+            <m:r>
+              <m:t>s</m:t>
+            </m:r>
+          </m:e>
+          <m:sub>
+            <m:r>
+              <m:t>0</m:t>
+            </m:r>
+          </m:sub>
+        </m:sSub>
+        <m:r>
+          <m:t>).</m:t>
+        </m:r>
+      </m:oMath>
+      <w:r>
+        <w:rPr>
+          <w:rFonts w:ascii="Times New Roman" w:hAnsi="Times New Roman"/>
+        </w:rPr>
+        <w:t xml:space="preserve"> </w:t>
+      </w:r>
+    </w:p>
+    <w:p>
+      <w:r>
+        <w:lastRenderedPageBreak/>
+        <w:t xml:space="preserve">Dabei beschreibt n die Anzahl der funktionalen Übergänge, nicht bloß eine Zählvariable, sondern die </w:t>
+      </w:r>
+      <w:r>
+        <w:rPr>
+          <w:b/>
+          <w:bCs/>
+        </w:rPr>
+        <w:t>prozessuale Tiefe der Transformation</w:t>
+      </w:r>
+      <w:r>
+        <w:t>.</w:t>
+      </w:r>
+    </w:p>
+    <w:p>
+      <w:r>
+        <w:rPr>
+          <w:rFonts w:ascii="Times New Roman" w:hAnsi="Times New Roman"/>
+        </w:rPr>
+        <w:pict w14:anchorId="1B3AE262">
+          <v:rect id="_x0000_i1168" style="width:0;height:1.5pt" o:hralign="center" o:hrstd="t" o:hr="t" fillcolor="#a0a0a0" stroked="f"/>
+        </w:pict>
+      </w:r>
+    </w:p>
+    <w:p>
+      <w:pPr>
+        <w:pStyle w:val="berschrift2"/>
+      </w:pPr>
+      <w:r>
+        <w:t>Interpretation</w:t>
+      </w:r>
+    </w:p>
+    <w:p>
+      <w:r>
+        <w:t xml:space="preserve">In der Logik von Kapitel 3 beschreibt diese Gleichung die </w:t>
+      </w:r>
+      <w:r>
+        <w:rPr>
+          <w:b/>
+          <w:bCs/>
+        </w:rPr>
+        <w:t>funktionale Genese eines Zustands</w:t>
+      </w:r>
+      <w:r>
+        <w:t xml:space="preserve"> aus einer geordneten Folge von Funktionsakten.</w:t>
+      </w:r>
+    </w:p>
+    <w:p>
+      <w:pPr>
+        <w:pStyle w:val="Aufzhlung"/>
+      </w:pPr>
+      <w:r>
+        <w:t>s</w:t>
+      </w:r>
+      <w:r>
+        <w:rPr>
+          <w:vertAlign w:val="subscript"/>
+        </w:rPr>
+        <w:t>0</w:t>
+      </w:r>
+      <w:r>
+        <w:t xml:space="preserve">​ ist kein inhaltlich bestimmter Zustand, sondern ein </w:t>
+      </w:r>
+      <w:r>
+        <w:rPr>
+          <w:b/>
+          <w:bCs/>
+        </w:rPr>
+        <w:t>offener Initialzustand</w:t>
+      </w:r>
+      <w:r>
+        <w:t>.</w:t>
+      </w:r>
+    </w:p>
+    <w:p>
+      <w:pPr>
+        <w:pStyle w:val="Aufzhlung"/>
+      </w:pPr>
+      <w:r>
+        <w:t xml:space="preserve">Jeder Operator </w:t>
       </w:r>
       <w:proofErr w:type="spellStart"/>
       <w:r>
+        <w:t>o</w:t>
+      </w:r>
+      <w:r>
+        <w:rPr>
+          <w:vertAlign w:val="subscript"/>
+        </w:rPr>
+        <w:t>i</w:t>
+      </w:r>
+      <w:proofErr w:type="spellEnd"/>
+      <w:r>
+        <w:t xml:space="preserve"> realisiert eine </w:t>
+      </w:r>
+      <w:r>
+        <w:rPr>
+          <w:b/>
+          <w:bCs/>
+        </w:rPr>
+        <w:t>gerichtete Zustandsänderung</w:t>
+      </w:r>
+      <w:r>
+        <w:t xml:space="preserve"> innerhalb des FRZK.</w:t>
+      </w:r>
+    </w:p>
+    <w:p>
+      <w:pPr>
+        <w:pStyle w:val="Aufzhlung"/>
+      </w:pPr>
+      <w:r>
+        <w:t xml:space="preserve">Der Zustand </w:t>
+      </w:r>
+      <w:proofErr w:type="spellStart"/>
+      <w:r>
+        <w:t>s</w:t>
+      </w:r>
+      <w:r>
+        <w:rPr>
+          <w:vertAlign w:val="subscript"/>
+        </w:rPr>
+        <w:t>n</w:t>
+      </w:r>
+      <w:proofErr w:type="spellEnd"/>
+      <w:r>
+        <w:t xml:space="preserve"> </w:t>
+      </w:r>
+      <w:r>
+        <w:t xml:space="preserve">​ ist das </w:t>
+      </w:r>
+      <w:r>
+        <w:rPr>
+          <w:b/>
+          <w:bCs/>
+        </w:rPr>
+        <w:t xml:space="preserve">Resultat der gesamten </w:t>
+      </w:r>
+      <w:proofErr w:type="spellStart"/>
+      <w:r>
+        <w:rPr>
+          <w:b/>
+          <w:bCs/>
+        </w:rPr>
+        <w:t>Operatorenkaskade</w:t>
+      </w:r>
+      <w:proofErr w:type="spellEnd"/>
+      <w:r>
+        <w:t>, nicht eines einzelnen Schrittes.</w:t>
+      </w:r>
+    </w:p>
+    <w:p>
+      <w:r>
+        <w:t>Damit gilt:</w:t>
+      </w:r>
+    </w:p>
+    <w:p>
+      <w:pPr>
+        <w:pStyle w:val="FormelAllein"/>
         <w:rPr>
           <w:rFonts w:ascii="Times New Roman" w:hAnsi="Times New Roman"/>
         </w:rPr>
-        <w:t>Operatorenmenge</w:t>
+      </w:pPr>
+      <m:oMath>
+        <m:sSub>
+          <m:sSubPr>
+            <m:ctrlPr/>
+          </m:sSubPr>
+          <m:e>
+            <m:r>
+              <m:t>s</m:t>
+            </m:r>
+          </m:e>
+          <m:sub>
+            <m:r>
+              <m:t>n</m:t>
+            </m:r>
+          </m:sub>
+        </m:sSub>
+        <m:r>
+          <m:t>≠</m:t>
+        </m:r>
+        <m:sSub>
+          <m:sSubPr>
+            <m:ctrlPr/>
+          </m:sSubPr>
+          <m:e>
+            <m:r>
+              <m:t>o</m:t>
+            </m:r>
+          </m:e>
+          <m:sub>
+            <m:r>
+              <m:t>n</m:t>
+            </m:r>
+          </m:sub>
+        </m:sSub>
+        <m:d>
+          <m:dPr>
+            <m:ctrlPr/>
+          </m:dPr>
+          <m:e>
+            <m:sSub>
+              <m:sSubPr>
+                <m:ctrlPr/>
+              </m:sSubPr>
+              <m:e>
+                <m:r>
+                  <m:t>s</m:t>
+                </m:r>
+              </m:e>
+              <m:sub>
+                <m:r>
+                  <m:t>n-1</m:t>
+                </m:r>
+              </m:sub>
+            </m:sSub>
+          </m:e>
+        </m:d>
+        <m:r>
+          <m:t xml:space="preserve"> isoliert</m:t>
+        </m:r>
+      </m:oMath>
+      <w:r>
+        <w:rPr>
+          <w:rFonts w:ascii="Times New Roman" w:hAnsi="Times New Roman"/>
+        </w:rPr>
+        <w:t>,</w:t>
+      </w:r>
+    </w:p>
+    <w:p>
+      <w:r>
+        <w:t>sondern</w:t>
+      </w:r>
+    </w:p>
+    <w:p>
+      <w:pPr>
+        <w:spacing w:after="0"/>
+        <w:rPr>
+          <w:rFonts w:ascii="Times New Roman" w:hAnsi="Times New Roman"/>
+        </w:rPr>
+      </w:pPr>
+      <m:oMathPara>
+        <m:oMath>
+          <m:sSub>
+            <m:sSubPr>
+              <m:ctrlPr>
+                <w:rPr>
+                  <w:rFonts w:ascii="Cambria Math" w:hAnsi="Cambria Math"/>
+                  <w:i/>
+                </w:rPr>
+              </m:ctrlPr>
+            </m:sSubPr>
+            <m:e>
+              <m:r>
+                <w:rPr>
+                  <w:rFonts w:ascii="Cambria Math" w:hAnsi="Cambria Math"/>
+                </w:rPr>
+                <m:t>s</m:t>
+              </m:r>
+            </m:e>
+            <m:sub>
+              <m:r>
+                <w:rPr>
+                  <w:rFonts w:ascii="Cambria Math" w:hAnsi="Cambria Math"/>
+                </w:rPr>
+                <m:t>n</m:t>
+              </m:r>
+            </m:sub>
+          </m:sSub>
+          <m:r>
+            <w:rPr>
+              <w:rFonts w:ascii="Cambria Math" w:hAnsi="Cambria Math"/>
+            </w:rPr>
+            <m:t>=funktional erzeugte Koh</m:t>
+          </m:r>
+          <m:r>
+            <w:rPr>
+              <w:rFonts w:ascii="Cambria Math" w:hAnsi="Cambria Math"/>
+            </w:rPr>
+            <m:t>ä</m:t>
+          </m:r>
+          <m:r>
+            <w:rPr>
+              <w:rFonts w:ascii="Cambria Math" w:hAnsi="Cambria Math"/>
+            </w:rPr>
+            <m:t xml:space="preserve">renz. </m:t>
+          </m:r>
+        </m:oMath>
+      </m:oMathPara>
+    </w:p>
+    <w:p>
+      <w:r>
+        <w:t xml:space="preserve">Zeit erscheint hier nicht als äußerer Parameter, sondern als </w:t>
+      </w:r>
+      <w:r>
+        <w:rPr>
+          <w:b/>
+          <w:bCs/>
+        </w:rPr>
+        <w:t>Ordnung der Transformationen</w:t>
+      </w:r>
+      <w:r>
+        <w:t>, die sich im Zustand materialisiert.</w:t>
+      </w:r>
+    </w:p>
+    <w:p>
+      <w:r>
+        <w:rPr>
+          <w:rFonts w:ascii="Times New Roman" w:hAnsi="Times New Roman"/>
+        </w:rPr>
+        <w:pict w14:anchorId="0A088EB8">
+          <v:rect id="_x0000_i1169" style="width:0;height:1.5pt" o:hralign="center" o:hrstd="t" o:hr="t" fillcolor="#a0a0a0" stroked="f"/>
+        </w:pict>
+      </w:r>
+    </w:p>
+    <w:p>
+      <w:pPr>
+        <w:pStyle w:val="berschrift2"/>
+      </w:pPr>
+      <w:r>
+        <w:t>Beispiel für die Bedeutung</w:t>
+      </w:r>
+    </w:p>
+    <w:p>
+      <w:pPr>
+        <w:pStyle w:val="berschrift4"/>
+      </w:pPr>
+      <w:r>
+        <w:t>Beispiel: Entstehung eines mathematischen Begriffs</w:t>
+      </w:r>
+    </w:p>
+    <w:p>
+      <w:r>
+        <w:t>Ein Lernprozess beginne mit einem offenen Wahrnehmungszustand s</w:t>
+      </w:r>
+      <w:r>
+        <w:rPr>
+          <w:vertAlign w:val="subscript"/>
+        </w:rPr>
+        <w:t>0</w:t>
+      </w:r>
+      <w:r>
+        <w:t>​ (z. B. visuelle Erfahrung einer Figur).</w:t>
+      </w:r>
+    </w:p>
+    <w:p>
+      <w:pPr>
+        <w:pStyle w:val="Aufzhlung"/>
+      </w:pPr>
+      <w:r>
+        <w:t>o</w:t>
+      </w:r>
+      <w:r>
+        <w:rPr>
+          <w:vertAlign w:val="subscript"/>
+        </w:rPr>
+        <w:t>1</w:t>
+      </w:r>
+      <w:r>
+        <w:t>​: Wahrnehmungsfokussierung (Unterscheidung von Form und Hintergrund)</w:t>
+      </w:r>
+    </w:p>
+    <w:p>
+      <w:pPr>
+        <w:pStyle w:val="Aufzhlung"/>
+      </w:pPr>
+      <w:r>
+        <w:t>o</w:t>
+      </w:r>
+      <w:r>
+        <w:rPr>
+          <w:vertAlign w:val="subscript"/>
+        </w:rPr>
+        <w:t>2</w:t>
+      </w:r>
+      <w:r>
+        <w:t>​: operative Handlung (Konstruieren, Nachzeichnen)</w:t>
+      </w:r>
+    </w:p>
+    <w:p>
+      <w:pPr>
+        <w:pStyle w:val="Aufzhlung"/>
+      </w:pPr>
+      <w:r>
+        <w:t>o</w:t>
+      </w:r>
+      <w:r>
+        <w:rPr>
+          <w:vertAlign w:val="subscript"/>
+        </w:rPr>
+        <w:t>3</w:t>
+      </w:r>
+      <w:r>
+        <w:t>​: relationale Ordnung (Vergleichen, Invarianz erkennen)</w:t>
+      </w:r>
+    </w:p>
+    <w:p>
+      <w:pPr>
+        <w:pStyle w:val="Aufzhlung"/>
+      </w:pPr>
+      <w:r>
+        <w:t>o</w:t>
+      </w:r>
+      <w:r>
+        <w:rPr>
+          <w:vertAlign w:val="subscript"/>
+        </w:rPr>
+        <w:t>4</w:t>
+      </w:r>
+      <w:r>
+        <w:t>​: symbolische Fixierung (sprachliche oder formale Definition)</w:t>
+      </w:r>
+    </w:p>
+    <w:p>
+      <w:r>
+        <w:t>Dann gilt:</w:t>
+      </w:r>
+    </w:p>
+    <w:p>
+      <w:pPr>
+        <w:pStyle w:val="FormelAllein"/>
+        <w:rPr>
+          <w:rFonts w:ascii="Times New Roman" w:hAnsi="Times New Roman"/>
+        </w:rPr>
+      </w:pPr>
+      <m:oMath>
+        <m:sSub>
+          <m:sSubPr>
+            <m:ctrlPr/>
+          </m:sSubPr>
+          <m:e>
+            <m:r>
+              <m:t>s</m:t>
+            </m:r>
+          </m:e>
+          <m:sub>
+            <m:r>
+              <m:t>4</m:t>
+            </m:r>
+          </m:sub>
+        </m:sSub>
+        <m:r>
+          <m:t>=(</m:t>
+        </m:r>
+        <m:sSub>
+          <m:sSubPr>
+            <m:ctrlPr/>
+          </m:sSubPr>
+          <m:e>
+            <m:r>
+              <m:t>o</m:t>
+            </m:r>
+          </m:e>
+          <m:sub>
+            <m:r>
+              <m:t>4</m:t>
+            </m:r>
+          </m:sub>
+        </m:sSub>
+        <m:r>
+          <w:rPr>
+            <w:rFonts w:cs="Cambria Math"/>
+          </w:rPr>
+          <m:t>∘</m:t>
+        </m:r>
+        <m:sSub>
+          <m:sSubPr>
+            <m:ctrlPr/>
+          </m:sSubPr>
+          <m:e>
+            <m:r>
+              <m:t>o</m:t>
+            </m:r>
+          </m:e>
+          <m:sub>
+            <m:r>
+              <m:t>3</m:t>
+            </m:r>
+          </m:sub>
+        </m:sSub>
+        <m:r>
+          <w:rPr>
+            <w:rFonts w:cs="Cambria Math"/>
+          </w:rPr>
+          <m:t>∘</m:t>
+        </m:r>
+        <m:sSub>
+          <m:sSubPr>
+            <m:ctrlPr/>
+          </m:sSubPr>
+          <m:e>
+            <m:r>
+              <m:t>o</m:t>
+            </m:r>
+          </m:e>
+          <m:sub>
+            <m:r>
+              <m:t>2</m:t>
+            </m:r>
+          </m:sub>
+        </m:sSub>
+        <m:r>
+          <w:rPr>
+            <w:rFonts w:cs="Cambria Math"/>
+          </w:rPr>
+          <m:t>∘</m:t>
+        </m:r>
+        <m:sSub>
+          <m:sSubPr>
+            <m:ctrlPr/>
+          </m:sSubPr>
+          <m:e>
+            <m:r>
+              <m:t>o</m:t>
+            </m:r>
+          </m:e>
+          <m:sub>
+            <m:r>
+              <m:t>1</m:t>
+            </m:r>
+          </m:sub>
+        </m:sSub>
+        <m:r>
+          <m:t>)(</m:t>
+        </m:r>
+        <m:sSub>
+          <m:sSubPr>
+            <m:ctrlPr/>
+          </m:sSubPr>
+          <m:e>
+            <m:r>
+              <m:t>s</m:t>
+            </m:r>
+          </m:e>
+          <m:sub>
+            <m:r>
+              <m:t>0</m:t>
+            </m:r>
+          </m:sub>
+        </m:sSub>
+        <m:r>
+          <m:t>).</m:t>
+        </m:r>
+      </m:oMath>
+      <w:r>
+        <w:rPr>
+          <w:rFonts w:ascii="Times New Roman" w:hAnsi="Times New Roman"/>
+        </w:rPr>
+        <w:t xml:space="preserve"> </w:t>
+      </w:r>
+    </w:p>
+    <w:p>
+      <w:r>
+        <w:t>Der Zustand s</w:t>
+      </w:r>
+      <w:r>
+        <w:rPr>
+          <w:vertAlign w:val="subscript"/>
+        </w:rPr>
+        <w:t>4</w:t>
+      </w:r>
+      <w:r>
+        <w:t xml:space="preserve">​ entspricht nicht einer bloßen Ansammlung von Eindrücken, sondern einem </w:t>
+      </w:r>
+      <w:r>
+        <w:rPr>
+          <w:b/>
+          <w:bCs/>
+        </w:rPr>
+        <w:t>stabilisierten Bedeutungszustand</w:t>
+      </w:r>
+      <w:r>
+        <w:t xml:space="preserve">, der selbst wieder Ausgangspunkt neuer </w:t>
+      </w:r>
+      <w:proofErr w:type="spellStart"/>
+      <w:r>
+        <w:t>O</w:t>
+      </w:r>
+      <w:r>
+        <w:t>peratorenkaskaden</w:t>
       </w:r>
       <w:proofErr w:type="spellEnd"/>
-    </w:p>
-    <w:p>
-      <w:pPr>
-        <w:spacing w:after="0"/>
-        <w:rPr>
-          <w:rFonts w:ascii="Times New Roman" w:hAnsi="Times New Roman"/>
-        </w:rPr>
-      </w:pPr>
-      <w:r>
-        <w:rPr>
-          <w:rFonts w:ascii="Times New Roman" w:hAnsi="Times New Roman"/>
-        </w:rPr>
-        <w:t>O={</w:t>
-      </w:r>
-      <w:proofErr w:type="spellStart"/>
-      <w:r>
-        <w:rPr>
-          <w:rFonts w:ascii="Times New Roman" w:hAnsi="Times New Roman"/>
-        </w:rPr>
-        <w:t>oi</w:t>
-      </w:r>
-      <w:r>
-        <w:rPr>
-          <w:rFonts w:ascii="Cambria Math" w:hAnsi="Cambria Math" w:cs="Cambria Math"/>
-        </w:rPr>
-        <w:t>∣</w:t>
-      </w:r>
-      <w:r>
-        <w:rPr>
-          <w:rFonts w:ascii="Times New Roman" w:hAnsi="Times New Roman"/>
-        </w:rPr>
-        <w:t>oi:S→S</w:t>
-      </w:r>
-      <w:proofErr w:type="spellEnd"/>
-      <w:r>
-        <w:rPr>
-          <w:rFonts w:ascii="Times New Roman" w:hAnsi="Times New Roman"/>
-        </w:rPr>
-        <w:t>}.\</w:t>
-      </w:r>
-      <w:proofErr w:type="spellStart"/>
-      <w:r>
-        <w:rPr>
-          <w:rFonts w:ascii="Times New Roman" w:hAnsi="Times New Roman"/>
-        </w:rPr>
-        <w:t>mathcal</w:t>
-      </w:r>
-      <w:proofErr w:type="spellEnd"/>
-      <w:r>
-        <w:rPr>
-          <w:rFonts w:ascii="Times New Roman" w:hAnsi="Times New Roman"/>
-        </w:rPr>
-        <w:t xml:space="preserve">{O} = </w:t>
-      </w:r>
-      <w:proofErr w:type="gramStart"/>
-      <w:r>
-        <w:rPr>
-          <w:rFonts w:ascii="Times New Roman" w:hAnsi="Times New Roman"/>
-        </w:rPr>
-        <w:t>\{</w:t>
-      </w:r>
-      <w:proofErr w:type="spellStart"/>
-      <w:proofErr w:type="gramEnd"/>
-      <w:r>
-        <w:rPr>
-          <w:rFonts w:ascii="Times New Roman" w:hAnsi="Times New Roman"/>
-        </w:rPr>
-        <w:t>o_i</w:t>
-      </w:r>
-      <w:proofErr w:type="spellEnd"/>
-      <w:r>
-        <w:rPr>
-          <w:rFonts w:ascii="Times New Roman" w:hAnsi="Times New Roman"/>
-        </w:rPr>
-        <w:t xml:space="preserve"> \</w:t>
-      </w:r>
-      <w:proofErr w:type="spellStart"/>
-      <w:r>
-        <w:rPr>
-          <w:rFonts w:ascii="Times New Roman" w:hAnsi="Times New Roman"/>
-        </w:rPr>
-        <w:t>mid</w:t>
-      </w:r>
-      <w:proofErr w:type="spellEnd"/>
-      <w:r>
-        <w:rPr>
-          <w:rFonts w:ascii="Times New Roman" w:hAnsi="Times New Roman"/>
-        </w:rPr>
-        <w:t xml:space="preserve"> </w:t>
-      </w:r>
-      <w:proofErr w:type="spellStart"/>
-      <w:r>
-        <w:rPr>
-          <w:rFonts w:ascii="Times New Roman" w:hAnsi="Times New Roman"/>
-        </w:rPr>
-        <w:t>o_i</w:t>
-      </w:r>
-      <w:proofErr w:type="spellEnd"/>
-      <w:r>
-        <w:rPr>
-          <w:rFonts w:ascii="Times New Roman" w:hAnsi="Times New Roman"/>
-        </w:rPr>
-        <w:t xml:space="preserve"> : S \</w:t>
-      </w:r>
-      <w:proofErr w:type="spellStart"/>
-      <w:r>
-        <w:rPr>
-          <w:rFonts w:ascii="Times New Roman" w:hAnsi="Times New Roman"/>
-        </w:rPr>
-        <w:t>rightarrow</w:t>
-      </w:r>
-      <w:proofErr w:type="spellEnd"/>
-      <w:r>
-        <w:rPr>
-          <w:rFonts w:ascii="Times New Roman" w:hAnsi="Times New Roman"/>
-        </w:rPr>
-        <w:t xml:space="preserve"> S\}.O={</w:t>
-      </w:r>
-      <w:proofErr w:type="spellStart"/>
-      <w:r>
-        <w:rPr>
-          <w:rFonts w:ascii="Times New Roman" w:hAnsi="Times New Roman"/>
-        </w:rPr>
-        <w:t>oi</w:t>
-      </w:r>
-      <w:proofErr w:type="spellEnd"/>
-      <w:r>
-        <w:rPr>
-          <w:rFonts w:ascii="Times New Roman" w:hAnsi="Times New Roman"/>
-        </w:rPr>
-        <w:t>​</w:t>
-      </w:r>
-      <w:r>
-        <w:rPr>
-          <w:rFonts w:ascii="Cambria Math" w:hAnsi="Cambria Math" w:cs="Cambria Math"/>
-        </w:rPr>
-        <w:t>∣</w:t>
-      </w:r>
-      <w:proofErr w:type="spellStart"/>
-      <w:r>
-        <w:rPr>
-          <w:rFonts w:ascii="Times New Roman" w:hAnsi="Times New Roman"/>
-        </w:rPr>
-        <w:t>oi</w:t>
-      </w:r>
-      <w:proofErr w:type="spellEnd"/>
-      <w:r>
-        <w:rPr>
-          <w:rFonts w:ascii="Times New Roman" w:hAnsi="Times New Roman"/>
-        </w:rPr>
-        <w:t xml:space="preserve">​:S→S}. </w:t>
-      </w:r>
-    </w:p>
-    <w:p>
-      <w:pPr>
-        <w:spacing w:before="100" w:beforeAutospacing="1" w:after="100" w:afterAutospacing="1"/>
-        <w:rPr>
-          <w:rFonts w:ascii="Times New Roman" w:hAnsi="Times New Roman"/>
-        </w:rPr>
-      </w:pPr>
-      <w:r>
-        <w:rPr>
-          <w:rFonts w:ascii="Times New Roman" w:hAnsi="Times New Roman"/>
-        </w:rPr>
-        <w:lastRenderedPageBreak/>
-        <w:t>Für einen Anfangszustand s0</w:t>
-      </w:r>
-      <w:r>
-        <w:rPr>
-          <w:rFonts w:ascii="Cambria Math" w:hAnsi="Cambria Math" w:cs="Cambria Math"/>
-        </w:rPr>
-        <w:t>∈</w:t>
-      </w:r>
-      <w:r>
-        <w:rPr>
-          <w:rFonts w:ascii="Times New Roman" w:hAnsi="Times New Roman"/>
-        </w:rPr>
-        <w:t>Ss_0 \in Ss0​</w:t>
-      </w:r>
-      <w:r>
-        <w:rPr>
-          <w:rFonts w:ascii="Cambria Math" w:hAnsi="Cambria Math" w:cs="Cambria Math"/>
-        </w:rPr>
-        <w:t>∈</w:t>
-      </w:r>
-      <w:r>
-        <w:rPr>
-          <w:rFonts w:ascii="Times New Roman" w:hAnsi="Times New Roman"/>
-        </w:rPr>
-        <w:t>S und eine endliche Folge von Operatoren o</w:t>
-      </w:r>
-      <w:proofErr w:type="gramStart"/>
-      <w:r>
-        <w:rPr>
-          <w:rFonts w:ascii="Times New Roman" w:hAnsi="Times New Roman"/>
-        </w:rPr>
-        <w:t>1,…</w:t>
-      </w:r>
-      <w:proofErr w:type="gramEnd"/>
-      <w:r>
-        <w:rPr>
-          <w:rFonts w:ascii="Times New Roman" w:hAnsi="Times New Roman"/>
-        </w:rPr>
-        <w:t>,on</w:t>
-      </w:r>
-      <w:r>
-        <w:rPr>
-          <w:rFonts w:ascii="Cambria Math" w:hAnsi="Cambria Math" w:cs="Cambria Math"/>
-        </w:rPr>
-        <w:t>∈</w:t>
-      </w:r>
-      <w:r>
-        <w:rPr>
-          <w:rFonts w:ascii="Times New Roman" w:hAnsi="Times New Roman"/>
-        </w:rPr>
-        <w:t>Oo_1,\</w:t>
-      </w:r>
-      <w:proofErr w:type="spellStart"/>
-      <w:r>
-        <w:rPr>
-          <w:rFonts w:ascii="Times New Roman" w:hAnsi="Times New Roman"/>
-        </w:rPr>
-        <w:t>dots,o_n</w:t>
-      </w:r>
-      <w:proofErr w:type="spellEnd"/>
-      <w:r>
-        <w:rPr>
-          <w:rFonts w:ascii="Times New Roman" w:hAnsi="Times New Roman"/>
-        </w:rPr>
-        <w:t xml:space="preserve"> \in \</w:t>
-      </w:r>
-      <w:proofErr w:type="spellStart"/>
-      <w:r>
-        <w:rPr>
-          <w:rFonts w:ascii="Times New Roman" w:hAnsi="Times New Roman"/>
-        </w:rPr>
-        <w:t>mathcal</w:t>
-      </w:r>
-      <w:proofErr w:type="spellEnd"/>
-      <w:r>
-        <w:rPr>
-          <w:rFonts w:ascii="Times New Roman" w:hAnsi="Times New Roman"/>
-        </w:rPr>
-        <w:t>{O}o1​,…,on​</w:t>
-      </w:r>
-      <w:r>
-        <w:rPr>
-          <w:rFonts w:ascii="Cambria Math" w:hAnsi="Cambria Math" w:cs="Cambria Math"/>
-        </w:rPr>
-        <w:t>∈</w:t>
-      </w:r>
-      <w:r>
-        <w:rPr>
-          <w:rFonts w:ascii="Times New Roman" w:hAnsi="Times New Roman"/>
-        </w:rPr>
-        <w:t xml:space="preserve">O ist der durch die </w:t>
-      </w:r>
-      <w:proofErr w:type="spellStart"/>
-      <w:r>
-        <w:rPr>
-          <w:rFonts w:ascii="Times New Roman" w:hAnsi="Times New Roman"/>
-        </w:rPr>
-        <w:t>Operatorenkaskade</w:t>
-      </w:r>
-      <w:proofErr w:type="spellEnd"/>
-      <w:r>
-        <w:rPr>
-          <w:rFonts w:ascii="Times New Roman" w:hAnsi="Times New Roman"/>
-        </w:rPr>
-        <w:t xml:space="preserve"> erzeugte Zustand </w:t>
-      </w:r>
-      <w:proofErr w:type="spellStart"/>
-      <w:r>
-        <w:rPr>
-          <w:rFonts w:ascii="Times New Roman" w:hAnsi="Times New Roman"/>
-        </w:rPr>
-        <w:t>sns_nsn</w:t>
-      </w:r>
-      <w:proofErr w:type="spellEnd"/>
-      <w:r>
-        <w:rPr>
-          <w:rFonts w:ascii="Times New Roman" w:hAnsi="Times New Roman"/>
-        </w:rPr>
-        <w:t>​ definiert als</w:t>
-      </w:r>
-    </w:p>
-    <w:p>
-      <w:pPr>
-        <w:spacing w:after="0"/>
-        <w:rPr>
-          <w:rFonts w:ascii="Times New Roman" w:hAnsi="Times New Roman"/>
-        </w:rPr>
-      </w:pPr>
-      <w:proofErr w:type="spellStart"/>
-      <w:proofErr w:type="gramStart"/>
-      <w:r>
-        <w:rPr>
-          <w:rFonts w:ascii="Times New Roman" w:hAnsi="Times New Roman"/>
-        </w:rPr>
-        <w:t>sn</w:t>
-      </w:r>
-      <w:proofErr w:type="spellEnd"/>
-      <w:r>
-        <w:rPr>
-          <w:rFonts w:ascii="Times New Roman" w:hAnsi="Times New Roman"/>
-        </w:rPr>
-        <w:t>  =</w:t>
-      </w:r>
-      <w:proofErr w:type="gramEnd"/>
-      <w:r>
-        <w:rPr>
-          <w:rFonts w:ascii="Times New Roman" w:hAnsi="Times New Roman"/>
-        </w:rPr>
-        <w:t>  (on</w:t>
-      </w:r>
-      <w:r>
-        <w:rPr>
-          <w:rFonts w:ascii="Cambria Math" w:hAnsi="Cambria Math" w:cs="Cambria Math"/>
-        </w:rPr>
-        <w:t>∘</w:t>
-      </w:r>
-      <w:r>
-        <w:rPr>
-          <w:rFonts w:ascii="Times New Roman" w:hAnsi="Times New Roman"/>
-        </w:rPr>
-        <w:t>on−1</w:t>
-      </w:r>
-      <w:r>
-        <w:rPr>
-          <w:rFonts w:ascii="Cambria Math" w:hAnsi="Cambria Math" w:cs="Cambria Math"/>
-        </w:rPr>
-        <w:t>∘⋯∘</w:t>
-      </w:r>
-      <w:r>
-        <w:rPr>
-          <w:rFonts w:ascii="Times New Roman" w:hAnsi="Times New Roman"/>
-        </w:rPr>
-        <w:t>o1)(s0).</w:t>
-      </w:r>
-      <w:proofErr w:type="spellStart"/>
-      <w:r>
-        <w:rPr>
-          <w:rFonts w:ascii="Times New Roman" w:hAnsi="Times New Roman"/>
-        </w:rPr>
-        <w:t>s_n</w:t>
-      </w:r>
-      <w:proofErr w:type="spellEnd"/>
-      <w:r>
-        <w:rPr>
-          <w:rFonts w:ascii="Times New Roman" w:hAnsi="Times New Roman"/>
-        </w:rPr>
-        <w:t xml:space="preserve"> \;=\; (</w:t>
-      </w:r>
-      <w:proofErr w:type="spellStart"/>
-      <w:r>
-        <w:rPr>
-          <w:rFonts w:ascii="Times New Roman" w:hAnsi="Times New Roman"/>
-        </w:rPr>
-        <w:t>o_n</w:t>
-      </w:r>
-      <w:proofErr w:type="spellEnd"/>
-      <w:r>
-        <w:rPr>
-          <w:rFonts w:ascii="Times New Roman" w:hAnsi="Times New Roman"/>
-        </w:rPr>
-        <w:t xml:space="preserve"> \</w:t>
-      </w:r>
-      <w:proofErr w:type="spellStart"/>
-      <w:r>
-        <w:rPr>
-          <w:rFonts w:ascii="Times New Roman" w:hAnsi="Times New Roman"/>
-        </w:rPr>
-        <w:t>circ</w:t>
-      </w:r>
-      <w:proofErr w:type="spellEnd"/>
-      <w:r>
-        <w:rPr>
-          <w:rFonts w:ascii="Times New Roman" w:hAnsi="Times New Roman"/>
-        </w:rPr>
-        <w:t xml:space="preserve"> o_{n-1} \</w:t>
-      </w:r>
-      <w:proofErr w:type="spellStart"/>
-      <w:r>
-        <w:rPr>
-          <w:rFonts w:ascii="Times New Roman" w:hAnsi="Times New Roman"/>
-        </w:rPr>
-        <w:t>circ</w:t>
-      </w:r>
-      <w:proofErr w:type="spellEnd"/>
-      <w:r>
-        <w:rPr>
-          <w:rFonts w:ascii="Times New Roman" w:hAnsi="Times New Roman"/>
-        </w:rPr>
-        <w:t xml:space="preserve"> \</w:t>
-      </w:r>
-      <w:proofErr w:type="spellStart"/>
-      <w:r>
-        <w:rPr>
-          <w:rFonts w:ascii="Times New Roman" w:hAnsi="Times New Roman"/>
-        </w:rPr>
-        <w:t>dots</w:t>
-      </w:r>
-      <w:proofErr w:type="spellEnd"/>
-      <w:r>
-        <w:rPr>
-          <w:rFonts w:ascii="Times New Roman" w:hAnsi="Times New Roman"/>
-        </w:rPr>
-        <w:t xml:space="preserve"> \</w:t>
-      </w:r>
-      <w:proofErr w:type="spellStart"/>
-      <w:r>
-        <w:rPr>
-          <w:rFonts w:ascii="Times New Roman" w:hAnsi="Times New Roman"/>
-        </w:rPr>
-        <w:t>circ</w:t>
-      </w:r>
-      <w:proofErr w:type="spellEnd"/>
-      <w:r>
-        <w:rPr>
-          <w:rFonts w:ascii="Times New Roman" w:hAnsi="Times New Roman"/>
-        </w:rPr>
-        <w:t xml:space="preserve"> o_1)(s_0).</w:t>
-      </w:r>
-      <w:proofErr w:type="spellStart"/>
-      <w:r>
-        <w:rPr>
-          <w:rFonts w:ascii="Times New Roman" w:hAnsi="Times New Roman"/>
-        </w:rPr>
-        <w:t>sn</w:t>
-      </w:r>
-      <w:proofErr w:type="spellEnd"/>
-      <w:r>
-        <w:rPr>
-          <w:rFonts w:ascii="Times New Roman" w:hAnsi="Times New Roman"/>
-        </w:rPr>
-        <w:t>​=(on​</w:t>
-      </w:r>
-      <w:r>
-        <w:rPr>
-          <w:rFonts w:ascii="Cambria Math" w:hAnsi="Cambria Math" w:cs="Cambria Math"/>
-        </w:rPr>
-        <w:t>∘</w:t>
-      </w:r>
-      <w:r>
-        <w:rPr>
-          <w:rFonts w:ascii="Times New Roman" w:hAnsi="Times New Roman"/>
-        </w:rPr>
-        <w:t>on−1​</w:t>
-      </w:r>
-      <w:r>
-        <w:rPr>
-          <w:rFonts w:ascii="Cambria Math" w:hAnsi="Cambria Math" w:cs="Cambria Math"/>
-        </w:rPr>
-        <w:t>∘⋯∘</w:t>
-      </w:r>
-      <w:r>
-        <w:rPr>
-          <w:rFonts w:ascii="Times New Roman" w:hAnsi="Times New Roman"/>
-        </w:rPr>
-        <w:t xml:space="preserve">o1​)(s0​). </w:t>
-      </w:r>
-    </w:p>
-    <w:p>
-      <w:pPr>
-        <w:spacing w:before="100" w:beforeAutospacing="1" w:after="100" w:afterAutospacing="1"/>
-        <w:rPr>
-          <w:rFonts w:ascii="Times New Roman" w:hAnsi="Times New Roman"/>
-        </w:rPr>
-      </w:pPr>
-      <w:r>
-        <w:rPr>
-          <w:rFonts w:ascii="Times New Roman" w:hAnsi="Times New Roman"/>
-        </w:rPr>
-        <w:t xml:space="preserve">Dabei beschreibt </w:t>
-      </w:r>
-      <w:proofErr w:type="spellStart"/>
-      <w:r>
-        <w:rPr>
-          <w:rFonts w:ascii="Times New Roman" w:hAnsi="Times New Roman"/>
-        </w:rPr>
-        <w:t>nnn</w:t>
-      </w:r>
-      <w:proofErr w:type="spellEnd"/>
-      <w:r>
-        <w:rPr>
-          <w:rFonts w:ascii="Times New Roman" w:hAnsi="Times New Roman"/>
-        </w:rPr>
-        <w:t xml:space="preserve"> die Anzahl der funktionalen Übergänge, nicht bloß eine Zählvariable, sondern die </w:t>
-      </w:r>
-      <w:r>
-        <w:rPr>
-          <w:rFonts w:ascii="Times New Roman" w:hAnsi="Times New Roman"/>
-          <w:b/>
-          <w:bCs/>
-        </w:rPr>
-        <w:t>prozessuale Tiefe der Transformation</w:t>
-      </w:r>
-      <w:r>
-        <w:rPr>
-          <w:rFonts w:ascii="Times New Roman" w:hAnsi="Times New Roman"/>
-        </w:rPr>
-        <w:t>.</w:t>
-      </w:r>
-    </w:p>
-    <w:p/>
-    <w:p>
-      <w:pPr>
-        <w:pStyle w:val="berschrift2"/>
-      </w:pPr>
-      <w:r>
-        <w:t>Interpretation</w:t>
-      </w:r>
-    </w:p>
-    <w:p>
-      <w:pPr>
-        <w:spacing w:before="100" w:beforeAutospacing="1" w:after="100" w:afterAutospacing="1"/>
-        <w:rPr>
-          <w:rFonts w:ascii="Times New Roman" w:hAnsi="Times New Roman"/>
-        </w:rPr>
-      </w:pPr>
-      <w:r>
-        <w:rPr>
-          <w:rFonts w:ascii="Times New Roman" w:hAnsi="Times New Roman"/>
-        </w:rPr>
-        <w:t xml:space="preserve">In der Logik von Kapitel 3 beschreibt diese Gleichung die </w:t>
-      </w:r>
-      <w:r>
-        <w:rPr>
-          <w:rFonts w:ascii="Times New Roman" w:hAnsi="Times New Roman"/>
-          <w:b/>
-          <w:bCs/>
-        </w:rPr>
-        <w:t>funktionale Genese eines Zustands</w:t>
-      </w:r>
-      <w:r>
-        <w:rPr>
-          <w:rFonts w:ascii="Times New Roman" w:hAnsi="Times New Roman"/>
-        </w:rPr>
-        <w:t xml:space="preserve"> aus einer geordneten Folge von Funktionsakten.</w:t>
-      </w:r>
-    </w:p>
-    <w:p>
-      <w:pPr>
-        <w:numPr>
-          <w:ilvl w:val="0"/>
-          <w:numId w:val="38"/>
-        </w:numPr>
-        <w:spacing w:before="100" w:beforeAutospacing="1" w:after="100" w:afterAutospacing="1"/>
-        <w:rPr>
-          <w:rFonts w:ascii="Times New Roman" w:hAnsi="Times New Roman"/>
-        </w:rPr>
-      </w:pPr>
-      <w:r>
-        <w:rPr>
-          <w:rFonts w:ascii="Times New Roman" w:hAnsi="Times New Roman"/>
-        </w:rPr>
-        <w:t xml:space="preserve">s0s_0s0​ ist kein inhaltlich bestimmter Zustand, sondern ein </w:t>
-      </w:r>
-      <w:r>
-        <w:rPr>
-          <w:rFonts w:ascii="Times New Roman" w:hAnsi="Times New Roman"/>
-          <w:b/>
-          <w:bCs/>
-        </w:rPr>
-        <w:t>offener Initialzustand</w:t>
-      </w:r>
-      <w:r>
-        <w:rPr>
-          <w:rFonts w:ascii="Times New Roman" w:hAnsi="Times New Roman"/>
-        </w:rPr>
-        <w:t>.</w:t>
-      </w:r>
-    </w:p>
-    <w:p>
-      <w:pPr>
-        <w:numPr>
-          <w:ilvl w:val="0"/>
-          <w:numId w:val="38"/>
-        </w:numPr>
-        <w:spacing w:before="100" w:beforeAutospacing="1" w:after="100" w:afterAutospacing="1"/>
-        <w:rPr>
-          <w:rFonts w:ascii="Times New Roman" w:hAnsi="Times New Roman"/>
-        </w:rPr>
-      </w:pPr>
-      <w:r>
-        <w:rPr>
-          <w:rFonts w:ascii="Times New Roman" w:hAnsi="Times New Roman"/>
-        </w:rPr>
-        <w:t xml:space="preserve">Jeder Operator </w:t>
-      </w:r>
-      <w:proofErr w:type="spellStart"/>
-      <w:r>
-        <w:rPr>
-          <w:rFonts w:ascii="Times New Roman" w:hAnsi="Times New Roman"/>
-        </w:rPr>
-        <w:t>oio_ioi</w:t>
-      </w:r>
-      <w:proofErr w:type="spellEnd"/>
-      <w:r>
-        <w:rPr>
-          <w:rFonts w:ascii="Times New Roman" w:hAnsi="Times New Roman"/>
-        </w:rPr>
-        <w:t xml:space="preserve">​ realisiert eine </w:t>
-      </w:r>
-      <w:r>
-        <w:rPr>
-          <w:rFonts w:ascii="Times New Roman" w:hAnsi="Times New Roman"/>
-          <w:b/>
-          <w:bCs/>
-        </w:rPr>
-        <w:t>gerichtete Zustandsänderung</w:t>
-      </w:r>
-      <w:r>
-        <w:rPr>
-          <w:rFonts w:ascii="Times New Roman" w:hAnsi="Times New Roman"/>
-        </w:rPr>
-        <w:t xml:space="preserve"> innerhalb des FRZK.</w:t>
-      </w:r>
-    </w:p>
-    <w:p>
-      <w:pPr>
-        <w:numPr>
-          <w:ilvl w:val="0"/>
-          <w:numId w:val="38"/>
-        </w:numPr>
-        <w:spacing w:before="100" w:beforeAutospacing="1" w:after="100" w:afterAutospacing="1"/>
-        <w:rPr>
-          <w:rFonts w:ascii="Times New Roman" w:hAnsi="Times New Roman"/>
-        </w:rPr>
-      </w:pPr>
-      <w:r>
-        <w:rPr>
-          <w:rFonts w:ascii="Times New Roman" w:hAnsi="Times New Roman"/>
-        </w:rPr>
-        <w:t xml:space="preserve">Der Zustand </w:t>
-      </w:r>
-      <w:proofErr w:type="spellStart"/>
-      <w:r>
-        <w:rPr>
-          <w:rFonts w:ascii="Times New Roman" w:hAnsi="Times New Roman"/>
-        </w:rPr>
-        <w:t>sns_nsn</w:t>
-      </w:r>
-      <w:proofErr w:type="spellEnd"/>
-      <w:r>
-        <w:rPr>
-          <w:rFonts w:ascii="Times New Roman" w:hAnsi="Times New Roman"/>
-        </w:rPr>
-        <w:t xml:space="preserve">​ ist das </w:t>
-      </w:r>
-      <w:r>
-        <w:rPr>
-          <w:rFonts w:ascii="Times New Roman" w:hAnsi="Times New Roman"/>
-          <w:b/>
-          <w:bCs/>
-        </w:rPr>
-        <w:t xml:space="preserve">Resultat der gesamten </w:t>
-      </w:r>
-      <w:proofErr w:type="spellStart"/>
-      <w:r>
-        <w:rPr>
-          <w:rFonts w:ascii="Times New Roman" w:hAnsi="Times New Roman"/>
-          <w:b/>
-          <w:bCs/>
-        </w:rPr>
-        <w:t>Operatorenkaskade</w:t>
-      </w:r>
-      <w:proofErr w:type="spellEnd"/>
-      <w:r>
-        <w:rPr>
-          <w:rFonts w:ascii="Times New Roman" w:hAnsi="Times New Roman"/>
-        </w:rPr>
-        <w:t>, nicht eines einzelnen Schrittes.</w:t>
-      </w:r>
-    </w:p>
-    <w:p>
-      <w:pPr>
-        <w:spacing w:before="100" w:beforeAutospacing="1" w:after="100" w:afterAutospacing="1"/>
-        <w:rPr>
-          <w:rFonts w:ascii="Times New Roman" w:hAnsi="Times New Roman"/>
-        </w:rPr>
-      </w:pPr>
-      <w:r>
-        <w:rPr>
-          <w:rFonts w:ascii="Times New Roman" w:hAnsi="Times New Roman"/>
-        </w:rPr>
-        <w:t>Damit gilt:</w:t>
-      </w:r>
-    </w:p>
-    <w:p>
-      <w:pPr>
-        <w:spacing w:after="0"/>
-        <w:rPr>
-          <w:rFonts w:ascii="Times New Roman" w:hAnsi="Times New Roman"/>
-        </w:rPr>
-      </w:pPr>
-      <w:proofErr w:type="spellStart"/>
-      <w:proofErr w:type="gramStart"/>
-      <w:r>
-        <w:rPr>
-          <w:rFonts w:ascii="Times New Roman" w:hAnsi="Times New Roman"/>
-        </w:rPr>
-        <w:t>sn</w:t>
-      </w:r>
-      <w:proofErr w:type="spellEnd"/>
-      <w:r>
-        <w:rPr>
-          <w:rFonts w:ascii="Times New Roman" w:hAnsi="Times New Roman"/>
-        </w:rPr>
-        <w:t>  ≠</w:t>
-      </w:r>
-      <w:proofErr w:type="gramEnd"/>
-      <w:r>
-        <w:rPr>
-          <w:rFonts w:ascii="Times New Roman" w:hAnsi="Times New Roman"/>
-        </w:rPr>
-        <w:t>  on(sn−1)</w:t>
-      </w:r>
-      <w:proofErr w:type="spellStart"/>
-      <w:r>
-        <w:rPr>
-          <w:rFonts w:ascii="Times New Roman" w:hAnsi="Times New Roman"/>
-        </w:rPr>
-        <w:t>isoliert,s_n</w:t>
-      </w:r>
-      <w:proofErr w:type="spellEnd"/>
-      <w:r>
-        <w:rPr>
-          <w:rFonts w:ascii="Times New Roman" w:hAnsi="Times New Roman"/>
-        </w:rPr>
-        <w:t xml:space="preserve"> \;\</w:t>
-      </w:r>
-      <w:proofErr w:type="spellStart"/>
-      <w:r>
-        <w:rPr>
-          <w:rFonts w:ascii="Times New Roman" w:hAnsi="Times New Roman"/>
-        </w:rPr>
-        <w:t>neq</w:t>
-      </w:r>
-      <w:proofErr w:type="spellEnd"/>
-      <w:r>
-        <w:rPr>
-          <w:rFonts w:ascii="Times New Roman" w:hAnsi="Times New Roman"/>
-        </w:rPr>
-        <w:t xml:space="preserve">\; </w:t>
-      </w:r>
-      <w:proofErr w:type="spellStart"/>
-      <w:r>
-        <w:rPr>
-          <w:rFonts w:ascii="Times New Roman" w:hAnsi="Times New Roman"/>
-        </w:rPr>
-        <w:t>o_n</w:t>
-      </w:r>
-      <w:proofErr w:type="spellEnd"/>
-      <w:r>
-        <w:rPr>
-          <w:rFonts w:ascii="Times New Roman" w:hAnsi="Times New Roman"/>
-        </w:rPr>
-        <w:t>(s_{n-1}) \</w:t>
-      </w:r>
-      <w:proofErr w:type="spellStart"/>
-      <w:r>
-        <w:rPr>
-          <w:rFonts w:ascii="Times New Roman" w:hAnsi="Times New Roman"/>
-        </w:rPr>
-        <w:t>quad</w:t>
-      </w:r>
-      <w:proofErr w:type="spellEnd"/>
-      <w:r>
-        <w:rPr>
-          <w:rFonts w:ascii="Times New Roman" w:hAnsi="Times New Roman"/>
-        </w:rPr>
-        <w:t xml:space="preserve"> \</w:t>
-      </w:r>
-      <w:proofErr w:type="spellStart"/>
-      <w:r>
-        <w:rPr>
-          <w:rFonts w:ascii="Times New Roman" w:hAnsi="Times New Roman"/>
-        </w:rPr>
-        <w:t>text</w:t>
-      </w:r>
-      <w:proofErr w:type="spellEnd"/>
-      <w:r>
-        <w:rPr>
-          <w:rFonts w:ascii="Times New Roman" w:hAnsi="Times New Roman"/>
-        </w:rPr>
-        <w:t>{isoliert},</w:t>
-      </w:r>
-      <w:proofErr w:type="spellStart"/>
-      <w:r>
-        <w:rPr>
-          <w:rFonts w:ascii="Times New Roman" w:hAnsi="Times New Roman"/>
-        </w:rPr>
-        <w:t>sn</w:t>
-      </w:r>
-      <w:proofErr w:type="spellEnd"/>
-      <w:r>
-        <w:rPr>
-          <w:rFonts w:ascii="Times New Roman" w:hAnsi="Times New Roman"/>
-        </w:rPr>
-        <w:t xml:space="preserve">​=on​(sn−1​)isoliert, </w:t>
-      </w:r>
-    </w:p>
-    <w:p>
-      <w:pPr>
-        <w:spacing w:before="100" w:beforeAutospacing="1" w:after="100" w:afterAutospacing="1"/>
-        <w:rPr>
-          <w:rFonts w:ascii="Times New Roman" w:hAnsi="Times New Roman"/>
-        </w:rPr>
-      </w:pPr>
-      <w:r>
-        <w:rPr>
-          <w:rFonts w:ascii="Times New Roman" w:hAnsi="Times New Roman"/>
-        </w:rPr>
-        <w:t>sondern</w:t>
-      </w:r>
-    </w:p>
-    <w:p>
-      <w:pPr>
-        <w:spacing w:after="0"/>
-        <w:rPr>
-          <w:rFonts w:ascii="Times New Roman" w:hAnsi="Times New Roman"/>
-        </w:rPr>
-      </w:pPr>
-      <w:proofErr w:type="spellStart"/>
-      <w:r>
-        <w:rPr>
-          <w:rFonts w:ascii="Times New Roman" w:hAnsi="Times New Roman"/>
-        </w:rPr>
-        <w:t>sn</w:t>
-      </w:r>
-      <w:proofErr w:type="spellEnd"/>
-      <w:r>
-        <w:rPr>
-          <w:rFonts w:ascii="Times New Roman" w:hAnsi="Times New Roman"/>
-        </w:rPr>
-        <w:t>=funktional erzeugte </w:t>
-      </w:r>
-      <w:proofErr w:type="spellStart"/>
-      <w:r>
-        <w:rPr>
-          <w:rFonts w:ascii="Times New Roman" w:hAnsi="Times New Roman"/>
-        </w:rPr>
-        <w:t>Koha¨renz.s_n</w:t>
-      </w:r>
-      <w:proofErr w:type="spellEnd"/>
-      <w:r>
-        <w:rPr>
-          <w:rFonts w:ascii="Times New Roman" w:hAnsi="Times New Roman"/>
-        </w:rPr>
-        <w:t xml:space="preserve"> = \</w:t>
-      </w:r>
-      <w:proofErr w:type="spellStart"/>
-      <w:proofErr w:type="gramStart"/>
-      <w:r>
-        <w:rPr>
-          <w:rFonts w:ascii="Times New Roman" w:hAnsi="Times New Roman"/>
-        </w:rPr>
-        <w:t>text</w:t>
-      </w:r>
-      <w:proofErr w:type="spellEnd"/>
-      <w:r>
-        <w:rPr>
-          <w:rFonts w:ascii="Times New Roman" w:hAnsi="Times New Roman"/>
-        </w:rPr>
-        <w:t>{</w:t>
-      </w:r>
-      <w:proofErr w:type="gramEnd"/>
-      <w:r>
-        <w:rPr>
-          <w:rFonts w:ascii="Times New Roman" w:hAnsi="Times New Roman"/>
-        </w:rPr>
-        <w:t>funktional erzeugte Kohärenz}.</w:t>
-      </w:r>
-      <w:proofErr w:type="spellStart"/>
-      <w:r>
-        <w:rPr>
-          <w:rFonts w:ascii="Times New Roman" w:hAnsi="Times New Roman"/>
-        </w:rPr>
-        <w:t>sn</w:t>
-      </w:r>
-      <w:proofErr w:type="spellEnd"/>
-      <w:r>
-        <w:rPr>
-          <w:rFonts w:ascii="Times New Roman" w:hAnsi="Times New Roman"/>
-        </w:rPr>
-        <w:t>​=funktional erzeugte </w:t>
-      </w:r>
-      <w:proofErr w:type="spellStart"/>
-      <w:r>
-        <w:rPr>
-          <w:rFonts w:ascii="Times New Roman" w:hAnsi="Times New Roman"/>
-        </w:rPr>
-        <w:t>Koha¨renz</w:t>
-      </w:r>
-      <w:proofErr w:type="spellEnd"/>
-      <w:r>
-        <w:rPr>
-          <w:rFonts w:ascii="Times New Roman" w:hAnsi="Times New Roman"/>
-        </w:rPr>
-        <w:t xml:space="preserve">. </w:t>
-      </w:r>
-    </w:p>
-    <w:p>
-      <w:pPr>
-        <w:spacing w:before="100" w:beforeAutospacing="1" w:after="100" w:afterAutospacing="1"/>
-        <w:rPr>
-          <w:rFonts w:ascii="Times New Roman" w:hAnsi="Times New Roman"/>
-        </w:rPr>
-      </w:pPr>
-      <w:r>
-        <w:rPr>
-          <w:rFonts w:ascii="Times New Roman" w:hAnsi="Times New Roman"/>
-        </w:rPr>
-        <w:t xml:space="preserve">Zeit erscheint hier nicht als äußerer Parameter, sondern als </w:t>
-      </w:r>
-      <w:r>
-        <w:rPr>
-          <w:rFonts w:ascii="Times New Roman" w:hAnsi="Times New Roman"/>
-          <w:b/>
-          <w:bCs/>
-        </w:rPr>
-        <w:t>Ordnung der Transformationen</w:t>
-      </w:r>
-      <w:r>
-        <w:rPr>
-          <w:rFonts w:ascii="Times New Roman" w:hAnsi="Times New Roman"/>
-        </w:rPr>
-        <w:t>, die sich im Zustand materialisiert.</w:t>
-      </w:r>
-    </w:p>
-    <w:p/>
-    <w:p>
-      <w:pPr>
-        <w:pStyle w:val="berschrift2"/>
-      </w:pPr>
-      <w:r>
-        <w:t>Beispiel für die Bedeutung</w:t>
-      </w:r>
-    </w:p>
-    <w:p>
-      <w:pPr>
-        <w:spacing w:before="100" w:beforeAutospacing="1" w:after="100" w:afterAutospacing="1"/>
-        <w:outlineLvl w:val="2"/>
-        <w:rPr>
-          <w:rFonts w:ascii="Times New Roman" w:hAnsi="Times New Roman"/>
-          <w:b/>
-          <w:bCs/>
-          <w:sz w:val="27"/>
-          <w:szCs w:val="27"/>
-        </w:rPr>
-      </w:pPr>
-      <w:r>
-        <w:rPr>
-          <w:rFonts w:ascii="Times New Roman" w:hAnsi="Times New Roman"/>
-          <w:b/>
-          <w:bCs/>
-          <w:sz w:val="27"/>
-          <w:szCs w:val="27"/>
-        </w:rPr>
-        <w:t>Beispiel: Entstehung eines mathematischen Begriffs</w:t>
-      </w:r>
-    </w:p>
-    <w:p>
-      <w:pPr>
-        <w:spacing w:before="100" w:beforeAutospacing="1" w:after="100" w:afterAutospacing="1"/>
-        <w:rPr>
-          <w:rFonts w:ascii="Times New Roman" w:hAnsi="Times New Roman"/>
-        </w:rPr>
-      </w:pPr>
-      <w:r>
-        <w:rPr>
-          <w:rFonts w:ascii="Times New Roman" w:hAnsi="Times New Roman"/>
-        </w:rPr>
-        <w:t>Ein Lernprozess beginne mit einem offenen Wahrnehmungszustand s0s_0s0​ (z. B. visuelle Erfahrung einer Figur).</w:t>
-      </w:r>
-    </w:p>
-    <w:p>
-      <w:pPr>
-        <w:numPr>
-          <w:ilvl w:val="0"/>
-          <w:numId w:val="39"/>
-        </w:numPr>
-        <w:spacing w:before="100" w:beforeAutospacing="1" w:after="100" w:afterAutospacing="1"/>
-        <w:rPr>
-          <w:rFonts w:ascii="Times New Roman" w:hAnsi="Times New Roman"/>
-        </w:rPr>
-      </w:pPr>
-      <w:r>
-        <w:rPr>
-          <w:rFonts w:ascii="Times New Roman" w:hAnsi="Times New Roman"/>
-        </w:rPr>
-        <w:t>o1o_1o1​: Wahrnehmungsfokussierung (Unterscheidung von Form und Hintergrund)</w:t>
-      </w:r>
-    </w:p>
-    <w:p>
-      <w:pPr>
-        <w:numPr>
-          <w:ilvl w:val="0"/>
-          <w:numId w:val="39"/>
-        </w:numPr>
-        <w:spacing w:before="100" w:beforeAutospacing="1" w:after="100" w:afterAutospacing="1"/>
-        <w:rPr>
-          <w:rFonts w:ascii="Times New Roman" w:hAnsi="Times New Roman"/>
-        </w:rPr>
-      </w:pPr>
-      <w:r>
-        <w:rPr>
-          <w:rFonts w:ascii="Times New Roman" w:hAnsi="Times New Roman"/>
-        </w:rPr>
-        <w:t>o2o_2o2​: operative Handlung (Konstruieren, Nachzeichnen)</w:t>
-      </w:r>
-    </w:p>
-    <w:p>
-      <w:pPr>
-        <w:numPr>
-          <w:ilvl w:val="0"/>
-          <w:numId w:val="39"/>
-        </w:numPr>
-        <w:spacing w:before="100" w:beforeAutospacing="1" w:after="100" w:afterAutospacing="1"/>
-        <w:rPr>
-          <w:rFonts w:ascii="Times New Roman" w:hAnsi="Times New Roman"/>
-        </w:rPr>
-      </w:pPr>
-      <w:r>
-        <w:rPr>
-          <w:rFonts w:ascii="Times New Roman" w:hAnsi="Times New Roman"/>
-        </w:rPr>
-        <w:t>o3o_3o3​: relationale Ordnung (Vergleichen, Invarianz erkennen)</w:t>
-      </w:r>
-    </w:p>
-    <w:p>
-      <w:pPr>
-        <w:numPr>
-          <w:ilvl w:val="0"/>
-          <w:numId w:val="39"/>
-        </w:numPr>
-        <w:spacing w:before="100" w:beforeAutospacing="1" w:after="100" w:afterAutospacing="1"/>
-        <w:rPr>
-          <w:rFonts w:ascii="Times New Roman" w:hAnsi="Times New Roman"/>
-        </w:rPr>
-      </w:pPr>
-      <w:r>
-        <w:rPr>
-          <w:rFonts w:ascii="Times New Roman" w:hAnsi="Times New Roman"/>
-        </w:rPr>
-        <w:t>o4o_4o4​: symbolische Fixierung (sprachliche oder formale Definition)</w:t>
-      </w:r>
-    </w:p>
-    <w:p>
-      <w:pPr>
-        <w:spacing w:before="100" w:beforeAutospacing="1" w:after="100" w:afterAutospacing="1"/>
-        <w:rPr>
-          <w:rFonts w:ascii="Times New Roman" w:hAnsi="Times New Roman"/>
-        </w:rPr>
-      </w:pPr>
-      <w:r>
-        <w:rPr>
-          <w:rFonts w:ascii="Times New Roman" w:hAnsi="Times New Roman"/>
-        </w:rPr>
-        <w:t>Dann gilt:</w:t>
-      </w:r>
-    </w:p>
-    <w:p>
-      <w:pPr>
-        <w:spacing w:after="0"/>
-        <w:rPr>
-          <w:rFonts w:ascii="Times New Roman" w:hAnsi="Times New Roman"/>
-        </w:rPr>
-      </w:pPr>
-      <w:r>
-        <w:rPr>
-          <w:rFonts w:ascii="Times New Roman" w:hAnsi="Times New Roman"/>
-        </w:rPr>
-        <w:lastRenderedPageBreak/>
-        <w:t>s4=(o4</w:t>
-      </w:r>
-      <w:r>
-        <w:rPr>
-          <w:rFonts w:ascii="Cambria Math" w:hAnsi="Cambria Math" w:cs="Cambria Math"/>
-        </w:rPr>
-        <w:t>∘</w:t>
-      </w:r>
-      <w:r>
-        <w:rPr>
-          <w:rFonts w:ascii="Times New Roman" w:hAnsi="Times New Roman"/>
-        </w:rPr>
-        <w:t>o3</w:t>
-      </w:r>
-      <w:r>
-        <w:rPr>
-          <w:rFonts w:ascii="Cambria Math" w:hAnsi="Cambria Math" w:cs="Cambria Math"/>
-        </w:rPr>
-        <w:t>∘</w:t>
-      </w:r>
-      <w:r>
-        <w:rPr>
-          <w:rFonts w:ascii="Times New Roman" w:hAnsi="Times New Roman"/>
-        </w:rPr>
-        <w:t>o2</w:t>
-      </w:r>
-      <w:r>
-        <w:rPr>
-          <w:rFonts w:ascii="Cambria Math" w:hAnsi="Cambria Math" w:cs="Cambria Math"/>
-        </w:rPr>
-        <w:t>∘</w:t>
-      </w:r>
-      <w:r>
-        <w:rPr>
-          <w:rFonts w:ascii="Times New Roman" w:hAnsi="Times New Roman"/>
-        </w:rPr>
-        <w:t>o</w:t>
-      </w:r>
-      <w:proofErr w:type="gramStart"/>
-      <w:r>
-        <w:rPr>
-          <w:rFonts w:ascii="Times New Roman" w:hAnsi="Times New Roman"/>
-        </w:rPr>
-        <w:t>1)(</w:t>
-      </w:r>
-      <w:proofErr w:type="gramEnd"/>
-      <w:r>
-        <w:rPr>
-          <w:rFonts w:ascii="Times New Roman" w:hAnsi="Times New Roman"/>
-        </w:rPr>
-        <w:t>s0).s_4 = (o_4 \</w:t>
-      </w:r>
-      <w:proofErr w:type="spellStart"/>
-      <w:r>
-        <w:rPr>
-          <w:rFonts w:ascii="Times New Roman" w:hAnsi="Times New Roman"/>
-        </w:rPr>
-        <w:t>circ</w:t>
-      </w:r>
-      <w:proofErr w:type="spellEnd"/>
-      <w:r>
-        <w:rPr>
-          <w:rFonts w:ascii="Times New Roman" w:hAnsi="Times New Roman"/>
-        </w:rPr>
-        <w:t xml:space="preserve"> o_3 \</w:t>
-      </w:r>
-      <w:proofErr w:type="spellStart"/>
-      <w:r>
-        <w:rPr>
-          <w:rFonts w:ascii="Times New Roman" w:hAnsi="Times New Roman"/>
-        </w:rPr>
-        <w:t>circ</w:t>
-      </w:r>
-      <w:proofErr w:type="spellEnd"/>
-      <w:r>
-        <w:rPr>
-          <w:rFonts w:ascii="Times New Roman" w:hAnsi="Times New Roman"/>
-        </w:rPr>
-        <w:t xml:space="preserve"> o_2 \</w:t>
-      </w:r>
-      <w:proofErr w:type="spellStart"/>
-      <w:r>
-        <w:rPr>
-          <w:rFonts w:ascii="Times New Roman" w:hAnsi="Times New Roman"/>
-        </w:rPr>
-        <w:t>circ</w:t>
-      </w:r>
-      <w:proofErr w:type="spellEnd"/>
-      <w:r>
-        <w:rPr>
-          <w:rFonts w:ascii="Times New Roman" w:hAnsi="Times New Roman"/>
-        </w:rPr>
-        <w:t xml:space="preserve"> o_1)(s_0).s4​=(o4​</w:t>
-      </w:r>
-      <w:r>
-        <w:rPr>
-          <w:rFonts w:ascii="Cambria Math" w:hAnsi="Cambria Math" w:cs="Cambria Math"/>
-        </w:rPr>
-        <w:t>∘</w:t>
-      </w:r>
-      <w:r>
-        <w:rPr>
-          <w:rFonts w:ascii="Times New Roman" w:hAnsi="Times New Roman"/>
-        </w:rPr>
-        <w:t>o3​</w:t>
-      </w:r>
-      <w:r>
-        <w:rPr>
-          <w:rFonts w:ascii="Cambria Math" w:hAnsi="Cambria Math" w:cs="Cambria Math"/>
-        </w:rPr>
-        <w:t>∘</w:t>
-      </w:r>
-      <w:r>
-        <w:rPr>
-          <w:rFonts w:ascii="Times New Roman" w:hAnsi="Times New Roman"/>
-        </w:rPr>
-        <w:t>o2​</w:t>
-      </w:r>
-      <w:r>
-        <w:rPr>
-          <w:rFonts w:ascii="Cambria Math" w:hAnsi="Cambria Math" w:cs="Cambria Math"/>
-        </w:rPr>
-        <w:t>∘</w:t>
-      </w:r>
-      <w:r>
-        <w:rPr>
-          <w:rFonts w:ascii="Times New Roman" w:hAnsi="Times New Roman"/>
-        </w:rPr>
-        <w:t xml:space="preserve">o1​)(s0​). </w:t>
-      </w:r>
-    </w:p>
-    <w:p>
-      <w:pPr>
-        <w:spacing w:before="100" w:beforeAutospacing="1" w:after="100" w:afterAutospacing="1"/>
-        <w:rPr>
-          <w:rFonts w:ascii="Times New Roman" w:hAnsi="Times New Roman"/>
-        </w:rPr>
-      </w:pPr>
-      <w:r>
-        <w:rPr>
-          <w:rFonts w:ascii="Times New Roman" w:hAnsi="Times New Roman"/>
-        </w:rPr>
-        <w:t xml:space="preserve">Der Zustand s4s_4s4​ entspricht nicht einer bloßen Ansammlung von Eindrücken, sondern einem </w:t>
-      </w:r>
-      <w:r>
-        <w:rPr>
-          <w:rFonts w:ascii="Times New Roman" w:hAnsi="Times New Roman"/>
-          <w:b/>
-          <w:bCs/>
-        </w:rPr>
-        <w:t>stabilisierten Bedeutungszustand</w:t>
-      </w:r>
-      <w:r>
-        <w:rPr>
-          <w:rFonts w:ascii="Times New Roman" w:hAnsi="Times New Roman"/>
-        </w:rPr>
-        <w:t xml:space="preserve">, der selbst wieder Ausgangspunkt neuer </w:t>
-      </w:r>
-      <w:proofErr w:type="spellStart"/>
-      <w:r>
-        <w:rPr>
-          <w:rFonts w:ascii="Times New Roman" w:hAnsi="Times New Roman"/>
-        </w:rPr>
-        <w:t>Operatorenkaskaden</w:t>
-      </w:r>
-      <w:proofErr w:type="spellEnd"/>
-      <w:r>
-        <w:rPr>
-          <w:rFonts w:ascii="Times New Roman" w:hAnsi="Times New Roman"/>
-        </w:rPr>
+      <w:r>
         <w:t xml:space="preserve"> werden kann.</w:t>
       </w:r>
     </w:p>
@@ -45220,360 +44898,184 @@
       </w:r>
     </w:p>
     <w:p>
-      <w:pPr>
-        <w:spacing w:before="100" w:beforeAutospacing="1" w:after="100" w:afterAutospacing="1"/>
-        <w:rPr>
-          <w:rFonts w:ascii="Times New Roman" w:hAnsi="Times New Roman"/>
-        </w:rPr>
-      </w:pPr>
-      <w:r>
-        <w:rPr>
-          <w:rFonts w:ascii="Times New Roman" w:hAnsi="Times New Roman"/>
-        </w:rPr>
+      <w:r>
         <w:t>Die Gleichung</w:t>
       </w:r>
     </w:p>
     <w:p>
       <w:pPr>
-        <w:spacing w:after="0"/>
-        <w:rPr>
-          <w:rFonts w:ascii="Times New Roman" w:hAnsi="Times New Roman"/>
-        </w:rPr>
-      </w:pPr>
+        <w:pStyle w:val="FormelAllein"/>
+      </w:pPr>
+      <m:oMathPara>
+        <m:oMath>
+          <m:sSub>
+            <m:sSubPr>
+              <m:ctrlPr/>
+            </m:sSubPr>
+            <m:e>
+              <m:r>
+                <m:t>s</m:t>
+              </m:r>
+            </m:e>
+            <m:sub>
+              <m:r>
+                <m:t>n</m:t>
+              </m:r>
+            </m:sub>
+          </m:sSub>
+          <m:r>
+            <m:rPr>
+              <m:sty m:val="bi"/>
+            </m:rPr>
+            <m:t>=(</m:t>
+          </m:r>
+          <m:sSub>
+            <m:sSubPr>
+              <m:ctrlPr/>
+            </m:sSubPr>
+            <m:e>
+              <m:r>
+                <m:t>o</m:t>
+              </m:r>
+            </m:e>
+            <m:sub>
+              <m:r>
+                <m:t>n</m:t>
+              </m:r>
+            </m:sub>
+          </m:sSub>
+          <m:r>
+            <m:rPr>
+              <m:sty m:val="bi"/>
+            </m:rPr>
+            <m:t>∘</m:t>
+          </m:r>
+          <m:sSub>
+            <m:sSubPr>
+              <m:ctrlPr/>
+            </m:sSubPr>
+            <m:e>
+              <m:r>
+                <m:t>o</m:t>
+              </m:r>
+            </m:e>
+            <m:sub>
+              <m:r>
+                <m:t>n</m:t>
+              </m:r>
+              <m:r>
+                <m:t>-1</m:t>
+              </m:r>
+            </m:sub>
+          </m:sSub>
+          <m:r>
+            <m:rPr>
+              <m:sty m:val="bi"/>
+            </m:rPr>
+            <m:t>∘⋯∘</m:t>
+          </m:r>
+          <m:sSub>
+            <m:sSubPr>
+              <m:ctrlPr/>
+            </m:sSubPr>
+            <m:e>
+              <m:r>
+                <m:t>o</m:t>
+              </m:r>
+            </m:e>
+            <m:sub>
+              <m:r>
+                <m:t>1</m:t>
+              </m:r>
+            </m:sub>
+          </m:sSub>
+          <m:r>
+            <m:rPr>
+              <m:sty m:val="bi"/>
+            </m:rPr>
+            <m:t>)(</m:t>
+          </m:r>
+          <m:sSub>
+            <m:sSubPr>
+              <m:ctrlPr/>
+            </m:sSubPr>
+            <m:e>
+              <m:r>
+                <m:t>s</m:t>
+              </m:r>
+            </m:e>
+            <m:sub>
+              <m:r>
+                <m:t>0</m:t>
+              </m:r>
+            </m:sub>
+          </m:sSub>
+          <m:r>
+            <m:rPr>
+              <m:sty m:val="bi"/>
+            </m:rPr>
+            <m:t>)</m:t>
+          </m:r>
+        </m:oMath>
+      </m:oMathPara>
+    </w:p>
+    <w:p>
+      <w:r>
+        <w:t>formalisiert im Rahmen von Kapitel 3:</w:t>
+      </w:r>
+    </w:p>
+    <w:p>
+      <w:pPr>
+        <w:pStyle w:val="Aufzhlung"/>
+      </w:pPr>
+      <w:r>
+        <w:t>die prozessuale Erzeugung von Zuständen,</w:t>
+      </w:r>
+    </w:p>
+    <w:p>
+      <w:pPr>
+        <w:pStyle w:val="Aufzhlung"/>
+      </w:pPr>
+      <w:r>
+        <w:t>die Untrennbarkeit von Zeit und Transformation,</w:t>
+      </w:r>
+    </w:p>
+    <w:p>
+      <w:pPr>
+        <w:pStyle w:val="Aufzhlung"/>
+      </w:pPr>
+      <w:r>
+        <w:t xml:space="preserve">die Emergenz von Struktur durch geordnete </w:t>
+      </w:r>
       <w:proofErr w:type="spellStart"/>
       <w:r>
-        <w:rPr>
-          <w:rFonts w:ascii="Times New Roman" w:hAnsi="Times New Roman"/>
-        </w:rPr>
-        <w:t>sn</w:t>
+        <w:t>Operatorenkomposition</w:t>
       </w:r>
       <w:proofErr w:type="spellEnd"/>
       <w:r>
-        <w:rPr>
-          <w:rFonts w:ascii="Times New Roman" w:hAnsi="Times New Roman"/>
-        </w:rPr>
-        <w:t>=(on</w:t>
-      </w:r>
-      <w:r>
-        <w:rPr>
-          <w:rFonts w:ascii="Cambria Math" w:hAnsi="Cambria Math" w:cs="Cambria Math"/>
-        </w:rPr>
-        <w:t>∘</w:t>
-      </w:r>
-      <w:r>
-        <w:rPr>
-          <w:rFonts w:ascii="Times New Roman" w:hAnsi="Times New Roman"/>
-        </w:rPr>
-        <w:t>on−1</w:t>
-      </w:r>
-      <w:r>
-        <w:rPr>
-          <w:rFonts w:ascii="Cambria Math" w:hAnsi="Cambria Math" w:cs="Cambria Math"/>
-        </w:rPr>
-        <w:t>∘⋯∘</w:t>
-      </w:r>
-      <w:r>
-        <w:rPr>
-          <w:rFonts w:ascii="Times New Roman" w:hAnsi="Times New Roman"/>
-        </w:rPr>
-        <w:t>o</w:t>
-      </w:r>
-      <w:proofErr w:type="gramStart"/>
-      <w:r>
-        <w:rPr>
-          <w:rFonts w:ascii="Times New Roman" w:hAnsi="Times New Roman"/>
-        </w:rPr>
-        <w:t>1)(</w:t>
-      </w:r>
-      <w:proofErr w:type="gramEnd"/>
-      <w:r>
-        <w:rPr>
-          <w:rFonts w:ascii="Times New Roman" w:hAnsi="Times New Roman"/>
-        </w:rPr>
-        <w:t>s0)</w:t>
+        <w:t>.</w:t>
+      </w:r>
+    </w:p>
+    <w:p>
+      <w:r>
+        <w:t xml:space="preserve">Zustände sind im FRZK keine vorgegebenen Entitäten, sondern </w:t>
+      </w:r>
+      <w:r>
+        <w:rPr>
+          <w:b/>
+          <w:bCs/>
+        </w:rPr>
+        <w:t>Resultate funktionaler Kaskaden</w:t>
+      </w:r>
+      <w:r>
+        <w:t xml:space="preserve">. Jeder erreichte Zustand </w:t>
       </w:r>
       <w:proofErr w:type="spellStart"/>
       <w:r>
-        <w:rPr>
-          <w:rFonts w:ascii="Times New Roman" w:hAnsi="Times New Roman"/>
-        </w:rPr>
-        <w:t>s_n</w:t>
+        <w:t>sns_nsn</w:t>
       </w:r>
       <w:proofErr w:type="spellEnd"/>
       <w:r>
-        <w:rPr>
-          <w:rFonts w:ascii="Times New Roman" w:hAnsi="Times New Roman"/>
-        </w:rPr>
-        <w:t xml:space="preserve"> = (</w:t>
-      </w:r>
-      <w:proofErr w:type="spellStart"/>
-      <w:r>
-        <w:rPr>
-          <w:rFonts w:ascii="Times New Roman" w:hAnsi="Times New Roman"/>
-        </w:rPr>
-        <w:t>o_n</w:t>
-      </w:r>
-      <w:proofErr w:type="spellEnd"/>
-      <w:r>
-        <w:rPr>
-          <w:rFonts w:ascii="Times New Roman" w:hAnsi="Times New Roman"/>
-        </w:rPr>
-        <w:t xml:space="preserve"> \</w:t>
-      </w:r>
-      <w:proofErr w:type="spellStart"/>
-      <w:r>
-        <w:rPr>
-          <w:rFonts w:ascii="Times New Roman" w:hAnsi="Times New Roman"/>
-        </w:rPr>
-        <w:t>circ</w:t>
-      </w:r>
-      <w:proofErr w:type="spellEnd"/>
-      <w:r>
-        <w:rPr>
-          <w:rFonts w:ascii="Times New Roman" w:hAnsi="Times New Roman"/>
-        </w:rPr>
-        <w:t xml:space="preserve"> o_{n-1} \</w:t>
-      </w:r>
-      <w:proofErr w:type="spellStart"/>
-      <w:r>
-        <w:rPr>
-          <w:rFonts w:ascii="Times New Roman" w:hAnsi="Times New Roman"/>
-        </w:rPr>
-        <w:t>circ</w:t>
-      </w:r>
-      <w:proofErr w:type="spellEnd"/>
-      <w:r>
-        <w:rPr>
-          <w:rFonts w:ascii="Times New Roman" w:hAnsi="Times New Roman"/>
-        </w:rPr>
-        <w:t xml:space="preserve"> \</w:t>
-      </w:r>
-      <w:proofErr w:type="spellStart"/>
-      <w:r>
-        <w:rPr>
-          <w:rFonts w:ascii="Times New Roman" w:hAnsi="Times New Roman"/>
-        </w:rPr>
-        <w:t>dots</w:t>
-      </w:r>
-      <w:proofErr w:type="spellEnd"/>
-      <w:r>
-        <w:rPr>
-          <w:rFonts w:ascii="Times New Roman" w:hAnsi="Times New Roman"/>
-        </w:rPr>
-        <w:t xml:space="preserve"> \</w:t>
-      </w:r>
-      <w:proofErr w:type="spellStart"/>
-      <w:r>
-        <w:rPr>
-          <w:rFonts w:ascii="Times New Roman" w:hAnsi="Times New Roman"/>
-        </w:rPr>
-        <w:t>circ</w:t>
-      </w:r>
-      <w:proofErr w:type="spellEnd"/>
-      <w:r>
-        <w:rPr>
-          <w:rFonts w:ascii="Times New Roman" w:hAnsi="Times New Roman"/>
-        </w:rPr>
-        <w:t xml:space="preserve"> o_1)(s_0)</w:t>
-      </w:r>
-      <w:proofErr w:type="spellStart"/>
-      <w:r>
-        <w:rPr>
-          <w:rFonts w:ascii="Times New Roman" w:hAnsi="Times New Roman"/>
-        </w:rPr>
-        <w:t>sn</w:t>
-      </w:r>
-      <w:proofErr w:type="spellEnd"/>
-      <w:r>
-        <w:rPr>
-          <w:rFonts w:ascii="Times New Roman" w:hAnsi="Times New Roman"/>
-        </w:rPr>
-        <w:t>​=(on​</w:t>
-      </w:r>
-      <w:r>
-        <w:rPr>
-          <w:rFonts w:ascii="Cambria Math" w:hAnsi="Cambria Math" w:cs="Cambria Math"/>
-        </w:rPr>
-        <w:t>∘</w:t>
-      </w:r>
-      <w:r>
-        <w:rPr>
-          <w:rFonts w:ascii="Times New Roman" w:hAnsi="Times New Roman"/>
-        </w:rPr>
-        <w:t>on−1​</w:t>
-      </w:r>
-      <w:r>
-        <w:rPr>
-          <w:rFonts w:ascii="Cambria Math" w:hAnsi="Cambria Math" w:cs="Cambria Math"/>
-        </w:rPr>
-        <w:t>∘⋯∘</w:t>
-      </w:r>
-      <w:r>
-        <w:rPr>
-          <w:rFonts w:ascii="Times New Roman" w:hAnsi="Times New Roman"/>
-        </w:rPr>
-        <w:t xml:space="preserve">o1​)(s0​) </w:t>
-      </w:r>
-    </w:p>
-    <w:p>
-      <w:pPr>
-        <w:spacing w:before="100" w:beforeAutospacing="1" w:after="100" w:afterAutospacing="1"/>
-        <w:rPr>
-          <w:rFonts w:ascii="Times New Roman" w:hAnsi="Times New Roman"/>
-        </w:rPr>
-      </w:pPr>
-      <w:r>
-        <w:rPr>
-          <w:rFonts w:ascii="Times New Roman" w:hAnsi="Times New Roman"/>
-        </w:rPr>
-        <w:t>formalisiert im Rahmen von Kapitel 3:</w:t>
-      </w:r>
-    </w:p>
-    <w:p>
-      <w:pPr>
-        <w:numPr>
-          <w:ilvl w:val="0"/>
-          <w:numId w:val="40"/>
-        </w:numPr>
-        <w:spacing w:before="100" w:beforeAutospacing="1" w:after="100" w:afterAutospacing="1"/>
-        <w:rPr>
-          <w:rFonts w:ascii="Times New Roman" w:hAnsi="Times New Roman"/>
-        </w:rPr>
-      </w:pPr>
-      <w:r>
-        <w:rPr>
-          <w:rFonts w:ascii="Times New Roman" w:hAnsi="Times New Roman"/>
-        </w:rPr>
-        <w:t xml:space="preserve">die </w:t>
-      </w:r>
-      <w:r>
-        <w:rPr>
-          <w:rFonts w:ascii="Times New Roman" w:hAnsi="Times New Roman"/>
-          <w:b/>
-          <w:bCs/>
-        </w:rPr>
-        <w:t>prozessuale Erzeugung von Zuständen</w:t>
-      </w:r>
-      <w:r>
-        <w:rPr>
-          <w:rFonts w:ascii="Times New Roman" w:hAnsi="Times New Roman"/>
-        </w:rPr>
-        <w:t>,</w:t>
-      </w:r>
-    </w:p>
-    <w:p>
-      <w:pPr>
-        <w:numPr>
-          <w:ilvl w:val="0"/>
-          <w:numId w:val="40"/>
-        </w:numPr>
-        <w:spacing w:before="100" w:beforeAutospacing="1" w:after="100" w:afterAutospacing="1"/>
-        <w:rPr>
-          <w:rFonts w:ascii="Times New Roman" w:hAnsi="Times New Roman"/>
-        </w:rPr>
-      </w:pPr>
-      <w:r>
-        <w:rPr>
-          <w:rFonts w:ascii="Times New Roman" w:hAnsi="Times New Roman"/>
-        </w:rPr>
-        <w:t xml:space="preserve">die </w:t>
-      </w:r>
-      <w:r>
-        <w:rPr>
-          <w:rFonts w:ascii="Times New Roman" w:hAnsi="Times New Roman"/>
-          <w:b/>
-          <w:bCs/>
-        </w:rPr>
-        <w:t>Untrennbarkeit von Zeit und Transformation</w:t>
-      </w:r>
-      <w:r>
-        <w:rPr>
-          <w:rFonts w:ascii="Times New Roman" w:hAnsi="Times New Roman"/>
-        </w:rPr>
-        <w:t>,</w:t>
-      </w:r>
-    </w:p>
-    <w:p>
-      <w:pPr>
-        <w:numPr>
-          <w:ilvl w:val="0"/>
-          <w:numId w:val="40"/>
-        </w:numPr>
-        <w:spacing w:before="100" w:beforeAutospacing="1" w:after="100" w:afterAutospacing="1"/>
-        <w:rPr>
-          <w:rFonts w:ascii="Times New Roman" w:hAnsi="Times New Roman"/>
-        </w:rPr>
-      </w:pPr>
-      <w:r>
-        <w:rPr>
-          <w:rFonts w:ascii="Times New Roman" w:hAnsi="Times New Roman"/>
-        </w:rPr>
-        <w:t xml:space="preserve">die Emergenz von Struktur durch </w:t>
-      </w:r>
-      <w:r>
-        <w:rPr>
-          <w:rFonts w:ascii="Times New Roman" w:hAnsi="Times New Roman"/>
-          <w:b/>
-          <w:bCs/>
-        </w:rPr>
-        <w:t xml:space="preserve">geordnete </w:t>
-      </w:r>
-      <w:proofErr w:type="spellStart"/>
-      <w:r>
-        <w:rPr>
-          <w:rFonts w:ascii="Times New Roman" w:hAnsi="Times New Roman"/>
-          <w:b/>
-          <w:bCs/>
-        </w:rPr>
-        <w:t>Operatorenkomposition</w:t>
-      </w:r>
-      <w:proofErr w:type="spellEnd"/>
-      <w:r>
-        <w:rPr>
-          <w:rFonts w:ascii="Times New Roman" w:hAnsi="Times New Roman"/>
-        </w:rPr>
-        <w:t>.</w:t>
-      </w:r>
-    </w:p>
-    <w:p>
-      <w:pPr>
-        <w:spacing w:before="100" w:beforeAutospacing="1" w:after="100" w:afterAutospacing="1"/>
-        <w:rPr>
-          <w:rFonts w:ascii="Times New Roman" w:hAnsi="Times New Roman"/>
-        </w:rPr>
-      </w:pPr>
-      <w:r>
-        <w:rPr>
-          <w:rFonts w:ascii="Times New Roman" w:hAnsi="Times New Roman"/>
-        </w:rPr>
-        <w:t xml:space="preserve">Zustände sind im FRZK keine vorgegebenen Entitäten, sondern </w:t>
-      </w:r>
-      <w:r>
-        <w:rPr>
-          <w:rFonts w:ascii="Times New Roman" w:hAnsi="Times New Roman"/>
-          <w:b/>
-          <w:bCs/>
-        </w:rPr>
-        <w:t>Resultate funktionaler Kaskaden</w:t>
-      </w:r>
-      <w:r>
-        <w:rPr>
-          <w:rFonts w:ascii="Times New Roman" w:hAnsi="Times New Roman"/>
-        </w:rPr>
-        <w:t xml:space="preserve">. Jeder erreichte Zustand </w:t>
-      </w:r>
-      <w:proofErr w:type="spellStart"/>
-      <w:r>
-        <w:rPr>
-          <w:rFonts w:ascii="Times New Roman" w:hAnsi="Times New Roman"/>
-        </w:rPr>
-        <w:t>sns_nsn</w:t>
-      </w:r>
-      <w:proofErr w:type="spellEnd"/>
-      <w:r>
-        <w:rPr>
-          <w:rFonts w:ascii="Times New Roman" w:hAnsi="Times New Roman"/>
-        </w:rPr>
         <w:t>​ ist zugleich Abschluss eines Prozesses und Ausgangspunkt weiterer Transformation.</w:t>
       </w:r>
     </w:p>
@@ -45777,7 +45279,6 @@
         <w:pStyle w:val="Aufzhlung"/>
       </w:pPr>
       <w:r>
-        <w:lastRenderedPageBreak/>
         <w:t>σ, R, M, E sind Elemente der Basis-</w:t>
       </w:r>
       <w:proofErr w:type="spellStart"/>
@@ -45914,6 +45415,7 @@
         <w:rPr>
           <w:rStyle w:val="Fett"/>
         </w:rPr>
+        <w:lastRenderedPageBreak/>
         <w:t>Monoid</w:t>
       </w:r>
       <w:proofErr w:type="spellEnd"/>
@@ -46201,7 +45703,6 @@
           <w:b/>
           <w:bCs/>
         </w:rPr>
-        <w:lastRenderedPageBreak/>
         <w:t>E — Emergenz / Erweiterung (einmal):</w:t>
       </w:r>
       <w:r>
@@ -46387,6 +45888,7 @@
     </w:p>
     <w:p>
       <w:r>
+        <w:lastRenderedPageBreak/>
         <w:t>Didaktische Hinweise, die ich beachte:</w:t>
       </w:r>
     </w:p>
@@ -46614,7 +46116,6 @@
         </w:rPr>
       </w:pPr>
       <w:r>
-        <w:lastRenderedPageBreak/>
         <w:t>(3.4.1.</w:t>
       </w:r>
       <w:r>
@@ -46739,6 +46240,7 @@
         <w:pStyle w:val="Aufzhlung"/>
       </w:pPr>
       <w:r>
+        <w:lastRenderedPageBreak/>
         <w:t xml:space="preserve">R ist die </w:t>
       </w:r>
       <w:r>
@@ -46955,7 +46457,6 @@
         <w:pStyle w:val="Aufzhlung"/>
       </w:pPr>
       <w:r>
-        <w:lastRenderedPageBreak/>
         <w:t>eine Art „Bedeutungsmaschine“, die aus Setzungen über Relationen und Reflexionen zu emergenten Modellen führt.</w:t>
       </w:r>
     </w:p>
@@ -47103,6 +46604,7 @@
         <w:rPr>
           <w:rFonts w:ascii="Times New Roman" w:hAnsi="Times New Roman"/>
         </w:rPr>
+        <w:lastRenderedPageBreak/>
         <w:pict w14:anchorId="72B00F4F">
           <v:rect id="_x0000_i1151" style="width:0;height:1.5pt" o:hralign="center" o:hrstd="t" o:hr="t" fillcolor="#a0a0a0" stroked="f"/>
         </w:pict>
@@ -47374,7 +46876,6 @@
         <w:pStyle w:val="berschrift2"/>
       </w:pPr>
       <w:r>
-        <w:lastRenderedPageBreak/>
         <w:t>Zusammenfassung</w:t>
       </w:r>
     </w:p>
@@ -47428,6 +46929,7 @@
         <w:rPr>
           <w:rStyle w:val="Fett"/>
         </w:rPr>
+        <w:lastRenderedPageBreak/>
         <w:t>Interpretation:</w:t>
       </w:r>
       <w:r>
@@ -48015,7 +47517,6 @@
         <w:pStyle w:val="berschrift2"/>
       </w:pPr>
       <w:r>
-        <w:lastRenderedPageBreak/>
         <w:t>Interpretation</w:t>
       </w:r>
     </w:p>
@@ -48107,7 +47608,11 @@
       </w:r>
       <w:proofErr w:type="spellEnd"/>
       <w:r>
-        <w:t xml:space="preserve">) wiederhole und die Rahmenbedingungen (Beschränktheit, monotone Kohärenzsteigerung, kontraktive Wirkung der Aufgabenfolge) stimmen, dann nähere ich mich einem </w:t>
+        <w:t xml:space="preserve">) wiederhole und die Rahmenbedingungen (Beschränktheit, monotone Kohärenzsteigerung, </w:t>
+      </w:r>
+      <w:r>
+        <w:lastRenderedPageBreak/>
+        <w:t xml:space="preserve">kontraktive Wirkung der Aufgabenfolge) stimmen, dann nähere ich mich einem </w:t>
       </w:r>
       <w:r>
         <w:rPr>
@@ -48685,7 +48190,6 @@
           <w:b/>
           <w:bCs/>
         </w:rPr>
-        <w:lastRenderedPageBreak/>
         <w:t>Interpretation:</w:t>
       </w:r>
       <w:r>
@@ -48752,6 +48256,7 @@
         </w:rPr>
       </w:pPr>
       <w:r>
+        <w:lastRenderedPageBreak/>
         <w:t>(3.4.1.</w:t>
       </w:r>
       <w:r>
@@ -49477,7 +48982,6 @@
         <w:pStyle w:val="Aufzhlung"/>
       </w:pPr>
       <w:r>
-        <w:lastRenderedPageBreak/>
         <w:t xml:space="preserve">Der Operator </w:t>
       </w:r>
       <w:r>
@@ -49646,6 +49150,7 @@
         <w:pStyle w:val="berschrift2"/>
       </w:pPr>
       <w:r>
+        <w:lastRenderedPageBreak/>
         <w:t>Beispiel für die Bedeutung</w:t>
       </w:r>
     </w:p>
@@ -49874,7 +49379,6 @@
     </w:p>
     <w:p>
       <w:r>
-        <w:lastRenderedPageBreak/>
         <w:t>Es entsteht ein emergentes Gesamtmodell.</w:t>
       </w:r>
     </w:p>
@@ -50325,7 +49829,6 @@
         </w:rPr>
       </w:pPr>
       <w:r>
-        <w:lastRenderedPageBreak/>
         <w:t>(3.4.1.</w:t>
       </w:r>
       <w:r>
@@ -50606,6 +50109,7 @@
         <w:pStyle w:val="Aufzhlung"/>
       </w:pPr>
       <w:r>
+        <w:lastRenderedPageBreak/>
         <w:t xml:space="preserve">Jeder Eintrag in </w:t>
       </w:r>
       <w:r>
@@ -50988,7 +50492,6 @@
         <w:pStyle w:val="Aufzhlung"/>
       </w:pPr>
       <w:r>
-        <w:lastRenderedPageBreak/>
         <w:t>R: Relationen herstellen,</w:t>
       </w:r>
     </w:p>
@@ -51080,6 +50583,7 @@
           <w:b/>
           <w:bCs/>
         </w:rPr>
+        <w:lastRenderedPageBreak/>
         <w:t>M:</w:t>
       </w:r>
       <w:r>
@@ -51507,7 +51011,6 @@
           <w:b/>
           <w:bCs/>
         </w:rPr>
-        <w:lastRenderedPageBreak/>
         <w:t>Didaktisches Beispiel:</w:t>
       </w:r>
       <w:r>
@@ -51618,6 +51121,7 @@
         </w:rPr>
       </w:pPr>
       <w:r>
+        <w:lastRenderedPageBreak/>
         <w:t>(3.4.1.</w:t>
       </w:r>
       <w:r>
@@ -52525,7 +52029,6 @@
     </w:p>
     <w:p>
       <w:r>
-        <w:lastRenderedPageBreak/>
         <w:t>Ich starte mit einem anfänglichen Zustand:</w:t>
       </w:r>
     </w:p>
@@ -52694,6 +52197,7 @@
         <w:pStyle w:val="Aufzhlung"/>
       </w:pPr>
       <w:r>
+        <w:lastRenderedPageBreak/>
         <w:t>sinken konzeptuelle Widersprüche,</w:t>
       </w:r>
     </w:p>
@@ -53070,7 +52574,6 @@
           <w:b/>
           <w:bCs/>
         </w:rPr>
-        <w:lastRenderedPageBreak/>
         <w:t>Kernaussage:</w:t>
       </w:r>
       <w:r>

--- a/Kapitel 3/Anlagen_neu/Anlage 3.A Notationen V1.docx
+++ b/Kapitel 3/Anlagen_neu/Anlage 3.A Notationen V1.docx
@@ -45079,7 +45079,1327 @@
         <w:t>​ ist zugleich Abschluss eines Prozesses und Ausgangspunkt weiterer Transformation.</w:t>
       </w:r>
     </w:p>
-    <w:p/>
+    <w:p>
+      <w:r>
+        <w:rPr>
+          <w:rFonts w:ascii="Times New Roman" w:hAnsi="Times New Roman"/>
+        </w:rPr>
+        <w:pict w14:anchorId="4E6B5C38">
+          <v:rect id="_x0000_i1173" style="width:0;height:1.5pt" o:hralign="center" o:hrstd="t" o:hr="t" fillcolor="#a0a0a0" stroked="f"/>
+        </w:pict>
+      </w:r>
+    </w:p>
+    <w:p>
+      <w:pPr>
+        <w:pStyle w:val="berschrift1"/>
+        <w:rPr>
+          <w:rFonts w:ascii="Calibri" w:hAnsi="Calibri"/>
+          <w:i/>
+        </w:rPr>
+      </w:pPr>
+      <w:r>
+        <w:t>(3.3.1.2)</w:t>
+      </w:r>
+    </w:p>
+    <w:p>
+      <w:pPr>
+        <w:pStyle w:val="FormelEinzeln"/>
+      </w:pPr>
+      <m:oMathPara>
+        <m:oMath>
+          <m:sSub>
+            <m:sSubPr>
+              <m:ctrlPr/>
+            </m:sSubPr>
+            <m:e>
+              <m:r>
+                <m:t>s</m:t>
+              </m:r>
+            </m:e>
+            <m:sub>
+              <m:r>
+                <m:t>n</m:t>
+              </m:r>
+            </m:sub>
+          </m:sSub>
+          <m:r>
+            <m:rPr>
+              <m:sty m:val="p"/>
+            </m:rPr>
+            <m:t>=</m:t>
+          </m:r>
+          <m:func>
+            <m:funcPr>
+              <m:ctrlPr/>
+            </m:funcPr>
+            <m:fName>
+              <m:limLow>
+                <m:limLowPr>
+                  <m:ctrlPr/>
+                </m:limLowPr>
+                <m:e>
+                  <m:r>
+                    <m:t>lim</m:t>
+                  </m:r>
+                </m:e>
+                <m:lim>
+                  <m:r>
+                    <m:t>n</m:t>
+                  </m:r>
+                  <m:r>
+                    <m:rPr>
+                      <m:sty m:val="p"/>
+                    </m:rPr>
+                    <w:rPr>
+                      <w:rFonts w:cs="Calibri"/>
+                    </w:rPr>
+                    <m:t>→∞</m:t>
+                  </m:r>
+                </m:lim>
+              </m:limLow>
+            </m:fName>
+            <m:e>
+              <m:r>
+                <m:rPr>
+                  <m:sty m:val="p"/>
+                </m:rPr>
+                <m:t>(</m:t>
+              </m:r>
+              <m:sSup>
+                <m:sSupPr>
+                  <m:ctrlPr/>
+                </m:sSupPr>
+                <m:e>
+                  <m:r>
+                    <m:t>E</m:t>
+                  </m:r>
+                  <m:r>
+                    <m:rPr>
+                      <m:sty m:val="p"/>
+                    </m:rPr>
+                    <m:t>∘</m:t>
+                  </m:r>
+                  <m:r>
+                    <m:t>M</m:t>
+                  </m:r>
+                  <m:r>
+                    <m:rPr>
+                      <m:sty m:val="p"/>
+                    </m:rPr>
+                    <m:t>∘</m:t>
+                  </m:r>
+                  <m:r>
+                    <m:t>R</m:t>
+                  </m:r>
+                  <m:r>
+                    <m:rPr>
+                      <m:sty m:val="p"/>
+                    </m:rPr>
+                    <m:t>∘</m:t>
+                  </m:r>
+                  <m:r>
+                    <w:rPr>
+                      <w:rFonts w:cs="Calibri"/>
+                    </w:rPr>
+                    <m:t>σ</m:t>
+                  </m:r>
+                  <m:r>
+                    <m:rPr>
+                      <m:sty m:val="p"/>
+                    </m:rPr>
+                    <m:t>)</m:t>
+                  </m:r>
+                </m:e>
+                <m:sup>
+                  <m:r>
+                    <m:t>n</m:t>
+                  </m:r>
+                </m:sup>
+              </m:sSup>
+            </m:e>
+          </m:func>
+          <m:r>
+            <m:rPr>
+              <m:sty m:val="p"/>
+            </m:rPr>
+            <m:t>(</m:t>
+          </m:r>
+          <m:sSub>
+            <m:sSubPr>
+              <m:ctrlPr/>
+            </m:sSubPr>
+            <m:e>
+              <m:r>
+                <m:t>s</m:t>
+              </m:r>
+            </m:e>
+            <m:sub>
+              <m:r>
+                <m:rPr>
+                  <m:sty m:val="p"/>
+                </m:rPr>
+                <m:t>0</m:t>
+              </m:r>
+            </m:sub>
+          </m:sSub>
+          <m:r>
+            <m:rPr>
+              <m:sty m:val="p"/>
+            </m:rPr>
+            <m:t>)</m:t>
+          </m:r>
+        </m:oMath>
+      </m:oMathPara>
+    </w:p>
+    <w:p>
+      <w:pPr>
+        <w:pStyle w:val="berschrift2"/>
+      </w:pPr>
+      <w:r>
+        <w:t>Bedeutung der Notation</w:t>
+      </w:r>
+    </w:p>
+    <w:p>
+      <w:r>
+        <w:t>Sei S ein Zustandsraum und</w:t>
+      </w:r>
+    </w:p>
+    <w:p>
+      <w:pPr>
+        <w:pStyle w:val="FormelAllein"/>
+      </w:pPr>
+      <m:oMathPara>
+        <m:oMath>
+          <m:r>
+            <m:t>φ≔E∘M∘R∘σ:S→S</m:t>
+          </m:r>
+        </m:oMath>
+      </m:oMathPara>
+    </w:p>
+    <w:p>
+      <w:r>
+        <w:t xml:space="preserve">der in Kapitel 3 eingeführte </w:t>
+      </w:r>
+      <w:r>
+        <w:rPr>
+          <w:b/>
+          <w:bCs/>
+        </w:rPr>
+        <w:t>elementare Transformationsoperator</w:t>
+      </w:r>
+      <w:r>
+        <w:t xml:space="preserve"> des FRZK.</w:t>
+      </w:r>
+    </w:p>
+    <w:p>
+      <w:r>
+        <w:t xml:space="preserve">Für einen Initialzustand </w:t>
+      </w:r>
+      <m:oMath>
+        <m:sSub>
+          <m:sSubPr>
+            <m:ctrlPr>
+              <w:rPr>
+                <w:rFonts w:ascii="Cambria Math" w:hAnsi="Cambria Math"/>
+                <w:i/>
+              </w:rPr>
+            </m:ctrlPr>
+          </m:sSubPr>
+          <m:e>
+            <m:r>
+              <w:rPr>
+                <w:rFonts w:ascii="Cambria Math" w:hAnsi="Cambria Math"/>
+              </w:rPr>
+              <m:t>s</m:t>
+            </m:r>
+          </m:e>
+          <m:sub>
+            <m:r>
+              <w:rPr>
+                <w:rFonts w:ascii="Cambria Math" w:hAnsi="Cambria Math"/>
+              </w:rPr>
+              <m:t>0</m:t>
+            </m:r>
+          </m:sub>
+        </m:sSub>
+        <m:r>
+          <m:rPr>
+            <m:sty m:val="p"/>
+          </m:rPr>
+          <w:rPr>
+            <w:rStyle w:val="FormelAlleinZchn"/>
+          </w:rPr>
+          <m:t>∈S</m:t>
+        </m:r>
+      </m:oMath>
+      <w:r>
+        <w:t xml:space="preserve"> und die n-fache Iteration von φ gilt:</w:t>
+      </w:r>
+    </w:p>
+    <w:p>
+      <w:pPr>
+        <w:pStyle w:val="FormelAllein"/>
+      </w:pPr>
+      <m:oMathPara>
+        <m:oMath>
+          <m:sSup>
+            <m:sSupPr>
+              <m:ctrlPr/>
+            </m:sSupPr>
+            <m:e>
+              <m:r>
+                <m:t>φ</m:t>
+              </m:r>
+            </m:e>
+            <m:sup>
+              <m:r>
+                <m:t>n</m:t>
+              </m:r>
+            </m:sup>
+          </m:sSup>
+          <m:r>
+            <m:t>=</m:t>
+          </m:r>
+          <m:limLow>
+            <m:limLowPr>
+              <m:ctrlPr/>
+            </m:limLowPr>
+            <m:e>
+              <m:groupChr>
+                <m:groupChrPr>
+                  <m:ctrlPr/>
+                </m:groupChrPr>
+                <m:e>
+                  <m:r>
+                    <m:t>φ∘φ∘⋯∘φ</m:t>
+                  </m:r>
+                </m:e>
+              </m:groupChr>
+            </m:e>
+            <m:lim>
+              <m:eqArr>
+                <m:eqArrPr>
+                  <m:ctrlPr/>
+                </m:eqArrPr>
+                <m:e/>
+                <m:e>
+                  <m:r>
+                    <m:t>n-fach</m:t>
+                  </m:r>
+                </m:e>
+              </m:eqArr>
+            </m:lim>
+          </m:limLow>
+        </m:oMath>
+      </m:oMathPara>
+    </w:p>
+    <w:p>
+      <w:r>
+        <w:t xml:space="preserve">Der Grenzzustand </w:t>
+      </w:r>
+      <m:oMath>
+        <m:sSub>
+          <m:sSubPr>
+            <m:ctrlPr>
+              <w:rPr>
+                <w:rFonts w:ascii="Cambria Math" w:hAnsi="Cambria Math"/>
+                <w:b/>
+                <w:i/>
+              </w:rPr>
+            </m:ctrlPr>
+          </m:sSubPr>
+          <m:e>
+            <m:r>
+              <m:rPr>
+                <m:sty m:val="bi"/>
+              </m:rPr>
+              <w:rPr>
+                <w:rFonts w:ascii="Cambria Math" w:hAnsi="Cambria Math"/>
+              </w:rPr>
+              <m:t>s</m:t>
+            </m:r>
+          </m:e>
+          <m:sub>
+            <m:r>
+              <m:rPr>
+                <m:sty m:val="bi"/>
+              </m:rPr>
+              <w:rPr>
+                <w:rFonts w:ascii="Cambria Math" w:hAnsi="Cambria Math"/>
+              </w:rPr>
+              <m:t>∞</m:t>
+            </m:r>
+          </m:sub>
+        </m:sSub>
+      </m:oMath>
+      <w:r>
+        <w:t xml:space="preserve"> </w:t>
+      </w:r>
+      <w:r>
+        <w:t>​ wird definiert durch</w:t>
+      </w:r>
+    </w:p>
+    <w:p>
+      <w:pPr>
+        <w:pStyle w:val="FormelAllein"/>
+      </w:pPr>
+      <m:oMathPara>
+        <m:oMath>
+          <m:sSub>
+            <m:sSubPr>
+              <m:ctrlPr/>
+            </m:sSubPr>
+            <m:e>
+              <m:r>
+                <m:t>s</m:t>
+              </m:r>
+            </m:e>
+            <m:sub>
+              <m:r>
+                <m:t>∞</m:t>
+              </m:r>
+            </m:sub>
+          </m:sSub>
+          <m:r>
+            <m:t>=</m:t>
+          </m:r>
+          <m:func>
+            <m:funcPr>
+              <m:ctrlPr/>
+            </m:funcPr>
+            <m:fName>
+              <m:limLow>
+                <m:limLowPr>
+                  <m:ctrlPr/>
+                </m:limLowPr>
+                <m:e>
+                  <m:r>
+                    <m:t>lim</m:t>
+                  </m:r>
+                </m:e>
+                <m:lim>
+                  <m:r>
+                    <m:t>n→∞</m:t>
+                  </m:r>
+                </m:lim>
+              </m:limLow>
+            </m:fName>
+            <m:e>
+              <m:d>
+                <m:dPr>
+                  <m:ctrlPr/>
+                </m:dPr>
+                <m:e>
+                  <m:sSup>
+                    <m:sSupPr>
+                      <m:ctrlPr/>
+                    </m:sSupPr>
+                    <m:e>
+                      <m:r>
+                        <m:t>φ</m:t>
+                      </m:r>
+                    </m:e>
+                    <m:sup>
+                      <m:r>
+                        <m:t>n</m:t>
+                      </m:r>
+                    </m:sup>
+                  </m:sSup>
+                </m:e>
+              </m:d>
+              <m:d>
+                <m:dPr>
+                  <m:ctrlPr/>
+                </m:dPr>
+                <m:e>
+                  <m:sSub>
+                    <m:sSubPr>
+                      <m:ctrlPr/>
+                    </m:sSubPr>
+                    <m:e>
+                      <m:r>
+                        <m:t>s</m:t>
+                      </m:r>
+                    </m:e>
+                    <m:sub>
+                      <m:r>
+                        <m:t>0</m:t>
+                      </m:r>
+                    </m:sub>
+                  </m:sSub>
+                </m:e>
+              </m:d>
+              <m:r>
+                <m:t>=</m:t>
+              </m:r>
+              <m:func>
+                <m:funcPr>
+                  <m:ctrlPr/>
+                </m:funcPr>
+                <m:fName>
+                  <m:limLow>
+                    <m:limLowPr>
+                      <m:ctrlPr/>
+                    </m:limLowPr>
+                    <m:e>
+                      <m:r>
+                        <m:t>lim</m:t>
+                      </m:r>
+                    </m:e>
+                    <m:lim>
+                      <m:r>
+                        <m:t>n→∞</m:t>
+                      </m:r>
+                    </m:lim>
+                  </m:limLow>
+                </m:fName>
+                <m:e>
+                  <m:d>
+                    <m:dPr>
+                      <m:ctrlPr/>
+                    </m:dPr>
+                    <m:e>
+                      <m:sSup>
+                        <m:sSupPr>
+                          <m:ctrlPr/>
+                        </m:sSupPr>
+                        <m:e>
+                          <m:r>
+                            <m:t>(E∘M∘R∘σ)</m:t>
+                          </m:r>
+                        </m:e>
+                        <m:sup>
+                          <m:r>
+                            <m:t>n</m:t>
+                          </m:r>
+                        </m:sup>
+                      </m:sSup>
+                    </m:e>
+                  </m:d>
+                  <m:d>
+                    <m:dPr>
+                      <m:ctrlPr/>
+                    </m:dPr>
+                    <m:e>
+                      <m:sSub>
+                        <m:sSubPr>
+                          <m:ctrlPr/>
+                        </m:sSubPr>
+                        <m:e>
+                          <m:r>
+                            <m:t>s</m:t>
+                          </m:r>
+                        </m:e>
+                        <m:sub>
+                          <m:r>
+                            <m:t>0</m:t>
+                          </m:r>
+                        </m:sub>
+                      </m:sSub>
+                    </m:e>
+                  </m:d>
+                </m:e>
+              </m:func>
+            </m:e>
+          </m:func>
+          <m:r>
+            <m:t>.</m:t>
+          </m:r>
+        </m:oMath>
+      </m:oMathPara>
+    </w:p>
+    <w:p>
+      <w:r>
+        <w:t xml:space="preserve">Die Notation beschreibt somit keinen einzelnen Transformationsschritt, sondern einen </w:t>
+      </w:r>
+      <w:r>
+        <w:rPr>
+          <w:b/>
+          <w:bCs/>
+        </w:rPr>
+        <w:t>asymptotischen Prozess funktionaler Stabilisierung</w:t>
+      </w:r>
+      <w:r>
+        <w:t>.</w:t>
+      </w:r>
+    </w:p>
+    <w:p>
+      <w:r>
+        <w:rPr>
+          <w:rFonts w:ascii="Times New Roman" w:hAnsi="Times New Roman"/>
+        </w:rPr>
+        <w:pict w14:anchorId="11B1B1C2">
+          <v:rect id="_x0000_i1172" style="width:0;height:1.5pt" o:hralign="center" o:hrstd="t" o:hr="t" fillcolor="#a0a0a0" stroked="f"/>
+        </w:pict>
+      </w:r>
+    </w:p>
+    <w:p>
+      <w:pPr>
+        <w:pStyle w:val="berschrift2"/>
+      </w:pPr>
+      <w:r>
+        <w:t>Interpretation</w:t>
+      </w:r>
+    </w:p>
+    <w:p>
+      <w:r>
+        <w:t xml:space="preserve">In der Logik von Kapitel 3 beschreibt diese Gleichung die </w:t>
+      </w:r>
+      <w:r>
+        <w:rPr>
+          <w:rStyle w:val="Fett"/>
+        </w:rPr>
+        <w:t>Emergenz eines stabilen Zustands</w:t>
+      </w:r>
+      <w:r>
+        <w:t xml:space="preserve"> aus der rekursiven Anwendung der funktionalen Grundstruktur des FRZK.</w:t>
+      </w:r>
+    </w:p>
+    <w:p>
+      <w:r>
+        <w:t>Interpretativ gilt:</w:t>
+      </w:r>
+    </w:p>
+    <w:p>
+      <w:pPr>
+        <w:pStyle w:val="Aufzhlung"/>
+      </w:pPr>
+      <m:oMath>
+        <m:sSub>
+          <m:sSubPr>
+            <m:ctrlPr>
+              <w:rPr>
+                <w:rFonts w:ascii="Cambria Math" w:hAnsi="Cambria Math"/>
+                <w:b/>
+                <w:i/>
+              </w:rPr>
+            </m:ctrlPr>
+          </m:sSubPr>
+          <m:e>
+            <m:r>
+              <m:rPr>
+                <m:sty m:val="bi"/>
+              </m:rPr>
+              <w:rPr>
+                <w:rFonts w:ascii="Cambria Math" w:hAnsi="Cambria Math"/>
+              </w:rPr>
+              <m:t>s</m:t>
+            </m:r>
+          </m:e>
+          <m:sub>
+            <m:r>
+              <m:rPr>
+                <m:sty m:val="bi"/>
+              </m:rPr>
+              <w:rPr>
+                <w:rFonts w:ascii="Cambria Math" w:hAnsi="Cambria Math"/>
+              </w:rPr>
+              <m:t>0</m:t>
+            </m:r>
+          </m:sub>
+        </m:sSub>
+      </m:oMath>
+      <w:r>
+        <w:rPr>
+          <w:rStyle w:val="vlist-s"/>
+        </w:rPr>
+        <w:t>​</w:t>
+      </w:r>
+      <w:r>
+        <w:t xml:space="preserve"> ist ein offener, strukturell unterbestimmter Ausgangszustand.</w:t>
+      </w:r>
+    </w:p>
+    <w:p>
+      <w:pPr>
+        <w:pStyle w:val="Aufzhlung"/>
+      </w:pPr>
+      <w:r>
+        <w:t>Jeder Iterationsschritt realisiert die vollständige Funktionskette</w:t>
+      </w:r>
+      <w:r>
+        <w:br/>
+        <w:t>Wahrnehmung (</w:t>
+      </w:r>
+      <w:r>
+        <w:rPr>
+          <w:rStyle w:val="katex-mathml"/>
+        </w:rPr>
+        <w:t>σ</w:t>
+      </w:r>
+      <w:r>
+        <w:t>) → Relationierung (</w:t>
+      </w:r>
+      <w:r>
+        <w:rPr>
+          <w:rStyle w:val="katex-mathml"/>
+        </w:rPr>
+        <w:t>R</w:t>
+      </w:r>
+      <w:r>
+        <w:t>) → Bedeutungskonstitution (</w:t>
+      </w:r>
+      <w:r>
+        <w:rPr>
+          <w:rStyle w:val="katex-mathml"/>
+        </w:rPr>
+        <w:t>M</w:t>
+      </w:r>
+      <w:r>
+        <w:t>) → Externe Stabilisierung (</w:t>
+      </w:r>
+      <w:r>
+        <w:rPr>
+          <w:rStyle w:val="katex-mathml"/>
+        </w:rPr>
+        <w:t>E</w:t>
+      </w:r>
+      <w:r>
+        <w:t>).</w:t>
+      </w:r>
+    </w:p>
+    <w:p>
+      <w:pPr>
+        <w:pStyle w:val="Aufzhlung"/>
+      </w:pPr>
+      <w:r>
+        <w:lastRenderedPageBreak/>
+        <w:t xml:space="preserve">Der Grenzwert </w:t>
+      </w:r>
+      <m:oMath>
+        <m:sSub>
+          <m:sSubPr>
+            <m:ctrlPr>
+              <w:rPr>
+                <w:rFonts w:ascii="Cambria Math" w:hAnsi="Cambria Math"/>
+                <w:b/>
+                <w:i/>
+              </w:rPr>
+            </m:ctrlPr>
+          </m:sSubPr>
+          <m:e>
+            <m:r>
+              <m:rPr>
+                <m:sty m:val="bi"/>
+              </m:rPr>
+              <w:rPr>
+                <w:rFonts w:ascii="Cambria Math" w:hAnsi="Cambria Math"/>
+              </w:rPr>
+              <m:t>s</m:t>
+            </m:r>
+          </m:e>
+          <m:sub>
+            <m:r>
+              <m:rPr>
+                <m:sty m:val="bi"/>
+              </m:rPr>
+              <w:rPr>
+                <w:rFonts w:ascii="Cambria Math" w:hAnsi="Cambria Math"/>
+              </w:rPr>
+              <m:t>∞</m:t>
+            </m:r>
+          </m:sub>
+        </m:sSub>
+      </m:oMath>
+      <w:r>
+        <w:rPr>
+          <w:rStyle w:val="vlist-s"/>
+        </w:rPr>
+        <w:t>​</w:t>
+      </w:r>
+      <w:r>
+        <w:t xml:space="preserve"> bezeichnet einen </w:t>
+      </w:r>
+      <w:r>
+        <w:rPr>
+          <w:rStyle w:val="Fett"/>
+        </w:rPr>
+        <w:t>funktional invarianten Zustand</w:t>
+      </w:r>
+      <w:r>
+        <w:t xml:space="preserve">, in dem weitere Anwendungen von </w:t>
+      </w:r>
+      <w:r>
+        <w:rPr>
+          <w:rStyle w:val="katex-mathml"/>
+        </w:rPr>
+        <w:t>φ</w:t>
+      </w:r>
+      <w:r>
+        <w:t xml:space="preserve"> keine wesentliche strukturelle Änderung mehr erzeugen.</w:t>
+      </w:r>
+    </w:p>
+    <w:p>
+      <w:r>
+        <w:t xml:space="preserve">Zeit ist hier kein äußerer Parameter, sondern erscheint als </w:t>
+      </w:r>
+      <w:r>
+        <w:rPr>
+          <w:rStyle w:val="Fett"/>
+        </w:rPr>
+        <w:t>Iterationsordnung</w:t>
+      </w:r>
+      <w:r>
+        <w:t>, die sich im Grenzzustand sedimentiert.</w:t>
+      </w:r>
+    </w:p>
+    <w:p>
+      <w:r>
+        <w:rPr>
+          <w:rFonts w:ascii="Times New Roman" w:hAnsi="Times New Roman"/>
+        </w:rPr>
+        <w:pict w14:anchorId="135EB16E">
+          <v:rect id="_x0000_i1174" style="width:0;height:1.5pt" o:hralign="center" o:hrstd="t" o:hr="t" fillcolor="#a0a0a0" stroked="f"/>
+        </w:pict>
+      </w:r>
+    </w:p>
+    <w:p>
+      <w:pPr>
+        <w:pStyle w:val="berschrift2"/>
+      </w:pPr>
+      <w:r>
+        <w:t>Beispiel für die Bedeutung</w:t>
+      </w:r>
+    </w:p>
+    <w:p>
+      <w:pPr>
+        <w:pStyle w:val="berschrift4"/>
+      </w:pPr>
+      <w:r>
+        <w:t>Beispiel: Ausbildung eines tragfähigen mathematischen Begriffs</w:t>
+      </w:r>
+    </w:p>
+    <w:p>
+      <w:r>
+        <w:t>Ein Lernender beginnt mit einem vor-begrifflichen Zustand s</w:t>
+      </w:r>
+      <w:r>
+        <w:rPr>
+          <w:vertAlign w:val="subscript"/>
+        </w:rPr>
+        <w:t>0</w:t>
+      </w:r>
+      <w:r>
+        <w:t>​.</w:t>
+      </w:r>
+    </w:p>
+    <w:p>
+      <w:r>
+        <w:t>Jede Iteration von</w:t>
+      </w:r>
+    </w:p>
+    <w:p>
+      <w:pPr>
+        <w:pStyle w:val="FormelAllein"/>
+      </w:pPr>
+      <m:oMathPara>
+        <m:oMath>
+          <m:r>
+            <m:t xml:space="preserve">φ=E∘M∘R∘σ </m:t>
+          </m:r>
+        </m:oMath>
+      </m:oMathPara>
+    </w:p>
+    <w:p>
+      <w:r>
+        <w:t>durchläuft denselben funktionalen Zyklus:</w:t>
+      </w:r>
+    </w:p>
+    <w:p>
+      <w:pPr>
+        <w:pStyle w:val="Zahlenliste"/>
+        <w:numPr>
+          <w:ilvl w:val="0"/>
+          <w:numId w:val="43"/>
+        </w:numPr>
+      </w:pPr>
+      <w:r>
+        <w:t>σ: Wahrnehmung einer mathematischen Situation</w:t>
+      </w:r>
+    </w:p>
+    <w:p>
+      <w:pPr>
+        <w:pStyle w:val="Zahlenliste"/>
+        <w:numPr>
+          <w:ilvl w:val="0"/>
+          <w:numId w:val="43"/>
+        </w:numPr>
+      </w:pPr>
+      <w:r>
+        <w:t>R: Relationierung der wahrgenommenen Elemente</w:t>
+      </w:r>
+    </w:p>
+    <w:p>
+      <w:pPr>
+        <w:pStyle w:val="Zahlenliste"/>
+        <w:numPr>
+          <w:ilvl w:val="0"/>
+          <w:numId w:val="43"/>
+        </w:numPr>
+      </w:pPr>
+      <w:r>
+        <w:t>M: Bedeutungszuschreibung und interne Strukturierung</w:t>
+      </w:r>
+    </w:p>
+    <w:p>
+      <w:pPr>
+        <w:pStyle w:val="Zahlenliste"/>
+        <w:numPr>
+          <w:ilvl w:val="0"/>
+          <w:numId w:val="43"/>
+        </w:numPr>
+      </w:pPr>
+      <w:r>
+        <w:t>E: externe Fixierung (Sprache, Symbolik, Regel)</w:t>
+      </w:r>
+    </w:p>
+    <w:p>
+      <w:r>
+        <w:t xml:space="preserve">Durch wiederholte Anwendung wird der Begriff nicht neu erzeugt, sondern </w:t>
+      </w:r>
+      <w:r>
+        <w:rPr>
+          <w:b/>
+          <w:bCs/>
+        </w:rPr>
+        <w:t>progressiv stabilisiert</w:t>
+      </w:r>
+      <w:r>
+        <w:t>:</w:t>
+      </w:r>
+    </w:p>
+    <w:p>
+      <w:pPr>
+        <w:pStyle w:val="FormelAllein"/>
+      </w:pPr>
+      <m:oMathPara>
+        <m:oMath>
+          <m:sSub>
+            <m:sSubPr>
+              <m:ctrlPr/>
+            </m:sSubPr>
+            <m:e>
+              <m:r>
+                <m:rPr>
+                  <m:sty m:val="bi"/>
+                </m:rPr>
+                <m:t>s</m:t>
+              </m:r>
+            </m:e>
+            <m:sub>
+              <m:r>
+                <m:rPr>
+                  <m:sty m:val="bi"/>
+                </m:rPr>
+                <m:t>1</m:t>
+              </m:r>
+            </m:sub>
+          </m:sSub>
+          <m:r>
+            <m:t>=</m:t>
+          </m:r>
+          <m:r>
+            <m:rPr>
+              <m:sty m:val="bi"/>
+            </m:rPr>
+            <m:t>φ</m:t>
+          </m:r>
+          <m:r>
+            <m:t>(</m:t>
+          </m:r>
+          <m:sSub>
+            <m:sSubPr>
+              <m:ctrlPr/>
+            </m:sSubPr>
+            <m:e>
+              <m:r>
+                <m:rPr>
+                  <m:sty m:val="bi"/>
+                </m:rPr>
+                <m:t>s</m:t>
+              </m:r>
+            </m:e>
+            <m:sub>
+              <m:r>
+                <m:rPr>
+                  <m:sty m:val="bi"/>
+                </m:rPr>
+                <m:t>0</m:t>
+              </m:r>
+            </m:sub>
+          </m:sSub>
+          <m:r>
+            <m:t>),</m:t>
+          </m:r>
+          <m:sSub>
+            <m:sSubPr>
+              <m:ctrlPr/>
+            </m:sSubPr>
+            <m:e>
+              <m:r>
+                <m:rPr>
+                  <m:sty m:val="bi"/>
+                </m:rPr>
+                <m:t>s</m:t>
+              </m:r>
+            </m:e>
+            <m:sub>
+              <m:r>
+                <m:rPr>
+                  <m:sty m:val="bi"/>
+                </m:rPr>
+                <m:t>2</m:t>
+              </m:r>
+            </m:sub>
+          </m:sSub>
+          <m:r>
+            <m:t>=</m:t>
+          </m:r>
+          <m:r>
+            <m:rPr>
+              <m:sty m:val="bi"/>
+            </m:rPr>
+            <m:t>φ</m:t>
+          </m:r>
+          <m:r>
+            <m:t>(</m:t>
+          </m:r>
+          <m:sSub>
+            <m:sSubPr>
+              <m:ctrlPr/>
+            </m:sSubPr>
+            <m:e>
+              <m:r>
+                <m:rPr>
+                  <m:sty m:val="bi"/>
+                </m:rPr>
+                <m:t>s</m:t>
+              </m:r>
+            </m:e>
+            <m:sub>
+              <m:r>
+                <m:rPr>
+                  <m:sty m:val="bi"/>
+                </m:rPr>
+                <m:t>1</m:t>
+              </m:r>
+            </m:sub>
+          </m:sSub>
+          <m:r>
+            <m:t>),…</m:t>
+          </m:r>
+        </m:oMath>
+      </m:oMathPara>
+    </w:p>
+    <w:p>
+      <w:r>
+        <w:t xml:space="preserve">Im Grenzfall entsteht ein Zustand </w:t>
+      </w:r>
+      <m:oMath>
+        <m:sSub>
+          <m:sSubPr>
+            <m:ctrlPr>
+              <w:rPr>
+                <w:rFonts w:ascii="Cambria Math" w:hAnsi="Cambria Math"/>
+                <w:i/>
+              </w:rPr>
+            </m:ctrlPr>
+          </m:sSubPr>
+          <m:e>
+            <m:r>
+              <w:rPr>
+                <w:rFonts w:ascii="Cambria Math" w:hAnsi="Cambria Math"/>
+              </w:rPr>
+              <m:t>s</m:t>
+            </m:r>
+          </m:e>
+          <m:sub>
+            <m:r>
+              <w:rPr>
+                <w:rFonts w:ascii="Cambria Math" w:hAnsi="Cambria Math"/>
+              </w:rPr>
+              <m:t>∞</m:t>
+            </m:r>
+          </m:sub>
+        </m:sSub>
+      </m:oMath>
+      <w:r>
+        <w:t xml:space="preserve">​, in dem der Begriff </w:t>
+      </w:r>
+      <w:r>
+        <w:rPr>
+          <w:b/>
+          <w:bCs/>
+        </w:rPr>
+        <w:t>robust, übertragbar und invariant</w:t>
+      </w:r>
+      <w:r>
+        <w:t xml:space="preserve"> gegenüber variierenden Kontexten ist.</w:t>
+      </w:r>
+    </w:p>
+    <w:p>
+      <w:r>
+        <w:rPr>
+          <w:rFonts w:ascii="Times New Roman" w:hAnsi="Times New Roman"/>
+        </w:rPr>
+        <w:pict w14:anchorId="40B2B962">
+          <v:rect id="_x0000_i1175" style="width:0;height:1.5pt" o:hralign="center" o:hrstd="t" o:hr="t" fillcolor="#a0a0a0" stroked="f"/>
+        </w:pict>
+      </w:r>
+    </w:p>
+    <w:p>
+      <w:pPr>
+        <w:pStyle w:val="berschrift2"/>
+      </w:pPr>
+      <w:r>
+        <w:t>Zusammenfassung</w:t>
+      </w:r>
+    </w:p>
+    <w:p>
+      <w:r>
+        <w:t>Die Gleichung</w:t>
+      </w:r>
+    </w:p>
+    <w:p>
+      <w:pPr>
+        <w:pStyle w:val="FormelAllein"/>
+      </w:pPr>
+      <m:oMathPara>
+        <m:oMath>
+          <m:sSub>
+            <m:sSubPr>
+              <m:ctrlPr/>
+            </m:sSubPr>
+            <m:e>
+              <m:r>
+                <m:t>s</m:t>
+              </m:r>
+            </m:e>
+            <m:sub>
+              <m:r>
+                <m:t>n</m:t>
+              </m:r>
+            </m:sub>
+          </m:sSub>
+          <m:r>
+            <m:t>=</m:t>
+          </m:r>
+          <m:func>
+            <m:funcPr>
+              <m:ctrlPr/>
+            </m:funcPr>
+            <m:fName>
+              <m:limLow>
+                <m:limLowPr>
+                  <m:ctrlPr/>
+                </m:limLowPr>
+                <m:e>
+                  <m:r>
+                    <m:t>lim</m:t>
+                  </m:r>
+                </m:e>
+                <m:lim>
+                  <m:r>
+                    <m:t>n</m:t>
+                  </m:r>
+                  <m:r>
+                    <w:rPr>
+                      <w:rFonts w:cs="Calibri"/>
+                    </w:rPr>
+                    <m:t>→∞</m:t>
+                  </m:r>
+                </m:lim>
+              </m:limLow>
+            </m:fName>
+            <m:e>
+              <m:r>
+                <m:t>(</m:t>
+              </m:r>
+              <m:sSup>
+                <m:sSupPr>
+                  <m:ctrlPr/>
+                </m:sSupPr>
+                <m:e>
+                  <m:r>
+                    <m:t>E</m:t>
+                  </m:r>
+                  <m:r>
+                    <m:t>∘</m:t>
+                  </m:r>
+                  <m:r>
+                    <m:t>M</m:t>
+                  </m:r>
+                  <m:r>
+                    <m:t>∘</m:t>
+                  </m:r>
+                  <m:r>
+                    <m:t>R</m:t>
+                  </m:r>
+                  <m:r>
+                    <m:t>∘</m:t>
+                  </m:r>
+                  <m:r>
+                    <w:rPr>
+                      <w:rFonts w:cs="Calibri"/>
+                    </w:rPr>
+                    <m:t>σ</m:t>
+                  </m:r>
+                  <m:r>
+                    <m:t>)</m:t>
+                  </m:r>
+                </m:e>
+                <m:sup>
+                  <m:r>
+                    <m:t>n</m:t>
+                  </m:r>
+                </m:sup>
+              </m:sSup>
+            </m:e>
+          </m:func>
+          <m:r>
+            <m:t>(</m:t>
+          </m:r>
+          <m:sSub>
+            <m:sSubPr>
+              <m:ctrlPr/>
+            </m:sSubPr>
+            <m:e>
+              <m:r>
+                <m:t>s</m:t>
+              </m:r>
+            </m:e>
+            <m:sub>
+              <m:r>
+                <m:t>0</m:t>
+              </m:r>
+            </m:sub>
+          </m:sSub>
+          <m:r>
+            <m:t>)</m:t>
+          </m:r>
+        </m:oMath>
+      </m:oMathPara>
+    </w:p>
+    <w:p>
+      <w:r>
+        <w:t>formalisiert im Rahmen von Kapitel 3:</w:t>
+      </w:r>
+    </w:p>
+    <w:p>
+      <w:pPr>
+        <w:pStyle w:val="Aufzhlung"/>
+      </w:pPr>
+      <w:r>
+        <w:t xml:space="preserve">die </w:t>
+      </w:r>
+      <w:r>
+        <w:rPr>
+          <w:b/>
+          <w:bCs/>
+        </w:rPr>
+        <w:t>rekursive Selbstanwendung</w:t>
+      </w:r>
+      <w:r>
+        <w:t xml:space="preserve"> der funktionalen Grundstruktur des FRZK,</w:t>
+      </w:r>
+    </w:p>
+    <w:p>
+      <w:pPr>
+        <w:pStyle w:val="Aufzhlung"/>
+      </w:pPr>
+      <w:r>
+        <w:t xml:space="preserve">die </w:t>
+      </w:r>
+      <w:r>
+        <w:rPr>
+          <w:b/>
+          <w:bCs/>
+        </w:rPr>
+        <w:t>Entstehung stabiler Zustände</w:t>
+      </w:r>
+      <w:r>
+        <w:t xml:space="preserve"> aus iterativer Bedeutungs- und Strukturarbeit,</w:t>
+      </w:r>
+    </w:p>
+    <w:p>
+      <w:pPr>
+        <w:pStyle w:val="Aufzhlung"/>
+      </w:pPr>
+      <w:r>
+        <w:t xml:space="preserve">die Auffassung von Lernen, Erkenntnis und Ordnung als </w:t>
+      </w:r>
+      <w:r>
+        <w:rPr>
+          <w:b/>
+          <w:bCs/>
+        </w:rPr>
+        <w:t>Grenzprozesse funktionaler Iteration</w:t>
+      </w:r>
+      <w:r>
+        <w:t>.</w:t>
+      </w:r>
+    </w:p>
+    <w:p>
+      <w:r>
+        <w:t xml:space="preserve">Zustände sind im FRZK keine statischen Gegebenheiten, sondern </w:t>
+      </w:r>
+      <w:r>
+        <w:rPr>
+          <w:b/>
+          <w:bCs/>
+        </w:rPr>
+        <w:t>Fixpunkte funktionaler Dynamik</w:t>
+      </w:r>
+      <w:r>
+        <w:t xml:space="preserve">. Der Grenzzustand </w:t>
+      </w:r>
+      <m:oMath>
+        <m:sSub>
+          <m:sSubPr>
+            <m:ctrlPr>
+              <w:rPr>
+                <w:rFonts w:ascii="Cambria Math" w:hAnsi="Cambria Math"/>
+                <w:i/>
+              </w:rPr>
+            </m:ctrlPr>
+          </m:sSubPr>
+          <m:e>
+            <m:r>
+              <w:rPr>
+                <w:rFonts w:ascii="Cambria Math" w:hAnsi="Cambria Math"/>
+              </w:rPr>
+              <m:t>s</m:t>
+            </m:r>
+          </m:e>
+          <m:sub>
+            <m:r>
+              <w:rPr>
+                <w:rFonts w:ascii="Cambria Math" w:hAnsi="Cambria Math"/>
+              </w:rPr>
+              <m:t>∞</m:t>
+            </m:r>
+          </m:sub>
+        </m:sSub>
+      </m:oMath>
+      <w:r>
+        <w:t>​ markiert nicht das Ende von Aktivität, sondern den Übergang von prozessualer Instabilität zu funktionaler Kohärenz.</w:t>
+      </w:r>
+    </w:p>
+    <w:p>
+      <w:pPr>
+        <w:spacing w:after="0"/>
+        <w:rPr>
+          <w:rFonts w:ascii="Times New Roman" w:hAnsi="Times New Roman"/>
+        </w:rPr>
+      </w:pPr>
+      <w:r>
+        <w:rPr>
+          <w:rFonts w:ascii="Times New Roman" w:hAnsi="Times New Roman"/>
+        </w:rPr>
+        <w:pict w14:anchorId="6DB43FC4">
+          <v:rect id="_x0000_i1176" style="width:0;height:1.5pt" o:hralign="center" o:hrstd="t" o:hr="t" fillcolor="#a0a0a0" stroked="f"/>
+        </w:pict>
+      </w:r>
+    </w:p>
     <w:p/>
     <w:p/>
     <w:p>
@@ -45415,7 +46735,6 @@
         <w:rPr>
           <w:rStyle w:val="Fett"/>
         </w:rPr>
-        <w:lastRenderedPageBreak/>
         <w:t>Monoid</w:t>
       </w:r>
       <w:proofErr w:type="spellEnd"/>
@@ -45518,6 +46837,7 @@
         <w:pStyle w:val="berschrift2"/>
       </w:pPr>
       <w:r>
+        <w:lastRenderedPageBreak/>
         <w:t>Beispiel für die Bedeutung</w:t>
       </w:r>
     </w:p>
@@ -45888,7 +47208,6 @@
     </w:p>
     <w:p>
       <w:r>
-        <w:lastRenderedPageBreak/>
         <w:t>Didaktische Hinweise, die ich beachte:</w:t>
       </w:r>
     </w:p>
@@ -46240,104 +47559,104 @@
         <w:pStyle w:val="Aufzhlung"/>
       </w:pPr>
       <w:r>
+        <w:t xml:space="preserve">R ist die </w:t>
+      </w:r>
+      <w:r>
+        <w:rPr>
+          <w:b/>
+          <w:bCs/>
+        </w:rPr>
+        <w:t>Relationierung</w:t>
+      </w:r>
+      <w:r>
+        <w:t xml:space="preserve"> und strukturelle Verknüpfung.</w:t>
+      </w:r>
+    </w:p>
+    <w:p>
+      <w:pPr>
+        <w:pStyle w:val="Aufzhlung"/>
+      </w:pPr>
+      <w:r>
+        <w:t xml:space="preserve">M ist die </w:t>
+      </w:r>
+      <w:r>
+        <w:rPr>
+          <w:b/>
+          <w:bCs/>
+        </w:rPr>
+        <w:t>Modifikation / Metareflexion</w:t>
+      </w:r>
+      <w:r>
+        <w:t>, also die innere Neuordnung.</w:t>
+      </w:r>
+    </w:p>
+    <w:p>
+      <w:pPr>
+        <w:pStyle w:val="Aufzhlung"/>
+      </w:pPr>
+      <w:r>
+        <w:t xml:space="preserve">E ist die </w:t>
+      </w:r>
+      <w:r>
+        <w:rPr>
+          <w:b/>
+          <w:bCs/>
+        </w:rPr>
+        <w:t>Erweiterung / Emergenz</w:t>
+      </w:r>
+      <w:r>
+        <w:t>, die das Gesamtergebnis hervorbringt.</w:t>
+      </w:r>
+    </w:p>
+    <w:p>
+      <w:r>
+        <w:t xml:space="preserve">Und φ ist dann </w:t>
+      </w:r>
+      <w:r>
+        <w:rPr>
+          <w:b/>
+          <w:bCs/>
+        </w:rPr>
+        <w:t>der Gesamtprozess</w:t>
+      </w:r>
+      <w:r>
+        <w:t>, der aus dieser strukturierten Abfolge entsteht.</w:t>
+      </w:r>
+    </w:p>
+    <w:p>
+      <w:r>
+        <w:t>Für mich bedeutet diese Notation:</w:t>
+      </w:r>
+    </w:p>
+    <w:p>
+      <w:r>
+        <w:rPr>
+          <w:b/>
+          <w:bCs/>
+        </w:rPr>
+        <w:t>Ein komplexer Denk-, Lern- oder Strukturierungsprozess ist formal eine geordnete Verkettung elementarer Operatoren.</w:t>
+      </w:r>
+    </w:p>
+    <w:p/>
+    <w:p>
+      <w:pPr>
+        <w:pStyle w:val="berschrift2"/>
+      </w:pPr>
+      <w:r>
+        <w:t>Interpretation</w:t>
+      </w:r>
+    </w:p>
+    <w:p>
+      <w:r>
+        <w:t>Wenn ich φ interpretiere, dann lese ich darin:</w:t>
+      </w:r>
+    </w:p>
+    <w:p>
+      <w:r>
+        <w:rPr>
+          <w:rStyle w:val="Fett"/>
+        </w:rPr>
         <w:lastRenderedPageBreak/>
-        <w:t xml:space="preserve">R ist die </w:t>
-      </w:r>
-      <w:r>
-        <w:rPr>
-          <w:b/>
-          <w:bCs/>
-        </w:rPr>
-        <w:t>Relationierung</w:t>
-      </w:r>
-      <w:r>
-        <w:t xml:space="preserve"> und strukturelle Verknüpfung.</w:t>
-      </w:r>
-    </w:p>
-    <w:p>
-      <w:pPr>
-        <w:pStyle w:val="Aufzhlung"/>
-      </w:pPr>
-      <w:r>
-        <w:t xml:space="preserve">M ist die </w:t>
-      </w:r>
-      <w:r>
-        <w:rPr>
-          <w:b/>
-          <w:bCs/>
-        </w:rPr>
-        <w:t>Modifikation / Metareflexion</w:t>
-      </w:r>
-      <w:r>
-        <w:t>, also die innere Neuordnung.</w:t>
-      </w:r>
-    </w:p>
-    <w:p>
-      <w:pPr>
-        <w:pStyle w:val="Aufzhlung"/>
-      </w:pPr>
-      <w:r>
-        <w:t xml:space="preserve">E ist die </w:t>
-      </w:r>
-      <w:r>
-        <w:rPr>
-          <w:b/>
-          <w:bCs/>
-        </w:rPr>
-        <w:t>Erweiterung / Emergenz</w:t>
-      </w:r>
-      <w:r>
-        <w:t>, die das Gesamtergebnis hervorbringt.</w:t>
-      </w:r>
-    </w:p>
-    <w:p>
-      <w:r>
-        <w:t xml:space="preserve">Und φ ist dann </w:t>
-      </w:r>
-      <w:r>
-        <w:rPr>
-          <w:b/>
-          <w:bCs/>
-        </w:rPr>
-        <w:t>der Gesamtprozess</w:t>
-      </w:r>
-      <w:r>
-        <w:t>, der aus dieser strukturierten Abfolge entsteht.</w:t>
-      </w:r>
-    </w:p>
-    <w:p>
-      <w:r>
-        <w:t>Für mich bedeutet diese Notation:</w:t>
-      </w:r>
-    </w:p>
-    <w:p>
-      <w:r>
-        <w:rPr>
-          <w:b/>
-          <w:bCs/>
-        </w:rPr>
-        <w:t>Ein komplexer Denk-, Lern- oder Strukturierungsprozess ist formal eine geordnete Verkettung elementarer Operatoren.</w:t>
-      </w:r>
-    </w:p>
-    <w:p/>
-    <w:p>
-      <w:pPr>
-        <w:pStyle w:val="berschrift2"/>
-      </w:pPr>
-      <w:r>
-        <w:t>Interpretation</w:t>
-      </w:r>
-    </w:p>
-    <w:p>
-      <w:r>
-        <w:t>Wenn ich φ interpretiere, dann lese ich darin:</w:t>
-      </w:r>
-    </w:p>
-    <w:p>
-      <w:r>
-        <w:rPr>
-          <w:rStyle w:val="Fett"/>
-        </w:rPr>
         <w:t>Ich beschreibe einen vollständigen Zyklus der Bedeutungsbildung, der mit einer Setzung beginnt und in einer emergenten Struktur endet.</w:t>
       </w:r>
     </w:p>
@@ -46604,7 +47923,6 @@
         <w:rPr>
           <w:rFonts w:ascii="Times New Roman" w:hAnsi="Times New Roman"/>
         </w:rPr>
-        <w:lastRenderedPageBreak/>
         <w:pict w14:anchorId="72B00F4F">
           <v:rect id="_x0000_i1151" style="width:0;height:1.5pt" o:hralign="center" o:hrstd="t" o:hr="t" fillcolor="#a0a0a0" stroked="f"/>
         </w:pict>
@@ -46699,6 +48017,7 @@
         <w:rPr>
           <w:rFonts w:ascii="Times New Roman" w:hAnsi="Times New Roman"/>
         </w:rPr>
+        <w:lastRenderedPageBreak/>
         <w:pict w14:anchorId="5C70076B">
           <v:rect id="_x0000_i1153" style="width:0;height:1.5pt" o:hralign="center" o:hrstd="t" o:hr="t" fillcolor="#a0a0a0" stroked="f"/>
         </w:pict>
@@ -46929,7 +48248,6 @@
         <w:rPr>
           <w:rStyle w:val="Fett"/>
         </w:rPr>
-        <w:lastRenderedPageBreak/>
         <w:t>Interpretation:</w:t>
       </w:r>
       <w:r>
@@ -47608,11 +48926,7 @@
       </w:r>
       <w:proofErr w:type="spellEnd"/>
       <w:r>
-        <w:t xml:space="preserve">) wiederhole und die Rahmenbedingungen (Beschränktheit, monotone Kohärenzsteigerung, </w:t>
-      </w:r>
-      <w:r>
-        <w:lastRenderedPageBreak/>
-        <w:t xml:space="preserve">kontraktive Wirkung der Aufgabenfolge) stimmen, dann nähere ich mich einem </w:t>
+        <w:t xml:space="preserve">) wiederhole und die Rahmenbedingungen (Beschränktheit, monotone Kohärenzsteigerung, kontraktive Wirkung der Aufgabenfolge) stimmen, dann nähere ich mich einem </w:t>
       </w:r>
       <w:r>
         <w:rPr>
@@ -47821,6 +49135,7 @@
         <w:rPr>
           <w:rStyle w:val="Fett"/>
         </w:rPr>
+        <w:lastRenderedPageBreak/>
         <w:t>Grenzwert:</w:t>
       </w:r>
       <w:r>
@@ -48256,7 +49571,6 @@
         </w:rPr>
       </w:pPr>
       <w:r>
-        <w:lastRenderedPageBreak/>
         <w:t>(3.4.1.</w:t>
       </w:r>
       <w:r>
@@ -48678,6 +49992,7 @@
       </w:pPr>
       <w:proofErr w:type="spellStart"/>
       <w:r>
+        <w:lastRenderedPageBreak/>
         <w:t>φn</w:t>
       </w:r>
       <w:proofErr w:type="spellEnd"/>
@@ -49150,7 +50465,6 @@
         <w:pStyle w:val="berschrift2"/>
       </w:pPr>
       <w:r>
-        <w:lastRenderedPageBreak/>
         <w:t>Beispiel für die Bedeutung</w:t>
       </w:r>
     </w:p>
@@ -49278,6 +50592,7 @@
         <w:pStyle w:val="berschrift4"/>
       </w:pPr>
       <w:r>
+        <w:lastRenderedPageBreak/>
         <w:t>(2) R – Relationierung</w:t>
       </w:r>
     </w:p>
@@ -49735,6 +51050,7 @@
           <w:b/>
           <w:bCs/>
         </w:rPr>
+        <w:lastRenderedPageBreak/>
         <w:t>Interpretation:</w:t>
       </w:r>
       <w:r>
@@ -50109,7 +51425,6 @@
         <w:pStyle w:val="Aufzhlung"/>
       </w:pPr>
       <w:r>
-        <w:lastRenderedPageBreak/>
         <w:t xml:space="preserve">Jeder Eintrag in </w:t>
       </w:r>
       <w:r>
@@ -50305,6 +51620,7 @@
         <w:pStyle w:val="Aufzhlung"/>
       </w:pPr>
       <w:r>
+        <w:lastRenderedPageBreak/>
         <w:t xml:space="preserve">Jedes Element von </w:t>
       </w:r>
       <w:r>
@@ -50583,7 +51899,6 @@
           <w:b/>
           <w:bCs/>
         </w:rPr>
-        <w:lastRenderedPageBreak/>
         <w:t>M:</w:t>
       </w:r>
       <w:r>
@@ -50750,6 +52065,7 @@
           <w:b/>
           <w:bCs/>
         </w:rPr>
+        <w:lastRenderedPageBreak/>
         <w:t xml:space="preserve">Jede Unterrichtssequenz, die ich methodisch gestalte, ist ein Element aus </w:t>
       </w:r>
       <w:r>
@@ -51121,7 +52437,6 @@
         </w:rPr>
       </w:pPr>
       <w:r>
-        <w:lastRenderedPageBreak/>
         <w:t>(3.4.1.</w:t>
       </w:r>
       <w:r>
@@ -52197,7 +53512,6 @@
         <w:pStyle w:val="Aufzhlung"/>
       </w:pPr>
       <w:r>
-        <w:lastRenderedPageBreak/>
         <w:t>sinken konzeptuelle Widersprüche,</w:t>
       </w:r>
     </w:p>
@@ -52328,6 +53642,7 @@
         <w:pStyle w:val="berschrift2"/>
       </w:pPr>
       <w:r>
+        <w:lastRenderedPageBreak/>
         <w:t>Zusammenfassung</w:t>
       </w:r>
     </w:p>
@@ -53637,9 +54952,9 @@
     </w:lvl>
   </w:abstractNum>
   <w:abstractNum w:abstractNumId="8" w15:restartNumberingAfterBreak="0">
-    <w:nsid w:val="30850FB7"/>
+    <w:nsid w:val="2DE9071F"/>
     <w:multiLevelType w:val="multilevel"/>
-    <w:tmpl w:val="352C5252"/>
+    <w:tmpl w:val="A38CA13C"/>
     <w:lvl w:ilvl="0">
       <w:start w:val="1"/>
       <w:numFmt w:val="bullet"/>
@@ -53786,9 +55101,9 @@
     </w:lvl>
   </w:abstractNum>
   <w:abstractNum w:abstractNumId="9" w15:restartNumberingAfterBreak="0">
-    <w:nsid w:val="31007B42"/>
+    <w:nsid w:val="30850FB7"/>
     <w:multiLevelType w:val="multilevel"/>
-    <w:tmpl w:val="E70C5842"/>
+    <w:tmpl w:val="352C5252"/>
     <w:lvl w:ilvl="0">
       <w:start w:val="1"/>
       <w:numFmt w:val="bullet"/>
@@ -53935,9 +55250,9 @@
     </w:lvl>
   </w:abstractNum>
   <w:abstractNum w:abstractNumId="10" w15:restartNumberingAfterBreak="0">
-    <w:nsid w:val="34C76D9E"/>
+    <w:nsid w:val="31007B42"/>
     <w:multiLevelType w:val="multilevel"/>
-    <w:tmpl w:val="116479BE"/>
+    <w:tmpl w:val="E70C5842"/>
     <w:lvl w:ilvl="0">
       <w:start w:val="1"/>
       <w:numFmt w:val="bullet"/>
@@ -54084,6 +55399,155 @@
     </w:lvl>
   </w:abstractNum>
   <w:abstractNum w:abstractNumId="11" w15:restartNumberingAfterBreak="0">
+    <w:nsid w:val="34C76D9E"/>
+    <w:multiLevelType w:val="multilevel"/>
+    <w:tmpl w:val="116479BE"/>
+    <w:lvl w:ilvl="0">
+      <w:start w:val="1"/>
+      <w:numFmt w:val="bullet"/>
+      <w:lvlText w:val=""/>
+      <w:lvlJc w:val="left"/>
+      <w:pPr>
+        <w:tabs>
+          <w:tab w:val="num" w:pos="720"/>
+        </w:tabs>
+        <w:ind w:left="720" w:hanging="360"/>
+      </w:pPr>
+      <w:rPr>
+        <w:rFonts w:ascii="Symbol" w:hAnsi="Symbol" w:hint="default"/>
+        <w:sz w:val="20"/>
+      </w:rPr>
+    </w:lvl>
+    <w:lvl w:ilvl="1" w:tentative="1">
+      <w:start w:val="1"/>
+      <w:numFmt w:val="bullet"/>
+      <w:lvlText w:val="o"/>
+      <w:lvlJc w:val="left"/>
+      <w:pPr>
+        <w:tabs>
+          <w:tab w:val="num" w:pos="1440"/>
+        </w:tabs>
+        <w:ind w:left="1440" w:hanging="360"/>
+      </w:pPr>
+      <w:rPr>
+        <w:rFonts w:ascii="Courier New" w:hAnsi="Courier New" w:hint="default"/>
+        <w:sz w:val="20"/>
+      </w:rPr>
+    </w:lvl>
+    <w:lvl w:ilvl="2" w:tentative="1">
+      <w:start w:val="1"/>
+      <w:numFmt w:val="bullet"/>
+      <w:lvlText w:val=""/>
+      <w:lvlJc w:val="left"/>
+      <w:pPr>
+        <w:tabs>
+          <w:tab w:val="num" w:pos="2160"/>
+        </w:tabs>
+        <w:ind w:left="2160" w:hanging="360"/>
+      </w:pPr>
+      <w:rPr>
+        <w:rFonts w:ascii="Wingdings" w:hAnsi="Wingdings" w:hint="default"/>
+        <w:sz w:val="20"/>
+      </w:rPr>
+    </w:lvl>
+    <w:lvl w:ilvl="3" w:tentative="1">
+      <w:start w:val="1"/>
+      <w:numFmt w:val="bullet"/>
+      <w:lvlText w:val=""/>
+      <w:lvlJc w:val="left"/>
+      <w:pPr>
+        <w:tabs>
+          <w:tab w:val="num" w:pos="2880"/>
+        </w:tabs>
+        <w:ind w:left="2880" w:hanging="360"/>
+      </w:pPr>
+      <w:rPr>
+        <w:rFonts w:ascii="Wingdings" w:hAnsi="Wingdings" w:hint="default"/>
+        <w:sz w:val="20"/>
+      </w:rPr>
+    </w:lvl>
+    <w:lvl w:ilvl="4" w:tentative="1">
+      <w:start w:val="1"/>
+      <w:numFmt w:val="bullet"/>
+      <w:lvlText w:val=""/>
+      <w:lvlJc w:val="left"/>
+      <w:pPr>
+        <w:tabs>
+          <w:tab w:val="num" w:pos="3600"/>
+        </w:tabs>
+        <w:ind w:left="3600" w:hanging="360"/>
+      </w:pPr>
+      <w:rPr>
+        <w:rFonts w:ascii="Wingdings" w:hAnsi="Wingdings" w:hint="default"/>
+        <w:sz w:val="20"/>
+      </w:rPr>
+    </w:lvl>
+    <w:lvl w:ilvl="5" w:tentative="1">
+      <w:start w:val="1"/>
+      <w:numFmt w:val="bullet"/>
+      <w:lvlText w:val=""/>
+      <w:lvlJc w:val="left"/>
+      <w:pPr>
+        <w:tabs>
+          <w:tab w:val="num" w:pos="4320"/>
+        </w:tabs>
+        <w:ind w:left="4320" w:hanging="360"/>
+      </w:pPr>
+      <w:rPr>
+        <w:rFonts w:ascii="Wingdings" w:hAnsi="Wingdings" w:hint="default"/>
+        <w:sz w:val="20"/>
+      </w:rPr>
+    </w:lvl>
+    <w:lvl w:ilvl="6" w:tentative="1">
+      <w:start w:val="1"/>
+      <w:numFmt w:val="bullet"/>
+      <w:lvlText w:val=""/>
+      <w:lvlJc w:val="left"/>
+      <w:pPr>
+        <w:tabs>
+          <w:tab w:val="num" w:pos="5040"/>
+        </w:tabs>
+        <w:ind w:left="5040" w:hanging="360"/>
+      </w:pPr>
+      <w:rPr>
+        <w:rFonts w:ascii="Wingdings" w:hAnsi="Wingdings" w:hint="default"/>
+        <w:sz w:val="20"/>
+      </w:rPr>
+    </w:lvl>
+    <w:lvl w:ilvl="7" w:tentative="1">
+      <w:start w:val="1"/>
+      <w:numFmt w:val="bullet"/>
+      <w:lvlText w:val=""/>
+      <w:lvlJc w:val="left"/>
+      <w:pPr>
+        <w:tabs>
+          <w:tab w:val="num" w:pos="5760"/>
+        </w:tabs>
+        <w:ind w:left="5760" w:hanging="360"/>
+      </w:pPr>
+      <w:rPr>
+        <w:rFonts w:ascii="Wingdings" w:hAnsi="Wingdings" w:hint="default"/>
+        <w:sz w:val="20"/>
+      </w:rPr>
+    </w:lvl>
+    <w:lvl w:ilvl="8" w:tentative="1">
+      <w:start w:val="1"/>
+      <w:numFmt w:val="bullet"/>
+      <w:lvlText w:val=""/>
+      <w:lvlJc w:val="left"/>
+      <w:pPr>
+        <w:tabs>
+          <w:tab w:val="num" w:pos="6480"/>
+        </w:tabs>
+        <w:ind w:left="6480" w:hanging="360"/>
+      </w:pPr>
+      <w:rPr>
+        <w:rFonts w:ascii="Wingdings" w:hAnsi="Wingdings" w:hint="default"/>
+        <w:sz w:val="20"/>
+      </w:rPr>
+    </w:lvl>
+  </w:abstractNum>
+  <w:abstractNum w:abstractNumId="12" w15:restartNumberingAfterBreak="0">
     <w:nsid w:val="416A4A49"/>
     <w:multiLevelType w:val="hybridMultilevel"/>
     <w:tmpl w:val="9724ADE2"/>
@@ -54196,7 +55660,7 @@
       </w:rPr>
     </w:lvl>
   </w:abstractNum>
-  <w:abstractNum w:abstractNumId="12" w15:restartNumberingAfterBreak="0">
+  <w:abstractNum w:abstractNumId="13" w15:restartNumberingAfterBreak="0">
     <w:nsid w:val="4A1123BA"/>
     <w:multiLevelType w:val="multilevel"/>
     <w:tmpl w:val="8C483F04"/>
@@ -54345,7 +55809,7 @@
       </w:rPr>
     </w:lvl>
   </w:abstractNum>
-  <w:abstractNum w:abstractNumId="13" w15:restartNumberingAfterBreak="0">
+  <w:abstractNum w:abstractNumId="14" w15:restartNumberingAfterBreak="0">
     <w:nsid w:val="4C1D489E"/>
     <w:multiLevelType w:val="multilevel"/>
     <w:tmpl w:val="40CC4580"/>
@@ -54494,7 +55958,7 @@
       </w:rPr>
     </w:lvl>
   </w:abstractNum>
-  <w:abstractNum w:abstractNumId="14" w15:restartNumberingAfterBreak="0">
+  <w:abstractNum w:abstractNumId="15" w15:restartNumberingAfterBreak="0">
     <w:nsid w:val="52B06600"/>
     <w:multiLevelType w:val="multilevel"/>
     <w:tmpl w:val="AD6ED1C8"/>
@@ -54643,7 +56107,7 @@
       </w:rPr>
     </w:lvl>
   </w:abstractNum>
-  <w:abstractNum w:abstractNumId="15" w15:restartNumberingAfterBreak="0">
+  <w:abstractNum w:abstractNumId="16" w15:restartNumberingAfterBreak="0">
     <w:nsid w:val="5A9249A7"/>
     <w:multiLevelType w:val="multilevel"/>
     <w:tmpl w:val="B4FEF9CC"/>
@@ -54756,7 +56220,7 @@
       </w:pPr>
     </w:lvl>
   </w:abstractNum>
-  <w:abstractNum w:abstractNumId="16" w15:restartNumberingAfterBreak="0">
+  <w:abstractNum w:abstractNumId="17" w15:restartNumberingAfterBreak="0">
     <w:nsid w:val="5C991520"/>
     <w:multiLevelType w:val="multilevel"/>
     <w:tmpl w:val="52502F38"/>
@@ -54905,7 +56369,7 @@
       </w:rPr>
     </w:lvl>
   </w:abstractNum>
-  <w:abstractNum w:abstractNumId="17" w15:restartNumberingAfterBreak="0">
+  <w:abstractNum w:abstractNumId="18" w15:restartNumberingAfterBreak="0">
     <w:nsid w:val="6286081F"/>
     <w:multiLevelType w:val="multilevel"/>
     <w:tmpl w:val="7F36D7B6"/>
@@ -55054,10 +56518,10 @@
       </w:rPr>
     </w:lvl>
   </w:abstractNum>
-  <w:abstractNum w:abstractNumId="18" w15:restartNumberingAfterBreak="0">
-    <w:nsid w:val="6E0C201A"/>
+  <w:abstractNum w:abstractNumId="19" w15:restartNumberingAfterBreak="0">
+    <w:nsid w:val="643F20BE"/>
     <w:multiLevelType w:val="multilevel"/>
-    <w:tmpl w:val="7AD0E518"/>
+    <w:tmpl w:val="98AC6286"/>
     <w:lvl w:ilvl="0">
       <w:start w:val="1"/>
       <w:numFmt w:val="bullet"/>
@@ -55203,7 +56667,269 @@
       </w:rPr>
     </w:lvl>
   </w:abstractNum>
-  <w:abstractNum w:abstractNumId="19" w15:restartNumberingAfterBreak="0">
+  <w:abstractNum w:abstractNumId="20" w15:restartNumberingAfterBreak="0">
+    <w:nsid w:val="6E0C201A"/>
+    <w:multiLevelType w:val="multilevel"/>
+    <w:tmpl w:val="7AD0E518"/>
+    <w:lvl w:ilvl="0">
+      <w:start w:val="1"/>
+      <w:numFmt w:val="bullet"/>
+      <w:lvlText w:val=""/>
+      <w:lvlJc w:val="left"/>
+      <w:pPr>
+        <w:tabs>
+          <w:tab w:val="num" w:pos="720"/>
+        </w:tabs>
+        <w:ind w:left="720" w:hanging="360"/>
+      </w:pPr>
+      <w:rPr>
+        <w:rFonts w:ascii="Symbol" w:hAnsi="Symbol" w:hint="default"/>
+        <w:sz w:val="20"/>
+      </w:rPr>
+    </w:lvl>
+    <w:lvl w:ilvl="1" w:tentative="1">
+      <w:start w:val="1"/>
+      <w:numFmt w:val="bullet"/>
+      <w:lvlText w:val="o"/>
+      <w:lvlJc w:val="left"/>
+      <w:pPr>
+        <w:tabs>
+          <w:tab w:val="num" w:pos="1440"/>
+        </w:tabs>
+        <w:ind w:left="1440" w:hanging="360"/>
+      </w:pPr>
+      <w:rPr>
+        <w:rFonts w:ascii="Courier New" w:hAnsi="Courier New" w:hint="default"/>
+        <w:sz w:val="20"/>
+      </w:rPr>
+    </w:lvl>
+    <w:lvl w:ilvl="2" w:tentative="1">
+      <w:start w:val="1"/>
+      <w:numFmt w:val="bullet"/>
+      <w:lvlText w:val=""/>
+      <w:lvlJc w:val="left"/>
+      <w:pPr>
+        <w:tabs>
+          <w:tab w:val="num" w:pos="2160"/>
+        </w:tabs>
+        <w:ind w:left="2160" w:hanging="360"/>
+      </w:pPr>
+      <w:rPr>
+        <w:rFonts w:ascii="Wingdings" w:hAnsi="Wingdings" w:hint="default"/>
+        <w:sz w:val="20"/>
+      </w:rPr>
+    </w:lvl>
+    <w:lvl w:ilvl="3" w:tentative="1">
+      <w:start w:val="1"/>
+      <w:numFmt w:val="bullet"/>
+      <w:lvlText w:val=""/>
+      <w:lvlJc w:val="left"/>
+      <w:pPr>
+        <w:tabs>
+          <w:tab w:val="num" w:pos="2880"/>
+        </w:tabs>
+        <w:ind w:left="2880" w:hanging="360"/>
+      </w:pPr>
+      <w:rPr>
+        <w:rFonts w:ascii="Wingdings" w:hAnsi="Wingdings" w:hint="default"/>
+        <w:sz w:val="20"/>
+      </w:rPr>
+    </w:lvl>
+    <w:lvl w:ilvl="4" w:tentative="1">
+      <w:start w:val="1"/>
+      <w:numFmt w:val="bullet"/>
+      <w:lvlText w:val=""/>
+      <w:lvlJc w:val="left"/>
+      <w:pPr>
+        <w:tabs>
+          <w:tab w:val="num" w:pos="3600"/>
+        </w:tabs>
+        <w:ind w:left="3600" w:hanging="360"/>
+      </w:pPr>
+      <w:rPr>
+        <w:rFonts w:ascii="Wingdings" w:hAnsi="Wingdings" w:hint="default"/>
+        <w:sz w:val="20"/>
+      </w:rPr>
+    </w:lvl>
+    <w:lvl w:ilvl="5" w:tentative="1">
+      <w:start w:val="1"/>
+      <w:numFmt w:val="bullet"/>
+      <w:lvlText w:val=""/>
+      <w:lvlJc w:val="left"/>
+      <w:pPr>
+        <w:tabs>
+          <w:tab w:val="num" w:pos="4320"/>
+        </w:tabs>
+        <w:ind w:left="4320" w:hanging="360"/>
+      </w:pPr>
+      <w:rPr>
+        <w:rFonts w:ascii="Wingdings" w:hAnsi="Wingdings" w:hint="default"/>
+        <w:sz w:val="20"/>
+      </w:rPr>
+    </w:lvl>
+    <w:lvl w:ilvl="6" w:tentative="1">
+      <w:start w:val="1"/>
+      <w:numFmt w:val="bullet"/>
+      <w:lvlText w:val=""/>
+      <w:lvlJc w:val="left"/>
+      <w:pPr>
+        <w:tabs>
+          <w:tab w:val="num" w:pos="5040"/>
+        </w:tabs>
+        <w:ind w:left="5040" w:hanging="360"/>
+      </w:pPr>
+      <w:rPr>
+        <w:rFonts w:ascii="Wingdings" w:hAnsi="Wingdings" w:hint="default"/>
+        <w:sz w:val="20"/>
+      </w:rPr>
+    </w:lvl>
+    <w:lvl w:ilvl="7" w:tentative="1">
+      <w:start w:val="1"/>
+      <w:numFmt w:val="bullet"/>
+      <w:lvlText w:val=""/>
+      <w:lvlJc w:val="left"/>
+      <w:pPr>
+        <w:tabs>
+          <w:tab w:val="num" w:pos="5760"/>
+        </w:tabs>
+        <w:ind w:left="5760" w:hanging="360"/>
+      </w:pPr>
+      <w:rPr>
+        <w:rFonts w:ascii="Wingdings" w:hAnsi="Wingdings" w:hint="default"/>
+        <w:sz w:val="20"/>
+      </w:rPr>
+    </w:lvl>
+    <w:lvl w:ilvl="8" w:tentative="1">
+      <w:start w:val="1"/>
+      <w:numFmt w:val="bullet"/>
+      <w:lvlText w:val=""/>
+      <w:lvlJc w:val="left"/>
+      <w:pPr>
+        <w:tabs>
+          <w:tab w:val="num" w:pos="6480"/>
+        </w:tabs>
+        <w:ind w:left="6480" w:hanging="360"/>
+      </w:pPr>
+      <w:rPr>
+        <w:rFonts w:ascii="Wingdings" w:hAnsi="Wingdings" w:hint="default"/>
+        <w:sz w:val="20"/>
+      </w:rPr>
+    </w:lvl>
+  </w:abstractNum>
+  <w:abstractNum w:abstractNumId="21" w15:restartNumberingAfterBreak="0">
+    <w:nsid w:val="794531C0"/>
+    <w:multiLevelType w:val="multilevel"/>
+    <w:tmpl w:val="8BCC8D34"/>
+    <w:lvl w:ilvl="0">
+      <w:start w:val="1"/>
+      <w:numFmt w:val="decimal"/>
+      <w:lvlText w:val="%1."/>
+      <w:lvlJc w:val="left"/>
+      <w:pPr>
+        <w:tabs>
+          <w:tab w:val="num" w:pos="720"/>
+        </w:tabs>
+        <w:ind w:left="720" w:hanging="360"/>
+      </w:pPr>
+    </w:lvl>
+    <w:lvl w:ilvl="1" w:tentative="1">
+      <w:start w:val="1"/>
+      <w:numFmt w:val="decimal"/>
+      <w:lvlText w:val="%2."/>
+      <w:lvlJc w:val="left"/>
+      <w:pPr>
+        <w:tabs>
+          <w:tab w:val="num" w:pos="1440"/>
+        </w:tabs>
+        <w:ind w:left="1440" w:hanging="360"/>
+      </w:pPr>
+    </w:lvl>
+    <w:lvl w:ilvl="2" w:tentative="1">
+      <w:start w:val="1"/>
+      <w:numFmt w:val="decimal"/>
+      <w:lvlText w:val="%3."/>
+      <w:lvlJc w:val="left"/>
+      <w:pPr>
+        <w:tabs>
+          <w:tab w:val="num" w:pos="2160"/>
+        </w:tabs>
+        <w:ind w:left="2160" w:hanging="360"/>
+      </w:pPr>
+    </w:lvl>
+    <w:lvl w:ilvl="3" w:tentative="1">
+      <w:start w:val="1"/>
+      <w:numFmt w:val="decimal"/>
+      <w:lvlText w:val="%4."/>
+      <w:lvlJc w:val="left"/>
+      <w:pPr>
+        <w:tabs>
+          <w:tab w:val="num" w:pos="2880"/>
+        </w:tabs>
+        <w:ind w:left="2880" w:hanging="360"/>
+      </w:pPr>
+    </w:lvl>
+    <w:lvl w:ilvl="4" w:tentative="1">
+      <w:start w:val="1"/>
+      <w:numFmt w:val="decimal"/>
+      <w:lvlText w:val="%5."/>
+      <w:lvlJc w:val="left"/>
+      <w:pPr>
+        <w:tabs>
+          <w:tab w:val="num" w:pos="3600"/>
+        </w:tabs>
+        <w:ind w:left="3600" w:hanging="360"/>
+      </w:pPr>
+    </w:lvl>
+    <w:lvl w:ilvl="5" w:tentative="1">
+      <w:start w:val="1"/>
+      <w:numFmt w:val="decimal"/>
+      <w:lvlText w:val="%6."/>
+      <w:lvlJc w:val="left"/>
+      <w:pPr>
+        <w:tabs>
+          <w:tab w:val="num" w:pos="4320"/>
+        </w:tabs>
+        <w:ind w:left="4320" w:hanging="360"/>
+      </w:pPr>
+    </w:lvl>
+    <w:lvl w:ilvl="6" w:tentative="1">
+      <w:start w:val="1"/>
+      <w:numFmt w:val="decimal"/>
+      <w:lvlText w:val="%7."/>
+      <w:lvlJc w:val="left"/>
+      <w:pPr>
+        <w:tabs>
+          <w:tab w:val="num" w:pos="5040"/>
+        </w:tabs>
+        <w:ind w:left="5040" w:hanging="360"/>
+      </w:pPr>
+    </w:lvl>
+    <w:lvl w:ilvl="7" w:tentative="1">
+      <w:start w:val="1"/>
+      <w:numFmt w:val="decimal"/>
+      <w:lvlText w:val="%8."/>
+      <w:lvlJc w:val="left"/>
+      <w:pPr>
+        <w:tabs>
+          <w:tab w:val="num" w:pos="5760"/>
+        </w:tabs>
+        <w:ind w:left="5760" w:hanging="360"/>
+      </w:pPr>
+    </w:lvl>
+    <w:lvl w:ilvl="8" w:tentative="1">
+      <w:start w:val="1"/>
+      <w:numFmt w:val="decimal"/>
+      <w:lvlText w:val="%9."/>
+      <w:lvlJc w:val="left"/>
+      <w:pPr>
+        <w:tabs>
+          <w:tab w:val="num" w:pos="6480"/>
+        </w:tabs>
+        <w:ind w:left="6480" w:hanging="360"/>
+      </w:pPr>
+    </w:lvl>
+  </w:abstractNum>
+  <w:abstractNum w:abstractNumId="22" w15:restartNumberingAfterBreak="0">
     <w:nsid w:val="7C2731F2"/>
     <w:multiLevelType w:val="multilevel"/>
     <w:tmpl w:val="A0E03020"/>
@@ -55632,13 +57358,13 @@
     </w:lvlOverride>
   </w:num>
   <w:num w:numId="13" w16cid:durableId="1346713595">
-    <w:abstractNumId w:val="19"/>
+    <w:abstractNumId w:val="22"/>
   </w:num>
   <w:num w:numId="14" w16cid:durableId="1323196369">
-    <w:abstractNumId w:val="15"/>
+    <w:abstractNumId w:val="16"/>
   </w:num>
   <w:num w:numId="15" w16cid:durableId="1155759885">
-    <w:abstractNumId w:val="8"/>
+    <w:abstractNumId w:val="9"/>
   </w:num>
   <w:num w:numId="16" w16cid:durableId="2102484975">
     <w:abstractNumId w:val="4"/>
@@ -55647,10 +57373,10 @@
     <w:abstractNumId w:val="6"/>
   </w:num>
   <w:num w:numId="18" w16cid:durableId="1399396594">
-    <w:abstractNumId w:val="13"/>
+    <w:abstractNumId w:val="14"/>
   </w:num>
   <w:num w:numId="19" w16cid:durableId="744686741">
-    <w:abstractNumId w:val="18"/>
+    <w:abstractNumId w:val="20"/>
   </w:num>
   <w:num w:numId="20" w16cid:durableId="1059209537">
     <w:abstractNumId w:val="5"/>
@@ -55986,31 +57712,70 @@
     </w:lvlOverride>
   </w:num>
   <w:num w:numId="32" w16cid:durableId="1449930621">
-    <w:abstractNumId w:val="11"/>
+    <w:abstractNumId w:val="12"/>
   </w:num>
   <w:num w:numId="33" w16cid:durableId="1764452740">
-    <w:abstractNumId w:val="16"/>
+    <w:abstractNumId w:val="17"/>
   </w:num>
   <w:num w:numId="34" w16cid:durableId="712584618">
     <w:abstractNumId w:val="2"/>
   </w:num>
   <w:num w:numId="35" w16cid:durableId="1905094992">
-    <w:abstractNumId w:val="10"/>
+    <w:abstractNumId w:val="11"/>
   </w:num>
   <w:num w:numId="36" w16cid:durableId="1205674703">
-    <w:abstractNumId w:val="14"/>
+    <w:abstractNumId w:val="15"/>
   </w:num>
   <w:num w:numId="37" w16cid:durableId="205921299">
-    <w:abstractNumId w:val="17"/>
+    <w:abstractNumId w:val="18"/>
   </w:num>
   <w:num w:numId="38" w16cid:durableId="66466147">
-    <w:abstractNumId w:val="12"/>
+    <w:abstractNumId w:val="13"/>
   </w:num>
   <w:num w:numId="39" w16cid:durableId="708261918">
     <w:abstractNumId w:val="7"/>
   </w:num>
   <w:num w:numId="40" w16cid:durableId="652299637">
-    <w:abstractNumId w:val="9"/>
+    <w:abstractNumId w:val="10"/>
+  </w:num>
+  <w:num w:numId="41" w16cid:durableId="2065132954">
+    <w:abstractNumId w:val="8"/>
+  </w:num>
+  <w:num w:numId="42" w16cid:durableId="1209295668">
+    <w:abstractNumId w:val="21"/>
+  </w:num>
+  <w:num w:numId="43" w16cid:durableId="1591965633">
+    <w:abstractNumId w:val="5"/>
+    <w:lvlOverride w:ilvl="0">
+      <w:startOverride w:val="1"/>
+    </w:lvlOverride>
+    <w:lvlOverride w:ilvl="1">
+      <w:startOverride w:val="1"/>
+    </w:lvlOverride>
+    <w:lvlOverride w:ilvl="2">
+      <w:startOverride w:val="1"/>
+    </w:lvlOverride>
+    <w:lvlOverride w:ilvl="3">
+      <w:startOverride w:val="1"/>
+    </w:lvlOverride>
+    <w:lvlOverride w:ilvl="4">
+      <w:startOverride w:val="1"/>
+    </w:lvlOverride>
+    <w:lvlOverride w:ilvl="5">
+      <w:startOverride w:val="1"/>
+    </w:lvlOverride>
+    <w:lvlOverride w:ilvl="6">
+      <w:startOverride w:val="1"/>
+    </w:lvlOverride>
+    <w:lvlOverride w:ilvl="7">
+      <w:startOverride w:val="1"/>
+    </w:lvlOverride>
+    <w:lvlOverride w:ilvl="8">
+      <w:startOverride w:val="1"/>
+    </w:lvlOverride>
+  </w:num>
+  <w:num w:numId="44" w16cid:durableId="365369752">
+    <w:abstractNumId w:val="19"/>
   </w:num>
   <w:numIdMacAtCleanup w:val="37"/>
 </w:numbering>

--- a/Kapitel 3/Anlagen_neu/Anlage 3.A Notationen V1.docx
+++ b/Kapitel 3/Anlagen_neu/Anlage 3.A Notationen V1.docx
@@ -42729,6 +42729,42 @@
       </m:oMathPara>
     </w:p>
     <w:p>
+      <w:r>
+        <w:t xml:space="preserve">Die formale Beschreibung dieser </w:t>
+      </w:r>
+      <w:proofErr w:type="spellStart"/>
+      <w:r>
+        <w:t>Operatorenkaskade</w:t>
+      </w:r>
+      <w:proofErr w:type="spellEnd"/>
+      <w:r>
+        <w:t xml:space="preserve"> als rekonstruktiv bestimmbarer Gesamtoperator wird in </w:t>
+      </w:r>
+      <w:r>
+        <w:rPr>
+          <w:bCs/>
+        </w:rPr>
+        <w:t xml:space="preserve">Anlage 3.X (Sequenzielle </w:t>
+      </w:r>
+      <w:proofErr w:type="spellStart"/>
+      <w:r>
+        <w:rPr>
+          <w:bCs/>
+        </w:rPr>
+        <w:t>Operatorenkomposition</w:t>
+      </w:r>
+      <w:proofErr w:type="spellEnd"/>
+      <w:r>
+        <w:rPr>
+          <w:bCs/>
+        </w:rPr>
+        <w:t xml:space="preserve"> und prozessuale Gesamtoperatoren)</w:t>
+      </w:r>
+      <w:r>
+        <w:t xml:space="preserve"> ausgearbeitet.</w:t>
+      </w:r>
+    </w:p>
+    <w:p>
       <w:pPr>
         <w:pStyle w:val="berschrift2"/>
       </w:pPr>
@@ -43062,7 +43098,7 @@
           <w:rFonts w:ascii="Times New Roman" w:hAnsi="Times New Roman"/>
         </w:rPr>
         <w:pict w14:anchorId="336F7A8E">
-          <v:rect id="_x0000_i1164" style="width:0;height:1.5pt" o:hralign="center" o:hrstd="t" o:hr="t" fillcolor="#a0a0a0" stroked="f"/>
+          <v:rect id="_x0000_i1150" style="width:0;height:1.5pt" o:hralign="center" o:hrstd="t" o:hr="t" fillcolor="#a0a0a0" stroked="f"/>
         </w:pict>
       </w:r>
       <w:r>
@@ -43266,13 +43302,7 @@
                 </m:sub>
               </m:sSub>
               <m:r>
-                <m:t xml:space="preserve">  </m:t>
-              </m:r>
-              <m:r>
-                <m:t>sondern</m:t>
-              </m:r>
-              <m:r>
-                <m:t xml:space="preserve"> </m:t>
+                <m:t xml:space="preserve">  sondern </m:t>
               </m:r>
               <m:sSub>
                 <m:sSubPr>
@@ -43290,13 +43320,7 @@
                 </m:sub>
               </m:sSub>
               <m:r>
-                <m:t>​=strukturell erzeugte Koh</m:t>
-              </m:r>
-              <m:r>
-                <m:t>ä</m:t>
-              </m:r>
-              <m:r>
-                <m:t xml:space="preserve">renz </m:t>
+                <m:t xml:space="preserve">​=strukturell erzeugte Kohärenz </m:t>
               </m:r>
             </m:e>
           </m:nary>
@@ -43343,8 +43367,9 @@
         <w:rPr>
           <w:rFonts w:ascii="Times New Roman" w:hAnsi="Times New Roman"/>
         </w:rPr>
+        <w:lastRenderedPageBreak/>
         <w:pict w14:anchorId="39DFF25A">
-          <v:rect id="_x0000_i1165" style="width:0;height:1.5pt" o:hralign="center" o:hrstd="t" o:hr="t" fillcolor="#a0a0a0" stroked="f"/>
+          <v:rect id="_x0000_i1151" style="width:0;height:1.5pt" o:hralign="center" o:hrstd="t" o:hr="t" fillcolor="#a0a0a0" stroked="f"/>
         </w:pict>
       </w:r>
       <w:r>
@@ -43393,7 +43418,6 @@
         <w:pStyle w:val="Aufzhlung"/>
       </w:pPr>
       <w:r>
-        <w:lastRenderedPageBreak/>
         <w:t>o</w:t>
       </w:r>
       <w:r>
@@ -43612,7 +43636,7 @@
           <w:rFonts w:ascii="Times New Roman" w:hAnsi="Times New Roman"/>
         </w:rPr>
         <w:pict w14:anchorId="4D45ADBC">
-          <v:rect id="_x0000_i1166" style="width:0;height:1.5pt" o:hralign="center" o:hrstd="t" o:hr="t" fillcolor="#a0a0a0" stroked="f"/>
+          <v:rect id="_x0000_i1152" style="width:0;height:1.5pt" o:hralign="center" o:hrstd="t" o:hr="t" fillcolor="#a0a0a0" stroked="f"/>
         </w:pict>
       </w:r>
     </w:p>
@@ -43805,7 +43829,7 @@
           <w:rFonts w:ascii="Times New Roman" w:hAnsi="Times New Roman"/>
         </w:rPr>
         <w:pict w14:anchorId="421F72CC">
-          <v:rect id="_x0000_i1167" style="width:0;height:1.5pt" o:hralign="center" o:hrstd="t" o:hr="t" fillcolor="#a0a0a0" stroked="f"/>
+          <v:rect id="_x0000_i1153" style="width:0;height:1.5pt" o:hralign="center" o:hrstd="t" o:hr="t" fillcolor="#a0a0a0" stroked="f"/>
         </w:pict>
       </w:r>
     </w:p>
@@ -43952,6 +43976,7 @@
         <w:pStyle w:val="berschrift2"/>
       </w:pPr>
       <w:r>
+        <w:lastRenderedPageBreak/>
         <w:t>Bedeutung der Notation</w:t>
       </w:r>
     </w:p>
@@ -44052,19 +44077,7 @@
             <w:rPr>
               <w:rFonts w:ascii="Cambria Math" w:hAnsi="Cambria Math"/>
             </w:rPr>
-            <m:t>:S→S</m:t>
-          </m:r>
-          <m:r>
-            <w:rPr>
-              <w:rFonts w:ascii="Cambria Math" w:hAnsi="Cambria Math"/>
-            </w:rPr>
-            <m:t>}</m:t>
-          </m:r>
-          <m:r>
-            <w:rPr>
-              <w:rFonts w:ascii="Cambria Math" w:hAnsi="Cambria Math"/>
-            </w:rPr>
-            <m:t xml:space="preserve"> </m:t>
+            <m:t xml:space="preserve">:S→S} </m:t>
           </m:r>
         </m:oMath>
       </m:oMathPara>
@@ -44227,10 +44240,7 @@
           </m:e>
           <m:sub>
             <m:r>
-              <m:t>n</m:t>
-            </m:r>
-            <m:r>
-              <m:t>-1</m:t>
+              <m:t>n-1</m:t>
             </m:r>
           </m:sub>
         </m:sSub>
@@ -44286,7 +44296,6 @@
     </w:p>
     <w:p>
       <w:r>
-        <w:lastRenderedPageBreak/>
         <w:t xml:space="preserve">Dabei beschreibt n die Anzahl der funktionalen Übergänge, nicht bloß eine Zählvariable, sondern die </w:t>
       </w:r>
       <w:r>
@@ -44306,7 +44315,7 @@
           <w:rFonts w:ascii="Times New Roman" w:hAnsi="Times New Roman"/>
         </w:rPr>
         <w:pict w14:anchorId="1B3AE262">
-          <v:rect id="_x0000_i1168" style="width:0;height:1.5pt" o:hralign="center" o:hrstd="t" o:hr="t" fillcolor="#a0a0a0" stroked="f"/>
+          <v:rect id="_x0000_i1154" style="width:0;height:1.5pt" o:hralign="center" o:hrstd="t" o:hr="t" fillcolor="#a0a0a0" stroked="f"/>
         </w:pict>
       </w:r>
     </w:p>
@@ -44559,19 +44568,7 @@
             <w:rPr>
               <w:rFonts w:ascii="Cambria Math" w:hAnsi="Cambria Math"/>
             </w:rPr>
-            <m:t>=funktional erzeugte Koh</m:t>
-          </m:r>
-          <m:r>
-            <w:rPr>
-              <w:rFonts w:ascii="Cambria Math" w:hAnsi="Cambria Math"/>
-            </w:rPr>
-            <m:t>ä</m:t>
-          </m:r>
-          <m:r>
-            <w:rPr>
-              <w:rFonts w:ascii="Cambria Math" w:hAnsi="Cambria Math"/>
-            </w:rPr>
-            <m:t xml:space="preserve">renz. </m:t>
+            <m:t xml:space="preserve">=funktional erzeugte Kohärenz. </m:t>
           </m:r>
         </m:oMath>
       </m:oMathPara>
@@ -44597,7 +44594,7 @@
           <w:rFonts w:ascii="Times New Roman" w:hAnsi="Times New Roman"/>
         </w:rPr>
         <w:pict w14:anchorId="0A088EB8">
-          <v:rect id="_x0000_i1169" style="width:0;height:1.5pt" o:hralign="center" o:hrstd="t" o:hr="t" fillcolor="#a0a0a0" stroked="f"/>
+          <v:rect id="_x0000_i1155" style="width:0;height:1.5pt" o:hralign="center" o:hrstd="t" o:hr="t" fillcolor="#a0a0a0" stroked="f"/>
         </w:pict>
       </w:r>
     </w:p>
@@ -44839,6 +44836,7 @@
     </w:p>
     <w:p>
       <w:r>
+        <w:lastRenderedPageBreak/>
         <w:t>Der Zustand s</w:t>
       </w:r>
       <w:r>
@@ -44884,7 +44882,7 @@
           <w:rFonts w:ascii="Times New Roman" w:hAnsi="Times New Roman"/>
         </w:rPr>
         <w:pict w14:anchorId="7CC87D22">
-          <v:rect id="_x0000_i1162" style="width:0;height:1.5pt" o:hralign="center" o:hrstd="t" o:hr="t" fillcolor="#a0a0a0" stroked="f"/>
+          <v:rect id="_x0000_i1156" style="width:0;height:1.5pt" o:hralign="center" o:hrstd="t" o:hr="t" fillcolor="#a0a0a0" stroked="f"/>
         </w:pict>
       </w:r>
     </w:p>
@@ -44961,10 +44959,7 @@
             </m:e>
             <m:sub>
               <m:r>
-                <m:t>n</m:t>
-              </m:r>
-              <m:r>
-                <m:t>-1</m:t>
+                <m:t>n-1</m:t>
               </m:r>
             </m:sub>
           </m:sSub>
@@ -45085,7 +45080,7 @@
           <w:rFonts w:ascii="Times New Roman" w:hAnsi="Times New Roman"/>
         </w:rPr>
         <w:pict w14:anchorId="4E6B5C38">
-          <v:rect id="_x0000_i1173" style="width:0;height:1.5pt" o:hralign="center" o:hrstd="t" o:hr="t" fillcolor="#a0a0a0" stroked="f"/>
+          <v:rect id="_x0000_i1157" style="width:0;height:1.5pt" o:hralign="center" o:hrstd="t" o:hr="t" fillcolor="#a0a0a0" stroked="f"/>
         </w:pict>
       </w:r>
     </w:p>
@@ -45629,7 +45624,7 @@
           <w:rFonts w:ascii="Times New Roman" w:hAnsi="Times New Roman"/>
         </w:rPr>
         <w:pict w14:anchorId="11B1B1C2">
-          <v:rect id="_x0000_i1172" style="width:0;height:1.5pt" o:hralign="center" o:hrstd="t" o:hr="t" fillcolor="#a0a0a0" stroked="f"/>
+          <v:rect id="_x0000_i1158" style="width:0;height:1.5pt" o:hralign="center" o:hrstd="t" o:hr="t" fillcolor="#a0a0a0" stroked="f"/>
         </w:pict>
       </w:r>
     </w:p>
@@ -45638,6 +45633,7 @@
         <w:pStyle w:val="berschrift2"/>
       </w:pPr>
       <w:r>
+        <w:lastRenderedPageBreak/>
         <w:t>Interpretation</w:t>
       </w:r>
     </w:p>
@@ -45762,7 +45758,6 @@
         <w:pStyle w:val="Aufzhlung"/>
       </w:pPr>
       <w:r>
-        <w:lastRenderedPageBreak/>
         <w:t xml:space="preserve">Der Grenzwert </w:t>
       </w:r>
       <m:oMath>
@@ -45848,7 +45843,7 @@
           <w:rFonts w:ascii="Times New Roman" w:hAnsi="Times New Roman"/>
         </w:rPr>
         <w:pict w14:anchorId="135EB16E">
-          <v:rect id="_x0000_i1174" style="width:0;height:1.5pt" o:hralign="center" o:hrstd="t" o:hr="t" fillcolor="#a0a0a0" stroked="f"/>
+          <v:rect id="_x0000_i1159" style="width:0;height:1.5pt" o:hralign="center" o:hrstd="t" o:hr="t" fillcolor="#a0a0a0" stroked="f"/>
         </w:pict>
       </w:r>
     </w:p>
@@ -46142,7 +46137,7 @@
           <w:rFonts w:ascii="Times New Roman" w:hAnsi="Times New Roman"/>
         </w:rPr>
         <w:pict w14:anchorId="40B2B962">
-          <v:rect id="_x0000_i1175" style="width:0;height:1.5pt" o:hralign="center" o:hrstd="t" o:hr="t" fillcolor="#a0a0a0" stroked="f"/>
+          <v:rect id="_x0000_i1160" style="width:0;height:1.5pt" o:hralign="center" o:hrstd="t" o:hr="t" fillcolor="#a0a0a0" stroked="f"/>
         </w:pict>
       </w:r>
     </w:p>
@@ -46220,22 +46215,7 @@
                 </m:sSupPr>
                 <m:e>
                   <m:r>
-                    <m:t>E</m:t>
-                  </m:r>
-                  <m:r>
-                    <m:t>∘</m:t>
-                  </m:r>
-                  <m:r>
-                    <m:t>M</m:t>
-                  </m:r>
-                  <m:r>
-                    <m:t>∘</m:t>
-                  </m:r>
-                  <m:r>
-                    <m:t>R</m:t>
-                  </m:r>
-                  <m:r>
-                    <m:t>∘</m:t>
+                    <m:t>E∘M∘R∘</m:t>
                   </m:r>
                   <m:r>
                     <w:rPr>
@@ -46289,6 +46269,7 @@
         <w:pStyle w:val="Aufzhlung"/>
       </w:pPr>
       <w:r>
+        <w:lastRenderedPageBreak/>
         <w:t xml:space="preserve">die </w:t>
       </w:r>
       <w:r>
@@ -46396,21 +46377,11 @@
           <w:rFonts w:ascii="Times New Roman" w:hAnsi="Times New Roman"/>
         </w:rPr>
         <w:pict w14:anchorId="6DB43FC4">
-          <v:rect id="_x0000_i1176" style="width:0;height:1.5pt" o:hralign="center" o:hrstd="t" o:hr="t" fillcolor="#a0a0a0" stroked="f"/>
+          <v:rect id="_x0000_i1161" style="width:0;height:1.5pt" o:hralign="center" o:hrstd="t" o:hr="t" fillcolor="#a0a0a0" stroked="f"/>
         </w:pict>
       </w:r>
     </w:p>
     <w:p/>
-    <w:p/>
-    <w:p>
-      <w:pPr>
-        <w:pStyle w:val="FormelEinzeln"/>
-        <w:rPr>
-          <w:rFonts w:ascii="Calibri" w:eastAsia="Times New Roman" w:hAnsi="Calibri" w:cs="Calibri"/>
-          <w:i/>
-        </w:rPr>
-      </w:pPr>
-    </w:p>
     <w:p/>
     <w:p>
       <w:pPr>
@@ -46531,6 +46502,1302 @@
       </w:r>
     </w:p>
     <w:p>
+      <w:pPr>
+        <w:pStyle w:val="Aufzhlung"/>
+      </w:pPr>
+      <m:oMath>
+        <m:r>
+          <w:rPr>
+            <w:rFonts w:ascii="Cambria Math" w:hAnsi="Cambria Math"/>
+          </w:rPr>
+          <m:t>E,M,R,σ</m:t>
+        </m:r>
+        <m:r>
+          <w:rPr>
+            <w:rFonts w:ascii="Cambria Math" w:hAnsi="Cambria Math" w:cs="Cambria Math"/>
+          </w:rPr>
+          <m:t>∈</m:t>
+        </m:r>
+        <m:r>
+          <m:rPr>
+            <m:scr m:val="script"/>
+            <m:sty m:val="p"/>
+          </m:rPr>
+          <w:rPr>
+            <w:rFonts w:ascii="Cambria Math" w:hAnsi="Cambria Math" w:cs="Cambria Math"/>
+          </w:rPr>
+          <m:t>O</m:t>
+        </m:r>
+      </m:oMath>
+      <w:r>
+        <w:t xml:space="preserve"> sind </w:t>
+      </w:r>
+      <w:r>
+        <w:rPr>
+          <w:b/>
+          <w:bCs/>
+        </w:rPr>
+        <w:t>elementare Operatoren</w:t>
+      </w:r>
+      <w:r>
+        <w:t xml:space="preserve"> aus dem in Kapitel 3 eingeführten </w:t>
+      </w:r>
+      <w:proofErr w:type="spellStart"/>
+      <w:r>
+        <w:t>Operatorenraum</w:t>
+      </w:r>
+      <w:proofErr w:type="spellEnd"/>
+      <w:r>
+        <w:t>.</w:t>
+      </w:r>
+    </w:p>
+    <w:p>
+      <w:pPr>
+        <w:pStyle w:val="Aufzhlung"/>
+      </w:pPr>
+      <w:r>
+        <w:rPr>
+          <w:rFonts w:ascii="Cambria Math" w:hAnsi="Cambria Math" w:cs="Cambria Math"/>
+        </w:rPr>
+        <w:t>∘</w:t>
+      </w:r>
+      <w:r>
+        <w:t xml:space="preserve"> bezeichnet die </w:t>
+      </w:r>
+      <w:r>
+        <w:rPr>
+          <w:b/>
+          <w:bCs/>
+        </w:rPr>
+        <w:t>Komposition von Operatoren</w:t>
+      </w:r>
+      <w:r>
+        <w:t>.</w:t>
+      </w:r>
+    </w:p>
+    <w:p>
+      <w:pPr>
+        <w:pStyle w:val="Aufzhlung"/>
+      </w:pPr>
+      <w:r>
+        <w:t xml:space="preserve">Die Hochzahl </w:t>
+      </w:r>
+      <m:oMath>
+        <m:r>
+          <w:rPr>
+            <w:rFonts w:ascii="Cambria Math" w:hAnsi="Cambria Math"/>
+          </w:rPr>
+          <m:t>n</m:t>
+        </m:r>
+        <m:r>
+          <w:rPr>
+            <w:rFonts w:ascii="Cambria Math" w:hAnsi="Cambria Math" w:cs="Cambria Math"/>
+          </w:rPr>
+          <m:t>∈</m:t>
+        </m:r>
+        <m:r>
+          <w:rPr>
+            <w:rFonts w:ascii="Cambria Math" w:hAnsi="Cambria Math"/>
+          </w:rPr>
+          <m:t>N</m:t>
+        </m:r>
+      </m:oMath>
+      <w:r>
+        <w:t xml:space="preserve"> steht für die </w:t>
+      </w:r>
+      <w:r>
+        <w:rPr>
+          <w:b/>
+          <w:bCs/>
+        </w:rPr>
+        <w:t>n-fache Iteration der vollständigen Operatorfolge</w:t>
+      </w:r>
+      <w:r>
+        <w:t>.</w:t>
+      </w:r>
+    </w:p>
+    <w:p>
+      <w:r>
+        <w:t>Explizit ausgeschrieben:</w:t>
+      </w:r>
+    </w:p>
+    <w:p>
+      <m:oMathPara>
+        <m:oMath>
+          <m:sSup>
+            <m:sSupPr>
+              <m:ctrlPr>
+                <w:rPr>
+                  <w:rFonts w:ascii="Cambria Math" w:hAnsi="Cambria Math"/>
+                  <w:i/>
+                </w:rPr>
+              </m:ctrlPr>
+            </m:sSupPr>
+            <m:e>
+              <m:r>
+                <m:rPr>
+                  <m:sty m:val="p"/>
+                </m:rPr>
+                <w:rPr>
+                  <w:rFonts w:ascii="Cambria Math" w:hAnsi="Cambria Math"/>
+                </w:rPr>
+                <m:t>(E</m:t>
+              </m:r>
+              <m:r>
+                <m:rPr>
+                  <m:sty m:val="p"/>
+                </m:rPr>
+                <w:rPr>
+                  <w:rFonts w:ascii="Cambria Math" w:hAnsi="Cambria Math" w:cs="Cambria Math"/>
+                </w:rPr>
+                <m:t>∘</m:t>
+              </m:r>
+              <m:r>
+                <m:rPr>
+                  <m:sty m:val="p"/>
+                </m:rPr>
+                <w:rPr>
+                  <w:rFonts w:ascii="Cambria Math" w:hAnsi="Cambria Math"/>
+                </w:rPr>
+                <m:t>M</m:t>
+              </m:r>
+              <m:r>
+                <m:rPr>
+                  <m:sty m:val="p"/>
+                </m:rPr>
+                <w:rPr>
+                  <w:rFonts w:ascii="Cambria Math" w:hAnsi="Cambria Math" w:cs="Cambria Math"/>
+                </w:rPr>
+                <m:t>∘</m:t>
+              </m:r>
+              <m:r>
+                <m:rPr>
+                  <m:sty m:val="p"/>
+                </m:rPr>
+                <w:rPr>
+                  <w:rFonts w:ascii="Cambria Math" w:hAnsi="Cambria Math"/>
+                </w:rPr>
+                <m:t>R</m:t>
+              </m:r>
+              <m:r>
+                <m:rPr>
+                  <m:sty m:val="p"/>
+                </m:rPr>
+                <w:rPr>
+                  <w:rFonts w:ascii="Cambria Math" w:hAnsi="Cambria Math" w:cs="Cambria Math"/>
+                </w:rPr>
+                <m:t>∘</m:t>
+              </m:r>
+              <m:r>
+                <m:rPr>
+                  <m:sty m:val="p"/>
+                </m:rPr>
+                <w:rPr>
+                  <w:rFonts w:ascii="Cambria Math" w:hAnsi="Cambria Math"/>
+                </w:rPr>
+                <m:t>σ)</m:t>
+              </m:r>
+            </m:e>
+            <m:sup>
+              <m:r>
+                <w:rPr>
+                  <w:rFonts w:ascii="Cambria Math" w:hAnsi="Cambria Math"/>
+                </w:rPr>
+                <m:t>n</m:t>
+              </m:r>
+            </m:sup>
+          </m:sSup>
+          <m:r>
+            <w:rPr>
+              <w:rFonts w:ascii="Cambria Math" w:hAnsi="Cambria Math"/>
+            </w:rPr>
+            <m:t>=</m:t>
+          </m:r>
+          <m:limLow>
+            <m:limLowPr>
+              <m:ctrlPr>
+                <w:rPr>
+                  <w:rFonts w:ascii="Cambria Math" w:hAnsi="Cambria Math"/>
+                  <w:i/>
+                </w:rPr>
+              </m:ctrlPr>
+            </m:limLowPr>
+            <m:e>
+              <m:groupChr>
+                <m:groupChrPr>
+                  <m:ctrlPr>
+                    <w:rPr>
+                      <w:rFonts w:ascii="Cambria Math" w:hAnsi="Cambria Math"/>
+                      <w:i/>
+                    </w:rPr>
+                  </m:ctrlPr>
+                </m:groupChrPr>
+                <m:e>
+                  <m:r>
+                    <m:rPr>
+                      <m:sty m:val="p"/>
+                    </m:rPr>
+                    <w:rPr>
+                      <w:rFonts w:ascii="Cambria Math" w:hAnsi="Cambria Math"/>
+                    </w:rPr>
+                    <m:t>(E</m:t>
+                  </m:r>
+                  <m:r>
+                    <m:rPr>
+                      <m:sty m:val="p"/>
+                    </m:rPr>
+                    <w:rPr>
+                      <w:rFonts w:ascii="Cambria Math" w:hAnsi="Cambria Math" w:cs="Cambria Math"/>
+                    </w:rPr>
+                    <m:t>∘</m:t>
+                  </m:r>
+                  <m:r>
+                    <m:rPr>
+                      <m:sty m:val="p"/>
+                    </m:rPr>
+                    <w:rPr>
+                      <w:rFonts w:ascii="Cambria Math" w:hAnsi="Cambria Math"/>
+                    </w:rPr>
+                    <m:t>M</m:t>
+                  </m:r>
+                  <m:r>
+                    <m:rPr>
+                      <m:sty m:val="p"/>
+                    </m:rPr>
+                    <w:rPr>
+                      <w:rFonts w:ascii="Cambria Math" w:hAnsi="Cambria Math" w:cs="Cambria Math"/>
+                    </w:rPr>
+                    <m:t>∘</m:t>
+                  </m:r>
+                  <m:r>
+                    <m:rPr>
+                      <m:sty m:val="p"/>
+                    </m:rPr>
+                    <w:rPr>
+                      <w:rFonts w:ascii="Cambria Math" w:hAnsi="Cambria Math"/>
+                    </w:rPr>
+                    <m:t>R</m:t>
+                  </m:r>
+                  <m:r>
+                    <m:rPr>
+                      <m:sty m:val="p"/>
+                    </m:rPr>
+                    <w:rPr>
+                      <w:rFonts w:ascii="Cambria Math" w:hAnsi="Cambria Math" w:cs="Cambria Math"/>
+                    </w:rPr>
+                    <m:t>∘</m:t>
+                  </m:r>
+                  <m:r>
+                    <m:rPr>
+                      <m:sty m:val="p"/>
+                    </m:rPr>
+                    <w:rPr>
+                      <w:rFonts w:ascii="Cambria Math" w:hAnsi="Cambria Math"/>
+                    </w:rPr>
+                    <m:t>σ)</m:t>
+                  </m:r>
+                  <m:r>
+                    <m:rPr>
+                      <m:sty m:val="p"/>
+                    </m:rPr>
+                    <w:rPr>
+                      <w:rFonts w:ascii="Cambria Math" w:hAnsi="Cambria Math" w:cs="Cambria Math"/>
+                    </w:rPr>
+                    <m:t>∘⋯∘</m:t>
+                  </m:r>
+                  <m:r>
+                    <m:rPr>
+                      <m:sty m:val="p"/>
+                    </m:rPr>
+                    <w:rPr>
+                      <w:rFonts w:ascii="Cambria Math" w:hAnsi="Cambria Math"/>
+                    </w:rPr>
+                    <m:t>(E</m:t>
+                  </m:r>
+                  <m:r>
+                    <m:rPr>
+                      <m:sty m:val="p"/>
+                    </m:rPr>
+                    <w:rPr>
+                      <w:rFonts w:ascii="Cambria Math" w:hAnsi="Cambria Math" w:cs="Cambria Math"/>
+                    </w:rPr>
+                    <m:t>∘</m:t>
+                  </m:r>
+                  <m:r>
+                    <m:rPr>
+                      <m:sty m:val="p"/>
+                    </m:rPr>
+                    <w:rPr>
+                      <w:rFonts w:ascii="Cambria Math" w:hAnsi="Cambria Math"/>
+                    </w:rPr>
+                    <m:t>M</m:t>
+                  </m:r>
+                  <m:r>
+                    <m:rPr>
+                      <m:sty m:val="p"/>
+                    </m:rPr>
+                    <w:rPr>
+                      <w:rFonts w:ascii="Cambria Math" w:hAnsi="Cambria Math" w:cs="Cambria Math"/>
+                    </w:rPr>
+                    <m:t>∘</m:t>
+                  </m:r>
+                  <m:r>
+                    <m:rPr>
+                      <m:sty m:val="p"/>
+                    </m:rPr>
+                    <w:rPr>
+                      <w:rFonts w:ascii="Cambria Math" w:hAnsi="Cambria Math"/>
+                    </w:rPr>
+                    <m:t>R</m:t>
+                  </m:r>
+                  <m:r>
+                    <m:rPr>
+                      <m:sty m:val="p"/>
+                    </m:rPr>
+                    <w:rPr>
+                      <w:rFonts w:ascii="Cambria Math" w:hAnsi="Cambria Math" w:cs="Cambria Math"/>
+                    </w:rPr>
+                    <m:t>∘</m:t>
+                  </m:r>
+                  <m:r>
+                    <m:rPr>
+                      <m:sty m:val="p"/>
+                    </m:rPr>
+                    <w:rPr>
+                      <w:rFonts w:ascii="Cambria Math" w:hAnsi="Cambria Math"/>
+                    </w:rPr>
+                    <m:t>σ)</m:t>
+                  </m:r>
+                </m:e>
+              </m:groupChr>
+            </m:e>
+            <m:lim>
+              <m:eqArr>
+                <m:eqArrPr>
+                  <m:ctrlPr>
+                    <w:rPr>
+                      <w:rFonts w:ascii="Cambria Math" w:hAnsi="Cambria Math"/>
+                      <w:i/>
+                    </w:rPr>
+                  </m:ctrlPr>
+                </m:eqArrPr>
+                <m:e/>
+                <m:e>
+                  <m:r>
+                    <w:rPr>
+                      <w:rFonts w:ascii="Cambria Math" w:hAnsi="Cambria Math"/>
+                    </w:rPr>
+                    <m:t>n-mal</m:t>
+                  </m:r>
+                </m:e>
+              </m:eqArr>
+            </m:lim>
+          </m:limLow>
+        </m:oMath>
+      </m:oMathPara>
+    </w:p>
+    <w:p>
+      <w:r>
+        <w:t>Damit ist o</w:t>
+      </w:r>
+      <w:r>
+        <w:rPr>
+          <w:vertAlign w:val="subscript"/>
+        </w:rPr>
+        <w:t>n</w:t>
+      </w:r>
+      <w:r>
+        <w:t xml:space="preserve"> </w:t>
+      </w:r>
+      <w:r>
+        <w:t xml:space="preserve">​ selbst ein </w:t>
+      </w:r>
+      <w:r>
+        <w:rPr>
+          <w:b/>
+          <w:bCs/>
+        </w:rPr>
+        <w:t>zusammengesetzter Operator</w:t>
+      </w:r>
+      <w:r>
+        <w:t>, der aus der wiederholten Anwendung derselben funktionalen Struktur hervorgeht.</w:t>
+      </w:r>
+    </w:p>
+    <w:p>
+      <w:pPr>
+        <w:spacing w:after="0"/>
+        <w:rPr>
+          <w:rFonts w:ascii="Times New Roman" w:hAnsi="Times New Roman"/>
+        </w:rPr>
+      </w:pPr>
+      <w:r>
+        <w:rPr>
+          <w:rFonts w:ascii="Times New Roman" w:hAnsi="Times New Roman"/>
+        </w:rPr>
+        <w:pict w14:anchorId="6F7B73CC">
+          <v:rect id="_x0000_i1174" style="width:0;height:1.5pt" o:hralign="center" o:hrstd="t" o:hr="t" fillcolor="#a0a0a0" stroked="f"/>
+        </w:pict>
+      </w:r>
+    </w:p>
+    <w:p>
+      <w:pPr>
+        <w:pStyle w:val="berschrift2"/>
+      </w:pPr>
+      <w:r>
+        <w:t>Interpretation</w:t>
+      </w:r>
+    </w:p>
+    <w:p>
+      <w:r>
+        <w:t>Mit dieser Notation bringe ich zum Ausdruck:</w:t>
+      </w:r>
+    </w:p>
+    <w:p>
+      <w:pPr>
+        <w:pStyle w:val="Aufzhlung"/>
+      </w:pPr>
+      <w:r>
+        <w:t>Ein Operator o</w:t>
+      </w:r>
+      <w:r>
+        <w:rPr>
+          <w:vertAlign w:val="subscript"/>
+        </w:rPr>
+        <w:t>n</w:t>
+      </w:r>
+      <w:r>
+        <w:t xml:space="preserve"> ist kein isoliertes Objekt, sondern das Resultat eines iterativen, strukturell stabilen Prozesses.</w:t>
+      </w:r>
+    </w:p>
+    <w:p>
+      <w:pPr>
+        <w:pStyle w:val="Aufzhlung"/>
+      </w:pPr>
+      <w:r>
+        <w:t xml:space="preserve">Die Struktur </w:t>
+      </w:r>
+      <w:proofErr w:type="spellStart"/>
+      <w:r>
+        <w:t>E</w:t>
+      </w:r>
+      <w:r>
+        <w:rPr>
+          <w:rFonts w:ascii="Cambria Math" w:hAnsi="Cambria Math" w:cs="Cambria Math"/>
+        </w:rPr>
+        <w:t>∘</w:t>
+      </w:r>
+      <w:r>
+        <w:t>M</w:t>
+      </w:r>
+      <w:r>
+        <w:rPr>
+          <w:rFonts w:ascii="Cambria Math" w:hAnsi="Cambria Math" w:cs="Cambria Math"/>
+        </w:rPr>
+        <w:t>∘</w:t>
+      </w:r>
+      <w:r>
+        <w:t>R</w:t>
+      </w:r>
+      <w:r>
+        <w:rPr>
+          <w:rFonts w:ascii="Cambria Math" w:hAnsi="Cambria Math" w:cs="Cambria Math"/>
+        </w:rPr>
+        <w:t>∘</w:t>
+      </w:r>
+      <w:r>
+        <w:rPr>
+          <w:rFonts w:cs="Times New Roman"/>
+        </w:rPr>
+        <w:t>σ</w:t>
+      </w:r>
+      <w:proofErr w:type="spellEnd"/>
+      <w:r>
+        <w:t xml:space="preserve"> bildet eine funktionale Grundsequenz, die:</w:t>
+      </w:r>
+    </w:p>
+    <w:p>
+      <w:pPr>
+        <w:pStyle w:val="Aufzhlung"/>
+        <w:numPr>
+          <w:ilvl w:val="1"/>
+          <w:numId w:val="1"/>
+        </w:numPr>
+      </w:pPr>
+      <w:r>
+        <w:t>Wahrnehmung bzw. Erfassung (E),</w:t>
+      </w:r>
+    </w:p>
+    <w:p>
+      <w:pPr>
+        <w:pStyle w:val="Aufzhlung"/>
+        <w:numPr>
+          <w:ilvl w:val="1"/>
+          <w:numId w:val="1"/>
+        </w:numPr>
+      </w:pPr>
+      <w:r>
+        <w:t>interne Modellbildung (M),</w:t>
+      </w:r>
+    </w:p>
+    <w:p>
+      <w:pPr>
+        <w:pStyle w:val="Aufzhlung"/>
+        <w:numPr>
+          <w:ilvl w:val="1"/>
+          <w:numId w:val="1"/>
+        </w:numPr>
+      </w:pPr>
+      <w:r>
+        <w:t>relationale Einordnung (R),</w:t>
+      </w:r>
+    </w:p>
+    <w:p>
+      <w:pPr>
+        <w:pStyle w:val="Aufzhlung"/>
+        <w:numPr>
+          <w:ilvl w:val="1"/>
+          <w:numId w:val="1"/>
+        </w:numPr>
+      </w:pPr>
+      <w:r>
+        <w:lastRenderedPageBreak/>
+        <w:t>sowie strukturelle Stabilisierung bzw. symbolische Fixierung (σ)</w:t>
+      </w:r>
+      <w:r>
+        <w:br/>
+        <w:t>umfasst.</w:t>
+      </w:r>
+    </w:p>
+    <w:p>
+      <w:pPr>
+        <w:pStyle w:val="Aufzhlung"/>
+      </w:pPr>
+      <w:r>
+        <w:t>Durch die Iteration wird diese Sequenz rekursiv auf ihr eigenes Ergebnis angewendet.</w:t>
+      </w:r>
+    </w:p>
+    <w:p>
+      <w:r>
+        <w:t>Damit gilt:</w:t>
+      </w:r>
+    </w:p>
+    <w:p>
+      <w:r>
+        <w:t>o</w:t>
+      </w:r>
+      <w:r>
+        <w:rPr>
+          <w:vertAlign w:val="subscript"/>
+        </w:rPr>
+        <w:t>n</w:t>
+      </w:r>
+      <w:r>
+        <w:t xml:space="preserve"> </w:t>
+      </w:r>
+      <w:r>
+        <w:t xml:space="preserve">​ beschreibt nicht „mehr vom Gleichen“, sondern eine </w:t>
+      </w:r>
+      <w:r>
+        <w:rPr>
+          <w:b/>
+          <w:bCs/>
+        </w:rPr>
+        <w:t>fortschreitende Transformation</w:t>
+      </w:r>
+      <w:r>
+        <w:t>, bei der jede Iteration auf den durch vorherige Iterationen bereits veränderten Zustandsraum wirkt.</w:t>
+      </w:r>
+    </w:p>
+    <w:p>
+      <w:r>
+        <w:t>Im Sinne von Kapitel 3 ist o</w:t>
+      </w:r>
+      <w:r>
+        <w:rPr>
+          <w:vertAlign w:val="subscript"/>
+        </w:rPr>
+        <w:t>n</w:t>
+      </w:r>
+      <w:r>
+        <w:t xml:space="preserve"> </w:t>
+      </w:r>
+      <w:r>
+        <w:t xml:space="preserve">​ somit ein </w:t>
+      </w:r>
+      <w:r>
+        <w:rPr>
+          <w:b/>
+          <w:bCs/>
+        </w:rPr>
+        <w:t>prozessual generierter Operator</w:t>
+      </w:r>
+      <w:r>
+        <w:t>, dessen Wirksamkeit sich erst über Iteration entfaltet.</w:t>
+      </w:r>
+    </w:p>
+    <w:p>
+      <w:pPr>
+        <w:spacing w:after="0"/>
+        <w:rPr>
+          <w:rFonts w:ascii="Times New Roman" w:hAnsi="Times New Roman"/>
+        </w:rPr>
+      </w:pPr>
+      <w:r>
+        <w:rPr>
+          <w:rFonts w:ascii="Times New Roman" w:hAnsi="Times New Roman"/>
+        </w:rPr>
+        <w:pict w14:anchorId="6725C992">
+          <v:rect id="_x0000_i1175" style="width:0;height:1.5pt" o:hralign="center" o:hrstd="t" o:hr="t" fillcolor="#a0a0a0" stroked="f"/>
+        </w:pict>
+      </w:r>
+    </w:p>
+    <w:p>
+      <w:pPr>
+        <w:pStyle w:val="berschrift2"/>
+      </w:pPr>
+      <w:r>
+        <w:t>Beispiel für die Bedeutung</w:t>
+      </w:r>
+    </w:p>
+    <w:p>
+      <w:pPr>
+        <w:pStyle w:val="berschrift4"/>
+      </w:pPr>
+      <w:r>
+        <w:t>Kontext: Funktionale Raum- und Bedeutungsbildung</w:t>
+      </w:r>
+    </w:p>
+    <w:p>
+      <w:r>
+        <w:t>Angenommen, s</w:t>
+      </w:r>
+      <w:r>
+        <w:rPr>
+          <w:vertAlign w:val="subscript"/>
+        </w:rPr>
+        <w:t>0</w:t>
+      </w:r>
+      <w:r>
+        <w:t xml:space="preserve">​ bezeichnet einen </w:t>
+      </w:r>
+      <w:r>
+        <w:rPr>
+          <w:b/>
+          <w:bCs/>
+        </w:rPr>
+        <w:t>anfänglichen, vorstrukturierten Bedeutungszustand</w:t>
+      </w:r>
+      <w:r>
+        <w:t xml:space="preserve"> (z. B. eine naive Raumvorstellung im didaktischen Kontext).</w:t>
+      </w:r>
+    </w:p>
+    <w:p>
+      <w:r>
+        <w:t>Eine einzelne Anwendung von</w:t>
+      </w:r>
+    </w:p>
+    <w:p>
+      <w:pPr>
+        <w:spacing w:after="0"/>
+        <w:rPr>
+          <w:rFonts w:ascii="Times New Roman" w:hAnsi="Times New Roman"/>
+        </w:rPr>
+      </w:pPr>
+      <m:oMathPara>
+        <m:oMath>
+          <m:r>
+            <w:rPr>
+              <w:rFonts w:ascii="Cambria Math" w:hAnsi="Cambria Math"/>
+            </w:rPr>
+            <m:t>ϕ=E</m:t>
+          </m:r>
+          <m:r>
+            <w:rPr>
+              <w:rFonts w:ascii="Cambria Math" w:hAnsi="Cambria Math" w:cs="Cambria Math"/>
+            </w:rPr>
+            <m:t>∘</m:t>
+          </m:r>
+          <m:r>
+            <w:rPr>
+              <w:rFonts w:ascii="Cambria Math" w:hAnsi="Cambria Math"/>
+            </w:rPr>
+            <m:t>M</m:t>
+          </m:r>
+          <m:r>
+            <w:rPr>
+              <w:rFonts w:ascii="Cambria Math" w:hAnsi="Cambria Math" w:cs="Cambria Math"/>
+            </w:rPr>
+            <m:t>∘</m:t>
+          </m:r>
+          <m:r>
+            <w:rPr>
+              <w:rFonts w:ascii="Cambria Math" w:hAnsi="Cambria Math"/>
+            </w:rPr>
+            <m:t>R</m:t>
+          </m:r>
+          <m:r>
+            <w:rPr>
+              <w:rFonts w:ascii="Cambria Math" w:hAnsi="Cambria Math" w:cs="Cambria Math"/>
+            </w:rPr>
+            <m:t>∘</m:t>
+          </m:r>
+          <m:r>
+            <w:rPr>
+              <w:rFonts w:ascii="Cambria Math" w:hAnsi="Cambria Math"/>
+            </w:rPr>
+            <m:t>σ</m:t>
+          </m:r>
+        </m:oMath>
+      </m:oMathPara>
+    </w:p>
+    <w:p>
+      <w:pPr>
+        <w:spacing w:after="0"/>
+        <w:rPr>
+          <w:rFonts w:ascii="Times New Roman" w:hAnsi="Times New Roman"/>
+        </w:rPr>
+      </w:pPr>
+      <w:r>
+        <w:rPr>
+          <w:rFonts w:ascii="Times New Roman" w:hAnsi="Times New Roman"/>
+        </w:rPr>
+        <w:t xml:space="preserve"> </w:t>
+      </w:r>
+    </w:p>
+    <w:p>
+      <w:r>
+        <w:t>führt zu:</w:t>
+      </w:r>
+    </w:p>
+    <w:p>
+      <w:pPr>
+        <w:pStyle w:val="Aufzhlung"/>
+      </w:pPr>
+      <w:r>
+        <w:t>E: Erfassung einer geometrischen Situation (z. B. Lagebeziehungen),</w:t>
+      </w:r>
+    </w:p>
+    <w:p>
+      <w:pPr>
+        <w:pStyle w:val="Aufzhlung"/>
+      </w:pPr>
+      <w:r>
+        <w:t>M: Aufbau eines internen Modells (z. B. Skizze, mentale Repräsentation),</w:t>
+      </w:r>
+    </w:p>
+    <w:p>
+      <w:pPr>
+        <w:pStyle w:val="Aufzhlung"/>
+      </w:pPr>
+      <w:r>
+        <w:t>R: Einordnung in bekannte Relationen (Parallelität, Abstand, Orientierung),</w:t>
+      </w:r>
+    </w:p>
+    <w:p>
+      <w:pPr>
+        <w:pStyle w:val="Aufzhlung"/>
+      </w:pPr>
+      <w:r>
+        <w:t>σ: Stabilisierung als benennbare Struktur („Achse“, „Richtung“, „Koordinate“).</w:t>
+      </w:r>
+    </w:p>
+    <w:p>
+      <w:r>
+        <w:t>Wird diese Sequenz iteriert, entsteht:</w:t>
+      </w:r>
+    </w:p>
+    <w:p>
+      <w:pPr>
+        <w:pStyle w:val="FormelAllein"/>
+      </w:pPr>
+      <m:oMathPara>
+        <m:oMath>
+          <m:sSub>
+            <m:sSubPr>
+              <m:ctrlPr/>
+            </m:sSubPr>
+            <m:e>
+              <m:r>
+                <m:t>o</m:t>
+              </m:r>
+            </m:e>
+            <m:sub>
+              <m:r>
+                <m:t>1</m:t>
+              </m:r>
+            </m:sub>
+          </m:sSub>
+          <m:r>
+            <m:t>=ϕ,</m:t>
+          </m:r>
+          <m:sSub>
+            <m:sSubPr>
+              <m:ctrlPr/>
+            </m:sSubPr>
+            <m:e>
+              <m:r>
+                <m:t>o</m:t>
+              </m:r>
+            </m:e>
+            <m:sub>
+              <m:r>
+                <m:t>2</m:t>
+              </m:r>
+            </m:sub>
+          </m:sSub>
+          <m:r>
+            <m:t>=ϕ</m:t>
+          </m:r>
+          <m:r>
+            <w:rPr>
+              <w:rFonts w:cs="Cambria Math"/>
+            </w:rPr>
+            <m:t>∘</m:t>
+          </m:r>
+          <m:r>
+            <m:t>ϕ,…,</m:t>
+          </m:r>
+          <m:sSub>
+            <m:sSubPr>
+              <m:ctrlPr/>
+            </m:sSubPr>
+            <m:e>
+              <m:r>
+                <m:t>o</m:t>
+              </m:r>
+            </m:e>
+            <m:sub>
+              <m:r>
+                <m:t>n</m:t>
+              </m:r>
+            </m:sub>
+          </m:sSub>
+          <m:r>
+            <m:t>=</m:t>
+          </m:r>
+          <m:sSup>
+            <m:sSupPr>
+              <m:ctrlPr/>
+            </m:sSupPr>
+            <m:e>
+              <m:r>
+                <m:t>ϕ</m:t>
+              </m:r>
+            </m:e>
+            <m:sup>
+              <m:r>
+                <m:t>n</m:t>
+              </m:r>
+            </m:sup>
+          </m:sSup>
+        </m:oMath>
+      </m:oMathPara>
+    </w:p>
+    <w:p>
+      <w:r>
+        <w:t>Im didaktischen Sinne bedeutet das:</w:t>
+      </w:r>
+    </w:p>
+    <w:p>
+      <w:pPr>
+        <w:pStyle w:val="Aufzhlung"/>
+      </w:pPr>
+      <w:r>
+        <w:t xml:space="preserve">Lernende wenden </w:t>
+      </w:r>
+      <w:r>
+        <w:rPr>
+          <w:b/>
+          <w:bCs/>
+        </w:rPr>
+        <w:t>nicht nur einmal</w:t>
+      </w:r>
+      <w:r>
+        <w:t xml:space="preserve"> ein Raumkonzept an,</w:t>
+      </w:r>
+    </w:p>
+    <w:p>
+      <w:pPr>
+        <w:pStyle w:val="Aufzhlung"/>
+      </w:pPr>
+      <w:r>
+        <w:t xml:space="preserve">sondern rekonstruieren es </w:t>
+      </w:r>
+      <w:r>
+        <w:rPr>
+          <w:b/>
+          <w:bCs/>
+        </w:rPr>
+        <w:t>mehrfach auf unterschiedlichen Ebenen</w:t>
+      </w:r>
+      <w:r>
+        <w:t>,</w:t>
+      </w:r>
+    </w:p>
+    <w:p>
+      <w:pPr>
+        <w:pStyle w:val="Aufzhlung"/>
+      </w:pPr>
+      <w:r>
+        <w:t>wobei jede Iteration die vorherige strukturell voraussetzt und zugleich überformt.</w:t>
+      </w:r>
+    </w:p>
+    <w:p>
+      <w:r>
+        <w:t xml:space="preserve">So entsteht im Sinne von Kapitel 3 eine </w:t>
+      </w:r>
+      <w:r>
+        <w:rPr>
+          <w:b/>
+          <w:bCs/>
+        </w:rPr>
+        <w:t>funktional erzeugte Raum-Zeit-Kohärenz</w:t>
+      </w:r>
+      <w:r>
+        <w:t>, nicht durch Definition, sondern durch operative Wiederholung.</w:t>
+      </w:r>
+    </w:p>
+    <w:p/>
+    <w:p>
+      <w:pPr>
+        <w:pStyle w:val="berschrift2"/>
+      </w:pPr>
+      <w:r>
+        <w:t>Zusammenfassung</w:t>
+      </w:r>
+    </w:p>
+    <w:p>
+      <w:pPr>
+        <w:pStyle w:val="Aufzhlung"/>
+      </w:pPr>
+      <w:r>
+        <w:t>Die Gleichung</w:t>
+      </w:r>
+    </w:p>
+    <w:p>
+      <w:pPr>
+        <w:pStyle w:val="FormelAllein"/>
+      </w:pPr>
+      <m:oMathPara>
+        <m:oMath>
+          <m:sSub>
+            <m:sSubPr>
+              <m:ctrlPr/>
+            </m:sSubPr>
+            <m:e>
+              <m:r>
+                <m:t>o</m:t>
+              </m:r>
+            </m:e>
+            <m:sub>
+              <m:r>
+                <m:t>n</m:t>
+              </m:r>
+            </m:sub>
+          </m:sSub>
+          <m:r>
+            <m:t>=</m:t>
+          </m:r>
+          <m:sSup>
+            <m:sSupPr>
+              <m:ctrlPr/>
+            </m:sSupPr>
+            <m:e>
+              <m:r>
+                <m:t>(E∘M∘R∘σ)</m:t>
+              </m:r>
+            </m:e>
+            <m:sup>
+              <m:r>
+                <m:t>n</m:t>
+              </m:r>
+            </m:sup>
+          </m:sSup>
+        </m:oMath>
+      </m:oMathPara>
+    </w:p>
+    <w:p>
+      <w:pPr>
+        <w:pStyle w:val="Aufzhlung"/>
+        <w:numPr>
+          <w:ilvl w:val="0"/>
+          <w:numId w:val="0"/>
+        </w:numPr>
+        <w:ind w:left="714"/>
+      </w:pPr>
+      <w:r>
+        <w:t>beschreibt einen iterativ erzeugten Operator.</w:t>
+      </w:r>
+    </w:p>
+    <w:p>
+      <w:pPr>
+        <w:pStyle w:val="Aufzhlung"/>
+      </w:pPr>
+      <w:r>
+        <w:lastRenderedPageBreak/>
+        <w:t>o</w:t>
+      </w:r>
+      <w:r>
+        <w:rPr>
+          <w:vertAlign w:val="subscript"/>
+        </w:rPr>
+        <w:t>n</w:t>
+      </w:r>
+      <w:r>
+        <w:t xml:space="preserve"> </w:t>
+      </w:r>
+      <w:r>
+        <w:t xml:space="preserve">​ ist kein statisches Objekt, sondern das Ergebnis eines </w:t>
+      </w:r>
+      <w:r>
+        <w:rPr>
+          <w:b/>
+          <w:bCs/>
+        </w:rPr>
+        <w:t>rekursiven funktionalen Prozesses</w:t>
+      </w:r>
+      <w:r>
+        <w:t>.</w:t>
+      </w:r>
+    </w:p>
+    <w:p>
+      <w:pPr>
+        <w:pStyle w:val="Aufzhlung"/>
+      </w:pPr>
+      <w:r>
+        <w:t xml:space="preserve">Die Iteration betrifft </w:t>
+      </w:r>
+      <w:r>
+        <w:rPr>
+          <w:b/>
+          <w:bCs/>
+        </w:rPr>
+        <w:t>die gesamte Operatorstruktur</w:t>
+      </w:r>
+      <w:r>
+        <w:t>, nicht einzelne Komponenten.</w:t>
+      </w:r>
+    </w:p>
+    <w:p>
+      <w:pPr>
+        <w:pStyle w:val="Aufzhlung"/>
+      </w:pPr>
+      <w:r>
+        <w:t>In Kapitel 3 steht diese Notation für:</w:t>
+      </w:r>
+    </w:p>
+    <w:p>
+      <w:pPr>
+        <w:pStyle w:val="Aufzhlung"/>
+        <w:numPr>
+          <w:ilvl w:val="1"/>
+          <w:numId w:val="1"/>
+        </w:numPr>
+      </w:pPr>
+      <w:r>
+        <w:t>Prozessualität statt Zustand,</w:t>
+      </w:r>
+    </w:p>
+    <w:p>
+      <w:pPr>
+        <w:pStyle w:val="Aufzhlung"/>
+        <w:numPr>
+          <w:ilvl w:val="1"/>
+          <w:numId w:val="1"/>
+        </w:numPr>
+      </w:pPr>
+      <w:r>
+        <w:t>funktionale Genese statt axiomatischer Setzung,</w:t>
+      </w:r>
+    </w:p>
+    <w:p>
+      <w:pPr>
+        <w:pStyle w:val="Aufzhlung"/>
+        <w:numPr>
+          <w:ilvl w:val="1"/>
+          <w:numId w:val="1"/>
+        </w:numPr>
+      </w:pPr>
+      <w:r>
+        <w:t>und strukturelle Stabilisierung durch Wiederholung.</w:t>
+      </w:r>
+    </w:p>
+    <w:p>
+      <w:pPr>
+        <w:pStyle w:val="Aufzhlung"/>
+      </w:pPr>
+      <w:r>
+        <w:t>Didaktisch wie theoretisch modelliert o</w:t>
+      </w:r>
+      <w:r>
+        <w:rPr>
+          <w:vertAlign w:val="subscript"/>
+        </w:rPr>
+        <w:t>n</w:t>
+      </w:r>
+      <w:r>
+        <w:t xml:space="preserve"> </w:t>
+      </w:r>
+      <w:r>
+        <w:t xml:space="preserve">​ den Übergang von </w:t>
+      </w:r>
+      <w:r>
+        <w:rPr>
+          <w:b/>
+          <w:bCs/>
+        </w:rPr>
+        <w:t>implizitem Erleben</w:t>
+      </w:r>
+      <w:r>
+        <w:t xml:space="preserve"> zu </w:t>
+      </w:r>
+      <w:r>
+        <w:rPr>
+          <w:b/>
+          <w:bCs/>
+        </w:rPr>
+        <w:t>expliziter, tragfähiger Struktur</w:t>
+      </w:r>
+      <w:r>
+        <w:t>.</w:t>
+      </w:r>
+    </w:p>
+    <w:p/>
+    <w:p/>
+    <w:p/>
+    <w:p/>
+    <w:p/>
+    <w:p/>
+    <w:p/>
+    <w:p>
+      <w:pPr>
+        <w:spacing w:after="0"/>
+      </w:pPr>
+      <w:r>
+        <w:br w:type="page"/>
+      </w:r>
+    </w:p>
+    <w:p/>
+    <w:p/>
+    <w:p>
+      <w:pPr>
+        <w:pStyle w:val="berschrift1"/>
+        <w:rPr>
+          <w:rFonts w:ascii="Times New Roman" w:hAnsi="Times New Roman"/>
+          <w:i/>
+        </w:rPr>
+      </w:pPr>
+      <w:r>
+        <w:t>(3.4.1.</w:t>
+      </w:r>
+      <w:r>
+        <w:t>1</w:t>
+      </w:r>
+      <w:r>
+        <w:t>)</w:t>
+      </w:r>
+    </w:p>
+    <w:p>
+      <w:pPr>
+        <w:pStyle w:val="FormelEinzeln"/>
+      </w:pPr>
+      <m:oMathPara>
+        <m:oMath>
+          <m:sSub>
+            <m:sSubPr>
+              <m:ctrlPr/>
+            </m:sSubPr>
+            <m:e>
+              <m:r>
+                <m:t>o</m:t>
+              </m:r>
+            </m:e>
+            <m:sub>
+              <m:r>
+                <m:t>n</m:t>
+              </m:r>
+            </m:sub>
+          </m:sSub>
+          <m:r>
+            <m:rPr>
+              <m:sty m:val="p"/>
+            </m:rPr>
+            <m:t>=</m:t>
+          </m:r>
+          <m:sSup>
+            <m:sSupPr>
+              <m:ctrlPr/>
+            </m:sSupPr>
+            <m:e>
+              <m:r>
+                <m:rPr>
+                  <m:sty m:val="p"/>
+                </m:rPr>
+                <m:t>(</m:t>
+              </m:r>
+              <m:r>
+                <m:t>E</m:t>
+              </m:r>
+              <m:r>
+                <m:rPr>
+                  <m:sty m:val="p"/>
+                </m:rPr>
+                <m:t>∘</m:t>
+              </m:r>
+              <m:r>
+                <m:t>M</m:t>
+              </m:r>
+              <m:r>
+                <m:rPr>
+                  <m:sty m:val="p"/>
+                </m:rPr>
+                <m:t>∘</m:t>
+              </m:r>
+              <m:r>
+                <m:t>R</m:t>
+              </m:r>
+              <m:r>
+                <m:rPr>
+                  <m:sty m:val="p"/>
+                </m:rPr>
+                <m:t>∘</m:t>
+              </m:r>
+              <m:r>
+                <w:rPr>
+                  <w:rFonts w:cs="Calibri"/>
+                </w:rPr>
+                <m:t>σ</m:t>
+              </m:r>
+              <m:r>
+                <m:rPr>
+                  <m:sty m:val="p"/>
+                </m:rPr>
+                <m:t>)</m:t>
+              </m:r>
+            </m:e>
+            <m:sup>
+              <m:r>
+                <m:t>n</m:t>
+              </m:r>
+            </m:sup>
+          </m:sSup>
+        </m:oMath>
+      </m:oMathPara>
+    </w:p>
+    <w:p>
+      <w:pPr>
+        <w:pStyle w:val="berschrift2"/>
+      </w:pPr>
+      <w:r>
+        <w:t>Bedeutung der Notation</w:t>
+      </w:r>
+    </w:p>
+    <w:p>
+      <w:r>
+        <w:t>Damit ist gemeint:</w:t>
+      </w:r>
+    </w:p>
+    <w:p>
       <w:r>
         <w:rPr>
           <w:b/>
@@ -46837,7 +48104,6 @@
         <w:pStyle w:val="berschrift2"/>
       </w:pPr>
       <w:r>
-        <w:lastRenderedPageBreak/>
         <w:t>Beispiel für die Bedeutung</w:t>
       </w:r>
     </w:p>
@@ -46933,6 +48199,7 @@
           <w:b/>
           <w:bCs/>
         </w:rPr>
+        <w:lastRenderedPageBreak/>
         <w:t>Ziel:</w:t>
       </w:r>
       <w:r>
@@ -47322,6 +48589,7 @@
           <w:b/>
           <w:bCs/>
         </w:rPr>
+        <w:lastRenderedPageBreak/>
         <w:t>Bedeutung:</w:t>
       </w:r>
       <w:r>
@@ -47656,12 +48924,12 @@
         <w:rPr>
           <w:rStyle w:val="Fett"/>
         </w:rPr>
+        <w:t>Ich beschreibe einen vollständigen Zyklus der Bedeutungsbildung, der mit einer Setzung beginnt und in einer emergenten Struktur endet.</w:t>
+      </w:r>
+    </w:p>
+    <w:p>
+      <w:r>
         <w:lastRenderedPageBreak/>
-        <w:t>Ich beschreibe einen vollständigen Zyklus der Bedeutungsbildung, der mit einer Setzung beginnt und in einer emergenten Struktur endet.</w:t>
-      </w:r>
-    </w:p>
-    <w:p>
-      <w:r>
         <w:t>Das ist exakt die Logik aus Kapitel 3:</w:t>
       </w:r>
     </w:p>
@@ -47885,7 +49153,7 @@
           <w:rFonts w:ascii="Times New Roman" w:hAnsi="Times New Roman"/>
         </w:rPr>
         <w:pict w14:anchorId="1D7027B5">
-          <v:rect id="_x0000_i1150" style="width:0;height:1.5pt" o:hralign="center" o:hrstd="t" o:hr="t" fillcolor="#a0a0a0" stroked="f"/>
+          <v:rect id="_x0000_i1162" style="width:0;height:1.5pt" o:hralign="center" o:hrstd="t" o:hr="t" fillcolor="#a0a0a0" stroked="f"/>
         </w:pict>
       </w:r>
     </w:p>
@@ -47924,7 +49192,7 @@
           <w:rFonts w:ascii="Times New Roman" w:hAnsi="Times New Roman"/>
         </w:rPr>
         <w:pict w14:anchorId="72B00F4F">
-          <v:rect id="_x0000_i1151" style="width:0;height:1.5pt" o:hralign="center" o:hrstd="t" o:hr="t" fillcolor="#a0a0a0" stroked="f"/>
+          <v:rect id="_x0000_i1163" style="width:0;height:1.5pt" o:hralign="center" o:hrstd="t" o:hr="t" fillcolor="#a0a0a0" stroked="f"/>
         </w:pict>
       </w:r>
     </w:p>
@@ -47963,7 +49231,7 @@
           <w:rFonts w:ascii="Times New Roman" w:hAnsi="Times New Roman"/>
         </w:rPr>
         <w:pict w14:anchorId="6748519E">
-          <v:rect id="_x0000_i1152" style="width:0;height:1.5pt" o:hralign="center" o:hrstd="t" o:hr="t" fillcolor="#a0a0a0" stroked="f"/>
+          <v:rect id="_x0000_i1164" style="width:0;height:1.5pt" o:hralign="center" o:hrstd="t" o:hr="t" fillcolor="#a0a0a0" stroked="f"/>
         </w:pict>
       </w:r>
     </w:p>
@@ -48017,17 +49285,17 @@
         <w:rPr>
           <w:rFonts w:ascii="Times New Roman" w:hAnsi="Times New Roman"/>
         </w:rPr>
+        <w:pict w14:anchorId="5C70076B">
+          <v:rect id="_x0000_i1165" style="width:0;height:1.5pt" o:hralign="center" o:hrstd="t" o:hr="t" fillcolor="#a0a0a0" stroked="f"/>
+        </w:pict>
+      </w:r>
+    </w:p>
+    <w:p>
+      <w:pPr>
+        <w:pStyle w:val="berschrift4"/>
+      </w:pPr>
+      <w:r>
         <w:lastRenderedPageBreak/>
-        <w:pict w14:anchorId="5C70076B">
-          <v:rect id="_x0000_i1153" style="width:0;height:1.5pt" o:hralign="center" o:hrstd="t" o:hr="t" fillcolor="#a0a0a0" stroked="f"/>
-        </w:pict>
-      </w:r>
-    </w:p>
-    <w:p>
-      <w:pPr>
-        <w:pStyle w:val="berschrift4"/>
-      </w:pPr>
-      <w:r>
         <w:t>E – Erweiterung / Emergenz</w:t>
       </w:r>
     </w:p>
@@ -48068,7 +49336,7 @@
           <w:rFonts w:ascii="Times New Roman" w:hAnsi="Times New Roman"/>
         </w:rPr>
         <w:pict w14:anchorId="50D978B9">
-          <v:rect id="_x0000_i1154" style="width:0;height:1.5pt" o:hralign="center" o:hrstd="t" o:hr="t" fillcolor="#a0a0a0" stroked="f"/>
+          <v:rect id="_x0000_i1166" style="width:0;height:1.5pt" o:hralign="center" o:hrstd="t" o:hr="t" fillcolor="#a0a0a0" stroked="f"/>
         </w:pict>
       </w:r>
     </w:p>
@@ -50544,7 +51812,7 @@
           <w:rFonts w:ascii="Times New Roman" w:hAnsi="Times New Roman"/>
         </w:rPr>
         <w:pict w14:anchorId="01B45D3C">
-          <v:rect id="_x0000_i1155" style="width:0;height:1.5pt" o:hralign="center" o:hrstd="t" o:hr="t" fillcolor="#a0a0a0" stroked="f"/>
+          <v:rect id="_x0000_i1167" style="width:0;height:1.5pt" o:hralign="center" o:hrstd="t" o:hr="t" fillcolor="#a0a0a0" stroked="f"/>
         </w:pict>
       </w:r>
     </w:p>
@@ -50583,7 +51851,7 @@
           <w:rFonts w:ascii="Times New Roman" w:hAnsi="Times New Roman"/>
         </w:rPr>
         <w:pict w14:anchorId="7F6972C7">
-          <v:rect id="_x0000_i1156" style="width:0;height:1.5pt" o:hralign="center" o:hrstd="t" o:hr="t" fillcolor="#a0a0a0" stroked="f"/>
+          <v:rect id="_x0000_i1168" style="width:0;height:1.5pt" o:hralign="center" o:hrstd="t" o:hr="t" fillcolor="#a0a0a0" stroked="f"/>
         </w:pict>
       </w:r>
     </w:p>
@@ -50631,7 +51899,7 @@
           <w:rFonts w:ascii="Times New Roman" w:hAnsi="Times New Roman"/>
         </w:rPr>
         <w:pict w14:anchorId="0B652E0A">
-          <v:rect id="_x0000_i1157" style="width:0;height:1.5pt" o:hralign="center" o:hrstd="t" o:hr="t" fillcolor="#a0a0a0" stroked="f"/>
+          <v:rect id="_x0000_i1169" style="width:0;height:1.5pt" o:hralign="center" o:hrstd="t" o:hr="t" fillcolor="#a0a0a0" stroked="f"/>
         </w:pict>
       </w:r>
     </w:p>
@@ -50670,7 +51938,7 @@
           <w:rFonts w:ascii="Times New Roman" w:hAnsi="Times New Roman"/>
         </w:rPr>
         <w:pict w14:anchorId="43A3F5D9">
-          <v:rect id="_x0000_i1158" style="width:0;height:1.5pt" o:hralign="center" o:hrstd="t" o:hr="t" fillcolor="#a0a0a0" stroked="f"/>
+          <v:rect id="_x0000_i1170" style="width:0;height:1.5pt" o:hralign="center" o:hrstd="t" o:hr="t" fillcolor="#a0a0a0" stroked="f"/>
         </w:pict>
       </w:r>
     </w:p>
@@ -50709,7 +51977,7 @@
           <w:rFonts w:ascii="Times New Roman" w:hAnsi="Times New Roman"/>
         </w:rPr>
         <w:pict w14:anchorId="041B52DD">
-          <v:rect id="_x0000_i1159" style="width:0;height:1.5pt" o:hralign="center" o:hrstd="t" o:hr="t" fillcolor="#a0a0a0" stroked="f"/>
+          <v:rect id="_x0000_i1171" style="width:0;height:1.5pt" o:hralign="center" o:hrstd="t" o:hr="t" fillcolor="#a0a0a0" stroked="f"/>
         </w:pict>
       </w:r>
     </w:p>
@@ -51537,7 +52805,7 @@
           <w:rFonts w:ascii="Times New Roman" w:hAnsi="Times New Roman"/>
         </w:rPr>
         <w:pict w14:anchorId="6454C2B8">
-          <v:rect id="_x0000_i1160" style="width:0;height:1.5pt" o:hralign="center" o:hrstd="t" o:hr="t" fillcolor="#a0a0a0" stroked="f"/>
+          <v:rect id="_x0000_i1172" style="width:0;height:1.5pt" o:hralign="center" o:hrstd="t" o:hr="t" fillcolor="#a0a0a0" stroked="f"/>
         </w:pict>
       </w:r>
     </w:p>
@@ -52950,7 +54218,7 @@
       </w:pPr>
       <w:r>
         <w:pict w14:anchorId="180C1D59">
-          <v:rect id="_x0000_i1161" style="width:0;height:1.5pt" o:hralign="center" o:hrstd="t" o:hr="t" fillcolor="#a0a0a0" stroked="f"/>
+          <v:rect id="_x0000_i1173" style="width:0;height:1.5pt" o:hralign="center" o:hrstd="t" o:hr="t" fillcolor="#a0a0a0" stroked="f"/>
         </w:pict>
       </w:r>
     </w:p>
@@ -55661,9 +56929,158 @@
     </w:lvl>
   </w:abstractNum>
   <w:abstractNum w:abstractNumId="13" w15:restartNumberingAfterBreak="0">
-    <w:nsid w:val="4A1123BA"/>
+    <w:nsid w:val="43B77A64"/>
     <w:multiLevelType w:val="multilevel"/>
-    <w:tmpl w:val="8C483F04"/>
+    <w:tmpl w:val="4CA00B58"/>
+    <w:lvl w:ilvl="0">
+      <w:start w:val="1"/>
+      <w:numFmt w:val="bullet"/>
+      <w:lvlText w:val=""/>
+      <w:lvlJc w:val="left"/>
+      <w:pPr>
+        <w:tabs>
+          <w:tab w:val="num" w:pos="720"/>
+        </w:tabs>
+        <w:ind w:left="720" w:hanging="360"/>
+      </w:pPr>
+      <w:rPr>
+        <w:rFonts w:ascii="Symbol" w:hAnsi="Symbol" w:hint="default"/>
+        <w:sz w:val="20"/>
+      </w:rPr>
+    </w:lvl>
+    <w:lvl w:ilvl="1">
+      <w:start w:val="1"/>
+      <w:numFmt w:val="bullet"/>
+      <w:lvlText w:val="o"/>
+      <w:lvlJc w:val="left"/>
+      <w:pPr>
+        <w:tabs>
+          <w:tab w:val="num" w:pos="1440"/>
+        </w:tabs>
+        <w:ind w:left="1440" w:hanging="360"/>
+      </w:pPr>
+      <w:rPr>
+        <w:rFonts w:ascii="Courier New" w:hAnsi="Courier New" w:hint="default"/>
+        <w:sz w:val="20"/>
+      </w:rPr>
+    </w:lvl>
+    <w:lvl w:ilvl="2" w:tentative="1">
+      <w:start w:val="1"/>
+      <w:numFmt w:val="bullet"/>
+      <w:lvlText w:val=""/>
+      <w:lvlJc w:val="left"/>
+      <w:pPr>
+        <w:tabs>
+          <w:tab w:val="num" w:pos="2160"/>
+        </w:tabs>
+        <w:ind w:left="2160" w:hanging="360"/>
+      </w:pPr>
+      <w:rPr>
+        <w:rFonts w:ascii="Wingdings" w:hAnsi="Wingdings" w:hint="default"/>
+        <w:sz w:val="20"/>
+      </w:rPr>
+    </w:lvl>
+    <w:lvl w:ilvl="3" w:tentative="1">
+      <w:start w:val="1"/>
+      <w:numFmt w:val="bullet"/>
+      <w:lvlText w:val=""/>
+      <w:lvlJc w:val="left"/>
+      <w:pPr>
+        <w:tabs>
+          <w:tab w:val="num" w:pos="2880"/>
+        </w:tabs>
+        <w:ind w:left="2880" w:hanging="360"/>
+      </w:pPr>
+      <w:rPr>
+        <w:rFonts w:ascii="Wingdings" w:hAnsi="Wingdings" w:hint="default"/>
+        <w:sz w:val="20"/>
+      </w:rPr>
+    </w:lvl>
+    <w:lvl w:ilvl="4" w:tentative="1">
+      <w:start w:val="1"/>
+      <w:numFmt w:val="bullet"/>
+      <w:lvlText w:val=""/>
+      <w:lvlJc w:val="left"/>
+      <w:pPr>
+        <w:tabs>
+          <w:tab w:val="num" w:pos="3600"/>
+        </w:tabs>
+        <w:ind w:left="3600" w:hanging="360"/>
+      </w:pPr>
+      <w:rPr>
+        <w:rFonts w:ascii="Wingdings" w:hAnsi="Wingdings" w:hint="default"/>
+        <w:sz w:val="20"/>
+      </w:rPr>
+    </w:lvl>
+    <w:lvl w:ilvl="5" w:tentative="1">
+      <w:start w:val="1"/>
+      <w:numFmt w:val="bullet"/>
+      <w:lvlText w:val=""/>
+      <w:lvlJc w:val="left"/>
+      <w:pPr>
+        <w:tabs>
+          <w:tab w:val="num" w:pos="4320"/>
+        </w:tabs>
+        <w:ind w:left="4320" w:hanging="360"/>
+      </w:pPr>
+      <w:rPr>
+        <w:rFonts w:ascii="Wingdings" w:hAnsi="Wingdings" w:hint="default"/>
+        <w:sz w:val="20"/>
+      </w:rPr>
+    </w:lvl>
+    <w:lvl w:ilvl="6" w:tentative="1">
+      <w:start w:val="1"/>
+      <w:numFmt w:val="bullet"/>
+      <w:lvlText w:val=""/>
+      <w:lvlJc w:val="left"/>
+      <w:pPr>
+        <w:tabs>
+          <w:tab w:val="num" w:pos="5040"/>
+        </w:tabs>
+        <w:ind w:left="5040" w:hanging="360"/>
+      </w:pPr>
+      <w:rPr>
+        <w:rFonts w:ascii="Wingdings" w:hAnsi="Wingdings" w:hint="default"/>
+        <w:sz w:val="20"/>
+      </w:rPr>
+    </w:lvl>
+    <w:lvl w:ilvl="7" w:tentative="1">
+      <w:start w:val="1"/>
+      <w:numFmt w:val="bullet"/>
+      <w:lvlText w:val=""/>
+      <w:lvlJc w:val="left"/>
+      <w:pPr>
+        <w:tabs>
+          <w:tab w:val="num" w:pos="5760"/>
+        </w:tabs>
+        <w:ind w:left="5760" w:hanging="360"/>
+      </w:pPr>
+      <w:rPr>
+        <w:rFonts w:ascii="Wingdings" w:hAnsi="Wingdings" w:hint="default"/>
+        <w:sz w:val="20"/>
+      </w:rPr>
+    </w:lvl>
+    <w:lvl w:ilvl="8" w:tentative="1">
+      <w:start w:val="1"/>
+      <w:numFmt w:val="bullet"/>
+      <w:lvlText w:val=""/>
+      <w:lvlJc w:val="left"/>
+      <w:pPr>
+        <w:tabs>
+          <w:tab w:val="num" w:pos="6480"/>
+        </w:tabs>
+        <w:ind w:left="6480" w:hanging="360"/>
+      </w:pPr>
+      <w:rPr>
+        <w:rFonts w:ascii="Wingdings" w:hAnsi="Wingdings" w:hint="default"/>
+        <w:sz w:val="20"/>
+      </w:rPr>
+    </w:lvl>
+  </w:abstractNum>
+  <w:abstractNum w:abstractNumId="14" w15:restartNumberingAfterBreak="0">
+    <w:nsid w:val="479145A5"/>
+    <w:multiLevelType w:val="multilevel"/>
+    <w:tmpl w:val="1FFC7D32"/>
     <w:lvl w:ilvl="0">
       <w:start w:val="1"/>
       <w:numFmt w:val="bullet"/>
@@ -55809,10 +57226,10 @@
       </w:rPr>
     </w:lvl>
   </w:abstractNum>
-  <w:abstractNum w:abstractNumId="14" w15:restartNumberingAfterBreak="0">
-    <w:nsid w:val="4C1D489E"/>
+  <w:abstractNum w:abstractNumId="15" w15:restartNumberingAfterBreak="0">
+    <w:nsid w:val="4A1123BA"/>
     <w:multiLevelType w:val="multilevel"/>
-    <w:tmpl w:val="40CC4580"/>
+    <w:tmpl w:val="8C483F04"/>
     <w:lvl w:ilvl="0">
       <w:start w:val="1"/>
       <w:numFmt w:val="bullet"/>
@@ -55958,10 +57375,159 @@
       </w:rPr>
     </w:lvl>
   </w:abstractNum>
-  <w:abstractNum w:abstractNumId="15" w15:restartNumberingAfterBreak="0">
-    <w:nsid w:val="52B06600"/>
+  <w:abstractNum w:abstractNumId="16" w15:restartNumberingAfterBreak="0">
+    <w:nsid w:val="4C1B70A4"/>
     <w:multiLevelType w:val="multilevel"/>
-    <w:tmpl w:val="AD6ED1C8"/>
+    <w:tmpl w:val="01CEA43C"/>
+    <w:lvl w:ilvl="0">
+      <w:start w:val="1"/>
+      <w:numFmt w:val="bullet"/>
+      <w:lvlText w:val=""/>
+      <w:lvlJc w:val="left"/>
+      <w:pPr>
+        <w:tabs>
+          <w:tab w:val="num" w:pos="720"/>
+        </w:tabs>
+        <w:ind w:left="720" w:hanging="360"/>
+      </w:pPr>
+      <w:rPr>
+        <w:rFonts w:ascii="Symbol" w:hAnsi="Symbol" w:hint="default"/>
+        <w:sz w:val="20"/>
+      </w:rPr>
+    </w:lvl>
+    <w:lvl w:ilvl="1">
+      <w:start w:val="1"/>
+      <w:numFmt w:val="bullet"/>
+      <w:lvlText w:val="o"/>
+      <w:lvlJc w:val="left"/>
+      <w:pPr>
+        <w:tabs>
+          <w:tab w:val="num" w:pos="1440"/>
+        </w:tabs>
+        <w:ind w:left="1440" w:hanging="360"/>
+      </w:pPr>
+      <w:rPr>
+        <w:rFonts w:ascii="Courier New" w:hAnsi="Courier New" w:hint="default"/>
+        <w:sz w:val="20"/>
+      </w:rPr>
+    </w:lvl>
+    <w:lvl w:ilvl="2" w:tentative="1">
+      <w:start w:val="1"/>
+      <w:numFmt w:val="bullet"/>
+      <w:lvlText w:val=""/>
+      <w:lvlJc w:val="left"/>
+      <w:pPr>
+        <w:tabs>
+          <w:tab w:val="num" w:pos="2160"/>
+        </w:tabs>
+        <w:ind w:left="2160" w:hanging="360"/>
+      </w:pPr>
+      <w:rPr>
+        <w:rFonts w:ascii="Wingdings" w:hAnsi="Wingdings" w:hint="default"/>
+        <w:sz w:val="20"/>
+      </w:rPr>
+    </w:lvl>
+    <w:lvl w:ilvl="3" w:tentative="1">
+      <w:start w:val="1"/>
+      <w:numFmt w:val="bullet"/>
+      <w:lvlText w:val=""/>
+      <w:lvlJc w:val="left"/>
+      <w:pPr>
+        <w:tabs>
+          <w:tab w:val="num" w:pos="2880"/>
+        </w:tabs>
+        <w:ind w:left="2880" w:hanging="360"/>
+      </w:pPr>
+      <w:rPr>
+        <w:rFonts w:ascii="Wingdings" w:hAnsi="Wingdings" w:hint="default"/>
+        <w:sz w:val="20"/>
+      </w:rPr>
+    </w:lvl>
+    <w:lvl w:ilvl="4" w:tentative="1">
+      <w:start w:val="1"/>
+      <w:numFmt w:val="bullet"/>
+      <w:lvlText w:val=""/>
+      <w:lvlJc w:val="left"/>
+      <w:pPr>
+        <w:tabs>
+          <w:tab w:val="num" w:pos="3600"/>
+        </w:tabs>
+        <w:ind w:left="3600" w:hanging="360"/>
+      </w:pPr>
+      <w:rPr>
+        <w:rFonts w:ascii="Wingdings" w:hAnsi="Wingdings" w:hint="default"/>
+        <w:sz w:val="20"/>
+      </w:rPr>
+    </w:lvl>
+    <w:lvl w:ilvl="5" w:tentative="1">
+      <w:start w:val="1"/>
+      <w:numFmt w:val="bullet"/>
+      <w:lvlText w:val=""/>
+      <w:lvlJc w:val="left"/>
+      <w:pPr>
+        <w:tabs>
+          <w:tab w:val="num" w:pos="4320"/>
+        </w:tabs>
+        <w:ind w:left="4320" w:hanging="360"/>
+      </w:pPr>
+      <w:rPr>
+        <w:rFonts w:ascii="Wingdings" w:hAnsi="Wingdings" w:hint="default"/>
+        <w:sz w:val="20"/>
+      </w:rPr>
+    </w:lvl>
+    <w:lvl w:ilvl="6" w:tentative="1">
+      <w:start w:val="1"/>
+      <w:numFmt w:val="bullet"/>
+      <w:lvlText w:val=""/>
+      <w:lvlJc w:val="left"/>
+      <w:pPr>
+        <w:tabs>
+          <w:tab w:val="num" w:pos="5040"/>
+        </w:tabs>
+        <w:ind w:left="5040" w:hanging="360"/>
+      </w:pPr>
+      <w:rPr>
+        <w:rFonts w:ascii="Wingdings" w:hAnsi="Wingdings" w:hint="default"/>
+        <w:sz w:val="20"/>
+      </w:rPr>
+    </w:lvl>
+    <w:lvl w:ilvl="7" w:tentative="1">
+      <w:start w:val="1"/>
+      <w:numFmt w:val="bullet"/>
+      <w:lvlText w:val=""/>
+      <w:lvlJc w:val="left"/>
+      <w:pPr>
+        <w:tabs>
+          <w:tab w:val="num" w:pos="5760"/>
+        </w:tabs>
+        <w:ind w:left="5760" w:hanging="360"/>
+      </w:pPr>
+      <w:rPr>
+        <w:rFonts w:ascii="Wingdings" w:hAnsi="Wingdings" w:hint="default"/>
+        <w:sz w:val="20"/>
+      </w:rPr>
+    </w:lvl>
+    <w:lvl w:ilvl="8" w:tentative="1">
+      <w:start w:val="1"/>
+      <w:numFmt w:val="bullet"/>
+      <w:lvlText w:val=""/>
+      <w:lvlJc w:val="left"/>
+      <w:pPr>
+        <w:tabs>
+          <w:tab w:val="num" w:pos="6480"/>
+        </w:tabs>
+        <w:ind w:left="6480" w:hanging="360"/>
+      </w:pPr>
+      <w:rPr>
+        <w:rFonts w:ascii="Wingdings" w:hAnsi="Wingdings" w:hint="default"/>
+        <w:sz w:val="20"/>
+      </w:rPr>
+    </w:lvl>
+  </w:abstractNum>
+  <w:abstractNum w:abstractNumId="17" w15:restartNumberingAfterBreak="0">
+    <w:nsid w:val="4C1D489E"/>
+    <w:multiLevelType w:val="multilevel"/>
+    <w:tmpl w:val="40CC4580"/>
     <w:lvl w:ilvl="0">
       <w:start w:val="1"/>
       <w:numFmt w:val="bullet"/>
@@ -56107,123 +57673,10 @@
       </w:rPr>
     </w:lvl>
   </w:abstractNum>
-  <w:abstractNum w:abstractNumId="16" w15:restartNumberingAfterBreak="0">
-    <w:nsid w:val="5A9249A7"/>
+  <w:abstractNum w:abstractNumId="18" w15:restartNumberingAfterBreak="0">
+    <w:nsid w:val="52B06600"/>
     <w:multiLevelType w:val="multilevel"/>
-    <w:tmpl w:val="B4FEF9CC"/>
-    <w:lvl w:ilvl="0">
-      <w:start w:val="1"/>
-      <w:numFmt w:val="decimal"/>
-      <w:lvlText w:val="%1."/>
-      <w:lvlJc w:val="left"/>
-      <w:pPr>
-        <w:tabs>
-          <w:tab w:val="num" w:pos="720"/>
-        </w:tabs>
-        <w:ind w:left="720" w:hanging="360"/>
-      </w:pPr>
-    </w:lvl>
-    <w:lvl w:ilvl="1" w:tentative="1">
-      <w:start w:val="1"/>
-      <w:numFmt w:val="decimal"/>
-      <w:lvlText w:val="%2."/>
-      <w:lvlJc w:val="left"/>
-      <w:pPr>
-        <w:tabs>
-          <w:tab w:val="num" w:pos="1440"/>
-        </w:tabs>
-        <w:ind w:left="1440" w:hanging="360"/>
-      </w:pPr>
-    </w:lvl>
-    <w:lvl w:ilvl="2" w:tentative="1">
-      <w:start w:val="1"/>
-      <w:numFmt w:val="decimal"/>
-      <w:lvlText w:val="%3."/>
-      <w:lvlJc w:val="left"/>
-      <w:pPr>
-        <w:tabs>
-          <w:tab w:val="num" w:pos="2160"/>
-        </w:tabs>
-        <w:ind w:left="2160" w:hanging="360"/>
-      </w:pPr>
-    </w:lvl>
-    <w:lvl w:ilvl="3" w:tentative="1">
-      <w:start w:val="1"/>
-      <w:numFmt w:val="decimal"/>
-      <w:lvlText w:val="%4."/>
-      <w:lvlJc w:val="left"/>
-      <w:pPr>
-        <w:tabs>
-          <w:tab w:val="num" w:pos="2880"/>
-        </w:tabs>
-        <w:ind w:left="2880" w:hanging="360"/>
-      </w:pPr>
-    </w:lvl>
-    <w:lvl w:ilvl="4" w:tentative="1">
-      <w:start w:val="1"/>
-      <w:numFmt w:val="decimal"/>
-      <w:lvlText w:val="%5."/>
-      <w:lvlJc w:val="left"/>
-      <w:pPr>
-        <w:tabs>
-          <w:tab w:val="num" w:pos="3600"/>
-        </w:tabs>
-        <w:ind w:left="3600" w:hanging="360"/>
-      </w:pPr>
-    </w:lvl>
-    <w:lvl w:ilvl="5" w:tentative="1">
-      <w:start w:val="1"/>
-      <w:numFmt w:val="decimal"/>
-      <w:lvlText w:val="%6."/>
-      <w:lvlJc w:val="left"/>
-      <w:pPr>
-        <w:tabs>
-          <w:tab w:val="num" w:pos="4320"/>
-        </w:tabs>
-        <w:ind w:left="4320" w:hanging="360"/>
-      </w:pPr>
-    </w:lvl>
-    <w:lvl w:ilvl="6" w:tentative="1">
-      <w:start w:val="1"/>
-      <w:numFmt w:val="decimal"/>
-      <w:lvlText w:val="%7."/>
-      <w:lvlJc w:val="left"/>
-      <w:pPr>
-        <w:tabs>
-          <w:tab w:val="num" w:pos="5040"/>
-        </w:tabs>
-        <w:ind w:left="5040" w:hanging="360"/>
-      </w:pPr>
-    </w:lvl>
-    <w:lvl w:ilvl="7" w:tentative="1">
-      <w:start w:val="1"/>
-      <w:numFmt w:val="decimal"/>
-      <w:lvlText w:val="%8."/>
-      <w:lvlJc w:val="left"/>
-      <w:pPr>
-        <w:tabs>
-          <w:tab w:val="num" w:pos="5760"/>
-        </w:tabs>
-        <w:ind w:left="5760" w:hanging="360"/>
-      </w:pPr>
-    </w:lvl>
-    <w:lvl w:ilvl="8" w:tentative="1">
-      <w:start w:val="1"/>
-      <w:numFmt w:val="decimal"/>
-      <w:lvlText w:val="%9."/>
-      <w:lvlJc w:val="left"/>
-      <w:pPr>
-        <w:tabs>
-          <w:tab w:val="num" w:pos="6480"/>
-        </w:tabs>
-        <w:ind w:left="6480" w:hanging="360"/>
-      </w:pPr>
-    </w:lvl>
-  </w:abstractNum>
-  <w:abstractNum w:abstractNumId="17" w15:restartNumberingAfterBreak="0">
-    <w:nsid w:val="5C991520"/>
-    <w:multiLevelType w:val="multilevel"/>
-    <w:tmpl w:val="52502F38"/>
+    <w:tmpl w:val="AD6ED1C8"/>
     <w:lvl w:ilvl="0">
       <w:start w:val="1"/>
       <w:numFmt w:val="bullet"/>
@@ -56369,10 +57822,123 @@
       </w:rPr>
     </w:lvl>
   </w:abstractNum>
-  <w:abstractNum w:abstractNumId="18" w15:restartNumberingAfterBreak="0">
-    <w:nsid w:val="6286081F"/>
+  <w:abstractNum w:abstractNumId="19" w15:restartNumberingAfterBreak="0">
+    <w:nsid w:val="5A9249A7"/>
     <w:multiLevelType w:val="multilevel"/>
-    <w:tmpl w:val="7F36D7B6"/>
+    <w:tmpl w:val="B4FEF9CC"/>
+    <w:lvl w:ilvl="0">
+      <w:start w:val="1"/>
+      <w:numFmt w:val="decimal"/>
+      <w:lvlText w:val="%1."/>
+      <w:lvlJc w:val="left"/>
+      <w:pPr>
+        <w:tabs>
+          <w:tab w:val="num" w:pos="720"/>
+        </w:tabs>
+        <w:ind w:left="720" w:hanging="360"/>
+      </w:pPr>
+    </w:lvl>
+    <w:lvl w:ilvl="1" w:tentative="1">
+      <w:start w:val="1"/>
+      <w:numFmt w:val="decimal"/>
+      <w:lvlText w:val="%2."/>
+      <w:lvlJc w:val="left"/>
+      <w:pPr>
+        <w:tabs>
+          <w:tab w:val="num" w:pos="1440"/>
+        </w:tabs>
+        <w:ind w:left="1440" w:hanging="360"/>
+      </w:pPr>
+    </w:lvl>
+    <w:lvl w:ilvl="2" w:tentative="1">
+      <w:start w:val="1"/>
+      <w:numFmt w:val="decimal"/>
+      <w:lvlText w:val="%3."/>
+      <w:lvlJc w:val="left"/>
+      <w:pPr>
+        <w:tabs>
+          <w:tab w:val="num" w:pos="2160"/>
+        </w:tabs>
+        <w:ind w:left="2160" w:hanging="360"/>
+      </w:pPr>
+    </w:lvl>
+    <w:lvl w:ilvl="3" w:tentative="1">
+      <w:start w:val="1"/>
+      <w:numFmt w:val="decimal"/>
+      <w:lvlText w:val="%4."/>
+      <w:lvlJc w:val="left"/>
+      <w:pPr>
+        <w:tabs>
+          <w:tab w:val="num" w:pos="2880"/>
+        </w:tabs>
+        <w:ind w:left="2880" w:hanging="360"/>
+      </w:pPr>
+    </w:lvl>
+    <w:lvl w:ilvl="4" w:tentative="1">
+      <w:start w:val="1"/>
+      <w:numFmt w:val="decimal"/>
+      <w:lvlText w:val="%5."/>
+      <w:lvlJc w:val="left"/>
+      <w:pPr>
+        <w:tabs>
+          <w:tab w:val="num" w:pos="3600"/>
+        </w:tabs>
+        <w:ind w:left="3600" w:hanging="360"/>
+      </w:pPr>
+    </w:lvl>
+    <w:lvl w:ilvl="5" w:tentative="1">
+      <w:start w:val="1"/>
+      <w:numFmt w:val="decimal"/>
+      <w:lvlText w:val="%6."/>
+      <w:lvlJc w:val="left"/>
+      <w:pPr>
+        <w:tabs>
+          <w:tab w:val="num" w:pos="4320"/>
+        </w:tabs>
+        <w:ind w:left="4320" w:hanging="360"/>
+      </w:pPr>
+    </w:lvl>
+    <w:lvl w:ilvl="6" w:tentative="1">
+      <w:start w:val="1"/>
+      <w:numFmt w:val="decimal"/>
+      <w:lvlText w:val="%7."/>
+      <w:lvlJc w:val="left"/>
+      <w:pPr>
+        <w:tabs>
+          <w:tab w:val="num" w:pos="5040"/>
+        </w:tabs>
+        <w:ind w:left="5040" w:hanging="360"/>
+      </w:pPr>
+    </w:lvl>
+    <w:lvl w:ilvl="7" w:tentative="1">
+      <w:start w:val="1"/>
+      <w:numFmt w:val="decimal"/>
+      <w:lvlText w:val="%8."/>
+      <w:lvlJc w:val="left"/>
+      <w:pPr>
+        <w:tabs>
+          <w:tab w:val="num" w:pos="5760"/>
+        </w:tabs>
+        <w:ind w:left="5760" w:hanging="360"/>
+      </w:pPr>
+    </w:lvl>
+    <w:lvl w:ilvl="8" w:tentative="1">
+      <w:start w:val="1"/>
+      <w:numFmt w:val="decimal"/>
+      <w:lvlText w:val="%9."/>
+      <w:lvlJc w:val="left"/>
+      <w:pPr>
+        <w:tabs>
+          <w:tab w:val="num" w:pos="6480"/>
+        </w:tabs>
+        <w:ind w:left="6480" w:hanging="360"/>
+      </w:pPr>
+    </w:lvl>
+  </w:abstractNum>
+  <w:abstractNum w:abstractNumId="20" w15:restartNumberingAfterBreak="0">
+    <w:nsid w:val="5C991520"/>
+    <w:multiLevelType w:val="multilevel"/>
+    <w:tmpl w:val="52502F38"/>
     <w:lvl w:ilvl="0">
       <w:start w:val="1"/>
       <w:numFmt w:val="bullet"/>
@@ -56518,10 +58084,10 @@
       </w:rPr>
     </w:lvl>
   </w:abstractNum>
-  <w:abstractNum w:abstractNumId="19" w15:restartNumberingAfterBreak="0">
-    <w:nsid w:val="643F20BE"/>
+  <w:abstractNum w:abstractNumId="21" w15:restartNumberingAfterBreak="0">
+    <w:nsid w:val="6286081F"/>
     <w:multiLevelType w:val="multilevel"/>
-    <w:tmpl w:val="98AC6286"/>
+    <w:tmpl w:val="7F36D7B6"/>
     <w:lvl w:ilvl="0">
       <w:start w:val="1"/>
       <w:numFmt w:val="bullet"/>
@@ -56667,10 +58233,10 @@
       </w:rPr>
     </w:lvl>
   </w:abstractNum>
-  <w:abstractNum w:abstractNumId="20" w15:restartNumberingAfterBreak="0">
-    <w:nsid w:val="6E0C201A"/>
+  <w:abstractNum w:abstractNumId="22" w15:restartNumberingAfterBreak="0">
+    <w:nsid w:val="628F5797"/>
     <w:multiLevelType w:val="multilevel"/>
-    <w:tmpl w:val="7AD0E518"/>
+    <w:tmpl w:val="241EE5E2"/>
     <w:lvl w:ilvl="0">
       <w:start w:val="1"/>
       <w:numFmt w:val="bullet"/>
@@ -56816,7 +58382,454 @@
       </w:rPr>
     </w:lvl>
   </w:abstractNum>
-  <w:abstractNum w:abstractNumId="21" w15:restartNumberingAfterBreak="0">
+  <w:abstractNum w:abstractNumId="23" w15:restartNumberingAfterBreak="0">
+    <w:nsid w:val="643F20BE"/>
+    <w:multiLevelType w:val="multilevel"/>
+    <w:tmpl w:val="98AC6286"/>
+    <w:lvl w:ilvl="0">
+      <w:start w:val="1"/>
+      <w:numFmt w:val="bullet"/>
+      <w:lvlText w:val=""/>
+      <w:lvlJc w:val="left"/>
+      <w:pPr>
+        <w:tabs>
+          <w:tab w:val="num" w:pos="720"/>
+        </w:tabs>
+        <w:ind w:left="720" w:hanging="360"/>
+      </w:pPr>
+      <w:rPr>
+        <w:rFonts w:ascii="Symbol" w:hAnsi="Symbol" w:hint="default"/>
+        <w:sz w:val="20"/>
+      </w:rPr>
+    </w:lvl>
+    <w:lvl w:ilvl="1" w:tentative="1">
+      <w:start w:val="1"/>
+      <w:numFmt w:val="bullet"/>
+      <w:lvlText w:val="o"/>
+      <w:lvlJc w:val="left"/>
+      <w:pPr>
+        <w:tabs>
+          <w:tab w:val="num" w:pos="1440"/>
+        </w:tabs>
+        <w:ind w:left="1440" w:hanging="360"/>
+      </w:pPr>
+      <w:rPr>
+        <w:rFonts w:ascii="Courier New" w:hAnsi="Courier New" w:hint="default"/>
+        <w:sz w:val="20"/>
+      </w:rPr>
+    </w:lvl>
+    <w:lvl w:ilvl="2" w:tentative="1">
+      <w:start w:val="1"/>
+      <w:numFmt w:val="bullet"/>
+      <w:lvlText w:val=""/>
+      <w:lvlJc w:val="left"/>
+      <w:pPr>
+        <w:tabs>
+          <w:tab w:val="num" w:pos="2160"/>
+        </w:tabs>
+        <w:ind w:left="2160" w:hanging="360"/>
+      </w:pPr>
+      <w:rPr>
+        <w:rFonts w:ascii="Wingdings" w:hAnsi="Wingdings" w:hint="default"/>
+        <w:sz w:val="20"/>
+      </w:rPr>
+    </w:lvl>
+    <w:lvl w:ilvl="3" w:tentative="1">
+      <w:start w:val="1"/>
+      <w:numFmt w:val="bullet"/>
+      <w:lvlText w:val=""/>
+      <w:lvlJc w:val="left"/>
+      <w:pPr>
+        <w:tabs>
+          <w:tab w:val="num" w:pos="2880"/>
+        </w:tabs>
+        <w:ind w:left="2880" w:hanging="360"/>
+      </w:pPr>
+      <w:rPr>
+        <w:rFonts w:ascii="Wingdings" w:hAnsi="Wingdings" w:hint="default"/>
+        <w:sz w:val="20"/>
+      </w:rPr>
+    </w:lvl>
+    <w:lvl w:ilvl="4" w:tentative="1">
+      <w:start w:val="1"/>
+      <w:numFmt w:val="bullet"/>
+      <w:lvlText w:val=""/>
+      <w:lvlJc w:val="left"/>
+      <w:pPr>
+        <w:tabs>
+          <w:tab w:val="num" w:pos="3600"/>
+        </w:tabs>
+        <w:ind w:left="3600" w:hanging="360"/>
+      </w:pPr>
+      <w:rPr>
+        <w:rFonts w:ascii="Wingdings" w:hAnsi="Wingdings" w:hint="default"/>
+        <w:sz w:val="20"/>
+      </w:rPr>
+    </w:lvl>
+    <w:lvl w:ilvl="5" w:tentative="1">
+      <w:start w:val="1"/>
+      <w:numFmt w:val="bullet"/>
+      <w:lvlText w:val=""/>
+      <w:lvlJc w:val="left"/>
+      <w:pPr>
+        <w:tabs>
+          <w:tab w:val="num" w:pos="4320"/>
+        </w:tabs>
+        <w:ind w:left="4320" w:hanging="360"/>
+      </w:pPr>
+      <w:rPr>
+        <w:rFonts w:ascii="Wingdings" w:hAnsi="Wingdings" w:hint="default"/>
+        <w:sz w:val="20"/>
+      </w:rPr>
+    </w:lvl>
+    <w:lvl w:ilvl="6" w:tentative="1">
+      <w:start w:val="1"/>
+      <w:numFmt w:val="bullet"/>
+      <w:lvlText w:val=""/>
+      <w:lvlJc w:val="left"/>
+      <w:pPr>
+        <w:tabs>
+          <w:tab w:val="num" w:pos="5040"/>
+        </w:tabs>
+        <w:ind w:left="5040" w:hanging="360"/>
+      </w:pPr>
+      <w:rPr>
+        <w:rFonts w:ascii="Wingdings" w:hAnsi="Wingdings" w:hint="default"/>
+        <w:sz w:val="20"/>
+      </w:rPr>
+    </w:lvl>
+    <w:lvl w:ilvl="7" w:tentative="1">
+      <w:start w:val="1"/>
+      <w:numFmt w:val="bullet"/>
+      <w:lvlText w:val=""/>
+      <w:lvlJc w:val="left"/>
+      <w:pPr>
+        <w:tabs>
+          <w:tab w:val="num" w:pos="5760"/>
+        </w:tabs>
+        <w:ind w:left="5760" w:hanging="360"/>
+      </w:pPr>
+      <w:rPr>
+        <w:rFonts w:ascii="Wingdings" w:hAnsi="Wingdings" w:hint="default"/>
+        <w:sz w:val="20"/>
+      </w:rPr>
+    </w:lvl>
+    <w:lvl w:ilvl="8" w:tentative="1">
+      <w:start w:val="1"/>
+      <w:numFmt w:val="bullet"/>
+      <w:lvlText w:val=""/>
+      <w:lvlJc w:val="left"/>
+      <w:pPr>
+        <w:tabs>
+          <w:tab w:val="num" w:pos="6480"/>
+        </w:tabs>
+        <w:ind w:left="6480" w:hanging="360"/>
+      </w:pPr>
+      <w:rPr>
+        <w:rFonts w:ascii="Wingdings" w:hAnsi="Wingdings" w:hint="default"/>
+        <w:sz w:val="20"/>
+      </w:rPr>
+    </w:lvl>
+  </w:abstractNum>
+  <w:abstractNum w:abstractNumId="24" w15:restartNumberingAfterBreak="0">
+    <w:nsid w:val="6DB15F1F"/>
+    <w:multiLevelType w:val="multilevel"/>
+    <w:tmpl w:val="C458D7DC"/>
+    <w:lvl w:ilvl="0">
+      <w:start w:val="1"/>
+      <w:numFmt w:val="bullet"/>
+      <w:lvlText w:val=""/>
+      <w:lvlJc w:val="left"/>
+      <w:pPr>
+        <w:tabs>
+          <w:tab w:val="num" w:pos="720"/>
+        </w:tabs>
+        <w:ind w:left="720" w:hanging="360"/>
+      </w:pPr>
+      <w:rPr>
+        <w:rFonts w:ascii="Symbol" w:hAnsi="Symbol" w:hint="default"/>
+        <w:sz w:val="20"/>
+      </w:rPr>
+    </w:lvl>
+    <w:lvl w:ilvl="1" w:tentative="1">
+      <w:start w:val="1"/>
+      <w:numFmt w:val="bullet"/>
+      <w:lvlText w:val="o"/>
+      <w:lvlJc w:val="left"/>
+      <w:pPr>
+        <w:tabs>
+          <w:tab w:val="num" w:pos="1440"/>
+        </w:tabs>
+        <w:ind w:left="1440" w:hanging="360"/>
+      </w:pPr>
+      <w:rPr>
+        <w:rFonts w:ascii="Courier New" w:hAnsi="Courier New" w:hint="default"/>
+        <w:sz w:val="20"/>
+      </w:rPr>
+    </w:lvl>
+    <w:lvl w:ilvl="2" w:tentative="1">
+      <w:start w:val="1"/>
+      <w:numFmt w:val="bullet"/>
+      <w:lvlText w:val=""/>
+      <w:lvlJc w:val="left"/>
+      <w:pPr>
+        <w:tabs>
+          <w:tab w:val="num" w:pos="2160"/>
+        </w:tabs>
+        <w:ind w:left="2160" w:hanging="360"/>
+      </w:pPr>
+      <w:rPr>
+        <w:rFonts w:ascii="Wingdings" w:hAnsi="Wingdings" w:hint="default"/>
+        <w:sz w:val="20"/>
+      </w:rPr>
+    </w:lvl>
+    <w:lvl w:ilvl="3" w:tentative="1">
+      <w:start w:val="1"/>
+      <w:numFmt w:val="bullet"/>
+      <w:lvlText w:val=""/>
+      <w:lvlJc w:val="left"/>
+      <w:pPr>
+        <w:tabs>
+          <w:tab w:val="num" w:pos="2880"/>
+        </w:tabs>
+        <w:ind w:left="2880" w:hanging="360"/>
+      </w:pPr>
+      <w:rPr>
+        <w:rFonts w:ascii="Wingdings" w:hAnsi="Wingdings" w:hint="default"/>
+        <w:sz w:val="20"/>
+      </w:rPr>
+    </w:lvl>
+    <w:lvl w:ilvl="4" w:tentative="1">
+      <w:start w:val="1"/>
+      <w:numFmt w:val="bullet"/>
+      <w:lvlText w:val=""/>
+      <w:lvlJc w:val="left"/>
+      <w:pPr>
+        <w:tabs>
+          <w:tab w:val="num" w:pos="3600"/>
+        </w:tabs>
+        <w:ind w:left="3600" w:hanging="360"/>
+      </w:pPr>
+      <w:rPr>
+        <w:rFonts w:ascii="Wingdings" w:hAnsi="Wingdings" w:hint="default"/>
+        <w:sz w:val="20"/>
+      </w:rPr>
+    </w:lvl>
+    <w:lvl w:ilvl="5" w:tentative="1">
+      <w:start w:val="1"/>
+      <w:numFmt w:val="bullet"/>
+      <w:lvlText w:val=""/>
+      <w:lvlJc w:val="left"/>
+      <w:pPr>
+        <w:tabs>
+          <w:tab w:val="num" w:pos="4320"/>
+        </w:tabs>
+        <w:ind w:left="4320" w:hanging="360"/>
+      </w:pPr>
+      <w:rPr>
+        <w:rFonts w:ascii="Wingdings" w:hAnsi="Wingdings" w:hint="default"/>
+        <w:sz w:val="20"/>
+      </w:rPr>
+    </w:lvl>
+    <w:lvl w:ilvl="6" w:tentative="1">
+      <w:start w:val="1"/>
+      <w:numFmt w:val="bullet"/>
+      <w:lvlText w:val=""/>
+      <w:lvlJc w:val="left"/>
+      <w:pPr>
+        <w:tabs>
+          <w:tab w:val="num" w:pos="5040"/>
+        </w:tabs>
+        <w:ind w:left="5040" w:hanging="360"/>
+      </w:pPr>
+      <w:rPr>
+        <w:rFonts w:ascii="Wingdings" w:hAnsi="Wingdings" w:hint="default"/>
+        <w:sz w:val="20"/>
+      </w:rPr>
+    </w:lvl>
+    <w:lvl w:ilvl="7" w:tentative="1">
+      <w:start w:val="1"/>
+      <w:numFmt w:val="bullet"/>
+      <w:lvlText w:val=""/>
+      <w:lvlJc w:val="left"/>
+      <w:pPr>
+        <w:tabs>
+          <w:tab w:val="num" w:pos="5760"/>
+        </w:tabs>
+        <w:ind w:left="5760" w:hanging="360"/>
+      </w:pPr>
+      <w:rPr>
+        <w:rFonts w:ascii="Wingdings" w:hAnsi="Wingdings" w:hint="default"/>
+        <w:sz w:val="20"/>
+      </w:rPr>
+    </w:lvl>
+    <w:lvl w:ilvl="8" w:tentative="1">
+      <w:start w:val="1"/>
+      <w:numFmt w:val="bullet"/>
+      <w:lvlText w:val=""/>
+      <w:lvlJc w:val="left"/>
+      <w:pPr>
+        <w:tabs>
+          <w:tab w:val="num" w:pos="6480"/>
+        </w:tabs>
+        <w:ind w:left="6480" w:hanging="360"/>
+      </w:pPr>
+      <w:rPr>
+        <w:rFonts w:ascii="Wingdings" w:hAnsi="Wingdings" w:hint="default"/>
+        <w:sz w:val="20"/>
+      </w:rPr>
+    </w:lvl>
+  </w:abstractNum>
+  <w:abstractNum w:abstractNumId="25" w15:restartNumberingAfterBreak="0">
+    <w:nsid w:val="6E0C201A"/>
+    <w:multiLevelType w:val="multilevel"/>
+    <w:tmpl w:val="7AD0E518"/>
+    <w:lvl w:ilvl="0">
+      <w:start w:val="1"/>
+      <w:numFmt w:val="bullet"/>
+      <w:lvlText w:val=""/>
+      <w:lvlJc w:val="left"/>
+      <w:pPr>
+        <w:tabs>
+          <w:tab w:val="num" w:pos="720"/>
+        </w:tabs>
+        <w:ind w:left="720" w:hanging="360"/>
+      </w:pPr>
+      <w:rPr>
+        <w:rFonts w:ascii="Symbol" w:hAnsi="Symbol" w:hint="default"/>
+        <w:sz w:val="20"/>
+      </w:rPr>
+    </w:lvl>
+    <w:lvl w:ilvl="1" w:tentative="1">
+      <w:start w:val="1"/>
+      <w:numFmt w:val="bullet"/>
+      <w:lvlText w:val="o"/>
+      <w:lvlJc w:val="left"/>
+      <w:pPr>
+        <w:tabs>
+          <w:tab w:val="num" w:pos="1440"/>
+        </w:tabs>
+        <w:ind w:left="1440" w:hanging="360"/>
+      </w:pPr>
+      <w:rPr>
+        <w:rFonts w:ascii="Courier New" w:hAnsi="Courier New" w:hint="default"/>
+        <w:sz w:val="20"/>
+      </w:rPr>
+    </w:lvl>
+    <w:lvl w:ilvl="2" w:tentative="1">
+      <w:start w:val="1"/>
+      <w:numFmt w:val="bullet"/>
+      <w:lvlText w:val=""/>
+      <w:lvlJc w:val="left"/>
+      <w:pPr>
+        <w:tabs>
+          <w:tab w:val="num" w:pos="2160"/>
+        </w:tabs>
+        <w:ind w:left="2160" w:hanging="360"/>
+      </w:pPr>
+      <w:rPr>
+        <w:rFonts w:ascii="Wingdings" w:hAnsi="Wingdings" w:hint="default"/>
+        <w:sz w:val="20"/>
+      </w:rPr>
+    </w:lvl>
+    <w:lvl w:ilvl="3" w:tentative="1">
+      <w:start w:val="1"/>
+      <w:numFmt w:val="bullet"/>
+      <w:lvlText w:val=""/>
+      <w:lvlJc w:val="left"/>
+      <w:pPr>
+        <w:tabs>
+          <w:tab w:val="num" w:pos="2880"/>
+        </w:tabs>
+        <w:ind w:left="2880" w:hanging="360"/>
+      </w:pPr>
+      <w:rPr>
+        <w:rFonts w:ascii="Wingdings" w:hAnsi="Wingdings" w:hint="default"/>
+        <w:sz w:val="20"/>
+      </w:rPr>
+    </w:lvl>
+    <w:lvl w:ilvl="4" w:tentative="1">
+      <w:start w:val="1"/>
+      <w:numFmt w:val="bullet"/>
+      <w:lvlText w:val=""/>
+      <w:lvlJc w:val="left"/>
+      <w:pPr>
+        <w:tabs>
+          <w:tab w:val="num" w:pos="3600"/>
+        </w:tabs>
+        <w:ind w:left="3600" w:hanging="360"/>
+      </w:pPr>
+      <w:rPr>
+        <w:rFonts w:ascii="Wingdings" w:hAnsi="Wingdings" w:hint="default"/>
+        <w:sz w:val="20"/>
+      </w:rPr>
+    </w:lvl>
+    <w:lvl w:ilvl="5" w:tentative="1">
+      <w:start w:val="1"/>
+      <w:numFmt w:val="bullet"/>
+      <w:lvlText w:val=""/>
+      <w:lvlJc w:val="left"/>
+      <w:pPr>
+        <w:tabs>
+          <w:tab w:val="num" w:pos="4320"/>
+        </w:tabs>
+        <w:ind w:left="4320" w:hanging="360"/>
+      </w:pPr>
+      <w:rPr>
+        <w:rFonts w:ascii="Wingdings" w:hAnsi="Wingdings" w:hint="default"/>
+        <w:sz w:val="20"/>
+      </w:rPr>
+    </w:lvl>
+    <w:lvl w:ilvl="6" w:tentative="1">
+      <w:start w:val="1"/>
+      <w:numFmt w:val="bullet"/>
+      <w:lvlText w:val=""/>
+      <w:lvlJc w:val="left"/>
+      <w:pPr>
+        <w:tabs>
+          <w:tab w:val="num" w:pos="5040"/>
+        </w:tabs>
+        <w:ind w:left="5040" w:hanging="360"/>
+      </w:pPr>
+      <w:rPr>
+        <w:rFonts w:ascii="Wingdings" w:hAnsi="Wingdings" w:hint="default"/>
+        <w:sz w:val="20"/>
+      </w:rPr>
+    </w:lvl>
+    <w:lvl w:ilvl="7" w:tentative="1">
+      <w:start w:val="1"/>
+      <w:numFmt w:val="bullet"/>
+      <w:lvlText w:val=""/>
+      <w:lvlJc w:val="left"/>
+      <w:pPr>
+        <w:tabs>
+          <w:tab w:val="num" w:pos="5760"/>
+        </w:tabs>
+        <w:ind w:left="5760" w:hanging="360"/>
+      </w:pPr>
+      <w:rPr>
+        <w:rFonts w:ascii="Wingdings" w:hAnsi="Wingdings" w:hint="default"/>
+        <w:sz w:val="20"/>
+      </w:rPr>
+    </w:lvl>
+    <w:lvl w:ilvl="8" w:tentative="1">
+      <w:start w:val="1"/>
+      <w:numFmt w:val="bullet"/>
+      <w:lvlText w:val=""/>
+      <w:lvlJc w:val="left"/>
+      <w:pPr>
+        <w:tabs>
+          <w:tab w:val="num" w:pos="6480"/>
+        </w:tabs>
+        <w:ind w:left="6480" w:hanging="360"/>
+      </w:pPr>
+      <w:rPr>
+        <w:rFonts w:ascii="Wingdings" w:hAnsi="Wingdings" w:hint="default"/>
+        <w:sz w:val="20"/>
+      </w:rPr>
+    </w:lvl>
+  </w:abstractNum>
+  <w:abstractNum w:abstractNumId="26" w15:restartNumberingAfterBreak="0">
     <w:nsid w:val="794531C0"/>
     <w:multiLevelType w:val="multilevel"/>
     <w:tmpl w:val="8BCC8D34"/>
@@ -56929,7 +58942,7 @@
       </w:pPr>
     </w:lvl>
   </w:abstractNum>
-  <w:abstractNum w:abstractNumId="22" w15:restartNumberingAfterBreak="0">
+  <w:abstractNum w:abstractNumId="27" w15:restartNumberingAfterBreak="0">
     <w:nsid w:val="7C2731F2"/>
     <w:multiLevelType w:val="multilevel"/>
     <w:tmpl w:val="A0E03020"/>
@@ -57358,10 +59371,10 @@
     </w:lvlOverride>
   </w:num>
   <w:num w:numId="13" w16cid:durableId="1346713595">
-    <w:abstractNumId w:val="22"/>
+    <w:abstractNumId w:val="27"/>
   </w:num>
   <w:num w:numId="14" w16cid:durableId="1323196369">
-    <w:abstractNumId w:val="16"/>
+    <w:abstractNumId w:val="19"/>
   </w:num>
   <w:num w:numId="15" w16cid:durableId="1155759885">
     <w:abstractNumId w:val="9"/>
@@ -57373,10 +59386,10 @@
     <w:abstractNumId w:val="6"/>
   </w:num>
   <w:num w:numId="18" w16cid:durableId="1399396594">
-    <w:abstractNumId w:val="14"/>
+    <w:abstractNumId w:val="17"/>
   </w:num>
   <w:num w:numId="19" w16cid:durableId="744686741">
-    <w:abstractNumId w:val="20"/>
+    <w:abstractNumId w:val="25"/>
   </w:num>
   <w:num w:numId="20" w16cid:durableId="1059209537">
     <w:abstractNumId w:val="5"/>
@@ -57715,7 +59728,7 @@
     <w:abstractNumId w:val="12"/>
   </w:num>
   <w:num w:numId="33" w16cid:durableId="1764452740">
-    <w:abstractNumId w:val="17"/>
+    <w:abstractNumId w:val="20"/>
   </w:num>
   <w:num w:numId="34" w16cid:durableId="712584618">
     <w:abstractNumId w:val="2"/>
@@ -57724,13 +59737,13 @@
     <w:abstractNumId w:val="11"/>
   </w:num>
   <w:num w:numId="36" w16cid:durableId="1205674703">
-    <w:abstractNumId w:val="15"/>
+    <w:abstractNumId w:val="18"/>
   </w:num>
   <w:num w:numId="37" w16cid:durableId="205921299">
-    <w:abstractNumId w:val="18"/>
+    <w:abstractNumId w:val="21"/>
   </w:num>
   <w:num w:numId="38" w16cid:durableId="66466147">
-    <w:abstractNumId w:val="13"/>
+    <w:abstractNumId w:val="15"/>
   </w:num>
   <w:num w:numId="39" w16cid:durableId="708261918">
     <w:abstractNumId w:val="7"/>
@@ -57742,7 +59755,7 @@
     <w:abstractNumId w:val="8"/>
   </w:num>
   <w:num w:numId="42" w16cid:durableId="1209295668">
-    <w:abstractNumId w:val="21"/>
+    <w:abstractNumId w:val="26"/>
   </w:num>
   <w:num w:numId="43" w16cid:durableId="1591965633">
     <w:abstractNumId w:val="5"/>
@@ -57775,7 +59788,22 @@
     </w:lvlOverride>
   </w:num>
   <w:num w:numId="44" w16cid:durableId="365369752">
-    <w:abstractNumId w:val="19"/>
+    <w:abstractNumId w:val="23"/>
+  </w:num>
+  <w:num w:numId="45" w16cid:durableId="1487629436">
+    <w:abstractNumId w:val="24"/>
+  </w:num>
+  <w:num w:numId="46" w16cid:durableId="1341396786">
+    <w:abstractNumId w:val="13"/>
+  </w:num>
+  <w:num w:numId="47" w16cid:durableId="1443458443">
+    <w:abstractNumId w:val="22"/>
+  </w:num>
+  <w:num w:numId="48" w16cid:durableId="1136221480">
+    <w:abstractNumId w:val="14"/>
+  </w:num>
+  <w:num w:numId="49" w16cid:durableId="477578994">
+    <w:abstractNumId w:val="16"/>
   </w:num>
   <w:numIdMacAtCleanup w:val="37"/>
 </w:numbering>

--- a/Kapitel 3/Anlagen_neu/Anlage 3.A Notationen V1.docx
+++ b/Kapitel 3/Anlagen_neu/Anlage 3.A Notationen V1.docx
@@ -81,15 +81,7 @@
         <w:t>∅</w:t>
       </w:r>
       <w:r>
-        <w:t>). Sie ist der formale Ausdruck des epistemischen Nullpunkts, von dem das FRZK ausgeht (vgl. Kap. 3.1.1 „Die leere Menge in der Mathematik“ und 3.1.2 „Philosophische Implikationen des Nichts</w:t>
-      </w:r>
-      <w:proofErr w:type="gramStart"/>
-      <w:r>
-        <w:t>“ )</w:t>
-      </w:r>
-      <w:proofErr w:type="gramEnd"/>
-      <w:r>
-        <w:t>.</w:t>
+        <w:t>). Sie ist der formale Ausdruck des epistemischen Nullpunkts, von dem das FRZK ausgeht (vgl. Kap. 3.1.1 „Die leere Menge in der Mathematik“ und 3.1.2 „Philosophische Implikationen des Nichts“ ).</w:t>
       </w:r>
       <w:r>
         <w:t xml:space="preserve"> </w:t>
@@ -278,15 +270,7 @@
     </w:p>
     <w:p>
       <w:r>
-        <w:t xml:space="preserve">In didaktischer Umsetzung (Kap. 6.2.1 und </w:t>
-      </w:r>
-      <w:proofErr w:type="gramStart"/>
-      <w:r>
-        <w:t>6.3.1 )</w:t>
-      </w:r>
-      <w:proofErr w:type="gramEnd"/>
-      <w:r>
-        <w:t>:</w:t>
+        <w:t>In didaktischer Umsetzung (Kap. 6.2.1 und 6.3.1 ):</w:t>
       </w:r>
     </w:p>
     <w:p>
@@ -1403,22 +1387,10 @@
           <w:i/>
           <w:iCs/>
         </w:rPr>
-        <w:t xml:space="preserve">Kapitel 3 – Mathematische Beschreibung des </w:t>
-      </w:r>
-      <w:proofErr w:type="gramStart"/>
-      <w:r>
-        <w:rPr>
-          <w:i/>
-          <w:iCs/>
-        </w:rPr>
-        <w:t>FRZK</w:t>
-      </w:r>
-      <w:r>
-        <w:t xml:space="preserve"> )</w:t>
-      </w:r>
-      <w:proofErr w:type="gramEnd"/>
-      <w:r>
-        <w:t>.</w:t>
+        <w:t>Kapitel 3 – Mathematische Beschreibung des FRZK</w:t>
+      </w:r>
+      <w:r>
+        <w:t xml:space="preserve"> ).</w:t>
       </w:r>
     </w:p>
     <w:p>
@@ -2170,26 +2142,14 @@
         <w:t>P</w:t>
       </w:r>
       <w:r>
-        <w:t xml:space="preserve">unkt, an dem das </w:t>
-      </w:r>
-      <w:proofErr w:type="gramStart"/>
-      <w:r>
-        <w:t xml:space="preserve">FRZK </w:t>
-      </w:r>
-      <w:r>
-        <w:rPr>
-          <w:b/>
-          <w:bCs/>
-        </w:rPr>
-        <w:t>Funktionsfähigkeit</w:t>
-      </w:r>
-      <w:proofErr w:type="gramEnd"/>
-      <w:r>
-        <w:rPr>
-          <w:b/>
-          <w:bCs/>
-        </w:rPr>
-        <w:t xml:space="preserve"> gewinnt</w:t>
+        <w:t xml:space="preserve">unkt, an dem das FRZK </w:t>
+      </w:r>
+      <w:r>
+        <w:rPr>
+          <w:b/>
+          <w:bCs/>
+        </w:rPr>
+        <w:t>Funktionsfähigkeit gewinnt</w:t>
       </w:r>
       <w:r>
         <w:t xml:space="preserve"> – das Leere wird beobachtbar, die erste Relation entsteht, und Differenz wird zur Basis aller weiteren Ordnung.</w:t>
@@ -2454,7 +2414,6 @@
         <w:t xml:space="preserve"> </w:t>
       </w:r>
       <w:proofErr w:type="spellStart"/>
-      <w:proofErr w:type="gramStart"/>
       <w:r>
         <w:t>o</w:t>
       </w:r>
@@ -2473,7 +2432,6 @@
         </w:rPr>
         <w:t>i</w:t>
       </w:r>
-      <w:proofErr w:type="gramEnd"/>
       <w:r>
         <w:t>→S</w:t>
       </w:r>
@@ -2611,7 +2569,6 @@
         <w:t>=</w:t>
       </w:r>
       <w:proofErr w:type="spellStart"/>
-      <w:proofErr w:type="gramStart"/>
       <w:r>
         <w:t>o</w:t>
       </w:r>
@@ -2623,11 +2580,7 @@
       </w:r>
       <w:proofErr w:type="spellEnd"/>
       <w:r>
-        <w:t>(</w:t>
-      </w:r>
-      <w:proofErr w:type="gramEnd"/>
-      <w:r>
-        <w:t>S</w:t>
+        <w:t>(S</w:t>
       </w:r>
       <w:r>
         <w:rPr>
@@ -2827,15 +2780,7 @@
         <w:t>Reflexionsprozess im Lernen</w:t>
       </w:r>
       <w:r>
-        <w:t xml:space="preserve"> (vgl. Kap. 6.3.1 – „Verortung im epistemischen Raum</w:t>
-      </w:r>
-      <w:proofErr w:type="gramStart"/>
-      <w:r>
-        <w:t>“ )</w:t>
-      </w:r>
-      <w:proofErr w:type="gramEnd"/>
-      <w:r>
-        <w:t>:</w:t>
+        <w:t xml:space="preserve"> (vgl. Kap. 6.3.1 – „Verortung im epistemischen Raum“ ):</w:t>
       </w:r>
     </w:p>
     <w:p>
@@ -2909,7 +2854,6 @@
         <w:pStyle w:val="Aufzhlung"/>
       </w:pPr>
       <w:proofErr w:type="spellStart"/>
-      <w:proofErr w:type="gramStart"/>
       <w:r>
         <w:rPr>
           <w:rStyle w:val="katex-mathml"/>
@@ -2928,14 +2872,7 @@
         <w:rPr>
           <w:rStyle w:val="katex-mathml"/>
         </w:rPr>
-        <w:t>(</w:t>
-      </w:r>
-      <w:proofErr w:type="gramEnd"/>
-      <w:r>
-        <w:rPr>
-          <w:rStyle w:val="katex-mathml"/>
-        </w:rPr>
-        <w:t>S</w:t>
+        <w:t>(S</w:t>
       </w:r>
       <w:r>
         <w:rPr>
@@ -2981,7 +2918,6 @@
         <w:t>=</w:t>
       </w:r>
       <w:proofErr w:type="spellStart"/>
-      <w:proofErr w:type="gramStart"/>
       <w:r>
         <w:rPr>
           <w:rStyle w:val="katex-mathml"/>
@@ -3000,14 +2936,7 @@
         <w:rPr>
           <w:rStyle w:val="katex-mathml"/>
         </w:rPr>
-        <w:t>(</w:t>
-      </w:r>
-      <w:proofErr w:type="gramEnd"/>
-      <w:r>
-        <w:rPr>
-          <w:rStyle w:val="katex-mathml"/>
-        </w:rPr>
-        <w:t>S</w:t>
+        <w:t>(S</w:t>
       </w:r>
       <w:r>
         <w:rPr>
@@ -3502,7 +3431,6 @@
         <w:t xml:space="preserve">​ zu Zuständen </w:t>
       </w:r>
       <w:proofErr w:type="spellStart"/>
-      <w:proofErr w:type="gramStart"/>
       <w:r>
         <w:t>S</w:t>
       </w:r>
@@ -3519,7 +3447,6 @@
       <w:r>
         <w:t>.</w:t>
       </w:r>
-      <w:proofErr w:type="gramEnd"/>
     </w:p>
     <w:p>
       <w:r>
@@ -4021,7 +3948,6 @@
         <w:t>Das Paar (</w:t>
       </w:r>
       <w:proofErr w:type="spellStart"/>
-      <w:proofErr w:type="gramStart"/>
       <w:r>
         <w:t>s</w:t>
       </w:r>
@@ -4041,7 +3967,6 @@
         <w:t>k</w:t>
       </w:r>
       <w:proofErr w:type="spellEnd"/>
-      <w:proofErr w:type="gramEnd"/>
       <w:r>
         <w:t xml:space="preserve">) gehört zur Relation </w:t>
       </w:r>
@@ -4520,15 +4445,7 @@
         <w:t>Relationen zwischen Bedeutungszuständen</w:t>
       </w:r>
       <w:r>
-        <w:t xml:space="preserve"> schaffen – die eigentliche Dynamik semantischer Evolution (vgl. Kap. 3.2 „Funktionale Abbildungen und Operatorstrukturen</w:t>
-      </w:r>
-      <w:proofErr w:type="gramStart"/>
-      <w:r>
-        <w:t>“ )</w:t>
-      </w:r>
-      <w:proofErr w:type="gramEnd"/>
-      <w:r>
-        <w:t>.</w:t>
+        <w:t xml:space="preserve"> schaffen – die eigentliche Dynamik semantischer Evolution (vgl. Kap. 3.2 „Funktionale Abbildungen und Operatorstrukturen“ ).</w:t>
       </w:r>
     </w:p>
     <w:p>
@@ -5808,7 +5725,6 @@
         <w:t xml:space="preserve">Durch </w:t>
       </w:r>
       <w:proofErr w:type="spellStart"/>
-      <w:proofErr w:type="gramStart"/>
       <w:r>
         <w:rPr>
           <w:rStyle w:val="katex-mathml"/>
@@ -5827,14 +5743,7 @@
         <w:rPr>
           <w:rStyle w:val="katex-mathml"/>
         </w:rPr>
-        <w:t>(</w:t>
-      </w:r>
-      <w:proofErr w:type="gramEnd"/>
-      <w:r>
-        <w:rPr>
-          <w:rStyle w:val="katex-mathml"/>
-        </w:rPr>
-        <w:t>S</w:t>
+        <w:t>(S</w:t>
       </w:r>
       <w:r>
         <w:rPr>
@@ -6117,7 +6026,6 @@
         <w:t xml:space="preserve">Ergebnis: </w:t>
       </w:r>
       <w:proofErr w:type="spellStart"/>
-      <w:proofErr w:type="gramStart"/>
       <w:r>
         <w:t>o</w:t>
       </w:r>
@@ -6129,11 +6037,7 @@
       </w:r>
       <w:proofErr w:type="spellEnd"/>
       <w:r>
-        <w:t>(</w:t>
-      </w:r>
-      <w:proofErr w:type="gramEnd"/>
-      <w:r>
-        <w:t>S</w:t>
+        <w:t>(S</w:t>
       </w:r>
       <w:r>
         <w:rPr>
@@ -6856,7 +6760,6 @@
         <w:t xml:space="preserve"> zweier Zustände (</w:t>
       </w:r>
       <w:proofErr w:type="spellStart"/>
-      <w:proofErr w:type="gramStart"/>
       <w:r>
         <w:t>S</w:t>
       </w:r>
@@ -6876,7 +6779,6 @@
         <w:t>k</w:t>
       </w:r>
       <w:proofErr w:type="spellEnd"/>
-      <w:proofErr w:type="gramEnd"/>
       <w:r>
         <w:t>).</w:t>
       </w:r>
@@ -9039,12 +8941,10 @@
         <w:t xml:space="preserve">, also der Operator, der die Entwicklung des Systems </w:t>
       </w:r>
       <w:proofErr w:type="spellStart"/>
-      <w:proofErr w:type="gramStart"/>
       <w:r>
         <w:t>auslöst.Er</w:t>
       </w:r>
       <w:proofErr w:type="spellEnd"/>
-      <w:proofErr w:type="gramEnd"/>
       <w:r>
         <w:t xml:space="preserve"> ist zugleich der </w:t>
       </w:r>
@@ -12063,7 +11963,6 @@
         <w:t xml:space="preserve"> </w:t>
       </w:r>
       <w:proofErr w:type="spellStart"/>
-      <w:proofErr w:type="gramStart"/>
       <w:r>
         <w:t>o</w:t>
       </w:r>
@@ -12083,7 +11982,6 @@
         </w:rPr>
         <w:t>∅</w:t>
       </w:r>
-      <w:proofErr w:type="gramEnd"/>
       <w:r>
         <w:t xml:space="preserve">→I </w:t>
       </w:r>
@@ -12136,7 +12034,6 @@
         <w:t xml:space="preserve">Die Gleichung </w:t>
       </w:r>
       <w:proofErr w:type="spellStart"/>
-      <w:proofErr w:type="gramStart"/>
       <w:r>
         <w:t>o</w:t>
       </w:r>
@@ -12150,7 +12047,6 @@
       <w:r>
         <w:t>(</w:t>
       </w:r>
-      <w:proofErr w:type="gramEnd"/>
       <w:r>
         <w:rPr>
           <w:rFonts w:ascii="Cambria Math" w:hAnsi="Cambria Math" w:cs="Cambria Math"/>
@@ -12480,7 +12376,6 @@
         <w:t xml:space="preserve"> </w:t>
       </w:r>
       <w:proofErr w:type="spellStart"/>
-      <w:proofErr w:type="gramStart"/>
       <w:r>
         <w:t>o</w:t>
       </w:r>
@@ -12494,7 +12389,6 @@
       <w:r>
         <w:t>(</w:t>
       </w:r>
-      <w:proofErr w:type="gramEnd"/>
       <w:r>
         <w:rPr>
           <w:rFonts w:ascii="Cambria Math" w:hAnsi="Cambria Math" w:cs="Cambria Math"/>
@@ -12808,7 +12702,6 @@
         </w:rPr>
         <w:t>∈</w:t>
       </w:r>
-      <w:proofErr w:type="gramStart"/>
       <w:r>
         <w:rPr>
           <w:rFonts w:ascii="Cambria Math" w:hAnsi="Cambria Math" w:cs="Cambria Math"/>
@@ -12829,7 +12722,6 @@
         <w:t>i</w:t>
       </w:r>
       <w:proofErr w:type="spellEnd"/>
-      <w:proofErr w:type="gramEnd"/>
       <w:r>
         <w:t>(</w:t>
       </w:r>
@@ -12910,11 +12802,7 @@
         <w:pStyle w:val="berschrift1"/>
       </w:pPr>
       <w:r>
-        <w:t>(</w:t>
-      </w:r>
-      <w:proofErr w:type="gramStart"/>
-      <w:r>
-        <w:t>3.2.3.1</w:t>
+        <w:t>(3.2.3.1</w:t>
       </w:r>
       <w:r>
         <w:t xml:space="preserve"> </w:t>
@@ -12922,7 +12810,6 @@
       <w:r>
         <w:t>)</w:t>
       </w:r>
-      <w:proofErr w:type="gramEnd"/>
     </w:p>
     <w:p>
       <w:pPr>
@@ -12967,7 +12854,6 @@
       <w:r>
         <w:t>(</w:t>
       </w:r>
-      <w:proofErr w:type="gramStart"/>
       <w:r>
         <w:rPr>
           <w:rFonts w:ascii="Cambria Math" w:hAnsi="Cambria Math" w:cs="Cambria Math"/>
@@ -12983,7 +12869,6 @@
         </w:rPr>
         <w:t>∘</w:t>
       </w:r>
-      <w:proofErr w:type="gramEnd"/>
       <w:r>
         <w:t xml:space="preserve">,e) steht für eine </w:t>
       </w:r>
@@ -13516,7 +13401,6 @@
       <w:r>
         <w:t>Im Kontext des FRZK bildet (</w:t>
       </w:r>
-      <w:proofErr w:type="gramStart"/>
       <w:r>
         <w:rPr>
           <w:rFonts w:ascii="Cambria Math" w:hAnsi="Cambria Math" w:cs="Cambria Math"/>
@@ -13532,7 +13416,6 @@
         </w:rPr>
         <w:t>∘</w:t>
       </w:r>
-      <w:proofErr w:type="gramEnd"/>
       <w:r>
         <w:t>,e</w:t>
       </w:r>
@@ -13594,7 +13477,6 @@
       <w:r>
         <w:t>Im funktionalen Verständnis des FRZK ist (</w:t>
       </w:r>
-      <w:proofErr w:type="gramStart"/>
       <w:r>
         <w:rPr>
           <w:rFonts w:ascii="Cambria Math" w:hAnsi="Cambria Math" w:cs="Cambria Math"/>
@@ -13610,7 +13492,6 @@
         </w:rPr>
         <w:t>∘</w:t>
       </w:r>
-      <w:proofErr w:type="gramEnd"/>
       <w:r>
         <w:t>,e</w:t>
       </w:r>
@@ -13703,7 +13584,6 @@
         </w:rPr>
         <w:t>∘</w:t>
       </w:r>
-      <w:proofErr w:type="gramStart"/>
       <w:r>
         <w:t>o</w:t>
       </w:r>
@@ -13715,11 +13595,7 @@
       </w:r>
       <w:proofErr w:type="spellEnd"/>
       <w:r>
-        <w:t>)(</w:t>
-      </w:r>
-      <w:proofErr w:type="gramEnd"/>
-      <w:r>
-        <w:t>S)=</w:t>
+        <w:t>)(S)=</w:t>
       </w:r>
       <w:proofErr w:type="spellStart"/>
       <w:r>
@@ -13947,7 +13823,6 @@
       <w:r>
         <w:t xml:space="preserve"> verdeutlicht die Bedeutung von (</w:t>
       </w:r>
-      <w:proofErr w:type="gramStart"/>
       <w:r>
         <w:rPr>
           <w:rFonts w:ascii="Cambria Math" w:hAnsi="Cambria Math" w:cs="Cambria Math"/>
@@ -13963,7 +13838,6 @@
         </w:rPr>
         <w:t>∘</w:t>
       </w:r>
-      <w:proofErr w:type="gramEnd"/>
       <w:r>
         <w:t>,e):</w:t>
       </w:r>
@@ -14169,7 +14043,6 @@
       <w:r>
         <w:t>(</w:t>
       </w:r>
-      <w:proofErr w:type="gramStart"/>
       <w:r>
         <w:rPr>
           <w:rFonts w:ascii="Cambria Math" w:hAnsi="Cambria Math" w:cs="Cambria Math"/>
@@ -14185,7 +14058,6 @@
         </w:rPr>
         <w:t>∘</w:t>
       </w:r>
-      <w:proofErr w:type="gramEnd"/>
       <w:r>
         <w:t>,e)</w:t>
       </w:r>
@@ -15341,7 +15213,6 @@
       <w:r>
         <w:t>o</w:t>
       </w:r>
-      <w:proofErr w:type="gramStart"/>
       <w:r>
         <w:rPr>
           <w:vertAlign w:val="subscript"/>
@@ -15349,11 +15220,7 @@
         <w:t>2</w:t>
       </w:r>
       <w:r>
-        <w:t>)(</w:t>
-      </w:r>
-      <w:proofErr w:type="gramEnd"/>
-      <w:r>
-        <w:t>S)=o</w:t>
+        <w:t>)(S)=o</w:t>
       </w:r>
       <w:r>
         <w:rPr>
@@ -15502,7 +15369,6 @@
       <w:r>
         <w:t>o</w:t>
       </w:r>
-      <w:proofErr w:type="gramStart"/>
       <w:r>
         <w:rPr>
           <w:vertAlign w:val="subscript"/>
@@ -15512,7 +15378,6 @@
       <w:r>
         <w:t>,o</w:t>
       </w:r>
-      <w:proofErr w:type="gramEnd"/>
       <w:r>
         <w:rPr>
           <w:vertAlign w:val="subscript"/>
@@ -17902,21 +17767,7 @@
         <w:rPr>
           <w:rStyle w:val="Hervorhebung"/>
         </w:rPr>
-        <w:t xml:space="preserve">, </w:t>
-      </w:r>
-      <w:proofErr w:type="gramStart"/>
-      <w:r>
-        <w:rPr>
-          <w:rStyle w:val="Hervorhebung"/>
-        </w:rPr>
-        <w:t>das</w:t>
-      </w:r>
-      <w:proofErr w:type="gramEnd"/>
-      <w:r>
-        <w:rPr>
-          <w:rStyle w:val="Hervorhebung"/>
-        </w:rPr>
-        <w:t xml:space="preserve"> für alle Operatoren </w:t>
+        <w:t xml:space="preserve">, das für alle Operatoren </w:t>
       </w:r>
       <w:r>
         <w:rPr>
@@ -18010,7 +17861,6 @@
         </w:rPr>
         <w:t>(</w:t>
       </w:r>
-      <w:proofErr w:type="gramStart"/>
       <w:r>
         <w:rPr>
           <w:rStyle w:val="katex-mathml"/>
@@ -18031,7 +17881,6 @@
         </w:rPr>
         <w:t>∘</w:t>
       </w:r>
-      <w:proofErr w:type="gramEnd"/>
       <w:r>
         <w:rPr>
           <w:rStyle w:val="katex-mathml"/>
@@ -19410,7 +19259,6 @@
       <w:r>
         <w:t>o</w:t>
       </w:r>
-      <w:proofErr w:type="gramStart"/>
       <w:r>
         <w:rPr>
           <w:vertAlign w:val="subscript"/>
@@ -19420,7 +19268,6 @@
       <w:r>
         <w:t>:S</w:t>
       </w:r>
-      <w:proofErr w:type="gramEnd"/>
       <w:r>
         <w:rPr>
           <w:vertAlign w:val="subscript"/>
@@ -20760,7 +20607,6 @@
         </w:rPr>
         <w:t>o</w:t>
       </w:r>
-      <w:proofErr w:type="gramStart"/>
       <w:r>
         <w:rPr>
           <w:rFonts w:ascii="Times New Roman" w:hAnsi="Times New Roman"/>
@@ -20774,7 +20620,6 @@
         </w:rPr>
         <w:t>:S</w:t>
       </w:r>
-      <w:proofErr w:type="gramEnd"/>
       <w:r>
         <w:rPr>
           <w:rFonts w:ascii="Times New Roman" w:hAnsi="Times New Roman"/>
@@ -20923,7 +20768,6 @@
       <w:r>
         <w:t>S</w:t>
       </w:r>
-      <w:proofErr w:type="gramStart"/>
       <w:r>
         <w:rPr>
           <w:vertAlign w:val="subscript"/>
@@ -20933,7 +20777,6 @@
       <w:r>
         <w:t>,S</w:t>
       </w:r>
-      <w:proofErr w:type="gramEnd"/>
       <w:r>
         <w:rPr>
           <w:vertAlign w:val="subscript"/>
@@ -21031,7 +20874,6 @@
         <w:t>eine Metrik d(</w:t>
       </w:r>
       <w:proofErr w:type="spellStart"/>
-      <w:proofErr w:type="gramStart"/>
       <w:r>
         <w:t>S</w:t>
       </w:r>
@@ -21051,7 +20893,6 @@
         <w:t>j</w:t>
       </w:r>
       <w:proofErr w:type="spellEnd"/>
-      <w:proofErr w:type="gramEnd"/>
       <w:r>
         <w:t>)</w:t>
       </w:r>
@@ -23477,7 +23318,6 @@
       <w:r>
         <w:t xml:space="preserve"> </w:t>
       </w:r>
-      <w:proofErr w:type="gramStart"/>
       <w:r>
         <w:t>φ:S</w:t>
       </w:r>
@@ -23487,7 +23327,6 @@
         </w:rPr>
         <w:t>sym</w:t>
       </w:r>
-      <w:proofErr w:type="gramEnd"/>
       <w:r>
         <w:t>→S</w:t>
       </w:r>
@@ -24695,13 +24534,8 @@
         <w:t>={</w:t>
       </w:r>
       <w:proofErr w:type="spellStart"/>
-      <w:proofErr w:type="gramStart"/>
-      <w:r>
-        <w:t>σ,R</w:t>
-      </w:r>
-      <w:proofErr w:type="gramEnd"/>
-      <w:r>
-        <w:t>,E,M,e</w:t>
+      <w:r>
+        <w:t>σ,R,E,M,e</w:t>
       </w:r>
       <w:proofErr w:type="spellEnd"/>
       <w:r>
@@ -26695,23 +26529,13 @@
       <w:r>
         <w:t xml:space="preserve">Wenn ich </w:t>
       </w:r>
-      <w:proofErr w:type="gramStart"/>
       <w:r>
         <w:rPr>
           <w:rStyle w:val="Fett"/>
           <w:sz w:val="22"/>
           <w:szCs w:val="22"/>
         </w:rPr>
-        <w:t>σ :</w:t>
-      </w:r>
-      <w:proofErr w:type="gramEnd"/>
-      <w:r>
-        <w:rPr>
-          <w:rStyle w:val="Fett"/>
-          <w:sz w:val="22"/>
-          <w:szCs w:val="22"/>
-        </w:rPr>
-        <w:t xml:space="preserve"> S → S'</w:t>
+        <w:t>σ : S → S'</w:t>
       </w:r>
       <w:r>
         <w:t xml:space="preserve"> schreibe, dann drücke ich damit im Kontext von Kapitel 3 aus, dass </w:t>
@@ -27373,15 +27197,7 @@
     </w:p>
     <w:p>
       <w:r>
-        <w:t xml:space="preserve">Ich fasse </w:t>
-      </w:r>
-      <w:proofErr w:type="gramStart"/>
-      <w:r>
-        <w:t>σ :</w:t>
-      </w:r>
-      <w:proofErr w:type="gramEnd"/>
-      <w:r>
-        <w:t xml:space="preserve"> S → S' im Sinne von Kapitel 3 so zusammen:</w:t>
+        <w:t>Ich fasse σ : S → S' im Sinne von Kapitel 3 so zusammen:</w:t>
       </w:r>
     </w:p>
     <w:p>
@@ -27604,23 +27420,7 @@
           <w:b/>
           <w:bCs/>
         </w:rPr>
-        <w:t xml:space="preserve">σ(U) = </w:t>
-      </w:r>
-      <w:proofErr w:type="gramStart"/>
-      <w:r>
-        <w:rPr>
-          <w:b/>
-          <w:bCs/>
-        </w:rPr>
-        <w:t>{ u</w:t>
-      </w:r>
-      <w:proofErr w:type="gramEnd"/>
-      <w:r>
-        <w:rPr>
-          <w:b/>
-          <w:bCs/>
-        </w:rPr>
-        <w:t xml:space="preserve"> </w:t>
+        <w:t xml:space="preserve">σ(U) = { u </w:t>
       </w:r>
       <w:r>
         <w:rPr>
@@ -28211,9 +28011,6 @@
       </w:r>
       <w:r>
         <w:br/>
-      </w:r>
-      <w:proofErr w:type="gramStart"/>
-      <w:r>
         <w:t xml:space="preserve">die </w:t>
       </w:r>
       <w:r>
@@ -28223,7 +28020,6 @@
         </w:rPr>
         <w:t>wirklich Funktionen</w:t>
       </w:r>
-      <w:proofErr w:type="gramEnd"/>
       <w:r>
         <w:t xml:space="preserve"> sind.</w:t>
       </w:r>
@@ -28417,14 +28213,7 @@
       </w:r>
       <w:r>
         <w:br/>
-      </w:r>
-      <w:proofErr w:type="gramStart"/>
-      <w:r>
-        <w:t>in dem Bedeutung</w:t>
-      </w:r>
-      <w:proofErr w:type="gramEnd"/>
-      <w:r>
-        <w:t xml:space="preserve"> durch </w:t>
+        <w:t xml:space="preserve">in dem Bedeutung durch </w:t>
       </w:r>
       <w:r>
         <w:rPr>
@@ -28558,156 +28347,132 @@
       <w:r>
         <w:t xml:space="preserve">Wenn ich </w:t>
       </w:r>
-      <w:proofErr w:type="gramStart"/>
       <w:r>
         <w:rPr>
           <w:rStyle w:val="Fett"/>
         </w:rPr>
-        <w:t>R :</w:t>
-      </w:r>
-      <w:proofErr w:type="gramEnd"/>
+        <w:t>R : S × S → P(S × S)</w:t>
+      </w:r>
+      <w:r>
+        <w:t xml:space="preserve"> schreibe, dann bedeutet diese Notation:</w:t>
+      </w:r>
+    </w:p>
+    <w:p>
+      <w:pPr>
+        <w:pStyle w:val="Aufzhlung"/>
+      </w:pPr>
+      <w:r>
+        <w:t xml:space="preserve">R ist ein </w:t>
+      </w:r>
       <w:r>
         <w:rPr>
           <w:rStyle w:val="Fett"/>
         </w:rPr>
-        <w:t xml:space="preserve"> S × S → P(S × S)</w:t>
-      </w:r>
-      <w:r>
-        <w:t xml:space="preserve"> schreibe, dann bedeutet diese Notation:</w:t>
-      </w:r>
-    </w:p>
-    <w:p>
-      <w:pPr>
-        <w:pStyle w:val="Aufzhlung"/>
-      </w:pPr>
-      <w:r>
-        <w:t xml:space="preserve">R ist ein </w:t>
+        <w:t>Relationsgenerator</w:t>
+      </w:r>
+      <w:r>
+        <w:t>.</w:t>
+      </w:r>
+    </w:p>
+    <w:p>
+      <w:pPr>
+        <w:pStyle w:val="Aufzhlung"/>
+      </w:pPr>
+      <w:r>
+        <w:t xml:space="preserve">Er nimmt ein </w:t>
       </w:r>
       <w:r>
         <w:rPr>
           <w:rStyle w:val="Fett"/>
         </w:rPr>
-        <w:t>Relationsgenerator</w:t>
+        <w:t>geordnetes Paar (s₁, s₂)</w:t>
+      </w:r>
+      <w:r>
+        <w:t xml:space="preserve"> aus einem funktionalen Raum </w:t>
+      </w:r>
+      <w:r>
+        <w:rPr>
+          <w:rStyle w:val="Fett"/>
+        </w:rPr>
+        <w:t>S × S</w:t>
+      </w:r>
+      <w:r>
+        <w:t xml:space="preserve"> als Eingabe,</w:t>
+      </w:r>
+    </w:p>
+    <w:p>
+      <w:pPr>
+        <w:pStyle w:val="Aufzhlung"/>
+      </w:pPr>
+      <w:r>
+        <w:t xml:space="preserve">und erzeugt als Ausgabe eine </w:t>
+      </w:r>
+      <w:r>
+        <w:rPr>
+          <w:rStyle w:val="Fett"/>
+        </w:rPr>
+        <w:t>Menge von Relationen</w:t>
+      </w:r>
+      <w:r>
+        <w:t xml:space="preserve">, also ein Element der Potenzmenge </w:t>
+      </w:r>
+      <w:r>
+        <w:rPr>
+          <w:rStyle w:val="Fett"/>
+        </w:rPr>
+        <w:t>P(S × S)</w:t>
       </w:r>
       <w:r>
         <w:t>.</w:t>
       </w:r>
     </w:p>
     <w:p>
-      <w:pPr>
-        <w:pStyle w:val="Aufzhlung"/>
-      </w:pPr>
-      <w:r>
-        <w:t xml:space="preserve">Er nimmt ein </w:t>
+      <w:r>
+        <w:t>Das heißt:</w:t>
+      </w:r>
+    </w:p>
+    <w:p>
+      <w:r>
+        <w:t xml:space="preserve">R ordnet jedem Paar von Zuständen/Objekten (s₁, s₂) eine </w:t>
       </w:r>
       <w:r>
         <w:rPr>
           <w:rStyle w:val="Fett"/>
         </w:rPr>
-        <w:t>geordnetes Paar (s₁, s₂)</w:t>
-      </w:r>
-      <w:r>
-        <w:t xml:space="preserve"> aus einem funktionalen Raum </w:t>
-      </w:r>
+        <w:t>strukturierte Menge möglicher Relationen</w:t>
+      </w:r>
+      <w:r>
+        <w:t xml:space="preserve"> zu.</w:t>
+      </w:r>
+    </w:p>
+    <w:p>
+      <w:r>
+        <w:t xml:space="preserve">Damit modelliert R nicht nur einzelne Beziehungen, sondern </w:t>
+      </w:r>
+      <w:proofErr w:type="spellStart"/>
       <w:r>
         <w:rPr>
           <w:rStyle w:val="Fett"/>
         </w:rPr>
-        <w:t>S × S</w:t>
-      </w:r>
-      <w:r>
-        <w:t xml:space="preserve"> als Eingabe,</w:t>
-      </w:r>
-    </w:p>
-    <w:p>
-      <w:pPr>
-        <w:pStyle w:val="Aufzhlung"/>
-      </w:pPr>
-      <w:r>
-        <w:t xml:space="preserve">und erzeugt als Ausgabe eine </w:t>
+        <w:t>Relationensysteme</w:t>
+      </w:r>
+      <w:proofErr w:type="spellEnd"/>
+      <w:r>
+        <w:t>, also ganze Klassen von Verknüpfungen, die zwischen Elementen entstehen können.</w:t>
+      </w:r>
+    </w:p>
+    <w:p>
+      <w:r>
+        <w:t xml:space="preserve">In Kapitel 3 ist dies zentral für die </w:t>
       </w:r>
       <w:r>
         <w:rPr>
           <w:rStyle w:val="Fett"/>
         </w:rPr>
-        <w:t>Menge von Relationen</w:t>
-      </w:r>
-      <w:r>
-        <w:t xml:space="preserve">, also ein Element der Potenzmenge </w:t>
-      </w:r>
-      <w:proofErr w:type="gramStart"/>
-      <w:r>
-        <w:rPr>
-          <w:rStyle w:val="Fett"/>
-        </w:rPr>
-        <w:t>P(</w:t>
-      </w:r>
-      <w:proofErr w:type="gramEnd"/>
-      <w:r>
-        <w:rPr>
-          <w:rStyle w:val="Fett"/>
-        </w:rPr>
-        <w:t>S × S)</w:t>
-      </w:r>
-      <w:r>
-        <w:t>.</w:t>
-      </w:r>
-    </w:p>
-    <w:p>
-      <w:r>
-        <w:t>Das heißt:</w:t>
-      </w:r>
-    </w:p>
-    <w:p>
-      <w:r>
-        <w:t xml:space="preserve">R ordnet jedem Paar von Zuständen/Objekten (s₁, s₂) eine </w:t>
-      </w:r>
-      <w:r>
-        <w:rPr>
-          <w:rStyle w:val="Fett"/>
-        </w:rPr>
-        <w:t>strukturierte Menge möglicher Relationen</w:t>
-      </w:r>
-      <w:r>
-        <w:t xml:space="preserve"> zu.</w:t>
-      </w:r>
-    </w:p>
-    <w:p>
-      <w:r>
-        <w:t xml:space="preserve">Damit modelliert R nicht nur einzelne Beziehungen, sondern </w:t>
-      </w:r>
-      <w:proofErr w:type="spellStart"/>
-      <w:r>
-        <w:rPr>
-          <w:rStyle w:val="Fett"/>
-        </w:rPr>
-        <w:t>Relationensysteme</w:t>
-      </w:r>
-      <w:proofErr w:type="spellEnd"/>
-      <w:r>
-        <w:t>, also ganze Klassen von Verknüpfungen, die zwischen Elementen entstehen können.</w:t>
-      </w:r>
-    </w:p>
-    <w:p>
-      <w:r>
-        <w:t xml:space="preserve">In Kapitel 3 ist dies zentral für die </w:t>
-      </w:r>
-      <w:r>
-        <w:rPr>
-          <w:rStyle w:val="Fett"/>
-        </w:rPr>
         <w:t>Konstruktion des relationalen Gefüges</w:t>
       </w:r>
       <w:r>
-        <w:t xml:space="preserve"> von O</w:t>
-      </w:r>
-      <w:proofErr w:type="gramStart"/>
-      <w:r>
-        <w:t>={</w:t>
-      </w:r>
-      <w:proofErr w:type="gramEnd"/>
-      <w:r>
-        <w:t>σ, R, E, M, e}.</w:t>
+        <w:t xml:space="preserve"> von O={σ, R, E, M, e}.</w:t>
       </w:r>
     </w:p>
     <w:p>
@@ -29027,21 +28792,12 @@
       <w:r>
         <w:t xml:space="preserve">Nun wende ich </w:t>
       </w:r>
-      <w:proofErr w:type="gramStart"/>
-      <w:r>
-        <w:rPr>
-          <w:b/>
-          <w:bCs/>
-        </w:rPr>
-        <w:t>R(</w:t>
-      </w:r>
-      <w:proofErr w:type="gramEnd"/>
-      <w:r>
-        <w:rPr>
-          <w:b/>
-          <w:bCs/>
-        </w:rPr>
-        <w:t>s₁, s₂)</w:t>
+      <w:r>
+        <w:rPr>
+          <w:b/>
+          <w:bCs/>
+        </w:rPr>
+        <w:t>R(s₁, s₂)</w:t>
       </w:r>
       <w:r>
         <w:t xml:space="preserve"> an.</w:t>
@@ -29104,13 +28860,8 @@
       </w:r>
     </w:p>
     <w:p>
-      <w:proofErr w:type="gramStart"/>
-      <w:r>
-        <w:t>R(</w:t>
-      </w:r>
-      <w:proofErr w:type="gramEnd"/>
-      <w:r>
-        <w:t>s₁, s₂) = { (s₁, s₂) in Bezug auf Seitenzahl, Symmetrie, Transformation, Konstruktion … }</w:t>
+      <w:r>
+        <w:t>R(s₁, s₂) = { (s₁, s₂) in Bezug auf Seitenzahl, Symmetrie, Transformation, Konstruktion … }</w:t>
       </w:r>
     </w:p>
     <w:p>
@@ -29236,15 +28987,7 @@
     </w:p>
     <w:p>
       <w:r>
-        <w:t xml:space="preserve">Ich fasse </w:t>
-      </w:r>
-      <w:proofErr w:type="gramStart"/>
-      <w:r>
-        <w:t>R :</w:t>
-      </w:r>
-      <w:proofErr w:type="gramEnd"/>
-      <w:r>
-        <w:t xml:space="preserve"> S × S → P(S × S) im Sinne von Kapitel 3 so zusammen:</w:t>
+        <w:t>Ich fasse R : S × S → P(S × S) im Sinne von Kapitel 3 so zusammen:</w:t>
       </w:r>
     </w:p>
     <w:p>
@@ -29543,21 +29286,7 @@
         <w:rPr>
           <w:rStyle w:val="Fett"/>
         </w:rPr>
-        <w:t xml:space="preserve">R(U) = </w:t>
-      </w:r>
-      <w:proofErr w:type="gramStart"/>
-      <w:r>
-        <w:rPr>
-          <w:rStyle w:val="Fett"/>
-        </w:rPr>
-        <w:t>{ (</w:t>
-      </w:r>
-      <w:proofErr w:type="gramEnd"/>
-      <w:r>
-        <w:rPr>
-          <w:rStyle w:val="Fett"/>
-        </w:rPr>
-        <w:t xml:space="preserve">uᵢ, uⱼ) </w:t>
+        <w:t xml:space="preserve">R(U) = { (uᵢ, uⱼ) </w:t>
       </w:r>
       <w:r>
         <w:rPr>
@@ -29673,43 +29402,21 @@
         <w:rPr>
           <w:rStyle w:val="Fett"/>
         </w:rPr>
-        <w:t xml:space="preserve">für die eine bestimmte Bedingung </w:t>
-      </w:r>
-      <w:proofErr w:type="gramStart"/>
+        <w:t>für die eine bestimmte Bedingung o(uᵢ, uⱼ) erfüllt ist</w:t>
+      </w:r>
+      <w:r>
+        <w:t>.</w:t>
+      </w:r>
+    </w:p>
+    <w:p>
+      <w:r>
+        <w:t xml:space="preserve">Die Bedingung </w:t>
+      </w:r>
       <w:r>
         <w:rPr>
           <w:rStyle w:val="Fett"/>
         </w:rPr>
-        <w:t>o(</w:t>
-      </w:r>
-      <w:proofErr w:type="gramEnd"/>
-      <w:r>
-        <w:rPr>
-          <w:rStyle w:val="Fett"/>
-        </w:rPr>
-        <w:t>uᵢ, uⱼ) erfüllt ist</w:t>
-      </w:r>
-      <w:r>
-        <w:t>.</w:t>
-      </w:r>
-    </w:p>
-    <w:p>
-      <w:r>
-        <w:t xml:space="preserve">Die Bedingung </w:t>
-      </w:r>
-      <w:proofErr w:type="gramStart"/>
-      <w:r>
-        <w:rPr>
-          <w:rStyle w:val="Fett"/>
-        </w:rPr>
-        <w:t>o(</w:t>
-      </w:r>
-      <w:proofErr w:type="gramEnd"/>
-      <w:r>
-        <w:rPr>
-          <w:rStyle w:val="Fett"/>
-        </w:rPr>
-        <w:t>uᵢ, uⱼ)</w:t>
+        <w:t>o(uᵢ, uⱼ)</w:t>
       </w:r>
       <w:r>
         <w:t xml:space="preserve"> ist ein </w:t>
@@ -29928,19 +29635,11 @@
       <w:r>
         <w:t xml:space="preserve">Die Bedingung </w:t>
       </w:r>
-      <w:proofErr w:type="gramStart"/>
       <w:r>
         <w:rPr>
           <w:rStyle w:val="Fett"/>
         </w:rPr>
-        <w:t>o(</w:t>
-      </w:r>
-      <w:proofErr w:type="gramEnd"/>
-      <w:r>
-        <w:rPr>
-          <w:rStyle w:val="Fett"/>
-        </w:rPr>
-        <w:t>uᵢ, uⱼ)</w:t>
+        <w:t>o(uᵢ, uⱼ)</w:t>
       </w:r>
       <w:r>
         <w:t xml:space="preserve"> ist dabei der </w:t>
@@ -30096,34 +29795,20 @@
       <w:r>
         <w:t xml:space="preserve">Ich definiere eine Bedingung </w:t>
       </w:r>
-      <w:proofErr w:type="gramStart"/>
-      <w:r>
-        <w:rPr>
-          <w:b/>
-          <w:bCs/>
-        </w:rPr>
-        <w:t>o(</w:t>
-      </w:r>
-      <w:proofErr w:type="gramEnd"/>
-      <w:r>
-        <w:rPr>
-          <w:b/>
-          <w:bCs/>
-        </w:rPr>
-        <w:t>uᵢ, uⱼ)</w:t>
+      <w:r>
+        <w:rPr>
+          <w:b/>
+          <w:bCs/>
+        </w:rPr>
+        <w:t>o(uᵢ, uⱼ)</w:t>
       </w:r>
       <w:r>
         <w:t>:</w:t>
       </w:r>
     </w:p>
     <w:p>
-      <w:proofErr w:type="gramStart"/>
-      <w:r>
-        <w:t>o(</w:t>
-      </w:r>
-      <w:proofErr w:type="gramEnd"/>
-      <w:r>
-        <w:t>uᵢ, uⱼ) gilt genau dann, wenn die beiden Figuren eine gemeinsame strukturelle Eigenschaft besitzen.</w:t>
+      <w:r>
+        <w:t>o(uᵢ, uⱼ) gilt genau dann, wenn die beiden Figuren eine gemeinsame strukturelle Eigenschaft besitzen.</w:t>
       </w:r>
     </w:p>
     <w:p>
@@ -30182,23 +29867,7 @@
           <w:b/>
           <w:bCs/>
         </w:rPr>
-        <w:t xml:space="preserve">R(U) = </w:t>
-      </w:r>
-      <w:proofErr w:type="gramStart"/>
-      <w:r>
-        <w:rPr>
-          <w:b/>
-          <w:bCs/>
-        </w:rPr>
-        <w:t>{ (</w:t>
-      </w:r>
-      <w:proofErr w:type="gramEnd"/>
-      <w:r>
-        <w:rPr>
-          <w:b/>
-          <w:bCs/>
-        </w:rPr>
-        <w:t xml:space="preserve">uᵢ, uⱼ) </w:t>
+        <w:t xml:space="preserve">R(U) = { (uᵢ, uⱼ) </w:t>
       </w:r>
       <w:r>
         <w:rPr>
@@ -30408,21 +30077,7 @@
         <w:rPr>
           <w:rStyle w:val="Fett"/>
         </w:rPr>
-        <w:t xml:space="preserve">R(U) = </w:t>
-      </w:r>
-      <w:proofErr w:type="gramStart"/>
-      <w:r>
-        <w:rPr>
-          <w:rStyle w:val="Fett"/>
-        </w:rPr>
-        <w:t>{ (</w:t>
-      </w:r>
-      <w:proofErr w:type="gramEnd"/>
-      <w:r>
-        <w:rPr>
-          <w:rStyle w:val="Fett"/>
-        </w:rPr>
-        <w:t xml:space="preserve">uᵢ, uⱼ) </w:t>
+        <w:t xml:space="preserve">R(U) = { (uᵢ, uⱼ) </w:t>
       </w:r>
       <w:r>
         <w:rPr>
@@ -30489,15 +30144,7 @@
         <w:pStyle w:val="Aufzhlung"/>
       </w:pPr>
       <w:r>
-        <w:t xml:space="preserve">Die Relation besteht aus allen Paaren von Elementen, für die eine Bedingung </w:t>
-      </w:r>
-      <w:proofErr w:type="gramStart"/>
-      <w:r>
-        <w:t>o(</w:t>
-      </w:r>
-      <w:proofErr w:type="gramEnd"/>
-      <w:r>
-        <w:t>uᵢ, uⱼ) gilt.</w:t>
+        <w:t>Die Relation besteht aus allen Paaren von Elementen, für die eine Bedingung o(uᵢ, uⱼ) gilt.</w:t>
       </w:r>
     </w:p>
     <w:p>
@@ -30709,19 +30356,11 @@
       <w:r>
         <w:t xml:space="preserve">Wenn ich </w:t>
       </w:r>
-      <w:proofErr w:type="gramStart"/>
       <w:r>
         <w:rPr>
           <w:rStyle w:val="Fett"/>
         </w:rPr>
-        <w:t>E :</w:t>
-      </w:r>
-      <w:proofErr w:type="gramEnd"/>
-      <w:r>
-        <w:rPr>
-          <w:rStyle w:val="Fett"/>
-        </w:rPr>
-        <w:t xml:space="preserve"> F(</w:t>
+        <w:t>E : F(</w:t>
       </w:r>
       <w:r>
         <w:rPr>
@@ -30774,51 +30413,35 @@
         <w:rPr>
           <w:rStyle w:val="Fett"/>
         </w:rPr>
-        <w:t xml:space="preserve">Funktion </w:t>
-      </w:r>
-      <w:proofErr w:type="gramStart"/>
+        <w:t>Funktion F(</w:t>
+      </w:r>
+      <w:r>
+        <w:rPr>
+          <w:rFonts w:ascii="Cambria Math" w:hAnsi="Cambria Math" w:cs="Cambria Math"/>
+          <w:b/>
+          <w:bCs/>
+        </w:rPr>
+        <w:t>𝒪</w:t>
+      </w:r>
       <w:r>
         <w:rPr>
           <w:rStyle w:val="Fett"/>
         </w:rPr>
-        <w:t>F(</w:t>
-      </w:r>
-      <w:proofErr w:type="gramEnd"/>
-      <w:r>
-        <w:rPr>
-          <w:rFonts w:ascii="Cambria Math" w:hAnsi="Cambria Math" w:cs="Cambria Math"/>
-          <w:b/>
-          <w:bCs/>
-        </w:rPr>
-        <w:t>𝒪</w:t>
-      </w:r>
+        <w:t>, S)</w:t>
+      </w:r>
+      <w:r>
+        <w:t xml:space="preserve"> angewendet wird.</w:t>
+      </w:r>
+    </w:p>
+    <w:p>
+      <w:pPr>
+        <w:pStyle w:val="Aufzhlung"/>
+      </w:pPr>
       <w:r>
         <w:rPr>
           <w:rStyle w:val="Fett"/>
         </w:rPr>
-        <w:t>, S)</w:t>
-      </w:r>
-      <w:r>
-        <w:t xml:space="preserve"> angewendet wird.</w:t>
-      </w:r>
-    </w:p>
-    <w:p>
-      <w:pPr>
-        <w:pStyle w:val="Aufzhlung"/>
-      </w:pPr>
-      <w:proofErr w:type="gramStart"/>
-      <w:r>
-        <w:rPr>
-          <w:rStyle w:val="Fett"/>
-        </w:rPr>
-        <w:t>F(</w:t>
-      </w:r>
-      <w:proofErr w:type="gramEnd"/>
-      <w:r>
-        <w:rPr>
-          <w:rStyle w:val="Fett"/>
-        </w:rPr>
-        <w:t>O, S)</w:t>
+        <w:t>F(O, S)</w:t>
       </w:r>
       <w:r>
         <w:t xml:space="preserve"> beschreibt die </w:t>
@@ -31361,7 +30984,6 @@
       <w:r>
         <w:t xml:space="preserve">Das ist </w:t>
       </w:r>
-      <w:proofErr w:type="gramStart"/>
       <w:r>
         <w:rPr>
           <w:b/>
@@ -31369,7 +30991,6 @@
         </w:rPr>
         <w:t>F(</w:t>
       </w:r>
-      <w:proofErr w:type="gramEnd"/>
       <w:r>
         <w:rPr>
           <w:rFonts w:ascii="Cambria Math" w:hAnsi="Cambria Math" w:cs="Cambria Math"/>
@@ -31573,19 +31194,11 @@
       <w:r>
         <w:t xml:space="preserve">Ich fasse </w:t>
       </w:r>
-      <w:proofErr w:type="gramStart"/>
       <w:r>
         <w:rPr>
           <w:rStyle w:val="Fett"/>
         </w:rPr>
-        <w:t>E :</w:t>
-      </w:r>
-      <w:proofErr w:type="gramEnd"/>
-      <w:r>
-        <w:rPr>
-          <w:rStyle w:val="Fett"/>
-        </w:rPr>
-        <w:t xml:space="preserve"> F(</w:t>
+        <w:t>E : F(</w:t>
       </w:r>
       <w:r>
         <w:rPr>
@@ -31654,14 +31267,12 @@
       <w:pPr>
         <w:pStyle w:val="Aufzhlung"/>
       </w:pPr>
-      <w:proofErr w:type="gramStart"/>
       <w:r>
         <w:rPr>
           <w:rStyle w:val="Fett"/>
         </w:rPr>
         <w:t>F(</w:t>
       </w:r>
-      <w:proofErr w:type="gramEnd"/>
       <w:r>
         <w:rPr>
           <w:rFonts w:ascii="Cambria Math" w:hAnsi="Cambria Math" w:cs="Cambria Math"/>
@@ -34409,12 +34020,10 @@
         <w:t xml:space="preserve"> ein Punkt im metrischen Raum (</w:t>
       </w:r>
       <w:proofErr w:type="spellStart"/>
-      <w:proofErr w:type="gramStart"/>
       <w:r>
         <w:t>X,d</w:t>
       </w:r>
       <w:proofErr w:type="spellEnd"/>
-      <w:proofErr w:type="gramEnd"/>
       <w:r>
         <w:t>) zugeordnet wird.</w:t>
       </w:r>
@@ -34543,12 +34152,10 @@
         <w:t>funktionale Repräsentationen (S) in dynamische metrische Landschaften (</w:t>
       </w:r>
       <w:proofErr w:type="spellStart"/>
-      <w:proofErr w:type="gramStart"/>
       <w:r>
         <w:t>X,d</w:t>
       </w:r>
       <w:proofErr w:type="spellEnd"/>
-      <w:proofErr w:type="gramEnd"/>
       <w:r>
         <w:t>) zu transformieren.</w:t>
       </w:r>
@@ -34663,15 +34270,7 @@
       </w:r>
       <w:r>
         <w:br/>
-        <w:t xml:space="preserve">z.B. </w:t>
-      </w:r>
-      <w:proofErr w:type="gramStart"/>
-      <w:r>
-        <w:t>{ versteht</w:t>
-      </w:r>
-      <w:proofErr w:type="gramEnd"/>
-      <w:r>
-        <w:t xml:space="preserve"> Strecke, versteht Winkel, versteht Kongruenz, … }</w:t>
+        <w:t>z.B. { versteht Strecke, versteht Winkel, versteht Kongruenz, … }</w:t>
       </w:r>
     </w:p>
     <w:p>
@@ -35326,7 +34925,6 @@
       <w:r>
         <w:t xml:space="preserve"> ist eine Menge von Elementen u</w:t>
       </w:r>
-      <w:proofErr w:type="gramStart"/>
       <w:r>
         <w:rPr>
           <w:vertAlign w:val="subscript"/>
@@ -35336,7 +34934,6 @@
       <w:r>
         <w:t>,u</w:t>
       </w:r>
-      <w:proofErr w:type="gramEnd"/>
       <w:r>
         <w:rPr>
           <w:vertAlign w:val="subscript"/>
@@ -35428,12 +35025,10 @@
         <w:t xml:space="preserve"> bezeichnet den Eintrag der Matrix an Position (</w:t>
       </w:r>
       <w:proofErr w:type="spellStart"/>
-      <w:proofErr w:type="gramStart"/>
       <w:r>
         <w:t>i,j</w:t>
       </w:r>
       <w:proofErr w:type="spellEnd"/>
-      <w:proofErr w:type="gramEnd"/>
       <w:r>
         <w:t>).</w:t>
       </w:r>
@@ -35450,7 +35045,6 @@
         <w:t>d(</w:t>
       </w:r>
       <w:proofErr w:type="spellStart"/>
-      <w:proofErr w:type="gramStart"/>
       <w:r>
         <w:rPr>
           <w:b/>
@@ -35482,7 +35076,6 @@
         <w:t>j</w:t>
       </w:r>
       <w:proofErr w:type="spellEnd"/>
-      <w:proofErr w:type="gramEnd"/>
       <w:r>
         <w:rPr>
           <w:b/>
@@ -38541,7 +38134,6 @@
       <w:r>
         <w:t>Jeder Schritt o</w:t>
       </w:r>
-      <w:proofErr w:type="gramStart"/>
       <w:r>
         <w:rPr>
           <w:vertAlign w:val="subscript"/>
@@ -38551,7 +38143,6 @@
       <w:r>
         <w:t>,o</w:t>
       </w:r>
-      <w:proofErr w:type="gramEnd"/>
       <w:r>
         <w:rPr>
           <w:vertAlign w:val="subscript"/>
@@ -39099,7 +38690,6 @@
       <w:r>
         <w:t>, der durch die Teilprozesse o</w:t>
       </w:r>
-      <w:proofErr w:type="gramStart"/>
       <w:r>
         <w:rPr>
           <w:vertAlign w:val="subscript"/>
@@ -39107,11 +38697,7 @@
         <w:t>1</w:t>
       </w:r>
       <w:r>
-        <w:t>,…</w:t>
-      </w:r>
-      <w:proofErr w:type="gramEnd"/>
-      <w:r>
-        <w:t>,o</w:t>
+        <w:t>,…,o</w:t>
       </w:r>
       <w:r>
         <w:rPr>
@@ -40142,7 +39728,6 @@
         </w:rPr>
         <w:t>o</w:t>
       </w:r>
-      <w:proofErr w:type="gramStart"/>
       <w:r>
         <w:rPr>
           <w:rStyle w:val="katex-mathml"/>
@@ -40156,7 +39741,6 @@
         </w:rPr>
         <w:t>,o</w:t>
       </w:r>
-      <w:proofErr w:type="gramEnd"/>
       <w:r>
         <w:rPr>
           <w:rStyle w:val="katex-mathml"/>
@@ -41809,7 +41393,6 @@
         </w:rPr>
         <w:t>∘</w:t>
       </w:r>
-      <w:proofErr w:type="gramStart"/>
       <w:r>
         <w:t>σ</w:t>
       </w:r>
@@ -41818,7 +41401,6 @@
         <w:t>)(</w:t>
       </w:r>
       <w:proofErr w:type="spellStart"/>
-      <w:proofErr w:type="gramEnd"/>
       <w:r>
         <w:t>s</w:t>
       </w:r>
@@ -42548,21 +42130,13 @@
         <w:t xml:space="preserve"> </w:t>
       </w:r>
       <w:r>
-        <w:t xml:space="preserve">die sich in einem stabilen Attraktor (Fixpunkt) niederschlägt —ganz im Sinne </w:t>
-      </w:r>
-      <w:proofErr w:type="gramStart"/>
-      <w:r>
-        <w:t>der</w:t>
+        <w:t>die sich in einem stabilen Attraktor (Fixpunkt) niederschlägt —ganz im Sinne der</w:t>
       </w:r>
       <w:r>
         <w:t xml:space="preserve"> </w:t>
       </w:r>
       <w:r>
-        <w:t xml:space="preserve"> funktionalen</w:t>
-      </w:r>
-      <w:proofErr w:type="gramEnd"/>
-      <w:r>
-        <w:t xml:space="preserve"> Emergenz aus Kapitel 3.</w:t>
+        <w:t xml:space="preserve"> funktionalen Emergenz aus Kapitel 3.</w:t>
       </w:r>
     </w:p>
     <w:p>
@@ -47457,7 +47031,22 @@
         <w:t>, nicht durch Definition, sondern durch operative Wiederholung.</w:t>
       </w:r>
     </w:p>
-    <w:p/>
+    <w:p>
+      <w:pPr>
+        <w:spacing w:after="0"/>
+        <w:rPr>
+          <w:rFonts w:ascii="Times New Roman" w:hAnsi="Times New Roman"/>
+        </w:rPr>
+      </w:pPr>
+      <w:r>
+        <w:rPr>
+          <w:rFonts w:ascii="Times New Roman" w:hAnsi="Times New Roman"/>
+        </w:rPr>
+        <w:pict w14:anchorId="3516E1EF">
+          <v:rect id="_x0000_i1176" style="width:0;height:1.5pt" o:hralign="center" o:hrstd="t" o:hr="t" fillcolor="#a0a0a0" stroked="f"/>
+        </w:pict>
+      </w:r>
+    </w:p>
     <w:p>
       <w:pPr>
         <w:pStyle w:val="berschrift2"/>
@@ -47662,9 +47251,851 @@
         <w:t>.</w:t>
       </w:r>
     </w:p>
+    <w:p>
+      <w:pPr>
+        <w:spacing w:after="0"/>
+        <w:rPr>
+          <w:rFonts w:ascii="Times New Roman" w:hAnsi="Times New Roman"/>
+        </w:rPr>
+      </w:pPr>
+      <w:r>
+        <w:rPr>
+          <w:rFonts w:ascii="Times New Roman" w:hAnsi="Times New Roman"/>
+        </w:rPr>
+        <w:pict w14:anchorId="75EECB59">
+          <v:rect id="_x0000_i1179" style="width:0;height:1.5pt" o:hralign="center" o:hrstd="t" o:hr="t" fillcolor="#a0a0a0" stroked="f"/>
+        </w:pict>
+      </w:r>
+    </w:p>
     <w:p/>
-    <w:p/>
-    <w:p/>
+    <w:p>
+      <w:pPr>
+        <w:pStyle w:val="berschrift1"/>
+        <w:rPr>
+          <w:rFonts w:ascii="Calibri" w:hAnsi="Calibri"/>
+          <w:i/>
+        </w:rPr>
+      </w:pPr>
+      <w:r>
+        <w:t>(3.4.1.</w:t>
+      </w:r>
+      <w:r>
+        <w:t>2</w:t>
+      </w:r>
+      <w:r>
+        <w:t>)</w:t>
+      </w:r>
+    </w:p>
+    <w:p>
+      <w:pPr>
+        <w:pStyle w:val="FormelEinzeln"/>
+      </w:pPr>
+      <m:oMathPara>
+        <m:oMath>
+          <m:r>
+            <m:t>φ</m:t>
+          </m:r>
+          <m:r>
+            <m:rPr>
+              <m:sty m:val="b"/>
+            </m:rPr>
+            <m:t>=</m:t>
+          </m:r>
+          <m:r>
+            <m:t>E</m:t>
+          </m:r>
+          <m:r>
+            <m:rPr>
+              <m:sty m:val="p"/>
+            </m:rPr>
+            <m:t>∘</m:t>
+          </m:r>
+          <m:r>
+            <m:t>M</m:t>
+          </m:r>
+          <m:r>
+            <m:rPr>
+              <m:sty m:val="p"/>
+            </m:rPr>
+            <m:t>∘</m:t>
+          </m:r>
+          <m:r>
+            <m:t>R</m:t>
+          </m:r>
+          <m:r>
+            <m:rPr>
+              <m:sty m:val="p"/>
+            </m:rPr>
+            <m:t>∘</m:t>
+          </m:r>
+          <m:r>
+            <m:t>σ</m:t>
+          </m:r>
+        </m:oMath>
+      </m:oMathPara>
+    </w:p>
+    <w:p>
+      <w:pPr>
+        <w:pStyle w:val="berschrift2"/>
+      </w:pPr>
+      <w:r>
+        <w:t>Bedeutung der Notation</w:t>
+      </w:r>
+    </w:p>
+    <w:p>
+      <w:r>
+        <w:t>Dabei gilt:</w:t>
+      </w:r>
+    </w:p>
+    <w:p>
+      <w:pPr>
+        <w:pStyle w:val="Aufzhlung"/>
+      </w:pPr>
+      <m:oMath>
+        <m:r>
+          <w:rPr>
+            <w:rFonts w:ascii="Cambria Math" w:hAnsi="Cambria Math"/>
+          </w:rPr>
+          <m:t>φ</m:t>
+        </m:r>
+        <m:r>
+          <w:rPr>
+            <w:rFonts w:ascii="Cambria Math" w:hAnsi="Cambria Math" w:cs="Cambria Math"/>
+          </w:rPr>
+          <m:t>∈</m:t>
+        </m:r>
+        <m:r>
+          <m:rPr>
+            <m:scr m:val="script"/>
+            <m:sty m:val="p"/>
+          </m:rPr>
+          <w:rPr>
+            <w:rFonts w:ascii="Cambria Math" w:hAnsi="Cambria Math" w:cs="Cambria Math"/>
+          </w:rPr>
+          <m:t>O</m:t>
+        </m:r>
+      </m:oMath>
+      <w:r>
+        <w:t xml:space="preserve"> ist ein zusammengesetzter Operator.</w:t>
+      </w:r>
+    </w:p>
+    <w:p>
+      <w:pPr>
+        <w:pStyle w:val="Aufzhlung"/>
+      </w:pPr>
+      <m:oMath>
+        <m:r>
+          <w:rPr>
+            <w:rFonts w:ascii="Cambria Math" w:hAnsi="Cambria Math"/>
+          </w:rPr>
+          <m:t>E,M,R,σ</m:t>
+        </m:r>
+        <m:r>
+          <w:rPr>
+            <w:rFonts w:ascii="Cambria Math" w:hAnsi="Cambria Math" w:cs="Cambria Math"/>
+          </w:rPr>
+          <m:t>∈</m:t>
+        </m:r>
+        <m:r>
+          <m:rPr>
+            <m:scr m:val="script"/>
+            <m:sty m:val="p"/>
+          </m:rPr>
+          <w:rPr>
+            <w:rFonts w:ascii="Cambria Math" w:hAnsi="Cambria Math" w:cs="Cambria Math"/>
+          </w:rPr>
+          <m:t>O</m:t>
+        </m:r>
+      </m:oMath>
+      <w:r>
+        <w:t xml:space="preserve"> sind elementare Operatoren innerhalb desselben </w:t>
+      </w:r>
+      <w:proofErr w:type="spellStart"/>
+      <w:r>
+        <w:t>Operatorenraums</w:t>
+      </w:r>
+      <w:proofErr w:type="spellEnd"/>
+      <w:r>
+        <w:t>.</w:t>
+      </w:r>
+    </w:p>
+    <w:p>
+      <w:pPr>
+        <w:pStyle w:val="Aufzhlung"/>
+      </w:pPr>
+      <w:r>
+        <w:rPr>
+          <w:rFonts w:ascii="Cambria Math" w:hAnsi="Cambria Math" w:cs="Cambria Math"/>
+        </w:rPr>
+        <w:t>∘</w:t>
+      </w:r>
+      <w:r>
+        <w:t xml:space="preserve"> bezeichnet die Komposition von Operatoren, wobei die Auswertung von rechts nach links erfolgt.</w:t>
+      </w:r>
+    </w:p>
+    <w:p>
+      <w:r>
+        <w:t>Formal bedeutet dies:</w:t>
+      </w:r>
+    </w:p>
+    <w:p>
+      <w:pPr>
+        <w:pStyle w:val="FormelAllein"/>
+        <w:rPr>
+          <w:rFonts w:ascii="Times New Roman" w:hAnsi="Times New Roman"/>
+        </w:rPr>
+      </w:pPr>
+      <m:oMath>
+        <m:r>
+          <m:t>φ(s)=E(M(R(σ(s))))</m:t>
+        </m:r>
+      </m:oMath>
+      <w:r>
+        <w:rPr>
+          <w:rFonts w:ascii="Times New Roman" w:hAnsi="Times New Roman"/>
+        </w:rPr>
+        <w:t xml:space="preserve"> </w:t>
+      </w:r>
+    </w:p>
+    <w:p>
+      <w:r>
+        <w:t>für einen Zustand s im in Kapitel 3 eingeführten Zustands- bzw. Bedeutungsraum.</w:t>
+      </w:r>
+    </w:p>
+    <w:p>
+      <w:pPr>
+        <w:spacing w:after="0"/>
+        <w:rPr>
+          <w:rFonts w:ascii="Times New Roman" w:hAnsi="Times New Roman"/>
+        </w:rPr>
+      </w:pPr>
+      <w:r>
+        <w:rPr>
+          <w:rFonts w:ascii="Times New Roman" w:hAnsi="Times New Roman"/>
+        </w:rPr>
+        <w:pict w14:anchorId="629641C1">
+          <v:rect id="_x0000_i1180" style="width:0;height:1.5pt" o:hralign="center" o:hrstd="t" o:hr="t" fillcolor="#a0a0a0" stroked="f"/>
+        </w:pict>
+      </w:r>
+    </w:p>
+    <w:p>
+      <w:pPr>
+        <w:pStyle w:val="berschrift2"/>
+      </w:pPr>
+      <w:r>
+        <w:t>Interpretation</w:t>
+      </w:r>
+    </w:p>
+    <w:p>
+      <w:r>
+        <w:t>Mit d</w:t>
+      </w:r>
+      <w:r>
+        <w:t>ies</w:t>
+      </w:r>
+      <w:r>
+        <w:t>er Notation</w:t>
+      </w:r>
+      <w:r>
+        <w:t xml:space="preserve"> wird</w:t>
+      </w:r>
+      <w:r>
+        <w:t xml:space="preserve"> eine funktionale Grundsequenz der Bedeutungs- und Strukturgenese zusammen</w:t>
+      </w:r>
+      <w:r>
+        <w:t>gefasst</w:t>
+      </w:r>
+      <w:r>
+        <w:t>.</w:t>
+      </w:r>
+    </w:p>
+    <w:p>
+      <w:r>
+        <w:t xml:space="preserve">φ </w:t>
+      </w:r>
+      <w:r>
+        <w:t xml:space="preserve">wird </w:t>
+      </w:r>
+      <w:r>
+        <w:t>nicht als abstrakte Abbildung</w:t>
+      </w:r>
+      <w:r>
+        <w:t xml:space="preserve"> verstanden</w:t>
+      </w:r>
+      <w:r>
+        <w:t>, sondern als operative Prozessfigur, die beschreibt, wie aus einem noch unstrukturierten oder vorstrukturierten Zustand schrittweise Bedeutung entsteht:</w:t>
+      </w:r>
+    </w:p>
+    <w:p>
+      <w:pPr>
+        <w:pStyle w:val="Aufzhlung"/>
+      </w:pPr>
+      <w:r>
+        <w:t xml:space="preserve">σ wirkt als </w:t>
+      </w:r>
+      <w:r>
+        <w:rPr>
+          <w:b/>
+          <w:bCs/>
+        </w:rPr>
+        <w:t>strukturelle Setzung oder Vorstrukturierung</w:t>
+      </w:r>
+      <w:r>
+        <w:t>.</w:t>
+      </w:r>
+      <w:r>
+        <w:br/>
+        <w:t xml:space="preserve">Sie legt fest, </w:t>
+      </w:r>
+      <w:r>
+        <w:rPr>
+          <w:rFonts w:eastAsia="Times New Roman"/>
+          <w:i/>
+          <w:iCs/>
+        </w:rPr>
+        <w:t>was überhaupt als unterscheidbar erscheint</w:t>
+      </w:r>
+      <w:r>
+        <w:t>.</w:t>
+      </w:r>
+    </w:p>
+    <w:p>
+      <w:pPr>
+        <w:pStyle w:val="Aufzhlung"/>
+      </w:pPr>
+      <w:r>
+        <w:t xml:space="preserve">R ordnet diese Setzungen </w:t>
+      </w:r>
+      <w:r>
+        <w:rPr>
+          <w:b/>
+          <w:bCs/>
+        </w:rPr>
+        <w:t>relational ein</w:t>
+      </w:r>
+      <w:r>
+        <w:t xml:space="preserve"> (Bezug, Differenz, Nachbarschaft, Abhängigkeit).</w:t>
+      </w:r>
+    </w:p>
+    <w:p>
+      <w:pPr>
+        <w:pStyle w:val="Aufzhlung"/>
+      </w:pPr>
+      <w:r>
+        <w:t xml:space="preserve">M integriert diese Relationen zu einem </w:t>
+      </w:r>
+      <w:r>
+        <w:rPr>
+          <w:b/>
+          <w:bCs/>
+        </w:rPr>
+        <w:t>internen Modell</w:t>
+      </w:r>
+      <w:r>
+        <w:t>.</w:t>
+      </w:r>
+    </w:p>
+    <w:p>
+      <w:pPr>
+        <w:pStyle w:val="Aufzhlung"/>
+      </w:pPr>
+      <w:r>
+        <w:lastRenderedPageBreak/>
+        <w:t xml:space="preserve">E macht dieses Modell </w:t>
+      </w:r>
+      <w:r>
+        <w:rPr>
+          <w:b/>
+          <w:bCs/>
+        </w:rPr>
+        <w:t>explizit erfahrbar, kommunizierbar oder handlungsleitend</w:t>
+      </w:r>
+      <w:r>
+        <w:t>.</w:t>
+      </w:r>
+    </w:p>
+    <w:p>
+      <w:r>
+        <w:t xml:space="preserve">Damit beschreibt φ eine </w:t>
+      </w:r>
+      <w:r>
+        <w:rPr>
+          <w:b/>
+          <w:bCs/>
+        </w:rPr>
+        <w:t>gerichtete, nicht-kommutative Prozessabfolge</w:t>
+      </w:r>
+      <w:r>
+        <w:t>, deren Bedeutung sich nur aus ihrer Reihenfolge ergibt.</w:t>
+      </w:r>
+    </w:p>
+    <w:p>
+      <w:pPr>
+        <w:spacing w:after="0"/>
+        <w:rPr>
+          <w:rFonts w:ascii="Times New Roman" w:hAnsi="Times New Roman"/>
+        </w:rPr>
+      </w:pPr>
+      <w:r>
+        <w:rPr>
+          <w:rFonts w:ascii="Times New Roman" w:hAnsi="Times New Roman"/>
+        </w:rPr>
+        <w:pict w14:anchorId="11BB55B3">
+          <v:rect id="_x0000_i1181" style="width:0;height:1.5pt" o:hralign="center" o:hrstd="t" o:hr="t" fillcolor="#a0a0a0" stroked="f"/>
+        </w:pict>
+      </w:r>
+    </w:p>
+    <w:p>
+      <w:pPr>
+        <w:pStyle w:val="berschrift2"/>
+      </w:pPr>
+      <w:r>
+        <w:t>Beispiel für die Bedeutung</w:t>
+      </w:r>
+    </w:p>
+    <w:p>
+      <w:pPr>
+        <w:pStyle w:val="berschrift4"/>
+      </w:pPr>
+      <w:r>
+        <w:t>Kontext: Funktionale Raumkonstitution</w:t>
+      </w:r>
+    </w:p>
+    <w:p>
+      <w:r>
+        <w:t>Sei s</w:t>
+      </w:r>
+      <w:r>
+        <w:rPr>
+          <w:vertAlign w:val="subscript"/>
+        </w:rPr>
+        <w:t>0</w:t>
+      </w:r>
+      <w:r>
+        <w:t>​ ein anfänglicher Wahrnehmungszustand ohne explizite geometrische Struktur.</w:t>
+      </w:r>
+    </w:p>
+    <w:p>
+      <w:r>
+        <w:t>Die Anwendung von φ auf s</w:t>
+      </w:r>
+      <w:r>
+        <w:rPr>
+          <w:vertAlign w:val="subscript"/>
+        </w:rPr>
+        <w:t>0</w:t>
+      </w:r>
+      <w:r>
+        <w:t>​ bedeutet:</w:t>
+      </w:r>
+    </w:p>
+    <w:p>
+      <w:pPr>
+        <w:pStyle w:val="Zahlenliste"/>
+        <w:numPr>
+          <w:ilvl w:val="0"/>
+          <w:numId w:val="53"/>
+        </w:numPr>
+      </w:pPr>
+      <w:r>
+        <w:rPr>
+          <w:b/>
+          <w:bCs/>
+        </w:rPr>
+        <w:t>σ(s</w:t>
+      </w:r>
+      <w:r>
+        <w:rPr>
+          <w:b/>
+          <w:bCs/>
+          <w:vertAlign w:val="subscript"/>
+        </w:rPr>
+        <w:t>0</w:t>
+      </w:r>
+      <w:r>
+        <w:rPr>
+          <w:b/>
+          <w:bCs/>
+        </w:rPr>
+        <w:t>)</w:t>
+      </w:r>
+      <w:r>
+        <w:t xml:space="preserve"> </w:t>
+      </w:r>
+      <w:r>
+        <w:br/>
+        <w:t>Erste strukturelle Markierungen entstehen (z. B. „hier–dort“, „oben–unten“).</w:t>
+      </w:r>
+    </w:p>
+    <w:p>
+      <w:pPr>
+        <w:pStyle w:val="Zahlenliste"/>
+        <w:numPr>
+          <w:ilvl w:val="0"/>
+          <w:numId w:val="53"/>
+        </w:numPr>
+      </w:pPr>
+      <w:r>
+        <w:rPr>
+          <w:b/>
+          <w:bCs/>
+        </w:rPr>
+        <w:t>R(σ(s</w:t>
+      </w:r>
+      <w:r>
+        <w:rPr>
+          <w:b/>
+          <w:bCs/>
+          <w:vertAlign w:val="subscript"/>
+        </w:rPr>
+        <w:t>0</w:t>
+      </w:r>
+      <w:r>
+        <w:rPr>
+          <w:b/>
+          <w:bCs/>
+        </w:rPr>
+        <w:t>))</w:t>
+      </w:r>
+      <w:r>
+        <w:t xml:space="preserve"> </w:t>
+      </w:r>
+      <w:r>
+        <w:br/>
+        <w:t>Diese Markierungen werden in Beziehung gesetzt</w:t>
+      </w:r>
+      <w:r>
+        <w:br/>
+        <w:t>(Abstand, Richtung, Parallelität, Orientierung).</w:t>
+      </w:r>
+    </w:p>
+    <w:p>
+      <w:pPr>
+        <w:pStyle w:val="Zahlenliste"/>
+        <w:numPr>
+          <w:ilvl w:val="0"/>
+          <w:numId w:val="53"/>
+        </w:numPr>
+      </w:pPr>
+      <w:r>
+        <w:rPr>
+          <w:b/>
+          <w:bCs/>
+        </w:rPr>
+        <w:t>M(R(σ(s</w:t>
+      </w:r>
+      <w:r>
+        <w:rPr>
+          <w:b/>
+          <w:bCs/>
+          <w:vertAlign w:val="subscript"/>
+        </w:rPr>
+        <w:t>0</w:t>
+      </w:r>
+      <w:r>
+        <w:rPr>
+          <w:b/>
+          <w:bCs/>
+        </w:rPr>
+        <w:t>)))</w:t>
+      </w:r>
+      <w:r>
+        <w:t xml:space="preserve"> </w:t>
+      </w:r>
+      <w:r>
+        <w:br/>
+        <w:t xml:space="preserve">Die Relationen werden zu einem </w:t>
+      </w:r>
+      <w:r>
+        <w:rPr>
+          <w:b/>
+          <w:bCs/>
+        </w:rPr>
+        <w:t>kohärenten Raum-Modell</w:t>
+      </w:r>
+      <w:r>
+        <w:t xml:space="preserve"> integriert</w:t>
+      </w:r>
+      <w:r>
+        <w:br/>
+        <w:t>(z. B. Koordinatensystem, Achsenstruktur).</w:t>
+      </w:r>
+    </w:p>
+    <w:p>
+      <w:pPr>
+        <w:pStyle w:val="Zahlenliste"/>
+        <w:numPr>
+          <w:ilvl w:val="0"/>
+          <w:numId w:val="53"/>
+        </w:numPr>
+      </w:pPr>
+      <w:r>
+        <w:rPr>
+          <w:b/>
+          <w:bCs/>
+        </w:rPr>
+        <w:t>E(M(R(σ(s</w:t>
+      </w:r>
+      <w:r>
+        <w:rPr>
+          <w:b/>
+          <w:bCs/>
+          <w:vertAlign w:val="subscript"/>
+        </w:rPr>
+        <w:t>0</w:t>
+      </w:r>
+      <w:r>
+        <w:rPr>
+          <w:b/>
+          <w:bCs/>
+        </w:rPr>
+        <w:t>))))</w:t>
+      </w:r>
+      <w:r>
+        <w:t xml:space="preserve"> </w:t>
+      </w:r>
+      <w:r>
+        <w:br/>
+        <w:t xml:space="preserve">Das Modell wird </w:t>
+      </w:r>
+      <w:r>
+        <w:rPr>
+          <w:b/>
+          <w:bCs/>
+        </w:rPr>
+        <w:t>explizit verfügbar</w:t>
+      </w:r>
+      <w:r>
+        <w:t>: benennbar, darstellbar, operierbar.</w:t>
+      </w:r>
+    </w:p>
+    <w:p>
+      <w:r>
+        <w:t>Im Sinne von Kapitel 3 entsteht Raum damit nicht als vorausgesetzte Entität, sondern als funktionales Ergebnis der Operatorsequenz φ.</w:t>
+      </w:r>
+    </w:p>
+    <w:p>
+      <w:pPr>
+        <w:spacing w:after="0"/>
+        <w:rPr>
+          <w:rFonts w:ascii="Times New Roman" w:hAnsi="Times New Roman"/>
+        </w:rPr>
+      </w:pPr>
+      <w:r>
+        <w:rPr>
+          <w:rFonts w:ascii="Times New Roman" w:hAnsi="Times New Roman"/>
+        </w:rPr>
+        <w:pict w14:anchorId="1EF82C9C">
+          <v:rect id="_x0000_i1182" style="width:0;height:1.5pt" o:hralign="center" o:hrstd="t" o:hr="t" fillcolor="#a0a0a0" stroked="f"/>
+        </w:pict>
+      </w:r>
+    </w:p>
+    <w:p>
+      <w:pPr>
+        <w:pStyle w:val="berschrift2"/>
+      </w:pPr>
+      <w:r>
+        <w:t>Zusammenfassung</w:t>
+      </w:r>
+    </w:p>
+    <w:p>
+      <w:pPr>
+        <w:pStyle w:val="Aufzhlung"/>
+      </w:pPr>
+      <w:r>
+        <w:t>Die Gleichung</w:t>
+      </w:r>
+    </w:p>
+    <w:p>
+      <w:pPr>
+        <w:pStyle w:val="FormelAllein"/>
+      </w:pPr>
+      <m:oMath>
+        <m:r>
+          <m:t>φ=E</m:t>
+        </m:r>
+        <m:r>
+          <w:rPr>
+            <w:rFonts w:cs="Cambria Math"/>
+          </w:rPr>
+          <m:t>∘</m:t>
+        </m:r>
+        <m:r>
+          <m:t>M</m:t>
+        </m:r>
+        <m:r>
+          <w:rPr>
+            <w:rFonts w:cs="Cambria Math"/>
+          </w:rPr>
+          <m:t>∘</m:t>
+        </m:r>
+        <m:r>
+          <m:t>R</m:t>
+        </m:r>
+        <m:r>
+          <w:rPr>
+            <w:rFonts w:cs="Cambria Math"/>
+          </w:rPr>
+          <m:t>∘</m:t>
+        </m:r>
+        <m:r>
+          <m:t>σ</m:t>
+        </m:r>
+      </m:oMath>
+      <w:r>
+        <w:t xml:space="preserve"> </w:t>
+      </w:r>
+    </w:p>
+    <w:p>
+      <w:pPr>
+        <w:pStyle w:val="Aufzhlung"/>
+        <w:numPr>
+          <w:ilvl w:val="0"/>
+          <w:numId w:val="0"/>
+        </w:numPr>
+        <w:ind w:left="714"/>
+      </w:pPr>
+      <w:r>
+        <w:t xml:space="preserve">definiert einen </w:t>
+      </w:r>
+      <w:r>
+        <w:rPr>
+          <w:b/>
+          <w:bCs/>
+        </w:rPr>
+        <w:t>fundamentalen Struktur- und Bedeutungsoperator</w:t>
+      </w:r>
+      <w:r>
+        <w:t>.</w:t>
+      </w:r>
+    </w:p>
+    <w:p>
+      <w:pPr>
+        <w:pStyle w:val="Aufzhlung"/>
+      </w:pPr>
+      <w:r>
+        <w:t xml:space="preserve">φ beschreibt einen </w:t>
+      </w:r>
+      <w:r>
+        <w:rPr>
+          <w:b/>
+          <w:bCs/>
+        </w:rPr>
+        <w:t>gerichteten, nicht umkehrbaren Prozess</w:t>
+      </w:r>
+      <w:r>
+        <w:t>.</w:t>
+      </w:r>
+    </w:p>
+    <w:p>
+      <w:pPr>
+        <w:pStyle w:val="Aufzhlung"/>
+      </w:pPr>
+      <w:r>
+        <w:t xml:space="preserve">Bedeutung, Raum und Struktur werden </w:t>
+      </w:r>
+      <w:r>
+        <w:rPr>
+          <w:b/>
+          <w:bCs/>
+        </w:rPr>
+        <w:t>nicht postuliert</w:t>
+      </w:r>
+      <w:r>
+        <w:t xml:space="preserve">, sondern </w:t>
+      </w:r>
+      <w:r>
+        <w:rPr>
+          <w:b/>
+          <w:bCs/>
+        </w:rPr>
+        <w:t>operativ erzeugt</w:t>
+      </w:r>
+      <w:r>
+        <w:t>.</w:t>
+      </w:r>
+    </w:p>
+    <w:p>
+      <w:pPr>
+        <w:pStyle w:val="Aufzhlung"/>
+      </w:pPr>
+      <w:r>
+        <w:t>In Kapitel 3 fungiert φ als:</w:t>
+      </w:r>
+    </w:p>
+    <w:p>
+      <w:pPr>
+        <w:pStyle w:val="Aufzhlung"/>
+        <w:numPr>
+          <w:ilvl w:val="1"/>
+          <w:numId w:val="1"/>
+        </w:numPr>
+      </w:pPr>
+      <w:proofErr w:type="spellStart"/>
+      <w:r>
+        <w:t>Basismapping</w:t>
+      </w:r>
+      <w:proofErr w:type="spellEnd"/>
+      <w:r>
+        <w:t xml:space="preserve"> für Iterationen,</w:t>
+      </w:r>
+    </w:p>
+    <w:p>
+      <w:pPr>
+        <w:pStyle w:val="Aufzhlung"/>
+        <w:numPr>
+          <w:ilvl w:val="1"/>
+          <w:numId w:val="1"/>
+        </w:numPr>
+      </w:pPr>
+      <w:r>
+        <w:t>Ausgangspunkt für Grenzprozesse,</w:t>
+      </w:r>
+    </w:p>
+    <w:p>
+      <w:pPr>
+        <w:pStyle w:val="Aufzhlung"/>
+        <w:numPr>
+          <w:ilvl w:val="1"/>
+          <w:numId w:val="1"/>
+        </w:numPr>
+      </w:pPr>
+      <w:r>
+        <w:t>und methodisches Bindeglied zwischen Wahrnehmung, Modell und Explikation.</w:t>
+      </w:r>
+    </w:p>
+    <w:p>
+      <w:pPr>
+        <w:pStyle w:val="Aufzhlung"/>
+      </w:pPr>
+      <w:r>
+        <w:t xml:space="preserve">Erst durch Iteration von φ (vgl. </w:t>
+      </w:r>
+      <w:proofErr w:type="spellStart"/>
+      <w:r>
+        <w:t>φ</w:t>
+      </w:r>
+      <w:r>
+        <w:rPr>
+          <w:vertAlign w:val="superscript"/>
+        </w:rPr>
+        <w:t>n</w:t>
+      </w:r>
+      <w:proofErr w:type="spellEnd"/>
+      <w:r>
+        <w:t xml:space="preserve">) entstehen </w:t>
+      </w:r>
+      <w:r>
+        <w:rPr>
+          <w:b/>
+          <w:bCs/>
+        </w:rPr>
+        <w:t>stabile, tragfähige Strukturen</w:t>
+      </w:r>
+      <w:r>
+        <w:t>.</w:t>
+      </w:r>
+    </w:p>
     <w:p/>
     <w:p/>
     <w:p/>
@@ -47929,7 +48360,6 @@
         </w:rPr>
         <w:t>∘</w:t>
       </w:r>
-      <w:proofErr w:type="gramStart"/>
       <w:r>
         <w:t>σ</w:t>
       </w:r>
@@ -47943,7 +48373,6 @@
         </w:rPr>
         <w:t>n</w:t>
       </w:r>
-      <w:proofErr w:type="gramEnd"/>
       <w:r>
         <w:t xml:space="preserve"> bedeutet: ich lasse diese ganze Kette n-mal hintereinander auf einen Zustand wirken; das Resultat dieser n-fachen Verkettung ist der zusammengesetzte Operator o</w:t>
       </w:r>
@@ -48157,7 +48586,6 @@
         </w:rPr>
         <w:t>∘</w:t>
       </w:r>
-      <w:proofErr w:type="gramStart"/>
       <w:r>
         <w:rPr>
           <w:rFonts w:ascii="Times New Roman" w:hAnsi="Times New Roman"/>
@@ -48178,7 +48606,6 @@
         </w:rPr>
         <w:t>n</w:t>
       </w:r>
-      <w:proofErr w:type="gramEnd"/>
       <w:r>
         <w:rPr>
           <w:rFonts w:ascii="Times New Roman" w:hAnsi="Times New Roman"/>
@@ -51313,17 +51740,12 @@
         <w:t xml:space="preserve"> = \</w:t>
       </w:r>
       <w:proofErr w:type="spellStart"/>
-      <w:proofErr w:type="gramStart"/>
       <w:r>
         <w:t>underbrace</w:t>
       </w:r>
       <w:proofErr w:type="spellEnd"/>
       <w:r>
-        <w:t>{</w:t>
-      </w:r>
-      <w:proofErr w:type="gramEnd"/>
-      <w:r>
-        <w:t>\</w:t>
+        <w:t>{\</w:t>
       </w:r>
       <w:proofErr w:type="spellStart"/>
       <w:r>
@@ -53014,15 +53436,7 @@
     </w:p>
     <w:p>
       <w:r>
-        <w:t xml:space="preserve">Ich formuliere ein Beispiel aus der Unterrichtspraxis, </w:t>
-      </w:r>
-      <w:proofErr w:type="gramStart"/>
-      <w:r>
-        <w:t>das</w:t>
-      </w:r>
-      <w:proofErr w:type="gramEnd"/>
-      <w:r>
-        <w:t xml:space="preserve"> genau dem Operatorraum </w:t>
+        <w:t xml:space="preserve">Ich formuliere ein Beispiel aus der Unterrichtspraxis, das genau dem Operatorraum </w:t>
       </w:r>
       <w:r>
         <w:rPr>
@@ -54734,13 +55148,8 @@
         </m:sSub>
       </m:oMath>
       <w:r>
-        <w:t>=(E∘M∘R∘</w:t>
-      </w:r>
-      <w:proofErr w:type="gramStart"/>
-      <w:r>
-        <w:t>σ)(</w:t>
-      </w:r>
-      <w:proofErr w:type="gramEnd"/>
+        <w:t>=(E∘M∘R∘σ)(</w:t>
+      </w:r>
       <m:oMath>
         <m:sSub>
           <m:sSubPr>
@@ -55369,9 +55778,9 @@
     </w:lvl>
   </w:abstractNum>
   <w:abstractNum w:abstractNumId="2" w15:restartNumberingAfterBreak="0">
-    <w:nsid w:val="02AA745C"/>
+    <w:nsid w:val="0114097F"/>
     <w:multiLevelType w:val="multilevel"/>
-    <w:tmpl w:val="69F2F4C2"/>
+    <w:tmpl w:val="1BB44278"/>
     <w:lvl w:ilvl="0">
       <w:start w:val="1"/>
       <w:numFmt w:val="bullet"/>
@@ -55518,123 +55927,9 @@
     </w:lvl>
   </w:abstractNum>
   <w:abstractNum w:abstractNumId="3" w15:restartNumberingAfterBreak="0">
-    <w:nsid w:val="0703297B"/>
+    <w:nsid w:val="02AA745C"/>
     <w:multiLevelType w:val="multilevel"/>
-    <w:tmpl w:val="D57A4C48"/>
-    <w:lvl w:ilvl="0">
-      <w:start w:val="1"/>
-      <w:numFmt w:val="bullet"/>
-      <w:pStyle w:val="Aufzhlung"/>
-      <w:lvlText w:val="●"/>
-      <w:lvlJc w:val="left"/>
-      <w:pPr>
-        <w:ind w:left="720" w:hanging="360"/>
-      </w:pPr>
-      <w:rPr>
-        <w:u w:val="none"/>
-      </w:rPr>
-    </w:lvl>
-    <w:lvl w:ilvl="1">
-      <w:start w:val="1"/>
-      <w:numFmt w:val="bullet"/>
-      <w:lvlText w:val="○"/>
-      <w:lvlJc w:val="left"/>
-      <w:pPr>
-        <w:ind w:left="1440" w:hanging="360"/>
-      </w:pPr>
-      <w:rPr>
-        <w:u w:val="none"/>
-      </w:rPr>
-    </w:lvl>
-    <w:lvl w:ilvl="2">
-      <w:start w:val="1"/>
-      <w:numFmt w:val="bullet"/>
-      <w:lvlText w:val="■"/>
-      <w:lvlJc w:val="left"/>
-      <w:pPr>
-        <w:ind w:left="2160" w:hanging="360"/>
-      </w:pPr>
-      <w:rPr>
-        <w:u w:val="none"/>
-      </w:rPr>
-    </w:lvl>
-    <w:lvl w:ilvl="3">
-      <w:start w:val="1"/>
-      <w:numFmt w:val="bullet"/>
-      <w:lvlText w:val="●"/>
-      <w:lvlJc w:val="left"/>
-      <w:pPr>
-        <w:ind w:left="2880" w:hanging="360"/>
-      </w:pPr>
-      <w:rPr>
-        <w:u w:val="none"/>
-      </w:rPr>
-    </w:lvl>
-    <w:lvl w:ilvl="4">
-      <w:start w:val="1"/>
-      <w:numFmt w:val="bullet"/>
-      <w:lvlText w:val="○"/>
-      <w:lvlJc w:val="left"/>
-      <w:pPr>
-        <w:ind w:left="3600" w:hanging="360"/>
-      </w:pPr>
-      <w:rPr>
-        <w:u w:val="none"/>
-      </w:rPr>
-    </w:lvl>
-    <w:lvl w:ilvl="5">
-      <w:start w:val="1"/>
-      <w:numFmt w:val="bullet"/>
-      <w:lvlText w:val="■"/>
-      <w:lvlJc w:val="left"/>
-      <w:pPr>
-        <w:ind w:left="4320" w:hanging="360"/>
-      </w:pPr>
-      <w:rPr>
-        <w:u w:val="none"/>
-      </w:rPr>
-    </w:lvl>
-    <w:lvl w:ilvl="6">
-      <w:start w:val="1"/>
-      <w:numFmt w:val="bullet"/>
-      <w:lvlText w:val="●"/>
-      <w:lvlJc w:val="left"/>
-      <w:pPr>
-        <w:ind w:left="5040" w:hanging="360"/>
-      </w:pPr>
-      <w:rPr>
-        <w:u w:val="none"/>
-      </w:rPr>
-    </w:lvl>
-    <w:lvl w:ilvl="7">
-      <w:start w:val="1"/>
-      <w:numFmt w:val="bullet"/>
-      <w:lvlText w:val="○"/>
-      <w:lvlJc w:val="left"/>
-      <w:pPr>
-        <w:ind w:left="5760" w:hanging="360"/>
-      </w:pPr>
-      <w:rPr>
-        <w:u w:val="none"/>
-      </w:rPr>
-    </w:lvl>
-    <w:lvl w:ilvl="8">
-      <w:start w:val="1"/>
-      <w:numFmt w:val="bullet"/>
-      <w:lvlText w:val="■"/>
-      <w:lvlJc w:val="left"/>
-      <w:pPr>
-        <w:ind w:left="6480" w:hanging="360"/>
-      </w:pPr>
-      <w:rPr>
-        <w:u w:val="none"/>
-      </w:rPr>
-    </w:lvl>
-  </w:abstractNum>
-  <w:abstractNum w:abstractNumId="4" w15:restartNumberingAfterBreak="0">
-    <w:nsid w:val="083A516E"/>
-    <w:multiLevelType w:val="multilevel"/>
-    <w:tmpl w:val="4B8ED5AE"/>
+    <w:tmpl w:val="69F2F4C2"/>
     <w:lvl w:ilvl="0">
       <w:start w:val="1"/>
       <w:numFmt w:val="bullet"/>
@@ -55780,151 +56075,124 @@
       </w:rPr>
     </w:lvl>
   </w:abstractNum>
-  <w:abstractNum w:abstractNumId="5" w15:restartNumberingAfterBreak="0">
-    <w:nsid w:val="0A296FDE"/>
+  <w:abstractNum w:abstractNumId="4" w15:restartNumberingAfterBreak="0">
+    <w:nsid w:val="0703297B"/>
     <w:multiLevelType w:val="multilevel"/>
-    <w:tmpl w:val="F7842E4E"/>
+    <w:tmpl w:val="D57A4C48"/>
     <w:lvl w:ilvl="0">
       <w:start w:val="1"/>
-      <w:numFmt w:val="decimal"/>
-      <w:pStyle w:val="Zahlenliste"/>
-      <w:lvlText w:val="%1."/>
+      <w:numFmt w:val="bullet"/>
+      <w:pStyle w:val="Aufzhlung"/>
+      <w:lvlText w:val="●"/>
       <w:lvlJc w:val="left"/>
       <w:pPr>
-        <w:tabs>
-          <w:tab w:val="num" w:pos="1428"/>
-        </w:tabs>
-        <w:ind w:left="1428" w:hanging="720"/>
+        <w:ind w:left="720" w:hanging="360"/>
       </w:pPr>
       <w:rPr>
-        <w:rFonts w:hint="default"/>
+        <w:u w:val="none"/>
       </w:rPr>
     </w:lvl>
     <w:lvl w:ilvl="1">
       <w:start w:val="1"/>
-      <w:numFmt w:val="decimal"/>
-      <w:lvlText w:val="%2."/>
+      <w:numFmt w:val="bullet"/>
+      <w:lvlText w:val="○"/>
       <w:lvlJc w:val="left"/>
       <w:pPr>
-        <w:tabs>
-          <w:tab w:val="num" w:pos="2148"/>
-        </w:tabs>
-        <w:ind w:left="2148" w:hanging="720"/>
+        <w:ind w:left="1440" w:hanging="360"/>
       </w:pPr>
       <w:rPr>
-        <w:rFonts w:hint="default"/>
+        <w:u w:val="none"/>
       </w:rPr>
     </w:lvl>
     <w:lvl w:ilvl="2">
       <w:start w:val="1"/>
-      <w:numFmt w:val="decimal"/>
-      <w:lvlText w:val="%3."/>
+      <w:numFmt w:val="bullet"/>
+      <w:lvlText w:val="■"/>
       <w:lvlJc w:val="left"/>
       <w:pPr>
-        <w:tabs>
-          <w:tab w:val="num" w:pos="2868"/>
-        </w:tabs>
-        <w:ind w:left="2868" w:hanging="720"/>
+        <w:ind w:left="2160" w:hanging="360"/>
       </w:pPr>
       <w:rPr>
-        <w:rFonts w:hint="default"/>
+        <w:u w:val="none"/>
       </w:rPr>
     </w:lvl>
     <w:lvl w:ilvl="3">
       <w:start w:val="1"/>
-      <w:numFmt w:val="decimal"/>
-      <w:lvlText w:val="%4."/>
+      <w:numFmt w:val="bullet"/>
+      <w:lvlText w:val="●"/>
       <w:lvlJc w:val="left"/>
       <w:pPr>
-        <w:tabs>
-          <w:tab w:val="num" w:pos="3588"/>
-        </w:tabs>
-        <w:ind w:left="3588" w:hanging="720"/>
+        <w:ind w:left="2880" w:hanging="360"/>
       </w:pPr>
       <w:rPr>
-        <w:rFonts w:hint="default"/>
+        <w:u w:val="none"/>
       </w:rPr>
     </w:lvl>
     <w:lvl w:ilvl="4">
       <w:start w:val="1"/>
-      <w:numFmt w:val="decimal"/>
-      <w:lvlText w:val="%5."/>
+      <w:numFmt w:val="bullet"/>
+      <w:lvlText w:val="○"/>
       <w:lvlJc w:val="left"/>
       <w:pPr>
-        <w:tabs>
-          <w:tab w:val="num" w:pos="4308"/>
-        </w:tabs>
-        <w:ind w:left="4308" w:hanging="720"/>
+        <w:ind w:left="3600" w:hanging="360"/>
       </w:pPr>
       <w:rPr>
-        <w:rFonts w:hint="default"/>
+        <w:u w:val="none"/>
       </w:rPr>
     </w:lvl>
     <w:lvl w:ilvl="5">
       <w:start w:val="1"/>
-      <w:numFmt w:val="decimal"/>
-      <w:lvlText w:val="%6."/>
+      <w:numFmt w:val="bullet"/>
+      <w:lvlText w:val="■"/>
       <w:lvlJc w:val="left"/>
       <w:pPr>
-        <w:tabs>
-          <w:tab w:val="num" w:pos="5028"/>
-        </w:tabs>
-        <w:ind w:left="5028" w:hanging="720"/>
+        <w:ind w:left="4320" w:hanging="360"/>
       </w:pPr>
       <w:rPr>
-        <w:rFonts w:hint="default"/>
+        <w:u w:val="none"/>
       </w:rPr>
     </w:lvl>
     <w:lvl w:ilvl="6">
       <w:start w:val="1"/>
-      <w:numFmt w:val="decimal"/>
-      <w:lvlText w:val="%7."/>
+      <w:numFmt w:val="bullet"/>
+      <w:lvlText w:val="●"/>
       <w:lvlJc w:val="left"/>
       <w:pPr>
-        <w:tabs>
-          <w:tab w:val="num" w:pos="5748"/>
-        </w:tabs>
-        <w:ind w:left="5748" w:hanging="720"/>
+        <w:ind w:left="5040" w:hanging="360"/>
       </w:pPr>
       <w:rPr>
-        <w:rFonts w:hint="default"/>
+        <w:u w:val="none"/>
       </w:rPr>
     </w:lvl>
     <w:lvl w:ilvl="7">
       <w:start w:val="1"/>
-      <w:numFmt w:val="decimal"/>
-      <w:lvlText w:val="%8."/>
+      <w:numFmt w:val="bullet"/>
+      <w:lvlText w:val="○"/>
       <w:lvlJc w:val="left"/>
       <w:pPr>
-        <w:tabs>
-          <w:tab w:val="num" w:pos="6468"/>
-        </w:tabs>
-        <w:ind w:left="6468" w:hanging="720"/>
+        <w:ind w:left="5760" w:hanging="360"/>
       </w:pPr>
       <w:rPr>
-        <w:rFonts w:hint="default"/>
+        <w:u w:val="none"/>
       </w:rPr>
     </w:lvl>
     <w:lvl w:ilvl="8">
       <w:start w:val="1"/>
-      <w:numFmt w:val="decimal"/>
-      <w:lvlText w:val="%9."/>
+      <w:numFmt w:val="bullet"/>
+      <w:lvlText w:val="■"/>
       <w:lvlJc w:val="left"/>
       <w:pPr>
-        <w:tabs>
-          <w:tab w:val="num" w:pos="7188"/>
-        </w:tabs>
-        <w:ind w:left="7188" w:hanging="720"/>
+        <w:ind w:left="6480" w:hanging="360"/>
       </w:pPr>
       <w:rPr>
-        <w:rFonts w:hint="default"/>
+        <w:u w:val="none"/>
       </w:rPr>
     </w:lvl>
   </w:abstractNum>
-  <w:abstractNum w:abstractNumId="6" w15:restartNumberingAfterBreak="0">
-    <w:nsid w:val="233D241F"/>
+  <w:abstractNum w:abstractNumId="5" w15:restartNumberingAfterBreak="0">
+    <w:nsid w:val="083A516E"/>
     <w:multiLevelType w:val="multilevel"/>
-    <w:tmpl w:val="E84C4F9A"/>
+    <w:tmpl w:val="4B8ED5AE"/>
     <w:lvl w:ilvl="0">
       <w:start w:val="1"/>
       <w:numFmt w:val="bullet"/>
@@ -56070,10 +56338,300 @@
       </w:rPr>
     </w:lvl>
   </w:abstractNum>
+  <w:abstractNum w:abstractNumId="6" w15:restartNumberingAfterBreak="0">
+    <w:nsid w:val="0A296FDE"/>
+    <w:multiLevelType w:val="multilevel"/>
+    <w:tmpl w:val="F7842E4E"/>
+    <w:lvl w:ilvl="0">
+      <w:start w:val="1"/>
+      <w:numFmt w:val="decimal"/>
+      <w:pStyle w:val="Zahlenliste"/>
+      <w:lvlText w:val="%1."/>
+      <w:lvlJc w:val="left"/>
+      <w:pPr>
+        <w:tabs>
+          <w:tab w:val="num" w:pos="1428"/>
+        </w:tabs>
+        <w:ind w:left="1428" w:hanging="720"/>
+      </w:pPr>
+      <w:rPr>
+        <w:rFonts w:hint="default"/>
+      </w:rPr>
+    </w:lvl>
+    <w:lvl w:ilvl="1">
+      <w:start w:val="1"/>
+      <w:numFmt w:val="decimal"/>
+      <w:lvlText w:val="%2."/>
+      <w:lvlJc w:val="left"/>
+      <w:pPr>
+        <w:tabs>
+          <w:tab w:val="num" w:pos="2148"/>
+        </w:tabs>
+        <w:ind w:left="2148" w:hanging="720"/>
+      </w:pPr>
+      <w:rPr>
+        <w:rFonts w:hint="default"/>
+      </w:rPr>
+    </w:lvl>
+    <w:lvl w:ilvl="2">
+      <w:start w:val="1"/>
+      <w:numFmt w:val="decimal"/>
+      <w:lvlText w:val="%3."/>
+      <w:lvlJc w:val="left"/>
+      <w:pPr>
+        <w:tabs>
+          <w:tab w:val="num" w:pos="2868"/>
+        </w:tabs>
+        <w:ind w:left="2868" w:hanging="720"/>
+      </w:pPr>
+      <w:rPr>
+        <w:rFonts w:hint="default"/>
+      </w:rPr>
+    </w:lvl>
+    <w:lvl w:ilvl="3">
+      <w:start w:val="1"/>
+      <w:numFmt w:val="decimal"/>
+      <w:lvlText w:val="%4."/>
+      <w:lvlJc w:val="left"/>
+      <w:pPr>
+        <w:tabs>
+          <w:tab w:val="num" w:pos="3588"/>
+        </w:tabs>
+        <w:ind w:left="3588" w:hanging="720"/>
+      </w:pPr>
+      <w:rPr>
+        <w:rFonts w:hint="default"/>
+      </w:rPr>
+    </w:lvl>
+    <w:lvl w:ilvl="4">
+      <w:start w:val="1"/>
+      <w:numFmt w:val="decimal"/>
+      <w:lvlText w:val="%5."/>
+      <w:lvlJc w:val="left"/>
+      <w:pPr>
+        <w:tabs>
+          <w:tab w:val="num" w:pos="4308"/>
+        </w:tabs>
+        <w:ind w:left="4308" w:hanging="720"/>
+      </w:pPr>
+      <w:rPr>
+        <w:rFonts w:hint="default"/>
+      </w:rPr>
+    </w:lvl>
+    <w:lvl w:ilvl="5">
+      <w:start w:val="1"/>
+      <w:numFmt w:val="decimal"/>
+      <w:lvlText w:val="%6."/>
+      <w:lvlJc w:val="left"/>
+      <w:pPr>
+        <w:tabs>
+          <w:tab w:val="num" w:pos="5028"/>
+        </w:tabs>
+        <w:ind w:left="5028" w:hanging="720"/>
+      </w:pPr>
+      <w:rPr>
+        <w:rFonts w:hint="default"/>
+      </w:rPr>
+    </w:lvl>
+    <w:lvl w:ilvl="6">
+      <w:start w:val="1"/>
+      <w:numFmt w:val="decimal"/>
+      <w:lvlText w:val="%7."/>
+      <w:lvlJc w:val="left"/>
+      <w:pPr>
+        <w:tabs>
+          <w:tab w:val="num" w:pos="5748"/>
+        </w:tabs>
+        <w:ind w:left="5748" w:hanging="720"/>
+      </w:pPr>
+      <w:rPr>
+        <w:rFonts w:hint="default"/>
+      </w:rPr>
+    </w:lvl>
+    <w:lvl w:ilvl="7">
+      <w:start w:val="1"/>
+      <w:numFmt w:val="decimal"/>
+      <w:lvlText w:val="%8."/>
+      <w:lvlJc w:val="left"/>
+      <w:pPr>
+        <w:tabs>
+          <w:tab w:val="num" w:pos="6468"/>
+        </w:tabs>
+        <w:ind w:left="6468" w:hanging="720"/>
+      </w:pPr>
+      <w:rPr>
+        <w:rFonts w:hint="default"/>
+      </w:rPr>
+    </w:lvl>
+    <w:lvl w:ilvl="8">
+      <w:start w:val="1"/>
+      <w:numFmt w:val="decimal"/>
+      <w:lvlText w:val="%9."/>
+      <w:lvlJc w:val="left"/>
+      <w:pPr>
+        <w:tabs>
+          <w:tab w:val="num" w:pos="7188"/>
+        </w:tabs>
+        <w:ind w:left="7188" w:hanging="720"/>
+      </w:pPr>
+      <w:rPr>
+        <w:rFonts w:hint="default"/>
+      </w:rPr>
+    </w:lvl>
+  </w:abstractNum>
   <w:abstractNum w:abstractNumId="7" w15:restartNumberingAfterBreak="0">
-    <w:nsid w:val="2A326C4A"/>
+    <w:nsid w:val="0EB85047"/>
     <w:multiLevelType w:val="multilevel"/>
-    <w:tmpl w:val="4CE0AFD0"/>
+    <w:tmpl w:val="04766DBC"/>
+    <w:lvl w:ilvl="0">
+      <w:start w:val="1"/>
+      <w:numFmt w:val="bullet"/>
+      <w:lvlText w:val=""/>
+      <w:lvlJc w:val="left"/>
+      <w:pPr>
+        <w:tabs>
+          <w:tab w:val="num" w:pos="720"/>
+        </w:tabs>
+        <w:ind w:left="720" w:hanging="360"/>
+      </w:pPr>
+      <w:rPr>
+        <w:rFonts w:ascii="Symbol" w:hAnsi="Symbol" w:hint="default"/>
+        <w:sz w:val="20"/>
+      </w:rPr>
+    </w:lvl>
+    <w:lvl w:ilvl="1">
+      <w:start w:val="1"/>
+      <w:numFmt w:val="bullet"/>
+      <w:lvlText w:val="o"/>
+      <w:lvlJc w:val="left"/>
+      <w:pPr>
+        <w:tabs>
+          <w:tab w:val="num" w:pos="1440"/>
+        </w:tabs>
+        <w:ind w:left="1440" w:hanging="360"/>
+      </w:pPr>
+      <w:rPr>
+        <w:rFonts w:ascii="Courier New" w:hAnsi="Courier New" w:hint="default"/>
+        <w:sz w:val="20"/>
+      </w:rPr>
+    </w:lvl>
+    <w:lvl w:ilvl="2" w:tentative="1">
+      <w:start w:val="1"/>
+      <w:numFmt w:val="bullet"/>
+      <w:lvlText w:val=""/>
+      <w:lvlJc w:val="left"/>
+      <w:pPr>
+        <w:tabs>
+          <w:tab w:val="num" w:pos="2160"/>
+        </w:tabs>
+        <w:ind w:left="2160" w:hanging="360"/>
+      </w:pPr>
+      <w:rPr>
+        <w:rFonts w:ascii="Wingdings" w:hAnsi="Wingdings" w:hint="default"/>
+        <w:sz w:val="20"/>
+      </w:rPr>
+    </w:lvl>
+    <w:lvl w:ilvl="3" w:tentative="1">
+      <w:start w:val="1"/>
+      <w:numFmt w:val="bullet"/>
+      <w:lvlText w:val=""/>
+      <w:lvlJc w:val="left"/>
+      <w:pPr>
+        <w:tabs>
+          <w:tab w:val="num" w:pos="2880"/>
+        </w:tabs>
+        <w:ind w:left="2880" w:hanging="360"/>
+      </w:pPr>
+      <w:rPr>
+        <w:rFonts w:ascii="Wingdings" w:hAnsi="Wingdings" w:hint="default"/>
+        <w:sz w:val="20"/>
+      </w:rPr>
+    </w:lvl>
+    <w:lvl w:ilvl="4" w:tentative="1">
+      <w:start w:val="1"/>
+      <w:numFmt w:val="bullet"/>
+      <w:lvlText w:val=""/>
+      <w:lvlJc w:val="left"/>
+      <w:pPr>
+        <w:tabs>
+          <w:tab w:val="num" w:pos="3600"/>
+        </w:tabs>
+        <w:ind w:left="3600" w:hanging="360"/>
+      </w:pPr>
+      <w:rPr>
+        <w:rFonts w:ascii="Wingdings" w:hAnsi="Wingdings" w:hint="default"/>
+        <w:sz w:val="20"/>
+      </w:rPr>
+    </w:lvl>
+    <w:lvl w:ilvl="5" w:tentative="1">
+      <w:start w:val="1"/>
+      <w:numFmt w:val="bullet"/>
+      <w:lvlText w:val=""/>
+      <w:lvlJc w:val="left"/>
+      <w:pPr>
+        <w:tabs>
+          <w:tab w:val="num" w:pos="4320"/>
+        </w:tabs>
+        <w:ind w:left="4320" w:hanging="360"/>
+      </w:pPr>
+      <w:rPr>
+        <w:rFonts w:ascii="Wingdings" w:hAnsi="Wingdings" w:hint="default"/>
+        <w:sz w:val="20"/>
+      </w:rPr>
+    </w:lvl>
+    <w:lvl w:ilvl="6" w:tentative="1">
+      <w:start w:val="1"/>
+      <w:numFmt w:val="bullet"/>
+      <w:lvlText w:val=""/>
+      <w:lvlJc w:val="left"/>
+      <w:pPr>
+        <w:tabs>
+          <w:tab w:val="num" w:pos="5040"/>
+        </w:tabs>
+        <w:ind w:left="5040" w:hanging="360"/>
+      </w:pPr>
+      <w:rPr>
+        <w:rFonts w:ascii="Wingdings" w:hAnsi="Wingdings" w:hint="default"/>
+        <w:sz w:val="20"/>
+      </w:rPr>
+    </w:lvl>
+    <w:lvl w:ilvl="7" w:tentative="1">
+      <w:start w:val="1"/>
+      <w:numFmt w:val="bullet"/>
+      <w:lvlText w:val=""/>
+      <w:lvlJc w:val="left"/>
+      <w:pPr>
+        <w:tabs>
+          <w:tab w:val="num" w:pos="5760"/>
+        </w:tabs>
+        <w:ind w:left="5760" w:hanging="360"/>
+      </w:pPr>
+      <w:rPr>
+        <w:rFonts w:ascii="Wingdings" w:hAnsi="Wingdings" w:hint="default"/>
+        <w:sz w:val="20"/>
+      </w:rPr>
+    </w:lvl>
+    <w:lvl w:ilvl="8" w:tentative="1">
+      <w:start w:val="1"/>
+      <w:numFmt w:val="bullet"/>
+      <w:lvlText w:val=""/>
+      <w:lvlJc w:val="left"/>
+      <w:pPr>
+        <w:tabs>
+          <w:tab w:val="num" w:pos="6480"/>
+        </w:tabs>
+        <w:ind w:left="6480" w:hanging="360"/>
+      </w:pPr>
+      <w:rPr>
+        <w:rFonts w:ascii="Wingdings" w:hAnsi="Wingdings" w:hint="default"/>
+        <w:sz w:val="20"/>
+      </w:rPr>
+    </w:lvl>
+  </w:abstractNum>
+  <w:abstractNum w:abstractNumId="8" w15:restartNumberingAfterBreak="0">
+    <w:nsid w:val="16061387"/>
+    <w:multiLevelType w:val="multilevel"/>
+    <w:tmpl w:val="8D7AFD04"/>
     <w:lvl w:ilvl="0">
       <w:start w:val="1"/>
       <w:numFmt w:val="bullet"/>
@@ -56219,10 +56777,10 @@
       </w:rPr>
     </w:lvl>
   </w:abstractNum>
-  <w:abstractNum w:abstractNumId="8" w15:restartNumberingAfterBreak="0">
-    <w:nsid w:val="2DE9071F"/>
+  <w:abstractNum w:abstractNumId="9" w15:restartNumberingAfterBreak="0">
+    <w:nsid w:val="233D241F"/>
     <w:multiLevelType w:val="multilevel"/>
-    <w:tmpl w:val="A38CA13C"/>
+    <w:tmpl w:val="E84C4F9A"/>
     <w:lvl w:ilvl="0">
       <w:start w:val="1"/>
       <w:numFmt w:val="bullet"/>
@@ -56368,10 +56926,10 @@
       </w:rPr>
     </w:lvl>
   </w:abstractNum>
-  <w:abstractNum w:abstractNumId="9" w15:restartNumberingAfterBreak="0">
-    <w:nsid w:val="30850FB7"/>
+  <w:abstractNum w:abstractNumId="10" w15:restartNumberingAfterBreak="0">
+    <w:nsid w:val="2A326C4A"/>
     <w:multiLevelType w:val="multilevel"/>
-    <w:tmpl w:val="352C5252"/>
+    <w:tmpl w:val="4CE0AFD0"/>
     <w:lvl w:ilvl="0">
       <w:start w:val="1"/>
       <w:numFmt w:val="bullet"/>
@@ -56517,10 +57075,10 @@
       </w:rPr>
     </w:lvl>
   </w:abstractNum>
-  <w:abstractNum w:abstractNumId="10" w15:restartNumberingAfterBreak="0">
-    <w:nsid w:val="31007B42"/>
+  <w:abstractNum w:abstractNumId="11" w15:restartNumberingAfterBreak="0">
+    <w:nsid w:val="2DE9071F"/>
     <w:multiLevelType w:val="multilevel"/>
-    <w:tmpl w:val="E70C5842"/>
+    <w:tmpl w:val="A38CA13C"/>
     <w:lvl w:ilvl="0">
       <w:start w:val="1"/>
       <w:numFmt w:val="bullet"/>
@@ -56666,10 +57224,10 @@
       </w:rPr>
     </w:lvl>
   </w:abstractNum>
-  <w:abstractNum w:abstractNumId="11" w15:restartNumberingAfterBreak="0">
-    <w:nsid w:val="34C76D9E"/>
+  <w:abstractNum w:abstractNumId="12" w15:restartNumberingAfterBreak="0">
+    <w:nsid w:val="30850FB7"/>
     <w:multiLevelType w:val="multilevel"/>
-    <w:tmpl w:val="116479BE"/>
+    <w:tmpl w:val="352C5252"/>
     <w:lvl w:ilvl="0">
       <w:start w:val="1"/>
       <w:numFmt w:val="bullet"/>
@@ -56815,7 +57373,418 @@
       </w:rPr>
     </w:lvl>
   </w:abstractNum>
-  <w:abstractNum w:abstractNumId="12" w15:restartNumberingAfterBreak="0">
+  <w:abstractNum w:abstractNumId="13" w15:restartNumberingAfterBreak="0">
+    <w:nsid w:val="31007B42"/>
+    <w:multiLevelType w:val="multilevel"/>
+    <w:tmpl w:val="E70C5842"/>
+    <w:lvl w:ilvl="0">
+      <w:start w:val="1"/>
+      <w:numFmt w:val="bullet"/>
+      <w:lvlText w:val=""/>
+      <w:lvlJc w:val="left"/>
+      <w:pPr>
+        <w:tabs>
+          <w:tab w:val="num" w:pos="720"/>
+        </w:tabs>
+        <w:ind w:left="720" w:hanging="360"/>
+      </w:pPr>
+      <w:rPr>
+        <w:rFonts w:ascii="Symbol" w:hAnsi="Symbol" w:hint="default"/>
+        <w:sz w:val="20"/>
+      </w:rPr>
+    </w:lvl>
+    <w:lvl w:ilvl="1" w:tentative="1">
+      <w:start w:val="1"/>
+      <w:numFmt w:val="bullet"/>
+      <w:lvlText w:val="o"/>
+      <w:lvlJc w:val="left"/>
+      <w:pPr>
+        <w:tabs>
+          <w:tab w:val="num" w:pos="1440"/>
+        </w:tabs>
+        <w:ind w:left="1440" w:hanging="360"/>
+      </w:pPr>
+      <w:rPr>
+        <w:rFonts w:ascii="Courier New" w:hAnsi="Courier New" w:hint="default"/>
+        <w:sz w:val="20"/>
+      </w:rPr>
+    </w:lvl>
+    <w:lvl w:ilvl="2" w:tentative="1">
+      <w:start w:val="1"/>
+      <w:numFmt w:val="bullet"/>
+      <w:lvlText w:val=""/>
+      <w:lvlJc w:val="left"/>
+      <w:pPr>
+        <w:tabs>
+          <w:tab w:val="num" w:pos="2160"/>
+        </w:tabs>
+        <w:ind w:left="2160" w:hanging="360"/>
+      </w:pPr>
+      <w:rPr>
+        <w:rFonts w:ascii="Wingdings" w:hAnsi="Wingdings" w:hint="default"/>
+        <w:sz w:val="20"/>
+      </w:rPr>
+    </w:lvl>
+    <w:lvl w:ilvl="3" w:tentative="1">
+      <w:start w:val="1"/>
+      <w:numFmt w:val="bullet"/>
+      <w:lvlText w:val=""/>
+      <w:lvlJc w:val="left"/>
+      <w:pPr>
+        <w:tabs>
+          <w:tab w:val="num" w:pos="2880"/>
+        </w:tabs>
+        <w:ind w:left="2880" w:hanging="360"/>
+      </w:pPr>
+      <w:rPr>
+        <w:rFonts w:ascii="Wingdings" w:hAnsi="Wingdings" w:hint="default"/>
+        <w:sz w:val="20"/>
+      </w:rPr>
+    </w:lvl>
+    <w:lvl w:ilvl="4" w:tentative="1">
+      <w:start w:val="1"/>
+      <w:numFmt w:val="bullet"/>
+      <w:lvlText w:val=""/>
+      <w:lvlJc w:val="left"/>
+      <w:pPr>
+        <w:tabs>
+          <w:tab w:val="num" w:pos="3600"/>
+        </w:tabs>
+        <w:ind w:left="3600" w:hanging="360"/>
+      </w:pPr>
+      <w:rPr>
+        <w:rFonts w:ascii="Wingdings" w:hAnsi="Wingdings" w:hint="default"/>
+        <w:sz w:val="20"/>
+      </w:rPr>
+    </w:lvl>
+    <w:lvl w:ilvl="5" w:tentative="1">
+      <w:start w:val="1"/>
+      <w:numFmt w:val="bullet"/>
+      <w:lvlText w:val=""/>
+      <w:lvlJc w:val="left"/>
+      <w:pPr>
+        <w:tabs>
+          <w:tab w:val="num" w:pos="4320"/>
+        </w:tabs>
+        <w:ind w:left="4320" w:hanging="360"/>
+      </w:pPr>
+      <w:rPr>
+        <w:rFonts w:ascii="Wingdings" w:hAnsi="Wingdings" w:hint="default"/>
+        <w:sz w:val="20"/>
+      </w:rPr>
+    </w:lvl>
+    <w:lvl w:ilvl="6" w:tentative="1">
+      <w:start w:val="1"/>
+      <w:numFmt w:val="bullet"/>
+      <w:lvlText w:val=""/>
+      <w:lvlJc w:val="left"/>
+      <w:pPr>
+        <w:tabs>
+          <w:tab w:val="num" w:pos="5040"/>
+        </w:tabs>
+        <w:ind w:left="5040" w:hanging="360"/>
+      </w:pPr>
+      <w:rPr>
+        <w:rFonts w:ascii="Wingdings" w:hAnsi="Wingdings" w:hint="default"/>
+        <w:sz w:val="20"/>
+      </w:rPr>
+    </w:lvl>
+    <w:lvl w:ilvl="7" w:tentative="1">
+      <w:start w:val="1"/>
+      <w:numFmt w:val="bullet"/>
+      <w:lvlText w:val=""/>
+      <w:lvlJc w:val="left"/>
+      <w:pPr>
+        <w:tabs>
+          <w:tab w:val="num" w:pos="5760"/>
+        </w:tabs>
+        <w:ind w:left="5760" w:hanging="360"/>
+      </w:pPr>
+      <w:rPr>
+        <w:rFonts w:ascii="Wingdings" w:hAnsi="Wingdings" w:hint="default"/>
+        <w:sz w:val="20"/>
+      </w:rPr>
+    </w:lvl>
+    <w:lvl w:ilvl="8" w:tentative="1">
+      <w:start w:val="1"/>
+      <w:numFmt w:val="bullet"/>
+      <w:lvlText w:val=""/>
+      <w:lvlJc w:val="left"/>
+      <w:pPr>
+        <w:tabs>
+          <w:tab w:val="num" w:pos="6480"/>
+        </w:tabs>
+        <w:ind w:left="6480" w:hanging="360"/>
+      </w:pPr>
+      <w:rPr>
+        <w:rFonts w:ascii="Wingdings" w:hAnsi="Wingdings" w:hint="default"/>
+        <w:sz w:val="20"/>
+      </w:rPr>
+    </w:lvl>
+  </w:abstractNum>
+  <w:abstractNum w:abstractNumId="14" w15:restartNumberingAfterBreak="0">
+    <w:nsid w:val="34C76D9E"/>
+    <w:multiLevelType w:val="multilevel"/>
+    <w:tmpl w:val="116479BE"/>
+    <w:lvl w:ilvl="0">
+      <w:start w:val="1"/>
+      <w:numFmt w:val="bullet"/>
+      <w:lvlText w:val=""/>
+      <w:lvlJc w:val="left"/>
+      <w:pPr>
+        <w:tabs>
+          <w:tab w:val="num" w:pos="720"/>
+        </w:tabs>
+        <w:ind w:left="720" w:hanging="360"/>
+      </w:pPr>
+      <w:rPr>
+        <w:rFonts w:ascii="Symbol" w:hAnsi="Symbol" w:hint="default"/>
+        <w:sz w:val="20"/>
+      </w:rPr>
+    </w:lvl>
+    <w:lvl w:ilvl="1" w:tentative="1">
+      <w:start w:val="1"/>
+      <w:numFmt w:val="bullet"/>
+      <w:lvlText w:val="o"/>
+      <w:lvlJc w:val="left"/>
+      <w:pPr>
+        <w:tabs>
+          <w:tab w:val="num" w:pos="1440"/>
+        </w:tabs>
+        <w:ind w:left="1440" w:hanging="360"/>
+      </w:pPr>
+      <w:rPr>
+        <w:rFonts w:ascii="Courier New" w:hAnsi="Courier New" w:hint="default"/>
+        <w:sz w:val="20"/>
+      </w:rPr>
+    </w:lvl>
+    <w:lvl w:ilvl="2" w:tentative="1">
+      <w:start w:val="1"/>
+      <w:numFmt w:val="bullet"/>
+      <w:lvlText w:val=""/>
+      <w:lvlJc w:val="left"/>
+      <w:pPr>
+        <w:tabs>
+          <w:tab w:val="num" w:pos="2160"/>
+        </w:tabs>
+        <w:ind w:left="2160" w:hanging="360"/>
+      </w:pPr>
+      <w:rPr>
+        <w:rFonts w:ascii="Wingdings" w:hAnsi="Wingdings" w:hint="default"/>
+        <w:sz w:val="20"/>
+      </w:rPr>
+    </w:lvl>
+    <w:lvl w:ilvl="3" w:tentative="1">
+      <w:start w:val="1"/>
+      <w:numFmt w:val="bullet"/>
+      <w:lvlText w:val=""/>
+      <w:lvlJc w:val="left"/>
+      <w:pPr>
+        <w:tabs>
+          <w:tab w:val="num" w:pos="2880"/>
+        </w:tabs>
+        <w:ind w:left="2880" w:hanging="360"/>
+      </w:pPr>
+      <w:rPr>
+        <w:rFonts w:ascii="Wingdings" w:hAnsi="Wingdings" w:hint="default"/>
+        <w:sz w:val="20"/>
+      </w:rPr>
+    </w:lvl>
+    <w:lvl w:ilvl="4" w:tentative="1">
+      <w:start w:val="1"/>
+      <w:numFmt w:val="bullet"/>
+      <w:lvlText w:val=""/>
+      <w:lvlJc w:val="left"/>
+      <w:pPr>
+        <w:tabs>
+          <w:tab w:val="num" w:pos="3600"/>
+        </w:tabs>
+        <w:ind w:left="3600" w:hanging="360"/>
+      </w:pPr>
+      <w:rPr>
+        <w:rFonts w:ascii="Wingdings" w:hAnsi="Wingdings" w:hint="default"/>
+        <w:sz w:val="20"/>
+      </w:rPr>
+    </w:lvl>
+    <w:lvl w:ilvl="5" w:tentative="1">
+      <w:start w:val="1"/>
+      <w:numFmt w:val="bullet"/>
+      <w:lvlText w:val=""/>
+      <w:lvlJc w:val="left"/>
+      <w:pPr>
+        <w:tabs>
+          <w:tab w:val="num" w:pos="4320"/>
+        </w:tabs>
+        <w:ind w:left="4320" w:hanging="360"/>
+      </w:pPr>
+      <w:rPr>
+        <w:rFonts w:ascii="Wingdings" w:hAnsi="Wingdings" w:hint="default"/>
+        <w:sz w:val="20"/>
+      </w:rPr>
+    </w:lvl>
+    <w:lvl w:ilvl="6" w:tentative="1">
+      <w:start w:val="1"/>
+      <w:numFmt w:val="bullet"/>
+      <w:lvlText w:val=""/>
+      <w:lvlJc w:val="left"/>
+      <w:pPr>
+        <w:tabs>
+          <w:tab w:val="num" w:pos="5040"/>
+        </w:tabs>
+        <w:ind w:left="5040" w:hanging="360"/>
+      </w:pPr>
+      <w:rPr>
+        <w:rFonts w:ascii="Wingdings" w:hAnsi="Wingdings" w:hint="default"/>
+        <w:sz w:val="20"/>
+      </w:rPr>
+    </w:lvl>
+    <w:lvl w:ilvl="7" w:tentative="1">
+      <w:start w:val="1"/>
+      <w:numFmt w:val="bullet"/>
+      <w:lvlText w:val=""/>
+      <w:lvlJc w:val="left"/>
+      <w:pPr>
+        <w:tabs>
+          <w:tab w:val="num" w:pos="5760"/>
+        </w:tabs>
+        <w:ind w:left="5760" w:hanging="360"/>
+      </w:pPr>
+      <w:rPr>
+        <w:rFonts w:ascii="Wingdings" w:hAnsi="Wingdings" w:hint="default"/>
+        <w:sz w:val="20"/>
+      </w:rPr>
+    </w:lvl>
+    <w:lvl w:ilvl="8" w:tentative="1">
+      <w:start w:val="1"/>
+      <w:numFmt w:val="bullet"/>
+      <w:lvlText w:val=""/>
+      <w:lvlJc w:val="left"/>
+      <w:pPr>
+        <w:tabs>
+          <w:tab w:val="num" w:pos="6480"/>
+        </w:tabs>
+        <w:ind w:left="6480" w:hanging="360"/>
+      </w:pPr>
+      <w:rPr>
+        <w:rFonts w:ascii="Wingdings" w:hAnsi="Wingdings" w:hint="default"/>
+        <w:sz w:val="20"/>
+      </w:rPr>
+    </w:lvl>
+  </w:abstractNum>
+  <w:abstractNum w:abstractNumId="15" w15:restartNumberingAfterBreak="0">
+    <w:nsid w:val="35176CBB"/>
+    <w:multiLevelType w:val="multilevel"/>
+    <w:tmpl w:val="1C2C2A30"/>
+    <w:lvl w:ilvl="0">
+      <w:start w:val="1"/>
+      <w:numFmt w:val="decimal"/>
+      <w:lvlText w:val="%1."/>
+      <w:lvlJc w:val="left"/>
+      <w:pPr>
+        <w:tabs>
+          <w:tab w:val="num" w:pos="720"/>
+        </w:tabs>
+        <w:ind w:left="720" w:hanging="360"/>
+      </w:pPr>
+    </w:lvl>
+    <w:lvl w:ilvl="1" w:tentative="1">
+      <w:start w:val="1"/>
+      <w:numFmt w:val="decimal"/>
+      <w:lvlText w:val="%2."/>
+      <w:lvlJc w:val="left"/>
+      <w:pPr>
+        <w:tabs>
+          <w:tab w:val="num" w:pos="1440"/>
+        </w:tabs>
+        <w:ind w:left="1440" w:hanging="360"/>
+      </w:pPr>
+    </w:lvl>
+    <w:lvl w:ilvl="2" w:tentative="1">
+      <w:start w:val="1"/>
+      <w:numFmt w:val="decimal"/>
+      <w:lvlText w:val="%3."/>
+      <w:lvlJc w:val="left"/>
+      <w:pPr>
+        <w:tabs>
+          <w:tab w:val="num" w:pos="2160"/>
+        </w:tabs>
+        <w:ind w:left="2160" w:hanging="360"/>
+      </w:pPr>
+    </w:lvl>
+    <w:lvl w:ilvl="3" w:tentative="1">
+      <w:start w:val="1"/>
+      <w:numFmt w:val="decimal"/>
+      <w:lvlText w:val="%4."/>
+      <w:lvlJc w:val="left"/>
+      <w:pPr>
+        <w:tabs>
+          <w:tab w:val="num" w:pos="2880"/>
+        </w:tabs>
+        <w:ind w:left="2880" w:hanging="360"/>
+      </w:pPr>
+    </w:lvl>
+    <w:lvl w:ilvl="4" w:tentative="1">
+      <w:start w:val="1"/>
+      <w:numFmt w:val="decimal"/>
+      <w:lvlText w:val="%5."/>
+      <w:lvlJc w:val="left"/>
+      <w:pPr>
+        <w:tabs>
+          <w:tab w:val="num" w:pos="3600"/>
+        </w:tabs>
+        <w:ind w:left="3600" w:hanging="360"/>
+      </w:pPr>
+    </w:lvl>
+    <w:lvl w:ilvl="5" w:tentative="1">
+      <w:start w:val="1"/>
+      <w:numFmt w:val="decimal"/>
+      <w:lvlText w:val="%6."/>
+      <w:lvlJc w:val="left"/>
+      <w:pPr>
+        <w:tabs>
+          <w:tab w:val="num" w:pos="4320"/>
+        </w:tabs>
+        <w:ind w:left="4320" w:hanging="360"/>
+      </w:pPr>
+    </w:lvl>
+    <w:lvl w:ilvl="6" w:tentative="1">
+      <w:start w:val="1"/>
+      <w:numFmt w:val="decimal"/>
+      <w:lvlText w:val="%7."/>
+      <w:lvlJc w:val="left"/>
+      <w:pPr>
+        <w:tabs>
+          <w:tab w:val="num" w:pos="5040"/>
+        </w:tabs>
+        <w:ind w:left="5040" w:hanging="360"/>
+      </w:pPr>
+    </w:lvl>
+    <w:lvl w:ilvl="7" w:tentative="1">
+      <w:start w:val="1"/>
+      <w:numFmt w:val="decimal"/>
+      <w:lvlText w:val="%8."/>
+      <w:lvlJc w:val="left"/>
+      <w:pPr>
+        <w:tabs>
+          <w:tab w:val="num" w:pos="5760"/>
+        </w:tabs>
+        <w:ind w:left="5760" w:hanging="360"/>
+      </w:pPr>
+    </w:lvl>
+    <w:lvl w:ilvl="8" w:tentative="1">
+      <w:start w:val="1"/>
+      <w:numFmt w:val="decimal"/>
+      <w:lvlText w:val="%9."/>
+      <w:lvlJc w:val="left"/>
+      <w:pPr>
+        <w:tabs>
+          <w:tab w:val="num" w:pos="6480"/>
+        </w:tabs>
+        <w:ind w:left="6480" w:hanging="360"/>
+      </w:pPr>
+    </w:lvl>
+  </w:abstractNum>
+  <w:abstractNum w:abstractNumId="16" w15:restartNumberingAfterBreak="0">
     <w:nsid w:val="416A4A49"/>
     <w:multiLevelType w:val="hybridMultilevel"/>
     <w:tmpl w:val="9724ADE2"/>
@@ -56928,7 +57897,7 @@
       </w:rPr>
     </w:lvl>
   </w:abstractNum>
-  <w:abstractNum w:abstractNumId="13" w15:restartNumberingAfterBreak="0">
+  <w:abstractNum w:abstractNumId="17" w15:restartNumberingAfterBreak="0">
     <w:nsid w:val="43B77A64"/>
     <w:multiLevelType w:val="multilevel"/>
     <w:tmpl w:val="4CA00B58"/>
@@ -57077,7 +58046,7 @@
       </w:rPr>
     </w:lvl>
   </w:abstractNum>
-  <w:abstractNum w:abstractNumId="14" w15:restartNumberingAfterBreak="0">
+  <w:abstractNum w:abstractNumId="18" w15:restartNumberingAfterBreak="0">
     <w:nsid w:val="479145A5"/>
     <w:multiLevelType w:val="multilevel"/>
     <w:tmpl w:val="1FFC7D32"/>
@@ -57226,7 +58195,7 @@
       </w:rPr>
     </w:lvl>
   </w:abstractNum>
-  <w:abstractNum w:abstractNumId="15" w15:restartNumberingAfterBreak="0">
+  <w:abstractNum w:abstractNumId="19" w15:restartNumberingAfterBreak="0">
     <w:nsid w:val="4A1123BA"/>
     <w:multiLevelType w:val="multilevel"/>
     <w:tmpl w:val="8C483F04"/>
@@ -57375,7 +58344,7 @@
       </w:rPr>
     </w:lvl>
   </w:abstractNum>
-  <w:abstractNum w:abstractNumId="16" w15:restartNumberingAfterBreak="0">
+  <w:abstractNum w:abstractNumId="20" w15:restartNumberingAfterBreak="0">
     <w:nsid w:val="4C1B70A4"/>
     <w:multiLevelType w:val="multilevel"/>
     <w:tmpl w:val="01CEA43C"/>
@@ -57524,7 +58493,7 @@
       </w:rPr>
     </w:lvl>
   </w:abstractNum>
-  <w:abstractNum w:abstractNumId="17" w15:restartNumberingAfterBreak="0">
+  <w:abstractNum w:abstractNumId="21" w15:restartNumberingAfterBreak="0">
     <w:nsid w:val="4C1D489E"/>
     <w:multiLevelType w:val="multilevel"/>
     <w:tmpl w:val="40CC4580"/>
@@ -57673,7 +58642,7 @@
       </w:rPr>
     </w:lvl>
   </w:abstractNum>
-  <w:abstractNum w:abstractNumId="18" w15:restartNumberingAfterBreak="0">
+  <w:abstractNum w:abstractNumId="22" w15:restartNumberingAfterBreak="0">
     <w:nsid w:val="52B06600"/>
     <w:multiLevelType w:val="multilevel"/>
     <w:tmpl w:val="AD6ED1C8"/>
@@ -57822,7 +58791,7 @@
       </w:rPr>
     </w:lvl>
   </w:abstractNum>
-  <w:abstractNum w:abstractNumId="19" w15:restartNumberingAfterBreak="0">
+  <w:abstractNum w:abstractNumId="23" w15:restartNumberingAfterBreak="0">
     <w:nsid w:val="5A9249A7"/>
     <w:multiLevelType w:val="multilevel"/>
     <w:tmpl w:val="B4FEF9CC"/>
@@ -57935,7 +58904,7 @@
       </w:pPr>
     </w:lvl>
   </w:abstractNum>
-  <w:abstractNum w:abstractNumId="20" w15:restartNumberingAfterBreak="0">
+  <w:abstractNum w:abstractNumId="24" w15:restartNumberingAfterBreak="0">
     <w:nsid w:val="5C991520"/>
     <w:multiLevelType w:val="multilevel"/>
     <w:tmpl w:val="52502F38"/>
@@ -58084,7 +59053,7 @@
       </w:rPr>
     </w:lvl>
   </w:abstractNum>
-  <w:abstractNum w:abstractNumId="21" w15:restartNumberingAfterBreak="0">
+  <w:abstractNum w:abstractNumId="25" w15:restartNumberingAfterBreak="0">
     <w:nsid w:val="6286081F"/>
     <w:multiLevelType w:val="multilevel"/>
     <w:tmpl w:val="7F36D7B6"/>
@@ -58233,7 +59202,7 @@
       </w:rPr>
     </w:lvl>
   </w:abstractNum>
-  <w:abstractNum w:abstractNumId="22" w15:restartNumberingAfterBreak="0">
+  <w:abstractNum w:abstractNumId="26" w15:restartNumberingAfterBreak="0">
     <w:nsid w:val="628F5797"/>
     <w:multiLevelType w:val="multilevel"/>
     <w:tmpl w:val="241EE5E2"/>
@@ -58382,7 +59351,7 @@
       </w:rPr>
     </w:lvl>
   </w:abstractNum>
-  <w:abstractNum w:abstractNumId="23" w15:restartNumberingAfterBreak="0">
+  <w:abstractNum w:abstractNumId="27" w15:restartNumberingAfterBreak="0">
     <w:nsid w:val="643F20BE"/>
     <w:multiLevelType w:val="multilevel"/>
     <w:tmpl w:val="98AC6286"/>
@@ -58531,7 +59500,7 @@
       </w:rPr>
     </w:lvl>
   </w:abstractNum>
-  <w:abstractNum w:abstractNumId="24" w15:restartNumberingAfterBreak="0">
+  <w:abstractNum w:abstractNumId="28" w15:restartNumberingAfterBreak="0">
     <w:nsid w:val="6DB15F1F"/>
     <w:multiLevelType w:val="multilevel"/>
     <w:tmpl w:val="C458D7DC"/>
@@ -58680,7 +59649,7 @@
       </w:rPr>
     </w:lvl>
   </w:abstractNum>
-  <w:abstractNum w:abstractNumId="25" w15:restartNumberingAfterBreak="0">
+  <w:abstractNum w:abstractNumId="29" w15:restartNumberingAfterBreak="0">
     <w:nsid w:val="6E0C201A"/>
     <w:multiLevelType w:val="multilevel"/>
     <w:tmpl w:val="7AD0E518"/>
@@ -58829,7 +59798,7 @@
       </w:rPr>
     </w:lvl>
   </w:abstractNum>
-  <w:abstractNum w:abstractNumId="26" w15:restartNumberingAfterBreak="0">
+  <w:abstractNum w:abstractNumId="30" w15:restartNumberingAfterBreak="0">
     <w:nsid w:val="794531C0"/>
     <w:multiLevelType w:val="multilevel"/>
     <w:tmpl w:val="8BCC8D34"/>
@@ -58942,7 +59911,7 @@
       </w:pPr>
     </w:lvl>
   </w:abstractNum>
-  <w:abstractNum w:abstractNumId="27" w15:restartNumberingAfterBreak="0">
+  <w:abstractNum w:abstractNumId="31" w15:restartNumberingAfterBreak="0">
     <w:nsid w:val="7C2731F2"/>
     <w:multiLevelType w:val="multilevel"/>
     <w:tmpl w:val="A0E03020"/>
@@ -59092,13 +60061,13 @@
     </w:lvl>
   </w:abstractNum>
   <w:num w:numId="1" w16cid:durableId="1012684189">
-    <w:abstractNumId w:val="3"/>
+    <w:abstractNumId w:val="4"/>
   </w:num>
   <w:num w:numId="2" w16cid:durableId="824273812">
-    <w:abstractNumId w:val="5"/>
+    <w:abstractNumId w:val="6"/>
   </w:num>
   <w:num w:numId="3" w16cid:durableId="705565210">
-    <w:abstractNumId w:val="5"/>
+    <w:abstractNumId w:val="6"/>
     <w:lvlOverride w:ilvl="0">
       <w:startOverride w:val="1"/>
     </w:lvlOverride>
@@ -59128,7 +60097,7 @@
     </w:lvlOverride>
   </w:num>
   <w:num w:numId="4" w16cid:durableId="1988238047">
-    <w:abstractNumId w:val="5"/>
+    <w:abstractNumId w:val="6"/>
     <w:lvlOverride w:ilvl="0">
       <w:startOverride w:val="1"/>
     </w:lvlOverride>
@@ -59161,7 +60130,7 @@
     <w:abstractNumId w:val="0"/>
   </w:num>
   <w:num w:numId="6" w16cid:durableId="1857117907">
-    <w:abstractNumId w:val="5"/>
+    <w:abstractNumId w:val="6"/>
     <w:lvlOverride w:ilvl="0">
       <w:startOverride w:val="1"/>
     </w:lvlOverride>
@@ -59191,7 +60160,7 @@
     </w:lvlOverride>
   </w:num>
   <w:num w:numId="7" w16cid:durableId="280379376">
-    <w:abstractNumId w:val="5"/>
+    <w:abstractNumId w:val="6"/>
     <w:lvlOverride w:ilvl="0">
       <w:startOverride w:val="1"/>
     </w:lvlOverride>
@@ -59221,7 +60190,7 @@
     </w:lvlOverride>
   </w:num>
   <w:num w:numId="8" w16cid:durableId="1774353379">
-    <w:abstractNumId w:val="5"/>
+    <w:abstractNumId w:val="6"/>
     <w:lvlOverride w:ilvl="0">
       <w:startOverride w:val="1"/>
     </w:lvlOverride>
@@ -59251,7 +60220,7 @@
     </w:lvlOverride>
   </w:num>
   <w:num w:numId="9" w16cid:durableId="1117797236">
-    <w:abstractNumId w:val="5"/>
+    <w:abstractNumId w:val="6"/>
     <w:lvlOverride w:ilvl="0">
       <w:startOverride w:val="1"/>
     </w:lvlOverride>
@@ -59281,7 +60250,7 @@
     </w:lvlOverride>
   </w:num>
   <w:num w:numId="10" w16cid:durableId="2007976254">
-    <w:abstractNumId w:val="5"/>
+    <w:abstractNumId w:val="6"/>
     <w:lvlOverride w:ilvl="0">
       <w:startOverride w:val="1"/>
     </w:lvlOverride>
@@ -59311,7 +60280,7 @@
     </w:lvlOverride>
   </w:num>
   <w:num w:numId="11" w16cid:durableId="1545871935">
-    <w:abstractNumId w:val="5"/>
+    <w:abstractNumId w:val="6"/>
     <w:lvlOverride w:ilvl="0">
       <w:startOverride w:val="1"/>
     </w:lvlOverride>
@@ -59341,7 +60310,7 @@
     </w:lvlOverride>
   </w:num>
   <w:num w:numId="12" w16cid:durableId="1067219518">
-    <w:abstractNumId w:val="5"/>
+    <w:abstractNumId w:val="6"/>
     <w:lvlOverride w:ilvl="0">
       <w:startOverride w:val="1"/>
     </w:lvlOverride>
@@ -59371,28 +60340,28 @@
     </w:lvlOverride>
   </w:num>
   <w:num w:numId="13" w16cid:durableId="1346713595">
-    <w:abstractNumId w:val="27"/>
+    <w:abstractNumId w:val="31"/>
   </w:num>
   <w:num w:numId="14" w16cid:durableId="1323196369">
-    <w:abstractNumId w:val="19"/>
+    <w:abstractNumId w:val="23"/>
   </w:num>
   <w:num w:numId="15" w16cid:durableId="1155759885">
+    <w:abstractNumId w:val="12"/>
+  </w:num>
+  <w:num w:numId="16" w16cid:durableId="2102484975">
+    <w:abstractNumId w:val="5"/>
+  </w:num>
+  <w:num w:numId="17" w16cid:durableId="798230816">
     <w:abstractNumId w:val="9"/>
   </w:num>
-  <w:num w:numId="16" w16cid:durableId="2102484975">
-    <w:abstractNumId w:val="4"/>
-  </w:num>
-  <w:num w:numId="17" w16cid:durableId="798230816">
-    <w:abstractNumId w:val="6"/>
-  </w:num>
   <w:num w:numId="18" w16cid:durableId="1399396594">
-    <w:abstractNumId w:val="17"/>
+    <w:abstractNumId w:val="21"/>
   </w:num>
   <w:num w:numId="19" w16cid:durableId="744686741">
-    <w:abstractNumId w:val="25"/>
+    <w:abstractNumId w:val="29"/>
   </w:num>
   <w:num w:numId="20" w16cid:durableId="1059209537">
-    <w:abstractNumId w:val="5"/>
+    <w:abstractNumId w:val="6"/>
     <w:lvlOverride w:ilvl="0">
       <w:startOverride w:val="1"/>
     </w:lvlOverride>
@@ -59425,7 +60394,7 @@
     <w:abstractNumId w:val="1"/>
   </w:num>
   <w:num w:numId="22" w16cid:durableId="354041097">
-    <w:abstractNumId w:val="5"/>
+    <w:abstractNumId w:val="6"/>
     <w:lvlOverride w:ilvl="0">
       <w:startOverride w:val="1"/>
     </w:lvlOverride>
@@ -59455,7 +60424,7 @@
     </w:lvlOverride>
   </w:num>
   <w:num w:numId="23" w16cid:durableId="2014801181">
-    <w:abstractNumId w:val="5"/>
+    <w:abstractNumId w:val="6"/>
     <w:lvlOverride w:ilvl="0">
       <w:startOverride w:val="1"/>
     </w:lvlOverride>
@@ -59485,7 +60454,7 @@
     </w:lvlOverride>
   </w:num>
   <w:num w:numId="24" w16cid:durableId="1224289356">
-    <w:abstractNumId w:val="5"/>
+    <w:abstractNumId w:val="6"/>
     <w:lvlOverride w:ilvl="0">
       <w:startOverride w:val="1"/>
     </w:lvlOverride>
@@ -59515,7 +60484,7 @@
     </w:lvlOverride>
   </w:num>
   <w:num w:numId="25" w16cid:durableId="297496877">
-    <w:abstractNumId w:val="5"/>
+    <w:abstractNumId w:val="6"/>
     <w:lvlOverride w:ilvl="0">
       <w:startOverride w:val="1"/>
     </w:lvlOverride>
@@ -59545,7 +60514,7 @@
     </w:lvlOverride>
   </w:num>
   <w:num w:numId="26" w16cid:durableId="323124287">
-    <w:abstractNumId w:val="5"/>
+    <w:abstractNumId w:val="6"/>
     <w:lvlOverride w:ilvl="0">
       <w:startOverride w:val="1"/>
     </w:lvlOverride>
@@ -59575,7 +60544,7 @@
     </w:lvlOverride>
   </w:num>
   <w:num w:numId="27" w16cid:durableId="2023318385">
-    <w:abstractNumId w:val="5"/>
+    <w:abstractNumId w:val="6"/>
     <w:lvlOverride w:ilvl="0">
       <w:startOverride w:val="1"/>
     </w:lvlOverride>
@@ -59605,7 +60574,7 @@
     </w:lvlOverride>
   </w:num>
   <w:num w:numId="28" w16cid:durableId="1325016425">
-    <w:abstractNumId w:val="5"/>
+    <w:abstractNumId w:val="6"/>
     <w:lvlOverride w:ilvl="0">
       <w:startOverride w:val="1"/>
     </w:lvlOverride>
@@ -59635,7 +60604,7 @@
     </w:lvlOverride>
   </w:num>
   <w:num w:numId="29" w16cid:durableId="591818523">
-    <w:abstractNumId w:val="5"/>
+    <w:abstractNumId w:val="6"/>
     <w:lvlOverride w:ilvl="0">
       <w:startOverride w:val="1"/>
     </w:lvlOverride>
@@ -59665,7 +60634,7 @@
     </w:lvlOverride>
   </w:num>
   <w:num w:numId="30" w16cid:durableId="2121803171">
-    <w:abstractNumId w:val="5"/>
+    <w:abstractNumId w:val="6"/>
     <w:lvlOverride w:ilvl="0">
       <w:startOverride w:val="1"/>
     </w:lvlOverride>
@@ -59695,7 +60664,7 @@
     </w:lvlOverride>
   </w:num>
   <w:num w:numId="31" w16cid:durableId="814489096">
-    <w:abstractNumId w:val="5"/>
+    <w:abstractNumId w:val="6"/>
     <w:lvlOverride w:ilvl="0">
       <w:startOverride w:val="1"/>
     </w:lvlOverride>
@@ -59725,40 +60694,40 @@
     </w:lvlOverride>
   </w:num>
   <w:num w:numId="32" w16cid:durableId="1449930621">
-    <w:abstractNumId w:val="12"/>
+    <w:abstractNumId w:val="16"/>
   </w:num>
   <w:num w:numId="33" w16cid:durableId="1764452740">
-    <w:abstractNumId w:val="20"/>
+    <w:abstractNumId w:val="24"/>
   </w:num>
   <w:num w:numId="34" w16cid:durableId="712584618">
-    <w:abstractNumId w:val="2"/>
+    <w:abstractNumId w:val="3"/>
   </w:num>
   <w:num w:numId="35" w16cid:durableId="1905094992">
+    <w:abstractNumId w:val="14"/>
+  </w:num>
+  <w:num w:numId="36" w16cid:durableId="1205674703">
+    <w:abstractNumId w:val="22"/>
+  </w:num>
+  <w:num w:numId="37" w16cid:durableId="205921299">
+    <w:abstractNumId w:val="25"/>
+  </w:num>
+  <w:num w:numId="38" w16cid:durableId="66466147">
+    <w:abstractNumId w:val="19"/>
+  </w:num>
+  <w:num w:numId="39" w16cid:durableId="708261918">
+    <w:abstractNumId w:val="10"/>
+  </w:num>
+  <w:num w:numId="40" w16cid:durableId="652299637">
+    <w:abstractNumId w:val="13"/>
+  </w:num>
+  <w:num w:numId="41" w16cid:durableId="2065132954">
     <w:abstractNumId w:val="11"/>
   </w:num>
-  <w:num w:numId="36" w16cid:durableId="1205674703">
-    <w:abstractNumId w:val="18"/>
-  </w:num>
-  <w:num w:numId="37" w16cid:durableId="205921299">
-    <w:abstractNumId w:val="21"/>
-  </w:num>
-  <w:num w:numId="38" w16cid:durableId="66466147">
-    <w:abstractNumId w:val="15"/>
-  </w:num>
-  <w:num w:numId="39" w16cid:durableId="708261918">
-    <w:abstractNumId w:val="7"/>
-  </w:num>
-  <w:num w:numId="40" w16cid:durableId="652299637">
-    <w:abstractNumId w:val="10"/>
-  </w:num>
-  <w:num w:numId="41" w16cid:durableId="2065132954">
-    <w:abstractNumId w:val="8"/>
-  </w:num>
   <w:num w:numId="42" w16cid:durableId="1209295668">
-    <w:abstractNumId w:val="26"/>
+    <w:abstractNumId w:val="30"/>
   </w:num>
   <w:num w:numId="43" w16cid:durableId="1591965633">
-    <w:abstractNumId w:val="5"/>
+    <w:abstractNumId w:val="6"/>
     <w:lvlOverride w:ilvl="0">
       <w:startOverride w:val="1"/>
     </w:lvlOverride>
@@ -59788,22 +60757,64 @@
     </w:lvlOverride>
   </w:num>
   <w:num w:numId="44" w16cid:durableId="365369752">
-    <w:abstractNumId w:val="23"/>
+    <w:abstractNumId w:val="27"/>
   </w:num>
   <w:num w:numId="45" w16cid:durableId="1487629436">
-    <w:abstractNumId w:val="24"/>
+    <w:abstractNumId w:val="28"/>
   </w:num>
   <w:num w:numId="46" w16cid:durableId="1341396786">
-    <w:abstractNumId w:val="13"/>
+    <w:abstractNumId w:val="17"/>
   </w:num>
   <w:num w:numId="47" w16cid:durableId="1443458443">
-    <w:abstractNumId w:val="22"/>
+    <w:abstractNumId w:val="26"/>
   </w:num>
   <w:num w:numId="48" w16cid:durableId="1136221480">
-    <w:abstractNumId w:val="14"/>
+    <w:abstractNumId w:val="18"/>
   </w:num>
   <w:num w:numId="49" w16cid:durableId="477578994">
-    <w:abstractNumId w:val="16"/>
+    <w:abstractNumId w:val="20"/>
+  </w:num>
+  <w:num w:numId="50" w16cid:durableId="660502793">
+    <w:abstractNumId w:val="2"/>
+  </w:num>
+  <w:num w:numId="51" w16cid:durableId="166403305">
+    <w:abstractNumId w:val="8"/>
+  </w:num>
+  <w:num w:numId="52" w16cid:durableId="2078477771">
+    <w:abstractNumId w:val="15"/>
+  </w:num>
+  <w:num w:numId="53" w16cid:durableId="1464538900">
+    <w:abstractNumId w:val="6"/>
+    <w:lvlOverride w:ilvl="0">
+      <w:startOverride w:val="1"/>
+    </w:lvlOverride>
+    <w:lvlOverride w:ilvl="1">
+      <w:startOverride w:val="1"/>
+    </w:lvlOverride>
+    <w:lvlOverride w:ilvl="2">
+      <w:startOverride w:val="1"/>
+    </w:lvlOverride>
+    <w:lvlOverride w:ilvl="3">
+      <w:startOverride w:val="1"/>
+    </w:lvlOverride>
+    <w:lvlOverride w:ilvl="4">
+      <w:startOverride w:val="1"/>
+    </w:lvlOverride>
+    <w:lvlOverride w:ilvl="5">
+      <w:startOverride w:val="1"/>
+    </w:lvlOverride>
+    <w:lvlOverride w:ilvl="6">
+      <w:startOverride w:val="1"/>
+    </w:lvlOverride>
+    <w:lvlOverride w:ilvl="7">
+      <w:startOverride w:val="1"/>
+    </w:lvlOverride>
+    <w:lvlOverride w:ilvl="8">
+      <w:startOverride w:val="1"/>
+    </w:lvlOverride>
+  </w:num>
+  <w:num w:numId="54" w16cid:durableId="719017312">
+    <w:abstractNumId w:val="7"/>
   </w:num>
   <w:numIdMacAtCleanup w:val="37"/>
 </w:numbering>

--- a/Kapitel 3/Anlagen_neu/Anlage 3.A Notationen V1.docx
+++ b/Kapitel 3/Anlagen_neu/Anlage 3.A Notationen V1.docx
@@ -81,7 +81,15 @@
         <w:t>∅</w:t>
       </w:r>
       <w:r>
-        <w:t>). Sie ist der formale Ausdruck des epistemischen Nullpunkts, von dem das FRZK ausgeht (vgl. Kap. 3.1.1 „Die leere Menge in der Mathematik“ und 3.1.2 „Philosophische Implikationen des Nichts“ ).</w:t>
+        <w:t>). Sie ist der formale Ausdruck des epistemischen Nullpunkts, von dem das FRZK ausgeht (vgl. Kap. 3.1.1 „Die leere Menge in der Mathematik“ und 3.1.2 „Philosophische Implikationen des Nichts</w:t>
+      </w:r>
+      <w:proofErr w:type="gramStart"/>
+      <w:r>
+        <w:t>“ )</w:t>
+      </w:r>
+      <w:proofErr w:type="gramEnd"/>
+      <w:r>
+        <w:t>.</w:t>
       </w:r>
       <w:r>
         <w:t xml:space="preserve"> </w:t>
@@ -270,7 +278,15 @@
     </w:p>
     <w:p>
       <w:r>
-        <w:t>In didaktischer Umsetzung (Kap. 6.2.1 und 6.3.1 ):</w:t>
+        <w:t xml:space="preserve">In didaktischer Umsetzung (Kap. 6.2.1 und </w:t>
+      </w:r>
+      <w:proofErr w:type="gramStart"/>
+      <w:r>
+        <w:t>6.3.1 )</w:t>
+      </w:r>
+      <w:proofErr w:type="gramEnd"/>
+      <w:r>
+        <w:t>:</w:t>
       </w:r>
     </w:p>
     <w:p>
@@ -1387,10 +1403,22 @@
           <w:i/>
           <w:iCs/>
         </w:rPr>
-        <w:t>Kapitel 3 – Mathematische Beschreibung des FRZK</w:t>
-      </w:r>
-      <w:r>
-        <w:t xml:space="preserve"> ).</w:t>
+        <w:t xml:space="preserve">Kapitel 3 – Mathematische Beschreibung des </w:t>
+      </w:r>
+      <w:proofErr w:type="gramStart"/>
+      <w:r>
+        <w:rPr>
+          <w:i/>
+          <w:iCs/>
+        </w:rPr>
+        <w:t>FRZK</w:t>
+      </w:r>
+      <w:r>
+        <w:t xml:space="preserve"> )</w:t>
+      </w:r>
+      <w:proofErr w:type="gramEnd"/>
+      <w:r>
+        <w:t>.</w:t>
       </w:r>
     </w:p>
     <w:p>
@@ -2142,14 +2170,26 @@
         <w:t>P</w:t>
       </w:r>
       <w:r>
-        <w:t xml:space="preserve">unkt, an dem das FRZK </w:t>
-      </w:r>
-      <w:r>
-        <w:rPr>
-          <w:b/>
-          <w:bCs/>
-        </w:rPr>
-        <w:t>Funktionsfähigkeit gewinnt</w:t>
+        <w:t xml:space="preserve">unkt, an dem das </w:t>
+      </w:r>
+      <w:proofErr w:type="gramStart"/>
+      <w:r>
+        <w:t xml:space="preserve">FRZK </w:t>
+      </w:r>
+      <w:r>
+        <w:rPr>
+          <w:b/>
+          <w:bCs/>
+        </w:rPr>
+        <w:t>Funktionsfähigkeit</w:t>
+      </w:r>
+      <w:proofErr w:type="gramEnd"/>
+      <w:r>
+        <w:rPr>
+          <w:b/>
+          <w:bCs/>
+        </w:rPr>
+        <w:t xml:space="preserve"> gewinnt</w:t>
       </w:r>
       <w:r>
         <w:t xml:space="preserve"> – das Leere wird beobachtbar, die erste Relation entsteht, und Differenz wird zur Basis aller weiteren Ordnung.</w:t>
@@ -2414,6 +2454,7 @@
         <w:t xml:space="preserve"> </w:t>
       </w:r>
       <w:proofErr w:type="spellStart"/>
+      <w:proofErr w:type="gramStart"/>
       <w:r>
         <w:t>o</w:t>
       </w:r>
@@ -2432,6 +2473,7 @@
         </w:rPr>
         <w:t>i</w:t>
       </w:r>
+      <w:proofErr w:type="gramEnd"/>
       <w:r>
         <w:t>→S</w:t>
       </w:r>
@@ -2569,6 +2611,7 @@
         <w:t>=</w:t>
       </w:r>
       <w:proofErr w:type="spellStart"/>
+      <w:proofErr w:type="gramStart"/>
       <w:r>
         <w:t>o</w:t>
       </w:r>
@@ -2580,7 +2623,11 @@
       </w:r>
       <w:proofErr w:type="spellEnd"/>
       <w:r>
-        <w:t>(S</w:t>
+        <w:t>(</w:t>
+      </w:r>
+      <w:proofErr w:type="gramEnd"/>
+      <w:r>
+        <w:t>S</w:t>
       </w:r>
       <w:r>
         <w:rPr>
@@ -2780,7 +2827,15 @@
         <w:t>Reflexionsprozess im Lernen</w:t>
       </w:r>
       <w:r>
-        <w:t xml:space="preserve"> (vgl. Kap. 6.3.1 – „Verortung im epistemischen Raum“ ):</w:t>
+        <w:t xml:space="preserve"> (vgl. Kap. 6.3.1 – „Verortung im epistemischen Raum</w:t>
+      </w:r>
+      <w:proofErr w:type="gramStart"/>
+      <w:r>
+        <w:t>“ )</w:t>
+      </w:r>
+      <w:proofErr w:type="gramEnd"/>
+      <w:r>
+        <w:t>:</w:t>
       </w:r>
     </w:p>
     <w:p>
@@ -2854,6 +2909,7 @@
         <w:pStyle w:val="Aufzhlung"/>
       </w:pPr>
       <w:proofErr w:type="spellStart"/>
+      <w:proofErr w:type="gramStart"/>
       <w:r>
         <w:rPr>
           <w:rStyle w:val="katex-mathml"/>
@@ -2872,7 +2928,14 @@
         <w:rPr>
           <w:rStyle w:val="katex-mathml"/>
         </w:rPr>
-        <w:t>(S</w:t>
+        <w:t>(</w:t>
+      </w:r>
+      <w:proofErr w:type="gramEnd"/>
+      <w:r>
+        <w:rPr>
+          <w:rStyle w:val="katex-mathml"/>
+        </w:rPr>
+        <w:t>S</w:t>
       </w:r>
       <w:r>
         <w:rPr>
@@ -2918,6 +2981,7 @@
         <w:t>=</w:t>
       </w:r>
       <w:proofErr w:type="spellStart"/>
+      <w:proofErr w:type="gramStart"/>
       <w:r>
         <w:rPr>
           <w:rStyle w:val="katex-mathml"/>
@@ -2936,7 +3000,14 @@
         <w:rPr>
           <w:rStyle w:val="katex-mathml"/>
         </w:rPr>
-        <w:t>(S</w:t>
+        <w:t>(</w:t>
+      </w:r>
+      <w:proofErr w:type="gramEnd"/>
+      <w:r>
+        <w:rPr>
+          <w:rStyle w:val="katex-mathml"/>
+        </w:rPr>
+        <w:t>S</w:t>
       </w:r>
       <w:r>
         <w:rPr>
@@ -3431,6 +3502,7 @@
         <w:t xml:space="preserve">​ zu Zuständen </w:t>
       </w:r>
       <w:proofErr w:type="spellStart"/>
+      <w:proofErr w:type="gramStart"/>
       <w:r>
         <w:t>S</w:t>
       </w:r>
@@ -3447,6 +3519,7 @@
       <w:r>
         <w:t>.</w:t>
       </w:r>
+      <w:proofErr w:type="gramEnd"/>
     </w:p>
     <w:p>
       <w:r>
@@ -3948,6 +4021,7 @@
         <w:t>Das Paar (</w:t>
       </w:r>
       <w:proofErr w:type="spellStart"/>
+      <w:proofErr w:type="gramStart"/>
       <w:r>
         <w:t>s</w:t>
       </w:r>
@@ -3967,6 +4041,7 @@
         <w:t>k</w:t>
       </w:r>
       <w:proofErr w:type="spellEnd"/>
+      <w:proofErr w:type="gramEnd"/>
       <w:r>
         <w:t xml:space="preserve">) gehört zur Relation </w:t>
       </w:r>
@@ -4445,7 +4520,15 @@
         <w:t>Relationen zwischen Bedeutungszuständen</w:t>
       </w:r>
       <w:r>
-        <w:t xml:space="preserve"> schaffen – die eigentliche Dynamik semantischer Evolution (vgl. Kap. 3.2 „Funktionale Abbildungen und Operatorstrukturen“ ).</w:t>
+        <w:t xml:space="preserve"> schaffen – die eigentliche Dynamik semantischer Evolution (vgl. Kap. 3.2 „Funktionale Abbildungen und Operatorstrukturen</w:t>
+      </w:r>
+      <w:proofErr w:type="gramStart"/>
+      <w:r>
+        <w:t>“ )</w:t>
+      </w:r>
+      <w:proofErr w:type="gramEnd"/>
+      <w:r>
+        <w:t>.</w:t>
       </w:r>
     </w:p>
     <w:p>
@@ -5725,6 +5808,7 @@
         <w:t xml:space="preserve">Durch </w:t>
       </w:r>
       <w:proofErr w:type="spellStart"/>
+      <w:proofErr w:type="gramStart"/>
       <w:r>
         <w:rPr>
           <w:rStyle w:val="katex-mathml"/>
@@ -5743,7 +5827,14 @@
         <w:rPr>
           <w:rStyle w:val="katex-mathml"/>
         </w:rPr>
-        <w:t>(S</w:t>
+        <w:t>(</w:t>
+      </w:r>
+      <w:proofErr w:type="gramEnd"/>
+      <w:r>
+        <w:rPr>
+          <w:rStyle w:val="katex-mathml"/>
+        </w:rPr>
+        <w:t>S</w:t>
       </w:r>
       <w:r>
         <w:rPr>
@@ -6026,6 +6117,7 @@
         <w:t xml:space="preserve">Ergebnis: </w:t>
       </w:r>
       <w:proofErr w:type="spellStart"/>
+      <w:proofErr w:type="gramStart"/>
       <w:r>
         <w:t>o</w:t>
       </w:r>
@@ -6037,7 +6129,11 @@
       </w:r>
       <w:proofErr w:type="spellEnd"/>
       <w:r>
-        <w:t>(S</w:t>
+        <w:t>(</w:t>
+      </w:r>
+      <w:proofErr w:type="gramEnd"/>
+      <w:r>
+        <w:t>S</w:t>
       </w:r>
       <w:r>
         <w:rPr>
@@ -6760,6 +6856,7 @@
         <w:t xml:space="preserve"> zweier Zustände (</w:t>
       </w:r>
       <w:proofErr w:type="spellStart"/>
+      <w:proofErr w:type="gramStart"/>
       <w:r>
         <w:t>S</w:t>
       </w:r>
@@ -6779,6 +6876,7 @@
         <w:t>k</w:t>
       </w:r>
       <w:proofErr w:type="spellEnd"/>
+      <w:proofErr w:type="gramEnd"/>
       <w:r>
         <w:t>).</w:t>
       </w:r>
@@ -8941,10 +9039,12 @@
         <w:t xml:space="preserve">, also der Operator, der die Entwicklung des Systems </w:t>
       </w:r>
       <w:proofErr w:type="spellStart"/>
+      <w:proofErr w:type="gramStart"/>
       <w:r>
         <w:t>auslöst.Er</w:t>
       </w:r>
       <w:proofErr w:type="spellEnd"/>
+      <w:proofErr w:type="gramEnd"/>
       <w:r>
         <w:t xml:space="preserve"> ist zugleich der </w:t>
       </w:r>
@@ -11963,6 +12063,7 @@
         <w:t xml:space="preserve"> </w:t>
       </w:r>
       <w:proofErr w:type="spellStart"/>
+      <w:proofErr w:type="gramStart"/>
       <w:r>
         <w:t>o</w:t>
       </w:r>
@@ -11982,6 +12083,7 @@
         </w:rPr>
         <w:t>∅</w:t>
       </w:r>
+      <w:proofErr w:type="gramEnd"/>
       <w:r>
         <w:t xml:space="preserve">→I </w:t>
       </w:r>
@@ -12034,6 +12136,7 @@
         <w:t xml:space="preserve">Die Gleichung </w:t>
       </w:r>
       <w:proofErr w:type="spellStart"/>
+      <w:proofErr w:type="gramStart"/>
       <w:r>
         <w:t>o</w:t>
       </w:r>
@@ -12047,6 +12150,7 @@
       <w:r>
         <w:t>(</w:t>
       </w:r>
+      <w:proofErr w:type="gramEnd"/>
       <w:r>
         <w:rPr>
           <w:rFonts w:ascii="Cambria Math" w:hAnsi="Cambria Math" w:cs="Cambria Math"/>
@@ -12376,6 +12480,7 @@
         <w:t xml:space="preserve"> </w:t>
       </w:r>
       <w:proofErr w:type="spellStart"/>
+      <w:proofErr w:type="gramStart"/>
       <w:r>
         <w:t>o</w:t>
       </w:r>
@@ -12389,6 +12494,7 @@
       <w:r>
         <w:t>(</w:t>
       </w:r>
+      <w:proofErr w:type="gramEnd"/>
       <w:r>
         <w:rPr>
           <w:rFonts w:ascii="Cambria Math" w:hAnsi="Cambria Math" w:cs="Cambria Math"/>
@@ -12702,6 +12808,7 @@
         </w:rPr>
         <w:t>∈</w:t>
       </w:r>
+      <w:proofErr w:type="gramStart"/>
       <w:r>
         <w:rPr>
           <w:rFonts w:ascii="Cambria Math" w:hAnsi="Cambria Math" w:cs="Cambria Math"/>
@@ -12722,6 +12829,7 @@
         <w:t>i</w:t>
       </w:r>
       <w:proofErr w:type="spellEnd"/>
+      <w:proofErr w:type="gramEnd"/>
       <w:r>
         <w:t>(</w:t>
       </w:r>
@@ -12802,7 +12910,11 @@
         <w:pStyle w:val="berschrift1"/>
       </w:pPr>
       <w:r>
-        <w:t>(3.2.3.1</w:t>
+        <w:t>(</w:t>
+      </w:r>
+      <w:proofErr w:type="gramStart"/>
+      <w:r>
+        <w:t>3.2.3.1</w:t>
       </w:r>
       <w:r>
         <w:t xml:space="preserve"> </w:t>
@@ -12810,6 +12922,7 @@
       <w:r>
         <w:t>)</w:t>
       </w:r>
+      <w:proofErr w:type="gramEnd"/>
     </w:p>
     <w:p>
       <w:pPr>
@@ -12854,6 +12967,7 @@
       <w:r>
         <w:t>(</w:t>
       </w:r>
+      <w:proofErr w:type="gramStart"/>
       <w:r>
         <w:rPr>
           <w:rFonts w:ascii="Cambria Math" w:hAnsi="Cambria Math" w:cs="Cambria Math"/>
@@ -12869,6 +12983,7 @@
         </w:rPr>
         <w:t>∘</w:t>
       </w:r>
+      <w:proofErr w:type="gramEnd"/>
       <w:r>
         <w:t xml:space="preserve">,e) steht für eine </w:t>
       </w:r>
@@ -13401,6 +13516,7 @@
       <w:r>
         <w:t>Im Kontext des FRZK bildet (</w:t>
       </w:r>
+      <w:proofErr w:type="gramStart"/>
       <w:r>
         <w:rPr>
           <w:rFonts w:ascii="Cambria Math" w:hAnsi="Cambria Math" w:cs="Cambria Math"/>
@@ -13416,6 +13532,7 @@
         </w:rPr>
         <w:t>∘</w:t>
       </w:r>
+      <w:proofErr w:type="gramEnd"/>
       <w:r>
         <w:t>,e</w:t>
       </w:r>
@@ -13477,6 +13594,7 @@
       <w:r>
         <w:t>Im funktionalen Verständnis des FRZK ist (</w:t>
       </w:r>
+      <w:proofErr w:type="gramStart"/>
       <w:r>
         <w:rPr>
           <w:rFonts w:ascii="Cambria Math" w:hAnsi="Cambria Math" w:cs="Cambria Math"/>
@@ -13492,6 +13610,7 @@
         </w:rPr>
         <w:t>∘</w:t>
       </w:r>
+      <w:proofErr w:type="gramEnd"/>
       <w:r>
         <w:t>,e</w:t>
       </w:r>
@@ -13584,6 +13703,7 @@
         </w:rPr>
         <w:t>∘</w:t>
       </w:r>
+      <w:proofErr w:type="gramStart"/>
       <w:r>
         <w:t>o</w:t>
       </w:r>
@@ -13595,7 +13715,11 @@
       </w:r>
       <w:proofErr w:type="spellEnd"/>
       <w:r>
-        <w:t>)(S)=</w:t>
+        <w:t>)(</w:t>
+      </w:r>
+      <w:proofErr w:type="gramEnd"/>
+      <w:r>
+        <w:t>S)=</w:t>
       </w:r>
       <w:proofErr w:type="spellStart"/>
       <w:r>
@@ -13823,6 +13947,7 @@
       <w:r>
         <w:t xml:space="preserve"> verdeutlicht die Bedeutung von (</w:t>
       </w:r>
+      <w:proofErr w:type="gramStart"/>
       <w:r>
         <w:rPr>
           <w:rFonts w:ascii="Cambria Math" w:hAnsi="Cambria Math" w:cs="Cambria Math"/>
@@ -13838,6 +13963,7 @@
         </w:rPr>
         <w:t>∘</w:t>
       </w:r>
+      <w:proofErr w:type="gramEnd"/>
       <w:r>
         <w:t>,e):</w:t>
       </w:r>
@@ -14043,6 +14169,7 @@
       <w:r>
         <w:t>(</w:t>
       </w:r>
+      <w:proofErr w:type="gramStart"/>
       <w:r>
         <w:rPr>
           <w:rFonts w:ascii="Cambria Math" w:hAnsi="Cambria Math" w:cs="Cambria Math"/>
@@ -14058,6 +14185,7 @@
         </w:rPr>
         <w:t>∘</w:t>
       </w:r>
+      <w:proofErr w:type="gramEnd"/>
       <w:r>
         <w:t>,e)</w:t>
       </w:r>
@@ -15213,6 +15341,7 @@
       <w:r>
         <w:t>o</w:t>
       </w:r>
+      <w:proofErr w:type="gramStart"/>
       <w:r>
         <w:rPr>
           <w:vertAlign w:val="subscript"/>
@@ -15220,7 +15349,11 @@
         <w:t>2</w:t>
       </w:r>
       <w:r>
-        <w:t>)(S)=o</w:t>
+        <w:t>)(</w:t>
+      </w:r>
+      <w:proofErr w:type="gramEnd"/>
+      <w:r>
+        <w:t>S)=o</w:t>
       </w:r>
       <w:r>
         <w:rPr>
@@ -15369,6 +15502,7 @@
       <w:r>
         <w:t>o</w:t>
       </w:r>
+      <w:proofErr w:type="gramStart"/>
       <w:r>
         <w:rPr>
           <w:vertAlign w:val="subscript"/>
@@ -15378,6 +15512,7 @@
       <w:r>
         <w:t>,o</w:t>
       </w:r>
+      <w:proofErr w:type="gramEnd"/>
       <w:r>
         <w:rPr>
           <w:vertAlign w:val="subscript"/>
@@ -17767,7 +17902,21 @@
         <w:rPr>
           <w:rStyle w:val="Hervorhebung"/>
         </w:rPr>
-        <w:t xml:space="preserve">, das für alle Operatoren </w:t>
+        <w:t xml:space="preserve">, </w:t>
+      </w:r>
+      <w:proofErr w:type="gramStart"/>
+      <w:r>
+        <w:rPr>
+          <w:rStyle w:val="Hervorhebung"/>
+        </w:rPr>
+        <w:t>das</w:t>
+      </w:r>
+      <w:proofErr w:type="gramEnd"/>
+      <w:r>
+        <w:rPr>
+          <w:rStyle w:val="Hervorhebung"/>
+        </w:rPr>
+        <w:t xml:space="preserve"> für alle Operatoren </w:t>
       </w:r>
       <w:r>
         <w:rPr>
@@ -17861,6 +18010,7 @@
         </w:rPr>
         <w:t>(</w:t>
       </w:r>
+      <w:proofErr w:type="gramStart"/>
       <w:r>
         <w:rPr>
           <w:rStyle w:val="katex-mathml"/>
@@ -17881,6 +18031,7 @@
         </w:rPr>
         <w:t>∘</w:t>
       </w:r>
+      <w:proofErr w:type="gramEnd"/>
       <w:r>
         <w:rPr>
           <w:rStyle w:val="katex-mathml"/>
@@ -19259,6 +19410,7 @@
       <w:r>
         <w:t>o</w:t>
       </w:r>
+      <w:proofErr w:type="gramStart"/>
       <w:r>
         <w:rPr>
           <w:vertAlign w:val="subscript"/>
@@ -19268,6 +19420,7 @@
       <w:r>
         <w:t>:S</w:t>
       </w:r>
+      <w:proofErr w:type="gramEnd"/>
       <w:r>
         <w:rPr>
           <w:vertAlign w:val="subscript"/>
@@ -20607,6 +20760,7 @@
         </w:rPr>
         <w:t>o</w:t>
       </w:r>
+      <w:proofErr w:type="gramStart"/>
       <w:r>
         <w:rPr>
           <w:rFonts w:ascii="Times New Roman" w:hAnsi="Times New Roman"/>
@@ -20620,6 +20774,7 @@
         </w:rPr>
         <w:t>:S</w:t>
       </w:r>
+      <w:proofErr w:type="gramEnd"/>
       <w:r>
         <w:rPr>
           <w:rFonts w:ascii="Times New Roman" w:hAnsi="Times New Roman"/>
@@ -20768,6 +20923,7 @@
       <w:r>
         <w:t>S</w:t>
       </w:r>
+      <w:proofErr w:type="gramStart"/>
       <w:r>
         <w:rPr>
           <w:vertAlign w:val="subscript"/>
@@ -20777,6 +20933,7 @@
       <w:r>
         <w:t>,S</w:t>
       </w:r>
+      <w:proofErr w:type="gramEnd"/>
       <w:r>
         <w:rPr>
           <w:vertAlign w:val="subscript"/>
@@ -20874,6 +21031,7 @@
         <w:t>eine Metrik d(</w:t>
       </w:r>
       <w:proofErr w:type="spellStart"/>
+      <w:proofErr w:type="gramStart"/>
       <w:r>
         <w:t>S</w:t>
       </w:r>
@@ -20893,6 +21051,7 @@
         <w:t>j</w:t>
       </w:r>
       <w:proofErr w:type="spellEnd"/>
+      <w:proofErr w:type="gramEnd"/>
       <w:r>
         <w:t>)</w:t>
       </w:r>
@@ -23318,6 +23477,7 @@
       <w:r>
         <w:t xml:space="preserve"> </w:t>
       </w:r>
+      <w:proofErr w:type="gramStart"/>
       <w:r>
         <w:t>φ:S</w:t>
       </w:r>
@@ -23327,6 +23487,7 @@
         </w:rPr>
         <w:t>sym</w:t>
       </w:r>
+      <w:proofErr w:type="gramEnd"/>
       <w:r>
         <w:t>→S</w:t>
       </w:r>
@@ -24534,8 +24695,13 @@
         <w:t>={</w:t>
       </w:r>
       <w:proofErr w:type="spellStart"/>
-      <w:r>
-        <w:t>σ,R,E,M,e</w:t>
+      <w:proofErr w:type="gramStart"/>
+      <w:r>
+        <w:t>σ,R</w:t>
+      </w:r>
+      <w:proofErr w:type="gramEnd"/>
+      <w:r>
+        <w:t>,E,M,e</w:t>
       </w:r>
       <w:proofErr w:type="spellEnd"/>
       <w:r>
@@ -26529,13 +26695,23 @@
       <w:r>
         <w:t xml:space="preserve">Wenn ich </w:t>
       </w:r>
+      <w:proofErr w:type="gramStart"/>
       <w:r>
         <w:rPr>
           <w:rStyle w:val="Fett"/>
           <w:sz w:val="22"/>
           <w:szCs w:val="22"/>
         </w:rPr>
-        <w:t>σ : S → S'</w:t>
+        <w:t>σ :</w:t>
+      </w:r>
+      <w:proofErr w:type="gramEnd"/>
+      <w:r>
+        <w:rPr>
+          <w:rStyle w:val="Fett"/>
+          <w:sz w:val="22"/>
+          <w:szCs w:val="22"/>
+        </w:rPr>
+        <w:t xml:space="preserve"> S → S'</w:t>
       </w:r>
       <w:r>
         <w:t xml:space="preserve"> schreibe, dann drücke ich damit im Kontext von Kapitel 3 aus, dass </w:t>
@@ -27197,7 +27373,15 @@
     </w:p>
     <w:p>
       <w:r>
-        <w:t>Ich fasse σ : S → S' im Sinne von Kapitel 3 so zusammen:</w:t>
+        <w:t xml:space="preserve">Ich fasse </w:t>
+      </w:r>
+      <w:proofErr w:type="gramStart"/>
+      <w:r>
+        <w:t>σ :</w:t>
+      </w:r>
+      <w:proofErr w:type="gramEnd"/>
+      <w:r>
+        <w:t xml:space="preserve"> S → S' im Sinne von Kapitel 3 so zusammen:</w:t>
       </w:r>
     </w:p>
     <w:p>
@@ -27420,7 +27604,23 @@
           <w:b/>
           <w:bCs/>
         </w:rPr>
-        <w:t xml:space="preserve">σ(U) = { u </w:t>
+        <w:t xml:space="preserve">σ(U) = </w:t>
+      </w:r>
+      <w:proofErr w:type="gramStart"/>
+      <w:r>
+        <w:rPr>
+          <w:b/>
+          <w:bCs/>
+        </w:rPr>
+        <w:t>{ u</w:t>
+      </w:r>
+      <w:proofErr w:type="gramEnd"/>
+      <w:r>
+        <w:rPr>
+          <w:b/>
+          <w:bCs/>
+        </w:rPr>
+        <w:t xml:space="preserve"> </w:t>
       </w:r>
       <w:r>
         <w:rPr>
@@ -28011,6 +28211,9 @@
       </w:r>
       <w:r>
         <w:br/>
+      </w:r>
+      <w:proofErr w:type="gramStart"/>
+      <w:r>
         <w:t xml:space="preserve">die </w:t>
       </w:r>
       <w:r>
@@ -28020,6 +28223,7 @@
         </w:rPr>
         <w:t>wirklich Funktionen</w:t>
       </w:r>
+      <w:proofErr w:type="gramEnd"/>
       <w:r>
         <w:t xml:space="preserve"> sind.</w:t>
       </w:r>
@@ -28213,7 +28417,14 @@
       </w:r>
       <w:r>
         <w:br/>
-        <w:t xml:space="preserve">in dem Bedeutung durch </w:t>
+      </w:r>
+      <w:proofErr w:type="gramStart"/>
+      <w:r>
+        <w:t>in dem Bedeutung</w:t>
+      </w:r>
+      <w:proofErr w:type="gramEnd"/>
+      <w:r>
+        <w:t xml:space="preserve"> durch </w:t>
       </w:r>
       <w:r>
         <w:rPr>
@@ -28347,11 +28558,19 @@
       <w:r>
         <w:t xml:space="preserve">Wenn ich </w:t>
       </w:r>
+      <w:proofErr w:type="gramStart"/>
       <w:r>
         <w:rPr>
           <w:rStyle w:val="Fett"/>
         </w:rPr>
-        <w:t>R : S × S → P(S × S)</w:t>
+        <w:t>R :</w:t>
+      </w:r>
+      <w:proofErr w:type="gramEnd"/>
+      <w:r>
+        <w:rPr>
+          <w:rStyle w:val="Fett"/>
+        </w:rPr>
+        <w:t xml:space="preserve"> S × S → P(S × S)</w:t>
       </w:r>
       <w:r>
         <w:t xml:space="preserve"> schreibe, dann bedeutet diese Notation:</w:t>
@@ -28416,11 +28635,19 @@
       <w:r>
         <w:t xml:space="preserve">, also ein Element der Potenzmenge </w:t>
       </w:r>
+      <w:proofErr w:type="gramStart"/>
       <w:r>
         <w:rPr>
           <w:rStyle w:val="Fett"/>
         </w:rPr>
-        <w:t>P(S × S)</w:t>
+        <w:t>P(</w:t>
+      </w:r>
+      <w:proofErr w:type="gramEnd"/>
+      <w:r>
+        <w:rPr>
+          <w:rStyle w:val="Fett"/>
+        </w:rPr>
+        <w:t>S × S)</w:t>
       </w:r>
       <w:r>
         <w:t>.</w:t>
@@ -28472,7 +28699,15 @@
         <w:t>Konstruktion des relationalen Gefüges</w:t>
       </w:r>
       <w:r>
-        <w:t xml:space="preserve"> von O={σ, R, E, M, e}.</w:t>
+        <w:t xml:space="preserve"> von O</w:t>
+      </w:r>
+      <w:proofErr w:type="gramStart"/>
+      <w:r>
+        <w:t>={</w:t>
+      </w:r>
+      <w:proofErr w:type="gramEnd"/>
+      <w:r>
+        <w:t>σ, R, E, M, e}.</w:t>
       </w:r>
     </w:p>
     <w:p>
@@ -28792,12 +29027,21 @@
       <w:r>
         <w:t xml:space="preserve">Nun wende ich </w:t>
       </w:r>
-      <w:r>
-        <w:rPr>
-          <w:b/>
-          <w:bCs/>
-        </w:rPr>
-        <w:t>R(s₁, s₂)</w:t>
+      <w:proofErr w:type="gramStart"/>
+      <w:r>
+        <w:rPr>
+          <w:b/>
+          <w:bCs/>
+        </w:rPr>
+        <w:t>R(</w:t>
+      </w:r>
+      <w:proofErr w:type="gramEnd"/>
+      <w:r>
+        <w:rPr>
+          <w:b/>
+          <w:bCs/>
+        </w:rPr>
+        <w:t>s₁, s₂)</w:t>
       </w:r>
       <w:r>
         <w:t xml:space="preserve"> an.</w:t>
@@ -28860,8 +29104,13 @@
       </w:r>
     </w:p>
     <w:p>
-      <w:r>
-        <w:t>R(s₁, s₂) = { (s₁, s₂) in Bezug auf Seitenzahl, Symmetrie, Transformation, Konstruktion … }</w:t>
+      <w:proofErr w:type="gramStart"/>
+      <w:r>
+        <w:t>R(</w:t>
+      </w:r>
+      <w:proofErr w:type="gramEnd"/>
+      <w:r>
+        <w:t>s₁, s₂) = { (s₁, s₂) in Bezug auf Seitenzahl, Symmetrie, Transformation, Konstruktion … }</w:t>
       </w:r>
     </w:p>
     <w:p>
@@ -28987,7 +29236,15 @@
     </w:p>
     <w:p>
       <w:r>
-        <w:t>Ich fasse R : S × S → P(S × S) im Sinne von Kapitel 3 so zusammen:</w:t>
+        <w:t xml:space="preserve">Ich fasse </w:t>
+      </w:r>
+      <w:proofErr w:type="gramStart"/>
+      <w:r>
+        <w:t>R :</w:t>
+      </w:r>
+      <w:proofErr w:type="gramEnd"/>
+      <w:r>
+        <w:t xml:space="preserve"> S × S → P(S × S) im Sinne von Kapitel 3 so zusammen:</w:t>
       </w:r>
     </w:p>
     <w:p>
@@ -29286,7 +29543,21 @@
         <w:rPr>
           <w:rStyle w:val="Fett"/>
         </w:rPr>
-        <w:t xml:space="preserve">R(U) = { (uᵢ, uⱼ) </w:t>
+        <w:t xml:space="preserve">R(U) = </w:t>
+      </w:r>
+      <w:proofErr w:type="gramStart"/>
+      <w:r>
+        <w:rPr>
+          <w:rStyle w:val="Fett"/>
+        </w:rPr>
+        <w:t>{ (</w:t>
+      </w:r>
+      <w:proofErr w:type="gramEnd"/>
+      <w:r>
+        <w:rPr>
+          <w:rStyle w:val="Fett"/>
+        </w:rPr>
+        <w:t xml:space="preserve">uᵢ, uⱼ) </w:t>
       </w:r>
       <w:r>
         <w:rPr>
@@ -29402,7 +29673,21 @@
         <w:rPr>
           <w:rStyle w:val="Fett"/>
         </w:rPr>
-        <w:t>für die eine bestimmte Bedingung o(uᵢ, uⱼ) erfüllt ist</w:t>
+        <w:t xml:space="preserve">für die eine bestimmte Bedingung </w:t>
+      </w:r>
+      <w:proofErr w:type="gramStart"/>
+      <w:r>
+        <w:rPr>
+          <w:rStyle w:val="Fett"/>
+        </w:rPr>
+        <w:t>o(</w:t>
+      </w:r>
+      <w:proofErr w:type="gramEnd"/>
+      <w:r>
+        <w:rPr>
+          <w:rStyle w:val="Fett"/>
+        </w:rPr>
+        <w:t>uᵢ, uⱼ) erfüllt ist</w:t>
       </w:r>
       <w:r>
         <w:t>.</w:t>
@@ -29412,11 +29697,19 @@
       <w:r>
         <w:t xml:space="preserve">Die Bedingung </w:t>
       </w:r>
+      <w:proofErr w:type="gramStart"/>
       <w:r>
         <w:rPr>
           <w:rStyle w:val="Fett"/>
         </w:rPr>
-        <w:t>o(uᵢ, uⱼ)</w:t>
+        <w:t>o(</w:t>
+      </w:r>
+      <w:proofErr w:type="gramEnd"/>
+      <w:r>
+        <w:rPr>
+          <w:rStyle w:val="Fett"/>
+        </w:rPr>
+        <w:t>uᵢ, uⱼ)</w:t>
       </w:r>
       <w:r>
         <w:t xml:space="preserve"> ist ein </w:t>
@@ -29635,11 +29928,19 @@
       <w:r>
         <w:t xml:space="preserve">Die Bedingung </w:t>
       </w:r>
+      <w:proofErr w:type="gramStart"/>
       <w:r>
         <w:rPr>
           <w:rStyle w:val="Fett"/>
         </w:rPr>
-        <w:t>o(uᵢ, uⱼ)</w:t>
+        <w:t>o(</w:t>
+      </w:r>
+      <w:proofErr w:type="gramEnd"/>
+      <w:r>
+        <w:rPr>
+          <w:rStyle w:val="Fett"/>
+        </w:rPr>
+        <w:t>uᵢ, uⱼ)</w:t>
       </w:r>
       <w:r>
         <w:t xml:space="preserve"> ist dabei der </w:t>
@@ -29795,20 +30096,34 @@
       <w:r>
         <w:t xml:space="preserve">Ich definiere eine Bedingung </w:t>
       </w:r>
-      <w:r>
-        <w:rPr>
-          <w:b/>
-          <w:bCs/>
-        </w:rPr>
-        <w:t>o(uᵢ, uⱼ)</w:t>
+      <w:proofErr w:type="gramStart"/>
+      <w:r>
+        <w:rPr>
+          <w:b/>
+          <w:bCs/>
+        </w:rPr>
+        <w:t>o(</w:t>
+      </w:r>
+      <w:proofErr w:type="gramEnd"/>
+      <w:r>
+        <w:rPr>
+          <w:b/>
+          <w:bCs/>
+        </w:rPr>
+        <w:t>uᵢ, uⱼ)</w:t>
       </w:r>
       <w:r>
         <w:t>:</w:t>
       </w:r>
     </w:p>
     <w:p>
-      <w:r>
-        <w:t>o(uᵢ, uⱼ) gilt genau dann, wenn die beiden Figuren eine gemeinsame strukturelle Eigenschaft besitzen.</w:t>
+      <w:proofErr w:type="gramStart"/>
+      <w:r>
+        <w:t>o(</w:t>
+      </w:r>
+      <w:proofErr w:type="gramEnd"/>
+      <w:r>
+        <w:t>uᵢ, uⱼ) gilt genau dann, wenn die beiden Figuren eine gemeinsame strukturelle Eigenschaft besitzen.</w:t>
       </w:r>
     </w:p>
     <w:p>
@@ -29867,7 +30182,23 @@
           <w:b/>
           <w:bCs/>
         </w:rPr>
-        <w:t xml:space="preserve">R(U) = { (uᵢ, uⱼ) </w:t>
+        <w:t xml:space="preserve">R(U) = </w:t>
+      </w:r>
+      <w:proofErr w:type="gramStart"/>
+      <w:r>
+        <w:rPr>
+          <w:b/>
+          <w:bCs/>
+        </w:rPr>
+        <w:t>{ (</w:t>
+      </w:r>
+      <w:proofErr w:type="gramEnd"/>
+      <w:r>
+        <w:rPr>
+          <w:b/>
+          <w:bCs/>
+        </w:rPr>
+        <w:t xml:space="preserve">uᵢ, uⱼ) </w:t>
       </w:r>
       <w:r>
         <w:rPr>
@@ -30077,7 +30408,21 @@
         <w:rPr>
           <w:rStyle w:val="Fett"/>
         </w:rPr>
-        <w:t xml:space="preserve">R(U) = { (uᵢ, uⱼ) </w:t>
+        <w:t xml:space="preserve">R(U) = </w:t>
+      </w:r>
+      <w:proofErr w:type="gramStart"/>
+      <w:r>
+        <w:rPr>
+          <w:rStyle w:val="Fett"/>
+        </w:rPr>
+        <w:t>{ (</w:t>
+      </w:r>
+      <w:proofErr w:type="gramEnd"/>
+      <w:r>
+        <w:rPr>
+          <w:rStyle w:val="Fett"/>
+        </w:rPr>
+        <w:t xml:space="preserve">uᵢ, uⱼ) </w:t>
       </w:r>
       <w:r>
         <w:rPr>
@@ -30144,7 +30489,15 @@
         <w:pStyle w:val="Aufzhlung"/>
       </w:pPr>
       <w:r>
-        <w:t>Die Relation besteht aus allen Paaren von Elementen, für die eine Bedingung o(uᵢ, uⱼ) gilt.</w:t>
+        <w:t xml:space="preserve">Die Relation besteht aus allen Paaren von Elementen, für die eine Bedingung </w:t>
+      </w:r>
+      <w:proofErr w:type="gramStart"/>
+      <w:r>
+        <w:t>o(</w:t>
+      </w:r>
+      <w:proofErr w:type="gramEnd"/>
+      <w:r>
+        <w:t>uᵢ, uⱼ) gilt.</w:t>
       </w:r>
     </w:p>
     <w:p>
@@ -30356,11 +30709,19 @@
       <w:r>
         <w:t xml:space="preserve">Wenn ich </w:t>
       </w:r>
+      <w:proofErr w:type="gramStart"/>
       <w:r>
         <w:rPr>
           <w:rStyle w:val="Fett"/>
         </w:rPr>
-        <w:t>E : F(</w:t>
+        <w:t>E :</w:t>
+      </w:r>
+      <w:proofErr w:type="gramEnd"/>
+      <w:r>
+        <w:rPr>
+          <w:rStyle w:val="Fett"/>
+        </w:rPr>
+        <w:t xml:space="preserve"> F(</w:t>
       </w:r>
       <w:r>
         <w:rPr>
@@ -30413,8 +30774,16 @@
         <w:rPr>
           <w:rStyle w:val="Fett"/>
         </w:rPr>
-        <w:t>Funktion F(</w:t>
-      </w:r>
+        <w:t xml:space="preserve">Funktion </w:t>
+      </w:r>
+      <w:proofErr w:type="gramStart"/>
+      <w:r>
+        <w:rPr>
+          <w:rStyle w:val="Fett"/>
+        </w:rPr>
+        <w:t>F(</w:t>
+      </w:r>
+      <w:proofErr w:type="gramEnd"/>
       <w:r>
         <w:rPr>
           <w:rFonts w:ascii="Cambria Math" w:hAnsi="Cambria Math" w:cs="Cambria Math"/>
@@ -30437,11 +30806,19 @@
       <w:pPr>
         <w:pStyle w:val="Aufzhlung"/>
       </w:pPr>
+      <w:proofErr w:type="gramStart"/>
       <w:r>
         <w:rPr>
           <w:rStyle w:val="Fett"/>
         </w:rPr>
-        <w:t>F(O, S)</w:t>
+        <w:t>F(</w:t>
+      </w:r>
+      <w:proofErr w:type="gramEnd"/>
+      <w:r>
+        <w:rPr>
+          <w:rStyle w:val="Fett"/>
+        </w:rPr>
+        <w:t>O, S)</w:t>
       </w:r>
       <w:r>
         <w:t xml:space="preserve"> beschreibt die </w:t>
@@ -30984,6 +31361,7 @@
       <w:r>
         <w:t xml:space="preserve">Das ist </w:t>
       </w:r>
+      <w:proofErr w:type="gramStart"/>
       <w:r>
         <w:rPr>
           <w:b/>
@@ -30991,6 +31369,7 @@
         </w:rPr>
         <w:t>F(</w:t>
       </w:r>
+      <w:proofErr w:type="gramEnd"/>
       <w:r>
         <w:rPr>
           <w:rFonts w:ascii="Cambria Math" w:hAnsi="Cambria Math" w:cs="Cambria Math"/>
@@ -31194,11 +31573,19 @@
       <w:r>
         <w:t xml:space="preserve">Ich fasse </w:t>
       </w:r>
+      <w:proofErr w:type="gramStart"/>
       <w:r>
         <w:rPr>
           <w:rStyle w:val="Fett"/>
         </w:rPr>
-        <w:t>E : F(</w:t>
+        <w:t>E :</w:t>
+      </w:r>
+      <w:proofErr w:type="gramEnd"/>
+      <w:r>
+        <w:rPr>
+          <w:rStyle w:val="Fett"/>
+        </w:rPr>
+        <w:t xml:space="preserve"> F(</w:t>
       </w:r>
       <w:r>
         <w:rPr>
@@ -31267,12 +31654,14 @@
       <w:pPr>
         <w:pStyle w:val="Aufzhlung"/>
       </w:pPr>
+      <w:proofErr w:type="gramStart"/>
       <w:r>
         <w:rPr>
           <w:rStyle w:val="Fett"/>
         </w:rPr>
         <w:t>F(</w:t>
       </w:r>
+      <w:proofErr w:type="gramEnd"/>
       <w:r>
         <w:rPr>
           <w:rFonts w:ascii="Cambria Math" w:hAnsi="Cambria Math" w:cs="Cambria Math"/>
@@ -34020,10 +34409,12 @@
         <w:t xml:space="preserve"> ein Punkt im metrischen Raum (</w:t>
       </w:r>
       <w:proofErr w:type="spellStart"/>
+      <w:proofErr w:type="gramStart"/>
       <w:r>
         <w:t>X,d</w:t>
       </w:r>
       <w:proofErr w:type="spellEnd"/>
+      <w:proofErr w:type="gramEnd"/>
       <w:r>
         <w:t>) zugeordnet wird.</w:t>
       </w:r>
@@ -34152,10 +34543,12 @@
         <w:t>funktionale Repräsentationen (S) in dynamische metrische Landschaften (</w:t>
       </w:r>
       <w:proofErr w:type="spellStart"/>
+      <w:proofErr w:type="gramStart"/>
       <w:r>
         <w:t>X,d</w:t>
       </w:r>
       <w:proofErr w:type="spellEnd"/>
+      <w:proofErr w:type="gramEnd"/>
       <w:r>
         <w:t>) zu transformieren.</w:t>
       </w:r>
@@ -34270,7 +34663,15 @@
       </w:r>
       <w:r>
         <w:br/>
-        <w:t>z.B. { versteht Strecke, versteht Winkel, versteht Kongruenz, … }</w:t>
+        <w:t xml:space="preserve">z.B. </w:t>
+      </w:r>
+      <w:proofErr w:type="gramStart"/>
+      <w:r>
+        <w:t>{ versteht</w:t>
+      </w:r>
+      <w:proofErr w:type="gramEnd"/>
+      <w:r>
+        <w:t xml:space="preserve"> Strecke, versteht Winkel, versteht Kongruenz, … }</w:t>
       </w:r>
     </w:p>
     <w:p>
@@ -34925,6 +35326,7 @@
       <w:r>
         <w:t xml:space="preserve"> ist eine Menge von Elementen u</w:t>
       </w:r>
+      <w:proofErr w:type="gramStart"/>
       <w:r>
         <w:rPr>
           <w:vertAlign w:val="subscript"/>
@@ -34934,6 +35336,7 @@
       <w:r>
         <w:t>,u</w:t>
       </w:r>
+      <w:proofErr w:type="gramEnd"/>
       <w:r>
         <w:rPr>
           <w:vertAlign w:val="subscript"/>
@@ -35025,10 +35428,12 @@
         <w:t xml:space="preserve"> bezeichnet den Eintrag der Matrix an Position (</w:t>
       </w:r>
       <w:proofErr w:type="spellStart"/>
+      <w:proofErr w:type="gramStart"/>
       <w:r>
         <w:t>i,j</w:t>
       </w:r>
       <w:proofErr w:type="spellEnd"/>
+      <w:proofErr w:type="gramEnd"/>
       <w:r>
         <w:t>).</w:t>
       </w:r>
@@ -35045,6 +35450,7 @@
         <w:t>d(</w:t>
       </w:r>
       <w:proofErr w:type="spellStart"/>
+      <w:proofErr w:type="gramStart"/>
       <w:r>
         <w:rPr>
           <w:b/>
@@ -35076,6 +35482,7 @@
         <w:t>j</w:t>
       </w:r>
       <w:proofErr w:type="spellEnd"/>
+      <w:proofErr w:type="gramEnd"/>
       <w:r>
         <w:rPr>
           <w:b/>
@@ -38134,6 +38541,7 @@
       <w:r>
         <w:t>Jeder Schritt o</w:t>
       </w:r>
+      <w:proofErr w:type="gramStart"/>
       <w:r>
         <w:rPr>
           <w:vertAlign w:val="subscript"/>
@@ -38143,6 +38551,7 @@
       <w:r>
         <w:t>,o</w:t>
       </w:r>
+      <w:proofErr w:type="gramEnd"/>
       <w:r>
         <w:rPr>
           <w:vertAlign w:val="subscript"/>
@@ -38690,6 +39099,7 @@
       <w:r>
         <w:t>, der durch die Teilprozesse o</w:t>
       </w:r>
+      <w:proofErr w:type="gramStart"/>
       <w:r>
         <w:rPr>
           <w:vertAlign w:val="subscript"/>
@@ -38697,7 +39107,11 @@
         <w:t>1</w:t>
       </w:r>
       <w:r>
-        <w:t>,…,o</w:t>
+        <w:t>,…</w:t>
+      </w:r>
+      <w:proofErr w:type="gramEnd"/>
+      <w:r>
+        <w:t>,o</w:t>
       </w:r>
       <w:r>
         <w:rPr>
@@ -39728,6 +40142,7 @@
         </w:rPr>
         <w:t>o</w:t>
       </w:r>
+      <w:proofErr w:type="gramStart"/>
       <w:r>
         <w:rPr>
           <w:rStyle w:val="katex-mathml"/>
@@ -39741,6 +40156,7 @@
         </w:rPr>
         <w:t>,o</w:t>
       </w:r>
+      <w:proofErr w:type="gramEnd"/>
       <w:r>
         <w:rPr>
           <w:rStyle w:val="katex-mathml"/>
@@ -41393,6 +41809,7 @@
         </w:rPr>
         <w:t>∘</w:t>
       </w:r>
+      <w:proofErr w:type="gramStart"/>
       <w:r>
         <w:t>σ</w:t>
       </w:r>
@@ -41401,6 +41818,7 @@
         <w:t>)(</w:t>
       </w:r>
       <w:proofErr w:type="spellStart"/>
+      <w:proofErr w:type="gramEnd"/>
       <w:r>
         <w:t>s</w:t>
       </w:r>
@@ -42130,13 +42548,21 @@
         <w:t xml:space="preserve"> </w:t>
       </w:r>
       <w:r>
-        <w:t>die sich in einem stabilen Attraktor (Fixpunkt) niederschlägt —ganz im Sinne der</w:t>
+        <w:t xml:space="preserve">die sich in einem stabilen Attraktor (Fixpunkt) niederschlägt —ganz im Sinne </w:t>
+      </w:r>
+      <w:proofErr w:type="gramStart"/>
+      <w:r>
+        <w:t>der</w:t>
       </w:r>
       <w:r>
         <w:t xml:space="preserve"> </w:t>
       </w:r>
       <w:r>
-        <w:t xml:space="preserve"> funktionalen Emergenz aus Kapitel 3.</w:t>
+        <w:t xml:space="preserve"> funktionalen</w:t>
+      </w:r>
+      <w:proofErr w:type="gramEnd"/>
+      <w:r>
+        <w:t xml:space="preserve"> Emergenz aus Kapitel 3.</w:t>
       </w:r>
     </w:p>
     <w:p>
@@ -48090,12 +48516,1556 @@
           <w:b/>
           <w:bCs/>
         </w:rPr>
-        <w:t>stabile, tragfähige Strukturen</w:t>
+        <w:t>stabile, tragfähige Strukture</w:t>
+      </w:r>
+      <w:r>
+        <w:rPr>
+          <w:b/>
+          <w:bCs/>
+        </w:rPr>
+        <w:t>n</w:t>
+      </w:r>
+    </w:p>
+    <w:p>
+      <w:r>
+        <w:lastRenderedPageBreak/>
+        <w:pict w14:anchorId="2CEB6060">
+          <v:rect id="_x0000_i1183" style="width:0;height:1.5pt" o:hralign="center" o:hrstd="t" o:hr="t" fillcolor="#a0a0a0" stroked="f"/>
+        </w:pict>
+      </w:r>
+    </w:p>
+    <w:p/>
+    <w:p>
+      <w:pPr>
+        <w:pStyle w:val="berschrift1"/>
+      </w:pPr>
+      <w:r>
+        <w:t>(3.4.1.</w:t>
+      </w:r>
+      <w:r>
+        <w:t>3</w:t>
+      </w:r>
+      <w:r>
+        <w:t>)</w:t>
+      </w:r>
+    </w:p>
+    <w:p>
+      <w:pPr>
+        <w:pStyle w:val="berschrift1"/>
+      </w:pPr>
+      <m:oMathPara>
+        <m:oMath>
+          <m:func>
+            <m:funcPr>
+              <m:ctrlPr>
+                <w:rPr>
+                  <w:rFonts w:ascii="Cambria Math" w:hAnsi="Cambria Math"/>
+                </w:rPr>
+              </m:ctrlPr>
+            </m:funcPr>
+            <m:fName>
+              <m:limLow>
+                <m:limLowPr>
+                  <m:ctrlPr>
+                    <w:rPr>
+                      <w:rFonts w:ascii="Cambria Math" w:hAnsi="Cambria Math"/>
+                    </w:rPr>
+                  </m:ctrlPr>
+                </m:limLowPr>
+                <m:e>
+                  <m:r>
+                    <m:rPr>
+                      <m:sty m:val="bi"/>
+                    </m:rPr>
+                    <w:rPr>
+                      <w:rFonts w:ascii="Cambria Math" w:hAnsi="Cambria Math"/>
+                    </w:rPr>
+                    <m:t>lim</m:t>
+                  </m:r>
+                </m:e>
+                <m:lim>
+                  <m:r>
+                    <m:rPr>
+                      <m:sty m:val="bi"/>
+                    </m:rPr>
+                    <w:rPr>
+                      <w:rFonts w:ascii="Cambria Math" w:hAnsi="Cambria Math"/>
+                    </w:rPr>
+                    <m:t>n</m:t>
+                  </m:r>
+                  <m:r>
+                    <m:rPr>
+                      <m:sty m:val="b"/>
+                    </m:rPr>
+                    <w:rPr>
+                      <w:rFonts w:ascii="Cambria Math" w:hAnsi="Cambria Math" w:cs="Calibri"/>
+                    </w:rPr>
+                    <m:t>→∞</m:t>
+                  </m:r>
+                </m:lim>
+              </m:limLow>
+            </m:fName>
+            <m:e>
+              <m:sSub>
+                <m:sSubPr>
+                  <m:ctrlPr>
+                    <w:rPr>
+                      <w:rFonts w:ascii="Cambria Math" w:hAnsi="Cambria Math"/>
+                    </w:rPr>
+                  </m:ctrlPr>
+                </m:sSubPr>
+                <m:e>
+                  <m:r>
+                    <m:rPr>
+                      <m:sty m:val="bi"/>
+                    </m:rPr>
+                    <w:rPr>
+                      <w:rFonts w:ascii="Cambria Math" w:hAnsi="Cambria Math"/>
+                    </w:rPr>
+                    <m:t>o</m:t>
+                  </m:r>
+                </m:e>
+                <m:sub>
+                  <m:r>
+                    <m:rPr>
+                      <m:sty m:val="bi"/>
+                    </m:rPr>
+                    <w:rPr>
+                      <w:rFonts w:ascii="Cambria Math" w:hAnsi="Cambria Math"/>
+                    </w:rPr>
+                    <m:t>n</m:t>
+                  </m:r>
+                </m:sub>
+              </m:sSub>
+              <m:d>
+                <m:dPr>
+                  <m:ctrlPr>
+                    <w:rPr>
+                      <w:rFonts w:ascii="Cambria Math" w:hAnsi="Cambria Math"/>
+                    </w:rPr>
+                  </m:ctrlPr>
+                </m:dPr>
+                <m:e>
+                  <m:sSub>
+                    <m:sSubPr>
+                      <m:ctrlPr>
+                        <w:rPr>
+                          <w:rFonts w:ascii="Cambria Math" w:hAnsi="Cambria Math"/>
+                        </w:rPr>
+                      </m:ctrlPr>
+                    </m:sSubPr>
+                    <m:e>
+                      <m:r>
+                        <m:rPr>
+                          <m:sty m:val="bi"/>
+                        </m:rPr>
+                        <w:rPr>
+                          <w:rFonts w:ascii="Cambria Math" w:hAnsi="Cambria Math"/>
+                        </w:rPr>
+                        <m:t>s</m:t>
+                      </m:r>
+                    </m:e>
+                    <m:sub>
+                      <m:r>
+                        <m:rPr>
+                          <m:sty m:val="bi"/>
+                        </m:rPr>
+                        <w:rPr>
+                          <w:rFonts w:ascii="Cambria Math" w:hAnsi="Cambria Math"/>
+                        </w:rPr>
+                        <m:t>0</m:t>
+                      </m:r>
+                    </m:sub>
+                  </m:sSub>
+                </m:e>
+              </m:d>
+              <m:r>
+                <m:rPr>
+                  <m:sty m:val="b"/>
+                </m:rPr>
+                <w:rPr>
+                  <w:rFonts w:ascii="Cambria Math" w:hAnsi="Cambria Math"/>
+                </w:rPr>
+                <m:t>=</m:t>
+              </m:r>
+              <m:sSub>
+                <m:sSubPr>
+                  <m:ctrlPr>
+                    <w:rPr>
+                      <w:rFonts w:ascii="Cambria Math" w:hAnsi="Cambria Math"/>
+                    </w:rPr>
+                  </m:ctrlPr>
+                </m:sSubPr>
+                <m:e>
+                  <m:r>
+                    <m:rPr>
+                      <m:sty m:val="bi"/>
+                    </m:rPr>
+                    <w:rPr>
+                      <w:rFonts w:ascii="Cambria Math" w:hAnsi="Cambria Math"/>
+                    </w:rPr>
+                    <m:t>s</m:t>
+                  </m:r>
+                </m:e>
+                <m:sub>
+                  <m:r>
+                    <m:rPr>
+                      <m:sty m:val="b"/>
+                    </m:rPr>
+                    <w:rPr>
+                      <w:rFonts w:ascii="Cambria Math" w:hAnsi="Cambria Math"/>
+                    </w:rPr>
+                    <m:t>∞</m:t>
+                  </m:r>
+                </m:sub>
+              </m:sSub>
+            </m:e>
+          </m:func>
+        </m:oMath>
+      </m:oMathPara>
+    </w:p>
+    <w:p>
+      <w:pPr>
+        <w:pStyle w:val="berschrift1"/>
+      </w:pPr>
+    </w:p>
+    <w:p>
+      <w:pPr>
+        <w:pStyle w:val="berschrift2"/>
+      </w:pPr>
+      <w:r>
+        <w:t>Bedeutung der Notation</w:t>
+      </w:r>
+    </w:p>
+    <w:p>
+      <w:r>
+        <w:t>Es</w:t>
+      </w:r>
+      <w:r>
+        <w:t xml:space="preserve"> gilt:</w:t>
+      </w:r>
+    </w:p>
+    <w:p>
+      <w:pPr>
+        <w:pStyle w:val="Aufzhlung"/>
+      </w:pPr>
+      <m:oMath>
+        <m:sSub>
+          <m:sSubPr>
+            <m:ctrlPr>
+              <w:rPr>
+                <w:rFonts w:ascii="Cambria Math" w:hAnsi="Cambria Math"/>
+              </w:rPr>
+            </m:ctrlPr>
+          </m:sSubPr>
+          <m:e>
+            <m:r>
+              <w:rPr>
+                <w:rFonts w:ascii="Cambria Math" w:hAnsi="Cambria Math"/>
+              </w:rPr>
+              <m:t>s</m:t>
+            </m:r>
+          </m:e>
+          <m:sub>
+            <m:r>
+              <m:rPr>
+                <m:sty m:val="bi"/>
+              </m:rPr>
+              <w:rPr>
+                <w:rFonts w:ascii="Cambria Math" w:hAnsi="Cambria Math"/>
+              </w:rPr>
+              <m:t>0</m:t>
+            </m:r>
+          </m:sub>
+        </m:sSub>
+        <m:r>
+          <w:rPr>
+            <w:rStyle w:val="AufzhlungZchn"/>
+            <w:rFonts w:ascii="Cambria Math" w:hAnsi="Cambria Math" w:cs="Cambria Math"/>
+          </w:rPr>
+          <m:t>∈</m:t>
+        </m:r>
+        <m:r>
+          <w:rPr>
+            <w:rStyle w:val="AufzhlungZchn"/>
+            <w:rFonts w:ascii="Cambria Math" w:hAnsi="Cambria Math"/>
+          </w:rPr>
+          <m:t>S</m:t>
+        </m:r>
+      </m:oMath>
+      <w:r>
+        <w:rPr>
+          <w:rStyle w:val="AufzhlungZchn"/>
+        </w:rPr>
+        <w:t xml:space="preserve"> ist ein anfänglicher Zustand im in Kapitel 3 eingeführten</w:t>
+      </w:r>
+      <w:r>
+        <w:t xml:space="preserve"> Zustands- bzw. Bedeutungsraum.</w:t>
+      </w:r>
+    </w:p>
+    <w:p>
+      <w:pPr>
+        <w:pStyle w:val="Aufzhlung"/>
+      </w:pPr>
+      <m:oMath>
+        <m:sSub>
+          <m:sSubPr>
+            <m:ctrlPr>
+              <w:rPr>
+                <w:rFonts w:ascii="Cambria Math" w:hAnsi="Cambria Math"/>
+                <w:i/>
+              </w:rPr>
+            </m:ctrlPr>
+          </m:sSubPr>
+          <m:e>
+            <m:r>
+              <w:rPr>
+                <w:rFonts w:ascii="Cambria Math" w:hAnsi="Cambria Math"/>
+              </w:rPr>
+              <m:t>o</m:t>
+            </m:r>
+          </m:e>
+          <m:sub>
+            <m:r>
+              <w:rPr>
+                <w:rFonts w:ascii="Cambria Math" w:hAnsi="Cambria Math"/>
+              </w:rPr>
+              <m:t>n</m:t>
+            </m:r>
+          </m:sub>
+        </m:sSub>
+        <m:r>
+          <w:rPr>
+            <w:rFonts w:ascii="Cambria Math" w:hAnsi="Cambria Math" w:cs="Cambria Math"/>
+          </w:rPr>
+          <m:t>∈</m:t>
+        </m:r>
+        <m:r>
+          <m:rPr>
+            <m:scr m:val="script"/>
+            <m:sty m:val="p"/>
+          </m:rPr>
+          <w:rPr>
+            <w:rFonts w:ascii="Cambria Math" w:hAnsi="Cambria Math" w:cs="Cambria Math"/>
+          </w:rPr>
+          <m:t>O</m:t>
+        </m:r>
+      </m:oMath>
+      <w:r>
+        <w:t xml:space="preserve"> </w:t>
+      </w:r>
+      <w:r>
+        <w:t xml:space="preserve">ist eine </w:t>
+      </w:r>
+      <w:r>
+        <w:rPr>
+          <w:rStyle w:val="Fett"/>
+        </w:rPr>
+        <w:t>Folge von Operatoren</w:t>
+      </w:r>
+      <w:r>
+        <w:t xml:space="preserve">, die iterativ aus einer Grundstruktur hervorgeht (vgl. </w:t>
+      </w:r>
+      <w:r>
+        <w:rPr>
+          <w:rStyle w:val="katex-mathml"/>
+        </w:rPr>
+        <w:t>o</w:t>
+      </w:r>
+      <w:r>
+        <w:rPr>
+          <w:rStyle w:val="katex-mathml"/>
+          <w:vertAlign w:val="subscript"/>
+        </w:rPr>
+        <w:t>n</w:t>
+      </w:r>
+      <w:r>
+        <w:rPr>
+          <w:rStyle w:val="katex-mathml"/>
+        </w:rPr>
+        <w:t>=</w:t>
+      </w:r>
+      <w:proofErr w:type="spellStart"/>
+      <w:r>
+        <w:rPr>
+          <w:rStyle w:val="katex-mathml"/>
+        </w:rPr>
+        <w:t>φ</w:t>
+      </w:r>
+      <w:r>
+        <w:rPr>
+          <w:rStyle w:val="katex-mathml"/>
+          <w:vertAlign w:val="subscript"/>
+        </w:rPr>
+        <w:t>n</w:t>
+      </w:r>
+      <w:proofErr w:type="spellEnd"/>
+      <w:r>
+        <w:t>).</w:t>
+      </w:r>
+    </w:p>
+    <w:p>
+      <w:pPr>
+        <w:pStyle w:val="Aufzhlung"/>
+      </w:pPr>
+      <m:oMath>
+        <m:sSub>
+          <m:sSubPr>
+            <m:ctrlPr>
+              <w:rPr>
+                <w:rFonts w:ascii="Cambria Math" w:hAnsi="Cambria Math"/>
+              </w:rPr>
+            </m:ctrlPr>
+          </m:sSubPr>
+          <m:e>
+            <m:r>
+              <w:rPr>
+                <w:rFonts w:ascii="Cambria Math" w:hAnsi="Cambria Math"/>
+              </w:rPr>
+              <m:t>o</m:t>
+            </m:r>
+          </m:e>
+          <m:sub>
+            <m:r>
+              <w:rPr>
+                <w:rFonts w:ascii="Cambria Math" w:hAnsi="Cambria Math"/>
+              </w:rPr>
+              <m:t>n</m:t>
+            </m:r>
+          </m:sub>
+        </m:sSub>
+        <m:d>
+          <m:dPr>
+            <m:ctrlPr>
+              <w:rPr>
+                <w:rFonts w:ascii="Cambria Math" w:hAnsi="Cambria Math"/>
+              </w:rPr>
+            </m:ctrlPr>
+          </m:dPr>
+          <m:e>
+            <m:sSub>
+              <m:sSubPr>
+                <m:ctrlPr>
+                  <w:rPr>
+                    <w:rFonts w:ascii="Cambria Math" w:hAnsi="Cambria Math"/>
+                  </w:rPr>
+                </m:ctrlPr>
+              </m:sSubPr>
+              <m:e>
+                <m:r>
+                  <w:rPr>
+                    <w:rFonts w:ascii="Cambria Math" w:hAnsi="Cambria Math"/>
+                  </w:rPr>
+                  <m:t>s</m:t>
+                </m:r>
+              </m:e>
+              <m:sub>
+                <m:r>
+                  <m:rPr>
+                    <m:sty m:val="bi"/>
+                  </m:rPr>
+                  <w:rPr>
+                    <w:rFonts w:ascii="Cambria Math" w:hAnsi="Cambria Math"/>
+                  </w:rPr>
+                  <m:t>0</m:t>
+                </m:r>
+              </m:sub>
+            </m:sSub>
+          </m:e>
+        </m:d>
+      </m:oMath>
+      <w:r>
+        <w:t xml:space="preserve"> bezeichnet den durch den Operator </w:t>
+      </w:r>
+      <w:r>
+        <w:rPr>
+          <w:rStyle w:val="katex-mathml"/>
+        </w:rPr>
+        <w:t>o</w:t>
+      </w:r>
+      <w:r>
+        <w:rPr>
+          <w:rStyle w:val="katex-mathml"/>
+          <w:vertAlign w:val="subscript"/>
+        </w:rPr>
+        <w:t>n</w:t>
+      </w:r>
+      <w:r>
+        <w:rPr>
+          <w:rStyle w:val="vlist-s"/>
+        </w:rPr>
+        <w:t xml:space="preserve"> </w:t>
+      </w:r>
+      <w:r>
+        <w:rPr>
+          <w:rStyle w:val="vlist-s"/>
+        </w:rPr>
+        <w:t>​</w:t>
+      </w:r>
+      <w:r>
+        <w:t xml:space="preserve"> erzeugten Zustand nach </w:t>
+      </w:r>
+      <w:r>
+        <w:rPr>
+          <w:rStyle w:val="katex-mathml"/>
+        </w:rPr>
+        <w:t>n</w:t>
+      </w:r>
+      <w:r>
+        <w:t xml:space="preserve"> Iterationen.</w:t>
+      </w:r>
+    </w:p>
+    <w:p>
+      <w:pPr>
+        <w:pStyle w:val="Aufzhlung"/>
+      </w:pPr>
+      <m:oMath>
+        <m:sSub>
+          <m:sSubPr>
+            <m:ctrlPr>
+              <w:rPr>
+                <w:rFonts w:ascii="Cambria Math" w:hAnsi="Cambria Math"/>
+              </w:rPr>
+            </m:ctrlPr>
+          </m:sSubPr>
+          <m:e>
+            <m:r>
+              <w:rPr>
+                <w:rFonts w:ascii="Cambria Math" w:hAnsi="Cambria Math"/>
+              </w:rPr>
+              <m:t>s</m:t>
+            </m:r>
+          </m:e>
+          <m:sub>
+            <m:r>
+              <m:rPr>
+                <m:sty m:val="p"/>
+              </m:rPr>
+              <w:rPr>
+                <w:rStyle w:val="katex-mathml"/>
+                <w:rFonts w:ascii="Cambria Math" w:hAnsi="Cambria Math"/>
+              </w:rPr>
+              <m:t>∞</m:t>
+            </m:r>
+          </m:sub>
+        </m:sSub>
+        <m:r>
+          <m:rPr>
+            <m:sty m:val="p"/>
+          </m:rPr>
+          <w:rPr>
+            <w:rStyle w:val="katex-mathml"/>
+            <w:rFonts w:ascii="Cambria Math" w:hAnsi="Cambria Math" w:cs="Cambria Math"/>
+          </w:rPr>
+          <m:t>∈</m:t>
+        </m:r>
+        <m:r>
+          <m:rPr>
+            <m:sty m:val="p"/>
+          </m:rPr>
+          <w:rPr>
+            <w:rStyle w:val="katex-mathml"/>
+            <w:rFonts w:ascii="Cambria Math" w:hAnsi="Cambria Math"/>
+          </w:rPr>
+          <m:t>S</m:t>
+        </m:r>
+      </m:oMath>
+      <w:r>
+        <w:t xml:space="preserve"> ist der </w:t>
+      </w:r>
+      <w:r>
+        <w:rPr>
+          <w:rStyle w:val="Fett"/>
+        </w:rPr>
+        <w:t>Grenzzustand</w:t>
+      </w:r>
+      <w:r>
+        <w:t xml:space="preserve"> dieser Iteration.</w:t>
+      </w:r>
+    </w:p>
+    <w:p>
+      <w:r>
+        <w:t xml:space="preserve">Die Notation drückt aus, dass die durch </w:t>
+      </w:r>
+      <w:r>
+        <w:rPr>
+          <w:rStyle w:val="katex-mathml"/>
+        </w:rPr>
+        <w:t>o</w:t>
+      </w:r>
+      <w:r>
+        <w:rPr>
+          <w:rStyle w:val="katex-mathml"/>
+          <w:vertAlign w:val="subscript"/>
+        </w:rPr>
+        <w:t>n</w:t>
+      </w:r>
+      <w:r>
+        <w:rPr>
+          <w:rStyle w:val="vlist-s"/>
+        </w:rPr>
+        <w:t xml:space="preserve"> </w:t>
+      </w:r>
+      <w:r>
+        <w:rPr>
+          <w:rStyle w:val="vlist-s"/>
+        </w:rPr>
+        <w:t>​</w:t>
+      </w:r>
+      <w:r>
+        <w:t xml:space="preserve"> erzeugte Zustandsfolge gegen einen stabilen Zustand konvergiert.</w:t>
+      </w:r>
+    </w:p>
+    <w:p>
+      <w:r>
+        <w:pict w14:anchorId="646009E0">
+          <v:rect id="_x0000_i1188" style="width:0;height:1.5pt" o:hralign="center" o:hrstd="t" o:hr="t" fillcolor="#a0a0a0" stroked="f"/>
+        </w:pict>
+      </w:r>
+    </w:p>
+    <w:p>
+      <w:pPr>
+        <w:pStyle w:val="berschrift2"/>
+      </w:pPr>
+      <w:r>
+        <w:t>Interpretation</w:t>
+      </w:r>
+    </w:p>
+    <w:p>
+      <w:r>
+        <w:t>Mit d</w:t>
+      </w:r>
+      <w:r>
+        <w:t>ies</w:t>
+      </w:r>
+      <w:r>
+        <w:t>e</w:t>
+      </w:r>
+      <w:r>
+        <w:t>r</w:t>
+      </w:r>
+      <w:r>
+        <w:t xml:space="preserve"> Gleichung</w:t>
+      </w:r>
+      <w:r>
+        <w:t xml:space="preserve"> wird </w:t>
+      </w:r>
+      <w:r>
+        <w:t xml:space="preserve">ein </w:t>
+      </w:r>
+      <w:r>
+        <w:rPr>
+          <w:b/>
+          <w:bCs/>
+        </w:rPr>
+        <w:t xml:space="preserve">Konvergenzprozess im </w:t>
+      </w:r>
+      <w:proofErr w:type="spellStart"/>
+      <w:r>
+        <w:rPr>
+          <w:b/>
+          <w:bCs/>
+        </w:rPr>
+        <w:t>Operatorenraum</w:t>
+      </w:r>
+      <w:proofErr w:type="spellEnd"/>
+      <w:r>
+        <w:t xml:space="preserve"> beschrieben</w:t>
+      </w:r>
+      <w:r>
+        <w:t xml:space="preserve">, nicht </w:t>
+      </w:r>
+      <w:r>
+        <w:t>nur</w:t>
+      </w:r>
+      <w:r>
+        <w:t xml:space="preserve"> eine mathematische Grenzwertbildung.</w:t>
+      </w:r>
+    </w:p>
+    <w:p>
+      <w:r>
+        <w:t>Inhaltlich bedeutet dies:</w:t>
+      </w:r>
+    </w:p>
+    <w:p>
+      <w:pPr>
+        <w:pStyle w:val="Aufzhlung"/>
+      </w:pPr>
+      <w:r>
+        <w:t>Der Anfangszustand s</w:t>
+      </w:r>
+      <w:r>
+        <w:rPr>
+          <w:vertAlign w:val="subscript"/>
+        </w:rPr>
+        <w:t>0</w:t>
+      </w:r>
+      <w:r>
+        <w:t>​ wird wiederholt</w:t>
+      </w:r>
+      <w:r>
+        <w:t xml:space="preserve"> </w:t>
+      </w:r>
+      <w:proofErr w:type="gramStart"/>
+      <w:r>
+        <w:t>durch</w:t>
+      </w:r>
+      <w:r>
+        <w:t xml:space="preserve"> </w:t>
+      </w:r>
+      <w:r>
+        <w:t>strukturierende</w:t>
+      </w:r>
+      <w:proofErr w:type="gramEnd"/>
+      <w:r>
+        <w:t xml:space="preserve"> </w:t>
+      </w:r>
+      <w:r>
+        <w:t>Operatoren transformiert.</w:t>
+      </w:r>
+    </w:p>
+    <w:p>
+      <w:pPr>
+        <w:pStyle w:val="Aufzhlung"/>
+      </w:pPr>
+      <w:r>
+        <w:t xml:space="preserve">Jede Iteration verändert den Zustand, jedoch </w:t>
+      </w:r>
+      <w:r>
+        <w:rPr>
+          <w:b/>
+          <w:bCs/>
+        </w:rPr>
+        <w:t>mit abnehmender struktureller Differenz</w:t>
       </w:r>
       <w:r>
         <w:t>.</w:t>
       </w:r>
     </w:p>
+    <w:p>
+      <w:pPr>
+        <w:pStyle w:val="Aufzhlung"/>
+      </w:pPr>
+      <w:r>
+        <w:t>Ab einem bestimmten Punkt führen weitere Anwendungen von o</w:t>
+      </w:r>
+      <w:r>
+        <w:rPr>
+          <w:vertAlign w:val="subscript"/>
+        </w:rPr>
+        <w:t>n</w:t>
+      </w:r>
+      <w:r>
+        <w:t xml:space="preserve"> </w:t>
+      </w:r>
+      <w:r>
+        <w:t xml:space="preserve">​ </w:t>
+      </w:r>
+      <w:r>
+        <w:rPr>
+          <w:b/>
+          <w:bCs/>
+        </w:rPr>
+        <w:t>nicht mehr zu qualitativ neuen Strukturen</w:t>
+      </w:r>
+      <w:r>
+        <w:t>, sondern stabilisieren das bereits Erzeugte.</w:t>
+      </w:r>
+    </w:p>
+    <w:p>
+      <w:r>
+        <w:t xml:space="preserve">Der Grenzzustand </w:t>
+      </w:r>
+      <m:oMath>
+        <m:sSub>
+          <m:sSubPr>
+            <m:ctrlPr>
+              <w:rPr>
+                <w:rFonts w:ascii="Cambria Math" w:hAnsi="Cambria Math"/>
+              </w:rPr>
+            </m:ctrlPr>
+          </m:sSubPr>
+          <m:e>
+            <m:r>
+              <w:rPr>
+                <w:rFonts w:ascii="Cambria Math" w:hAnsi="Cambria Math"/>
+              </w:rPr>
+              <m:t>s</m:t>
+            </m:r>
+          </m:e>
+          <m:sub>
+            <m:r>
+              <m:rPr>
+                <m:sty m:val="p"/>
+              </m:rPr>
+              <w:rPr>
+                <w:rStyle w:val="katex-mathml"/>
+                <w:rFonts w:ascii="Cambria Math" w:hAnsi="Cambria Math"/>
+              </w:rPr>
+              <m:t>∞</m:t>
+            </m:r>
+          </m:sub>
+        </m:sSub>
+      </m:oMath>
+      <w:r>
+        <w:t xml:space="preserve"> ist daher </w:t>
+      </w:r>
+      <w:r>
+        <w:rPr>
+          <w:b/>
+          <w:bCs/>
+        </w:rPr>
+        <w:t>kein Endpunkt im zeitlichen Sinne</w:t>
+      </w:r>
+      <w:r>
+        <w:t xml:space="preserve">, sondern ein </w:t>
+      </w:r>
+      <w:r>
+        <w:rPr>
+          <w:b/>
+          <w:bCs/>
+        </w:rPr>
+        <w:t>funktional stabiler Attraktor</w:t>
+      </w:r>
+      <w:r>
+        <w:t xml:space="preserve"> im Bedeutungsraum.</w:t>
+      </w:r>
+    </w:p>
+    <w:p>
+      <w:r>
+        <w:t xml:space="preserve">Im Kontext von Kapitel 3 markiert diese Gleichung den Übergang von </w:t>
+      </w:r>
+      <w:r>
+        <w:rPr>
+          <w:b/>
+          <w:bCs/>
+        </w:rPr>
+        <w:t>prozessualer Genese</w:t>
+      </w:r>
+      <w:r>
+        <w:t xml:space="preserve"> zu </w:t>
+      </w:r>
+      <w:r>
+        <w:rPr>
+          <w:b/>
+          <w:bCs/>
+        </w:rPr>
+        <w:t>struktureller Kohärenz</w:t>
+      </w:r>
+      <w:r>
+        <w:t>.</w:t>
+      </w:r>
+    </w:p>
+    <w:p>
+      <w:r>
+        <w:pict w14:anchorId="4E022714">
+          <v:rect id="_x0000_i1189" style="width:0;height:1.5pt" o:hralign="center" o:hrstd="t" o:hr="t" fillcolor="#a0a0a0" stroked="f"/>
+        </w:pict>
+      </w:r>
+    </w:p>
+    <w:p>
+      <w:pPr>
+        <w:pStyle w:val="berschrift2"/>
+      </w:pPr>
+      <w:r>
+        <w:lastRenderedPageBreak/>
+        <w:t>Beispiel für die Bedeutung</w:t>
+      </w:r>
+    </w:p>
+    <w:p>
+      <w:pPr>
+        <w:pStyle w:val="berschrift4"/>
+      </w:pPr>
+      <w:r>
+        <w:t>Kontext: Iterative Raum- und Bedeutungsstabilisierung</w:t>
+      </w:r>
+    </w:p>
+    <w:p>
+      <w:r>
+        <w:t>Sei s</w:t>
+      </w:r>
+      <w:r>
+        <w:rPr>
+          <w:vertAlign w:val="subscript"/>
+        </w:rPr>
+        <w:t>0</w:t>
+      </w:r>
+      <w:r>
+        <w:t xml:space="preserve"> eine anfängliche, diffuse Raumvorstellung.</w:t>
+      </w:r>
+      <w:r>
+        <w:t xml:space="preserve"> </w:t>
+      </w:r>
+      <w:r>
+        <w:t>Durch wiederholte Anwendung der Operatorsequenz</w:t>
+      </w:r>
+    </w:p>
+    <w:p>
+      <w:pPr>
+        <w:pStyle w:val="FormelAllein"/>
+        <w:rPr>
+          <w:rFonts w:ascii="Times New Roman" w:hAnsi="Times New Roman"/>
+        </w:rPr>
+      </w:pPr>
+      <m:oMath>
+        <m:r>
+          <m:t>φ=E</m:t>
+        </m:r>
+        <m:r>
+          <w:rPr>
+            <w:rFonts w:cs="Cambria Math"/>
+          </w:rPr>
+          <m:t>∘</m:t>
+        </m:r>
+        <m:r>
+          <m:t>M</m:t>
+        </m:r>
+        <m:r>
+          <w:rPr>
+            <w:rFonts w:cs="Cambria Math"/>
+          </w:rPr>
+          <m:t>∘</m:t>
+        </m:r>
+        <m:r>
+          <m:t>R</m:t>
+        </m:r>
+        <m:r>
+          <w:rPr>
+            <w:rFonts w:cs="Cambria Math"/>
+          </w:rPr>
+          <m:t>∘</m:t>
+        </m:r>
+        <m:r>
+          <m:t>σ</m:t>
+        </m:r>
+      </m:oMath>
+      <w:r>
+        <w:rPr>
+          <w:rFonts w:ascii="Times New Roman" w:hAnsi="Times New Roman"/>
+        </w:rPr>
+        <w:t xml:space="preserve"> </w:t>
+      </w:r>
+    </w:p>
+    <w:p>
+      <w:r>
+        <w:t>entsteht eine Folge:</w:t>
+      </w:r>
+    </w:p>
+    <w:p>
+      <w:pPr>
+        <w:spacing w:after="0"/>
+        <w:rPr>
+          <w:rFonts w:ascii="Times New Roman" w:hAnsi="Times New Roman"/>
+        </w:rPr>
+      </w:pPr>
+      <m:oMathPara>
+        <m:oMath>
+          <m:sSub>
+            <m:sSubPr>
+              <m:ctrlPr>
+                <w:rPr>
+                  <w:rFonts w:ascii="Cambria Math" w:hAnsi="Cambria Math"/>
+                  <w:i/>
+                </w:rPr>
+              </m:ctrlPr>
+            </m:sSubPr>
+            <m:e>
+              <m:r>
+                <w:rPr>
+                  <w:rFonts w:ascii="Cambria Math" w:hAnsi="Cambria Math"/>
+                </w:rPr>
+                <m:t>s</m:t>
+              </m:r>
+            </m:e>
+            <m:sub>
+              <m:r>
+                <w:rPr>
+                  <w:rFonts w:ascii="Cambria Math" w:hAnsi="Cambria Math"/>
+                </w:rPr>
+                <m:t>1</m:t>
+              </m:r>
+            </m:sub>
+          </m:sSub>
+          <m:r>
+            <w:rPr>
+              <w:rFonts w:ascii="Cambria Math" w:hAnsi="Cambria Math"/>
+            </w:rPr>
+            <m:t>=</m:t>
+          </m:r>
+          <m:sSub>
+            <m:sSubPr>
+              <m:ctrlPr>
+                <w:rPr>
+                  <w:rFonts w:ascii="Cambria Math" w:hAnsi="Cambria Math"/>
+                  <w:i/>
+                </w:rPr>
+              </m:ctrlPr>
+            </m:sSubPr>
+            <m:e>
+              <m:r>
+                <w:rPr>
+                  <w:rFonts w:ascii="Cambria Math" w:hAnsi="Cambria Math"/>
+                </w:rPr>
+                <m:t>o</m:t>
+              </m:r>
+            </m:e>
+            <m:sub>
+              <m:r>
+                <w:rPr>
+                  <w:rFonts w:ascii="Cambria Math" w:hAnsi="Cambria Math"/>
+                </w:rPr>
+                <m:t>1</m:t>
+              </m:r>
+            </m:sub>
+          </m:sSub>
+          <m:r>
+            <w:rPr>
+              <w:rFonts w:ascii="Cambria Math" w:hAnsi="Cambria Math"/>
+            </w:rPr>
+            <m:t>(</m:t>
+          </m:r>
+          <m:sSub>
+            <m:sSubPr>
+              <m:ctrlPr>
+                <w:rPr>
+                  <w:rFonts w:ascii="Cambria Math" w:hAnsi="Cambria Math"/>
+                  <w:i/>
+                </w:rPr>
+              </m:ctrlPr>
+            </m:sSubPr>
+            <m:e>
+              <m:r>
+                <w:rPr>
+                  <w:rFonts w:ascii="Cambria Math" w:hAnsi="Cambria Math"/>
+                </w:rPr>
+                <m:t>s</m:t>
+              </m:r>
+            </m:e>
+            <m:sub>
+              <m:r>
+                <w:rPr>
+                  <w:rFonts w:ascii="Cambria Math" w:hAnsi="Cambria Math"/>
+                </w:rPr>
+                <m:t>0</m:t>
+              </m:r>
+            </m:sub>
+          </m:sSub>
+          <m:r>
+            <w:rPr>
+              <w:rFonts w:ascii="Cambria Math" w:hAnsi="Cambria Math"/>
+            </w:rPr>
+            <m:t>),</m:t>
+          </m:r>
+          <m:sSub>
+            <m:sSubPr>
+              <m:ctrlPr>
+                <w:rPr>
+                  <w:rFonts w:ascii="Cambria Math" w:hAnsi="Cambria Math"/>
+                  <w:i/>
+                </w:rPr>
+              </m:ctrlPr>
+            </m:sSubPr>
+            <m:e>
+              <m:r>
+                <w:rPr>
+                  <w:rFonts w:ascii="Cambria Math" w:hAnsi="Cambria Math"/>
+                </w:rPr>
+                <m:t>s</m:t>
+              </m:r>
+            </m:e>
+            <m:sub>
+              <m:r>
+                <w:rPr>
+                  <w:rFonts w:ascii="Cambria Math" w:hAnsi="Cambria Math"/>
+                </w:rPr>
+                <m:t>2</m:t>
+              </m:r>
+            </m:sub>
+          </m:sSub>
+          <m:r>
+            <w:rPr>
+              <w:rFonts w:ascii="Cambria Math" w:hAnsi="Cambria Math"/>
+            </w:rPr>
+            <m:t>=</m:t>
+          </m:r>
+          <m:sSub>
+            <m:sSubPr>
+              <m:ctrlPr>
+                <w:rPr>
+                  <w:rFonts w:ascii="Cambria Math" w:hAnsi="Cambria Math"/>
+                  <w:i/>
+                </w:rPr>
+              </m:ctrlPr>
+            </m:sSubPr>
+            <m:e>
+              <m:r>
+                <w:rPr>
+                  <w:rFonts w:ascii="Cambria Math" w:hAnsi="Cambria Math"/>
+                </w:rPr>
+                <m:t>o</m:t>
+              </m:r>
+            </m:e>
+            <m:sub>
+              <m:r>
+                <w:rPr>
+                  <w:rFonts w:ascii="Cambria Math" w:hAnsi="Cambria Math"/>
+                </w:rPr>
+                <m:t>2</m:t>
+              </m:r>
+            </m:sub>
+          </m:sSub>
+          <m:r>
+            <w:rPr>
+              <w:rFonts w:ascii="Cambria Math" w:hAnsi="Cambria Math"/>
+            </w:rPr>
+            <m:t>(</m:t>
+          </m:r>
+          <m:sSub>
+            <m:sSubPr>
+              <m:ctrlPr>
+                <w:rPr>
+                  <w:rFonts w:ascii="Cambria Math" w:hAnsi="Cambria Math"/>
+                  <w:i/>
+                </w:rPr>
+              </m:ctrlPr>
+            </m:sSubPr>
+            <m:e>
+              <m:r>
+                <w:rPr>
+                  <w:rFonts w:ascii="Cambria Math" w:hAnsi="Cambria Math"/>
+                </w:rPr>
+                <m:t>s</m:t>
+              </m:r>
+            </m:e>
+            <m:sub>
+              <m:r>
+                <w:rPr>
+                  <w:rFonts w:ascii="Cambria Math" w:hAnsi="Cambria Math"/>
+                </w:rPr>
+                <m:t>0</m:t>
+              </m:r>
+            </m:sub>
+          </m:sSub>
+          <m:r>
+            <w:rPr>
+              <w:rFonts w:ascii="Cambria Math" w:hAnsi="Cambria Math"/>
+            </w:rPr>
+            <m:t xml:space="preserve">),… </m:t>
+          </m:r>
+        </m:oMath>
+      </m:oMathPara>
+    </w:p>
+    <w:p>
+      <w:r>
+        <w:t>Mit wachsendem n:</w:t>
+      </w:r>
+    </w:p>
+    <w:p>
+      <w:pPr>
+        <w:pStyle w:val="Aufzhlung"/>
+      </w:pPr>
+      <w:r>
+        <w:t>werden Relationen konsistenter,</w:t>
+      </w:r>
+    </w:p>
+    <w:p>
+      <w:pPr>
+        <w:pStyle w:val="Aufzhlung"/>
+      </w:pPr>
+      <w:r>
+        <w:t>Modelle kohärenter,</w:t>
+      </w:r>
+    </w:p>
+    <w:p>
+      <w:pPr>
+        <w:pStyle w:val="Aufzhlung"/>
+      </w:pPr>
+      <w:r>
+        <w:t>und explizite Begriffe stabiler.</w:t>
+      </w:r>
+    </w:p>
+    <w:p>
+      <w:r>
+        <w:t xml:space="preserve">Der Zustand </w:t>
+      </w:r>
+      <m:oMath>
+        <m:sSub>
+          <m:sSubPr>
+            <m:ctrlPr>
+              <w:rPr>
+                <w:rFonts w:ascii="Cambria Math" w:hAnsi="Cambria Math"/>
+              </w:rPr>
+            </m:ctrlPr>
+          </m:sSubPr>
+          <m:e>
+            <m:r>
+              <w:rPr>
+                <w:rFonts w:ascii="Cambria Math" w:hAnsi="Cambria Math"/>
+              </w:rPr>
+              <m:t>s</m:t>
+            </m:r>
+          </m:e>
+          <m:sub>
+            <m:r>
+              <m:rPr>
+                <m:sty m:val="p"/>
+              </m:rPr>
+              <w:rPr>
+                <w:rStyle w:val="katex-mathml"/>
+                <w:rFonts w:ascii="Cambria Math" w:hAnsi="Cambria Math"/>
+              </w:rPr>
+              <m:t>∞</m:t>
+            </m:r>
+          </m:sub>
+        </m:sSub>
+      </m:oMath>
+      <w:r>
+        <w:t xml:space="preserve"> entspricht dann einer </w:t>
+      </w:r>
+      <w:r>
+        <w:rPr>
+          <w:b/>
+          <w:bCs/>
+        </w:rPr>
+        <w:t>tragfähigen Raumstruktur</w:t>
+      </w:r>
+      <w:r>
+        <w:t>, z. B. einem internalisierten Koordinatensystem, das:</w:t>
+      </w:r>
+    </w:p>
+    <w:p>
+      <w:pPr>
+        <w:pStyle w:val="Aufzhlung"/>
+      </w:pPr>
+      <w:r>
+        <w:t>reproduzierbar angewendet werden kann,</w:t>
+      </w:r>
+    </w:p>
+    <w:p>
+      <w:pPr>
+        <w:pStyle w:val="Aufzhlung"/>
+      </w:pPr>
+      <w:r>
+        <w:t>unabhängig von der konkreten Situation stabil bleibt,</w:t>
+      </w:r>
+    </w:p>
+    <w:p>
+      <w:pPr>
+        <w:pStyle w:val="Aufzhlung"/>
+      </w:pPr>
+      <w:r>
+        <w:t>und als Grundlage weiterer Operationen dient.</w:t>
+      </w:r>
+    </w:p>
+    <w:p>
+      <w:r>
+        <w:t xml:space="preserve">Damit beschreibt </w:t>
+      </w:r>
+      <m:oMath>
+        <m:sSub>
+          <m:sSubPr>
+            <m:ctrlPr>
+              <w:rPr>
+                <w:rFonts w:ascii="Cambria Math" w:hAnsi="Cambria Math"/>
+              </w:rPr>
+            </m:ctrlPr>
+          </m:sSubPr>
+          <m:e>
+            <m:r>
+              <w:rPr>
+                <w:rFonts w:ascii="Cambria Math" w:hAnsi="Cambria Math"/>
+              </w:rPr>
+              <m:t>s</m:t>
+            </m:r>
+          </m:e>
+          <m:sub>
+            <m:r>
+              <m:rPr>
+                <m:sty m:val="p"/>
+              </m:rPr>
+              <w:rPr>
+                <w:rStyle w:val="katex-mathml"/>
+                <w:rFonts w:ascii="Cambria Math" w:hAnsi="Cambria Math"/>
+              </w:rPr>
+              <m:t>∞</m:t>
+            </m:r>
+          </m:sub>
+        </m:sSub>
+      </m:oMath>
+      <w:r>
+        <w:t xml:space="preserve">​ in Kapitel 3 den </w:t>
+      </w:r>
+      <w:r>
+        <w:rPr>
+          <w:b/>
+          <w:bCs/>
+        </w:rPr>
+        <w:t>didaktisch wie theoretisch relevanten Stabilitätszustand</w:t>
+      </w:r>
+      <w:r>
+        <w:t xml:space="preserve"> eines funktional erzeugten Raumes.</w:t>
+      </w:r>
+    </w:p>
+    <w:p>
+      <w:r>
+        <w:pict w14:anchorId="3CD72B33">
+          <v:rect id="_x0000_i1190" style="width:0;height:1.5pt" o:hralign="center" o:hrstd="t" o:hr="t" fillcolor="#a0a0a0" stroked="f"/>
+        </w:pict>
+      </w:r>
+    </w:p>
+    <w:p>
+      <w:pPr>
+        <w:pStyle w:val="berschrift2"/>
+      </w:pPr>
+      <w:r>
+        <w:t>Zusammenfassung</w:t>
+      </w:r>
+    </w:p>
+    <w:p>
+      <w:pPr>
+        <w:pStyle w:val="Aufzhlung"/>
+      </w:pPr>
+      <w:r>
+        <w:t>Die Gleichung</w:t>
+      </w:r>
+    </w:p>
+    <w:p>
+      <w:pPr>
+        <w:pStyle w:val="FormelAllein"/>
+      </w:pPr>
+      <m:oMathPara>
+        <m:oMath>
+          <m:func>
+            <m:funcPr>
+              <m:ctrlPr/>
+            </m:funcPr>
+            <m:fName>
+              <m:limLow>
+                <m:limLowPr>
+                  <m:ctrlPr/>
+                </m:limLowPr>
+                <m:e>
+                  <m:r>
+                    <m:t>lim</m:t>
+                  </m:r>
+                </m:e>
+                <m:lim>
+                  <m:r>
+                    <m:t>n</m:t>
+                  </m:r>
+                  <m:r>
+                    <w:rPr>
+                      <w:rFonts w:cs="Calibri"/>
+                    </w:rPr>
+                    <m:t>→∞</m:t>
+                  </m:r>
+                </m:lim>
+              </m:limLow>
+            </m:fName>
+            <m:e>
+              <m:sSub>
+                <m:sSubPr>
+                  <m:ctrlPr/>
+                </m:sSubPr>
+                <m:e>
+                  <m:r>
+                    <m:t>o</m:t>
+                  </m:r>
+                </m:e>
+                <m:sub>
+                  <m:r>
+                    <m:t>n</m:t>
+                  </m:r>
+                </m:sub>
+              </m:sSub>
+              <m:d>
+                <m:dPr>
+                  <m:ctrlPr/>
+                </m:dPr>
+                <m:e>
+                  <m:sSub>
+                    <m:sSubPr>
+                      <m:ctrlPr/>
+                    </m:sSubPr>
+                    <m:e>
+                      <m:r>
+                        <m:t>s</m:t>
+                      </m:r>
+                    </m:e>
+                    <m:sub>
+                      <m:r>
+                        <m:rPr>
+                          <m:sty m:val="bi"/>
+                        </m:rPr>
+                        <m:t>0</m:t>
+                      </m:r>
+                    </m:sub>
+                  </m:sSub>
+                </m:e>
+              </m:d>
+              <m:r>
+                <m:t>=</m:t>
+              </m:r>
+              <m:sSub>
+                <m:sSubPr>
+                  <m:ctrlPr/>
+                </m:sSubPr>
+                <m:e>
+                  <m:r>
+                    <m:t>s</m:t>
+                  </m:r>
+                </m:e>
+                <m:sub>
+                  <m:r>
+                    <m:t>∞</m:t>
+                  </m:r>
+                </m:sub>
+              </m:sSub>
+            </m:e>
+          </m:func>
+        </m:oMath>
+      </m:oMathPara>
+    </w:p>
+    <w:p>
+      <w:pPr>
+        <w:pStyle w:val="Aufzhlung"/>
+        <w:numPr>
+          <w:ilvl w:val="0"/>
+          <w:numId w:val="0"/>
+        </w:numPr>
+        <w:ind w:left="714"/>
+      </w:pPr>
+      <w:r>
+        <w:t>formalisiert einen Konvergenzprozess im Zustandsraum.</w:t>
+      </w:r>
+    </w:p>
+    <w:p>
+      <w:pPr>
+        <w:pStyle w:val="Aufzhlung"/>
+      </w:pPr>
+      <m:oMath>
+        <m:sSub>
+          <m:sSubPr>
+            <m:ctrlPr>
+              <w:rPr>
+                <w:rFonts w:ascii="Cambria Math" w:hAnsi="Cambria Math"/>
+              </w:rPr>
+            </m:ctrlPr>
+          </m:sSubPr>
+          <m:e>
+            <m:r>
+              <w:rPr>
+                <w:rFonts w:ascii="Cambria Math" w:hAnsi="Cambria Math"/>
+              </w:rPr>
+              <m:t>s</m:t>
+            </m:r>
+          </m:e>
+          <m:sub>
+            <m:r>
+              <m:rPr>
+                <m:sty m:val="p"/>
+              </m:rPr>
+              <w:rPr>
+                <w:rStyle w:val="katex-mathml"/>
+                <w:rFonts w:ascii="Cambria Math" w:hAnsi="Cambria Math"/>
+              </w:rPr>
+              <m:t>∞</m:t>
+            </m:r>
+          </m:sub>
+        </m:sSub>
+      </m:oMath>
+      <w:r>
+        <w:t xml:space="preserve"> ist kein statisches Ziel, sondern ein Attraktor funktionaler Stabilität.</w:t>
+      </w:r>
+    </w:p>
+    <w:p>
+      <w:pPr>
+        <w:pStyle w:val="Aufzhlung"/>
+      </w:pPr>
+      <w:r>
+        <w:t>Die Grenzbildung beschreibt:</w:t>
+      </w:r>
+    </w:p>
+    <w:p>
+      <w:pPr>
+        <w:pStyle w:val="Aufzhlung"/>
+        <w:numPr>
+          <w:ilvl w:val="1"/>
+          <w:numId w:val="1"/>
+        </w:numPr>
+      </w:pPr>
+      <w:r>
+        <w:t>den Übergang von Variation zu Kohärenz,</w:t>
+      </w:r>
+    </w:p>
+    <w:p>
+      <w:pPr>
+        <w:pStyle w:val="Aufzhlung"/>
+        <w:numPr>
+          <w:ilvl w:val="1"/>
+          <w:numId w:val="1"/>
+        </w:numPr>
+      </w:pPr>
+      <w:r>
+        <w:t>von Exploration zu Struktur,</w:t>
+      </w:r>
+    </w:p>
+    <w:p>
+      <w:pPr>
+        <w:pStyle w:val="Aufzhlung"/>
+        <w:numPr>
+          <w:ilvl w:val="1"/>
+          <w:numId w:val="1"/>
+        </w:numPr>
+      </w:pPr>
+      <w:r>
+        <w:t>von implizitem Erleben zu explizitem Wissen.</w:t>
+      </w:r>
+    </w:p>
+    <w:p>
+      <w:pPr>
+        <w:pStyle w:val="Aufzhlung"/>
+      </w:pPr>
+      <w:r>
+        <w:t xml:space="preserve">In Kapitel 3 fungiert diese Gleichung als </w:t>
+      </w:r>
+      <w:r>
+        <w:rPr>
+          <w:b/>
+          <w:bCs/>
+        </w:rPr>
+        <w:t>Schlüsselstelle</w:t>
+      </w:r>
+      <w:r>
+        <w:t>, an der Prozess und Struktur zusammengeführt werden.</w:t>
+      </w:r>
+    </w:p>
+    <w:p>
+      <w:pPr>
+        <w:pStyle w:val="Aufzhlung"/>
+      </w:pPr>
+      <w:r>
+        <w:t xml:space="preserve">Sie legitimiert, warum stabile Begriffe, Räume oder Bedeutungen </w:t>
+      </w:r>
+      <w:r>
+        <w:rPr>
+          <w:b/>
+          <w:bCs/>
+        </w:rPr>
+        <w:t>aus iterativen Operationen hervorgehen</w:t>
+      </w:r>
+      <w:r>
+        <w:t>, ohne vorausgesetzt zu sein.</w:t>
+      </w:r>
+    </w:p>
+    <w:p>
+      <w:r>
+        <w:pict w14:anchorId="320A2426">
+          <v:rect id="_x0000_i1191" style="width:0;height:1.5pt" o:hralign="center" o:hrstd="t" o:hr="t" fillcolor="#a0a0a0" stroked="f"/>
+        </w:pict>
+      </w:r>
+    </w:p>
+    <w:p/>
     <w:p/>
     <w:p/>
     <w:p/>
@@ -48360,6 +50330,7 @@
         </w:rPr>
         <w:t>∘</w:t>
       </w:r>
+      <w:proofErr w:type="gramStart"/>
       <w:r>
         <w:t>σ</w:t>
       </w:r>
@@ -48373,6 +50344,7 @@
         </w:rPr>
         <w:t>n</w:t>
       </w:r>
+      <w:proofErr w:type="gramEnd"/>
       <w:r>
         <w:t xml:space="preserve"> bedeutet: ich lasse diese ganze Kette n-mal hintereinander auf einen Zustand wirken; das Resultat dieser n-fachen Verkettung ist der zusammengesetzte Operator o</w:t>
       </w:r>
@@ -48586,6 +50558,7 @@
         </w:rPr>
         <w:t>∘</w:t>
       </w:r>
+      <w:proofErr w:type="gramStart"/>
       <w:r>
         <w:rPr>
           <w:rFonts w:ascii="Times New Roman" w:hAnsi="Times New Roman"/>
@@ -48606,6 +50579,7 @@
         </w:rPr>
         <w:t>n</w:t>
       </w:r>
+      <w:proofErr w:type="gramEnd"/>
       <w:r>
         <w:rPr>
           <w:rFonts w:ascii="Times New Roman" w:hAnsi="Times New Roman"/>
@@ -51740,12 +53714,17 @@
         <w:t xml:space="preserve"> = \</w:t>
       </w:r>
       <w:proofErr w:type="spellStart"/>
+      <w:proofErr w:type="gramStart"/>
       <w:r>
         <w:t>underbrace</w:t>
       </w:r>
       <w:proofErr w:type="spellEnd"/>
       <w:r>
-        <w:t>{\</w:t>
+        <w:t>{</w:t>
+      </w:r>
+      <w:proofErr w:type="gramEnd"/>
+      <w:r>
+        <w:t>\</w:t>
       </w:r>
       <w:proofErr w:type="spellStart"/>
       <w:r>
@@ -53436,7 +55415,15 @@
     </w:p>
     <w:p>
       <w:r>
-        <w:t xml:space="preserve">Ich formuliere ein Beispiel aus der Unterrichtspraxis, das genau dem Operatorraum </w:t>
+        <w:t xml:space="preserve">Ich formuliere ein Beispiel aus der Unterrichtspraxis, </w:t>
+      </w:r>
+      <w:proofErr w:type="gramStart"/>
+      <w:r>
+        <w:t>das</w:t>
+      </w:r>
+      <w:proofErr w:type="gramEnd"/>
+      <w:r>
+        <w:t xml:space="preserve"> genau dem Operatorraum </w:t>
       </w:r>
       <w:r>
         <w:rPr>
@@ -55148,8 +57135,13 @@
         </m:sSub>
       </m:oMath>
       <w:r>
-        <w:t>=(E∘M∘R∘σ)(</w:t>
-      </w:r>
+        <w:t>=(E∘M∘R∘</w:t>
+      </w:r>
+      <w:proofErr w:type="gramStart"/>
+      <w:r>
+        <w:t>σ)(</w:t>
+      </w:r>
+      <w:proofErr w:type="gramEnd"/>
       <m:oMath>
         <m:sSub>
           <m:sSubPr>
@@ -56339,6 +58331,155 @@
     </w:lvl>
   </w:abstractNum>
   <w:abstractNum w:abstractNumId="6" w15:restartNumberingAfterBreak="0">
+    <w:nsid w:val="09512108"/>
+    <w:multiLevelType w:val="multilevel"/>
+    <w:tmpl w:val="D674CBA4"/>
+    <w:lvl w:ilvl="0">
+      <w:start w:val="1"/>
+      <w:numFmt w:val="bullet"/>
+      <w:lvlText w:val=""/>
+      <w:lvlJc w:val="left"/>
+      <w:pPr>
+        <w:tabs>
+          <w:tab w:val="num" w:pos="720"/>
+        </w:tabs>
+        <w:ind w:left="720" w:hanging="360"/>
+      </w:pPr>
+      <w:rPr>
+        <w:rFonts w:ascii="Symbol" w:hAnsi="Symbol" w:hint="default"/>
+        <w:sz w:val="20"/>
+      </w:rPr>
+    </w:lvl>
+    <w:lvl w:ilvl="1" w:tentative="1">
+      <w:start w:val="1"/>
+      <w:numFmt w:val="bullet"/>
+      <w:lvlText w:val="o"/>
+      <w:lvlJc w:val="left"/>
+      <w:pPr>
+        <w:tabs>
+          <w:tab w:val="num" w:pos="1440"/>
+        </w:tabs>
+        <w:ind w:left="1440" w:hanging="360"/>
+      </w:pPr>
+      <w:rPr>
+        <w:rFonts w:ascii="Courier New" w:hAnsi="Courier New" w:hint="default"/>
+        <w:sz w:val="20"/>
+      </w:rPr>
+    </w:lvl>
+    <w:lvl w:ilvl="2" w:tentative="1">
+      <w:start w:val="1"/>
+      <w:numFmt w:val="bullet"/>
+      <w:lvlText w:val=""/>
+      <w:lvlJc w:val="left"/>
+      <w:pPr>
+        <w:tabs>
+          <w:tab w:val="num" w:pos="2160"/>
+        </w:tabs>
+        <w:ind w:left="2160" w:hanging="360"/>
+      </w:pPr>
+      <w:rPr>
+        <w:rFonts w:ascii="Wingdings" w:hAnsi="Wingdings" w:hint="default"/>
+        <w:sz w:val="20"/>
+      </w:rPr>
+    </w:lvl>
+    <w:lvl w:ilvl="3" w:tentative="1">
+      <w:start w:val="1"/>
+      <w:numFmt w:val="bullet"/>
+      <w:lvlText w:val=""/>
+      <w:lvlJc w:val="left"/>
+      <w:pPr>
+        <w:tabs>
+          <w:tab w:val="num" w:pos="2880"/>
+        </w:tabs>
+        <w:ind w:left="2880" w:hanging="360"/>
+      </w:pPr>
+      <w:rPr>
+        <w:rFonts w:ascii="Wingdings" w:hAnsi="Wingdings" w:hint="default"/>
+        <w:sz w:val="20"/>
+      </w:rPr>
+    </w:lvl>
+    <w:lvl w:ilvl="4" w:tentative="1">
+      <w:start w:val="1"/>
+      <w:numFmt w:val="bullet"/>
+      <w:lvlText w:val=""/>
+      <w:lvlJc w:val="left"/>
+      <w:pPr>
+        <w:tabs>
+          <w:tab w:val="num" w:pos="3600"/>
+        </w:tabs>
+        <w:ind w:left="3600" w:hanging="360"/>
+      </w:pPr>
+      <w:rPr>
+        <w:rFonts w:ascii="Wingdings" w:hAnsi="Wingdings" w:hint="default"/>
+        <w:sz w:val="20"/>
+      </w:rPr>
+    </w:lvl>
+    <w:lvl w:ilvl="5" w:tentative="1">
+      <w:start w:val="1"/>
+      <w:numFmt w:val="bullet"/>
+      <w:lvlText w:val=""/>
+      <w:lvlJc w:val="left"/>
+      <w:pPr>
+        <w:tabs>
+          <w:tab w:val="num" w:pos="4320"/>
+        </w:tabs>
+        <w:ind w:left="4320" w:hanging="360"/>
+      </w:pPr>
+      <w:rPr>
+        <w:rFonts w:ascii="Wingdings" w:hAnsi="Wingdings" w:hint="default"/>
+        <w:sz w:val="20"/>
+      </w:rPr>
+    </w:lvl>
+    <w:lvl w:ilvl="6" w:tentative="1">
+      <w:start w:val="1"/>
+      <w:numFmt w:val="bullet"/>
+      <w:lvlText w:val=""/>
+      <w:lvlJc w:val="left"/>
+      <w:pPr>
+        <w:tabs>
+          <w:tab w:val="num" w:pos="5040"/>
+        </w:tabs>
+        <w:ind w:left="5040" w:hanging="360"/>
+      </w:pPr>
+      <w:rPr>
+        <w:rFonts w:ascii="Wingdings" w:hAnsi="Wingdings" w:hint="default"/>
+        <w:sz w:val="20"/>
+      </w:rPr>
+    </w:lvl>
+    <w:lvl w:ilvl="7" w:tentative="1">
+      <w:start w:val="1"/>
+      <w:numFmt w:val="bullet"/>
+      <w:lvlText w:val=""/>
+      <w:lvlJc w:val="left"/>
+      <w:pPr>
+        <w:tabs>
+          <w:tab w:val="num" w:pos="5760"/>
+        </w:tabs>
+        <w:ind w:left="5760" w:hanging="360"/>
+      </w:pPr>
+      <w:rPr>
+        <w:rFonts w:ascii="Wingdings" w:hAnsi="Wingdings" w:hint="default"/>
+        <w:sz w:val="20"/>
+      </w:rPr>
+    </w:lvl>
+    <w:lvl w:ilvl="8" w:tentative="1">
+      <w:start w:val="1"/>
+      <w:numFmt w:val="bullet"/>
+      <w:lvlText w:val=""/>
+      <w:lvlJc w:val="left"/>
+      <w:pPr>
+        <w:tabs>
+          <w:tab w:val="num" w:pos="6480"/>
+        </w:tabs>
+        <w:ind w:left="6480" w:hanging="360"/>
+      </w:pPr>
+      <w:rPr>
+        <w:rFonts w:ascii="Wingdings" w:hAnsi="Wingdings" w:hint="default"/>
+        <w:sz w:val="20"/>
+      </w:rPr>
+    </w:lvl>
+  </w:abstractNum>
+  <w:abstractNum w:abstractNumId="7" w15:restartNumberingAfterBreak="0">
     <w:nsid w:val="0A296FDE"/>
     <w:multiLevelType w:val="multilevel"/>
     <w:tmpl w:val="F7842E4E"/>
@@ -56479,7 +58620,7 @@
       </w:rPr>
     </w:lvl>
   </w:abstractNum>
-  <w:abstractNum w:abstractNumId="7" w15:restartNumberingAfterBreak="0">
+  <w:abstractNum w:abstractNumId="8" w15:restartNumberingAfterBreak="0">
     <w:nsid w:val="0EB85047"/>
     <w:multiLevelType w:val="multilevel"/>
     <w:tmpl w:val="04766DBC"/>
@@ -56628,7 +58769,7 @@
       </w:rPr>
     </w:lvl>
   </w:abstractNum>
-  <w:abstractNum w:abstractNumId="8" w15:restartNumberingAfterBreak="0">
+  <w:abstractNum w:abstractNumId="9" w15:restartNumberingAfterBreak="0">
     <w:nsid w:val="16061387"/>
     <w:multiLevelType w:val="multilevel"/>
     <w:tmpl w:val="8D7AFD04"/>
@@ -56777,10 +58918,10 @@
       </w:rPr>
     </w:lvl>
   </w:abstractNum>
-  <w:abstractNum w:abstractNumId="9" w15:restartNumberingAfterBreak="0">
-    <w:nsid w:val="233D241F"/>
+  <w:abstractNum w:abstractNumId="10" w15:restartNumberingAfterBreak="0">
+    <w:nsid w:val="19C12FA7"/>
     <w:multiLevelType w:val="multilevel"/>
-    <w:tmpl w:val="E84C4F9A"/>
+    <w:tmpl w:val="C77EA67C"/>
     <w:lvl w:ilvl="0">
       <w:start w:val="1"/>
       <w:numFmt w:val="bullet"/>
@@ -56926,10 +59067,10 @@
       </w:rPr>
     </w:lvl>
   </w:abstractNum>
-  <w:abstractNum w:abstractNumId="10" w15:restartNumberingAfterBreak="0">
-    <w:nsid w:val="2A326C4A"/>
+  <w:abstractNum w:abstractNumId="11" w15:restartNumberingAfterBreak="0">
+    <w:nsid w:val="233D241F"/>
     <w:multiLevelType w:val="multilevel"/>
-    <w:tmpl w:val="4CE0AFD0"/>
+    <w:tmpl w:val="E84C4F9A"/>
     <w:lvl w:ilvl="0">
       <w:start w:val="1"/>
       <w:numFmt w:val="bullet"/>
@@ -57075,10 +59216,10 @@
       </w:rPr>
     </w:lvl>
   </w:abstractNum>
-  <w:abstractNum w:abstractNumId="11" w15:restartNumberingAfterBreak="0">
-    <w:nsid w:val="2DE9071F"/>
+  <w:abstractNum w:abstractNumId="12" w15:restartNumberingAfterBreak="0">
+    <w:nsid w:val="242C5E73"/>
     <w:multiLevelType w:val="multilevel"/>
-    <w:tmpl w:val="A38CA13C"/>
+    <w:tmpl w:val="4226FDFE"/>
     <w:lvl w:ilvl="0">
       <w:start w:val="1"/>
       <w:numFmt w:val="bullet"/>
@@ -57224,10 +59365,10 @@
       </w:rPr>
     </w:lvl>
   </w:abstractNum>
-  <w:abstractNum w:abstractNumId="12" w15:restartNumberingAfterBreak="0">
-    <w:nsid w:val="30850FB7"/>
+  <w:abstractNum w:abstractNumId="13" w15:restartNumberingAfterBreak="0">
+    <w:nsid w:val="27E24CC5"/>
     <w:multiLevelType w:val="multilevel"/>
-    <w:tmpl w:val="352C5252"/>
+    <w:tmpl w:val="E99493D0"/>
     <w:lvl w:ilvl="0">
       <w:start w:val="1"/>
       <w:numFmt w:val="bullet"/>
@@ -57373,10 +59514,10 @@
       </w:rPr>
     </w:lvl>
   </w:abstractNum>
-  <w:abstractNum w:abstractNumId="13" w15:restartNumberingAfterBreak="0">
-    <w:nsid w:val="31007B42"/>
+  <w:abstractNum w:abstractNumId="14" w15:restartNumberingAfterBreak="0">
+    <w:nsid w:val="2A326C4A"/>
     <w:multiLevelType w:val="multilevel"/>
-    <w:tmpl w:val="E70C5842"/>
+    <w:tmpl w:val="4CE0AFD0"/>
     <w:lvl w:ilvl="0">
       <w:start w:val="1"/>
       <w:numFmt w:val="bullet"/>
@@ -57522,10 +59663,10 @@
       </w:rPr>
     </w:lvl>
   </w:abstractNum>
-  <w:abstractNum w:abstractNumId="14" w15:restartNumberingAfterBreak="0">
-    <w:nsid w:val="34C76D9E"/>
+  <w:abstractNum w:abstractNumId="15" w15:restartNumberingAfterBreak="0">
+    <w:nsid w:val="2DE9071F"/>
     <w:multiLevelType w:val="multilevel"/>
-    <w:tmpl w:val="116479BE"/>
+    <w:tmpl w:val="A38CA13C"/>
     <w:lvl w:ilvl="0">
       <w:start w:val="1"/>
       <w:numFmt w:val="bullet"/>
@@ -57671,7 +59812,454 @@
       </w:rPr>
     </w:lvl>
   </w:abstractNum>
-  <w:abstractNum w:abstractNumId="15" w15:restartNumberingAfterBreak="0">
+  <w:abstractNum w:abstractNumId="16" w15:restartNumberingAfterBreak="0">
+    <w:nsid w:val="30850FB7"/>
+    <w:multiLevelType w:val="multilevel"/>
+    <w:tmpl w:val="352C5252"/>
+    <w:lvl w:ilvl="0">
+      <w:start w:val="1"/>
+      <w:numFmt w:val="bullet"/>
+      <w:lvlText w:val=""/>
+      <w:lvlJc w:val="left"/>
+      <w:pPr>
+        <w:tabs>
+          <w:tab w:val="num" w:pos="720"/>
+        </w:tabs>
+        <w:ind w:left="720" w:hanging="360"/>
+      </w:pPr>
+      <w:rPr>
+        <w:rFonts w:ascii="Symbol" w:hAnsi="Symbol" w:hint="default"/>
+        <w:sz w:val="20"/>
+      </w:rPr>
+    </w:lvl>
+    <w:lvl w:ilvl="1" w:tentative="1">
+      <w:start w:val="1"/>
+      <w:numFmt w:val="bullet"/>
+      <w:lvlText w:val="o"/>
+      <w:lvlJc w:val="left"/>
+      <w:pPr>
+        <w:tabs>
+          <w:tab w:val="num" w:pos="1440"/>
+        </w:tabs>
+        <w:ind w:left="1440" w:hanging="360"/>
+      </w:pPr>
+      <w:rPr>
+        <w:rFonts w:ascii="Courier New" w:hAnsi="Courier New" w:hint="default"/>
+        <w:sz w:val="20"/>
+      </w:rPr>
+    </w:lvl>
+    <w:lvl w:ilvl="2" w:tentative="1">
+      <w:start w:val="1"/>
+      <w:numFmt w:val="bullet"/>
+      <w:lvlText w:val=""/>
+      <w:lvlJc w:val="left"/>
+      <w:pPr>
+        <w:tabs>
+          <w:tab w:val="num" w:pos="2160"/>
+        </w:tabs>
+        <w:ind w:left="2160" w:hanging="360"/>
+      </w:pPr>
+      <w:rPr>
+        <w:rFonts w:ascii="Wingdings" w:hAnsi="Wingdings" w:hint="default"/>
+        <w:sz w:val="20"/>
+      </w:rPr>
+    </w:lvl>
+    <w:lvl w:ilvl="3" w:tentative="1">
+      <w:start w:val="1"/>
+      <w:numFmt w:val="bullet"/>
+      <w:lvlText w:val=""/>
+      <w:lvlJc w:val="left"/>
+      <w:pPr>
+        <w:tabs>
+          <w:tab w:val="num" w:pos="2880"/>
+        </w:tabs>
+        <w:ind w:left="2880" w:hanging="360"/>
+      </w:pPr>
+      <w:rPr>
+        <w:rFonts w:ascii="Wingdings" w:hAnsi="Wingdings" w:hint="default"/>
+        <w:sz w:val="20"/>
+      </w:rPr>
+    </w:lvl>
+    <w:lvl w:ilvl="4" w:tentative="1">
+      <w:start w:val="1"/>
+      <w:numFmt w:val="bullet"/>
+      <w:lvlText w:val=""/>
+      <w:lvlJc w:val="left"/>
+      <w:pPr>
+        <w:tabs>
+          <w:tab w:val="num" w:pos="3600"/>
+        </w:tabs>
+        <w:ind w:left="3600" w:hanging="360"/>
+      </w:pPr>
+      <w:rPr>
+        <w:rFonts w:ascii="Wingdings" w:hAnsi="Wingdings" w:hint="default"/>
+        <w:sz w:val="20"/>
+      </w:rPr>
+    </w:lvl>
+    <w:lvl w:ilvl="5" w:tentative="1">
+      <w:start w:val="1"/>
+      <w:numFmt w:val="bullet"/>
+      <w:lvlText w:val=""/>
+      <w:lvlJc w:val="left"/>
+      <w:pPr>
+        <w:tabs>
+          <w:tab w:val="num" w:pos="4320"/>
+        </w:tabs>
+        <w:ind w:left="4320" w:hanging="360"/>
+      </w:pPr>
+      <w:rPr>
+        <w:rFonts w:ascii="Wingdings" w:hAnsi="Wingdings" w:hint="default"/>
+        <w:sz w:val="20"/>
+      </w:rPr>
+    </w:lvl>
+    <w:lvl w:ilvl="6" w:tentative="1">
+      <w:start w:val="1"/>
+      <w:numFmt w:val="bullet"/>
+      <w:lvlText w:val=""/>
+      <w:lvlJc w:val="left"/>
+      <w:pPr>
+        <w:tabs>
+          <w:tab w:val="num" w:pos="5040"/>
+        </w:tabs>
+        <w:ind w:left="5040" w:hanging="360"/>
+      </w:pPr>
+      <w:rPr>
+        <w:rFonts w:ascii="Wingdings" w:hAnsi="Wingdings" w:hint="default"/>
+        <w:sz w:val="20"/>
+      </w:rPr>
+    </w:lvl>
+    <w:lvl w:ilvl="7" w:tentative="1">
+      <w:start w:val="1"/>
+      <w:numFmt w:val="bullet"/>
+      <w:lvlText w:val=""/>
+      <w:lvlJc w:val="left"/>
+      <w:pPr>
+        <w:tabs>
+          <w:tab w:val="num" w:pos="5760"/>
+        </w:tabs>
+        <w:ind w:left="5760" w:hanging="360"/>
+      </w:pPr>
+      <w:rPr>
+        <w:rFonts w:ascii="Wingdings" w:hAnsi="Wingdings" w:hint="default"/>
+        <w:sz w:val="20"/>
+      </w:rPr>
+    </w:lvl>
+    <w:lvl w:ilvl="8" w:tentative="1">
+      <w:start w:val="1"/>
+      <w:numFmt w:val="bullet"/>
+      <w:lvlText w:val=""/>
+      <w:lvlJc w:val="left"/>
+      <w:pPr>
+        <w:tabs>
+          <w:tab w:val="num" w:pos="6480"/>
+        </w:tabs>
+        <w:ind w:left="6480" w:hanging="360"/>
+      </w:pPr>
+      <w:rPr>
+        <w:rFonts w:ascii="Wingdings" w:hAnsi="Wingdings" w:hint="default"/>
+        <w:sz w:val="20"/>
+      </w:rPr>
+    </w:lvl>
+  </w:abstractNum>
+  <w:abstractNum w:abstractNumId="17" w15:restartNumberingAfterBreak="0">
+    <w:nsid w:val="31007B42"/>
+    <w:multiLevelType w:val="multilevel"/>
+    <w:tmpl w:val="E70C5842"/>
+    <w:lvl w:ilvl="0">
+      <w:start w:val="1"/>
+      <w:numFmt w:val="bullet"/>
+      <w:lvlText w:val=""/>
+      <w:lvlJc w:val="left"/>
+      <w:pPr>
+        <w:tabs>
+          <w:tab w:val="num" w:pos="720"/>
+        </w:tabs>
+        <w:ind w:left="720" w:hanging="360"/>
+      </w:pPr>
+      <w:rPr>
+        <w:rFonts w:ascii="Symbol" w:hAnsi="Symbol" w:hint="default"/>
+        <w:sz w:val="20"/>
+      </w:rPr>
+    </w:lvl>
+    <w:lvl w:ilvl="1" w:tentative="1">
+      <w:start w:val="1"/>
+      <w:numFmt w:val="bullet"/>
+      <w:lvlText w:val="o"/>
+      <w:lvlJc w:val="left"/>
+      <w:pPr>
+        <w:tabs>
+          <w:tab w:val="num" w:pos="1440"/>
+        </w:tabs>
+        <w:ind w:left="1440" w:hanging="360"/>
+      </w:pPr>
+      <w:rPr>
+        <w:rFonts w:ascii="Courier New" w:hAnsi="Courier New" w:hint="default"/>
+        <w:sz w:val="20"/>
+      </w:rPr>
+    </w:lvl>
+    <w:lvl w:ilvl="2" w:tentative="1">
+      <w:start w:val="1"/>
+      <w:numFmt w:val="bullet"/>
+      <w:lvlText w:val=""/>
+      <w:lvlJc w:val="left"/>
+      <w:pPr>
+        <w:tabs>
+          <w:tab w:val="num" w:pos="2160"/>
+        </w:tabs>
+        <w:ind w:left="2160" w:hanging="360"/>
+      </w:pPr>
+      <w:rPr>
+        <w:rFonts w:ascii="Wingdings" w:hAnsi="Wingdings" w:hint="default"/>
+        <w:sz w:val="20"/>
+      </w:rPr>
+    </w:lvl>
+    <w:lvl w:ilvl="3" w:tentative="1">
+      <w:start w:val="1"/>
+      <w:numFmt w:val="bullet"/>
+      <w:lvlText w:val=""/>
+      <w:lvlJc w:val="left"/>
+      <w:pPr>
+        <w:tabs>
+          <w:tab w:val="num" w:pos="2880"/>
+        </w:tabs>
+        <w:ind w:left="2880" w:hanging="360"/>
+      </w:pPr>
+      <w:rPr>
+        <w:rFonts w:ascii="Wingdings" w:hAnsi="Wingdings" w:hint="default"/>
+        <w:sz w:val="20"/>
+      </w:rPr>
+    </w:lvl>
+    <w:lvl w:ilvl="4" w:tentative="1">
+      <w:start w:val="1"/>
+      <w:numFmt w:val="bullet"/>
+      <w:lvlText w:val=""/>
+      <w:lvlJc w:val="left"/>
+      <w:pPr>
+        <w:tabs>
+          <w:tab w:val="num" w:pos="3600"/>
+        </w:tabs>
+        <w:ind w:left="3600" w:hanging="360"/>
+      </w:pPr>
+      <w:rPr>
+        <w:rFonts w:ascii="Wingdings" w:hAnsi="Wingdings" w:hint="default"/>
+        <w:sz w:val="20"/>
+      </w:rPr>
+    </w:lvl>
+    <w:lvl w:ilvl="5" w:tentative="1">
+      <w:start w:val="1"/>
+      <w:numFmt w:val="bullet"/>
+      <w:lvlText w:val=""/>
+      <w:lvlJc w:val="left"/>
+      <w:pPr>
+        <w:tabs>
+          <w:tab w:val="num" w:pos="4320"/>
+        </w:tabs>
+        <w:ind w:left="4320" w:hanging="360"/>
+      </w:pPr>
+      <w:rPr>
+        <w:rFonts w:ascii="Wingdings" w:hAnsi="Wingdings" w:hint="default"/>
+        <w:sz w:val="20"/>
+      </w:rPr>
+    </w:lvl>
+    <w:lvl w:ilvl="6" w:tentative="1">
+      <w:start w:val="1"/>
+      <w:numFmt w:val="bullet"/>
+      <w:lvlText w:val=""/>
+      <w:lvlJc w:val="left"/>
+      <w:pPr>
+        <w:tabs>
+          <w:tab w:val="num" w:pos="5040"/>
+        </w:tabs>
+        <w:ind w:left="5040" w:hanging="360"/>
+      </w:pPr>
+      <w:rPr>
+        <w:rFonts w:ascii="Wingdings" w:hAnsi="Wingdings" w:hint="default"/>
+        <w:sz w:val="20"/>
+      </w:rPr>
+    </w:lvl>
+    <w:lvl w:ilvl="7" w:tentative="1">
+      <w:start w:val="1"/>
+      <w:numFmt w:val="bullet"/>
+      <w:lvlText w:val=""/>
+      <w:lvlJc w:val="left"/>
+      <w:pPr>
+        <w:tabs>
+          <w:tab w:val="num" w:pos="5760"/>
+        </w:tabs>
+        <w:ind w:left="5760" w:hanging="360"/>
+      </w:pPr>
+      <w:rPr>
+        <w:rFonts w:ascii="Wingdings" w:hAnsi="Wingdings" w:hint="default"/>
+        <w:sz w:val="20"/>
+      </w:rPr>
+    </w:lvl>
+    <w:lvl w:ilvl="8" w:tentative="1">
+      <w:start w:val="1"/>
+      <w:numFmt w:val="bullet"/>
+      <w:lvlText w:val=""/>
+      <w:lvlJc w:val="left"/>
+      <w:pPr>
+        <w:tabs>
+          <w:tab w:val="num" w:pos="6480"/>
+        </w:tabs>
+        <w:ind w:left="6480" w:hanging="360"/>
+      </w:pPr>
+      <w:rPr>
+        <w:rFonts w:ascii="Wingdings" w:hAnsi="Wingdings" w:hint="default"/>
+        <w:sz w:val="20"/>
+      </w:rPr>
+    </w:lvl>
+  </w:abstractNum>
+  <w:abstractNum w:abstractNumId="18" w15:restartNumberingAfterBreak="0">
+    <w:nsid w:val="34C76D9E"/>
+    <w:multiLevelType w:val="multilevel"/>
+    <w:tmpl w:val="116479BE"/>
+    <w:lvl w:ilvl="0">
+      <w:start w:val="1"/>
+      <w:numFmt w:val="bullet"/>
+      <w:lvlText w:val=""/>
+      <w:lvlJc w:val="left"/>
+      <w:pPr>
+        <w:tabs>
+          <w:tab w:val="num" w:pos="720"/>
+        </w:tabs>
+        <w:ind w:left="720" w:hanging="360"/>
+      </w:pPr>
+      <w:rPr>
+        <w:rFonts w:ascii="Symbol" w:hAnsi="Symbol" w:hint="default"/>
+        <w:sz w:val="20"/>
+      </w:rPr>
+    </w:lvl>
+    <w:lvl w:ilvl="1" w:tentative="1">
+      <w:start w:val="1"/>
+      <w:numFmt w:val="bullet"/>
+      <w:lvlText w:val="o"/>
+      <w:lvlJc w:val="left"/>
+      <w:pPr>
+        <w:tabs>
+          <w:tab w:val="num" w:pos="1440"/>
+        </w:tabs>
+        <w:ind w:left="1440" w:hanging="360"/>
+      </w:pPr>
+      <w:rPr>
+        <w:rFonts w:ascii="Courier New" w:hAnsi="Courier New" w:hint="default"/>
+        <w:sz w:val="20"/>
+      </w:rPr>
+    </w:lvl>
+    <w:lvl w:ilvl="2" w:tentative="1">
+      <w:start w:val="1"/>
+      <w:numFmt w:val="bullet"/>
+      <w:lvlText w:val=""/>
+      <w:lvlJc w:val="left"/>
+      <w:pPr>
+        <w:tabs>
+          <w:tab w:val="num" w:pos="2160"/>
+        </w:tabs>
+        <w:ind w:left="2160" w:hanging="360"/>
+      </w:pPr>
+      <w:rPr>
+        <w:rFonts w:ascii="Wingdings" w:hAnsi="Wingdings" w:hint="default"/>
+        <w:sz w:val="20"/>
+      </w:rPr>
+    </w:lvl>
+    <w:lvl w:ilvl="3" w:tentative="1">
+      <w:start w:val="1"/>
+      <w:numFmt w:val="bullet"/>
+      <w:lvlText w:val=""/>
+      <w:lvlJc w:val="left"/>
+      <w:pPr>
+        <w:tabs>
+          <w:tab w:val="num" w:pos="2880"/>
+        </w:tabs>
+        <w:ind w:left="2880" w:hanging="360"/>
+      </w:pPr>
+      <w:rPr>
+        <w:rFonts w:ascii="Wingdings" w:hAnsi="Wingdings" w:hint="default"/>
+        <w:sz w:val="20"/>
+      </w:rPr>
+    </w:lvl>
+    <w:lvl w:ilvl="4" w:tentative="1">
+      <w:start w:val="1"/>
+      <w:numFmt w:val="bullet"/>
+      <w:lvlText w:val=""/>
+      <w:lvlJc w:val="left"/>
+      <w:pPr>
+        <w:tabs>
+          <w:tab w:val="num" w:pos="3600"/>
+        </w:tabs>
+        <w:ind w:left="3600" w:hanging="360"/>
+      </w:pPr>
+      <w:rPr>
+        <w:rFonts w:ascii="Wingdings" w:hAnsi="Wingdings" w:hint="default"/>
+        <w:sz w:val="20"/>
+      </w:rPr>
+    </w:lvl>
+    <w:lvl w:ilvl="5" w:tentative="1">
+      <w:start w:val="1"/>
+      <w:numFmt w:val="bullet"/>
+      <w:lvlText w:val=""/>
+      <w:lvlJc w:val="left"/>
+      <w:pPr>
+        <w:tabs>
+          <w:tab w:val="num" w:pos="4320"/>
+        </w:tabs>
+        <w:ind w:left="4320" w:hanging="360"/>
+      </w:pPr>
+      <w:rPr>
+        <w:rFonts w:ascii="Wingdings" w:hAnsi="Wingdings" w:hint="default"/>
+        <w:sz w:val="20"/>
+      </w:rPr>
+    </w:lvl>
+    <w:lvl w:ilvl="6" w:tentative="1">
+      <w:start w:val="1"/>
+      <w:numFmt w:val="bullet"/>
+      <w:lvlText w:val=""/>
+      <w:lvlJc w:val="left"/>
+      <w:pPr>
+        <w:tabs>
+          <w:tab w:val="num" w:pos="5040"/>
+        </w:tabs>
+        <w:ind w:left="5040" w:hanging="360"/>
+      </w:pPr>
+      <w:rPr>
+        <w:rFonts w:ascii="Wingdings" w:hAnsi="Wingdings" w:hint="default"/>
+        <w:sz w:val="20"/>
+      </w:rPr>
+    </w:lvl>
+    <w:lvl w:ilvl="7" w:tentative="1">
+      <w:start w:val="1"/>
+      <w:numFmt w:val="bullet"/>
+      <w:lvlText w:val=""/>
+      <w:lvlJc w:val="left"/>
+      <w:pPr>
+        <w:tabs>
+          <w:tab w:val="num" w:pos="5760"/>
+        </w:tabs>
+        <w:ind w:left="5760" w:hanging="360"/>
+      </w:pPr>
+      <w:rPr>
+        <w:rFonts w:ascii="Wingdings" w:hAnsi="Wingdings" w:hint="default"/>
+        <w:sz w:val="20"/>
+      </w:rPr>
+    </w:lvl>
+    <w:lvl w:ilvl="8" w:tentative="1">
+      <w:start w:val="1"/>
+      <w:numFmt w:val="bullet"/>
+      <w:lvlText w:val=""/>
+      <w:lvlJc w:val="left"/>
+      <w:pPr>
+        <w:tabs>
+          <w:tab w:val="num" w:pos="6480"/>
+        </w:tabs>
+        <w:ind w:left="6480" w:hanging="360"/>
+      </w:pPr>
+      <w:rPr>
+        <w:rFonts w:ascii="Wingdings" w:hAnsi="Wingdings" w:hint="default"/>
+        <w:sz w:val="20"/>
+      </w:rPr>
+    </w:lvl>
+  </w:abstractNum>
+  <w:abstractNum w:abstractNumId="19" w15:restartNumberingAfterBreak="0">
     <w:nsid w:val="35176CBB"/>
     <w:multiLevelType w:val="multilevel"/>
     <w:tmpl w:val="1C2C2A30"/>
@@ -57784,7 +60372,7 @@
       </w:pPr>
     </w:lvl>
   </w:abstractNum>
-  <w:abstractNum w:abstractNumId="16" w15:restartNumberingAfterBreak="0">
+  <w:abstractNum w:abstractNumId="20" w15:restartNumberingAfterBreak="0">
     <w:nsid w:val="416A4A49"/>
     <w:multiLevelType w:val="hybridMultilevel"/>
     <w:tmpl w:val="9724ADE2"/>
@@ -57897,7 +60485,7 @@
       </w:rPr>
     </w:lvl>
   </w:abstractNum>
-  <w:abstractNum w:abstractNumId="17" w15:restartNumberingAfterBreak="0">
+  <w:abstractNum w:abstractNumId="21" w15:restartNumberingAfterBreak="0">
     <w:nsid w:val="43B77A64"/>
     <w:multiLevelType w:val="multilevel"/>
     <w:tmpl w:val="4CA00B58"/>
@@ -58046,7 +60634,7 @@
       </w:rPr>
     </w:lvl>
   </w:abstractNum>
-  <w:abstractNum w:abstractNumId="18" w15:restartNumberingAfterBreak="0">
+  <w:abstractNum w:abstractNumId="22" w15:restartNumberingAfterBreak="0">
     <w:nsid w:val="479145A5"/>
     <w:multiLevelType w:val="multilevel"/>
     <w:tmpl w:val="1FFC7D32"/>
@@ -58195,7 +60783,7 @@
       </w:rPr>
     </w:lvl>
   </w:abstractNum>
-  <w:abstractNum w:abstractNumId="19" w15:restartNumberingAfterBreak="0">
+  <w:abstractNum w:abstractNumId="23" w15:restartNumberingAfterBreak="0">
     <w:nsid w:val="4A1123BA"/>
     <w:multiLevelType w:val="multilevel"/>
     <w:tmpl w:val="8C483F04"/>
@@ -58344,7 +60932,7 @@
       </w:rPr>
     </w:lvl>
   </w:abstractNum>
-  <w:abstractNum w:abstractNumId="20" w15:restartNumberingAfterBreak="0">
+  <w:abstractNum w:abstractNumId="24" w15:restartNumberingAfterBreak="0">
     <w:nsid w:val="4C1B70A4"/>
     <w:multiLevelType w:val="multilevel"/>
     <w:tmpl w:val="01CEA43C"/>
@@ -58493,7 +61081,7 @@
       </w:rPr>
     </w:lvl>
   </w:abstractNum>
-  <w:abstractNum w:abstractNumId="21" w15:restartNumberingAfterBreak="0">
+  <w:abstractNum w:abstractNumId="25" w15:restartNumberingAfterBreak="0">
     <w:nsid w:val="4C1D489E"/>
     <w:multiLevelType w:val="multilevel"/>
     <w:tmpl w:val="40CC4580"/>
@@ -58642,7 +61230,7 @@
       </w:rPr>
     </w:lvl>
   </w:abstractNum>
-  <w:abstractNum w:abstractNumId="22" w15:restartNumberingAfterBreak="0">
+  <w:abstractNum w:abstractNumId="26" w15:restartNumberingAfterBreak="0">
     <w:nsid w:val="52B06600"/>
     <w:multiLevelType w:val="multilevel"/>
     <w:tmpl w:val="AD6ED1C8"/>
@@ -58791,7 +61379,7 @@
       </w:rPr>
     </w:lvl>
   </w:abstractNum>
-  <w:abstractNum w:abstractNumId="23" w15:restartNumberingAfterBreak="0">
+  <w:abstractNum w:abstractNumId="27" w15:restartNumberingAfterBreak="0">
     <w:nsid w:val="5A9249A7"/>
     <w:multiLevelType w:val="multilevel"/>
     <w:tmpl w:val="B4FEF9CC"/>
@@ -58904,10 +61492,10 @@
       </w:pPr>
     </w:lvl>
   </w:abstractNum>
-  <w:abstractNum w:abstractNumId="24" w15:restartNumberingAfterBreak="0">
-    <w:nsid w:val="5C991520"/>
+  <w:abstractNum w:abstractNumId="28" w15:restartNumberingAfterBreak="0">
+    <w:nsid w:val="5A926671"/>
     <w:multiLevelType w:val="multilevel"/>
-    <w:tmpl w:val="52502F38"/>
+    <w:tmpl w:val="9D5C5AE8"/>
     <w:lvl w:ilvl="0">
       <w:start w:val="1"/>
       <w:numFmt w:val="bullet"/>
@@ -59053,10 +61641,10 @@
       </w:rPr>
     </w:lvl>
   </w:abstractNum>
-  <w:abstractNum w:abstractNumId="25" w15:restartNumberingAfterBreak="0">
-    <w:nsid w:val="6286081F"/>
+  <w:abstractNum w:abstractNumId="29" w15:restartNumberingAfterBreak="0">
+    <w:nsid w:val="5C991520"/>
     <w:multiLevelType w:val="multilevel"/>
-    <w:tmpl w:val="7F36D7B6"/>
+    <w:tmpl w:val="52502F38"/>
     <w:lvl w:ilvl="0">
       <w:start w:val="1"/>
       <w:numFmt w:val="bullet"/>
@@ -59202,10 +61790,10 @@
       </w:rPr>
     </w:lvl>
   </w:abstractNum>
-  <w:abstractNum w:abstractNumId="26" w15:restartNumberingAfterBreak="0">
-    <w:nsid w:val="628F5797"/>
+  <w:abstractNum w:abstractNumId="30" w15:restartNumberingAfterBreak="0">
+    <w:nsid w:val="6286081F"/>
     <w:multiLevelType w:val="multilevel"/>
-    <w:tmpl w:val="241EE5E2"/>
+    <w:tmpl w:val="7F36D7B6"/>
     <w:lvl w:ilvl="0">
       <w:start w:val="1"/>
       <w:numFmt w:val="bullet"/>
@@ -59351,10 +61939,10 @@
       </w:rPr>
     </w:lvl>
   </w:abstractNum>
-  <w:abstractNum w:abstractNumId="27" w15:restartNumberingAfterBreak="0">
-    <w:nsid w:val="643F20BE"/>
+  <w:abstractNum w:abstractNumId="31" w15:restartNumberingAfterBreak="0">
+    <w:nsid w:val="628F5797"/>
     <w:multiLevelType w:val="multilevel"/>
-    <w:tmpl w:val="98AC6286"/>
+    <w:tmpl w:val="241EE5E2"/>
     <w:lvl w:ilvl="0">
       <w:start w:val="1"/>
       <w:numFmt w:val="bullet"/>
@@ -59500,10 +62088,10 @@
       </w:rPr>
     </w:lvl>
   </w:abstractNum>
-  <w:abstractNum w:abstractNumId="28" w15:restartNumberingAfterBreak="0">
-    <w:nsid w:val="6DB15F1F"/>
+  <w:abstractNum w:abstractNumId="32" w15:restartNumberingAfterBreak="0">
+    <w:nsid w:val="643F20BE"/>
     <w:multiLevelType w:val="multilevel"/>
-    <w:tmpl w:val="C458D7DC"/>
+    <w:tmpl w:val="98AC6286"/>
     <w:lvl w:ilvl="0">
       <w:start w:val="1"/>
       <w:numFmt w:val="bullet"/>
@@ -59649,10 +62237,10 @@
       </w:rPr>
     </w:lvl>
   </w:abstractNum>
-  <w:abstractNum w:abstractNumId="29" w15:restartNumberingAfterBreak="0">
-    <w:nsid w:val="6E0C201A"/>
+  <w:abstractNum w:abstractNumId="33" w15:restartNumberingAfterBreak="0">
+    <w:nsid w:val="6DB15F1F"/>
     <w:multiLevelType w:val="multilevel"/>
-    <w:tmpl w:val="7AD0E518"/>
+    <w:tmpl w:val="C458D7DC"/>
     <w:lvl w:ilvl="0">
       <w:start w:val="1"/>
       <w:numFmt w:val="bullet"/>
@@ -59798,123 +62386,10 @@
       </w:rPr>
     </w:lvl>
   </w:abstractNum>
-  <w:abstractNum w:abstractNumId="30" w15:restartNumberingAfterBreak="0">
-    <w:nsid w:val="794531C0"/>
+  <w:abstractNum w:abstractNumId="34" w15:restartNumberingAfterBreak="0">
+    <w:nsid w:val="6E0C201A"/>
     <w:multiLevelType w:val="multilevel"/>
-    <w:tmpl w:val="8BCC8D34"/>
-    <w:lvl w:ilvl="0">
-      <w:start w:val="1"/>
-      <w:numFmt w:val="decimal"/>
-      <w:lvlText w:val="%1."/>
-      <w:lvlJc w:val="left"/>
-      <w:pPr>
-        <w:tabs>
-          <w:tab w:val="num" w:pos="720"/>
-        </w:tabs>
-        <w:ind w:left="720" w:hanging="360"/>
-      </w:pPr>
-    </w:lvl>
-    <w:lvl w:ilvl="1" w:tentative="1">
-      <w:start w:val="1"/>
-      <w:numFmt w:val="decimal"/>
-      <w:lvlText w:val="%2."/>
-      <w:lvlJc w:val="left"/>
-      <w:pPr>
-        <w:tabs>
-          <w:tab w:val="num" w:pos="1440"/>
-        </w:tabs>
-        <w:ind w:left="1440" w:hanging="360"/>
-      </w:pPr>
-    </w:lvl>
-    <w:lvl w:ilvl="2" w:tentative="1">
-      <w:start w:val="1"/>
-      <w:numFmt w:val="decimal"/>
-      <w:lvlText w:val="%3."/>
-      <w:lvlJc w:val="left"/>
-      <w:pPr>
-        <w:tabs>
-          <w:tab w:val="num" w:pos="2160"/>
-        </w:tabs>
-        <w:ind w:left="2160" w:hanging="360"/>
-      </w:pPr>
-    </w:lvl>
-    <w:lvl w:ilvl="3" w:tentative="1">
-      <w:start w:val="1"/>
-      <w:numFmt w:val="decimal"/>
-      <w:lvlText w:val="%4."/>
-      <w:lvlJc w:val="left"/>
-      <w:pPr>
-        <w:tabs>
-          <w:tab w:val="num" w:pos="2880"/>
-        </w:tabs>
-        <w:ind w:left="2880" w:hanging="360"/>
-      </w:pPr>
-    </w:lvl>
-    <w:lvl w:ilvl="4" w:tentative="1">
-      <w:start w:val="1"/>
-      <w:numFmt w:val="decimal"/>
-      <w:lvlText w:val="%5."/>
-      <w:lvlJc w:val="left"/>
-      <w:pPr>
-        <w:tabs>
-          <w:tab w:val="num" w:pos="3600"/>
-        </w:tabs>
-        <w:ind w:left="3600" w:hanging="360"/>
-      </w:pPr>
-    </w:lvl>
-    <w:lvl w:ilvl="5" w:tentative="1">
-      <w:start w:val="1"/>
-      <w:numFmt w:val="decimal"/>
-      <w:lvlText w:val="%6."/>
-      <w:lvlJc w:val="left"/>
-      <w:pPr>
-        <w:tabs>
-          <w:tab w:val="num" w:pos="4320"/>
-        </w:tabs>
-        <w:ind w:left="4320" w:hanging="360"/>
-      </w:pPr>
-    </w:lvl>
-    <w:lvl w:ilvl="6" w:tentative="1">
-      <w:start w:val="1"/>
-      <w:numFmt w:val="decimal"/>
-      <w:lvlText w:val="%7."/>
-      <w:lvlJc w:val="left"/>
-      <w:pPr>
-        <w:tabs>
-          <w:tab w:val="num" w:pos="5040"/>
-        </w:tabs>
-        <w:ind w:left="5040" w:hanging="360"/>
-      </w:pPr>
-    </w:lvl>
-    <w:lvl w:ilvl="7" w:tentative="1">
-      <w:start w:val="1"/>
-      <w:numFmt w:val="decimal"/>
-      <w:lvlText w:val="%8."/>
-      <w:lvlJc w:val="left"/>
-      <w:pPr>
-        <w:tabs>
-          <w:tab w:val="num" w:pos="5760"/>
-        </w:tabs>
-        <w:ind w:left="5760" w:hanging="360"/>
-      </w:pPr>
-    </w:lvl>
-    <w:lvl w:ilvl="8" w:tentative="1">
-      <w:start w:val="1"/>
-      <w:numFmt w:val="decimal"/>
-      <w:lvlText w:val="%9."/>
-      <w:lvlJc w:val="left"/>
-      <w:pPr>
-        <w:tabs>
-          <w:tab w:val="num" w:pos="6480"/>
-        </w:tabs>
-        <w:ind w:left="6480" w:hanging="360"/>
-      </w:pPr>
-    </w:lvl>
-  </w:abstractNum>
-  <w:abstractNum w:abstractNumId="31" w15:restartNumberingAfterBreak="0">
-    <w:nsid w:val="7C2731F2"/>
-    <w:multiLevelType w:val="multilevel"/>
-    <w:tmpl w:val="A0E03020"/>
+    <w:tmpl w:val="7AD0E518"/>
     <w:lvl w:ilvl="0">
       <w:start w:val="1"/>
       <w:numFmt w:val="bullet"/>
@@ -60060,14 +62535,276 @@
       </w:rPr>
     </w:lvl>
   </w:abstractNum>
+  <w:abstractNum w:abstractNumId="35" w15:restartNumberingAfterBreak="0">
+    <w:nsid w:val="794531C0"/>
+    <w:multiLevelType w:val="multilevel"/>
+    <w:tmpl w:val="8BCC8D34"/>
+    <w:lvl w:ilvl="0">
+      <w:start w:val="1"/>
+      <w:numFmt w:val="decimal"/>
+      <w:lvlText w:val="%1."/>
+      <w:lvlJc w:val="left"/>
+      <w:pPr>
+        <w:tabs>
+          <w:tab w:val="num" w:pos="720"/>
+        </w:tabs>
+        <w:ind w:left="720" w:hanging="360"/>
+      </w:pPr>
+    </w:lvl>
+    <w:lvl w:ilvl="1" w:tentative="1">
+      <w:start w:val="1"/>
+      <w:numFmt w:val="decimal"/>
+      <w:lvlText w:val="%2."/>
+      <w:lvlJc w:val="left"/>
+      <w:pPr>
+        <w:tabs>
+          <w:tab w:val="num" w:pos="1440"/>
+        </w:tabs>
+        <w:ind w:left="1440" w:hanging="360"/>
+      </w:pPr>
+    </w:lvl>
+    <w:lvl w:ilvl="2" w:tentative="1">
+      <w:start w:val="1"/>
+      <w:numFmt w:val="decimal"/>
+      <w:lvlText w:val="%3."/>
+      <w:lvlJc w:val="left"/>
+      <w:pPr>
+        <w:tabs>
+          <w:tab w:val="num" w:pos="2160"/>
+        </w:tabs>
+        <w:ind w:left="2160" w:hanging="360"/>
+      </w:pPr>
+    </w:lvl>
+    <w:lvl w:ilvl="3" w:tentative="1">
+      <w:start w:val="1"/>
+      <w:numFmt w:val="decimal"/>
+      <w:lvlText w:val="%4."/>
+      <w:lvlJc w:val="left"/>
+      <w:pPr>
+        <w:tabs>
+          <w:tab w:val="num" w:pos="2880"/>
+        </w:tabs>
+        <w:ind w:left="2880" w:hanging="360"/>
+      </w:pPr>
+    </w:lvl>
+    <w:lvl w:ilvl="4" w:tentative="1">
+      <w:start w:val="1"/>
+      <w:numFmt w:val="decimal"/>
+      <w:lvlText w:val="%5."/>
+      <w:lvlJc w:val="left"/>
+      <w:pPr>
+        <w:tabs>
+          <w:tab w:val="num" w:pos="3600"/>
+        </w:tabs>
+        <w:ind w:left="3600" w:hanging="360"/>
+      </w:pPr>
+    </w:lvl>
+    <w:lvl w:ilvl="5" w:tentative="1">
+      <w:start w:val="1"/>
+      <w:numFmt w:val="decimal"/>
+      <w:lvlText w:val="%6."/>
+      <w:lvlJc w:val="left"/>
+      <w:pPr>
+        <w:tabs>
+          <w:tab w:val="num" w:pos="4320"/>
+        </w:tabs>
+        <w:ind w:left="4320" w:hanging="360"/>
+      </w:pPr>
+    </w:lvl>
+    <w:lvl w:ilvl="6" w:tentative="1">
+      <w:start w:val="1"/>
+      <w:numFmt w:val="decimal"/>
+      <w:lvlText w:val="%7."/>
+      <w:lvlJc w:val="left"/>
+      <w:pPr>
+        <w:tabs>
+          <w:tab w:val="num" w:pos="5040"/>
+        </w:tabs>
+        <w:ind w:left="5040" w:hanging="360"/>
+      </w:pPr>
+    </w:lvl>
+    <w:lvl w:ilvl="7" w:tentative="1">
+      <w:start w:val="1"/>
+      <w:numFmt w:val="decimal"/>
+      <w:lvlText w:val="%8."/>
+      <w:lvlJc w:val="left"/>
+      <w:pPr>
+        <w:tabs>
+          <w:tab w:val="num" w:pos="5760"/>
+        </w:tabs>
+        <w:ind w:left="5760" w:hanging="360"/>
+      </w:pPr>
+    </w:lvl>
+    <w:lvl w:ilvl="8" w:tentative="1">
+      <w:start w:val="1"/>
+      <w:numFmt w:val="decimal"/>
+      <w:lvlText w:val="%9."/>
+      <w:lvlJc w:val="left"/>
+      <w:pPr>
+        <w:tabs>
+          <w:tab w:val="num" w:pos="6480"/>
+        </w:tabs>
+        <w:ind w:left="6480" w:hanging="360"/>
+      </w:pPr>
+    </w:lvl>
+  </w:abstractNum>
+  <w:abstractNum w:abstractNumId="36" w15:restartNumberingAfterBreak="0">
+    <w:nsid w:val="7C2731F2"/>
+    <w:multiLevelType w:val="multilevel"/>
+    <w:tmpl w:val="A0E03020"/>
+    <w:lvl w:ilvl="0">
+      <w:start w:val="1"/>
+      <w:numFmt w:val="bullet"/>
+      <w:lvlText w:val=""/>
+      <w:lvlJc w:val="left"/>
+      <w:pPr>
+        <w:tabs>
+          <w:tab w:val="num" w:pos="720"/>
+        </w:tabs>
+        <w:ind w:left="720" w:hanging="360"/>
+      </w:pPr>
+      <w:rPr>
+        <w:rFonts w:ascii="Symbol" w:hAnsi="Symbol" w:hint="default"/>
+        <w:sz w:val="20"/>
+      </w:rPr>
+    </w:lvl>
+    <w:lvl w:ilvl="1" w:tentative="1">
+      <w:start w:val="1"/>
+      <w:numFmt w:val="bullet"/>
+      <w:lvlText w:val="o"/>
+      <w:lvlJc w:val="left"/>
+      <w:pPr>
+        <w:tabs>
+          <w:tab w:val="num" w:pos="1440"/>
+        </w:tabs>
+        <w:ind w:left="1440" w:hanging="360"/>
+      </w:pPr>
+      <w:rPr>
+        <w:rFonts w:ascii="Courier New" w:hAnsi="Courier New" w:hint="default"/>
+        <w:sz w:val="20"/>
+      </w:rPr>
+    </w:lvl>
+    <w:lvl w:ilvl="2" w:tentative="1">
+      <w:start w:val="1"/>
+      <w:numFmt w:val="bullet"/>
+      <w:lvlText w:val=""/>
+      <w:lvlJc w:val="left"/>
+      <w:pPr>
+        <w:tabs>
+          <w:tab w:val="num" w:pos="2160"/>
+        </w:tabs>
+        <w:ind w:left="2160" w:hanging="360"/>
+      </w:pPr>
+      <w:rPr>
+        <w:rFonts w:ascii="Wingdings" w:hAnsi="Wingdings" w:hint="default"/>
+        <w:sz w:val="20"/>
+      </w:rPr>
+    </w:lvl>
+    <w:lvl w:ilvl="3" w:tentative="1">
+      <w:start w:val="1"/>
+      <w:numFmt w:val="bullet"/>
+      <w:lvlText w:val=""/>
+      <w:lvlJc w:val="left"/>
+      <w:pPr>
+        <w:tabs>
+          <w:tab w:val="num" w:pos="2880"/>
+        </w:tabs>
+        <w:ind w:left="2880" w:hanging="360"/>
+      </w:pPr>
+      <w:rPr>
+        <w:rFonts w:ascii="Wingdings" w:hAnsi="Wingdings" w:hint="default"/>
+        <w:sz w:val="20"/>
+      </w:rPr>
+    </w:lvl>
+    <w:lvl w:ilvl="4" w:tentative="1">
+      <w:start w:val="1"/>
+      <w:numFmt w:val="bullet"/>
+      <w:lvlText w:val=""/>
+      <w:lvlJc w:val="left"/>
+      <w:pPr>
+        <w:tabs>
+          <w:tab w:val="num" w:pos="3600"/>
+        </w:tabs>
+        <w:ind w:left="3600" w:hanging="360"/>
+      </w:pPr>
+      <w:rPr>
+        <w:rFonts w:ascii="Wingdings" w:hAnsi="Wingdings" w:hint="default"/>
+        <w:sz w:val="20"/>
+      </w:rPr>
+    </w:lvl>
+    <w:lvl w:ilvl="5" w:tentative="1">
+      <w:start w:val="1"/>
+      <w:numFmt w:val="bullet"/>
+      <w:lvlText w:val=""/>
+      <w:lvlJc w:val="left"/>
+      <w:pPr>
+        <w:tabs>
+          <w:tab w:val="num" w:pos="4320"/>
+        </w:tabs>
+        <w:ind w:left="4320" w:hanging="360"/>
+      </w:pPr>
+      <w:rPr>
+        <w:rFonts w:ascii="Wingdings" w:hAnsi="Wingdings" w:hint="default"/>
+        <w:sz w:val="20"/>
+      </w:rPr>
+    </w:lvl>
+    <w:lvl w:ilvl="6" w:tentative="1">
+      <w:start w:val="1"/>
+      <w:numFmt w:val="bullet"/>
+      <w:lvlText w:val=""/>
+      <w:lvlJc w:val="left"/>
+      <w:pPr>
+        <w:tabs>
+          <w:tab w:val="num" w:pos="5040"/>
+        </w:tabs>
+        <w:ind w:left="5040" w:hanging="360"/>
+      </w:pPr>
+      <w:rPr>
+        <w:rFonts w:ascii="Wingdings" w:hAnsi="Wingdings" w:hint="default"/>
+        <w:sz w:val="20"/>
+      </w:rPr>
+    </w:lvl>
+    <w:lvl w:ilvl="7" w:tentative="1">
+      <w:start w:val="1"/>
+      <w:numFmt w:val="bullet"/>
+      <w:lvlText w:val=""/>
+      <w:lvlJc w:val="left"/>
+      <w:pPr>
+        <w:tabs>
+          <w:tab w:val="num" w:pos="5760"/>
+        </w:tabs>
+        <w:ind w:left="5760" w:hanging="360"/>
+      </w:pPr>
+      <w:rPr>
+        <w:rFonts w:ascii="Wingdings" w:hAnsi="Wingdings" w:hint="default"/>
+        <w:sz w:val="20"/>
+      </w:rPr>
+    </w:lvl>
+    <w:lvl w:ilvl="8" w:tentative="1">
+      <w:start w:val="1"/>
+      <w:numFmt w:val="bullet"/>
+      <w:lvlText w:val=""/>
+      <w:lvlJc w:val="left"/>
+      <w:pPr>
+        <w:tabs>
+          <w:tab w:val="num" w:pos="6480"/>
+        </w:tabs>
+        <w:ind w:left="6480" w:hanging="360"/>
+      </w:pPr>
+      <w:rPr>
+        <w:rFonts w:ascii="Wingdings" w:hAnsi="Wingdings" w:hint="default"/>
+        <w:sz w:val="20"/>
+      </w:rPr>
+    </w:lvl>
+  </w:abstractNum>
   <w:num w:numId="1" w16cid:durableId="1012684189">
     <w:abstractNumId w:val="4"/>
   </w:num>
   <w:num w:numId="2" w16cid:durableId="824273812">
-    <w:abstractNumId w:val="6"/>
+    <w:abstractNumId w:val="7"/>
   </w:num>
   <w:num w:numId="3" w16cid:durableId="705565210">
-    <w:abstractNumId w:val="6"/>
+    <w:abstractNumId w:val="7"/>
     <w:lvlOverride w:ilvl="0">
       <w:startOverride w:val="1"/>
     </w:lvlOverride>
@@ -60097,7 +62834,7 @@
     </w:lvlOverride>
   </w:num>
   <w:num w:numId="4" w16cid:durableId="1988238047">
-    <w:abstractNumId w:val="6"/>
+    <w:abstractNumId w:val="7"/>
     <w:lvlOverride w:ilvl="0">
       <w:startOverride w:val="1"/>
     </w:lvlOverride>
@@ -60130,7 +62867,7 @@
     <w:abstractNumId w:val="0"/>
   </w:num>
   <w:num w:numId="6" w16cid:durableId="1857117907">
-    <w:abstractNumId w:val="6"/>
+    <w:abstractNumId w:val="7"/>
     <w:lvlOverride w:ilvl="0">
       <w:startOverride w:val="1"/>
     </w:lvlOverride>
@@ -60160,7 +62897,7 @@
     </w:lvlOverride>
   </w:num>
   <w:num w:numId="7" w16cid:durableId="280379376">
-    <w:abstractNumId w:val="6"/>
+    <w:abstractNumId w:val="7"/>
     <w:lvlOverride w:ilvl="0">
       <w:startOverride w:val="1"/>
     </w:lvlOverride>
@@ -60190,7 +62927,7 @@
     </w:lvlOverride>
   </w:num>
   <w:num w:numId="8" w16cid:durableId="1774353379">
-    <w:abstractNumId w:val="6"/>
+    <w:abstractNumId w:val="7"/>
     <w:lvlOverride w:ilvl="0">
       <w:startOverride w:val="1"/>
     </w:lvlOverride>
@@ -60220,7 +62957,7 @@
     </w:lvlOverride>
   </w:num>
   <w:num w:numId="9" w16cid:durableId="1117797236">
-    <w:abstractNumId w:val="6"/>
+    <w:abstractNumId w:val="7"/>
     <w:lvlOverride w:ilvl="0">
       <w:startOverride w:val="1"/>
     </w:lvlOverride>
@@ -60250,7 +62987,7 @@
     </w:lvlOverride>
   </w:num>
   <w:num w:numId="10" w16cid:durableId="2007976254">
-    <w:abstractNumId w:val="6"/>
+    <w:abstractNumId w:val="7"/>
     <w:lvlOverride w:ilvl="0">
       <w:startOverride w:val="1"/>
     </w:lvlOverride>
@@ -60280,7 +63017,7 @@
     </w:lvlOverride>
   </w:num>
   <w:num w:numId="11" w16cid:durableId="1545871935">
-    <w:abstractNumId w:val="6"/>
+    <w:abstractNumId w:val="7"/>
     <w:lvlOverride w:ilvl="0">
       <w:startOverride w:val="1"/>
     </w:lvlOverride>
@@ -60310,7 +63047,7 @@
     </w:lvlOverride>
   </w:num>
   <w:num w:numId="12" w16cid:durableId="1067219518">
-    <w:abstractNumId w:val="6"/>
+    <w:abstractNumId w:val="7"/>
     <w:lvlOverride w:ilvl="0">
       <w:startOverride w:val="1"/>
     </w:lvlOverride>
@@ -60340,28 +63077,28 @@
     </w:lvlOverride>
   </w:num>
   <w:num w:numId="13" w16cid:durableId="1346713595">
-    <w:abstractNumId w:val="31"/>
+    <w:abstractNumId w:val="36"/>
   </w:num>
   <w:num w:numId="14" w16cid:durableId="1323196369">
-    <w:abstractNumId w:val="23"/>
+    <w:abstractNumId w:val="27"/>
   </w:num>
   <w:num w:numId="15" w16cid:durableId="1155759885">
-    <w:abstractNumId w:val="12"/>
+    <w:abstractNumId w:val="16"/>
   </w:num>
   <w:num w:numId="16" w16cid:durableId="2102484975">
     <w:abstractNumId w:val="5"/>
   </w:num>
   <w:num w:numId="17" w16cid:durableId="798230816">
-    <w:abstractNumId w:val="9"/>
+    <w:abstractNumId w:val="11"/>
   </w:num>
   <w:num w:numId="18" w16cid:durableId="1399396594">
-    <w:abstractNumId w:val="21"/>
+    <w:abstractNumId w:val="25"/>
   </w:num>
   <w:num w:numId="19" w16cid:durableId="744686741">
-    <w:abstractNumId w:val="29"/>
+    <w:abstractNumId w:val="34"/>
   </w:num>
   <w:num w:numId="20" w16cid:durableId="1059209537">
-    <w:abstractNumId w:val="6"/>
+    <w:abstractNumId w:val="7"/>
     <w:lvlOverride w:ilvl="0">
       <w:startOverride w:val="1"/>
     </w:lvlOverride>
@@ -60394,7 +63131,7 @@
     <w:abstractNumId w:val="1"/>
   </w:num>
   <w:num w:numId="22" w16cid:durableId="354041097">
-    <w:abstractNumId w:val="6"/>
+    <w:abstractNumId w:val="7"/>
     <w:lvlOverride w:ilvl="0">
       <w:startOverride w:val="1"/>
     </w:lvlOverride>
@@ -60424,7 +63161,7 @@
     </w:lvlOverride>
   </w:num>
   <w:num w:numId="23" w16cid:durableId="2014801181">
-    <w:abstractNumId w:val="6"/>
+    <w:abstractNumId w:val="7"/>
     <w:lvlOverride w:ilvl="0">
       <w:startOverride w:val="1"/>
     </w:lvlOverride>
@@ -60454,7 +63191,7 @@
     </w:lvlOverride>
   </w:num>
   <w:num w:numId="24" w16cid:durableId="1224289356">
-    <w:abstractNumId w:val="6"/>
+    <w:abstractNumId w:val="7"/>
     <w:lvlOverride w:ilvl="0">
       <w:startOverride w:val="1"/>
     </w:lvlOverride>
@@ -60484,7 +63221,7 @@
     </w:lvlOverride>
   </w:num>
   <w:num w:numId="25" w16cid:durableId="297496877">
-    <w:abstractNumId w:val="6"/>
+    <w:abstractNumId w:val="7"/>
     <w:lvlOverride w:ilvl="0">
       <w:startOverride w:val="1"/>
     </w:lvlOverride>
@@ -60514,7 +63251,7 @@
     </w:lvlOverride>
   </w:num>
   <w:num w:numId="26" w16cid:durableId="323124287">
-    <w:abstractNumId w:val="6"/>
+    <w:abstractNumId w:val="7"/>
     <w:lvlOverride w:ilvl="0">
       <w:startOverride w:val="1"/>
     </w:lvlOverride>
@@ -60544,7 +63281,7 @@
     </w:lvlOverride>
   </w:num>
   <w:num w:numId="27" w16cid:durableId="2023318385">
-    <w:abstractNumId w:val="6"/>
+    <w:abstractNumId w:val="7"/>
     <w:lvlOverride w:ilvl="0">
       <w:startOverride w:val="1"/>
     </w:lvlOverride>
@@ -60574,7 +63311,7 @@
     </w:lvlOverride>
   </w:num>
   <w:num w:numId="28" w16cid:durableId="1325016425">
-    <w:abstractNumId w:val="6"/>
+    <w:abstractNumId w:val="7"/>
     <w:lvlOverride w:ilvl="0">
       <w:startOverride w:val="1"/>
     </w:lvlOverride>
@@ -60604,7 +63341,7 @@
     </w:lvlOverride>
   </w:num>
   <w:num w:numId="29" w16cid:durableId="591818523">
-    <w:abstractNumId w:val="6"/>
+    <w:abstractNumId w:val="7"/>
     <w:lvlOverride w:ilvl="0">
       <w:startOverride w:val="1"/>
     </w:lvlOverride>
@@ -60634,7 +63371,7 @@
     </w:lvlOverride>
   </w:num>
   <w:num w:numId="30" w16cid:durableId="2121803171">
-    <w:abstractNumId w:val="6"/>
+    <w:abstractNumId w:val="7"/>
     <w:lvlOverride w:ilvl="0">
       <w:startOverride w:val="1"/>
     </w:lvlOverride>
@@ -60664,7 +63401,7 @@
     </w:lvlOverride>
   </w:num>
   <w:num w:numId="31" w16cid:durableId="814489096">
-    <w:abstractNumId w:val="6"/>
+    <w:abstractNumId w:val="7"/>
     <w:lvlOverride w:ilvl="0">
       <w:startOverride w:val="1"/>
     </w:lvlOverride>
@@ -60694,40 +63431,40 @@
     </w:lvlOverride>
   </w:num>
   <w:num w:numId="32" w16cid:durableId="1449930621">
-    <w:abstractNumId w:val="16"/>
+    <w:abstractNumId w:val="20"/>
   </w:num>
   <w:num w:numId="33" w16cid:durableId="1764452740">
-    <w:abstractNumId w:val="24"/>
+    <w:abstractNumId w:val="29"/>
   </w:num>
   <w:num w:numId="34" w16cid:durableId="712584618">
     <w:abstractNumId w:val="3"/>
   </w:num>
   <w:num w:numId="35" w16cid:durableId="1905094992">
+    <w:abstractNumId w:val="18"/>
+  </w:num>
+  <w:num w:numId="36" w16cid:durableId="1205674703">
+    <w:abstractNumId w:val="26"/>
+  </w:num>
+  <w:num w:numId="37" w16cid:durableId="205921299">
+    <w:abstractNumId w:val="30"/>
+  </w:num>
+  <w:num w:numId="38" w16cid:durableId="66466147">
+    <w:abstractNumId w:val="23"/>
+  </w:num>
+  <w:num w:numId="39" w16cid:durableId="708261918">
     <w:abstractNumId w:val="14"/>
   </w:num>
-  <w:num w:numId="36" w16cid:durableId="1205674703">
-    <w:abstractNumId w:val="22"/>
-  </w:num>
-  <w:num w:numId="37" w16cid:durableId="205921299">
-    <w:abstractNumId w:val="25"/>
-  </w:num>
-  <w:num w:numId="38" w16cid:durableId="66466147">
-    <w:abstractNumId w:val="19"/>
-  </w:num>
-  <w:num w:numId="39" w16cid:durableId="708261918">
-    <w:abstractNumId w:val="10"/>
-  </w:num>
   <w:num w:numId="40" w16cid:durableId="652299637">
-    <w:abstractNumId w:val="13"/>
+    <w:abstractNumId w:val="17"/>
   </w:num>
   <w:num w:numId="41" w16cid:durableId="2065132954">
-    <w:abstractNumId w:val="11"/>
+    <w:abstractNumId w:val="15"/>
   </w:num>
   <w:num w:numId="42" w16cid:durableId="1209295668">
-    <w:abstractNumId w:val="30"/>
+    <w:abstractNumId w:val="35"/>
   </w:num>
   <w:num w:numId="43" w16cid:durableId="1591965633">
-    <w:abstractNumId w:val="6"/>
+    <w:abstractNumId w:val="7"/>
     <w:lvlOverride w:ilvl="0">
       <w:startOverride w:val="1"/>
     </w:lvlOverride>
@@ -60757,34 +63494,34 @@
     </w:lvlOverride>
   </w:num>
   <w:num w:numId="44" w16cid:durableId="365369752">
-    <w:abstractNumId w:val="27"/>
+    <w:abstractNumId w:val="32"/>
   </w:num>
   <w:num w:numId="45" w16cid:durableId="1487629436">
-    <w:abstractNumId w:val="28"/>
+    <w:abstractNumId w:val="33"/>
   </w:num>
   <w:num w:numId="46" w16cid:durableId="1341396786">
-    <w:abstractNumId w:val="17"/>
+    <w:abstractNumId w:val="21"/>
   </w:num>
   <w:num w:numId="47" w16cid:durableId="1443458443">
-    <w:abstractNumId w:val="26"/>
+    <w:abstractNumId w:val="31"/>
   </w:num>
   <w:num w:numId="48" w16cid:durableId="1136221480">
-    <w:abstractNumId w:val="18"/>
+    <w:abstractNumId w:val="22"/>
   </w:num>
   <w:num w:numId="49" w16cid:durableId="477578994">
-    <w:abstractNumId w:val="20"/>
+    <w:abstractNumId w:val="24"/>
   </w:num>
   <w:num w:numId="50" w16cid:durableId="660502793">
     <w:abstractNumId w:val="2"/>
   </w:num>
   <w:num w:numId="51" w16cid:durableId="166403305">
-    <w:abstractNumId w:val="8"/>
+    <w:abstractNumId w:val="9"/>
   </w:num>
   <w:num w:numId="52" w16cid:durableId="2078477771">
-    <w:abstractNumId w:val="15"/>
+    <w:abstractNumId w:val="19"/>
   </w:num>
   <w:num w:numId="53" w16cid:durableId="1464538900">
-    <w:abstractNumId w:val="6"/>
+    <w:abstractNumId w:val="7"/>
     <w:lvlOverride w:ilvl="0">
       <w:startOverride w:val="1"/>
     </w:lvlOverride>
@@ -60814,7 +63551,22 @@
     </w:lvlOverride>
   </w:num>
   <w:num w:numId="54" w16cid:durableId="719017312">
-    <w:abstractNumId w:val="7"/>
+    <w:abstractNumId w:val="8"/>
+  </w:num>
+  <w:num w:numId="55" w16cid:durableId="2047175880">
+    <w:abstractNumId w:val="6"/>
+  </w:num>
+  <w:num w:numId="56" w16cid:durableId="452556918">
+    <w:abstractNumId w:val="13"/>
+  </w:num>
+  <w:num w:numId="57" w16cid:durableId="1705400653">
+    <w:abstractNumId w:val="28"/>
+  </w:num>
+  <w:num w:numId="58" w16cid:durableId="1069614062">
+    <w:abstractNumId w:val="10"/>
+  </w:num>
+  <w:num w:numId="59" w16cid:durableId="1102408631">
+    <w:abstractNumId w:val="12"/>
   </w:num>
   <w:numIdMacAtCleanup w:val="37"/>
 </w:numbering>

--- a/Kapitel 3/Anlagen_neu/Anlage 3.A Notationen V1.docx
+++ b/Kapitel 3/Anlagen_neu/Anlage 3.A Notationen V1.docx
@@ -51508,10 +51508,7 @@
       </w:r>
       <w:proofErr w:type="spellEnd"/>
       <w:r>
-        <w:t xml:space="preserve"> </w:t>
-      </w:r>
-      <w:r>
-        <w:t xml:space="preserve">​ bezeichnet einen beliebigen Operator aus </w:t>
+        <w:t xml:space="preserve"> ​ bezeichnet einen beliebigen Operator aus </w:t>
       </w:r>
       <m:oMath>
         <m:r>
@@ -51672,7 +51669,7 @@
     <w:p>
       <w:r>
         <w:pict w14:anchorId="381A5A44">
-          <v:rect id="_x0000_i2442" style="width:0;height:1.5pt" o:hralign="center" o:hrstd="t" o:hr="t" fillcolor="#a0a0a0" stroked="f"/>
+          <v:rect id="_x0000_i1178" style="width:0;height:1.5pt" o:hralign="center" o:hrstd="t" o:hr="t" fillcolor="#a0a0a0" stroked="f"/>
         </w:pict>
       </w:r>
     </w:p>
@@ -51854,7 +51851,7 @@
     <w:p>
       <w:r>
         <w:pict w14:anchorId="13093146">
-          <v:rect id="_x0000_i2443" style="width:0;height:1.5pt" o:hralign="center" o:hrstd="t" o:hr="t" fillcolor="#a0a0a0" stroked="f"/>
+          <v:rect id="_x0000_i1179" style="width:0;height:1.5pt" o:hralign="center" o:hrstd="t" o:hr="t" fillcolor="#a0a0a0" stroked="f"/>
         </w:pict>
       </w:r>
     </w:p>
@@ -52248,10 +52245,7 @@
         <w:t>n</w:t>
       </w:r>
       <w:r>
-        <w:t xml:space="preserve"> </w:t>
-      </w:r>
-      <w:r>
-        <w:t xml:space="preserve">​, die durch Iteration oder Rekursion entstehen, sind damit </w:t>
+        <w:t xml:space="preserve"> ​, die durch Iteration oder Rekursion entstehen, sind damit </w:t>
       </w:r>
       <w:r>
         <w:rPr>
@@ -52313,7 +52307,7 @@
     <w:p>
       <w:r>
         <w:pict w14:anchorId="3DAC180B">
-          <v:rect id="_x0000_i2444" style="width:0;height:1.5pt" o:hralign="center" o:hrstd="t" o:hr="t" fillcolor="#a0a0a0" stroked="f"/>
+          <v:rect id="_x0000_i1180" style="width:0;height:1.5pt" o:hralign="center" o:hrstd="t" o:hr="t" fillcolor="#a0a0a0" stroked="f"/>
         </w:pict>
       </w:r>
     </w:p>
@@ -52647,7 +52641,7 @@
     <w:p>
       <w:r>
         <w:pict w14:anchorId="535232DC">
-          <v:rect id="_x0000_i2457" style="width:0;height:1.5pt" o:hralign="center" o:hrstd="t" o:hr="t" fillcolor="#a0a0a0" stroked="f"/>
+          <v:rect id="_x0000_i1181" style="width:0;height:1.5pt" o:hralign="center" o:hrstd="t" o:hr="t" fillcolor="#a0a0a0" stroked="f"/>
         </w:pict>
       </w:r>
     </w:p>
@@ -52853,10 +52847,7 @@
     </w:p>
     <w:p>
       <w:r>
-        <w:t>Hier</w:t>
-      </w:r>
-      <w:r>
-        <w:t xml:space="preserve"> gilt:</w:t>
+        <w:t>Hier gilt:</w:t>
       </w:r>
     </w:p>
     <w:p>
@@ -52944,61 +52935,7 @@
           <w:rPr>
             <w:rFonts w:ascii="Cambria Math" w:hAnsi="Cambria Math"/>
           </w:rPr>
-          <m:t>E</m:t>
-        </m:r>
-        <m:r>
-          <m:rPr>
-            <m:sty m:val="p"/>
-          </m:rPr>
-          <w:rPr>
-            <w:rFonts w:ascii="Cambria Math" w:hAnsi="Cambria Math"/>
-          </w:rPr>
-          <m:t>,</m:t>
-        </m:r>
-        <m:r>
-          <m:rPr>
-            <m:sty m:val="p"/>
-          </m:rPr>
-          <w:rPr>
-            <w:rFonts w:ascii="Cambria Math" w:hAnsi="Cambria Math"/>
-          </w:rPr>
-          <m:t>M</m:t>
-        </m:r>
-        <m:r>
-          <m:rPr>
-            <m:sty m:val="p"/>
-          </m:rPr>
-          <w:rPr>
-            <w:rFonts w:ascii="Cambria Math" w:hAnsi="Cambria Math"/>
-          </w:rPr>
-          <m:t>,</m:t>
-        </m:r>
-        <m:r>
-          <m:rPr>
-            <m:sty m:val="p"/>
-          </m:rPr>
-          <w:rPr>
-            <w:rFonts w:ascii="Cambria Math" w:hAnsi="Cambria Math"/>
-          </w:rPr>
-          <m:t>R</m:t>
-        </m:r>
-        <m:r>
-          <m:rPr>
-            <m:sty m:val="p"/>
-          </m:rPr>
-          <w:rPr>
-            <w:rFonts w:ascii="Cambria Math" w:hAnsi="Cambria Math"/>
-          </w:rPr>
-          <m:t>,</m:t>
-        </m:r>
-        <m:r>
-          <m:rPr>
-            <m:sty m:val="p"/>
-          </m:rPr>
-          <w:rPr>
-            <w:rFonts w:ascii="Cambria Math" w:hAnsi="Cambria Math"/>
-          </w:rPr>
-          <m:t>σ</m:t>
+          <m:t>E,M,R,σ</m:t>
         </m:r>
         <m:r>
           <m:rPr>
@@ -53072,25 +53009,7 @@
           <w:rPr>
             <w:rFonts w:ascii="Cambria Math" w:hAnsi="Cambria Math"/>
           </w:rPr>
-          <m:t>φ</m:t>
-        </m:r>
-        <m:r>
-          <m:rPr>
-            <m:sty m:val="p"/>
-          </m:rPr>
-          <w:rPr>
-            <w:rFonts w:ascii="Cambria Math" w:hAnsi="Cambria Math"/>
-          </w:rPr>
-          <m:t>:</m:t>
-        </m:r>
-        <m:r>
-          <m:rPr>
-            <m:sty m:val="p"/>
-          </m:rPr>
-          <w:rPr>
-            <w:rFonts w:ascii="Cambria Math" w:hAnsi="Cambria Math"/>
-          </w:rPr>
-          <m:t>=E</m:t>
+          <m:t>φ:=E</m:t>
         </m:r>
         <m:r>
           <m:rPr>
@@ -53411,7 +53330,7 @@
     <w:p>
       <w:r>
         <w:pict w14:anchorId="4BE92724">
-          <v:rect id="_x0000_i2459" style="width:0;height:1.5pt" o:hralign="center" o:hrstd="t" o:hr="t" fillcolor="#a0a0a0" stroked="f"/>
+          <v:rect id="_x0000_i1182" style="width:0;height:1.5pt" o:hralign="center" o:hrstd="t" o:hr="t" fillcolor="#a0a0a0" stroked="f"/>
         </w:pict>
       </w:r>
     </w:p>
@@ -53779,7 +53698,7 @@
     <w:p>
       <w:r>
         <w:pict w14:anchorId="077ED793">
-          <v:rect id="_x0000_i2460" style="width:0;height:1.5pt" o:hralign="center" o:hrstd="t" o:hr="t" fillcolor="#a0a0a0" stroked="f"/>
+          <v:rect id="_x0000_i1183" style="width:0;height:1.5pt" o:hralign="center" o:hrstd="t" o:hr="t" fillcolor="#a0a0a0" stroked="f"/>
         </w:pict>
       </w:r>
     </w:p>
@@ -53893,10 +53812,7 @@
           </m:sub>
         </m:sSub>
         <m:r>
-          <m:t>=</m:t>
-        </m:r>
-        <m:r>
-          <m:t>φ</m:t>
+          <m:t>=φ</m:t>
         </m:r>
         <m:d>
           <m:dPr>
@@ -54158,7 +54074,7 @@
     <w:p>
       <w:r>
         <w:pict w14:anchorId="0F9A49B7">
-          <v:rect id="_x0000_i2461" style="width:0;height:1.5pt" o:hralign="center" o:hrstd="t" o:hr="t" fillcolor="#a0a0a0" stroked="f"/>
+          <v:rect id="_x0000_i1184" style="width:0;height:1.5pt" o:hralign="center" o:hrstd="t" o:hr="t" fillcolor="#a0a0a0" stroked="f"/>
         </w:pict>
       </w:r>
     </w:p>
@@ -54263,22 +54179,7 @@
                     </m:dPr>
                     <m:e>
                       <m:r>
-                        <m:t>E</m:t>
-                      </m:r>
-                      <m:r>
-                        <m:t>∘</m:t>
-                      </m:r>
-                      <m:r>
-                        <m:t>M</m:t>
-                      </m:r>
-                      <m:r>
-                        <m:t>∘</m:t>
-                      </m:r>
-                      <m:r>
-                        <m:t>R</m:t>
-                      </m:r>
-                      <m:r>
-                        <m:t>∘</m:t>
+                        <m:t>E∘M∘R∘</m:t>
                       </m:r>
                       <m:r>
                         <w:rPr>
@@ -54473,7 +54374,2546 @@
     <w:p>
       <w:r>
         <w:pict w14:anchorId="0B9DE5BB">
-          <v:rect id="_x0000_i2462" style="width:0;height:1.5pt" o:hralign="center" o:hrstd="t" o:hr="t" fillcolor="#a0a0a0" stroked="f"/>
+          <v:rect id="_x0000_i1185" style="width:0;height:1.5pt" o:hralign="center" o:hrstd="t" o:hr="t" fillcolor="#a0a0a0" stroked="f"/>
+        </w:pict>
+      </w:r>
+    </w:p>
+    <w:p/>
+    <w:p>
+      <w:pPr>
+        <w:pStyle w:val="berschrift1"/>
+        <w:rPr>
+          <w:rFonts w:ascii="Calibri" w:hAnsi="Calibri"/>
+          <w:i/>
+        </w:rPr>
+      </w:pPr>
+      <w:r>
+        <w:t>(3.4.2.1)</w:t>
+      </w:r>
+    </w:p>
+    <w:p>
+      <w:pPr>
+        <w:pStyle w:val="FormelEinzeln"/>
+      </w:pPr>
+      <m:oMathPara>
+        <m:oMath>
+          <m:r>
+            <m:rPr>
+              <m:sty m:val="p"/>
+            </m:rPr>
+            <m:t>∥</m:t>
+          </m:r>
+          <m:r>
+            <m:rPr>
+              <m:sty m:val="p"/>
+            </m:rPr>
+            <w:rPr>
+              <w:rFonts w:cs="Calibri"/>
+            </w:rPr>
+            <m:t> </m:t>
+          </m:r>
+          <m:sSub>
+            <m:sSubPr>
+              <m:ctrlPr/>
+            </m:sSubPr>
+            <m:e>
+              <m:r>
+                <m:t>o</m:t>
+              </m:r>
+            </m:e>
+            <m:sub>
+              <m:r>
+                <m:t>n</m:t>
+              </m:r>
+            </m:sub>
+          </m:sSub>
+          <m:d>
+            <m:dPr>
+              <m:ctrlPr/>
+            </m:dPr>
+            <m:e>
+              <m:sSub>
+                <m:sSubPr>
+                  <m:ctrlPr/>
+                </m:sSubPr>
+                <m:e>
+                  <m:r>
+                    <m:t>s</m:t>
+                  </m:r>
+                </m:e>
+                <m:sub>
+                  <m:r>
+                    <m:rPr>
+                      <m:sty m:val="p"/>
+                    </m:rPr>
+                    <m:t>0</m:t>
+                  </m:r>
+                </m:sub>
+              </m:sSub>
+            </m:e>
+          </m:d>
+          <m:r>
+            <m:rPr>
+              <m:sty m:val="p"/>
+            </m:rPr>
+            <w:rPr>
+              <w:rFonts w:cs="Calibri"/>
+            </w:rPr>
+            <m:t> </m:t>
+          </m:r>
+          <m:r>
+            <m:rPr>
+              <m:sty m:val="p"/>
+            </m:rPr>
+            <m:t>∥&lt;</m:t>
+          </m:r>
+          <m:r>
+            <m:t>c</m:t>
+          </m:r>
+          <m:r>
+            <m:rPr>
+              <m:sty m:val="p"/>
+            </m:rPr>
+            <m:t>,∀</m:t>
+          </m:r>
+          <m:r>
+            <m:t>n</m:t>
+          </m:r>
+          <m:r>
+            <m:rPr>
+              <m:scr m:val="double-struck"/>
+              <m:sty m:val="p"/>
+            </m:rPr>
+            <m:t>∈N</m:t>
+          </m:r>
+        </m:oMath>
+      </m:oMathPara>
+    </w:p>
+    <w:p>
+      <w:pPr>
+        <w:pStyle w:val="berschrift2"/>
+      </w:pPr>
+      <w:r>
+        <w:t>Bedeutung der Notation</w:t>
+      </w:r>
+    </w:p>
+    <w:p>
+      <w:r>
+        <w:t>Dabei gilt:</w:t>
+      </w:r>
+    </w:p>
+    <w:p>
+      <w:pPr>
+        <w:pStyle w:val="Aufzhlung"/>
+      </w:pPr>
+      <m:oMath>
+        <m:sSub>
+          <m:sSubPr>
+            <m:ctrlPr>
+              <w:rPr>
+                <w:rFonts w:ascii="Cambria Math" w:hAnsi="Cambria Math"/>
+              </w:rPr>
+            </m:ctrlPr>
+          </m:sSubPr>
+          <m:e>
+            <m:r>
+              <w:rPr>
+                <w:rFonts w:ascii="Cambria Math" w:hAnsi="Cambria Math"/>
+              </w:rPr>
+              <m:t>s</m:t>
+            </m:r>
+          </m:e>
+          <m:sub>
+            <m:r>
+              <m:rPr>
+                <m:sty m:val="p"/>
+              </m:rPr>
+              <w:rPr>
+                <w:rFonts w:ascii="Cambria Math" w:hAnsi="Cambria Math"/>
+              </w:rPr>
+              <m:t>0</m:t>
+            </m:r>
+          </m:sub>
+        </m:sSub>
+        <m:r>
+          <m:rPr>
+            <m:sty m:val="p"/>
+          </m:rPr>
+          <w:rPr>
+            <w:rStyle w:val="katex-mathml"/>
+            <w:rFonts w:ascii="Cambria Math" w:hAnsi="Cambria Math" w:cs="Cambria Math"/>
+          </w:rPr>
+          <m:t>∈</m:t>
+        </m:r>
+        <m:r>
+          <m:rPr>
+            <m:sty m:val="p"/>
+          </m:rPr>
+          <w:rPr>
+            <w:rStyle w:val="katex-mathml"/>
+            <w:rFonts w:ascii="Cambria Math" w:hAnsi="Cambria Math"/>
+          </w:rPr>
+          <m:t>S</m:t>
+        </m:r>
+      </m:oMath>
+      <w:r>
+        <w:t xml:space="preserve"> ist ein </w:t>
+      </w:r>
+      <w:r>
+        <w:rPr>
+          <w:rStyle w:val="Fett"/>
+        </w:rPr>
+        <w:t>anfänglicher Zustand</w:t>
+      </w:r>
+      <w:r>
+        <w:t xml:space="preserve"> im in Kapitel 3 eingeführten Zustands- bzw. Bedeutungsraum.</w:t>
+      </w:r>
+    </w:p>
+    <w:p>
+      <w:pPr>
+        <w:pStyle w:val="Aufzhlung"/>
+      </w:pPr>
+      <m:oMath>
+        <m:sSub>
+          <m:sSubPr>
+            <m:ctrlPr>
+              <w:rPr>
+                <w:rFonts w:ascii="Cambria Math" w:eastAsia="Times New Roman" w:hAnsi="Cambria Math" w:cs="Times New Roman"/>
+              </w:rPr>
+            </m:ctrlPr>
+          </m:sSubPr>
+          <m:e>
+            <m:r>
+              <m:rPr>
+                <m:sty m:val="p"/>
+              </m:rPr>
+              <w:rPr>
+                <w:rFonts w:ascii="Cambria Math" w:hAnsi="Cambria Math"/>
+              </w:rPr>
+              <m:t>o</m:t>
+            </m:r>
+          </m:e>
+          <m:sub>
+            <m:r>
+              <w:rPr>
+                <w:rFonts w:ascii="Cambria Math" w:hAnsi="Cambria Math"/>
+              </w:rPr>
+              <m:t>n</m:t>
+            </m:r>
+          </m:sub>
+        </m:sSub>
+        <m:r>
+          <m:rPr>
+            <m:sty m:val="p"/>
+          </m:rPr>
+          <w:rPr>
+            <w:rFonts w:ascii="Cambria Math" w:hAnsi="Cambria Math" w:cs="Cambria Math"/>
+          </w:rPr>
+          <m:t>∈</m:t>
+        </m:r>
+        <m:sSup>
+          <m:sSupPr>
+            <m:ctrlPr>
+              <w:rPr>
+                <w:rStyle w:val="FormelAlleinZchn"/>
+                <w:rFonts w:eastAsia="Calibri"/>
+                <w:bCs/>
+                <w:i w:val="0"/>
+              </w:rPr>
+            </m:ctrlPr>
+          </m:sSupPr>
+          <m:e>
+            <m:r>
+              <m:rPr>
+                <m:scr m:val="script"/>
+                <m:sty m:val="p"/>
+              </m:rPr>
+              <w:rPr>
+                <w:rStyle w:val="FormelAlleinZchn"/>
+                <w:rFonts w:eastAsia="Calibri"/>
+              </w:rPr>
+              <m:t>O</m:t>
+            </m:r>
+          </m:e>
+          <m:sup>
+            <m:r>
+              <m:rPr>
+                <m:sty m:val="p"/>
+              </m:rPr>
+              <w:rPr>
+                <w:rStyle w:val="FormelAlleinZchn"/>
+                <w:rFonts w:eastAsia="Calibri"/>
+              </w:rPr>
+              <m:t>*</m:t>
+            </m:r>
+          </m:sup>
+        </m:sSup>
+      </m:oMath>
+      <w:r>
+        <w:t xml:space="preserve"> ist eine </w:t>
+      </w:r>
+      <w:r>
+        <w:rPr>
+          <w:rStyle w:val="Fett"/>
+        </w:rPr>
+        <w:t>Folge von Operatoren</w:t>
+      </w:r>
+      <w:r>
+        <w:t xml:space="preserve">, typischerweise definiert durch Iteration eines Basisoperators </w:t>
+      </w:r>
+      <m:oMath>
+        <m:r>
+          <m:rPr>
+            <m:sty m:val="p"/>
+          </m:rPr>
+          <w:rPr>
+            <w:rStyle w:val="katex-mathml"/>
+            <w:rFonts w:ascii="Cambria Math" w:hAnsi="Cambria Math"/>
+          </w:rPr>
+          <m:t>φ=E</m:t>
+        </m:r>
+        <m:r>
+          <m:rPr>
+            <m:sty m:val="p"/>
+          </m:rPr>
+          <w:rPr>
+            <w:rStyle w:val="katex-mathml"/>
+            <w:rFonts w:ascii="Cambria Math" w:hAnsi="Cambria Math" w:cs="Cambria Math"/>
+          </w:rPr>
+          <m:t>∘</m:t>
+        </m:r>
+        <m:r>
+          <m:rPr>
+            <m:sty m:val="p"/>
+          </m:rPr>
+          <w:rPr>
+            <w:rStyle w:val="katex-mathml"/>
+            <w:rFonts w:ascii="Cambria Math" w:hAnsi="Cambria Math"/>
+          </w:rPr>
+          <m:t>M</m:t>
+        </m:r>
+        <m:r>
+          <m:rPr>
+            <m:sty m:val="p"/>
+          </m:rPr>
+          <w:rPr>
+            <w:rStyle w:val="katex-mathml"/>
+            <w:rFonts w:ascii="Cambria Math" w:hAnsi="Cambria Math" w:cs="Cambria Math"/>
+          </w:rPr>
+          <m:t>∘</m:t>
+        </m:r>
+        <m:r>
+          <m:rPr>
+            <m:sty m:val="p"/>
+          </m:rPr>
+          <w:rPr>
+            <w:rStyle w:val="katex-mathml"/>
+            <w:rFonts w:ascii="Cambria Math" w:hAnsi="Cambria Math"/>
+          </w:rPr>
+          <m:t>R</m:t>
+        </m:r>
+        <m:r>
+          <m:rPr>
+            <m:sty m:val="p"/>
+          </m:rPr>
+          <w:rPr>
+            <w:rStyle w:val="katex-mathml"/>
+            <w:rFonts w:ascii="Cambria Math" w:hAnsi="Cambria Math" w:cs="Cambria Math"/>
+          </w:rPr>
+          <m:t>∘</m:t>
+        </m:r>
+        <m:r>
+          <m:rPr>
+            <m:sty m:val="p"/>
+          </m:rPr>
+          <w:rPr>
+            <w:rStyle w:val="katex-mathml"/>
+            <w:rFonts w:ascii="Cambria Math" w:hAnsi="Cambria Math"/>
+          </w:rPr>
+          <m:t>σ</m:t>
+        </m:r>
+      </m:oMath>
+      <w:r>
+        <w:t>.</w:t>
+      </w:r>
+    </w:p>
+    <w:p>
+      <w:pPr>
+        <w:pStyle w:val="Aufzhlung"/>
+      </w:pPr>
+      <m:oMath>
+        <m:r>
+          <m:rPr>
+            <m:sty m:val="bi"/>
+          </m:rPr>
+          <w:rPr>
+            <w:rStyle w:val="katex-mathml"/>
+            <w:rFonts w:ascii="Cambria Math" w:hAnsi="Cambria Math" w:cs="Cambria Math"/>
+          </w:rPr>
+          <m:t>∥⋅∥</m:t>
+        </m:r>
+      </m:oMath>
+      <w:r>
+        <w:t xml:space="preserve"> bezeichnet eine </w:t>
+      </w:r>
+      <w:r>
+        <w:rPr>
+          <w:rStyle w:val="Fett"/>
+        </w:rPr>
+        <w:t>Norm</w:t>
+      </w:r>
+      <w:r>
+        <w:t xml:space="preserve"> oder allgemeiner ein </w:t>
+      </w:r>
+      <w:r>
+        <w:rPr>
+          <w:rStyle w:val="Fett"/>
+        </w:rPr>
+        <w:t>Maß für Größe, Ausdehnung oder Komplexität</w:t>
+      </w:r>
+      <w:r>
+        <w:t xml:space="preserve"> eines Zustands im betrachteten Raum.</w:t>
+      </w:r>
+    </w:p>
+    <w:p>
+      <w:pPr>
+        <w:pStyle w:val="Aufzhlung"/>
+      </w:pPr>
+      <m:oMath>
+        <m:r>
+          <m:rPr>
+            <m:sty m:val="p"/>
+          </m:rPr>
+          <w:rPr>
+            <w:rStyle w:val="katex-mathml"/>
+            <w:rFonts w:ascii="Cambria Math" w:hAnsi="Cambria Math"/>
+          </w:rPr>
+          <m:t>c&gt;0</m:t>
+        </m:r>
+      </m:oMath>
+      <w:r>
+        <w:t xml:space="preserve"> ist eine </w:t>
+      </w:r>
+      <w:r>
+        <w:rPr>
+          <w:rStyle w:val="Fett"/>
+        </w:rPr>
+        <w:t>endliche Konstante</w:t>
+      </w:r>
+      <w:r>
+        <w:t>, die als obere Schranke dient.</w:t>
+      </w:r>
+    </w:p>
+    <w:p>
+      <w:r>
+        <w:t xml:space="preserve">Die Ungleichung fordert, dass alle </w:t>
+      </w:r>
+      <w:proofErr w:type="gramStart"/>
+      <w:r>
+        <w:t xml:space="preserve">durch </w:t>
+      </w:r>
+      <w:r>
+        <w:rPr>
+          <w:rStyle w:val="katex-mathml"/>
+        </w:rPr>
+        <w:t>o</w:t>
+      </w:r>
+      <w:r>
+        <w:rPr>
+          <w:rStyle w:val="katex-mathml"/>
+          <w:vertAlign w:val="subscript"/>
+        </w:rPr>
+        <w:t>n</w:t>
+      </w:r>
+      <w:r>
+        <w:rPr>
+          <w:rStyle w:val="vlist-s"/>
+        </w:rPr>
+        <w:t xml:space="preserve"> </w:t>
+      </w:r>
+      <w:r>
+        <w:rPr>
+          <w:rStyle w:val="vlist-s"/>
+        </w:rPr>
+        <w:t>​</w:t>
+      </w:r>
+      <w:r>
+        <w:t>erzeugten Zustände</w:t>
+      </w:r>
+      <w:proofErr w:type="gramEnd"/>
+      <w:r>
+        <w:t xml:space="preserve"> innerhalb eines beschränkten Bereichs des Zustandsraums verbleiben.</w:t>
+      </w:r>
+    </w:p>
+    <w:p>
+      <w:r>
+        <w:pict w14:anchorId="26104DA4">
+          <v:rect id="_x0000_i1186" style="width:0;height:1.5pt" o:hralign="center" o:hrstd="t" o:hr="t" fillcolor="#a0a0a0" stroked="f"/>
+        </w:pict>
+      </w:r>
+    </w:p>
+    <w:p>
+      <w:pPr>
+        <w:pStyle w:val="berschrift2"/>
+      </w:pPr>
+      <w:r>
+        <w:t>Interpretation</w:t>
+      </w:r>
+    </w:p>
+    <w:p>
+      <w:r>
+        <w:t>Mit d</w:t>
+      </w:r>
+      <w:r>
+        <w:t>ies</w:t>
+      </w:r>
+      <w:r>
+        <w:t>er Bedingung</w:t>
+      </w:r>
+      <w:r>
+        <w:t xml:space="preserve"> wird </w:t>
+      </w:r>
+      <w:r>
+        <w:t xml:space="preserve">eine </w:t>
+      </w:r>
+      <w:r>
+        <w:rPr>
+          <w:b/>
+          <w:bCs/>
+        </w:rPr>
+        <w:t>Beschränktheitsannahme</w:t>
+      </w:r>
+      <w:r>
+        <w:t xml:space="preserve"> für den iterativen Operatorprozess</w:t>
+      </w:r>
+      <w:r>
+        <w:t xml:space="preserve"> formuliert</w:t>
+      </w:r>
+      <w:r>
+        <w:t>.</w:t>
+      </w:r>
+    </w:p>
+    <w:p>
+      <w:r>
+        <w:t>Inhaltlich bedeutet dies:</w:t>
+      </w:r>
+    </w:p>
+    <w:p>
+      <w:pPr>
+        <w:pStyle w:val="Aufzhlung"/>
+      </w:pPr>
+      <w:r>
+        <w:t xml:space="preserve">Die wiederholte Anwendung der Operatoren führt </w:t>
+      </w:r>
+      <w:r>
+        <w:rPr>
+          <w:b/>
+          <w:bCs/>
+        </w:rPr>
+        <w:t>nicht zu einem unkontrollierten Anwachsen</w:t>
+      </w:r>
+      <w:r>
+        <w:t xml:space="preserve"> von Struktur, Bedeutung oder Komplexität.</w:t>
+      </w:r>
+    </w:p>
+    <w:p>
+      <w:pPr>
+        <w:pStyle w:val="Aufzhlung"/>
+      </w:pPr>
+      <w:r>
+        <w:t xml:space="preserve">Der Prozess bleibt innerhalb eines </w:t>
+      </w:r>
+      <w:r>
+        <w:rPr>
+          <w:b/>
+          <w:bCs/>
+        </w:rPr>
+        <w:t>stabilen funktionalen Rahmens</w:t>
+      </w:r>
+      <w:r>
+        <w:t>.</w:t>
+      </w:r>
+    </w:p>
+    <w:p>
+      <w:pPr>
+        <w:pStyle w:val="Aufzhlung"/>
+      </w:pPr>
+      <w:r>
+        <w:t xml:space="preserve">Iteration erzeugt Differenz und Struktur, jedoch </w:t>
+      </w:r>
+      <w:r>
+        <w:rPr>
+          <w:b/>
+          <w:bCs/>
+        </w:rPr>
+        <w:t>unter Wahrung systemischer Kohärenz</w:t>
+      </w:r>
+      <w:r>
+        <w:t>.</w:t>
+      </w:r>
+    </w:p>
+    <w:p>
+      <w:r>
+        <w:lastRenderedPageBreak/>
+        <w:t>Im Kontext von Kapitel 3 ist diese Bedingung zentral, um Grenzbildungen wie</w:t>
+      </w:r>
+    </w:p>
+    <w:p>
+      <w:pPr>
+        <w:pStyle w:val="FormelAllein"/>
+        <w:rPr>
+          <w:rFonts w:ascii="Times New Roman" w:hAnsi="Times New Roman"/>
+        </w:rPr>
+      </w:pPr>
+      <m:oMathPara>
+        <m:oMath>
+          <m:func>
+            <m:funcPr>
+              <m:ctrlPr/>
+            </m:funcPr>
+            <m:fName>
+              <m:limLow>
+                <m:limLowPr>
+                  <m:ctrlPr/>
+                </m:limLowPr>
+                <m:e>
+                  <m:r>
+                    <m:t>lim</m:t>
+                  </m:r>
+                </m:e>
+                <m:lim>
+                  <m:r>
+                    <m:t>n→∞</m:t>
+                  </m:r>
+                </m:lim>
+              </m:limLow>
+            </m:fName>
+            <m:e>
+              <m:sSub>
+                <m:sSubPr>
+                  <m:ctrlPr/>
+                </m:sSubPr>
+                <m:e>
+                  <m:r>
+                    <m:t>o</m:t>
+                  </m:r>
+                </m:e>
+                <m:sub>
+                  <m:r>
+                    <m:t>n</m:t>
+                  </m:r>
+                </m:sub>
+              </m:sSub>
+            </m:e>
+          </m:func>
+          <m:d>
+            <m:dPr>
+              <m:ctrlPr/>
+            </m:dPr>
+            <m:e>
+              <m:sSub>
+                <m:sSubPr>
+                  <m:ctrlPr/>
+                </m:sSubPr>
+                <m:e>
+                  <m:r>
+                    <m:t>s</m:t>
+                  </m:r>
+                </m:e>
+                <m:sub>
+                  <m:r>
+                    <m:t>0</m:t>
+                  </m:r>
+                </m:sub>
+              </m:sSub>
+            </m:e>
+          </m:d>
+        </m:oMath>
+      </m:oMathPara>
+    </w:p>
+    <w:p>
+      <w:pPr>
+        <w:spacing w:before="100" w:beforeAutospacing="1" w:after="100" w:afterAutospacing="1"/>
+      </w:pPr>
+      <w:r>
+        <w:t>überhaupt sinnvoll formulieren zu können. Beschränktheit fungiert hier als Voraussetzung</w:t>
+      </w:r>
+      <w:r>
+        <w:rPr>
+          <w:rFonts w:ascii="Times New Roman" w:hAnsi="Times New Roman"/>
+          <w:b/>
+          <w:bCs/>
+        </w:rPr>
+        <w:t xml:space="preserve"> </w:t>
+      </w:r>
+      <w:r>
+        <w:t>für Stabilisierung.</w:t>
+      </w:r>
+    </w:p>
+    <w:p>
+      <w:r>
+        <w:pict w14:anchorId="401A4EA9">
+          <v:rect id="_x0000_i1187" style="width:0;height:1.5pt" o:hralign="center" o:hrstd="t" o:hr="t" fillcolor="#a0a0a0" stroked="f"/>
+        </w:pict>
+      </w:r>
+    </w:p>
+    <w:p>
+      <w:pPr>
+        <w:pStyle w:val="berschrift2"/>
+      </w:pPr>
+      <w:r>
+        <w:t>Beispiel für die Bedeutung</w:t>
+      </w:r>
+    </w:p>
+    <w:p>
+      <w:pPr>
+        <w:pStyle w:val="berschrift4"/>
+      </w:pPr>
+      <w:r>
+        <w:t>Kontext: Stabilisierung funktionaler Raumvorstellungen</w:t>
+      </w:r>
+    </w:p>
+    <w:p>
+      <w:r>
+        <w:t xml:space="preserve">Sei </w:t>
+      </w:r>
+      <m:oMath>
+        <m:sSub>
+          <m:sSubPr>
+            <m:ctrlPr>
+              <w:rPr>
+                <w:rFonts w:ascii="Cambria Math" w:hAnsi="Cambria Math"/>
+              </w:rPr>
+            </m:ctrlPr>
+          </m:sSubPr>
+          <m:e>
+            <m:r>
+              <w:rPr>
+                <w:rFonts w:ascii="Cambria Math" w:hAnsi="Cambria Math"/>
+              </w:rPr>
+              <m:t>s</m:t>
+            </m:r>
+          </m:e>
+          <m:sub>
+            <m:r>
+              <m:rPr>
+                <m:sty m:val="p"/>
+              </m:rPr>
+              <w:rPr>
+                <w:rFonts w:ascii="Cambria Math" w:hAnsi="Cambria Math"/>
+              </w:rPr>
+              <m:t>0</m:t>
+            </m:r>
+          </m:sub>
+        </m:sSub>
+      </m:oMath>
+      <w:r>
+        <w:t>​ ein anfänglicher Bedeutungszustand.</w:t>
+      </w:r>
+    </w:p>
+    <w:p>
+      <w:r>
+        <w:t>Durch wiederholte Anwendung von</w:t>
+      </w:r>
+    </w:p>
+    <w:p>
+      <w:pPr>
+        <w:spacing w:after="0"/>
+        <w:rPr>
+          <w:rFonts w:ascii="Times New Roman" w:hAnsi="Times New Roman"/>
+        </w:rPr>
+      </w:pPr>
+      <m:oMathPara>
+        <m:oMath>
+          <m:sSub>
+            <m:sSubPr>
+              <m:ctrlPr>
+                <w:rPr>
+                  <w:rFonts w:ascii="Cambria Math" w:hAnsi="Cambria Math"/>
+                  <w:i/>
+                </w:rPr>
+              </m:ctrlPr>
+            </m:sSubPr>
+            <m:e>
+              <m:r>
+                <w:rPr>
+                  <w:rFonts w:ascii="Cambria Math" w:hAnsi="Cambria Math"/>
+                </w:rPr>
+                <m:t>o</m:t>
+              </m:r>
+            </m:e>
+            <m:sub>
+              <m:r>
+                <w:rPr>
+                  <w:rFonts w:ascii="Cambria Math" w:hAnsi="Cambria Math"/>
+                </w:rPr>
+                <m:t>n</m:t>
+              </m:r>
+            </m:sub>
+          </m:sSub>
+          <m:r>
+            <w:rPr>
+              <w:rFonts w:ascii="Cambria Math" w:hAnsi="Cambria Math"/>
+            </w:rPr>
+            <m:t>=</m:t>
+          </m:r>
+          <m:sSup>
+            <m:sSupPr>
+              <m:ctrlPr>
+                <w:rPr>
+                  <w:rFonts w:ascii="Cambria Math" w:hAnsi="Cambria Math"/>
+                  <w:i/>
+                </w:rPr>
+              </m:ctrlPr>
+            </m:sSupPr>
+            <m:e>
+              <m:r>
+                <w:rPr>
+                  <w:rFonts w:ascii="Cambria Math" w:hAnsi="Cambria Math"/>
+                </w:rPr>
+                <m:t>(E</m:t>
+              </m:r>
+              <m:r>
+                <w:rPr>
+                  <w:rFonts w:ascii="Cambria Math" w:hAnsi="Cambria Math" w:cs="Cambria Math"/>
+                </w:rPr>
+                <m:t>∘</m:t>
+              </m:r>
+              <m:r>
+                <w:rPr>
+                  <w:rFonts w:ascii="Cambria Math" w:hAnsi="Cambria Math"/>
+                </w:rPr>
+                <m:t>M</m:t>
+              </m:r>
+              <m:r>
+                <w:rPr>
+                  <w:rFonts w:ascii="Cambria Math" w:hAnsi="Cambria Math" w:cs="Cambria Math"/>
+                </w:rPr>
+                <m:t>∘</m:t>
+              </m:r>
+              <m:r>
+                <w:rPr>
+                  <w:rFonts w:ascii="Cambria Math" w:hAnsi="Cambria Math"/>
+                </w:rPr>
+                <m:t>R</m:t>
+              </m:r>
+              <m:r>
+                <w:rPr>
+                  <w:rFonts w:ascii="Cambria Math" w:hAnsi="Cambria Math" w:cs="Cambria Math"/>
+                </w:rPr>
+                <m:t>∘</m:t>
+              </m:r>
+              <m:r>
+                <w:rPr>
+                  <w:rFonts w:ascii="Cambria Math" w:hAnsi="Cambria Math"/>
+                </w:rPr>
+                <m:t>σ)</m:t>
+              </m:r>
+            </m:e>
+            <m:sup>
+              <m:r>
+                <w:rPr>
+                  <w:rFonts w:ascii="Cambria Math" w:hAnsi="Cambria Math"/>
+                </w:rPr>
+                <m:t>n</m:t>
+              </m:r>
+            </m:sup>
+          </m:sSup>
+          <m:r>
+            <w:rPr>
+              <w:rFonts w:ascii="Cambria Math" w:hAnsi="Cambria Math"/>
+            </w:rPr>
+            <m:t xml:space="preserve"> </m:t>
+          </m:r>
+        </m:oMath>
+      </m:oMathPara>
+    </w:p>
+    <w:p>
+      <w:r>
+        <w:t>entsteht eine Folge von Zuständen zunehmender Strukturierung.</w:t>
+      </w:r>
+    </w:p>
+    <w:p>
+      <w:r>
+        <w:t>Die Bedingung</w:t>
+      </w:r>
+    </w:p>
+    <w:p>
+      <w:pPr>
+        <w:pStyle w:val="FormelAllein"/>
+        <w:rPr>
+          <w:rFonts w:ascii="Times New Roman" w:hAnsi="Times New Roman"/>
+        </w:rPr>
+      </w:pPr>
+      <m:oMath>
+        <m:r>
+          <w:rPr>
+            <w:rFonts w:cs="Cambria Math"/>
+          </w:rPr>
+          <m:t>∥</m:t>
+        </m:r>
+        <m:sSub>
+          <m:sSubPr>
+            <m:ctrlPr/>
+          </m:sSubPr>
+          <m:e>
+            <m:r>
+              <m:t>o</m:t>
+            </m:r>
+          </m:e>
+          <m:sub>
+            <m:r>
+              <m:t>n</m:t>
+            </m:r>
+          </m:sub>
+        </m:sSub>
+        <m:d>
+          <m:dPr>
+            <m:ctrlPr/>
+          </m:dPr>
+          <m:e>
+            <m:sSub>
+              <m:sSubPr>
+                <m:ctrlPr/>
+              </m:sSubPr>
+              <m:e>
+                <m:r>
+                  <m:t>s</m:t>
+                </m:r>
+              </m:e>
+              <m:sub>
+                <m:r>
+                  <m:t>0</m:t>
+                </m:r>
+              </m:sub>
+            </m:sSub>
+          </m:e>
+        </m:d>
+        <m:r>
+          <w:rPr>
+            <w:rFonts w:cs="Cambria Math"/>
+          </w:rPr>
+          <m:t>∥</m:t>
+        </m:r>
+        <m:r>
+          <m:t>&lt;c</m:t>
+        </m:r>
+      </m:oMath>
+      <w:r>
+        <w:rPr>
+          <w:rFonts w:ascii="Times New Roman" w:hAnsi="Times New Roman"/>
+        </w:rPr>
+        <w:t xml:space="preserve"> </w:t>
+      </w:r>
+    </w:p>
+    <w:p>
+      <w:r>
+        <w:t>bedeutet in diesem Zusammenhang:</w:t>
+      </w:r>
+    </w:p>
+    <w:p>
+      <w:pPr>
+        <w:pStyle w:val="Aufzhlung"/>
+      </w:pPr>
+      <w:r>
+        <w:t>Die entstehenden Raum- und Bedeutungsstrukturen werden differenzierter,</w:t>
+      </w:r>
+    </w:p>
+    <w:p>
+      <w:pPr>
+        <w:pStyle w:val="Aufzhlung"/>
+      </w:pPr>
+      <w:r>
+        <w:t xml:space="preserve">überschreiten jedoch </w:t>
+      </w:r>
+      <w:r>
+        <w:rPr>
+          <w:b/>
+          <w:bCs/>
+        </w:rPr>
+        <w:t>keine maximale strukturelle Komplexität</w:t>
+      </w:r>
+      <w:r>
+        <w:t>, die für das System handhabbar ist.</w:t>
+      </w:r>
+    </w:p>
+    <w:p>
+      <w:pPr>
+        <w:pStyle w:val="Aufzhlung"/>
+      </w:pPr>
+      <w:r>
+        <w:t>Modelle bleiben integrierbar, Relationen konsistent, explizite Begriffe stabil.</w:t>
+      </w:r>
+    </w:p>
+    <w:p>
+      <w:r>
+        <w:t xml:space="preserve">Didaktisch lässt sich dies als Bedingung interpretieren, unter der Lernprozesse </w:t>
+      </w:r>
+      <w:r>
+        <w:rPr>
+          <w:b/>
+          <w:bCs/>
+        </w:rPr>
+        <w:t>nicht überfordern</w:t>
+      </w:r>
+      <w:r>
+        <w:t>, sondern zu konsolidierten Vorstellungen führen.</w:t>
+      </w:r>
+    </w:p>
+    <w:p>
+      <w:r>
+        <w:pict w14:anchorId="30F7E2B9">
+          <v:rect id="_x0000_i1188" style="width:0;height:1.5pt" o:hralign="center" o:hrstd="t" o:hr="t" fillcolor="#a0a0a0" stroked="f"/>
+        </w:pict>
+      </w:r>
+    </w:p>
+    <w:p>
+      <w:pPr>
+        <w:pStyle w:val="berschrift2"/>
+      </w:pPr>
+      <w:r>
+        <w:t>Zusammenfassung</w:t>
+      </w:r>
+    </w:p>
+    <w:p>
+      <w:pPr>
+        <w:pStyle w:val="Aufzhlung"/>
+      </w:pPr>
+      <w:r>
+        <w:t>Die Ungleichung</w:t>
+      </w:r>
+    </w:p>
+    <w:p>
+      <w:pPr>
+        <w:pStyle w:val="FormelAllein"/>
+      </w:pPr>
+      <m:oMathPara>
+        <m:oMath>
+          <m:r>
+            <m:t>∥</m:t>
+          </m:r>
+          <m:r>
+            <w:rPr>
+              <w:rFonts w:cs="Calibri"/>
+            </w:rPr>
+            <m:t> </m:t>
+          </m:r>
+          <m:sSub>
+            <m:sSubPr>
+              <m:ctrlPr/>
+            </m:sSubPr>
+            <m:e>
+              <m:r>
+                <m:t>o</m:t>
+              </m:r>
+            </m:e>
+            <m:sub>
+              <m:r>
+                <m:t>n</m:t>
+              </m:r>
+            </m:sub>
+          </m:sSub>
+          <m:d>
+            <m:dPr>
+              <m:ctrlPr/>
+            </m:dPr>
+            <m:e>
+              <m:sSub>
+                <m:sSubPr>
+                  <m:ctrlPr/>
+                </m:sSubPr>
+                <m:e>
+                  <m:r>
+                    <m:t>s</m:t>
+                  </m:r>
+                </m:e>
+                <m:sub>
+                  <m:r>
+                    <m:t>0</m:t>
+                  </m:r>
+                </m:sub>
+              </m:sSub>
+            </m:e>
+          </m:d>
+          <m:r>
+            <w:rPr>
+              <w:rFonts w:cs="Calibri"/>
+            </w:rPr>
+            <m:t> </m:t>
+          </m:r>
+          <m:r>
+            <m:t>∥&lt;</m:t>
+          </m:r>
+          <m:r>
+            <m:t>c</m:t>
+          </m:r>
+          <m:r>
+            <m:t>,∀</m:t>
+          </m:r>
+          <m:r>
+            <m:t>n</m:t>
+          </m:r>
+          <m:r>
+            <m:rPr>
+              <m:scr m:val="double-struck"/>
+            </m:rPr>
+            <m:t>∈N</m:t>
+          </m:r>
+        </m:oMath>
+      </m:oMathPara>
+    </w:p>
+    <w:p>
+      <w:pPr>
+        <w:pStyle w:val="Aufzhlung"/>
+        <w:numPr>
+          <w:ilvl w:val="0"/>
+          <w:numId w:val="0"/>
+        </w:numPr>
+        <w:ind w:left="714"/>
+      </w:pPr>
+      <w:r>
+        <w:t xml:space="preserve">beschreibt eine </w:t>
+      </w:r>
+      <w:r>
+        <w:rPr>
+          <w:b/>
+          <w:bCs/>
+        </w:rPr>
+        <w:t>globale Beschränktheit</w:t>
+      </w:r>
+      <w:r>
+        <w:t xml:space="preserve"> der iterativen Operatorwirkung.</w:t>
+      </w:r>
+    </w:p>
+    <w:p>
+      <w:pPr>
+        <w:pStyle w:val="Aufzhlung"/>
+      </w:pPr>
+      <w:r>
+        <w:t xml:space="preserve">Sie sichert, dass iterative Strukturgenese </w:t>
+      </w:r>
+      <w:r>
+        <w:rPr>
+          <w:b/>
+          <w:bCs/>
+        </w:rPr>
+        <w:t>nicht divergiert</w:t>
+      </w:r>
+      <w:r>
+        <w:t>.</w:t>
+      </w:r>
+    </w:p>
+    <w:p>
+      <w:pPr>
+        <w:pStyle w:val="Aufzhlung"/>
+      </w:pPr>
+      <w:r>
+        <w:t xml:space="preserve">Beschränktheit ist eine </w:t>
+      </w:r>
+      <w:r>
+        <w:rPr>
+          <w:b/>
+          <w:bCs/>
+        </w:rPr>
+        <w:t>notwendige Voraussetzung</w:t>
+      </w:r>
+      <w:r>
+        <w:t xml:space="preserve"> für Konvergenz und </w:t>
+      </w:r>
+      <w:proofErr w:type="spellStart"/>
+      <w:r>
+        <w:t>Attraktorbildung</w:t>
+      </w:r>
+      <w:proofErr w:type="spellEnd"/>
+      <w:r>
+        <w:t>.</w:t>
+      </w:r>
+    </w:p>
+    <w:p>
+      <w:pPr>
+        <w:pStyle w:val="Aufzhlung"/>
+      </w:pPr>
+      <w:r>
+        <w:t>In Kapitel 3 legitimiert diese Bedingung:</w:t>
+      </w:r>
+    </w:p>
+    <w:p>
+      <w:pPr>
+        <w:pStyle w:val="Aufzhlung"/>
+        <w:numPr>
+          <w:ilvl w:val="1"/>
+          <w:numId w:val="1"/>
+        </w:numPr>
+      </w:pPr>
+      <w:r>
+        <w:t xml:space="preserve">die Einführung von Grenzoperatoren </w:t>
+      </w:r>
+      <m:oMath>
+        <m:sSub>
+          <m:sSubPr>
+            <m:ctrlPr>
+              <w:rPr>
+                <w:rFonts w:ascii="Cambria Math" w:hAnsi="Cambria Math"/>
+              </w:rPr>
+            </m:ctrlPr>
+          </m:sSubPr>
+          <m:e>
+            <m:r>
+              <w:rPr>
+                <w:rFonts w:ascii="Cambria Math" w:hAnsi="Cambria Math"/>
+              </w:rPr>
+              <m:t>o</m:t>
+            </m:r>
+          </m:e>
+          <m:sub>
+            <m:r>
+              <m:rPr>
+                <m:sty m:val="p"/>
+              </m:rPr>
+              <w:rPr>
+                <w:rFonts w:ascii="Cambria Math" w:hAnsi="Cambria Math"/>
+              </w:rPr>
+              <m:t>∞</m:t>
+            </m:r>
+          </m:sub>
+        </m:sSub>
+      </m:oMath>
+      <w:r>
+        <w:t>,</w:t>
+      </w:r>
+    </w:p>
+    <w:p>
+      <w:pPr>
+        <w:pStyle w:val="Aufzhlung"/>
+        <w:numPr>
+          <w:ilvl w:val="1"/>
+          <w:numId w:val="1"/>
+        </w:numPr>
+      </w:pPr>
+      <w:r>
+        <w:t>die Rede von stabilen Strukturen,</w:t>
+      </w:r>
+    </w:p>
+    <w:p>
+      <w:pPr>
+        <w:pStyle w:val="Aufzhlung"/>
+        <w:numPr>
+          <w:ilvl w:val="1"/>
+          <w:numId w:val="1"/>
+        </w:numPr>
+      </w:pPr>
+      <w:r>
+        <w:t>und die Verbindung von Prozess und Kohärenz.</w:t>
+      </w:r>
+    </w:p>
+    <w:p>
+      <w:pPr>
+        <w:pStyle w:val="Aufzhlung"/>
+      </w:pPr>
+      <w:r>
+        <w:t>Damit fungiert die Ungleichung als Stabilitätsbedingung funktionaler Prozesse.</w:t>
+      </w:r>
+    </w:p>
+    <w:p/>
+    <w:p>
+      <w:r>
+        <w:pict w14:anchorId="6889CC40">
+          <v:rect id="_x0000_i1189" style="width:0;height:1.5pt" o:hralign="center" o:hrstd="t" o:hr="t" fillcolor="#a0a0a0" stroked="f"/>
+        </w:pict>
+      </w:r>
+    </w:p>
+    <w:p>
+      <w:pPr>
+        <w:pStyle w:val="berschrift1"/>
+        <w:rPr>
+          <w:rFonts w:ascii="Calibri" w:hAnsi="Calibri"/>
+          <w:i/>
+        </w:rPr>
+      </w:pPr>
+      <w:r>
+        <w:t>(3.4.2.2)</w:t>
+      </w:r>
+    </w:p>
+    <w:p>
+      <w:pPr>
+        <w:pStyle w:val="FormelEinzeln"/>
+      </w:pPr>
+      <m:oMathPara>
+        <m:oMath>
+          <m:r>
+            <m:t>f</m:t>
+          </m:r>
+          <m:r>
+            <m:rPr>
+              <m:sty m:val="p"/>
+            </m:rPr>
+            <m:t>(</m:t>
+          </m:r>
+          <m:sSub>
+            <m:sSubPr>
+              <m:ctrlPr/>
+            </m:sSubPr>
+            <m:e>
+              <m:r>
+                <m:t>o</m:t>
+              </m:r>
+            </m:e>
+            <m:sub>
+              <m:r>
+                <m:t>n</m:t>
+              </m:r>
+              <m:r>
+                <m:rPr>
+                  <m:sty m:val="p"/>
+                </m:rPr>
+                <m:t>+1</m:t>
+              </m:r>
+            </m:sub>
+          </m:sSub>
+          <m:r>
+            <m:rPr>
+              <m:sty m:val="p"/>
+            </m:rPr>
+            <m:t>(</m:t>
+          </m:r>
+          <m:sSub>
+            <m:sSubPr>
+              <m:ctrlPr/>
+            </m:sSubPr>
+            <m:e>
+              <m:r>
+                <m:t>s</m:t>
+              </m:r>
+            </m:e>
+            <m:sub>
+              <m:r>
+                <m:rPr>
+                  <m:sty m:val="p"/>
+                </m:rPr>
+                <m:t>0</m:t>
+              </m:r>
+            </m:sub>
+          </m:sSub>
+          <m:r>
+            <m:rPr>
+              <m:sty m:val="p"/>
+            </m:rPr>
+            <m:t>))≥</m:t>
+          </m:r>
+          <m:r>
+            <m:t>f</m:t>
+          </m:r>
+          <m:r>
+            <m:rPr>
+              <m:sty m:val="p"/>
+            </m:rPr>
+            <m:t>(</m:t>
+          </m:r>
+          <m:sSub>
+            <m:sSubPr>
+              <m:ctrlPr/>
+            </m:sSubPr>
+            <m:e>
+              <m:r>
+                <m:t>o</m:t>
+              </m:r>
+            </m:e>
+            <m:sub>
+              <m:r>
+                <m:t>n</m:t>
+              </m:r>
+            </m:sub>
+          </m:sSub>
+          <m:r>
+            <m:rPr>
+              <m:sty m:val="p"/>
+            </m:rPr>
+            <m:t>(</m:t>
+          </m:r>
+          <m:sSub>
+            <m:sSubPr>
+              <m:ctrlPr/>
+            </m:sSubPr>
+            <m:e>
+              <m:r>
+                <m:t>s</m:t>
+              </m:r>
+            </m:e>
+            <m:sub>
+              <m:r>
+                <m:rPr>
+                  <m:sty m:val="p"/>
+                </m:rPr>
+                <m:t>0</m:t>
+              </m:r>
+            </m:sub>
+          </m:sSub>
+          <m:r>
+            <m:rPr>
+              <m:sty m:val="p"/>
+            </m:rPr>
+            <m:t>))</m:t>
+          </m:r>
+        </m:oMath>
+      </m:oMathPara>
+    </w:p>
+    <w:p>
+      <w:pPr>
+        <w:pStyle w:val="berschrift2"/>
+      </w:pPr>
+      <w:r>
+        <w:t>Bedeutung der Notation</w:t>
+      </w:r>
+    </w:p>
+    <w:p>
+      <w:r>
+        <w:t>Dabei gilt:</w:t>
+      </w:r>
+    </w:p>
+    <w:p>
+      <w:pPr>
+        <w:pStyle w:val="Aufzhlung"/>
+      </w:pPr>
+      <m:oMath>
+        <m:sSub>
+          <m:sSubPr>
+            <m:ctrlPr>
+              <w:rPr>
+                <w:rFonts w:ascii="Cambria Math" w:hAnsi="Cambria Math"/>
+              </w:rPr>
+            </m:ctrlPr>
+          </m:sSubPr>
+          <m:e>
+            <m:r>
+              <w:rPr>
+                <w:rFonts w:ascii="Cambria Math" w:hAnsi="Cambria Math"/>
+              </w:rPr>
+              <m:t>s</m:t>
+            </m:r>
+          </m:e>
+          <m:sub>
+            <m:r>
+              <m:rPr>
+                <m:sty m:val="p"/>
+              </m:rPr>
+              <w:rPr>
+                <w:rFonts w:ascii="Cambria Math" w:hAnsi="Cambria Math"/>
+              </w:rPr>
+              <m:t>0</m:t>
+            </m:r>
+          </m:sub>
+        </m:sSub>
+        <m:r>
+          <m:rPr>
+            <m:sty m:val="p"/>
+          </m:rPr>
+          <w:rPr>
+            <w:rStyle w:val="katex-mathml"/>
+            <w:rFonts w:ascii="Cambria Math" w:hAnsi="Cambria Math" w:cs="Cambria Math"/>
+          </w:rPr>
+          <m:t>∈</m:t>
+        </m:r>
+        <m:r>
+          <m:rPr>
+            <m:sty m:val="p"/>
+          </m:rPr>
+          <w:rPr>
+            <w:rStyle w:val="katex-mathml"/>
+            <w:rFonts w:ascii="Cambria Math" w:hAnsi="Cambria Math"/>
+          </w:rPr>
+          <m:t>S</m:t>
+        </m:r>
+      </m:oMath>
+      <w:r>
+        <w:t xml:space="preserve"> ist ein </w:t>
+      </w:r>
+      <w:r>
+        <w:rPr>
+          <w:b/>
+          <w:bCs/>
+        </w:rPr>
+        <w:t>anfänglicher Zustand</w:t>
+      </w:r>
+      <w:r>
+        <w:t xml:space="preserve"> im in Kapitel 3 eingeführten Zustands- bzw. Bedeutungsraum.</w:t>
+      </w:r>
+    </w:p>
+    <w:p>
+      <w:pPr>
+        <w:pStyle w:val="Aufzhlung"/>
+      </w:pPr>
+      <m:oMath>
+        <m:sSub>
+          <m:sSubPr>
+            <m:ctrlPr>
+              <w:rPr>
+                <w:rFonts w:ascii="Cambria Math" w:eastAsia="Times New Roman" w:hAnsi="Cambria Math" w:cs="Times New Roman"/>
+              </w:rPr>
+            </m:ctrlPr>
+          </m:sSubPr>
+          <m:e>
+            <m:r>
+              <m:rPr>
+                <m:sty m:val="p"/>
+              </m:rPr>
+              <w:rPr>
+                <w:rFonts w:ascii="Cambria Math" w:hAnsi="Cambria Math"/>
+              </w:rPr>
+              <m:t>o</m:t>
+            </m:r>
+          </m:e>
+          <m:sub>
+            <m:r>
+              <w:rPr>
+                <w:rFonts w:ascii="Cambria Math" w:hAnsi="Cambria Math"/>
+              </w:rPr>
+              <m:t>n</m:t>
+            </m:r>
+          </m:sub>
+        </m:sSub>
+        <m:r>
+          <m:rPr>
+            <m:sty m:val="p"/>
+          </m:rPr>
+          <w:rPr>
+            <w:rFonts w:ascii="Cambria Math" w:hAnsi="Cambria Math" w:cs="Cambria Math"/>
+          </w:rPr>
+          <m:t>,</m:t>
+        </m:r>
+        <m:sSub>
+          <m:sSubPr>
+            <m:ctrlPr>
+              <w:rPr>
+                <w:rFonts w:ascii="Cambria Math" w:eastAsia="Times New Roman" w:hAnsi="Cambria Math" w:cs="Times New Roman"/>
+              </w:rPr>
+            </m:ctrlPr>
+          </m:sSubPr>
+          <m:e>
+            <m:r>
+              <m:rPr>
+                <m:sty m:val="p"/>
+              </m:rPr>
+              <w:rPr>
+                <w:rFonts w:ascii="Cambria Math" w:hAnsi="Cambria Math"/>
+              </w:rPr>
+              <m:t>o</m:t>
+            </m:r>
+          </m:e>
+          <m:sub>
+            <m:r>
+              <w:rPr>
+                <w:rFonts w:ascii="Cambria Math" w:hAnsi="Cambria Math"/>
+              </w:rPr>
+              <m:t>n</m:t>
+            </m:r>
+            <m:r>
+              <w:rPr>
+                <w:rFonts w:ascii="Cambria Math" w:hAnsi="Cambria Math"/>
+              </w:rPr>
+              <m:t>+1</m:t>
+            </m:r>
+          </m:sub>
+        </m:sSub>
+        <m:r>
+          <m:rPr>
+            <m:sty m:val="p"/>
+          </m:rPr>
+          <w:rPr>
+            <w:rFonts w:ascii="Cambria Math" w:hAnsi="Cambria Math" w:cs="Cambria Math"/>
+          </w:rPr>
+          <m:t>∈</m:t>
+        </m:r>
+        <m:sSup>
+          <m:sSupPr>
+            <m:ctrlPr>
+              <w:rPr>
+                <w:rStyle w:val="FormelAlleinZchn"/>
+                <w:rFonts w:eastAsia="Calibri"/>
+                <w:bCs/>
+                <w:i w:val="0"/>
+              </w:rPr>
+            </m:ctrlPr>
+          </m:sSupPr>
+          <m:e>
+            <m:r>
+              <m:rPr>
+                <m:scr m:val="script"/>
+                <m:sty m:val="p"/>
+              </m:rPr>
+              <w:rPr>
+                <w:rStyle w:val="FormelAlleinZchn"/>
+                <w:rFonts w:eastAsia="Calibri"/>
+              </w:rPr>
+              <m:t>O</m:t>
+            </m:r>
+          </m:e>
+          <m:sup>
+            <m:r>
+              <m:rPr>
+                <m:sty m:val="p"/>
+              </m:rPr>
+              <w:rPr>
+                <w:rStyle w:val="FormelAlleinZchn"/>
+                <w:rFonts w:eastAsia="Calibri"/>
+              </w:rPr>
+              <m:t>*</m:t>
+            </m:r>
+          </m:sup>
+        </m:sSup>
+      </m:oMath>
+      <w:r>
+        <w:t xml:space="preserve"> sind aufeinanderfolgende </w:t>
+      </w:r>
+      <w:r>
+        <w:rPr>
+          <w:b/>
+          <w:bCs/>
+        </w:rPr>
+        <w:t>iterierte Operatoren</w:t>
+      </w:r>
+      <w:r>
+        <w:t>, typischerweise definiert durch</w:t>
+      </w:r>
+    </w:p>
+    <w:p>
+      <w:pPr>
+        <w:pStyle w:val="Aufzhlung"/>
+      </w:pPr>
+      <m:oMath>
+        <m:r>
+          <w:rPr>
+            <w:rFonts w:ascii="Cambria Math" w:hAnsi="Cambria Math"/>
+          </w:rPr>
+          <m:t>on=</m:t>
+        </m:r>
+        <m:sSup>
+          <m:sSupPr>
+            <m:ctrlPr>
+              <w:rPr>
+                <w:rFonts w:ascii="Cambria Math" w:hAnsi="Cambria Math"/>
+                <w:i/>
+              </w:rPr>
+            </m:ctrlPr>
+          </m:sSupPr>
+          <m:e>
+            <m:r>
+              <w:rPr>
+                <w:rFonts w:ascii="Cambria Math" w:hAnsi="Cambria Math"/>
+              </w:rPr>
+              <m:t>φ</m:t>
+            </m:r>
+          </m:e>
+          <m:sup>
+            <m:r>
+              <w:rPr>
+                <w:rFonts w:ascii="Cambria Math" w:hAnsi="Cambria Math"/>
+              </w:rPr>
+              <m:t>n</m:t>
+            </m:r>
+          </m:sup>
+        </m:sSup>
+        <m:r>
+          <w:rPr>
+            <w:rFonts w:ascii="Cambria Math" w:hAnsi="Cambria Math"/>
+          </w:rPr>
+          <m:t>,φ=E</m:t>
+        </m:r>
+        <m:r>
+          <w:rPr>
+            <w:rFonts w:ascii="Cambria Math" w:hAnsi="Cambria Math" w:cs="Cambria Math"/>
+          </w:rPr>
+          <m:t>∘</m:t>
+        </m:r>
+        <m:r>
+          <w:rPr>
+            <w:rFonts w:ascii="Cambria Math" w:hAnsi="Cambria Math"/>
+          </w:rPr>
+          <m:t>M</m:t>
+        </m:r>
+        <m:r>
+          <w:rPr>
+            <w:rFonts w:ascii="Cambria Math" w:hAnsi="Cambria Math" w:cs="Cambria Math"/>
+          </w:rPr>
+          <m:t>∘</m:t>
+        </m:r>
+        <m:r>
+          <w:rPr>
+            <w:rFonts w:ascii="Cambria Math" w:hAnsi="Cambria Math"/>
+          </w:rPr>
+          <m:t>R</m:t>
+        </m:r>
+        <m:r>
+          <w:rPr>
+            <w:rFonts w:ascii="Cambria Math" w:hAnsi="Cambria Math" w:cs="Cambria Math"/>
+          </w:rPr>
+          <m:t>∘</m:t>
+        </m:r>
+        <m:r>
+          <w:rPr>
+            <w:rFonts w:ascii="Cambria Math" w:hAnsi="Cambria Math"/>
+          </w:rPr>
+          <m:t>σ.</m:t>
+        </m:r>
+      </m:oMath>
+      <w:r>
+        <w:t xml:space="preserve"> </w:t>
+      </w:r>
+    </w:p>
+    <w:p>
+      <w:pPr>
+        <w:pStyle w:val="Aufzhlung"/>
+      </w:pPr>
+      <m:oMath>
+        <m:r>
+          <w:rPr>
+            <w:rFonts w:ascii="Cambria Math" w:hAnsi="Cambria Math"/>
+          </w:rPr>
+          <m:t>f:S→R</m:t>
+        </m:r>
+      </m:oMath>
+      <w:r>
+        <w:t xml:space="preserve"> ist eine </w:t>
+      </w:r>
+      <w:r>
+        <w:rPr>
+          <w:b/>
+          <w:bCs/>
+        </w:rPr>
+        <w:t>Bewertungs-, Ordnungs- oder Maßfunktion</w:t>
+      </w:r>
+      <w:r>
+        <w:t xml:space="preserve"> auf dem Zustandsraum.</w:t>
+      </w:r>
+    </w:p>
+    <w:p>
+      <w:pPr>
+        <w:pStyle w:val="Aufzhlung"/>
+      </w:pPr>
+      <w:r>
+        <w:t xml:space="preserve">Die Ungleichung fordert, dass der </w:t>
+      </w:r>
+      <w:proofErr w:type="gramStart"/>
+      <w:r>
+        <w:t>durch f gemessene Wert</w:t>
+      </w:r>
+      <w:proofErr w:type="gramEnd"/>
+      <w:r>
+        <w:t xml:space="preserve"> </w:t>
+      </w:r>
+      <w:r>
+        <w:rPr>
+          <w:b/>
+          <w:bCs/>
+        </w:rPr>
+        <w:t>nicht abnimmt</w:t>
+      </w:r>
+      <w:r>
+        <w:t>, wenn der Prozess fortschreitet.</w:t>
+      </w:r>
+    </w:p>
+    <w:p>
+      <w:pPr>
+        <w:pStyle w:val="Aufzhlung"/>
+      </w:pPr>
+      <w:r>
+        <w:pict w14:anchorId="47BA3771">
+          <v:rect id="_x0000_i1191" style="width:0;height:1.5pt" o:hralign="center" o:hrstd="t" o:hr="t" fillcolor="#a0a0a0" stroked="f"/>
+        </w:pict>
+      </w:r>
+    </w:p>
+    <w:p>
+      <w:pPr>
+        <w:pStyle w:val="berschrift2"/>
+      </w:pPr>
+      <w:r>
+        <w:t>Interpretation</w:t>
+      </w:r>
+    </w:p>
+    <w:p>
+      <w:r>
+        <w:t>Die</w:t>
+      </w:r>
+      <w:r>
+        <w:t xml:space="preserve"> Ungleichung</w:t>
+      </w:r>
+      <w:r>
+        <w:t xml:space="preserve"> </w:t>
+      </w:r>
+      <w:r>
+        <w:t>formulier</w:t>
+      </w:r>
+      <w:r>
+        <w:t>t</w:t>
+      </w:r>
+      <w:r>
+        <w:t xml:space="preserve"> eine </w:t>
+      </w:r>
+      <w:proofErr w:type="spellStart"/>
+      <w:r>
+        <w:rPr>
+          <w:b/>
+          <w:bCs/>
+        </w:rPr>
+        <w:t>Monotoniebedingung</w:t>
+      </w:r>
+      <w:proofErr w:type="spellEnd"/>
+      <w:r>
+        <w:t xml:space="preserve"> für den iterativen Prozess.</w:t>
+      </w:r>
+    </w:p>
+    <w:p>
+      <w:r>
+        <w:t>Inhaltlich bedeutet dies:</w:t>
+      </w:r>
+    </w:p>
+    <w:p>
+      <w:pPr>
+        <w:pStyle w:val="Aufzhlung"/>
+      </w:pPr>
+      <w:r>
+        <w:t xml:space="preserve">Jede weitere Anwendung des Operators verschlechtert den Zustand </w:t>
+      </w:r>
+      <w:r>
+        <w:rPr>
+          <w:b/>
+          <w:bCs/>
+        </w:rPr>
+        <w:t>nicht</w:t>
+      </w:r>
+      <w:r>
+        <w:t xml:space="preserve"> im Sinne der gewählten Bewertungsfunktion.</w:t>
+      </w:r>
+    </w:p>
+    <w:p>
+      <w:pPr>
+        <w:pStyle w:val="Aufzhlung"/>
+      </w:pPr>
+      <w:r>
+        <w:t xml:space="preserve">Der Prozess besitzt eine </w:t>
+      </w:r>
+      <w:r>
+        <w:rPr>
+          <w:b/>
+          <w:bCs/>
+        </w:rPr>
+        <w:t>gerichtete Entwicklung</w:t>
+      </w:r>
+      <w:r>
+        <w:t>, etwa in Richtung größerer Kohärenz, höherer Explizitheit oder stabilerer Struktur.</w:t>
+      </w:r>
+    </w:p>
+    <w:p>
+      <w:pPr>
+        <w:pStyle w:val="Aufzhlung"/>
+      </w:pPr>
+      <w:r>
+        <w:t>Rückschritte sind im Rahmen der gewählten Bewertung ausgeschlossen.</w:t>
+      </w:r>
+    </w:p>
+    <w:p>
+      <w:r>
+        <w:t xml:space="preserve">Im Kontext von Kapitel 3 beschreibt diese Bedingung </w:t>
+      </w:r>
+      <w:r>
+        <w:rPr>
+          <w:b/>
+          <w:bCs/>
+        </w:rPr>
+        <w:t>keine Optimierung im engen Sinn</w:t>
+      </w:r>
+      <w:r>
+        <w:t xml:space="preserve">, sondern eine </w:t>
+      </w:r>
+      <w:proofErr w:type="spellStart"/>
+      <w:r>
+        <w:rPr>
+          <w:b/>
+          <w:bCs/>
+        </w:rPr>
+        <w:t>strukturielle</w:t>
+      </w:r>
+      <w:proofErr w:type="spellEnd"/>
+      <w:r>
+        <w:rPr>
+          <w:b/>
+          <w:bCs/>
+        </w:rPr>
+        <w:t xml:space="preserve"> Ordnungszunahme</w:t>
+      </w:r>
+      <w:r>
+        <w:t xml:space="preserve"> entlang der Iteration.</w:t>
+      </w:r>
+    </w:p>
+    <w:p>
+      <w:r>
+        <w:pict w14:anchorId="162AB62C">
+          <v:rect id="_x0000_i1192" style="width:0;height:1.5pt" o:hralign="center" o:hrstd="t" o:hr="t" fillcolor="#a0a0a0" stroked="f"/>
+        </w:pict>
+      </w:r>
+    </w:p>
+    <w:p>
+      <w:pPr>
+        <w:pStyle w:val="berschrift2"/>
+      </w:pPr>
+      <w:r>
+        <w:t>Beispiel für die Bedeutung</w:t>
+      </w:r>
+    </w:p>
+    <w:p>
+      <w:pPr>
+        <w:pStyle w:val="berschrift4"/>
+      </w:pPr>
+      <w:r>
+        <w:t>Kontext: Zunehmende Explikation funktionaler Raumstrukturen</w:t>
+      </w:r>
+    </w:p>
+    <w:p>
+      <w:r>
+        <w:t xml:space="preserve">Sei </w:t>
+      </w:r>
+      <m:oMath>
+        <m:sSub>
+          <m:sSubPr>
+            <m:ctrlPr>
+              <w:rPr>
+                <w:rFonts w:ascii="Cambria Math" w:hAnsi="Cambria Math"/>
+              </w:rPr>
+            </m:ctrlPr>
+          </m:sSubPr>
+          <m:e>
+            <m:r>
+              <w:rPr>
+                <w:rFonts w:ascii="Cambria Math" w:hAnsi="Cambria Math"/>
+              </w:rPr>
+              <m:t>s</m:t>
+            </m:r>
+          </m:e>
+          <m:sub>
+            <m:r>
+              <m:rPr>
+                <m:sty m:val="p"/>
+              </m:rPr>
+              <w:rPr>
+                <w:rFonts w:ascii="Cambria Math" w:hAnsi="Cambria Math"/>
+              </w:rPr>
+              <m:t>0</m:t>
+            </m:r>
+          </m:sub>
+        </m:sSub>
+      </m:oMath>
+      <w:r>
+        <w:t>​ ein anfänglicher Zustand mit impliziten Raumunterscheidungen.</w:t>
+      </w:r>
+    </w:p>
+    <w:p>
+      <w:r>
+        <w:t xml:space="preserve">Sei </w:t>
+      </w:r>
+      <m:oMath>
+        <m:r>
+          <w:rPr>
+            <w:rFonts w:ascii="Cambria Math" w:hAnsi="Cambria Math"/>
+          </w:rPr>
+          <m:t>f(s)</m:t>
+        </m:r>
+      </m:oMath>
+      <w:r>
+        <w:t xml:space="preserve"> ein Maß für den </w:t>
+      </w:r>
+      <w:r>
+        <w:rPr>
+          <w:b/>
+          <w:bCs/>
+        </w:rPr>
+        <w:t>Grad der Explizitheit oder strukturellen Kohärenz</w:t>
+      </w:r>
+      <w:r>
+        <w:t xml:space="preserve"> eines Zustands.</w:t>
+      </w:r>
+    </w:p>
+    <w:p>
+      <w:r>
+        <w:t>Dann bedeutet:</w:t>
+      </w:r>
+    </w:p>
+    <w:p>
+      <w:pPr>
+        <w:pStyle w:val="FormelAllein"/>
+      </w:pPr>
+      <m:oMathPara>
+        <m:oMath>
+          <m:r>
+            <w:lastRenderedPageBreak/>
+            <m:t>f</m:t>
+          </m:r>
+          <m:r>
+            <m:t>(</m:t>
+          </m:r>
+          <m:sSub>
+            <m:sSubPr>
+              <m:ctrlPr/>
+            </m:sSubPr>
+            <m:e>
+              <m:r>
+                <m:t>o</m:t>
+              </m:r>
+            </m:e>
+            <m:sub>
+              <m:r>
+                <m:t>n</m:t>
+              </m:r>
+              <m:r>
+                <m:t>+1</m:t>
+              </m:r>
+            </m:sub>
+          </m:sSub>
+          <m:r>
+            <m:t>(</m:t>
+          </m:r>
+          <m:sSub>
+            <m:sSubPr>
+              <m:ctrlPr/>
+            </m:sSubPr>
+            <m:e>
+              <m:r>
+                <m:t>s</m:t>
+              </m:r>
+            </m:e>
+            <m:sub>
+              <m:r>
+                <m:t>0</m:t>
+              </m:r>
+            </m:sub>
+          </m:sSub>
+          <m:r>
+            <m:t>))≥</m:t>
+          </m:r>
+          <m:r>
+            <m:t>f</m:t>
+          </m:r>
+          <m:r>
+            <m:t>(</m:t>
+          </m:r>
+          <m:sSub>
+            <m:sSubPr>
+              <m:ctrlPr/>
+            </m:sSubPr>
+            <m:e>
+              <m:r>
+                <m:t>o</m:t>
+              </m:r>
+            </m:e>
+            <m:sub>
+              <m:r>
+                <m:t>n</m:t>
+              </m:r>
+            </m:sub>
+          </m:sSub>
+          <m:r>
+            <m:t>(</m:t>
+          </m:r>
+          <m:sSub>
+            <m:sSubPr>
+              <m:ctrlPr/>
+            </m:sSubPr>
+            <m:e>
+              <m:r>
+                <m:t>s</m:t>
+              </m:r>
+            </m:e>
+            <m:sub>
+              <m:r>
+                <m:t>0</m:t>
+              </m:r>
+            </m:sub>
+          </m:sSub>
+          <m:r>
+            <m:t>))</m:t>
+          </m:r>
+        </m:oMath>
+      </m:oMathPara>
+    </w:p>
+    <w:p>
+      <w:r>
+        <w:t>dass jede weitere Anwendung von</w:t>
+      </w:r>
+    </w:p>
+    <w:p>
+      <w:pPr>
+        <w:pStyle w:val="FormelAllein"/>
+        <w:rPr>
+          <w:rFonts w:ascii="Times New Roman" w:hAnsi="Times New Roman"/>
+        </w:rPr>
+      </w:pPr>
+      <m:oMath>
+        <m:r>
+          <m:t>φ=E</m:t>
+        </m:r>
+        <m:r>
+          <w:rPr>
+            <w:rFonts w:cs="Cambria Math"/>
+          </w:rPr>
+          <m:t>∘</m:t>
+        </m:r>
+        <m:r>
+          <m:t>M</m:t>
+        </m:r>
+        <m:r>
+          <w:rPr>
+            <w:rFonts w:cs="Cambria Math"/>
+          </w:rPr>
+          <m:t>∘</m:t>
+        </m:r>
+        <m:r>
+          <m:t>R</m:t>
+        </m:r>
+        <m:r>
+          <w:rPr>
+            <w:rFonts w:cs="Cambria Math"/>
+          </w:rPr>
+          <m:t>∘</m:t>
+        </m:r>
+        <m:r>
+          <m:t>σ</m:t>
+        </m:r>
+      </m:oMath>
+      <w:r>
+        <w:rPr>
+          <w:rFonts w:ascii="Times New Roman" w:hAnsi="Times New Roman"/>
+        </w:rPr>
+        <w:t xml:space="preserve"> </w:t>
+      </w:r>
+    </w:p>
+    <w:p>
+      <w:pPr>
+        <w:pStyle w:val="Aufzhlung"/>
+      </w:pPr>
+      <w:r>
+        <w:t>zusätzliche Relationen stabilisiert,</w:t>
+      </w:r>
+    </w:p>
+    <w:p>
+      <w:pPr>
+        <w:pStyle w:val="Aufzhlung"/>
+      </w:pPr>
+      <w:r>
+        <w:t>Modelle konsistenter integriert,</w:t>
+      </w:r>
+    </w:p>
+    <w:p>
+      <w:pPr>
+        <w:pStyle w:val="Aufzhlung"/>
+      </w:pPr>
+      <w:r>
+        <w:t>explizite Begriffe klarer verfügbar macht.</w:t>
+      </w:r>
+    </w:p>
+    <w:p>
+      <w:r>
+        <w:t xml:space="preserve">Didaktisch beschreibt dies einen Lernprozess, in dem Verständnis </w:t>
+      </w:r>
+      <w:r>
+        <w:rPr>
+          <w:b/>
+          <w:bCs/>
+        </w:rPr>
+        <w:t>nicht schwankt</w:t>
+      </w:r>
+      <w:r>
+        <w:t>, sondern schrittweise konsolidiert wird.</w:t>
+      </w:r>
+    </w:p>
+    <w:p>
+      <w:r>
+        <w:pict w14:anchorId="0A8B0A20">
+          <v:rect id="_x0000_i1193" style="width:0;height:1.5pt" o:hralign="center" o:hrstd="t" o:hr="t" fillcolor="#a0a0a0" stroked="f"/>
+        </w:pict>
+      </w:r>
+    </w:p>
+    <w:p>
+      <w:pPr>
+        <w:pStyle w:val="berschrift2"/>
+      </w:pPr>
+      <w:r>
+        <w:t>Zusammenfassung</w:t>
+      </w:r>
+    </w:p>
+    <w:p>
+      <w:pPr>
+        <w:pStyle w:val="Aufzhlung"/>
+      </w:pPr>
+      <w:r>
+        <w:t>Die Ungleichung</w:t>
+      </w:r>
+    </w:p>
+    <w:p>
+      <w:pPr>
+        <w:pStyle w:val="Aufzhlung"/>
+        <w:numPr>
+          <w:ilvl w:val="0"/>
+          <w:numId w:val="0"/>
+        </w:numPr>
+        <w:ind w:left="714"/>
+      </w:pPr>
+      <m:oMathPara>
+        <m:oMath>
+          <m:r>
+            <w:rPr>
+              <w:rFonts w:ascii="Cambria Math" w:hAnsi="Cambria Math"/>
+            </w:rPr>
+            <m:t>f</m:t>
+          </m:r>
+          <m:r>
+            <m:rPr>
+              <m:sty m:val="p"/>
+            </m:rPr>
+            <w:rPr>
+              <w:rFonts w:ascii="Cambria Math" w:hAnsi="Cambria Math"/>
+            </w:rPr>
+            <m:t>(</m:t>
+          </m:r>
+          <m:sSub>
+            <m:sSubPr>
+              <m:ctrlPr>
+                <w:rPr>
+                  <w:rFonts w:ascii="Cambria Math" w:hAnsi="Cambria Math"/>
+                </w:rPr>
+              </m:ctrlPr>
+            </m:sSubPr>
+            <m:e>
+              <m:r>
+                <w:rPr>
+                  <w:rFonts w:ascii="Cambria Math" w:hAnsi="Cambria Math"/>
+                </w:rPr>
+                <m:t>o</m:t>
+              </m:r>
+            </m:e>
+            <m:sub>
+              <m:r>
+                <w:rPr>
+                  <w:rFonts w:ascii="Cambria Math" w:hAnsi="Cambria Math"/>
+                </w:rPr>
+                <m:t>n</m:t>
+              </m:r>
+              <m:r>
+                <m:rPr>
+                  <m:sty m:val="p"/>
+                </m:rPr>
+                <w:rPr>
+                  <w:rFonts w:ascii="Cambria Math" w:hAnsi="Cambria Math"/>
+                </w:rPr>
+                <m:t>+1</m:t>
+              </m:r>
+            </m:sub>
+          </m:sSub>
+          <m:r>
+            <m:rPr>
+              <m:sty m:val="p"/>
+            </m:rPr>
+            <w:rPr>
+              <w:rFonts w:ascii="Cambria Math" w:hAnsi="Cambria Math"/>
+            </w:rPr>
+            <m:t>(</m:t>
+          </m:r>
+          <m:sSub>
+            <m:sSubPr>
+              <m:ctrlPr>
+                <w:rPr>
+                  <w:rFonts w:ascii="Cambria Math" w:hAnsi="Cambria Math"/>
+                </w:rPr>
+              </m:ctrlPr>
+            </m:sSubPr>
+            <m:e>
+              <m:r>
+                <w:rPr>
+                  <w:rFonts w:ascii="Cambria Math" w:hAnsi="Cambria Math"/>
+                </w:rPr>
+                <m:t>s</m:t>
+              </m:r>
+            </m:e>
+            <m:sub>
+              <m:r>
+                <m:rPr>
+                  <m:sty m:val="p"/>
+                </m:rPr>
+                <w:rPr>
+                  <w:rFonts w:ascii="Cambria Math" w:hAnsi="Cambria Math"/>
+                </w:rPr>
+                <m:t>0</m:t>
+              </m:r>
+            </m:sub>
+          </m:sSub>
+          <m:r>
+            <m:rPr>
+              <m:sty m:val="p"/>
+            </m:rPr>
+            <w:rPr>
+              <w:rFonts w:ascii="Cambria Math" w:hAnsi="Cambria Math"/>
+            </w:rPr>
+            <m:t>))≥</m:t>
+          </m:r>
+          <m:r>
+            <w:rPr>
+              <w:rFonts w:ascii="Cambria Math" w:hAnsi="Cambria Math"/>
+            </w:rPr>
+            <m:t>f</m:t>
+          </m:r>
+          <m:r>
+            <m:rPr>
+              <m:sty m:val="p"/>
+            </m:rPr>
+            <w:rPr>
+              <w:rFonts w:ascii="Cambria Math" w:hAnsi="Cambria Math"/>
+            </w:rPr>
+            <m:t>(</m:t>
+          </m:r>
+          <m:sSub>
+            <m:sSubPr>
+              <m:ctrlPr>
+                <w:rPr>
+                  <w:rFonts w:ascii="Cambria Math" w:hAnsi="Cambria Math"/>
+                </w:rPr>
+              </m:ctrlPr>
+            </m:sSubPr>
+            <m:e>
+              <m:r>
+                <w:rPr>
+                  <w:rFonts w:ascii="Cambria Math" w:hAnsi="Cambria Math"/>
+                </w:rPr>
+                <m:t>o</m:t>
+              </m:r>
+            </m:e>
+            <m:sub>
+              <m:r>
+                <w:rPr>
+                  <w:rFonts w:ascii="Cambria Math" w:hAnsi="Cambria Math"/>
+                </w:rPr>
+                <m:t>n</m:t>
+              </m:r>
+            </m:sub>
+          </m:sSub>
+          <m:r>
+            <m:rPr>
+              <m:sty m:val="p"/>
+            </m:rPr>
+            <w:rPr>
+              <w:rFonts w:ascii="Cambria Math" w:hAnsi="Cambria Math"/>
+            </w:rPr>
+            <m:t>(</m:t>
+          </m:r>
+          <m:sSub>
+            <m:sSubPr>
+              <m:ctrlPr>
+                <w:rPr>
+                  <w:rFonts w:ascii="Cambria Math" w:hAnsi="Cambria Math"/>
+                </w:rPr>
+              </m:ctrlPr>
+            </m:sSubPr>
+            <m:e>
+              <m:r>
+                <w:rPr>
+                  <w:rFonts w:ascii="Cambria Math" w:hAnsi="Cambria Math"/>
+                </w:rPr>
+                <m:t>s</m:t>
+              </m:r>
+            </m:e>
+            <m:sub>
+              <m:r>
+                <m:rPr>
+                  <m:sty m:val="p"/>
+                </m:rPr>
+                <w:rPr>
+                  <w:rFonts w:ascii="Cambria Math" w:hAnsi="Cambria Math"/>
+                </w:rPr>
+                <m:t>0</m:t>
+              </m:r>
+            </m:sub>
+          </m:sSub>
+          <m:r>
+            <m:rPr>
+              <m:sty m:val="p"/>
+            </m:rPr>
+            <w:rPr>
+              <w:rFonts w:ascii="Cambria Math" w:hAnsi="Cambria Math"/>
+            </w:rPr>
+            <m:t>))</m:t>
+          </m:r>
+        </m:oMath>
+      </m:oMathPara>
+    </w:p>
+    <w:p>
+      <w:pPr>
+        <w:pStyle w:val="Aufzhlung"/>
+        <w:numPr>
+          <w:ilvl w:val="0"/>
+          <w:numId w:val="0"/>
+        </w:numPr>
+        <w:ind w:left="714"/>
+      </w:pPr>
+      <w:r>
+        <w:t xml:space="preserve">formuliert eine </w:t>
+      </w:r>
+      <w:proofErr w:type="spellStart"/>
+      <w:r>
+        <w:rPr>
+          <w:b/>
+          <w:bCs/>
+        </w:rPr>
+        <w:t>Monotoniebedingung</w:t>
+      </w:r>
+      <w:proofErr w:type="spellEnd"/>
+      <w:r>
+        <w:t xml:space="preserve"> für iterierte Operatoren.</w:t>
+      </w:r>
+    </w:p>
+    <w:p>
+      <w:pPr>
+        <w:pStyle w:val="Aufzhlung"/>
+      </w:pPr>
+      <w:r>
+        <w:t xml:space="preserve">Sie stellt sicher, dass der Prozess </w:t>
+      </w:r>
+      <w:r>
+        <w:rPr>
+          <w:b/>
+          <w:bCs/>
+        </w:rPr>
+        <w:t>gerichtet</w:t>
+      </w:r>
+      <w:r>
+        <w:t xml:space="preserve"> und </w:t>
+      </w:r>
+      <w:r>
+        <w:rPr>
+          <w:b/>
+          <w:bCs/>
+        </w:rPr>
+        <w:t>nicht regressiv</w:t>
+      </w:r>
+      <w:r>
+        <w:t xml:space="preserve"> ist.</w:t>
+      </w:r>
+    </w:p>
+    <w:p>
+      <w:pPr>
+        <w:pStyle w:val="Aufzhlung"/>
+      </w:pPr>
+      <w:r>
+        <w:t>Die Funktion f fungiert als:</w:t>
+      </w:r>
+    </w:p>
+    <w:p>
+      <w:pPr>
+        <w:pStyle w:val="Aufzhlung"/>
+        <w:numPr>
+          <w:ilvl w:val="1"/>
+          <w:numId w:val="1"/>
+        </w:numPr>
+      </w:pPr>
+      <w:r>
+        <w:t>Ordnungsmaß,</w:t>
+      </w:r>
+    </w:p>
+    <w:p>
+      <w:pPr>
+        <w:pStyle w:val="Aufzhlung"/>
+        <w:numPr>
+          <w:ilvl w:val="1"/>
+          <w:numId w:val="1"/>
+        </w:numPr>
+      </w:pPr>
+      <w:r>
+        <w:t>Stabilitätsindikator,</w:t>
+      </w:r>
+    </w:p>
+    <w:p>
+      <w:pPr>
+        <w:pStyle w:val="Aufzhlung"/>
+        <w:numPr>
+          <w:ilvl w:val="1"/>
+          <w:numId w:val="1"/>
+        </w:numPr>
+      </w:pPr>
+      <w:r>
+        <w:t>oder Kohärenzfunktion.</w:t>
+      </w:r>
+    </w:p>
+    <w:p>
+      <w:pPr>
+        <w:pStyle w:val="Aufzhlung"/>
+      </w:pPr>
+      <w:r>
+        <w:t>In Kapitel 3 begründet diese Bedingung:</w:t>
+      </w:r>
+    </w:p>
+    <w:p>
+      <w:pPr>
+        <w:pStyle w:val="Aufzhlung"/>
+        <w:numPr>
+          <w:ilvl w:val="1"/>
+          <w:numId w:val="1"/>
+        </w:numPr>
+      </w:pPr>
+      <w:r>
+        <w:t>die Sinnhaftigkeit iterativer Prozesse,</w:t>
+      </w:r>
+    </w:p>
+    <w:p>
+      <w:pPr>
+        <w:pStyle w:val="Aufzhlung"/>
+        <w:numPr>
+          <w:ilvl w:val="1"/>
+          <w:numId w:val="1"/>
+        </w:numPr>
+      </w:pPr>
+      <w:r>
+        <w:t>die Möglichkeit stabiler Attraktoren,</w:t>
+      </w:r>
+    </w:p>
+    <w:p>
+      <w:pPr>
+        <w:pStyle w:val="Aufzhlung"/>
+        <w:numPr>
+          <w:ilvl w:val="1"/>
+          <w:numId w:val="1"/>
+        </w:numPr>
+      </w:pPr>
+      <w:r>
+        <w:t>und die Interpretation von Strukturgenese als geordnete Entwicklung.</w:t>
+      </w:r>
+    </w:p>
+    <w:p>
+      <w:pPr>
+        <w:pStyle w:val="Aufzhlung"/>
+        <w:rPr>
+          <w:rStyle w:val="AufzhlungZchn"/>
+        </w:rPr>
+      </w:pPr>
+      <w:r>
+        <w:rPr>
+          <w:rStyle w:val="AufzhlungZchn"/>
+        </w:rPr>
+        <w:t>Damit wird Iteration nicht nur als Wiederholung, sondern als qualitativ gerichteter</w:t>
+      </w:r>
+      <w:r>
+        <w:rPr>
+          <w:rFonts w:ascii="Times New Roman" w:hAnsi="Times New Roman"/>
+          <w:b/>
+          <w:bCs/>
+        </w:rPr>
+        <w:t xml:space="preserve"> </w:t>
+      </w:r>
+      <w:r>
+        <w:rPr>
+          <w:rStyle w:val="AufzhlungZchn"/>
+        </w:rPr>
+        <w:t>Prozess verstanden.</w:t>
+      </w:r>
+    </w:p>
+    <w:p>
+      <w:r>
+        <w:pict w14:anchorId="6E14A5A1">
+          <v:rect id="_x0000_i1194" style="width:0;height:1.5pt" o:hralign="center" o:hrstd="t" o:hr="t" fillcolor="#a0a0a0" stroked="f"/>
         </w:pict>
       </w:r>
     </w:p>
@@ -56843,9 +59283,9 @@
     </w:lvl>
   </w:abstractNum>
   <w:abstractNum w:abstractNumId="17" w15:restartNumberingAfterBreak="0">
-    <w:nsid w:val="2A326C4A"/>
+    <w:nsid w:val="28BA3157"/>
     <w:multiLevelType w:val="multilevel"/>
-    <w:tmpl w:val="4CE0AFD0"/>
+    <w:tmpl w:val="16F89B52"/>
     <w:lvl w:ilvl="0">
       <w:start w:val="1"/>
       <w:numFmt w:val="bullet"/>
@@ -56992,9 +59432,9 @@
     </w:lvl>
   </w:abstractNum>
   <w:abstractNum w:abstractNumId="18" w15:restartNumberingAfterBreak="0">
-    <w:nsid w:val="2DE9071F"/>
+    <w:nsid w:val="29351468"/>
     <w:multiLevelType w:val="multilevel"/>
-    <w:tmpl w:val="A38CA13C"/>
+    <w:tmpl w:val="3CC0EA5C"/>
     <w:lvl w:ilvl="0">
       <w:start w:val="1"/>
       <w:numFmt w:val="bullet"/>
@@ -57141,9 +59581,9 @@
     </w:lvl>
   </w:abstractNum>
   <w:abstractNum w:abstractNumId="19" w15:restartNumberingAfterBreak="0">
-    <w:nsid w:val="30850FB7"/>
+    <w:nsid w:val="298106D7"/>
     <w:multiLevelType w:val="multilevel"/>
-    <w:tmpl w:val="352C5252"/>
+    <w:tmpl w:val="0868EFAE"/>
     <w:lvl w:ilvl="0">
       <w:start w:val="1"/>
       <w:numFmt w:val="bullet"/>
@@ -57290,9 +59730,9 @@
     </w:lvl>
   </w:abstractNum>
   <w:abstractNum w:abstractNumId="20" w15:restartNumberingAfterBreak="0">
-    <w:nsid w:val="31007B42"/>
+    <w:nsid w:val="2A326C4A"/>
     <w:multiLevelType w:val="multilevel"/>
-    <w:tmpl w:val="E70C5842"/>
+    <w:tmpl w:val="4CE0AFD0"/>
     <w:lvl w:ilvl="0">
       <w:start w:val="1"/>
       <w:numFmt w:val="bullet"/>
@@ -57439,9 +59879,9 @@
     </w:lvl>
   </w:abstractNum>
   <w:abstractNum w:abstractNumId="21" w15:restartNumberingAfterBreak="0">
-    <w:nsid w:val="31C7548D"/>
+    <w:nsid w:val="2A4E346D"/>
     <w:multiLevelType w:val="multilevel"/>
-    <w:tmpl w:val="D9485E82"/>
+    <w:tmpl w:val="EA0695EC"/>
     <w:lvl w:ilvl="0">
       <w:start w:val="1"/>
       <w:numFmt w:val="bullet"/>
@@ -57588,9 +60028,9 @@
     </w:lvl>
   </w:abstractNum>
   <w:abstractNum w:abstractNumId="22" w15:restartNumberingAfterBreak="0">
-    <w:nsid w:val="34C76D9E"/>
+    <w:nsid w:val="2DE9071F"/>
     <w:multiLevelType w:val="multilevel"/>
-    <w:tmpl w:val="116479BE"/>
+    <w:tmpl w:val="A38CA13C"/>
     <w:lvl w:ilvl="0">
       <w:start w:val="1"/>
       <w:numFmt w:val="bullet"/>
@@ -57737,122 +60177,9 @@
     </w:lvl>
   </w:abstractNum>
   <w:abstractNum w:abstractNumId="23" w15:restartNumberingAfterBreak="0">
-    <w:nsid w:val="35176CBB"/>
+    <w:nsid w:val="2EEF3E5A"/>
     <w:multiLevelType w:val="multilevel"/>
-    <w:tmpl w:val="1C2C2A30"/>
-    <w:lvl w:ilvl="0">
-      <w:start w:val="1"/>
-      <w:numFmt w:val="decimal"/>
-      <w:lvlText w:val="%1."/>
-      <w:lvlJc w:val="left"/>
-      <w:pPr>
-        <w:tabs>
-          <w:tab w:val="num" w:pos="720"/>
-        </w:tabs>
-        <w:ind w:left="720" w:hanging="360"/>
-      </w:pPr>
-    </w:lvl>
-    <w:lvl w:ilvl="1" w:tentative="1">
-      <w:start w:val="1"/>
-      <w:numFmt w:val="decimal"/>
-      <w:lvlText w:val="%2."/>
-      <w:lvlJc w:val="left"/>
-      <w:pPr>
-        <w:tabs>
-          <w:tab w:val="num" w:pos="1440"/>
-        </w:tabs>
-        <w:ind w:left="1440" w:hanging="360"/>
-      </w:pPr>
-    </w:lvl>
-    <w:lvl w:ilvl="2" w:tentative="1">
-      <w:start w:val="1"/>
-      <w:numFmt w:val="decimal"/>
-      <w:lvlText w:val="%3."/>
-      <w:lvlJc w:val="left"/>
-      <w:pPr>
-        <w:tabs>
-          <w:tab w:val="num" w:pos="2160"/>
-        </w:tabs>
-        <w:ind w:left="2160" w:hanging="360"/>
-      </w:pPr>
-    </w:lvl>
-    <w:lvl w:ilvl="3" w:tentative="1">
-      <w:start w:val="1"/>
-      <w:numFmt w:val="decimal"/>
-      <w:lvlText w:val="%4."/>
-      <w:lvlJc w:val="left"/>
-      <w:pPr>
-        <w:tabs>
-          <w:tab w:val="num" w:pos="2880"/>
-        </w:tabs>
-        <w:ind w:left="2880" w:hanging="360"/>
-      </w:pPr>
-    </w:lvl>
-    <w:lvl w:ilvl="4" w:tentative="1">
-      <w:start w:val="1"/>
-      <w:numFmt w:val="decimal"/>
-      <w:lvlText w:val="%5."/>
-      <w:lvlJc w:val="left"/>
-      <w:pPr>
-        <w:tabs>
-          <w:tab w:val="num" w:pos="3600"/>
-        </w:tabs>
-        <w:ind w:left="3600" w:hanging="360"/>
-      </w:pPr>
-    </w:lvl>
-    <w:lvl w:ilvl="5" w:tentative="1">
-      <w:start w:val="1"/>
-      <w:numFmt w:val="decimal"/>
-      <w:lvlText w:val="%6."/>
-      <w:lvlJc w:val="left"/>
-      <w:pPr>
-        <w:tabs>
-          <w:tab w:val="num" w:pos="4320"/>
-        </w:tabs>
-        <w:ind w:left="4320" w:hanging="360"/>
-      </w:pPr>
-    </w:lvl>
-    <w:lvl w:ilvl="6" w:tentative="1">
-      <w:start w:val="1"/>
-      <w:numFmt w:val="decimal"/>
-      <w:lvlText w:val="%7."/>
-      <w:lvlJc w:val="left"/>
-      <w:pPr>
-        <w:tabs>
-          <w:tab w:val="num" w:pos="5040"/>
-        </w:tabs>
-        <w:ind w:left="5040" w:hanging="360"/>
-      </w:pPr>
-    </w:lvl>
-    <w:lvl w:ilvl="7" w:tentative="1">
-      <w:start w:val="1"/>
-      <w:numFmt w:val="decimal"/>
-      <w:lvlText w:val="%8."/>
-      <w:lvlJc w:val="left"/>
-      <w:pPr>
-        <w:tabs>
-          <w:tab w:val="num" w:pos="5760"/>
-        </w:tabs>
-        <w:ind w:left="5760" w:hanging="360"/>
-      </w:pPr>
-    </w:lvl>
-    <w:lvl w:ilvl="8" w:tentative="1">
-      <w:start w:val="1"/>
-      <w:numFmt w:val="decimal"/>
-      <w:lvlText w:val="%9."/>
-      <w:lvlJc w:val="left"/>
-      <w:pPr>
-        <w:tabs>
-          <w:tab w:val="num" w:pos="6480"/>
-        </w:tabs>
-        <w:ind w:left="6480" w:hanging="360"/>
-      </w:pPr>
-    </w:lvl>
-  </w:abstractNum>
-  <w:abstractNum w:abstractNumId="24" w15:restartNumberingAfterBreak="0">
-    <w:nsid w:val="407C28EB"/>
-    <w:multiLevelType w:val="multilevel"/>
-    <w:tmpl w:val="D0CA9422"/>
+    <w:tmpl w:val="7E7A8F3A"/>
     <w:lvl w:ilvl="0">
       <w:start w:val="1"/>
       <w:numFmt w:val="bullet"/>
@@ -57998,7 +60325,865 @@
       </w:rPr>
     </w:lvl>
   </w:abstractNum>
+  <w:abstractNum w:abstractNumId="24" w15:restartNumberingAfterBreak="0">
+    <w:nsid w:val="30850FB7"/>
+    <w:multiLevelType w:val="multilevel"/>
+    <w:tmpl w:val="352C5252"/>
+    <w:lvl w:ilvl="0">
+      <w:start w:val="1"/>
+      <w:numFmt w:val="bullet"/>
+      <w:lvlText w:val=""/>
+      <w:lvlJc w:val="left"/>
+      <w:pPr>
+        <w:tabs>
+          <w:tab w:val="num" w:pos="720"/>
+        </w:tabs>
+        <w:ind w:left="720" w:hanging="360"/>
+      </w:pPr>
+      <w:rPr>
+        <w:rFonts w:ascii="Symbol" w:hAnsi="Symbol" w:hint="default"/>
+        <w:sz w:val="20"/>
+      </w:rPr>
+    </w:lvl>
+    <w:lvl w:ilvl="1" w:tentative="1">
+      <w:start w:val="1"/>
+      <w:numFmt w:val="bullet"/>
+      <w:lvlText w:val="o"/>
+      <w:lvlJc w:val="left"/>
+      <w:pPr>
+        <w:tabs>
+          <w:tab w:val="num" w:pos="1440"/>
+        </w:tabs>
+        <w:ind w:left="1440" w:hanging="360"/>
+      </w:pPr>
+      <w:rPr>
+        <w:rFonts w:ascii="Courier New" w:hAnsi="Courier New" w:hint="default"/>
+        <w:sz w:val="20"/>
+      </w:rPr>
+    </w:lvl>
+    <w:lvl w:ilvl="2" w:tentative="1">
+      <w:start w:val="1"/>
+      <w:numFmt w:val="bullet"/>
+      <w:lvlText w:val=""/>
+      <w:lvlJc w:val="left"/>
+      <w:pPr>
+        <w:tabs>
+          <w:tab w:val="num" w:pos="2160"/>
+        </w:tabs>
+        <w:ind w:left="2160" w:hanging="360"/>
+      </w:pPr>
+      <w:rPr>
+        <w:rFonts w:ascii="Wingdings" w:hAnsi="Wingdings" w:hint="default"/>
+        <w:sz w:val="20"/>
+      </w:rPr>
+    </w:lvl>
+    <w:lvl w:ilvl="3" w:tentative="1">
+      <w:start w:val="1"/>
+      <w:numFmt w:val="bullet"/>
+      <w:lvlText w:val=""/>
+      <w:lvlJc w:val="left"/>
+      <w:pPr>
+        <w:tabs>
+          <w:tab w:val="num" w:pos="2880"/>
+        </w:tabs>
+        <w:ind w:left="2880" w:hanging="360"/>
+      </w:pPr>
+      <w:rPr>
+        <w:rFonts w:ascii="Wingdings" w:hAnsi="Wingdings" w:hint="default"/>
+        <w:sz w:val="20"/>
+      </w:rPr>
+    </w:lvl>
+    <w:lvl w:ilvl="4" w:tentative="1">
+      <w:start w:val="1"/>
+      <w:numFmt w:val="bullet"/>
+      <w:lvlText w:val=""/>
+      <w:lvlJc w:val="left"/>
+      <w:pPr>
+        <w:tabs>
+          <w:tab w:val="num" w:pos="3600"/>
+        </w:tabs>
+        <w:ind w:left="3600" w:hanging="360"/>
+      </w:pPr>
+      <w:rPr>
+        <w:rFonts w:ascii="Wingdings" w:hAnsi="Wingdings" w:hint="default"/>
+        <w:sz w:val="20"/>
+      </w:rPr>
+    </w:lvl>
+    <w:lvl w:ilvl="5" w:tentative="1">
+      <w:start w:val="1"/>
+      <w:numFmt w:val="bullet"/>
+      <w:lvlText w:val=""/>
+      <w:lvlJc w:val="left"/>
+      <w:pPr>
+        <w:tabs>
+          <w:tab w:val="num" w:pos="4320"/>
+        </w:tabs>
+        <w:ind w:left="4320" w:hanging="360"/>
+      </w:pPr>
+      <w:rPr>
+        <w:rFonts w:ascii="Wingdings" w:hAnsi="Wingdings" w:hint="default"/>
+        <w:sz w:val="20"/>
+      </w:rPr>
+    </w:lvl>
+    <w:lvl w:ilvl="6" w:tentative="1">
+      <w:start w:val="1"/>
+      <w:numFmt w:val="bullet"/>
+      <w:lvlText w:val=""/>
+      <w:lvlJc w:val="left"/>
+      <w:pPr>
+        <w:tabs>
+          <w:tab w:val="num" w:pos="5040"/>
+        </w:tabs>
+        <w:ind w:left="5040" w:hanging="360"/>
+      </w:pPr>
+      <w:rPr>
+        <w:rFonts w:ascii="Wingdings" w:hAnsi="Wingdings" w:hint="default"/>
+        <w:sz w:val="20"/>
+      </w:rPr>
+    </w:lvl>
+    <w:lvl w:ilvl="7" w:tentative="1">
+      <w:start w:val="1"/>
+      <w:numFmt w:val="bullet"/>
+      <w:lvlText w:val=""/>
+      <w:lvlJc w:val="left"/>
+      <w:pPr>
+        <w:tabs>
+          <w:tab w:val="num" w:pos="5760"/>
+        </w:tabs>
+        <w:ind w:left="5760" w:hanging="360"/>
+      </w:pPr>
+      <w:rPr>
+        <w:rFonts w:ascii="Wingdings" w:hAnsi="Wingdings" w:hint="default"/>
+        <w:sz w:val="20"/>
+      </w:rPr>
+    </w:lvl>
+    <w:lvl w:ilvl="8" w:tentative="1">
+      <w:start w:val="1"/>
+      <w:numFmt w:val="bullet"/>
+      <w:lvlText w:val=""/>
+      <w:lvlJc w:val="left"/>
+      <w:pPr>
+        <w:tabs>
+          <w:tab w:val="num" w:pos="6480"/>
+        </w:tabs>
+        <w:ind w:left="6480" w:hanging="360"/>
+      </w:pPr>
+      <w:rPr>
+        <w:rFonts w:ascii="Wingdings" w:hAnsi="Wingdings" w:hint="default"/>
+        <w:sz w:val="20"/>
+      </w:rPr>
+    </w:lvl>
+  </w:abstractNum>
   <w:abstractNum w:abstractNumId="25" w15:restartNumberingAfterBreak="0">
+    <w:nsid w:val="31007B42"/>
+    <w:multiLevelType w:val="multilevel"/>
+    <w:tmpl w:val="E70C5842"/>
+    <w:lvl w:ilvl="0">
+      <w:start w:val="1"/>
+      <w:numFmt w:val="bullet"/>
+      <w:lvlText w:val=""/>
+      <w:lvlJc w:val="left"/>
+      <w:pPr>
+        <w:tabs>
+          <w:tab w:val="num" w:pos="720"/>
+        </w:tabs>
+        <w:ind w:left="720" w:hanging="360"/>
+      </w:pPr>
+      <w:rPr>
+        <w:rFonts w:ascii="Symbol" w:hAnsi="Symbol" w:hint="default"/>
+        <w:sz w:val="20"/>
+      </w:rPr>
+    </w:lvl>
+    <w:lvl w:ilvl="1" w:tentative="1">
+      <w:start w:val="1"/>
+      <w:numFmt w:val="bullet"/>
+      <w:lvlText w:val="o"/>
+      <w:lvlJc w:val="left"/>
+      <w:pPr>
+        <w:tabs>
+          <w:tab w:val="num" w:pos="1440"/>
+        </w:tabs>
+        <w:ind w:left="1440" w:hanging="360"/>
+      </w:pPr>
+      <w:rPr>
+        <w:rFonts w:ascii="Courier New" w:hAnsi="Courier New" w:hint="default"/>
+        <w:sz w:val="20"/>
+      </w:rPr>
+    </w:lvl>
+    <w:lvl w:ilvl="2" w:tentative="1">
+      <w:start w:val="1"/>
+      <w:numFmt w:val="bullet"/>
+      <w:lvlText w:val=""/>
+      <w:lvlJc w:val="left"/>
+      <w:pPr>
+        <w:tabs>
+          <w:tab w:val="num" w:pos="2160"/>
+        </w:tabs>
+        <w:ind w:left="2160" w:hanging="360"/>
+      </w:pPr>
+      <w:rPr>
+        <w:rFonts w:ascii="Wingdings" w:hAnsi="Wingdings" w:hint="default"/>
+        <w:sz w:val="20"/>
+      </w:rPr>
+    </w:lvl>
+    <w:lvl w:ilvl="3" w:tentative="1">
+      <w:start w:val="1"/>
+      <w:numFmt w:val="bullet"/>
+      <w:lvlText w:val=""/>
+      <w:lvlJc w:val="left"/>
+      <w:pPr>
+        <w:tabs>
+          <w:tab w:val="num" w:pos="2880"/>
+        </w:tabs>
+        <w:ind w:left="2880" w:hanging="360"/>
+      </w:pPr>
+      <w:rPr>
+        <w:rFonts w:ascii="Wingdings" w:hAnsi="Wingdings" w:hint="default"/>
+        <w:sz w:val="20"/>
+      </w:rPr>
+    </w:lvl>
+    <w:lvl w:ilvl="4" w:tentative="1">
+      <w:start w:val="1"/>
+      <w:numFmt w:val="bullet"/>
+      <w:lvlText w:val=""/>
+      <w:lvlJc w:val="left"/>
+      <w:pPr>
+        <w:tabs>
+          <w:tab w:val="num" w:pos="3600"/>
+        </w:tabs>
+        <w:ind w:left="3600" w:hanging="360"/>
+      </w:pPr>
+      <w:rPr>
+        <w:rFonts w:ascii="Wingdings" w:hAnsi="Wingdings" w:hint="default"/>
+        <w:sz w:val="20"/>
+      </w:rPr>
+    </w:lvl>
+    <w:lvl w:ilvl="5" w:tentative="1">
+      <w:start w:val="1"/>
+      <w:numFmt w:val="bullet"/>
+      <w:lvlText w:val=""/>
+      <w:lvlJc w:val="left"/>
+      <w:pPr>
+        <w:tabs>
+          <w:tab w:val="num" w:pos="4320"/>
+        </w:tabs>
+        <w:ind w:left="4320" w:hanging="360"/>
+      </w:pPr>
+      <w:rPr>
+        <w:rFonts w:ascii="Wingdings" w:hAnsi="Wingdings" w:hint="default"/>
+        <w:sz w:val="20"/>
+      </w:rPr>
+    </w:lvl>
+    <w:lvl w:ilvl="6" w:tentative="1">
+      <w:start w:val="1"/>
+      <w:numFmt w:val="bullet"/>
+      <w:lvlText w:val=""/>
+      <w:lvlJc w:val="left"/>
+      <w:pPr>
+        <w:tabs>
+          <w:tab w:val="num" w:pos="5040"/>
+        </w:tabs>
+        <w:ind w:left="5040" w:hanging="360"/>
+      </w:pPr>
+      <w:rPr>
+        <w:rFonts w:ascii="Wingdings" w:hAnsi="Wingdings" w:hint="default"/>
+        <w:sz w:val="20"/>
+      </w:rPr>
+    </w:lvl>
+    <w:lvl w:ilvl="7" w:tentative="1">
+      <w:start w:val="1"/>
+      <w:numFmt w:val="bullet"/>
+      <w:lvlText w:val=""/>
+      <w:lvlJc w:val="left"/>
+      <w:pPr>
+        <w:tabs>
+          <w:tab w:val="num" w:pos="5760"/>
+        </w:tabs>
+        <w:ind w:left="5760" w:hanging="360"/>
+      </w:pPr>
+      <w:rPr>
+        <w:rFonts w:ascii="Wingdings" w:hAnsi="Wingdings" w:hint="default"/>
+        <w:sz w:val="20"/>
+      </w:rPr>
+    </w:lvl>
+    <w:lvl w:ilvl="8" w:tentative="1">
+      <w:start w:val="1"/>
+      <w:numFmt w:val="bullet"/>
+      <w:lvlText w:val=""/>
+      <w:lvlJc w:val="left"/>
+      <w:pPr>
+        <w:tabs>
+          <w:tab w:val="num" w:pos="6480"/>
+        </w:tabs>
+        <w:ind w:left="6480" w:hanging="360"/>
+      </w:pPr>
+      <w:rPr>
+        <w:rFonts w:ascii="Wingdings" w:hAnsi="Wingdings" w:hint="default"/>
+        <w:sz w:val="20"/>
+      </w:rPr>
+    </w:lvl>
+  </w:abstractNum>
+  <w:abstractNum w:abstractNumId="26" w15:restartNumberingAfterBreak="0">
+    <w:nsid w:val="31C7548D"/>
+    <w:multiLevelType w:val="multilevel"/>
+    <w:tmpl w:val="D9485E82"/>
+    <w:lvl w:ilvl="0">
+      <w:start w:val="1"/>
+      <w:numFmt w:val="bullet"/>
+      <w:lvlText w:val=""/>
+      <w:lvlJc w:val="left"/>
+      <w:pPr>
+        <w:tabs>
+          <w:tab w:val="num" w:pos="720"/>
+        </w:tabs>
+        <w:ind w:left="720" w:hanging="360"/>
+      </w:pPr>
+      <w:rPr>
+        <w:rFonts w:ascii="Symbol" w:hAnsi="Symbol" w:hint="default"/>
+        <w:sz w:val="20"/>
+      </w:rPr>
+    </w:lvl>
+    <w:lvl w:ilvl="1" w:tentative="1">
+      <w:start w:val="1"/>
+      <w:numFmt w:val="bullet"/>
+      <w:lvlText w:val="o"/>
+      <w:lvlJc w:val="left"/>
+      <w:pPr>
+        <w:tabs>
+          <w:tab w:val="num" w:pos="1440"/>
+        </w:tabs>
+        <w:ind w:left="1440" w:hanging="360"/>
+      </w:pPr>
+      <w:rPr>
+        <w:rFonts w:ascii="Courier New" w:hAnsi="Courier New" w:hint="default"/>
+        <w:sz w:val="20"/>
+      </w:rPr>
+    </w:lvl>
+    <w:lvl w:ilvl="2" w:tentative="1">
+      <w:start w:val="1"/>
+      <w:numFmt w:val="bullet"/>
+      <w:lvlText w:val=""/>
+      <w:lvlJc w:val="left"/>
+      <w:pPr>
+        <w:tabs>
+          <w:tab w:val="num" w:pos="2160"/>
+        </w:tabs>
+        <w:ind w:left="2160" w:hanging="360"/>
+      </w:pPr>
+      <w:rPr>
+        <w:rFonts w:ascii="Wingdings" w:hAnsi="Wingdings" w:hint="default"/>
+        <w:sz w:val="20"/>
+      </w:rPr>
+    </w:lvl>
+    <w:lvl w:ilvl="3" w:tentative="1">
+      <w:start w:val="1"/>
+      <w:numFmt w:val="bullet"/>
+      <w:lvlText w:val=""/>
+      <w:lvlJc w:val="left"/>
+      <w:pPr>
+        <w:tabs>
+          <w:tab w:val="num" w:pos="2880"/>
+        </w:tabs>
+        <w:ind w:left="2880" w:hanging="360"/>
+      </w:pPr>
+      <w:rPr>
+        <w:rFonts w:ascii="Wingdings" w:hAnsi="Wingdings" w:hint="default"/>
+        <w:sz w:val="20"/>
+      </w:rPr>
+    </w:lvl>
+    <w:lvl w:ilvl="4" w:tentative="1">
+      <w:start w:val="1"/>
+      <w:numFmt w:val="bullet"/>
+      <w:lvlText w:val=""/>
+      <w:lvlJc w:val="left"/>
+      <w:pPr>
+        <w:tabs>
+          <w:tab w:val="num" w:pos="3600"/>
+        </w:tabs>
+        <w:ind w:left="3600" w:hanging="360"/>
+      </w:pPr>
+      <w:rPr>
+        <w:rFonts w:ascii="Wingdings" w:hAnsi="Wingdings" w:hint="default"/>
+        <w:sz w:val="20"/>
+      </w:rPr>
+    </w:lvl>
+    <w:lvl w:ilvl="5" w:tentative="1">
+      <w:start w:val="1"/>
+      <w:numFmt w:val="bullet"/>
+      <w:lvlText w:val=""/>
+      <w:lvlJc w:val="left"/>
+      <w:pPr>
+        <w:tabs>
+          <w:tab w:val="num" w:pos="4320"/>
+        </w:tabs>
+        <w:ind w:left="4320" w:hanging="360"/>
+      </w:pPr>
+      <w:rPr>
+        <w:rFonts w:ascii="Wingdings" w:hAnsi="Wingdings" w:hint="default"/>
+        <w:sz w:val="20"/>
+      </w:rPr>
+    </w:lvl>
+    <w:lvl w:ilvl="6" w:tentative="1">
+      <w:start w:val="1"/>
+      <w:numFmt w:val="bullet"/>
+      <w:lvlText w:val=""/>
+      <w:lvlJc w:val="left"/>
+      <w:pPr>
+        <w:tabs>
+          <w:tab w:val="num" w:pos="5040"/>
+        </w:tabs>
+        <w:ind w:left="5040" w:hanging="360"/>
+      </w:pPr>
+      <w:rPr>
+        <w:rFonts w:ascii="Wingdings" w:hAnsi="Wingdings" w:hint="default"/>
+        <w:sz w:val="20"/>
+      </w:rPr>
+    </w:lvl>
+    <w:lvl w:ilvl="7" w:tentative="1">
+      <w:start w:val="1"/>
+      <w:numFmt w:val="bullet"/>
+      <w:lvlText w:val=""/>
+      <w:lvlJc w:val="left"/>
+      <w:pPr>
+        <w:tabs>
+          <w:tab w:val="num" w:pos="5760"/>
+        </w:tabs>
+        <w:ind w:left="5760" w:hanging="360"/>
+      </w:pPr>
+      <w:rPr>
+        <w:rFonts w:ascii="Wingdings" w:hAnsi="Wingdings" w:hint="default"/>
+        <w:sz w:val="20"/>
+      </w:rPr>
+    </w:lvl>
+    <w:lvl w:ilvl="8" w:tentative="1">
+      <w:start w:val="1"/>
+      <w:numFmt w:val="bullet"/>
+      <w:lvlText w:val=""/>
+      <w:lvlJc w:val="left"/>
+      <w:pPr>
+        <w:tabs>
+          <w:tab w:val="num" w:pos="6480"/>
+        </w:tabs>
+        <w:ind w:left="6480" w:hanging="360"/>
+      </w:pPr>
+      <w:rPr>
+        <w:rFonts w:ascii="Wingdings" w:hAnsi="Wingdings" w:hint="default"/>
+        <w:sz w:val="20"/>
+      </w:rPr>
+    </w:lvl>
+  </w:abstractNum>
+  <w:abstractNum w:abstractNumId="27" w15:restartNumberingAfterBreak="0">
+    <w:nsid w:val="34C76D9E"/>
+    <w:multiLevelType w:val="multilevel"/>
+    <w:tmpl w:val="116479BE"/>
+    <w:lvl w:ilvl="0">
+      <w:start w:val="1"/>
+      <w:numFmt w:val="bullet"/>
+      <w:lvlText w:val=""/>
+      <w:lvlJc w:val="left"/>
+      <w:pPr>
+        <w:tabs>
+          <w:tab w:val="num" w:pos="720"/>
+        </w:tabs>
+        <w:ind w:left="720" w:hanging="360"/>
+      </w:pPr>
+      <w:rPr>
+        <w:rFonts w:ascii="Symbol" w:hAnsi="Symbol" w:hint="default"/>
+        <w:sz w:val="20"/>
+      </w:rPr>
+    </w:lvl>
+    <w:lvl w:ilvl="1" w:tentative="1">
+      <w:start w:val="1"/>
+      <w:numFmt w:val="bullet"/>
+      <w:lvlText w:val="o"/>
+      <w:lvlJc w:val="left"/>
+      <w:pPr>
+        <w:tabs>
+          <w:tab w:val="num" w:pos="1440"/>
+        </w:tabs>
+        <w:ind w:left="1440" w:hanging="360"/>
+      </w:pPr>
+      <w:rPr>
+        <w:rFonts w:ascii="Courier New" w:hAnsi="Courier New" w:hint="default"/>
+        <w:sz w:val="20"/>
+      </w:rPr>
+    </w:lvl>
+    <w:lvl w:ilvl="2" w:tentative="1">
+      <w:start w:val="1"/>
+      <w:numFmt w:val="bullet"/>
+      <w:lvlText w:val=""/>
+      <w:lvlJc w:val="left"/>
+      <w:pPr>
+        <w:tabs>
+          <w:tab w:val="num" w:pos="2160"/>
+        </w:tabs>
+        <w:ind w:left="2160" w:hanging="360"/>
+      </w:pPr>
+      <w:rPr>
+        <w:rFonts w:ascii="Wingdings" w:hAnsi="Wingdings" w:hint="default"/>
+        <w:sz w:val="20"/>
+      </w:rPr>
+    </w:lvl>
+    <w:lvl w:ilvl="3" w:tentative="1">
+      <w:start w:val="1"/>
+      <w:numFmt w:val="bullet"/>
+      <w:lvlText w:val=""/>
+      <w:lvlJc w:val="left"/>
+      <w:pPr>
+        <w:tabs>
+          <w:tab w:val="num" w:pos="2880"/>
+        </w:tabs>
+        <w:ind w:left="2880" w:hanging="360"/>
+      </w:pPr>
+      <w:rPr>
+        <w:rFonts w:ascii="Wingdings" w:hAnsi="Wingdings" w:hint="default"/>
+        <w:sz w:val="20"/>
+      </w:rPr>
+    </w:lvl>
+    <w:lvl w:ilvl="4" w:tentative="1">
+      <w:start w:val="1"/>
+      <w:numFmt w:val="bullet"/>
+      <w:lvlText w:val=""/>
+      <w:lvlJc w:val="left"/>
+      <w:pPr>
+        <w:tabs>
+          <w:tab w:val="num" w:pos="3600"/>
+        </w:tabs>
+        <w:ind w:left="3600" w:hanging="360"/>
+      </w:pPr>
+      <w:rPr>
+        <w:rFonts w:ascii="Wingdings" w:hAnsi="Wingdings" w:hint="default"/>
+        <w:sz w:val="20"/>
+      </w:rPr>
+    </w:lvl>
+    <w:lvl w:ilvl="5" w:tentative="1">
+      <w:start w:val="1"/>
+      <w:numFmt w:val="bullet"/>
+      <w:lvlText w:val=""/>
+      <w:lvlJc w:val="left"/>
+      <w:pPr>
+        <w:tabs>
+          <w:tab w:val="num" w:pos="4320"/>
+        </w:tabs>
+        <w:ind w:left="4320" w:hanging="360"/>
+      </w:pPr>
+      <w:rPr>
+        <w:rFonts w:ascii="Wingdings" w:hAnsi="Wingdings" w:hint="default"/>
+        <w:sz w:val="20"/>
+      </w:rPr>
+    </w:lvl>
+    <w:lvl w:ilvl="6" w:tentative="1">
+      <w:start w:val="1"/>
+      <w:numFmt w:val="bullet"/>
+      <w:lvlText w:val=""/>
+      <w:lvlJc w:val="left"/>
+      <w:pPr>
+        <w:tabs>
+          <w:tab w:val="num" w:pos="5040"/>
+        </w:tabs>
+        <w:ind w:left="5040" w:hanging="360"/>
+      </w:pPr>
+      <w:rPr>
+        <w:rFonts w:ascii="Wingdings" w:hAnsi="Wingdings" w:hint="default"/>
+        <w:sz w:val="20"/>
+      </w:rPr>
+    </w:lvl>
+    <w:lvl w:ilvl="7" w:tentative="1">
+      <w:start w:val="1"/>
+      <w:numFmt w:val="bullet"/>
+      <w:lvlText w:val=""/>
+      <w:lvlJc w:val="left"/>
+      <w:pPr>
+        <w:tabs>
+          <w:tab w:val="num" w:pos="5760"/>
+        </w:tabs>
+        <w:ind w:left="5760" w:hanging="360"/>
+      </w:pPr>
+      <w:rPr>
+        <w:rFonts w:ascii="Wingdings" w:hAnsi="Wingdings" w:hint="default"/>
+        <w:sz w:val="20"/>
+      </w:rPr>
+    </w:lvl>
+    <w:lvl w:ilvl="8" w:tentative="1">
+      <w:start w:val="1"/>
+      <w:numFmt w:val="bullet"/>
+      <w:lvlText w:val=""/>
+      <w:lvlJc w:val="left"/>
+      <w:pPr>
+        <w:tabs>
+          <w:tab w:val="num" w:pos="6480"/>
+        </w:tabs>
+        <w:ind w:left="6480" w:hanging="360"/>
+      </w:pPr>
+      <w:rPr>
+        <w:rFonts w:ascii="Wingdings" w:hAnsi="Wingdings" w:hint="default"/>
+        <w:sz w:val="20"/>
+      </w:rPr>
+    </w:lvl>
+  </w:abstractNum>
+  <w:abstractNum w:abstractNumId="28" w15:restartNumberingAfterBreak="0">
+    <w:nsid w:val="35176CBB"/>
+    <w:multiLevelType w:val="multilevel"/>
+    <w:tmpl w:val="1C2C2A30"/>
+    <w:lvl w:ilvl="0">
+      <w:start w:val="1"/>
+      <w:numFmt w:val="decimal"/>
+      <w:lvlText w:val="%1."/>
+      <w:lvlJc w:val="left"/>
+      <w:pPr>
+        <w:tabs>
+          <w:tab w:val="num" w:pos="720"/>
+        </w:tabs>
+        <w:ind w:left="720" w:hanging="360"/>
+      </w:pPr>
+    </w:lvl>
+    <w:lvl w:ilvl="1" w:tentative="1">
+      <w:start w:val="1"/>
+      <w:numFmt w:val="decimal"/>
+      <w:lvlText w:val="%2."/>
+      <w:lvlJc w:val="left"/>
+      <w:pPr>
+        <w:tabs>
+          <w:tab w:val="num" w:pos="1440"/>
+        </w:tabs>
+        <w:ind w:left="1440" w:hanging="360"/>
+      </w:pPr>
+    </w:lvl>
+    <w:lvl w:ilvl="2" w:tentative="1">
+      <w:start w:val="1"/>
+      <w:numFmt w:val="decimal"/>
+      <w:lvlText w:val="%3."/>
+      <w:lvlJc w:val="left"/>
+      <w:pPr>
+        <w:tabs>
+          <w:tab w:val="num" w:pos="2160"/>
+        </w:tabs>
+        <w:ind w:left="2160" w:hanging="360"/>
+      </w:pPr>
+    </w:lvl>
+    <w:lvl w:ilvl="3" w:tentative="1">
+      <w:start w:val="1"/>
+      <w:numFmt w:val="decimal"/>
+      <w:lvlText w:val="%4."/>
+      <w:lvlJc w:val="left"/>
+      <w:pPr>
+        <w:tabs>
+          <w:tab w:val="num" w:pos="2880"/>
+        </w:tabs>
+        <w:ind w:left="2880" w:hanging="360"/>
+      </w:pPr>
+    </w:lvl>
+    <w:lvl w:ilvl="4" w:tentative="1">
+      <w:start w:val="1"/>
+      <w:numFmt w:val="decimal"/>
+      <w:lvlText w:val="%5."/>
+      <w:lvlJc w:val="left"/>
+      <w:pPr>
+        <w:tabs>
+          <w:tab w:val="num" w:pos="3600"/>
+        </w:tabs>
+        <w:ind w:left="3600" w:hanging="360"/>
+      </w:pPr>
+    </w:lvl>
+    <w:lvl w:ilvl="5" w:tentative="1">
+      <w:start w:val="1"/>
+      <w:numFmt w:val="decimal"/>
+      <w:lvlText w:val="%6."/>
+      <w:lvlJc w:val="left"/>
+      <w:pPr>
+        <w:tabs>
+          <w:tab w:val="num" w:pos="4320"/>
+        </w:tabs>
+        <w:ind w:left="4320" w:hanging="360"/>
+      </w:pPr>
+    </w:lvl>
+    <w:lvl w:ilvl="6" w:tentative="1">
+      <w:start w:val="1"/>
+      <w:numFmt w:val="decimal"/>
+      <w:lvlText w:val="%7."/>
+      <w:lvlJc w:val="left"/>
+      <w:pPr>
+        <w:tabs>
+          <w:tab w:val="num" w:pos="5040"/>
+        </w:tabs>
+        <w:ind w:left="5040" w:hanging="360"/>
+      </w:pPr>
+    </w:lvl>
+    <w:lvl w:ilvl="7" w:tentative="1">
+      <w:start w:val="1"/>
+      <w:numFmt w:val="decimal"/>
+      <w:lvlText w:val="%8."/>
+      <w:lvlJc w:val="left"/>
+      <w:pPr>
+        <w:tabs>
+          <w:tab w:val="num" w:pos="5760"/>
+        </w:tabs>
+        <w:ind w:left="5760" w:hanging="360"/>
+      </w:pPr>
+    </w:lvl>
+    <w:lvl w:ilvl="8" w:tentative="1">
+      <w:start w:val="1"/>
+      <w:numFmt w:val="decimal"/>
+      <w:lvlText w:val="%9."/>
+      <w:lvlJc w:val="left"/>
+      <w:pPr>
+        <w:tabs>
+          <w:tab w:val="num" w:pos="6480"/>
+        </w:tabs>
+        <w:ind w:left="6480" w:hanging="360"/>
+      </w:pPr>
+    </w:lvl>
+  </w:abstractNum>
+  <w:abstractNum w:abstractNumId="29" w15:restartNumberingAfterBreak="0">
+    <w:nsid w:val="407C28EB"/>
+    <w:multiLevelType w:val="multilevel"/>
+    <w:tmpl w:val="D0CA9422"/>
+    <w:lvl w:ilvl="0">
+      <w:start w:val="1"/>
+      <w:numFmt w:val="bullet"/>
+      <w:lvlText w:val=""/>
+      <w:lvlJc w:val="left"/>
+      <w:pPr>
+        <w:tabs>
+          <w:tab w:val="num" w:pos="720"/>
+        </w:tabs>
+        <w:ind w:left="720" w:hanging="360"/>
+      </w:pPr>
+      <w:rPr>
+        <w:rFonts w:ascii="Symbol" w:hAnsi="Symbol" w:hint="default"/>
+        <w:sz w:val="20"/>
+      </w:rPr>
+    </w:lvl>
+    <w:lvl w:ilvl="1" w:tentative="1">
+      <w:start w:val="1"/>
+      <w:numFmt w:val="bullet"/>
+      <w:lvlText w:val="o"/>
+      <w:lvlJc w:val="left"/>
+      <w:pPr>
+        <w:tabs>
+          <w:tab w:val="num" w:pos="1440"/>
+        </w:tabs>
+        <w:ind w:left="1440" w:hanging="360"/>
+      </w:pPr>
+      <w:rPr>
+        <w:rFonts w:ascii="Courier New" w:hAnsi="Courier New" w:hint="default"/>
+        <w:sz w:val="20"/>
+      </w:rPr>
+    </w:lvl>
+    <w:lvl w:ilvl="2" w:tentative="1">
+      <w:start w:val="1"/>
+      <w:numFmt w:val="bullet"/>
+      <w:lvlText w:val=""/>
+      <w:lvlJc w:val="left"/>
+      <w:pPr>
+        <w:tabs>
+          <w:tab w:val="num" w:pos="2160"/>
+        </w:tabs>
+        <w:ind w:left="2160" w:hanging="360"/>
+      </w:pPr>
+      <w:rPr>
+        <w:rFonts w:ascii="Wingdings" w:hAnsi="Wingdings" w:hint="default"/>
+        <w:sz w:val="20"/>
+      </w:rPr>
+    </w:lvl>
+    <w:lvl w:ilvl="3" w:tentative="1">
+      <w:start w:val="1"/>
+      <w:numFmt w:val="bullet"/>
+      <w:lvlText w:val=""/>
+      <w:lvlJc w:val="left"/>
+      <w:pPr>
+        <w:tabs>
+          <w:tab w:val="num" w:pos="2880"/>
+        </w:tabs>
+        <w:ind w:left="2880" w:hanging="360"/>
+      </w:pPr>
+      <w:rPr>
+        <w:rFonts w:ascii="Wingdings" w:hAnsi="Wingdings" w:hint="default"/>
+        <w:sz w:val="20"/>
+      </w:rPr>
+    </w:lvl>
+    <w:lvl w:ilvl="4" w:tentative="1">
+      <w:start w:val="1"/>
+      <w:numFmt w:val="bullet"/>
+      <w:lvlText w:val=""/>
+      <w:lvlJc w:val="left"/>
+      <w:pPr>
+        <w:tabs>
+          <w:tab w:val="num" w:pos="3600"/>
+        </w:tabs>
+        <w:ind w:left="3600" w:hanging="360"/>
+      </w:pPr>
+      <w:rPr>
+        <w:rFonts w:ascii="Wingdings" w:hAnsi="Wingdings" w:hint="default"/>
+        <w:sz w:val="20"/>
+      </w:rPr>
+    </w:lvl>
+    <w:lvl w:ilvl="5" w:tentative="1">
+      <w:start w:val="1"/>
+      <w:numFmt w:val="bullet"/>
+      <w:lvlText w:val=""/>
+      <w:lvlJc w:val="left"/>
+      <w:pPr>
+        <w:tabs>
+          <w:tab w:val="num" w:pos="4320"/>
+        </w:tabs>
+        <w:ind w:left="4320" w:hanging="360"/>
+      </w:pPr>
+      <w:rPr>
+        <w:rFonts w:ascii="Wingdings" w:hAnsi="Wingdings" w:hint="default"/>
+        <w:sz w:val="20"/>
+      </w:rPr>
+    </w:lvl>
+    <w:lvl w:ilvl="6" w:tentative="1">
+      <w:start w:val="1"/>
+      <w:numFmt w:val="bullet"/>
+      <w:lvlText w:val=""/>
+      <w:lvlJc w:val="left"/>
+      <w:pPr>
+        <w:tabs>
+          <w:tab w:val="num" w:pos="5040"/>
+        </w:tabs>
+        <w:ind w:left="5040" w:hanging="360"/>
+      </w:pPr>
+      <w:rPr>
+        <w:rFonts w:ascii="Wingdings" w:hAnsi="Wingdings" w:hint="default"/>
+        <w:sz w:val="20"/>
+      </w:rPr>
+    </w:lvl>
+    <w:lvl w:ilvl="7" w:tentative="1">
+      <w:start w:val="1"/>
+      <w:numFmt w:val="bullet"/>
+      <w:lvlText w:val=""/>
+      <w:lvlJc w:val="left"/>
+      <w:pPr>
+        <w:tabs>
+          <w:tab w:val="num" w:pos="5760"/>
+        </w:tabs>
+        <w:ind w:left="5760" w:hanging="360"/>
+      </w:pPr>
+      <w:rPr>
+        <w:rFonts w:ascii="Wingdings" w:hAnsi="Wingdings" w:hint="default"/>
+        <w:sz w:val="20"/>
+      </w:rPr>
+    </w:lvl>
+    <w:lvl w:ilvl="8" w:tentative="1">
+      <w:start w:val="1"/>
+      <w:numFmt w:val="bullet"/>
+      <w:lvlText w:val=""/>
+      <w:lvlJc w:val="left"/>
+      <w:pPr>
+        <w:tabs>
+          <w:tab w:val="num" w:pos="6480"/>
+        </w:tabs>
+        <w:ind w:left="6480" w:hanging="360"/>
+      </w:pPr>
+      <w:rPr>
+        <w:rFonts w:ascii="Wingdings" w:hAnsi="Wingdings" w:hint="default"/>
+        <w:sz w:val="20"/>
+      </w:rPr>
+    </w:lvl>
+  </w:abstractNum>
+  <w:abstractNum w:abstractNumId="30" w15:restartNumberingAfterBreak="0">
     <w:nsid w:val="416A4A49"/>
     <w:multiLevelType w:val="hybridMultilevel"/>
     <w:tmpl w:val="9724ADE2"/>
@@ -58111,7 +61296,7 @@
       </w:rPr>
     </w:lvl>
   </w:abstractNum>
-  <w:abstractNum w:abstractNumId="26" w15:restartNumberingAfterBreak="0">
+  <w:abstractNum w:abstractNumId="31" w15:restartNumberingAfterBreak="0">
     <w:nsid w:val="43B77A64"/>
     <w:multiLevelType w:val="multilevel"/>
     <w:tmpl w:val="4CA00B58"/>
@@ -58260,7 +61445,7 @@
       </w:rPr>
     </w:lvl>
   </w:abstractNum>
-  <w:abstractNum w:abstractNumId="27" w15:restartNumberingAfterBreak="0">
+  <w:abstractNum w:abstractNumId="32" w15:restartNumberingAfterBreak="0">
     <w:nsid w:val="479145A5"/>
     <w:multiLevelType w:val="multilevel"/>
     <w:tmpl w:val="1FFC7D32"/>
@@ -58409,7 +61594,7 @@
       </w:rPr>
     </w:lvl>
   </w:abstractNum>
-  <w:abstractNum w:abstractNumId="28" w15:restartNumberingAfterBreak="0">
+  <w:abstractNum w:abstractNumId="33" w15:restartNumberingAfterBreak="0">
     <w:nsid w:val="4A03266F"/>
     <w:multiLevelType w:val="multilevel"/>
     <w:tmpl w:val="5E204648"/>
@@ -58558,7 +61743,7 @@
       </w:rPr>
     </w:lvl>
   </w:abstractNum>
-  <w:abstractNum w:abstractNumId="29" w15:restartNumberingAfterBreak="0">
+  <w:abstractNum w:abstractNumId="34" w15:restartNumberingAfterBreak="0">
     <w:nsid w:val="4A1123BA"/>
     <w:multiLevelType w:val="multilevel"/>
     <w:tmpl w:val="8C483F04"/>
@@ -58707,7 +61892,7 @@
       </w:rPr>
     </w:lvl>
   </w:abstractNum>
-  <w:abstractNum w:abstractNumId="30" w15:restartNumberingAfterBreak="0">
+  <w:abstractNum w:abstractNumId="35" w15:restartNumberingAfterBreak="0">
     <w:nsid w:val="4C1B70A4"/>
     <w:multiLevelType w:val="multilevel"/>
     <w:tmpl w:val="01CEA43C"/>
@@ -58856,7 +62041,7 @@
       </w:rPr>
     </w:lvl>
   </w:abstractNum>
-  <w:abstractNum w:abstractNumId="31" w15:restartNumberingAfterBreak="0">
+  <w:abstractNum w:abstractNumId="36" w15:restartNumberingAfterBreak="0">
     <w:nsid w:val="4C1D489E"/>
     <w:multiLevelType w:val="multilevel"/>
     <w:tmpl w:val="40CC4580"/>
@@ -59005,7 +62190,7 @@
       </w:rPr>
     </w:lvl>
   </w:abstractNum>
-  <w:abstractNum w:abstractNumId="32" w15:restartNumberingAfterBreak="0">
+  <w:abstractNum w:abstractNumId="37" w15:restartNumberingAfterBreak="0">
     <w:nsid w:val="52B06600"/>
     <w:multiLevelType w:val="multilevel"/>
     <w:tmpl w:val="AD6ED1C8"/>
@@ -59154,7 +62339,156 @@
       </w:rPr>
     </w:lvl>
   </w:abstractNum>
-  <w:abstractNum w:abstractNumId="33" w15:restartNumberingAfterBreak="0">
+  <w:abstractNum w:abstractNumId="38" w15:restartNumberingAfterBreak="0">
+    <w:nsid w:val="55376A7E"/>
+    <w:multiLevelType w:val="multilevel"/>
+    <w:tmpl w:val="50A8D6AC"/>
+    <w:lvl w:ilvl="0">
+      <w:start w:val="1"/>
+      <w:numFmt w:val="bullet"/>
+      <w:lvlText w:val=""/>
+      <w:lvlJc w:val="left"/>
+      <w:pPr>
+        <w:tabs>
+          <w:tab w:val="num" w:pos="720"/>
+        </w:tabs>
+        <w:ind w:left="720" w:hanging="360"/>
+      </w:pPr>
+      <w:rPr>
+        <w:rFonts w:ascii="Symbol" w:hAnsi="Symbol" w:hint="default"/>
+        <w:sz w:val="20"/>
+      </w:rPr>
+    </w:lvl>
+    <w:lvl w:ilvl="1">
+      <w:start w:val="1"/>
+      <w:numFmt w:val="bullet"/>
+      <w:lvlText w:val="o"/>
+      <w:lvlJc w:val="left"/>
+      <w:pPr>
+        <w:tabs>
+          <w:tab w:val="num" w:pos="1440"/>
+        </w:tabs>
+        <w:ind w:left="1440" w:hanging="360"/>
+      </w:pPr>
+      <w:rPr>
+        <w:rFonts w:ascii="Courier New" w:hAnsi="Courier New" w:hint="default"/>
+        <w:sz w:val="20"/>
+      </w:rPr>
+    </w:lvl>
+    <w:lvl w:ilvl="2" w:tentative="1">
+      <w:start w:val="1"/>
+      <w:numFmt w:val="bullet"/>
+      <w:lvlText w:val=""/>
+      <w:lvlJc w:val="left"/>
+      <w:pPr>
+        <w:tabs>
+          <w:tab w:val="num" w:pos="2160"/>
+        </w:tabs>
+        <w:ind w:left="2160" w:hanging="360"/>
+      </w:pPr>
+      <w:rPr>
+        <w:rFonts w:ascii="Wingdings" w:hAnsi="Wingdings" w:hint="default"/>
+        <w:sz w:val="20"/>
+      </w:rPr>
+    </w:lvl>
+    <w:lvl w:ilvl="3" w:tentative="1">
+      <w:start w:val="1"/>
+      <w:numFmt w:val="bullet"/>
+      <w:lvlText w:val=""/>
+      <w:lvlJc w:val="left"/>
+      <w:pPr>
+        <w:tabs>
+          <w:tab w:val="num" w:pos="2880"/>
+        </w:tabs>
+        <w:ind w:left="2880" w:hanging="360"/>
+      </w:pPr>
+      <w:rPr>
+        <w:rFonts w:ascii="Wingdings" w:hAnsi="Wingdings" w:hint="default"/>
+        <w:sz w:val="20"/>
+      </w:rPr>
+    </w:lvl>
+    <w:lvl w:ilvl="4" w:tentative="1">
+      <w:start w:val="1"/>
+      <w:numFmt w:val="bullet"/>
+      <w:lvlText w:val=""/>
+      <w:lvlJc w:val="left"/>
+      <w:pPr>
+        <w:tabs>
+          <w:tab w:val="num" w:pos="3600"/>
+        </w:tabs>
+        <w:ind w:left="3600" w:hanging="360"/>
+      </w:pPr>
+      <w:rPr>
+        <w:rFonts w:ascii="Wingdings" w:hAnsi="Wingdings" w:hint="default"/>
+        <w:sz w:val="20"/>
+      </w:rPr>
+    </w:lvl>
+    <w:lvl w:ilvl="5" w:tentative="1">
+      <w:start w:val="1"/>
+      <w:numFmt w:val="bullet"/>
+      <w:lvlText w:val=""/>
+      <w:lvlJc w:val="left"/>
+      <w:pPr>
+        <w:tabs>
+          <w:tab w:val="num" w:pos="4320"/>
+        </w:tabs>
+        <w:ind w:left="4320" w:hanging="360"/>
+      </w:pPr>
+      <w:rPr>
+        <w:rFonts w:ascii="Wingdings" w:hAnsi="Wingdings" w:hint="default"/>
+        <w:sz w:val="20"/>
+      </w:rPr>
+    </w:lvl>
+    <w:lvl w:ilvl="6" w:tentative="1">
+      <w:start w:val="1"/>
+      <w:numFmt w:val="bullet"/>
+      <w:lvlText w:val=""/>
+      <w:lvlJc w:val="left"/>
+      <w:pPr>
+        <w:tabs>
+          <w:tab w:val="num" w:pos="5040"/>
+        </w:tabs>
+        <w:ind w:left="5040" w:hanging="360"/>
+      </w:pPr>
+      <w:rPr>
+        <w:rFonts w:ascii="Wingdings" w:hAnsi="Wingdings" w:hint="default"/>
+        <w:sz w:val="20"/>
+      </w:rPr>
+    </w:lvl>
+    <w:lvl w:ilvl="7" w:tentative="1">
+      <w:start w:val="1"/>
+      <w:numFmt w:val="bullet"/>
+      <w:lvlText w:val=""/>
+      <w:lvlJc w:val="left"/>
+      <w:pPr>
+        <w:tabs>
+          <w:tab w:val="num" w:pos="5760"/>
+        </w:tabs>
+        <w:ind w:left="5760" w:hanging="360"/>
+      </w:pPr>
+      <w:rPr>
+        <w:rFonts w:ascii="Wingdings" w:hAnsi="Wingdings" w:hint="default"/>
+        <w:sz w:val="20"/>
+      </w:rPr>
+    </w:lvl>
+    <w:lvl w:ilvl="8" w:tentative="1">
+      <w:start w:val="1"/>
+      <w:numFmt w:val="bullet"/>
+      <w:lvlText w:val=""/>
+      <w:lvlJc w:val="left"/>
+      <w:pPr>
+        <w:tabs>
+          <w:tab w:val="num" w:pos="6480"/>
+        </w:tabs>
+        <w:ind w:left="6480" w:hanging="360"/>
+      </w:pPr>
+      <w:rPr>
+        <w:rFonts w:ascii="Wingdings" w:hAnsi="Wingdings" w:hint="default"/>
+        <w:sz w:val="20"/>
+      </w:rPr>
+    </w:lvl>
+  </w:abstractNum>
+  <w:abstractNum w:abstractNumId="39" w15:restartNumberingAfterBreak="0">
     <w:nsid w:val="5A9249A7"/>
     <w:multiLevelType w:val="multilevel"/>
     <w:tmpl w:val="B4FEF9CC"/>
@@ -59267,7 +62601,7 @@
       </w:pPr>
     </w:lvl>
   </w:abstractNum>
-  <w:abstractNum w:abstractNumId="34" w15:restartNumberingAfterBreak="0">
+  <w:abstractNum w:abstractNumId="40" w15:restartNumberingAfterBreak="0">
     <w:nsid w:val="5A926671"/>
     <w:multiLevelType w:val="multilevel"/>
     <w:tmpl w:val="9D5C5AE8"/>
@@ -59416,10 +62750,10 @@
       </w:rPr>
     </w:lvl>
   </w:abstractNum>
-  <w:abstractNum w:abstractNumId="35" w15:restartNumberingAfterBreak="0">
-    <w:nsid w:val="5C991520"/>
+  <w:abstractNum w:abstractNumId="41" w15:restartNumberingAfterBreak="0">
+    <w:nsid w:val="5A971EAD"/>
     <w:multiLevelType w:val="multilevel"/>
-    <w:tmpl w:val="52502F38"/>
+    <w:tmpl w:val="F0243054"/>
     <w:lvl w:ilvl="0">
       <w:start w:val="1"/>
       <w:numFmt w:val="bullet"/>
@@ -59565,10 +62899,10 @@
       </w:rPr>
     </w:lvl>
   </w:abstractNum>
-  <w:abstractNum w:abstractNumId="36" w15:restartNumberingAfterBreak="0">
-    <w:nsid w:val="6286081F"/>
+  <w:abstractNum w:abstractNumId="42" w15:restartNumberingAfterBreak="0">
+    <w:nsid w:val="5C991520"/>
     <w:multiLevelType w:val="multilevel"/>
-    <w:tmpl w:val="7F36D7B6"/>
+    <w:tmpl w:val="52502F38"/>
     <w:lvl w:ilvl="0">
       <w:start w:val="1"/>
       <w:numFmt w:val="bullet"/>
@@ -59714,10 +63048,10 @@
       </w:rPr>
     </w:lvl>
   </w:abstractNum>
-  <w:abstractNum w:abstractNumId="37" w15:restartNumberingAfterBreak="0">
-    <w:nsid w:val="628F5797"/>
+  <w:abstractNum w:abstractNumId="43" w15:restartNumberingAfterBreak="0">
+    <w:nsid w:val="6286081F"/>
     <w:multiLevelType w:val="multilevel"/>
-    <w:tmpl w:val="241EE5E2"/>
+    <w:tmpl w:val="7F36D7B6"/>
     <w:lvl w:ilvl="0">
       <w:start w:val="1"/>
       <w:numFmt w:val="bullet"/>
@@ -59863,10 +63197,10 @@
       </w:rPr>
     </w:lvl>
   </w:abstractNum>
-  <w:abstractNum w:abstractNumId="38" w15:restartNumberingAfterBreak="0">
-    <w:nsid w:val="630F0258"/>
+  <w:abstractNum w:abstractNumId="44" w15:restartNumberingAfterBreak="0">
+    <w:nsid w:val="628F5797"/>
     <w:multiLevelType w:val="multilevel"/>
-    <w:tmpl w:val="23A84590"/>
+    <w:tmpl w:val="241EE5E2"/>
     <w:lvl w:ilvl="0">
       <w:start w:val="1"/>
       <w:numFmt w:val="bullet"/>
@@ -60012,10 +63346,10 @@
       </w:rPr>
     </w:lvl>
   </w:abstractNum>
-  <w:abstractNum w:abstractNumId="39" w15:restartNumberingAfterBreak="0">
-    <w:nsid w:val="643F20BE"/>
+  <w:abstractNum w:abstractNumId="45" w15:restartNumberingAfterBreak="0">
+    <w:nsid w:val="630F0258"/>
     <w:multiLevelType w:val="multilevel"/>
-    <w:tmpl w:val="98AC6286"/>
+    <w:tmpl w:val="23A84590"/>
     <w:lvl w:ilvl="0">
       <w:start w:val="1"/>
       <w:numFmt w:val="bullet"/>
@@ -60161,10 +63495,10 @@
       </w:rPr>
     </w:lvl>
   </w:abstractNum>
-  <w:abstractNum w:abstractNumId="40" w15:restartNumberingAfterBreak="0">
-    <w:nsid w:val="65DD1A7B"/>
+  <w:abstractNum w:abstractNumId="46" w15:restartNumberingAfterBreak="0">
+    <w:nsid w:val="643F20BE"/>
     <w:multiLevelType w:val="multilevel"/>
-    <w:tmpl w:val="495A5E6C"/>
+    <w:tmpl w:val="98AC6286"/>
     <w:lvl w:ilvl="0">
       <w:start w:val="1"/>
       <w:numFmt w:val="bullet"/>
@@ -60310,10 +63644,10 @@
       </w:rPr>
     </w:lvl>
   </w:abstractNum>
-  <w:abstractNum w:abstractNumId="41" w15:restartNumberingAfterBreak="0">
-    <w:nsid w:val="66796D01"/>
+  <w:abstractNum w:abstractNumId="47" w15:restartNumberingAfterBreak="0">
+    <w:nsid w:val="65DD1A7B"/>
     <w:multiLevelType w:val="multilevel"/>
-    <w:tmpl w:val="140A172E"/>
+    <w:tmpl w:val="495A5E6C"/>
     <w:lvl w:ilvl="0">
       <w:start w:val="1"/>
       <w:numFmt w:val="bullet"/>
@@ -60459,10 +63793,10 @@
       </w:rPr>
     </w:lvl>
   </w:abstractNum>
-  <w:abstractNum w:abstractNumId="42" w15:restartNumberingAfterBreak="0">
-    <w:nsid w:val="6BFB5679"/>
+  <w:abstractNum w:abstractNumId="48" w15:restartNumberingAfterBreak="0">
+    <w:nsid w:val="66796D01"/>
     <w:multiLevelType w:val="multilevel"/>
-    <w:tmpl w:val="46A69A60"/>
+    <w:tmpl w:val="140A172E"/>
     <w:lvl w:ilvl="0">
       <w:start w:val="1"/>
       <w:numFmt w:val="bullet"/>
@@ -60608,10 +63942,10 @@
       </w:rPr>
     </w:lvl>
   </w:abstractNum>
-  <w:abstractNum w:abstractNumId="43" w15:restartNumberingAfterBreak="0">
-    <w:nsid w:val="6DB15F1F"/>
+  <w:abstractNum w:abstractNumId="49" w15:restartNumberingAfterBreak="0">
+    <w:nsid w:val="6BFB5679"/>
     <w:multiLevelType w:val="multilevel"/>
-    <w:tmpl w:val="C458D7DC"/>
+    <w:tmpl w:val="46A69A60"/>
     <w:lvl w:ilvl="0">
       <w:start w:val="1"/>
       <w:numFmt w:val="bullet"/>
@@ -60757,10 +64091,10 @@
       </w:rPr>
     </w:lvl>
   </w:abstractNum>
-  <w:abstractNum w:abstractNumId="44" w15:restartNumberingAfterBreak="0">
-    <w:nsid w:val="6E0C201A"/>
+  <w:abstractNum w:abstractNumId="50" w15:restartNumberingAfterBreak="0">
+    <w:nsid w:val="6DB15F1F"/>
     <w:multiLevelType w:val="multilevel"/>
-    <w:tmpl w:val="7AD0E518"/>
+    <w:tmpl w:val="C458D7DC"/>
     <w:lvl w:ilvl="0">
       <w:start w:val="1"/>
       <w:numFmt w:val="bullet"/>
@@ -60906,10 +64240,10 @@
       </w:rPr>
     </w:lvl>
   </w:abstractNum>
-  <w:abstractNum w:abstractNumId="45" w15:restartNumberingAfterBreak="0">
-    <w:nsid w:val="75004C9E"/>
+  <w:abstractNum w:abstractNumId="51" w15:restartNumberingAfterBreak="0">
+    <w:nsid w:val="6E0C201A"/>
     <w:multiLevelType w:val="multilevel"/>
-    <w:tmpl w:val="2692380E"/>
+    <w:tmpl w:val="7AD0E518"/>
     <w:lvl w:ilvl="0">
       <w:start w:val="1"/>
       <w:numFmt w:val="bullet"/>
@@ -61055,123 +64389,10 @@
       </w:rPr>
     </w:lvl>
   </w:abstractNum>
-  <w:abstractNum w:abstractNumId="46" w15:restartNumberingAfterBreak="0">
-    <w:nsid w:val="794531C0"/>
+  <w:abstractNum w:abstractNumId="52" w15:restartNumberingAfterBreak="0">
+    <w:nsid w:val="75004C9E"/>
     <w:multiLevelType w:val="multilevel"/>
-    <w:tmpl w:val="8BCC8D34"/>
-    <w:lvl w:ilvl="0">
-      <w:start w:val="1"/>
-      <w:numFmt w:val="decimal"/>
-      <w:lvlText w:val="%1."/>
-      <w:lvlJc w:val="left"/>
-      <w:pPr>
-        <w:tabs>
-          <w:tab w:val="num" w:pos="720"/>
-        </w:tabs>
-        <w:ind w:left="720" w:hanging="360"/>
-      </w:pPr>
-    </w:lvl>
-    <w:lvl w:ilvl="1" w:tentative="1">
-      <w:start w:val="1"/>
-      <w:numFmt w:val="decimal"/>
-      <w:lvlText w:val="%2."/>
-      <w:lvlJc w:val="left"/>
-      <w:pPr>
-        <w:tabs>
-          <w:tab w:val="num" w:pos="1440"/>
-        </w:tabs>
-        <w:ind w:left="1440" w:hanging="360"/>
-      </w:pPr>
-    </w:lvl>
-    <w:lvl w:ilvl="2" w:tentative="1">
-      <w:start w:val="1"/>
-      <w:numFmt w:val="decimal"/>
-      <w:lvlText w:val="%3."/>
-      <w:lvlJc w:val="left"/>
-      <w:pPr>
-        <w:tabs>
-          <w:tab w:val="num" w:pos="2160"/>
-        </w:tabs>
-        <w:ind w:left="2160" w:hanging="360"/>
-      </w:pPr>
-    </w:lvl>
-    <w:lvl w:ilvl="3" w:tentative="1">
-      <w:start w:val="1"/>
-      <w:numFmt w:val="decimal"/>
-      <w:lvlText w:val="%4."/>
-      <w:lvlJc w:val="left"/>
-      <w:pPr>
-        <w:tabs>
-          <w:tab w:val="num" w:pos="2880"/>
-        </w:tabs>
-        <w:ind w:left="2880" w:hanging="360"/>
-      </w:pPr>
-    </w:lvl>
-    <w:lvl w:ilvl="4" w:tentative="1">
-      <w:start w:val="1"/>
-      <w:numFmt w:val="decimal"/>
-      <w:lvlText w:val="%5."/>
-      <w:lvlJc w:val="left"/>
-      <w:pPr>
-        <w:tabs>
-          <w:tab w:val="num" w:pos="3600"/>
-        </w:tabs>
-        <w:ind w:left="3600" w:hanging="360"/>
-      </w:pPr>
-    </w:lvl>
-    <w:lvl w:ilvl="5" w:tentative="1">
-      <w:start w:val="1"/>
-      <w:numFmt w:val="decimal"/>
-      <w:lvlText w:val="%6."/>
-      <w:lvlJc w:val="left"/>
-      <w:pPr>
-        <w:tabs>
-          <w:tab w:val="num" w:pos="4320"/>
-        </w:tabs>
-        <w:ind w:left="4320" w:hanging="360"/>
-      </w:pPr>
-    </w:lvl>
-    <w:lvl w:ilvl="6" w:tentative="1">
-      <w:start w:val="1"/>
-      <w:numFmt w:val="decimal"/>
-      <w:lvlText w:val="%7."/>
-      <w:lvlJc w:val="left"/>
-      <w:pPr>
-        <w:tabs>
-          <w:tab w:val="num" w:pos="5040"/>
-        </w:tabs>
-        <w:ind w:left="5040" w:hanging="360"/>
-      </w:pPr>
-    </w:lvl>
-    <w:lvl w:ilvl="7" w:tentative="1">
-      <w:start w:val="1"/>
-      <w:numFmt w:val="decimal"/>
-      <w:lvlText w:val="%8."/>
-      <w:lvlJc w:val="left"/>
-      <w:pPr>
-        <w:tabs>
-          <w:tab w:val="num" w:pos="5760"/>
-        </w:tabs>
-        <w:ind w:left="5760" w:hanging="360"/>
-      </w:pPr>
-    </w:lvl>
-    <w:lvl w:ilvl="8" w:tentative="1">
-      <w:start w:val="1"/>
-      <w:numFmt w:val="decimal"/>
-      <w:lvlText w:val="%9."/>
-      <w:lvlJc w:val="left"/>
-      <w:pPr>
-        <w:tabs>
-          <w:tab w:val="num" w:pos="6480"/>
-        </w:tabs>
-        <w:ind w:left="6480" w:hanging="360"/>
-      </w:pPr>
-    </w:lvl>
-  </w:abstractNum>
-  <w:abstractNum w:abstractNumId="47" w15:restartNumberingAfterBreak="0">
-    <w:nsid w:val="7B9261C2"/>
-    <w:multiLevelType w:val="multilevel"/>
-    <w:tmpl w:val="505A2560"/>
+    <w:tmpl w:val="2692380E"/>
     <w:lvl w:ilvl="0">
       <w:start w:val="1"/>
       <w:numFmt w:val="bullet"/>
@@ -61317,7 +64538,418 @@
       </w:rPr>
     </w:lvl>
   </w:abstractNum>
-  <w:abstractNum w:abstractNumId="48" w15:restartNumberingAfterBreak="0">
+  <w:abstractNum w:abstractNumId="53" w15:restartNumberingAfterBreak="0">
+    <w:nsid w:val="760614F3"/>
+    <w:multiLevelType w:val="multilevel"/>
+    <w:tmpl w:val="D29EA362"/>
+    <w:lvl w:ilvl="0">
+      <w:start w:val="1"/>
+      <w:numFmt w:val="bullet"/>
+      <w:lvlText w:val=""/>
+      <w:lvlJc w:val="left"/>
+      <w:pPr>
+        <w:tabs>
+          <w:tab w:val="num" w:pos="720"/>
+        </w:tabs>
+        <w:ind w:left="720" w:hanging="360"/>
+      </w:pPr>
+      <w:rPr>
+        <w:rFonts w:ascii="Symbol" w:hAnsi="Symbol" w:hint="default"/>
+        <w:sz w:val="20"/>
+      </w:rPr>
+    </w:lvl>
+    <w:lvl w:ilvl="1" w:tentative="1">
+      <w:start w:val="1"/>
+      <w:numFmt w:val="bullet"/>
+      <w:lvlText w:val="o"/>
+      <w:lvlJc w:val="left"/>
+      <w:pPr>
+        <w:tabs>
+          <w:tab w:val="num" w:pos="1440"/>
+        </w:tabs>
+        <w:ind w:left="1440" w:hanging="360"/>
+      </w:pPr>
+      <w:rPr>
+        <w:rFonts w:ascii="Courier New" w:hAnsi="Courier New" w:hint="default"/>
+        <w:sz w:val="20"/>
+      </w:rPr>
+    </w:lvl>
+    <w:lvl w:ilvl="2" w:tentative="1">
+      <w:start w:val="1"/>
+      <w:numFmt w:val="bullet"/>
+      <w:lvlText w:val=""/>
+      <w:lvlJc w:val="left"/>
+      <w:pPr>
+        <w:tabs>
+          <w:tab w:val="num" w:pos="2160"/>
+        </w:tabs>
+        <w:ind w:left="2160" w:hanging="360"/>
+      </w:pPr>
+      <w:rPr>
+        <w:rFonts w:ascii="Wingdings" w:hAnsi="Wingdings" w:hint="default"/>
+        <w:sz w:val="20"/>
+      </w:rPr>
+    </w:lvl>
+    <w:lvl w:ilvl="3" w:tentative="1">
+      <w:start w:val="1"/>
+      <w:numFmt w:val="bullet"/>
+      <w:lvlText w:val=""/>
+      <w:lvlJc w:val="left"/>
+      <w:pPr>
+        <w:tabs>
+          <w:tab w:val="num" w:pos="2880"/>
+        </w:tabs>
+        <w:ind w:left="2880" w:hanging="360"/>
+      </w:pPr>
+      <w:rPr>
+        <w:rFonts w:ascii="Wingdings" w:hAnsi="Wingdings" w:hint="default"/>
+        <w:sz w:val="20"/>
+      </w:rPr>
+    </w:lvl>
+    <w:lvl w:ilvl="4" w:tentative="1">
+      <w:start w:val="1"/>
+      <w:numFmt w:val="bullet"/>
+      <w:lvlText w:val=""/>
+      <w:lvlJc w:val="left"/>
+      <w:pPr>
+        <w:tabs>
+          <w:tab w:val="num" w:pos="3600"/>
+        </w:tabs>
+        <w:ind w:left="3600" w:hanging="360"/>
+      </w:pPr>
+      <w:rPr>
+        <w:rFonts w:ascii="Wingdings" w:hAnsi="Wingdings" w:hint="default"/>
+        <w:sz w:val="20"/>
+      </w:rPr>
+    </w:lvl>
+    <w:lvl w:ilvl="5" w:tentative="1">
+      <w:start w:val="1"/>
+      <w:numFmt w:val="bullet"/>
+      <w:lvlText w:val=""/>
+      <w:lvlJc w:val="left"/>
+      <w:pPr>
+        <w:tabs>
+          <w:tab w:val="num" w:pos="4320"/>
+        </w:tabs>
+        <w:ind w:left="4320" w:hanging="360"/>
+      </w:pPr>
+      <w:rPr>
+        <w:rFonts w:ascii="Wingdings" w:hAnsi="Wingdings" w:hint="default"/>
+        <w:sz w:val="20"/>
+      </w:rPr>
+    </w:lvl>
+    <w:lvl w:ilvl="6" w:tentative="1">
+      <w:start w:val="1"/>
+      <w:numFmt w:val="bullet"/>
+      <w:lvlText w:val=""/>
+      <w:lvlJc w:val="left"/>
+      <w:pPr>
+        <w:tabs>
+          <w:tab w:val="num" w:pos="5040"/>
+        </w:tabs>
+        <w:ind w:left="5040" w:hanging="360"/>
+      </w:pPr>
+      <w:rPr>
+        <w:rFonts w:ascii="Wingdings" w:hAnsi="Wingdings" w:hint="default"/>
+        <w:sz w:val="20"/>
+      </w:rPr>
+    </w:lvl>
+    <w:lvl w:ilvl="7" w:tentative="1">
+      <w:start w:val="1"/>
+      <w:numFmt w:val="bullet"/>
+      <w:lvlText w:val=""/>
+      <w:lvlJc w:val="left"/>
+      <w:pPr>
+        <w:tabs>
+          <w:tab w:val="num" w:pos="5760"/>
+        </w:tabs>
+        <w:ind w:left="5760" w:hanging="360"/>
+      </w:pPr>
+      <w:rPr>
+        <w:rFonts w:ascii="Wingdings" w:hAnsi="Wingdings" w:hint="default"/>
+        <w:sz w:val="20"/>
+      </w:rPr>
+    </w:lvl>
+    <w:lvl w:ilvl="8" w:tentative="1">
+      <w:start w:val="1"/>
+      <w:numFmt w:val="bullet"/>
+      <w:lvlText w:val=""/>
+      <w:lvlJc w:val="left"/>
+      <w:pPr>
+        <w:tabs>
+          <w:tab w:val="num" w:pos="6480"/>
+        </w:tabs>
+        <w:ind w:left="6480" w:hanging="360"/>
+      </w:pPr>
+      <w:rPr>
+        <w:rFonts w:ascii="Wingdings" w:hAnsi="Wingdings" w:hint="default"/>
+        <w:sz w:val="20"/>
+      </w:rPr>
+    </w:lvl>
+  </w:abstractNum>
+  <w:abstractNum w:abstractNumId="54" w15:restartNumberingAfterBreak="0">
+    <w:nsid w:val="794531C0"/>
+    <w:multiLevelType w:val="multilevel"/>
+    <w:tmpl w:val="8BCC8D34"/>
+    <w:lvl w:ilvl="0">
+      <w:start w:val="1"/>
+      <w:numFmt w:val="decimal"/>
+      <w:lvlText w:val="%1."/>
+      <w:lvlJc w:val="left"/>
+      <w:pPr>
+        <w:tabs>
+          <w:tab w:val="num" w:pos="720"/>
+        </w:tabs>
+        <w:ind w:left="720" w:hanging="360"/>
+      </w:pPr>
+    </w:lvl>
+    <w:lvl w:ilvl="1" w:tentative="1">
+      <w:start w:val="1"/>
+      <w:numFmt w:val="decimal"/>
+      <w:lvlText w:val="%2."/>
+      <w:lvlJc w:val="left"/>
+      <w:pPr>
+        <w:tabs>
+          <w:tab w:val="num" w:pos="1440"/>
+        </w:tabs>
+        <w:ind w:left="1440" w:hanging="360"/>
+      </w:pPr>
+    </w:lvl>
+    <w:lvl w:ilvl="2" w:tentative="1">
+      <w:start w:val="1"/>
+      <w:numFmt w:val="decimal"/>
+      <w:lvlText w:val="%3."/>
+      <w:lvlJc w:val="left"/>
+      <w:pPr>
+        <w:tabs>
+          <w:tab w:val="num" w:pos="2160"/>
+        </w:tabs>
+        <w:ind w:left="2160" w:hanging="360"/>
+      </w:pPr>
+    </w:lvl>
+    <w:lvl w:ilvl="3" w:tentative="1">
+      <w:start w:val="1"/>
+      <w:numFmt w:val="decimal"/>
+      <w:lvlText w:val="%4."/>
+      <w:lvlJc w:val="left"/>
+      <w:pPr>
+        <w:tabs>
+          <w:tab w:val="num" w:pos="2880"/>
+        </w:tabs>
+        <w:ind w:left="2880" w:hanging="360"/>
+      </w:pPr>
+    </w:lvl>
+    <w:lvl w:ilvl="4" w:tentative="1">
+      <w:start w:val="1"/>
+      <w:numFmt w:val="decimal"/>
+      <w:lvlText w:val="%5."/>
+      <w:lvlJc w:val="left"/>
+      <w:pPr>
+        <w:tabs>
+          <w:tab w:val="num" w:pos="3600"/>
+        </w:tabs>
+        <w:ind w:left="3600" w:hanging="360"/>
+      </w:pPr>
+    </w:lvl>
+    <w:lvl w:ilvl="5" w:tentative="1">
+      <w:start w:val="1"/>
+      <w:numFmt w:val="decimal"/>
+      <w:lvlText w:val="%6."/>
+      <w:lvlJc w:val="left"/>
+      <w:pPr>
+        <w:tabs>
+          <w:tab w:val="num" w:pos="4320"/>
+        </w:tabs>
+        <w:ind w:left="4320" w:hanging="360"/>
+      </w:pPr>
+    </w:lvl>
+    <w:lvl w:ilvl="6" w:tentative="1">
+      <w:start w:val="1"/>
+      <w:numFmt w:val="decimal"/>
+      <w:lvlText w:val="%7."/>
+      <w:lvlJc w:val="left"/>
+      <w:pPr>
+        <w:tabs>
+          <w:tab w:val="num" w:pos="5040"/>
+        </w:tabs>
+        <w:ind w:left="5040" w:hanging="360"/>
+      </w:pPr>
+    </w:lvl>
+    <w:lvl w:ilvl="7" w:tentative="1">
+      <w:start w:val="1"/>
+      <w:numFmt w:val="decimal"/>
+      <w:lvlText w:val="%8."/>
+      <w:lvlJc w:val="left"/>
+      <w:pPr>
+        <w:tabs>
+          <w:tab w:val="num" w:pos="5760"/>
+        </w:tabs>
+        <w:ind w:left="5760" w:hanging="360"/>
+      </w:pPr>
+    </w:lvl>
+    <w:lvl w:ilvl="8" w:tentative="1">
+      <w:start w:val="1"/>
+      <w:numFmt w:val="decimal"/>
+      <w:lvlText w:val="%9."/>
+      <w:lvlJc w:val="left"/>
+      <w:pPr>
+        <w:tabs>
+          <w:tab w:val="num" w:pos="6480"/>
+        </w:tabs>
+        <w:ind w:left="6480" w:hanging="360"/>
+      </w:pPr>
+    </w:lvl>
+  </w:abstractNum>
+  <w:abstractNum w:abstractNumId="55" w15:restartNumberingAfterBreak="0">
+    <w:nsid w:val="7B9261C2"/>
+    <w:multiLevelType w:val="multilevel"/>
+    <w:tmpl w:val="505A2560"/>
+    <w:lvl w:ilvl="0">
+      <w:start w:val="1"/>
+      <w:numFmt w:val="bullet"/>
+      <w:lvlText w:val=""/>
+      <w:lvlJc w:val="left"/>
+      <w:pPr>
+        <w:tabs>
+          <w:tab w:val="num" w:pos="720"/>
+        </w:tabs>
+        <w:ind w:left="720" w:hanging="360"/>
+      </w:pPr>
+      <w:rPr>
+        <w:rFonts w:ascii="Symbol" w:hAnsi="Symbol" w:hint="default"/>
+        <w:sz w:val="20"/>
+      </w:rPr>
+    </w:lvl>
+    <w:lvl w:ilvl="1" w:tentative="1">
+      <w:start w:val="1"/>
+      <w:numFmt w:val="bullet"/>
+      <w:lvlText w:val="o"/>
+      <w:lvlJc w:val="left"/>
+      <w:pPr>
+        <w:tabs>
+          <w:tab w:val="num" w:pos="1440"/>
+        </w:tabs>
+        <w:ind w:left="1440" w:hanging="360"/>
+      </w:pPr>
+      <w:rPr>
+        <w:rFonts w:ascii="Courier New" w:hAnsi="Courier New" w:hint="default"/>
+        <w:sz w:val="20"/>
+      </w:rPr>
+    </w:lvl>
+    <w:lvl w:ilvl="2" w:tentative="1">
+      <w:start w:val="1"/>
+      <w:numFmt w:val="bullet"/>
+      <w:lvlText w:val=""/>
+      <w:lvlJc w:val="left"/>
+      <w:pPr>
+        <w:tabs>
+          <w:tab w:val="num" w:pos="2160"/>
+        </w:tabs>
+        <w:ind w:left="2160" w:hanging="360"/>
+      </w:pPr>
+      <w:rPr>
+        <w:rFonts w:ascii="Wingdings" w:hAnsi="Wingdings" w:hint="default"/>
+        <w:sz w:val="20"/>
+      </w:rPr>
+    </w:lvl>
+    <w:lvl w:ilvl="3" w:tentative="1">
+      <w:start w:val="1"/>
+      <w:numFmt w:val="bullet"/>
+      <w:lvlText w:val=""/>
+      <w:lvlJc w:val="left"/>
+      <w:pPr>
+        <w:tabs>
+          <w:tab w:val="num" w:pos="2880"/>
+        </w:tabs>
+        <w:ind w:left="2880" w:hanging="360"/>
+      </w:pPr>
+      <w:rPr>
+        <w:rFonts w:ascii="Wingdings" w:hAnsi="Wingdings" w:hint="default"/>
+        <w:sz w:val="20"/>
+      </w:rPr>
+    </w:lvl>
+    <w:lvl w:ilvl="4" w:tentative="1">
+      <w:start w:val="1"/>
+      <w:numFmt w:val="bullet"/>
+      <w:lvlText w:val=""/>
+      <w:lvlJc w:val="left"/>
+      <w:pPr>
+        <w:tabs>
+          <w:tab w:val="num" w:pos="3600"/>
+        </w:tabs>
+        <w:ind w:left="3600" w:hanging="360"/>
+      </w:pPr>
+      <w:rPr>
+        <w:rFonts w:ascii="Wingdings" w:hAnsi="Wingdings" w:hint="default"/>
+        <w:sz w:val="20"/>
+      </w:rPr>
+    </w:lvl>
+    <w:lvl w:ilvl="5" w:tentative="1">
+      <w:start w:val="1"/>
+      <w:numFmt w:val="bullet"/>
+      <w:lvlText w:val=""/>
+      <w:lvlJc w:val="left"/>
+      <w:pPr>
+        <w:tabs>
+          <w:tab w:val="num" w:pos="4320"/>
+        </w:tabs>
+        <w:ind w:left="4320" w:hanging="360"/>
+      </w:pPr>
+      <w:rPr>
+        <w:rFonts w:ascii="Wingdings" w:hAnsi="Wingdings" w:hint="default"/>
+        <w:sz w:val="20"/>
+      </w:rPr>
+    </w:lvl>
+    <w:lvl w:ilvl="6" w:tentative="1">
+      <w:start w:val="1"/>
+      <w:numFmt w:val="bullet"/>
+      <w:lvlText w:val=""/>
+      <w:lvlJc w:val="left"/>
+      <w:pPr>
+        <w:tabs>
+          <w:tab w:val="num" w:pos="5040"/>
+        </w:tabs>
+        <w:ind w:left="5040" w:hanging="360"/>
+      </w:pPr>
+      <w:rPr>
+        <w:rFonts w:ascii="Wingdings" w:hAnsi="Wingdings" w:hint="default"/>
+        <w:sz w:val="20"/>
+      </w:rPr>
+    </w:lvl>
+    <w:lvl w:ilvl="7" w:tentative="1">
+      <w:start w:val="1"/>
+      <w:numFmt w:val="bullet"/>
+      <w:lvlText w:val=""/>
+      <w:lvlJc w:val="left"/>
+      <w:pPr>
+        <w:tabs>
+          <w:tab w:val="num" w:pos="5760"/>
+        </w:tabs>
+        <w:ind w:left="5760" w:hanging="360"/>
+      </w:pPr>
+      <w:rPr>
+        <w:rFonts w:ascii="Wingdings" w:hAnsi="Wingdings" w:hint="default"/>
+        <w:sz w:val="20"/>
+      </w:rPr>
+    </w:lvl>
+    <w:lvl w:ilvl="8" w:tentative="1">
+      <w:start w:val="1"/>
+      <w:numFmt w:val="bullet"/>
+      <w:lvlText w:val=""/>
+      <w:lvlJc w:val="left"/>
+      <w:pPr>
+        <w:tabs>
+          <w:tab w:val="num" w:pos="6480"/>
+        </w:tabs>
+        <w:ind w:left="6480" w:hanging="360"/>
+      </w:pPr>
+      <w:rPr>
+        <w:rFonts w:ascii="Wingdings" w:hAnsi="Wingdings" w:hint="default"/>
+        <w:sz w:val="20"/>
+      </w:rPr>
+    </w:lvl>
+  </w:abstractNum>
+  <w:abstractNum w:abstractNumId="56" w15:restartNumberingAfterBreak="0">
     <w:nsid w:val="7C2731F2"/>
     <w:multiLevelType w:val="multilevel"/>
     <w:tmpl w:val="A0E03020"/>
@@ -61746,13 +65378,13 @@
     </w:lvlOverride>
   </w:num>
   <w:num w:numId="13" w16cid:durableId="1346713595">
-    <w:abstractNumId w:val="48"/>
+    <w:abstractNumId w:val="56"/>
   </w:num>
   <w:num w:numId="14" w16cid:durableId="1323196369">
-    <w:abstractNumId w:val="33"/>
+    <w:abstractNumId w:val="39"/>
   </w:num>
   <w:num w:numId="15" w16cid:durableId="1155759885">
-    <w:abstractNumId w:val="19"/>
+    <w:abstractNumId w:val="24"/>
   </w:num>
   <w:num w:numId="16" w16cid:durableId="2102484975">
     <w:abstractNumId w:val="6"/>
@@ -61761,10 +65393,10 @@
     <w:abstractNumId w:val="13"/>
   </w:num>
   <w:num w:numId="18" w16cid:durableId="1399396594">
-    <w:abstractNumId w:val="31"/>
+    <w:abstractNumId w:val="36"/>
   </w:num>
   <w:num w:numId="19" w16cid:durableId="744686741">
-    <w:abstractNumId w:val="44"/>
+    <w:abstractNumId w:val="51"/>
   </w:num>
   <w:num w:numId="20" w16cid:durableId="1059209537">
     <w:abstractNumId w:val="9"/>
@@ -62100,37 +65732,37 @@
     </w:lvlOverride>
   </w:num>
   <w:num w:numId="32" w16cid:durableId="1449930621">
-    <w:abstractNumId w:val="25"/>
+    <w:abstractNumId w:val="30"/>
   </w:num>
   <w:num w:numId="33" w16cid:durableId="1764452740">
-    <w:abstractNumId w:val="35"/>
+    <w:abstractNumId w:val="42"/>
   </w:num>
   <w:num w:numId="34" w16cid:durableId="712584618">
     <w:abstractNumId w:val="3"/>
   </w:num>
   <w:num w:numId="35" w16cid:durableId="1905094992">
+    <w:abstractNumId w:val="27"/>
+  </w:num>
+  <w:num w:numId="36" w16cid:durableId="1205674703">
+    <w:abstractNumId w:val="37"/>
+  </w:num>
+  <w:num w:numId="37" w16cid:durableId="205921299">
+    <w:abstractNumId w:val="43"/>
+  </w:num>
+  <w:num w:numId="38" w16cid:durableId="66466147">
+    <w:abstractNumId w:val="34"/>
+  </w:num>
+  <w:num w:numId="39" w16cid:durableId="708261918">
+    <w:abstractNumId w:val="20"/>
+  </w:num>
+  <w:num w:numId="40" w16cid:durableId="652299637">
+    <w:abstractNumId w:val="25"/>
+  </w:num>
+  <w:num w:numId="41" w16cid:durableId="2065132954">
     <w:abstractNumId w:val="22"/>
   </w:num>
-  <w:num w:numId="36" w16cid:durableId="1205674703">
-    <w:abstractNumId w:val="32"/>
-  </w:num>
-  <w:num w:numId="37" w16cid:durableId="205921299">
-    <w:abstractNumId w:val="36"/>
-  </w:num>
-  <w:num w:numId="38" w16cid:durableId="66466147">
-    <w:abstractNumId w:val="29"/>
-  </w:num>
-  <w:num w:numId="39" w16cid:durableId="708261918">
-    <w:abstractNumId w:val="17"/>
-  </w:num>
-  <w:num w:numId="40" w16cid:durableId="652299637">
-    <w:abstractNumId w:val="20"/>
-  </w:num>
-  <w:num w:numId="41" w16cid:durableId="2065132954">
-    <w:abstractNumId w:val="18"/>
-  </w:num>
   <w:num w:numId="42" w16cid:durableId="1209295668">
-    <w:abstractNumId w:val="46"/>
+    <w:abstractNumId w:val="54"/>
   </w:num>
   <w:num w:numId="43" w16cid:durableId="1591965633">
     <w:abstractNumId w:val="9"/>
@@ -62163,22 +65795,22 @@
     </w:lvlOverride>
   </w:num>
   <w:num w:numId="44" w16cid:durableId="365369752">
-    <w:abstractNumId w:val="39"/>
+    <w:abstractNumId w:val="46"/>
   </w:num>
   <w:num w:numId="45" w16cid:durableId="1487629436">
-    <w:abstractNumId w:val="43"/>
+    <w:abstractNumId w:val="50"/>
   </w:num>
   <w:num w:numId="46" w16cid:durableId="1341396786">
-    <w:abstractNumId w:val="26"/>
+    <w:abstractNumId w:val="31"/>
   </w:num>
   <w:num w:numId="47" w16cid:durableId="1443458443">
-    <w:abstractNumId w:val="37"/>
+    <w:abstractNumId w:val="44"/>
   </w:num>
   <w:num w:numId="48" w16cid:durableId="1136221480">
-    <w:abstractNumId w:val="27"/>
+    <w:abstractNumId w:val="32"/>
   </w:num>
   <w:num w:numId="49" w16cid:durableId="477578994">
-    <w:abstractNumId w:val="30"/>
+    <w:abstractNumId w:val="35"/>
   </w:num>
   <w:num w:numId="50" w16cid:durableId="660502793">
     <w:abstractNumId w:val="2"/>
@@ -62187,7 +65819,7 @@
     <w:abstractNumId w:val="11"/>
   </w:num>
   <w:num w:numId="52" w16cid:durableId="2078477771">
-    <w:abstractNumId w:val="23"/>
+    <w:abstractNumId w:val="28"/>
   </w:num>
   <w:num w:numId="53" w16cid:durableId="1464538900">
     <w:abstractNumId w:val="9"/>
@@ -62229,7 +65861,7 @@
     <w:abstractNumId w:val="16"/>
   </w:num>
   <w:num w:numId="57" w16cid:durableId="1705400653">
-    <w:abstractNumId w:val="34"/>
+    <w:abstractNumId w:val="40"/>
   </w:num>
   <w:num w:numId="58" w16cid:durableId="1069614062">
     <w:abstractNumId w:val="12"/>
@@ -62238,40 +65870,64 @@
     <w:abstractNumId w:val="14"/>
   </w:num>
   <w:num w:numId="60" w16cid:durableId="90323499">
-    <w:abstractNumId w:val="21"/>
+    <w:abstractNumId w:val="26"/>
   </w:num>
   <w:num w:numId="61" w16cid:durableId="1565409578">
-    <w:abstractNumId w:val="42"/>
+    <w:abstractNumId w:val="49"/>
   </w:num>
   <w:num w:numId="62" w16cid:durableId="1476532716">
-    <w:abstractNumId w:val="28"/>
+    <w:abstractNumId w:val="33"/>
   </w:num>
   <w:num w:numId="63" w16cid:durableId="736318309">
-    <w:abstractNumId w:val="24"/>
+    <w:abstractNumId w:val="29"/>
   </w:num>
   <w:num w:numId="64" w16cid:durableId="437801516">
     <w:abstractNumId w:val="8"/>
   </w:num>
   <w:num w:numId="65" w16cid:durableId="1065837665">
-    <w:abstractNumId w:val="41"/>
+    <w:abstractNumId w:val="48"/>
   </w:num>
   <w:num w:numId="66" w16cid:durableId="2087026680">
-    <w:abstractNumId w:val="45"/>
+    <w:abstractNumId w:val="52"/>
   </w:num>
   <w:num w:numId="67" w16cid:durableId="1032995254">
     <w:abstractNumId w:val="15"/>
   </w:num>
   <w:num w:numId="68" w16cid:durableId="718943573">
-    <w:abstractNumId w:val="47"/>
+    <w:abstractNumId w:val="55"/>
   </w:num>
   <w:num w:numId="69" w16cid:durableId="77413383">
-    <w:abstractNumId w:val="38"/>
+    <w:abstractNumId w:val="45"/>
   </w:num>
   <w:num w:numId="70" w16cid:durableId="591857402">
     <w:abstractNumId w:val="4"/>
   </w:num>
   <w:num w:numId="71" w16cid:durableId="2029212028">
-    <w:abstractNumId w:val="40"/>
+    <w:abstractNumId w:val="47"/>
+  </w:num>
+  <w:num w:numId="72" w16cid:durableId="123282013">
+    <w:abstractNumId w:val="17"/>
+  </w:num>
+  <w:num w:numId="73" w16cid:durableId="657223140">
+    <w:abstractNumId w:val="18"/>
+  </w:num>
+  <w:num w:numId="74" w16cid:durableId="972250409">
+    <w:abstractNumId w:val="41"/>
+  </w:num>
+  <w:num w:numId="75" w16cid:durableId="1438452994">
+    <w:abstractNumId w:val="19"/>
+  </w:num>
+  <w:num w:numId="76" w16cid:durableId="162867171">
+    <w:abstractNumId w:val="23"/>
+  </w:num>
+  <w:num w:numId="77" w16cid:durableId="876160555">
+    <w:abstractNumId w:val="53"/>
+  </w:num>
+  <w:num w:numId="78" w16cid:durableId="1951470735">
+    <w:abstractNumId w:val="21"/>
+  </w:num>
+  <w:num w:numId="79" w16cid:durableId="414135374">
+    <w:abstractNumId w:val="38"/>
   </w:num>
   <w:numIdMacAtCleanup w:val="37"/>
 </w:numbering>

--- a/Kapitel 3/Anlagen_neu/Anlage 3.A Notationen V1.docx
+++ b/Kapitel 3/Anlagen_neu/Anlage 3.A Notationen V1.docx
@@ -55548,7 +55548,2368 @@
         <w:t>Ein Lernprozess stabilisiert sich, wenn jede neue Iteration weniger Umstrukturierung benötigt als die vorherige.</w:t>
       </w:r>
     </w:p>
+    <w:p>
+      <w:pPr>
+        <w:pStyle w:val="berschrift4"/>
+      </w:pPr>
+      <w:r>
+        <w:t>Zusammenhang mit Konvergenz</w:t>
+      </w:r>
+    </w:p>
+    <w:p>
+      <w:r>
+        <w:t>Diese Bedingung ist stärker als bloße Beschränktheit:</w:t>
+      </w:r>
+    </w:p>
+    <w:p>
+      <w:pPr>
+        <w:numPr>
+          <w:ilvl w:val="0"/>
+          <w:numId w:val="84"/>
+        </w:numPr>
+      </w:pPr>
+      <w:r>
+        <w:t>Sie impliziert, dass die Folge</w:t>
+      </w:r>
+    </w:p>
+    <w:p>
+      <m:oMathPara>
+        <m:oMath>
+          <m:sSub>
+            <m:sSubPr>
+              <m:ctrlPr>
+                <w:rPr>
+                  <w:rStyle w:val="FormelAlleinZchn"/>
+                  <w:bCs/>
+                  <w:i w:val="0"/>
+                  <w:iCs/>
+                </w:rPr>
+              </m:ctrlPr>
+            </m:sSubPr>
+            <m:e>
+              <m:r>
+                <m:rPr>
+                  <m:sty m:val="p"/>
+                </m:rPr>
+                <w:rPr>
+                  <w:rStyle w:val="FormelAlleinZchn"/>
+                </w:rPr>
+                <m:t>(</m:t>
+              </m:r>
+              <m:sSub>
+                <m:sSubPr>
+                  <m:ctrlPr>
+                    <w:rPr>
+                      <w:rFonts w:ascii="Cambria Math" w:hAnsi="Cambria Math"/>
+                      <w:i/>
+                    </w:rPr>
+                  </m:ctrlPr>
+                </m:sSubPr>
+                <m:e>
+                  <m:r>
+                    <w:rPr>
+                      <w:rFonts w:ascii="Cambria Math" w:hAnsi="Cambria Math"/>
+                    </w:rPr>
+                    <m:t>o</m:t>
+                  </m:r>
+                </m:e>
+                <m:sub>
+                  <m:r>
+                    <w:rPr>
+                      <w:rFonts w:ascii="Cambria Math" w:hAnsi="Cambria Math"/>
+                    </w:rPr>
+                    <m:t>n</m:t>
+                  </m:r>
+                </m:sub>
+              </m:sSub>
+              <m:r>
+                <w:rPr>
+                  <w:rFonts w:ascii="Cambria Math" w:hAnsi="Cambria Math"/>
+                </w:rPr>
+                <m:t>(</m:t>
+              </m:r>
+              <m:sSub>
+                <m:sSubPr>
+                  <m:ctrlPr>
+                    <w:rPr>
+                      <w:rFonts w:ascii="Cambria Math" w:hAnsi="Cambria Math"/>
+                      <w:i/>
+                    </w:rPr>
+                  </m:ctrlPr>
+                </m:sSubPr>
+                <m:e>
+                  <m:r>
+                    <w:rPr>
+                      <w:rFonts w:ascii="Cambria Math" w:hAnsi="Cambria Math"/>
+                    </w:rPr>
+                    <m:t>s</m:t>
+                  </m:r>
+                </m:e>
+                <m:sub>
+                  <m:r>
+                    <w:rPr>
+                      <w:rFonts w:ascii="Cambria Math" w:hAnsi="Cambria Math"/>
+                    </w:rPr>
+                    <m:t>0</m:t>
+                  </m:r>
+                </m:sub>
+              </m:sSub>
+              <m:r>
+                <w:rPr>
+                  <w:rFonts w:ascii="Cambria Math" w:hAnsi="Cambria Math"/>
+                </w:rPr>
+                <m:t>)</m:t>
+              </m:r>
+              <m:r>
+                <m:rPr>
+                  <m:sty m:val="p"/>
+                </m:rPr>
+                <w:rPr>
+                  <w:rFonts w:ascii="Cambria Math" w:hAnsi="Cambria Math"/>
+                </w:rPr>
+                <m:t xml:space="preserve"> </m:t>
+              </m:r>
+              <m:r>
+                <m:rPr>
+                  <m:sty m:val="p"/>
+                </m:rPr>
+                <w:rPr>
+                  <w:rStyle w:val="FormelAlleinZchn"/>
+                </w:rPr>
+                <m:t>)</m:t>
+              </m:r>
+            </m:e>
+            <m:sub>
+              <m:r>
+                <w:rPr>
+                  <w:rStyle w:val="FormelAlleinZchn"/>
+                </w:rPr>
+                <m:t>n</m:t>
+              </m:r>
+              <m:r>
+                <m:rPr>
+                  <m:sty m:val="p"/>
+                </m:rPr>
+                <w:rPr>
+                  <w:rStyle w:val="FormelAlleinZchn"/>
+                </w:rPr>
+                <m:t>∈</m:t>
+              </m:r>
+              <m:r>
+                <w:rPr>
+                  <w:rStyle w:val="FormelAlleinZchn"/>
+                </w:rPr>
+                <m:t>N</m:t>
+              </m:r>
+            </m:sub>
+          </m:sSub>
+        </m:oMath>
+      </m:oMathPara>
+    </w:p>
+    <w:p>
+      <w:r>
+        <w:t xml:space="preserve">eine </w:t>
+      </w:r>
+      <w:r>
+        <w:rPr>
+          <w:b/>
+          <w:bCs/>
+        </w:rPr>
+        <w:t>Cauchy-Folge</w:t>
+      </w:r>
+      <w:r>
+        <w:t xml:space="preserve"> ist (sofern S vollständig ist).</w:t>
+      </w:r>
+    </w:p>
+    <w:p>
+      <w:pPr>
+        <w:numPr>
+          <w:ilvl w:val="0"/>
+          <w:numId w:val="84"/>
+        </w:numPr>
+      </w:pPr>
+      <w:r>
+        <w:t xml:space="preserve">Damit wird die Existenz eines Grenzzustands </w:t>
+      </w:r>
+      <w:bookmarkStart w:id="1" w:name="_Hlk219791267"/>
+      <m:oMath>
+        <m:sSub>
+          <m:sSubPr>
+            <m:ctrlPr>
+              <w:rPr>
+                <w:rFonts w:ascii="Cambria Math" w:hAnsi="Cambria Math"/>
+                <w:i/>
+              </w:rPr>
+            </m:ctrlPr>
+          </m:sSubPr>
+          <m:e>
+            <m:r>
+              <w:rPr>
+                <w:rFonts w:ascii="Cambria Math" w:hAnsi="Cambria Math"/>
+              </w:rPr>
+              <m:t>s</m:t>
+            </m:r>
+          </m:e>
+          <m:sub>
+            <m:r>
+              <m:rPr>
+                <m:sty m:val="b"/>
+              </m:rPr>
+              <w:rPr>
+                <w:rFonts w:ascii="Cambria Math" w:hAnsi="Cambria Math"/>
+              </w:rPr>
+              <m:t>∞</m:t>
+            </m:r>
+          </m:sub>
+        </m:sSub>
+      </m:oMath>
+      <w:r>
+        <w:t xml:space="preserve"> </w:t>
+      </w:r>
+      <w:bookmarkEnd w:id="1"/>
+      <w:r>
+        <w:t>strukturell abgesichert.</w:t>
+      </w:r>
+    </w:p>
+    <w:p>
+      <w:pPr>
+        <w:numPr>
+          <w:ilvl w:val="0"/>
+          <w:numId w:val="84"/>
+        </w:numPr>
+      </w:pPr>
+      <w:r>
+        <w:t xml:space="preserve">Sie bildet die </w:t>
+      </w:r>
+      <w:r>
+        <w:rPr>
+          <w:b/>
+          <w:bCs/>
+        </w:rPr>
+        <w:t>metrische Grundlage</w:t>
+      </w:r>
+      <w:r>
+        <w:t xml:space="preserve"> für die in Kapitel 3 eingeführte Grenznotation</w:t>
+      </w:r>
+    </w:p>
+    <w:p>
+      <w:pPr>
+        <w:rPr>
+          <w:rFonts w:ascii="Cambria Math" w:hAnsi="Cambria Math"/>
+          <w:i/>
+        </w:rPr>
+      </w:pPr>
+      <m:oMathPara>
+        <m:oMath>
+          <m:r>
+            <m:rPr>
+              <m:sty m:val="p"/>
+            </m:rPr>
+            <w:rPr>
+              <w:rFonts w:ascii="Cambria Math" w:hAnsi="Cambria Math"/>
+            </w:rPr>
+            <m:t xml:space="preserve"> </m:t>
+          </m:r>
+          <m:sSub>
+            <m:sSubPr>
+              <m:ctrlPr>
+                <w:rPr>
+                  <w:rFonts w:ascii="Cambria Math" w:hAnsi="Cambria Math"/>
+                  <w:i/>
+                </w:rPr>
+              </m:ctrlPr>
+            </m:sSubPr>
+            <m:e>
+              <m:r>
+                <w:rPr>
+                  <w:rFonts w:ascii="Cambria Math" w:hAnsi="Cambria Math"/>
+                </w:rPr>
+                <m:t>o</m:t>
+              </m:r>
+            </m:e>
+            <m:sub>
+              <m:r>
+                <m:rPr>
+                  <m:sty m:val="b"/>
+                </m:rPr>
+                <w:rPr>
+                  <w:rFonts w:ascii="Cambria Math" w:hAnsi="Cambria Math"/>
+                </w:rPr>
+                <m:t>∞</m:t>
+              </m:r>
+            </m:sub>
+          </m:sSub>
+          <m:d>
+            <m:dPr>
+              <m:ctrlPr>
+                <w:rPr>
+                  <w:rFonts w:ascii="Cambria Math" w:hAnsi="Cambria Math"/>
+                  <w:i/>
+                </w:rPr>
+              </m:ctrlPr>
+            </m:dPr>
+            <m:e>
+              <m:r>
+                <m:rPr>
+                  <m:sty m:val="p"/>
+                </m:rPr>
+                <w:rPr>
+                  <w:rFonts w:ascii="Cambria Math" w:hAnsi="Cambria Math"/>
+                </w:rPr>
+                <m:t xml:space="preserve"> </m:t>
+              </m:r>
+              <m:sSub>
+                <m:sSubPr>
+                  <m:ctrlPr>
+                    <w:rPr>
+                      <w:rFonts w:ascii="Cambria Math" w:hAnsi="Cambria Math"/>
+                      <w:i/>
+                    </w:rPr>
+                  </m:ctrlPr>
+                </m:sSubPr>
+                <m:e>
+                  <m:r>
+                    <w:rPr>
+                      <w:rFonts w:ascii="Cambria Math" w:hAnsi="Cambria Math"/>
+                    </w:rPr>
+                    <m:t>s</m:t>
+                  </m:r>
+                </m:e>
+                <m:sub>
+                  <m:r>
+                    <m:rPr>
+                      <m:sty m:val="b"/>
+                    </m:rPr>
+                    <w:rPr>
+                      <w:rFonts w:ascii="Cambria Math" w:hAnsi="Cambria Math"/>
+                    </w:rPr>
+                    <m:t>0</m:t>
+                  </m:r>
+                </m:sub>
+              </m:sSub>
+            </m:e>
+          </m:d>
+          <m:r>
+            <w:rPr>
+              <w:rFonts w:ascii="Cambria Math" w:hAnsi="Cambria Math"/>
+            </w:rPr>
+            <m:t>=</m:t>
+          </m:r>
+          <m:func>
+            <m:funcPr>
+              <m:ctrlPr>
+                <w:rPr>
+                  <w:rFonts w:ascii="Cambria Math" w:hAnsi="Cambria Math"/>
+                  <w:i/>
+                </w:rPr>
+              </m:ctrlPr>
+            </m:funcPr>
+            <m:fName>
+              <m:limLow>
+                <m:limLowPr>
+                  <m:ctrlPr>
+                    <w:rPr>
+                      <w:rFonts w:ascii="Cambria Math" w:hAnsi="Cambria Math"/>
+                      <w:i/>
+                    </w:rPr>
+                  </m:ctrlPr>
+                </m:limLowPr>
+                <m:e>
+                  <m:r>
+                    <m:rPr>
+                      <m:sty m:val="p"/>
+                    </m:rPr>
+                    <w:rPr>
+                      <w:rFonts w:ascii="Cambria Math" w:hAnsi="Cambria Math"/>
+                    </w:rPr>
+                    <m:t>lim</m:t>
+                  </m:r>
+                </m:e>
+                <m:lim>
+                  <m:r>
+                    <m:rPr>
+                      <m:sty m:val="b"/>
+                    </m:rPr>
+                    <w:rPr>
+                      <w:rFonts w:ascii="Cambria Math" w:hAnsi="Cambria Math"/>
+                    </w:rPr>
+                    <m:t>n</m:t>
+                  </m:r>
+                  <m:r>
+                    <m:rPr>
+                      <m:sty m:val="b"/>
+                    </m:rPr>
+                    <w:rPr>
+                      <w:rFonts w:ascii="Cambria Math" w:hAnsi="Cambria Math" w:cs="Calibri"/>
+                    </w:rPr>
+                    <m:t>→∞</m:t>
+                  </m:r>
+                </m:lim>
+              </m:limLow>
+            </m:fName>
+            <m:e>
+              <m:r>
+                <m:rPr>
+                  <m:sty m:val="p"/>
+                </m:rPr>
+                <w:rPr>
+                  <w:rFonts w:ascii="Cambria Math" w:hAnsi="Cambria Math"/>
+                </w:rPr>
+                <m:t xml:space="preserve"> </m:t>
+              </m:r>
+              <m:sSub>
+                <m:sSubPr>
+                  <m:ctrlPr>
+                    <w:rPr>
+                      <w:rFonts w:ascii="Cambria Math" w:hAnsi="Cambria Math"/>
+                      <w:i/>
+                    </w:rPr>
+                  </m:ctrlPr>
+                </m:sSubPr>
+                <m:e>
+                  <m:r>
+                    <w:rPr>
+                      <w:rFonts w:ascii="Cambria Math" w:hAnsi="Cambria Math"/>
+                    </w:rPr>
+                    <m:t>o</m:t>
+                  </m:r>
+                </m:e>
+                <m:sub>
+                  <m:r>
+                    <m:rPr>
+                      <m:sty m:val="b"/>
+                    </m:rPr>
+                    <w:rPr>
+                      <w:rFonts w:ascii="Cambria Math" w:hAnsi="Cambria Math"/>
+                    </w:rPr>
+                    <m:t>n</m:t>
+                  </m:r>
+                </m:sub>
+              </m:sSub>
+              <m:d>
+                <m:dPr>
+                  <m:ctrlPr>
+                    <w:rPr>
+                      <w:rFonts w:ascii="Cambria Math" w:hAnsi="Cambria Math"/>
+                      <w:i/>
+                    </w:rPr>
+                  </m:ctrlPr>
+                </m:dPr>
+                <m:e>
+                  <m:r>
+                    <m:rPr>
+                      <m:sty m:val="p"/>
+                    </m:rPr>
+                    <w:rPr>
+                      <w:rFonts w:ascii="Cambria Math" w:hAnsi="Cambria Math"/>
+                    </w:rPr>
+                    <m:t xml:space="preserve"> </m:t>
+                  </m:r>
+                  <m:sSub>
+                    <m:sSubPr>
+                      <m:ctrlPr>
+                        <w:rPr>
+                          <w:rFonts w:ascii="Cambria Math" w:hAnsi="Cambria Math"/>
+                          <w:i/>
+                        </w:rPr>
+                      </m:ctrlPr>
+                    </m:sSubPr>
+                    <m:e>
+                      <m:r>
+                        <w:rPr>
+                          <w:rFonts w:ascii="Cambria Math" w:hAnsi="Cambria Math"/>
+                        </w:rPr>
+                        <m:t>s</m:t>
+                      </m:r>
+                    </m:e>
+                    <m:sub>
+                      <m:r>
+                        <m:rPr>
+                          <m:sty m:val="b"/>
+                        </m:rPr>
+                        <w:rPr>
+                          <w:rFonts w:ascii="Cambria Math" w:hAnsi="Cambria Math"/>
+                        </w:rPr>
+                        <m:t>0</m:t>
+                      </m:r>
+                    </m:sub>
+                  </m:sSub>
+                </m:e>
+              </m:d>
+            </m:e>
+          </m:func>
+        </m:oMath>
+      </m:oMathPara>
+    </w:p>
+    <w:p>
+      <w:r>
+        <w:pict w14:anchorId="071ECBC2">
+          <v:rect id="_x0000_i1197" style="width:0;height:1.5pt" o:hralign="center" o:hrstd="t" o:hr="t" fillcolor="#a0a0a0" stroked="f"/>
+        </w:pict>
+      </w:r>
+    </w:p>
+    <w:p>
+      <w:pPr>
+        <w:pStyle w:val="berschrift2"/>
+      </w:pPr>
+      <w:r>
+        <w:t>Zusammenfassung</w:t>
+      </w:r>
+    </w:p>
+    <w:p>
+      <w:pPr>
+        <w:pStyle w:val="Aufzhlung"/>
+      </w:pPr>
+      <w:r>
+        <w:t>Die Ungleichung</w:t>
+      </w:r>
+    </w:p>
+    <w:p>
+      <w:pPr>
+        <w:pStyle w:val="FormelAllein"/>
+        <w:ind w:left="720"/>
+        <w:rPr>
+          <w:rFonts w:ascii="Times New Roman" w:hAnsi="Times New Roman"/>
+        </w:rPr>
+      </w:pPr>
+      <m:oMathPara>
+        <m:oMath>
+          <m:r>
+            <m:t>d(</m:t>
+          </m:r>
+          <m:sSub>
+            <m:sSubPr>
+              <m:ctrlPr/>
+            </m:sSubPr>
+            <m:e>
+              <m:r>
+                <m:t>o</m:t>
+              </m:r>
+            </m:e>
+            <m:sub>
+              <m:r>
+                <m:t>n+1</m:t>
+              </m:r>
+            </m:sub>
+          </m:sSub>
+          <m:r>
+            <m:t>(</m:t>
+          </m:r>
+          <m:sSub>
+            <m:sSubPr>
+              <m:ctrlPr/>
+            </m:sSubPr>
+            <m:e>
+              <m:r>
+                <m:t>s</m:t>
+              </m:r>
+            </m:e>
+            <m:sub>
+              <m:r>
+                <m:t>0</m:t>
+              </m:r>
+            </m:sub>
+          </m:sSub>
+          <m:r>
+            <m:t>),</m:t>
+          </m:r>
+          <m:sSub>
+            <m:sSubPr>
+              <m:ctrlPr/>
+            </m:sSubPr>
+            <m:e>
+              <m:r>
+                <m:t>o</m:t>
+              </m:r>
+            </m:e>
+            <m:sub>
+              <m:r>
+                <m:t>n</m:t>
+              </m:r>
+            </m:sub>
+          </m:sSub>
+          <m:r>
+            <m:t>(</m:t>
+          </m:r>
+          <m:sSub>
+            <m:sSubPr>
+              <m:ctrlPr/>
+            </m:sSubPr>
+            <m:e>
+              <m:r>
+                <m:t>s</m:t>
+              </m:r>
+            </m:e>
+            <m:sub>
+              <m:r>
+                <m:t>0</m:t>
+              </m:r>
+            </m:sub>
+          </m:sSub>
+          <m:r>
+            <m:t>)= ≤λ d(</m:t>
+          </m:r>
+          <m:sSub>
+            <m:sSubPr>
+              <m:ctrlPr/>
+            </m:sSubPr>
+            <m:e>
+              <m:r>
+                <m:t>o</m:t>
+              </m:r>
+            </m:e>
+            <m:sub>
+              <m:r>
+                <m:t>n</m:t>
+              </m:r>
+            </m:sub>
+          </m:sSub>
+          <m:r>
+            <m:t>(</m:t>
+          </m:r>
+          <m:sSub>
+            <m:sSubPr>
+              <m:ctrlPr/>
+            </m:sSubPr>
+            <m:e>
+              <m:r>
+                <m:t>s</m:t>
+              </m:r>
+            </m:e>
+            <m:sub>
+              <m:r>
+                <m:t>0</m:t>
+              </m:r>
+            </m:sub>
+          </m:sSub>
+          <m:r>
+            <m:t>),</m:t>
+          </m:r>
+          <m:sSub>
+            <m:sSubPr>
+              <m:ctrlPr/>
+            </m:sSubPr>
+            <m:e>
+              <m:r>
+                <m:t>o</m:t>
+              </m:r>
+            </m:e>
+            <m:sub>
+              <m:r>
+                <m:t>n-1</m:t>
+              </m:r>
+            </m:sub>
+          </m:sSub>
+          <m:r>
+            <m:t>(</m:t>
+          </m:r>
+          <m:sSub>
+            <m:sSubPr>
+              <m:ctrlPr/>
+            </m:sSubPr>
+            <m:e>
+              <m:r>
+                <m:t>s</m:t>
+              </m:r>
+            </m:e>
+            <m:sub>
+              <m:r>
+                <m:t>0</m:t>
+              </m:r>
+            </m:sub>
+          </m:sSub>
+          <m:r>
+            <m:t>))</m:t>
+          </m:r>
+        </m:oMath>
+      </m:oMathPara>
+    </w:p>
+    <w:p>
+      <w:pPr>
+        <w:pStyle w:val="Aufzhlung"/>
+        <w:numPr>
+          <w:ilvl w:val="0"/>
+          <w:numId w:val="0"/>
+        </w:numPr>
+        <w:ind w:left="714"/>
+      </w:pPr>
+      <w:r>
+        <w:t>beschreibt eine kontraktive Iterationsdynamik.</w:t>
+      </w:r>
+    </w:p>
+    <w:p>
+      <w:pPr>
+        <w:pStyle w:val="Aufzhlung"/>
+      </w:pPr>
+      <w:r>
+        <w:t>Jede weitere Anwendung der Operatorfolge verändert den Zustand weniger als die vorherige.</w:t>
+      </w:r>
+    </w:p>
+    <w:p>
+      <w:pPr>
+        <w:pStyle w:val="Aufzhlung"/>
+      </w:pPr>
+      <w:r>
+        <w:t>Sie formalisiert Stabilisierung, Lernkonsolidierung und strukturelle Kohärenz.</w:t>
+      </w:r>
+    </w:p>
+    <w:p>
+      <w:pPr>
+        <w:pStyle w:val="Aufzhlung"/>
+      </w:pPr>
+      <w:r>
+        <w:t>Im Kontext von Kapitel 3 fungiert sie als mathematische Sicherung der Konvergenzidee des FRZK-Modells.</w:t>
+      </w:r>
+    </w:p>
+    <w:p>
+      <w:r>
+        <w:pict w14:anchorId="5D63679E">
+          <v:rect id="_x0000_i1198" style="width:0;height:1.5pt" o:hralign="center" o:hrstd="t" o:hr="t" fillcolor="#a0a0a0" stroked="f"/>
+        </w:pict>
+      </w:r>
+    </w:p>
     <w:p/>
+    <w:p/>
+    <w:p/>
+    <w:p/>
+    <w:p>
+      <w:pPr>
+        <w:pStyle w:val="berschrift1"/>
+        <w:rPr>
+          <w:rFonts w:ascii="Calibri" w:hAnsi="Calibri"/>
+          <w:i/>
+        </w:rPr>
+      </w:pPr>
+      <w:r>
+        <w:lastRenderedPageBreak/>
+        <w:t>(3.4.3.5)</w:t>
+      </w:r>
+    </w:p>
+    <w:p>
+      <w:pPr>
+        <w:pStyle w:val="Formel"/>
+      </w:pPr>
+      <m:oMathPara>
+        <m:oMath>
+          <m:sSub>
+            <m:sSubPr>
+              <m:ctrlPr/>
+            </m:sSubPr>
+            <m:e>
+              <m:r>
+                <m:t>o</m:t>
+              </m:r>
+            </m:e>
+            <m:sub>
+              <m:r>
+                <m:t>n</m:t>
+              </m:r>
+            </m:sub>
+          </m:sSub>
+          <m:d>
+            <m:dPr>
+              <m:ctrlPr/>
+            </m:dPr>
+            <m:e>
+              <m:sSub>
+                <m:sSubPr>
+                  <m:ctrlPr/>
+                </m:sSubPr>
+                <m:e>
+                  <m:r>
+                    <m:t>s</m:t>
+                  </m:r>
+                </m:e>
+                <m:sub>
+                  <m:r>
+                    <m:t>0</m:t>
+                  </m:r>
+                </m:sub>
+              </m:sSub>
+            </m:e>
+          </m:d>
+          <m:r>
+            <m:t>=</m:t>
+          </m:r>
+          <m:sSub>
+            <m:sSubPr>
+              <m:ctrlPr/>
+            </m:sSubPr>
+            <m:e>
+              <m:r>
+                <m:t>φ</m:t>
+              </m:r>
+            </m:e>
+            <m:sub>
+              <m:r>
+                <m:t>n</m:t>
+              </m:r>
+            </m:sub>
+          </m:sSub>
+          <m:r>
+            <m:t>(</m:t>
+          </m:r>
+          <m:sSub>
+            <m:sSubPr>
+              <m:ctrlPr/>
+            </m:sSubPr>
+            <m:e>
+              <m:r>
+                <m:t>s</m:t>
+              </m:r>
+            </m:e>
+            <m:sub>
+              <m:r>
+                <m:t>0</m:t>
+              </m:r>
+            </m:sub>
+          </m:sSub>
+          <m:r>
+            <m:t>),     φ∈</m:t>
+          </m:r>
+          <m:sSup>
+            <m:sSupPr>
+              <m:ctrlPr/>
+            </m:sSupPr>
+            <m:e>
+              <m:r>
+                <m:rPr>
+                  <m:scr m:val="script"/>
+                </m:rPr>
+                <m:t>O</m:t>
+              </m:r>
+            </m:e>
+            <m:sup>
+              <m:r>
+                <m:t>*</m:t>
+              </m:r>
+            </m:sup>
+          </m:sSup>
+        </m:oMath>
+      </m:oMathPara>
+    </w:p>
+    <w:p>
+      <w:pPr>
+        <w:pStyle w:val="berschrift2"/>
+      </w:pPr>
+      <w:r>
+        <w:t>Bedeutung der Notation</w:t>
+      </w:r>
+    </w:p>
+    <w:p>
+      <w:r>
+        <w:t xml:space="preserve">Sei S ein Zustandsraum und </w:t>
+      </w:r>
+      <w:r>
+        <w:rPr>
+          <w:rFonts w:ascii="Cambria Math" w:hAnsi="Cambria Math" w:cs="Cambria Math"/>
+        </w:rPr>
+        <w:t>𝒪</w:t>
+      </w:r>
+      <w:r>
+        <w:t xml:space="preserve"> eine Menge elementarer Operatoren auf S.</w:t>
+      </w:r>
+      <w:r>
+        <w:br/>
+        <w:t>Mit</w:t>
+      </w:r>
+    </w:p>
+    <w:p>
+      <w:pPr>
+        <w:spacing w:after="0"/>
+        <w:rPr>
+          <w:rFonts w:ascii="Times New Roman" w:hAnsi="Times New Roman"/>
+        </w:rPr>
+      </w:pPr>
+      <m:oMathPara>
+        <m:oMath>
+          <m:sSup>
+            <m:sSupPr>
+              <m:ctrlPr>
+                <w:rPr>
+                  <w:rFonts w:ascii="Cambria Math" w:hAnsi="Cambria Math"/>
+                  <w:i/>
+                </w:rPr>
+              </m:ctrlPr>
+            </m:sSupPr>
+            <m:e>
+              <m:r>
+                <m:rPr>
+                  <m:scr m:val="script"/>
+                </m:rPr>
+                <w:rPr>
+                  <w:rFonts w:ascii="Cambria Math" w:hAnsi="Cambria Math"/>
+                </w:rPr>
+                <m:t>O</m:t>
+              </m:r>
+            </m:e>
+            <m:sup>
+              <m:r>
+                <w:rPr>
+                  <w:rFonts w:ascii="Cambria Math" w:hAnsi="Cambria Math"/>
+                </w:rPr>
+                <m:t>*</m:t>
+              </m:r>
+            </m:sup>
+          </m:sSup>
+          <m:r>
+            <w:rPr>
+              <w:rFonts w:ascii="Cambria Math" w:hAnsi="Cambria Math"/>
+            </w:rPr>
+            <m:t>≔{</m:t>
+          </m:r>
+          <m:sSub>
+            <m:sSubPr>
+              <m:ctrlPr>
+                <w:rPr>
+                  <w:rFonts w:ascii="Cambria Math" w:hAnsi="Cambria Math"/>
+                  <w:i/>
+                </w:rPr>
+              </m:ctrlPr>
+            </m:sSubPr>
+            <m:e>
+              <m:r>
+                <w:rPr>
+                  <w:rFonts w:ascii="Cambria Math" w:hAnsi="Cambria Math"/>
+                </w:rPr>
+                <m:t>o</m:t>
+              </m:r>
+            </m:e>
+            <m:sub>
+              <m:r>
+                <w:rPr>
+                  <w:rFonts w:ascii="Cambria Math" w:hAnsi="Cambria Math"/>
+                </w:rPr>
+                <m:t>1</m:t>
+              </m:r>
+            </m:sub>
+          </m:sSub>
+          <m:r>
+            <m:rPr>
+              <m:sty m:val="p"/>
+            </m:rPr>
+            <w:rPr>
+              <w:rFonts w:ascii="Cambria Math" w:hAnsi="Cambria Math" w:cs="Cambria Math"/>
+            </w:rPr>
+            <m:t>∘⋯∘</m:t>
+          </m:r>
+          <m:sSub>
+            <m:sSubPr>
+              <m:ctrlPr>
+                <w:rPr>
+                  <w:rFonts w:ascii="Cambria Math" w:hAnsi="Cambria Math"/>
+                  <w:i/>
+                </w:rPr>
+              </m:ctrlPr>
+            </m:sSubPr>
+            <m:e>
+              <m:r>
+                <w:rPr>
+                  <w:rFonts w:ascii="Cambria Math" w:hAnsi="Cambria Math"/>
+                </w:rPr>
+                <m:t>o</m:t>
+              </m:r>
+            </m:e>
+            <m:sub>
+              <m:r>
+                <w:rPr>
+                  <w:rFonts w:ascii="Cambria Math" w:hAnsi="Cambria Math"/>
+                </w:rPr>
+                <m:t>k</m:t>
+              </m:r>
+            </m:sub>
+          </m:sSub>
+          <m:r>
+            <m:rPr>
+              <m:sty m:val="p"/>
+            </m:rPr>
+            <w:rPr>
+              <w:rFonts w:ascii="Cambria Math" w:hAnsi="Cambria Math" w:cs="Cambria Math"/>
+            </w:rPr>
+            <m:t>∣</m:t>
+          </m:r>
+          <m:sSub>
+            <m:sSubPr>
+              <m:ctrlPr>
+                <w:rPr>
+                  <w:rFonts w:ascii="Cambria Math" w:hAnsi="Cambria Math"/>
+                  <w:i/>
+                </w:rPr>
+              </m:ctrlPr>
+            </m:sSubPr>
+            <m:e>
+              <m:r>
+                <w:rPr>
+                  <w:rFonts w:ascii="Cambria Math" w:hAnsi="Cambria Math"/>
+                </w:rPr>
+                <m:t>o</m:t>
+              </m:r>
+            </m:e>
+            <m:sub>
+              <m:r>
+                <w:rPr>
+                  <w:rFonts w:ascii="Cambria Math" w:hAnsi="Cambria Math"/>
+                </w:rPr>
+                <m:t>i</m:t>
+              </m:r>
+            </m:sub>
+          </m:sSub>
+          <m:r>
+            <m:rPr>
+              <m:sty m:val="p"/>
+            </m:rPr>
+            <w:rPr>
+              <w:rFonts w:ascii="Cambria Math" w:hAnsi="Cambria Math" w:cs="Cambria Math"/>
+            </w:rPr>
+            <m:t>∈</m:t>
+          </m:r>
+          <m:r>
+            <m:rPr>
+              <m:scr m:val="script"/>
+            </m:rPr>
+            <w:rPr>
+              <w:rFonts w:ascii="Cambria Math" w:hAnsi="Cambria Math"/>
+            </w:rPr>
+            <m:t>O</m:t>
+          </m:r>
+          <m:r>
+            <m:rPr>
+              <m:sty m:val="p"/>
+            </m:rPr>
+            <w:rPr>
+              <w:rFonts w:ascii="Cambria Math" w:hAnsi="Cambria Math"/>
+            </w:rPr>
+            <m:t>,  k</m:t>
+          </m:r>
+          <m:r>
+            <m:rPr>
+              <m:sty m:val="p"/>
+            </m:rPr>
+            <w:rPr>
+              <w:rFonts w:ascii="Cambria Math" w:hAnsi="Cambria Math" w:cs="Cambria Math"/>
+            </w:rPr>
+            <m:t>∈</m:t>
+          </m:r>
+          <m:r>
+            <m:rPr>
+              <m:sty m:val="p"/>
+            </m:rPr>
+            <w:rPr>
+              <w:rFonts w:ascii="Cambria Math" w:hAnsi="Cambria Math"/>
+            </w:rPr>
+            <m:t>N</m:t>
+          </m:r>
+          <m:r>
+            <w:rPr>
+              <w:rFonts w:ascii="Cambria Math" w:hAnsi="Cambria Math"/>
+            </w:rPr>
+            <m:t>}</m:t>
+          </m:r>
+        </m:oMath>
+      </m:oMathPara>
+    </w:p>
+    <w:p>
+      <w:r>
+        <w:t>bezeichne</w:t>
+      </w:r>
+      <w:r>
+        <w:t>t</w:t>
+      </w:r>
+      <w:r>
+        <w:t xml:space="preserve"> </w:t>
+      </w:r>
+      <m:oMath>
+        <m:sSup>
+          <m:sSupPr>
+            <m:ctrlPr>
+              <w:rPr>
+                <w:rFonts w:ascii="Cambria Math" w:hAnsi="Cambria Math"/>
+                <w:i/>
+              </w:rPr>
+            </m:ctrlPr>
+          </m:sSupPr>
+          <m:e>
+            <m:r>
+              <m:rPr>
+                <m:scr m:val="script"/>
+              </m:rPr>
+              <w:rPr>
+                <w:rFonts w:ascii="Cambria Math" w:hAnsi="Cambria Math"/>
+              </w:rPr>
+              <m:t>O</m:t>
+            </m:r>
+          </m:e>
+          <m:sup>
+            <m:r>
+              <w:rPr>
+                <w:rFonts w:ascii="Cambria Math" w:hAnsi="Cambria Math"/>
+              </w:rPr>
+              <m:t>*</m:t>
+            </m:r>
+          </m:sup>
+        </m:sSup>
+      </m:oMath>
+      <w:r>
+        <w:t xml:space="preserve"> den durch Komposition erzeugten Operatorraum.</w:t>
+      </w:r>
+    </w:p>
+    <w:p>
+      <w:r>
+        <w:t xml:space="preserve">Für einen Anfangszustand </w:t>
+      </w:r>
+      <m:oMath>
+        <m:sSub>
+          <m:sSubPr>
+            <m:ctrlPr>
+              <w:rPr>
+                <w:rFonts w:ascii="Cambria Math" w:hAnsi="Cambria Math"/>
+              </w:rPr>
+            </m:ctrlPr>
+          </m:sSubPr>
+          <m:e>
+            <m:r>
+              <w:rPr>
+                <w:rFonts w:ascii="Cambria Math" w:hAnsi="Cambria Math"/>
+              </w:rPr>
+              <m:t>s</m:t>
+            </m:r>
+          </m:e>
+          <m:sub>
+            <m:r>
+              <m:rPr>
+                <m:sty m:val="p"/>
+              </m:rPr>
+              <w:rPr>
+                <w:rFonts w:ascii="Cambria Math" w:hAnsi="Cambria Math"/>
+              </w:rPr>
+              <m:t>0</m:t>
+            </m:r>
+          </m:sub>
+        </m:sSub>
+        <m:r>
+          <m:rPr>
+            <m:sty m:val="p"/>
+          </m:rPr>
+          <w:rPr>
+            <w:rStyle w:val="katex-mathml"/>
+            <w:rFonts w:ascii="Cambria Math" w:hAnsi="Cambria Math" w:cs="Cambria Math"/>
+          </w:rPr>
+          <m:t>∈</m:t>
+        </m:r>
+        <m:r>
+          <m:rPr>
+            <m:sty m:val="p"/>
+          </m:rPr>
+          <w:rPr>
+            <w:rStyle w:val="katex-mathml"/>
+            <w:rFonts w:ascii="Cambria Math" w:hAnsi="Cambria Math"/>
+          </w:rPr>
+          <m:t>S</m:t>
+        </m:r>
+      </m:oMath>
+      <w:r>
+        <w:t xml:space="preserve"> </w:t>
+      </w:r>
+      <w:r>
+        <w:t>und einen zusammengesetzten Operator</w:t>
+      </w:r>
+      <w:r>
+        <w:t xml:space="preserve"> </w:t>
+      </w:r>
+      <m:oMath>
+        <m:sSub>
+          <m:sSubPr>
+            <m:ctrlPr>
+              <w:rPr>
+                <w:rFonts w:ascii="Cambria Math" w:hAnsi="Cambria Math"/>
+                <w:i/>
+              </w:rPr>
+            </m:ctrlPr>
+          </m:sSubPr>
+          <m:e>
+            <m:r>
+              <w:rPr>
+                <w:rFonts w:ascii="Cambria Math" w:hAnsi="Cambria Math"/>
+              </w:rPr>
+              <m:t>φ</m:t>
+            </m:r>
+          </m:e>
+          <m:sub>
+            <m:r>
+              <w:rPr>
+                <w:rFonts w:ascii="Cambria Math" w:hAnsi="Cambria Math"/>
+              </w:rPr>
+              <m:t>n</m:t>
+            </m:r>
+          </m:sub>
+        </m:sSub>
+        <m:r>
+          <w:rPr>
+            <w:rFonts w:ascii="Cambria Math" w:hAnsi="Cambria Math" w:cs="Cambria Math"/>
+          </w:rPr>
+          <m:t>∈</m:t>
+        </m:r>
+        <m:sSup>
+          <m:sSupPr>
+            <m:ctrlPr>
+              <w:rPr>
+                <w:rFonts w:ascii="Cambria Math" w:hAnsi="Cambria Math"/>
+                <w:i/>
+              </w:rPr>
+            </m:ctrlPr>
+          </m:sSupPr>
+          <m:e>
+            <m:r>
+              <m:rPr>
+                <m:scr m:val="script"/>
+              </m:rPr>
+              <w:rPr>
+                <w:rFonts w:ascii="Cambria Math" w:hAnsi="Cambria Math"/>
+              </w:rPr>
+              <m:t>O</m:t>
+            </m:r>
+          </m:e>
+          <m:sup>
+            <m:r>
+              <w:rPr>
+                <w:rFonts w:ascii="Cambria Math" w:hAnsi="Cambria Math"/>
+              </w:rPr>
+              <m:t>*</m:t>
+            </m:r>
+          </m:sup>
+        </m:sSup>
+      </m:oMath>
+      <w:r>
+        <w:t xml:space="preserve"> </w:t>
+      </w:r>
+      <w:r>
+        <w:t>sei</w:t>
+      </w:r>
+      <w:r>
+        <w:t xml:space="preserve"> </w:t>
+      </w:r>
+      <m:oMath>
+        <m:sSub>
+          <m:sSubPr>
+            <m:ctrlPr>
+              <w:rPr>
+                <w:rFonts w:ascii="Cambria Math" w:hAnsi="Cambria Math"/>
+              </w:rPr>
+            </m:ctrlPr>
+          </m:sSubPr>
+          <m:e>
+            <m:r>
+              <w:rPr>
+                <w:rFonts w:ascii="Cambria Math" w:hAnsi="Cambria Math"/>
+              </w:rPr>
+              <m:t>o</m:t>
+            </m:r>
+          </m:e>
+          <m:sub>
+            <m:r>
+              <w:rPr>
+                <w:rFonts w:ascii="Cambria Math" w:hAnsi="Cambria Math"/>
+              </w:rPr>
+              <m:t>n</m:t>
+            </m:r>
+          </m:sub>
+        </m:sSub>
+        <m:d>
+          <m:dPr>
+            <m:ctrlPr>
+              <w:rPr>
+                <w:rFonts w:ascii="Cambria Math" w:hAnsi="Cambria Math"/>
+              </w:rPr>
+            </m:ctrlPr>
+          </m:dPr>
+          <m:e>
+            <m:sSub>
+              <m:sSubPr>
+                <m:ctrlPr>
+                  <w:rPr>
+                    <w:rFonts w:ascii="Cambria Math" w:hAnsi="Cambria Math"/>
+                  </w:rPr>
+                </m:ctrlPr>
+              </m:sSubPr>
+              <m:e>
+                <m:r>
+                  <w:rPr>
+                    <w:rFonts w:ascii="Cambria Math" w:hAnsi="Cambria Math"/>
+                  </w:rPr>
+                  <m:t>s</m:t>
+                </m:r>
+              </m:e>
+              <m:sub>
+                <m:r>
+                  <w:rPr>
+                    <w:rFonts w:ascii="Cambria Math" w:hAnsi="Cambria Math"/>
+                  </w:rPr>
+                  <m:t>0</m:t>
+                </m:r>
+              </m:sub>
+            </m:sSub>
+          </m:e>
+        </m:d>
+        <m:r>
+          <w:rPr>
+            <w:rFonts w:ascii="Cambria Math" w:hAnsi="Cambria Math"/>
+          </w:rPr>
+          <m:t>=</m:t>
+        </m:r>
+        <m:sSub>
+          <m:sSubPr>
+            <m:ctrlPr>
+              <w:rPr>
+                <w:rFonts w:ascii="Cambria Math" w:hAnsi="Cambria Math"/>
+              </w:rPr>
+            </m:ctrlPr>
+          </m:sSubPr>
+          <m:e>
+            <m:r>
+              <w:rPr>
+                <w:rFonts w:ascii="Cambria Math" w:hAnsi="Cambria Math"/>
+              </w:rPr>
+              <m:t>φ</m:t>
+            </m:r>
+          </m:e>
+          <m:sub>
+            <m:r>
+              <w:rPr>
+                <w:rFonts w:ascii="Cambria Math" w:hAnsi="Cambria Math"/>
+              </w:rPr>
+              <m:t>n</m:t>
+            </m:r>
+          </m:sub>
+        </m:sSub>
+        <m:r>
+          <w:rPr>
+            <w:rFonts w:ascii="Cambria Math" w:hAnsi="Cambria Math"/>
+          </w:rPr>
+          <m:t>(</m:t>
+        </m:r>
+        <m:sSub>
+          <m:sSubPr>
+            <m:ctrlPr>
+              <w:rPr>
+                <w:rFonts w:ascii="Cambria Math" w:hAnsi="Cambria Math"/>
+              </w:rPr>
+            </m:ctrlPr>
+          </m:sSubPr>
+          <m:e>
+            <m:r>
+              <w:rPr>
+                <w:rFonts w:ascii="Cambria Math" w:hAnsi="Cambria Math"/>
+              </w:rPr>
+              <m:t>s</m:t>
+            </m:r>
+          </m:e>
+          <m:sub>
+            <m:r>
+              <w:rPr>
+                <w:rFonts w:ascii="Cambria Math" w:hAnsi="Cambria Math"/>
+              </w:rPr>
+              <m:t>0</m:t>
+            </m:r>
+          </m:sub>
+        </m:sSub>
+        <m:r>
+          <w:rPr>
+            <w:rFonts w:ascii="Cambria Math" w:hAnsi="Cambria Math"/>
+          </w:rPr>
+          <m:t>)</m:t>
+        </m:r>
+      </m:oMath>
+      <w:r>
+        <w:t xml:space="preserve"> </w:t>
+      </w:r>
+      <w:r>
+        <w:t xml:space="preserve">der durch Anwendung von </w:t>
+      </w:r>
+      <m:oMath>
+        <m:sSub>
+          <m:sSubPr>
+            <m:ctrlPr>
+              <w:rPr>
+                <w:rFonts w:ascii="Cambria Math" w:hAnsi="Cambria Math"/>
+              </w:rPr>
+            </m:ctrlPr>
+          </m:sSubPr>
+          <m:e>
+            <m:r>
+              <w:rPr>
+                <w:rFonts w:ascii="Cambria Math" w:hAnsi="Cambria Math"/>
+              </w:rPr>
+              <m:t>φ</m:t>
+            </m:r>
+          </m:e>
+          <m:sub>
+            <m:r>
+              <w:rPr>
+                <w:rFonts w:ascii="Cambria Math" w:hAnsi="Cambria Math"/>
+              </w:rPr>
+              <m:t>n</m:t>
+            </m:r>
+          </m:sub>
+        </m:sSub>
+      </m:oMath>
+      <w:r>
+        <w:t xml:space="preserve">​ auf </w:t>
+      </w:r>
+      <m:oMath>
+        <m:sSub>
+          <m:sSubPr>
+            <m:ctrlPr>
+              <w:rPr>
+                <w:rFonts w:ascii="Cambria Math" w:hAnsi="Cambria Math"/>
+              </w:rPr>
+            </m:ctrlPr>
+          </m:sSubPr>
+          <m:e>
+            <m:r>
+              <w:rPr>
+                <w:rFonts w:ascii="Cambria Math" w:hAnsi="Cambria Math"/>
+              </w:rPr>
+              <m:t>s</m:t>
+            </m:r>
+          </m:e>
+          <m:sub>
+            <m:r>
+              <w:rPr>
+                <w:rFonts w:ascii="Cambria Math" w:hAnsi="Cambria Math"/>
+              </w:rPr>
+              <m:t>0</m:t>
+            </m:r>
+          </m:sub>
+        </m:sSub>
+      </m:oMath>
+      <w:r>
+        <w:t>​ erzeugte Zustand.</w:t>
+      </w:r>
+    </w:p>
+    <w:p>
+      <w:r>
+        <w:pict w14:anchorId="6E6E71A4">
+          <v:rect id="_x0000_i1200" style="width:0;height:1.5pt" o:hralign="center" o:hrstd="t" o:hr="t" fillcolor="#a0a0a0" stroked="f"/>
+        </w:pict>
+      </w:r>
+    </w:p>
+    <w:p>
+      <w:pPr>
+        <w:pStyle w:val="berschrift2"/>
+      </w:pPr>
+      <w:r>
+        <w:t>Interpretation</w:t>
+      </w:r>
+    </w:p>
+    <w:p>
+      <w:r>
+        <w:t>Die Gleichung</w:t>
+      </w:r>
+      <w:r>
+        <w:t xml:space="preserve"> </w:t>
+      </w:r>
+      <w:r>
+        <w:t xml:space="preserve">besagt, dass jeder Zustand </w:t>
+      </w:r>
+      <m:oMath>
+        <m:sSub>
+          <m:sSubPr>
+            <m:ctrlPr>
+              <w:rPr>
+                <w:rFonts w:ascii="Cambria Math" w:hAnsi="Cambria Math"/>
+              </w:rPr>
+            </m:ctrlPr>
+          </m:sSubPr>
+          <m:e>
+            <m:r>
+              <w:rPr>
+                <w:rFonts w:ascii="Cambria Math" w:hAnsi="Cambria Math"/>
+              </w:rPr>
+              <m:t>o</m:t>
+            </m:r>
+          </m:e>
+          <m:sub>
+            <m:r>
+              <w:rPr>
+                <w:rFonts w:ascii="Cambria Math" w:hAnsi="Cambria Math"/>
+              </w:rPr>
+              <m:t>n</m:t>
+            </m:r>
+          </m:sub>
+        </m:sSub>
+        <m:d>
+          <m:dPr>
+            <m:ctrlPr>
+              <w:rPr>
+                <w:rFonts w:ascii="Cambria Math" w:hAnsi="Cambria Math"/>
+              </w:rPr>
+            </m:ctrlPr>
+          </m:dPr>
+          <m:e>
+            <m:sSub>
+              <m:sSubPr>
+                <m:ctrlPr>
+                  <w:rPr>
+                    <w:rFonts w:ascii="Cambria Math" w:hAnsi="Cambria Math"/>
+                  </w:rPr>
+                </m:ctrlPr>
+              </m:sSubPr>
+              <m:e>
+                <m:r>
+                  <w:rPr>
+                    <w:rFonts w:ascii="Cambria Math" w:hAnsi="Cambria Math"/>
+                  </w:rPr>
+                  <m:t>s</m:t>
+                </m:r>
+              </m:e>
+              <m:sub>
+                <m:r>
+                  <w:rPr>
+                    <w:rFonts w:ascii="Cambria Math" w:hAnsi="Cambria Math"/>
+                  </w:rPr>
+                  <m:t>0</m:t>
+                </m:r>
+              </m:sub>
+            </m:sSub>
+          </m:e>
+        </m:d>
+      </m:oMath>
+      <w:r>
+        <w:t xml:space="preserve"> nicht als Ergebnis eines einzelnen Operators verstanden wird, sondern als Resultat einer </w:t>
+      </w:r>
+      <w:r>
+        <w:rPr>
+          <w:b/>
+          <w:bCs/>
+        </w:rPr>
+        <w:t>endlichen Operatorfolge</w:t>
+      </w:r>
+      <w:r>
+        <w:t>.</w:t>
+      </w:r>
+    </w:p>
+    <w:p>
+      <w:r>
+        <w:t xml:space="preserve">Der Index n referenziert dabei nicht zwingend die Länge der Operatorfolge, sondern den </w:t>
+      </w:r>
+      <w:r>
+        <w:rPr>
+          <w:b/>
+          <w:bCs/>
+        </w:rPr>
+        <w:t>Iterat einer strukturell aufgebauten Transformation</w:t>
+      </w:r>
+      <w:r>
+        <w:t xml:space="preserve"> innerhalb des Operatorraums </w:t>
+      </w:r>
+      <m:oMath>
+        <m:sSup>
+          <m:sSupPr>
+            <m:ctrlPr>
+              <w:rPr>
+                <w:rFonts w:ascii="Cambria Math" w:hAnsi="Cambria Math"/>
+                <w:i/>
+              </w:rPr>
+            </m:ctrlPr>
+          </m:sSupPr>
+          <m:e>
+            <m:r>
+              <m:rPr>
+                <m:scr m:val="script"/>
+              </m:rPr>
+              <w:rPr>
+                <w:rFonts w:ascii="Cambria Math" w:hAnsi="Cambria Math"/>
+              </w:rPr>
+              <m:t>O</m:t>
+            </m:r>
+          </m:e>
+          <m:sup>
+            <m:r>
+              <w:rPr>
+                <w:rFonts w:ascii="Cambria Math" w:hAnsi="Cambria Math"/>
+              </w:rPr>
+              <m:t>*</m:t>
+            </m:r>
+          </m:sup>
+        </m:sSup>
+      </m:oMath>
+      <w:r>
+        <w:t>.</w:t>
+      </w:r>
+      <w:r>
+        <w:br/>
+        <w:t xml:space="preserve">Damit wird der Fokus von einzelnen Operationen auf die </w:t>
+      </w:r>
+      <w:r>
+        <w:rPr>
+          <w:b/>
+          <w:bCs/>
+        </w:rPr>
+        <w:t>kompositionelle Struktur von Prozessen</w:t>
+      </w:r>
+      <w:r>
+        <w:t xml:space="preserve"> verlagert.</w:t>
+      </w:r>
+    </w:p>
+    <w:p>
+      <w:r>
+        <w:pict w14:anchorId="77566752">
+          <v:rect id="_x0000_i1202" style="width:0;height:1.5pt" o:hralign="center" o:hrstd="t" o:hr="t" fillcolor="#a0a0a0" stroked="f"/>
+        </w:pict>
+      </w:r>
+    </w:p>
+    <w:p>
+      <w:pPr>
+        <w:pStyle w:val="berschrift2"/>
+      </w:pPr>
+      <w:r>
+        <w:t>Beispiel für die Bedeutung</w:t>
+      </w:r>
+    </w:p>
+    <w:p>
+      <w:r>
+        <w:t>In Kapitel 3 wird der zusammengesetzte Operator</w:t>
+      </w:r>
+      <w:r>
+        <w:t xml:space="preserve"> </w:t>
+      </w:r>
+      <m:oMath>
+        <m:r>
+          <w:rPr>
+            <w:rFonts w:ascii="Cambria Math" w:hAnsi="Cambria Math"/>
+          </w:rPr>
+          <m:t>φ:=E</m:t>
+        </m:r>
+        <m:r>
+          <w:rPr>
+            <w:rFonts w:ascii="Cambria Math" w:hAnsi="Cambria Math" w:cs="Cambria Math"/>
+          </w:rPr>
+          <m:t>∘</m:t>
+        </m:r>
+        <m:r>
+          <w:rPr>
+            <w:rFonts w:ascii="Cambria Math" w:hAnsi="Cambria Math"/>
+          </w:rPr>
+          <m:t>M</m:t>
+        </m:r>
+        <m:r>
+          <w:rPr>
+            <w:rFonts w:ascii="Cambria Math" w:hAnsi="Cambria Math" w:cs="Cambria Math"/>
+          </w:rPr>
+          <m:t>∘</m:t>
+        </m:r>
+        <m:r>
+          <w:rPr>
+            <w:rFonts w:ascii="Cambria Math" w:hAnsi="Cambria Math"/>
+          </w:rPr>
+          <m:t>R</m:t>
+        </m:r>
+        <m:r>
+          <w:rPr>
+            <w:rFonts w:ascii="Cambria Math" w:hAnsi="Cambria Math" w:cs="Cambria Math"/>
+          </w:rPr>
+          <m:t>∘</m:t>
+        </m:r>
+        <m:r>
+          <w:rPr>
+            <w:rFonts w:ascii="Cambria Math" w:hAnsi="Cambria Math"/>
+          </w:rPr>
+          <m:t>σ</m:t>
+        </m:r>
+      </m:oMath>
+      <w:r>
+        <w:t xml:space="preserve"> eingeführt.</w:t>
+      </w:r>
+    </w:p>
+    <w:p>
+      <w:r>
+        <w:t>Setzt man</w:t>
+      </w:r>
+    </w:p>
+    <w:p>
+      <w:pPr>
+        <w:spacing w:before="100" w:beforeAutospacing="1" w:after="100" w:afterAutospacing="1"/>
+        <w:rPr>
+          <w:rFonts w:ascii="Times New Roman" w:hAnsi="Times New Roman"/>
+        </w:rPr>
+      </w:pPr>
+      <m:oMathPara>
+        <m:oMath>
+          <m:sSub>
+            <m:sSubPr>
+              <m:ctrlPr>
+                <w:rPr>
+                  <w:rFonts w:ascii="Cambria Math" w:hAnsi="Cambria Math"/>
+                </w:rPr>
+              </m:ctrlPr>
+            </m:sSubPr>
+            <m:e>
+              <m:r>
+                <w:rPr>
+                  <w:rFonts w:ascii="Cambria Math" w:hAnsi="Cambria Math"/>
+                </w:rPr>
+                <m:t>φ</m:t>
+              </m:r>
+            </m:e>
+            <m:sub>
+              <m:r>
+                <w:rPr>
+                  <w:rFonts w:ascii="Cambria Math" w:hAnsi="Cambria Math"/>
+                </w:rPr>
+                <m:t>n</m:t>
+              </m:r>
+            </m:sub>
+          </m:sSub>
+          <m:r>
+            <w:rPr>
+              <w:rFonts w:ascii="Cambria Math" w:hAnsi="Cambria Math"/>
+            </w:rPr>
+            <m:t>≔</m:t>
+          </m:r>
+          <m:sSup>
+            <m:sSupPr>
+              <m:ctrlPr>
+                <w:rPr>
+                  <w:rFonts w:ascii="Cambria Math" w:hAnsi="Cambria Math"/>
+                  <w:i/>
+                </w:rPr>
+              </m:ctrlPr>
+            </m:sSupPr>
+            <m:e>
+              <m:r>
+                <m:rPr>
+                  <m:sty m:val="p"/>
+                </m:rPr>
+                <w:rPr>
+                  <w:rFonts w:ascii="Cambria Math" w:hAnsi="Cambria Math"/>
+                </w:rPr>
+                <m:t>(E</m:t>
+              </m:r>
+              <m:r>
+                <m:rPr>
+                  <m:sty m:val="p"/>
+                </m:rPr>
+                <w:rPr>
+                  <w:rFonts w:ascii="Cambria Math" w:hAnsi="Cambria Math" w:cs="Cambria Math"/>
+                </w:rPr>
+                <m:t>∘</m:t>
+              </m:r>
+              <m:r>
+                <m:rPr>
+                  <m:sty m:val="p"/>
+                </m:rPr>
+                <w:rPr>
+                  <w:rFonts w:ascii="Cambria Math" w:hAnsi="Cambria Math"/>
+                </w:rPr>
+                <m:t>M</m:t>
+              </m:r>
+              <m:r>
+                <m:rPr>
+                  <m:sty m:val="p"/>
+                </m:rPr>
+                <w:rPr>
+                  <w:rFonts w:ascii="Cambria Math" w:hAnsi="Cambria Math" w:cs="Cambria Math"/>
+                </w:rPr>
+                <m:t>∘</m:t>
+              </m:r>
+              <m:r>
+                <m:rPr>
+                  <m:sty m:val="p"/>
+                </m:rPr>
+                <w:rPr>
+                  <w:rFonts w:ascii="Cambria Math" w:hAnsi="Cambria Math"/>
+                </w:rPr>
+                <m:t>R</m:t>
+              </m:r>
+              <m:r>
+                <m:rPr>
+                  <m:sty m:val="p"/>
+                </m:rPr>
+                <w:rPr>
+                  <w:rFonts w:ascii="Cambria Math" w:hAnsi="Cambria Math" w:cs="Cambria Math"/>
+                </w:rPr>
+                <m:t>∘</m:t>
+              </m:r>
+              <m:r>
+                <m:rPr>
+                  <m:sty m:val="p"/>
+                </m:rPr>
+                <w:rPr>
+                  <w:rFonts w:ascii="Cambria Math" w:hAnsi="Cambria Math"/>
+                </w:rPr>
+                <m:t>σ)</m:t>
+              </m:r>
+            </m:e>
+            <m:sup>
+              <m:r>
+                <w:rPr>
+                  <w:rFonts w:ascii="Cambria Math" w:hAnsi="Cambria Math"/>
+                </w:rPr>
+                <m:t>n</m:t>
+              </m:r>
+            </m:sup>
+          </m:sSup>
+          <m:r>
+            <m:rPr>
+              <m:sty m:val="p"/>
+            </m:rPr>
+            <w:rPr>
+              <w:rFonts w:ascii="Cambria Math" w:hAnsi="Cambria Math" w:cs="Cambria Math"/>
+            </w:rPr>
+            <m:t>∈</m:t>
+          </m:r>
+          <m:sSup>
+            <m:sSupPr>
+              <m:ctrlPr>
+                <w:rPr>
+                  <w:rFonts w:ascii="Cambria Math" w:hAnsi="Cambria Math"/>
+                  <w:i/>
+                </w:rPr>
+              </m:ctrlPr>
+            </m:sSupPr>
+            <m:e>
+              <m:r>
+                <m:rPr>
+                  <m:scr m:val="script"/>
+                </m:rPr>
+                <w:rPr>
+                  <w:rFonts w:ascii="Cambria Math" w:hAnsi="Cambria Math"/>
+                </w:rPr>
+                <m:t>O</m:t>
+              </m:r>
+            </m:e>
+            <m:sup>
+              <m:r>
+                <w:rPr>
+                  <w:rFonts w:ascii="Cambria Math" w:hAnsi="Cambria Math"/>
+                </w:rPr>
+                <m:t>*</m:t>
+              </m:r>
+            </m:sup>
+          </m:sSup>
+        </m:oMath>
+      </m:oMathPara>
+    </w:p>
+    <w:p>
+      <w:r>
+        <w:t>so ergibt sich</w:t>
+      </w:r>
+    </w:p>
+    <w:p>
+      <w:pPr>
+        <w:spacing w:before="100" w:beforeAutospacing="1" w:after="100" w:afterAutospacing="1"/>
+        <w:rPr>
+          <w:rFonts w:ascii="Times New Roman" w:hAnsi="Times New Roman"/>
+        </w:rPr>
+      </w:pPr>
+      <m:oMathPara>
+        <m:oMath>
+          <m:sSub>
+            <m:sSubPr>
+              <m:ctrlPr>
+                <w:rPr>
+                  <w:rFonts w:ascii="Cambria Math" w:hAnsi="Cambria Math"/>
+                </w:rPr>
+              </m:ctrlPr>
+            </m:sSubPr>
+            <m:e>
+              <m:r>
+                <w:rPr>
+                  <w:rFonts w:ascii="Cambria Math" w:hAnsi="Cambria Math"/>
+                </w:rPr>
+                <m:t>o</m:t>
+              </m:r>
+            </m:e>
+            <m:sub>
+              <m:r>
+                <w:rPr>
+                  <w:rFonts w:ascii="Cambria Math" w:hAnsi="Cambria Math"/>
+                </w:rPr>
+                <m:t>n</m:t>
+              </m:r>
+            </m:sub>
+          </m:sSub>
+          <m:d>
+            <m:dPr>
+              <m:ctrlPr>
+                <w:rPr>
+                  <w:rFonts w:ascii="Cambria Math" w:hAnsi="Cambria Math"/>
+                </w:rPr>
+              </m:ctrlPr>
+            </m:dPr>
+            <m:e>
+              <m:sSub>
+                <m:sSubPr>
+                  <m:ctrlPr>
+                    <w:rPr>
+                      <w:rFonts w:ascii="Cambria Math" w:hAnsi="Cambria Math"/>
+                    </w:rPr>
+                  </m:ctrlPr>
+                </m:sSubPr>
+                <m:e>
+                  <m:r>
+                    <w:rPr>
+                      <w:rFonts w:ascii="Cambria Math" w:hAnsi="Cambria Math"/>
+                    </w:rPr>
+                    <m:t>s</m:t>
+                  </m:r>
+                </m:e>
+                <m:sub>
+                  <m:r>
+                    <w:rPr>
+                      <w:rFonts w:ascii="Cambria Math" w:hAnsi="Cambria Math"/>
+                    </w:rPr>
+                    <m:t>0</m:t>
+                  </m:r>
+                </m:sub>
+              </m:sSub>
+            </m:e>
+          </m:d>
+          <m:r>
+            <w:rPr>
+              <w:rFonts w:ascii="Cambria Math" w:hAnsi="Cambria Math"/>
+            </w:rPr>
+            <m:t>=</m:t>
+          </m:r>
+          <m:sSup>
+            <m:sSupPr>
+              <m:ctrlPr>
+                <w:rPr>
+                  <w:rFonts w:ascii="Cambria Math" w:hAnsi="Cambria Math"/>
+                </w:rPr>
+              </m:ctrlPr>
+            </m:sSupPr>
+            <m:e>
+              <m:r>
+                <m:rPr>
+                  <m:sty m:val="p"/>
+                </m:rPr>
+                <w:rPr>
+                  <w:rFonts w:ascii="Cambria Math" w:hAnsi="Cambria Math"/>
+                </w:rPr>
+                <m:t>(E</m:t>
+              </m:r>
+              <m:r>
+                <m:rPr>
+                  <m:sty m:val="p"/>
+                </m:rPr>
+                <w:rPr>
+                  <w:rFonts w:ascii="Cambria Math" w:hAnsi="Cambria Math" w:cs="Cambria Math"/>
+                </w:rPr>
+                <m:t>∘</m:t>
+              </m:r>
+              <m:r>
+                <m:rPr>
+                  <m:sty m:val="p"/>
+                </m:rPr>
+                <w:rPr>
+                  <w:rFonts w:ascii="Cambria Math" w:hAnsi="Cambria Math"/>
+                </w:rPr>
+                <m:t>M</m:t>
+              </m:r>
+              <m:r>
+                <m:rPr>
+                  <m:sty m:val="p"/>
+                </m:rPr>
+                <w:rPr>
+                  <w:rFonts w:ascii="Cambria Math" w:hAnsi="Cambria Math" w:cs="Cambria Math"/>
+                </w:rPr>
+                <m:t>∘</m:t>
+              </m:r>
+              <m:r>
+                <m:rPr>
+                  <m:sty m:val="p"/>
+                </m:rPr>
+                <w:rPr>
+                  <w:rFonts w:ascii="Cambria Math" w:hAnsi="Cambria Math"/>
+                </w:rPr>
+                <m:t>R</m:t>
+              </m:r>
+              <m:r>
+                <m:rPr>
+                  <m:sty m:val="p"/>
+                </m:rPr>
+                <w:rPr>
+                  <w:rFonts w:ascii="Cambria Math" w:hAnsi="Cambria Math" w:cs="Cambria Math"/>
+                </w:rPr>
+                <m:t>∘</m:t>
+              </m:r>
+              <m:r>
+                <m:rPr>
+                  <m:sty m:val="p"/>
+                </m:rPr>
+                <w:rPr>
+                  <w:rFonts w:ascii="Cambria Math" w:hAnsi="Cambria Math"/>
+                </w:rPr>
+                <m:t>σ)</m:t>
+              </m:r>
+            </m:e>
+            <m:sup>
+              <m:r>
+                <w:rPr>
+                  <w:rFonts w:ascii="Cambria Math" w:hAnsi="Cambria Math"/>
+                </w:rPr>
+                <m:t>n</m:t>
+              </m:r>
+            </m:sup>
+          </m:sSup>
+          <m:d>
+            <m:dPr>
+              <m:ctrlPr>
+                <w:rPr>
+                  <w:rFonts w:ascii="Cambria Math" w:hAnsi="Cambria Math"/>
+                </w:rPr>
+              </m:ctrlPr>
+            </m:dPr>
+            <m:e>
+              <m:sSub>
+                <m:sSubPr>
+                  <m:ctrlPr>
+                    <w:rPr>
+                      <w:rFonts w:ascii="Cambria Math" w:hAnsi="Cambria Math"/>
+                    </w:rPr>
+                  </m:ctrlPr>
+                </m:sSubPr>
+                <m:e>
+                  <m:r>
+                    <w:rPr>
+                      <w:rFonts w:ascii="Cambria Math" w:hAnsi="Cambria Math"/>
+                    </w:rPr>
+                    <m:t>s</m:t>
+                  </m:r>
+                </m:e>
+                <m:sub>
+                  <m:r>
+                    <w:rPr>
+                      <w:rFonts w:ascii="Cambria Math" w:hAnsi="Cambria Math"/>
+                    </w:rPr>
+                    <m:t>0</m:t>
+                  </m:r>
+                </m:sub>
+              </m:sSub>
+            </m:e>
+          </m:d>
+          <m:r>
+            <m:rPr>
+              <m:sty m:val="p"/>
+            </m:rPr>
+            <w:rPr>
+              <w:rFonts w:ascii="Cambria Math" w:hAnsi="Cambria Math"/>
+            </w:rPr>
+            <m:t>.</m:t>
+          </m:r>
+        </m:oMath>
+      </m:oMathPara>
+    </w:p>
+    <w:p>
+      <w:r>
+        <w:t xml:space="preserve">Der Zustand </w:t>
+      </w:r>
+      <m:oMath>
+        <m:sSub>
+          <m:sSubPr>
+            <m:ctrlPr>
+              <w:rPr>
+                <w:rFonts w:ascii="Cambria Math" w:hAnsi="Cambria Math"/>
+              </w:rPr>
+            </m:ctrlPr>
+          </m:sSubPr>
+          <m:e>
+            <m:r>
+              <w:rPr>
+                <w:rFonts w:ascii="Cambria Math" w:hAnsi="Cambria Math"/>
+              </w:rPr>
+              <m:t>o</m:t>
+            </m:r>
+          </m:e>
+          <m:sub>
+            <m:r>
+              <w:rPr>
+                <w:rFonts w:ascii="Cambria Math" w:hAnsi="Cambria Math"/>
+              </w:rPr>
+              <m:t>n</m:t>
+            </m:r>
+          </m:sub>
+        </m:sSub>
+        <m:d>
+          <m:dPr>
+            <m:ctrlPr>
+              <w:rPr>
+                <w:rFonts w:ascii="Cambria Math" w:hAnsi="Cambria Math"/>
+              </w:rPr>
+            </m:ctrlPr>
+          </m:dPr>
+          <m:e>
+            <m:sSub>
+              <m:sSubPr>
+                <m:ctrlPr>
+                  <w:rPr>
+                    <w:rFonts w:ascii="Cambria Math" w:hAnsi="Cambria Math"/>
+                  </w:rPr>
+                </m:ctrlPr>
+              </m:sSubPr>
+              <m:e>
+                <m:r>
+                  <w:rPr>
+                    <w:rFonts w:ascii="Cambria Math" w:hAnsi="Cambria Math"/>
+                  </w:rPr>
+                  <m:t>s</m:t>
+                </m:r>
+              </m:e>
+              <m:sub>
+                <m:r>
+                  <w:rPr>
+                    <w:rFonts w:ascii="Cambria Math" w:hAnsi="Cambria Math"/>
+                  </w:rPr>
+                  <m:t>0</m:t>
+                </m:r>
+              </m:sub>
+            </m:sSub>
+          </m:e>
+        </m:d>
+      </m:oMath>
+      <w:r>
+        <w:t xml:space="preserve"> repräsentiert damit den nach n funktionalen Zyklen stabilisierten Systemzustand, wobei jeder Zyklus eine strukturierte Abfolge von Transformation, Relation, Modulation und Selektion realisiert.</w:t>
+      </w:r>
+    </w:p>
+    <w:p>
+      <w:r>
+        <w:pict w14:anchorId="5747274C">
+          <v:rect id="_x0000_i1203" style="width:0;height:1.5pt" o:hralign="center" o:hrstd="t" o:hr="t" fillcolor="#a0a0a0" stroked="f"/>
+        </w:pict>
+      </w:r>
+    </w:p>
+    <w:p>
+      <w:pPr>
+        <w:pStyle w:val="berschrift2"/>
+      </w:pPr>
+      <w:r>
+        <w:t>Zusammenfassung</w:t>
+      </w:r>
+    </w:p>
+    <w:p>
+      <w:r>
+        <w:t>Die Gleichung</w:t>
+      </w:r>
+    </w:p>
+    <w:p>
+      <w:pPr>
+        <w:pStyle w:val="FormelAllein"/>
+      </w:pPr>
+      <m:oMathPara>
+        <m:oMath>
+          <m:sSub>
+            <m:sSubPr>
+              <m:ctrlPr/>
+            </m:sSubPr>
+            <m:e>
+              <m:r>
+                <m:t>o</m:t>
+              </m:r>
+            </m:e>
+            <m:sub>
+              <m:r>
+                <m:t>n</m:t>
+              </m:r>
+            </m:sub>
+          </m:sSub>
+          <m:d>
+            <m:dPr>
+              <m:ctrlPr/>
+            </m:dPr>
+            <m:e>
+              <m:sSub>
+                <m:sSubPr>
+                  <m:ctrlPr/>
+                </m:sSubPr>
+                <m:e>
+                  <m:r>
+                    <m:t>s</m:t>
+                  </m:r>
+                </m:e>
+                <m:sub>
+                  <m:r>
+                    <m:t>0</m:t>
+                  </m:r>
+                </m:sub>
+              </m:sSub>
+            </m:e>
+          </m:d>
+          <m:r>
+            <m:t>=</m:t>
+          </m:r>
+          <m:sSub>
+            <m:sSubPr>
+              <m:ctrlPr/>
+            </m:sSubPr>
+            <m:e>
+              <m:r>
+                <m:t>φ</m:t>
+              </m:r>
+            </m:e>
+            <m:sub>
+              <m:r>
+                <m:t>n</m:t>
+              </m:r>
+            </m:sub>
+          </m:sSub>
+          <m:r>
+            <m:t>(</m:t>
+          </m:r>
+          <m:sSub>
+            <m:sSubPr>
+              <m:ctrlPr/>
+            </m:sSubPr>
+            <m:e>
+              <m:r>
+                <m:t>s</m:t>
+              </m:r>
+            </m:e>
+            <m:sub>
+              <m:r>
+                <m:t>0</m:t>
+              </m:r>
+            </m:sub>
+          </m:sSub>
+          <m:r>
+            <m:t>),     φ∈</m:t>
+          </m:r>
+          <m:sSup>
+            <m:sSupPr>
+              <m:ctrlPr/>
+            </m:sSupPr>
+            <m:e>
+              <m:r>
+                <m:rPr>
+                  <m:scr m:val="script"/>
+                </m:rPr>
+                <m:t>O</m:t>
+              </m:r>
+            </m:e>
+            <m:sup>
+              <m:r>
+                <m:t>*</m:t>
+              </m:r>
+            </m:sup>
+          </m:sSup>
+        </m:oMath>
+      </m:oMathPara>
+    </w:p>
+    <w:p>
+      <w:r>
+        <w:lastRenderedPageBreak/>
+        <w:t>formuliert die grundlegende Perspektive von Kapitel 3:</w:t>
+      </w:r>
+    </w:p>
+    <w:p>
+      <w:r>
+        <w:t xml:space="preserve">Zustände entstehen nicht punktuell, sondern als Resultate </w:t>
+      </w:r>
+      <w:r>
+        <w:rPr>
+          <w:b/>
+          <w:bCs/>
+        </w:rPr>
+        <w:t>komponierter Operatorfolgen</w:t>
+      </w:r>
+      <w:r>
+        <w:t>.</w:t>
+      </w:r>
+    </w:p>
+    <w:p>
+      <w:r>
+        <w:t xml:space="preserve">Durch die Einbettung von </w:t>
+      </w:r>
+      <m:oMath>
+        <m:sSub>
+          <m:sSubPr>
+            <m:ctrlPr>
+              <w:rPr>
+                <w:rFonts w:ascii="Cambria Math" w:hAnsi="Cambria Math"/>
+              </w:rPr>
+            </m:ctrlPr>
+          </m:sSubPr>
+          <m:e>
+            <m:r>
+              <w:rPr>
+                <w:rFonts w:ascii="Cambria Math" w:hAnsi="Cambria Math"/>
+              </w:rPr>
+              <m:t>φ</m:t>
+            </m:r>
+          </m:e>
+          <m:sub>
+            <m:r>
+              <w:rPr>
+                <w:rFonts w:ascii="Cambria Math" w:hAnsi="Cambria Math"/>
+              </w:rPr>
+              <m:t>n</m:t>
+            </m:r>
+          </m:sub>
+        </m:sSub>
+      </m:oMath>
+      <w:r>
+        <w:t xml:space="preserve"> in den Operatorraum </w:t>
+      </w:r>
+      <m:oMath>
+        <m:sSup>
+          <m:sSupPr>
+            <m:ctrlPr>
+              <w:rPr>
+                <w:rFonts w:ascii="Cambria Math" w:hAnsi="Cambria Math"/>
+              </w:rPr>
+            </m:ctrlPr>
+          </m:sSupPr>
+          <m:e>
+            <m:r>
+              <m:rPr>
+                <m:scr m:val="script"/>
+              </m:rPr>
+              <w:rPr>
+                <w:rFonts w:ascii="Cambria Math" w:hAnsi="Cambria Math"/>
+              </w:rPr>
+              <m:t>O</m:t>
+            </m:r>
+          </m:e>
+          <m:sup>
+            <m:r>
+              <w:rPr>
+                <w:rFonts w:ascii="Cambria Math" w:hAnsi="Cambria Math"/>
+              </w:rPr>
+              <m:t>*</m:t>
+            </m:r>
+          </m:sup>
+        </m:sSup>
+      </m:oMath>
+      <w:r>
+        <w:t xml:space="preserve"> wird sichergestellt, dass alle betrachteten Prozessschritte strukturell abgeschlossen, formal wohldefiniert und für iterative sowie grenzwertige Betrachtungen geeignet sind.</w:t>
+      </w:r>
+    </w:p>
+    <w:p>
+      <w:pPr>
+        <w:spacing w:after="0"/>
+        <w:rPr>
+          <w:rFonts w:ascii="Times New Roman" w:hAnsi="Times New Roman"/>
+        </w:rPr>
+      </w:pPr>
+      <w:r>
+        <w:rPr>
+          <w:rFonts w:ascii="Times New Roman" w:hAnsi="Times New Roman"/>
+        </w:rPr>
+        <w:pict w14:anchorId="1FB7E995">
+          <v:rect id="_x0000_i1204" style="width:0;height:1.5pt" o:hralign="center" o:hrstd="t" o:hr="t" fillcolor="#a0a0a0" stroked="f"/>
+        </w:pict>
+      </w:r>
+    </w:p>
+    <w:p>
+      <w:pPr>
+        <w:pStyle w:val="FormelEinzeln"/>
+      </w:pPr>
+    </w:p>
+    <w:p>
+      <w:pPr>
+        <w:pStyle w:val="FormelEinzeln"/>
+      </w:pPr>
+    </w:p>
     <w:sectPr>
       <w:pgSz w:w="11906" w:h="16838"/>
       <w:pgMar w:top="1417" w:right="1417" w:bottom="1134" w:left="1417" w:header="708" w:footer="708" w:gutter="0"/>
@@ -57020,9 +59381,9 @@
     </w:lvl>
   </w:abstractNum>
   <w:abstractNum w:abstractNumId="11" w15:restartNumberingAfterBreak="0">
-    <w:nsid w:val="16061387"/>
+    <w:nsid w:val="0F875A43"/>
     <w:multiLevelType w:val="multilevel"/>
-    <w:tmpl w:val="8D7AFD04"/>
+    <w:tmpl w:val="EC9E23A2"/>
     <w:lvl w:ilvl="0">
       <w:start w:val="1"/>
       <w:numFmt w:val="bullet"/>
@@ -57169,9 +59530,9 @@
     </w:lvl>
   </w:abstractNum>
   <w:abstractNum w:abstractNumId="12" w15:restartNumberingAfterBreak="0">
-    <w:nsid w:val="19C12FA7"/>
+    <w:nsid w:val="147A34AC"/>
     <w:multiLevelType w:val="multilevel"/>
-    <w:tmpl w:val="C77EA67C"/>
+    <w:tmpl w:val="B470BC66"/>
     <w:lvl w:ilvl="0">
       <w:start w:val="1"/>
       <w:numFmt w:val="bullet"/>
@@ -57318,6 +59679,304 @@
     </w:lvl>
   </w:abstractNum>
   <w:abstractNum w:abstractNumId="13" w15:restartNumberingAfterBreak="0">
+    <w:nsid w:val="16061387"/>
+    <w:multiLevelType w:val="multilevel"/>
+    <w:tmpl w:val="8D7AFD04"/>
+    <w:lvl w:ilvl="0">
+      <w:start w:val="1"/>
+      <w:numFmt w:val="bullet"/>
+      <w:lvlText w:val=""/>
+      <w:lvlJc w:val="left"/>
+      <w:pPr>
+        <w:tabs>
+          <w:tab w:val="num" w:pos="720"/>
+        </w:tabs>
+        <w:ind w:left="720" w:hanging="360"/>
+      </w:pPr>
+      <w:rPr>
+        <w:rFonts w:ascii="Symbol" w:hAnsi="Symbol" w:hint="default"/>
+        <w:sz w:val="20"/>
+      </w:rPr>
+    </w:lvl>
+    <w:lvl w:ilvl="1" w:tentative="1">
+      <w:start w:val="1"/>
+      <w:numFmt w:val="bullet"/>
+      <w:lvlText w:val="o"/>
+      <w:lvlJc w:val="left"/>
+      <w:pPr>
+        <w:tabs>
+          <w:tab w:val="num" w:pos="1440"/>
+        </w:tabs>
+        <w:ind w:left="1440" w:hanging="360"/>
+      </w:pPr>
+      <w:rPr>
+        <w:rFonts w:ascii="Courier New" w:hAnsi="Courier New" w:hint="default"/>
+        <w:sz w:val="20"/>
+      </w:rPr>
+    </w:lvl>
+    <w:lvl w:ilvl="2" w:tentative="1">
+      <w:start w:val="1"/>
+      <w:numFmt w:val="bullet"/>
+      <w:lvlText w:val=""/>
+      <w:lvlJc w:val="left"/>
+      <w:pPr>
+        <w:tabs>
+          <w:tab w:val="num" w:pos="2160"/>
+        </w:tabs>
+        <w:ind w:left="2160" w:hanging="360"/>
+      </w:pPr>
+      <w:rPr>
+        <w:rFonts w:ascii="Wingdings" w:hAnsi="Wingdings" w:hint="default"/>
+        <w:sz w:val="20"/>
+      </w:rPr>
+    </w:lvl>
+    <w:lvl w:ilvl="3" w:tentative="1">
+      <w:start w:val="1"/>
+      <w:numFmt w:val="bullet"/>
+      <w:lvlText w:val=""/>
+      <w:lvlJc w:val="left"/>
+      <w:pPr>
+        <w:tabs>
+          <w:tab w:val="num" w:pos="2880"/>
+        </w:tabs>
+        <w:ind w:left="2880" w:hanging="360"/>
+      </w:pPr>
+      <w:rPr>
+        <w:rFonts w:ascii="Wingdings" w:hAnsi="Wingdings" w:hint="default"/>
+        <w:sz w:val="20"/>
+      </w:rPr>
+    </w:lvl>
+    <w:lvl w:ilvl="4" w:tentative="1">
+      <w:start w:val="1"/>
+      <w:numFmt w:val="bullet"/>
+      <w:lvlText w:val=""/>
+      <w:lvlJc w:val="left"/>
+      <w:pPr>
+        <w:tabs>
+          <w:tab w:val="num" w:pos="3600"/>
+        </w:tabs>
+        <w:ind w:left="3600" w:hanging="360"/>
+      </w:pPr>
+      <w:rPr>
+        <w:rFonts w:ascii="Wingdings" w:hAnsi="Wingdings" w:hint="default"/>
+        <w:sz w:val="20"/>
+      </w:rPr>
+    </w:lvl>
+    <w:lvl w:ilvl="5" w:tentative="1">
+      <w:start w:val="1"/>
+      <w:numFmt w:val="bullet"/>
+      <w:lvlText w:val=""/>
+      <w:lvlJc w:val="left"/>
+      <w:pPr>
+        <w:tabs>
+          <w:tab w:val="num" w:pos="4320"/>
+        </w:tabs>
+        <w:ind w:left="4320" w:hanging="360"/>
+      </w:pPr>
+      <w:rPr>
+        <w:rFonts w:ascii="Wingdings" w:hAnsi="Wingdings" w:hint="default"/>
+        <w:sz w:val="20"/>
+      </w:rPr>
+    </w:lvl>
+    <w:lvl w:ilvl="6" w:tentative="1">
+      <w:start w:val="1"/>
+      <w:numFmt w:val="bullet"/>
+      <w:lvlText w:val=""/>
+      <w:lvlJc w:val="left"/>
+      <w:pPr>
+        <w:tabs>
+          <w:tab w:val="num" w:pos="5040"/>
+        </w:tabs>
+        <w:ind w:left="5040" w:hanging="360"/>
+      </w:pPr>
+      <w:rPr>
+        <w:rFonts w:ascii="Wingdings" w:hAnsi="Wingdings" w:hint="default"/>
+        <w:sz w:val="20"/>
+      </w:rPr>
+    </w:lvl>
+    <w:lvl w:ilvl="7" w:tentative="1">
+      <w:start w:val="1"/>
+      <w:numFmt w:val="bullet"/>
+      <w:lvlText w:val=""/>
+      <w:lvlJc w:val="left"/>
+      <w:pPr>
+        <w:tabs>
+          <w:tab w:val="num" w:pos="5760"/>
+        </w:tabs>
+        <w:ind w:left="5760" w:hanging="360"/>
+      </w:pPr>
+      <w:rPr>
+        <w:rFonts w:ascii="Wingdings" w:hAnsi="Wingdings" w:hint="default"/>
+        <w:sz w:val="20"/>
+      </w:rPr>
+    </w:lvl>
+    <w:lvl w:ilvl="8" w:tentative="1">
+      <w:start w:val="1"/>
+      <w:numFmt w:val="bullet"/>
+      <w:lvlText w:val=""/>
+      <w:lvlJc w:val="left"/>
+      <w:pPr>
+        <w:tabs>
+          <w:tab w:val="num" w:pos="6480"/>
+        </w:tabs>
+        <w:ind w:left="6480" w:hanging="360"/>
+      </w:pPr>
+      <w:rPr>
+        <w:rFonts w:ascii="Wingdings" w:hAnsi="Wingdings" w:hint="default"/>
+        <w:sz w:val="20"/>
+      </w:rPr>
+    </w:lvl>
+  </w:abstractNum>
+  <w:abstractNum w:abstractNumId="14" w15:restartNumberingAfterBreak="0">
+    <w:nsid w:val="19C12FA7"/>
+    <w:multiLevelType w:val="multilevel"/>
+    <w:tmpl w:val="C77EA67C"/>
+    <w:lvl w:ilvl="0">
+      <w:start w:val="1"/>
+      <w:numFmt w:val="bullet"/>
+      <w:lvlText w:val=""/>
+      <w:lvlJc w:val="left"/>
+      <w:pPr>
+        <w:tabs>
+          <w:tab w:val="num" w:pos="720"/>
+        </w:tabs>
+        <w:ind w:left="720" w:hanging="360"/>
+      </w:pPr>
+      <w:rPr>
+        <w:rFonts w:ascii="Symbol" w:hAnsi="Symbol" w:hint="default"/>
+        <w:sz w:val="20"/>
+      </w:rPr>
+    </w:lvl>
+    <w:lvl w:ilvl="1" w:tentative="1">
+      <w:start w:val="1"/>
+      <w:numFmt w:val="bullet"/>
+      <w:lvlText w:val="o"/>
+      <w:lvlJc w:val="left"/>
+      <w:pPr>
+        <w:tabs>
+          <w:tab w:val="num" w:pos="1440"/>
+        </w:tabs>
+        <w:ind w:left="1440" w:hanging="360"/>
+      </w:pPr>
+      <w:rPr>
+        <w:rFonts w:ascii="Courier New" w:hAnsi="Courier New" w:hint="default"/>
+        <w:sz w:val="20"/>
+      </w:rPr>
+    </w:lvl>
+    <w:lvl w:ilvl="2" w:tentative="1">
+      <w:start w:val="1"/>
+      <w:numFmt w:val="bullet"/>
+      <w:lvlText w:val=""/>
+      <w:lvlJc w:val="left"/>
+      <w:pPr>
+        <w:tabs>
+          <w:tab w:val="num" w:pos="2160"/>
+        </w:tabs>
+        <w:ind w:left="2160" w:hanging="360"/>
+      </w:pPr>
+      <w:rPr>
+        <w:rFonts w:ascii="Wingdings" w:hAnsi="Wingdings" w:hint="default"/>
+        <w:sz w:val="20"/>
+      </w:rPr>
+    </w:lvl>
+    <w:lvl w:ilvl="3" w:tentative="1">
+      <w:start w:val="1"/>
+      <w:numFmt w:val="bullet"/>
+      <w:lvlText w:val=""/>
+      <w:lvlJc w:val="left"/>
+      <w:pPr>
+        <w:tabs>
+          <w:tab w:val="num" w:pos="2880"/>
+        </w:tabs>
+        <w:ind w:left="2880" w:hanging="360"/>
+      </w:pPr>
+      <w:rPr>
+        <w:rFonts w:ascii="Wingdings" w:hAnsi="Wingdings" w:hint="default"/>
+        <w:sz w:val="20"/>
+      </w:rPr>
+    </w:lvl>
+    <w:lvl w:ilvl="4" w:tentative="1">
+      <w:start w:val="1"/>
+      <w:numFmt w:val="bullet"/>
+      <w:lvlText w:val=""/>
+      <w:lvlJc w:val="left"/>
+      <w:pPr>
+        <w:tabs>
+          <w:tab w:val="num" w:pos="3600"/>
+        </w:tabs>
+        <w:ind w:left="3600" w:hanging="360"/>
+      </w:pPr>
+      <w:rPr>
+        <w:rFonts w:ascii="Wingdings" w:hAnsi="Wingdings" w:hint="default"/>
+        <w:sz w:val="20"/>
+      </w:rPr>
+    </w:lvl>
+    <w:lvl w:ilvl="5" w:tentative="1">
+      <w:start w:val="1"/>
+      <w:numFmt w:val="bullet"/>
+      <w:lvlText w:val=""/>
+      <w:lvlJc w:val="left"/>
+      <w:pPr>
+        <w:tabs>
+          <w:tab w:val="num" w:pos="4320"/>
+        </w:tabs>
+        <w:ind w:left="4320" w:hanging="360"/>
+      </w:pPr>
+      <w:rPr>
+        <w:rFonts w:ascii="Wingdings" w:hAnsi="Wingdings" w:hint="default"/>
+        <w:sz w:val="20"/>
+      </w:rPr>
+    </w:lvl>
+    <w:lvl w:ilvl="6" w:tentative="1">
+      <w:start w:val="1"/>
+      <w:numFmt w:val="bullet"/>
+      <w:lvlText w:val=""/>
+      <w:lvlJc w:val="left"/>
+      <w:pPr>
+        <w:tabs>
+          <w:tab w:val="num" w:pos="5040"/>
+        </w:tabs>
+        <w:ind w:left="5040" w:hanging="360"/>
+      </w:pPr>
+      <w:rPr>
+        <w:rFonts w:ascii="Wingdings" w:hAnsi="Wingdings" w:hint="default"/>
+        <w:sz w:val="20"/>
+      </w:rPr>
+    </w:lvl>
+    <w:lvl w:ilvl="7" w:tentative="1">
+      <w:start w:val="1"/>
+      <w:numFmt w:val="bullet"/>
+      <w:lvlText w:val=""/>
+      <w:lvlJc w:val="left"/>
+      <w:pPr>
+        <w:tabs>
+          <w:tab w:val="num" w:pos="5760"/>
+        </w:tabs>
+        <w:ind w:left="5760" w:hanging="360"/>
+      </w:pPr>
+      <w:rPr>
+        <w:rFonts w:ascii="Wingdings" w:hAnsi="Wingdings" w:hint="default"/>
+        <w:sz w:val="20"/>
+      </w:rPr>
+    </w:lvl>
+    <w:lvl w:ilvl="8" w:tentative="1">
+      <w:start w:val="1"/>
+      <w:numFmt w:val="bullet"/>
+      <w:lvlText w:val=""/>
+      <w:lvlJc w:val="left"/>
+      <w:pPr>
+        <w:tabs>
+          <w:tab w:val="num" w:pos="6480"/>
+        </w:tabs>
+        <w:ind w:left="6480" w:hanging="360"/>
+      </w:pPr>
+      <w:rPr>
+        <w:rFonts w:ascii="Wingdings" w:hAnsi="Wingdings" w:hint="default"/>
+        <w:sz w:val="20"/>
+      </w:rPr>
+    </w:lvl>
+  </w:abstractNum>
+  <w:abstractNum w:abstractNumId="15" w15:restartNumberingAfterBreak="0">
     <w:nsid w:val="20244FE0"/>
     <w:multiLevelType w:val="multilevel"/>
     <w:tmpl w:val="10447560"/>
@@ -57466,7 +60125,7 @@
       </w:rPr>
     </w:lvl>
   </w:abstractNum>
-  <w:abstractNum w:abstractNumId="14" w15:restartNumberingAfterBreak="0">
+  <w:abstractNum w:abstractNumId="16" w15:restartNumberingAfterBreak="0">
     <w:nsid w:val="233D241F"/>
     <w:multiLevelType w:val="multilevel"/>
     <w:tmpl w:val="E84C4F9A"/>
@@ -57615,7 +60274,7 @@
       </w:rPr>
     </w:lvl>
   </w:abstractNum>
-  <w:abstractNum w:abstractNumId="15" w15:restartNumberingAfterBreak="0">
+  <w:abstractNum w:abstractNumId="17" w15:restartNumberingAfterBreak="0">
     <w:nsid w:val="242C5E73"/>
     <w:multiLevelType w:val="multilevel"/>
     <w:tmpl w:val="4226FDFE"/>
@@ -57764,7 +60423,7 @@
       </w:rPr>
     </w:lvl>
   </w:abstractNum>
-  <w:abstractNum w:abstractNumId="16" w15:restartNumberingAfterBreak="0">
+  <w:abstractNum w:abstractNumId="18" w15:restartNumberingAfterBreak="0">
     <w:nsid w:val="279363B7"/>
     <w:multiLevelType w:val="multilevel"/>
     <w:tmpl w:val="84A8A318"/>
@@ -57913,7 +60572,7 @@
       </w:rPr>
     </w:lvl>
   </w:abstractNum>
-  <w:abstractNum w:abstractNumId="17" w15:restartNumberingAfterBreak="0">
+  <w:abstractNum w:abstractNumId="19" w15:restartNumberingAfterBreak="0">
     <w:nsid w:val="27E24CC5"/>
     <w:multiLevelType w:val="multilevel"/>
     <w:tmpl w:val="E99493D0"/>
@@ -58062,7 +60721,7 @@
       </w:rPr>
     </w:lvl>
   </w:abstractNum>
-  <w:abstractNum w:abstractNumId="18" w15:restartNumberingAfterBreak="0">
+  <w:abstractNum w:abstractNumId="20" w15:restartNumberingAfterBreak="0">
     <w:nsid w:val="28BA3157"/>
     <w:multiLevelType w:val="multilevel"/>
     <w:tmpl w:val="16F89B52"/>
@@ -58211,7 +60870,7 @@
       </w:rPr>
     </w:lvl>
   </w:abstractNum>
-  <w:abstractNum w:abstractNumId="19" w15:restartNumberingAfterBreak="0">
+  <w:abstractNum w:abstractNumId="21" w15:restartNumberingAfterBreak="0">
     <w:nsid w:val="29351468"/>
     <w:multiLevelType w:val="multilevel"/>
     <w:tmpl w:val="3CC0EA5C"/>
@@ -58360,7 +61019,7 @@
       </w:rPr>
     </w:lvl>
   </w:abstractNum>
-  <w:abstractNum w:abstractNumId="20" w15:restartNumberingAfterBreak="0">
+  <w:abstractNum w:abstractNumId="22" w15:restartNumberingAfterBreak="0">
     <w:nsid w:val="298106D7"/>
     <w:multiLevelType w:val="multilevel"/>
     <w:tmpl w:val="0868EFAE"/>
@@ -58509,7 +61168,7 @@
       </w:rPr>
     </w:lvl>
   </w:abstractNum>
-  <w:abstractNum w:abstractNumId="21" w15:restartNumberingAfterBreak="0">
+  <w:abstractNum w:abstractNumId="23" w15:restartNumberingAfterBreak="0">
     <w:nsid w:val="2A326C4A"/>
     <w:multiLevelType w:val="multilevel"/>
     <w:tmpl w:val="4CE0AFD0"/>
@@ -58658,7 +61317,7 @@
       </w:rPr>
     </w:lvl>
   </w:abstractNum>
-  <w:abstractNum w:abstractNumId="22" w15:restartNumberingAfterBreak="0">
+  <w:abstractNum w:abstractNumId="24" w15:restartNumberingAfterBreak="0">
     <w:nsid w:val="2A4E346D"/>
     <w:multiLevelType w:val="multilevel"/>
     <w:tmpl w:val="EA0695EC"/>
@@ -58807,7 +61466,7 @@
       </w:rPr>
     </w:lvl>
   </w:abstractNum>
-  <w:abstractNum w:abstractNumId="23" w15:restartNumberingAfterBreak="0">
+  <w:abstractNum w:abstractNumId="25" w15:restartNumberingAfterBreak="0">
     <w:nsid w:val="2C4A3BB0"/>
     <w:multiLevelType w:val="multilevel"/>
     <w:tmpl w:val="3A927BA4"/>
@@ -58956,7 +61615,7 @@
       </w:rPr>
     </w:lvl>
   </w:abstractNum>
-  <w:abstractNum w:abstractNumId="24" w15:restartNumberingAfterBreak="0">
+  <w:abstractNum w:abstractNumId="26" w15:restartNumberingAfterBreak="0">
     <w:nsid w:val="2DE9071F"/>
     <w:multiLevelType w:val="multilevel"/>
     <w:tmpl w:val="A38CA13C"/>
@@ -59105,7 +61764,7 @@
       </w:rPr>
     </w:lvl>
   </w:abstractNum>
-  <w:abstractNum w:abstractNumId="25" w15:restartNumberingAfterBreak="0">
+  <w:abstractNum w:abstractNumId="27" w15:restartNumberingAfterBreak="0">
     <w:nsid w:val="2EEF3E5A"/>
     <w:multiLevelType w:val="multilevel"/>
     <w:tmpl w:val="7E7A8F3A"/>
@@ -59254,7 +61913,7 @@
       </w:rPr>
     </w:lvl>
   </w:abstractNum>
-  <w:abstractNum w:abstractNumId="26" w15:restartNumberingAfterBreak="0">
+  <w:abstractNum w:abstractNumId="28" w15:restartNumberingAfterBreak="0">
     <w:nsid w:val="30850FB7"/>
     <w:multiLevelType w:val="multilevel"/>
     <w:tmpl w:val="352C5252"/>
@@ -59403,7 +62062,7 @@
       </w:rPr>
     </w:lvl>
   </w:abstractNum>
-  <w:abstractNum w:abstractNumId="27" w15:restartNumberingAfterBreak="0">
+  <w:abstractNum w:abstractNumId="29" w15:restartNumberingAfterBreak="0">
     <w:nsid w:val="31007B42"/>
     <w:multiLevelType w:val="multilevel"/>
     <w:tmpl w:val="E70C5842"/>
@@ -59552,7 +62211,7 @@
       </w:rPr>
     </w:lvl>
   </w:abstractNum>
-  <w:abstractNum w:abstractNumId="28" w15:restartNumberingAfterBreak="0">
+  <w:abstractNum w:abstractNumId="30" w15:restartNumberingAfterBreak="0">
     <w:nsid w:val="31C7548D"/>
     <w:multiLevelType w:val="multilevel"/>
     <w:tmpl w:val="D9485E82"/>
@@ -59701,7 +62360,7 @@
       </w:rPr>
     </w:lvl>
   </w:abstractNum>
-  <w:abstractNum w:abstractNumId="29" w15:restartNumberingAfterBreak="0">
+  <w:abstractNum w:abstractNumId="31" w15:restartNumberingAfterBreak="0">
     <w:nsid w:val="338820A1"/>
     <w:multiLevelType w:val="multilevel"/>
     <w:tmpl w:val="046047BC"/>
@@ -59850,7 +62509,7 @@
       </w:rPr>
     </w:lvl>
   </w:abstractNum>
-  <w:abstractNum w:abstractNumId="30" w15:restartNumberingAfterBreak="0">
+  <w:abstractNum w:abstractNumId="32" w15:restartNumberingAfterBreak="0">
     <w:nsid w:val="34C76D9E"/>
     <w:multiLevelType w:val="multilevel"/>
     <w:tmpl w:val="116479BE"/>
@@ -59999,7 +62658,7 @@
       </w:rPr>
     </w:lvl>
   </w:abstractNum>
-  <w:abstractNum w:abstractNumId="31" w15:restartNumberingAfterBreak="0">
+  <w:abstractNum w:abstractNumId="33" w15:restartNumberingAfterBreak="0">
     <w:nsid w:val="35176CBB"/>
     <w:multiLevelType w:val="multilevel"/>
     <w:tmpl w:val="1C2C2A30"/>
@@ -60112,7 +62771,7 @@
       </w:pPr>
     </w:lvl>
   </w:abstractNum>
-  <w:abstractNum w:abstractNumId="32" w15:restartNumberingAfterBreak="0">
+  <w:abstractNum w:abstractNumId="34" w15:restartNumberingAfterBreak="0">
     <w:nsid w:val="3FB13AB7"/>
     <w:multiLevelType w:val="multilevel"/>
     <w:tmpl w:val="6A2EDBCC"/>
@@ -60261,7 +62920,7 @@
       </w:rPr>
     </w:lvl>
   </w:abstractNum>
-  <w:abstractNum w:abstractNumId="33" w15:restartNumberingAfterBreak="0">
+  <w:abstractNum w:abstractNumId="35" w15:restartNumberingAfterBreak="0">
     <w:nsid w:val="407C28EB"/>
     <w:multiLevelType w:val="multilevel"/>
     <w:tmpl w:val="D0CA9422"/>
@@ -60410,7 +63069,7 @@
       </w:rPr>
     </w:lvl>
   </w:abstractNum>
-  <w:abstractNum w:abstractNumId="34" w15:restartNumberingAfterBreak="0">
+  <w:abstractNum w:abstractNumId="36" w15:restartNumberingAfterBreak="0">
     <w:nsid w:val="416A4A49"/>
     <w:multiLevelType w:val="hybridMultilevel"/>
     <w:tmpl w:val="9724ADE2"/>
@@ -60523,7 +63182,7 @@
       </w:rPr>
     </w:lvl>
   </w:abstractNum>
-  <w:abstractNum w:abstractNumId="35" w15:restartNumberingAfterBreak="0">
+  <w:abstractNum w:abstractNumId="37" w15:restartNumberingAfterBreak="0">
     <w:nsid w:val="43B77A64"/>
     <w:multiLevelType w:val="multilevel"/>
     <w:tmpl w:val="4CA00B58"/>
@@ -60672,7 +63331,7 @@
       </w:rPr>
     </w:lvl>
   </w:abstractNum>
-  <w:abstractNum w:abstractNumId="36" w15:restartNumberingAfterBreak="0">
+  <w:abstractNum w:abstractNumId="38" w15:restartNumberingAfterBreak="0">
     <w:nsid w:val="479145A5"/>
     <w:multiLevelType w:val="multilevel"/>
     <w:tmpl w:val="1FFC7D32"/>
@@ -60821,7 +63480,7 @@
       </w:rPr>
     </w:lvl>
   </w:abstractNum>
-  <w:abstractNum w:abstractNumId="37" w15:restartNumberingAfterBreak="0">
+  <w:abstractNum w:abstractNumId="39" w15:restartNumberingAfterBreak="0">
     <w:nsid w:val="4A03266F"/>
     <w:multiLevelType w:val="multilevel"/>
     <w:tmpl w:val="5E204648"/>
@@ -60970,7 +63629,7 @@
       </w:rPr>
     </w:lvl>
   </w:abstractNum>
-  <w:abstractNum w:abstractNumId="38" w15:restartNumberingAfterBreak="0">
+  <w:abstractNum w:abstractNumId="40" w15:restartNumberingAfterBreak="0">
     <w:nsid w:val="4A1123BA"/>
     <w:multiLevelType w:val="multilevel"/>
     <w:tmpl w:val="8C483F04"/>
@@ -61119,7 +63778,7 @@
       </w:rPr>
     </w:lvl>
   </w:abstractNum>
-  <w:abstractNum w:abstractNumId="39" w15:restartNumberingAfterBreak="0">
+  <w:abstractNum w:abstractNumId="41" w15:restartNumberingAfterBreak="0">
     <w:nsid w:val="4C1B70A4"/>
     <w:multiLevelType w:val="multilevel"/>
     <w:tmpl w:val="01CEA43C"/>
@@ -61268,7 +63927,7 @@
       </w:rPr>
     </w:lvl>
   </w:abstractNum>
-  <w:abstractNum w:abstractNumId="40" w15:restartNumberingAfterBreak="0">
+  <w:abstractNum w:abstractNumId="42" w15:restartNumberingAfterBreak="0">
     <w:nsid w:val="4C1D489E"/>
     <w:multiLevelType w:val="multilevel"/>
     <w:tmpl w:val="40CC4580"/>
@@ -61417,7 +64076,7 @@
       </w:rPr>
     </w:lvl>
   </w:abstractNum>
-  <w:abstractNum w:abstractNumId="41" w15:restartNumberingAfterBreak="0">
+  <w:abstractNum w:abstractNumId="43" w15:restartNumberingAfterBreak="0">
     <w:nsid w:val="52B06600"/>
     <w:multiLevelType w:val="multilevel"/>
     <w:tmpl w:val="AD6ED1C8"/>
@@ -61566,7 +64225,7 @@
       </w:rPr>
     </w:lvl>
   </w:abstractNum>
-  <w:abstractNum w:abstractNumId="42" w15:restartNumberingAfterBreak="0">
+  <w:abstractNum w:abstractNumId="44" w15:restartNumberingAfterBreak="0">
     <w:nsid w:val="55376A7E"/>
     <w:multiLevelType w:val="multilevel"/>
     <w:tmpl w:val="50A8D6AC"/>
@@ -61715,7 +64374,7 @@
       </w:rPr>
     </w:lvl>
   </w:abstractNum>
-  <w:abstractNum w:abstractNumId="43" w15:restartNumberingAfterBreak="0">
+  <w:abstractNum w:abstractNumId="45" w15:restartNumberingAfterBreak="0">
     <w:nsid w:val="5A9249A7"/>
     <w:multiLevelType w:val="multilevel"/>
     <w:tmpl w:val="B4FEF9CC"/>
@@ -61828,7 +64487,7 @@
       </w:pPr>
     </w:lvl>
   </w:abstractNum>
-  <w:abstractNum w:abstractNumId="44" w15:restartNumberingAfterBreak="0">
+  <w:abstractNum w:abstractNumId="46" w15:restartNumberingAfterBreak="0">
     <w:nsid w:val="5A926671"/>
     <w:multiLevelType w:val="multilevel"/>
     <w:tmpl w:val="9D5C5AE8"/>
@@ -61977,7 +64636,7 @@
       </w:rPr>
     </w:lvl>
   </w:abstractNum>
-  <w:abstractNum w:abstractNumId="45" w15:restartNumberingAfterBreak="0">
+  <w:abstractNum w:abstractNumId="47" w15:restartNumberingAfterBreak="0">
     <w:nsid w:val="5A971EAD"/>
     <w:multiLevelType w:val="multilevel"/>
     <w:tmpl w:val="F0243054"/>
@@ -62126,7 +64785,7 @@
       </w:rPr>
     </w:lvl>
   </w:abstractNum>
-  <w:abstractNum w:abstractNumId="46" w15:restartNumberingAfterBreak="0">
+  <w:abstractNum w:abstractNumId="48" w15:restartNumberingAfterBreak="0">
     <w:nsid w:val="5C991520"/>
     <w:multiLevelType w:val="multilevel"/>
     <w:tmpl w:val="52502F38"/>
@@ -62275,7 +64934,7 @@
       </w:rPr>
     </w:lvl>
   </w:abstractNum>
-  <w:abstractNum w:abstractNumId="47" w15:restartNumberingAfterBreak="0">
+  <w:abstractNum w:abstractNumId="49" w15:restartNumberingAfterBreak="0">
     <w:nsid w:val="6286081F"/>
     <w:multiLevelType w:val="multilevel"/>
     <w:tmpl w:val="7F36D7B6"/>
@@ -62424,7 +65083,7 @@
       </w:rPr>
     </w:lvl>
   </w:abstractNum>
-  <w:abstractNum w:abstractNumId="48" w15:restartNumberingAfterBreak="0">
+  <w:abstractNum w:abstractNumId="50" w15:restartNumberingAfterBreak="0">
     <w:nsid w:val="628F5797"/>
     <w:multiLevelType w:val="multilevel"/>
     <w:tmpl w:val="241EE5E2"/>
@@ -62573,7 +65232,7 @@
       </w:rPr>
     </w:lvl>
   </w:abstractNum>
-  <w:abstractNum w:abstractNumId="49" w15:restartNumberingAfterBreak="0">
+  <w:abstractNum w:abstractNumId="51" w15:restartNumberingAfterBreak="0">
     <w:nsid w:val="630F0258"/>
     <w:multiLevelType w:val="multilevel"/>
     <w:tmpl w:val="23A84590"/>
@@ -62722,7 +65381,7 @@
       </w:rPr>
     </w:lvl>
   </w:abstractNum>
-  <w:abstractNum w:abstractNumId="50" w15:restartNumberingAfterBreak="0">
+  <w:abstractNum w:abstractNumId="52" w15:restartNumberingAfterBreak="0">
     <w:nsid w:val="643F20BE"/>
     <w:multiLevelType w:val="multilevel"/>
     <w:tmpl w:val="98AC6286"/>
@@ -62871,7 +65530,7 @@
       </w:rPr>
     </w:lvl>
   </w:abstractNum>
-  <w:abstractNum w:abstractNumId="51" w15:restartNumberingAfterBreak="0">
+  <w:abstractNum w:abstractNumId="53" w15:restartNumberingAfterBreak="0">
     <w:nsid w:val="65DD1A7B"/>
     <w:multiLevelType w:val="multilevel"/>
     <w:tmpl w:val="495A5E6C"/>
@@ -63020,7 +65679,7 @@
       </w:rPr>
     </w:lvl>
   </w:abstractNum>
-  <w:abstractNum w:abstractNumId="52" w15:restartNumberingAfterBreak="0">
+  <w:abstractNum w:abstractNumId="54" w15:restartNumberingAfterBreak="0">
     <w:nsid w:val="66796D01"/>
     <w:multiLevelType w:val="multilevel"/>
     <w:tmpl w:val="140A172E"/>
@@ -63169,7 +65828,7 @@
       </w:rPr>
     </w:lvl>
   </w:abstractNum>
-  <w:abstractNum w:abstractNumId="53" w15:restartNumberingAfterBreak="0">
+  <w:abstractNum w:abstractNumId="55" w15:restartNumberingAfterBreak="0">
     <w:nsid w:val="6BFB5679"/>
     <w:multiLevelType w:val="multilevel"/>
     <w:tmpl w:val="46A69A60"/>
@@ -63318,7 +65977,7 @@
       </w:rPr>
     </w:lvl>
   </w:abstractNum>
-  <w:abstractNum w:abstractNumId="54" w15:restartNumberingAfterBreak="0">
+  <w:abstractNum w:abstractNumId="56" w15:restartNumberingAfterBreak="0">
     <w:nsid w:val="6DB15F1F"/>
     <w:multiLevelType w:val="multilevel"/>
     <w:tmpl w:val="C458D7DC"/>
@@ -63467,7 +66126,7 @@
       </w:rPr>
     </w:lvl>
   </w:abstractNum>
-  <w:abstractNum w:abstractNumId="55" w15:restartNumberingAfterBreak="0">
+  <w:abstractNum w:abstractNumId="57" w15:restartNumberingAfterBreak="0">
     <w:nsid w:val="6E0C201A"/>
     <w:multiLevelType w:val="multilevel"/>
     <w:tmpl w:val="7AD0E518"/>
@@ -63616,7 +66275,7 @@
       </w:rPr>
     </w:lvl>
   </w:abstractNum>
-  <w:abstractNum w:abstractNumId="56" w15:restartNumberingAfterBreak="0">
+  <w:abstractNum w:abstractNumId="58" w15:restartNumberingAfterBreak="0">
     <w:nsid w:val="75004C9E"/>
     <w:multiLevelType w:val="multilevel"/>
     <w:tmpl w:val="2692380E"/>
@@ -63765,7 +66424,7 @@
       </w:rPr>
     </w:lvl>
   </w:abstractNum>
-  <w:abstractNum w:abstractNumId="57" w15:restartNumberingAfterBreak="0">
+  <w:abstractNum w:abstractNumId="59" w15:restartNumberingAfterBreak="0">
     <w:nsid w:val="760614F3"/>
     <w:multiLevelType w:val="multilevel"/>
     <w:tmpl w:val="D29EA362"/>
@@ -63914,7 +66573,7 @@
       </w:rPr>
     </w:lvl>
   </w:abstractNum>
-  <w:abstractNum w:abstractNumId="58" w15:restartNumberingAfterBreak="0">
+  <w:abstractNum w:abstractNumId="60" w15:restartNumberingAfterBreak="0">
     <w:nsid w:val="794531C0"/>
     <w:multiLevelType w:val="multilevel"/>
     <w:tmpl w:val="8BCC8D34"/>
@@ -64027,7 +66686,7 @@
       </w:pPr>
     </w:lvl>
   </w:abstractNum>
-  <w:abstractNum w:abstractNumId="59" w15:restartNumberingAfterBreak="0">
+  <w:abstractNum w:abstractNumId="61" w15:restartNumberingAfterBreak="0">
     <w:nsid w:val="7B9261C2"/>
     <w:multiLevelType w:val="multilevel"/>
     <w:tmpl w:val="505A2560"/>
@@ -64176,7 +66835,7 @@
       </w:rPr>
     </w:lvl>
   </w:abstractNum>
-  <w:abstractNum w:abstractNumId="60" w15:restartNumberingAfterBreak="0">
+  <w:abstractNum w:abstractNumId="62" w15:restartNumberingAfterBreak="0">
     <w:nsid w:val="7C2731F2"/>
     <w:multiLevelType w:val="multilevel"/>
     <w:tmpl w:val="A0E03020"/>
@@ -64605,25 +67264,25 @@
     </w:lvlOverride>
   </w:num>
   <w:num w:numId="13" w16cid:durableId="1346713595">
-    <w:abstractNumId w:val="60"/>
+    <w:abstractNumId w:val="62"/>
   </w:num>
   <w:num w:numId="14" w16cid:durableId="1323196369">
-    <w:abstractNumId w:val="43"/>
+    <w:abstractNumId w:val="45"/>
   </w:num>
   <w:num w:numId="15" w16cid:durableId="1155759885">
-    <w:abstractNumId w:val="26"/>
+    <w:abstractNumId w:val="28"/>
   </w:num>
   <w:num w:numId="16" w16cid:durableId="2102484975">
     <w:abstractNumId w:val="6"/>
   </w:num>
   <w:num w:numId="17" w16cid:durableId="798230816">
-    <w:abstractNumId w:val="14"/>
+    <w:abstractNumId w:val="16"/>
   </w:num>
   <w:num w:numId="18" w16cid:durableId="1399396594">
-    <w:abstractNumId w:val="40"/>
+    <w:abstractNumId w:val="42"/>
   </w:num>
   <w:num w:numId="19" w16cid:durableId="744686741">
-    <w:abstractNumId w:val="55"/>
+    <w:abstractNumId w:val="57"/>
   </w:num>
   <w:num w:numId="20" w16cid:durableId="1059209537">
     <w:abstractNumId w:val="9"/>
@@ -64959,37 +67618,37 @@
     </w:lvlOverride>
   </w:num>
   <w:num w:numId="32" w16cid:durableId="1449930621">
-    <w:abstractNumId w:val="34"/>
+    <w:abstractNumId w:val="36"/>
   </w:num>
   <w:num w:numId="33" w16cid:durableId="1764452740">
-    <w:abstractNumId w:val="46"/>
+    <w:abstractNumId w:val="48"/>
   </w:num>
   <w:num w:numId="34" w16cid:durableId="712584618">
     <w:abstractNumId w:val="3"/>
   </w:num>
   <w:num w:numId="35" w16cid:durableId="1905094992">
-    <w:abstractNumId w:val="30"/>
+    <w:abstractNumId w:val="32"/>
   </w:num>
   <w:num w:numId="36" w16cid:durableId="1205674703">
-    <w:abstractNumId w:val="41"/>
+    <w:abstractNumId w:val="43"/>
   </w:num>
   <w:num w:numId="37" w16cid:durableId="205921299">
-    <w:abstractNumId w:val="47"/>
+    <w:abstractNumId w:val="49"/>
   </w:num>
   <w:num w:numId="38" w16cid:durableId="66466147">
-    <w:abstractNumId w:val="38"/>
+    <w:abstractNumId w:val="40"/>
   </w:num>
   <w:num w:numId="39" w16cid:durableId="708261918">
-    <w:abstractNumId w:val="21"/>
+    <w:abstractNumId w:val="23"/>
   </w:num>
   <w:num w:numId="40" w16cid:durableId="652299637">
-    <w:abstractNumId w:val="27"/>
+    <w:abstractNumId w:val="29"/>
   </w:num>
   <w:num w:numId="41" w16cid:durableId="2065132954">
-    <w:abstractNumId w:val="24"/>
+    <w:abstractNumId w:val="26"/>
   </w:num>
   <w:num w:numId="42" w16cid:durableId="1209295668">
-    <w:abstractNumId w:val="58"/>
+    <w:abstractNumId w:val="60"/>
   </w:num>
   <w:num w:numId="43" w16cid:durableId="1591965633">
     <w:abstractNumId w:val="9"/>
@@ -65022,31 +67681,31 @@
     </w:lvlOverride>
   </w:num>
   <w:num w:numId="44" w16cid:durableId="365369752">
+    <w:abstractNumId w:val="52"/>
+  </w:num>
+  <w:num w:numId="45" w16cid:durableId="1487629436">
+    <w:abstractNumId w:val="56"/>
+  </w:num>
+  <w:num w:numId="46" w16cid:durableId="1341396786">
+    <w:abstractNumId w:val="37"/>
+  </w:num>
+  <w:num w:numId="47" w16cid:durableId="1443458443">
     <w:abstractNumId w:val="50"/>
   </w:num>
-  <w:num w:numId="45" w16cid:durableId="1487629436">
-    <w:abstractNumId w:val="54"/>
-  </w:num>
-  <w:num w:numId="46" w16cid:durableId="1341396786">
-    <w:abstractNumId w:val="35"/>
-  </w:num>
-  <w:num w:numId="47" w16cid:durableId="1443458443">
-    <w:abstractNumId w:val="48"/>
-  </w:num>
   <w:num w:numId="48" w16cid:durableId="1136221480">
-    <w:abstractNumId w:val="36"/>
+    <w:abstractNumId w:val="38"/>
   </w:num>
   <w:num w:numId="49" w16cid:durableId="477578994">
-    <w:abstractNumId w:val="39"/>
+    <w:abstractNumId w:val="41"/>
   </w:num>
   <w:num w:numId="50" w16cid:durableId="660502793">
     <w:abstractNumId w:val="2"/>
   </w:num>
   <w:num w:numId="51" w16cid:durableId="166403305">
-    <w:abstractNumId w:val="11"/>
+    <w:abstractNumId w:val="13"/>
   </w:num>
   <w:num w:numId="52" w16cid:durableId="2078477771">
-    <w:abstractNumId w:val="31"/>
+    <w:abstractNumId w:val="33"/>
   </w:num>
   <w:num w:numId="53" w16cid:durableId="1464538900">
     <w:abstractNumId w:val="9"/>
@@ -65085,88 +67744,94 @@
     <w:abstractNumId w:val="7"/>
   </w:num>
   <w:num w:numId="56" w16cid:durableId="452556918">
+    <w:abstractNumId w:val="19"/>
+  </w:num>
+  <w:num w:numId="57" w16cid:durableId="1705400653">
+    <w:abstractNumId w:val="46"/>
+  </w:num>
+  <w:num w:numId="58" w16cid:durableId="1069614062">
+    <w:abstractNumId w:val="14"/>
+  </w:num>
+  <w:num w:numId="59" w16cid:durableId="1102408631">
     <w:abstractNumId w:val="17"/>
   </w:num>
-  <w:num w:numId="57" w16cid:durableId="1705400653">
-    <w:abstractNumId w:val="44"/>
-  </w:num>
-  <w:num w:numId="58" w16cid:durableId="1069614062">
-    <w:abstractNumId w:val="12"/>
-  </w:num>
-  <w:num w:numId="59" w16cid:durableId="1102408631">
-    <w:abstractNumId w:val="15"/>
-  </w:num>
   <w:num w:numId="60" w16cid:durableId="90323499">
-    <w:abstractNumId w:val="28"/>
+    <w:abstractNumId w:val="30"/>
   </w:num>
   <w:num w:numId="61" w16cid:durableId="1565409578">
-    <w:abstractNumId w:val="53"/>
+    <w:abstractNumId w:val="55"/>
   </w:num>
   <w:num w:numId="62" w16cid:durableId="1476532716">
-    <w:abstractNumId w:val="37"/>
+    <w:abstractNumId w:val="39"/>
   </w:num>
   <w:num w:numId="63" w16cid:durableId="736318309">
-    <w:abstractNumId w:val="33"/>
+    <w:abstractNumId w:val="35"/>
   </w:num>
   <w:num w:numId="64" w16cid:durableId="437801516">
     <w:abstractNumId w:val="8"/>
   </w:num>
   <w:num w:numId="65" w16cid:durableId="1065837665">
-    <w:abstractNumId w:val="52"/>
+    <w:abstractNumId w:val="54"/>
   </w:num>
   <w:num w:numId="66" w16cid:durableId="2087026680">
-    <w:abstractNumId w:val="56"/>
+    <w:abstractNumId w:val="58"/>
   </w:num>
   <w:num w:numId="67" w16cid:durableId="1032995254">
-    <w:abstractNumId w:val="16"/>
+    <w:abstractNumId w:val="18"/>
   </w:num>
   <w:num w:numId="68" w16cid:durableId="718943573">
-    <w:abstractNumId w:val="59"/>
+    <w:abstractNumId w:val="61"/>
   </w:num>
   <w:num w:numId="69" w16cid:durableId="77413383">
-    <w:abstractNumId w:val="49"/>
+    <w:abstractNumId w:val="51"/>
   </w:num>
   <w:num w:numId="70" w16cid:durableId="591857402">
     <w:abstractNumId w:val="4"/>
   </w:num>
   <w:num w:numId="71" w16cid:durableId="2029212028">
-    <w:abstractNumId w:val="51"/>
+    <w:abstractNumId w:val="53"/>
   </w:num>
   <w:num w:numId="72" w16cid:durableId="123282013">
-    <w:abstractNumId w:val="18"/>
+    <w:abstractNumId w:val="20"/>
   </w:num>
   <w:num w:numId="73" w16cid:durableId="657223140">
-    <w:abstractNumId w:val="19"/>
+    <w:abstractNumId w:val="21"/>
   </w:num>
   <w:num w:numId="74" w16cid:durableId="972250409">
-    <w:abstractNumId w:val="45"/>
+    <w:abstractNumId w:val="47"/>
   </w:num>
   <w:num w:numId="75" w16cid:durableId="1438452994">
-    <w:abstractNumId w:val="20"/>
+    <w:abstractNumId w:val="22"/>
   </w:num>
   <w:num w:numId="76" w16cid:durableId="162867171">
+    <w:abstractNumId w:val="27"/>
+  </w:num>
+  <w:num w:numId="77" w16cid:durableId="876160555">
+    <w:abstractNumId w:val="59"/>
+  </w:num>
+  <w:num w:numId="78" w16cid:durableId="1951470735">
+    <w:abstractNumId w:val="24"/>
+  </w:num>
+  <w:num w:numId="79" w16cid:durableId="414135374">
+    <w:abstractNumId w:val="44"/>
+  </w:num>
+  <w:num w:numId="80" w16cid:durableId="1405832287">
     <w:abstractNumId w:val="25"/>
   </w:num>
-  <w:num w:numId="77" w16cid:durableId="876160555">
-    <w:abstractNumId w:val="57"/>
-  </w:num>
-  <w:num w:numId="78" w16cid:durableId="1951470735">
-    <w:abstractNumId w:val="22"/>
-  </w:num>
-  <w:num w:numId="79" w16cid:durableId="414135374">
-    <w:abstractNumId w:val="42"/>
-  </w:num>
-  <w:num w:numId="80" w16cid:durableId="1405832287">
-    <w:abstractNumId w:val="23"/>
-  </w:num>
   <w:num w:numId="81" w16cid:durableId="1052268889">
-    <w:abstractNumId w:val="29"/>
+    <w:abstractNumId w:val="31"/>
   </w:num>
   <w:num w:numId="82" w16cid:durableId="609240743">
-    <w:abstractNumId w:val="13"/>
+    <w:abstractNumId w:val="15"/>
   </w:num>
   <w:num w:numId="83" w16cid:durableId="1728407066">
-    <w:abstractNumId w:val="32"/>
+    <w:abstractNumId w:val="34"/>
+  </w:num>
+  <w:num w:numId="84" w16cid:durableId="604768973">
+    <w:abstractNumId w:val="11"/>
+  </w:num>
+  <w:num w:numId="85" w16cid:durableId="571431402">
+    <w:abstractNumId w:val="12"/>
   </w:num>
   <w:numIdMacAtCleanup w:val="37"/>
 </w:numbering>

--- a/Kapitel 3/Anlagen_neu/Anlage 3.A Notationen V1.docx
+++ b/Kapitel 3/Anlagen_neu/Anlage 3.A Notationen V1.docx
@@ -81,7 +81,15 @@
         <w:t>∅</w:t>
       </w:r>
       <w:r>
-        <w:t>). Sie ist der formale Ausdruck des epistemischen Nullpunkts, von dem das FRZK ausgeht (vgl. Kap. 3.1.1 „Die leere Menge in der Mathematik“ und 3.1.2 „Philosophische Implikationen des Nichts“ ).</w:t>
+        <w:t>). Sie ist der formale Ausdruck des epistemischen Nullpunkts, von dem das FRZK ausgeht (vgl. Kap. 3.1.1 „Die leere Menge in der Mathematik“ und 3.1.2 „Philosophische Implikationen des Nichts</w:t>
+      </w:r>
+      <w:proofErr w:type="gramStart"/>
+      <w:r>
+        <w:t>“ )</w:t>
+      </w:r>
+      <w:proofErr w:type="gramEnd"/>
+      <w:r>
+        <w:t>.</w:t>
       </w:r>
       <w:r>
         <w:t xml:space="preserve"> </w:t>
@@ -121,7 +129,11 @@
     </w:p>
     <w:p>
       <w:r>
-        <w:t>Das Symbol „¬(y</w:t>
+        <w:t>Das Symbol „¬(</w:t>
+      </w:r>
+      <w:proofErr w:type="spellStart"/>
+      <w:r>
+        <w:t>y</w:t>
       </w:r>
       <w:r>
         <w:rPr>
@@ -130,7 +142,11 @@
         <w:t>∈</w:t>
       </w:r>
       <w:r>
-        <w:t xml:space="preserve">x)“ beschreibt </w:t>
+        <w:t>x</w:t>
+      </w:r>
+      <w:proofErr w:type="spellEnd"/>
+      <w:r>
+        <w:t xml:space="preserve">)“ beschreibt </w:t>
       </w:r>
       <w:r>
         <w:rPr>
@@ -262,7 +278,15 @@
     </w:p>
     <w:p>
       <w:r>
-        <w:t>In didaktischer Umsetzung (Kap. 6.2.1 und 6.3.1 ):</w:t>
+        <w:t xml:space="preserve">In didaktischer Umsetzung (Kap. 6.2.1 und </w:t>
+      </w:r>
+      <w:proofErr w:type="gramStart"/>
+      <w:r>
+        <w:t>6.3.1 )</w:t>
+      </w:r>
+      <w:proofErr w:type="gramEnd"/>
+      <w:r>
+        <w:t>:</w:t>
       </w:r>
     </w:p>
     <w:p>
@@ -499,7 +523,11 @@
         <w:t>∅</w:t>
       </w:r>
       <w:r>
-        <w:t>={x</w:t>
+        <w:t>={</w:t>
+      </w:r>
+      <w:proofErr w:type="spellStart"/>
+      <w:r>
+        <w:t>x</w:t>
       </w:r>
       <w:r>
         <w:rPr>
@@ -510,6 +538,7 @@
       <w:r>
         <w:t>x≠x</w:t>
       </w:r>
+      <w:proofErr w:type="spellEnd"/>
       <w:r>
         <w:t xml:space="preserve">} </w:t>
       </w:r>
@@ -755,7 +784,15 @@
         <w:pStyle w:val="Aufzhlung"/>
       </w:pPr>
       <w:r>
-        <w:t>In der Operatorenlogik bedeutet sie: Es gibt noch keine stabilisierte Relation, keine Zuordnung – nur Potenzial für Zuweisung.</w:t>
+        <w:t xml:space="preserve">In der </w:t>
+      </w:r>
+      <w:proofErr w:type="spellStart"/>
+      <w:r>
+        <w:t>Operatorenlogik</w:t>
+      </w:r>
+      <w:proofErr w:type="spellEnd"/>
+      <w:r>
+        <w:t xml:space="preserve"> bedeutet sie: Es gibt noch keine stabilisierte Relation, keine Zuordnung – nur Potenzial für Zuweisung.</w:t>
       </w:r>
     </w:p>
     <w:p>
@@ -939,8 +976,16 @@
         <w:rPr>
           <w:rStyle w:val="Fett"/>
         </w:rPr>
-        <w:t>Beginn der Operatorik</w:t>
-      </w:r>
+        <w:t xml:space="preserve">Beginn der </w:t>
+      </w:r>
+      <w:proofErr w:type="spellStart"/>
+      <w:r>
+        <w:rPr>
+          <w:rStyle w:val="Fett"/>
+        </w:rPr>
+        <w:t>Operatorik</w:t>
+      </w:r>
+      <w:proofErr w:type="spellEnd"/>
       <w:r>
         <w:t>, also der Erzeugung einer Relation zwischen Zuständen S und S′.</w:t>
       </w:r>
@@ -1324,35 +1369,56 @@
           <w:i/>
           <w:iCs/>
         </w:rPr>
-        <w:t>reinen Leere</w:t>
-      </w:r>
-      <w:r>
-        <w:t xml:space="preserve"> (</w:t>
-      </w:r>
-      <w:r>
-        <w:rPr>
-          <w:rFonts w:ascii="Cambria Math" w:hAnsi="Cambria Math" w:cs="Cambria Math"/>
-        </w:rPr>
-        <w:t>∅</w:t>
-      </w:r>
-      <w:r>
-        <w:t>) eine strukturierte Leere: eine Menge, die zwar inhaltlich leer, aber formal existent ist.</w:t>
-      </w:r>
-      <w:r>
-        <w:t xml:space="preserve"> </w:t>
-      </w:r>
-      <w:r>
-        <w:t xml:space="preserve">Diese Konstruktion bildet den Übergang vom Nichts zur Form (vgl. Kap. 3.1.1 und 3.1.2 in </w:t>
-      </w:r>
+        <w:t xml:space="preserve">reinen </w:t>
+      </w:r>
+      <w:proofErr w:type="spellStart"/>
       <w:r>
         <w:rPr>
           <w:i/>
           <w:iCs/>
         </w:rPr>
-        <w:t>Kapitel 3 – Mathematische Beschreibung des FRZK</w:t>
-      </w:r>
-      <w:r>
-        <w:t xml:space="preserve"> ).</w:t>
+        <w:t>Leere</w:t>
+      </w:r>
+      <w:proofErr w:type="spellEnd"/>
+      <w:r>
+        <w:t xml:space="preserve"> (</w:t>
+      </w:r>
+      <w:r>
+        <w:rPr>
+          <w:rFonts w:ascii="Cambria Math" w:hAnsi="Cambria Math" w:cs="Cambria Math"/>
+        </w:rPr>
+        <w:t>∅</w:t>
+      </w:r>
+      <w:r>
+        <w:t>) eine strukturierte Leere: eine Menge, die zwar inhaltlich leer, aber formal existent ist.</w:t>
+      </w:r>
+      <w:r>
+        <w:t xml:space="preserve"> </w:t>
+      </w:r>
+      <w:r>
+        <w:t xml:space="preserve">Diese Konstruktion bildet den Übergang vom Nichts zur Form (vgl. Kap. 3.1.1 und 3.1.2 in </w:t>
+      </w:r>
+      <w:r>
+        <w:rPr>
+          <w:i/>
+          <w:iCs/>
+        </w:rPr>
+        <w:t xml:space="preserve">Kapitel 3 – Mathematische Beschreibung des </w:t>
+      </w:r>
+      <w:proofErr w:type="gramStart"/>
+      <w:r>
+        <w:rPr>
+          <w:i/>
+          <w:iCs/>
+        </w:rPr>
+        <w:t>FRZK</w:t>
+      </w:r>
+      <w:r>
+        <w:t xml:space="preserve"> )</w:t>
+      </w:r>
+      <w:proofErr w:type="gramEnd"/>
+      <w:r>
+        <w:t>.</w:t>
       </w:r>
     </w:p>
     <w:p>
@@ -1641,7 +1707,15 @@
         <w:t xml:space="preserve"> </w:t>
       </w:r>
       <w:r>
-        <w:t xml:space="preserve">Dies ist der Beginn der Operatorenstruktur </w:t>
+        <w:t xml:space="preserve">Dies ist der Beginn der </w:t>
+      </w:r>
+      <w:proofErr w:type="spellStart"/>
+      <w:r>
+        <w:t>Operatorenstruktur</w:t>
+      </w:r>
+      <w:proofErr w:type="spellEnd"/>
+      <w:r>
+        <w:t xml:space="preserve"> </w:t>
       </w:r>
       <w:r>
         <w:rPr>
@@ -1986,8 +2060,13 @@
             <w:hideMark/>
           </w:tcPr>
           <w:p>
+            <w:proofErr w:type="spellStart"/>
             <w:r>
-              <w:t>Selbstreferente Struktur: Das System enthält das Nichts und wird dadurch bewusst seiner selbst (vgl. Heidegger 1927, Deleuze 1968).</w:t>
+              <w:t>Selbstreferente</w:t>
+            </w:r>
+            <w:proofErr w:type="spellEnd"/>
+            <w:r>
+              <w:t xml:space="preserve"> Struktur: Das System enthält das Nichts und wird dadurch bewusst seiner selbst (vgl. Heidegger 1927, Deleuze 1968).</w:t>
             </w:r>
           </w:p>
         </w:tc>
@@ -2011,7 +2090,15 @@
           </w:tcPr>
           <w:p>
             <w:r>
-              <w:t xml:space="preserve">Übergang von Abwesenheit zu funktionaler Relation – Startpunkt der Operatorik </w:t>
+              <w:t xml:space="preserve">Übergang von Abwesenheit zu funktionaler Relation – Startpunkt der </w:t>
+            </w:r>
+            <w:proofErr w:type="spellStart"/>
+            <w:r>
+              <w:t>Operatorik</w:t>
+            </w:r>
+            <w:proofErr w:type="spellEnd"/>
+            <w:r>
+              <w:t xml:space="preserve"> </w:t>
             </w:r>
             <w:r>
               <w:rPr>
@@ -2083,14 +2170,26 @@
         <w:t>P</w:t>
       </w:r>
       <w:r>
-        <w:t xml:space="preserve">unkt, an dem das FRZK </w:t>
-      </w:r>
-      <w:r>
-        <w:rPr>
-          <w:b/>
-          <w:bCs/>
-        </w:rPr>
-        <w:t>Funktionsfähigkeit gewinnt</w:t>
+        <w:t xml:space="preserve">unkt, an dem das </w:t>
+      </w:r>
+      <w:proofErr w:type="gramStart"/>
+      <w:r>
+        <w:t xml:space="preserve">FRZK </w:t>
+      </w:r>
+      <w:r>
+        <w:rPr>
+          <w:b/>
+          <w:bCs/>
+        </w:rPr>
+        <w:t>Funktionsfähigkeit</w:t>
+      </w:r>
+      <w:proofErr w:type="gramEnd"/>
+      <w:r>
+        <w:rPr>
+          <w:b/>
+          <w:bCs/>
+        </w:rPr>
+        <w:t xml:space="preserve"> gewinnt</w:t>
       </w:r>
       <w:r>
         <w:t xml:space="preserve"> – das Leere wird beobachtbar, die erste Relation entsteht, und Differenz wird zur Basis aller weiteren Ordnung.</w:t>
@@ -2251,7 +2350,15 @@
           <w:b/>
           <w:bCs/>
         </w:rPr>
-        <w:t>durch eine Operation o</w:t>
+        <w:t xml:space="preserve">durch eine Operation </w:t>
+      </w:r>
+      <w:proofErr w:type="spellStart"/>
+      <w:r>
+        <w:rPr>
+          <w:b/>
+          <w:bCs/>
+        </w:rPr>
+        <w:t>o</w:t>
       </w:r>
       <w:r>
         <w:rPr>
@@ -2261,6 +2368,7 @@
         </w:rPr>
         <w:t>i</w:t>
       </w:r>
+      <w:proofErr w:type="spellEnd"/>
       <w:r>
         <w:rPr>
           <w:b/>
@@ -2345,6 +2453,8 @@
       <w:r>
         <w:t xml:space="preserve"> </w:t>
       </w:r>
+      <w:proofErr w:type="spellStart"/>
+      <w:proofErr w:type="gramStart"/>
       <w:r>
         <w:t>o</w:t>
       </w:r>
@@ -2363,6 +2473,7 @@
         </w:rPr>
         <w:t>i</w:t>
       </w:r>
+      <w:proofErr w:type="gramEnd"/>
       <w:r>
         <w:t>→S</w:t>
       </w:r>
@@ -2372,23 +2483,49 @@
         </w:rPr>
         <w:t>i</w:t>
       </w:r>
+      <w:proofErr w:type="spellEnd"/>
       <w:r>
         <w:t>.</w:t>
       </w:r>
     </w:p>
     <w:p>
       <w:r>
-        <w:t xml:space="preserve">In der Sprache der Kategorientheorie ist dies ein Morphismus innerhalb einer </w:t>
-      </w:r>
-      <w:r>
-        <w:rPr>
-          <w:b/>
-          <w:bCs/>
-        </w:rPr>
-        <w:t>Endokategorie über S</w:t>
-      </w:r>
-      <w:r>
-        <w:t>, in der Objekte Zustände und Morphismen deren funktionale Übergänge darstellen.</w:t>
+        <w:t xml:space="preserve">In der Sprache der Kategorientheorie ist dies ein </w:t>
+      </w:r>
+      <w:proofErr w:type="spellStart"/>
+      <w:r>
+        <w:t>Morphismus</w:t>
+      </w:r>
+      <w:proofErr w:type="spellEnd"/>
+      <w:r>
+        <w:t xml:space="preserve"> innerhalb einer </w:t>
+      </w:r>
+      <w:proofErr w:type="spellStart"/>
+      <w:r>
+        <w:rPr>
+          <w:b/>
+          <w:bCs/>
+        </w:rPr>
+        <w:t>Endokategorie</w:t>
+      </w:r>
+      <w:proofErr w:type="spellEnd"/>
+      <w:r>
+        <w:rPr>
+          <w:b/>
+          <w:bCs/>
+        </w:rPr>
+        <w:t xml:space="preserve"> über S</w:t>
+      </w:r>
+      <w:r>
+        <w:t xml:space="preserve">, in der Objekte Zustände und </w:t>
+      </w:r>
+      <w:proofErr w:type="spellStart"/>
+      <w:r>
+        <w:t>Morphismen</w:t>
+      </w:r>
+      <w:proofErr w:type="spellEnd"/>
+      <w:r>
+        <w:t xml:space="preserve"> deren funktionale Übergänge darstellen.</w:t>
       </w:r>
     </w:p>
     <w:p>
@@ -2471,7 +2608,12 @@
         <w:t>i</w:t>
       </w:r>
       <w:r>
-        <w:t>=o</w:t>
+        <w:t>=</w:t>
+      </w:r>
+      <w:proofErr w:type="spellStart"/>
+      <w:proofErr w:type="gramStart"/>
+      <w:r>
+        <w:t>o</w:t>
       </w:r>
       <w:r>
         <w:rPr>
@@ -2479,8 +2621,13 @@
         </w:rPr>
         <w:t>i</w:t>
       </w:r>
-      <w:r>
-        <w:t>(S</w:t>
+      <w:proofErr w:type="spellEnd"/>
+      <w:r>
+        <w:t>(</w:t>
+      </w:r>
+      <w:proofErr w:type="gramEnd"/>
+      <w:r>
+        <w:t>S</w:t>
       </w:r>
       <w:r>
         <w:rPr>
@@ -2543,6 +2690,7 @@
       <w:pPr>
         <w:pStyle w:val="Aufzhlung"/>
       </w:pPr>
+      <w:proofErr w:type="spellStart"/>
       <w:r>
         <w:t>o</w:t>
       </w:r>
@@ -2552,6 +2700,7 @@
         </w:rPr>
         <w:t>i</w:t>
       </w:r>
+      <w:proofErr w:type="spellEnd"/>
       <w:r>
         <w:t xml:space="preserve"> </w:t>
       </w:r>
@@ -2563,6 +2712,7 @@
       <w:pPr>
         <w:pStyle w:val="Aufzhlung"/>
       </w:pPr>
+      <w:proofErr w:type="spellStart"/>
       <w:r>
         <w:t>S</w:t>
       </w:r>
@@ -2572,6 +2722,7 @@
         </w:rPr>
         <w:t>i</w:t>
       </w:r>
+      <w:proofErr w:type="spellEnd"/>
       <w:r>
         <w:t xml:space="preserve"> </w:t>
       </w:r>
@@ -2584,7 +2735,11 @@
         <w:pStyle w:val="Aufzhlung"/>
       </w:pPr>
       <w:r>
-        <w:t>Die Gleichung besagt, dass die Operation o</w:t>
+        <w:t xml:space="preserve">Die Gleichung besagt, dass die Operation </w:t>
+      </w:r>
+      <w:proofErr w:type="spellStart"/>
+      <w:r>
+        <w:t>o</w:t>
       </w:r>
       <w:r>
         <w:rPr>
@@ -2592,6 +2747,7 @@
         </w:rPr>
         <w:t>i</w:t>
       </w:r>
+      <w:proofErr w:type="spellEnd"/>
       <w:r>
         <w:t xml:space="preserve"> ihren eigenen Zustand reproduziert – das heißt: </w:t>
       </w:r>
@@ -2671,7 +2827,15 @@
         <w:t>Reflexionsprozess im Lernen</w:t>
       </w:r>
       <w:r>
-        <w:t xml:space="preserve"> (vgl. Kap. 6.3.1 – „Verortung im epistemischen Raum“ ):</w:t>
+        <w:t xml:space="preserve"> (vgl. Kap. 6.3.1 – „Verortung im epistemischen Raum</w:t>
+      </w:r>
+      <w:proofErr w:type="gramStart"/>
+      <w:r>
+        <w:t>“ )</w:t>
+      </w:r>
+      <w:proofErr w:type="gramEnd"/>
+      <w:r>
+        <w:t>:</w:t>
       </w:r>
     </w:p>
     <w:p>
@@ -2708,6 +2872,7 @@
       <w:pPr>
         <w:pStyle w:val="Aufzhlung"/>
       </w:pPr>
+      <w:proofErr w:type="spellStart"/>
       <w:r>
         <w:rPr>
           <w:rStyle w:val="katex-mathml"/>
@@ -2722,6 +2887,7 @@
         </w:rPr>
         <w:t>i</w:t>
       </w:r>
+      <w:proofErr w:type="spellEnd"/>
       <w:r>
         <w:rPr>
           <w:rStyle w:val="vlist-s"/>
@@ -2742,6 +2908,8 @@
       <w:pPr>
         <w:pStyle w:val="Aufzhlung"/>
       </w:pPr>
+      <w:proofErr w:type="spellStart"/>
+      <w:proofErr w:type="gramStart"/>
       <w:r>
         <w:rPr>
           <w:rStyle w:val="katex-mathml"/>
@@ -2755,11 +2923,19 @@
         </w:rPr>
         <w:t>i</w:t>
       </w:r>
+      <w:proofErr w:type="spellEnd"/>
       <w:r>
         <w:rPr>
           <w:rStyle w:val="katex-mathml"/>
         </w:rPr>
-        <w:t>(S</w:t>
+        <w:t>(</w:t>
+      </w:r>
+      <w:proofErr w:type="gramEnd"/>
+      <w:r>
+        <w:rPr>
+          <w:rStyle w:val="katex-mathml"/>
+        </w:rPr>
+        <w:t>S</w:t>
       </w:r>
       <w:r>
         <w:rPr>
@@ -2802,7 +2978,15 @@
         <w:rPr>
           <w:rStyle w:val="katex-mathml"/>
         </w:rPr>
-        <w:t>=o</w:t>
+        <w:t>=</w:t>
+      </w:r>
+      <w:proofErr w:type="spellStart"/>
+      <w:proofErr w:type="gramStart"/>
+      <w:r>
+        <w:rPr>
+          <w:rStyle w:val="katex-mathml"/>
+        </w:rPr>
+        <w:t>o</w:t>
       </w:r>
       <w:r>
         <w:rPr>
@@ -2811,11 +2995,19 @@
         </w:rPr>
         <w:t>i</w:t>
       </w:r>
+      <w:proofErr w:type="spellEnd"/>
       <w:r>
         <w:rPr>
           <w:rStyle w:val="katex-mathml"/>
         </w:rPr>
-        <w:t>(S</w:t>
+        <w:t>(</w:t>
+      </w:r>
+      <w:proofErr w:type="gramEnd"/>
+      <w:r>
+        <w:rPr>
+          <w:rStyle w:val="katex-mathml"/>
+        </w:rPr>
+        <w:t>S</w:t>
       </w:r>
       <w:r>
         <w:rPr>
@@ -3013,7 +3205,15 @@
           </w:tcPr>
           <w:p>
             <w:r>
-              <w:t>Selbstabbildung (Endomorphismus) – eine Operation wirkt auf denselben Zustand, den sie erzeugt.</w:t>
+              <w:t>Selbstabbildung (</w:t>
+            </w:r>
+            <w:proofErr w:type="spellStart"/>
+            <w:r>
+              <w:t>Endomorphismus</w:t>
+            </w:r>
+            <w:proofErr w:type="spellEnd"/>
+            <w:r>
+              <w:t>) – eine Operation wirkt auf denselben Zustand, den sie erzeugt.</w:t>
             </w:r>
           </w:p>
         </w:tc>
@@ -3085,7 +3285,15 @@
           </w:tcPr>
           <w:p>
             <w:r>
-              <w:t>Lernprozesse sind selbstreferente Operationen: Lernen geschieht durch wiederholte Selbstanwendung von Reflexion, Handlung und Bewertung.</w:t>
+              <w:t xml:space="preserve">Lernprozesse sind </w:t>
+            </w:r>
+            <w:proofErr w:type="spellStart"/>
+            <w:r>
+              <w:t>selbstreferente</w:t>
+            </w:r>
+            <w:proofErr w:type="spellEnd"/>
+            <w:r>
+              <w:t xml:space="preserve"> Operationen: Lernen geschieht durch wiederholte Selbstanwendung von Reflexion, Handlung und Bewertung.</w:t>
             </w:r>
           </w:p>
         </w:tc>
@@ -3234,7 +3442,11 @@
         <w:t xml:space="preserve"> </w:t>
       </w:r>
       <w:r>
-        <w:t>bedeutet, dass jede Operation o</w:t>
+        <w:t xml:space="preserve">bedeutet, dass jede Operation </w:t>
+      </w:r>
+      <w:proofErr w:type="spellStart"/>
+      <w:r>
+        <w:t>o</w:t>
       </w:r>
       <w:r>
         <w:rPr>
@@ -3242,6 +3454,7 @@
         </w:rPr>
         <w:t>i</w:t>
       </w:r>
+      <w:proofErr w:type="spellEnd"/>
       <w:r>
         <w:t xml:space="preserve"> als </w:t>
       </w:r>
@@ -3269,7 +3482,11 @@
         <w:t>alle möglichen Zuordnungen</w:t>
       </w:r>
       <w:r>
-        <w:t xml:space="preserve"> von Zuständen S</w:t>
+        <w:t xml:space="preserve"> von Zuständen </w:t>
+      </w:r>
+      <w:proofErr w:type="spellStart"/>
+      <w:r>
+        <w:t>S</w:t>
       </w:r>
       <w:r>
         <w:rPr>
@@ -3277,11 +3494,17 @@
         </w:rPr>
         <w:t>j</w:t>
       </w:r>
+      <w:proofErr w:type="spellEnd"/>
       <w:r>
         <w:t xml:space="preserve"> </w:t>
       </w:r>
       <w:r>
-        <w:t>​ zu Zuständen S</w:t>
+        <w:t xml:space="preserve">​ zu Zuständen </w:t>
+      </w:r>
+      <w:proofErr w:type="spellStart"/>
+      <w:proofErr w:type="gramStart"/>
+      <w:r>
+        <w:t>S</w:t>
       </w:r>
       <w:r>
         <w:rPr>
@@ -3289,12 +3512,14 @@
         </w:rPr>
         <w:t>k</w:t>
       </w:r>
+      <w:proofErr w:type="spellEnd"/>
       <w:r>
         <w:t xml:space="preserve"> </w:t>
       </w:r>
       <w:r>
         <w:t>.</w:t>
       </w:r>
+      <w:proofErr w:type="gramEnd"/>
     </w:p>
     <w:p>
       <w:r>
@@ -3374,7 +3599,15 @@
           <w:b/>
           <w:bCs/>
         </w:rPr>
-        <w:t>durch die Operation o</w:t>
+        <w:t xml:space="preserve">durch die Operation </w:t>
+      </w:r>
+      <w:proofErr w:type="spellStart"/>
+      <w:r>
+        <w:rPr>
+          <w:b/>
+          <w:bCs/>
+        </w:rPr>
+        <w:t>o</w:t>
       </w:r>
       <w:r>
         <w:rPr>
@@ -3384,6 +3617,7 @@
         </w:rPr>
         <w:t>i</w:t>
       </w:r>
+      <w:proofErr w:type="spellEnd"/>
       <w:r>
         <w:rPr>
           <w:b/>
@@ -3784,7 +4018,12 @@
         <w:t xml:space="preserve"> </w:t>
       </w:r>
       <w:r>
-        <w:t>Das Paar (s</w:t>
+        <w:t>Das Paar (</w:t>
+      </w:r>
+      <w:proofErr w:type="spellStart"/>
+      <w:proofErr w:type="gramStart"/>
+      <w:r>
+        <w:t>s</w:t>
       </w:r>
       <w:r>
         <w:rPr>
@@ -3801,6 +4040,8 @@
         </w:rPr>
         <w:t>k</w:t>
       </w:r>
+      <w:proofErr w:type="spellEnd"/>
+      <w:proofErr w:type="gramEnd"/>
       <w:r>
         <w:t xml:space="preserve">) gehört zur Relation </w:t>
       </w:r>
@@ -3867,7 +4108,11 @@
         <w:t>k</w:t>
       </w:r>
       <w:r>
-        <w:t xml:space="preserve"> ​ das Bild von s</w:t>
+        <w:t xml:space="preserve"> ​ das Bild von </w:t>
+      </w:r>
+      <w:proofErr w:type="spellStart"/>
+      <w:r>
+        <w:t>s</w:t>
       </w:r>
       <w:r>
         <w:rPr>
@@ -3875,8 +4120,13 @@
         </w:rPr>
         <w:t>j</w:t>
       </w:r>
-      <w:r>
-        <w:t xml:space="preserve"> ​ unter der Abbildung o</w:t>
+      <w:proofErr w:type="spellEnd"/>
+      <w:r>
+        <w:t xml:space="preserve"> ​ unter der Abbildung </w:t>
+      </w:r>
+      <w:proofErr w:type="spellStart"/>
+      <w:r>
+        <w:t>o</w:t>
       </w:r>
       <w:r>
         <w:rPr>
@@ -3884,6 +4134,7 @@
         </w:rPr>
         <w:t>i</w:t>
       </w:r>
+      <w:proofErr w:type="spellEnd"/>
       <w:r>
         <w:t xml:space="preserve"> ​ ist.</w:t>
       </w:r>
@@ -4125,6 +4376,7 @@
       <w:pPr>
         <w:pStyle w:val="Aufzhlung"/>
       </w:pPr>
+      <w:proofErr w:type="spellStart"/>
       <w:r>
         <w:rPr>
           <w:rStyle w:val="katex-mathml"/>
@@ -4138,6 +4390,7 @@
         </w:rPr>
         <w:t>i</w:t>
       </w:r>
+      <w:proofErr w:type="spellEnd"/>
       <w:r>
         <w:rPr>
           <w:rStyle w:val="vlist-s"/>
@@ -4267,7 +4520,15 @@
         <w:t>Relationen zwischen Bedeutungszuständen</w:t>
       </w:r>
       <w:r>
-        <w:t xml:space="preserve"> schaffen – die eigentliche Dynamik semantischer Evolution (vgl. Kap. 3.2 „Funktionale Abbildungen und Operatorstrukturen“ ).</w:t>
+        <w:t xml:space="preserve"> schaffen – die eigentliche Dynamik semantischer Evolution (vgl. Kap. 3.2 „Funktionale Abbildungen und Operatorstrukturen</w:t>
+      </w:r>
+      <w:proofErr w:type="gramStart"/>
+      <w:r>
+        <w:t>“ )</w:t>
+      </w:r>
+      <w:proofErr w:type="gramEnd"/>
+      <w:r>
+        <w:t>.</w:t>
       </w:r>
     </w:p>
     <w:p>
@@ -4361,7 +4622,11 @@
         <w:t xml:space="preserve"> </w:t>
       </w:r>
       <w:r>
-        <w:t>und führt eine Operation o</w:t>
+        <w:t xml:space="preserve">und führt eine Operation </w:t>
+      </w:r>
+      <w:proofErr w:type="spellStart"/>
+      <w:r>
+        <w:t>o</w:t>
       </w:r>
       <w:r>
         <w:rPr>
@@ -4369,6 +4634,7 @@
         </w:rPr>
         <w:t>i</w:t>
       </w:r>
+      <w:proofErr w:type="spellEnd"/>
       <w:r>
         <w:t xml:space="preserve"> </w:t>
       </w:r>
@@ -4587,8 +4853,17 @@
           <w:b/>
           <w:bCs/>
         </w:rPr>
-        <w:t>die Operatorenräume</w:t>
-      </w:r>
+        <w:t xml:space="preserve">die </w:t>
+      </w:r>
+      <w:proofErr w:type="spellStart"/>
+      <w:r>
+        <w:rPr>
+          <w:b/>
+          <w:bCs/>
+        </w:rPr>
+        <w:t>Operatorenräume</w:t>
+      </w:r>
+      <w:proofErr w:type="spellEnd"/>
       <w:r>
         <w:t>, in denen solche Relationen entstehen.</w:t>
       </w:r>
@@ -4652,7 +4927,15 @@
     </w:p>
     <w:p>
       <w:r>
-        <w:t>Sie ist der formale Ausdruck dafür, dass jedes System seine Entwicklung durch interne, operatorische Relationen zwischen Zuständen organisiert.</w:t>
+        <w:t xml:space="preserve">Sie ist der formale Ausdruck dafür, dass jedes System seine Entwicklung durch interne, </w:t>
+      </w:r>
+      <w:proofErr w:type="spellStart"/>
+      <w:r>
+        <w:t>operatorische</w:t>
+      </w:r>
+      <w:proofErr w:type="spellEnd"/>
+      <w:r>
+        <w:t xml:space="preserve"> Relationen zwischen Zuständen organisiert.</w:t>
       </w:r>
     </w:p>
     <w:tbl>
@@ -4752,7 +5035,15 @@
           </w:tcPr>
           <w:p>
             <w:r>
-              <w:t>Darstellung der funktionalen Dynamik des FRZK – Zustände stehen in operatorisch erzeugten Relationen.</w:t>
+              <w:t xml:space="preserve">Darstellung der funktionalen Dynamik des FRZK – Zustände stehen in </w:t>
+            </w:r>
+            <w:proofErr w:type="spellStart"/>
+            <w:r>
+              <w:t>operatorisch</w:t>
+            </w:r>
+            <w:proofErr w:type="spellEnd"/>
+            <w:r>
+              <w:t xml:space="preserve"> erzeugten Relationen.</w:t>
             </w:r>
           </w:p>
         </w:tc>
@@ -4994,7 +5285,15 @@
           <w:b/>
           <w:bCs/>
         </w:rPr>
-        <w:t>durch eine Operation o</w:t>
+        <w:t xml:space="preserve">durch eine Operation </w:t>
+      </w:r>
+      <w:proofErr w:type="spellStart"/>
+      <w:r>
+        <w:rPr>
+          <w:b/>
+          <w:bCs/>
+        </w:rPr>
+        <w:t>o</w:t>
       </w:r>
       <w:r>
         <w:rPr>
@@ -5004,6 +5303,7 @@
         </w:rPr>
         <w:t>i</w:t>
       </w:r>
+      <w:proofErr w:type="spellEnd"/>
       <w:r>
         <w:rPr>
           <w:b/>
@@ -5042,7 +5342,23 @@
           <w:b/>
           <w:bCs/>
         </w:rPr>
-        <w:t>Selbstabbildung (Endomorphismus)</w:t>
+        <w:t>Selbstabbildung (</w:t>
+      </w:r>
+      <w:proofErr w:type="spellStart"/>
+      <w:r>
+        <w:rPr>
+          <w:b/>
+          <w:bCs/>
+        </w:rPr>
+        <w:t>Endomorphismus</w:t>
+      </w:r>
+      <w:proofErr w:type="spellEnd"/>
+      <w:r>
+        <w:rPr>
+          <w:b/>
+          <w:bCs/>
+        </w:rPr>
+        <w:t>)</w:t>
       </w:r>
       <w:r>
         <w:t xml:space="preserve"> innerhalb des Zustandsraums S:</w:t>
@@ -5167,7 +5483,11 @@
     <w:p>
       <w:r>
         <w:lastRenderedPageBreak/>
-        <w:t>Die Operation o</w:t>
+        <w:t xml:space="preserve">Die Operation </w:t>
+      </w:r>
+      <w:proofErr w:type="spellStart"/>
+      <w:r>
+        <w:t>o</w:t>
       </w:r>
       <w:r>
         <w:rPr>
@@ -5175,6 +5495,7 @@
         </w:rPr>
         <w:t>i</w:t>
       </w:r>
+      <w:proofErr w:type="spellEnd"/>
       <w:r>
         <w:t xml:space="preserve"> </w:t>
       </w:r>
@@ -5302,6 +5623,7 @@
         <w:br/>
         <w:t xml:space="preserve">Die Operation </w:t>
       </w:r>
+      <w:proofErr w:type="spellStart"/>
       <w:r>
         <w:rPr>
           <w:rStyle w:val="katex-mathml"/>
@@ -5315,6 +5637,7 @@
         </w:rPr>
         <w:t>i</w:t>
       </w:r>
+      <w:proofErr w:type="spellEnd"/>
       <w:r>
         <w:rPr>
           <w:rStyle w:val="vlist-s"/>
@@ -5411,6 +5734,7 @@
       <w:pPr>
         <w:pStyle w:val="Aufzhlung"/>
       </w:pPr>
+      <w:proofErr w:type="spellStart"/>
       <w:r>
         <w:rPr>
           <w:rStyle w:val="katex-mathml"/>
@@ -5424,6 +5748,7 @@
         </w:rPr>
         <w:t>i</w:t>
       </w:r>
+      <w:proofErr w:type="spellEnd"/>
       <w:r>
         <w:rPr>
           <w:rStyle w:val="vlist-s"/>
@@ -5444,6 +5769,7 @@
       <w:pPr>
         <w:pStyle w:val="Aufzhlung"/>
       </w:pPr>
+      <w:proofErr w:type="spellStart"/>
       <w:r>
         <w:rPr>
           <w:rStyle w:val="katex-mathml"/>
@@ -5457,6 +5783,7 @@
         </w:rPr>
         <w:t>i</w:t>
       </w:r>
+      <w:proofErr w:type="spellEnd"/>
       <w:r>
         <w:rPr>
           <w:rStyle w:val="vlist-s"/>
@@ -5480,6 +5807,8 @@
       <w:r>
         <w:t xml:space="preserve">Durch </w:t>
       </w:r>
+      <w:proofErr w:type="spellStart"/>
+      <w:proofErr w:type="gramStart"/>
       <w:r>
         <w:rPr>
           <w:rStyle w:val="katex-mathml"/>
@@ -5493,11 +5822,19 @@
         </w:rPr>
         <w:t>i</w:t>
       </w:r>
+      <w:proofErr w:type="spellEnd"/>
       <w:r>
         <w:rPr>
           <w:rStyle w:val="katex-mathml"/>
         </w:rPr>
-        <w:t>(S</w:t>
+        <w:t>(</w:t>
+      </w:r>
+      <w:proofErr w:type="gramEnd"/>
+      <w:r>
+        <w:rPr>
+          <w:rStyle w:val="katex-mathml"/>
+        </w:rPr>
+        <w:t>S</w:t>
       </w:r>
       <w:r>
         <w:rPr>
@@ -5570,8 +5907,16 @@
         <w:rPr>
           <w:rStyle w:val="Hervorhebung"/>
         </w:rPr>
-        <w:t>Autopoiesis and Cognition</w:t>
-      </w:r>
+        <w:t xml:space="preserve">Autopoiesis and </w:t>
+      </w:r>
+      <w:proofErr w:type="spellStart"/>
+      <w:r>
+        <w:rPr>
+          <w:rStyle w:val="Hervorhebung"/>
+        </w:rPr>
+        <w:t>Cognition</w:t>
+      </w:r>
+      <w:proofErr w:type="spellEnd"/>
       <w:r>
         <w:t>).</w:t>
       </w:r>
@@ -5747,7 +6092,11 @@
         <w:pStyle w:val="Aufzhlung"/>
       </w:pPr>
       <w:r>
-        <w:t>Operation: o</w:t>
+        <w:t xml:space="preserve">Operation: </w:t>
+      </w:r>
+      <w:proofErr w:type="spellStart"/>
+      <w:r>
+        <w:t>o</w:t>
       </w:r>
       <w:r>
         <w:rPr>
@@ -5755,6 +6104,7 @@
         </w:rPr>
         <w:t>i</w:t>
       </w:r>
+      <w:proofErr w:type="spellEnd"/>
       <w:r>
         <w:t xml:space="preserve"> „metakognitive Reflexion über das eigene Verständnis“</w:t>
       </w:r>
@@ -5764,7 +6114,12 @@
         <w:pStyle w:val="Aufzhlung"/>
       </w:pPr>
       <w:r>
-        <w:t>Ergebnis: o</w:t>
+        <w:t xml:space="preserve">Ergebnis: </w:t>
+      </w:r>
+      <w:proofErr w:type="spellStart"/>
+      <w:proofErr w:type="gramStart"/>
+      <w:r>
+        <w:t>o</w:t>
       </w:r>
       <w:r>
         <w:rPr>
@@ -5772,8 +6127,13 @@
         </w:rPr>
         <w:t>i</w:t>
       </w:r>
-      <w:r>
-        <w:t>(S</w:t>
+      <w:proofErr w:type="spellEnd"/>
+      <w:r>
+        <w:t>(</w:t>
+      </w:r>
+      <w:proofErr w:type="gramEnd"/>
+      <w:r>
+        <w:t>S</w:t>
       </w:r>
       <w:r>
         <w:rPr>
@@ -5920,7 +6280,14 @@
       </w:r>
       <w:r>
         <w:br/>
-        <w:t xml:space="preserve">Selbstreferente Prozesse sind </w:t>
+      </w:r>
+      <w:proofErr w:type="spellStart"/>
+      <w:r>
+        <w:t>Selbstreferente</w:t>
+      </w:r>
+      <w:proofErr w:type="spellEnd"/>
+      <w:r>
+        <w:t xml:space="preserve"> Prozesse sind </w:t>
       </w:r>
       <w:r>
         <w:rPr>
@@ -6433,7 +6800,11 @@
     </w:p>
     <w:p>
       <w:r>
-        <w:t>Jede Operation o</w:t>
+        <w:t xml:space="preserve">Jede Operation </w:t>
+      </w:r>
+      <w:proofErr w:type="spellStart"/>
+      <w:r>
+        <w:t>o</w:t>
       </w:r>
       <w:r>
         <w:rPr>
@@ -6441,6 +6812,7 @@
         </w:rPr>
         <w:t>i</w:t>
       </w:r>
+      <w:proofErr w:type="spellEnd"/>
       <w:r>
         <w:t xml:space="preserve"> </w:t>
       </w:r>
@@ -6481,7 +6853,12 @@
         <w:t>alle möglichen Paarungen</w:t>
       </w:r>
       <w:r>
-        <w:t xml:space="preserve"> zweier Zustände (S</w:t>
+        <w:t xml:space="preserve"> zweier Zustände (</w:t>
+      </w:r>
+      <w:proofErr w:type="spellStart"/>
+      <w:proofErr w:type="gramStart"/>
+      <w:r>
+        <w:t>S</w:t>
       </w:r>
       <w:r>
         <w:rPr>
@@ -6498,6 +6875,8 @@
         </w:rPr>
         <w:t>k</w:t>
       </w:r>
+      <w:proofErr w:type="spellEnd"/>
+      <w:proofErr w:type="gramEnd"/>
       <w:r>
         <w:t>).</w:t>
       </w:r>
@@ -6520,85 +6899,127 @@
           <w:rFonts w:ascii="Times New Roman" w:hAnsi="Times New Roman"/>
           <w:vertAlign w:val="subscript"/>
         </w:rPr>
-        <w:t>(oi)</w:t>
-      </w:r>
-      <w:r>
-        <w:rPr>
-          <w:rFonts w:ascii="Times New Roman" w:hAnsi="Times New Roman"/>
-        </w:rPr>
-        <w:t xml:space="preserve"> </w:t>
-      </w:r>
-      <w:r>
-        <w:rPr>
-          <w:rFonts w:ascii="Times New Roman" w:hAnsi="Times New Roman"/>
-        </w:rPr>
-        <w:t>​ umfasst nur jene Paare, bei denen S</w:t>
-      </w:r>
+        <w:t>(</w:t>
+      </w:r>
+      <w:proofErr w:type="spellStart"/>
       <w:r>
         <w:rPr>
           <w:rFonts w:ascii="Times New Roman" w:hAnsi="Times New Roman"/>
           <w:vertAlign w:val="subscript"/>
         </w:rPr>
-        <w:t>k</w:t>
-      </w:r>
-      <w:r>
-        <w:rPr>
-          <w:rFonts w:ascii="Times New Roman" w:hAnsi="Times New Roman"/>
-        </w:rPr>
-        <w:t xml:space="preserve"> </w:t>
-      </w:r>
-      <w:r>
-        <w:rPr>
-          <w:rFonts w:ascii="Times New Roman" w:hAnsi="Times New Roman"/>
-        </w:rPr>
-        <w:t xml:space="preserve">​ tatsächlich </w:t>
-      </w:r>
-      <w:r>
-        <w:rPr>
-          <w:rFonts w:ascii="Times New Roman" w:hAnsi="Times New Roman"/>
-          <w:b/>
-          <w:bCs/>
-        </w:rPr>
-        <w:t>durch die Operation o</w:t>
-      </w:r>
-      <w:r>
-        <w:rPr>
-          <w:rFonts w:ascii="Times New Roman" w:hAnsi="Times New Roman"/>
-          <w:b/>
-          <w:bCs/>
-          <w:vertAlign w:val="subscript"/>
-        </w:rPr>
-        <w:t>i</w:t>
-      </w:r>
-      <w:r>
-        <w:rPr>
-          <w:rFonts w:ascii="Times New Roman" w:hAnsi="Times New Roman"/>
-          <w:b/>
-          <w:bCs/>
-        </w:rPr>
-        <w:t xml:space="preserve"> </w:t>
-      </w:r>
-      <w:r>
-        <w:rPr>
-          <w:rFonts w:ascii="Times New Roman" w:hAnsi="Times New Roman"/>
-          <w:b/>
-          <w:bCs/>
-        </w:rPr>
-        <w:t>​</w:t>
-      </w:r>
-      <w:r>
-        <w:rPr>
-          <w:rFonts w:ascii="Times New Roman" w:hAnsi="Times New Roman"/>
-        </w:rPr>
-        <w:t xml:space="preserve"> aus S</w:t>
-      </w:r>
+        <w:t>oi</w:t>
+      </w:r>
+      <w:proofErr w:type="spellEnd"/>
       <w:r>
         <w:rPr>
           <w:rFonts w:ascii="Times New Roman" w:hAnsi="Times New Roman"/>
           <w:vertAlign w:val="subscript"/>
         </w:rPr>
+        <w:t>)</w:t>
+      </w:r>
+      <w:r>
+        <w:rPr>
+          <w:rFonts w:ascii="Times New Roman" w:hAnsi="Times New Roman"/>
+        </w:rPr>
+        <w:t xml:space="preserve"> </w:t>
+      </w:r>
+      <w:r>
+        <w:rPr>
+          <w:rFonts w:ascii="Times New Roman" w:hAnsi="Times New Roman"/>
+        </w:rPr>
+        <w:t xml:space="preserve">​ umfasst nur jene Paare, bei denen </w:t>
+      </w:r>
+      <w:proofErr w:type="spellStart"/>
+      <w:r>
+        <w:rPr>
+          <w:rFonts w:ascii="Times New Roman" w:hAnsi="Times New Roman"/>
+        </w:rPr>
+        <w:t>S</w:t>
+      </w:r>
+      <w:r>
+        <w:rPr>
+          <w:rFonts w:ascii="Times New Roman" w:hAnsi="Times New Roman"/>
+          <w:vertAlign w:val="subscript"/>
+        </w:rPr>
+        <w:t>k</w:t>
+      </w:r>
+      <w:proofErr w:type="spellEnd"/>
+      <w:r>
+        <w:rPr>
+          <w:rFonts w:ascii="Times New Roman" w:hAnsi="Times New Roman"/>
+        </w:rPr>
+        <w:t xml:space="preserve"> </w:t>
+      </w:r>
+      <w:r>
+        <w:rPr>
+          <w:rFonts w:ascii="Times New Roman" w:hAnsi="Times New Roman"/>
+        </w:rPr>
+        <w:t xml:space="preserve">​ tatsächlich </w:t>
+      </w:r>
+      <w:r>
+        <w:rPr>
+          <w:rFonts w:ascii="Times New Roman" w:hAnsi="Times New Roman"/>
+          <w:b/>
+          <w:bCs/>
+        </w:rPr>
+        <w:t xml:space="preserve">durch die Operation </w:t>
+      </w:r>
+      <w:proofErr w:type="spellStart"/>
+      <w:r>
+        <w:rPr>
+          <w:rFonts w:ascii="Times New Roman" w:hAnsi="Times New Roman"/>
+          <w:b/>
+          <w:bCs/>
+        </w:rPr>
+        <w:t>o</w:t>
+      </w:r>
+      <w:r>
+        <w:rPr>
+          <w:rFonts w:ascii="Times New Roman" w:hAnsi="Times New Roman"/>
+          <w:b/>
+          <w:bCs/>
+          <w:vertAlign w:val="subscript"/>
+        </w:rPr>
+        <w:t>i</w:t>
+      </w:r>
+      <w:proofErr w:type="spellEnd"/>
+      <w:r>
+        <w:rPr>
+          <w:rFonts w:ascii="Times New Roman" w:hAnsi="Times New Roman"/>
+          <w:b/>
+          <w:bCs/>
+        </w:rPr>
+        <w:t xml:space="preserve"> </w:t>
+      </w:r>
+      <w:r>
+        <w:rPr>
+          <w:rFonts w:ascii="Times New Roman" w:hAnsi="Times New Roman"/>
+          <w:b/>
+          <w:bCs/>
+        </w:rPr>
+        <w:t>​</w:t>
+      </w:r>
+      <w:r>
+        <w:rPr>
+          <w:rFonts w:ascii="Times New Roman" w:hAnsi="Times New Roman"/>
+        </w:rPr>
+        <w:t xml:space="preserve"> aus </w:t>
+      </w:r>
+      <w:proofErr w:type="spellStart"/>
+      <w:r>
+        <w:rPr>
+          <w:rFonts w:ascii="Times New Roman" w:hAnsi="Times New Roman"/>
+        </w:rPr>
+        <w:t>S</w:t>
+      </w:r>
+      <w:r>
+        <w:rPr>
+          <w:rFonts w:ascii="Times New Roman" w:hAnsi="Times New Roman"/>
+          <w:vertAlign w:val="subscript"/>
+        </w:rPr>
         <w:t>j</w:t>
       </w:r>
+      <w:proofErr w:type="spellEnd"/>
       <w:r>
         <w:rPr>
           <w:rFonts w:ascii="Times New Roman" w:hAnsi="Times New Roman"/>
@@ -6980,7 +7401,11 @@
         <w:t>Menge aller realisierten Übergänge</w:t>
       </w:r>
       <w:r>
-        <w:t xml:space="preserve"> zwischen Zuständen, die durch o</w:t>
+        <w:t xml:space="preserve"> zwischen Zuständen, die durch </w:t>
+      </w:r>
+      <w:proofErr w:type="spellStart"/>
+      <w:r>
+        <w:t>o</w:t>
       </w:r>
       <w:r>
         <w:rPr>
@@ -6988,6 +7413,7 @@
         </w:rPr>
         <w:t>i</w:t>
       </w:r>
+      <w:proofErr w:type="spellEnd"/>
       <w:r>
         <w:rPr>
           <w:vertAlign w:val="subscript"/>
@@ -7207,6 +7633,7 @@
       <w:pPr>
         <w:pStyle w:val="Aufzhlung"/>
       </w:pPr>
+      <w:proofErr w:type="spellStart"/>
       <w:r>
         <w:rPr>
           <w:rStyle w:val="katex-mathml"/>
@@ -7220,6 +7647,7 @@
         </w:rPr>
         <w:t>i</w:t>
       </w:r>
+      <w:proofErr w:type="spellEnd"/>
       <w:r>
         <w:t xml:space="preserve"> bezeichnet einen konkreten Operator – etwa Wahrnehmung, Denken, Handlung oder Reflexion.</w:t>
       </w:r>
@@ -7312,12 +7740,14 @@
       <w:r>
         <w:t xml:space="preserve">, sondern </w:t>
       </w:r>
+      <w:proofErr w:type="spellStart"/>
       <w:r>
         <w:rPr>
           <w:rStyle w:val="Fett"/>
         </w:rPr>
         <w:t>relationell</w:t>
       </w:r>
+      <w:proofErr w:type="spellEnd"/>
       <w:r>
         <w:t xml:space="preserve"> beschrieben:</w:t>
       </w:r>
@@ -7538,7 +7968,11 @@
     </w:p>
     <w:p>
       <w:r>
-        <w:t>Er führt nun eine Operation o</w:t>
+        <w:t xml:space="preserve">Er führt nun eine Operation </w:t>
+      </w:r>
+      <w:proofErr w:type="spellStart"/>
+      <w:r>
+        <w:t>o</w:t>
       </w:r>
       <w:r>
         <w:rPr>
@@ -7546,6 +7980,7 @@
         </w:rPr>
         <w:t>i</w:t>
       </w:r>
+      <w:proofErr w:type="spellEnd"/>
       <w:r>
         <w:t xml:space="preserve"> </w:t>
       </w:r>
@@ -7856,7 +8291,11 @@
         <w:t xml:space="preserve"> </w:t>
       </w:r>
       <w:r>
-        <w:t>Die Operation o</w:t>
+        <w:t xml:space="preserve">Die Operation </w:t>
+      </w:r>
+      <w:proofErr w:type="spellStart"/>
+      <w:r>
+        <w:t>o</w:t>
       </w:r>
       <w:r>
         <w:rPr>
@@ -7864,6 +8303,7 @@
         </w:rPr>
         <w:t>i</w:t>
       </w:r>
+      <w:proofErr w:type="spellEnd"/>
       <w:r>
         <w:t xml:space="preserve"> </w:t>
       </w:r>
@@ -8251,7 +8691,11 @@
         <w:t xml:space="preserve"> </w:t>
       </w:r>
       <w:r>
-        <w:t>bedeutet, dass der Operator o</w:t>
+        <w:t xml:space="preserve">bedeutet, dass der Operator </w:t>
+      </w:r>
+      <w:proofErr w:type="spellStart"/>
+      <w:r>
+        <w:t>o</w:t>
       </w:r>
       <w:r>
         <w:rPr>
@@ -8259,6 +8703,7 @@
         </w:rPr>
         <w:t>Δ</w:t>
       </w:r>
+      <w:proofErr w:type="spellEnd"/>
       <w:r>
         <w:t xml:space="preserve"> </w:t>
       </w:r>
@@ -8312,7 +8757,11 @@
         <w:t xml:space="preserve"> </w:t>
       </w:r>
       <w:r>
-        <w:t>​ in neue Zustände S</w:t>
+        <w:t xml:space="preserve">​ in neue Zustände </w:t>
+      </w:r>
+      <w:proofErr w:type="spellStart"/>
+      <w:r>
+        <w:t>S</w:t>
       </w:r>
       <w:r>
         <w:rPr>
@@ -8320,6 +8769,7 @@
         </w:rPr>
         <w:t>j</w:t>
       </w:r>
+      <w:proofErr w:type="spellEnd"/>
       <w:r>
         <w:t xml:space="preserve"> </w:t>
       </w:r>
@@ -8343,6 +8793,7 @@
       </w:r>
     </w:p>
     <w:p>
+      <w:proofErr w:type="spellStart"/>
       <w:r>
         <w:lastRenderedPageBreak/>
         <w:t>o</w:t>
@@ -8353,6 +8804,7 @@
         </w:rPr>
         <w:t>Δ</w:t>
       </w:r>
+      <w:proofErr w:type="spellEnd"/>
       <w:r>
         <w:t xml:space="preserve"> </w:t>
       </w:r>
@@ -8557,7 +9009,11 @@
     </w:p>
     <w:p>
       <w:r>
-        <w:t>Damit ist o</w:t>
+        <w:t xml:space="preserve">Damit ist </w:t>
+      </w:r>
+      <w:proofErr w:type="spellStart"/>
+      <w:r>
+        <w:t>o</w:t>
       </w:r>
       <w:r>
         <w:rPr>
@@ -8565,6 +9021,7 @@
         </w:rPr>
         <w:t>Δ</w:t>
       </w:r>
+      <w:proofErr w:type="spellEnd"/>
       <w:r>
         <w:t xml:space="preserve"> </w:t>
       </w:r>
@@ -8579,7 +9036,17 @@
         <w:t>funktionale Realisierung von Differenz</w:t>
       </w:r>
       <w:r>
-        <w:t xml:space="preserve">, also der Operator, der die Entwicklung des Systems auslöst.Er ist zugleich der </w:t>
+        <w:t xml:space="preserve">, also der Operator, der die Entwicklung des Systems </w:t>
+      </w:r>
+      <w:proofErr w:type="spellStart"/>
+      <w:proofErr w:type="gramStart"/>
+      <w:r>
+        <w:t>auslöst.Er</w:t>
+      </w:r>
+      <w:proofErr w:type="spellEnd"/>
+      <w:proofErr w:type="gramEnd"/>
+      <w:r>
+        <w:t xml:space="preserve"> ist zugleich der </w:t>
       </w:r>
       <w:r>
         <w:rPr>
@@ -8649,7 +9116,11 @@
     </w:p>
     <w:p>
       <w:r>
-        <w:t>Der Operator o</w:t>
+        <w:t xml:space="preserve">Der Operator </w:t>
+      </w:r>
+      <w:proofErr w:type="spellStart"/>
+      <w:r>
+        <w:t>o</w:t>
       </w:r>
       <w:r>
         <w:rPr>
@@ -8657,6 +9128,7 @@
         </w:rPr>
         <w:t>Δ</w:t>
       </w:r>
+      <w:proofErr w:type="spellEnd"/>
       <w:r>
         <w:t xml:space="preserve"> </w:t>
       </w:r>
@@ -8762,7 +9234,11 @@
     </w:p>
     <w:p>
       <w:r>
-        <w:t>Im FRZK steht o</w:t>
+        <w:t xml:space="preserve">Im FRZK steht </w:t>
+      </w:r>
+      <w:proofErr w:type="spellStart"/>
+      <w:r>
+        <w:t>o</w:t>
       </w:r>
       <w:r>
         <w:rPr>
@@ -8770,6 +9246,7 @@
         </w:rPr>
         <w:t>Δ</w:t>
       </w:r>
+      <w:proofErr w:type="spellEnd"/>
       <w:r>
         <w:t xml:space="preserve"> für die Fähigkeit des Systems, Differenz nicht als Störung, sondern als Funktion zu begreifen.</w:t>
       </w:r>
@@ -8797,6 +9274,7 @@
       <w:pPr>
         <w:pStyle w:val="Aufzhlung"/>
       </w:pPr>
+      <w:proofErr w:type="spellStart"/>
       <w:r>
         <w:t>o</w:t>
       </w:r>
@@ -8806,6 +9284,7 @@
         </w:rPr>
         <w:t>Δ</w:t>
       </w:r>
+      <w:proofErr w:type="spellEnd"/>
       <w:r>
         <w:t xml:space="preserve"> </w:t>
       </w:r>
@@ -8828,7 +9307,11 @@
         <w:pStyle w:val="Aufzhlung"/>
       </w:pPr>
       <w:r>
-        <w:t>Damit repräsentiert o</w:t>
+        <w:t xml:space="preserve">Damit repräsentiert </w:t>
+      </w:r>
+      <w:proofErr w:type="spellStart"/>
+      <w:r>
+        <w:t>o</w:t>
       </w:r>
       <w:r>
         <w:rPr>
@@ -8836,6 +9319,7 @@
         </w:rPr>
         <w:t>Δ</w:t>
       </w:r>
+      <w:proofErr w:type="spellEnd"/>
       <w:r>
         <w:t xml:space="preserve"> </w:t>
       </w:r>
@@ -8867,13 +9351,31 @@
       <w:r>
         <w:t xml:space="preserve"> zurückführen (Deleuze 1968, </w:t>
       </w:r>
+      <w:proofErr w:type="spellStart"/>
       <w:r>
         <w:rPr>
           <w:i/>
           <w:iCs/>
         </w:rPr>
-        <w:t>Différence et Répétition</w:t>
-      </w:r>
+        <w:t>Différence</w:t>
+      </w:r>
+      <w:proofErr w:type="spellEnd"/>
+      <w:r>
+        <w:rPr>
+          <w:i/>
+          <w:iCs/>
+        </w:rPr>
+        <w:t xml:space="preserve"> et </w:t>
+      </w:r>
+      <w:proofErr w:type="spellStart"/>
+      <w:r>
+        <w:rPr>
+          <w:i/>
+          <w:iCs/>
+        </w:rPr>
+        <w:t>Répétition</w:t>
+      </w:r>
+      <w:proofErr w:type="spellEnd"/>
       <w:r>
         <w:t>):</w:t>
       </w:r>
@@ -8896,7 +9398,11 @@
         <w:t xml:space="preserve"> </w:t>
       </w:r>
       <w:r>
-        <w:t>Im FRZK bedeutet das: Ohne o</w:t>
+        <w:t xml:space="preserve">Im FRZK bedeutet das: Ohne </w:t>
+      </w:r>
+      <w:proofErr w:type="spellStart"/>
+      <w:r>
+        <w:t>o</w:t>
       </w:r>
       <w:r>
         <w:rPr>
@@ -8904,6 +9410,7 @@
         </w:rPr>
         <w:t>Δ</w:t>
       </w:r>
+      <w:proofErr w:type="spellEnd"/>
       <w:r>
         <w:t xml:space="preserve"> bleibt das System statisch — durch ihn wird es </w:t>
       </w:r>
@@ -9034,7 +9541,11 @@
     </w:p>
     <w:p>
       <w:r>
-        <w:t>Die Operation o</w:t>
+        <w:t xml:space="preserve">Die Operation </w:t>
+      </w:r>
+      <w:proofErr w:type="spellStart"/>
+      <w:r>
+        <w:t>o</w:t>
       </w:r>
       <w:r>
         <w:rPr>
@@ -9042,6 +9553,7 @@
         </w:rPr>
         <w:t>Δ</w:t>
       </w:r>
+      <w:proofErr w:type="spellEnd"/>
       <w:r>
         <w:t xml:space="preserve"> </w:t>
       </w:r>
@@ -9279,7 +9791,11 @@
     </w:p>
     <w:p>
       <w:r>
-        <w:t>Hier bewirkt o</w:t>
+        <w:t xml:space="preserve">Hier bewirkt </w:t>
+      </w:r>
+      <w:proofErr w:type="spellStart"/>
+      <w:r>
+        <w:t>o</w:t>
       </w:r>
       <w:r>
         <w:rPr>
@@ -9287,6 +9803,7 @@
         </w:rPr>
         <w:t>Δ</w:t>
       </w:r>
+      <w:proofErr w:type="spellEnd"/>
       <w:r>
         <w:t xml:space="preserve"> </w:t>
       </w:r>
@@ -9302,7 +9819,11 @@
         <w:t xml:space="preserve"> </w:t>
       </w:r>
       <w:r>
-        <w:t>Didaktisch bedeutet das: Lernen geschieht genau dort, wo Differenz erzeugt und integriert wird — also durch den Vollzug von o</w:t>
+        <w:t xml:space="preserve">Didaktisch bedeutet das: Lernen geschieht genau dort, wo Differenz erzeugt und integriert wird — also durch den Vollzug von </w:t>
+      </w:r>
+      <w:proofErr w:type="spellStart"/>
+      <w:r>
+        <w:t>o</w:t>
       </w:r>
       <w:r>
         <w:rPr>
@@ -9310,6 +9831,7 @@
         </w:rPr>
         <w:t>Δ</w:t>
       </w:r>
+      <w:proofErr w:type="spellEnd"/>
       <w:r>
         <w:t>.</w:t>
       </w:r>
@@ -9498,6 +10020,7 @@
             <w:hideMark/>
           </w:tcPr>
           <w:p>
+            <w:proofErr w:type="spellStart"/>
             <w:r>
               <w:t>o</w:t>
             </w:r>
@@ -9507,12 +10030,18 @@
               </w:rPr>
               <w:t>Δ</w:t>
             </w:r>
+            <w:proofErr w:type="spellEnd"/>
             <w:r>
               <w:t xml:space="preserve"> </w:t>
             </w:r>
             <w:r>
-              <w:t>​ ist ein Element der Operatorenmenge</w:t>
+              <w:t xml:space="preserve">​ ist ein Element der </w:t>
             </w:r>
+            <w:proofErr w:type="spellStart"/>
+            <w:r>
+              <w:t>Operatorenmenge</w:t>
+            </w:r>
+            <w:proofErr w:type="spellEnd"/>
             <w:r>
               <w:t xml:space="preserve"> </w:t>
             </w:r>
@@ -9526,7 +10055,15 @@
               <w:t xml:space="preserve"> </w:t>
             </w:r>
             <w:r>
-              <w:t>– ein differenzerzeugender Funktor auf dem Zustandsraum S.</w:t>
+              <w:t xml:space="preserve">– ein differenzerzeugender </w:t>
+            </w:r>
+            <w:proofErr w:type="spellStart"/>
+            <w:r>
+              <w:t>Funktor</w:t>
+            </w:r>
+            <w:proofErr w:type="spellEnd"/>
+            <w:r>
+              <w:t xml:space="preserve"> auf dem Zustandsraum S.</w:t>
             </w:r>
           </w:p>
         </w:tc>
@@ -9563,7 +10100,11 @@
               <w:t>i+1</w:t>
             </w:r>
             <w:r>
-              <w:t>=o</w:t>
+              <w:t>=</w:t>
+            </w:r>
+            <w:proofErr w:type="spellStart"/>
+            <w:r>
+              <w:t>o</w:t>
             </w:r>
             <w:r>
               <w:rPr>
@@ -9571,6 +10112,7 @@
               </w:rPr>
               <w:t>Δ</w:t>
             </w:r>
+            <w:proofErr w:type="spellEnd"/>
             <w:r>
               <w:t>(S</w:t>
             </w:r>
@@ -9896,7 +10438,11 @@
         <w:t>∅</w:t>
       </w:r>
       <w:r>
-        <w:t>={x</w:t>
+        <w:t>={</w:t>
+      </w:r>
+      <w:proofErr w:type="spellStart"/>
+      <w:r>
+        <w:t>x</w:t>
       </w:r>
       <w:r>
         <w:rPr>
@@ -9905,7 +10451,11 @@
         <w:t>∣</w:t>
       </w:r>
       <w:r>
-        <w:t xml:space="preserve">x≠x}. </w:t>
+        <w:t>x≠x</w:t>
+      </w:r>
+      <w:proofErr w:type="spellEnd"/>
+      <w:r>
+        <w:t xml:space="preserve">}. </w:t>
       </w:r>
     </w:p>
     <w:p>
@@ -10089,7 +10639,15 @@
         <w:t>vollständiger Unabhängigkeit</w:t>
       </w:r>
       <w:r>
-        <w:t>, aus dem erst durch Operatorik Relation, Differenz und Bedeutung entstehen können.</w:t>
+        <w:t xml:space="preserve">, aus dem erst durch </w:t>
+      </w:r>
+      <w:proofErr w:type="spellStart"/>
+      <w:r>
+        <w:t>Operatorik</w:t>
+      </w:r>
+      <w:proofErr w:type="spellEnd"/>
+      <w:r>
+        <w:t xml:space="preserve"> Relation, Differenz und Bedeutung entstehen können.</w:t>
       </w:r>
     </w:p>
     <w:p>
@@ -10224,7 +10782,14 @@
           <w:rFonts w:ascii="Times New Roman" w:hAnsi="Times New Roman"/>
         </w:rPr>
         <w:br/>
-        <w:t>Erst durch spätere Operationen (z. B. o</w:t>
+        <w:t xml:space="preserve">Erst durch spätere Operationen (z. B. </w:t>
+      </w:r>
+      <w:proofErr w:type="spellStart"/>
+      <w:r>
+        <w:rPr>
+          <w:rFonts w:ascii="Times New Roman" w:hAnsi="Times New Roman"/>
+        </w:rPr>
+        <w:t>o</w:t>
       </w:r>
       <w:r>
         <w:rPr>
@@ -10233,6 +10798,7 @@
         </w:rPr>
         <w:t>i</w:t>
       </w:r>
+      <w:proofErr w:type="spellEnd"/>
       <w:r>
         <w:rPr>
           <w:rFonts w:ascii="Times New Roman" w:hAnsi="Times New Roman"/>
@@ -10243,7 +10809,14 @@
         <w:rPr>
           <w:rFonts w:ascii="Times New Roman" w:hAnsi="Times New Roman"/>
         </w:rPr>
-        <w:t>​, o</w:t>
+        <w:t xml:space="preserve">​, </w:t>
+      </w:r>
+      <w:proofErr w:type="spellStart"/>
+      <w:r>
+        <w:rPr>
+          <w:rFonts w:ascii="Times New Roman" w:hAnsi="Times New Roman"/>
+        </w:rPr>
+        <w:t>o</w:t>
       </w:r>
       <w:r>
         <w:rPr>
@@ -10252,6 +10825,7 @@
         </w:rPr>
         <w:t>Δ</w:t>
       </w:r>
+      <w:proofErr w:type="spellEnd"/>
       <w:r>
         <w:rPr>
           <w:rFonts w:ascii="Times New Roman" w:hAnsi="Times New Roman"/>
@@ -10305,14 +10879,34 @@
         </w:rPr>
         <w:t xml:space="preserve"> §44; Deleuze 1968, </w:t>
       </w:r>
+      <w:proofErr w:type="spellStart"/>
       <w:r>
         <w:rPr>
           <w:rFonts w:ascii="Times New Roman" w:hAnsi="Times New Roman"/>
           <w:i/>
           <w:iCs/>
         </w:rPr>
-        <w:t>Différence et Répétition</w:t>
-      </w:r>
+        <w:t>Différence</w:t>
+      </w:r>
+      <w:proofErr w:type="spellEnd"/>
+      <w:r>
+        <w:rPr>
+          <w:rFonts w:ascii="Times New Roman" w:hAnsi="Times New Roman"/>
+          <w:i/>
+          <w:iCs/>
+        </w:rPr>
+        <w:t xml:space="preserve"> et </w:t>
+      </w:r>
+      <w:proofErr w:type="spellStart"/>
+      <w:r>
+        <w:rPr>
+          <w:rFonts w:ascii="Times New Roman" w:hAnsi="Times New Roman"/>
+          <w:i/>
+          <w:iCs/>
+        </w:rPr>
+        <w:t>Répétition</w:t>
+      </w:r>
+      <w:proofErr w:type="spellEnd"/>
       <w:r>
         <w:rPr>
           <w:rFonts w:ascii="Times New Roman" w:hAnsi="Times New Roman"/>
@@ -10480,7 +11074,11 @@
       </w:r>
       <w:r>
         <w:br/>
-        <w:t>Sobald der Lernende eine erste Frage stellt oder eine erste Wahrnehmung macht, tritt ein Operator o</w:t>
+        <w:t xml:space="preserve">Sobald der Lernende eine erste Frage stellt oder eine erste Wahrnehmung macht, tritt ein Operator </w:t>
+      </w:r>
+      <w:proofErr w:type="spellStart"/>
+      <w:r>
+        <w:t>o</w:t>
       </w:r>
       <w:r>
         <w:rPr>
@@ -10488,6 +11086,7 @@
         </w:rPr>
         <w:t>i</w:t>
       </w:r>
+      <w:proofErr w:type="spellEnd"/>
       <w:r>
         <w:t xml:space="preserve"> </w:t>
       </w:r>
@@ -10507,7 +11106,11 @@
         <w:t>1</w:t>
       </w:r>
       <w:r>
-        <w:t>=o</w:t>
+        <w:t>=</w:t>
+      </w:r>
+      <w:proofErr w:type="spellStart"/>
+      <w:r>
+        <w:t>o</w:t>
       </w:r>
       <w:r>
         <w:rPr>
@@ -10515,6 +11118,7 @@
         </w:rPr>
         <w:t>i</w:t>
       </w:r>
+      <w:proofErr w:type="spellEnd"/>
       <w:r>
         <w:t>(S</w:t>
       </w:r>
@@ -10820,7 +11424,21 @@
               <w:rPr>
                 <w:rFonts w:ascii="Times New Roman" w:hAnsi="Times New Roman"/>
               </w:rPr>
-              <w:t>Anfangsbedingung für funktionale Operatorik: ein formaler Rahmen ohne innere Relationen.</w:t>
+              <w:t xml:space="preserve">Anfangsbedingung für funktionale </w:t>
+            </w:r>
+            <w:proofErr w:type="spellStart"/>
+            <w:r>
+              <w:rPr>
+                <w:rFonts w:ascii="Times New Roman" w:hAnsi="Times New Roman"/>
+              </w:rPr>
+              <w:t>Operatorik</w:t>
+            </w:r>
+            <w:proofErr w:type="spellEnd"/>
+            <w:r>
+              <w:rPr>
+                <w:rFonts w:ascii="Times New Roman" w:hAnsi="Times New Roman"/>
+              </w:rPr>
+              <w:t>: ein formaler Rahmen ohne innere Relationen.</w:t>
             </w:r>
           </w:p>
         </w:tc>
@@ -10918,7 +11536,21 @@
               <w:rPr>
                 <w:rFonts w:ascii="Times New Roman" w:hAnsi="Times New Roman"/>
               </w:rPr>
-              <w:t>Beginn von Lernen und Erkenntnis als bewusster „Leerezustand“, der Sinnbildung erst ermöglicht.</w:t>
+              <w:t>Beginn von Lernen und Erkenntnis als bewusster „</w:t>
+            </w:r>
+            <w:proofErr w:type="spellStart"/>
+            <w:r>
+              <w:rPr>
+                <w:rFonts w:ascii="Times New Roman" w:hAnsi="Times New Roman"/>
+              </w:rPr>
+              <w:t>Leerezustand</w:t>
+            </w:r>
+            <w:proofErr w:type="spellEnd"/>
+            <w:r>
+              <w:rPr>
+                <w:rFonts w:ascii="Times New Roman" w:hAnsi="Times New Roman"/>
+              </w:rPr>
+              <w:t>“, der Sinnbildung erst ermöglicht.</w:t>
             </w:r>
           </w:p>
         </w:tc>
@@ -11057,7 +11689,14 @@
         <w:rPr>
           <w:rFonts w:ascii="Times New Roman" w:hAnsi="Times New Roman"/>
         </w:rPr>
-        <w:t>Aus ihr entfalten sich durch Operatoren o</w:t>
+        <w:t xml:space="preserve">Aus ihr entfalten sich durch Operatoren </w:t>
+      </w:r>
+      <w:proofErr w:type="spellStart"/>
+      <w:r>
+        <w:rPr>
+          <w:rFonts w:ascii="Times New Roman" w:hAnsi="Times New Roman"/>
+        </w:rPr>
+        <w:t>o</w:t>
       </w:r>
       <w:r>
         <w:rPr>
@@ -11066,11 +11705,19 @@
         </w:rPr>
         <w:t>i</w:t>
       </w:r>
+      <w:proofErr w:type="spellEnd"/>
       <w:r>
         <w:rPr>
           <w:rFonts w:ascii="Times New Roman" w:hAnsi="Times New Roman"/>
         </w:rPr>
-        <w:t>, o</w:t>
+        <w:t xml:space="preserve">, </w:t>
+      </w:r>
+      <w:proofErr w:type="spellStart"/>
+      <w:r>
+        <w:rPr>
+          <w:rFonts w:ascii="Times New Roman" w:hAnsi="Times New Roman"/>
+        </w:rPr>
+        <w:t>o</w:t>
       </w:r>
       <w:r>
         <w:rPr>
@@ -11079,6 +11726,7 @@
         </w:rPr>
         <w:t>Δ</w:t>
       </w:r>
+      <w:proofErr w:type="spellEnd"/>
       <w:r>
         <w:rPr>
           <w:rFonts w:ascii="Times New Roman" w:hAnsi="Times New Roman"/>
@@ -11090,7 +11738,23 @@
           <w:rFonts w:ascii="Times New Roman" w:hAnsi="Times New Roman"/>
           <w:vertAlign w:val="subscript"/>
         </w:rPr>
-        <w:t>(oi)</w:t>
+        <w:t>(</w:t>
+      </w:r>
+      <w:proofErr w:type="spellStart"/>
+      <w:r>
+        <w:rPr>
+          <w:rFonts w:ascii="Times New Roman" w:hAnsi="Times New Roman"/>
+          <w:vertAlign w:val="subscript"/>
+        </w:rPr>
+        <w:t>oi</w:t>
+      </w:r>
+      <w:proofErr w:type="spellEnd"/>
+      <w:r>
+        <w:rPr>
+          <w:rFonts w:ascii="Times New Roman" w:hAnsi="Times New Roman"/>
+          <w:vertAlign w:val="subscript"/>
+        </w:rPr>
+        <w:t>)</w:t>
       </w:r>
       <w:r>
         <w:rPr>
@@ -11231,7 +11895,15 @@
           <w:i/>
           <w:iCs/>
         </w:rPr>
-        <w:t>Es existiert mindestens ein Operator o</w:t>
+        <w:t xml:space="preserve">Es existiert mindestens ein Operator </w:t>
+      </w:r>
+      <w:proofErr w:type="spellStart"/>
+      <w:r>
+        <w:rPr>
+          <w:i/>
+          <w:iCs/>
+        </w:rPr>
+        <w:t>o</w:t>
       </w:r>
       <w:r>
         <w:rPr>
@@ -11241,6 +11913,7 @@
         </w:rPr>
         <w:t>i</w:t>
       </w:r>
+      <w:proofErr w:type="spellEnd"/>
       <w:r>
         <w:rPr>
           <w:i/>
@@ -11372,14 +12045,25 @@
           <w:b/>
           <w:bCs/>
         </w:rPr>
-        <w:t>erste Aktionsabbildung im Operatorenraum</w:t>
-      </w:r>
+        <w:t xml:space="preserve">erste Aktionsabbildung im </w:t>
+      </w:r>
+      <w:proofErr w:type="spellStart"/>
+      <w:r>
+        <w:rPr>
+          <w:b/>
+          <w:bCs/>
+        </w:rPr>
+        <w:t>Operatorenraum</w:t>
+      </w:r>
+      <w:proofErr w:type="spellEnd"/>
       <w:r>
         <w:t>:</w:t>
       </w:r>
       <w:r>
         <w:t xml:space="preserve"> </w:t>
       </w:r>
+      <w:proofErr w:type="spellStart"/>
+      <w:proofErr w:type="gramStart"/>
       <w:r>
         <w:t>o</w:t>
       </w:r>
@@ -11389,6 +12073,7 @@
         </w:rPr>
         <w:t>i</w:t>
       </w:r>
+      <w:proofErr w:type="spellEnd"/>
       <w:r>
         <w:t>:</w:t>
       </w:r>
@@ -11398,6 +12083,7 @@
         </w:rPr>
         <w:t>∅</w:t>
       </w:r>
+      <w:proofErr w:type="gramEnd"/>
       <w:r>
         <w:t xml:space="preserve">→I </w:t>
       </w:r>
@@ -11447,7 +12133,12 @@
     </w:p>
     <w:p>
       <w:r>
-        <w:t>Die Gleichung o</w:t>
+        <w:t xml:space="preserve">Die Gleichung </w:t>
+      </w:r>
+      <w:proofErr w:type="spellStart"/>
+      <w:proofErr w:type="gramStart"/>
+      <w:r>
+        <w:t>o</w:t>
       </w:r>
       <w:r>
         <w:rPr>
@@ -11455,9 +12146,11 @@
         </w:rPr>
         <w:t>i</w:t>
       </w:r>
+      <w:proofErr w:type="spellEnd"/>
       <w:r>
         <w:t>(</w:t>
       </w:r>
+      <w:proofErr w:type="gramEnd"/>
       <w:r>
         <w:rPr>
           <w:rFonts w:ascii="Cambria Math" w:hAnsi="Cambria Math" w:cs="Cambria Math"/>
@@ -11537,6 +12230,7 @@
         </w:rPr>
         <w:t>∃</w:t>
       </w:r>
+      <w:proofErr w:type="spellStart"/>
       <w:r>
         <w:t>o</w:t>
       </w:r>
@@ -11547,13 +12241,18 @@
         <w:t>∈</w:t>
       </w:r>
       <w:r>
-        <w:t>O → Es existiert eine Operation, die Differenz erzeugt.</w:t>
+        <w:t>O</w:t>
+      </w:r>
+      <w:proofErr w:type="spellEnd"/>
+      <w:r>
+        <w:t xml:space="preserve"> → Es existiert eine Operation, die Differenz erzeugt.</w:t>
       </w:r>
     </w:p>
     <w:p>
       <w:pPr>
         <w:pStyle w:val="Aufzhlung"/>
       </w:pPr>
+      <w:proofErr w:type="spellStart"/>
       <w:r>
         <w:t>o</w:t>
       </w:r>
@@ -11563,6 +12262,7 @@
         </w:rPr>
         <w:t>i</w:t>
       </w:r>
+      <w:proofErr w:type="spellEnd"/>
       <w:r>
         <w:t xml:space="preserve"> → Die Operation wirkt auf reine Potenzialität.</w:t>
       </w:r>
@@ -11734,7 +12434,15 @@
           <w:b/>
           <w:bCs/>
         </w:rPr>
-        <w:t>erste Operation o</w:t>
+        <w:t xml:space="preserve">erste Operation </w:t>
+      </w:r>
+      <w:proofErr w:type="spellStart"/>
+      <w:r>
+        <w:rPr>
+          <w:b/>
+          <w:bCs/>
+        </w:rPr>
+        <w:t>o</w:t>
       </w:r>
       <w:r>
         <w:rPr>
@@ -11744,6 +12452,7 @@
         </w:rPr>
         <w:t>i</w:t>
       </w:r>
+      <w:proofErr w:type="spellEnd"/>
       <w:r>
         <w:rPr>
           <w:b/>
@@ -11770,6 +12479,8 @@
       <w:r>
         <w:t xml:space="preserve"> </w:t>
       </w:r>
+      <w:proofErr w:type="spellStart"/>
+      <w:proofErr w:type="gramStart"/>
       <w:r>
         <w:t>o</w:t>
       </w:r>
@@ -11779,9 +12490,11 @@
         </w:rPr>
         <w:t>i</w:t>
       </w:r>
+      <w:proofErr w:type="spellEnd"/>
       <w:r>
         <w:t>(</w:t>
       </w:r>
+      <w:proofErr w:type="gramEnd"/>
       <w:r>
         <w:rPr>
           <w:rFonts w:ascii="Cambria Math" w:hAnsi="Cambria Math" w:cs="Cambria Math"/>
@@ -12095,6 +12808,7 @@
         </w:rPr>
         <w:t>∈</w:t>
       </w:r>
+      <w:proofErr w:type="gramStart"/>
       <w:r>
         <w:rPr>
           <w:rFonts w:ascii="Cambria Math" w:hAnsi="Cambria Math" w:cs="Cambria Math"/>
@@ -12102,7 +12816,11 @@
         <w:t>𝒪</w:t>
       </w:r>
       <w:r>
-        <w:t>:o</w:t>
+        <w:t>:</w:t>
+      </w:r>
+      <w:proofErr w:type="spellStart"/>
+      <w:r>
+        <w:t>o</w:t>
       </w:r>
       <w:r>
         <w:rPr>
@@ -12110,6 +12828,8 @@
         </w:rPr>
         <w:t>i</w:t>
       </w:r>
+      <w:proofErr w:type="spellEnd"/>
+      <w:proofErr w:type="gramEnd"/>
       <w:r>
         <w:t>(</w:t>
       </w:r>
@@ -12190,7 +12910,11 @@
         <w:pStyle w:val="berschrift1"/>
       </w:pPr>
       <w:r>
-        <w:t>(3.2.3.1</w:t>
+        <w:t>(</w:t>
+      </w:r>
+      <w:proofErr w:type="gramStart"/>
+      <w:r>
+        <w:t>3.2.3.1</w:t>
       </w:r>
       <w:r>
         <w:t xml:space="preserve"> </w:t>
@@ -12198,6 +12922,7 @@
       <w:r>
         <w:t>)</w:t>
       </w:r>
+      <w:proofErr w:type="gramEnd"/>
     </w:p>
     <w:p>
       <w:pPr>
@@ -12242,6 +12967,7 @@
       <w:r>
         <w:t>(</w:t>
       </w:r>
+      <w:proofErr w:type="gramStart"/>
       <w:r>
         <w:rPr>
           <w:rFonts w:ascii="Cambria Math" w:hAnsi="Cambria Math" w:cs="Cambria Math"/>
@@ -12257,6 +12983,7 @@
         </w:rPr>
         <w:t>∘</w:t>
       </w:r>
+      <w:proofErr w:type="gramEnd"/>
       <w:r>
         <w:t xml:space="preserve">,e) steht für eine </w:t>
       </w:r>
@@ -12725,6 +13452,7 @@
       <w:r>
         <w:t xml:space="preserve">, sondern </w:t>
       </w:r>
+      <w:proofErr w:type="spellStart"/>
       <w:r>
         <w:rPr>
           <w:b/>
@@ -12732,6 +13460,7 @@
         </w:rPr>
         <w:t>komponierbar</w:t>
       </w:r>
+      <w:proofErr w:type="spellEnd"/>
       <w:r>
         <w:t xml:space="preserve"> sind.</w:t>
       </w:r>
@@ -12748,12 +13477,21 @@
       <w:r>
         <w:t xml:space="preserve"> zu einem </w:t>
       </w:r>
-      <w:r>
-        <w:rPr>
-          <w:b/>
-          <w:bCs/>
-        </w:rPr>
-        <w:t>operatorischen Funktionsraum</w:t>
+      <w:proofErr w:type="spellStart"/>
+      <w:r>
+        <w:rPr>
+          <w:b/>
+          <w:bCs/>
+        </w:rPr>
+        <w:t>operatorischen</w:t>
+      </w:r>
+      <w:proofErr w:type="spellEnd"/>
+      <w:r>
+        <w:rPr>
+          <w:b/>
+          <w:bCs/>
+        </w:rPr>
+        <w:t xml:space="preserve"> Funktionsraum</w:t>
       </w:r>
       <w:r>
         <w:t xml:space="preserve">, in dem </w:t>
@@ -12778,6 +13516,7 @@
       <w:r>
         <w:t>Im Kontext des FRZK bildet (</w:t>
       </w:r>
+      <w:proofErr w:type="gramStart"/>
       <w:r>
         <w:rPr>
           <w:rFonts w:ascii="Cambria Math" w:hAnsi="Cambria Math" w:cs="Cambria Math"/>
@@ -12793,6 +13532,7 @@
         </w:rPr>
         <w:t>∘</w:t>
       </w:r>
+      <w:proofErr w:type="gramEnd"/>
       <w:r>
         <w:t>,e</w:t>
       </w:r>
@@ -12854,6 +13594,7 @@
       <w:r>
         <w:t>Im funktionalen Verständnis des FRZK ist (</w:t>
       </w:r>
+      <w:proofErr w:type="gramStart"/>
       <w:r>
         <w:rPr>
           <w:rFonts w:ascii="Cambria Math" w:hAnsi="Cambria Math" w:cs="Cambria Math"/>
@@ -12869,6 +13610,7 @@
         </w:rPr>
         <w:t>∘</w:t>
       </w:r>
+      <w:proofErr w:type="gramEnd"/>
       <w:r>
         <w:t>,e</w:t>
       </w:r>
@@ -12891,7 +13633,11 @@
     </w:p>
     <w:p>
       <w:r>
-        <w:t>Jeder Operator o</w:t>
+        <w:t xml:space="preserve">Jeder Operator </w:t>
+      </w:r>
+      <w:proofErr w:type="spellStart"/>
+      <w:r>
+        <w:t>o</w:t>
       </w:r>
       <w:r>
         <w:rPr>
@@ -12899,6 +13645,7 @@
         </w:rPr>
         <w:t>i</w:t>
       </w:r>
+      <w:proofErr w:type="spellEnd"/>
       <w:r>
         <w:t xml:space="preserve"> </w:t>
       </w:r>
@@ -12938,7 +13685,11 @@
         <w:t xml:space="preserve"> </w:t>
       </w:r>
       <w:r>
-        <w:t>(o</w:t>
+        <w:t>(</w:t>
+      </w:r>
+      <w:proofErr w:type="spellStart"/>
+      <w:r>
+        <w:t>o</w:t>
       </w:r>
       <w:r>
         <w:rPr>
@@ -12952,6 +13703,7 @@
         </w:rPr>
         <w:t>∘</w:t>
       </w:r>
+      <w:proofErr w:type="gramStart"/>
       <w:r>
         <w:t>o</w:t>
       </w:r>
@@ -12961,8 +13713,17 @@
         </w:rPr>
         <w:t>i</w:t>
       </w:r>
-      <w:r>
-        <w:t>)(S)=o</w:t>
+      <w:proofErr w:type="spellEnd"/>
+      <w:r>
+        <w:t>)(</w:t>
+      </w:r>
+      <w:proofErr w:type="gramEnd"/>
+      <w:r>
+        <w:t>S)=</w:t>
+      </w:r>
+      <w:proofErr w:type="spellStart"/>
+      <w:r>
+        <w:t>o</w:t>
       </w:r>
       <w:r>
         <w:rPr>
@@ -12970,8 +13731,13 @@
         </w:rPr>
         <w:t>j</w:t>
       </w:r>
-      <w:r>
-        <w:t>(o</w:t>
+      <w:proofErr w:type="spellEnd"/>
+      <w:r>
+        <w:t>(</w:t>
+      </w:r>
+      <w:proofErr w:type="spellStart"/>
+      <w:r>
+        <w:t>o</w:t>
       </w:r>
       <w:r>
         <w:rPr>
@@ -12979,6 +13745,7 @@
         </w:rPr>
         <w:t>i</w:t>
       </w:r>
+      <w:proofErr w:type="spellEnd"/>
       <w:r>
         <w:t xml:space="preserve">(S)). </w:t>
       </w:r>
@@ -13180,6 +13947,7 @@
       <w:r>
         <w:t xml:space="preserve"> verdeutlicht die Bedeutung von (</w:t>
       </w:r>
+      <w:proofErr w:type="gramStart"/>
       <w:r>
         <w:rPr>
           <w:rFonts w:ascii="Cambria Math" w:hAnsi="Cambria Math" w:cs="Cambria Math"/>
@@ -13195,6 +13963,7 @@
         </w:rPr>
         <w:t>∘</w:t>
       </w:r>
+      <w:proofErr w:type="gramEnd"/>
       <w:r>
         <w:t>,e):</w:t>
       </w:r>
@@ -13348,7 +14117,15 @@
         <w:t>funktional miteinander verknüpft</w:t>
       </w:r>
       <w:r>
-        <w:t xml:space="preserve"> bleiben – genau wie im FRZK die Operatorenkomposition </w:t>
+        <w:t xml:space="preserve"> bleiben – genau wie im FRZK die </w:t>
+      </w:r>
+      <w:proofErr w:type="spellStart"/>
+      <w:r>
+        <w:t>Operatorenkomposition</w:t>
+      </w:r>
+      <w:proofErr w:type="spellEnd"/>
+      <w:r>
+        <w:t xml:space="preserve"> </w:t>
       </w:r>
       <w:r>
         <w:rPr>
@@ -13392,6 +14169,7 @@
       <w:r>
         <w:t>(</w:t>
       </w:r>
+      <w:proofErr w:type="gramStart"/>
       <w:r>
         <w:rPr>
           <w:rFonts w:ascii="Cambria Math" w:hAnsi="Cambria Math" w:cs="Cambria Math"/>
@@ -13407,6 +14185,7 @@
         </w:rPr>
         <w:t>∘</w:t>
       </w:r>
+      <w:proofErr w:type="gramEnd"/>
       <w:r>
         <w:t>,e)</w:t>
       </w:r>
@@ -13510,7 +14289,15 @@
           </w:tcPr>
           <w:p>
             <w:r>
-              <w:t>Algebraische Struktur (Monoid): Menge</w:t>
+              <w:t>Algebraische Struktur (</w:t>
+            </w:r>
+            <w:proofErr w:type="spellStart"/>
+            <w:r>
+              <w:t>Monoid</w:t>
+            </w:r>
+            <w:proofErr w:type="spellEnd"/>
+            <w:r>
+              <w:t>): Menge</w:t>
             </w:r>
             <w:r>
               <w:t xml:space="preserve"> </w:t>
@@ -13961,7 +14748,15 @@
     </w:p>
     <w:p>
       <w:r>
-        <w:t xml:space="preserve">Mathematisch beschreibt dies, dass der Operatorenraum </w:t>
+        <w:t xml:space="preserve">Mathematisch beschreibt dies, dass der </w:t>
+      </w:r>
+      <w:proofErr w:type="spellStart"/>
+      <w:r>
+        <w:t>Operatorenraum</w:t>
+      </w:r>
+      <w:proofErr w:type="spellEnd"/>
+      <w:r>
+        <w:t xml:space="preserve"> </w:t>
       </w:r>
       <w:r>
         <w:rPr>
@@ -14070,7 +14865,15 @@
         <w:t>strukturierten algebraischen Menge</w:t>
       </w:r>
       <w:r>
-        <w:t xml:space="preserve"> (einem Monoid oder einer Halbgruppe, je nach weiteren Bedingungen).</w:t>
+        <w:t xml:space="preserve"> (einem </w:t>
+      </w:r>
+      <w:proofErr w:type="spellStart"/>
+      <w:r>
+        <w:t>Monoid</w:t>
+      </w:r>
+      <w:proofErr w:type="spellEnd"/>
+      <w:r>
+        <w:t xml:space="preserve"> oder einer Halbgruppe, je nach weiteren Bedingungen).</w:t>
       </w:r>
     </w:p>
     <w:p>
@@ -14148,7 +14951,21 @@
         <w:rPr>
           <w:rStyle w:val="Fett"/>
         </w:rPr>
-        <w:t>Selbstkonsistenz des operatorischen Systems</w:t>
+        <w:t xml:space="preserve">Selbstkonsistenz des </w:t>
+      </w:r>
+      <w:proofErr w:type="spellStart"/>
+      <w:r>
+        <w:rPr>
+          <w:rStyle w:val="Fett"/>
+        </w:rPr>
+        <w:t>operatorischen</w:t>
+      </w:r>
+      <w:proofErr w:type="spellEnd"/>
+      <w:r>
+        <w:rPr>
+          <w:rStyle w:val="Fett"/>
+        </w:rPr>
+        <w:t xml:space="preserve"> Systems</w:t>
       </w:r>
       <w:r>
         <w:t>:</w:t>
@@ -14335,8 +15152,16 @@
         <w:rPr>
           <w:rStyle w:val="Hervorhebung"/>
         </w:rPr>
-        <w:t>Autopoiesis and Cognition</w:t>
-      </w:r>
+        <w:t xml:space="preserve">Autopoiesis and </w:t>
+      </w:r>
+      <w:proofErr w:type="spellStart"/>
+      <w:r>
+        <w:rPr>
+          <w:rStyle w:val="Hervorhebung"/>
+        </w:rPr>
+        <w:t>Cognition</w:t>
+      </w:r>
+      <w:proofErr w:type="spellEnd"/>
       <w:r>
         <w:t>).</w:t>
       </w:r>
@@ -14350,7 +15175,35 @@
         <w:rPr>
           <w:rStyle w:val="Hervorhebung"/>
         </w:rPr>
-        <w:t>„Différence opérante“</w:t>
+        <w:t>„</w:t>
+      </w:r>
+      <w:proofErr w:type="spellStart"/>
+      <w:r>
+        <w:rPr>
+          <w:rStyle w:val="Hervorhebung"/>
+        </w:rPr>
+        <w:t>Différence</w:t>
+      </w:r>
+      <w:proofErr w:type="spellEnd"/>
+      <w:r>
+        <w:rPr>
+          <w:rStyle w:val="Hervorhebung"/>
+        </w:rPr>
+        <w:t xml:space="preserve"> </w:t>
+      </w:r>
+      <w:proofErr w:type="spellStart"/>
+      <w:r>
+        <w:rPr>
+          <w:rStyle w:val="Hervorhebung"/>
+        </w:rPr>
+        <w:t>opérante</w:t>
+      </w:r>
+      <w:proofErr w:type="spellEnd"/>
+      <w:r>
+        <w:rPr>
+          <w:rStyle w:val="Hervorhebung"/>
+        </w:rPr>
+        <w:t>“</w:t>
       </w:r>
       <w:r>
         <w:t xml:space="preserve"> – Differenz, die sich durch eigene Wirksamkeit erhält.</w:t>
@@ -14488,6 +15341,7 @@
       <w:r>
         <w:t>o</w:t>
       </w:r>
+      <w:proofErr w:type="gramStart"/>
       <w:r>
         <w:rPr>
           <w:vertAlign w:val="subscript"/>
@@ -14495,7 +15349,11 @@
         <w:t>2</w:t>
       </w:r>
       <w:r>
-        <w:t>)(S)=o</w:t>
+        <w:t>)(</w:t>
+      </w:r>
+      <w:proofErr w:type="gramEnd"/>
+      <w:r>
+        <w:t>S)=o</w:t>
       </w:r>
       <w:r>
         <w:rPr>
@@ -14577,15 +15435,32 @@
       </w:r>
       <w:r>
         <w:br/>
-        <w:t xml:space="preserve">Die Integration verschiedener Denkakte (Wahrnehmen, Verstehen, Anwenden, Reflektieren) bildet eine </w:t>
-      </w:r>
-      <w:r>
-        <w:rPr>
-          <w:b/>
-          <w:bCs/>
-        </w:rPr>
-        <w:t>geschlossene Operatorenverkettung</w:t>
-      </w:r>
+        <w:t xml:space="preserve">Die Integration verschiedener </w:t>
+      </w:r>
+      <w:proofErr w:type="spellStart"/>
+      <w:r>
+        <w:t>Denkakte</w:t>
+      </w:r>
+      <w:proofErr w:type="spellEnd"/>
+      <w:r>
+        <w:t xml:space="preserve"> (Wahrnehmen, Verstehen, Anwenden, Reflektieren) bildet eine </w:t>
+      </w:r>
+      <w:r>
+        <w:rPr>
+          <w:b/>
+          <w:bCs/>
+        </w:rPr>
+        <w:t xml:space="preserve">geschlossene </w:t>
+      </w:r>
+      <w:proofErr w:type="spellStart"/>
+      <w:r>
+        <w:rPr>
+          <w:b/>
+          <w:bCs/>
+        </w:rPr>
+        <w:t>Operatorenverkettung</w:t>
+      </w:r>
+      <w:proofErr w:type="spellEnd"/>
       <w:r>
         <w:t xml:space="preserve"> innerhalb eines kohärenten Erkenntnisraums.</w:t>
       </w:r>
@@ -14627,6 +15502,7 @@
       <w:r>
         <w:t>o</w:t>
       </w:r>
+      <w:proofErr w:type="gramStart"/>
       <w:r>
         <w:rPr>
           <w:vertAlign w:val="subscript"/>
@@ -14636,6 +15512,7 @@
       <w:r>
         <w:t>,o</w:t>
       </w:r>
+      <w:proofErr w:type="gramEnd"/>
       <w:r>
         <w:rPr>
           <w:vertAlign w:val="subscript"/>
@@ -14725,8 +15602,17 @@
           <w:b/>
           <w:bCs/>
         </w:rPr>
-        <w:t>Abgeschlossenheit des Operatorensystems</w:t>
-      </w:r>
+        <w:t xml:space="preserve">Abgeschlossenheit des </w:t>
+      </w:r>
+      <w:proofErr w:type="spellStart"/>
+      <w:r>
+        <w:rPr>
+          <w:b/>
+          <w:bCs/>
+        </w:rPr>
+        <w:t>Operatorensystems</w:t>
+      </w:r>
+      <w:proofErr w:type="spellEnd"/>
       <w:r>
         <w:t xml:space="preserve"> – also die Bedingung, dass das System seine eigenen Operationen unbegrenzt kombinieren kann, ohne aus seinem Funktionsraum auszubrechen.</w:t>
       </w:r>
@@ -14817,7 +15703,15 @@
               <w:t>𝒪</w:t>
             </w:r>
             <w:r>
-              <w:t xml:space="preserve"> bildet eine algebraische Struktur (Monoid/Halbgruppe).</w:t>
+              <w:t xml:space="preserve"> bildet eine algebraische Struktur (</w:t>
+            </w:r>
+            <w:proofErr w:type="spellStart"/>
+            <w:r>
+              <w:t>Monoid</w:t>
+            </w:r>
+            <w:proofErr w:type="spellEnd"/>
+            <w:r>
+              <w:t>/Halbgruppe).</w:t>
             </w:r>
           </w:p>
         </w:tc>
@@ -14930,7 +15824,15 @@
     </w:p>
     <w:p>
       <w:r>
-        <w:t>Das System wird durch seine eigene Operatorik stabil, rekursiv und selbstreferenziell.</w:t>
+        <w:t xml:space="preserve">Das System wird durch seine eigene </w:t>
+      </w:r>
+      <w:proofErr w:type="spellStart"/>
+      <w:r>
+        <w:t>Operatorik</w:t>
+      </w:r>
+      <w:proofErr w:type="spellEnd"/>
+      <w:r>
+        <w:t xml:space="preserve"> stabil, rekursiv und selbstreferenziell.</w:t>
       </w:r>
       <w:r>
         <w:br/>
@@ -15537,7 +16439,15 @@
         <w:t>Halbgruppe</w:t>
       </w:r>
       <w:r>
-        <w:t xml:space="preserve"> bildet (Monoid, wenn ein neutrales Element e existiert; siehe Kap. 3.2.3.2).</w:t>
+        <w:t xml:space="preserve"> bildet (</w:t>
+      </w:r>
+      <w:proofErr w:type="spellStart"/>
+      <w:r>
+        <w:t>Monoid</w:t>
+      </w:r>
+      <w:proofErr w:type="spellEnd"/>
+      <w:r>
+        <w:t>, wenn ein neutrales Element e existiert; siehe Kap. 3.2.3.2).</w:t>
       </w:r>
     </w:p>
     <w:p>
@@ -15590,7 +16500,15 @@
         <w:pStyle w:val="StandardWeb"/>
       </w:pPr>
       <w:r>
-        <w:t xml:space="preserve">In Kapitel 3 wird gezeigt, dass der Operatorenraum </w:t>
+        <w:t xml:space="preserve">In Kapitel 3 wird gezeigt, dass der </w:t>
+      </w:r>
+      <w:proofErr w:type="spellStart"/>
+      <w:r>
+        <w:t>Operatorenraum</w:t>
+      </w:r>
+      <w:proofErr w:type="spellEnd"/>
+      <w:r>
+        <w:t xml:space="preserve"> </w:t>
       </w:r>
       <w:r>
         <w:rPr>
@@ -16620,7 +17538,15 @@
         <w:t>assoziative algebraische Struktur</w:t>
       </w:r>
       <w:r>
-        <w:t xml:space="preserve"> (mind. Halbgruppe, meist Monoid).</w:t>
+        <w:t xml:space="preserve"> (mind. Halbgruppe, meist </w:t>
+      </w:r>
+      <w:proofErr w:type="spellStart"/>
+      <w:r>
+        <w:t>Monoid</w:t>
+      </w:r>
+      <w:proofErr w:type="spellEnd"/>
+      <w:r>
+        <w:t>).</w:t>
       </w:r>
     </w:p>
     <w:p>
@@ -16653,6 +17579,7 @@
       <w:r>
         <w:t xml:space="preserve">Operationen sind </w:t>
       </w:r>
+      <w:proofErr w:type="spellStart"/>
       <w:r>
         <w:rPr>
           <w:b/>
@@ -16660,6 +17587,7 @@
         </w:rPr>
         <w:t>komponierbar</w:t>
       </w:r>
+      <w:proofErr w:type="spellEnd"/>
       <w:r>
         <w:t>, ohne dass die Struktur bricht.</w:t>
       </w:r>
@@ -16974,7 +17902,21 @@
         <w:rPr>
           <w:rStyle w:val="Hervorhebung"/>
         </w:rPr>
-        <w:t xml:space="preserve">, das für alle Operatoren </w:t>
+        <w:t xml:space="preserve">, </w:t>
+      </w:r>
+      <w:proofErr w:type="gramStart"/>
+      <w:r>
+        <w:rPr>
+          <w:rStyle w:val="Hervorhebung"/>
+        </w:rPr>
+        <w:t>das</w:t>
+      </w:r>
+      <w:proofErr w:type="gramEnd"/>
+      <w:r>
+        <w:rPr>
+          <w:rStyle w:val="Hervorhebung"/>
+        </w:rPr>
+        <w:t xml:space="preserve"> für alle Operatoren </w:t>
       </w:r>
       <w:r>
         <w:rPr>
@@ -17068,6 +18010,7 @@
         </w:rPr>
         <w:t>(</w:t>
       </w:r>
+      <w:proofErr w:type="gramStart"/>
       <w:r>
         <w:rPr>
           <w:rStyle w:val="katex-mathml"/>
@@ -17088,6 +18031,7 @@
         </w:rPr>
         <w:t>∘</w:t>
       </w:r>
+      <w:proofErr w:type="gramEnd"/>
       <w:r>
         <w:rPr>
           <w:rStyle w:val="katex-mathml"/>
@@ -17174,7 +18118,15 @@
         <w:t>e</w:t>
       </w:r>
       <w:r>
-        <w:t xml:space="preserve"> wird aus einer Halbgruppe ein Monoid. Lange Kompositionen haben eindeutige Repräsentanten, und Fixpunkte lassen sich formalisieren.</w:t>
+        <w:t xml:space="preserve"> wird aus einer Halbgruppe ein </w:t>
+      </w:r>
+      <w:proofErr w:type="spellStart"/>
+      <w:r>
+        <w:t>Monoid</w:t>
+      </w:r>
+      <w:proofErr w:type="spellEnd"/>
+      <w:r>
+        <w:t>. Lange Kompositionen haben eindeutige Repräsentanten, und Fixpunkte lassen sich formalisieren.</w:t>
       </w:r>
     </w:p>
     <w:p>
@@ -17222,9 +18174,11 @@
       <w:r>
         <w:t xml:space="preserve"> </w:t>
       </w:r>
+      <w:proofErr w:type="spellStart"/>
       <w:r>
         <w:t>e</w:t>
       </w:r>
+      <w:proofErr w:type="spellEnd"/>
       <w:r>
         <w:t xml:space="preserve"> steht für solche Operationen, die Beobachtung oder Meta-Reflexion ermöglichen ohne den inneren Zustand zu verändern — notwendig für selbstreferentielle Prüfung (vgl. Reflexivitätsaxiom in Kap. 3).</w:t>
       </w:r>
@@ -17754,7 +18708,15 @@
         <w:t>e</w:t>
       </w:r>
       <w:r>
-        <w:t xml:space="preserve"> ein Monoid; Kompositionen sind wohldefiniert und Fixpunktbetrachtungen möglich.</w:t>
+        <w:t xml:space="preserve"> ein </w:t>
+      </w:r>
+      <w:proofErr w:type="spellStart"/>
+      <w:r>
+        <w:t>Monoid</w:t>
+      </w:r>
+      <w:proofErr w:type="spellEnd"/>
+      <w:r>
+        <w:t>; Kompositionen sind wohldefiniert und Fixpunktbetrachtungen möglich.</w:t>
       </w:r>
     </w:p>
     <w:p>
@@ -17922,7 +18884,15 @@
         <w:pStyle w:val="Aufzhlung"/>
       </w:pPr>
       <w:r>
-        <w:t xml:space="preserve">der Einführung der Operatorenmenge </w:t>
+        <w:t xml:space="preserve">der Einführung der </w:t>
+      </w:r>
+      <w:proofErr w:type="spellStart"/>
+      <w:r>
+        <w:t>Operatorenmenge</w:t>
+      </w:r>
+      <w:proofErr w:type="spellEnd"/>
+      <w:r>
+        <w:t xml:space="preserve"> </w:t>
       </w:r>
       <w:r>
         <w:rPr>
@@ -17931,7 +18901,15 @@
         <w:t>𝒪</w:t>
       </w:r>
       <w:r>
-        <w:t xml:space="preserve"> als Monoid (Kap. 3, Abschnitte 3.1–3.3),</w:t>
+        <w:t xml:space="preserve"> als </w:t>
+      </w:r>
+      <w:proofErr w:type="spellStart"/>
+      <w:r>
+        <w:t>Monoid</w:t>
+      </w:r>
+      <w:proofErr w:type="spellEnd"/>
+      <w:r>
+        <w:t xml:space="preserve"> (Kap. 3, Abschnitte 3.1–3.3),</w:t>
       </w:r>
     </w:p>
     <w:p>
@@ -17941,6 +18919,7 @@
       <w:r>
         <w:t xml:space="preserve">der Definition der Operatoren als funktionale Übergänge </w:t>
       </w:r>
+      <w:proofErr w:type="spellStart"/>
       <w:r>
         <w:rPr>
           <w:rStyle w:val="katex-mathml"/>
@@ -17958,7 +18937,14 @@
         <w:rPr>
           <w:rStyle w:val="katex-mathml"/>
         </w:rPr>
-        <w:t>:S→S′</w:t>
+        <w:t>:S→S</w:t>
+      </w:r>
+      <w:proofErr w:type="spellEnd"/>
+      <w:r>
+        <w:rPr>
+          <w:rStyle w:val="katex-mathml"/>
+        </w:rPr>
+        <w:t>′</w:t>
       </w:r>
       <w:r>
         <w:t>,</w:t>
@@ -17969,7 +18955,15 @@
         <w:pStyle w:val="Aufzhlung"/>
       </w:pPr>
       <w:r>
-        <w:t xml:space="preserve">der in 3.7 eingeführten Operatorenkaskade, in der </w:t>
+        <w:t xml:space="preserve">der in 3.7 eingeführten </w:t>
+      </w:r>
+      <w:proofErr w:type="spellStart"/>
+      <w:r>
+        <w:t>Operatorenkaskade</w:t>
+      </w:r>
+      <w:proofErr w:type="spellEnd"/>
+      <w:r>
+        <w:t xml:space="preserve">, in der </w:t>
       </w:r>
       <w:r>
         <w:rPr>
@@ -18023,7 +19017,21 @@
         <w:rPr>
           <w:rStyle w:val="Fett"/>
         </w:rPr>
-        <w:t xml:space="preserve"> im funktionalen System existiert eine Spezifikation spec(o), die beschreibt, wie er wirkt – und diese Spezifikation reicht aus, um den Operator vollständig zu rekonstruieren.</w:t>
+        <w:t xml:space="preserve"> im funktionalen System existiert eine Spezifikation </w:t>
+      </w:r>
+      <w:proofErr w:type="spellStart"/>
+      <w:r>
+        <w:rPr>
+          <w:rStyle w:val="Fett"/>
+        </w:rPr>
+        <w:t>spec</w:t>
+      </w:r>
+      <w:proofErr w:type="spellEnd"/>
+      <w:r>
+        <w:rPr>
+          <w:rStyle w:val="Fett"/>
+        </w:rPr>
+        <w:t>(o), die beschreibt, wie er wirkt – und diese Spezifikation reicht aus, um den Operator vollständig zu rekonstruieren.</w:t>
       </w:r>
     </w:p>
     <w:p>
@@ -18181,15 +19189,31 @@
           <w:numId w:val="6"/>
         </w:numPr>
       </w:pPr>
+      <w:proofErr w:type="spellStart"/>
       <w:r>
         <w:rPr>
           <w:rStyle w:val="Fett"/>
         </w:rPr>
-        <w:t>Minimalitätsbedingung:</w:t>
+        <w:t>Minimalitätsbedingung</w:t>
+      </w:r>
+      <w:proofErr w:type="spellEnd"/>
+      <w:r>
+        <w:rPr>
+          <w:rStyle w:val="Fett"/>
+        </w:rPr>
+        <w:t>:</w:t>
       </w:r>
       <w:r>
         <w:br/>
-        <w:t xml:space="preserve">Die Spezifikation spec(o) ist </w:t>
+        <w:t xml:space="preserve">Die Spezifikation </w:t>
+      </w:r>
+      <w:proofErr w:type="spellStart"/>
+      <w:r>
+        <w:t>spec</w:t>
+      </w:r>
+      <w:proofErr w:type="spellEnd"/>
+      <w:r>
+        <w:t xml:space="preserve">(o) ist </w:t>
       </w:r>
       <w:r>
         <w:rPr>
@@ -18291,12 +19315,14 @@
       <w:r>
         <w:t xml:space="preserve">Der Operator ist Teil der </w:t>
       </w:r>
+      <w:proofErr w:type="spellStart"/>
       <w:r>
         <w:rPr>
           <w:rStyle w:val="Fett"/>
         </w:rPr>
         <w:t>Operatorenkaskade</w:t>
       </w:r>
+      <w:proofErr w:type="spellEnd"/>
       <w:r>
         <w:t>.</w:t>
       </w:r>
@@ -18384,6 +19410,7 @@
       <w:r>
         <w:t>o</w:t>
       </w:r>
+      <w:proofErr w:type="gramStart"/>
       <w:r>
         <w:rPr>
           <w:vertAlign w:val="subscript"/>
@@ -18393,6 +19420,7 @@
       <w:r>
         <w:t>:S</w:t>
       </w:r>
+      <w:proofErr w:type="gramEnd"/>
       <w:r>
         <w:rPr>
           <w:vertAlign w:val="subscript"/>
@@ -18585,7 +19613,15 @@
     </w:p>
     <w:p>
       <w:r>
-        <w:t>Wenn spec(o₁) bekannt ist, ist o₁ vollständig rekonstruierbar:</w:t>
+        <w:t xml:space="preserve">Wenn </w:t>
+      </w:r>
+      <w:proofErr w:type="spellStart"/>
+      <w:r>
+        <w:t>spec</w:t>
+      </w:r>
+      <w:proofErr w:type="spellEnd"/>
+      <w:r>
+        <w:t>(o₁) bekannt ist, ist o₁ vollständig rekonstruierbar:</w:t>
       </w:r>
     </w:p>
     <w:p>
@@ -18659,8 +19695,13 @@
       <w:pPr>
         <w:pStyle w:val="Aufzhlung"/>
       </w:pPr>
-      <w:r>
-        <w:t>spec(o) beschreibt:</w:t>
+      <w:proofErr w:type="spellStart"/>
+      <w:r>
+        <w:t>spec</w:t>
+      </w:r>
+      <w:proofErr w:type="spellEnd"/>
+      <w:r>
+        <w:t>(o) beschreibt:</w:t>
       </w:r>
       <w:r>
         <w:br/>
@@ -18980,6 +20021,7 @@
           <w:numId w:val="7"/>
         </w:numPr>
       </w:pPr>
+      <w:proofErr w:type="spellStart"/>
       <w:r>
         <w:rPr>
           <w:b/>
@@ -18995,6 +20037,7 @@
         </w:rPr>
         <w:t>sym</w:t>
       </w:r>
+      <w:proofErr w:type="spellEnd"/>
       <w:r>
         <w:t xml:space="preserve"> – die symbolische/operationale Schicht</w:t>
       </w:r>
@@ -19007,6 +20050,7 @@
           <w:numId w:val="7"/>
         </w:numPr>
       </w:pPr>
+      <w:proofErr w:type="spellStart"/>
       <w:r>
         <w:rPr>
           <w:b/>
@@ -19023,6 +20067,7 @@
         </w:rPr>
         <w:t>cont</w:t>
       </w:r>
+      <w:proofErr w:type="spellEnd"/>
       <w:r>
         <w:t xml:space="preserve"> – die kontinuierlich-relationale Schicht</w:t>
       </w:r>
@@ -19035,6 +20080,7 @@
           <w:numId w:val="7"/>
         </w:numPr>
       </w:pPr>
+      <w:proofErr w:type="spellStart"/>
       <w:r>
         <w:rPr>
           <w:b/>
@@ -19050,13 +20096,22 @@
         </w:rPr>
         <w:t>meta</w:t>
       </w:r>
+      <w:proofErr w:type="spellEnd"/>
       <w:r>
         <w:t xml:space="preserve"> – die metareflexive Schicht</w:t>
       </w:r>
     </w:p>
     <w:p>
       <w:r>
-        <w:t xml:space="preserve">Diese Unterräume entstehen nicht ontologisch, sondern durch die iterative Wirkungsweise der Operatorenmenge </w:t>
+        <w:t xml:space="preserve">Diese Unterräume entstehen nicht ontologisch, sondern durch die iterative Wirkungsweise der </w:t>
+      </w:r>
+      <w:proofErr w:type="spellStart"/>
+      <w:r>
+        <w:t>Operatorenmenge</w:t>
+      </w:r>
+      <w:proofErr w:type="spellEnd"/>
+      <w:r>
+        <w:t xml:space="preserve"> </w:t>
       </w:r>
       <w:r>
         <w:rPr>
@@ -19086,7 +20141,15 @@
       </w:r>
       <w:r>
         <w:br/>
-        <w:t>(diskrete Unterscheidungen, Zuweisungen, Operatorenwirkung)</w:t>
+        <w:t xml:space="preserve">(diskrete Unterscheidungen, Zuweisungen, </w:t>
+      </w:r>
+      <w:proofErr w:type="spellStart"/>
+      <w:r>
+        <w:t>Operatorenwirkung</w:t>
+      </w:r>
+      <w:proofErr w:type="spellEnd"/>
+      <w:r>
+        <w:t>)</w:t>
       </w:r>
     </w:p>
     <w:p>
@@ -19133,7 +20196,15 @@
         <w:t>strukturierte innere Architektur</w:t>
       </w:r>
       <w:r>
-        <w:t>, die der in Kapitel 3 beschriebenen Emergenzlogik entspricht.</w:t>
+        <w:t xml:space="preserve">, die der in Kapitel 3 beschriebenen </w:t>
+      </w:r>
+      <w:proofErr w:type="spellStart"/>
+      <w:r>
+        <w:t>Emergenzlogik</w:t>
+      </w:r>
+      <w:proofErr w:type="spellEnd"/>
+      <w:r>
+        <w:t xml:space="preserve"> entspricht.</w:t>
       </w:r>
     </w:p>
     <w:p>
@@ -19227,7 +20298,17 @@
           <w:sz w:val="27"/>
           <w:szCs w:val="27"/>
         </w:rPr>
-        <w:t>(1) S</w:t>
+        <w:t xml:space="preserve">(1) </w:t>
+      </w:r>
+      <w:proofErr w:type="spellStart"/>
+      <w:r>
+        <w:rPr>
+          <w:b/>
+          <w:bCs/>
+          <w:sz w:val="27"/>
+          <w:szCs w:val="27"/>
+        </w:rPr>
+        <w:t>S</w:t>
       </w:r>
       <w:r>
         <w:rPr>
@@ -19239,6 +20320,7 @@
         </w:rPr>
         <w:t>sym</w:t>
       </w:r>
+      <w:proofErr w:type="spellEnd"/>
       <w:r>
         <w:rPr>
           <w:b/>
@@ -19255,7 +20337,15 @@
       </w:r>
       <w:r>
         <w:br/>
-        <w:t>Dies ist die Ebene der diskreten Operatorenwirkungen:</w:t>
+        <w:t xml:space="preserve">Dies ist die Ebene der diskreten </w:t>
+      </w:r>
+      <w:proofErr w:type="spellStart"/>
+      <w:r>
+        <w:t>Operatorenwirkungen</w:t>
+      </w:r>
+      <w:proofErr w:type="spellEnd"/>
+      <w:r>
+        <w:t>:</w:t>
       </w:r>
     </w:p>
     <w:p>
@@ -19279,7 +20369,11 @@
         <w:pStyle w:val="Aufzhlung"/>
       </w:pPr>
       <w:r>
-        <w:t>funktionale Übergänge o</w:t>
+        <w:t xml:space="preserve">funktionale Übergänge </w:t>
+      </w:r>
+      <w:proofErr w:type="spellStart"/>
+      <w:r>
+        <w:t>o</w:t>
       </w:r>
       <w:r>
         <w:rPr>
@@ -19288,7 +20382,11 @@
         <w:t>i</w:t>
       </w:r>
       <w:r>
-        <w:t>:S→S′</w:t>
+        <w:t>:S→S</w:t>
+      </w:r>
+      <w:proofErr w:type="spellEnd"/>
+      <w:r>
+        <w:t>′</w:t>
       </w:r>
     </w:p>
     <w:p>
@@ -19330,7 +20428,17 @@
           <w:sz w:val="27"/>
           <w:szCs w:val="27"/>
         </w:rPr>
-        <w:t>(2) S</w:t>
+        <w:t xml:space="preserve">(2) </w:t>
+      </w:r>
+      <w:proofErr w:type="spellStart"/>
+      <w:r>
+        <w:rPr>
+          <w:b/>
+          <w:bCs/>
+          <w:sz w:val="27"/>
+          <w:szCs w:val="27"/>
+        </w:rPr>
+        <w:t>S</w:t>
       </w:r>
       <w:r>
         <w:rPr>
@@ -19342,6 +20450,7 @@
         </w:rPr>
         <w:t>cont</w:t>
       </w:r>
+      <w:proofErr w:type="spellEnd"/>
       <w:r>
         <w:rPr>
           <w:b/>
@@ -19399,8 +20508,13 @@
       <w:pPr>
         <w:pStyle w:val="Aufzhlung"/>
       </w:pPr>
-      <w:r>
-        <w:t>Brane-Strukturen</w:t>
+      <w:proofErr w:type="spellStart"/>
+      <w:r>
+        <w:t>Brane</w:t>
+      </w:r>
+      <w:proofErr w:type="spellEnd"/>
+      <w:r>
+        <w:t>-Strukturen</w:t>
       </w:r>
     </w:p>
     <w:p>
@@ -19421,10 +20535,27 @@
           <w:b/>
           <w:bCs/>
         </w:rPr>
-        <w:t>Feld- und Metrikgenese</w:t>
-      </w:r>
-      <w:r>
-        <w:t>, also der Transformation diskreter Operatorenfolgen in kontinuierliche Raum-Zeit-Strukturen.</w:t>
+        <w:t xml:space="preserve">Feld- und </w:t>
+      </w:r>
+      <w:proofErr w:type="spellStart"/>
+      <w:r>
+        <w:rPr>
+          <w:b/>
+          <w:bCs/>
+        </w:rPr>
+        <w:t>Metrikgenese</w:t>
+      </w:r>
+      <w:proofErr w:type="spellEnd"/>
+      <w:r>
+        <w:t xml:space="preserve">, also der Transformation diskreter </w:t>
+      </w:r>
+      <w:proofErr w:type="spellStart"/>
+      <w:r>
+        <w:t>Operatorenfolgen</w:t>
+      </w:r>
+      <w:proofErr w:type="spellEnd"/>
+      <w:r>
+        <w:t xml:space="preserve"> in kontinuierliche Raum-Zeit-Strukturen.</w:t>
       </w:r>
     </w:p>
     <w:p>
@@ -19459,7 +20590,17 @@
           <w:sz w:val="27"/>
           <w:szCs w:val="27"/>
         </w:rPr>
-        <w:t>(3) S</w:t>
+        <w:t xml:space="preserve">(3) </w:t>
+      </w:r>
+      <w:proofErr w:type="spellStart"/>
+      <w:r>
+        <w:rPr>
+          <w:b/>
+          <w:bCs/>
+          <w:sz w:val="27"/>
+          <w:szCs w:val="27"/>
+        </w:rPr>
+        <w:t>S</w:t>
       </w:r>
       <w:r>
         <w:rPr>
@@ -19471,6 +20612,7 @@
         </w:rPr>
         <w:t>meta</w:t>
       </w:r>
+      <w:proofErr w:type="spellEnd"/>
       <w:r>
         <w:rPr>
           <w:b/>
@@ -19528,9 +20670,11 @@
       <w:pPr>
         <w:pStyle w:val="Aufzhlung"/>
       </w:pPr>
+      <w:proofErr w:type="spellStart"/>
       <w:r>
         <w:t>Operatorenmodifikation</w:t>
       </w:r>
+      <w:proofErr w:type="spellEnd"/>
     </w:p>
     <w:p>
       <w:r>
@@ -19588,12 +20732,26 @@
         <w:rPr>
           <w:rFonts w:ascii="Times New Roman" w:hAnsi="Times New Roman"/>
         </w:rPr>
-        <w:t>Nehmen wir eine einfache Operatorenkaskade:</w:t>
-      </w:r>
+        <w:t xml:space="preserve">Nehmen wir eine einfache </w:t>
+      </w:r>
+      <w:proofErr w:type="spellStart"/>
       <w:r>
         <w:rPr>
           <w:rFonts w:ascii="Times New Roman" w:hAnsi="Times New Roman"/>
         </w:rPr>
+        <w:t>Operatorenkaskade</w:t>
+      </w:r>
+      <w:proofErr w:type="spellEnd"/>
+      <w:r>
+        <w:rPr>
+          <w:rFonts w:ascii="Times New Roman" w:hAnsi="Times New Roman"/>
+        </w:rPr>
+        <w:t>:</w:t>
+      </w:r>
+      <w:r>
+        <w:rPr>
+          <w:rFonts w:ascii="Times New Roman" w:hAnsi="Times New Roman"/>
+        </w:rPr>
         <w:t xml:space="preserve"> </w:t>
       </w:r>
       <w:r>
@@ -19602,6 +20760,7 @@
         </w:rPr>
         <w:t>o</w:t>
       </w:r>
+      <w:proofErr w:type="gramStart"/>
       <w:r>
         <w:rPr>
           <w:rFonts w:ascii="Times New Roman" w:hAnsi="Times New Roman"/>
@@ -19615,6 +20774,7 @@
         </w:rPr>
         <w:t>:S</w:t>
       </w:r>
+      <w:proofErr w:type="gramEnd"/>
       <w:r>
         <w:rPr>
           <w:rFonts w:ascii="Times New Roman" w:hAnsi="Times New Roman"/>
@@ -19709,7 +20869,17 @@
           <w:sz w:val="27"/>
           <w:szCs w:val="27"/>
         </w:rPr>
-        <w:t>Symbolische Ebene (S</w:t>
+        <w:t>Symbolische Ebene (</w:t>
+      </w:r>
+      <w:proofErr w:type="spellStart"/>
+      <w:r>
+        <w:rPr>
+          <w:b/>
+          <w:bCs/>
+          <w:sz w:val="27"/>
+          <w:szCs w:val="27"/>
+        </w:rPr>
+        <w:t>S</w:t>
       </w:r>
       <w:r>
         <w:rPr>
@@ -19721,6 +20891,7 @@
         </w:rPr>
         <w:t>sym</w:t>
       </w:r>
+      <w:proofErr w:type="spellEnd"/>
       <w:r>
         <w:rPr>
           <w:b/>
@@ -19752,6 +20923,7 @@
       <w:r>
         <w:t>S</w:t>
       </w:r>
+      <w:proofErr w:type="gramStart"/>
       <w:r>
         <w:rPr>
           <w:vertAlign w:val="subscript"/>
@@ -19761,6 +20933,7 @@
       <w:r>
         <w:t>,S</w:t>
       </w:r>
+      <w:proofErr w:type="gramEnd"/>
       <w:r>
         <w:rPr>
           <w:vertAlign w:val="subscript"/>
@@ -19803,7 +20976,17 @@
           <w:sz w:val="27"/>
           <w:szCs w:val="27"/>
         </w:rPr>
-        <w:t>Kontinuierliche Ebene (S</w:t>
+        <w:t>Kontinuierliche Ebene (</w:t>
+      </w:r>
+      <w:proofErr w:type="spellStart"/>
+      <w:r>
+        <w:rPr>
+          <w:b/>
+          <w:bCs/>
+          <w:sz w:val="27"/>
+          <w:szCs w:val="27"/>
+        </w:rPr>
+        <w:t>S</w:t>
       </w:r>
       <w:r>
         <w:rPr>
@@ -19815,6 +20998,7 @@
         </w:rPr>
         <w:t>cont</w:t>
       </w:r>
+      <w:proofErr w:type="spellEnd"/>
       <w:r>
         <w:rPr>
           <w:b/>
@@ -19844,7 +21028,12 @@
         <w:pStyle w:val="Aufzhlung"/>
       </w:pPr>
       <w:r>
-        <w:t>eine Metrik d(S</w:t>
+        <w:t>eine Metrik d(</w:t>
+      </w:r>
+      <w:proofErr w:type="spellStart"/>
+      <w:proofErr w:type="gramStart"/>
+      <w:r>
+        <w:t>S</w:t>
       </w:r>
       <w:r>
         <w:rPr>
@@ -19861,6 +21050,8 @@
         </w:rPr>
         <w:t>j</w:t>
       </w:r>
+      <w:proofErr w:type="spellEnd"/>
+      <w:proofErr w:type="gramEnd"/>
       <w:r>
         <w:t>)</w:t>
       </w:r>
@@ -19878,7 +21069,15 @@
         <w:pStyle w:val="Aufzhlung"/>
       </w:pPr>
       <w:r>
-        <w:t>geometrische Struktur (Kap. 3.5: Branes, Distanzen)</w:t>
+        <w:t xml:space="preserve">geometrische Struktur (Kap. 3.5: </w:t>
+      </w:r>
+      <w:proofErr w:type="spellStart"/>
+      <w:r>
+        <w:t>Branes</w:t>
+      </w:r>
+      <w:proofErr w:type="spellEnd"/>
+      <w:r>
+        <w:t>, Distanzen)</w:t>
       </w:r>
     </w:p>
     <w:p>
@@ -19939,7 +21138,17 @@
           <w:sz w:val="27"/>
           <w:szCs w:val="27"/>
         </w:rPr>
-        <w:t>Metareflexive Ebene (S</w:t>
+        <w:t>Metareflexive Ebene (</w:t>
+      </w:r>
+      <w:proofErr w:type="spellStart"/>
+      <w:r>
+        <w:rPr>
+          <w:b/>
+          <w:bCs/>
+          <w:sz w:val="27"/>
+          <w:szCs w:val="27"/>
+        </w:rPr>
+        <w:t>S</w:t>
       </w:r>
       <w:r>
         <w:rPr>
@@ -19951,6 +21160,7 @@
         </w:rPr>
         <w:t>meta</w:t>
       </w:r>
+      <w:proofErr w:type="spellEnd"/>
       <w:r>
         <w:rPr>
           <w:b/>
@@ -19996,7 +21206,11 @@
         <w:pStyle w:val="Aufzhlung"/>
       </w:pPr>
       <w:r>
-        <w:t>Beobachter-Operator o</w:t>
+        <w:t xml:space="preserve">Beobachter-Operator </w:t>
+      </w:r>
+      <w:proofErr w:type="spellStart"/>
+      <w:r>
+        <w:t>o</w:t>
       </w:r>
       <w:r>
         <w:rPr>
@@ -20004,6 +21218,7 @@
         </w:rPr>
         <w:t>R</w:t>
       </w:r>
+      <w:proofErr w:type="spellEnd"/>
       <w:r>
         <w:t xml:space="preserve"> </w:t>
       </w:r>
@@ -20221,7 +21436,21 @@
         <w:rPr>
           <w:rStyle w:val="ZahlenlisteZchn"/>
         </w:rPr>
-        <w:t>kontinuierliche Feld- und Metrikstrukturen,</w:t>
+        <w:t xml:space="preserve">kontinuierliche Feld- und </w:t>
+      </w:r>
+      <w:proofErr w:type="spellStart"/>
+      <w:r>
+        <w:rPr>
+          <w:rStyle w:val="ZahlenlisteZchn"/>
+        </w:rPr>
+        <w:t>Metrikstrukturen</w:t>
+      </w:r>
+      <w:proofErr w:type="spellEnd"/>
+      <w:r>
+        <w:rPr>
+          <w:rStyle w:val="ZahlenlisteZchn"/>
+        </w:rPr>
+        <w:t>,</w:t>
       </w:r>
     </w:p>
     <w:p>
@@ -20310,7 +21539,15 @@
         <w:pStyle w:val="Aufzhlung"/>
       </w:pPr>
       <w:r>
-        <w:t xml:space="preserve">sondern funktional erzeugt durch die Wirkweise der Operatorenmenge </w:t>
+        <w:t xml:space="preserve">sondern funktional erzeugt durch die Wirkweise der </w:t>
+      </w:r>
+      <w:proofErr w:type="spellStart"/>
+      <w:r>
+        <w:t>Operatorenmenge</w:t>
+      </w:r>
+      <w:proofErr w:type="spellEnd"/>
+      <w:r>
+        <w:t xml:space="preserve"> </w:t>
       </w:r>
       <w:r>
         <w:rPr>
@@ -20539,6 +21776,7 @@
       <w:pPr>
         <w:pStyle w:val="Aufzhlung"/>
       </w:pPr>
+      <w:proofErr w:type="spellStart"/>
       <w:r>
         <w:lastRenderedPageBreak/>
         <w:t>S</w:t>
@@ -20549,6 +21787,7 @@
         </w:rPr>
         <w:t>sym</w:t>
       </w:r>
+      <w:proofErr w:type="spellEnd"/>
       <w:r>
         <w:t xml:space="preserve">: </w:t>
       </w:r>
@@ -20567,6 +21806,7 @@
       <w:pPr>
         <w:pStyle w:val="Aufzhlung"/>
       </w:pPr>
+      <w:proofErr w:type="spellStart"/>
       <w:r>
         <w:t>S</w:t>
       </w:r>
@@ -20576,6 +21816,7 @@
         </w:rPr>
         <w:t>cont</w:t>
       </w:r>
+      <w:proofErr w:type="spellEnd"/>
       <w:r>
         <w:t xml:space="preserve">: </w:t>
       </w:r>
@@ -20594,6 +21835,7 @@
       <w:pPr>
         <w:pStyle w:val="Aufzhlung"/>
       </w:pPr>
+      <w:proofErr w:type="spellStart"/>
       <w:r>
         <w:t>S</w:t>
       </w:r>
@@ -20603,6 +21845,7 @@
         </w:rPr>
         <w:t>meta</w:t>
       </w:r>
+      <w:proofErr w:type="spellEnd"/>
       <w:r>
         <w:t xml:space="preserve">: </w:t>
       </w:r>
@@ -20694,7 +21937,15 @@
         <w:t>funktionale Spezifikation</w:t>
       </w:r>
       <w:r>
-        <w:t xml:space="preserve"> (spec(φ)) diese Transformation trägt.</w:t>
+        <w:t xml:space="preserve"> (</w:t>
+      </w:r>
+      <w:proofErr w:type="spellStart"/>
+      <w:r>
+        <w:t>spec</w:t>
+      </w:r>
+      <w:proofErr w:type="spellEnd"/>
+      <w:r>
+        <w:t>(φ)) diese Transformation trägt.</w:t>
       </w:r>
     </w:p>
     <w:p>
@@ -20894,12 +22145,21 @@
         <w:br/>
         <w:t xml:space="preserve">Die Abbildung muss so beschaffen sein, dass Operatoren der Quellschicht und Zielschicht </w:t>
       </w:r>
-      <w:r>
-        <w:rPr>
-          <w:b/>
-          <w:bCs/>
-        </w:rPr>
-        <w:t>funktoriell kompatibel</w:t>
+      <w:proofErr w:type="spellStart"/>
+      <w:r>
+        <w:rPr>
+          <w:b/>
+          <w:bCs/>
+        </w:rPr>
+        <w:t>funktoriell</w:t>
+      </w:r>
+      <w:proofErr w:type="spellEnd"/>
+      <w:r>
+        <w:rPr>
+          <w:b/>
+          <w:bCs/>
+        </w:rPr>
+        <w:t xml:space="preserve"> kompatibel</w:t>
       </w:r>
       <w:r>
         <w:t xml:space="preserve"> bleiben.</w:t>
@@ -21061,7 +22321,11 @@
         <w:pStyle w:val="Aufzhlung"/>
       </w:pPr>
       <w:r>
-        <w:t>In S</w:t>
+        <w:t xml:space="preserve">In </w:t>
+      </w:r>
+      <w:proofErr w:type="spellStart"/>
+      <w:r>
+        <w:t>S</w:t>
       </w:r>
       <w:r>
         <w:rPr>
@@ -21069,6 +22333,7 @@
         </w:rPr>
         <w:t>sym</w:t>
       </w:r>
+      <w:proofErr w:type="spellEnd"/>
       <w:r>
         <w:t xml:space="preserve"> liegen diskrete Zustände vor, erzeugt durch Operatoren (Unterscheidungen, Zuweisungen, kategoriale Markierungen).</w:t>
       </w:r>
@@ -21162,7 +22427,15 @@
         <w:pStyle w:val="Aufzhlung"/>
       </w:pPr>
       <w:r>
-        <w:t>Die Spezifikation spec(φ) beschreibt, wie aus wiederholten Operationen ein Feld generiert wird.</w:t>
+        <w:t xml:space="preserve">Die Spezifikation </w:t>
+      </w:r>
+      <w:proofErr w:type="spellStart"/>
+      <w:r>
+        <w:t>spec</w:t>
+      </w:r>
+      <w:proofErr w:type="spellEnd"/>
+      <w:r>
+        <w:t>(φ) beschreibt, wie aus wiederholten Operationen ein Feld generiert wird.</w:t>
       </w:r>
     </w:p>
     <w:p>
@@ -21689,6 +22962,7 @@
       <w:pPr>
         <w:pStyle w:val="Aufzhlung"/>
       </w:pPr>
+      <w:proofErr w:type="spellStart"/>
       <w:r>
         <w:t>h</w:t>
       </w:r>
@@ -21699,7 +22973,11 @@
         <w:t>∘</w:t>
       </w:r>
       <w:r>
-        <w:t xml:space="preserve">φ: das von φ </w:t>
+        <w:t>φ</w:t>
+      </w:r>
+      <w:proofErr w:type="spellEnd"/>
+      <w:r>
+        <w:t xml:space="preserve">: das von φ </w:t>
       </w:r>
       <w:r>
         <w:rPr>
@@ -21727,16 +23005,26 @@
       <w:pPr>
         <w:pStyle w:val="Aufzhlung"/>
       </w:pPr>
-      <w:r>
-        <w:t>Dφ(s): die funktionale Ableitung (Jacobi-Operator) der Schichtabbildung</w:t>
+      <w:proofErr w:type="spellStart"/>
+      <w:r>
+        <w:t>Dφ</w:t>
+      </w:r>
+      <w:proofErr w:type="spellEnd"/>
+      <w:r>
+        <w:t>(s): die funktionale Ableitung (Jacobi-Operator) der Schichtabbildung</w:t>
       </w:r>
     </w:p>
     <w:p>
       <w:pPr>
         <w:pStyle w:val="Aufzhlung"/>
       </w:pPr>
-      <w:r>
-        <w:t>Dφ(s)</w:t>
+      <w:proofErr w:type="spellStart"/>
+      <w:r>
+        <w:t>Dφ</w:t>
+      </w:r>
+      <w:proofErr w:type="spellEnd"/>
+      <w:r>
+        <w:t>(s)</w:t>
       </w:r>
       <w:r>
         <w:rPr>
@@ -21811,7 +23099,15 @@
         <w:t>nicht vorausgesetzt</w:t>
       </w:r>
       <w:r>
-        <w:t>, sondern aus wiederholten Operatorenwirkungen. Die Gleichung hat deswegen folgende Bedeutung:</w:t>
+        <w:t xml:space="preserve">, sondern aus wiederholten </w:t>
+      </w:r>
+      <w:proofErr w:type="spellStart"/>
+      <w:r>
+        <w:t>Operatorenwirkungen</w:t>
+      </w:r>
+      <w:proofErr w:type="spellEnd"/>
+      <w:r>
+        <w:t>. Die Gleichung hat deswegen folgende Bedeutung:</w:t>
       </w:r>
     </w:p>
     <w:p>
@@ -21830,8 +23126,39 @@
           <w:sz w:val="27"/>
           <w:szCs w:val="27"/>
         </w:rPr>
-        <w:t>(1) Operatorische Funktorialität</w:t>
-      </w:r>
+        <w:t xml:space="preserve">(1) </w:t>
+      </w:r>
+      <w:proofErr w:type="spellStart"/>
+      <w:r>
+        <w:rPr>
+          <w:b/>
+          <w:bCs/>
+          <w:sz w:val="27"/>
+          <w:szCs w:val="27"/>
+        </w:rPr>
+        <w:t>Operatorische</w:t>
+      </w:r>
+      <w:proofErr w:type="spellEnd"/>
+      <w:r>
+        <w:rPr>
+          <w:b/>
+          <w:bCs/>
+          <w:sz w:val="27"/>
+          <w:szCs w:val="27"/>
+        </w:rPr>
+        <w:t xml:space="preserve"> </w:t>
+      </w:r>
+      <w:proofErr w:type="spellStart"/>
+      <w:r>
+        <w:rPr>
+          <w:b/>
+          <w:bCs/>
+          <w:sz w:val="27"/>
+          <w:szCs w:val="27"/>
+        </w:rPr>
+        <w:t>Funktorialität</w:t>
+      </w:r>
+      <w:proofErr w:type="spellEnd"/>
     </w:p>
     <w:p>
       <w:r>
@@ -21853,13 +23180,21 @@
         <w:t>(β)</w:t>
       </w:r>
       <w:r>
-        <w:t xml:space="preserve"> übersetzt – und der Gradient reagiert darauf funkto</w:t>
+        <w:t xml:space="preserve"> übersetzt – und der Gradient reagiert darauf </w:t>
+      </w:r>
+      <w:proofErr w:type="spellStart"/>
+      <w:r>
+        <w:t>funkto</w:t>
       </w:r>
       <w:r>
         <w:t>r</w:t>
       </w:r>
       <w:r>
-        <w:t>iell korrekt.</w:t>
+        <w:t>iell</w:t>
+      </w:r>
+      <w:proofErr w:type="spellEnd"/>
+      <w:r>
+        <w:t xml:space="preserve"> korrekt.</w:t>
       </w:r>
     </w:p>
     <w:p>
@@ -21981,7 +23316,15 @@
     </w:p>
     <w:p>
       <w:r>
-        <w:t>Die Ableitung Dφ ist kein geometrisches oder physikalisches Objekt,</w:t>
+        <w:t xml:space="preserve">Die Ableitung </w:t>
+      </w:r>
+      <w:proofErr w:type="spellStart"/>
+      <w:r>
+        <w:t>Dφ</w:t>
+      </w:r>
+      <w:proofErr w:type="spellEnd"/>
+      <w:r>
+        <w:t xml:space="preserve"> ist kein geometrisches oder physikalisches Objekt,</w:t>
       </w:r>
       <w:r>
         <w:t xml:space="preserve"> </w:t>
@@ -21997,7 +23340,11 @@
         <w:t>emergent</w:t>
       </w:r>
       <w:r>
-        <w:t xml:space="preserve"> aus den stetigen Relationen S</w:t>
+        <w:t xml:space="preserve"> aus den stetigen Relationen </w:t>
+      </w:r>
+      <w:proofErr w:type="spellStart"/>
+      <w:r>
+        <w:t>S</w:t>
       </w:r>
       <w:r>
         <w:rPr>
@@ -22005,6 +23352,7 @@
         </w:rPr>
         <w:t>cont</w:t>
       </w:r>
+      <w:proofErr w:type="spellEnd"/>
       <w:r>
         <w:t>.</w:t>
       </w:r>
@@ -22129,6 +23477,7 @@
       <w:r>
         <w:t xml:space="preserve"> </w:t>
       </w:r>
+      <w:proofErr w:type="gramStart"/>
       <w:r>
         <w:t>φ:S</w:t>
       </w:r>
@@ -22138,6 +23487,7 @@
         </w:rPr>
         <w:t>sym</w:t>
       </w:r>
+      <w:proofErr w:type="gramEnd"/>
       <w:r>
         <w:t>→S</w:t>
       </w:r>
@@ -22207,7 +23557,11 @@
     </w:p>
     <w:p>
       <w:r>
-        <w:t>Ein symbolischer Zustand s</w:t>
+        <w:t xml:space="preserve">Ein symbolischer Zustand </w:t>
+      </w:r>
+      <w:proofErr w:type="spellStart"/>
+      <w:r>
+        <w:t>s</w:t>
       </w:r>
       <w:r>
         <w:rPr>
@@ -22224,6 +23578,7 @@
         </w:rPr>
         <w:t>sym</w:t>
       </w:r>
+      <w:proofErr w:type="spellEnd"/>
       <w:r>
         <w:t xml:space="preserve"> wird durch φ(s) zu einem Punkt im semantischen Kontinuum.</w:t>
       </w:r>
@@ -22596,12 +23951,21 @@
       <w:r>
         <w:br/>
       </w:r>
-      <w:r>
-        <w:rPr>
-          <w:b/>
-          <w:bCs/>
-        </w:rPr>
-        <w:t>Operatorische Aktion → Feldwirkung → Rückprojektion → Rekonstruktion.</w:t>
+      <w:proofErr w:type="spellStart"/>
+      <w:r>
+        <w:rPr>
+          <w:b/>
+          <w:bCs/>
+        </w:rPr>
+        <w:t>Operatorische</w:t>
+      </w:r>
+      <w:proofErr w:type="spellEnd"/>
+      <w:r>
+        <w:rPr>
+          <w:b/>
+          <w:bCs/>
+        </w:rPr>
+        <w:t xml:space="preserve"> Aktion → Feldwirkung → Rückprojektion → Rekonstruktion.</w:t>
       </w:r>
     </w:p>
     <w:p>
@@ -22861,7 +24225,11 @@
       </w:r>
       <w:r>
         <w:br/>
-        <w:t>Symbolische Änderung (in S</w:t>
+        <w:t xml:space="preserve">Symbolische Änderung (in </w:t>
+      </w:r>
+      <w:proofErr w:type="spellStart"/>
+      <w:r>
+        <w:t>S</w:t>
       </w:r>
       <w:r>
         <w:rPr>
@@ -22869,6 +24237,7 @@
         </w:rPr>
         <w:t>sym</w:t>
       </w:r>
+      <w:proofErr w:type="spellEnd"/>
       <w:r>
         <w:t xml:space="preserve"> wirkt über φ auf ein kontinuierliches Kohärenzfeld </w:t>
       </w:r>
@@ -22876,7 +24245,11 @@
         <w:t>h</w:t>
       </w:r>
       <w:r>
-        <w:t xml:space="preserve"> (in S</w:t>
+        <w:t xml:space="preserve"> (in </w:t>
+      </w:r>
+      <w:proofErr w:type="spellStart"/>
+      <w:r>
+        <w:t>S</w:t>
       </w:r>
       <w:r>
         <w:rPr>
@@ -22884,6 +24257,7 @@
         </w:rPr>
         <w:t>cont</w:t>
       </w:r>
+      <w:proofErr w:type="spellEnd"/>
       <w:r>
         <w:t>; der Gradient wird zurücktransportiert, um die beste symbolische Anpassung zu finden.</w:t>
       </w:r>
@@ -22929,12 +24303,37 @@
           <w:bCs/>
         </w:rPr>
       </w:pPr>
-      <w:r>
-        <w:rPr>
-          <w:b/>
-          <w:bCs/>
-        </w:rPr>
-        <w:t>Operatorische Übergänge erzeugen Felder, und Felder beeinflussen rückwirkend die Operatorik.</w:t>
+      <w:proofErr w:type="spellStart"/>
+      <w:r>
+        <w:rPr>
+          <w:b/>
+          <w:bCs/>
+        </w:rPr>
+        <w:t>Operatorische</w:t>
+      </w:r>
+      <w:proofErr w:type="spellEnd"/>
+      <w:r>
+        <w:rPr>
+          <w:b/>
+          <w:bCs/>
+        </w:rPr>
+        <w:t xml:space="preserve"> Übergänge erzeugen Felder, und Felder beeinflussen rückwirkend die </w:t>
+      </w:r>
+      <w:proofErr w:type="spellStart"/>
+      <w:r>
+        <w:rPr>
+          <w:b/>
+          <w:bCs/>
+        </w:rPr>
+        <w:t>Operatorik</w:t>
+      </w:r>
+      <w:proofErr w:type="spellEnd"/>
+      <w:r>
+        <w:rPr>
+          <w:b/>
+          <w:bCs/>
+        </w:rPr>
+        <w:t>.</w:t>
       </w:r>
     </w:p>
     <w:p>
@@ -23070,8 +24469,17 @@
           <w:b/>
           <w:bCs/>
         </w:rPr>
-        <w:t>fundamentale Operatorenbasis</w:t>
-      </w:r>
+        <w:t xml:space="preserve">fundamentale </w:t>
+      </w:r>
+      <w:proofErr w:type="spellStart"/>
+      <w:r>
+        <w:rPr>
+          <w:b/>
+          <w:bCs/>
+        </w:rPr>
+        <w:t>Operatorenbasis</w:t>
+      </w:r>
+      <w:proofErr w:type="spellEnd"/>
       <w:r>
         <w:t>, aus der alle im FRZK vorkommenden Übergänge, Strukturen und Zustände durch Komposition, Iteration und Rekonstruktion aufgebaut werden.</w:t>
       </w:r>
@@ -23164,7 +24572,15 @@
       </w:r>
       <w:r>
         <w:br/>
-        <w:t>Regelhafte Veränderung eines bestehenden Operatorenproduktes oder einer Relation.</w:t>
+        <w:t xml:space="preserve">Regelhafte Veränderung eines bestehenden </w:t>
+      </w:r>
+      <w:proofErr w:type="spellStart"/>
+      <w:r>
+        <w:t>Operatorenproduktes</w:t>
+      </w:r>
+      <w:proofErr w:type="spellEnd"/>
+      <w:r>
+        <w:t xml:space="preserve"> oder einer Relation.</w:t>
       </w:r>
     </w:p>
     <w:p>
@@ -23276,7 +24692,20 @@
         <w:t>𝒪</w:t>
       </w:r>
       <w:r>
-        <w:t>={σ,R,E,M,e}</w:t>
+        <w:t>={</w:t>
+      </w:r>
+      <w:proofErr w:type="spellStart"/>
+      <w:proofErr w:type="gramStart"/>
+      <w:r>
+        <w:t>σ,R</w:t>
+      </w:r>
+      <w:proofErr w:type="gramEnd"/>
+      <w:r>
+        <w:t>,E,M,e</w:t>
+      </w:r>
+      <w:proofErr w:type="spellEnd"/>
+      <w:r>
+        <w:t>}</w:t>
       </w:r>
       <w:r>
         <w:t xml:space="preserve"> </w:t>
@@ -23518,7 +24947,15 @@
         <w:t xml:space="preserve"> </w:t>
       </w:r>
       <w:r>
-        <w:t>(Kap. 3: „Operatorische Emergenz“).</w:t>
+        <w:t>(Kap. 3: „</w:t>
+      </w:r>
+      <w:proofErr w:type="spellStart"/>
+      <w:r>
+        <w:t>Operatorische</w:t>
+      </w:r>
+      <w:proofErr w:type="spellEnd"/>
+      <w:r>
+        <w:t xml:space="preserve"> Emergenz“).</w:t>
       </w:r>
     </w:p>
     <w:p>
@@ -23662,7 +25099,11 @@
     </w:p>
     <w:p>
       <w:r>
-        <w:t>Diese Struktur deckt exakt die drei Schichten des Zustandsraums S</w:t>
+        <w:t xml:space="preserve">Diese Struktur deckt exakt die drei Schichten des Zustandsraums </w:t>
+      </w:r>
+      <w:proofErr w:type="spellStart"/>
+      <w:r>
+        <w:t>S</w:t>
       </w:r>
       <w:r>
         <w:rPr>
@@ -23670,12 +25111,14 @@
         </w:rPr>
         <w:t>sym</w:t>
       </w:r>
+      <w:proofErr w:type="spellEnd"/>
       <w:r>
         <w:t>,</w:t>
       </w:r>
       <w:r>
         <w:t xml:space="preserve"> </w:t>
       </w:r>
+      <w:proofErr w:type="spellStart"/>
       <w:r>
         <w:t>S</w:t>
       </w:r>
@@ -23685,12 +25128,14 @@
         </w:rPr>
         <w:t>cont</w:t>
       </w:r>
+      <w:proofErr w:type="spellEnd"/>
       <w:r>
         <w:t>,</w:t>
       </w:r>
       <w:r>
         <w:t xml:space="preserve"> </w:t>
       </w:r>
+      <w:proofErr w:type="spellStart"/>
       <w:r>
         <w:t>S</w:t>
       </w:r>
@@ -23700,6 +25145,7 @@
         </w:rPr>
         <w:t>meta</w:t>
       </w:r>
+      <w:proofErr w:type="spellEnd"/>
       <w:r>
         <w:t xml:space="preserve"> ab.</w:t>
       </w:r>
@@ -24614,8 +26060,17 @@
           <w:b/>
           <w:bCs/>
         </w:rPr>
-        <w:t>6. Resultat: Verständnis als Operatorenkaskade</w:t>
-      </w:r>
+        <w:t xml:space="preserve">6. Resultat: Verständnis als </w:t>
+      </w:r>
+      <w:proofErr w:type="spellStart"/>
+      <w:r>
+        <w:rPr>
+          <w:b/>
+          <w:bCs/>
+        </w:rPr>
+        <w:t>Operatorenkaskade</w:t>
+      </w:r>
+      <w:proofErr w:type="spellEnd"/>
     </w:p>
     <w:p>
       <w:r>
@@ -24810,8 +26265,13 @@
       <w:pPr>
         <w:pStyle w:val="Aufzhlung"/>
       </w:pPr>
-      <w:r>
-        <w:t>operatorische Emergenz statt ontologischer Annahmen,</w:t>
+      <w:proofErr w:type="spellStart"/>
+      <w:r>
+        <w:t>operatorische</w:t>
+      </w:r>
+      <w:proofErr w:type="spellEnd"/>
+      <w:r>
+        <w:t xml:space="preserve"> Emergenz statt ontologischer Annahmen,</w:t>
       </w:r>
     </w:p>
     <w:p>
@@ -24835,7 +26295,15 @@
         <w:pStyle w:val="Aufzhlung"/>
       </w:pPr>
       <w:r>
-        <w:t>Kompositionslogik: höhere Begriffe entstehen aus Operatorenfolgen.</w:t>
+        <w:t xml:space="preserve">Kompositionslogik: höhere Begriffe entstehen aus </w:t>
+      </w:r>
+      <w:proofErr w:type="spellStart"/>
+      <w:r>
+        <w:t>Operatorenfolgen</w:t>
+      </w:r>
+      <w:proofErr w:type="spellEnd"/>
+      <w:r>
+        <w:t>.</w:t>
       </w:r>
     </w:p>
     <w:p>
@@ -24916,7 +26384,79 @@
       </w:r>
       <w:r>
         <w:br/>
-        <w:t>Sie erzeugen, relationieren, erweitern, modifizieren und stabilisieren alle Strukturen in den drei Schichten SsymS^{sym}Ssym, ScontS^{cont}Scont, SmetaS^{meta}Smeta.</w:t>
+        <w:t xml:space="preserve">Sie erzeugen, relationieren, erweitern, modifizieren und stabilisieren alle Strukturen in den drei Schichten </w:t>
+      </w:r>
+      <w:proofErr w:type="spellStart"/>
+      <w:r>
+        <w:t>SsymS</w:t>
+      </w:r>
+      <w:proofErr w:type="spellEnd"/>
+      <w:r>
+        <w:t>^{</w:t>
+      </w:r>
+      <w:proofErr w:type="spellStart"/>
+      <w:r>
+        <w:t>sym</w:t>
+      </w:r>
+      <w:proofErr w:type="spellEnd"/>
+      <w:r>
+        <w:t>}</w:t>
+      </w:r>
+      <w:proofErr w:type="spellStart"/>
+      <w:r>
+        <w:t>Ssym</w:t>
+      </w:r>
+      <w:proofErr w:type="spellEnd"/>
+      <w:r>
+        <w:t xml:space="preserve">, </w:t>
+      </w:r>
+      <w:proofErr w:type="spellStart"/>
+      <w:r>
+        <w:t>ScontS</w:t>
+      </w:r>
+      <w:proofErr w:type="spellEnd"/>
+      <w:r>
+        <w:t>^{</w:t>
+      </w:r>
+      <w:proofErr w:type="spellStart"/>
+      <w:r>
+        <w:t>cont</w:t>
+      </w:r>
+      <w:proofErr w:type="spellEnd"/>
+      <w:r>
+        <w:t>}</w:t>
+      </w:r>
+      <w:proofErr w:type="spellStart"/>
+      <w:r>
+        <w:t>Scont</w:t>
+      </w:r>
+      <w:proofErr w:type="spellEnd"/>
+      <w:r>
+        <w:t xml:space="preserve">, </w:t>
+      </w:r>
+      <w:proofErr w:type="spellStart"/>
+      <w:r>
+        <w:t>SmetaS</w:t>
+      </w:r>
+      <w:proofErr w:type="spellEnd"/>
+      <w:r>
+        <w:t>^{</w:t>
+      </w:r>
+      <w:proofErr w:type="spellStart"/>
+      <w:r>
+        <w:t>meta</w:t>
+      </w:r>
+      <w:proofErr w:type="spellEnd"/>
+      <w:r>
+        <w:t>}</w:t>
+      </w:r>
+      <w:proofErr w:type="spellStart"/>
+      <w:r>
+        <w:t>Smeta</w:t>
+      </w:r>
+      <w:proofErr w:type="spellEnd"/>
+      <w:r>
+        <w:t>.</w:t>
       </w:r>
     </w:p>
     <w:p>
@@ -25021,16 +26561,26 @@
       <w:pPr>
         <w:pStyle w:val="Aufzhlung"/>
       </w:pPr>
-      <w:r>
-        <w:t>Rekonstruktivität (jede Wirkung ist aus dem Operator ableitbar)</w:t>
+      <w:proofErr w:type="spellStart"/>
+      <w:r>
+        <w:t>Rekonstruktivität</w:t>
+      </w:r>
+      <w:proofErr w:type="spellEnd"/>
+      <w:r>
+        <w:t xml:space="preserve"> (jede Wirkung ist aus dem Operator ableitbar)</w:t>
       </w:r>
     </w:p>
     <w:p>
       <w:pPr>
         <w:pStyle w:val="Aufzhlung"/>
       </w:pPr>
-      <w:r>
-        <w:t>Funktorialität (kompositorische Stabilität)</w:t>
+      <w:proofErr w:type="spellStart"/>
+      <w:r>
+        <w:t>Funktorialität</w:t>
+      </w:r>
+      <w:proofErr w:type="spellEnd"/>
+      <w:r>
+        <w:t xml:space="preserve"> (kompositorische Stabilität)</w:t>
       </w:r>
     </w:p>
     <w:p>
@@ -25050,8 +26600,17 @@
           <w:b/>
           <w:bCs/>
         </w:rPr>
-        <w:t>Grundaxiomatik der Operatorenlogik</w:t>
-      </w:r>
+        <w:t xml:space="preserve">Grundaxiomatik der </w:t>
+      </w:r>
+      <w:proofErr w:type="spellStart"/>
+      <w:r>
+        <w:rPr>
+          <w:b/>
+          <w:bCs/>
+        </w:rPr>
+        <w:t>Operatorenlogik</w:t>
+      </w:r>
+      <w:proofErr w:type="spellEnd"/>
       <w:r>
         <w:t>, auf der Kapitel 3 das gesamte FRZK konstruiert.</w:t>
       </w:r>
@@ -25136,13 +26695,23 @@
       <w:r>
         <w:t xml:space="preserve">Wenn ich </w:t>
       </w:r>
+      <w:proofErr w:type="gramStart"/>
       <w:r>
         <w:rPr>
           <w:rStyle w:val="Fett"/>
           <w:sz w:val="22"/>
           <w:szCs w:val="22"/>
         </w:rPr>
-        <w:t>σ : S → S'</w:t>
+        <w:t>σ :</w:t>
+      </w:r>
+      <w:proofErr w:type="gramEnd"/>
+      <w:r>
+        <w:rPr>
+          <w:rStyle w:val="Fett"/>
+          <w:sz w:val="22"/>
+          <w:szCs w:val="22"/>
+        </w:rPr>
+        <w:t xml:space="preserve"> S → S'</w:t>
       </w:r>
       <w:r>
         <w:t xml:space="preserve"> schreibe, dann drücke ich damit im Kontext von Kapitel 3 aus, dass </w:t>
@@ -25804,7 +27373,15 @@
     </w:p>
     <w:p>
       <w:r>
-        <w:t>Ich fasse σ : S → S' im Sinne von Kapitel 3 so zusammen:</w:t>
+        <w:t xml:space="preserve">Ich fasse </w:t>
+      </w:r>
+      <w:proofErr w:type="gramStart"/>
+      <w:r>
+        <w:t>σ :</w:t>
+      </w:r>
+      <w:proofErr w:type="gramEnd"/>
+      <w:r>
+        <w:t xml:space="preserve"> S → S' im Sinne von Kapitel 3 so zusammen:</w:t>
       </w:r>
     </w:p>
     <w:p>
@@ -26027,7 +27604,23 @@
           <w:b/>
           <w:bCs/>
         </w:rPr>
-        <w:t xml:space="preserve">σ(U) = { u </w:t>
+        <w:t xml:space="preserve">σ(U) = </w:t>
+      </w:r>
+      <w:proofErr w:type="gramStart"/>
+      <w:r>
+        <w:rPr>
+          <w:b/>
+          <w:bCs/>
+        </w:rPr>
+        <w:t>{ u</w:t>
+      </w:r>
+      <w:proofErr w:type="gramEnd"/>
+      <w:r>
+        <w:rPr>
+          <w:b/>
+          <w:bCs/>
+        </w:rPr>
+        <w:t xml:space="preserve"> </w:t>
       </w:r>
       <w:r>
         <w:rPr>
@@ -26316,12 +27909,14 @@
       <w:r>
         <w:t xml:space="preserve">σ ist also eine </w:t>
       </w:r>
+      <w:proofErr w:type="spellStart"/>
       <w:r>
         <w:rPr>
           <w:rStyle w:val="Fett"/>
         </w:rPr>
         <w:t>Intentionalisierungsfunktion</w:t>
       </w:r>
+      <w:proofErr w:type="spellEnd"/>
       <w:r>
         <w:t>:</w:t>
       </w:r>
@@ -26378,7 +27973,15 @@
     </w:p>
     <w:p>
       <w:r>
-        <w:t>Didaktisch gesehen beschreibt σ einen Lernakt:</w:t>
+        <w:t xml:space="preserve">Didaktisch gesehen beschreibt σ einen </w:t>
+      </w:r>
+      <w:proofErr w:type="spellStart"/>
+      <w:r>
+        <w:t>Lernakt</w:t>
+      </w:r>
+      <w:proofErr w:type="spellEnd"/>
+      <w:r>
+        <w:t>:</w:t>
       </w:r>
     </w:p>
     <w:p>
@@ -26608,6 +28211,9 @@
       </w:r>
       <w:r>
         <w:br/>
+      </w:r>
+      <w:proofErr w:type="gramStart"/>
+      <w:r>
         <w:t xml:space="preserve">die </w:t>
       </w:r>
       <w:r>
@@ -26617,6 +28223,7 @@
         </w:rPr>
         <w:t>wirklich Funktionen</w:t>
       </w:r>
+      <w:proofErr w:type="gramEnd"/>
       <w:r>
         <w:t xml:space="preserve"> sind.</w:t>
       </w:r>
@@ -26810,7 +28417,14 @@
       </w:r>
       <w:r>
         <w:br/>
-        <w:t xml:space="preserve">in dem Bedeutung durch </w:t>
+      </w:r>
+      <w:proofErr w:type="gramStart"/>
+      <w:r>
+        <w:t>in dem Bedeutung</w:t>
+      </w:r>
+      <w:proofErr w:type="gramEnd"/>
+      <w:r>
+        <w:t xml:space="preserve"> durch </w:t>
       </w:r>
       <w:r>
         <w:rPr>
@@ -26944,11 +28558,19 @@
       <w:r>
         <w:t xml:space="preserve">Wenn ich </w:t>
       </w:r>
+      <w:proofErr w:type="gramStart"/>
       <w:r>
         <w:rPr>
           <w:rStyle w:val="Fett"/>
         </w:rPr>
-        <w:t>R : S × S → P(S × S)</w:t>
+        <w:t>R :</w:t>
+      </w:r>
+      <w:proofErr w:type="gramEnd"/>
+      <w:r>
+        <w:rPr>
+          <w:rStyle w:val="Fett"/>
+        </w:rPr>
+        <w:t xml:space="preserve"> S × S → P(S × S)</w:t>
       </w:r>
       <w:r>
         <w:t xml:space="preserve"> schreibe, dann bedeutet diese Notation:</w:t>
@@ -27013,11 +28635,19 @@
       <w:r>
         <w:t xml:space="preserve">, also ein Element der Potenzmenge </w:t>
       </w:r>
+      <w:proofErr w:type="gramStart"/>
       <w:r>
         <w:rPr>
           <w:rStyle w:val="Fett"/>
         </w:rPr>
-        <w:t>P(S × S)</w:t>
+        <w:t>P(</w:t>
+      </w:r>
+      <w:proofErr w:type="gramEnd"/>
+      <w:r>
+        <w:rPr>
+          <w:rStyle w:val="Fett"/>
+        </w:rPr>
+        <w:t>S × S)</w:t>
       </w:r>
       <w:r>
         <w:t>.</w:t>
@@ -27046,12 +28676,14 @@
       <w:r>
         <w:t xml:space="preserve">Damit modelliert R nicht nur einzelne Beziehungen, sondern </w:t>
       </w:r>
+      <w:proofErr w:type="spellStart"/>
       <w:r>
         <w:rPr>
           <w:rStyle w:val="Fett"/>
         </w:rPr>
         <w:t>Relationensysteme</w:t>
       </w:r>
+      <w:proofErr w:type="spellEnd"/>
       <w:r>
         <w:t>, also ganze Klassen von Verknüpfungen, die zwischen Elementen entstehen können.</w:t>
       </w:r>
@@ -27067,7 +28699,15 @@
         <w:t>Konstruktion des relationalen Gefüges</w:t>
       </w:r>
       <w:r>
-        <w:t xml:space="preserve"> von O={σ, R, E, M, e}.</w:t>
+        <w:t xml:space="preserve"> von O</w:t>
+      </w:r>
+      <w:proofErr w:type="gramStart"/>
+      <w:r>
+        <w:t>={</w:t>
+      </w:r>
+      <w:proofErr w:type="gramEnd"/>
+      <w:r>
+        <w:t>σ, R, E, M, e}.</w:t>
       </w:r>
     </w:p>
     <w:p>
@@ -27111,8 +28751,16 @@
         <w:rPr>
           <w:rStyle w:val="Fett"/>
         </w:rPr>
-        <w:t>Mechanismus der Relationalisierung</w:t>
-      </w:r>
+        <w:t xml:space="preserve">Mechanismus der </w:t>
+      </w:r>
+      <w:proofErr w:type="spellStart"/>
+      <w:r>
+        <w:rPr>
+          <w:rStyle w:val="Fett"/>
+        </w:rPr>
+        <w:t>Relationalisierung</w:t>
+      </w:r>
+      <w:proofErr w:type="spellEnd"/>
       <w:r>
         <w:t>:</w:t>
       </w:r>
@@ -27238,12 +28886,14 @@
       <w:r>
         <w:t xml:space="preserve">, weil sie aus einzelnen Elementen </w:t>
       </w:r>
+      <w:proofErr w:type="spellStart"/>
       <w:r>
         <w:rPr>
           <w:rStyle w:val="Hervorhebung"/>
         </w:rPr>
         <w:t>Relationensysteme</w:t>
       </w:r>
+      <w:proofErr w:type="spellEnd"/>
       <w:r>
         <w:t xml:space="preserve"> erzeugt und damit Bedeutung </w:t>
       </w:r>
@@ -27377,12 +29027,21 @@
       <w:r>
         <w:t xml:space="preserve">Nun wende ich </w:t>
       </w:r>
-      <w:r>
-        <w:rPr>
-          <w:b/>
-          <w:bCs/>
-        </w:rPr>
-        <w:t>R(s₁, s₂)</w:t>
+      <w:proofErr w:type="gramStart"/>
+      <w:r>
+        <w:rPr>
+          <w:b/>
+          <w:bCs/>
+        </w:rPr>
+        <w:t>R(</w:t>
+      </w:r>
+      <w:proofErr w:type="gramEnd"/>
+      <w:r>
+        <w:rPr>
+          <w:b/>
+          <w:bCs/>
+        </w:rPr>
+        <w:t>s₁, s₂)</w:t>
       </w:r>
       <w:r>
         <w:t xml:space="preserve"> an.</w:t>
@@ -27445,8 +29104,13 @@
       </w:r>
     </w:p>
     <w:p>
-      <w:r>
-        <w:t>R(s₁, s₂) = { (s₁, s₂) in Bezug auf Seitenzahl, Symmetrie, Transformation, Konstruktion … }</w:t>
+      <w:proofErr w:type="gramStart"/>
+      <w:r>
+        <w:t>R(</w:t>
+      </w:r>
+      <w:proofErr w:type="gramEnd"/>
+      <w:r>
+        <w:t>s₁, s₂) = { (s₁, s₂) in Bezug auf Seitenzahl, Symmetrie, Transformation, Konstruktion … }</w:t>
       </w:r>
     </w:p>
     <w:p>
@@ -27572,7 +29236,15 @@
     </w:p>
     <w:p>
       <w:r>
-        <w:t>Ich fasse R : S × S → P(S × S) im Sinne von Kapitel 3 so zusammen:</w:t>
+        <w:t xml:space="preserve">Ich fasse </w:t>
+      </w:r>
+      <w:proofErr w:type="gramStart"/>
+      <w:r>
+        <w:t>R :</w:t>
+      </w:r>
+      <w:proofErr w:type="gramEnd"/>
+      <w:r>
+        <w:t xml:space="preserve"> S × S → P(S × S) im Sinne von Kapitel 3 so zusammen:</w:t>
       </w:r>
     </w:p>
     <w:p>
@@ -27871,7 +29543,21 @@
         <w:rPr>
           <w:rStyle w:val="Fett"/>
         </w:rPr>
-        <w:t xml:space="preserve">R(U) = { (uᵢ, uⱼ) </w:t>
+        <w:t xml:space="preserve">R(U) = </w:t>
+      </w:r>
+      <w:proofErr w:type="gramStart"/>
+      <w:r>
+        <w:rPr>
+          <w:rStyle w:val="Fett"/>
+        </w:rPr>
+        <w:t>{ (</w:t>
+      </w:r>
+      <w:proofErr w:type="gramEnd"/>
+      <w:r>
+        <w:rPr>
+          <w:rStyle w:val="Fett"/>
+        </w:rPr>
+        <w:t xml:space="preserve">uᵢ, uⱼ) </w:t>
       </w:r>
       <w:r>
         <w:rPr>
@@ -27923,12 +29609,14 @@
       <w:r>
         <w:t xml:space="preserve">R ist ein </w:t>
       </w:r>
+      <w:proofErr w:type="spellStart"/>
       <w:r>
         <w:rPr>
           <w:rStyle w:val="Fett"/>
         </w:rPr>
         <w:t>Relationskonstruktor</w:t>
       </w:r>
+      <w:proofErr w:type="spellEnd"/>
       <w:r>
         <w:t>,</w:t>
       </w:r>
@@ -27957,12 +29645,14 @@
       <w:r>
         <w:t xml:space="preserve">und eine </w:t>
       </w:r>
+      <w:proofErr w:type="spellStart"/>
       <w:r>
         <w:rPr>
           <w:rStyle w:val="Fett"/>
         </w:rPr>
         <w:t>Relationenmenge</w:t>
       </w:r>
+      <w:proofErr w:type="spellEnd"/>
       <w:r>
         <w:t xml:space="preserve"> erzeugt,</w:t>
       </w:r>
@@ -27983,7 +29673,21 @@
         <w:rPr>
           <w:rStyle w:val="Fett"/>
         </w:rPr>
-        <w:t>für die eine bestimmte Bedingung o(uᵢ, uⱼ) erfüllt ist</w:t>
+        <w:t xml:space="preserve">für die eine bestimmte Bedingung </w:t>
+      </w:r>
+      <w:proofErr w:type="gramStart"/>
+      <w:r>
+        <w:rPr>
+          <w:rStyle w:val="Fett"/>
+        </w:rPr>
+        <w:t>o(</w:t>
+      </w:r>
+      <w:proofErr w:type="gramEnd"/>
+      <w:r>
+        <w:rPr>
+          <w:rStyle w:val="Fett"/>
+        </w:rPr>
+        <w:t>uᵢ, uⱼ) erfüllt ist</w:t>
       </w:r>
       <w:r>
         <w:t>.</w:t>
@@ -27993,11 +29697,19 @@
       <w:r>
         <w:t xml:space="preserve">Die Bedingung </w:t>
       </w:r>
+      <w:proofErr w:type="gramStart"/>
       <w:r>
         <w:rPr>
           <w:rStyle w:val="Fett"/>
         </w:rPr>
-        <w:t>o(uᵢ, uⱼ)</w:t>
+        <w:t>o(</w:t>
+      </w:r>
+      <w:proofErr w:type="gramEnd"/>
+      <w:r>
+        <w:rPr>
+          <w:rStyle w:val="Fett"/>
+        </w:rPr>
+        <w:t>uᵢ, uⱼ)</w:t>
       </w:r>
       <w:r>
         <w:t xml:space="preserve"> ist ein </w:t>
@@ -28216,11 +29928,19 @@
       <w:r>
         <w:t xml:space="preserve">Die Bedingung </w:t>
       </w:r>
+      <w:proofErr w:type="gramStart"/>
       <w:r>
         <w:rPr>
           <w:rStyle w:val="Fett"/>
         </w:rPr>
-        <w:t>o(uᵢ, uⱼ)</w:t>
+        <w:t>o(</w:t>
+      </w:r>
+      <w:proofErr w:type="gramEnd"/>
+      <w:r>
+        <w:rPr>
+          <w:rStyle w:val="Fett"/>
+        </w:rPr>
+        <w:t>uᵢ, uⱼ)</w:t>
       </w:r>
       <w:r>
         <w:t xml:space="preserve"> ist dabei der </w:t>
@@ -28256,7 +29976,15 @@
         <w:pStyle w:val="Aufzhlung"/>
       </w:pPr>
       <w:r>
-        <w:t>und welche Struktur ein „Sinnfeld“ oder „Beziehungsraum“ bildet.</w:t>
+        <w:t>und welche Struktur ein „</w:t>
+      </w:r>
+      <w:proofErr w:type="spellStart"/>
+      <w:r>
+        <w:t>Sinnfeld</w:t>
+      </w:r>
+      <w:proofErr w:type="spellEnd"/>
+      <w:r>
+        <w:t>“ oder „Beziehungsraum“ bildet.</w:t>
       </w:r>
     </w:p>
     <w:p>
@@ -28368,20 +30096,34 @@
       <w:r>
         <w:t xml:space="preserve">Ich definiere eine Bedingung </w:t>
       </w:r>
-      <w:r>
-        <w:rPr>
-          <w:b/>
-          <w:bCs/>
-        </w:rPr>
-        <w:t>o(uᵢ, uⱼ)</w:t>
+      <w:proofErr w:type="gramStart"/>
+      <w:r>
+        <w:rPr>
+          <w:b/>
+          <w:bCs/>
+        </w:rPr>
+        <w:t>o(</w:t>
+      </w:r>
+      <w:proofErr w:type="gramEnd"/>
+      <w:r>
+        <w:rPr>
+          <w:b/>
+          <w:bCs/>
+        </w:rPr>
+        <w:t>uᵢ, uⱼ)</w:t>
       </w:r>
       <w:r>
         <w:t>:</w:t>
       </w:r>
     </w:p>
     <w:p>
-      <w:r>
-        <w:t>o(uᵢ, uⱼ) gilt genau dann, wenn die beiden Figuren eine gemeinsame strukturelle Eigenschaft besitzen.</w:t>
+      <w:proofErr w:type="gramStart"/>
+      <w:r>
+        <w:t>o(</w:t>
+      </w:r>
+      <w:proofErr w:type="gramEnd"/>
+      <w:r>
+        <w:t>uᵢ, uⱼ) gilt genau dann, wenn die beiden Figuren eine gemeinsame strukturelle Eigenschaft besitzen.</w:t>
       </w:r>
     </w:p>
     <w:p>
@@ -28440,7 +30182,23 @@
           <w:b/>
           <w:bCs/>
         </w:rPr>
-        <w:t xml:space="preserve">R(U) = { (uᵢ, uⱼ) </w:t>
+        <w:t xml:space="preserve">R(U) = </w:t>
+      </w:r>
+      <w:proofErr w:type="gramStart"/>
+      <w:r>
+        <w:rPr>
+          <w:b/>
+          <w:bCs/>
+        </w:rPr>
+        <w:t>{ (</w:t>
+      </w:r>
+      <w:proofErr w:type="gramEnd"/>
+      <w:r>
+        <w:rPr>
+          <w:b/>
+          <w:bCs/>
+        </w:rPr>
+        <w:t xml:space="preserve">uᵢ, uⱼ) </w:t>
       </w:r>
       <w:r>
         <w:rPr>
@@ -28650,7 +30408,21 @@
         <w:rPr>
           <w:rStyle w:val="Fett"/>
         </w:rPr>
-        <w:t xml:space="preserve">R(U) = { (uᵢ, uⱼ) </w:t>
+        <w:t xml:space="preserve">R(U) = </w:t>
+      </w:r>
+      <w:proofErr w:type="gramStart"/>
+      <w:r>
+        <w:rPr>
+          <w:rStyle w:val="Fett"/>
+        </w:rPr>
+        <w:t>{ (</w:t>
+      </w:r>
+      <w:proofErr w:type="gramEnd"/>
+      <w:r>
+        <w:rPr>
+          <w:rStyle w:val="Fett"/>
+        </w:rPr>
+        <w:t xml:space="preserve">uᵢ, uⱼ) </w:t>
       </w:r>
       <w:r>
         <w:rPr>
@@ -28717,7 +30489,15 @@
         <w:pStyle w:val="Aufzhlung"/>
       </w:pPr>
       <w:r>
-        <w:t>Die Relation besteht aus allen Paaren von Elementen, für die eine Bedingung o(uᵢ, uⱼ) gilt.</w:t>
+        <w:t xml:space="preserve">Die Relation besteht aus allen Paaren von Elementen, für die eine Bedingung </w:t>
+      </w:r>
+      <w:proofErr w:type="gramStart"/>
+      <w:r>
+        <w:t>o(</w:t>
+      </w:r>
+      <w:proofErr w:type="gramEnd"/>
+      <w:r>
+        <w:t>uᵢ, uⱼ) gilt.</w:t>
       </w:r>
     </w:p>
     <w:p>
@@ -28815,7 +30595,21 @@
         <w:rPr>
           <w:rStyle w:val="Fett"/>
         </w:rPr>
-        <w:t>R(U) baut den relationalen Sinnraum auf – das Herzstück von Kapitel 3.</w:t>
+        <w:t xml:space="preserve">R(U) baut den relationalen </w:t>
+      </w:r>
+      <w:proofErr w:type="spellStart"/>
+      <w:r>
+        <w:rPr>
+          <w:rStyle w:val="Fett"/>
+        </w:rPr>
+        <w:t>Sinnraum</w:t>
+      </w:r>
+      <w:proofErr w:type="spellEnd"/>
+      <w:r>
+        <w:rPr>
+          <w:rStyle w:val="Fett"/>
+        </w:rPr>
+        <w:t xml:space="preserve"> auf – das Herzstück von Kapitel 3.</w:t>
       </w:r>
     </w:p>
     <w:p>
@@ -28915,11 +30709,19 @@
       <w:r>
         <w:t xml:space="preserve">Wenn ich </w:t>
       </w:r>
+      <w:proofErr w:type="gramStart"/>
       <w:r>
         <w:rPr>
           <w:rStyle w:val="Fett"/>
         </w:rPr>
-        <w:t>E : F(</w:t>
+        <w:t>E :</w:t>
+      </w:r>
+      <w:proofErr w:type="gramEnd"/>
+      <w:r>
+        <w:rPr>
+          <w:rStyle w:val="Fett"/>
+        </w:rPr>
+        <w:t xml:space="preserve"> F(</w:t>
       </w:r>
       <w:r>
         <w:rPr>
@@ -28972,8 +30774,16 @@
         <w:rPr>
           <w:rStyle w:val="Fett"/>
         </w:rPr>
-        <w:t>Funktion F(</w:t>
-      </w:r>
+        <w:t xml:space="preserve">Funktion </w:t>
+      </w:r>
+      <w:proofErr w:type="gramStart"/>
+      <w:r>
+        <w:rPr>
+          <w:rStyle w:val="Fett"/>
+        </w:rPr>
+        <w:t>F(</w:t>
+      </w:r>
+      <w:proofErr w:type="gramEnd"/>
       <w:r>
         <w:rPr>
           <w:rFonts w:ascii="Cambria Math" w:hAnsi="Cambria Math" w:cs="Cambria Math"/>
@@ -28996,11 +30806,19 @@
       <w:pPr>
         <w:pStyle w:val="Aufzhlung"/>
       </w:pPr>
+      <w:proofErr w:type="gramStart"/>
       <w:r>
         <w:rPr>
           <w:rStyle w:val="Fett"/>
         </w:rPr>
-        <w:t>F(O, S)</w:t>
+        <w:t>F(</w:t>
+      </w:r>
+      <w:proofErr w:type="gramEnd"/>
+      <w:r>
+        <w:rPr>
+          <w:rStyle w:val="Fett"/>
+        </w:rPr>
+        <w:t>O, S)</w:t>
       </w:r>
       <w:r>
         <w:t xml:space="preserve"> beschreibt die </w:t>
@@ -29121,7 +30939,15 @@
         <w:t xml:space="preserve"> </w:t>
       </w:r>
       <w:r>
-        <w:t>den Raum der rekonstruierten, verstehensbasierten oder mental stabilisierten Bedeutungen.</w:t>
+        <w:t xml:space="preserve">den Raum der rekonstruierten, </w:t>
+      </w:r>
+      <w:proofErr w:type="spellStart"/>
+      <w:r>
+        <w:t>verstehensbasierten</w:t>
+      </w:r>
+      <w:proofErr w:type="spellEnd"/>
+      <w:r>
+        <w:t xml:space="preserve"> oder mental stabilisierten Bedeutungen.</w:t>
       </w:r>
     </w:p>
     <w:p>
@@ -29535,6 +31361,7 @@
       <w:r>
         <w:t xml:space="preserve">Das ist </w:t>
       </w:r>
+      <w:proofErr w:type="gramStart"/>
       <w:r>
         <w:rPr>
           <w:b/>
@@ -29542,6 +31369,7 @@
         </w:rPr>
         <w:t>F(</w:t>
       </w:r>
+      <w:proofErr w:type="gramEnd"/>
       <w:r>
         <w:rPr>
           <w:rFonts w:ascii="Cambria Math" w:hAnsi="Cambria Math" w:cs="Cambria Math"/>
@@ -29745,11 +31573,19 @@
       <w:r>
         <w:t xml:space="preserve">Ich fasse </w:t>
       </w:r>
+      <w:proofErr w:type="gramStart"/>
       <w:r>
         <w:rPr>
           <w:rStyle w:val="Fett"/>
         </w:rPr>
-        <w:t>E : F(</w:t>
+        <w:t>E :</w:t>
+      </w:r>
+      <w:proofErr w:type="gramEnd"/>
+      <w:r>
+        <w:rPr>
+          <w:rStyle w:val="Fett"/>
+        </w:rPr>
+        <w:t xml:space="preserve"> F(</w:t>
       </w:r>
       <w:r>
         <w:rPr>
@@ -29818,12 +31654,14 @@
       <w:pPr>
         <w:pStyle w:val="Aufzhlung"/>
       </w:pPr>
+      <w:proofErr w:type="gramStart"/>
       <w:r>
         <w:rPr>
           <w:rStyle w:val="Fett"/>
         </w:rPr>
         <w:t>F(</w:t>
       </w:r>
+      <w:proofErr w:type="gramEnd"/>
       <w:r>
         <w:rPr>
           <w:rFonts w:ascii="Cambria Math" w:hAnsi="Cambria Math" w:cs="Cambria Math"/>
@@ -29899,7 +31737,15 @@
         <w:t>Verstehen</w:t>
       </w:r>
       <w:r>
-        <w:t xml:space="preserve"> (Episteme).</w:t>
+        <w:t xml:space="preserve"> (</w:t>
+      </w:r>
+      <w:proofErr w:type="spellStart"/>
+      <w:r>
+        <w:t>Episteme</w:t>
+      </w:r>
+      <w:proofErr w:type="spellEnd"/>
+      <w:r>
+        <w:t>).</w:t>
       </w:r>
     </w:p>
     <w:p>
@@ -31119,7 +32965,15 @@
         <w:t>4</w:t>
       </w:r>
       <w:r>
-        <w:t>​: Strukturregel explizieren („y = kx“).</w:t>
+        <w:t xml:space="preserve">​: Strukturregel explizieren („y = </w:t>
+      </w:r>
+      <w:proofErr w:type="spellStart"/>
+      <w:r>
+        <w:t>kx</w:t>
+      </w:r>
+      <w:proofErr w:type="spellEnd"/>
+      <w:r>
+        <w:t>“).</w:t>
       </w:r>
     </w:p>
     <w:p>
@@ -32319,8 +34173,16 @@
         <w:rPr>
           <w:rStyle w:val="Fett"/>
         </w:rPr>
-        <w:t>prozessorientierter Operationenfolge</w:t>
-      </w:r>
+        <w:t xml:space="preserve">prozessorientierter </w:t>
+      </w:r>
+      <w:proofErr w:type="spellStart"/>
+      <w:r>
+        <w:rPr>
+          <w:rStyle w:val="Fett"/>
+        </w:rPr>
+        <w:t>Operationenfolge</w:t>
+      </w:r>
+      <w:proofErr w:type="spellEnd"/>
       <w:r>
         <w:br/>
         <w:t xml:space="preserve">zu einem </w:t>
@@ -32527,7 +34389,11 @@
     </w:p>
     <w:p>
       <w:r>
-        <w:t>bedeutet, dass jedem Element s</w:t>
+        <w:t xml:space="preserve">bedeutet, dass jedem Element </w:t>
+      </w:r>
+      <w:proofErr w:type="spellStart"/>
+      <w:r>
+        <w:t>s</w:t>
       </w:r>
       <w:r>
         <w:rPr>
@@ -32536,7 +34402,21 @@
         <w:t>∈</w:t>
       </w:r>
       <w:r>
-        <w:t>S ein Punkt im metrischen Raum (X,d) zugeordnet wird.</w:t>
+        <w:t>S</w:t>
+      </w:r>
+      <w:proofErr w:type="spellEnd"/>
+      <w:r>
+        <w:t xml:space="preserve"> ein Punkt im metrischen Raum (</w:t>
+      </w:r>
+      <w:proofErr w:type="spellStart"/>
+      <w:proofErr w:type="gramStart"/>
+      <w:r>
+        <w:t>X,d</w:t>
+      </w:r>
+      <w:proofErr w:type="spellEnd"/>
+      <w:proofErr w:type="gramEnd"/>
+      <w:r>
+        <w:t>) zugeordnet wird.</w:t>
       </w:r>
     </w:p>
     <w:p>
@@ -32660,7 +34540,17 @@
         <w:pStyle w:val="Aufzhlung"/>
       </w:pPr>
       <w:r>
-        <w:t>funktionale Repräsentationen (S) in dynamische metrische Landschaften (X,d) zu transformieren.</w:t>
+        <w:t>funktionale Repräsentationen (S) in dynamische metrische Landschaften (</w:t>
+      </w:r>
+      <w:proofErr w:type="spellStart"/>
+      <w:proofErr w:type="gramStart"/>
+      <w:r>
+        <w:t>X,d</w:t>
+      </w:r>
+      <w:proofErr w:type="spellEnd"/>
+      <w:proofErr w:type="gramEnd"/>
+      <w:r>
+        <w:t>) zu transformieren.</w:t>
       </w:r>
     </w:p>
     <w:p>
@@ -32773,7 +34663,15 @@
       </w:r>
       <w:r>
         <w:br/>
-        <w:t>z.B. { versteht Strecke, versteht Winkel, versteht Kongruenz, … }</w:t>
+        <w:t xml:space="preserve">z.B. </w:t>
+      </w:r>
+      <w:proofErr w:type="gramStart"/>
+      <w:r>
+        <w:t>{ versteht</w:t>
+      </w:r>
+      <w:proofErr w:type="gramEnd"/>
+      <w:r>
+        <w:t xml:space="preserve"> Strecke, versteht Winkel, versteht Kongruenz, … }</w:t>
       </w:r>
     </w:p>
     <w:p>
@@ -32788,7 +34686,15 @@
         <w:t>M</w:t>
       </w:r>
       <w:r>
-        <w:t xml:space="preserve"> ordnet jedem Lernendenzustand einen Punkt im metrischen Raum zu:</w:t>
+        <w:t xml:space="preserve"> ordnet jedem </w:t>
+      </w:r>
+      <w:proofErr w:type="spellStart"/>
+      <w:r>
+        <w:t>Lernendenzustand</w:t>
+      </w:r>
+      <w:proofErr w:type="spellEnd"/>
+      <w:r>
+        <w:t xml:space="preserve"> einen Punkt im metrischen Raum zu:</w:t>
       </w:r>
     </w:p>
     <w:p>
@@ -33016,7 +34922,11 @@
         <w:pStyle w:val="Aufzhlung"/>
       </w:pPr>
       <w:r>
-        <w:t>M ordnet abstrakte funktionale oder semantische Zustände s</w:t>
+        <w:t xml:space="preserve">M ordnet abstrakte funktionale oder semantische Zustände </w:t>
+      </w:r>
+      <w:proofErr w:type="spellStart"/>
+      <w:r>
+        <w:t>s</w:t>
       </w:r>
       <w:r>
         <w:rPr>
@@ -33025,7 +34935,11 @@
         <w:t>∈</w:t>
       </w:r>
       <w:r>
-        <w:t>S einem Punkt in einem metrischen Raum zu.</w:t>
+        <w:t>S</w:t>
+      </w:r>
+      <w:proofErr w:type="spellEnd"/>
+      <w:r>
+        <w:t xml:space="preserve"> einem Punkt in einem metrischen Raum zu.</w:t>
       </w:r>
     </w:p>
     <w:p>
@@ -33412,6 +35326,7 @@
       <w:r>
         <w:t xml:space="preserve"> ist eine Menge von Elementen u</w:t>
       </w:r>
+      <w:proofErr w:type="gramStart"/>
       <w:r>
         <w:rPr>
           <w:vertAlign w:val="subscript"/>
@@ -33421,6 +35336,7 @@
       <w:r>
         <w:t>,u</w:t>
       </w:r>
+      <w:proofErr w:type="gramEnd"/>
       <w:r>
         <w:rPr>
           <w:vertAlign w:val="subscript"/>
@@ -33428,7 +35344,11 @@
         <w:t>2</w:t>
       </w:r>
       <w:r>
-        <w:t>,…,u</w:t>
+        <w:t>,…,</w:t>
+      </w:r>
+      <w:proofErr w:type="spellStart"/>
+      <w:r>
+        <w:t>u</w:t>
       </w:r>
       <w:r>
         <w:rPr>
@@ -33436,6 +35356,7 @@
         </w:rPr>
         <w:t>n</w:t>
       </w:r>
+      <w:proofErr w:type="spellEnd"/>
       <w:r>
         <w:t xml:space="preserve"> </w:t>
       </w:r>
@@ -33472,6 +35393,7 @@
       <w:pPr>
         <w:pStyle w:val="Aufzhlung"/>
       </w:pPr>
+      <w:proofErr w:type="spellStart"/>
       <w:r>
         <w:rPr>
           <w:b/>
@@ -33487,6 +35409,7 @@
         </w:rPr>
         <w:t>ij</w:t>
       </w:r>
+      <w:proofErr w:type="spellEnd"/>
       <w:r>
         <w:rPr>
           <w:b/>
@@ -33502,7 +35425,17 @@
         <w:t>​</w:t>
       </w:r>
       <w:r>
-        <w:t xml:space="preserve"> bezeichnet den Eintrag der Matrix an Position (i,j).</w:t>
+        <w:t xml:space="preserve"> bezeichnet den Eintrag der Matrix an Position (</w:t>
+      </w:r>
+      <w:proofErr w:type="spellStart"/>
+      <w:proofErr w:type="gramStart"/>
+      <w:r>
+        <w:t>i,j</w:t>
+      </w:r>
+      <w:proofErr w:type="spellEnd"/>
+      <w:proofErr w:type="gramEnd"/>
+      <w:r>
+        <w:t>).</w:t>
       </w:r>
     </w:p>
     <w:p>
@@ -33514,7 +35447,16 @@
           <w:b/>
           <w:bCs/>
         </w:rPr>
-        <w:t>d(u</w:t>
+        <w:t>d(</w:t>
+      </w:r>
+      <w:proofErr w:type="spellStart"/>
+      <w:proofErr w:type="gramStart"/>
+      <w:r>
+        <w:rPr>
+          <w:b/>
+          <w:bCs/>
+        </w:rPr>
+        <w:t>u</w:t>
       </w:r>
       <w:r>
         <w:rPr>
@@ -33539,6 +35481,8 @@
         </w:rPr>
         <w:t>j</w:t>
       </w:r>
+      <w:proofErr w:type="spellEnd"/>
+      <w:proofErr w:type="gramEnd"/>
       <w:r>
         <w:rPr>
           <w:b/>
@@ -33559,7 +35503,11 @@
         <w:t xml:space="preserve"> </w:t>
       </w:r>
       <w:r>
-        <w:t>​ und u</w:t>
+        <w:t xml:space="preserve">​ und </w:t>
+      </w:r>
+      <w:proofErr w:type="spellStart"/>
+      <w:r>
+        <w:t>u</w:t>
       </w:r>
       <w:r>
         <w:rPr>
@@ -33567,6 +35515,7 @@
         </w:rPr>
         <w:t>j</w:t>
       </w:r>
+      <w:proofErr w:type="spellEnd"/>
       <w:r>
         <w:t xml:space="preserve"> </w:t>
       </w:r>
@@ -33946,7 +35895,11 @@
       </w:pPr>
       <w:r>
         <w:lastRenderedPageBreak/>
-        <w:t>Die Matrix D</w:t>
+        <w:t xml:space="preserve">Die Matrix </w:t>
+      </w:r>
+      <w:proofErr w:type="spellStart"/>
+      <w:r>
+        <w:t>D</w:t>
       </w:r>
       <w:r>
         <w:rPr>
@@ -33954,6 +35907,7 @@
         </w:rPr>
         <w:t>ij</w:t>
       </w:r>
+      <w:proofErr w:type="spellEnd"/>
       <w:r>
         <w:t xml:space="preserve"> </w:t>
       </w:r>
@@ -34032,8 +35986,13 @@
       <w:pPr>
         <w:pStyle w:val="berschrift4"/>
       </w:pPr>
-      <w:r>
-        <w:t>Lernstandsdiagnose über semantische Distanzen</w:t>
+      <w:proofErr w:type="spellStart"/>
+      <w:r>
+        <w:t>Lernstandsdiagnose</w:t>
+      </w:r>
+      <w:proofErr w:type="spellEnd"/>
+      <w:r>
+        <w:t xml:space="preserve"> über semantische Distanzen</w:t>
       </w:r>
     </w:p>
     <w:p>
@@ -35180,6 +37139,7 @@
       <w:pPr>
         <w:pStyle w:val="Aufzhlung"/>
       </w:pPr>
+      <w:proofErr w:type="spellStart"/>
       <w:r>
         <w:t>o</w:t>
       </w:r>
@@ -35189,11 +37149,16 @@
         </w:rPr>
         <w:t>i</w:t>
       </w:r>
+      <w:proofErr w:type="spellEnd"/>
       <w:r>
         <w:t xml:space="preserve"> </w:t>
       </w:r>
       <w:r>
-        <w:t>​ und o</w:t>
+        <w:t xml:space="preserve">​ und </w:t>
+      </w:r>
+      <w:proofErr w:type="spellStart"/>
+      <w:r>
+        <w:t>o</w:t>
       </w:r>
       <w:r>
         <w:rPr>
@@ -35201,6 +37166,7 @@
         </w:rPr>
         <w:t>j</w:t>
       </w:r>
+      <w:proofErr w:type="spellEnd"/>
       <w:r>
         <w:t xml:space="preserve"> </w:t>
       </w:r>
@@ -35321,7 +37287,11 @@
         <w:pStyle w:val="Aufzhlung"/>
       </w:pPr>
       <w:r>
-        <w:t>zuerst o</w:t>
+        <w:t xml:space="preserve">zuerst </w:t>
+      </w:r>
+      <w:proofErr w:type="spellStart"/>
+      <w:r>
+        <w:t>o</w:t>
       </w:r>
       <w:r>
         <w:rPr>
@@ -35329,6 +37299,7 @@
         </w:rPr>
         <w:t>j</w:t>
       </w:r>
+      <w:proofErr w:type="spellEnd"/>
       <w:r>
         <w:t xml:space="preserve"> </w:t>
       </w:r>
@@ -35341,7 +37312,11 @@
         <w:pStyle w:val="Aufzhlung"/>
       </w:pPr>
       <w:r>
-        <w:t>dann o</w:t>
+        <w:t xml:space="preserve">dann </w:t>
+      </w:r>
+      <w:proofErr w:type="spellStart"/>
+      <w:r>
+        <w:t>o</w:t>
       </w:r>
       <w:r>
         <w:rPr>
@@ -35349,6 +37324,7 @@
         </w:rPr>
         <w:t>i</w:t>
       </w:r>
+      <w:proofErr w:type="spellEnd"/>
       <w:r>
         <w:t xml:space="preserve"> </w:t>
       </w:r>
@@ -35485,7 +37461,11 @@
     </w:p>
     <w:p>
       <w:r>
-        <w:t>Damit ist o</w:t>
+        <w:t xml:space="preserve">Damit ist </w:t>
+      </w:r>
+      <w:proofErr w:type="spellStart"/>
+      <w:r>
+        <w:t>o</w:t>
       </w:r>
       <w:r>
         <w:rPr>
@@ -35508,6 +37488,7 @@
         </w:rPr>
         <w:t>j</w:t>
       </w:r>
+      <w:proofErr w:type="spellEnd"/>
       <w:r>
         <w:t xml:space="preserve"> </w:t>
       </w:r>
@@ -35597,7 +37578,11 @@
         <w:pStyle w:val="berschrift4"/>
       </w:pPr>
       <w:r>
-        <w:t>Interpretation der Komposition o</w:t>
+        <w:t xml:space="preserve">Interpretation der Komposition </w:t>
+      </w:r>
+      <w:proofErr w:type="spellStart"/>
+      <w:r>
+        <w:t>o</w:t>
       </w:r>
       <w:r>
         <w:rPr>
@@ -35620,6 +37605,7 @@
         </w:rPr>
         <w:t>j</w:t>
       </w:r>
+      <w:proofErr w:type="spellEnd"/>
       <w:r>
         <w:t xml:space="preserve"> </w:t>
       </w:r>
@@ -36492,7 +38478,11 @@
     </w:p>
     <w:p>
       <w:r>
-        <w:t>Ich verstehe jeden komplexen Operator o</w:t>
+        <w:t xml:space="preserve">Ich verstehe jeden komplexen Operator </w:t>
+      </w:r>
+      <w:proofErr w:type="spellStart"/>
+      <w:r>
+        <w:t>o</w:t>
       </w:r>
       <w:r>
         <w:rPr>
@@ -36500,6 +38490,7 @@
         </w:rPr>
         <w:t>t</w:t>
       </w:r>
+      <w:proofErr w:type="spellEnd"/>
       <w:r>
         <w:t>​ als das Ergebnis einer Abfolge einzelner Operationen, die ich in einer festen Reihenfolge anwende.</w:t>
       </w:r>
@@ -36550,6 +38541,7 @@
       <w:r>
         <w:t>Jeder Schritt o</w:t>
       </w:r>
+      <w:proofErr w:type="gramStart"/>
       <w:r>
         <w:rPr>
           <w:vertAlign w:val="subscript"/>
@@ -36559,6 +38551,7 @@
       <w:r>
         <w:t>,o</w:t>
       </w:r>
+      <w:proofErr w:type="gramEnd"/>
       <w:r>
         <w:rPr>
           <w:vertAlign w:val="subscript"/>
@@ -36586,7 +38579,11 @@
         <w:pStyle w:val="Aufzhlung"/>
       </w:pPr>
       <w:r>
-        <w:t>Der endgültige Operator o</w:t>
+        <w:t xml:space="preserve">Der endgültige Operator </w:t>
+      </w:r>
+      <w:proofErr w:type="spellStart"/>
+      <w:r>
+        <w:t>o</w:t>
       </w:r>
       <w:r>
         <w:rPr>
@@ -36594,6 +38591,7 @@
         </w:rPr>
         <w:t>t</w:t>
       </w:r>
+      <w:proofErr w:type="spellEnd"/>
       <w:r>
         <w:t xml:space="preserve">​ ist </w:t>
       </w:r>
@@ -36632,8 +38630,17 @@
           <w:b/>
           <w:bCs/>
         </w:rPr>
-        <w:t>prozessual und operatorisch</w:t>
-      </w:r>
+        <w:t xml:space="preserve">prozessual und </w:t>
+      </w:r>
+      <w:proofErr w:type="spellStart"/>
+      <w:r>
+        <w:rPr>
+          <w:b/>
+          <w:bCs/>
+        </w:rPr>
+        <w:t>operatorisch</w:t>
+      </w:r>
+      <w:proofErr w:type="spellEnd"/>
       <w:r>
         <w:t>.</w:t>
       </w:r>
@@ -36682,7 +38689,23 @@
           <w:b/>
           <w:bCs/>
         </w:rPr>
-        <w:t>Ich kann jede Struktur, jeden Zustand und jede Bedeutung als Ergebnis einer Operatorenkaskade begreifen.</w:t>
+        <w:t xml:space="preserve">Ich kann jede Struktur, jeden Zustand und jede Bedeutung als Ergebnis einer </w:t>
+      </w:r>
+      <w:proofErr w:type="spellStart"/>
+      <w:r>
+        <w:rPr>
+          <w:b/>
+          <w:bCs/>
+        </w:rPr>
+        <w:t>Operatorenkaskade</w:t>
+      </w:r>
+      <w:proofErr w:type="spellEnd"/>
+      <w:r>
+        <w:rPr>
+          <w:b/>
+          <w:bCs/>
+        </w:rPr>
+        <w:t xml:space="preserve"> begreifen.</w:t>
       </w:r>
     </w:p>
     <w:p>
@@ -36765,7 +38788,15 @@
       </w:pPr>
       <w:r>
         <w:lastRenderedPageBreak/>
-        <w:t>(1) Operatorische Emergenz</w:t>
+        <w:t xml:space="preserve">(1) </w:t>
+      </w:r>
+      <w:proofErr w:type="spellStart"/>
+      <w:r>
+        <w:t>Operatorische</w:t>
+      </w:r>
+      <w:proofErr w:type="spellEnd"/>
+      <w:r>
+        <w:t xml:space="preserve"> Emergenz</w:t>
       </w:r>
     </w:p>
     <w:p>
@@ -36857,7 +38888,11 @@
     </w:p>
     <w:p>
       <w:r>
-        <w:t>Weil jeder Teiloperator o</w:t>
+        <w:t xml:space="preserve">Weil jeder Teiloperator </w:t>
+      </w:r>
+      <w:proofErr w:type="spellStart"/>
+      <w:r>
+        <w:t>o</w:t>
       </w:r>
       <w:r>
         <w:rPr>
@@ -36865,6 +38900,7 @@
         </w:rPr>
         <w:t>i</w:t>
       </w:r>
+      <w:proofErr w:type="spellEnd"/>
       <w:r>
         <w:t>​ eine eigene Spezifikation besitzt, ist auch der zusammengesetzte Operator rekonstruierbar:</w:t>
       </w:r>
@@ -36906,7 +38942,15 @@
     </w:p>
     <w:p>
       <w:r>
-        <w:t>Das System darf nur das verwenden, was aus seiner eigenen Operatorik rekonstruierbar ist.</w:t>
+        <w:t xml:space="preserve">Das System darf nur das verwenden, was aus seiner eigenen </w:t>
+      </w:r>
+      <w:proofErr w:type="spellStart"/>
+      <w:r>
+        <w:t>Operatorik</w:t>
+      </w:r>
+      <w:proofErr w:type="spellEnd"/>
+      <w:r>
+        <w:t xml:space="preserve"> rekonstruierbar ist.</w:t>
       </w:r>
     </w:p>
     <w:p>
@@ -36918,8 +38962,13 @@
       </w:r>
     </w:p>
     <w:p>
-      <w:r>
-        <w:t xml:space="preserve">Operatorenketten wirken </w:t>
+      <w:proofErr w:type="spellStart"/>
+      <w:r>
+        <w:t>Operatorenketten</w:t>
+      </w:r>
+      <w:proofErr w:type="spellEnd"/>
+      <w:r>
+        <w:t xml:space="preserve"> wirken </w:t>
       </w:r>
       <w:r>
         <w:rPr>
@@ -36959,7 +39008,31 @@
         <w:pStyle w:val="Aufzhlung"/>
       </w:pPr>
       <w:r>
-        <w:t>Schichtwechseln (sym → cont → meta).</w:t>
+        <w:t>Schichtwechseln (</w:t>
+      </w:r>
+      <w:proofErr w:type="spellStart"/>
+      <w:r>
+        <w:t>sym</w:t>
+      </w:r>
+      <w:proofErr w:type="spellEnd"/>
+      <w:r>
+        <w:t xml:space="preserve"> → </w:t>
+      </w:r>
+      <w:proofErr w:type="spellStart"/>
+      <w:r>
+        <w:t>cont</w:t>
+      </w:r>
+      <w:proofErr w:type="spellEnd"/>
+      <w:r>
+        <w:t xml:space="preserve"> → </w:t>
+      </w:r>
+      <w:proofErr w:type="spellStart"/>
+      <w:r>
+        <w:t>meta</w:t>
+      </w:r>
+      <w:proofErr w:type="spellEnd"/>
+      <w:r>
+        <w:t>).</w:t>
       </w:r>
     </w:p>
     <w:p>
@@ -37000,7 +39073,11 @@
     </w:p>
     <w:p>
       <w:r>
-        <w:t>Damit ist o</w:t>
+        <w:t xml:space="preserve">Damit ist </w:t>
+      </w:r>
+      <w:proofErr w:type="spellStart"/>
+      <w:r>
+        <w:t>o</w:t>
       </w:r>
       <w:r>
         <w:rPr>
@@ -37008,6 +39085,7 @@
         </w:rPr>
         <w:t>t</w:t>
       </w:r>
+      <w:proofErr w:type="spellEnd"/>
       <w:r>
         <w:t xml:space="preserve">​ </w:t>
       </w:r>
@@ -37021,6 +39099,7 @@
       <w:r>
         <w:t>, der durch die Teilprozesse o</w:t>
       </w:r>
+      <w:proofErr w:type="gramStart"/>
       <w:r>
         <w:rPr>
           <w:vertAlign w:val="subscript"/>
@@ -37028,7 +39107,11 @@
         <w:t>1</w:t>
       </w:r>
       <w:r>
-        <w:t>,…,o</w:t>
+        <w:t>,…</w:t>
+      </w:r>
+      <w:proofErr w:type="gramEnd"/>
+      <w:r>
+        <w:t>,o</w:t>
       </w:r>
       <w:r>
         <w:rPr>
@@ -37068,7 +39151,15 @@
         <w:t xml:space="preserve"> ist hier die Einführung des Funktionsbegriffs aufgezeigt</w:t>
       </w:r>
       <w:r>
-        <w:t xml:space="preserve"> – modelliert als Operatorenkaskade.</w:t>
+        <w:t xml:space="preserve"> – modelliert als </w:t>
+      </w:r>
+      <w:proofErr w:type="spellStart"/>
+      <w:r>
+        <w:t>Operatorenkaskade</w:t>
+      </w:r>
+      <w:proofErr w:type="spellEnd"/>
+      <w:r>
+        <w:t>.</w:t>
       </w:r>
     </w:p>
     <w:p>
@@ -37352,8 +39443,13 @@
         <w:pStyle w:val="berschrift4"/>
       </w:pPr>
       <w:r>
-        <w:t>Kombination: Ich erkenne die gesamte Lernhandlung als Operatorenkette</w:t>
-      </w:r>
+        <w:t xml:space="preserve">Kombination: Ich erkenne die gesamte Lernhandlung als </w:t>
+      </w:r>
+      <w:proofErr w:type="spellStart"/>
+      <w:r>
+        <w:t>Operatorenkette</w:t>
+      </w:r>
+      <w:proofErr w:type="spellEnd"/>
     </w:p>
     <w:p>
       <w:pPr>
@@ -37501,12 +39597,21 @@
       <w:r>
         <w:t xml:space="preserve">Der Gesamtprozess ist </w:t>
       </w:r>
-      <w:r>
-        <w:rPr>
-          <w:b/>
-          <w:bCs/>
-        </w:rPr>
-        <w:t>operatorisch emergent</w:t>
+      <w:proofErr w:type="spellStart"/>
+      <w:r>
+        <w:rPr>
+          <w:b/>
+          <w:bCs/>
+        </w:rPr>
+        <w:t>operatorisch</w:t>
+      </w:r>
+      <w:proofErr w:type="spellEnd"/>
+      <w:r>
+        <w:rPr>
+          <w:b/>
+          <w:bCs/>
+        </w:rPr>
+        <w:t xml:space="preserve"> emergent</w:t>
       </w:r>
       <w:r>
         <w:t>, nicht gegeben.</w:t>
@@ -37745,12 +39850,21 @@
         <w:br/>
         <w:t xml:space="preserve">Ich denke in </w:t>
       </w:r>
-      <w:r>
-        <w:rPr>
-          <w:b/>
-          <w:bCs/>
-        </w:rPr>
-        <w:t>operatorischen Prozessen</w:t>
+      <w:proofErr w:type="spellStart"/>
+      <w:r>
+        <w:rPr>
+          <w:b/>
+          <w:bCs/>
+        </w:rPr>
+        <w:t>operatorischen</w:t>
+      </w:r>
+      <w:proofErr w:type="spellEnd"/>
+      <w:r>
+        <w:rPr>
+          <w:b/>
+          <w:bCs/>
+        </w:rPr>
+        <w:t xml:space="preserve"> Prozessen</w:t>
       </w:r>
       <w:r>
         <w:t>, nicht in fertigen Objekten.</w:t>
@@ -37937,6 +40051,7 @@
         </w:rPr>
         <w:t xml:space="preserve">Ich erzeuge den Zustand </w:t>
       </w:r>
+      <w:proofErr w:type="spellStart"/>
       <w:r>
         <w:rPr>
           <w:rStyle w:val="katex-mathml"/>
@@ -37954,6 +40069,7 @@
         </w:rPr>
         <w:t>n</w:t>
       </w:r>
+      <w:proofErr w:type="spellEnd"/>
       <w:r>
         <w:rPr>
           <w:rStyle w:val="vlist-s"/>
@@ -38026,6 +40142,7 @@
         </w:rPr>
         <w:t>o</w:t>
       </w:r>
+      <w:proofErr w:type="gramStart"/>
       <w:r>
         <w:rPr>
           <w:rStyle w:val="katex-mathml"/>
@@ -38039,6 +40156,7 @@
         </w:rPr>
         <w:t>,o</w:t>
       </w:r>
+      <w:proofErr w:type="gramEnd"/>
       <w:r>
         <w:rPr>
           <w:rStyle w:val="katex-mathml"/>
@@ -38113,6 +40231,7 @@
       <w:r>
         <w:t xml:space="preserve">Im Sinne von Kapitel 3 begreife ich </w:t>
       </w:r>
+      <w:proofErr w:type="spellStart"/>
       <w:r>
         <w:rPr>
           <w:rStyle w:val="katex-mathml"/>
@@ -38126,6 +40245,7 @@
         </w:rPr>
         <w:t>n</w:t>
       </w:r>
+      <w:proofErr w:type="spellEnd"/>
       <w:r>
         <w:rPr>
           <w:rStyle w:val="vlist-s"/>
@@ -38242,6 +40362,7 @@
       <w:r>
         <w:t xml:space="preserve">Der Endzustand </w:t>
       </w:r>
+      <w:proofErr w:type="spellStart"/>
       <w:r>
         <w:rPr>
           <w:rStyle w:val="katex-mathml"/>
@@ -38255,6 +40376,7 @@
         </w:rPr>
         <w:t>n</w:t>
       </w:r>
+      <w:proofErr w:type="spellEnd"/>
       <w:r>
         <w:rPr>
           <w:rStyle w:val="vlist-s"/>
@@ -38317,7 +40439,15 @@
     </w:p>
     <w:p>
       <w:r>
-        <w:t>Ich modellierte meinen eigenen Unterrichtsprozess als Operatorenkette.</w:t>
+        <w:t xml:space="preserve">Ich modellierte meinen eigenen Unterrichtsprozess als </w:t>
+      </w:r>
+      <w:proofErr w:type="spellStart"/>
+      <w:r>
+        <w:t>Operatorenkette</w:t>
+      </w:r>
+      <w:proofErr w:type="spellEnd"/>
+      <w:r>
+        <w:t>.</w:t>
       </w:r>
     </w:p>
     <w:p>
@@ -38626,9 +40756,14 @@
       <w:pPr>
         <w:pStyle w:val="berschrift4"/>
       </w:pPr>
+      <w:proofErr w:type="spellStart"/>
       <w:r>
         <w:lastRenderedPageBreak/>
-        <w:t>Operatorenkette des Lernprozesses</w:t>
+        <w:t>Operatorenkette</w:t>
+      </w:r>
+      <w:proofErr w:type="spellEnd"/>
+      <w:r>
+        <w:t xml:space="preserve"> des Lernprozesses</w:t>
       </w:r>
     </w:p>
     <w:p>
@@ -38973,6 +41108,9 @@
       </w:r>
       <w:r>
         <w:br/>
+      </w:r>
+      <w:proofErr w:type="spellStart"/>
+      <w:r>
         <w:t>s</w:t>
       </w:r>
       <w:r>
@@ -38981,6 +41119,7 @@
         </w:rPr>
         <w:t>n</w:t>
       </w:r>
+      <w:proofErr w:type="spellEnd"/>
       <w:r>
         <w:t xml:space="preserve"> </w:t>
       </w:r>
@@ -39025,7 +41164,15 @@
       </w:r>
       <w:r>
         <w:br/>
-        <w:t>Wenn ich Ableitung einführe, folge ich einer Operatorenkette:</w:t>
+        <w:t xml:space="preserve">Wenn ich Ableitung einführe, folge ich einer </w:t>
+      </w:r>
+      <w:proofErr w:type="spellStart"/>
+      <w:r>
+        <w:t>Operatorenkette</w:t>
+      </w:r>
+      <w:proofErr w:type="spellEnd"/>
+      <w:r>
+        <w:t>:</w:t>
       </w:r>
       <w:r>
         <w:br/>
@@ -39252,8 +41399,16 @@
         <w:rPr>
           <w:rStyle w:val="Fett"/>
         </w:rPr>
-        <w:t>Ich betrachte eine unendlich oft wiederholte Folge derselben Operatorenkaskade</w:t>
-      </w:r>
+        <w:t xml:space="preserve">Ich betrachte eine unendlich oft wiederholte Folge derselben </w:t>
+      </w:r>
+      <w:proofErr w:type="spellStart"/>
+      <w:r>
+        <w:rPr>
+          <w:rStyle w:val="Fett"/>
+        </w:rPr>
+        <w:t>Operatorenkaskade</w:t>
+      </w:r>
+      <w:proofErr w:type="spellEnd"/>
       <w:r>
         <w:rPr>
           <w:b/>
@@ -39267,7 +41422,16 @@
           <w:b/>
           <w:bCs/>
         </w:rPr>
-        <w:t>(E</w:t>
+        <w:t>(</w:t>
+      </w:r>
+      <w:proofErr w:type="spellStart"/>
+      <w:r>
+        <w:rPr>
+          <w:rStyle w:val="katex-mathml"/>
+          <w:b/>
+          <w:bCs/>
+        </w:rPr>
+        <w:t>E</w:t>
       </w:r>
       <w:r>
         <w:rPr>
@@ -39320,6 +41484,7 @@
         </w:rPr>
         <w:t>σ</w:t>
       </w:r>
+      <w:proofErr w:type="spellEnd"/>
       <w:r>
         <w:rPr>
           <w:rStyle w:val="katex-mathml"/>
@@ -39369,6 +41534,7 @@
         </w:rPr>
         <w:t xml:space="preserve">Der Grenzwert dieser Transformationen erzeugt einen stabilen Zustand </w:t>
       </w:r>
+      <w:proofErr w:type="spellStart"/>
       <w:r>
         <w:rPr>
           <w:rStyle w:val="katex-mathml"/>
@@ -39386,6 +41552,7 @@
         </w:rPr>
         <w:t>n</w:t>
       </w:r>
+      <w:proofErr w:type="spellEnd"/>
       <w:r>
         <w:rPr>
           <w:rStyle w:val="vlist-s"/>
@@ -39519,7 +41686,23 @@
           <w:b/>
           <w:bCs/>
         </w:rPr>
-        <w:t>Ich beschreibe einen Lern-, Struktur- oder Bedeutungsprozess, der sich durch wiederholtes Durchlaufen derselben Operatorenfolge immer weiter stabilisiert, bis sich ein kohärenter Zustand herausbildet.</w:t>
+        <w:t xml:space="preserve">Ich beschreibe einen Lern-, Struktur- oder Bedeutungsprozess, der sich durch wiederholtes Durchlaufen derselben </w:t>
+      </w:r>
+      <w:proofErr w:type="spellStart"/>
+      <w:r>
+        <w:rPr>
+          <w:b/>
+          <w:bCs/>
+        </w:rPr>
+        <w:t>Operatorenfolge</w:t>
+      </w:r>
+      <w:proofErr w:type="spellEnd"/>
+      <w:r>
+        <w:rPr>
+          <w:b/>
+          <w:bCs/>
+        </w:rPr>
+        <w:t xml:space="preserve"> immer weiter stabilisiert, bis sich ein kohärenter Zustand herausbildet.</w:t>
       </w:r>
     </w:p>
     <w:p>
@@ -39537,7 +41720,15 @@
     </w:p>
     <w:p>
       <w:r>
-        <w:t xml:space="preserve">Indem ich die Operatorenkette wiederhole, entsteht etwas, das </w:t>
+        <w:t xml:space="preserve">Indem ich die </w:t>
+      </w:r>
+      <w:proofErr w:type="spellStart"/>
+      <w:r>
+        <w:t>Operatorenkette</w:t>
+      </w:r>
+      <w:proofErr w:type="spellEnd"/>
+      <w:r>
+        <w:t xml:space="preserve"> wiederhole, entsteht etwas, das </w:t>
       </w:r>
       <w:r>
         <w:rPr>
@@ -39565,7 +41756,15 @@
     </w:p>
     <w:p>
       <w:r>
-        <w:t xml:space="preserve">Ich nähere mich einem Zustand, der unter der Operatorenkette </w:t>
+        <w:t xml:space="preserve">Ich nähere mich einem Zustand, der unter der </w:t>
+      </w:r>
+      <w:proofErr w:type="spellStart"/>
+      <w:r>
+        <w:t>Operatorenkette</w:t>
+      </w:r>
+      <w:proofErr w:type="spellEnd"/>
+      <w:r>
+        <w:t xml:space="preserve"> </w:t>
       </w:r>
       <w:r>
         <w:rPr>
@@ -39580,7 +41779,11 @@
     </w:p>
     <w:p>
       <w:r>
-        <w:t>(E</w:t>
+        <w:t>(</w:t>
+      </w:r>
+      <w:proofErr w:type="spellStart"/>
+      <w:r>
+        <w:t>E</w:t>
       </w:r>
       <w:r>
         <w:rPr>
@@ -39606,8 +41809,18 @@
         </w:rPr>
         <w:t>∘</w:t>
       </w:r>
-      <w:r>
-        <w:t>σ)(s</w:t>
+      <w:proofErr w:type="gramStart"/>
+      <w:r>
+        <w:t>σ</w:t>
+      </w:r>
+      <w:proofErr w:type="spellEnd"/>
+      <w:r>
+        <w:t>)(</w:t>
+      </w:r>
+      <w:proofErr w:type="spellStart"/>
+      <w:proofErr w:type="gramEnd"/>
+      <w:r>
+        <w:t>s</w:t>
       </w:r>
       <w:r>
         <w:rPr>
@@ -39615,8 +41828,13 @@
         </w:rPr>
         <w:t>n</w:t>
       </w:r>
-      <w:r>
-        <w:t>)=s</w:t>
+      <w:proofErr w:type="spellEnd"/>
+      <w:r>
+        <w:t>)=</w:t>
+      </w:r>
+      <w:proofErr w:type="spellStart"/>
+      <w:r>
+        <w:t>s</w:t>
       </w:r>
       <w:r>
         <w:rPr>
@@ -39624,6 +41842,7 @@
         </w:rPr>
         <w:t>n</w:t>
       </w:r>
+      <w:proofErr w:type="spellEnd"/>
       <w:r>
         <w:t>.</w:t>
       </w:r>
@@ -39737,7 +41956,23 @@
           <w:b/>
           <w:bCs/>
         </w:rPr>
-        <w:t>Ich beschreibe einen Lern-, Struktur- oder Bedeutungsprozess, der sich durch wiederholtes Durchlaufen derselben Operatorenfolge immer weiter stabilisiert, bis sich ein kohärenter Zustand herausbildet.</w:t>
+        <w:t xml:space="preserve">Ich beschreibe einen Lern-, Struktur- oder Bedeutungsprozess, der sich durch wiederholtes Durchlaufen derselben </w:t>
+      </w:r>
+      <w:proofErr w:type="spellStart"/>
+      <w:r>
+        <w:rPr>
+          <w:b/>
+          <w:bCs/>
+        </w:rPr>
+        <w:t>Operatorenfolge</w:t>
+      </w:r>
+      <w:proofErr w:type="spellEnd"/>
+      <w:r>
+        <w:rPr>
+          <w:b/>
+          <w:bCs/>
+        </w:rPr>
+        <w:t xml:space="preserve"> immer weiter stabilisiert, bis sich ein kohärenter Zustand herausbildet.</w:t>
       </w:r>
     </w:p>
     <w:p>
@@ -39764,7 +41999,21 @@
         <w:rPr>
           <w:rFonts w:ascii="Times New Roman" w:hAnsi="Times New Roman"/>
         </w:rPr>
-        <w:t xml:space="preserve">Indem ich die Operatorenkette wiederhole, entsteht etwas, das </w:t>
+        <w:t xml:space="preserve">Indem ich die </w:t>
+      </w:r>
+      <w:proofErr w:type="spellStart"/>
+      <w:r>
+        <w:rPr>
+          <w:rFonts w:ascii="Times New Roman" w:hAnsi="Times New Roman"/>
+        </w:rPr>
+        <w:t>Operatorenkette</w:t>
+      </w:r>
+      <w:proofErr w:type="spellEnd"/>
+      <w:r>
+        <w:rPr>
+          <w:rFonts w:ascii="Times New Roman" w:hAnsi="Times New Roman"/>
+        </w:rPr>
+        <w:t xml:space="preserve"> wiederhole, entsteht etwas, das </w:t>
       </w:r>
       <w:r>
         <w:rPr>
@@ -39807,7 +42056,21 @@
         <w:rPr>
           <w:rFonts w:ascii="Times New Roman" w:hAnsi="Times New Roman"/>
         </w:rPr>
-        <w:t xml:space="preserve">Ich nähere mich einem Zustand, der unter der Operatorenkette </w:t>
+        <w:t xml:space="preserve">Ich nähere mich einem Zustand, der unter der </w:t>
+      </w:r>
+      <w:proofErr w:type="spellStart"/>
+      <w:r>
+        <w:rPr>
+          <w:rFonts w:ascii="Times New Roman" w:hAnsi="Times New Roman"/>
+        </w:rPr>
+        <w:t>Operatorenkette</w:t>
+      </w:r>
+      <w:proofErr w:type="spellEnd"/>
+      <w:r>
+        <w:rPr>
+          <w:rFonts w:ascii="Times New Roman" w:hAnsi="Times New Roman"/>
+        </w:rPr>
+        <w:t xml:space="preserve"> </w:t>
       </w:r>
       <w:r>
         <w:rPr>
@@ -40171,6 +42434,9 @@
       </w:r>
       <w:r>
         <w:br/>
+      </w:r>
+      <w:proofErr w:type="spellStart"/>
+      <w:r>
         <w:t>s</w:t>
       </w:r>
       <w:r>
@@ -40179,11 +42445,20 @@
         </w:rPr>
         <w:t>n</w:t>
       </w:r>
+      <w:proofErr w:type="spellEnd"/>
       <w:r>
         <w:t xml:space="preserve"> </w:t>
       </w:r>
       <w:r>
-        <w:t>​ ist der Grenzwert einer iterierten Operatorenkette.</w:t>
+        <w:t xml:space="preserve">​ ist der Grenzwert einer iterierten </w:t>
+      </w:r>
+      <w:proofErr w:type="spellStart"/>
+      <w:r>
+        <w:t>Operatorenkette</w:t>
+      </w:r>
+      <w:proofErr w:type="spellEnd"/>
+      <w:r>
+        <w:t>.</w:t>
       </w:r>
     </w:p>
     <w:p>
@@ -40273,13 +42548,21 @@
         <w:t xml:space="preserve"> </w:t>
       </w:r>
       <w:r>
-        <w:t>die sich in einem stabilen Attraktor (Fixpunkt) niederschlägt —ganz im Sinne der</w:t>
+        <w:t xml:space="preserve">die sich in einem stabilen Attraktor (Fixpunkt) niederschlägt —ganz im Sinne </w:t>
+      </w:r>
+      <w:proofErr w:type="gramStart"/>
+      <w:r>
+        <w:t>der</w:t>
       </w:r>
       <w:r>
         <w:t xml:space="preserve"> </w:t>
       </w:r>
       <w:r>
-        <w:t xml:space="preserve"> funktionalen Emergenz aus Kapitel 3.</w:t>
+        <w:t xml:space="preserve"> funktionalen</w:t>
+      </w:r>
+      <w:proofErr w:type="gramEnd"/>
+      <w:r>
+        <w:t xml:space="preserve"> Emergenz aus Kapitel 3.</w:t>
       </w:r>
     </w:p>
     <w:p>
@@ -40447,13 +42730,35 @@
     </w:p>
     <w:p>
       <w:r>
-        <w:t xml:space="preserve">Die formale Beschreibung dieser Operatorenkaskade als rekonstruktiv bestimmbarer Gesamtoperator wird in </w:t>
-      </w:r>
-      <w:r>
-        <w:rPr>
-          <w:bCs/>
-        </w:rPr>
-        <w:t>Anlage 3.X (Sequenzielle Operatorenkomposition und prozessuale Gesamtoperatoren)</w:t>
+        <w:t xml:space="preserve">Die formale Beschreibung dieser </w:t>
+      </w:r>
+      <w:proofErr w:type="spellStart"/>
+      <w:r>
+        <w:t>Operatorenkaskade</w:t>
+      </w:r>
+      <w:proofErr w:type="spellEnd"/>
+      <w:r>
+        <w:t xml:space="preserve"> als rekonstruktiv bestimmbarer Gesamtoperator wird in </w:t>
+      </w:r>
+      <w:r>
+        <w:rPr>
+          <w:bCs/>
+        </w:rPr>
+        <w:t xml:space="preserve">Anlage 3.X (Sequenzielle </w:t>
+      </w:r>
+      <w:proofErr w:type="spellStart"/>
+      <w:r>
+        <w:rPr>
+          <w:bCs/>
+        </w:rPr>
+        <w:t>Operatorenkomposition</w:t>
+      </w:r>
+      <w:proofErr w:type="spellEnd"/>
+      <w:r>
+        <w:rPr>
+          <w:bCs/>
+        </w:rPr>
+        <w:t xml:space="preserve"> und prozessuale Gesamtoperatoren)</w:t>
       </w:r>
       <w:r>
         <w:t xml:space="preserve"> ausgearbeitet.</w:t>
@@ -40485,7 +42790,11 @@
         <w:t>zeitlich bzw. sequenziell erzeugten Gesamtoperator</w:t>
       </w:r>
       <w:r>
-        <w:t xml:space="preserve"> o</w:t>
+        <w:t xml:space="preserve"> </w:t>
+      </w:r>
+      <w:proofErr w:type="spellStart"/>
+      <w:r>
+        <w:t>o</w:t>
       </w:r>
       <w:r>
         <w:rPr>
@@ -40493,6 +42802,7 @@
         </w:rPr>
         <w:t>t</w:t>
       </w:r>
+      <w:proofErr w:type="spellEnd"/>
       <w:r>
         <w:t xml:space="preserve"> </w:t>
       </w:r>
@@ -40507,7 +42817,11 @@
         <w:t>Komposition endlich vieler elementarer Operatoren</w:t>
       </w:r>
       <w:r>
-        <w:t xml:space="preserve"> o</w:t>
+        <w:t xml:space="preserve"> </w:t>
+      </w:r>
+      <w:proofErr w:type="spellStart"/>
+      <w:r>
+        <w:t>o</w:t>
       </w:r>
       <w:r>
         <w:rPr>
@@ -40522,7 +42836,11 @@
         <w:t>∈</w:t>
       </w:r>
       <w:r>
-        <w:t>O entsteht.</w:t>
+        <w:t>O</w:t>
+      </w:r>
+      <w:proofErr w:type="spellEnd"/>
+      <w:r>
+        <w:t xml:space="preserve"> entsteht.</w:t>
       </w:r>
     </w:p>
     <w:p>
@@ -40547,7 +42865,15 @@
         <w:t xml:space="preserve"> </w:t>
       </w:r>
       <w:r>
-        <w:t>sei ein Operatorenraum,</w:t>
+        <w:t xml:space="preserve">sei ein </w:t>
+      </w:r>
+      <w:proofErr w:type="spellStart"/>
+      <w:r>
+        <w:t>Operatorenraum</w:t>
+      </w:r>
+      <w:proofErr w:type="spellEnd"/>
+      <w:r>
+        <w:t>,</w:t>
       </w:r>
     </w:p>
     <w:p>
@@ -40781,7 +43107,11 @@
     </w:p>
     <w:p>
       <w:r>
-        <w:t>In der Logik von Kapitel 3 ist o</w:t>
+        <w:t xml:space="preserve">In der Logik von Kapitel 3 ist </w:t>
+      </w:r>
+      <w:proofErr w:type="spellStart"/>
+      <w:r>
+        <w:t>o</w:t>
       </w:r>
       <w:r>
         <w:rPr>
@@ -40789,6 +43119,7 @@
         </w:rPr>
         <w:t>t</w:t>
       </w:r>
+      <w:proofErr w:type="spellEnd"/>
       <w:r>
         <w:t xml:space="preserve"> </w:t>
       </w:r>
@@ -40829,7 +43160,11 @@
         </w:numPr>
       </w:pPr>
       <w:r>
-        <w:t>Jeder Operator o</w:t>
+        <w:t xml:space="preserve">Jeder Operator </w:t>
+      </w:r>
+      <w:proofErr w:type="spellStart"/>
+      <w:r>
+        <w:t>o</w:t>
       </w:r>
       <w:r>
         <w:rPr>
@@ -40837,6 +43172,7 @@
         </w:rPr>
         <w:t>i</w:t>
       </w:r>
+      <w:proofErr w:type="spellEnd"/>
       <w:r>
         <w:t xml:space="preserve"> </w:t>
       </w:r>
@@ -40882,6 +43218,7 @@
           <w:numId w:val="34"/>
         </w:numPr>
       </w:pPr>
+      <w:proofErr w:type="spellStart"/>
       <w:r>
         <w:t>o</w:t>
       </w:r>
@@ -40891,6 +43228,7 @@
         </w:rPr>
         <w:t>t</w:t>
       </w:r>
+      <w:proofErr w:type="spellEnd"/>
       <w:r>
         <w:t xml:space="preserve"> </w:t>
       </w:r>
@@ -40991,7 +43329,11 @@
     </w:p>
     <w:p>
       <w:r>
-        <w:t>Im Sinne des FRZK aus Kapitel 3 beschreibt o</w:t>
+        <w:t xml:space="preserve">Im Sinne des FRZK aus Kapitel 3 beschreibt </w:t>
+      </w:r>
+      <w:proofErr w:type="spellStart"/>
+      <w:r>
+        <w:t>o</w:t>
       </w:r>
       <w:r>
         <w:rPr>
@@ -40999,6 +43341,7 @@
         </w:rPr>
         <w:t>t</w:t>
       </w:r>
+      <w:proofErr w:type="spellEnd"/>
       <w:r>
         <w:t xml:space="preserve"> </w:t>
       </w:r>
@@ -41272,6 +43615,7 @@
       <w:pPr>
         <w:pStyle w:val="Aufzhlung"/>
       </w:pPr>
+      <w:proofErr w:type="spellStart"/>
       <w:r>
         <w:t>o</w:t>
       </w:r>
@@ -41281,6 +43625,7 @@
         </w:rPr>
         <w:t>t</w:t>
       </w:r>
+      <w:proofErr w:type="spellEnd"/>
       <w:r>
         <w:t xml:space="preserve"> wirkt danach selbst wieder als Operator auf neue Situationen (Transfer).</w:t>
       </w:r>
@@ -41453,7 +43798,11 @@
     </w:p>
     <w:p>
       <w:r>
-        <w:t>Didaktisch und epistemisch steht o</w:t>
+        <w:t xml:space="preserve">Didaktisch und epistemisch steht </w:t>
+      </w:r>
+      <w:proofErr w:type="spellStart"/>
+      <w:r>
+        <w:t>o</w:t>
       </w:r>
       <w:r>
         <w:rPr>
@@ -41461,6 +43810,7 @@
         </w:rPr>
         <w:t>t</w:t>
       </w:r>
+      <w:proofErr w:type="spellEnd"/>
       <w:r>
         <w:t xml:space="preserve"> </w:t>
       </w:r>
@@ -41632,8 +43982,13 @@
     </w:p>
     <w:p>
       <w:r>
-        <w:t>Gegeben sei ein Zustandsraum S und eine Operatorenmenge</w:t>
-      </w:r>
+        <w:t xml:space="preserve">Gegeben sei ein Zustandsraum S und eine </w:t>
+      </w:r>
+      <w:proofErr w:type="spellStart"/>
+      <w:r>
+        <w:t>Operatorenmenge</w:t>
+      </w:r>
+      <w:proofErr w:type="spellEnd"/>
     </w:p>
     <w:p>
       <w:pPr>
@@ -42006,7 +44361,11 @@
         <w:pStyle w:val="Aufzhlung"/>
       </w:pPr>
       <w:r>
-        <w:t>Jeder Operator o</w:t>
+        <w:t xml:space="preserve">Jeder Operator </w:t>
+      </w:r>
+      <w:proofErr w:type="spellStart"/>
+      <w:r>
+        <w:t>o</w:t>
       </w:r>
       <w:r>
         <w:rPr>
@@ -42014,6 +44373,7 @@
         </w:rPr>
         <w:t>i</w:t>
       </w:r>
+      <w:proofErr w:type="spellEnd"/>
       <w:r>
         <w:t xml:space="preserve"> realisiert eine </w:t>
       </w:r>
@@ -42033,7 +44393,11 @@
         <w:pStyle w:val="Aufzhlung"/>
       </w:pPr>
       <w:r>
-        <w:t>Der Zustand s</w:t>
+        <w:t xml:space="preserve">Der Zustand </w:t>
+      </w:r>
+      <w:proofErr w:type="spellStart"/>
+      <w:r>
+        <w:t>s</w:t>
       </w:r>
       <w:r>
         <w:rPr>
@@ -42041,6 +44405,7 @@
         </w:rPr>
         <w:t>n</w:t>
       </w:r>
+      <w:proofErr w:type="spellEnd"/>
       <w:r>
         <w:t xml:space="preserve"> </w:t>
       </w:r>
@@ -42052,8 +44417,17 @@
           <w:b/>
           <w:bCs/>
         </w:rPr>
-        <w:t>Resultat der gesamten Operatorenkaskade</w:t>
-      </w:r>
+        <w:t xml:space="preserve">Resultat der gesamten </w:t>
+      </w:r>
+      <w:proofErr w:type="spellStart"/>
+      <w:r>
+        <w:rPr>
+          <w:b/>
+          <w:bCs/>
+        </w:rPr>
+        <w:t>Operatorenkaskade</w:t>
+      </w:r>
+      <w:proofErr w:type="spellEnd"/>
       <w:r>
         <w:t>, nicht eines einzelnen Schrittes.</w:t>
       </w:r>
@@ -42471,11 +44845,16 @@
       <w:r>
         <w:t xml:space="preserve">, der selbst wieder Ausgangspunkt neuer </w:t>
       </w:r>
+      <w:proofErr w:type="spellStart"/>
       <w:r>
         <w:t>O</w:t>
       </w:r>
       <w:r>
-        <w:t>peratorenkaskaden werden kann.</w:t>
+        <w:t>peratorenkaskaden</w:t>
+      </w:r>
+      <w:proofErr w:type="spellEnd"/>
+      <w:r>
+        <w:t xml:space="preserve"> werden kann.</w:t>
       </w:r>
     </w:p>
     <w:p>
@@ -42648,7 +45027,15 @@
         <w:pStyle w:val="Aufzhlung"/>
       </w:pPr>
       <w:r>
-        <w:t>die Emergenz von Struktur durch geordnete Operatorenkomposition.</w:t>
+        <w:t xml:space="preserve">die Emergenz von Struktur durch geordnete </w:t>
+      </w:r>
+      <w:proofErr w:type="spellStart"/>
+      <w:r>
+        <w:t>Operatorenkomposition</w:t>
+      </w:r>
+      <w:proofErr w:type="spellEnd"/>
+      <w:r>
+        <w:t>.</w:t>
       </w:r>
     </w:p>
     <w:p>
@@ -42663,7 +45050,15 @@
         <w:t>Resultate funktionaler Kaskaden</w:t>
       </w:r>
       <w:r>
-        <w:t>. Jeder erreichte Zustand sns_nsn​ ist zugleich Abschluss eines Prozesses und Ausgangspunkt weiterer Transformation.</w:t>
+        <w:t xml:space="preserve">. Jeder erreichte Zustand </w:t>
+      </w:r>
+      <w:proofErr w:type="spellStart"/>
+      <w:r>
+        <w:t>sns_nsn</w:t>
+      </w:r>
+      <w:proofErr w:type="spellEnd"/>
+      <w:r>
+        <w:t>​ ist zugleich Abschluss eines Prozesses und Ausgangspunkt weiterer Transformation.</w:t>
       </w:r>
     </w:p>
     <w:p>
@@ -44132,7 +46527,15 @@
         <w:t>elementare Operatoren</w:t>
       </w:r>
       <w:r>
-        <w:t xml:space="preserve"> aus dem in Kapitel 3 eingeführten Operatorenraum.</w:t>
+        <w:t xml:space="preserve"> aus dem in Kapitel 3 eingeführten </w:t>
+      </w:r>
+      <w:proofErr w:type="spellStart"/>
+      <w:r>
+        <w:t>Operatorenraum</w:t>
+      </w:r>
+      <w:proofErr w:type="spellEnd"/>
+      <w:r>
+        <w:t>.</w:t>
       </w:r>
     </w:p>
     <w:p>
@@ -44555,7 +46958,11 @@
         <w:pStyle w:val="Aufzhlung"/>
       </w:pPr>
       <w:r>
-        <w:t>Die Struktur E</w:t>
+        <w:t xml:space="preserve">Die Struktur </w:t>
+      </w:r>
+      <w:proofErr w:type="spellStart"/>
+      <w:r>
+        <w:t>E</w:t>
       </w:r>
       <w:r>
         <w:rPr>
@@ -44587,6 +46994,7 @@
         </w:rPr>
         <w:t>σ</w:t>
       </w:r>
+      <w:proofErr w:type="spellEnd"/>
       <w:r>
         <w:t xml:space="preserve"> bildet eine funktionale Grundsequenz, die:</w:t>
       </w:r>
@@ -46019,8 +48427,13 @@
           <w:numId w:val="1"/>
         </w:numPr>
       </w:pPr>
-      <w:r>
-        <w:t>Basismapping für Iterationen,</w:t>
+      <w:proofErr w:type="spellStart"/>
+      <w:r>
+        <w:t>Basismapping</w:t>
+      </w:r>
+      <w:proofErr w:type="spellEnd"/>
+      <w:r>
+        <w:t xml:space="preserve"> für Iterationen,</w:t>
       </w:r>
     </w:p>
     <w:p>
@@ -46052,7 +48465,11 @@
         <w:pStyle w:val="Aufzhlung"/>
       </w:pPr>
       <w:r>
-        <w:t>Erst durch Iteration von φ (vgl. φ</w:t>
+        <w:t xml:space="preserve">Erst durch Iteration von φ (vgl. </w:t>
+      </w:r>
+      <w:proofErr w:type="spellStart"/>
+      <w:r>
+        <w:t>φ</w:t>
       </w:r>
       <w:r>
         <w:rPr>
@@ -46060,6 +48477,7 @@
         </w:rPr>
         <w:t>n</w:t>
       </w:r>
+      <w:proofErr w:type="spellEnd"/>
       <w:r>
         <w:t xml:space="preserve">) entstehen </w:t>
       </w:r>
@@ -46351,7 +48769,14 @@
         <w:rPr>
           <w:rStyle w:val="katex-mathml"/>
         </w:rPr>
-        <w:t>=φ</w:t>
+        <w:t>=</w:t>
+      </w:r>
+      <w:proofErr w:type="spellStart"/>
+      <w:r>
+        <w:rPr>
+          <w:rStyle w:val="katex-mathml"/>
+        </w:rPr>
+        <w:t>φ</w:t>
       </w:r>
       <w:r>
         <w:rPr>
@@ -46360,6 +48785,7 @@
         </w:rPr>
         <w:t>n</w:t>
       </w:r>
+      <w:proofErr w:type="spellEnd"/>
       <w:r>
         <w:t>).</w:t>
       </w:r>
@@ -46618,8 +49044,17 @@
           <w:b/>
           <w:bCs/>
         </w:rPr>
-        <w:t>Konvergenzprozess im Operatorenraum</w:t>
-      </w:r>
+        <w:t xml:space="preserve">Konvergenzprozess im </w:t>
+      </w:r>
+      <w:proofErr w:type="spellStart"/>
+      <w:r>
+        <w:rPr>
+          <w:b/>
+          <w:bCs/>
+        </w:rPr>
+        <w:t>Operatorenraum</w:t>
+      </w:r>
+      <w:proofErr w:type="spellEnd"/>
       <w:r>
         <w:t xml:space="preserve"> beschrieben</w:t>
       </w:r>
@@ -46657,6 +49092,7 @@
       <w:r>
         <w:t xml:space="preserve"> </w:t>
       </w:r>
+      <w:proofErr w:type="gramStart"/>
       <w:r>
         <w:t>durch</w:t>
       </w:r>
@@ -46666,6 +49102,7 @@
       <w:r>
         <w:t>strukturierende</w:t>
       </w:r>
+      <w:proofErr w:type="gramEnd"/>
       <w:r>
         <w:t xml:space="preserve"> </w:t>
       </w:r>
@@ -48091,7 +50528,15 @@
         <w:t>n</w:t>
       </w:r>
       <w:r>
-        <w:t xml:space="preserve"> entsteht ausschließlich durch Wiederholung, nicht durch Erweiterung der Operatorenmenge.</w:t>
+        <w:t xml:space="preserve"> entsteht ausschließlich durch Wiederholung, nicht durch Erweiterung der </w:t>
+      </w:r>
+      <w:proofErr w:type="spellStart"/>
+      <w:r>
+        <w:t>Operatorenmenge</w:t>
+      </w:r>
+      <w:proofErr w:type="spellEnd"/>
+      <w:r>
+        <w:t>.</w:t>
       </w:r>
     </w:p>
     <w:p>
@@ -49051,6 +51496,7 @@
       <w:pPr>
         <w:pStyle w:val="Aufzhlung"/>
       </w:pPr>
+      <w:proofErr w:type="spellStart"/>
       <w:r>
         <w:t>o</w:t>
       </w:r>
@@ -49060,6 +51506,7 @@
         </w:rPr>
         <w:t>i</w:t>
       </w:r>
+      <w:proofErr w:type="spellEnd"/>
       <w:r>
         <w:t xml:space="preserve"> ​ bezeichnet einen beliebigen Operator aus </w:t>
       </w:r>
@@ -50005,7 +52452,15 @@
         <w:ind w:left="714"/>
       </w:pPr>
       <w:r>
-        <w:t>beschreibt den unter Komposition abgeschlossenen Operatorenraum.</w:t>
+        <w:t xml:space="preserve">beschreibt den unter Komposition abgeschlossenen </w:t>
+      </w:r>
+      <w:proofErr w:type="spellStart"/>
+      <w:r>
+        <w:t>Operatorenraum</w:t>
+      </w:r>
+      <w:proofErr w:type="spellEnd"/>
+      <w:r>
+        <w:t>.</w:t>
       </w:r>
     </w:p>
     <w:p>
@@ -50044,7 +52499,15 @@
         </m:sSup>
       </m:oMath>
       <w:r>
-        <w:t xml:space="preserve"> enthält alle endlich aufgebauten Operatoren.</w:t>
+        <w:t xml:space="preserve"> </w:t>
+      </w:r>
+      <w:proofErr w:type="gramStart"/>
+      <w:r>
+        <w:t>enthält</w:t>
+      </w:r>
+      <w:proofErr w:type="gramEnd"/>
+      <w:r>
+        <w:t xml:space="preserve"> alle endlich aufgebauten Operatoren.</w:t>
       </w:r>
     </w:p>
     <w:p>
@@ -51089,7 +53552,15 @@
         <w:t>asymptotischen Stabilisierungsprozess</w:t>
       </w:r>
       <w:r>
-        <w:t xml:space="preserve"> im Operatorenraum.</w:t>
+        <w:t xml:space="preserve"> im </w:t>
+      </w:r>
+      <w:proofErr w:type="spellStart"/>
+      <w:r>
+        <w:t>Operatorenraum</w:t>
+      </w:r>
+      <w:proofErr w:type="spellEnd"/>
+      <w:r>
+        <w:t>.</w:t>
       </w:r>
     </w:p>
     <w:p>
@@ -51859,7 +54330,15 @@
         </w:numPr>
       </w:pPr>
       <w:r>
-        <w:t>die Verwendung von Attraktorbegriffen,</w:t>
+        <w:t xml:space="preserve">die Verwendung von </w:t>
+      </w:r>
+      <w:proofErr w:type="spellStart"/>
+      <w:r>
+        <w:t>Attraktorbegriffen</w:t>
+      </w:r>
+      <w:proofErr w:type="spellEnd"/>
+      <w:r>
+        <w:t>,</w:t>
       </w:r>
     </w:p>
     <w:p>
@@ -52327,7 +54806,11 @@
     </w:p>
     <w:p>
       <w:r>
-        <w:t xml:space="preserve">Die Ungleichung fordert, dass alle durch </w:t>
+        <w:t xml:space="preserve">Die Ungleichung fordert, dass alle </w:t>
+      </w:r>
+      <w:proofErr w:type="gramStart"/>
+      <w:r>
+        <w:t xml:space="preserve">durch </w:t>
       </w:r>
       <w:r>
         <w:rPr>
@@ -52355,7 +54838,11 @@
         <w:t>​</w:t>
       </w:r>
       <w:r>
-        <w:t>erzeugten Zustände innerhalb eines beschränkten Bereichs des Zustandsraums verbleiben.</w:t>
+        <w:t>erzeugten Zustände</w:t>
+      </w:r>
+      <w:proofErr w:type="gramEnd"/>
+      <w:r>
+        <w:t xml:space="preserve"> innerhalb eines beschränkten Bereichs des Zustandsraums verbleiben.</w:t>
       </w:r>
     </w:p>
     <w:p>
@@ -53022,7 +55509,15 @@
         <w:t>notwendige Voraussetzung</w:t>
       </w:r>
       <w:r>
-        <w:t xml:space="preserve"> für Konvergenz und Attraktorbildung.</w:t>
+        <w:t xml:space="preserve"> für Konvergenz und </w:t>
+      </w:r>
+      <w:proofErr w:type="spellStart"/>
+      <w:r>
+        <w:t>Attraktorbildung</w:t>
+      </w:r>
+      <w:proofErr w:type="spellEnd"/>
+      <w:r>
+        <w:t>.</w:t>
       </w:r>
     </w:p>
     <w:p>
@@ -53580,7 +56075,15 @@
         <w:pStyle w:val="Aufzhlung"/>
       </w:pPr>
       <w:r>
-        <w:t xml:space="preserve">Die Ungleichung fordert, dass der durch f gemessene Wert </w:t>
+        <w:t xml:space="preserve">Die Ungleichung fordert, dass der </w:t>
+      </w:r>
+      <w:proofErr w:type="gramStart"/>
+      <w:r>
+        <w:t>durch f gemessene Wert</w:t>
+      </w:r>
+      <w:proofErr w:type="gramEnd"/>
+      <w:r>
+        <w:t xml:space="preserve"> </w:t>
       </w:r>
       <w:r>
         <w:rPr>
@@ -53627,6 +56130,7 @@
       <w:r>
         <w:t xml:space="preserve"> eine </w:t>
       </w:r>
+      <w:proofErr w:type="spellStart"/>
       <w:r>
         <w:rPr>
           <w:b/>
@@ -53634,6 +56138,7 @@
         </w:rPr>
         <w:t>Monotoniebedingung</w:t>
       </w:r>
+      <w:proofErr w:type="spellEnd"/>
       <w:r>
         <w:t xml:space="preserve"> für den iterativen Prozess.</w:t>
       </w:r>
@@ -53701,12 +56206,21 @@
       <w:r>
         <w:t xml:space="preserve">, sondern eine </w:t>
       </w:r>
-      <w:r>
-        <w:rPr>
-          <w:b/>
-          <w:bCs/>
-        </w:rPr>
-        <w:t>strukturielle Ordnungszunahme</w:t>
+      <w:proofErr w:type="spellStart"/>
+      <w:r>
+        <w:rPr>
+          <w:b/>
+          <w:bCs/>
+        </w:rPr>
+        <w:t>strukturielle</w:t>
+      </w:r>
+      <w:proofErr w:type="spellEnd"/>
+      <w:r>
+        <w:rPr>
+          <w:b/>
+          <w:bCs/>
+        </w:rPr>
+        <w:t xml:space="preserve"> Ordnungszunahme</w:t>
       </w:r>
       <w:r>
         <w:t xml:space="preserve"> entlang der Iteration.</w:t>
@@ -54209,6 +56723,7 @@
       <w:r>
         <w:t xml:space="preserve">formuliert eine </w:t>
       </w:r>
+      <w:proofErr w:type="spellStart"/>
       <w:r>
         <w:rPr>
           <w:b/>
@@ -54216,6 +56731,7 @@
         </w:rPr>
         <w:t>Monotoniebedingung</w:t>
       </w:r>
+      <w:proofErr w:type="spellEnd"/>
       <w:r>
         <w:t xml:space="preserve"> für iterierte Operatoren.</w:t>
       </w:r>
@@ -55242,7 +57758,15 @@
     </w:p>
     <w:p>
       <w:r>
-        <w:t xml:space="preserve">Die Operatorfolge erzeugt keinen chaotischen Drift, sondern eine </w:t>
+        <w:t xml:space="preserve">Die Operatorfolge erzeugt </w:t>
+      </w:r>
+      <w:proofErr w:type="gramStart"/>
+      <w:r>
+        <w:t>keinen chaotischen Drift</w:t>
+      </w:r>
+      <w:proofErr w:type="gramEnd"/>
+      <w:r>
+        <w:t xml:space="preserve">, sondern eine </w:t>
       </w:r>
       <w:r>
         <w:rPr>
@@ -57092,12 +59616,21 @@
       <w:r>
         <w:t xml:space="preserve">Der Index n referenziert dabei nicht zwingend die Länge der Operatorfolge, sondern den </w:t>
       </w:r>
-      <w:r>
-        <w:rPr>
-          <w:b/>
-          <w:bCs/>
-        </w:rPr>
-        <w:t>Iterat einer strukturell aufgebauten Transformation</w:t>
+      <w:proofErr w:type="spellStart"/>
+      <w:r>
+        <w:rPr>
+          <w:b/>
+          <w:bCs/>
+        </w:rPr>
+        <w:t>Iterat</w:t>
+      </w:r>
+      <w:proofErr w:type="spellEnd"/>
+      <w:r>
+        <w:rPr>
+          <w:b/>
+          <w:bCs/>
+        </w:rPr>
+        <w:t xml:space="preserve"> einer strukturell aufgebauten Transformation</w:t>
       </w:r>
       <w:r>
         <w:t xml:space="preserve"> innerhalb des Operatorraums </w:t>
@@ -57898,6 +60431,1278 @@
         <w:pict w14:anchorId="1FB7E995">
           <v:rect id="_x0000_i1204" style="width:0;height:1.5pt" o:hralign="center" o:hrstd="t" o:hr="t" fillcolor="#a0a0a0" stroked="f"/>
         </w:pict>
+      </w:r>
+    </w:p>
+    <w:p>
+      <w:pPr>
+        <w:pStyle w:val="FormelEinzeln"/>
+      </w:pPr>
+    </w:p>
+    <w:p>
+      <w:pPr>
+        <w:pStyle w:val="berschrift1"/>
+        <w:rPr>
+          <w:rFonts w:eastAsia="Calibri"/>
+        </w:rPr>
+      </w:pPr>
+      <w:r>
+        <w:t>(3.4.3.5)</w:t>
+      </w:r>
+    </w:p>
+    <w:p>
+      <w:pPr>
+        <w:pStyle w:val="FormelEinzeln"/>
+        <w:rPr>
+          <w:rFonts w:cs="Cambria Math"/>
+        </w:rPr>
+      </w:pPr>
+      <m:oMathPara>
+        <m:oMath>
+          <m:sSub>
+            <m:sSubPr>
+              <m:ctrlPr/>
+            </m:sSubPr>
+            <m:e>
+              <m:r>
+                <w:rPr>
+                  <w:rFonts w:cs="Cambria Math"/>
+                </w:rPr>
+                <m:t>s</m:t>
+              </m:r>
+            </m:e>
+            <m:sub>
+              <m:r>
+                <m:rPr>
+                  <m:sty m:val="p"/>
+                </m:rPr>
+                <w:rPr>
+                  <w:rFonts w:cs="Cambria Math"/>
+                </w:rPr>
+                <m:t>∞</m:t>
+              </m:r>
+            </m:sub>
+          </m:sSub>
+          <m:r>
+            <m:rPr>
+              <m:sty m:val="p"/>
+            </m:rPr>
+            <w:rPr>
+              <w:rFonts w:cs="Cambria Math"/>
+            </w:rPr>
+            <m:t>=</m:t>
+          </m:r>
+          <m:func>
+            <m:funcPr>
+              <m:ctrlPr/>
+            </m:funcPr>
+            <m:fName>
+              <m:limLow>
+                <m:limLowPr>
+                  <m:ctrlPr/>
+                </m:limLowPr>
+                <m:e>
+                  <m:r>
+                    <m:t>lim</m:t>
+                  </m:r>
+                </m:e>
+                <m:lim>
+                  <m:r>
+                    <m:rPr>
+                      <m:sty m:val="bi"/>
+                    </m:rPr>
+                    <w:rPr>
+                      <w:rFonts w:cs="Cambria Math"/>
+                    </w:rPr>
+                    <m:t>n</m:t>
+                  </m:r>
+                  <m:r>
+                    <m:rPr>
+                      <m:sty m:val="b"/>
+                    </m:rPr>
+                    <w:rPr>
+                      <w:rFonts w:cs="Calibri"/>
+                    </w:rPr>
+                    <m:t>→∞</m:t>
+                  </m:r>
+                </m:lim>
+              </m:limLow>
+            </m:fName>
+            <m:e>
+              <m:sSub>
+                <m:sSubPr>
+                  <m:ctrlPr/>
+                </m:sSubPr>
+                <m:e>
+                  <m:r>
+                    <w:rPr>
+                      <w:rFonts w:cs="Cambria Math"/>
+                    </w:rPr>
+                    <m:t>o</m:t>
+                  </m:r>
+                </m:e>
+                <m:sub>
+                  <m:r>
+                    <w:rPr>
+                      <w:rFonts w:cs="Cambria Math"/>
+                    </w:rPr>
+                    <m:t>n</m:t>
+                  </m:r>
+                </m:sub>
+              </m:sSub>
+              <m:r>
+                <m:rPr>
+                  <m:sty m:val="p"/>
+                </m:rPr>
+                <w:rPr>
+                  <w:rFonts w:cs="Cambria Math"/>
+                </w:rPr>
+                <m:t>(</m:t>
+              </m:r>
+              <m:sSub>
+                <m:sSubPr>
+                  <m:ctrlPr/>
+                </m:sSubPr>
+                <m:e>
+                  <m:r>
+                    <w:rPr>
+                      <w:rFonts w:cs="Cambria Math"/>
+                    </w:rPr>
+                    <m:t>s</m:t>
+                  </m:r>
+                </m:e>
+                <m:sub>
+                  <m:r>
+                    <m:rPr>
+                      <m:sty m:val="p"/>
+                    </m:rPr>
+                    <w:rPr>
+                      <w:rFonts w:cs="Cambria Math"/>
+                    </w:rPr>
+                    <m:t>0</m:t>
+                  </m:r>
+                </m:sub>
+              </m:sSub>
+              <m:r>
+                <m:rPr>
+                  <m:sty m:val="p"/>
+                </m:rPr>
+                <w:rPr>
+                  <w:rFonts w:cs="Cambria Math"/>
+                </w:rPr>
+                <m:t>)</m:t>
+              </m:r>
+            </m:e>
+          </m:func>
+        </m:oMath>
+      </m:oMathPara>
+    </w:p>
+    <w:p>
+      <w:pPr>
+        <w:pStyle w:val="berschrift2"/>
+      </w:pPr>
+      <w:r>
+        <w:t>Bedeutung der Notation</w:t>
+      </w:r>
+    </w:p>
+    <w:p>
+      <w:r>
+        <w:t>Sei S ein Zustandsraum und</w:t>
+      </w:r>
+      <w:r>
+        <w:t xml:space="preserve"> </w:t>
+      </w:r>
+      <m:oMath>
+        <m:sSub>
+          <m:sSubPr>
+            <m:ctrlPr>
+              <w:rPr>
+                <w:rFonts w:ascii="Cambria Math" w:eastAsia="Calibri" w:hAnsi="Cambria Math" w:cs="Calibri"/>
+                <w:i/>
+              </w:rPr>
+            </m:ctrlPr>
+          </m:sSubPr>
+          <m:e>
+            <m:r>
+              <w:rPr>
+                <w:rFonts w:ascii="Cambria Math" w:eastAsia="Calibri" w:hAnsi="Cambria Math" w:cs="Calibri"/>
+              </w:rPr>
+              <m:t>o</m:t>
+            </m:r>
+          </m:e>
+          <m:sub>
+            <m:r>
+              <w:rPr>
+                <w:rFonts w:ascii="Cambria Math" w:eastAsia="Calibri" w:hAnsi="Cambria Math" w:cs="Calibri"/>
+              </w:rPr>
+              <m:t>n</m:t>
+            </m:r>
+          </m:sub>
+        </m:sSub>
+        <m:r>
+          <w:rPr>
+            <w:rFonts w:ascii="Cambria Math" w:hAnsi="Cambria Math" w:cs="Cambria Math"/>
+          </w:rPr>
+          <m:t>∈</m:t>
+        </m:r>
+        <m:sSup>
+          <m:sSupPr>
+            <m:ctrlPr>
+              <w:rPr>
+                <w:rFonts w:ascii="Cambria Math" w:hAnsi="Cambria Math" w:cs="Cambria Math"/>
+                <w:i/>
+              </w:rPr>
+            </m:ctrlPr>
+          </m:sSupPr>
+          <m:e>
+            <m:r>
+              <m:rPr>
+                <m:scr m:val="script"/>
+              </m:rPr>
+              <w:rPr>
+                <w:rFonts w:ascii="Cambria Math" w:hAnsi="Cambria Math" w:cs="Cambria Math"/>
+              </w:rPr>
+              <m:t>O</m:t>
+            </m:r>
+          </m:e>
+          <m:sup>
+            <m:r>
+              <w:rPr>
+                <w:rFonts w:ascii="Cambria Math" w:hAnsi="Cambria Math" w:cs="Cambria Math"/>
+              </w:rPr>
+              <m:t>*</m:t>
+            </m:r>
+          </m:sup>
+        </m:sSup>
+      </m:oMath>
+      <w:r>
+        <w:t>eine Folge zusammengesetzter Operatoren auf S.</w:t>
+      </w:r>
+    </w:p>
+    <w:p>
+      <w:r>
+        <w:t xml:space="preserve">Für einen </w:t>
+      </w:r>
+      <w:r>
+        <w:t xml:space="preserve">Startzustand </w:t>
+      </w:r>
+      <m:oMath>
+        <m:sSub>
+          <m:sSubPr>
+            <m:ctrlPr>
+              <w:rPr>
+                <w:rFonts w:ascii="Cambria Math" w:hAnsi="Cambria Math"/>
+              </w:rPr>
+            </m:ctrlPr>
+          </m:sSubPr>
+          <m:e>
+            <m:r>
+              <w:rPr>
+                <w:rFonts w:ascii="Cambria Math" w:hAnsi="Cambria Math"/>
+              </w:rPr>
+              <m:t>s</m:t>
+            </m:r>
+          </m:e>
+          <m:sub>
+            <m:r>
+              <m:rPr>
+                <m:sty m:val="p"/>
+              </m:rPr>
+              <w:rPr>
+                <w:rFonts w:ascii="Cambria Math" w:hAnsi="Cambria Math"/>
+              </w:rPr>
+              <m:t>0</m:t>
+            </m:r>
+          </m:sub>
+        </m:sSub>
+        <m:r>
+          <m:rPr>
+            <m:sty m:val="p"/>
+          </m:rPr>
+          <w:rPr>
+            <w:rStyle w:val="katex-mathml"/>
+            <w:rFonts w:ascii="Cambria Math" w:hAnsi="Cambria Math" w:cs="Cambria Math"/>
+          </w:rPr>
+          <m:t>∈</m:t>
+        </m:r>
+        <m:r>
+          <m:rPr>
+            <m:sty m:val="p"/>
+          </m:rPr>
+          <w:rPr>
+            <w:rStyle w:val="katex-mathml"/>
+            <w:rFonts w:ascii="Cambria Math" w:hAnsi="Cambria Math"/>
+          </w:rPr>
+          <m:t>S</m:t>
+        </m:r>
+      </m:oMath>
+      <w:r>
+        <w:t xml:space="preserve"> definier</w:t>
+      </w:r>
+      <w:r>
+        <w:t>t</w:t>
+      </w:r>
+      <w:r>
+        <w:t xml:space="preserve"> die durch sukzessive Operatoranwendung erzeugte Zustandsfolge</w:t>
+      </w:r>
+    </w:p>
+    <w:p>
+      <w:pPr>
+        <w:spacing w:after="0"/>
+        <w:rPr>
+          <w:rFonts w:ascii="Times New Roman" w:hAnsi="Times New Roman"/>
+        </w:rPr>
+      </w:pPr>
+      <m:oMathPara>
+        <m:oMath>
+          <m:sSub>
+            <m:sSubPr>
+              <m:ctrlPr>
+                <w:rPr>
+                  <w:rFonts w:ascii="Cambria Math" w:hAnsi="Cambria Math"/>
+                </w:rPr>
+              </m:ctrlPr>
+            </m:sSubPr>
+            <m:e>
+              <m:r>
+                <w:rPr>
+                  <w:rFonts w:ascii="Cambria Math" w:hAnsi="Cambria Math"/>
+                </w:rPr>
+                <m:t>s</m:t>
+              </m:r>
+            </m:e>
+            <m:sub>
+              <m:r>
+                <m:rPr>
+                  <m:sty m:val="p"/>
+                </m:rPr>
+                <w:rPr>
+                  <w:rFonts w:ascii="Cambria Math" w:hAnsi="Cambria Math"/>
+                </w:rPr>
+                <m:t>n</m:t>
+              </m:r>
+            </m:sub>
+          </m:sSub>
+          <m:r>
+            <w:rPr>
+              <w:rFonts w:ascii="Cambria Math" w:hAnsi="Cambria Math"/>
+            </w:rPr>
+            <m:t>:=</m:t>
+          </m:r>
+          <m:sSub>
+            <m:sSubPr>
+              <m:ctrlPr>
+                <w:rPr>
+                  <w:rFonts w:ascii="Cambria Math" w:hAnsi="Cambria Math"/>
+                </w:rPr>
+              </m:ctrlPr>
+            </m:sSubPr>
+            <m:e>
+              <m:r>
+                <w:rPr>
+                  <w:rFonts w:ascii="Cambria Math" w:hAnsi="Cambria Math"/>
+                </w:rPr>
+                <m:t>o</m:t>
+              </m:r>
+            </m:e>
+            <m:sub>
+              <m:r>
+                <m:rPr>
+                  <m:sty m:val="p"/>
+                </m:rPr>
+                <w:rPr>
+                  <w:rFonts w:ascii="Cambria Math" w:hAnsi="Cambria Math"/>
+                </w:rPr>
+                <m:t>n</m:t>
+              </m:r>
+            </m:sub>
+          </m:sSub>
+          <m:r>
+            <w:rPr>
+              <w:rFonts w:ascii="Cambria Math" w:hAnsi="Cambria Math"/>
+            </w:rPr>
+            <m:t>(</m:t>
+          </m:r>
+          <m:sSub>
+            <m:sSubPr>
+              <m:ctrlPr>
+                <w:rPr>
+                  <w:rFonts w:ascii="Cambria Math" w:hAnsi="Cambria Math"/>
+                </w:rPr>
+              </m:ctrlPr>
+            </m:sSubPr>
+            <m:e>
+              <m:r>
+                <w:rPr>
+                  <w:rFonts w:ascii="Cambria Math" w:hAnsi="Cambria Math"/>
+                </w:rPr>
+                <m:t>s</m:t>
+              </m:r>
+            </m:e>
+            <m:sub>
+              <m:r>
+                <m:rPr>
+                  <m:sty m:val="p"/>
+                </m:rPr>
+                <w:rPr>
+                  <w:rFonts w:ascii="Cambria Math" w:hAnsi="Cambria Math"/>
+                </w:rPr>
+                <m:t>0</m:t>
+              </m:r>
+            </m:sub>
+          </m:sSub>
+          <m:r>
+            <w:rPr>
+              <w:rFonts w:ascii="Cambria Math" w:hAnsi="Cambria Math"/>
+            </w:rPr>
+            <m:t>),n</m:t>
+          </m:r>
+          <m:r>
+            <w:rPr>
+              <w:rFonts w:ascii="Cambria Math" w:hAnsi="Cambria Math" w:cs="Cambria Math"/>
+            </w:rPr>
+            <m:t>∈</m:t>
+          </m:r>
+          <m:r>
+            <w:rPr>
+              <w:rFonts w:ascii="Cambria Math" w:hAnsi="Cambria Math"/>
+            </w:rPr>
+            <m:t>N.</m:t>
+          </m:r>
+        </m:oMath>
+      </m:oMathPara>
+    </w:p>
+    <w:p>
+      <w:r>
+        <w:t>Existiert der Grenzwert dieser Folge, so bezeichne</w:t>
+      </w:r>
+      <w:r>
+        <w:t>t</w:t>
+      </w:r>
+    </w:p>
+    <w:p>
+      <w:pPr>
+        <w:pStyle w:val="FormelAllein"/>
+        <w:rPr>
+          <w:rFonts w:cs="Cambria Math"/>
+        </w:rPr>
+      </w:pPr>
+      <m:oMathPara>
+        <m:oMath>
+          <m:sSub>
+            <m:sSubPr>
+              <m:ctrlPr/>
+            </m:sSubPr>
+            <m:e>
+              <m:r>
+                <w:rPr>
+                  <w:rFonts w:cs="Cambria Math"/>
+                </w:rPr>
+                <m:t>s</m:t>
+              </m:r>
+            </m:e>
+            <m:sub>
+              <m:r>
+                <w:rPr>
+                  <w:rFonts w:cs="Cambria Math"/>
+                </w:rPr>
+                <m:t>∞</m:t>
+              </m:r>
+            </m:sub>
+          </m:sSub>
+          <m:r>
+            <w:rPr>
+              <w:rFonts w:cs="Cambria Math"/>
+            </w:rPr>
+            <m:t>=</m:t>
+          </m:r>
+          <m:func>
+            <m:funcPr>
+              <m:ctrlPr/>
+            </m:funcPr>
+            <m:fName>
+              <m:limLow>
+                <m:limLowPr>
+                  <m:ctrlPr/>
+                </m:limLowPr>
+                <m:e>
+                  <m:r>
+                    <m:t>lim</m:t>
+                  </m:r>
+                </m:e>
+                <m:lim>
+                  <m:r>
+                    <m:rPr>
+                      <m:sty m:val="bi"/>
+                    </m:rPr>
+                    <w:rPr>
+                      <w:rFonts w:cs="Cambria Math"/>
+                    </w:rPr>
+                    <m:t>n</m:t>
+                  </m:r>
+                  <m:r>
+                    <m:rPr>
+                      <m:sty m:val="bi"/>
+                    </m:rPr>
+                    <w:rPr>
+                      <w:rFonts w:cs="Calibri"/>
+                    </w:rPr>
+                    <m:t>→∞</m:t>
+                  </m:r>
+                </m:lim>
+              </m:limLow>
+            </m:fName>
+            <m:e>
+              <m:sSub>
+                <m:sSubPr>
+                  <m:ctrlPr/>
+                </m:sSubPr>
+                <m:e>
+                  <m:r>
+                    <w:rPr>
+                      <w:rFonts w:cs="Cambria Math"/>
+                    </w:rPr>
+                    <m:t>o</m:t>
+                  </m:r>
+                </m:e>
+                <m:sub>
+                  <m:r>
+                    <w:rPr>
+                      <w:rFonts w:cs="Cambria Math"/>
+                    </w:rPr>
+                    <m:t>n</m:t>
+                  </m:r>
+                </m:sub>
+              </m:sSub>
+              <m:r>
+                <w:rPr>
+                  <w:rFonts w:cs="Cambria Math"/>
+                </w:rPr>
+                <m:t>(</m:t>
+              </m:r>
+              <m:sSub>
+                <m:sSubPr>
+                  <m:ctrlPr/>
+                </m:sSubPr>
+                <m:e>
+                  <m:r>
+                    <w:rPr>
+                      <w:rFonts w:cs="Cambria Math"/>
+                    </w:rPr>
+                    <m:t>s</m:t>
+                  </m:r>
+                </m:e>
+                <m:sub>
+                  <m:r>
+                    <w:rPr>
+                      <w:rFonts w:cs="Cambria Math"/>
+                    </w:rPr>
+                    <m:t>0</m:t>
+                  </m:r>
+                </m:sub>
+              </m:sSub>
+              <m:r>
+                <w:rPr>
+                  <w:rFonts w:cs="Cambria Math"/>
+                </w:rPr>
+                <m:t>)</m:t>
+              </m:r>
+            </m:e>
+          </m:func>
+        </m:oMath>
+      </m:oMathPara>
+    </w:p>
+    <w:p>
+      <w:r>
+        <w:t>den zugehörigen Grenzzustand.</w:t>
+      </w:r>
+    </w:p>
+    <w:p>
+      <w:pPr>
+        <w:spacing w:after="0"/>
+        <w:rPr>
+          <w:rFonts w:ascii="Times New Roman" w:hAnsi="Times New Roman"/>
+        </w:rPr>
+      </w:pPr>
+      <w:r>
+        <w:rPr>
+          <w:rFonts w:ascii="Times New Roman" w:hAnsi="Times New Roman"/>
+        </w:rPr>
+        <w:pict w14:anchorId="29880E9E">
+          <v:rect id="_x0000_i1206" style="width:0;height:1.5pt" o:hralign="center" o:hrstd="t" o:hr="t" fillcolor="#a0a0a0" stroked="f"/>
+        </w:pict>
+      </w:r>
+    </w:p>
+    <w:p>
+      <w:pPr>
+        <w:pStyle w:val="berschrift2"/>
+      </w:pPr>
+      <w:r>
+        <w:t>Interpretation</w:t>
+      </w:r>
+    </w:p>
+    <w:p>
+      <w:r>
+        <w:t>Die</w:t>
+      </w:r>
+      <w:r>
+        <w:t>se</w:t>
+      </w:r>
+      <w:r>
+        <w:t xml:space="preserve"> Gleichung</w:t>
+      </w:r>
+      <w:r>
+        <w:t xml:space="preserve"> </w:t>
+      </w:r>
+      <w:r>
+        <w:t xml:space="preserve">formuliert die Annahme, dass die durch iterierte Operatorfolgen erzeugten Zustände eine </w:t>
+      </w:r>
+      <w:r>
+        <w:rPr>
+          <w:b/>
+          <w:bCs/>
+        </w:rPr>
+        <w:t>stabilisierte Struktur</w:t>
+      </w:r>
+      <w:r>
+        <w:t xml:space="preserve"> ausbilden.</w:t>
+      </w:r>
+    </w:p>
+    <w:p>
+      <w:r>
+        <w:t xml:space="preserve">Der Grenzzustand </w:t>
+      </w:r>
+      <m:oMath>
+        <m:sSub>
+          <m:sSubPr>
+            <m:ctrlPr>
+              <w:rPr>
+                <w:rFonts w:ascii="Cambria Math" w:hAnsi="Cambria Math"/>
+              </w:rPr>
+            </m:ctrlPr>
+          </m:sSubPr>
+          <m:e>
+            <m:r>
+              <w:rPr>
+                <w:rFonts w:ascii="Cambria Math" w:hAnsi="Cambria Math" w:cs="Cambria Math"/>
+              </w:rPr>
+              <m:t>s</m:t>
+            </m:r>
+          </m:e>
+          <m:sub>
+            <m:r>
+              <m:rPr>
+                <m:sty m:val="p"/>
+              </m:rPr>
+              <w:rPr>
+                <w:rFonts w:ascii="Cambria Math" w:hAnsi="Cambria Math" w:cs="Cambria Math"/>
+              </w:rPr>
+              <m:t>∞</m:t>
+            </m:r>
+          </m:sub>
+        </m:sSub>
+      </m:oMath>
+      <w:r>
+        <w:t xml:space="preserve">​ ist dabei nicht als Resultat eines einzelnen Operators zu verstehen, sondern als </w:t>
+      </w:r>
+      <w:proofErr w:type="spellStart"/>
+      <w:r>
+        <w:rPr>
+          <w:b/>
+          <w:bCs/>
+        </w:rPr>
+        <w:t>Emergenzgrenze</w:t>
+      </w:r>
+      <w:proofErr w:type="spellEnd"/>
+      <w:r>
+        <w:rPr>
+          <w:b/>
+          <w:bCs/>
+        </w:rPr>
+        <w:t xml:space="preserve"> einer Folge von Transformationen</w:t>
+      </w:r>
+      <w:r>
+        <w:t>.</w:t>
+      </w:r>
+      <w:r>
+        <w:t xml:space="preserve"> </w:t>
+      </w:r>
+      <w:r>
+        <w:t>Er beschreibt den Punkt, an dem weitere Operatoranwendungen keine strukturell relevante Veränderung des Zustands mehr bewirken.</w:t>
+      </w:r>
+    </w:p>
+    <w:p>
+      <w:pPr>
+        <w:spacing w:after="0"/>
+        <w:rPr>
+          <w:rFonts w:ascii="Times New Roman" w:hAnsi="Times New Roman"/>
+        </w:rPr>
+      </w:pPr>
+      <w:r>
+        <w:rPr>
+          <w:rFonts w:ascii="Times New Roman" w:hAnsi="Times New Roman"/>
+        </w:rPr>
+        <w:pict w14:anchorId="5711B1FC">
+          <v:rect id="_x0000_i1208" style="width:0;height:1.5pt" o:hralign="center" o:hrstd="t" o:hr="t" fillcolor="#a0a0a0" stroked="f"/>
+        </w:pict>
+      </w:r>
+    </w:p>
+    <w:p>
+      <w:pPr>
+        <w:pStyle w:val="berschrift2"/>
+      </w:pPr>
+      <w:r>
+        <w:t>Beispiel für die Bedeutung</w:t>
+      </w:r>
+    </w:p>
+    <w:p>
+      <w:r>
+        <w:t>In Kapitel 3 wird die Operatorfolge</w:t>
+      </w:r>
+      <w:r>
+        <w:t xml:space="preserve"> </w:t>
+      </w:r>
+      <m:oMath>
+        <m:sSub>
+          <m:sSubPr>
+            <m:ctrlPr>
+              <w:rPr>
+                <w:rFonts w:ascii="Cambria Math" w:hAnsi="Cambria Math"/>
+                <w:iCs/>
+              </w:rPr>
+            </m:ctrlPr>
+          </m:sSubPr>
+          <m:e>
+            <m:r>
+              <w:rPr>
+                <w:rFonts w:ascii="Cambria Math" w:hAnsi="Cambria Math" w:cs="Cambria Math"/>
+              </w:rPr>
+              <m:t>o</m:t>
+            </m:r>
+          </m:e>
+          <m:sub>
+            <m:r>
+              <w:rPr>
+                <w:rFonts w:ascii="Cambria Math" w:hAnsi="Cambria Math" w:cs="Cambria Math"/>
+              </w:rPr>
+              <m:t>n</m:t>
+            </m:r>
+          </m:sub>
+        </m:sSub>
+        <m:r>
+          <w:rPr>
+            <w:rFonts w:ascii="Cambria Math" w:hAnsi="Cambria Math"/>
+          </w:rPr>
+          <m:t>≔</m:t>
+        </m:r>
+        <m:sSup>
+          <m:sSupPr>
+            <m:ctrlPr>
+              <w:rPr>
+                <w:rFonts w:ascii="Cambria Math" w:hAnsi="Cambria Math"/>
+              </w:rPr>
+            </m:ctrlPr>
+          </m:sSupPr>
+          <m:e>
+            <m:r>
+              <m:rPr>
+                <m:sty m:val="p"/>
+              </m:rPr>
+              <w:rPr>
+                <w:rFonts w:ascii="Cambria Math" w:hAnsi="Cambria Math"/>
+              </w:rPr>
+              <m:t>(E</m:t>
+            </m:r>
+            <m:r>
+              <m:rPr>
+                <m:sty m:val="p"/>
+              </m:rPr>
+              <w:rPr>
+                <w:rFonts w:ascii="Cambria Math" w:hAnsi="Cambria Math" w:cs="Cambria Math"/>
+              </w:rPr>
+              <m:t>∘</m:t>
+            </m:r>
+            <m:r>
+              <m:rPr>
+                <m:sty m:val="p"/>
+              </m:rPr>
+              <w:rPr>
+                <w:rFonts w:ascii="Cambria Math" w:hAnsi="Cambria Math"/>
+              </w:rPr>
+              <m:t>M</m:t>
+            </m:r>
+            <m:r>
+              <m:rPr>
+                <m:sty m:val="p"/>
+              </m:rPr>
+              <w:rPr>
+                <w:rFonts w:ascii="Cambria Math" w:hAnsi="Cambria Math" w:cs="Cambria Math"/>
+              </w:rPr>
+              <m:t>∘</m:t>
+            </m:r>
+            <m:r>
+              <m:rPr>
+                <m:sty m:val="p"/>
+              </m:rPr>
+              <w:rPr>
+                <w:rFonts w:ascii="Cambria Math" w:hAnsi="Cambria Math"/>
+              </w:rPr>
+              <m:t>R</m:t>
+            </m:r>
+            <m:r>
+              <m:rPr>
+                <m:sty m:val="p"/>
+              </m:rPr>
+              <w:rPr>
+                <w:rFonts w:ascii="Cambria Math" w:hAnsi="Cambria Math" w:cs="Cambria Math"/>
+              </w:rPr>
+              <m:t>∘</m:t>
+            </m:r>
+            <m:r>
+              <m:rPr>
+                <m:sty m:val="p"/>
+              </m:rPr>
+              <w:rPr>
+                <w:rFonts w:ascii="Cambria Math" w:hAnsi="Cambria Math"/>
+              </w:rPr>
+              <m:t>σ)</m:t>
+            </m:r>
+          </m:e>
+          <m:sup>
+            <m:r>
+              <w:rPr>
+                <w:rFonts w:ascii="Cambria Math" w:hAnsi="Cambria Math"/>
+              </w:rPr>
+              <m:t>n</m:t>
+            </m:r>
+          </m:sup>
+        </m:sSup>
+      </m:oMath>
+      <w:r>
+        <w:t xml:space="preserve"> eingeführt.</w:t>
+      </w:r>
+    </w:p>
+    <w:p>
+      <w:r>
+        <w:t>Setzt man diese in die Grenznotation ein, ergibt sich:</w:t>
+      </w:r>
+    </w:p>
+    <w:p>
+      <w:pPr>
+        <w:pStyle w:val="FormelAllein"/>
+        <w:rPr>
+          <w:rFonts w:cs="Cambria Math"/>
+        </w:rPr>
+      </w:pPr>
+      <m:oMathPara>
+        <m:oMath>
+          <m:sSub>
+            <m:sSubPr>
+              <m:ctrlPr/>
+            </m:sSubPr>
+            <m:e>
+              <m:r>
+                <w:rPr>
+                  <w:rFonts w:cs="Cambria Math"/>
+                </w:rPr>
+                <m:t>s</m:t>
+              </m:r>
+            </m:e>
+            <m:sub>
+              <m:r>
+                <w:rPr>
+                  <w:rFonts w:cs="Cambria Math"/>
+                </w:rPr>
+                <m:t>∞</m:t>
+              </m:r>
+            </m:sub>
+          </m:sSub>
+          <m:r>
+            <w:rPr>
+              <w:rFonts w:cs="Cambria Math"/>
+            </w:rPr>
+            <m:t>=</m:t>
+          </m:r>
+          <m:func>
+            <m:funcPr>
+              <m:ctrlPr/>
+            </m:funcPr>
+            <m:fName>
+              <m:limLow>
+                <m:limLowPr>
+                  <m:ctrlPr/>
+                </m:limLowPr>
+                <m:e>
+                  <m:r>
+                    <m:t>lim</m:t>
+                  </m:r>
+                </m:e>
+                <m:lim>
+                  <m:r>
+                    <m:rPr>
+                      <m:sty m:val="bi"/>
+                    </m:rPr>
+                    <w:rPr>
+                      <w:rFonts w:cs="Cambria Math"/>
+                    </w:rPr>
+                    <m:t>n</m:t>
+                  </m:r>
+                  <m:r>
+                    <m:rPr>
+                      <m:sty m:val="bi"/>
+                    </m:rPr>
+                    <w:rPr>
+                      <w:rFonts w:cs="Calibri"/>
+                    </w:rPr>
+                    <m:t>→∞</m:t>
+                  </m:r>
+                </m:lim>
+              </m:limLow>
+            </m:fName>
+            <m:e>
+              <m:sSup>
+                <m:sSupPr>
+                  <m:ctrlPr/>
+                </m:sSupPr>
+                <m:e>
+                  <m:r>
+                    <m:t>(E</m:t>
+                  </m:r>
+                  <m:r>
+                    <w:rPr>
+                      <w:rFonts w:cs="Cambria Math"/>
+                    </w:rPr>
+                    <m:t>∘</m:t>
+                  </m:r>
+                  <m:r>
+                    <m:t>M</m:t>
+                  </m:r>
+                  <m:r>
+                    <w:rPr>
+                      <w:rFonts w:cs="Cambria Math"/>
+                    </w:rPr>
+                    <m:t>∘</m:t>
+                  </m:r>
+                  <m:r>
+                    <m:t>R</m:t>
+                  </m:r>
+                  <m:r>
+                    <w:rPr>
+                      <w:rFonts w:cs="Cambria Math"/>
+                    </w:rPr>
+                    <m:t>∘</m:t>
+                  </m:r>
+                  <m:r>
+                    <m:t>σ)</m:t>
+                  </m:r>
+                </m:e>
+                <m:sup>
+                  <m:r>
+                    <m:t>n</m:t>
+                  </m:r>
+                </m:sup>
+              </m:sSup>
+              <m:r>
+                <w:rPr>
+                  <w:rFonts w:cs="Cambria Math"/>
+                </w:rPr>
+                <m:t>(</m:t>
+              </m:r>
+              <m:sSub>
+                <m:sSubPr>
+                  <m:ctrlPr/>
+                </m:sSubPr>
+                <m:e>
+                  <m:r>
+                    <w:rPr>
+                      <w:rFonts w:cs="Cambria Math"/>
+                    </w:rPr>
+                    <m:t>s</m:t>
+                  </m:r>
+                </m:e>
+                <m:sub>
+                  <m:r>
+                    <w:rPr>
+                      <w:rFonts w:cs="Cambria Math"/>
+                    </w:rPr>
+                    <m:t>0</m:t>
+                  </m:r>
+                </m:sub>
+              </m:sSub>
+              <m:r>
+                <w:rPr>
+                  <w:rFonts w:cs="Cambria Math"/>
+                </w:rPr>
+                <m:t>)</m:t>
+              </m:r>
+            </m:e>
+          </m:func>
+        </m:oMath>
+      </m:oMathPara>
+    </w:p>
+    <w:p/>
+    <w:p>
+      <w:r>
+        <w:lastRenderedPageBreak/>
+        <w:t xml:space="preserve">Der Grenzzustand </w:t>
+      </w:r>
+      <m:oMath>
+        <m:sSub>
+          <m:sSubPr>
+            <m:ctrlPr>
+              <w:rPr>
+                <w:rFonts w:ascii="Cambria Math" w:hAnsi="Cambria Math"/>
+              </w:rPr>
+            </m:ctrlPr>
+          </m:sSubPr>
+          <m:e>
+            <m:r>
+              <w:rPr>
+                <w:rFonts w:ascii="Cambria Math" w:hAnsi="Cambria Math" w:cs="Cambria Math"/>
+              </w:rPr>
+              <m:t>s</m:t>
+            </m:r>
+          </m:e>
+          <m:sub>
+            <m:r>
+              <m:rPr>
+                <m:sty m:val="p"/>
+              </m:rPr>
+              <w:rPr>
+                <w:rFonts w:ascii="Cambria Math" w:hAnsi="Cambria Math" w:cs="Cambria Math"/>
+              </w:rPr>
+              <m:t>∞</m:t>
+            </m:r>
+          </m:sub>
+        </m:sSub>
+      </m:oMath>
+      <w:r>
+        <w:t>​</w:t>
+      </w:r>
+      <w:r>
+        <w:t xml:space="preserve"> </w:t>
+      </w:r>
+      <w:r>
+        <w:t>repräsentiert hier den funktional kohärenten Endzustand eines iterativen Zyklus aus Selektion, Relation, Modulation und Emergenz, wie er im funktionalen Raum-Zeit-Modell von Kapitel 3 beschrieben wird.</w:t>
+      </w:r>
+    </w:p>
+    <w:p>
+      <w:pPr>
+        <w:spacing w:after="0"/>
+        <w:rPr>
+          <w:rFonts w:ascii="Times New Roman" w:hAnsi="Times New Roman"/>
+        </w:rPr>
+      </w:pPr>
+      <w:r>
+        <w:rPr>
+          <w:rFonts w:ascii="Times New Roman" w:hAnsi="Times New Roman"/>
+        </w:rPr>
+        <w:pict w14:anchorId="70EA2D98">
+          <v:rect id="_x0000_i1211" style="width:0;height:1.5pt" o:hralign="center" o:hrstd="t" o:hr="t" fillcolor="#a0a0a0" stroked="f"/>
+        </w:pict>
+      </w:r>
+    </w:p>
+    <w:p>
+      <w:pPr>
+        <w:pStyle w:val="berschrift2"/>
+      </w:pPr>
+      <w:r>
+        <w:t>Zusammenfassung</w:t>
+      </w:r>
+    </w:p>
+    <w:p>
+      <w:r>
+        <w:t>Die Gleichung</w:t>
+      </w:r>
+    </w:p>
+    <w:p>
+      <w:pPr>
+        <w:pStyle w:val="FormelAllein"/>
+        <w:rPr>
+          <w:rFonts w:cs="Cambria Math"/>
+        </w:rPr>
+      </w:pPr>
+      <m:oMathPara>
+        <m:oMath>
+          <m:sSub>
+            <m:sSubPr>
+              <m:ctrlPr/>
+            </m:sSubPr>
+            <m:e>
+              <m:r>
+                <w:rPr>
+                  <w:rFonts w:cs="Cambria Math"/>
+                </w:rPr>
+                <m:t>s</m:t>
+              </m:r>
+            </m:e>
+            <m:sub>
+              <m:r>
+                <w:rPr>
+                  <w:rFonts w:cs="Cambria Math"/>
+                </w:rPr>
+                <m:t>∞</m:t>
+              </m:r>
+            </m:sub>
+          </m:sSub>
+          <m:r>
+            <w:rPr>
+              <w:rFonts w:cs="Cambria Math"/>
+            </w:rPr>
+            <m:t>=</m:t>
+          </m:r>
+          <m:func>
+            <m:funcPr>
+              <m:ctrlPr/>
+            </m:funcPr>
+            <m:fName>
+              <m:limLow>
+                <m:limLowPr>
+                  <m:ctrlPr/>
+                </m:limLowPr>
+                <m:e>
+                  <m:r>
+                    <m:t>lim</m:t>
+                  </m:r>
+                </m:e>
+                <m:lim>
+                  <m:r>
+                    <m:rPr>
+                      <m:sty m:val="bi"/>
+                    </m:rPr>
+                    <w:rPr>
+                      <w:rFonts w:cs="Cambria Math"/>
+                    </w:rPr>
+                    <m:t>n</m:t>
+                  </m:r>
+                  <m:r>
+                    <m:rPr>
+                      <m:sty m:val="bi"/>
+                    </m:rPr>
+                    <w:rPr>
+                      <w:rFonts w:cs="Calibri"/>
+                    </w:rPr>
+                    <m:t>→∞</m:t>
+                  </m:r>
+                </m:lim>
+              </m:limLow>
+            </m:fName>
+            <m:e>
+              <m:sSub>
+                <m:sSubPr>
+                  <m:ctrlPr/>
+                </m:sSubPr>
+                <m:e>
+                  <m:r>
+                    <w:rPr>
+                      <w:rFonts w:cs="Cambria Math"/>
+                    </w:rPr>
+                    <m:t>o</m:t>
+                  </m:r>
+                </m:e>
+                <m:sub>
+                  <m:r>
+                    <w:rPr>
+                      <w:rFonts w:cs="Cambria Math"/>
+                    </w:rPr>
+                    <m:t>n</m:t>
+                  </m:r>
+                </m:sub>
+              </m:sSub>
+              <m:r>
+                <w:rPr>
+                  <w:rFonts w:cs="Cambria Math"/>
+                </w:rPr>
+                <m:t>(</m:t>
+              </m:r>
+              <m:sSub>
+                <m:sSubPr>
+                  <m:ctrlPr/>
+                </m:sSubPr>
+                <m:e>
+                  <m:r>
+                    <w:rPr>
+                      <w:rFonts w:cs="Cambria Math"/>
+                    </w:rPr>
+                    <m:t>s</m:t>
+                  </m:r>
+                </m:e>
+                <m:sub>
+                  <m:r>
+                    <w:rPr>
+                      <w:rFonts w:cs="Cambria Math"/>
+                    </w:rPr>
+                    <m:t>0</m:t>
+                  </m:r>
+                </m:sub>
+              </m:sSub>
+              <m:r>
+                <w:rPr>
+                  <w:rFonts w:cs="Cambria Math"/>
+                </w:rPr>
+                <m:t>)</m:t>
+              </m:r>
+            </m:e>
+          </m:func>
+        </m:oMath>
+      </m:oMathPara>
+    </w:p>
+    <w:p>
+      <w:r>
+        <w:t>fasst die zentrale Dynamik von Kapitel 3 zusammen:</w:t>
+      </w:r>
+    </w:p>
+    <w:p>
+      <w:r>
+        <w:t>Zustände werden nicht einmalig erzeugt, sondern durch wiederholte, strukturierte Operatoranwendung schrittweise stabilisiert.</w:t>
+      </w:r>
+    </w:p>
+    <w:p>
+      <w:r>
+        <w:t xml:space="preserve">Der Grenzbegriff dient dabei als formales Instrument zur Beschreibung von </w:t>
+      </w:r>
+      <w:r>
+        <w:rPr>
+          <w:b/>
+          <w:bCs/>
+        </w:rPr>
+        <w:t>Kohärenz, Konsolidierung und struktureller Fixierung</w:t>
+      </w:r>
+      <w:r>
+        <w:t xml:space="preserve"> innerhalb des Operatorraums </w:t>
+      </w:r>
+      <m:oMath>
+        <m:sSup>
+          <m:sSupPr>
+            <m:ctrlPr>
+              <w:rPr>
+                <w:rFonts w:ascii="Cambria Math" w:hAnsi="Cambria Math" w:cs="Cambria Math"/>
+                <w:i/>
+              </w:rPr>
+            </m:ctrlPr>
+          </m:sSupPr>
+          <m:e>
+            <m:r>
+              <m:rPr>
+                <m:scr m:val="script"/>
+              </m:rPr>
+              <w:rPr>
+                <w:rFonts w:ascii="Cambria Math" w:hAnsi="Cambria Math" w:cs="Cambria Math"/>
+              </w:rPr>
+              <m:t>O</m:t>
+            </m:r>
+          </m:e>
+          <m:sup>
+            <m:r>
+              <w:rPr>
+                <w:rFonts w:ascii="Cambria Math" w:hAnsi="Cambria Math" w:cs="Cambria Math"/>
+              </w:rPr>
+              <m:t>*</m:t>
+            </m:r>
+          </m:sup>
+        </m:sSup>
+      </m:oMath>
+      <w:r>
+        <w:t>.</w:t>
       </w:r>
     </w:p>
     <w:p>

--- a/Kapitel 3/Anlagen_neu/Anlage 3.A Notationen V1.docx
+++ b/Kapitel 3/Anlagen_neu/Anlage 3.A Notationen V1.docx
@@ -57595,7 +57595,7 @@
     <w:p>
       <w:r>
         <w:pict w14:anchorId="47FC92D0">
-          <v:rect id="_x0000_i1195" style="width:0;height:1.5pt" o:hralign="center" o:hrstd="t" o:hr="t" fillcolor="#a0a0a0" stroked="f"/>
+          <v:rect id="_x0000_i1194" style="width:0;height:1.5pt" o:hralign="center" o:hrstd="t" o:hr="t" fillcolor="#a0a0a0" stroked="f"/>
         </w:pict>
       </w:r>
     </w:p>
@@ -57797,7 +57797,7 @@
     <w:p>
       <w:r>
         <w:pict w14:anchorId="6650ADF6">
-          <v:rect id="_x0000_i1196" style="width:0;height:1.5pt" o:hralign="center" o:hrstd="t" o:hr="t" fillcolor="#a0a0a0" stroked="f"/>
+          <v:rect id="_x0000_i1195" style="width:0;height:1.5pt" o:hralign="center" o:hrstd="t" o:hr="t" fillcolor="#a0a0a0" stroked="f"/>
         </w:pict>
       </w:r>
     </w:p>
@@ -58568,7 +58568,7 @@
     <w:p>
       <w:r>
         <w:pict w14:anchorId="071ECBC2">
-          <v:rect id="_x0000_i1197" style="width:0;height:1.5pt" o:hralign="center" o:hrstd="t" o:hr="t" fillcolor="#a0a0a0" stroked="f"/>
+          <v:rect id="_x0000_i1196" style="width:0;height:1.5pt" o:hralign="center" o:hrstd="t" o:hr="t" fillcolor="#a0a0a0" stroked="f"/>
         </w:pict>
       </w:r>
     </w:p>
@@ -58788,7 +58788,7 @@
     <w:p>
       <w:r>
         <w:pict w14:anchorId="5D63679E">
-          <v:rect id="_x0000_i1198" style="width:0;height:1.5pt" o:hralign="center" o:hrstd="t" o:hr="t" fillcolor="#a0a0a0" stroked="f"/>
+          <v:rect id="_x0000_i1197" style="width:0;height:1.5pt" o:hralign="center" o:hrstd="t" o:hr="t" fillcolor="#a0a0a0" stroked="f"/>
         </w:pict>
       </w:r>
     </w:p>
@@ -59513,7 +59513,7 @@
     <w:p>
       <w:r>
         <w:pict w14:anchorId="6E6E71A4">
-          <v:rect id="_x0000_i1200" style="width:0;height:1.5pt" o:hralign="center" o:hrstd="t" o:hr="t" fillcolor="#a0a0a0" stroked="f"/>
+          <v:rect id="_x0000_i1198" style="width:0;height:1.5pt" o:hralign="center" o:hrstd="t" o:hr="t" fillcolor="#a0a0a0" stroked="f"/>
         </w:pict>
       </w:r>
     </w:p>
@@ -59687,7 +59687,7 @@
     <w:p>
       <w:r>
         <w:pict w14:anchorId="77566752">
-          <v:rect id="_x0000_i1202" style="width:0;height:1.5pt" o:hralign="center" o:hrstd="t" o:hr="t" fillcolor="#a0a0a0" stroked="f"/>
+          <v:rect id="_x0000_i1199" style="width:0;height:1.5pt" o:hralign="center" o:hrstd="t" o:hr="t" fillcolor="#a0a0a0" stroked="f"/>
         </w:pict>
       </w:r>
     </w:p>
@@ -60208,7 +60208,7 @@
     <w:p>
       <w:r>
         <w:pict w14:anchorId="5747274C">
-          <v:rect id="_x0000_i1203" style="width:0;height:1.5pt" o:hralign="center" o:hrstd="t" o:hr="t" fillcolor="#a0a0a0" stroked="f"/>
+          <v:rect id="_x0000_i1200" style="width:0;height:1.5pt" o:hralign="center" o:hrstd="t" o:hr="t" fillcolor="#a0a0a0" stroked="f"/>
         </w:pict>
       </w:r>
     </w:p>
@@ -60429,7 +60429,7 @@
           <w:rFonts w:ascii="Times New Roman" w:hAnsi="Times New Roman"/>
         </w:rPr>
         <w:pict w14:anchorId="1FB7E995">
-          <v:rect id="_x0000_i1204" style="width:0;height:1.5pt" o:hralign="center" o:hrstd="t" o:hr="t" fillcolor="#a0a0a0" stroked="f"/>
+          <v:rect id="_x0000_i1201" style="width:0;height:1.5pt" o:hralign="center" o:hrstd="t" o:hr="t" fillcolor="#a0a0a0" stroked="f"/>
         </w:pict>
       </w:r>
     </w:p>
@@ -61028,7 +61028,7 @@
           <w:rFonts w:ascii="Times New Roman" w:hAnsi="Times New Roman"/>
         </w:rPr>
         <w:pict w14:anchorId="29880E9E">
-          <v:rect id="_x0000_i1206" style="width:0;height:1.5pt" o:hralign="center" o:hrstd="t" o:hr="t" fillcolor="#a0a0a0" stroked="f"/>
+          <v:rect id="_x0000_i1202" style="width:0;height:1.5pt" o:hralign="center" o:hrstd="t" o:hr="t" fillcolor="#a0a0a0" stroked="f"/>
         </w:pict>
       </w:r>
     </w:p>
@@ -61142,7 +61142,7 @@
           <w:rFonts w:ascii="Times New Roman" w:hAnsi="Times New Roman"/>
         </w:rPr>
         <w:pict w14:anchorId="5711B1FC">
-          <v:rect id="_x0000_i1208" style="width:0;height:1.5pt" o:hralign="center" o:hrstd="t" o:hr="t" fillcolor="#a0a0a0" stroked="f"/>
+          <v:rect id="_x0000_i1203" style="width:0;height:1.5pt" o:hralign="center" o:hrstd="t" o:hr="t" fillcolor="#a0a0a0" stroked="f"/>
         </w:pict>
       </w:r>
     </w:p>
@@ -61497,7 +61497,7 @@
           <w:rFonts w:ascii="Times New Roman" w:hAnsi="Times New Roman"/>
         </w:rPr>
         <w:pict w14:anchorId="70EA2D98">
-          <v:rect id="_x0000_i1211" style="width:0;height:1.5pt" o:hralign="center" o:hrstd="t" o:hr="t" fillcolor="#a0a0a0" stroked="f"/>
+          <v:rect id="_x0000_i1204" style="width:0;height:1.5pt" o:hralign="center" o:hrstd="t" o:hr="t" fillcolor="#a0a0a0" stroked="f"/>
         </w:pict>
       </w:r>
     </w:p>
@@ -61707,6 +61707,3542 @@
     </w:p>
     <w:p>
       <w:pPr>
+        <w:spacing w:after="0"/>
+        <w:rPr>
+          <w:rFonts w:ascii="Times New Roman" w:hAnsi="Times New Roman"/>
+        </w:rPr>
+      </w:pPr>
+      <w:r>
+        <w:rPr>
+          <w:rFonts w:ascii="Times New Roman" w:hAnsi="Times New Roman"/>
+        </w:rPr>
+        <w:pict w14:anchorId="7A1A1C8D">
+          <v:rect id="_x0000_i1205" style="width:0;height:1.5pt" o:hralign="center" o:hrstd="t" o:hr="t" fillcolor="#a0a0a0" stroked="f"/>
+        </w:pict>
+      </w:r>
+    </w:p>
+    <w:p>
+      <w:pPr>
+        <w:pStyle w:val="berschrift1"/>
+      </w:pPr>
+      <w:r>
+        <w:t>(3.5.1.1)</w:t>
+      </w:r>
+    </w:p>
+    <w:p>
+      <w:pPr>
+        <w:pStyle w:val="Formel"/>
+      </w:pPr>
+      <m:oMathPara>
+        <m:oMath>
+          <m:sSub>
+            <m:sSubPr>
+              <m:ctrlPr/>
+            </m:sSubPr>
+            <m:e>
+              <m:r>
+                <m:t>s</m:t>
+              </m:r>
+            </m:e>
+            <m:sub>
+              <m:r>
+                <m:t>∞</m:t>
+              </m:r>
+            </m:sub>
+          </m:sSub>
+          <m:r>
+            <m:t>​=</m:t>
+          </m:r>
+          <m:func>
+            <m:funcPr>
+              <m:ctrlPr/>
+            </m:funcPr>
+            <m:fName>
+              <m:limLow>
+                <m:limLowPr>
+                  <m:ctrlPr/>
+                </m:limLowPr>
+                <m:e>
+                  <m:r>
+                    <m:t>lim</m:t>
+                  </m:r>
+                </m:e>
+                <m:lim>
+                  <m:r>
+                    <m:t>n→∞</m:t>
+                  </m:r>
+                </m:lim>
+              </m:limLow>
+            </m:fName>
+            <m:e>
+              <m:sSub>
+                <m:sSubPr>
+                  <m:ctrlPr/>
+                </m:sSubPr>
+                <m:e>
+                  <m:r>
+                    <m:t>Φ</m:t>
+                  </m:r>
+                </m:e>
+                <m:sub>
+                  <m:r>
+                    <m:t>n</m:t>
+                  </m:r>
+                </m:sub>
+              </m:sSub>
+            </m:e>
+          </m:func>
+          <m:r>
+            <m:t>(</m:t>
+          </m:r>
+          <m:sSub>
+            <m:sSubPr>
+              <m:ctrlPr/>
+            </m:sSubPr>
+            <m:e>
+              <m:r>
+                <m:t>s</m:t>
+              </m:r>
+            </m:e>
+            <m:sub>
+              <m:r>
+                <m:t>0</m:t>
+              </m:r>
+            </m:sub>
+          </m:sSub>
+          <m:r>
+            <m:t>)=</m:t>
+          </m:r>
+          <m:func>
+            <m:funcPr>
+              <m:ctrlPr/>
+            </m:funcPr>
+            <m:fName>
+              <m:limLow>
+                <m:limLowPr>
+                  <m:ctrlPr/>
+                </m:limLowPr>
+                <m:e>
+                  <m:r>
+                    <m:t>lim</m:t>
+                  </m:r>
+                </m:e>
+                <m:lim>
+                  <m:r>
+                    <m:t>n→∞</m:t>
+                  </m:r>
+                </m:lim>
+              </m:limLow>
+            </m:fName>
+            <m:e>
+              <m:sSub>
+                <m:sSubPr>
+                  <m:ctrlPr/>
+                </m:sSubPr>
+                <m:e>
+                  <m:r>
+                    <m:t>Φ</m:t>
+                  </m:r>
+                </m:e>
+                <m:sub>
+                  <m:r>
+                    <m:t>n</m:t>
+                  </m:r>
+                </m:sub>
+              </m:sSub>
+            </m:e>
+          </m:func>
+          <m:sSub>
+            <m:sSubPr>
+              <m:ctrlPr/>
+            </m:sSubPr>
+            <m:e>
+              <m:r>
+                <m:t>​(E∘M∘R∘σ)</m:t>
+              </m:r>
+            </m:e>
+            <m:sub>
+              <m:r>
+                <m:t>n</m:t>
+              </m:r>
+            </m:sub>
+          </m:sSub>
+          <m:r>
+            <m:t>(</m:t>
+          </m:r>
+          <m:sSub>
+            <m:sSubPr>
+              <m:ctrlPr/>
+            </m:sSubPr>
+            <m:e>
+              <m:r>
+                <m:t>s</m:t>
+              </m:r>
+            </m:e>
+            <m:sub>
+              <m:r>
+                <m:t>0</m:t>
+              </m:r>
+            </m:sub>
+          </m:sSub>
+          <m:r>
+            <m:t>)</m:t>
+          </m:r>
+        </m:oMath>
+      </m:oMathPara>
+    </w:p>
+    <w:p>
+      <w:pPr>
+        <w:pStyle w:val="berschrift2"/>
+      </w:pPr>
+      <w:r>
+        <w:t>Bedeutung der Notation</w:t>
+      </w:r>
+    </w:p>
+    <w:p>
+      <w:r>
+        <w:t xml:space="preserve">Sei S ein Zustandsraum und </w:t>
+      </w:r>
+      <w:r>
+        <w:rPr>
+          <w:rFonts w:ascii="Cambria Math" w:hAnsi="Cambria Math" w:cs="Cambria Math"/>
+        </w:rPr>
+        <w:t>𝒪</w:t>
+      </w:r>
+      <w:r>
+        <w:t xml:space="preserve"> </w:t>
+      </w:r>
+      <w:r>
+        <w:t>ein Raum elementarer Operatoren auf SSS.</w:t>
+      </w:r>
+      <w:r>
+        <w:t xml:space="preserve"> </w:t>
+      </w:r>
+      <w:r>
+        <w:t xml:space="preserve">Die Operatoren </w:t>
+      </w:r>
+      <m:oMath>
+        <m:r>
+          <w:rPr>
+            <w:rFonts w:ascii="Cambria Math" w:hAnsi="Cambria Math"/>
+          </w:rPr>
+          <m:t>σ,R,M,E</m:t>
+        </m:r>
+        <m:r>
+          <m:rPr>
+            <m:scr m:val="script"/>
+          </m:rPr>
+          <w:rPr>
+            <w:rFonts w:ascii="Cambria Math" w:hAnsi="Cambria Math" w:cs="Cambria Math"/>
+          </w:rPr>
+          <m:t>∈O</m:t>
+        </m:r>
+      </m:oMath>
+      <w:r>
+        <w:t xml:space="preserve"> seien zu einer festen Operatorsequenz zusammengesetzt.</w:t>
+      </w:r>
+    </w:p>
+    <w:p>
+      <w:r>
+        <w:t>Die n-fache Anwendung dieser Sequenz wird bezeichnet durch</w:t>
+      </w:r>
+    </w:p>
+    <w:p>
+      <w:pPr>
+        <w:pStyle w:val="FormelAllein"/>
+        <w:rPr>
+          <w:rFonts w:ascii="Times New Roman" w:hAnsi="Times New Roman"/>
+        </w:rPr>
+      </w:pPr>
+      <m:oMath>
+        <m:sSup>
+          <m:sSupPr>
+            <m:ctrlPr/>
+          </m:sSupPr>
+          <m:e>
+            <m:r>
+              <m:t>(E</m:t>
+            </m:r>
+            <m:r>
+              <w:rPr>
+                <w:rFonts w:cs="Cambria Math"/>
+              </w:rPr>
+              <m:t>∘</m:t>
+            </m:r>
+            <m:r>
+              <m:t>M</m:t>
+            </m:r>
+            <m:r>
+              <w:rPr>
+                <w:rFonts w:cs="Cambria Math"/>
+              </w:rPr>
+              <m:t>∘</m:t>
+            </m:r>
+            <m:r>
+              <m:t>R</m:t>
+            </m:r>
+            <m:r>
+              <w:rPr>
+                <w:rFonts w:cs="Cambria Math"/>
+              </w:rPr>
+              <m:t>∘</m:t>
+            </m:r>
+            <m:r>
+              <m:t>σ)</m:t>
+            </m:r>
+          </m:e>
+          <m:sup>
+            <m:r>
+              <m:t>n</m:t>
+            </m:r>
+          </m:sup>
+        </m:sSup>
+        <m:r>
+          <w:rPr>
+            <w:rFonts w:cs="Cambria Math"/>
+          </w:rPr>
+          <m:t>∈</m:t>
+        </m:r>
+        <m:sSup>
+          <m:sSupPr>
+            <m:ctrlPr>
+              <w:rPr>
+                <w:rFonts w:cs="Cambria Math"/>
+              </w:rPr>
+            </m:ctrlPr>
+          </m:sSupPr>
+          <m:e>
+            <m:r>
+              <m:rPr>
+                <m:scr m:val="script"/>
+              </m:rPr>
+              <w:rPr>
+                <w:rFonts w:cs="Cambria Math"/>
+              </w:rPr>
+              <m:t>O</m:t>
+            </m:r>
+          </m:e>
+          <m:sup>
+            <m:r>
+              <w:rPr>
+                <w:rFonts w:cs="Cambria Math"/>
+              </w:rPr>
+              <m:t>*</m:t>
+            </m:r>
+          </m:sup>
+        </m:sSup>
+      </m:oMath>
+      <w:r>
+        <w:rPr>
+          <w:rFonts w:ascii="Times New Roman" w:hAnsi="Times New Roman"/>
+        </w:rPr>
+        <w:t xml:space="preserve"> </w:t>
+      </w:r>
+    </w:p>
+    <w:p>
+      <w:r>
+        <w:t xml:space="preserve">Weiter sei </w:t>
+      </w:r>
+      <w:proofErr w:type="spellStart"/>
+      <w:r>
+        <w:t>Φ</w:t>
+      </w:r>
+      <w:r>
+        <w:rPr>
+          <w:vertAlign w:val="subscript"/>
+        </w:rPr>
+        <w:t>n</w:t>
+      </w:r>
+      <w:proofErr w:type="spellEnd"/>
+      <w:r>
+        <w:t xml:space="preserve"> </w:t>
+      </w:r>
+      <w:r>
+        <w:t>​ eine Folge von Meta-Operatoren, die auf den jeweils durch Operatoriteration erzeugten Zustand wirken und diesen vergleichend, rückkoppelnd oder stabilisierend transformieren.</w:t>
+      </w:r>
+    </w:p>
+    <w:p>
+      <w:r>
+        <w:t xml:space="preserve">Für einen Anfangszustand </w:t>
+      </w:r>
+      <m:oMath>
+        <m:sSub>
+          <m:sSubPr>
+            <m:ctrlPr>
+              <w:rPr>
+                <w:rFonts w:ascii="Cambria Math" w:hAnsi="Cambria Math"/>
+                <w:i/>
+              </w:rPr>
+            </m:ctrlPr>
+          </m:sSubPr>
+          <m:e>
+            <m:r>
+              <w:rPr>
+                <w:rFonts w:ascii="Cambria Math" w:hAnsi="Cambria Math"/>
+              </w:rPr>
+              <m:t>s</m:t>
+            </m:r>
+          </m:e>
+          <m:sub>
+            <m:r>
+              <w:rPr>
+                <w:rFonts w:ascii="Cambria Math" w:hAnsi="Cambria Math"/>
+              </w:rPr>
+              <m:t>0</m:t>
+            </m:r>
+          </m:sub>
+        </m:sSub>
+        <m:r>
+          <w:rPr>
+            <w:rFonts w:ascii="Cambria Math" w:hAnsi="Cambria Math" w:cs="Cambria Math"/>
+          </w:rPr>
+          <m:t>∈</m:t>
+        </m:r>
+        <m:r>
+          <w:rPr>
+            <w:rFonts w:ascii="Cambria Math" w:hAnsi="Cambria Math"/>
+          </w:rPr>
+          <m:t>S</m:t>
+        </m:r>
+      </m:oMath>
+      <w:r>
+        <w:t xml:space="preserve"> entsteht damit die Zustandsfolge</w:t>
+      </w:r>
+    </w:p>
+    <w:p>
+      <w:pPr>
+        <w:pStyle w:val="FormelAllein"/>
+        <w:rPr>
+          <w:rFonts w:ascii="Times New Roman" w:hAnsi="Times New Roman"/>
+        </w:rPr>
+      </w:pPr>
+      <m:oMath>
+        <m:sSub>
+          <m:sSubPr>
+            <m:ctrlPr/>
+          </m:sSubPr>
+          <m:e>
+            <m:r>
+              <m:t>s</m:t>
+            </m:r>
+          </m:e>
+          <m:sub>
+            <m:r>
+              <m:t>n</m:t>
+            </m:r>
+          </m:sub>
+        </m:sSub>
+        <m:r>
+          <m:t>:=</m:t>
+        </m:r>
+        <m:sSub>
+          <m:sSubPr>
+            <m:ctrlPr/>
+          </m:sSubPr>
+          <m:e>
+            <m:r>
+              <m:t>Φ</m:t>
+            </m:r>
+          </m:e>
+          <m:sub>
+            <m:r>
+              <m:t>n</m:t>
+            </m:r>
+          </m:sub>
+        </m:sSub>
+        <m:r>
+          <m:t>(</m:t>
+        </m:r>
+        <m:sSup>
+          <m:sSupPr>
+            <m:ctrlPr/>
+          </m:sSupPr>
+          <m:e>
+            <m:r>
+              <m:t>(E</m:t>
+            </m:r>
+            <m:r>
+              <w:rPr>
+                <w:rFonts w:cs="Cambria Math"/>
+              </w:rPr>
+              <m:t>∘</m:t>
+            </m:r>
+            <m:r>
+              <m:t>M</m:t>
+            </m:r>
+            <m:r>
+              <w:rPr>
+                <w:rFonts w:cs="Cambria Math"/>
+              </w:rPr>
+              <m:t>∘</m:t>
+            </m:r>
+            <m:r>
+              <m:t>R</m:t>
+            </m:r>
+            <m:r>
+              <w:rPr>
+                <w:rFonts w:cs="Cambria Math"/>
+              </w:rPr>
+              <m:t>∘</m:t>
+            </m:r>
+            <m:r>
+              <m:t>σ)</m:t>
+            </m:r>
+          </m:e>
+          <m:sup>
+            <m:r>
+              <m:t>n</m:t>
+            </m:r>
+          </m:sup>
+        </m:sSup>
+        <m:r>
+          <m:t>(</m:t>
+        </m:r>
+        <m:sSub>
+          <m:sSubPr>
+            <m:ctrlPr/>
+          </m:sSubPr>
+          <m:e>
+            <m:r>
+              <m:t>s</m:t>
+            </m:r>
+          </m:e>
+          <m:sub>
+            <m:r>
+              <m:t>0</m:t>
+            </m:r>
+          </m:sub>
+        </m:sSub>
+        <m:r>
+          <m:t>)),n</m:t>
+        </m:r>
+        <m:r>
+          <w:rPr>
+            <w:rFonts w:cs="Cambria Math"/>
+          </w:rPr>
+          <m:t>∈</m:t>
+        </m:r>
+        <m:r>
+          <m:t>N.</m:t>
+        </m:r>
+      </m:oMath>
+      <w:r>
+        <w:rPr>
+          <w:rFonts w:ascii="Times New Roman" w:hAnsi="Times New Roman"/>
+        </w:rPr>
+        <w:t xml:space="preserve"> </w:t>
+      </w:r>
+    </w:p>
+    <w:p>
+      <w:r>
+        <w:t>Existiert der Grenzwert dieser Folge, so bezeichnet</w:t>
+      </w:r>
+    </w:p>
+    <w:p>
+      <w:pPr>
+        <w:pStyle w:val="FormelAllein"/>
+        <w:rPr>
+          <w:rFonts w:ascii="Times New Roman" w:hAnsi="Times New Roman"/>
+        </w:rPr>
+      </w:pPr>
+      <m:oMath>
+        <m:sSub>
+          <m:sSubPr>
+            <m:ctrlPr/>
+          </m:sSubPr>
+          <m:e>
+            <m:r>
+              <m:t>s</m:t>
+            </m:r>
+          </m:e>
+          <m:sub>
+            <m:r>
+              <m:t>∞</m:t>
+            </m:r>
+          </m:sub>
+        </m:sSub>
+        <m:r>
+          <m:t>=</m:t>
+        </m:r>
+        <m:func>
+          <m:funcPr>
+            <m:ctrlPr/>
+          </m:funcPr>
+          <m:fName>
+            <m:limLow>
+              <m:limLowPr>
+                <m:ctrlPr/>
+              </m:limLowPr>
+              <m:e>
+                <m:r>
+                  <m:t>lim</m:t>
+                </m:r>
+              </m:e>
+              <m:lim>
+                <m:r>
+                  <m:t>n→∞</m:t>
+                </m:r>
+              </m:lim>
+            </m:limLow>
+          </m:fName>
+          <m:e>
+            <m:r>
+              <m:t> </m:t>
+            </m:r>
+            <m:sSub>
+              <m:sSubPr>
+                <m:ctrlPr/>
+              </m:sSubPr>
+              <m:e>
+                <m:r>
+                  <m:t>Φ</m:t>
+                </m:r>
+              </m:e>
+              <m:sub>
+                <m:r>
+                  <m:t>n</m:t>
+                </m:r>
+              </m:sub>
+            </m:sSub>
+            <m:r>
+              <m:t>(</m:t>
+            </m:r>
+            <m:sSup>
+              <m:sSupPr>
+                <m:ctrlPr/>
+              </m:sSupPr>
+              <m:e>
+                <m:r>
+                  <m:t>(E</m:t>
+                </m:r>
+                <m:r>
+                  <w:rPr>
+                    <w:rFonts w:cs="Cambria Math"/>
+                  </w:rPr>
+                  <m:t>∘</m:t>
+                </m:r>
+                <m:r>
+                  <m:t>M</m:t>
+                </m:r>
+                <m:r>
+                  <w:rPr>
+                    <w:rFonts w:cs="Cambria Math"/>
+                  </w:rPr>
+                  <m:t>∘</m:t>
+                </m:r>
+                <m:r>
+                  <m:t>R</m:t>
+                </m:r>
+                <m:r>
+                  <w:rPr>
+                    <w:rFonts w:cs="Cambria Math"/>
+                  </w:rPr>
+                  <m:t>∘</m:t>
+                </m:r>
+                <m:r>
+                  <m:t>σ)</m:t>
+                </m:r>
+              </m:e>
+              <m:sup>
+                <m:r>
+                  <m:t>n</m:t>
+                </m:r>
+              </m:sup>
+            </m:sSup>
+            <m:r>
+              <m:t>(</m:t>
+            </m:r>
+            <m:sSub>
+              <m:sSubPr>
+                <m:ctrlPr/>
+              </m:sSubPr>
+              <m:e>
+                <m:r>
+                  <m:t>s</m:t>
+                </m:r>
+              </m:e>
+              <m:sub>
+                <m:r>
+                  <m:t>0</m:t>
+                </m:r>
+              </m:sub>
+            </m:sSub>
+            <m:r>
+              <m:t>))</m:t>
+            </m:r>
+          </m:e>
+        </m:func>
+        <m:r>
+          <m:t>⁡</m:t>
+        </m:r>
+      </m:oMath>
+      <w:r>
+        <w:rPr>
+          <w:rFonts w:ascii="Times New Roman" w:hAnsi="Times New Roman"/>
+        </w:rPr>
+        <w:t xml:space="preserve"> </w:t>
+      </w:r>
+    </w:p>
+    <w:p>
+      <w:r>
+        <w:t>den zugehörigen Grenzzustand.</w:t>
+      </w:r>
+    </w:p>
+    <w:p>
+      <w:pPr>
+        <w:spacing w:after="0"/>
+        <w:rPr>
+          <w:rFonts w:ascii="Times New Roman" w:hAnsi="Times New Roman"/>
+        </w:rPr>
+      </w:pPr>
+      <w:r>
+        <w:rPr>
+          <w:rFonts w:ascii="Times New Roman" w:hAnsi="Times New Roman"/>
+        </w:rPr>
+        <w:pict w14:anchorId="68BBDDC9">
+          <v:rect id="_x0000_i1206" style="width:0;height:1.5pt" o:hralign="center" o:hrstd="t" o:hr="t" fillcolor="#a0a0a0" stroked="f"/>
+        </w:pict>
+      </w:r>
+    </w:p>
+    <w:p>
+      <w:pPr>
+        <w:pStyle w:val="berschrift2"/>
+      </w:pPr>
+      <w:r>
+        <w:lastRenderedPageBreak/>
+        <w:t>Interpretation</w:t>
+      </w:r>
+    </w:p>
+    <w:p>
+      <w:r>
+        <w:t>Diese Gleichung formalisiert die Annahme, dass Zustände, die durch wiederholte Anwendung einer festen Operatorstruktur erzeugt werden, unter geeigneten meta-operativen Bedingungen eine stabilisierte Form annehmen können.</w:t>
+      </w:r>
+    </w:p>
+    <w:p>
+      <w:r>
+        <w:t xml:space="preserve">Der Grenzzustand </w:t>
+      </w:r>
+      <m:oMath>
+        <m:sSub>
+          <m:sSubPr>
+            <m:ctrlPr>
+              <w:rPr>
+                <w:rFonts w:ascii="Cambria Math" w:hAnsi="Cambria Math"/>
+              </w:rPr>
+            </m:ctrlPr>
+          </m:sSubPr>
+          <m:e>
+            <m:r>
+              <w:rPr>
+                <w:rFonts w:ascii="Cambria Math" w:hAnsi="Cambria Math" w:cs="Cambria Math"/>
+              </w:rPr>
+              <m:t>s</m:t>
+            </m:r>
+          </m:e>
+          <m:sub>
+            <m:r>
+              <w:rPr>
+                <w:rFonts w:ascii="Cambria Math" w:hAnsi="Cambria Math" w:cs="Cambria Math"/>
+              </w:rPr>
+              <m:t>∞</m:t>
+            </m:r>
+          </m:sub>
+        </m:sSub>
+      </m:oMath>
+      <w:r>
+        <w:rPr>
+          <w:rStyle w:val="vlist-s"/>
+        </w:rPr>
+        <w:t>​</w:t>
+      </w:r>
+      <w:r>
+        <w:t xml:space="preserve"> ist dabei nicht als Ergebnis einer einzelnen Operatoranwendung zu verstehen, sondern als emergente Stabilitätsgrenze einer doppelten Dynamik:</w:t>
+      </w:r>
+    </w:p>
+    <w:p>
+      <w:r>
+        <w:t xml:space="preserve">einerseits der iterativen Strukturtransformation durch </w:t>
+      </w:r>
+      <w:proofErr w:type="spellStart"/>
+      <w:r>
+        <w:rPr>
+          <w:rStyle w:val="katex-mathml"/>
+        </w:rPr>
+        <w:t>E</w:t>
+      </w:r>
+      <w:r>
+        <w:rPr>
+          <w:rStyle w:val="katex-mathml"/>
+          <w:rFonts w:ascii="Cambria Math" w:hAnsi="Cambria Math" w:cs="Cambria Math"/>
+        </w:rPr>
+        <w:t>∘</w:t>
+      </w:r>
+      <w:r>
+        <w:rPr>
+          <w:rStyle w:val="katex-mathml"/>
+        </w:rPr>
+        <w:t>M</w:t>
+      </w:r>
+      <w:r>
+        <w:rPr>
+          <w:rStyle w:val="katex-mathml"/>
+          <w:rFonts w:ascii="Cambria Math" w:hAnsi="Cambria Math" w:cs="Cambria Math"/>
+        </w:rPr>
+        <w:t>∘</w:t>
+      </w:r>
+      <w:r>
+        <w:rPr>
+          <w:rStyle w:val="katex-mathml"/>
+        </w:rPr>
+        <w:t>R</w:t>
+      </w:r>
+      <w:r>
+        <w:rPr>
+          <w:rStyle w:val="katex-mathml"/>
+          <w:rFonts w:ascii="Cambria Math" w:hAnsi="Cambria Math" w:cs="Cambria Math"/>
+        </w:rPr>
+        <w:t>∘</w:t>
+      </w:r>
+      <w:r>
+        <w:rPr>
+          <w:rStyle w:val="katex-mathml"/>
+        </w:rPr>
+        <w:t>σE</w:t>
+      </w:r>
+      <w:proofErr w:type="spellEnd"/>
+      <w:r>
+        <w:t>,</w:t>
+      </w:r>
+      <w:r>
+        <w:t xml:space="preserve"> </w:t>
+      </w:r>
+      <w:r>
+        <w:t xml:space="preserve">andererseits der meta-operativen Rückbindung durch die Folge </w:t>
+      </w:r>
+      <w:proofErr w:type="spellStart"/>
+      <w:r>
+        <w:rPr>
+          <w:rStyle w:val="katex-mathml"/>
+        </w:rPr>
+        <w:t>Φn</w:t>
+      </w:r>
+      <w:proofErr w:type="spellEnd"/>
+      <w:r>
+        <w:rPr>
+          <w:rStyle w:val="vlist-s"/>
+        </w:rPr>
+        <w:t>​</w:t>
+      </w:r>
+      <w:r>
+        <w:t>.</w:t>
+      </w:r>
+    </w:p>
+    <w:p>
+      <w:r>
+        <w:t xml:space="preserve">Der Grenzwert markiert den Punkt, an dem weitere Iterationen keine strukturell relevante Veränderung des Zustands mehr bewirken, sondern lediglich bereits ausgebildete </w:t>
+      </w:r>
+      <w:proofErr w:type="spellStart"/>
+      <w:r>
+        <w:t>Kohärenzen</w:t>
+      </w:r>
+      <w:proofErr w:type="spellEnd"/>
+      <w:r>
+        <w:t xml:space="preserve"> reproduzieren.</w:t>
+      </w:r>
+    </w:p>
+    <w:p>
+      <w:pPr>
+        <w:spacing w:after="0"/>
+        <w:rPr>
+          <w:rFonts w:ascii="Times New Roman" w:hAnsi="Times New Roman"/>
+        </w:rPr>
+      </w:pPr>
+      <w:r>
+        <w:rPr>
+          <w:rFonts w:ascii="Times New Roman" w:hAnsi="Times New Roman"/>
+        </w:rPr>
+        <w:pict w14:anchorId="0EDA7444">
+          <v:rect id="_x0000_i1207" style="width:0;height:1.5pt" o:hralign="center" o:hrstd="t" o:hr="t" fillcolor="#a0a0a0" stroked="f"/>
+        </w:pict>
+      </w:r>
+    </w:p>
+    <w:p>
+      <w:pPr>
+        <w:pStyle w:val="berschrift2"/>
+      </w:pPr>
+      <w:r>
+        <w:t>Beispiel für die Bedeutung</w:t>
+      </w:r>
+    </w:p>
+    <w:p>
+      <w:r>
+        <w:t xml:space="preserve">Ein Lernender startet mit einem vorläufigen Wissenszustand </w:t>
+      </w:r>
+      <m:oMath>
+        <m:sSub>
+          <m:sSubPr>
+            <m:ctrlPr>
+              <w:rPr>
+                <w:rFonts w:ascii="Cambria Math" w:hAnsi="Cambria Math"/>
+                <w:i/>
+              </w:rPr>
+            </m:ctrlPr>
+          </m:sSubPr>
+          <m:e>
+            <m:r>
+              <w:rPr>
+                <w:rFonts w:ascii="Cambria Math" w:hAnsi="Cambria Math"/>
+              </w:rPr>
+              <m:t>s</m:t>
+            </m:r>
+          </m:e>
+          <m:sub>
+            <m:r>
+              <w:rPr>
+                <w:rFonts w:ascii="Cambria Math" w:hAnsi="Cambria Math"/>
+              </w:rPr>
+              <m:t>0</m:t>
+            </m:r>
+          </m:sub>
+        </m:sSub>
+      </m:oMath>
+      <w:r>
+        <w:t xml:space="preserve">​, etwa zu den Begriffen </w:t>
+      </w:r>
+      <w:r>
+        <w:rPr>
+          <w:i/>
+          <w:iCs/>
+        </w:rPr>
+        <w:t>Bruch</w:t>
+      </w:r>
+      <w:r>
+        <w:t xml:space="preserve">, </w:t>
+      </w:r>
+      <w:r>
+        <w:rPr>
+          <w:i/>
+          <w:iCs/>
+        </w:rPr>
+        <w:t>Geschwindigkeit</w:t>
+      </w:r>
+      <w:r>
+        <w:t xml:space="preserve">, </w:t>
+      </w:r>
+      <w:r>
+        <w:rPr>
+          <w:i/>
+          <w:iCs/>
+        </w:rPr>
+        <w:t>Funktion</w:t>
+      </w:r>
+      <w:r>
+        <w:t xml:space="preserve"> oder </w:t>
+      </w:r>
+      <w:r>
+        <w:rPr>
+          <w:i/>
+          <w:iCs/>
+        </w:rPr>
+        <w:t>Ableitung</w:t>
+      </w:r>
+      <w:r>
+        <w:t>. Dieser Anfangszustand ist unscharf und stark alltagsgeprägt.</w:t>
+      </w:r>
+    </w:p>
+    <w:p>
+      <w:r>
+        <w:t>Der Lernprozess verläuft iterativ entlang der in Kapitel 3 beschriebenen Operatorstruktur</w:t>
+      </w:r>
+    </w:p>
+    <w:p>
+      <w:pPr>
+        <w:spacing w:after="0"/>
+        <w:rPr>
+          <w:rFonts w:ascii="Times New Roman" w:hAnsi="Times New Roman"/>
+        </w:rPr>
+      </w:pPr>
+      <m:oMathPara>
+        <m:oMath>
+          <m:r>
+            <w:rPr>
+              <w:rFonts w:ascii="Cambria Math" w:hAnsi="Cambria Math"/>
+            </w:rPr>
+            <m:t>(E</m:t>
+          </m:r>
+          <m:r>
+            <w:rPr>
+              <w:rFonts w:ascii="Cambria Math" w:hAnsi="Cambria Math" w:cs="Cambria Math"/>
+            </w:rPr>
+            <m:t>∘</m:t>
+          </m:r>
+          <m:r>
+            <w:rPr>
+              <w:rFonts w:ascii="Cambria Math" w:hAnsi="Cambria Math"/>
+            </w:rPr>
+            <m:t>M</m:t>
+          </m:r>
+          <m:r>
+            <w:rPr>
+              <w:rFonts w:ascii="Cambria Math" w:hAnsi="Cambria Math" w:cs="Cambria Math"/>
+            </w:rPr>
+            <m:t>∘</m:t>
+          </m:r>
+          <m:r>
+            <w:rPr>
+              <w:rFonts w:ascii="Cambria Math" w:hAnsi="Cambria Math"/>
+            </w:rPr>
+            <m:t>R</m:t>
+          </m:r>
+          <m:r>
+            <w:rPr>
+              <w:rFonts w:ascii="Cambria Math" w:hAnsi="Cambria Math" w:cs="Cambria Math"/>
+            </w:rPr>
+            <m:t>∘</m:t>
+          </m:r>
+          <m:r>
+            <w:rPr>
+              <w:rFonts w:ascii="Cambria Math" w:hAnsi="Cambria Math"/>
+            </w:rPr>
+            <m:t xml:space="preserve">σ). </m:t>
+          </m:r>
+        </m:oMath>
+      </m:oMathPara>
+    </w:p>
+    <w:p>
+      <w:pPr>
+        <w:spacing w:before="100" w:beforeAutospacing="1" w:after="100" w:afterAutospacing="1"/>
+        <w:rPr>
+          <w:rFonts w:ascii="Times New Roman" w:hAnsi="Times New Roman"/>
+        </w:rPr>
+      </w:pPr>
+      <w:r>
+        <w:rPr>
+          <w:rFonts w:ascii="Times New Roman" w:hAnsi="Times New Roman"/>
+        </w:rPr>
+        <w:t>Dabei bedeutet</w:t>
+      </w:r>
+      <w:r>
+        <w:rPr>
+          <w:rFonts w:ascii="Times New Roman" w:hAnsi="Times New Roman"/>
+        </w:rPr>
+        <w:t>:</w:t>
+      </w:r>
+    </w:p>
+    <w:p>
+      <w:pPr>
+        <w:pStyle w:val="Aufzhlung"/>
+        <w:rPr>
+          <w:rStyle w:val="AufzhlungZchn"/>
+        </w:rPr>
+      </w:pPr>
+      <w:r>
+        <w:rPr>
+          <w:rStyle w:val="AufzhlungZchn"/>
+        </w:rPr>
+        <w:t>σ (Selektion): Auswahl relevanter Aspekte (z. B. Strecke und Zeit),</w:t>
+      </w:r>
+    </w:p>
+    <w:p>
+      <w:pPr>
+        <w:pStyle w:val="Aufzhlung"/>
+        <w:rPr>
+          <w:rStyle w:val="AufzhlungZchn"/>
+        </w:rPr>
+      </w:pPr>
+      <w:r>
+        <w:rPr>
+          <w:rStyle w:val="AufzhlungZchn"/>
+        </w:rPr>
+        <w:t>R (Relationierung): Verknüpfung dieser Aspekte,</w:t>
+      </w:r>
+    </w:p>
+    <w:p>
+      <w:pPr>
+        <w:pStyle w:val="Aufzhlung"/>
+        <w:rPr>
+          <w:rStyle w:val="AufzhlungZchn"/>
+        </w:rPr>
+      </w:pPr>
+      <w:r>
+        <w:rPr>
+          <w:rStyle w:val="AufzhlungZchn"/>
+        </w:rPr>
+        <w:t>M (Musterbildung): Erkennen stabiler Zusammenhänge,</w:t>
+      </w:r>
+    </w:p>
+    <w:p>
+      <w:pPr>
+        <w:pStyle w:val="Aufzhlung"/>
+        <w:rPr>
+          <w:rStyle w:val="AufzhlungZchn"/>
+        </w:rPr>
+      </w:pPr>
+      <w:r>
+        <w:rPr>
+          <w:rStyle w:val="AufzhlungZchn"/>
+        </w:rPr>
+        <w:t xml:space="preserve">E (Explikation): formale Darstellung (z. B. </w:t>
+      </w:r>
+      <m:oMath>
+        <m:r>
+          <w:rPr>
+            <w:rStyle w:val="AufzhlungZchn"/>
+            <w:rFonts w:ascii="Cambria Math" w:hAnsi="Cambria Math"/>
+          </w:rPr>
+          <m:t>v=</m:t>
+        </m:r>
+        <m:f>
+          <m:fPr>
+            <m:ctrlPr>
+              <w:rPr>
+                <w:rStyle w:val="AufzhlungZchn"/>
+                <w:rFonts w:ascii="Cambria Math" w:hAnsi="Cambria Math"/>
+              </w:rPr>
+            </m:ctrlPr>
+          </m:fPr>
+          <m:num>
+            <m:r>
+              <w:rPr>
+                <w:rStyle w:val="AufzhlungZchn"/>
+                <w:rFonts w:ascii="Cambria Math" w:hAnsi="Cambria Math"/>
+              </w:rPr>
+              <m:t>s</m:t>
+            </m:r>
+          </m:num>
+          <m:den>
+            <m:r>
+              <w:rPr>
+                <w:rStyle w:val="AufzhlungZchn"/>
+                <w:rFonts w:ascii="Cambria Math" w:hAnsi="Cambria Math"/>
+              </w:rPr>
+              <m:t>t</m:t>
+            </m:r>
+          </m:den>
+        </m:f>
+      </m:oMath>
+      <w:r>
+        <w:rPr>
+          <w:rStyle w:val="AufzhlungZchn"/>
+        </w:rPr>
+        <w:t>​).</w:t>
+      </w:r>
+    </w:p>
+    <w:p>
+      <w:r>
+        <w:t>Diese Struktur wird mehrfach angewendet:</w:t>
+      </w:r>
+    </w:p>
+    <w:p>
+      <w:pPr>
+        <w:pStyle w:val="FormelAllein"/>
+        <w:rPr>
+          <w:rFonts w:ascii="Times New Roman" w:hAnsi="Times New Roman"/>
+        </w:rPr>
+      </w:pPr>
+      <m:oMathPara>
+        <m:oMath>
+          <m:sSub>
+            <m:sSubPr>
+              <m:ctrlPr/>
+            </m:sSubPr>
+            <m:e>
+              <m:r>
+                <m:t>(E</m:t>
+              </m:r>
+              <m:r>
+                <w:rPr>
+                  <w:rFonts w:cs="Cambria Math"/>
+                </w:rPr>
+                <m:t>∘</m:t>
+              </m:r>
+              <m:r>
+                <m:t>M</m:t>
+              </m:r>
+              <m:r>
+                <w:rPr>
+                  <w:rFonts w:cs="Cambria Math"/>
+                </w:rPr>
+                <m:t>∘</m:t>
+              </m:r>
+              <m:r>
+                <m:t>R</m:t>
+              </m:r>
+              <m:r>
+                <w:rPr>
+                  <w:rFonts w:cs="Cambria Math"/>
+                </w:rPr>
+                <m:t>∘</m:t>
+              </m:r>
+              <m:r>
+                <m:t>σ)</m:t>
+              </m:r>
+            </m:e>
+            <m:sub>
+              <m:r>
+                <m:t>n</m:t>
+              </m:r>
+            </m:sub>
+          </m:sSub>
+          <m:r>
+            <m:t>(</m:t>
+          </m:r>
+          <m:sSub>
+            <m:sSubPr>
+              <m:ctrlPr/>
+            </m:sSubPr>
+            <m:e>
+              <m:r>
+                <m:t>s</m:t>
+              </m:r>
+            </m:e>
+            <m:sub>
+              <m:r>
+                <m:t>0</m:t>
+              </m:r>
+            </m:sub>
+          </m:sSub>
+          <m:r>
+            <m:t>).</m:t>
+          </m:r>
+        </m:oMath>
+      </m:oMathPara>
+    </w:p>
+    <w:p>
+      <w:r>
+        <w:t xml:space="preserve">Zusätzlich wirkt in jeder Iteration ein Meta-Operator </w:t>
+      </w:r>
+      <w:proofErr w:type="spellStart"/>
+      <w:r>
+        <w:t>Φn</w:t>
+      </w:r>
+      <w:proofErr w:type="spellEnd"/>
+      <w:r>
+        <w:t>​, der Rückmeldung, Aufgabenvariation, Fehlerkorrektur und Transfer zwischen Mathematik und Physik repräsentiert. Dadurch wird der jeweils entstandene Wissenszustand überprüft und stabilisiert.</w:t>
+      </w:r>
+    </w:p>
+    <w:p>
+      <w:r>
+        <w:t>Der Grenzzustand</w:t>
+      </w:r>
+    </w:p>
+    <w:p>
+      <w:pPr>
+        <w:pStyle w:val="FormelAllein"/>
+        <w:rPr>
+          <w:rFonts w:ascii="Times New Roman" w:hAnsi="Times New Roman"/>
+        </w:rPr>
+      </w:pPr>
+      <m:oMathPara>
+        <m:oMath>
+          <m:sSub>
+            <m:sSubPr>
+              <m:ctrlPr/>
+            </m:sSubPr>
+            <m:e>
+              <m:r>
+                <w:rPr>
+                  <w:rFonts w:cs="Cambria Math"/>
+                </w:rPr>
+                <m:t>s</m:t>
+              </m:r>
+            </m:e>
+            <m:sub>
+              <m:r>
+                <w:rPr>
+                  <w:rFonts w:cs="Cambria Math"/>
+                </w:rPr>
+                <m:t>∞</m:t>
+              </m:r>
+            </m:sub>
+          </m:sSub>
+          <m:r>
+            <m:t>=</m:t>
+          </m:r>
+          <m:func>
+            <m:funcPr>
+              <m:ctrlPr/>
+            </m:funcPr>
+            <m:fName>
+              <m:limLow>
+                <m:limLowPr>
+                  <m:ctrlPr/>
+                </m:limLowPr>
+                <m:e>
+                  <m:r>
+                    <m:t>lim</m:t>
+                  </m:r>
+                </m:e>
+                <m:lim>
+                  <m:r>
+                    <m:t>n→∞</m:t>
+                  </m:r>
+                </m:lim>
+              </m:limLow>
+            </m:fName>
+            <m:e>
+              <m:sSub>
+                <m:sSubPr>
+                  <m:ctrlPr/>
+                </m:sSubPr>
+                <m:e>
+                  <m:r>
+                    <m:t>Φ</m:t>
+                  </m:r>
+                </m:e>
+                <m:sub>
+                  <m:r>
+                    <m:t>n</m:t>
+                  </m:r>
+                </m:sub>
+              </m:sSub>
+              <m:r>
+                <m:t>(</m:t>
+              </m:r>
+              <m:sSub>
+                <m:sSubPr>
+                  <m:ctrlPr/>
+                </m:sSubPr>
+                <m:e>
+                  <m:r>
+                    <m:t>(E</m:t>
+                  </m:r>
+                  <m:r>
+                    <w:rPr>
+                      <w:rFonts w:cs="Cambria Math"/>
+                    </w:rPr>
+                    <m:t>∘</m:t>
+                  </m:r>
+                  <m:r>
+                    <m:t>M</m:t>
+                  </m:r>
+                  <m:r>
+                    <w:rPr>
+                      <w:rFonts w:cs="Cambria Math"/>
+                    </w:rPr>
+                    <m:t>∘</m:t>
+                  </m:r>
+                  <m:r>
+                    <m:t>R</m:t>
+                  </m:r>
+                  <m:r>
+                    <w:rPr>
+                      <w:rFonts w:cs="Cambria Math"/>
+                    </w:rPr>
+                    <m:t>∘</m:t>
+                  </m:r>
+                  <m:r>
+                    <m:t>σ)</m:t>
+                  </m:r>
+                </m:e>
+                <m:sub>
+                  <m:r>
+                    <m:t>n</m:t>
+                  </m:r>
+                </m:sub>
+              </m:sSub>
+              <m:r>
+                <m:t>(</m:t>
+              </m:r>
+              <m:sSub>
+                <m:sSubPr>
+                  <m:ctrlPr/>
+                </m:sSubPr>
+                <m:e>
+                  <m:r>
+                    <m:t>s</m:t>
+                  </m:r>
+                </m:e>
+                <m:sub>
+                  <m:r>
+                    <m:t>0</m:t>
+                  </m:r>
+                </m:sub>
+              </m:sSub>
+              <m:r>
+                <m:t>))</m:t>
+              </m:r>
+            </m:e>
+          </m:func>
+          <m:r>
+            <m:t xml:space="preserve"> </m:t>
+          </m:r>
+        </m:oMath>
+      </m:oMathPara>
+    </w:p>
+    <w:p>
+      <w:r>
+        <w:t>beschreibt einen konsolidierten Kompetenzzustand, in dem der behandelte Begriff sicher, flexibel und kontextübergreifend angewendet werden kann.</w:t>
+      </w:r>
+    </w:p>
+    <w:p>
+      <w:r>
+        <w:t xml:space="preserve">Im Sinne von Kapitel 3 modelliert die Formel Lernen nicht als einmalige Erklärung, sondern als </w:t>
+      </w:r>
+      <w:r>
+        <w:rPr>
+          <w:b/>
+          <w:bCs/>
+        </w:rPr>
+        <w:t>iterativen Prozess funktionaler Stabilisierung</w:t>
+      </w:r>
+      <w:r>
+        <w:t>, bei dem nachhaltiges Verständnis erst durch wiederholte Operatoranwendung und Rückkopplung entsteht.</w:t>
+      </w:r>
+    </w:p>
+    <w:p>
+      <w:pPr>
+        <w:spacing w:after="0"/>
+        <w:rPr>
+          <w:rFonts w:ascii="Times New Roman" w:hAnsi="Times New Roman"/>
+        </w:rPr>
+      </w:pPr>
+      <w:r>
+        <w:rPr>
+          <w:rFonts w:ascii="Times New Roman" w:hAnsi="Times New Roman"/>
+        </w:rPr>
+        <w:lastRenderedPageBreak/>
+        <w:pict w14:anchorId="53BF1165">
+          <v:rect id="_x0000_i1208" style="width:0;height:1.5pt" o:hralign="center" o:hrstd="t" o:hr="t" fillcolor="#a0a0a0" stroked="f"/>
+        </w:pict>
+      </w:r>
+    </w:p>
+    <w:p>
+      <w:pPr>
+        <w:pStyle w:val="berschrift2"/>
+      </w:pPr>
+      <w:r>
+        <w:t>Zusammenfassung</w:t>
+      </w:r>
+    </w:p>
+    <w:p>
+      <w:r>
+        <w:t>Die Gleichung</w:t>
+      </w:r>
+    </w:p>
+    <w:p>
+      <w:pPr>
+        <w:pStyle w:val="FormelAllein"/>
+      </w:pPr>
+      <m:oMathPara>
+        <m:oMath>
+          <m:sSub>
+            <m:sSubPr>
+              <m:ctrlPr/>
+            </m:sSubPr>
+            <m:e>
+              <m:r>
+                <m:t>s</m:t>
+              </m:r>
+            </m:e>
+            <m:sub>
+              <m:r>
+                <m:t>∞</m:t>
+              </m:r>
+            </m:sub>
+          </m:sSub>
+          <m:r>
+            <m:t>​=</m:t>
+          </m:r>
+          <m:func>
+            <m:funcPr>
+              <m:ctrlPr/>
+            </m:funcPr>
+            <m:fName>
+              <m:limLow>
+                <m:limLowPr>
+                  <m:ctrlPr/>
+                </m:limLowPr>
+                <m:e>
+                  <m:r>
+                    <m:t>lim</m:t>
+                  </m:r>
+                </m:e>
+                <m:lim>
+                  <m:r>
+                    <m:t>n→∞</m:t>
+                  </m:r>
+                </m:lim>
+              </m:limLow>
+            </m:fName>
+            <m:e>
+              <m:sSub>
+                <m:sSubPr>
+                  <m:ctrlPr/>
+                </m:sSubPr>
+                <m:e>
+                  <m:r>
+                    <m:t>Φ</m:t>
+                  </m:r>
+                </m:e>
+                <m:sub>
+                  <m:r>
+                    <m:t>n</m:t>
+                  </m:r>
+                </m:sub>
+              </m:sSub>
+            </m:e>
+          </m:func>
+          <m:r>
+            <m:t>(</m:t>
+          </m:r>
+          <m:sSub>
+            <m:sSubPr>
+              <m:ctrlPr/>
+            </m:sSubPr>
+            <m:e>
+              <m:r>
+                <m:t>s</m:t>
+              </m:r>
+            </m:e>
+            <m:sub>
+              <m:r>
+                <m:t>0</m:t>
+              </m:r>
+            </m:sub>
+          </m:sSub>
+          <m:r>
+            <m:t>)=</m:t>
+          </m:r>
+          <m:func>
+            <m:funcPr>
+              <m:ctrlPr/>
+            </m:funcPr>
+            <m:fName>
+              <m:limLow>
+                <m:limLowPr>
+                  <m:ctrlPr/>
+                </m:limLowPr>
+                <m:e>
+                  <m:r>
+                    <m:t>lim</m:t>
+                  </m:r>
+                </m:e>
+                <m:lim>
+                  <m:r>
+                    <m:t>n→∞</m:t>
+                  </m:r>
+                </m:lim>
+              </m:limLow>
+            </m:fName>
+            <m:e>
+              <m:sSub>
+                <m:sSubPr>
+                  <m:ctrlPr/>
+                </m:sSubPr>
+                <m:e>
+                  <m:r>
+                    <m:t>Φ</m:t>
+                  </m:r>
+                </m:e>
+                <m:sub>
+                  <m:r>
+                    <m:t>n</m:t>
+                  </m:r>
+                </m:sub>
+              </m:sSub>
+            </m:e>
+          </m:func>
+          <m:sSub>
+            <m:sSubPr>
+              <m:ctrlPr/>
+            </m:sSubPr>
+            <m:e>
+              <m:r>
+                <m:t>​(E∘M∘R∘σ)</m:t>
+              </m:r>
+            </m:e>
+            <m:sub>
+              <m:r>
+                <m:t>n</m:t>
+              </m:r>
+            </m:sub>
+          </m:sSub>
+          <m:r>
+            <m:t>(</m:t>
+          </m:r>
+          <m:sSub>
+            <m:sSubPr>
+              <m:ctrlPr/>
+            </m:sSubPr>
+            <m:e>
+              <m:r>
+                <m:t>s</m:t>
+              </m:r>
+            </m:e>
+            <m:sub>
+              <m:r>
+                <m:t>0</m:t>
+              </m:r>
+            </m:sub>
+          </m:sSub>
+          <m:r>
+            <m:t>)</m:t>
+          </m:r>
+        </m:oMath>
+      </m:oMathPara>
+    </w:p>
+    <w:p>
+      <w:r>
+        <w:t>fasst die zentrale Dynamik von Kapitel 3 zusammen:</w:t>
+      </w:r>
+    </w:p>
+    <w:p>
+      <w:r>
+        <w:t>Zustände entstehen nicht durch einmalige Operatoranwendung, sondern durch wiederholte, strukturierte Transformationen, die zusätzlich einer meta-operativen Stabilisierung unterliegen.</w:t>
+      </w:r>
+    </w:p>
+    <w:p>
+      <w:r>
+        <w:t>Der Grenzbegriff dient dabei als formales Instrument zur Beschreibung von Kohärenz, Konsolidierung und struktureller Fixierung innerhalb eines iterativen Operator- und Meta-Operatorraums.</w:t>
+      </w:r>
+    </w:p>
+    <w:p>
+      <w:pPr>
+        <w:spacing w:after="0"/>
+        <w:rPr>
+          <w:rFonts w:ascii="Times New Roman" w:hAnsi="Times New Roman"/>
+        </w:rPr>
+      </w:pPr>
+      <w:r>
+        <w:rPr>
+          <w:rFonts w:ascii="Times New Roman" w:hAnsi="Times New Roman"/>
+        </w:rPr>
+        <w:pict w14:anchorId="1A032691">
+          <v:rect id="_x0000_i1209" style="width:0;height:1.5pt" o:hralign="center" o:hrstd="t" o:hr="t" fillcolor="#a0a0a0" stroked="f"/>
+        </w:pict>
+      </w:r>
+    </w:p>
+    <w:p>
+      <w:pPr>
+        <w:pStyle w:val="FormelEinzeln"/>
+      </w:pPr>
+    </w:p>
+    <w:p>
+      <w:pPr>
+        <w:pStyle w:val="berschrift1"/>
+      </w:pPr>
+      <w:r>
+        <w:t>(3.5.1.2)</w:t>
+      </w:r>
+    </w:p>
+    <w:p>
+      <w:pPr>
+        <w:pStyle w:val="Formel"/>
+      </w:pPr>
+      <m:oMathPara>
+        <m:oMath>
+          <m:r>
+            <m:t>E(</m:t>
+          </m:r>
+          <m:sSub>
+            <m:sSubPr>
+              <m:ctrlPr/>
+            </m:sSubPr>
+            <m:e>
+              <m:r>
+                <m:t>s</m:t>
+              </m:r>
+            </m:e>
+            <m:sub>
+              <m:r>
+                <m:t>∞</m:t>
+              </m:r>
+            </m:sub>
+          </m:sSub>
+          <m:r>
+            <m:t>)=</m:t>
+          </m:r>
+          <m:sSub>
+            <m:sSubPr>
+              <m:ctrlPr/>
+            </m:sSubPr>
+            <m:e>
+              <m:r>
+                <m:t>s</m:t>
+              </m:r>
+            </m:e>
+            <m:sub>
+              <m:r>
+                <m:t>∞</m:t>
+              </m:r>
+            </m:sub>
+          </m:sSub>
+          <m:r>
+            <m:t xml:space="preserve"> </m:t>
+          </m:r>
+        </m:oMath>
+      </m:oMathPara>
+    </w:p>
+    <w:p>
+      <w:pPr>
+        <w:pStyle w:val="berschrift2"/>
+      </w:pPr>
+      <w:r>
+        <w:t>Bedeutung der Notation</w:t>
+      </w:r>
+    </w:p>
+    <w:p>
+      <w:r>
+        <w:t xml:space="preserve">Sei S ein Zustandsraum und </w:t>
+      </w:r>
+      <m:oMath>
+        <m:r>
+          <w:rPr>
+            <w:rFonts w:ascii="Cambria Math" w:hAnsi="Cambria Math"/>
+          </w:rPr>
+          <m:t>E</m:t>
+        </m:r>
+        <m:r>
+          <w:rPr>
+            <w:rFonts w:ascii="Cambria Math" w:hAnsi="Cambria Math" w:cs="Cambria Math"/>
+          </w:rPr>
+          <m:t>∈</m:t>
+        </m:r>
+        <m:r>
+          <m:rPr>
+            <m:scr m:val="script"/>
+          </m:rPr>
+          <w:rPr>
+            <w:rFonts w:ascii="Cambria Math" w:hAnsi="Cambria Math" w:cs="Cambria Math"/>
+          </w:rPr>
+          <m:t>O</m:t>
+        </m:r>
+      </m:oMath>
+      <w:r>
+        <w:t xml:space="preserve"> ein Operator auf S, der die Funktion der </w:t>
+      </w:r>
+      <w:r>
+        <w:rPr>
+          <w:b/>
+          <w:bCs/>
+        </w:rPr>
+        <w:t>Explikation</w:t>
+      </w:r>
+      <w:r>
+        <w:t xml:space="preserve"> übernimmt, d. h. der expliziten Darstellung, Versprachlichung oder Formalisierung eines Zustands.</w:t>
+      </w:r>
+    </w:p>
+    <w:p>
+      <w:r>
+        <w:t xml:space="preserve">Ein Zustand </w:t>
+      </w:r>
+      <m:oMath>
+        <m:sSub>
+          <m:sSubPr>
+            <m:ctrlPr>
+              <w:rPr>
+                <w:rFonts w:ascii="Cambria Math" w:hAnsi="Cambria Math"/>
+              </w:rPr>
+            </m:ctrlPr>
+          </m:sSubPr>
+          <m:e>
+            <m:r>
+              <w:rPr>
+                <w:rFonts w:ascii="Cambria Math" w:hAnsi="Cambria Math"/>
+              </w:rPr>
+              <m:t>s</m:t>
+            </m:r>
+          </m:e>
+          <m:sub>
+            <m:r>
+              <w:rPr>
+                <w:rFonts w:ascii="Cambria Math" w:hAnsi="Cambria Math"/>
+              </w:rPr>
+              <m:t>∞</m:t>
+            </m:r>
+          </m:sub>
+        </m:sSub>
+        <m:r>
+          <m:rPr>
+            <m:sty m:val="p"/>
+          </m:rPr>
+          <w:rPr>
+            <w:rFonts w:ascii="Cambria Math" w:hAnsi="Cambria Math" w:cs="Cambria Math"/>
+          </w:rPr>
+          <m:t>∈</m:t>
+        </m:r>
+        <m:r>
+          <m:rPr>
+            <m:sty m:val="p"/>
+          </m:rPr>
+          <w:rPr>
+            <w:rFonts w:ascii="Cambria Math" w:hAnsi="Cambria Math"/>
+          </w:rPr>
+          <m:t>S</m:t>
+        </m:r>
+      </m:oMath>
+      <w:r>
+        <w:t xml:space="preserve"> heißt </w:t>
+      </w:r>
+      <w:r>
+        <w:rPr>
+          <w:b/>
+          <w:bCs/>
+        </w:rPr>
+        <w:t>Fixpunkt</w:t>
+      </w:r>
+      <w:r>
+        <w:t xml:space="preserve"> des Operators E, wenn gilt:</w:t>
+      </w:r>
+    </w:p>
+    <w:p>
+      <w:pPr>
+        <w:pStyle w:val="FormelAllein"/>
+        <w:rPr>
+          <w:rFonts w:ascii="Times New Roman" w:hAnsi="Times New Roman"/>
+        </w:rPr>
+      </w:pPr>
+      <m:oMath>
+        <m:r>
+          <m:t>(</m:t>
+        </m:r>
+        <m:sSub>
+          <m:sSubPr>
+            <m:ctrlPr/>
+          </m:sSubPr>
+          <m:e>
+            <m:r>
+              <m:t>s</m:t>
+            </m:r>
+          </m:e>
+          <m:sub>
+            <m:r>
+              <m:t>∞</m:t>
+            </m:r>
+          </m:sub>
+        </m:sSub>
+        <m:r>
+          <m:t>)=</m:t>
+        </m:r>
+        <m:sSub>
+          <m:sSubPr>
+            <m:ctrlPr/>
+          </m:sSubPr>
+          <m:e>
+            <m:r>
+              <m:t>s</m:t>
+            </m:r>
+          </m:e>
+          <m:sub>
+            <m:r>
+              <m:t>∞</m:t>
+            </m:r>
+          </m:sub>
+        </m:sSub>
+      </m:oMath>
+      <w:r>
+        <w:rPr>
+          <w:rFonts w:ascii="Times New Roman" w:hAnsi="Times New Roman"/>
+        </w:rPr>
+        <w:t xml:space="preserve">​. </w:t>
+      </w:r>
+    </w:p>
+    <w:p>
+      <w:r>
+        <w:t>Der Zustand bleibt unter Anwendung des Explikationsoperators invariant. Weitere Explikationsschritte verändern seine Struktur nicht mehr.</w:t>
+      </w:r>
+    </w:p>
+    <w:p>
+      <w:pPr>
+        <w:spacing w:after="0"/>
+        <w:rPr>
+          <w:rFonts w:ascii="Times New Roman" w:hAnsi="Times New Roman"/>
+        </w:rPr>
+      </w:pPr>
+      <w:r>
+        <w:rPr>
+          <w:rFonts w:ascii="Times New Roman" w:hAnsi="Times New Roman"/>
+        </w:rPr>
+        <w:pict w14:anchorId="6AEA1261">
+          <v:rect id="_x0000_i1210" style="width:0;height:1.5pt" o:hralign="center" o:hrstd="t" o:hr="t" fillcolor="#a0a0a0" stroked="f"/>
+        </w:pict>
+      </w:r>
+    </w:p>
+    <w:p>
+      <w:pPr>
+        <w:pStyle w:val="berschrift2"/>
+      </w:pPr>
+      <w:r>
+        <w:t>Interpretation</w:t>
+      </w:r>
+    </w:p>
+    <w:p>
+      <w:r>
+        <w:t xml:space="preserve">Die Gleichung beschreibt eine </w:t>
+      </w:r>
+      <w:r>
+        <w:rPr>
+          <w:rStyle w:val="Fett"/>
+        </w:rPr>
+        <w:t>Stabilitäts- und Abschlussbedingung</w:t>
+      </w:r>
+      <w:r>
+        <w:t xml:space="preserve"> innerhalb des in Kapitel 3 eingeführten Operatorraums.</w:t>
+      </w:r>
+    </w:p>
+    <w:p>
+      <w:r>
+        <w:t xml:space="preserve">Der Grenzzustand </w:t>
+      </w:r>
+      <m:oMath>
+        <m:sSub>
+          <m:sSubPr>
+            <m:ctrlPr>
+              <w:rPr>
+                <w:rFonts w:ascii="Cambria Math" w:hAnsi="Cambria Math"/>
+              </w:rPr>
+            </m:ctrlPr>
+          </m:sSubPr>
+          <m:e>
+            <m:r>
+              <w:rPr>
+                <w:rFonts w:ascii="Cambria Math" w:hAnsi="Cambria Math"/>
+              </w:rPr>
+              <m:t>s</m:t>
+            </m:r>
+          </m:e>
+          <m:sub>
+            <m:r>
+              <w:rPr>
+                <w:rFonts w:ascii="Cambria Math" w:hAnsi="Cambria Math"/>
+              </w:rPr>
+              <m:t>∞</m:t>
+            </m:r>
+          </m:sub>
+        </m:sSub>
+      </m:oMath>
+      <w:r>
+        <w:rPr>
+          <w:rStyle w:val="vlist-s"/>
+        </w:rPr>
+        <w:t>​</w:t>
+      </w:r>
+      <w:r>
+        <w:t xml:space="preserve"> ist so weit expliziert, dass jede weitere formale Darstellung, Erklärung oder symbolische Repräsentation keinen neuen strukturellen Gehalt mehr erzeugt.</w:t>
+      </w:r>
+      <w:r>
+        <w:br/>
+        <w:t>Explikation wirkt hier nicht mehr transformierend, sondern lediglich bestätigend.</w:t>
+      </w:r>
+    </w:p>
+    <w:p>
+      <w:r>
+        <w:t xml:space="preserve">Damit markiert die Fixpunktbedingung den Übergang von </w:t>
+      </w:r>
+      <w:r>
+        <w:rPr>
+          <w:rStyle w:val="Fett"/>
+        </w:rPr>
+        <w:t>Lern- und Strukturaufbau</w:t>
+      </w:r>
+      <w:r>
+        <w:t xml:space="preserve"> zu </w:t>
+      </w:r>
+      <w:r>
+        <w:rPr>
+          <w:rStyle w:val="Fett"/>
+        </w:rPr>
+        <w:t>Kohärenz und Verfügbarkeit</w:t>
+      </w:r>
+      <w:r>
+        <w:t>.</w:t>
+      </w:r>
+    </w:p>
+    <w:p>
+      <w:pPr>
+        <w:spacing w:after="0"/>
+        <w:rPr>
+          <w:rFonts w:ascii="Times New Roman" w:hAnsi="Times New Roman"/>
+        </w:rPr>
+      </w:pPr>
+      <w:r>
+        <w:rPr>
+          <w:rFonts w:ascii="Times New Roman" w:hAnsi="Times New Roman"/>
+        </w:rPr>
+        <w:lastRenderedPageBreak/>
+        <w:pict w14:anchorId="366D4B7E">
+          <v:rect id="_x0000_i1211" style="width:0;height:1.5pt" o:hralign="center" o:hrstd="t" o:hr="t" fillcolor="#a0a0a0" stroked="f"/>
+        </w:pict>
+      </w:r>
+    </w:p>
+    <w:p>
+      <w:pPr>
+        <w:pStyle w:val="berschrift2"/>
+      </w:pPr>
+      <w:r>
+        <w:t>Beispiel für die Bedeutung</w:t>
+      </w:r>
+    </w:p>
+    <w:p>
+      <w:r>
+        <w:t xml:space="preserve">Ein Lernender hat den Begriff </w:t>
+      </w:r>
+      <w:r>
+        <w:rPr>
+          <w:i/>
+          <w:iCs/>
+        </w:rPr>
+        <w:t>Geschwindigkeit</w:t>
+      </w:r>
+      <w:r>
+        <w:t xml:space="preserve"> über mehrere Iterationen stabilisiert (Bezug zu Kapitel 3).</w:t>
+      </w:r>
+    </w:p>
+    <w:p>
+      <w:r>
+        <w:t xml:space="preserve">Der Zustand </w:t>
+      </w:r>
+      <m:oMath>
+        <m:sSub>
+          <m:sSubPr>
+            <m:ctrlPr>
+              <w:rPr>
+                <w:rFonts w:ascii="Cambria Math" w:hAnsi="Cambria Math"/>
+              </w:rPr>
+            </m:ctrlPr>
+          </m:sSubPr>
+          <m:e>
+            <m:r>
+              <w:rPr>
+                <w:rFonts w:ascii="Cambria Math" w:hAnsi="Cambria Math"/>
+              </w:rPr>
+              <m:t>s</m:t>
+            </m:r>
+          </m:e>
+          <m:sub>
+            <m:r>
+              <w:rPr>
+                <w:rFonts w:ascii="Cambria Math" w:hAnsi="Cambria Math"/>
+              </w:rPr>
+              <m:t>∞</m:t>
+            </m:r>
+          </m:sub>
+        </m:sSub>
+      </m:oMath>
+      <w:r>
+        <w:t>​ umfasst:</w:t>
+      </w:r>
+    </w:p>
+    <w:p>
+      <w:pPr>
+        <w:pStyle w:val="Aufzhlung"/>
+      </w:pPr>
+      <w:r>
+        <w:t xml:space="preserve">die Formel </w:t>
+      </w:r>
+      <m:oMath>
+        <m:r>
+          <w:rPr>
+            <w:rFonts w:ascii="Cambria Math" w:hAnsi="Cambria Math"/>
+          </w:rPr>
+          <m:t>v=</m:t>
+        </m:r>
+        <m:f>
+          <m:fPr>
+            <m:ctrlPr>
+              <w:rPr>
+                <w:rFonts w:ascii="Cambria Math" w:hAnsi="Cambria Math"/>
+                <w:i/>
+              </w:rPr>
+            </m:ctrlPr>
+          </m:fPr>
+          <m:num>
+            <m:r>
+              <w:rPr>
+                <w:rFonts w:ascii="Cambria Math" w:hAnsi="Cambria Math"/>
+              </w:rPr>
+              <m:t>s</m:t>
+            </m:r>
+          </m:num>
+          <m:den>
+            <m:r>
+              <w:rPr>
+                <w:rFonts w:ascii="Cambria Math" w:hAnsi="Cambria Math"/>
+              </w:rPr>
+              <m:t>t</m:t>
+            </m:r>
+          </m:den>
+        </m:f>
+      </m:oMath>
+      <w:r>
+        <w:t>​,</w:t>
+      </w:r>
+    </w:p>
+    <w:p>
+      <w:pPr>
+        <w:pStyle w:val="Aufzhlung"/>
+      </w:pPr>
+      <w:r>
+        <w:t>das Verständnis von Einheiten,</w:t>
+      </w:r>
+    </w:p>
+    <w:p>
+      <w:pPr>
+        <w:pStyle w:val="Aufzhlung"/>
+      </w:pPr>
+      <w:r>
+        <w:t>die Interpretation von Graphen,</w:t>
+      </w:r>
+    </w:p>
+    <w:p>
+      <w:pPr>
+        <w:pStyle w:val="Aufzhlung"/>
+      </w:pPr>
+      <w:r>
+        <w:t>die Anwendung in Text- und Sachaufgaben.</w:t>
+      </w:r>
+    </w:p>
+    <w:p>
+      <w:r>
+        <w:t>Wird dieser Zustand erneut expliziert, etwa durch:</w:t>
+      </w:r>
+    </w:p>
+    <w:p>
+      <w:pPr>
+        <w:pStyle w:val="Aufzhlung"/>
+      </w:pPr>
+      <w:r>
+        <w:t>erneutes Aufschreiben der Formel,</w:t>
+      </w:r>
+    </w:p>
+    <w:p>
+      <w:pPr>
+        <w:pStyle w:val="Aufzhlung"/>
+      </w:pPr>
+      <w:r>
+        <w:t>mündliches Erklären,</w:t>
+      </w:r>
+    </w:p>
+    <w:p>
+      <w:pPr>
+        <w:pStyle w:val="Aufzhlung"/>
+      </w:pPr>
+      <w:r>
+        <w:t>Anwendung in bekannten Aufgabenformaten,</w:t>
+      </w:r>
+    </w:p>
+    <w:p>
+      <w:r>
+        <w:t xml:space="preserve">so entsteht </w:t>
+      </w:r>
+      <w:r>
+        <w:rPr>
+          <w:b/>
+          <w:bCs/>
+        </w:rPr>
+        <w:t>kein neuer Erkenntnisgewinn</w:t>
+      </w:r>
+      <w:r>
+        <w:t>, sondern dieselbe konsistente Struktur.</w:t>
+      </w:r>
+    </w:p>
+    <w:p>
+      <w:r>
+        <w:t>Formal gilt:</w:t>
+      </w:r>
+    </w:p>
+    <w:p>
+      <w:pPr>
+        <w:pStyle w:val="FormelAllein"/>
+      </w:pPr>
+      <m:oMathPara>
+        <m:oMath>
+          <m:r>
+            <m:t>E(</m:t>
+          </m:r>
+          <m:sSub>
+            <m:sSubPr>
+              <m:ctrlPr/>
+            </m:sSubPr>
+            <m:e>
+              <m:r>
+                <m:t>s</m:t>
+              </m:r>
+            </m:e>
+            <m:sub>
+              <m:r>
+                <m:t>∞</m:t>
+              </m:r>
+            </m:sub>
+          </m:sSub>
+          <m:r>
+            <m:t>)=</m:t>
+          </m:r>
+          <m:sSub>
+            <m:sSubPr>
+              <m:ctrlPr/>
+            </m:sSubPr>
+            <m:e>
+              <m:r>
+                <m:t>s</m:t>
+              </m:r>
+            </m:e>
+            <m:sub>
+              <m:r>
+                <m:t>∞</m:t>
+              </m:r>
+            </m:sub>
+          </m:sSub>
+          <m:r>
+            <m:t xml:space="preserve"> </m:t>
+          </m:r>
+        </m:oMath>
+      </m:oMathPara>
+    </w:p>
+    <w:p>
+      <w:r>
+        <w:t>Der Lerninhalt ist explikativ abgeschlossen und didaktisch verfügbar.</w:t>
+      </w:r>
+    </w:p>
+    <w:p>
+      <w:pPr>
+        <w:spacing w:after="0"/>
+        <w:rPr>
+          <w:rFonts w:ascii="Times New Roman" w:hAnsi="Times New Roman"/>
+        </w:rPr>
+      </w:pPr>
+      <w:r>
+        <w:rPr>
+          <w:rFonts w:ascii="Times New Roman" w:hAnsi="Times New Roman"/>
+        </w:rPr>
+        <w:pict w14:anchorId="0B90D6BD">
+          <v:rect id="_x0000_i1212" style="width:0;height:1.5pt" o:hralign="center" o:hrstd="t" o:hr="t" fillcolor="#a0a0a0" stroked="f"/>
+        </w:pict>
+      </w:r>
+    </w:p>
+    <w:p>
+      <w:pPr>
+        <w:pStyle w:val="berschrift2"/>
+      </w:pPr>
+      <w:r>
+        <w:t>Zusammenfassung</w:t>
+      </w:r>
+    </w:p>
+    <w:p>
+      <w:r>
+        <w:t>Die Gleichung</w:t>
+      </w:r>
+    </w:p>
+    <w:p>
+      <w:pPr>
+        <w:pStyle w:val="FormelAllein"/>
+      </w:pPr>
+      <m:oMathPara>
+        <m:oMath>
+          <m:r>
+            <m:t>E(</m:t>
+          </m:r>
+          <m:sSub>
+            <m:sSubPr>
+              <m:ctrlPr/>
+            </m:sSubPr>
+            <m:e>
+              <m:r>
+                <m:t>s</m:t>
+              </m:r>
+            </m:e>
+            <m:sub>
+              <m:r>
+                <m:t>∞</m:t>
+              </m:r>
+            </m:sub>
+          </m:sSub>
+          <m:r>
+            <m:t>)=</m:t>
+          </m:r>
+          <m:sSub>
+            <m:sSubPr>
+              <m:ctrlPr/>
+            </m:sSubPr>
+            <m:e>
+              <m:r>
+                <m:t>s</m:t>
+              </m:r>
+            </m:e>
+            <m:sub>
+              <m:r>
+                <m:t>∞</m:t>
+              </m:r>
+            </m:sub>
+          </m:sSub>
+          <m:r>
+            <m:t xml:space="preserve"> </m:t>
+          </m:r>
+        </m:oMath>
+      </m:oMathPara>
+    </w:p>
+    <w:p>
+      <w:r>
+        <w:t>beschreibt einen Fixpunkt der Explikation.</w:t>
+      </w:r>
+    </w:p>
+    <w:p>
+      <w:r>
+        <w:t>Im Rahmen von Kapitel 3 bedeutet dies:</w:t>
+      </w:r>
+    </w:p>
+    <w:p>
+      <w:r>
+        <w:t>Ein Lern- oder Bedeutungszustand ist so weit strukturiert und konsolidiert, dass weitere Explikationsschritte keine inhaltliche Transformation mehr bewirken.</w:t>
+      </w:r>
+      <w:r>
+        <w:t xml:space="preserve"> </w:t>
+      </w:r>
+      <w:r>
+        <w:t>Die Fixpunktbedingung markiert damit den Abschluss eines iterativen Lernprozesses und den Übergang zu stabiler Anwendbarkeit.</w:t>
+      </w:r>
+    </w:p>
+    <w:p>
+      <w:pPr>
+        <w:spacing w:after="0"/>
+        <w:rPr>
+          <w:rFonts w:ascii="Times New Roman" w:hAnsi="Times New Roman"/>
+        </w:rPr>
+      </w:pPr>
+      <w:r>
+        <w:rPr>
+          <w:rFonts w:ascii="Times New Roman" w:hAnsi="Times New Roman"/>
+        </w:rPr>
+        <w:pict w14:anchorId="3D13F571">
+          <v:rect id="_x0000_i1213" style="width:0;height:1.5pt" o:hralign="center" o:hrstd="t" o:hr="t" fillcolor="#a0a0a0" stroked="f"/>
+        </w:pict>
+      </w:r>
+    </w:p>
+    <w:p>
+      <w:pPr>
+        <w:pStyle w:val="berschrift1"/>
+        <w:rPr>
+          <w:rFonts w:ascii="Calibri" w:hAnsi="Calibri"/>
+          <w:i/>
+        </w:rPr>
+      </w:pPr>
+      <w:r>
+        <w:t>(3.6.0.1)</w:t>
+      </w:r>
+    </w:p>
+    <w:p>
+      <w:pPr>
+        <w:pStyle w:val="FormelEinzeln"/>
+      </w:pPr>
+      <m:oMathPara>
+        <m:oMath>
+          <m:sSub>
+            <m:sSubPr>
+              <m:ctrlPr/>
+            </m:sSubPr>
+            <m:e>
+              <m:r>
+                <m:t>h</m:t>
+              </m:r>
+            </m:e>
+            <m:sub>
+              <m:r>
+                <m:t>ij</m:t>
+              </m:r>
+            </m:sub>
+          </m:sSub>
+          <m:r>
+            <m:rPr>
+              <m:sty m:val="p"/>
+            </m:rPr>
+            <m:t>:</m:t>
+          </m:r>
+          <m:r>
+            <m:t>S</m:t>
+          </m:r>
+          <m:r>
+            <m:rPr>
+              <m:sty m:val="p"/>
+            </m:rPr>
+            <m:t>→</m:t>
+          </m:r>
+          <m:r>
+            <m:rPr>
+              <m:scr m:val="double-struck"/>
+            </m:rPr>
+            <m:t>R</m:t>
+          </m:r>
+          <m:r>
+            <m:rPr>
+              <m:sty m:val="p"/>
+            </m:rPr>
+            <m:t>,</m:t>
+          </m:r>
+          <m:r>
+            <m:rPr>
+              <m:sty m:val="p"/>
+            </m:rPr>
+            <m:t xml:space="preserve">  </m:t>
+          </m:r>
+          <m:r>
+            <m:t>U</m:t>
+          </m:r>
+          <m:r>
+            <m:rPr>
+              <m:sty m:val="p"/>
+            </m:rPr>
+            <m:t>↦</m:t>
+          </m:r>
+          <m:sSub>
+            <m:sSubPr>
+              <m:ctrlPr/>
+            </m:sSubPr>
+            <m:e>
+              <m:r>
+                <m:t>h</m:t>
+              </m:r>
+            </m:e>
+            <m:sub>
+              <m:r>
+                <m:t>ij</m:t>
+              </m:r>
+            </m:sub>
+          </m:sSub>
+          <m:r>
+            <m:rPr>
+              <m:sty m:val="p"/>
+            </m:rPr>
+            <m:t>(</m:t>
+          </m:r>
+          <m:r>
+            <m:t>U</m:t>
+          </m:r>
+          <m:r>
+            <m:rPr>
+              <m:sty m:val="p"/>
+            </m:rPr>
+            <m:t>).</m:t>
+          </m:r>
+        </m:oMath>
+      </m:oMathPara>
+    </w:p>
+    <w:p>
+      <w:pPr>
+        <w:pStyle w:val="berschrift2"/>
+      </w:pPr>
+      <w:r>
+        <w:lastRenderedPageBreak/>
+        <w:t>Bedeutung der Notation</w:t>
+      </w:r>
+    </w:p>
+    <w:p>
+      <w:r>
+        <w:rPr>
+          <w:rStyle w:val="Fett"/>
+        </w:rPr>
+        <w:t>Lesart der Notation:</w:t>
+      </w:r>
+    </w:p>
+    <w:p>
+      <w:pPr>
+        <w:pStyle w:val="Aufzhlung"/>
+      </w:pPr>
+      <w:r>
+        <w:rPr>
+          <w:rStyle w:val="katex-mathml"/>
+        </w:rPr>
+        <w:t>S</w:t>
+      </w:r>
+      <w:r>
+        <w:t xml:space="preserve"> bezeichnet einen </w:t>
+      </w:r>
+      <w:r>
+        <w:rPr>
+          <w:rStyle w:val="Fett"/>
+        </w:rPr>
+        <w:t>Zustandsraum</w:t>
+      </w:r>
+      <w:r>
+        <w:t xml:space="preserve"> oder </w:t>
+      </w:r>
+      <w:r>
+        <w:rPr>
+          <w:rStyle w:val="Fett"/>
+        </w:rPr>
+        <w:t>Situationsraum</w:t>
+      </w:r>
+      <w:r>
+        <w:br/>
+        <w:t>(z. B. Lösungszustände, Denkstände, Aufgabenbearbeitungen, physikalische Konfigurationen).</w:t>
+      </w:r>
+    </w:p>
+    <w:p>
+      <w:pPr>
+        <w:pStyle w:val="Aufzhlung"/>
+      </w:pPr>
+      <m:oMath>
+        <m:r>
+          <w:rPr>
+            <w:rStyle w:val="katex-mathml"/>
+            <w:rFonts w:ascii="Cambria Math" w:hAnsi="Cambria Math"/>
+          </w:rPr>
+          <m:t>U</m:t>
+        </m:r>
+        <m:r>
+          <w:rPr>
+            <w:rStyle w:val="katex-mathml"/>
+            <w:rFonts w:ascii="Cambria Math" w:hAnsi="Cambria Math" w:cs="Cambria Math"/>
+          </w:rPr>
+          <m:t>∈</m:t>
+        </m:r>
+        <m:r>
+          <w:rPr>
+            <w:rStyle w:val="katex-mathml"/>
+            <w:rFonts w:ascii="Cambria Math" w:hAnsi="Cambria Math"/>
+          </w:rPr>
+          <m:t>S</m:t>
+        </m:r>
+      </m:oMath>
+      <w:r>
+        <w:t xml:space="preserve"> ist ein </w:t>
+      </w:r>
+      <w:r>
+        <w:rPr>
+          <w:rStyle w:val="Fett"/>
+        </w:rPr>
+        <w:t>konkreter Zustand</w:t>
+      </w:r>
+      <w:r>
+        <w:t xml:space="preserve"> oder eine </w:t>
+      </w:r>
+      <w:r>
+        <w:rPr>
+          <w:rStyle w:val="Fett"/>
+        </w:rPr>
+        <w:t>konkrete Ausprägung</w:t>
+      </w:r>
+      <w:r>
+        <w:t xml:space="preserve"> dieses Raums.</w:t>
+      </w:r>
+    </w:p>
+    <w:p>
+      <w:pPr>
+        <w:pStyle w:val="Aufzhlung"/>
+      </w:pPr>
+      <w:r>
+        <w:rPr>
+          <w:rFonts w:ascii="Cambria Math" w:hAnsi="Cambria Math" w:cs="Cambria Math"/>
+        </w:rPr>
+        <w:t>ℝ</w:t>
+      </w:r>
+      <w:r>
+        <w:t xml:space="preserve"> ist der </w:t>
+      </w:r>
+      <w:r>
+        <w:rPr>
+          <w:rStyle w:val="Fett"/>
+        </w:rPr>
+        <w:t>Bewertungs-, Maß- oder Bedeutungsraum</w:t>
+      </w:r>
+      <w:r>
+        <w:t xml:space="preserve"> (reelle Zahlen).</w:t>
+      </w:r>
+    </w:p>
+    <w:p>
+      <w:pPr>
+        <w:pStyle w:val="Aufzhlung"/>
+      </w:pPr>
+      <w:proofErr w:type="spellStart"/>
+      <w:r>
+        <w:rPr>
+          <w:rStyle w:val="katex-mathml"/>
+        </w:rPr>
+        <w:t>h</w:t>
+      </w:r>
+      <w:r>
+        <w:rPr>
+          <w:rStyle w:val="katex-mathml"/>
+          <w:vertAlign w:val="subscript"/>
+        </w:rPr>
+        <w:t>ij</w:t>
+      </w:r>
+      <w:proofErr w:type="spellEnd"/>
+      <w:r>
+        <w:rPr>
+          <w:rStyle w:val="vlist-s"/>
+        </w:rPr>
+        <w:t xml:space="preserve"> </w:t>
+      </w:r>
+      <w:r>
+        <w:rPr>
+          <w:rStyle w:val="vlist-s"/>
+        </w:rPr>
+        <w:t>​</w:t>
+      </w:r>
+      <w:r>
+        <w:t xml:space="preserve"> ist eine </w:t>
+      </w:r>
+      <w:r>
+        <w:rPr>
+          <w:rStyle w:val="Fett"/>
+        </w:rPr>
+        <w:t>skalare Auswertungsfunktion</w:t>
+      </w:r>
+      <w:r>
+        <w:t xml:space="preserve">, die jedem Zustand </w:t>
+      </w:r>
+      <w:r>
+        <w:rPr>
+          <w:rStyle w:val="katex-mathml"/>
+        </w:rPr>
+        <w:t>U</w:t>
+      </w:r>
+      <w:r>
+        <w:t xml:space="preserve"> einen </w:t>
+      </w:r>
+      <w:r>
+        <w:rPr>
+          <w:rStyle w:val="Fett"/>
+        </w:rPr>
+        <w:t>reellen Wert</w:t>
+      </w:r>
+      <w:r>
+        <w:t xml:space="preserve"> zuordnet.</w:t>
+      </w:r>
+    </w:p>
+    <w:p>
+      <w:pPr>
+        <w:pStyle w:val="Aufzhlung"/>
+      </w:pPr>
+      <w:r>
+        <w:t xml:space="preserve">Die Indizes </w:t>
+      </w:r>
+      <w:proofErr w:type="spellStart"/>
+      <w:proofErr w:type="gramStart"/>
+      <w:r>
+        <w:rPr>
+          <w:rStyle w:val="katex-mathml"/>
+        </w:rPr>
+        <w:t>i,j</w:t>
+      </w:r>
+      <w:proofErr w:type="spellEnd"/>
+      <w:proofErr w:type="gramEnd"/>
+      <w:r>
+        <w:t xml:space="preserve"> markieren </w:t>
+      </w:r>
+      <w:r>
+        <w:rPr>
+          <w:rStyle w:val="Fett"/>
+        </w:rPr>
+        <w:t>Perspektiven, Kriterien oder Ebenen</w:t>
+      </w:r>
+      <w:r>
+        <w:t xml:space="preserve"> der Bewertung</w:t>
+      </w:r>
+      <w:r>
+        <w:br/>
+        <w:t>(z. B. fachlich / methodisch, lokal / global, Schüler- / Aufgabenebene).</w:t>
+      </w:r>
+    </w:p>
+    <w:p>
+      <w:pPr>
+        <w:rPr>
+          <w:rStyle w:val="Fett"/>
+        </w:rPr>
+      </w:pPr>
+      <w:r>
+        <w:rPr>
+          <w:rStyle w:val="Fett"/>
+        </w:rPr>
+        <w:t>Formal:</w:t>
+      </w:r>
+    </w:p>
+    <w:p>
+      <w:proofErr w:type="spellStart"/>
+      <w:r>
+        <w:t>h</w:t>
+      </w:r>
+      <w:r>
+        <w:rPr>
+          <w:vertAlign w:val="subscript"/>
+        </w:rPr>
+        <w:t>ij</w:t>
+      </w:r>
+      <w:proofErr w:type="spellEnd"/>
+      <w:r>
+        <w:t xml:space="preserve"> </w:t>
+      </w:r>
+      <w:r>
+        <w:t>​ misst etwas am Zustand U und verdichtet es zu einer Zahl.</w:t>
+      </w:r>
+    </w:p>
+    <w:p>
+      <w:pPr>
+        <w:spacing w:after="0"/>
+        <w:rPr>
+          <w:rFonts w:ascii="Times New Roman" w:hAnsi="Times New Roman"/>
+        </w:rPr>
+      </w:pPr>
+      <w:r>
+        <w:rPr>
+          <w:rFonts w:ascii="Times New Roman" w:hAnsi="Times New Roman"/>
+        </w:rPr>
+        <w:pict w14:anchorId="59FB3B7E">
+          <v:rect id="_x0000_i1214" style="width:0;height:1.5pt" o:hralign="center" o:hrstd="t" o:hr="t" fillcolor="#a0a0a0" stroked="f"/>
+        </w:pict>
+      </w:r>
+    </w:p>
+    <w:p>
+      <w:pPr>
+        <w:pStyle w:val="berschrift2"/>
+      </w:pPr>
+      <w:r>
+        <w:t>Interpretation</w:t>
+      </w:r>
+    </w:p>
+    <w:p>
+      <w:r>
+        <w:t xml:space="preserve">Im Kontext von Kapitel 3 </w:t>
+      </w:r>
+      <w:r>
+        <w:t>wird</w:t>
+      </w:r>
+      <w:r>
+        <w:t xml:space="preserve"> </w:t>
+      </w:r>
+      <w:proofErr w:type="spellStart"/>
+      <w:r>
+        <w:t>h</w:t>
+      </w:r>
+      <w:r>
+        <w:rPr>
+          <w:vertAlign w:val="subscript"/>
+        </w:rPr>
+        <w:t>ij</w:t>
+      </w:r>
+      <w:proofErr w:type="spellEnd"/>
+      <w:r>
+        <w:t xml:space="preserve"> </w:t>
+      </w:r>
+      <w:r>
+        <w:t xml:space="preserve">​ als eine </w:t>
+      </w:r>
+      <w:r>
+        <w:rPr>
+          <w:b/>
+          <w:bCs/>
+        </w:rPr>
+        <w:t>funktionale Bedeutungs- oder Dichteabbildung</w:t>
+      </w:r>
+      <w:r>
+        <w:rPr>
+          <w:b/>
+          <w:bCs/>
+        </w:rPr>
+        <w:t xml:space="preserve"> </w:t>
+      </w:r>
+      <w:r>
+        <w:t>interpretiert</w:t>
+      </w:r>
+      <w:r>
+        <w:t>:</w:t>
+      </w:r>
+    </w:p>
+    <w:p>
+      <w:proofErr w:type="spellStart"/>
+      <w:r>
+        <w:t>hijh</w:t>
+      </w:r>
+      <w:proofErr w:type="spellEnd"/>
+      <w:r>
+        <w:t>_{</w:t>
+      </w:r>
+      <w:proofErr w:type="spellStart"/>
+      <w:r>
+        <w:t>ij</w:t>
+      </w:r>
+      <w:proofErr w:type="spellEnd"/>
+      <w:r>
+        <w:t>}</w:t>
+      </w:r>
+      <w:proofErr w:type="spellStart"/>
+      <w:r>
+        <w:t>hij</w:t>
+      </w:r>
+      <w:proofErr w:type="spellEnd"/>
+      <w:r>
+        <w:t>​ ordnet einem komplexen Zustand UUU einen numerischen Wert zu,</w:t>
+      </w:r>
+      <w:r>
+        <w:br/>
+        <w:t xml:space="preserve">der die </w:t>
+      </w:r>
+      <w:r>
+        <w:rPr>
+          <w:b/>
+          <w:bCs/>
+        </w:rPr>
+        <w:t>lokale Ausprägung einer bestimmten Bedeutung, Qualität oder Intensität</w:t>
+      </w:r>
+      <w:r>
+        <w:t xml:space="preserve"> beschreibt.</w:t>
+      </w:r>
+    </w:p>
+    <w:p>
+      <w:pPr>
+        <w:rPr>
+          <w:b/>
+          <w:bCs/>
+          <w:sz w:val="27"/>
+          <w:szCs w:val="27"/>
+        </w:rPr>
+      </w:pPr>
+      <w:r>
+        <w:rPr>
+          <w:b/>
+          <w:bCs/>
+          <w:sz w:val="27"/>
+          <w:szCs w:val="27"/>
+        </w:rPr>
+        <w:t>Zentrale Deutungsebenen:</w:t>
+      </w:r>
+    </w:p>
+    <w:p>
+      <w:pPr>
+        <w:pStyle w:val="Aufzhlung"/>
+      </w:pPr>
+      <w:r>
+        <w:rPr>
+          <w:b/>
+          <w:bCs/>
+        </w:rPr>
+        <w:t>funktional:</w:t>
+      </w:r>
+      <w:r>
+        <w:br/>
+      </w:r>
+      <w:proofErr w:type="spellStart"/>
+      <w:r>
+        <w:t>h</w:t>
+      </w:r>
+      <w:r>
+        <w:rPr>
+          <w:vertAlign w:val="subscript"/>
+        </w:rPr>
+        <w:t>ij</w:t>
+      </w:r>
+      <w:proofErr w:type="spellEnd"/>
+      <w:r>
+        <w:t xml:space="preserve"> </w:t>
+      </w:r>
+      <w:r>
+        <w:t xml:space="preserve">​ ist </w:t>
+      </w:r>
+      <w:r>
+        <w:rPr>
+          <w:i/>
+          <w:iCs/>
+        </w:rPr>
+        <w:t>kein</w:t>
+      </w:r>
+      <w:r>
+        <w:t xml:space="preserve"> Objekt, sondern ein </w:t>
+      </w:r>
+      <w:r>
+        <w:rPr>
+          <w:b/>
+          <w:bCs/>
+        </w:rPr>
+        <w:t>Operator niedriger Ordnung</w:t>
+      </w:r>
+      <w:r>
+        <w:t>, der auf Zustände wirkt.</w:t>
+      </w:r>
+    </w:p>
+    <w:p>
+      <w:pPr>
+        <w:pStyle w:val="Aufzhlung"/>
+      </w:pPr>
+      <w:r>
+        <w:rPr>
+          <w:b/>
+          <w:bCs/>
+        </w:rPr>
+        <w:t>epistemisch:</w:t>
+      </w:r>
+      <w:r>
+        <w:br/>
+        <w:t xml:space="preserve">Der Wert </w:t>
+      </w:r>
+      <w:proofErr w:type="spellStart"/>
+      <w:r>
+        <w:t>h</w:t>
+      </w:r>
+      <w:r>
+        <w:rPr>
+          <w:vertAlign w:val="subscript"/>
+        </w:rPr>
+        <w:t>ij</w:t>
+      </w:r>
+      <w:proofErr w:type="spellEnd"/>
+      <w:r>
+        <w:t xml:space="preserve">(U) beschreibt, </w:t>
+      </w:r>
+      <w:r>
+        <w:rPr>
+          <w:b/>
+          <w:bCs/>
+        </w:rPr>
+        <w:t>wie „tragfähig“, „klar“ oder „wirksam“</w:t>
+      </w:r>
+      <w:r>
+        <w:t xml:space="preserve"> ein Zustand in Bezug auf ein bestimmtes Kriterium ist.</w:t>
+      </w:r>
+    </w:p>
+    <w:p>
+      <w:pPr>
+        <w:pStyle w:val="Aufzhlung"/>
+      </w:pPr>
+      <w:r>
+        <w:rPr>
+          <w:b/>
+          <w:bCs/>
+        </w:rPr>
+        <w:t>systemisch:</w:t>
+      </w:r>
+      <w:r>
+        <w:br/>
+        <w:t xml:space="preserve">Mehrere </w:t>
+      </w:r>
+      <w:proofErr w:type="spellStart"/>
+      <w:r>
+        <w:t>h</w:t>
+      </w:r>
+      <w:r>
+        <w:rPr>
+          <w:vertAlign w:val="subscript"/>
+        </w:rPr>
+        <w:t>ij</w:t>
+      </w:r>
+      <w:proofErr w:type="spellEnd"/>
+      <w:r>
+        <w:t xml:space="preserve"> </w:t>
+      </w:r>
+      <w:r>
+        <w:t xml:space="preserve">​ können gemeinsam ein </w:t>
+      </w:r>
+      <w:r>
+        <w:rPr>
+          <w:b/>
+          <w:bCs/>
+        </w:rPr>
+        <w:t>Bedeutungsfeld</w:t>
+      </w:r>
+      <w:r>
+        <w:t xml:space="preserve"> oder eine </w:t>
+      </w:r>
+      <w:r>
+        <w:rPr>
+          <w:b/>
+          <w:bCs/>
+        </w:rPr>
+        <w:t>semantische Landschaft</w:t>
+      </w:r>
+      <w:r>
+        <w:t xml:space="preserve"> aufspannen.</w:t>
+      </w:r>
+    </w:p>
+    <w:p>
+      <w:r>
+        <w:t xml:space="preserve">Damit schließt </w:t>
+      </w:r>
+      <w:proofErr w:type="spellStart"/>
+      <w:r>
+        <w:t>h</w:t>
+      </w:r>
+      <w:r>
+        <w:rPr>
+          <w:vertAlign w:val="subscript"/>
+        </w:rPr>
+        <w:t>ij</w:t>
+      </w:r>
+      <w:proofErr w:type="spellEnd"/>
+      <w:r>
+        <w:t xml:space="preserve"> </w:t>
+      </w:r>
+      <w:r>
+        <w:t>​ direkt an die in Kapitel 3 entwickelten Operator- und Zustandsbegriffe an.</w:t>
+      </w:r>
+    </w:p>
+    <w:p>
+      <w:pPr>
+        <w:spacing w:after="0"/>
+        <w:rPr>
+          <w:rFonts w:ascii="Times New Roman" w:hAnsi="Times New Roman"/>
+        </w:rPr>
+      </w:pPr>
+      <w:r>
+        <w:rPr>
+          <w:rFonts w:ascii="Times New Roman" w:hAnsi="Times New Roman"/>
+        </w:rPr>
+        <w:pict w14:anchorId="5493544C">
+          <v:rect id="_x0000_i1215" style="width:0;height:1.5pt" o:hralign="center" o:hrstd="t" o:hr="t" fillcolor="#a0a0a0" stroked="f"/>
+        </w:pict>
+      </w:r>
+    </w:p>
+    <w:p>
+      <w:pPr>
+        <w:pStyle w:val="berschrift2"/>
+      </w:pPr>
+      <w:r>
+        <w:t>Beispiel für die Bedeutung</w:t>
+      </w:r>
+    </w:p>
+    <w:p>
+      <w:pPr>
+        <w:pStyle w:val="berschrift4"/>
+      </w:pPr>
+      <w:proofErr w:type="gramStart"/>
+      <w:r>
+        <w:t>Beispiel :</w:t>
+      </w:r>
+      <w:proofErr w:type="gramEnd"/>
+      <w:r>
+        <w:t xml:space="preserve"> Mathematik – Bruchverständnis (Klasse 4–6)</w:t>
+      </w:r>
+    </w:p>
+    <w:p>
+      <w:pPr>
+        <w:pStyle w:val="Aufzhlung"/>
+      </w:pPr>
+      <w:r>
+        <w:t>S: alle möglichen Bearbeitungszustände einer Bruchaufgabe</w:t>
+      </w:r>
+      <w:r>
+        <w:br/>
+        <w:t>(Zeichnung, Rechnung, Erklärung, Fehlerbild).</w:t>
+      </w:r>
+    </w:p>
+    <w:p>
+      <w:pPr>
+        <w:pStyle w:val="Aufzhlung"/>
+      </w:pPr>
+      <w:r>
+        <w:t>U: ein konkretes Schüler-Ergebnis.</w:t>
+      </w:r>
+    </w:p>
+    <w:p>
+      <w:pPr>
+        <w:pStyle w:val="Aufzhlung"/>
+      </w:pPr>
+      <w:r>
+        <w:lastRenderedPageBreak/>
+        <w:t>h</w:t>
+      </w:r>
+      <w:r>
+        <w:rPr>
+          <w:vertAlign w:val="subscript"/>
+        </w:rPr>
+        <w:t>12</w:t>
+      </w:r>
+      <w:r>
+        <w:t xml:space="preserve">(U): </w:t>
+      </w:r>
+      <w:r>
+        <w:rPr>
+          <w:b/>
+          <w:bCs/>
+        </w:rPr>
+        <w:t>Verständnisdichte</w:t>
+      </w:r>
+      <w:r>
+        <w:t xml:space="preserve"> des Bruchbegriffs.</w:t>
+      </w:r>
+    </w:p>
+    <w:p>
+      <w:pPr>
+        <w:pStyle w:val="FormelAllein"/>
+        <w:rPr>
+          <w:rFonts w:ascii="Times New Roman" w:hAnsi="Times New Roman"/>
+        </w:rPr>
+      </w:pPr>
+      <m:oMathPara>
+        <m:oMath>
+          <m:sSub>
+            <m:sSubPr>
+              <m:ctrlPr/>
+            </m:sSubPr>
+            <m:e>
+              <m:r>
+                <m:t>h</m:t>
+              </m:r>
+            </m:e>
+            <m:sub>
+              <m:r>
+                <m:t>12</m:t>
+              </m:r>
+            </m:sub>
+          </m:sSub>
+          <m:r>
+            <m:t>=</m:t>
+          </m:r>
+          <m:d>
+            <m:dPr>
+              <m:begChr m:val="{"/>
+              <m:endChr m:val=""/>
+              <m:ctrlPr/>
+            </m:dPr>
+            <m:e>
+              <m:m>
+                <m:mPr>
+                  <m:mcs>
+                    <m:mc>
+                      <m:mcPr>
+                        <m:count m:val="1"/>
+                        <m:mcJc m:val="center"/>
+                      </m:mcPr>
+                    </m:mc>
+                  </m:mcs>
+                  <m:ctrlPr/>
+                </m:mPr>
+                <m:mr>
+                  <m:e>
+                    <m:r>
+                      <m:t>0.2</m:t>
+                    </m:r>
+                    <m:r>
+                      <m:t xml:space="preserve"> </m:t>
+                    </m:r>
+                    <m:r>
+                      <m:t>reines Raten</m:t>
+                    </m:r>
+                  </m:e>
+                </m:mr>
+                <m:mr>
+                  <m:e>
+                    <m:r>
+                      <m:t>0.5</m:t>
+                    </m:r>
+                    <m:r>
+                      <m:t xml:space="preserve"> </m:t>
+                    </m:r>
+                    <m:r>
+                      <m:t>formal richtig, ohne Begr</m:t>
+                    </m:r>
+                    <m:r>
+                      <m:t>ü</m:t>
+                    </m:r>
+                    <m:r>
+                      <m:t>ndung</m:t>
+                    </m:r>
+                  </m:e>
+                </m:mr>
+                <m:mr>
+                  <m:e>
+                    <m:r>
+                      <m:t>0.8</m:t>
+                    </m:r>
+                    <m:r>
+                      <m:t xml:space="preserve"> </m:t>
+                    </m:r>
+                    <m:r>
+                      <m:t>richtig + anschauliche Erkl</m:t>
+                    </m:r>
+                    <m:r>
+                      <m:t>ä</m:t>
+                    </m:r>
+                    <m:r>
+                      <m:t>rung</m:t>
+                    </m:r>
+                  </m:e>
+                </m:mr>
+              </m:m>
+            </m:e>
+          </m:d>
+        </m:oMath>
+      </m:oMathPara>
+    </w:p>
+    <w:p>
+      <w:r>
+        <w:t>Bedeutung:</w:t>
+      </w:r>
+    </w:p>
+    <w:p>
+      <w:r>
+        <w:t>Die Funktion misst nicht „richtig/falsch“, sondern Qualität des Verständnisses.</w:t>
+      </w:r>
+    </w:p>
+    <w:p>
+      <w:pPr>
+        <w:spacing w:after="0"/>
+        <w:rPr>
+          <w:rFonts w:ascii="Times New Roman" w:hAnsi="Times New Roman"/>
+        </w:rPr>
+      </w:pPr>
+      <w:r>
+        <w:rPr>
+          <w:rFonts w:ascii="Times New Roman" w:hAnsi="Times New Roman"/>
+        </w:rPr>
+        <w:pict w14:anchorId="6526C4E3">
+          <v:rect id="_x0000_i1216" style="width:0;height:1.5pt" o:hralign="center" o:hrstd="t" o:hr="t" fillcolor="#a0a0a0" stroked="f"/>
+        </w:pict>
+      </w:r>
+    </w:p>
+    <w:p>
+      <w:pPr>
+        <w:pStyle w:val="berschrift2"/>
+      </w:pPr>
+      <w:r>
+        <w:t>Zusammenfassung</w:t>
+      </w:r>
+    </w:p>
+    <w:p>
+      <w:pPr>
+        <w:pStyle w:val="Aufzhlung"/>
+      </w:pPr>
+      <w:r>
+        <w:t>Die Abbildung</w:t>
+      </w:r>
+    </w:p>
+    <w:p>
+      <w:pPr>
+        <w:pStyle w:val="Aufzhlung"/>
+        <w:numPr>
+          <w:ilvl w:val="0"/>
+          <w:numId w:val="0"/>
+        </w:numPr>
+        <w:ind w:left="714"/>
+      </w:pPr>
+      <m:oMathPara>
+        <m:oMath>
+          <m:sSub>
+            <m:sSubPr>
+              <m:ctrlPr>
+                <w:rPr>
+                  <w:rFonts w:ascii="Cambria Math" w:hAnsi="Cambria Math"/>
+                </w:rPr>
+              </m:ctrlPr>
+            </m:sSubPr>
+            <m:e>
+              <m:r>
+                <w:rPr>
+                  <w:rFonts w:ascii="Cambria Math" w:hAnsi="Cambria Math"/>
+                </w:rPr>
+                <m:t>h</m:t>
+              </m:r>
+            </m:e>
+            <m:sub>
+              <m:r>
+                <w:rPr>
+                  <w:rFonts w:ascii="Cambria Math" w:hAnsi="Cambria Math"/>
+                </w:rPr>
+                <m:t>ij</m:t>
+              </m:r>
+            </m:sub>
+          </m:sSub>
+          <m:r>
+            <m:rPr>
+              <m:sty m:val="p"/>
+            </m:rPr>
+            <w:rPr>
+              <w:rFonts w:ascii="Cambria Math" w:hAnsi="Cambria Math"/>
+            </w:rPr>
+            <m:t>:</m:t>
+          </m:r>
+          <m:r>
+            <w:rPr>
+              <w:rFonts w:ascii="Cambria Math" w:hAnsi="Cambria Math"/>
+            </w:rPr>
+            <m:t>S</m:t>
+          </m:r>
+          <m:r>
+            <m:rPr>
+              <m:sty m:val="p"/>
+            </m:rPr>
+            <w:rPr>
+              <w:rFonts w:ascii="Cambria Math" w:hAnsi="Cambria Math"/>
+            </w:rPr>
+            <m:t>→</m:t>
+          </m:r>
+          <m:r>
+            <m:rPr>
+              <m:scr m:val="double-struck"/>
+            </m:rPr>
+            <w:rPr>
+              <w:rFonts w:ascii="Cambria Math" w:hAnsi="Cambria Math"/>
+            </w:rPr>
+            <m:t>R</m:t>
+          </m:r>
+          <m:r>
+            <m:rPr>
+              <m:sty m:val="p"/>
+            </m:rPr>
+            <w:rPr>
+              <w:rFonts w:ascii="Cambria Math" w:hAnsi="Cambria Math"/>
+            </w:rPr>
+            <m:t xml:space="preserve">,  </m:t>
+          </m:r>
+          <m:r>
+            <w:rPr>
+              <w:rFonts w:ascii="Cambria Math" w:hAnsi="Cambria Math"/>
+            </w:rPr>
+            <m:t>U</m:t>
+          </m:r>
+          <m:r>
+            <m:rPr>
+              <m:sty m:val="p"/>
+            </m:rPr>
+            <w:rPr>
+              <w:rFonts w:ascii="Cambria Math" w:hAnsi="Cambria Math"/>
+            </w:rPr>
+            <m:t>↦</m:t>
+          </m:r>
+          <m:sSub>
+            <m:sSubPr>
+              <m:ctrlPr>
+                <w:rPr>
+                  <w:rFonts w:ascii="Cambria Math" w:hAnsi="Cambria Math"/>
+                </w:rPr>
+              </m:ctrlPr>
+            </m:sSubPr>
+            <m:e>
+              <m:r>
+                <w:rPr>
+                  <w:rFonts w:ascii="Cambria Math" w:hAnsi="Cambria Math"/>
+                </w:rPr>
+                <m:t>h</m:t>
+              </m:r>
+            </m:e>
+            <m:sub>
+              <m:r>
+                <w:rPr>
+                  <w:rFonts w:ascii="Cambria Math" w:hAnsi="Cambria Math"/>
+                </w:rPr>
+                <m:t>ij</m:t>
+              </m:r>
+            </m:sub>
+          </m:sSub>
+          <m:r>
+            <m:rPr>
+              <m:sty m:val="p"/>
+            </m:rPr>
+            <w:rPr>
+              <w:rFonts w:ascii="Cambria Math" w:hAnsi="Cambria Math"/>
+            </w:rPr>
+            <m:t>(</m:t>
+          </m:r>
+          <m:r>
+            <w:rPr>
+              <w:rFonts w:ascii="Cambria Math" w:hAnsi="Cambria Math"/>
+            </w:rPr>
+            <m:t>U</m:t>
+          </m:r>
+          <m:r>
+            <m:rPr>
+              <m:sty m:val="p"/>
+            </m:rPr>
+            <w:rPr>
+              <w:rFonts w:ascii="Cambria Math" w:hAnsi="Cambria Math"/>
+            </w:rPr>
+            <m:t>).</m:t>
+          </m:r>
+        </m:oMath>
+      </m:oMathPara>
+    </w:p>
+    <w:p>
+      <w:pPr>
+        <w:pStyle w:val="Aufzhlung"/>
+      </w:pPr>
+      <w:r>
+        <w:t xml:space="preserve">ist eine </w:t>
+      </w:r>
+      <w:r>
+        <w:rPr>
+          <w:b/>
+          <w:bCs/>
+        </w:rPr>
+        <w:t>skalare Bewertungs- und Bedeutungsfunktion</w:t>
+      </w:r>
+      <w:r>
+        <w:t>.</w:t>
+      </w:r>
+    </w:p>
+    <w:p>
+      <w:pPr>
+        <w:pStyle w:val="Aufzhlung"/>
+      </w:pPr>
+      <w:r>
+        <w:t xml:space="preserve">Sie ordnet komplexen Zuständen U </w:t>
+      </w:r>
+      <w:r>
+        <w:rPr>
+          <w:b/>
+          <w:bCs/>
+        </w:rPr>
+        <w:t>messbare Werte</w:t>
+      </w:r>
+      <w:r>
+        <w:t xml:space="preserve"> zu.</w:t>
+      </w:r>
+    </w:p>
+    <w:p>
+      <w:pPr>
+        <w:pStyle w:val="Aufzhlung"/>
+      </w:pPr>
+      <w:r>
+        <w:t xml:space="preserve">Die Indizes </w:t>
+      </w:r>
+      <w:proofErr w:type="spellStart"/>
+      <w:proofErr w:type="gramStart"/>
+      <w:r>
+        <w:t>i,j</w:t>
+      </w:r>
+      <w:proofErr w:type="spellEnd"/>
+      <w:proofErr w:type="gramEnd"/>
+      <w:r>
+        <w:t xml:space="preserve"> ermöglichen </w:t>
+      </w:r>
+      <w:r>
+        <w:rPr>
+          <w:b/>
+          <w:bCs/>
+        </w:rPr>
+        <w:t>mehrdimensionale Perspektiven</w:t>
+      </w:r>
+      <w:r>
+        <w:t xml:space="preserve"> auf denselben Zustand.</w:t>
+      </w:r>
+    </w:p>
+    <w:p>
+      <w:pPr>
+        <w:pStyle w:val="Aufzhlung"/>
+      </w:pPr>
+      <w:r>
+        <w:t xml:space="preserve">Didaktisch erlaubt </w:t>
+      </w:r>
+      <w:proofErr w:type="spellStart"/>
+      <w:r>
+        <w:t>h</w:t>
+      </w:r>
+      <w:r>
+        <w:rPr>
+          <w:vertAlign w:val="subscript"/>
+        </w:rPr>
+        <w:t>ij</w:t>
+      </w:r>
+      <w:proofErr w:type="spellEnd"/>
+      <w:r>
+        <w:t xml:space="preserve"> </w:t>
+      </w:r>
+      <w:r>
+        <w:t>​:</w:t>
+      </w:r>
+    </w:p>
+    <w:p>
+      <w:pPr>
+        <w:pStyle w:val="Aufzhlung"/>
+        <w:numPr>
+          <w:ilvl w:val="1"/>
+          <w:numId w:val="1"/>
+        </w:numPr>
+      </w:pPr>
+      <w:r>
+        <w:t>weg von binärer Bewertung,</w:t>
+      </w:r>
+    </w:p>
+    <w:p>
+      <w:pPr>
+        <w:pStyle w:val="Aufzhlung"/>
+        <w:numPr>
+          <w:ilvl w:val="1"/>
+          <w:numId w:val="1"/>
+        </w:numPr>
+      </w:pPr>
+      <w:r>
+        <w:t xml:space="preserve">hin zu </w:t>
+      </w:r>
+      <w:r>
+        <w:rPr>
+          <w:b/>
+          <w:bCs/>
+        </w:rPr>
+        <w:t>gradueller Bedeutungs- und Verständnistiefe</w:t>
+      </w:r>
+      <w:r>
+        <w:t>.</w:t>
+      </w:r>
+    </w:p>
+    <w:p>
+      <w:pPr>
+        <w:pStyle w:val="Aufzhlung"/>
+      </w:pPr>
+      <w:r>
+        <w:t xml:space="preserve">Im Rahmen von Kapitel 3 ist </w:t>
+      </w:r>
+      <w:proofErr w:type="spellStart"/>
+      <w:r>
+        <w:t>h</w:t>
+      </w:r>
+      <w:r>
+        <w:rPr>
+          <w:vertAlign w:val="subscript"/>
+        </w:rPr>
+        <w:t>ij</w:t>
+      </w:r>
+      <w:proofErr w:type="spellEnd"/>
+      <w:r>
+        <w:t xml:space="preserve"> </w:t>
+      </w:r>
+      <w:r>
+        <w:t xml:space="preserve">​ ein </w:t>
+      </w:r>
+      <w:r>
+        <w:rPr>
+          <w:b/>
+          <w:bCs/>
+        </w:rPr>
+        <w:t>zentrales Bindeglied</w:t>
+      </w:r>
+      <w:r>
+        <w:t xml:space="preserve"> zwischen</w:t>
+      </w:r>
+    </w:p>
+    <w:p>
+      <w:pPr>
+        <w:pStyle w:val="Aufzhlung"/>
+        <w:numPr>
+          <w:ilvl w:val="1"/>
+          <w:numId w:val="1"/>
+        </w:numPr>
+      </w:pPr>
+      <w:r>
+        <w:t>Operatoren,</w:t>
+      </w:r>
+    </w:p>
+    <w:p>
+      <w:pPr>
+        <w:pStyle w:val="Aufzhlung"/>
+        <w:numPr>
+          <w:ilvl w:val="1"/>
+          <w:numId w:val="1"/>
+        </w:numPr>
+      </w:pPr>
+      <w:r>
+        <w:t>Zustandsräumen,</w:t>
+      </w:r>
+    </w:p>
+    <w:p>
+      <w:pPr>
+        <w:pStyle w:val="Aufzhlung"/>
+        <w:numPr>
+          <w:ilvl w:val="1"/>
+          <w:numId w:val="1"/>
+        </w:numPr>
+      </w:pPr>
+      <w:r>
+        <w:t>und semantischer Entwicklung.</w:t>
+      </w:r>
+    </w:p>
+    <w:p>
+      <w:r>
+        <w:pict w14:anchorId="38565391">
+          <v:rect id="_x0000_i1217" style="width:0;height:1.5pt" o:hralign="center" o:hrstd="t" o:hr="t" fillcolor="#a0a0a0" stroked="f"/>
+        </w:pict>
+      </w:r>
+    </w:p>
+    <w:p>
+      <w:pPr>
         <w:pStyle w:val="FormelEinzeln"/>
       </w:pPr>
     </w:p>
@@ -63335,9 +66871,9 @@
     </w:lvl>
   </w:abstractNum>
   <w:abstractNum w:abstractNumId="12" w15:restartNumberingAfterBreak="0">
-    <w:nsid w:val="147A34AC"/>
+    <w:nsid w:val="1449647A"/>
     <w:multiLevelType w:val="multilevel"/>
-    <w:tmpl w:val="B470BC66"/>
+    <w:tmpl w:val="D1C29DCA"/>
     <w:lvl w:ilvl="0">
       <w:start w:val="1"/>
       <w:numFmt w:val="bullet"/>
@@ -63484,9 +67020,9 @@
     </w:lvl>
   </w:abstractNum>
   <w:abstractNum w:abstractNumId="13" w15:restartNumberingAfterBreak="0">
-    <w:nsid w:val="16061387"/>
+    <w:nsid w:val="147A34AC"/>
     <w:multiLevelType w:val="multilevel"/>
-    <w:tmpl w:val="8D7AFD04"/>
+    <w:tmpl w:val="B470BC66"/>
     <w:lvl w:ilvl="0">
       <w:start w:val="1"/>
       <w:numFmt w:val="bullet"/>
@@ -63633,9 +67169,9 @@
     </w:lvl>
   </w:abstractNum>
   <w:abstractNum w:abstractNumId="14" w15:restartNumberingAfterBreak="0">
-    <w:nsid w:val="19C12FA7"/>
+    <w:nsid w:val="16061387"/>
     <w:multiLevelType w:val="multilevel"/>
-    <w:tmpl w:val="C77EA67C"/>
+    <w:tmpl w:val="8D7AFD04"/>
     <w:lvl w:ilvl="0">
       <w:start w:val="1"/>
       <w:numFmt w:val="bullet"/>
@@ -63782,6 +67318,155 @@
     </w:lvl>
   </w:abstractNum>
   <w:abstractNum w:abstractNumId="15" w15:restartNumberingAfterBreak="0">
+    <w:nsid w:val="19C12FA7"/>
+    <w:multiLevelType w:val="multilevel"/>
+    <w:tmpl w:val="C77EA67C"/>
+    <w:lvl w:ilvl="0">
+      <w:start w:val="1"/>
+      <w:numFmt w:val="bullet"/>
+      <w:lvlText w:val=""/>
+      <w:lvlJc w:val="left"/>
+      <w:pPr>
+        <w:tabs>
+          <w:tab w:val="num" w:pos="720"/>
+        </w:tabs>
+        <w:ind w:left="720" w:hanging="360"/>
+      </w:pPr>
+      <w:rPr>
+        <w:rFonts w:ascii="Symbol" w:hAnsi="Symbol" w:hint="default"/>
+        <w:sz w:val="20"/>
+      </w:rPr>
+    </w:lvl>
+    <w:lvl w:ilvl="1" w:tentative="1">
+      <w:start w:val="1"/>
+      <w:numFmt w:val="bullet"/>
+      <w:lvlText w:val="o"/>
+      <w:lvlJc w:val="left"/>
+      <w:pPr>
+        <w:tabs>
+          <w:tab w:val="num" w:pos="1440"/>
+        </w:tabs>
+        <w:ind w:left="1440" w:hanging="360"/>
+      </w:pPr>
+      <w:rPr>
+        <w:rFonts w:ascii="Courier New" w:hAnsi="Courier New" w:hint="default"/>
+        <w:sz w:val="20"/>
+      </w:rPr>
+    </w:lvl>
+    <w:lvl w:ilvl="2" w:tentative="1">
+      <w:start w:val="1"/>
+      <w:numFmt w:val="bullet"/>
+      <w:lvlText w:val=""/>
+      <w:lvlJc w:val="left"/>
+      <w:pPr>
+        <w:tabs>
+          <w:tab w:val="num" w:pos="2160"/>
+        </w:tabs>
+        <w:ind w:left="2160" w:hanging="360"/>
+      </w:pPr>
+      <w:rPr>
+        <w:rFonts w:ascii="Wingdings" w:hAnsi="Wingdings" w:hint="default"/>
+        <w:sz w:val="20"/>
+      </w:rPr>
+    </w:lvl>
+    <w:lvl w:ilvl="3" w:tentative="1">
+      <w:start w:val="1"/>
+      <w:numFmt w:val="bullet"/>
+      <w:lvlText w:val=""/>
+      <w:lvlJc w:val="left"/>
+      <w:pPr>
+        <w:tabs>
+          <w:tab w:val="num" w:pos="2880"/>
+        </w:tabs>
+        <w:ind w:left="2880" w:hanging="360"/>
+      </w:pPr>
+      <w:rPr>
+        <w:rFonts w:ascii="Wingdings" w:hAnsi="Wingdings" w:hint="default"/>
+        <w:sz w:val="20"/>
+      </w:rPr>
+    </w:lvl>
+    <w:lvl w:ilvl="4" w:tentative="1">
+      <w:start w:val="1"/>
+      <w:numFmt w:val="bullet"/>
+      <w:lvlText w:val=""/>
+      <w:lvlJc w:val="left"/>
+      <w:pPr>
+        <w:tabs>
+          <w:tab w:val="num" w:pos="3600"/>
+        </w:tabs>
+        <w:ind w:left="3600" w:hanging="360"/>
+      </w:pPr>
+      <w:rPr>
+        <w:rFonts w:ascii="Wingdings" w:hAnsi="Wingdings" w:hint="default"/>
+        <w:sz w:val="20"/>
+      </w:rPr>
+    </w:lvl>
+    <w:lvl w:ilvl="5" w:tentative="1">
+      <w:start w:val="1"/>
+      <w:numFmt w:val="bullet"/>
+      <w:lvlText w:val=""/>
+      <w:lvlJc w:val="left"/>
+      <w:pPr>
+        <w:tabs>
+          <w:tab w:val="num" w:pos="4320"/>
+        </w:tabs>
+        <w:ind w:left="4320" w:hanging="360"/>
+      </w:pPr>
+      <w:rPr>
+        <w:rFonts w:ascii="Wingdings" w:hAnsi="Wingdings" w:hint="default"/>
+        <w:sz w:val="20"/>
+      </w:rPr>
+    </w:lvl>
+    <w:lvl w:ilvl="6" w:tentative="1">
+      <w:start w:val="1"/>
+      <w:numFmt w:val="bullet"/>
+      <w:lvlText w:val=""/>
+      <w:lvlJc w:val="left"/>
+      <w:pPr>
+        <w:tabs>
+          <w:tab w:val="num" w:pos="5040"/>
+        </w:tabs>
+        <w:ind w:left="5040" w:hanging="360"/>
+      </w:pPr>
+      <w:rPr>
+        <w:rFonts w:ascii="Wingdings" w:hAnsi="Wingdings" w:hint="default"/>
+        <w:sz w:val="20"/>
+      </w:rPr>
+    </w:lvl>
+    <w:lvl w:ilvl="7" w:tentative="1">
+      <w:start w:val="1"/>
+      <w:numFmt w:val="bullet"/>
+      <w:lvlText w:val=""/>
+      <w:lvlJc w:val="left"/>
+      <w:pPr>
+        <w:tabs>
+          <w:tab w:val="num" w:pos="5760"/>
+        </w:tabs>
+        <w:ind w:left="5760" w:hanging="360"/>
+      </w:pPr>
+      <w:rPr>
+        <w:rFonts w:ascii="Wingdings" w:hAnsi="Wingdings" w:hint="default"/>
+        <w:sz w:val="20"/>
+      </w:rPr>
+    </w:lvl>
+    <w:lvl w:ilvl="8" w:tentative="1">
+      <w:start w:val="1"/>
+      <w:numFmt w:val="bullet"/>
+      <w:lvlText w:val=""/>
+      <w:lvlJc w:val="left"/>
+      <w:pPr>
+        <w:tabs>
+          <w:tab w:val="num" w:pos="6480"/>
+        </w:tabs>
+        <w:ind w:left="6480" w:hanging="360"/>
+      </w:pPr>
+      <w:rPr>
+        <w:rFonts w:ascii="Wingdings" w:hAnsi="Wingdings" w:hint="default"/>
+        <w:sz w:val="20"/>
+      </w:rPr>
+    </w:lvl>
+  </w:abstractNum>
+  <w:abstractNum w:abstractNumId="16" w15:restartNumberingAfterBreak="0">
     <w:nsid w:val="20244FE0"/>
     <w:multiLevelType w:val="multilevel"/>
     <w:tmpl w:val="10447560"/>
@@ -63930,7 +67615,7 @@
       </w:rPr>
     </w:lvl>
   </w:abstractNum>
-  <w:abstractNum w:abstractNumId="16" w15:restartNumberingAfterBreak="0">
+  <w:abstractNum w:abstractNumId="17" w15:restartNumberingAfterBreak="0">
     <w:nsid w:val="233D241F"/>
     <w:multiLevelType w:val="multilevel"/>
     <w:tmpl w:val="E84C4F9A"/>
@@ -64079,7 +67764,7 @@
       </w:rPr>
     </w:lvl>
   </w:abstractNum>
-  <w:abstractNum w:abstractNumId="17" w15:restartNumberingAfterBreak="0">
+  <w:abstractNum w:abstractNumId="18" w15:restartNumberingAfterBreak="0">
     <w:nsid w:val="242C5E73"/>
     <w:multiLevelType w:val="multilevel"/>
     <w:tmpl w:val="4226FDFE"/>
@@ -64228,7 +67913,7 @@
       </w:rPr>
     </w:lvl>
   </w:abstractNum>
-  <w:abstractNum w:abstractNumId="18" w15:restartNumberingAfterBreak="0">
+  <w:abstractNum w:abstractNumId="19" w15:restartNumberingAfterBreak="0">
     <w:nsid w:val="279363B7"/>
     <w:multiLevelType w:val="multilevel"/>
     <w:tmpl w:val="84A8A318"/>
@@ -64377,7 +68062,7 @@
       </w:rPr>
     </w:lvl>
   </w:abstractNum>
-  <w:abstractNum w:abstractNumId="19" w15:restartNumberingAfterBreak="0">
+  <w:abstractNum w:abstractNumId="20" w15:restartNumberingAfterBreak="0">
     <w:nsid w:val="27E24CC5"/>
     <w:multiLevelType w:val="multilevel"/>
     <w:tmpl w:val="E99493D0"/>
@@ -64526,7 +68211,7 @@
       </w:rPr>
     </w:lvl>
   </w:abstractNum>
-  <w:abstractNum w:abstractNumId="20" w15:restartNumberingAfterBreak="0">
+  <w:abstractNum w:abstractNumId="21" w15:restartNumberingAfterBreak="0">
     <w:nsid w:val="28BA3157"/>
     <w:multiLevelType w:val="multilevel"/>
     <w:tmpl w:val="16F89B52"/>
@@ -64675,7 +68360,7 @@
       </w:rPr>
     </w:lvl>
   </w:abstractNum>
-  <w:abstractNum w:abstractNumId="21" w15:restartNumberingAfterBreak="0">
+  <w:abstractNum w:abstractNumId="22" w15:restartNumberingAfterBreak="0">
     <w:nsid w:val="29351468"/>
     <w:multiLevelType w:val="multilevel"/>
     <w:tmpl w:val="3CC0EA5C"/>
@@ -64824,7 +68509,7 @@
       </w:rPr>
     </w:lvl>
   </w:abstractNum>
-  <w:abstractNum w:abstractNumId="22" w15:restartNumberingAfterBreak="0">
+  <w:abstractNum w:abstractNumId="23" w15:restartNumberingAfterBreak="0">
     <w:nsid w:val="298106D7"/>
     <w:multiLevelType w:val="multilevel"/>
     <w:tmpl w:val="0868EFAE"/>
@@ -64973,7 +68658,7 @@
       </w:rPr>
     </w:lvl>
   </w:abstractNum>
-  <w:abstractNum w:abstractNumId="23" w15:restartNumberingAfterBreak="0">
+  <w:abstractNum w:abstractNumId="24" w15:restartNumberingAfterBreak="0">
     <w:nsid w:val="2A326C4A"/>
     <w:multiLevelType w:val="multilevel"/>
     <w:tmpl w:val="4CE0AFD0"/>
@@ -65122,7 +68807,7 @@
       </w:rPr>
     </w:lvl>
   </w:abstractNum>
-  <w:abstractNum w:abstractNumId="24" w15:restartNumberingAfterBreak="0">
+  <w:abstractNum w:abstractNumId="25" w15:restartNumberingAfterBreak="0">
     <w:nsid w:val="2A4E346D"/>
     <w:multiLevelType w:val="multilevel"/>
     <w:tmpl w:val="EA0695EC"/>
@@ -65271,7 +68956,7 @@
       </w:rPr>
     </w:lvl>
   </w:abstractNum>
-  <w:abstractNum w:abstractNumId="25" w15:restartNumberingAfterBreak="0">
+  <w:abstractNum w:abstractNumId="26" w15:restartNumberingAfterBreak="0">
     <w:nsid w:val="2C4A3BB0"/>
     <w:multiLevelType w:val="multilevel"/>
     <w:tmpl w:val="3A927BA4"/>
@@ -65420,7 +69105,7 @@
       </w:rPr>
     </w:lvl>
   </w:abstractNum>
-  <w:abstractNum w:abstractNumId="26" w15:restartNumberingAfterBreak="0">
+  <w:abstractNum w:abstractNumId="27" w15:restartNumberingAfterBreak="0">
     <w:nsid w:val="2DE9071F"/>
     <w:multiLevelType w:val="multilevel"/>
     <w:tmpl w:val="A38CA13C"/>
@@ -65569,7 +69254,7 @@
       </w:rPr>
     </w:lvl>
   </w:abstractNum>
-  <w:abstractNum w:abstractNumId="27" w15:restartNumberingAfterBreak="0">
+  <w:abstractNum w:abstractNumId="28" w15:restartNumberingAfterBreak="0">
     <w:nsid w:val="2EEF3E5A"/>
     <w:multiLevelType w:val="multilevel"/>
     <w:tmpl w:val="7E7A8F3A"/>
@@ -65718,7 +69403,7 @@
       </w:rPr>
     </w:lvl>
   </w:abstractNum>
-  <w:abstractNum w:abstractNumId="28" w15:restartNumberingAfterBreak="0">
+  <w:abstractNum w:abstractNumId="29" w15:restartNumberingAfterBreak="0">
     <w:nsid w:val="30850FB7"/>
     <w:multiLevelType w:val="multilevel"/>
     <w:tmpl w:val="352C5252"/>
@@ -65867,7 +69552,7 @@
       </w:rPr>
     </w:lvl>
   </w:abstractNum>
-  <w:abstractNum w:abstractNumId="29" w15:restartNumberingAfterBreak="0">
+  <w:abstractNum w:abstractNumId="30" w15:restartNumberingAfterBreak="0">
     <w:nsid w:val="31007B42"/>
     <w:multiLevelType w:val="multilevel"/>
     <w:tmpl w:val="E70C5842"/>
@@ -66016,7 +69701,7 @@
       </w:rPr>
     </w:lvl>
   </w:abstractNum>
-  <w:abstractNum w:abstractNumId="30" w15:restartNumberingAfterBreak="0">
+  <w:abstractNum w:abstractNumId="31" w15:restartNumberingAfterBreak="0">
     <w:nsid w:val="31C7548D"/>
     <w:multiLevelType w:val="multilevel"/>
     <w:tmpl w:val="D9485E82"/>
@@ -66165,10 +69850,10 @@
       </w:rPr>
     </w:lvl>
   </w:abstractNum>
-  <w:abstractNum w:abstractNumId="31" w15:restartNumberingAfterBreak="0">
-    <w:nsid w:val="338820A1"/>
+  <w:abstractNum w:abstractNumId="32" w15:restartNumberingAfterBreak="0">
+    <w:nsid w:val="320E071C"/>
     <w:multiLevelType w:val="multilevel"/>
-    <w:tmpl w:val="046047BC"/>
+    <w:tmpl w:val="E7E4DDBC"/>
     <w:lvl w:ilvl="0">
       <w:start w:val="1"/>
       <w:numFmt w:val="bullet"/>
@@ -66314,10 +69999,10 @@
       </w:rPr>
     </w:lvl>
   </w:abstractNum>
-  <w:abstractNum w:abstractNumId="32" w15:restartNumberingAfterBreak="0">
-    <w:nsid w:val="34C76D9E"/>
+  <w:abstractNum w:abstractNumId="33" w15:restartNumberingAfterBreak="0">
+    <w:nsid w:val="338820A1"/>
     <w:multiLevelType w:val="multilevel"/>
-    <w:tmpl w:val="116479BE"/>
+    <w:tmpl w:val="046047BC"/>
     <w:lvl w:ilvl="0">
       <w:start w:val="1"/>
       <w:numFmt w:val="bullet"/>
@@ -66463,123 +70148,10 @@
       </w:rPr>
     </w:lvl>
   </w:abstractNum>
-  <w:abstractNum w:abstractNumId="33" w15:restartNumberingAfterBreak="0">
-    <w:nsid w:val="35176CBB"/>
+  <w:abstractNum w:abstractNumId="34" w15:restartNumberingAfterBreak="0">
+    <w:nsid w:val="34A42FF5"/>
     <w:multiLevelType w:val="multilevel"/>
-    <w:tmpl w:val="1C2C2A30"/>
-    <w:lvl w:ilvl="0">
-      <w:start w:val="1"/>
-      <w:numFmt w:val="decimal"/>
-      <w:lvlText w:val="%1."/>
-      <w:lvlJc w:val="left"/>
-      <w:pPr>
-        <w:tabs>
-          <w:tab w:val="num" w:pos="720"/>
-        </w:tabs>
-        <w:ind w:left="720" w:hanging="360"/>
-      </w:pPr>
-    </w:lvl>
-    <w:lvl w:ilvl="1" w:tentative="1">
-      <w:start w:val="1"/>
-      <w:numFmt w:val="decimal"/>
-      <w:lvlText w:val="%2."/>
-      <w:lvlJc w:val="left"/>
-      <w:pPr>
-        <w:tabs>
-          <w:tab w:val="num" w:pos="1440"/>
-        </w:tabs>
-        <w:ind w:left="1440" w:hanging="360"/>
-      </w:pPr>
-    </w:lvl>
-    <w:lvl w:ilvl="2" w:tentative="1">
-      <w:start w:val="1"/>
-      <w:numFmt w:val="decimal"/>
-      <w:lvlText w:val="%3."/>
-      <w:lvlJc w:val="left"/>
-      <w:pPr>
-        <w:tabs>
-          <w:tab w:val="num" w:pos="2160"/>
-        </w:tabs>
-        <w:ind w:left="2160" w:hanging="360"/>
-      </w:pPr>
-    </w:lvl>
-    <w:lvl w:ilvl="3" w:tentative="1">
-      <w:start w:val="1"/>
-      <w:numFmt w:val="decimal"/>
-      <w:lvlText w:val="%4."/>
-      <w:lvlJc w:val="left"/>
-      <w:pPr>
-        <w:tabs>
-          <w:tab w:val="num" w:pos="2880"/>
-        </w:tabs>
-        <w:ind w:left="2880" w:hanging="360"/>
-      </w:pPr>
-    </w:lvl>
-    <w:lvl w:ilvl="4" w:tentative="1">
-      <w:start w:val="1"/>
-      <w:numFmt w:val="decimal"/>
-      <w:lvlText w:val="%5."/>
-      <w:lvlJc w:val="left"/>
-      <w:pPr>
-        <w:tabs>
-          <w:tab w:val="num" w:pos="3600"/>
-        </w:tabs>
-        <w:ind w:left="3600" w:hanging="360"/>
-      </w:pPr>
-    </w:lvl>
-    <w:lvl w:ilvl="5" w:tentative="1">
-      <w:start w:val="1"/>
-      <w:numFmt w:val="decimal"/>
-      <w:lvlText w:val="%6."/>
-      <w:lvlJc w:val="left"/>
-      <w:pPr>
-        <w:tabs>
-          <w:tab w:val="num" w:pos="4320"/>
-        </w:tabs>
-        <w:ind w:left="4320" w:hanging="360"/>
-      </w:pPr>
-    </w:lvl>
-    <w:lvl w:ilvl="6" w:tentative="1">
-      <w:start w:val="1"/>
-      <w:numFmt w:val="decimal"/>
-      <w:lvlText w:val="%7."/>
-      <w:lvlJc w:val="left"/>
-      <w:pPr>
-        <w:tabs>
-          <w:tab w:val="num" w:pos="5040"/>
-        </w:tabs>
-        <w:ind w:left="5040" w:hanging="360"/>
-      </w:pPr>
-    </w:lvl>
-    <w:lvl w:ilvl="7" w:tentative="1">
-      <w:start w:val="1"/>
-      <w:numFmt w:val="decimal"/>
-      <w:lvlText w:val="%8."/>
-      <w:lvlJc w:val="left"/>
-      <w:pPr>
-        <w:tabs>
-          <w:tab w:val="num" w:pos="5760"/>
-        </w:tabs>
-        <w:ind w:left="5760" w:hanging="360"/>
-      </w:pPr>
-    </w:lvl>
-    <w:lvl w:ilvl="8" w:tentative="1">
-      <w:start w:val="1"/>
-      <w:numFmt w:val="decimal"/>
-      <w:lvlText w:val="%9."/>
-      <w:lvlJc w:val="left"/>
-      <w:pPr>
-        <w:tabs>
-          <w:tab w:val="num" w:pos="6480"/>
-        </w:tabs>
-        <w:ind w:left="6480" w:hanging="360"/>
-      </w:pPr>
-    </w:lvl>
-  </w:abstractNum>
-  <w:abstractNum w:abstractNumId="34" w15:restartNumberingAfterBreak="0">
-    <w:nsid w:val="3FB13AB7"/>
-    <w:multiLevelType w:val="multilevel"/>
-    <w:tmpl w:val="6A2EDBCC"/>
+    <w:tmpl w:val="FB1AD974"/>
     <w:lvl w:ilvl="0">
       <w:start w:val="1"/>
       <w:numFmt w:val="bullet"/>
@@ -66726,9 +70298,9 @@
     </w:lvl>
   </w:abstractNum>
   <w:abstractNum w:abstractNumId="35" w15:restartNumberingAfterBreak="0">
-    <w:nsid w:val="407C28EB"/>
+    <w:nsid w:val="34C76D9E"/>
     <w:multiLevelType w:val="multilevel"/>
-    <w:tmpl w:val="D0CA9422"/>
+    <w:tmpl w:val="116479BE"/>
     <w:lvl w:ilvl="0">
       <w:start w:val="1"/>
       <w:numFmt w:val="bullet"/>
@@ -66875,6 +70447,417 @@
     </w:lvl>
   </w:abstractNum>
   <w:abstractNum w:abstractNumId="36" w15:restartNumberingAfterBreak="0">
+    <w:nsid w:val="35176CBB"/>
+    <w:multiLevelType w:val="multilevel"/>
+    <w:tmpl w:val="1C2C2A30"/>
+    <w:lvl w:ilvl="0">
+      <w:start w:val="1"/>
+      <w:numFmt w:val="decimal"/>
+      <w:lvlText w:val="%1."/>
+      <w:lvlJc w:val="left"/>
+      <w:pPr>
+        <w:tabs>
+          <w:tab w:val="num" w:pos="720"/>
+        </w:tabs>
+        <w:ind w:left="720" w:hanging="360"/>
+      </w:pPr>
+    </w:lvl>
+    <w:lvl w:ilvl="1" w:tentative="1">
+      <w:start w:val="1"/>
+      <w:numFmt w:val="decimal"/>
+      <w:lvlText w:val="%2."/>
+      <w:lvlJc w:val="left"/>
+      <w:pPr>
+        <w:tabs>
+          <w:tab w:val="num" w:pos="1440"/>
+        </w:tabs>
+        <w:ind w:left="1440" w:hanging="360"/>
+      </w:pPr>
+    </w:lvl>
+    <w:lvl w:ilvl="2" w:tentative="1">
+      <w:start w:val="1"/>
+      <w:numFmt w:val="decimal"/>
+      <w:lvlText w:val="%3."/>
+      <w:lvlJc w:val="left"/>
+      <w:pPr>
+        <w:tabs>
+          <w:tab w:val="num" w:pos="2160"/>
+        </w:tabs>
+        <w:ind w:left="2160" w:hanging="360"/>
+      </w:pPr>
+    </w:lvl>
+    <w:lvl w:ilvl="3" w:tentative="1">
+      <w:start w:val="1"/>
+      <w:numFmt w:val="decimal"/>
+      <w:lvlText w:val="%4."/>
+      <w:lvlJc w:val="left"/>
+      <w:pPr>
+        <w:tabs>
+          <w:tab w:val="num" w:pos="2880"/>
+        </w:tabs>
+        <w:ind w:left="2880" w:hanging="360"/>
+      </w:pPr>
+    </w:lvl>
+    <w:lvl w:ilvl="4" w:tentative="1">
+      <w:start w:val="1"/>
+      <w:numFmt w:val="decimal"/>
+      <w:lvlText w:val="%5."/>
+      <w:lvlJc w:val="left"/>
+      <w:pPr>
+        <w:tabs>
+          <w:tab w:val="num" w:pos="3600"/>
+        </w:tabs>
+        <w:ind w:left="3600" w:hanging="360"/>
+      </w:pPr>
+    </w:lvl>
+    <w:lvl w:ilvl="5" w:tentative="1">
+      <w:start w:val="1"/>
+      <w:numFmt w:val="decimal"/>
+      <w:lvlText w:val="%6."/>
+      <w:lvlJc w:val="left"/>
+      <w:pPr>
+        <w:tabs>
+          <w:tab w:val="num" w:pos="4320"/>
+        </w:tabs>
+        <w:ind w:left="4320" w:hanging="360"/>
+      </w:pPr>
+    </w:lvl>
+    <w:lvl w:ilvl="6" w:tentative="1">
+      <w:start w:val="1"/>
+      <w:numFmt w:val="decimal"/>
+      <w:lvlText w:val="%7."/>
+      <w:lvlJc w:val="left"/>
+      <w:pPr>
+        <w:tabs>
+          <w:tab w:val="num" w:pos="5040"/>
+        </w:tabs>
+        <w:ind w:left="5040" w:hanging="360"/>
+      </w:pPr>
+    </w:lvl>
+    <w:lvl w:ilvl="7" w:tentative="1">
+      <w:start w:val="1"/>
+      <w:numFmt w:val="decimal"/>
+      <w:lvlText w:val="%8."/>
+      <w:lvlJc w:val="left"/>
+      <w:pPr>
+        <w:tabs>
+          <w:tab w:val="num" w:pos="5760"/>
+        </w:tabs>
+        <w:ind w:left="5760" w:hanging="360"/>
+      </w:pPr>
+    </w:lvl>
+    <w:lvl w:ilvl="8" w:tentative="1">
+      <w:start w:val="1"/>
+      <w:numFmt w:val="decimal"/>
+      <w:lvlText w:val="%9."/>
+      <w:lvlJc w:val="left"/>
+      <w:pPr>
+        <w:tabs>
+          <w:tab w:val="num" w:pos="6480"/>
+        </w:tabs>
+        <w:ind w:left="6480" w:hanging="360"/>
+      </w:pPr>
+    </w:lvl>
+  </w:abstractNum>
+  <w:abstractNum w:abstractNumId="37" w15:restartNumberingAfterBreak="0">
+    <w:nsid w:val="3FB13AB7"/>
+    <w:multiLevelType w:val="multilevel"/>
+    <w:tmpl w:val="6A2EDBCC"/>
+    <w:lvl w:ilvl="0">
+      <w:start w:val="1"/>
+      <w:numFmt w:val="bullet"/>
+      <w:lvlText w:val=""/>
+      <w:lvlJc w:val="left"/>
+      <w:pPr>
+        <w:tabs>
+          <w:tab w:val="num" w:pos="720"/>
+        </w:tabs>
+        <w:ind w:left="720" w:hanging="360"/>
+      </w:pPr>
+      <w:rPr>
+        <w:rFonts w:ascii="Symbol" w:hAnsi="Symbol" w:hint="default"/>
+        <w:sz w:val="20"/>
+      </w:rPr>
+    </w:lvl>
+    <w:lvl w:ilvl="1" w:tentative="1">
+      <w:start w:val="1"/>
+      <w:numFmt w:val="bullet"/>
+      <w:lvlText w:val="o"/>
+      <w:lvlJc w:val="left"/>
+      <w:pPr>
+        <w:tabs>
+          <w:tab w:val="num" w:pos="1440"/>
+        </w:tabs>
+        <w:ind w:left="1440" w:hanging="360"/>
+      </w:pPr>
+      <w:rPr>
+        <w:rFonts w:ascii="Courier New" w:hAnsi="Courier New" w:hint="default"/>
+        <w:sz w:val="20"/>
+      </w:rPr>
+    </w:lvl>
+    <w:lvl w:ilvl="2" w:tentative="1">
+      <w:start w:val="1"/>
+      <w:numFmt w:val="bullet"/>
+      <w:lvlText w:val=""/>
+      <w:lvlJc w:val="left"/>
+      <w:pPr>
+        <w:tabs>
+          <w:tab w:val="num" w:pos="2160"/>
+        </w:tabs>
+        <w:ind w:left="2160" w:hanging="360"/>
+      </w:pPr>
+      <w:rPr>
+        <w:rFonts w:ascii="Wingdings" w:hAnsi="Wingdings" w:hint="default"/>
+        <w:sz w:val="20"/>
+      </w:rPr>
+    </w:lvl>
+    <w:lvl w:ilvl="3" w:tentative="1">
+      <w:start w:val="1"/>
+      <w:numFmt w:val="bullet"/>
+      <w:lvlText w:val=""/>
+      <w:lvlJc w:val="left"/>
+      <w:pPr>
+        <w:tabs>
+          <w:tab w:val="num" w:pos="2880"/>
+        </w:tabs>
+        <w:ind w:left="2880" w:hanging="360"/>
+      </w:pPr>
+      <w:rPr>
+        <w:rFonts w:ascii="Wingdings" w:hAnsi="Wingdings" w:hint="default"/>
+        <w:sz w:val="20"/>
+      </w:rPr>
+    </w:lvl>
+    <w:lvl w:ilvl="4" w:tentative="1">
+      <w:start w:val="1"/>
+      <w:numFmt w:val="bullet"/>
+      <w:lvlText w:val=""/>
+      <w:lvlJc w:val="left"/>
+      <w:pPr>
+        <w:tabs>
+          <w:tab w:val="num" w:pos="3600"/>
+        </w:tabs>
+        <w:ind w:left="3600" w:hanging="360"/>
+      </w:pPr>
+      <w:rPr>
+        <w:rFonts w:ascii="Wingdings" w:hAnsi="Wingdings" w:hint="default"/>
+        <w:sz w:val="20"/>
+      </w:rPr>
+    </w:lvl>
+    <w:lvl w:ilvl="5" w:tentative="1">
+      <w:start w:val="1"/>
+      <w:numFmt w:val="bullet"/>
+      <w:lvlText w:val=""/>
+      <w:lvlJc w:val="left"/>
+      <w:pPr>
+        <w:tabs>
+          <w:tab w:val="num" w:pos="4320"/>
+        </w:tabs>
+        <w:ind w:left="4320" w:hanging="360"/>
+      </w:pPr>
+      <w:rPr>
+        <w:rFonts w:ascii="Wingdings" w:hAnsi="Wingdings" w:hint="default"/>
+        <w:sz w:val="20"/>
+      </w:rPr>
+    </w:lvl>
+    <w:lvl w:ilvl="6" w:tentative="1">
+      <w:start w:val="1"/>
+      <w:numFmt w:val="bullet"/>
+      <w:lvlText w:val=""/>
+      <w:lvlJc w:val="left"/>
+      <w:pPr>
+        <w:tabs>
+          <w:tab w:val="num" w:pos="5040"/>
+        </w:tabs>
+        <w:ind w:left="5040" w:hanging="360"/>
+      </w:pPr>
+      <w:rPr>
+        <w:rFonts w:ascii="Wingdings" w:hAnsi="Wingdings" w:hint="default"/>
+        <w:sz w:val="20"/>
+      </w:rPr>
+    </w:lvl>
+    <w:lvl w:ilvl="7" w:tentative="1">
+      <w:start w:val="1"/>
+      <w:numFmt w:val="bullet"/>
+      <w:lvlText w:val=""/>
+      <w:lvlJc w:val="left"/>
+      <w:pPr>
+        <w:tabs>
+          <w:tab w:val="num" w:pos="5760"/>
+        </w:tabs>
+        <w:ind w:left="5760" w:hanging="360"/>
+      </w:pPr>
+      <w:rPr>
+        <w:rFonts w:ascii="Wingdings" w:hAnsi="Wingdings" w:hint="default"/>
+        <w:sz w:val="20"/>
+      </w:rPr>
+    </w:lvl>
+    <w:lvl w:ilvl="8" w:tentative="1">
+      <w:start w:val="1"/>
+      <w:numFmt w:val="bullet"/>
+      <w:lvlText w:val=""/>
+      <w:lvlJc w:val="left"/>
+      <w:pPr>
+        <w:tabs>
+          <w:tab w:val="num" w:pos="6480"/>
+        </w:tabs>
+        <w:ind w:left="6480" w:hanging="360"/>
+      </w:pPr>
+      <w:rPr>
+        <w:rFonts w:ascii="Wingdings" w:hAnsi="Wingdings" w:hint="default"/>
+        <w:sz w:val="20"/>
+      </w:rPr>
+    </w:lvl>
+  </w:abstractNum>
+  <w:abstractNum w:abstractNumId="38" w15:restartNumberingAfterBreak="0">
+    <w:nsid w:val="407C28EB"/>
+    <w:multiLevelType w:val="multilevel"/>
+    <w:tmpl w:val="D0CA9422"/>
+    <w:lvl w:ilvl="0">
+      <w:start w:val="1"/>
+      <w:numFmt w:val="bullet"/>
+      <w:lvlText w:val=""/>
+      <w:lvlJc w:val="left"/>
+      <w:pPr>
+        <w:tabs>
+          <w:tab w:val="num" w:pos="720"/>
+        </w:tabs>
+        <w:ind w:left="720" w:hanging="360"/>
+      </w:pPr>
+      <w:rPr>
+        <w:rFonts w:ascii="Symbol" w:hAnsi="Symbol" w:hint="default"/>
+        <w:sz w:val="20"/>
+      </w:rPr>
+    </w:lvl>
+    <w:lvl w:ilvl="1" w:tentative="1">
+      <w:start w:val="1"/>
+      <w:numFmt w:val="bullet"/>
+      <w:lvlText w:val="o"/>
+      <w:lvlJc w:val="left"/>
+      <w:pPr>
+        <w:tabs>
+          <w:tab w:val="num" w:pos="1440"/>
+        </w:tabs>
+        <w:ind w:left="1440" w:hanging="360"/>
+      </w:pPr>
+      <w:rPr>
+        <w:rFonts w:ascii="Courier New" w:hAnsi="Courier New" w:hint="default"/>
+        <w:sz w:val="20"/>
+      </w:rPr>
+    </w:lvl>
+    <w:lvl w:ilvl="2" w:tentative="1">
+      <w:start w:val="1"/>
+      <w:numFmt w:val="bullet"/>
+      <w:lvlText w:val=""/>
+      <w:lvlJc w:val="left"/>
+      <w:pPr>
+        <w:tabs>
+          <w:tab w:val="num" w:pos="2160"/>
+        </w:tabs>
+        <w:ind w:left="2160" w:hanging="360"/>
+      </w:pPr>
+      <w:rPr>
+        <w:rFonts w:ascii="Wingdings" w:hAnsi="Wingdings" w:hint="default"/>
+        <w:sz w:val="20"/>
+      </w:rPr>
+    </w:lvl>
+    <w:lvl w:ilvl="3" w:tentative="1">
+      <w:start w:val="1"/>
+      <w:numFmt w:val="bullet"/>
+      <w:lvlText w:val=""/>
+      <w:lvlJc w:val="left"/>
+      <w:pPr>
+        <w:tabs>
+          <w:tab w:val="num" w:pos="2880"/>
+        </w:tabs>
+        <w:ind w:left="2880" w:hanging="360"/>
+      </w:pPr>
+      <w:rPr>
+        <w:rFonts w:ascii="Wingdings" w:hAnsi="Wingdings" w:hint="default"/>
+        <w:sz w:val="20"/>
+      </w:rPr>
+    </w:lvl>
+    <w:lvl w:ilvl="4" w:tentative="1">
+      <w:start w:val="1"/>
+      <w:numFmt w:val="bullet"/>
+      <w:lvlText w:val=""/>
+      <w:lvlJc w:val="left"/>
+      <w:pPr>
+        <w:tabs>
+          <w:tab w:val="num" w:pos="3600"/>
+        </w:tabs>
+        <w:ind w:left="3600" w:hanging="360"/>
+      </w:pPr>
+      <w:rPr>
+        <w:rFonts w:ascii="Wingdings" w:hAnsi="Wingdings" w:hint="default"/>
+        <w:sz w:val="20"/>
+      </w:rPr>
+    </w:lvl>
+    <w:lvl w:ilvl="5" w:tentative="1">
+      <w:start w:val="1"/>
+      <w:numFmt w:val="bullet"/>
+      <w:lvlText w:val=""/>
+      <w:lvlJc w:val="left"/>
+      <w:pPr>
+        <w:tabs>
+          <w:tab w:val="num" w:pos="4320"/>
+        </w:tabs>
+        <w:ind w:left="4320" w:hanging="360"/>
+      </w:pPr>
+      <w:rPr>
+        <w:rFonts w:ascii="Wingdings" w:hAnsi="Wingdings" w:hint="default"/>
+        <w:sz w:val="20"/>
+      </w:rPr>
+    </w:lvl>
+    <w:lvl w:ilvl="6" w:tentative="1">
+      <w:start w:val="1"/>
+      <w:numFmt w:val="bullet"/>
+      <w:lvlText w:val=""/>
+      <w:lvlJc w:val="left"/>
+      <w:pPr>
+        <w:tabs>
+          <w:tab w:val="num" w:pos="5040"/>
+        </w:tabs>
+        <w:ind w:left="5040" w:hanging="360"/>
+      </w:pPr>
+      <w:rPr>
+        <w:rFonts w:ascii="Wingdings" w:hAnsi="Wingdings" w:hint="default"/>
+        <w:sz w:val="20"/>
+      </w:rPr>
+    </w:lvl>
+    <w:lvl w:ilvl="7" w:tentative="1">
+      <w:start w:val="1"/>
+      <w:numFmt w:val="bullet"/>
+      <w:lvlText w:val=""/>
+      <w:lvlJc w:val="left"/>
+      <w:pPr>
+        <w:tabs>
+          <w:tab w:val="num" w:pos="5760"/>
+        </w:tabs>
+        <w:ind w:left="5760" w:hanging="360"/>
+      </w:pPr>
+      <w:rPr>
+        <w:rFonts w:ascii="Wingdings" w:hAnsi="Wingdings" w:hint="default"/>
+        <w:sz w:val="20"/>
+      </w:rPr>
+    </w:lvl>
+    <w:lvl w:ilvl="8" w:tentative="1">
+      <w:start w:val="1"/>
+      <w:numFmt w:val="bullet"/>
+      <w:lvlText w:val=""/>
+      <w:lvlJc w:val="left"/>
+      <w:pPr>
+        <w:tabs>
+          <w:tab w:val="num" w:pos="6480"/>
+        </w:tabs>
+        <w:ind w:left="6480" w:hanging="360"/>
+      </w:pPr>
+      <w:rPr>
+        <w:rFonts w:ascii="Wingdings" w:hAnsi="Wingdings" w:hint="default"/>
+        <w:sz w:val="20"/>
+      </w:rPr>
+    </w:lvl>
+  </w:abstractNum>
+  <w:abstractNum w:abstractNumId="39" w15:restartNumberingAfterBreak="0">
     <w:nsid w:val="416A4A49"/>
     <w:multiLevelType w:val="hybridMultilevel"/>
     <w:tmpl w:val="9724ADE2"/>
@@ -66987,7 +70970,7 @@
       </w:rPr>
     </w:lvl>
   </w:abstractNum>
-  <w:abstractNum w:abstractNumId="37" w15:restartNumberingAfterBreak="0">
+  <w:abstractNum w:abstractNumId="40" w15:restartNumberingAfterBreak="0">
     <w:nsid w:val="43B77A64"/>
     <w:multiLevelType w:val="multilevel"/>
     <w:tmpl w:val="4CA00B58"/>
@@ -67136,7 +71119,7 @@
       </w:rPr>
     </w:lvl>
   </w:abstractNum>
-  <w:abstractNum w:abstractNumId="38" w15:restartNumberingAfterBreak="0">
+  <w:abstractNum w:abstractNumId="41" w15:restartNumberingAfterBreak="0">
     <w:nsid w:val="479145A5"/>
     <w:multiLevelType w:val="multilevel"/>
     <w:tmpl w:val="1FFC7D32"/>
@@ -67285,7 +71268,7 @@
       </w:rPr>
     </w:lvl>
   </w:abstractNum>
-  <w:abstractNum w:abstractNumId="39" w15:restartNumberingAfterBreak="0">
+  <w:abstractNum w:abstractNumId="42" w15:restartNumberingAfterBreak="0">
     <w:nsid w:val="4A03266F"/>
     <w:multiLevelType w:val="multilevel"/>
     <w:tmpl w:val="5E204648"/>
@@ -67434,7 +71417,7 @@
       </w:rPr>
     </w:lvl>
   </w:abstractNum>
-  <w:abstractNum w:abstractNumId="40" w15:restartNumberingAfterBreak="0">
+  <w:abstractNum w:abstractNumId="43" w15:restartNumberingAfterBreak="0">
     <w:nsid w:val="4A1123BA"/>
     <w:multiLevelType w:val="multilevel"/>
     <w:tmpl w:val="8C483F04"/>
@@ -67583,7 +71566,156 @@
       </w:rPr>
     </w:lvl>
   </w:abstractNum>
-  <w:abstractNum w:abstractNumId="41" w15:restartNumberingAfterBreak="0">
+  <w:abstractNum w:abstractNumId="44" w15:restartNumberingAfterBreak="0">
+    <w:nsid w:val="4B3F6FEA"/>
+    <w:multiLevelType w:val="multilevel"/>
+    <w:tmpl w:val="85464B8C"/>
+    <w:lvl w:ilvl="0">
+      <w:start w:val="1"/>
+      <w:numFmt w:val="bullet"/>
+      <w:lvlText w:val=""/>
+      <w:lvlJc w:val="left"/>
+      <w:pPr>
+        <w:tabs>
+          <w:tab w:val="num" w:pos="720"/>
+        </w:tabs>
+        <w:ind w:left="720" w:hanging="360"/>
+      </w:pPr>
+      <w:rPr>
+        <w:rFonts w:ascii="Symbol" w:hAnsi="Symbol" w:hint="default"/>
+        <w:sz w:val="20"/>
+      </w:rPr>
+    </w:lvl>
+    <w:lvl w:ilvl="1" w:tentative="1">
+      <w:start w:val="1"/>
+      <w:numFmt w:val="bullet"/>
+      <w:lvlText w:val="o"/>
+      <w:lvlJc w:val="left"/>
+      <w:pPr>
+        <w:tabs>
+          <w:tab w:val="num" w:pos="1440"/>
+        </w:tabs>
+        <w:ind w:left="1440" w:hanging="360"/>
+      </w:pPr>
+      <w:rPr>
+        <w:rFonts w:ascii="Courier New" w:hAnsi="Courier New" w:hint="default"/>
+        <w:sz w:val="20"/>
+      </w:rPr>
+    </w:lvl>
+    <w:lvl w:ilvl="2" w:tentative="1">
+      <w:start w:val="1"/>
+      <w:numFmt w:val="bullet"/>
+      <w:lvlText w:val=""/>
+      <w:lvlJc w:val="left"/>
+      <w:pPr>
+        <w:tabs>
+          <w:tab w:val="num" w:pos="2160"/>
+        </w:tabs>
+        <w:ind w:left="2160" w:hanging="360"/>
+      </w:pPr>
+      <w:rPr>
+        <w:rFonts w:ascii="Wingdings" w:hAnsi="Wingdings" w:hint="default"/>
+        <w:sz w:val="20"/>
+      </w:rPr>
+    </w:lvl>
+    <w:lvl w:ilvl="3" w:tentative="1">
+      <w:start w:val="1"/>
+      <w:numFmt w:val="bullet"/>
+      <w:lvlText w:val=""/>
+      <w:lvlJc w:val="left"/>
+      <w:pPr>
+        <w:tabs>
+          <w:tab w:val="num" w:pos="2880"/>
+        </w:tabs>
+        <w:ind w:left="2880" w:hanging="360"/>
+      </w:pPr>
+      <w:rPr>
+        <w:rFonts w:ascii="Wingdings" w:hAnsi="Wingdings" w:hint="default"/>
+        <w:sz w:val="20"/>
+      </w:rPr>
+    </w:lvl>
+    <w:lvl w:ilvl="4" w:tentative="1">
+      <w:start w:val="1"/>
+      <w:numFmt w:val="bullet"/>
+      <w:lvlText w:val=""/>
+      <w:lvlJc w:val="left"/>
+      <w:pPr>
+        <w:tabs>
+          <w:tab w:val="num" w:pos="3600"/>
+        </w:tabs>
+        <w:ind w:left="3600" w:hanging="360"/>
+      </w:pPr>
+      <w:rPr>
+        <w:rFonts w:ascii="Wingdings" w:hAnsi="Wingdings" w:hint="default"/>
+        <w:sz w:val="20"/>
+      </w:rPr>
+    </w:lvl>
+    <w:lvl w:ilvl="5" w:tentative="1">
+      <w:start w:val="1"/>
+      <w:numFmt w:val="bullet"/>
+      <w:lvlText w:val=""/>
+      <w:lvlJc w:val="left"/>
+      <w:pPr>
+        <w:tabs>
+          <w:tab w:val="num" w:pos="4320"/>
+        </w:tabs>
+        <w:ind w:left="4320" w:hanging="360"/>
+      </w:pPr>
+      <w:rPr>
+        <w:rFonts w:ascii="Wingdings" w:hAnsi="Wingdings" w:hint="default"/>
+        <w:sz w:val="20"/>
+      </w:rPr>
+    </w:lvl>
+    <w:lvl w:ilvl="6" w:tentative="1">
+      <w:start w:val="1"/>
+      <w:numFmt w:val="bullet"/>
+      <w:lvlText w:val=""/>
+      <w:lvlJc w:val="left"/>
+      <w:pPr>
+        <w:tabs>
+          <w:tab w:val="num" w:pos="5040"/>
+        </w:tabs>
+        <w:ind w:left="5040" w:hanging="360"/>
+      </w:pPr>
+      <w:rPr>
+        <w:rFonts w:ascii="Wingdings" w:hAnsi="Wingdings" w:hint="default"/>
+        <w:sz w:val="20"/>
+      </w:rPr>
+    </w:lvl>
+    <w:lvl w:ilvl="7" w:tentative="1">
+      <w:start w:val="1"/>
+      <w:numFmt w:val="bullet"/>
+      <w:lvlText w:val=""/>
+      <w:lvlJc w:val="left"/>
+      <w:pPr>
+        <w:tabs>
+          <w:tab w:val="num" w:pos="5760"/>
+        </w:tabs>
+        <w:ind w:left="5760" w:hanging="360"/>
+      </w:pPr>
+      <w:rPr>
+        <w:rFonts w:ascii="Wingdings" w:hAnsi="Wingdings" w:hint="default"/>
+        <w:sz w:val="20"/>
+      </w:rPr>
+    </w:lvl>
+    <w:lvl w:ilvl="8" w:tentative="1">
+      <w:start w:val="1"/>
+      <w:numFmt w:val="bullet"/>
+      <w:lvlText w:val=""/>
+      <w:lvlJc w:val="left"/>
+      <w:pPr>
+        <w:tabs>
+          <w:tab w:val="num" w:pos="6480"/>
+        </w:tabs>
+        <w:ind w:left="6480" w:hanging="360"/>
+      </w:pPr>
+      <w:rPr>
+        <w:rFonts w:ascii="Wingdings" w:hAnsi="Wingdings" w:hint="default"/>
+        <w:sz w:val="20"/>
+      </w:rPr>
+    </w:lvl>
+  </w:abstractNum>
+  <w:abstractNum w:abstractNumId="45" w15:restartNumberingAfterBreak="0">
     <w:nsid w:val="4C1B70A4"/>
     <w:multiLevelType w:val="multilevel"/>
     <w:tmpl w:val="01CEA43C"/>
@@ -67732,7 +71864,7 @@
       </w:rPr>
     </w:lvl>
   </w:abstractNum>
-  <w:abstractNum w:abstractNumId="42" w15:restartNumberingAfterBreak="0">
+  <w:abstractNum w:abstractNumId="46" w15:restartNumberingAfterBreak="0">
     <w:nsid w:val="4C1D489E"/>
     <w:multiLevelType w:val="multilevel"/>
     <w:tmpl w:val="40CC4580"/>
@@ -67881,7 +72013,7 @@
       </w:rPr>
     </w:lvl>
   </w:abstractNum>
-  <w:abstractNum w:abstractNumId="43" w15:restartNumberingAfterBreak="0">
+  <w:abstractNum w:abstractNumId="47" w15:restartNumberingAfterBreak="0">
     <w:nsid w:val="52B06600"/>
     <w:multiLevelType w:val="multilevel"/>
     <w:tmpl w:val="AD6ED1C8"/>
@@ -68030,10 +72162,10 @@
       </w:rPr>
     </w:lvl>
   </w:abstractNum>
-  <w:abstractNum w:abstractNumId="44" w15:restartNumberingAfterBreak="0">
-    <w:nsid w:val="55376A7E"/>
+  <w:abstractNum w:abstractNumId="48" w15:restartNumberingAfterBreak="0">
+    <w:nsid w:val="53716808"/>
     <w:multiLevelType w:val="multilevel"/>
-    <w:tmpl w:val="50A8D6AC"/>
+    <w:tmpl w:val="742AEBA8"/>
     <w:lvl w:ilvl="0">
       <w:start w:val="1"/>
       <w:numFmt w:val="bullet"/>
@@ -68179,123 +72311,10 @@
       </w:rPr>
     </w:lvl>
   </w:abstractNum>
-  <w:abstractNum w:abstractNumId="45" w15:restartNumberingAfterBreak="0">
-    <w:nsid w:val="5A9249A7"/>
+  <w:abstractNum w:abstractNumId="49" w15:restartNumberingAfterBreak="0">
+    <w:nsid w:val="54661A72"/>
     <w:multiLevelType w:val="multilevel"/>
-    <w:tmpl w:val="B4FEF9CC"/>
-    <w:lvl w:ilvl="0">
-      <w:start w:val="1"/>
-      <w:numFmt w:val="decimal"/>
-      <w:lvlText w:val="%1."/>
-      <w:lvlJc w:val="left"/>
-      <w:pPr>
-        <w:tabs>
-          <w:tab w:val="num" w:pos="720"/>
-        </w:tabs>
-        <w:ind w:left="720" w:hanging="360"/>
-      </w:pPr>
-    </w:lvl>
-    <w:lvl w:ilvl="1" w:tentative="1">
-      <w:start w:val="1"/>
-      <w:numFmt w:val="decimal"/>
-      <w:lvlText w:val="%2."/>
-      <w:lvlJc w:val="left"/>
-      <w:pPr>
-        <w:tabs>
-          <w:tab w:val="num" w:pos="1440"/>
-        </w:tabs>
-        <w:ind w:left="1440" w:hanging="360"/>
-      </w:pPr>
-    </w:lvl>
-    <w:lvl w:ilvl="2" w:tentative="1">
-      <w:start w:val="1"/>
-      <w:numFmt w:val="decimal"/>
-      <w:lvlText w:val="%3."/>
-      <w:lvlJc w:val="left"/>
-      <w:pPr>
-        <w:tabs>
-          <w:tab w:val="num" w:pos="2160"/>
-        </w:tabs>
-        <w:ind w:left="2160" w:hanging="360"/>
-      </w:pPr>
-    </w:lvl>
-    <w:lvl w:ilvl="3" w:tentative="1">
-      <w:start w:val="1"/>
-      <w:numFmt w:val="decimal"/>
-      <w:lvlText w:val="%4."/>
-      <w:lvlJc w:val="left"/>
-      <w:pPr>
-        <w:tabs>
-          <w:tab w:val="num" w:pos="2880"/>
-        </w:tabs>
-        <w:ind w:left="2880" w:hanging="360"/>
-      </w:pPr>
-    </w:lvl>
-    <w:lvl w:ilvl="4" w:tentative="1">
-      <w:start w:val="1"/>
-      <w:numFmt w:val="decimal"/>
-      <w:lvlText w:val="%5."/>
-      <w:lvlJc w:val="left"/>
-      <w:pPr>
-        <w:tabs>
-          <w:tab w:val="num" w:pos="3600"/>
-        </w:tabs>
-        <w:ind w:left="3600" w:hanging="360"/>
-      </w:pPr>
-    </w:lvl>
-    <w:lvl w:ilvl="5" w:tentative="1">
-      <w:start w:val="1"/>
-      <w:numFmt w:val="decimal"/>
-      <w:lvlText w:val="%6."/>
-      <w:lvlJc w:val="left"/>
-      <w:pPr>
-        <w:tabs>
-          <w:tab w:val="num" w:pos="4320"/>
-        </w:tabs>
-        <w:ind w:left="4320" w:hanging="360"/>
-      </w:pPr>
-    </w:lvl>
-    <w:lvl w:ilvl="6" w:tentative="1">
-      <w:start w:val="1"/>
-      <w:numFmt w:val="decimal"/>
-      <w:lvlText w:val="%7."/>
-      <w:lvlJc w:val="left"/>
-      <w:pPr>
-        <w:tabs>
-          <w:tab w:val="num" w:pos="5040"/>
-        </w:tabs>
-        <w:ind w:left="5040" w:hanging="360"/>
-      </w:pPr>
-    </w:lvl>
-    <w:lvl w:ilvl="7" w:tentative="1">
-      <w:start w:val="1"/>
-      <w:numFmt w:val="decimal"/>
-      <w:lvlText w:val="%8."/>
-      <w:lvlJc w:val="left"/>
-      <w:pPr>
-        <w:tabs>
-          <w:tab w:val="num" w:pos="5760"/>
-        </w:tabs>
-        <w:ind w:left="5760" w:hanging="360"/>
-      </w:pPr>
-    </w:lvl>
-    <w:lvl w:ilvl="8" w:tentative="1">
-      <w:start w:val="1"/>
-      <w:numFmt w:val="decimal"/>
-      <w:lvlText w:val="%9."/>
-      <w:lvlJc w:val="left"/>
-      <w:pPr>
-        <w:tabs>
-          <w:tab w:val="num" w:pos="6480"/>
-        </w:tabs>
-        <w:ind w:left="6480" w:hanging="360"/>
-      </w:pPr>
-    </w:lvl>
-  </w:abstractNum>
-  <w:abstractNum w:abstractNumId="46" w15:restartNumberingAfterBreak="0">
-    <w:nsid w:val="5A926671"/>
-    <w:multiLevelType w:val="multilevel"/>
-    <w:tmpl w:val="9D5C5AE8"/>
+    <w:tmpl w:val="76C24A46"/>
     <w:lvl w:ilvl="0">
       <w:start w:val="1"/>
       <w:numFmt w:val="bullet"/>
@@ -68441,10 +72460,272 @@
       </w:rPr>
     </w:lvl>
   </w:abstractNum>
-  <w:abstractNum w:abstractNumId="47" w15:restartNumberingAfterBreak="0">
-    <w:nsid w:val="5A971EAD"/>
+  <w:abstractNum w:abstractNumId="50" w15:restartNumberingAfterBreak="0">
+    <w:nsid w:val="55376A7E"/>
     <w:multiLevelType w:val="multilevel"/>
-    <w:tmpl w:val="F0243054"/>
+    <w:tmpl w:val="50A8D6AC"/>
+    <w:lvl w:ilvl="0">
+      <w:start w:val="1"/>
+      <w:numFmt w:val="bullet"/>
+      <w:lvlText w:val=""/>
+      <w:lvlJc w:val="left"/>
+      <w:pPr>
+        <w:tabs>
+          <w:tab w:val="num" w:pos="720"/>
+        </w:tabs>
+        <w:ind w:left="720" w:hanging="360"/>
+      </w:pPr>
+      <w:rPr>
+        <w:rFonts w:ascii="Symbol" w:hAnsi="Symbol" w:hint="default"/>
+        <w:sz w:val="20"/>
+      </w:rPr>
+    </w:lvl>
+    <w:lvl w:ilvl="1">
+      <w:start w:val="1"/>
+      <w:numFmt w:val="bullet"/>
+      <w:lvlText w:val="o"/>
+      <w:lvlJc w:val="left"/>
+      <w:pPr>
+        <w:tabs>
+          <w:tab w:val="num" w:pos="1440"/>
+        </w:tabs>
+        <w:ind w:left="1440" w:hanging="360"/>
+      </w:pPr>
+      <w:rPr>
+        <w:rFonts w:ascii="Courier New" w:hAnsi="Courier New" w:hint="default"/>
+        <w:sz w:val="20"/>
+      </w:rPr>
+    </w:lvl>
+    <w:lvl w:ilvl="2" w:tentative="1">
+      <w:start w:val="1"/>
+      <w:numFmt w:val="bullet"/>
+      <w:lvlText w:val=""/>
+      <w:lvlJc w:val="left"/>
+      <w:pPr>
+        <w:tabs>
+          <w:tab w:val="num" w:pos="2160"/>
+        </w:tabs>
+        <w:ind w:left="2160" w:hanging="360"/>
+      </w:pPr>
+      <w:rPr>
+        <w:rFonts w:ascii="Wingdings" w:hAnsi="Wingdings" w:hint="default"/>
+        <w:sz w:val="20"/>
+      </w:rPr>
+    </w:lvl>
+    <w:lvl w:ilvl="3" w:tentative="1">
+      <w:start w:val="1"/>
+      <w:numFmt w:val="bullet"/>
+      <w:lvlText w:val=""/>
+      <w:lvlJc w:val="left"/>
+      <w:pPr>
+        <w:tabs>
+          <w:tab w:val="num" w:pos="2880"/>
+        </w:tabs>
+        <w:ind w:left="2880" w:hanging="360"/>
+      </w:pPr>
+      <w:rPr>
+        <w:rFonts w:ascii="Wingdings" w:hAnsi="Wingdings" w:hint="default"/>
+        <w:sz w:val="20"/>
+      </w:rPr>
+    </w:lvl>
+    <w:lvl w:ilvl="4" w:tentative="1">
+      <w:start w:val="1"/>
+      <w:numFmt w:val="bullet"/>
+      <w:lvlText w:val=""/>
+      <w:lvlJc w:val="left"/>
+      <w:pPr>
+        <w:tabs>
+          <w:tab w:val="num" w:pos="3600"/>
+        </w:tabs>
+        <w:ind w:left="3600" w:hanging="360"/>
+      </w:pPr>
+      <w:rPr>
+        <w:rFonts w:ascii="Wingdings" w:hAnsi="Wingdings" w:hint="default"/>
+        <w:sz w:val="20"/>
+      </w:rPr>
+    </w:lvl>
+    <w:lvl w:ilvl="5" w:tentative="1">
+      <w:start w:val="1"/>
+      <w:numFmt w:val="bullet"/>
+      <w:lvlText w:val=""/>
+      <w:lvlJc w:val="left"/>
+      <w:pPr>
+        <w:tabs>
+          <w:tab w:val="num" w:pos="4320"/>
+        </w:tabs>
+        <w:ind w:left="4320" w:hanging="360"/>
+      </w:pPr>
+      <w:rPr>
+        <w:rFonts w:ascii="Wingdings" w:hAnsi="Wingdings" w:hint="default"/>
+        <w:sz w:val="20"/>
+      </w:rPr>
+    </w:lvl>
+    <w:lvl w:ilvl="6" w:tentative="1">
+      <w:start w:val="1"/>
+      <w:numFmt w:val="bullet"/>
+      <w:lvlText w:val=""/>
+      <w:lvlJc w:val="left"/>
+      <w:pPr>
+        <w:tabs>
+          <w:tab w:val="num" w:pos="5040"/>
+        </w:tabs>
+        <w:ind w:left="5040" w:hanging="360"/>
+      </w:pPr>
+      <w:rPr>
+        <w:rFonts w:ascii="Wingdings" w:hAnsi="Wingdings" w:hint="default"/>
+        <w:sz w:val="20"/>
+      </w:rPr>
+    </w:lvl>
+    <w:lvl w:ilvl="7" w:tentative="1">
+      <w:start w:val="1"/>
+      <w:numFmt w:val="bullet"/>
+      <w:lvlText w:val=""/>
+      <w:lvlJc w:val="left"/>
+      <w:pPr>
+        <w:tabs>
+          <w:tab w:val="num" w:pos="5760"/>
+        </w:tabs>
+        <w:ind w:left="5760" w:hanging="360"/>
+      </w:pPr>
+      <w:rPr>
+        <w:rFonts w:ascii="Wingdings" w:hAnsi="Wingdings" w:hint="default"/>
+        <w:sz w:val="20"/>
+      </w:rPr>
+    </w:lvl>
+    <w:lvl w:ilvl="8" w:tentative="1">
+      <w:start w:val="1"/>
+      <w:numFmt w:val="bullet"/>
+      <w:lvlText w:val=""/>
+      <w:lvlJc w:val="left"/>
+      <w:pPr>
+        <w:tabs>
+          <w:tab w:val="num" w:pos="6480"/>
+        </w:tabs>
+        <w:ind w:left="6480" w:hanging="360"/>
+      </w:pPr>
+      <w:rPr>
+        <w:rFonts w:ascii="Wingdings" w:hAnsi="Wingdings" w:hint="default"/>
+        <w:sz w:val="20"/>
+      </w:rPr>
+    </w:lvl>
+  </w:abstractNum>
+  <w:abstractNum w:abstractNumId="51" w15:restartNumberingAfterBreak="0">
+    <w:nsid w:val="5A9249A7"/>
+    <w:multiLevelType w:val="multilevel"/>
+    <w:tmpl w:val="B4FEF9CC"/>
+    <w:lvl w:ilvl="0">
+      <w:start w:val="1"/>
+      <w:numFmt w:val="decimal"/>
+      <w:lvlText w:val="%1."/>
+      <w:lvlJc w:val="left"/>
+      <w:pPr>
+        <w:tabs>
+          <w:tab w:val="num" w:pos="720"/>
+        </w:tabs>
+        <w:ind w:left="720" w:hanging="360"/>
+      </w:pPr>
+    </w:lvl>
+    <w:lvl w:ilvl="1" w:tentative="1">
+      <w:start w:val="1"/>
+      <w:numFmt w:val="decimal"/>
+      <w:lvlText w:val="%2."/>
+      <w:lvlJc w:val="left"/>
+      <w:pPr>
+        <w:tabs>
+          <w:tab w:val="num" w:pos="1440"/>
+        </w:tabs>
+        <w:ind w:left="1440" w:hanging="360"/>
+      </w:pPr>
+    </w:lvl>
+    <w:lvl w:ilvl="2" w:tentative="1">
+      <w:start w:val="1"/>
+      <w:numFmt w:val="decimal"/>
+      <w:lvlText w:val="%3."/>
+      <w:lvlJc w:val="left"/>
+      <w:pPr>
+        <w:tabs>
+          <w:tab w:val="num" w:pos="2160"/>
+        </w:tabs>
+        <w:ind w:left="2160" w:hanging="360"/>
+      </w:pPr>
+    </w:lvl>
+    <w:lvl w:ilvl="3" w:tentative="1">
+      <w:start w:val="1"/>
+      <w:numFmt w:val="decimal"/>
+      <w:lvlText w:val="%4."/>
+      <w:lvlJc w:val="left"/>
+      <w:pPr>
+        <w:tabs>
+          <w:tab w:val="num" w:pos="2880"/>
+        </w:tabs>
+        <w:ind w:left="2880" w:hanging="360"/>
+      </w:pPr>
+    </w:lvl>
+    <w:lvl w:ilvl="4" w:tentative="1">
+      <w:start w:val="1"/>
+      <w:numFmt w:val="decimal"/>
+      <w:lvlText w:val="%5."/>
+      <w:lvlJc w:val="left"/>
+      <w:pPr>
+        <w:tabs>
+          <w:tab w:val="num" w:pos="3600"/>
+        </w:tabs>
+        <w:ind w:left="3600" w:hanging="360"/>
+      </w:pPr>
+    </w:lvl>
+    <w:lvl w:ilvl="5" w:tentative="1">
+      <w:start w:val="1"/>
+      <w:numFmt w:val="decimal"/>
+      <w:lvlText w:val="%6."/>
+      <w:lvlJc w:val="left"/>
+      <w:pPr>
+        <w:tabs>
+          <w:tab w:val="num" w:pos="4320"/>
+        </w:tabs>
+        <w:ind w:left="4320" w:hanging="360"/>
+      </w:pPr>
+    </w:lvl>
+    <w:lvl w:ilvl="6" w:tentative="1">
+      <w:start w:val="1"/>
+      <w:numFmt w:val="decimal"/>
+      <w:lvlText w:val="%7."/>
+      <w:lvlJc w:val="left"/>
+      <w:pPr>
+        <w:tabs>
+          <w:tab w:val="num" w:pos="5040"/>
+        </w:tabs>
+        <w:ind w:left="5040" w:hanging="360"/>
+      </w:pPr>
+    </w:lvl>
+    <w:lvl w:ilvl="7" w:tentative="1">
+      <w:start w:val="1"/>
+      <w:numFmt w:val="decimal"/>
+      <w:lvlText w:val="%8."/>
+      <w:lvlJc w:val="left"/>
+      <w:pPr>
+        <w:tabs>
+          <w:tab w:val="num" w:pos="5760"/>
+        </w:tabs>
+        <w:ind w:left="5760" w:hanging="360"/>
+      </w:pPr>
+    </w:lvl>
+    <w:lvl w:ilvl="8" w:tentative="1">
+      <w:start w:val="1"/>
+      <w:numFmt w:val="decimal"/>
+      <w:lvlText w:val="%9."/>
+      <w:lvlJc w:val="left"/>
+      <w:pPr>
+        <w:tabs>
+          <w:tab w:val="num" w:pos="6480"/>
+        </w:tabs>
+        <w:ind w:left="6480" w:hanging="360"/>
+      </w:pPr>
+    </w:lvl>
+  </w:abstractNum>
+  <w:abstractNum w:abstractNumId="52" w15:restartNumberingAfterBreak="0">
+    <w:nsid w:val="5A926671"/>
+    <w:multiLevelType w:val="multilevel"/>
+    <w:tmpl w:val="9D5C5AE8"/>
     <w:lvl w:ilvl="0">
       <w:start w:val="1"/>
       <w:numFmt w:val="bullet"/>
@@ -68590,10 +72871,10 @@
       </w:rPr>
     </w:lvl>
   </w:abstractNum>
-  <w:abstractNum w:abstractNumId="48" w15:restartNumberingAfterBreak="0">
-    <w:nsid w:val="5C991520"/>
+  <w:abstractNum w:abstractNumId="53" w15:restartNumberingAfterBreak="0">
+    <w:nsid w:val="5A971EAD"/>
     <w:multiLevelType w:val="multilevel"/>
-    <w:tmpl w:val="52502F38"/>
+    <w:tmpl w:val="F0243054"/>
     <w:lvl w:ilvl="0">
       <w:start w:val="1"/>
       <w:numFmt w:val="bullet"/>
@@ -68739,10 +73020,10 @@
       </w:rPr>
     </w:lvl>
   </w:abstractNum>
-  <w:abstractNum w:abstractNumId="49" w15:restartNumberingAfterBreak="0">
-    <w:nsid w:val="6286081F"/>
+  <w:abstractNum w:abstractNumId="54" w15:restartNumberingAfterBreak="0">
+    <w:nsid w:val="5C991520"/>
     <w:multiLevelType w:val="multilevel"/>
-    <w:tmpl w:val="7F36D7B6"/>
+    <w:tmpl w:val="52502F38"/>
     <w:lvl w:ilvl="0">
       <w:start w:val="1"/>
       <w:numFmt w:val="bullet"/>
@@ -68888,10 +73169,10 @@
       </w:rPr>
     </w:lvl>
   </w:abstractNum>
-  <w:abstractNum w:abstractNumId="50" w15:restartNumberingAfterBreak="0">
-    <w:nsid w:val="628F5797"/>
+  <w:abstractNum w:abstractNumId="55" w15:restartNumberingAfterBreak="0">
+    <w:nsid w:val="6286081F"/>
     <w:multiLevelType w:val="multilevel"/>
-    <w:tmpl w:val="241EE5E2"/>
+    <w:tmpl w:val="7F36D7B6"/>
     <w:lvl w:ilvl="0">
       <w:start w:val="1"/>
       <w:numFmt w:val="bullet"/>
@@ -69037,10 +73318,10 @@
       </w:rPr>
     </w:lvl>
   </w:abstractNum>
-  <w:abstractNum w:abstractNumId="51" w15:restartNumberingAfterBreak="0">
-    <w:nsid w:val="630F0258"/>
+  <w:abstractNum w:abstractNumId="56" w15:restartNumberingAfterBreak="0">
+    <w:nsid w:val="628F5797"/>
     <w:multiLevelType w:val="multilevel"/>
-    <w:tmpl w:val="23A84590"/>
+    <w:tmpl w:val="241EE5E2"/>
     <w:lvl w:ilvl="0">
       <w:start w:val="1"/>
       <w:numFmt w:val="bullet"/>
@@ -69186,10 +73467,10 @@
       </w:rPr>
     </w:lvl>
   </w:abstractNum>
-  <w:abstractNum w:abstractNumId="52" w15:restartNumberingAfterBreak="0">
-    <w:nsid w:val="643F20BE"/>
+  <w:abstractNum w:abstractNumId="57" w15:restartNumberingAfterBreak="0">
+    <w:nsid w:val="630F0258"/>
     <w:multiLevelType w:val="multilevel"/>
-    <w:tmpl w:val="98AC6286"/>
+    <w:tmpl w:val="23A84590"/>
     <w:lvl w:ilvl="0">
       <w:start w:val="1"/>
       <w:numFmt w:val="bullet"/>
@@ -69335,10 +73616,10 @@
       </w:rPr>
     </w:lvl>
   </w:abstractNum>
-  <w:abstractNum w:abstractNumId="53" w15:restartNumberingAfterBreak="0">
-    <w:nsid w:val="65DD1A7B"/>
+  <w:abstractNum w:abstractNumId="58" w15:restartNumberingAfterBreak="0">
+    <w:nsid w:val="643F20BE"/>
     <w:multiLevelType w:val="multilevel"/>
-    <w:tmpl w:val="495A5E6C"/>
+    <w:tmpl w:val="98AC6286"/>
     <w:lvl w:ilvl="0">
       <w:start w:val="1"/>
       <w:numFmt w:val="bullet"/>
@@ -69484,10 +73765,10 @@
       </w:rPr>
     </w:lvl>
   </w:abstractNum>
-  <w:abstractNum w:abstractNumId="54" w15:restartNumberingAfterBreak="0">
-    <w:nsid w:val="66796D01"/>
+  <w:abstractNum w:abstractNumId="59" w15:restartNumberingAfterBreak="0">
+    <w:nsid w:val="65DD1A7B"/>
     <w:multiLevelType w:val="multilevel"/>
-    <w:tmpl w:val="140A172E"/>
+    <w:tmpl w:val="495A5E6C"/>
     <w:lvl w:ilvl="0">
       <w:start w:val="1"/>
       <w:numFmt w:val="bullet"/>
@@ -69633,10 +73914,10 @@
       </w:rPr>
     </w:lvl>
   </w:abstractNum>
-  <w:abstractNum w:abstractNumId="55" w15:restartNumberingAfterBreak="0">
-    <w:nsid w:val="6BFB5679"/>
+  <w:abstractNum w:abstractNumId="60" w15:restartNumberingAfterBreak="0">
+    <w:nsid w:val="66796D01"/>
     <w:multiLevelType w:val="multilevel"/>
-    <w:tmpl w:val="46A69A60"/>
+    <w:tmpl w:val="140A172E"/>
     <w:lvl w:ilvl="0">
       <w:start w:val="1"/>
       <w:numFmt w:val="bullet"/>
@@ -69782,10 +74063,10 @@
       </w:rPr>
     </w:lvl>
   </w:abstractNum>
-  <w:abstractNum w:abstractNumId="56" w15:restartNumberingAfterBreak="0">
-    <w:nsid w:val="6DB15F1F"/>
+  <w:abstractNum w:abstractNumId="61" w15:restartNumberingAfterBreak="0">
+    <w:nsid w:val="6BFB5679"/>
     <w:multiLevelType w:val="multilevel"/>
-    <w:tmpl w:val="C458D7DC"/>
+    <w:tmpl w:val="46A69A60"/>
     <w:lvl w:ilvl="0">
       <w:start w:val="1"/>
       <w:numFmt w:val="bullet"/>
@@ -69931,10 +74212,10 @@
       </w:rPr>
     </w:lvl>
   </w:abstractNum>
-  <w:abstractNum w:abstractNumId="57" w15:restartNumberingAfterBreak="0">
-    <w:nsid w:val="6E0C201A"/>
+  <w:abstractNum w:abstractNumId="62" w15:restartNumberingAfterBreak="0">
+    <w:nsid w:val="6DB15F1F"/>
     <w:multiLevelType w:val="multilevel"/>
-    <w:tmpl w:val="7AD0E518"/>
+    <w:tmpl w:val="C458D7DC"/>
     <w:lvl w:ilvl="0">
       <w:start w:val="1"/>
       <w:numFmt w:val="bullet"/>
@@ -70080,10 +74361,10 @@
       </w:rPr>
     </w:lvl>
   </w:abstractNum>
-  <w:abstractNum w:abstractNumId="58" w15:restartNumberingAfterBreak="0">
-    <w:nsid w:val="75004C9E"/>
+  <w:abstractNum w:abstractNumId="63" w15:restartNumberingAfterBreak="0">
+    <w:nsid w:val="6E0C201A"/>
     <w:multiLevelType w:val="multilevel"/>
-    <w:tmpl w:val="2692380E"/>
+    <w:tmpl w:val="7AD0E518"/>
     <w:lvl w:ilvl="0">
       <w:start w:val="1"/>
       <w:numFmt w:val="bullet"/>
@@ -70229,10 +74510,10 @@
       </w:rPr>
     </w:lvl>
   </w:abstractNum>
-  <w:abstractNum w:abstractNumId="59" w15:restartNumberingAfterBreak="0">
-    <w:nsid w:val="760614F3"/>
+  <w:abstractNum w:abstractNumId="64" w15:restartNumberingAfterBreak="0">
+    <w:nsid w:val="75004C9E"/>
     <w:multiLevelType w:val="multilevel"/>
-    <w:tmpl w:val="D29EA362"/>
+    <w:tmpl w:val="2692380E"/>
     <w:lvl w:ilvl="0">
       <w:start w:val="1"/>
       <w:numFmt w:val="bullet"/>
@@ -70378,123 +74659,10 @@
       </w:rPr>
     </w:lvl>
   </w:abstractNum>
-  <w:abstractNum w:abstractNumId="60" w15:restartNumberingAfterBreak="0">
-    <w:nsid w:val="794531C0"/>
+  <w:abstractNum w:abstractNumId="65" w15:restartNumberingAfterBreak="0">
+    <w:nsid w:val="760614F3"/>
     <w:multiLevelType w:val="multilevel"/>
-    <w:tmpl w:val="8BCC8D34"/>
-    <w:lvl w:ilvl="0">
-      <w:start w:val="1"/>
-      <w:numFmt w:val="decimal"/>
-      <w:lvlText w:val="%1."/>
-      <w:lvlJc w:val="left"/>
-      <w:pPr>
-        <w:tabs>
-          <w:tab w:val="num" w:pos="720"/>
-        </w:tabs>
-        <w:ind w:left="720" w:hanging="360"/>
-      </w:pPr>
-    </w:lvl>
-    <w:lvl w:ilvl="1" w:tentative="1">
-      <w:start w:val="1"/>
-      <w:numFmt w:val="decimal"/>
-      <w:lvlText w:val="%2."/>
-      <w:lvlJc w:val="left"/>
-      <w:pPr>
-        <w:tabs>
-          <w:tab w:val="num" w:pos="1440"/>
-        </w:tabs>
-        <w:ind w:left="1440" w:hanging="360"/>
-      </w:pPr>
-    </w:lvl>
-    <w:lvl w:ilvl="2" w:tentative="1">
-      <w:start w:val="1"/>
-      <w:numFmt w:val="decimal"/>
-      <w:lvlText w:val="%3."/>
-      <w:lvlJc w:val="left"/>
-      <w:pPr>
-        <w:tabs>
-          <w:tab w:val="num" w:pos="2160"/>
-        </w:tabs>
-        <w:ind w:left="2160" w:hanging="360"/>
-      </w:pPr>
-    </w:lvl>
-    <w:lvl w:ilvl="3" w:tentative="1">
-      <w:start w:val="1"/>
-      <w:numFmt w:val="decimal"/>
-      <w:lvlText w:val="%4."/>
-      <w:lvlJc w:val="left"/>
-      <w:pPr>
-        <w:tabs>
-          <w:tab w:val="num" w:pos="2880"/>
-        </w:tabs>
-        <w:ind w:left="2880" w:hanging="360"/>
-      </w:pPr>
-    </w:lvl>
-    <w:lvl w:ilvl="4" w:tentative="1">
-      <w:start w:val="1"/>
-      <w:numFmt w:val="decimal"/>
-      <w:lvlText w:val="%5."/>
-      <w:lvlJc w:val="left"/>
-      <w:pPr>
-        <w:tabs>
-          <w:tab w:val="num" w:pos="3600"/>
-        </w:tabs>
-        <w:ind w:left="3600" w:hanging="360"/>
-      </w:pPr>
-    </w:lvl>
-    <w:lvl w:ilvl="5" w:tentative="1">
-      <w:start w:val="1"/>
-      <w:numFmt w:val="decimal"/>
-      <w:lvlText w:val="%6."/>
-      <w:lvlJc w:val="left"/>
-      <w:pPr>
-        <w:tabs>
-          <w:tab w:val="num" w:pos="4320"/>
-        </w:tabs>
-        <w:ind w:left="4320" w:hanging="360"/>
-      </w:pPr>
-    </w:lvl>
-    <w:lvl w:ilvl="6" w:tentative="1">
-      <w:start w:val="1"/>
-      <w:numFmt w:val="decimal"/>
-      <w:lvlText w:val="%7."/>
-      <w:lvlJc w:val="left"/>
-      <w:pPr>
-        <w:tabs>
-          <w:tab w:val="num" w:pos="5040"/>
-        </w:tabs>
-        <w:ind w:left="5040" w:hanging="360"/>
-      </w:pPr>
-    </w:lvl>
-    <w:lvl w:ilvl="7" w:tentative="1">
-      <w:start w:val="1"/>
-      <w:numFmt w:val="decimal"/>
-      <w:lvlText w:val="%8."/>
-      <w:lvlJc w:val="left"/>
-      <w:pPr>
-        <w:tabs>
-          <w:tab w:val="num" w:pos="5760"/>
-        </w:tabs>
-        <w:ind w:left="5760" w:hanging="360"/>
-      </w:pPr>
-    </w:lvl>
-    <w:lvl w:ilvl="8" w:tentative="1">
-      <w:start w:val="1"/>
-      <w:numFmt w:val="decimal"/>
-      <w:lvlText w:val="%9."/>
-      <w:lvlJc w:val="left"/>
-      <w:pPr>
-        <w:tabs>
-          <w:tab w:val="num" w:pos="6480"/>
-        </w:tabs>
-        <w:ind w:left="6480" w:hanging="360"/>
-      </w:pPr>
-    </w:lvl>
-  </w:abstractNum>
-  <w:abstractNum w:abstractNumId="61" w15:restartNumberingAfterBreak="0">
-    <w:nsid w:val="7B9261C2"/>
-    <w:multiLevelType w:val="multilevel"/>
-    <w:tmpl w:val="505A2560"/>
+    <w:tmpl w:val="D29EA362"/>
     <w:lvl w:ilvl="0">
       <w:start w:val="1"/>
       <w:numFmt w:val="bullet"/>
@@ -70640,7 +74808,269 @@
       </w:rPr>
     </w:lvl>
   </w:abstractNum>
-  <w:abstractNum w:abstractNumId="62" w15:restartNumberingAfterBreak="0">
+  <w:abstractNum w:abstractNumId="66" w15:restartNumberingAfterBreak="0">
+    <w:nsid w:val="794531C0"/>
+    <w:multiLevelType w:val="multilevel"/>
+    <w:tmpl w:val="8BCC8D34"/>
+    <w:lvl w:ilvl="0">
+      <w:start w:val="1"/>
+      <w:numFmt w:val="decimal"/>
+      <w:lvlText w:val="%1."/>
+      <w:lvlJc w:val="left"/>
+      <w:pPr>
+        <w:tabs>
+          <w:tab w:val="num" w:pos="720"/>
+        </w:tabs>
+        <w:ind w:left="720" w:hanging="360"/>
+      </w:pPr>
+    </w:lvl>
+    <w:lvl w:ilvl="1" w:tentative="1">
+      <w:start w:val="1"/>
+      <w:numFmt w:val="decimal"/>
+      <w:lvlText w:val="%2."/>
+      <w:lvlJc w:val="left"/>
+      <w:pPr>
+        <w:tabs>
+          <w:tab w:val="num" w:pos="1440"/>
+        </w:tabs>
+        <w:ind w:left="1440" w:hanging="360"/>
+      </w:pPr>
+    </w:lvl>
+    <w:lvl w:ilvl="2" w:tentative="1">
+      <w:start w:val="1"/>
+      <w:numFmt w:val="decimal"/>
+      <w:lvlText w:val="%3."/>
+      <w:lvlJc w:val="left"/>
+      <w:pPr>
+        <w:tabs>
+          <w:tab w:val="num" w:pos="2160"/>
+        </w:tabs>
+        <w:ind w:left="2160" w:hanging="360"/>
+      </w:pPr>
+    </w:lvl>
+    <w:lvl w:ilvl="3" w:tentative="1">
+      <w:start w:val="1"/>
+      <w:numFmt w:val="decimal"/>
+      <w:lvlText w:val="%4."/>
+      <w:lvlJc w:val="left"/>
+      <w:pPr>
+        <w:tabs>
+          <w:tab w:val="num" w:pos="2880"/>
+        </w:tabs>
+        <w:ind w:left="2880" w:hanging="360"/>
+      </w:pPr>
+    </w:lvl>
+    <w:lvl w:ilvl="4" w:tentative="1">
+      <w:start w:val="1"/>
+      <w:numFmt w:val="decimal"/>
+      <w:lvlText w:val="%5."/>
+      <w:lvlJc w:val="left"/>
+      <w:pPr>
+        <w:tabs>
+          <w:tab w:val="num" w:pos="3600"/>
+        </w:tabs>
+        <w:ind w:left="3600" w:hanging="360"/>
+      </w:pPr>
+    </w:lvl>
+    <w:lvl w:ilvl="5" w:tentative="1">
+      <w:start w:val="1"/>
+      <w:numFmt w:val="decimal"/>
+      <w:lvlText w:val="%6."/>
+      <w:lvlJc w:val="left"/>
+      <w:pPr>
+        <w:tabs>
+          <w:tab w:val="num" w:pos="4320"/>
+        </w:tabs>
+        <w:ind w:left="4320" w:hanging="360"/>
+      </w:pPr>
+    </w:lvl>
+    <w:lvl w:ilvl="6" w:tentative="1">
+      <w:start w:val="1"/>
+      <w:numFmt w:val="decimal"/>
+      <w:lvlText w:val="%7."/>
+      <w:lvlJc w:val="left"/>
+      <w:pPr>
+        <w:tabs>
+          <w:tab w:val="num" w:pos="5040"/>
+        </w:tabs>
+        <w:ind w:left="5040" w:hanging="360"/>
+      </w:pPr>
+    </w:lvl>
+    <w:lvl w:ilvl="7" w:tentative="1">
+      <w:start w:val="1"/>
+      <w:numFmt w:val="decimal"/>
+      <w:lvlText w:val="%8."/>
+      <w:lvlJc w:val="left"/>
+      <w:pPr>
+        <w:tabs>
+          <w:tab w:val="num" w:pos="5760"/>
+        </w:tabs>
+        <w:ind w:left="5760" w:hanging="360"/>
+      </w:pPr>
+    </w:lvl>
+    <w:lvl w:ilvl="8" w:tentative="1">
+      <w:start w:val="1"/>
+      <w:numFmt w:val="decimal"/>
+      <w:lvlText w:val="%9."/>
+      <w:lvlJc w:val="left"/>
+      <w:pPr>
+        <w:tabs>
+          <w:tab w:val="num" w:pos="6480"/>
+        </w:tabs>
+        <w:ind w:left="6480" w:hanging="360"/>
+      </w:pPr>
+    </w:lvl>
+  </w:abstractNum>
+  <w:abstractNum w:abstractNumId="67" w15:restartNumberingAfterBreak="0">
+    <w:nsid w:val="7B9261C2"/>
+    <w:multiLevelType w:val="multilevel"/>
+    <w:tmpl w:val="505A2560"/>
+    <w:lvl w:ilvl="0">
+      <w:start w:val="1"/>
+      <w:numFmt w:val="bullet"/>
+      <w:lvlText w:val=""/>
+      <w:lvlJc w:val="left"/>
+      <w:pPr>
+        <w:tabs>
+          <w:tab w:val="num" w:pos="720"/>
+        </w:tabs>
+        <w:ind w:left="720" w:hanging="360"/>
+      </w:pPr>
+      <w:rPr>
+        <w:rFonts w:ascii="Symbol" w:hAnsi="Symbol" w:hint="default"/>
+        <w:sz w:val="20"/>
+      </w:rPr>
+    </w:lvl>
+    <w:lvl w:ilvl="1" w:tentative="1">
+      <w:start w:val="1"/>
+      <w:numFmt w:val="bullet"/>
+      <w:lvlText w:val="o"/>
+      <w:lvlJc w:val="left"/>
+      <w:pPr>
+        <w:tabs>
+          <w:tab w:val="num" w:pos="1440"/>
+        </w:tabs>
+        <w:ind w:left="1440" w:hanging="360"/>
+      </w:pPr>
+      <w:rPr>
+        <w:rFonts w:ascii="Courier New" w:hAnsi="Courier New" w:hint="default"/>
+        <w:sz w:val="20"/>
+      </w:rPr>
+    </w:lvl>
+    <w:lvl w:ilvl="2" w:tentative="1">
+      <w:start w:val="1"/>
+      <w:numFmt w:val="bullet"/>
+      <w:lvlText w:val=""/>
+      <w:lvlJc w:val="left"/>
+      <w:pPr>
+        <w:tabs>
+          <w:tab w:val="num" w:pos="2160"/>
+        </w:tabs>
+        <w:ind w:left="2160" w:hanging="360"/>
+      </w:pPr>
+      <w:rPr>
+        <w:rFonts w:ascii="Wingdings" w:hAnsi="Wingdings" w:hint="default"/>
+        <w:sz w:val="20"/>
+      </w:rPr>
+    </w:lvl>
+    <w:lvl w:ilvl="3" w:tentative="1">
+      <w:start w:val="1"/>
+      <w:numFmt w:val="bullet"/>
+      <w:lvlText w:val=""/>
+      <w:lvlJc w:val="left"/>
+      <w:pPr>
+        <w:tabs>
+          <w:tab w:val="num" w:pos="2880"/>
+        </w:tabs>
+        <w:ind w:left="2880" w:hanging="360"/>
+      </w:pPr>
+      <w:rPr>
+        <w:rFonts w:ascii="Wingdings" w:hAnsi="Wingdings" w:hint="default"/>
+        <w:sz w:val="20"/>
+      </w:rPr>
+    </w:lvl>
+    <w:lvl w:ilvl="4" w:tentative="1">
+      <w:start w:val="1"/>
+      <w:numFmt w:val="bullet"/>
+      <w:lvlText w:val=""/>
+      <w:lvlJc w:val="left"/>
+      <w:pPr>
+        <w:tabs>
+          <w:tab w:val="num" w:pos="3600"/>
+        </w:tabs>
+        <w:ind w:left="3600" w:hanging="360"/>
+      </w:pPr>
+      <w:rPr>
+        <w:rFonts w:ascii="Wingdings" w:hAnsi="Wingdings" w:hint="default"/>
+        <w:sz w:val="20"/>
+      </w:rPr>
+    </w:lvl>
+    <w:lvl w:ilvl="5" w:tentative="1">
+      <w:start w:val="1"/>
+      <w:numFmt w:val="bullet"/>
+      <w:lvlText w:val=""/>
+      <w:lvlJc w:val="left"/>
+      <w:pPr>
+        <w:tabs>
+          <w:tab w:val="num" w:pos="4320"/>
+        </w:tabs>
+        <w:ind w:left="4320" w:hanging="360"/>
+      </w:pPr>
+      <w:rPr>
+        <w:rFonts w:ascii="Wingdings" w:hAnsi="Wingdings" w:hint="default"/>
+        <w:sz w:val="20"/>
+      </w:rPr>
+    </w:lvl>
+    <w:lvl w:ilvl="6" w:tentative="1">
+      <w:start w:val="1"/>
+      <w:numFmt w:val="bullet"/>
+      <w:lvlText w:val=""/>
+      <w:lvlJc w:val="left"/>
+      <w:pPr>
+        <w:tabs>
+          <w:tab w:val="num" w:pos="5040"/>
+        </w:tabs>
+        <w:ind w:left="5040" w:hanging="360"/>
+      </w:pPr>
+      <w:rPr>
+        <w:rFonts w:ascii="Wingdings" w:hAnsi="Wingdings" w:hint="default"/>
+        <w:sz w:val="20"/>
+      </w:rPr>
+    </w:lvl>
+    <w:lvl w:ilvl="7" w:tentative="1">
+      <w:start w:val="1"/>
+      <w:numFmt w:val="bullet"/>
+      <w:lvlText w:val=""/>
+      <w:lvlJc w:val="left"/>
+      <w:pPr>
+        <w:tabs>
+          <w:tab w:val="num" w:pos="5760"/>
+        </w:tabs>
+        <w:ind w:left="5760" w:hanging="360"/>
+      </w:pPr>
+      <w:rPr>
+        <w:rFonts w:ascii="Wingdings" w:hAnsi="Wingdings" w:hint="default"/>
+        <w:sz w:val="20"/>
+      </w:rPr>
+    </w:lvl>
+    <w:lvl w:ilvl="8" w:tentative="1">
+      <w:start w:val="1"/>
+      <w:numFmt w:val="bullet"/>
+      <w:lvlText w:val=""/>
+      <w:lvlJc w:val="left"/>
+      <w:pPr>
+        <w:tabs>
+          <w:tab w:val="num" w:pos="6480"/>
+        </w:tabs>
+        <w:ind w:left="6480" w:hanging="360"/>
+      </w:pPr>
+      <w:rPr>
+        <w:rFonts w:ascii="Wingdings" w:hAnsi="Wingdings" w:hint="default"/>
+        <w:sz w:val="20"/>
+      </w:rPr>
+    </w:lvl>
+  </w:abstractNum>
+  <w:abstractNum w:abstractNumId="68" w15:restartNumberingAfterBreak="0">
     <w:nsid w:val="7C2731F2"/>
     <w:multiLevelType w:val="multilevel"/>
     <w:tmpl w:val="A0E03020"/>
@@ -71069,25 +75499,25 @@
     </w:lvlOverride>
   </w:num>
   <w:num w:numId="13" w16cid:durableId="1346713595">
-    <w:abstractNumId w:val="62"/>
+    <w:abstractNumId w:val="68"/>
   </w:num>
   <w:num w:numId="14" w16cid:durableId="1323196369">
-    <w:abstractNumId w:val="45"/>
+    <w:abstractNumId w:val="51"/>
   </w:num>
   <w:num w:numId="15" w16cid:durableId="1155759885">
-    <w:abstractNumId w:val="28"/>
+    <w:abstractNumId w:val="29"/>
   </w:num>
   <w:num w:numId="16" w16cid:durableId="2102484975">
     <w:abstractNumId w:val="6"/>
   </w:num>
   <w:num w:numId="17" w16cid:durableId="798230816">
-    <w:abstractNumId w:val="16"/>
+    <w:abstractNumId w:val="17"/>
   </w:num>
   <w:num w:numId="18" w16cid:durableId="1399396594">
-    <w:abstractNumId w:val="42"/>
+    <w:abstractNumId w:val="46"/>
   </w:num>
   <w:num w:numId="19" w16cid:durableId="744686741">
-    <w:abstractNumId w:val="57"/>
+    <w:abstractNumId w:val="63"/>
   </w:num>
   <w:num w:numId="20" w16cid:durableId="1059209537">
     <w:abstractNumId w:val="9"/>
@@ -71423,37 +75853,37 @@
     </w:lvlOverride>
   </w:num>
   <w:num w:numId="32" w16cid:durableId="1449930621">
-    <w:abstractNumId w:val="36"/>
+    <w:abstractNumId w:val="39"/>
   </w:num>
   <w:num w:numId="33" w16cid:durableId="1764452740">
-    <w:abstractNumId w:val="48"/>
+    <w:abstractNumId w:val="54"/>
   </w:num>
   <w:num w:numId="34" w16cid:durableId="712584618">
     <w:abstractNumId w:val="3"/>
   </w:num>
   <w:num w:numId="35" w16cid:durableId="1905094992">
-    <w:abstractNumId w:val="32"/>
+    <w:abstractNumId w:val="35"/>
   </w:num>
   <w:num w:numId="36" w16cid:durableId="1205674703">
+    <w:abstractNumId w:val="47"/>
+  </w:num>
+  <w:num w:numId="37" w16cid:durableId="205921299">
+    <w:abstractNumId w:val="55"/>
+  </w:num>
+  <w:num w:numId="38" w16cid:durableId="66466147">
     <w:abstractNumId w:val="43"/>
   </w:num>
-  <w:num w:numId="37" w16cid:durableId="205921299">
-    <w:abstractNumId w:val="49"/>
-  </w:num>
-  <w:num w:numId="38" w16cid:durableId="66466147">
-    <w:abstractNumId w:val="40"/>
-  </w:num>
   <w:num w:numId="39" w16cid:durableId="708261918">
-    <w:abstractNumId w:val="23"/>
+    <w:abstractNumId w:val="24"/>
   </w:num>
   <w:num w:numId="40" w16cid:durableId="652299637">
-    <w:abstractNumId w:val="29"/>
+    <w:abstractNumId w:val="30"/>
   </w:num>
   <w:num w:numId="41" w16cid:durableId="2065132954">
-    <w:abstractNumId w:val="26"/>
+    <w:abstractNumId w:val="27"/>
   </w:num>
   <w:num w:numId="42" w16cid:durableId="1209295668">
-    <w:abstractNumId w:val="60"/>
+    <w:abstractNumId w:val="66"/>
   </w:num>
   <w:num w:numId="43" w16cid:durableId="1591965633">
     <w:abstractNumId w:val="9"/>
@@ -71486,31 +75916,31 @@
     </w:lvlOverride>
   </w:num>
   <w:num w:numId="44" w16cid:durableId="365369752">
-    <w:abstractNumId w:val="52"/>
+    <w:abstractNumId w:val="58"/>
   </w:num>
   <w:num w:numId="45" w16cid:durableId="1487629436">
+    <w:abstractNumId w:val="62"/>
+  </w:num>
+  <w:num w:numId="46" w16cid:durableId="1341396786">
+    <w:abstractNumId w:val="40"/>
+  </w:num>
+  <w:num w:numId="47" w16cid:durableId="1443458443">
     <w:abstractNumId w:val="56"/>
   </w:num>
-  <w:num w:numId="46" w16cid:durableId="1341396786">
-    <w:abstractNumId w:val="37"/>
-  </w:num>
-  <w:num w:numId="47" w16cid:durableId="1443458443">
-    <w:abstractNumId w:val="50"/>
-  </w:num>
   <w:num w:numId="48" w16cid:durableId="1136221480">
-    <w:abstractNumId w:val="38"/>
+    <w:abstractNumId w:val="41"/>
   </w:num>
   <w:num w:numId="49" w16cid:durableId="477578994">
-    <w:abstractNumId w:val="41"/>
+    <w:abstractNumId w:val="45"/>
   </w:num>
   <w:num w:numId="50" w16cid:durableId="660502793">
     <w:abstractNumId w:val="2"/>
   </w:num>
   <w:num w:numId="51" w16cid:durableId="166403305">
-    <w:abstractNumId w:val="13"/>
+    <w:abstractNumId w:val="14"/>
   </w:num>
   <w:num w:numId="52" w16cid:durableId="2078477771">
-    <w:abstractNumId w:val="33"/>
+    <w:abstractNumId w:val="36"/>
   </w:num>
   <w:num w:numId="53" w16cid:durableId="1464538900">
     <w:abstractNumId w:val="9"/>
@@ -71549,94 +75979,112 @@
     <w:abstractNumId w:val="7"/>
   </w:num>
   <w:num w:numId="56" w16cid:durableId="452556918">
-    <w:abstractNumId w:val="19"/>
+    <w:abstractNumId w:val="20"/>
   </w:num>
   <w:num w:numId="57" w16cid:durableId="1705400653">
-    <w:abstractNumId w:val="46"/>
+    <w:abstractNumId w:val="52"/>
   </w:num>
   <w:num w:numId="58" w16cid:durableId="1069614062">
-    <w:abstractNumId w:val="14"/>
+    <w:abstractNumId w:val="15"/>
   </w:num>
   <w:num w:numId="59" w16cid:durableId="1102408631">
-    <w:abstractNumId w:val="17"/>
+    <w:abstractNumId w:val="18"/>
   </w:num>
   <w:num w:numId="60" w16cid:durableId="90323499">
-    <w:abstractNumId w:val="30"/>
+    <w:abstractNumId w:val="31"/>
   </w:num>
   <w:num w:numId="61" w16cid:durableId="1565409578">
-    <w:abstractNumId w:val="55"/>
+    <w:abstractNumId w:val="61"/>
   </w:num>
   <w:num w:numId="62" w16cid:durableId="1476532716">
-    <w:abstractNumId w:val="39"/>
+    <w:abstractNumId w:val="42"/>
   </w:num>
   <w:num w:numId="63" w16cid:durableId="736318309">
-    <w:abstractNumId w:val="35"/>
+    <w:abstractNumId w:val="38"/>
   </w:num>
   <w:num w:numId="64" w16cid:durableId="437801516">
     <w:abstractNumId w:val="8"/>
   </w:num>
   <w:num w:numId="65" w16cid:durableId="1065837665">
-    <w:abstractNumId w:val="54"/>
+    <w:abstractNumId w:val="60"/>
   </w:num>
   <w:num w:numId="66" w16cid:durableId="2087026680">
-    <w:abstractNumId w:val="58"/>
+    <w:abstractNumId w:val="64"/>
   </w:num>
   <w:num w:numId="67" w16cid:durableId="1032995254">
-    <w:abstractNumId w:val="18"/>
+    <w:abstractNumId w:val="19"/>
   </w:num>
   <w:num w:numId="68" w16cid:durableId="718943573">
-    <w:abstractNumId w:val="61"/>
+    <w:abstractNumId w:val="67"/>
   </w:num>
   <w:num w:numId="69" w16cid:durableId="77413383">
-    <w:abstractNumId w:val="51"/>
+    <w:abstractNumId w:val="57"/>
   </w:num>
   <w:num w:numId="70" w16cid:durableId="591857402">
     <w:abstractNumId w:val="4"/>
   </w:num>
   <w:num w:numId="71" w16cid:durableId="2029212028">
+    <w:abstractNumId w:val="59"/>
+  </w:num>
+  <w:num w:numId="72" w16cid:durableId="123282013">
+    <w:abstractNumId w:val="21"/>
+  </w:num>
+  <w:num w:numId="73" w16cid:durableId="657223140">
+    <w:abstractNumId w:val="22"/>
+  </w:num>
+  <w:num w:numId="74" w16cid:durableId="972250409">
     <w:abstractNumId w:val="53"/>
   </w:num>
-  <w:num w:numId="72" w16cid:durableId="123282013">
-    <w:abstractNumId w:val="20"/>
-  </w:num>
-  <w:num w:numId="73" w16cid:durableId="657223140">
-    <w:abstractNumId w:val="21"/>
-  </w:num>
-  <w:num w:numId="74" w16cid:durableId="972250409">
-    <w:abstractNumId w:val="47"/>
-  </w:num>
   <w:num w:numId="75" w16cid:durableId="1438452994">
-    <w:abstractNumId w:val="22"/>
+    <w:abstractNumId w:val="23"/>
   </w:num>
   <w:num w:numId="76" w16cid:durableId="162867171">
-    <w:abstractNumId w:val="27"/>
+    <w:abstractNumId w:val="28"/>
   </w:num>
   <w:num w:numId="77" w16cid:durableId="876160555">
-    <w:abstractNumId w:val="59"/>
+    <w:abstractNumId w:val="65"/>
   </w:num>
   <w:num w:numId="78" w16cid:durableId="1951470735">
-    <w:abstractNumId w:val="24"/>
+    <w:abstractNumId w:val="25"/>
   </w:num>
   <w:num w:numId="79" w16cid:durableId="414135374">
-    <w:abstractNumId w:val="44"/>
+    <w:abstractNumId w:val="50"/>
   </w:num>
   <w:num w:numId="80" w16cid:durableId="1405832287">
-    <w:abstractNumId w:val="25"/>
+    <w:abstractNumId w:val="26"/>
   </w:num>
   <w:num w:numId="81" w16cid:durableId="1052268889">
-    <w:abstractNumId w:val="31"/>
+    <w:abstractNumId w:val="33"/>
   </w:num>
   <w:num w:numId="82" w16cid:durableId="609240743">
-    <w:abstractNumId w:val="15"/>
+    <w:abstractNumId w:val="16"/>
   </w:num>
   <w:num w:numId="83" w16cid:durableId="1728407066">
-    <w:abstractNumId w:val="34"/>
+    <w:abstractNumId w:val="37"/>
   </w:num>
   <w:num w:numId="84" w16cid:durableId="604768973">
     <w:abstractNumId w:val="11"/>
   </w:num>
   <w:num w:numId="85" w16cid:durableId="571431402">
+    <w:abstractNumId w:val="13"/>
+  </w:num>
+  <w:num w:numId="86" w16cid:durableId="1519275120">
+    <w:abstractNumId w:val="49"/>
+  </w:num>
+  <w:num w:numId="87" w16cid:durableId="1515800767">
+    <w:abstractNumId w:val="34"/>
+  </w:num>
+  <w:num w:numId="88" w16cid:durableId="1612735436">
+    <w:abstractNumId w:val="44"/>
+  </w:num>
+  <w:num w:numId="89" w16cid:durableId="1837836712">
     <w:abstractNumId w:val="12"/>
+  </w:num>
+  <w:num w:numId="90" w16cid:durableId="2125733439">
+    <w:abstractNumId w:val="32"/>
+  </w:num>
+  <w:num w:numId="91" w16cid:durableId="141779879">
+    <w:abstractNumId w:val="48"/>
   </w:num>
   <w:numIdMacAtCleanup w:val="37"/>
 </w:numbering>
@@ -72540,7 +76988,7 @@
     <w:link w:val="FormelZchn"/>
     <w:autoRedefine/>
     <w:qFormat/>
-    <w:rsid w:val="00B3678B"/>
+    <w:rsid w:val="00D0088C"/>
     <w:pPr>
       <w:tabs>
         <w:tab w:val="left" w:pos="7088"/>
@@ -72558,7 +77006,7 @@
   <w:style w:type="character" w:customStyle="1" w:styleId="FormelZchn">
     <w:name w:val="Formel Zchn"/>
     <w:link w:val="Formel"/>
-    <w:rsid w:val="00B3678B"/>
+    <w:rsid w:val="00D0088C"/>
     <w:rPr>
       <w:rFonts w:ascii="Cambria Math" w:hAnsi="Cambria Math"/>
       <w:i/>
